--- a/碩一/TOEIC/介係詞代名詞.docx
+++ b/碩一/TOEIC/介係詞代名詞.docx
@@ -350,16 +350,8 @@
       </w:r>
     </w:p>
     <w:p>
-      <w:pPr>
-        <w:rPr>
-          <w:rFonts w:hint="eastAsia"/>
-        </w:rPr>
-      </w:pPr>
-      <w:r>
-        <w:t>R</w:t>
-      </w:r>
-      <w:r>
-        <w:t>eassure</w:t>
+      <w:r>
+        <w:t>Reassure</w:t>
       </w:r>
       <w:r>
         <w:t xml:space="preserve"> v.</w:t>
@@ -710,10 +702,7 @@
       </w:r>
       <w:proofErr w:type="gramStart"/>
       <w:r>
-        <w:t>C</w:t>
-      </w:r>
-      <w:r>
-        <w:t>ollaboratively</w:t>
+        <w:t>Collaboratively</w:t>
       </w:r>
       <w:proofErr w:type="gramEnd"/>
       <w:r>
@@ -812,11 +801,6 @@
       </w:r>
     </w:p>
     <w:p>
-      <w:pPr>
-        <w:rPr>
-          <w:rFonts w:hint="eastAsia"/>
-        </w:rPr>
-      </w:pPr>
       <w:r>
         <w:t>Ans</w:t>
       </w:r>
@@ -833,19 +817,8 @@
         <w:t>Although</w:t>
       </w:r>
     </w:p>
-    <w:p>
-      <w:pPr>
-        <w:rPr>
-          <w:rFonts w:hint="eastAsia"/>
-        </w:rPr>
-      </w:pPr>
-    </w:p>
-    <w:p>
-      <w:pPr>
-        <w:rPr>
-          <w:rFonts w:hint="eastAsia"/>
-        </w:rPr>
-      </w:pPr>
+    <w:p/>
+    <w:p>
       <w:r>
         <w:rPr>
           <w:rFonts w:hint="eastAsia"/>
@@ -1041,11 +1014,6 @@
       </w:r>
     </w:p>
     <w:p>
-      <w:pPr>
-        <w:rPr>
-          <w:rFonts w:hint="eastAsia"/>
-        </w:rPr>
-      </w:pPr>
       <w:r>
         <w:t>(C)independent</w:t>
       </w:r>
@@ -1125,11 +1093,6 @@
       </w:r>
     </w:p>
     <w:p>
-      <w:pPr>
-        <w:rPr>
-          <w:rFonts w:hint="eastAsia"/>
-        </w:rPr>
-      </w:pPr>
       <w:r>
         <w:rPr>
           <w:rFonts w:hint="eastAsia"/>
@@ -1196,10 +1159,7 @@
     </w:p>
     <w:p>
       <w:r>
-        <w:t>intensive</w:t>
-      </w:r>
-      <w:r>
-        <w:t xml:space="preserve"> adj</w:t>
+        <w:t>intensive adj</w:t>
       </w:r>
       <w:r>
         <w:rPr>
@@ -1247,13 +1207,7 @@
         <w:t>新進人員</w:t>
       </w:r>
     </w:p>
-    <w:p>
-      <w:pPr>
-        <w:rPr>
-          <w:rFonts w:hint="eastAsia"/>
-        </w:rPr>
-      </w:pPr>
-    </w:p>
+    <w:p/>
     <w:p>
       <w:r>
         <w:rPr>
@@ -1309,6 +1263,242 @@
       </w:r>
     </w:p>
     <w:p/>
+    <w:p/>
+    <w:p>
+      <w:pPr>
+        <w:rPr>
+          <w:rFonts w:hint="eastAsia"/>
+        </w:rPr>
+      </w:pPr>
+      <w:r>
+        <w:t xml:space="preserve">To ensure personal </w:t>
+      </w:r>
+      <w:proofErr w:type="spellStart"/>
+      <w:proofErr w:type="gramStart"/>
+      <w:r>
+        <w:t>hygiene,wipe</w:t>
+      </w:r>
+      <w:proofErr w:type="spellEnd"/>
+      <w:proofErr w:type="gramEnd"/>
+      <w:r>
+        <w:t xml:space="preserve"> the surface of your mobile phone with a </w:t>
+      </w:r>
+      <w:r>
+        <w:rPr>
+          <w:color w:val="FF0000"/>
+        </w:rPr>
+        <w:t>clean</w:t>
+      </w:r>
+      <w:r>
+        <w:rPr>
+          <w:rFonts w:hint="eastAsia"/>
+          <w:color w:val="FF0000"/>
+        </w:rPr>
+        <w:t xml:space="preserve"> </w:t>
+      </w:r>
+      <w:r>
+        <w:rPr>
+          <w:color w:val="000000" w:themeColor="text1"/>
+          <w:highlight w:val="yellow"/>
+        </w:rPr>
+        <w:t>moist</w:t>
+      </w:r>
+      <w:r>
+        <w:rPr>
+          <w:color w:val="000000" w:themeColor="text1"/>
+        </w:rPr>
+        <w:t xml:space="preserve"> </w:t>
+      </w:r>
+      <w:r>
+        <w:rPr>
+          <w:color w:val="FF0000"/>
+        </w:rPr>
+        <w:t xml:space="preserve">cloth </w:t>
+      </w:r>
+      <w:r>
+        <w:t>frequently.(A)moisture</w:t>
+      </w:r>
+      <w:r>
+        <w:rPr>
+          <w:rFonts w:hint="eastAsia"/>
+        </w:rPr>
+        <w:t>濕氣</w:t>
+      </w:r>
+      <w:r>
+        <w:rPr>
+          <w:rFonts w:hint="eastAsia"/>
+        </w:rPr>
+        <w:t xml:space="preserve"> </w:t>
+      </w:r>
+      <w:r>
+        <w:t>n</w:t>
+      </w:r>
+      <w:r>
+        <w:t>(B)moisturizer</w:t>
+      </w:r>
+      <w:r>
+        <w:rPr>
+          <w:rFonts w:hint="eastAsia"/>
+        </w:rPr>
+        <w:t>保濕品</w:t>
+      </w:r>
+      <w:r>
+        <w:rPr>
+          <w:rFonts w:hint="eastAsia"/>
+        </w:rPr>
+        <w:t xml:space="preserve"> </w:t>
+      </w:r>
+      <w:r>
+        <w:t>n</w:t>
+      </w:r>
+      <w:r>
+        <w:t>(C)moisten</w:t>
+      </w:r>
+      <w:r>
+        <w:rPr>
+          <w:rFonts w:hint="eastAsia"/>
+        </w:rPr>
+        <w:t>弄濕</w:t>
+      </w:r>
+      <w:r>
+        <w:rPr>
+          <w:rFonts w:hint="eastAsia"/>
+        </w:rPr>
+        <w:t xml:space="preserve"> </w:t>
+      </w:r>
+      <w:r>
+        <w:t>v</w:t>
+      </w:r>
+      <w:r>
+        <w:rPr>
+          <w:highlight w:val="yellow"/>
+        </w:rPr>
+        <w:t>(D)moist</w:t>
+      </w:r>
+      <w:r>
+        <w:t xml:space="preserve"> </w:t>
+      </w:r>
+      <w:r>
+        <w:rPr>
+          <w:rFonts w:hint="eastAsia"/>
+          <w:highlight w:val="yellow"/>
+        </w:rPr>
+        <w:t>濕的</w:t>
+      </w:r>
+      <w:r>
+        <w:rPr>
+          <w:rFonts w:hint="eastAsia"/>
+        </w:rPr>
+        <w:t xml:space="preserve"> </w:t>
+      </w:r>
+      <w:r>
+        <w:t>adj</w:t>
+      </w:r>
+    </w:p>
+    <w:p>
+      <w:r>
+        <w:t>H</w:t>
+      </w:r>
+      <w:r>
+        <w:t>ygiene</w:t>
+      </w:r>
+      <w:r>
+        <w:t xml:space="preserve"> n.</w:t>
+      </w:r>
+      <w:r>
+        <w:rPr>
+          <w:rFonts w:hint="eastAsia"/>
+        </w:rPr>
+        <w:t>衛生</w:t>
+      </w:r>
+      <w:r>
+        <w:rPr>
+          <w:rFonts w:hint="eastAsia"/>
+        </w:rPr>
+        <w:t>、</w:t>
+      </w:r>
+      <w:r>
+        <w:rPr>
+          <w:rFonts w:hint="eastAsia"/>
+        </w:rPr>
+        <w:t>w</w:t>
+      </w:r>
+      <w:r>
+        <w:t xml:space="preserve">ipe v </w:t>
+      </w:r>
+      <w:r>
+        <w:rPr>
+          <w:rFonts w:hint="eastAsia"/>
+        </w:rPr>
+        <w:t>擦拭</w:t>
+      </w:r>
+      <w:r>
+        <w:rPr>
+          <w:rFonts w:hint="eastAsia"/>
+        </w:rPr>
+        <w:t xml:space="preserve"> </w:t>
+      </w:r>
+    </w:p>
+    <w:p>
+      <w:r>
+        <w:t>Clean(adj)+</w:t>
+      </w:r>
+      <w:r>
+        <w:t xml:space="preserve">adj </w:t>
+      </w:r>
+      <w:r>
+        <w:t>+n</w:t>
+      </w:r>
+    </w:p>
+    <w:p>
+      <w:proofErr w:type="spellStart"/>
+      <w:r>
+        <w:rPr>
+          <w:rFonts w:hint="eastAsia"/>
+        </w:rPr>
+        <w:t>A</w:t>
+      </w:r>
+      <w:r>
+        <w:t>dj+Adj+N</w:t>
+      </w:r>
+      <w:proofErr w:type="spellEnd"/>
+      <w:r>
+        <w:t xml:space="preserve"> </w:t>
+      </w:r>
+    </w:p>
+    <w:p>
+      <w:proofErr w:type="spellStart"/>
+      <w:proofErr w:type="gramStart"/>
+      <w:r>
+        <w:t>Ex:It</w:t>
+      </w:r>
+      <w:proofErr w:type="gramEnd"/>
+      <w:r>
+        <w:t>,s</w:t>
+      </w:r>
+      <w:proofErr w:type="spellEnd"/>
+      <w:r>
+        <w:t xml:space="preserve"> a cold and wet day.</w:t>
+      </w:r>
+    </w:p>
+    <w:p>
+      <w:proofErr w:type="spellStart"/>
+      <w:r>
+        <w:t>Adj+en</w:t>
+      </w:r>
+      <w:proofErr w:type="spellEnd"/>
+      <w:r>
+        <w:t xml:space="preserve"> -&gt;v</w:t>
+      </w:r>
+    </w:p>
+    <w:p/>
+    <w:p>
+      <w:pPr>
+        <w:rPr>
+          <w:rFonts w:hint="eastAsia"/>
+        </w:rPr>
+      </w:pPr>
+    </w:p>
     <w:p>
       <w:pPr>
         <w:rPr>

--- a/碩一/TOEIC/介係詞代名詞.docx
+++ b/碩一/TOEIC/介係詞代名詞.docx
@@ -1265,11 +1265,6 @@
     <w:p/>
     <w:p/>
     <w:p>
-      <w:pPr>
-        <w:rPr>
-          <w:rFonts w:hint="eastAsia"/>
-        </w:rPr>
-      </w:pPr>
       <w:r>
         <w:t xml:space="preserve">To ensure personal </w:t>
       </w:r>
@@ -1397,13 +1392,7 @@
     </w:p>
     <w:p>
       <w:r>
-        <w:t>H</w:t>
-      </w:r>
-      <w:r>
-        <w:t>ygiene</w:t>
-      </w:r>
-      <w:r>
-        <w:t xml:space="preserve"> n.</w:t>
+        <w:t>Hygiene n.</w:t>
       </w:r>
       <w:r>
         <w:rPr>
@@ -1482,6 +1471,34 @@
       </w:r>
     </w:p>
     <w:p>
+      <w:pPr>
+        <w:rPr>
+          <w:rFonts w:hint="eastAsia"/>
+        </w:rPr>
+      </w:pPr>
+      <w:r>
+        <w:rPr>
+          <w:rFonts w:hint="eastAsia"/>
+        </w:rPr>
+        <w:t>A</w:t>
+      </w:r>
+      <w:r>
+        <w:t>ns:</w:t>
+      </w:r>
+      <w:r>
+        <w:rPr>
+          <w:highlight w:val="yellow"/>
+        </w:rPr>
+        <w:t xml:space="preserve"> </w:t>
+      </w:r>
+      <w:r>
+        <w:rPr>
+          <w:highlight w:val="yellow"/>
+        </w:rPr>
+        <w:t>moist</w:t>
+      </w:r>
+    </w:p>
+    <w:p>
       <w:proofErr w:type="spellStart"/>
       <w:r>
         <w:t>Adj+en</w:t>
@@ -1498,6 +1515,629 @@
           <w:rFonts w:hint="eastAsia"/>
         </w:rPr>
       </w:pPr>
+      <w:r>
+        <w:t xml:space="preserve">Research shows that constant </w:t>
+      </w:r>
+      <w:proofErr w:type="spellStart"/>
+      <w:r>
+        <w:t>self improvements</w:t>
+      </w:r>
+      <w:proofErr w:type="spellEnd"/>
+      <w:r>
+        <w:t xml:space="preserve"> are the best ways to ensure </w:t>
+      </w:r>
+      <w:proofErr w:type="spellStart"/>
+      <w:proofErr w:type="gramStart"/>
+      <w:r>
+        <w:t>one,s</w:t>
+      </w:r>
+      <w:proofErr w:type="spellEnd"/>
+      <w:proofErr w:type="gramEnd"/>
+      <w:r>
+        <w:t xml:space="preserve"> career development in </w:t>
+      </w:r>
+      <w:r>
+        <w:rPr>
+          <w:color w:val="FF0000"/>
+        </w:rPr>
+        <w:t xml:space="preserve">the </w:t>
+      </w:r>
+      <w:r>
+        <w:rPr>
+          <w:highlight w:val="yellow"/>
+        </w:rPr>
+        <w:t>increasingly</w:t>
+      </w:r>
+      <w:r>
+        <w:rPr>
+          <w:color w:val="FF0000"/>
+        </w:rPr>
+        <w:t xml:space="preserve"> </w:t>
+      </w:r>
+      <w:r>
+        <w:t>competitive workplace.(A)increasing</w:t>
+      </w:r>
+      <w:r>
+        <w:t xml:space="preserve"> adj</w:t>
+      </w:r>
+      <w:r>
+        <w:t>(B)increases</w:t>
+      </w:r>
+      <w:r>
+        <w:rPr>
+          <w:rFonts w:hint="eastAsia"/>
+        </w:rPr>
+        <w:t xml:space="preserve"> </w:t>
+      </w:r>
+      <w:r>
+        <w:t>v (</w:t>
+      </w:r>
+      <w:r>
+        <w:rPr>
+          <w:rFonts w:hint="eastAsia"/>
+        </w:rPr>
+        <w:t>單數</w:t>
+      </w:r>
+      <w:r>
+        <w:rPr>
+          <w:rFonts w:hint="eastAsia"/>
+        </w:rPr>
+        <w:t>)</w:t>
+      </w:r>
+      <w:r>
+        <w:rPr>
+          <w:highlight w:val="yellow"/>
+        </w:rPr>
+        <w:t>(C)increasingly</w:t>
+      </w:r>
+      <w:r>
+        <w:t xml:space="preserve"> adv </w:t>
+      </w:r>
+      <w:r>
+        <w:rPr>
+          <w:rFonts w:hint="eastAsia"/>
+        </w:rPr>
+        <w:t>增加</w:t>
+      </w:r>
+      <w:r>
+        <w:t>(D)increase</w:t>
+      </w:r>
+      <w:r>
+        <w:rPr>
+          <w:rFonts w:hint="eastAsia"/>
+        </w:rPr>
+        <w:t xml:space="preserve"> </w:t>
+      </w:r>
+      <w:r>
+        <w:t>v(</w:t>
+      </w:r>
+      <w:r>
+        <w:rPr>
+          <w:rFonts w:hint="eastAsia"/>
+        </w:rPr>
+        <w:t>原型</w:t>
+      </w:r>
+      <w:r>
+        <w:rPr>
+          <w:rFonts w:hint="eastAsia"/>
+        </w:rPr>
+        <w:t>)</w:t>
+      </w:r>
+    </w:p>
+    <w:p/>
+    <w:p>
+      <w:r>
+        <w:t>The/a/an(</w:t>
+      </w:r>
+      <w:r>
+        <w:rPr>
+          <w:rFonts w:hint="eastAsia"/>
+        </w:rPr>
+        <w:t>冠詞</w:t>
+      </w:r>
+      <w:r>
+        <w:rPr>
+          <w:rFonts w:hint="eastAsia"/>
+        </w:rPr>
+        <w:t>)</w:t>
+      </w:r>
+      <w:r>
+        <w:t>+</w:t>
+      </w:r>
+      <w:proofErr w:type="spellStart"/>
+      <w:r>
+        <w:t>Adv+Adj+N</w:t>
+      </w:r>
+      <w:proofErr w:type="spellEnd"/>
+      <w:r>
+        <w:rPr>
+          <w:rFonts w:hint="eastAsia"/>
+        </w:rPr>
+        <w:t>，缺一個副詞可以修飾形容詞</w:t>
+      </w:r>
+    </w:p>
+    <w:p>
+      <w:r>
+        <w:t>Ans:</w:t>
+      </w:r>
+      <w:r>
+        <w:rPr>
+          <w:highlight w:val="yellow"/>
+        </w:rPr>
+        <w:t xml:space="preserve"> </w:t>
+      </w:r>
+      <w:r>
+        <w:rPr>
+          <w:highlight w:val="yellow"/>
+        </w:rPr>
+        <w:t>increasingly</w:t>
+      </w:r>
+    </w:p>
+    <w:p>
+      <w:r>
+        <w:t>-</w:t>
+      </w:r>
+      <w:proofErr w:type="spellStart"/>
+      <w:r>
+        <w:t>ive</w:t>
+      </w:r>
+      <w:proofErr w:type="spellEnd"/>
+      <w:r>
+        <w:rPr>
+          <w:rFonts w:hint="eastAsia"/>
+        </w:rPr>
+        <w:t>結尾</w:t>
+      </w:r>
+      <w:r>
+        <w:rPr>
+          <w:rFonts w:hint="eastAsia"/>
+        </w:rPr>
+        <w:t>(</w:t>
+      </w:r>
+      <w:r>
+        <w:t>adj)</w:t>
+      </w:r>
+    </w:p>
+    <w:p>
+      <w:r>
+        <w:t>Competitive adj</w:t>
+      </w:r>
+      <w:r>
+        <w:rPr>
+          <w:rFonts w:hint="eastAsia"/>
+        </w:rPr>
+        <w:t>競爭的、</w:t>
+      </w:r>
+      <w:r>
+        <w:t>constant</w:t>
+      </w:r>
+      <w:r>
+        <w:rPr>
+          <w:rFonts w:hint="eastAsia"/>
+        </w:rPr>
+        <w:t xml:space="preserve"> a</w:t>
+      </w:r>
+      <w:r>
+        <w:t xml:space="preserve">dj </w:t>
+      </w:r>
+      <w:r>
+        <w:rPr>
+          <w:rFonts w:hint="eastAsia"/>
+        </w:rPr>
+        <w:t>持續的、</w:t>
+      </w:r>
+      <w:proofErr w:type="spellStart"/>
+      <w:r>
+        <w:rPr>
+          <w:rFonts w:hint="eastAsia"/>
+        </w:rPr>
+        <w:t>s</w:t>
+      </w:r>
+      <w:r>
+        <w:t>elf improvements</w:t>
+      </w:r>
+      <w:proofErr w:type="spellEnd"/>
+      <w:r>
+        <w:t xml:space="preserve"> </w:t>
+      </w:r>
+      <w:r>
+        <w:rPr>
+          <w:rFonts w:hint="eastAsia"/>
+        </w:rPr>
+        <w:t>自我增進</w:t>
+      </w:r>
+    </w:p>
+    <w:p/>
+    <w:p>
+      <w:r>
+        <w:t xml:space="preserve">There will be a briefing on </w:t>
+      </w:r>
+      <w:r>
+        <w:rPr>
+          <w:highlight w:val="yellow"/>
+        </w:rPr>
+        <w:t>what</w:t>
+      </w:r>
+      <w:r>
+        <w:t xml:space="preserve"> to prepare for the upcoming </w:t>
+      </w:r>
+      <w:proofErr w:type="gramStart"/>
+      <w:r>
+        <w:t>convention</w:t>
+      </w:r>
+      <w:r>
+        <w:t>.(</w:t>
+      </w:r>
+      <w:proofErr w:type="gramEnd"/>
+      <w:r>
+        <w:t>A)who</w:t>
+      </w:r>
+      <w:r>
+        <w:rPr>
+          <w:highlight w:val="yellow"/>
+        </w:rPr>
+        <w:t>(B)what</w:t>
+      </w:r>
+      <w:r>
+        <w:t>(C)where</w:t>
+      </w:r>
+      <w:r>
+        <w:rPr>
+          <w:rFonts w:hint="eastAsia"/>
+        </w:rPr>
+        <w:t>哪裡</w:t>
+      </w:r>
+      <w:r>
+        <w:t>(D)why</w:t>
+      </w:r>
+      <w:r>
+        <w:rPr>
+          <w:rFonts w:hint="eastAsia"/>
+        </w:rPr>
+        <w:t>為甚麼</w:t>
+      </w:r>
+    </w:p>
+    <w:p/>
+    <w:p>
+      <w:r>
+        <w:t>B</w:t>
+      </w:r>
+      <w:r>
+        <w:t>riefing</w:t>
+      </w:r>
+      <w:r>
+        <w:t xml:space="preserve"> n </w:t>
+      </w:r>
+      <w:r>
+        <w:rPr>
+          <w:rFonts w:hint="eastAsia"/>
+        </w:rPr>
+        <w:t>簡報、</w:t>
+      </w:r>
+      <w:r>
+        <w:t>convention</w:t>
+      </w:r>
+      <w:r>
+        <w:rPr>
+          <w:rFonts w:hint="eastAsia"/>
+        </w:rPr>
+        <w:t xml:space="preserve"> n</w:t>
+      </w:r>
+      <w:r>
+        <w:t xml:space="preserve"> </w:t>
+      </w:r>
+      <w:r>
+        <w:rPr>
+          <w:rFonts w:hint="eastAsia"/>
+        </w:rPr>
+        <w:t>會議</w:t>
+      </w:r>
+      <w:r>
+        <w:rPr>
+          <w:rFonts w:hint="eastAsia"/>
+        </w:rPr>
+        <w:t>/</w:t>
+      </w:r>
+      <w:r>
+        <w:rPr>
+          <w:rFonts w:hint="eastAsia"/>
+        </w:rPr>
+        <w:t>協定</w:t>
+      </w:r>
+      <w:r>
+        <w:rPr>
+          <w:rFonts w:hint="eastAsia"/>
+        </w:rPr>
+        <w:t>/</w:t>
+      </w:r>
+      <w:r>
+        <w:rPr>
+          <w:rFonts w:hint="eastAsia"/>
+        </w:rPr>
+        <w:t>習俗</w:t>
+      </w:r>
+    </w:p>
+    <w:p>
+      <w:r>
+        <w:rPr>
+          <w:rFonts w:hint="eastAsia"/>
+        </w:rPr>
+        <w:t>名詞子句</w:t>
+      </w:r>
+      <w:r>
+        <w:rPr>
+          <w:rFonts w:hint="eastAsia"/>
+        </w:rPr>
+        <w:t>:</w:t>
+      </w:r>
+      <w:proofErr w:type="spellStart"/>
+      <w:r>
+        <w:t>WhQ+S+</w:t>
+      </w:r>
+      <w:proofErr w:type="gramStart"/>
+      <w:r>
+        <w:t>V</w:t>
+      </w:r>
+      <w:proofErr w:type="spellEnd"/>
+      <w:r>
+        <w:t xml:space="preserve"> :</w:t>
+      </w:r>
+      <w:proofErr w:type="gramEnd"/>
+      <w:r>
+        <w:t xml:space="preserve"> I </w:t>
+      </w:r>
+      <w:proofErr w:type="spellStart"/>
+      <w:r>
+        <w:t>don,t</w:t>
+      </w:r>
+      <w:proofErr w:type="spellEnd"/>
+      <w:r>
+        <w:t xml:space="preserve"> know where I should go.</w:t>
+      </w:r>
+    </w:p>
+    <w:p>
+      <w:r>
+        <w:rPr>
+          <w:rFonts w:hint="eastAsia"/>
+        </w:rPr>
+        <w:t>名詞片語</w:t>
+      </w:r>
+      <w:r>
+        <w:rPr>
+          <w:rFonts w:hint="eastAsia"/>
+        </w:rPr>
+        <w:t>:</w:t>
+      </w:r>
+      <w:proofErr w:type="spellStart"/>
+      <w:r>
+        <w:t>WhQ+to</w:t>
+      </w:r>
+      <w:proofErr w:type="spellEnd"/>
+      <w:r>
+        <w:t xml:space="preserve"> </w:t>
+      </w:r>
+      <w:proofErr w:type="gramStart"/>
+      <w:r>
+        <w:t>V:I</w:t>
+      </w:r>
+      <w:proofErr w:type="gramEnd"/>
+      <w:r>
+        <w:t xml:space="preserve"> </w:t>
+      </w:r>
+      <w:proofErr w:type="spellStart"/>
+      <w:r>
+        <w:t>don,t</w:t>
+      </w:r>
+      <w:proofErr w:type="spellEnd"/>
+      <w:r>
+        <w:t xml:space="preserve"> know where to go.</w:t>
+      </w:r>
+    </w:p>
+    <w:p/>
+    <w:p>
+      <w:r>
+        <w:t>We got to the train station</w:t>
+      </w:r>
+      <w:r>
+        <w:t xml:space="preserve"> just </w:t>
+      </w:r>
+      <w:r>
+        <w:rPr>
+          <w:highlight w:val="yellow"/>
+        </w:rPr>
+        <w:t>before</w:t>
+      </w:r>
+      <w:r>
+        <w:t xml:space="preserve"> the train </w:t>
+      </w:r>
+      <w:proofErr w:type="spellStart"/>
+      <w:proofErr w:type="gramStart"/>
+      <w:r>
+        <w:t>left,or</w:t>
+      </w:r>
+      <w:proofErr w:type="spellEnd"/>
+      <w:proofErr w:type="gramEnd"/>
+      <w:r>
+        <w:t xml:space="preserve"> we would have missed it. </w:t>
+      </w:r>
+      <w:r>
+        <w:rPr>
+          <w:highlight w:val="yellow"/>
+        </w:rPr>
+        <w:t>(A)before</w:t>
+      </w:r>
+      <w:r>
+        <w:rPr>
+          <w:rFonts w:hint="eastAsia"/>
+          <w:highlight w:val="yellow"/>
+        </w:rPr>
+        <w:t>在</w:t>
+      </w:r>
+      <w:r>
+        <w:rPr>
+          <w:rFonts w:hint="eastAsia"/>
+          <w:highlight w:val="yellow"/>
+        </w:rPr>
+        <w:t>.</w:t>
+      </w:r>
+      <w:r>
+        <w:rPr>
+          <w:highlight w:val="yellow"/>
+        </w:rPr>
+        <w:t>.</w:t>
+      </w:r>
+      <w:r>
+        <w:rPr>
+          <w:rFonts w:hint="eastAsia"/>
+          <w:highlight w:val="yellow"/>
+        </w:rPr>
+        <w:t>之前</w:t>
+      </w:r>
+      <w:r>
+        <w:t>B)while</w:t>
+      </w:r>
+      <w:r>
+        <w:rPr>
+          <w:rFonts w:hint="eastAsia"/>
+        </w:rPr>
+        <w:t>正當</w:t>
+      </w:r>
+      <w:r>
+        <w:t>…</w:t>
+      </w:r>
+      <w:r>
+        <w:t>(C)after</w:t>
+      </w:r>
+      <w:r>
+        <w:rPr>
+          <w:rFonts w:hint="eastAsia"/>
+        </w:rPr>
+        <w:t>在</w:t>
+      </w:r>
+      <w:r>
+        <w:rPr>
+          <w:rFonts w:hint="eastAsia"/>
+        </w:rPr>
+        <w:t>.</w:t>
+      </w:r>
+      <w:r>
+        <w:t>.</w:t>
+      </w:r>
+      <w:r>
+        <w:rPr>
+          <w:rFonts w:hint="eastAsia"/>
+        </w:rPr>
+        <w:t>之後</w:t>
+      </w:r>
+      <w:r>
+        <w:t>(D)when</w:t>
+      </w:r>
+      <w:r>
+        <w:rPr>
+          <w:rFonts w:hint="eastAsia"/>
+        </w:rPr>
+        <w:t>當</w:t>
+      </w:r>
+      <w:r>
+        <w:rPr>
+          <w:rFonts w:hint="eastAsia"/>
+        </w:rPr>
+        <w:t>.</w:t>
+      </w:r>
+      <w:r>
+        <w:t>.</w:t>
+      </w:r>
+    </w:p>
+    <w:p/>
+    <w:p>
+      <w:r>
+        <w:t xml:space="preserve">Just </w:t>
+      </w:r>
+      <w:r>
+        <w:rPr>
+          <w:rFonts w:hint="eastAsia"/>
+        </w:rPr>
+        <w:t>正</w:t>
+      </w:r>
+      <w:r>
+        <w:t>…</w:t>
+      </w:r>
+      <w:r>
+        <w:rPr>
+          <w:rFonts w:hint="eastAsia"/>
+        </w:rPr>
+        <w:t>、</w:t>
+      </w:r>
+      <w:r>
+        <w:rPr>
+          <w:rFonts w:hint="eastAsia"/>
+        </w:rPr>
+        <w:t>o</w:t>
+      </w:r>
+      <w:r>
+        <w:t xml:space="preserve">r </w:t>
+      </w:r>
+      <w:r>
+        <w:rPr>
+          <w:rFonts w:hint="eastAsia"/>
+        </w:rPr>
+        <w:t>否則</w:t>
+      </w:r>
+    </w:p>
+    <w:p>
+      <w:pPr>
+        <w:rPr>
+          <w:rFonts w:hint="eastAsia"/>
+        </w:rPr>
+      </w:pPr>
+      <w:r>
+        <w:t>While A “be” Ving, B “be” Ving.</w:t>
+      </w:r>
+    </w:p>
+    <w:p>
+      <w:r>
+        <w:t xml:space="preserve">After I closed my </w:t>
+      </w:r>
+      <w:proofErr w:type="spellStart"/>
+      <w:proofErr w:type="gramStart"/>
+      <w:r>
+        <w:t>door,then</w:t>
+      </w:r>
+      <w:proofErr w:type="spellEnd"/>
+      <w:proofErr w:type="gramEnd"/>
+      <w:r>
+        <w:t xml:space="preserve"> I drove off. </w:t>
+      </w:r>
+      <w:r>
+        <w:rPr>
+          <w:rFonts w:hint="eastAsia"/>
+        </w:rPr>
+        <w:t>我關起了車門後才開走</w:t>
+      </w:r>
+    </w:p>
+    <w:p>
+      <w:r>
+        <w:lastRenderedPageBreak/>
+        <w:t xml:space="preserve">When I woke up in the </w:t>
+      </w:r>
+      <w:proofErr w:type="spellStart"/>
+      <w:proofErr w:type="gramStart"/>
+      <w:r>
+        <w:t>morning,I</w:t>
+      </w:r>
+      <w:proofErr w:type="spellEnd"/>
+      <w:proofErr w:type="gramEnd"/>
+      <w:r>
+        <w:t xml:space="preserve"> started to think what I should record</w:t>
+      </w:r>
+    </w:p>
+    <w:p>
+      <w:r>
+        <w:rPr>
+          <w:rFonts w:hint="eastAsia"/>
+        </w:rPr>
+        <w:t>我起床時便開始思考要錄製甚麼內容</w:t>
+      </w:r>
     </w:p>
     <w:p>
       <w:pPr>

--- a/碩一/TOEIC/介係詞代名詞.docx
+++ b/碩一/TOEIC/介係詞代名詞.docx
@@ -1,6 +1,6 @@
 
 <file path=word/document.xml><?xml version="1.0" encoding="utf-8"?>
-<w:document xmlns:wpc="http://schemas.microsoft.com/office/word/2010/wordprocessingCanvas" xmlns:cx="http://schemas.microsoft.com/office/drawing/2014/chartex" xmlns:cx1="http://schemas.microsoft.com/office/drawing/2015/9/8/chartex" xmlns:cx2="http://schemas.microsoft.com/office/drawing/2015/10/21/chartex" xmlns:cx3="http://schemas.microsoft.com/office/drawing/2016/5/9/chartex" xmlns:cx4="http://schemas.microsoft.com/office/drawing/2016/5/10/chartex" xmlns:cx5="http://schemas.microsoft.com/office/drawing/2016/5/11/chartex" xmlns:cx6="http://schemas.microsoft.com/office/drawing/2016/5/12/chartex" xmlns:cx7="http://schemas.microsoft.com/office/drawing/2016/5/13/chartex" xmlns:cx8="http://schemas.microsoft.com/office/drawing/2016/5/14/chartex" xmlns:mc="http://schemas.openxmlformats.org/markup-compatibility/2006" xmlns:aink="http://schemas.microsoft.com/office/drawing/2016/ink" xmlns:am3d="http://schemas.microsoft.com/office/drawing/2017/model3d" xmlns:o="urn:schemas-microsoft-com:office:office" xmlns:oel="http://schemas.microsoft.com/office/2019/extlst" xmlns:r="http://schemas.openxmlformats.org/officeDocument/2006/relationships" xmlns:m="http://schemas.openxmlformats.org/officeDocument/2006/math" xmlns:v="urn:schemas-microsoft-com:vml" xmlns:wp14="http://schemas.microsoft.com/office/word/2010/wordprocessingDrawing" xmlns:wp="http://schemas.openxmlformats.org/drawingml/2006/wordprocessingDrawing" xmlns:w10="urn:schemas-microsoft-com:office:word" xmlns:w="http://schemas.openxmlformats.org/wordprocessingml/2006/main" xmlns:w14="http://schemas.microsoft.com/office/word/2010/wordml" xmlns:w15="http://schemas.microsoft.com/office/word/2012/wordml" xmlns:w16cex="http://schemas.microsoft.com/office/word/2018/wordml/cex" xmlns:w16cid="http://schemas.microsoft.com/office/word/2016/wordml/cid" xmlns:w16="http://schemas.microsoft.com/office/word/2018/wordml" xmlns:w16du="http://schemas.microsoft.com/office/word/2023/wordml/word16du" xmlns:w16sdtdh="http://schemas.microsoft.com/office/word/2020/wordml/sdtdatahash" xmlns:w16se="http://schemas.microsoft.com/office/word/2015/wordml/symex" xmlns:wpg="http://schemas.microsoft.com/office/word/2010/wordprocessingGroup" xmlns:wpi="http://schemas.microsoft.com/office/word/2010/wordprocessingInk" xmlns:wne="http://schemas.microsoft.com/office/word/2006/wordml" xmlns:wps="http://schemas.microsoft.com/office/word/2010/wordprocessingShape" mc:Ignorable="w14 w15 w16se w16cid w16 w16cex w16sdtdh wp14">
+<w:document xmlns:wpc="http://schemas.microsoft.com/office/word/2010/wordprocessingCanvas" xmlns:cx="http://schemas.microsoft.com/office/drawing/2014/chartex" xmlns:cx1="http://schemas.microsoft.com/office/drawing/2015/9/8/chartex" xmlns:cx2="http://schemas.microsoft.com/office/drawing/2015/10/21/chartex" xmlns:cx3="http://schemas.microsoft.com/office/drawing/2016/5/9/chartex" xmlns:cx4="http://schemas.microsoft.com/office/drawing/2016/5/10/chartex" xmlns:cx5="http://schemas.microsoft.com/office/drawing/2016/5/11/chartex" xmlns:cx6="http://schemas.microsoft.com/office/drawing/2016/5/12/chartex" xmlns:cx7="http://schemas.microsoft.com/office/drawing/2016/5/13/chartex" xmlns:cx8="http://schemas.microsoft.com/office/drawing/2016/5/14/chartex" xmlns:mc="http://schemas.openxmlformats.org/markup-compatibility/2006" xmlns:aink="http://schemas.microsoft.com/office/drawing/2016/ink" xmlns:am3d="http://schemas.microsoft.com/office/drawing/2017/model3d" xmlns:o="urn:schemas-microsoft-com:office:office" xmlns:r="http://schemas.openxmlformats.org/officeDocument/2006/relationships" xmlns:m="http://schemas.openxmlformats.org/officeDocument/2006/math" xmlns:v="urn:schemas-microsoft-com:vml" xmlns:wp14="http://schemas.microsoft.com/office/word/2010/wordprocessingDrawing" xmlns:wp="http://schemas.openxmlformats.org/drawingml/2006/wordprocessingDrawing" xmlns:w10="urn:schemas-microsoft-com:office:word" xmlns:w="http://schemas.openxmlformats.org/wordprocessingml/2006/main" xmlns:w14="http://schemas.microsoft.com/office/word/2010/wordml" xmlns:w15="http://schemas.microsoft.com/office/word/2012/wordml" xmlns:w16cex="http://schemas.microsoft.com/office/word/2018/wordml/cex" xmlns:w16cid="http://schemas.microsoft.com/office/word/2016/wordml/cid" xmlns:w16="http://schemas.microsoft.com/office/word/2018/wordml" xmlns:w16sdtdh="http://schemas.microsoft.com/office/word/2020/wordml/sdtdatahash" xmlns:w16se="http://schemas.microsoft.com/office/word/2015/wordml/symex" xmlns:wpg="http://schemas.microsoft.com/office/word/2010/wordprocessingGroup" xmlns:wpi="http://schemas.microsoft.com/office/word/2010/wordprocessingInk" xmlns:wne="http://schemas.microsoft.com/office/word/2006/wordml" xmlns:wps="http://schemas.microsoft.com/office/word/2010/wordprocessingShape" mc:Ignorable="w14 w15 w16se w16cid w16 w16cex w16sdtdh wp14">
   <w:body>
     <w:p>
       <w:proofErr w:type="spellStart"/>
@@ -1471,11 +1471,6 @@
       </w:r>
     </w:p>
     <w:p>
-      <w:pPr>
-        <w:rPr>
-          <w:rFonts w:hint="eastAsia"/>
-        </w:rPr>
-      </w:pPr>
       <w:r>
         <w:rPr>
           <w:rFonts w:hint="eastAsia"/>
@@ -1510,11 +1505,6 @@
     </w:p>
     <w:p/>
     <w:p>
-      <w:pPr>
-        <w:rPr>
-          <w:rFonts w:hint="eastAsia"/>
-        </w:rPr>
-      </w:pPr>
       <w:r>
         <w:t xml:space="preserve">Research shows that constant </w:t>
       </w:r>
@@ -1800,10 +1790,7 @@
     <w:p/>
     <w:p>
       <w:r>
-        <w:t>B</w:t>
-      </w:r>
-      <w:r>
-        <w:t>riefing</w:t>
+        <w:t>Briefing</w:t>
       </w:r>
       <w:r>
         <w:t xml:space="preserve"> n </w:t>
@@ -2085,11 +2072,6 @@
       </w:r>
     </w:p>
     <w:p>
-      <w:pPr>
-        <w:rPr>
-          <w:rFonts w:hint="eastAsia"/>
-        </w:rPr>
-      </w:pPr>
       <w:r>
         <w:t>While A “be” Ving, B “be” Ving.</w:t>
       </w:r>
@@ -2139,6 +2121,496 @@
         <w:t>我起床時便開始思考要錄製甚麼內容</w:t>
       </w:r>
     </w:p>
+    <w:p/>
+    <w:p>
+      <w:r>
+        <w:t xml:space="preserve">All proposals must be submitted 2 weeks </w:t>
+      </w:r>
+      <w:r>
+        <w:rPr>
+          <w:color w:val="FF0000"/>
+        </w:rPr>
+        <w:t xml:space="preserve">prior </w:t>
+      </w:r>
+      <w:r>
+        <w:rPr>
+          <w:rFonts w:hint="eastAsia"/>
+          <w:highlight w:val="yellow"/>
+        </w:rPr>
+        <w:t>t</w:t>
+      </w:r>
+      <w:r>
+        <w:rPr>
+          <w:highlight w:val="yellow"/>
+        </w:rPr>
+        <w:t>o</w:t>
+      </w:r>
+      <w:r>
+        <w:t xml:space="preserve"> </w:t>
+      </w:r>
+      <w:r>
+        <w:t xml:space="preserve">the annual </w:t>
+      </w:r>
+      <w:proofErr w:type="gramStart"/>
+      <w:r>
+        <w:t>meeting.(</w:t>
+      </w:r>
+      <w:proofErr w:type="gramEnd"/>
+      <w:r>
+        <w:t>A)in</w:t>
+      </w:r>
+      <w:r>
+        <w:rPr>
+          <w:highlight w:val="yellow"/>
+        </w:rPr>
+        <w:t>(B)to</w:t>
+      </w:r>
+      <w:r>
+        <w:t>(C)of(D)from</w:t>
+      </w:r>
+    </w:p>
+    <w:p>
+      <w:r>
+        <w:rPr>
+          <w:rFonts w:hint="eastAsia"/>
+        </w:rPr>
+        <w:t>p</w:t>
+      </w:r>
+      <w:r>
+        <w:t xml:space="preserve">rior to </w:t>
+      </w:r>
+      <w:r>
+        <w:rPr>
+          <w:rFonts w:hint="eastAsia"/>
+        </w:rPr>
+        <w:t>在</w:t>
+      </w:r>
+      <w:r>
+        <w:rPr>
+          <w:rFonts w:hint="eastAsia"/>
+        </w:rPr>
+        <w:t>.</w:t>
+      </w:r>
+      <w:r>
+        <w:t>.</w:t>
+      </w:r>
+      <w:r>
+        <w:rPr>
+          <w:rFonts w:hint="eastAsia"/>
+        </w:rPr>
+        <w:t>之前</w:t>
+      </w:r>
+    </w:p>
+    <w:p>
+      <w:r>
+        <w:rPr>
+          <w:rFonts w:hint="eastAsia"/>
+        </w:rPr>
+        <w:t>情態</w:t>
+      </w:r>
+      <w:r>
+        <w:rPr>
+          <w:rFonts w:hint="eastAsia"/>
+        </w:rPr>
+        <w:t>+</w:t>
+      </w:r>
+      <w:proofErr w:type="spellStart"/>
+      <w:r>
+        <w:t>be+PP</w:t>
+      </w:r>
+      <w:proofErr w:type="spellEnd"/>
+      <w:r>
+        <w:t>:</w:t>
+      </w:r>
+      <w:r>
+        <w:rPr>
+          <w:rFonts w:hint="eastAsia"/>
+        </w:rPr>
+        <w:t>情態助動詞的被動語態</w:t>
+      </w:r>
+      <w:r>
+        <w:rPr>
+          <w:rFonts w:hint="eastAsia"/>
+        </w:rPr>
+        <w:t xml:space="preserve"> </w:t>
+      </w:r>
+    </w:p>
+    <w:p>
+      <w:r>
+        <w:rPr>
+          <w:rFonts w:hint="eastAsia"/>
+        </w:rPr>
+        <w:t>m</w:t>
+      </w:r>
+      <w:r>
+        <w:t>ust be PP:</w:t>
+      </w:r>
+      <w:r>
+        <w:rPr>
+          <w:rFonts w:hint="eastAsia"/>
+        </w:rPr>
+        <w:t>必須被</w:t>
+      </w:r>
+    </w:p>
+    <w:p>
+      <w:r>
+        <w:rPr>
+          <w:rFonts w:hint="eastAsia"/>
+        </w:rPr>
+        <w:t>常見的情態助動詞</w:t>
+      </w:r>
+      <w:r>
+        <w:rPr>
+          <w:rFonts w:hint="eastAsia"/>
+        </w:rPr>
+        <w:t>:</w:t>
+      </w:r>
+      <w:r>
+        <w:t>can could shall should will would may might must…</w:t>
+      </w:r>
+    </w:p>
+    <w:p>
+      <w:r>
+        <w:rPr>
+          <w:rFonts w:hint="eastAsia"/>
+        </w:rPr>
+        <w:t>用來表達能力、可能性、必要性等</w:t>
+      </w:r>
+    </w:p>
+    <w:p/>
+    <w:p>
+      <w:r>
+        <w:rPr>
+          <w:highlight w:val="yellow"/>
+        </w:rPr>
+        <w:t>Despite</w:t>
+      </w:r>
+      <w:r>
+        <w:rPr>
+          <w:rFonts w:hint="eastAsia"/>
+        </w:rPr>
+        <w:t xml:space="preserve"> </w:t>
+      </w:r>
+      <w:r>
+        <w:rPr>
+          <w:rFonts w:hint="eastAsia"/>
+        </w:rPr>
+        <w:t>T</w:t>
+      </w:r>
+      <w:r>
+        <w:t xml:space="preserve">he efforts of environmental protection </w:t>
+      </w:r>
+      <w:proofErr w:type="spellStart"/>
+      <w:proofErr w:type="gramStart"/>
+      <w:r>
+        <w:t>groups,the</w:t>
+      </w:r>
+      <w:proofErr w:type="spellEnd"/>
+      <w:proofErr w:type="gramEnd"/>
+      <w:r>
+        <w:t xml:space="preserve"> legislation to ban diesel </w:t>
+      </w:r>
+      <w:proofErr w:type="spellStart"/>
+      <w:r>
+        <w:t>behicles</w:t>
+      </w:r>
+      <w:proofErr w:type="spellEnd"/>
+      <w:r>
+        <w:t xml:space="preserve"> did not pass. (A)But</w:t>
+      </w:r>
+      <w:r>
+        <w:rPr>
+          <w:rFonts w:hint="eastAsia"/>
+        </w:rPr>
+        <w:t>但是</w:t>
+      </w:r>
+      <w:r>
+        <w:rPr>
+          <w:rFonts w:hint="eastAsia"/>
+        </w:rPr>
+        <w:t>/</w:t>
+      </w:r>
+      <w:r>
+        <w:rPr>
+          <w:rFonts w:hint="eastAsia"/>
+        </w:rPr>
+        <w:t>不過</w:t>
+      </w:r>
+      <w:r>
+        <w:rPr>
+          <w:rFonts w:hint="eastAsia"/>
+        </w:rPr>
+        <w:t>(</w:t>
+      </w:r>
+      <w:r>
+        <w:rPr>
+          <w:rFonts w:hint="eastAsia"/>
+        </w:rPr>
+        <w:t>連接詞</w:t>
+      </w:r>
+      <w:r>
+        <w:rPr>
+          <w:rFonts w:hint="eastAsia"/>
+        </w:rPr>
+        <w:t>)</w:t>
+      </w:r>
+      <w:r>
+        <w:t>(B)Nonetheless</w:t>
+      </w:r>
+      <w:r>
+        <w:rPr>
+          <w:rFonts w:hint="eastAsia"/>
+        </w:rPr>
+        <w:t>但是</w:t>
+      </w:r>
+      <w:r>
+        <w:rPr>
+          <w:rFonts w:hint="eastAsia"/>
+        </w:rPr>
+        <w:t>/</w:t>
+      </w:r>
+      <w:r>
+        <w:rPr>
+          <w:rFonts w:hint="eastAsia"/>
+        </w:rPr>
+        <w:t>仍然</w:t>
+      </w:r>
+      <w:r>
+        <w:rPr>
+          <w:rFonts w:hint="eastAsia"/>
+        </w:rPr>
+        <w:t>(</w:t>
+      </w:r>
+      <w:r>
+        <w:rPr>
+          <w:rFonts w:hint="eastAsia"/>
+        </w:rPr>
+        <w:t>連接副詞</w:t>
+      </w:r>
+      <w:r>
+        <w:rPr>
+          <w:rFonts w:hint="eastAsia"/>
+        </w:rPr>
+        <w:t>)</w:t>
+      </w:r>
+      <w:r>
+        <w:t>(C)Although</w:t>
+      </w:r>
+      <w:r>
+        <w:rPr>
+          <w:rFonts w:hint="eastAsia"/>
+        </w:rPr>
+        <w:t>雖然</w:t>
+      </w:r>
+      <w:r>
+        <w:rPr>
+          <w:rFonts w:hint="eastAsia"/>
+        </w:rPr>
+        <w:t>(</w:t>
+      </w:r>
+      <w:r>
+        <w:rPr>
+          <w:rFonts w:hint="eastAsia"/>
+        </w:rPr>
+        <w:t>連接詞</w:t>
+      </w:r>
+      <w:r>
+        <w:rPr>
+          <w:rFonts w:hint="eastAsia"/>
+        </w:rPr>
+        <w:t>)</w:t>
+      </w:r>
+      <w:r>
+        <w:rPr>
+          <w:highlight w:val="yellow"/>
+        </w:rPr>
+        <w:t>(D)Despite</w:t>
+      </w:r>
+      <w:r>
+        <w:rPr>
+          <w:rFonts w:hint="eastAsia"/>
+          <w:highlight w:val="yellow"/>
+        </w:rPr>
+        <w:t>儘管</w:t>
+      </w:r>
+      <w:r>
+        <w:rPr>
+          <w:rFonts w:hint="eastAsia"/>
+          <w:highlight w:val="yellow"/>
+        </w:rPr>
+        <w:t>(</w:t>
+      </w:r>
+      <w:r>
+        <w:rPr>
+          <w:rFonts w:hint="eastAsia"/>
+          <w:highlight w:val="yellow"/>
+        </w:rPr>
+        <w:t>介係詞</w:t>
+      </w:r>
+      <w:r>
+        <w:rPr>
+          <w:rFonts w:hint="eastAsia"/>
+          <w:highlight w:val="yellow"/>
+        </w:rPr>
+        <w:t>)</w:t>
+      </w:r>
+    </w:p>
+    <w:p/>
+    <w:p>
+      <w:r>
+        <w:rPr>
+          <w:rFonts w:hint="eastAsia"/>
+        </w:rPr>
+        <w:t>e</w:t>
+      </w:r>
+      <w:r>
+        <w:t>ffort n.</w:t>
+      </w:r>
+      <w:r>
+        <w:rPr>
+          <w:rFonts w:hint="eastAsia"/>
+        </w:rPr>
+        <w:t>努力、</w:t>
+      </w:r>
+      <w:r>
+        <w:rPr>
+          <w:rFonts w:hint="eastAsia"/>
+        </w:rPr>
+        <w:t>p</w:t>
+      </w:r>
+      <w:r>
+        <w:t>rotection n.</w:t>
+      </w:r>
+      <w:r>
+        <w:rPr>
+          <w:rFonts w:hint="eastAsia"/>
+        </w:rPr>
+        <w:t>保護、</w:t>
+      </w:r>
+      <w:r>
+        <w:rPr>
+          <w:rFonts w:hint="eastAsia"/>
+        </w:rPr>
+        <w:t>l</w:t>
+      </w:r>
+      <w:r>
+        <w:t>egislation n.</w:t>
+      </w:r>
+      <w:r>
+        <w:rPr>
+          <w:rFonts w:hint="eastAsia"/>
+        </w:rPr>
+        <w:t>立法、</w:t>
+      </w:r>
+      <w:r>
+        <w:rPr>
+          <w:rFonts w:hint="eastAsia"/>
+        </w:rPr>
+        <w:t>d</w:t>
+      </w:r>
+      <w:r>
+        <w:t>iesel n.</w:t>
+      </w:r>
+      <w:r>
+        <w:rPr>
+          <w:rFonts w:hint="eastAsia"/>
+        </w:rPr>
+        <w:t>柴油</w:t>
+      </w:r>
+    </w:p>
+    <w:p>
+      <w:r>
+        <w:rPr>
+          <w:rFonts w:hint="eastAsia"/>
+        </w:rPr>
+        <w:t>介係詞</w:t>
+      </w:r>
+      <w:r>
+        <w:rPr>
+          <w:rFonts w:hint="eastAsia"/>
+        </w:rPr>
+        <w:t>+</w:t>
+      </w:r>
+      <w:r>
+        <w:t>N/Ving</w:t>
+      </w:r>
+      <w:r>
+        <w:rPr>
+          <w:rFonts w:hint="eastAsia"/>
+        </w:rPr>
+        <w:t>，不能有動詞</w:t>
+      </w:r>
+      <w:r>
+        <w:rPr>
+          <w:rFonts w:hint="eastAsia"/>
+        </w:rPr>
+        <w:t>(</w:t>
+      </w:r>
+      <w:r>
+        <w:t>v)</w:t>
+      </w:r>
+    </w:p>
+    <w:p>
+      <w:r>
+        <w:rPr>
+          <w:rFonts w:hint="eastAsia"/>
+        </w:rPr>
+        <w:t>常見的介係詞</w:t>
+      </w:r>
+      <w:r>
+        <w:rPr>
+          <w:rFonts w:hint="eastAsia"/>
+        </w:rPr>
+        <w:t>:</w:t>
+      </w:r>
+      <w:r>
+        <w:t>despite in on at from…</w:t>
+      </w:r>
+    </w:p>
+    <w:p>
+      <w:r>
+        <w:rPr>
+          <w:rFonts w:hint="eastAsia"/>
+        </w:rPr>
+        <w:t>e</w:t>
+      </w:r>
+      <w:r>
+        <w:t>x:</w:t>
+      </w:r>
+    </w:p>
+    <w:p>
+      <w:r>
+        <w:t>Despite the weather</w:t>
+      </w:r>
+      <w:r>
+        <w:rPr>
+          <w:rFonts w:hint="eastAsia"/>
+        </w:rPr>
+        <w:t>(</w:t>
+      </w:r>
+      <w:r>
+        <w:t>n</w:t>
+      </w:r>
+      <w:proofErr w:type="gramStart"/>
+      <w:r>
+        <w:t>),he</w:t>
+      </w:r>
+      <w:proofErr w:type="gramEnd"/>
+      <w:r>
+        <w:t xml:space="preserve"> went swimming.</w:t>
+      </w:r>
+    </w:p>
+    <w:p>
+      <w:r>
+        <w:t>For/And/Nor/But/Or/Yet/So:</w:t>
+      </w:r>
+      <w:r>
+        <w:rPr>
+          <w:rFonts w:hint="eastAsia"/>
+        </w:rPr>
+        <w:t>對等連接詞不能為句首空格答案</w:t>
+      </w:r>
+    </w:p>
     <w:p>
       <w:pPr>
         <w:rPr>
@@ -2146,6 +2618,303 @@
         </w:rPr>
       </w:pPr>
     </w:p>
+    <w:p>
+      <w:r>
+        <w:t xml:space="preserve">There has been </w:t>
+      </w:r>
+      <w:proofErr w:type="gramStart"/>
+      <w:r>
+        <w:t>a  increase</w:t>
+      </w:r>
+      <w:proofErr w:type="gramEnd"/>
+      <w:r>
+        <w:t xml:space="preserve"> in demand for </w:t>
+      </w:r>
+      <w:proofErr w:type="spellStart"/>
+      <w:r>
+        <w:t>housing,and</w:t>
+      </w:r>
+      <w:proofErr w:type="spellEnd"/>
+      <w:r>
+        <w:t xml:space="preserve"> that is what is keeping the prices from falling. (A</w:t>
+      </w:r>
+      <w:r>
+        <w:rPr>
+          <w:rFonts w:hint="eastAsia"/>
+        </w:rPr>
+        <w:t>)</w:t>
+      </w:r>
+      <w:r>
+        <w:t>steadily(B)steady(C)steadying(D)steadied</w:t>
+      </w:r>
+    </w:p>
+    <w:p>
+      <w:pPr>
+        <w:rPr>
+          <w:rFonts w:hint="eastAsia"/>
+        </w:rPr>
+      </w:pPr>
+      <w:r>
+        <w:t>has been-&gt;</w:t>
+      </w:r>
+      <w:r>
+        <w:rPr>
+          <w:rFonts w:hint="eastAsia"/>
+        </w:rPr>
+        <w:t>動詞，因此可以判斷</w:t>
+      </w:r>
+      <w:r>
+        <w:t>increase</w:t>
+      </w:r>
+      <w:r>
+        <w:rPr>
+          <w:rFonts w:hint="eastAsia"/>
+        </w:rPr>
+        <w:t>是名詞，</w:t>
+      </w:r>
+    </w:p>
+    <w:p/>
+    <w:p>
+      <w:pPr>
+        <w:rPr>
+          <w:rFonts w:hint="eastAsia"/>
+        </w:rPr>
+      </w:pPr>
+      <w:r>
+        <w:rPr>
+          <w:rFonts w:hint="eastAsia"/>
+        </w:rPr>
+        <w:t>s</w:t>
+      </w:r>
+      <w:r>
+        <w:t>teady adj</w:t>
+      </w:r>
+      <w:r>
+        <w:rPr>
+          <w:rFonts w:hint="eastAsia"/>
+        </w:rPr>
+        <w:t xml:space="preserve"> </w:t>
+      </w:r>
+      <w:r>
+        <w:rPr>
+          <w:rFonts w:hint="eastAsia"/>
+        </w:rPr>
+        <w:t>穩定的、</w:t>
+      </w:r>
+      <w:r>
+        <w:rPr>
+          <w:rFonts w:hint="eastAsia"/>
+        </w:rPr>
+        <w:t>d</w:t>
+      </w:r>
+      <w:r>
+        <w:t>emand v</w:t>
+      </w:r>
+      <w:r>
+        <w:rPr>
+          <w:rFonts w:hint="eastAsia"/>
+        </w:rPr>
+        <w:t>需求、</w:t>
+      </w:r>
+    </w:p>
+    <w:p>
+      <w:r>
+        <w:t>A/An/The(</w:t>
+      </w:r>
+      <w:r>
+        <w:rPr>
+          <w:rFonts w:hint="eastAsia"/>
+        </w:rPr>
+        <w:t>冠詞</w:t>
+      </w:r>
+      <w:r>
+        <w:rPr>
+          <w:rFonts w:hint="eastAsia"/>
+        </w:rPr>
+        <w:t>)</w:t>
+      </w:r>
+      <w:r>
+        <w:t>+</w:t>
+      </w:r>
+      <w:proofErr w:type="spellStart"/>
+      <w:r>
+        <w:t>Adv+Adj+N</w:t>
+      </w:r>
+      <w:proofErr w:type="spellEnd"/>
+    </w:p>
+    <w:p>
+      <w:proofErr w:type="spellStart"/>
+      <w:proofErr w:type="gramStart"/>
+      <w:r>
+        <w:rPr>
+          <w:rFonts w:hint="eastAsia"/>
+        </w:rPr>
+        <w:t>e</w:t>
+      </w:r>
+      <w:r>
+        <w:t>x:A</w:t>
+      </w:r>
+      <w:proofErr w:type="spellEnd"/>
+      <w:proofErr w:type="gramEnd"/>
+      <w:r>
+        <w:t xml:space="preserve"> beautifully(adv)composed(adj)song(n).</w:t>
+      </w:r>
+    </w:p>
+    <w:p>
+      <w:r>
+        <w:rPr>
+          <w:rFonts w:hint="eastAsia"/>
+        </w:rPr>
+        <w:t>只要有形容詞在，就不會選擇</w:t>
+      </w:r>
+      <w:proofErr w:type="spellStart"/>
+      <w:r>
+        <w:rPr>
+          <w:rFonts w:hint="eastAsia"/>
+        </w:rPr>
+        <w:t>i</w:t>
+      </w:r>
+      <w:r>
+        <w:t>ng</w:t>
+      </w:r>
+      <w:proofErr w:type="spellEnd"/>
+      <w:r>
+        <w:t>(</w:t>
+      </w:r>
+      <w:r>
+        <w:rPr>
+          <w:rFonts w:hint="eastAsia"/>
+        </w:rPr>
+        <w:t>現在分詞</w:t>
+      </w:r>
+      <w:r>
+        <w:rPr>
+          <w:rFonts w:hint="eastAsia"/>
+        </w:rPr>
+        <w:t>)</w:t>
+      </w:r>
+      <w:r>
+        <w:rPr>
+          <w:rFonts w:hint="eastAsia"/>
+        </w:rPr>
+        <w:t>或</w:t>
+      </w:r>
+      <w:r>
+        <w:rPr>
+          <w:rFonts w:hint="eastAsia"/>
+        </w:rPr>
+        <w:t>e</w:t>
+      </w:r>
+      <w:r>
+        <w:t>d(</w:t>
+      </w:r>
+      <w:r>
+        <w:rPr>
+          <w:rFonts w:hint="eastAsia"/>
+        </w:rPr>
+        <w:t>過去分詞</w:t>
+      </w:r>
+      <w:r>
+        <w:rPr>
+          <w:rFonts w:hint="eastAsia"/>
+        </w:rPr>
+        <w:t>)</w:t>
+      </w:r>
+      <w:r>
+        <w:rPr>
+          <w:rFonts w:hint="eastAsia"/>
+        </w:rPr>
+        <w:t>當形容詞</w:t>
+      </w:r>
+    </w:p>
+    <w:p>
+      <w:r>
+        <w:rPr>
+          <w:rFonts w:hint="eastAsia"/>
+        </w:rPr>
+        <w:t>k</w:t>
+      </w:r>
+      <w:r>
+        <w:t>eep A from B</w:t>
+      </w:r>
+      <w:r>
+        <w:rPr>
+          <w:rFonts w:hint="eastAsia"/>
+        </w:rPr>
+        <w:t xml:space="preserve"> </w:t>
+      </w:r>
+      <w:r>
+        <w:rPr>
+          <w:rFonts w:hint="eastAsia"/>
+        </w:rPr>
+        <w:t>讓</w:t>
+      </w:r>
+      <w:r>
+        <w:t>A</w:t>
+      </w:r>
+      <w:r>
+        <w:rPr>
+          <w:rFonts w:hint="eastAsia"/>
+        </w:rPr>
+        <w:t>遠離</w:t>
+      </w:r>
+      <w:r>
+        <w:rPr>
+          <w:rFonts w:hint="eastAsia"/>
+        </w:rPr>
+        <w:t>B</w:t>
+      </w:r>
+      <w:r>
+        <w:rPr>
+          <w:rFonts w:hint="eastAsia"/>
+        </w:rPr>
+        <w:t>、免於</w:t>
+      </w:r>
+      <w:r>
+        <w:rPr>
+          <w:rFonts w:hint="eastAsia"/>
+        </w:rPr>
+        <w:t>B</w:t>
+      </w:r>
+      <w:r>
+        <w:t xml:space="preserve"> </w:t>
+      </w:r>
+    </w:p>
+    <w:p>
+      <w:r>
+        <w:t>She kept the little boy from playing with fire.</w:t>
+      </w:r>
+    </w:p>
+    <w:p/>
+    <w:p>
+      <w:pPr>
+        <w:rPr>
+          <w:rFonts w:hint="eastAsia"/>
+        </w:rPr>
+      </w:pPr>
+    </w:p>
+    <w:p>
+      <w:pPr>
+        <w:rPr>
+          <w:rFonts w:hint="eastAsia"/>
+        </w:rPr>
+      </w:pPr>
+    </w:p>
+    <w:p>
+      <w:pPr>
+        <w:rPr>
+          <w:rFonts w:hint="eastAsia"/>
+        </w:rPr>
+      </w:pPr>
+    </w:p>
+    <w:p>
+      <w:pPr>
+        <w:rPr>
+          <w:rFonts w:hint="eastAsia"/>
+        </w:rPr>
+      </w:pPr>
+    </w:p>
+    <w:p/>
     <w:sectPr>
       <w:pgSz w:w="11906" w:h="16838"/>
       <w:pgMar w:top="1440" w:right="1800" w:bottom="1440" w:left="1800" w:header="851" w:footer="992" w:gutter="0"/>
@@ -2157,7 +2926,7 @@
 </file>
 
 <file path=word/endnotes.xml><?xml version="1.0" encoding="utf-8"?>
-<w:endnotes xmlns:wpc="http://schemas.microsoft.com/office/word/2010/wordprocessingCanvas" xmlns:cx="http://schemas.microsoft.com/office/drawing/2014/chartex" xmlns:cx1="http://schemas.microsoft.com/office/drawing/2015/9/8/chartex" xmlns:cx2="http://schemas.microsoft.com/office/drawing/2015/10/21/chartex" xmlns:cx3="http://schemas.microsoft.com/office/drawing/2016/5/9/chartex" xmlns:cx4="http://schemas.microsoft.com/office/drawing/2016/5/10/chartex" xmlns:cx5="http://schemas.microsoft.com/office/drawing/2016/5/11/chartex" xmlns:cx6="http://schemas.microsoft.com/office/drawing/2016/5/12/chartex" xmlns:cx7="http://schemas.microsoft.com/office/drawing/2016/5/13/chartex" xmlns:cx8="http://schemas.microsoft.com/office/drawing/2016/5/14/chartex" xmlns:mc="http://schemas.openxmlformats.org/markup-compatibility/2006" xmlns:aink="http://schemas.microsoft.com/office/drawing/2016/ink" xmlns:am3d="http://schemas.microsoft.com/office/drawing/2017/model3d" xmlns:o="urn:schemas-microsoft-com:office:office" xmlns:oel="http://schemas.microsoft.com/office/2019/extlst" xmlns:r="http://schemas.openxmlformats.org/officeDocument/2006/relationships" xmlns:m="http://schemas.openxmlformats.org/officeDocument/2006/math" xmlns:v="urn:schemas-microsoft-com:vml" xmlns:wp14="http://schemas.microsoft.com/office/word/2010/wordprocessingDrawing" xmlns:wp="http://schemas.openxmlformats.org/drawingml/2006/wordprocessingDrawing" xmlns:w10="urn:schemas-microsoft-com:office:word" xmlns:w="http://schemas.openxmlformats.org/wordprocessingml/2006/main" xmlns:w14="http://schemas.microsoft.com/office/word/2010/wordml" xmlns:w15="http://schemas.microsoft.com/office/word/2012/wordml" xmlns:w16cex="http://schemas.microsoft.com/office/word/2018/wordml/cex" xmlns:w16cid="http://schemas.microsoft.com/office/word/2016/wordml/cid" xmlns:w16="http://schemas.microsoft.com/office/word/2018/wordml" xmlns:w16du="http://schemas.microsoft.com/office/word/2023/wordml/word16du" xmlns:w16sdtdh="http://schemas.microsoft.com/office/word/2020/wordml/sdtdatahash" xmlns:w16se="http://schemas.microsoft.com/office/word/2015/wordml/symex" xmlns:wpg="http://schemas.microsoft.com/office/word/2010/wordprocessingGroup" xmlns:wpi="http://schemas.microsoft.com/office/word/2010/wordprocessingInk" xmlns:wne="http://schemas.microsoft.com/office/word/2006/wordml" xmlns:wps="http://schemas.microsoft.com/office/word/2010/wordprocessingShape" mc:Ignorable="w14 w15 w16se w16cid w16 w16cex w16sdtdh wp14">
+<w:endnotes xmlns:wpc="http://schemas.microsoft.com/office/word/2010/wordprocessingCanvas" xmlns:cx="http://schemas.microsoft.com/office/drawing/2014/chartex" xmlns:cx1="http://schemas.microsoft.com/office/drawing/2015/9/8/chartex" xmlns:cx2="http://schemas.microsoft.com/office/drawing/2015/10/21/chartex" xmlns:cx3="http://schemas.microsoft.com/office/drawing/2016/5/9/chartex" xmlns:cx4="http://schemas.microsoft.com/office/drawing/2016/5/10/chartex" xmlns:cx5="http://schemas.microsoft.com/office/drawing/2016/5/11/chartex" xmlns:cx6="http://schemas.microsoft.com/office/drawing/2016/5/12/chartex" xmlns:cx7="http://schemas.microsoft.com/office/drawing/2016/5/13/chartex" xmlns:cx8="http://schemas.microsoft.com/office/drawing/2016/5/14/chartex" xmlns:mc="http://schemas.openxmlformats.org/markup-compatibility/2006" xmlns:aink="http://schemas.microsoft.com/office/drawing/2016/ink" xmlns:am3d="http://schemas.microsoft.com/office/drawing/2017/model3d" xmlns:o="urn:schemas-microsoft-com:office:office" xmlns:r="http://schemas.openxmlformats.org/officeDocument/2006/relationships" xmlns:m="http://schemas.openxmlformats.org/officeDocument/2006/math" xmlns:v="urn:schemas-microsoft-com:vml" xmlns:wp14="http://schemas.microsoft.com/office/word/2010/wordprocessingDrawing" xmlns:wp="http://schemas.openxmlformats.org/drawingml/2006/wordprocessingDrawing" xmlns:w10="urn:schemas-microsoft-com:office:word" xmlns:w="http://schemas.openxmlformats.org/wordprocessingml/2006/main" xmlns:w14="http://schemas.microsoft.com/office/word/2010/wordml" xmlns:w15="http://schemas.microsoft.com/office/word/2012/wordml" xmlns:w16cex="http://schemas.microsoft.com/office/word/2018/wordml/cex" xmlns:w16cid="http://schemas.microsoft.com/office/word/2016/wordml/cid" xmlns:w16="http://schemas.microsoft.com/office/word/2018/wordml" xmlns:w16sdtdh="http://schemas.microsoft.com/office/word/2020/wordml/sdtdatahash" xmlns:w16se="http://schemas.microsoft.com/office/word/2015/wordml/symex" xmlns:wpg="http://schemas.microsoft.com/office/word/2010/wordprocessingGroup" xmlns:wpi="http://schemas.microsoft.com/office/word/2010/wordprocessingInk" xmlns:wne="http://schemas.microsoft.com/office/word/2006/wordml" xmlns:wps="http://schemas.microsoft.com/office/word/2010/wordprocessingShape" mc:Ignorable="w14 w15 w16se w16cid w16 w16cex w16sdtdh wp14">
   <w:endnote w:type="separator" w:id="-1">
     <w:p>
       <w:r>
@@ -2176,7 +2945,7 @@
 </file>
 
 <file path=word/footnotes.xml><?xml version="1.0" encoding="utf-8"?>
-<w:footnotes xmlns:wpc="http://schemas.microsoft.com/office/word/2010/wordprocessingCanvas" xmlns:cx="http://schemas.microsoft.com/office/drawing/2014/chartex" xmlns:cx1="http://schemas.microsoft.com/office/drawing/2015/9/8/chartex" xmlns:cx2="http://schemas.microsoft.com/office/drawing/2015/10/21/chartex" xmlns:cx3="http://schemas.microsoft.com/office/drawing/2016/5/9/chartex" xmlns:cx4="http://schemas.microsoft.com/office/drawing/2016/5/10/chartex" xmlns:cx5="http://schemas.microsoft.com/office/drawing/2016/5/11/chartex" xmlns:cx6="http://schemas.microsoft.com/office/drawing/2016/5/12/chartex" xmlns:cx7="http://schemas.microsoft.com/office/drawing/2016/5/13/chartex" xmlns:cx8="http://schemas.microsoft.com/office/drawing/2016/5/14/chartex" xmlns:mc="http://schemas.openxmlformats.org/markup-compatibility/2006" xmlns:aink="http://schemas.microsoft.com/office/drawing/2016/ink" xmlns:am3d="http://schemas.microsoft.com/office/drawing/2017/model3d" xmlns:o="urn:schemas-microsoft-com:office:office" xmlns:oel="http://schemas.microsoft.com/office/2019/extlst" xmlns:r="http://schemas.openxmlformats.org/officeDocument/2006/relationships" xmlns:m="http://schemas.openxmlformats.org/officeDocument/2006/math" xmlns:v="urn:schemas-microsoft-com:vml" xmlns:wp14="http://schemas.microsoft.com/office/word/2010/wordprocessingDrawing" xmlns:wp="http://schemas.openxmlformats.org/drawingml/2006/wordprocessingDrawing" xmlns:w10="urn:schemas-microsoft-com:office:word" xmlns:w="http://schemas.openxmlformats.org/wordprocessingml/2006/main" xmlns:w14="http://schemas.microsoft.com/office/word/2010/wordml" xmlns:w15="http://schemas.microsoft.com/office/word/2012/wordml" xmlns:w16cex="http://schemas.microsoft.com/office/word/2018/wordml/cex" xmlns:w16cid="http://schemas.microsoft.com/office/word/2016/wordml/cid" xmlns:w16="http://schemas.microsoft.com/office/word/2018/wordml" xmlns:w16du="http://schemas.microsoft.com/office/word/2023/wordml/word16du" xmlns:w16sdtdh="http://schemas.microsoft.com/office/word/2020/wordml/sdtdatahash" xmlns:w16se="http://schemas.microsoft.com/office/word/2015/wordml/symex" xmlns:wpg="http://schemas.microsoft.com/office/word/2010/wordprocessingGroup" xmlns:wpi="http://schemas.microsoft.com/office/word/2010/wordprocessingInk" xmlns:wne="http://schemas.microsoft.com/office/word/2006/wordml" xmlns:wps="http://schemas.microsoft.com/office/word/2010/wordprocessingShape" mc:Ignorable="w14 w15 w16se w16cid w16 w16cex w16sdtdh wp14">
+<w:footnotes xmlns:wpc="http://schemas.microsoft.com/office/word/2010/wordprocessingCanvas" xmlns:cx="http://schemas.microsoft.com/office/drawing/2014/chartex" xmlns:cx1="http://schemas.microsoft.com/office/drawing/2015/9/8/chartex" xmlns:cx2="http://schemas.microsoft.com/office/drawing/2015/10/21/chartex" xmlns:cx3="http://schemas.microsoft.com/office/drawing/2016/5/9/chartex" xmlns:cx4="http://schemas.microsoft.com/office/drawing/2016/5/10/chartex" xmlns:cx5="http://schemas.microsoft.com/office/drawing/2016/5/11/chartex" xmlns:cx6="http://schemas.microsoft.com/office/drawing/2016/5/12/chartex" xmlns:cx7="http://schemas.microsoft.com/office/drawing/2016/5/13/chartex" xmlns:cx8="http://schemas.microsoft.com/office/drawing/2016/5/14/chartex" xmlns:mc="http://schemas.openxmlformats.org/markup-compatibility/2006" xmlns:aink="http://schemas.microsoft.com/office/drawing/2016/ink" xmlns:am3d="http://schemas.microsoft.com/office/drawing/2017/model3d" xmlns:o="urn:schemas-microsoft-com:office:office" xmlns:r="http://schemas.openxmlformats.org/officeDocument/2006/relationships" xmlns:m="http://schemas.openxmlformats.org/officeDocument/2006/math" xmlns:v="urn:schemas-microsoft-com:vml" xmlns:wp14="http://schemas.microsoft.com/office/word/2010/wordprocessingDrawing" xmlns:wp="http://schemas.openxmlformats.org/drawingml/2006/wordprocessingDrawing" xmlns:w10="urn:schemas-microsoft-com:office:word" xmlns:w="http://schemas.openxmlformats.org/wordprocessingml/2006/main" xmlns:w14="http://schemas.microsoft.com/office/word/2010/wordml" xmlns:w15="http://schemas.microsoft.com/office/word/2012/wordml" xmlns:w16cex="http://schemas.microsoft.com/office/word/2018/wordml/cex" xmlns:w16cid="http://schemas.microsoft.com/office/word/2016/wordml/cid" xmlns:w16="http://schemas.microsoft.com/office/word/2018/wordml" xmlns:w16sdtdh="http://schemas.microsoft.com/office/word/2020/wordml/sdtdatahash" xmlns:w16se="http://schemas.microsoft.com/office/word/2015/wordml/symex" xmlns:wpg="http://schemas.microsoft.com/office/word/2010/wordprocessingGroup" xmlns:wpi="http://schemas.microsoft.com/office/word/2010/wordprocessingInk" xmlns:wne="http://schemas.microsoft.com/office/word/2006/wordml" xmlns:wps="http://schemas.microsoft.com/office/word/2010/wordprocessingShape" mc:Ignorable="w14 w15 w16se w16cid w16 w16cex w16sdtdh wp14">
   <w:footnote w:type="separator" w:id="-1">
     <w:p>
       <w:r>
@@ -2195,7 +2964,7 @@
 </file>
 
 <file path=word/numbering.xml><?xml version="1.0" encoding="utf-8"?>
-<w:numbering xmlns:wpc="http://schemas.microsoft.com/office/word/2010/wordprocessingCanvas" xmlns:cx="http://schemas.microsoft.com/office/drawing/2014/chartex" xmlns:cx1="http://schemas.microsoft.com/office/drawing/2015/9/8/chartex" xmlns:cx2="http://schemas.microsoft.com/office/drawing/2015/10/21/chartex" xmlns:cx3="http://schemas.microsoft.com/office/drawing/2016/5/9/chartex" xmlns:cx4="http://schemas.microsoft.com/office/drawing/2016/5/10/chartex" xmlns:cx5="http://schemas.microsoft.com/office/drawing/2016/5/11/chartex" xmlns:cx6="http://schemas.microsoft.com/office/drawing/2016/5/12/chartex" xmlns:cx7="http://schemas.microsoft.com/office/drawing/2016/5/13/chartex" xmlns:cx8="http://schemas.microsoft.com/office/drawing/2016/5/14/chartex" xmlns:mc="http://schemas.openxmlformats.org/markup-compatibility/2006" xmlns:aink="http://schemas.microsoft.com/office/drawing/2016/ink" xmlns:am3d="http://schemas.microsoft.com/office/drawing/2017/model3d" xmlns:o="urn:schemas-microsoft-com:office:office" xmlns:oel="http://schemas.microsoft.com/office/2019/extlst" xmlns:r="http://schemas.openxmlformats.org/officeDocument/2006/relationships" xmlns:m="http://schemas.openxmlformats.org/officeDocument/2006/math" xmlns:v="urn:schemas-microsoft-com:vml" xmlns:wp14="http://schemas.microsoft.com/office/word/2010/wordprocessingDrawing" xmlns:wp="http://schemas.openxmlformats.org/drawingml/2006/wordprocessingDrawing" xmlns:w10="urn:schemas-microsoft-com:office:word" xmlns:w="http://schemas.openxmlformats.org/wordprocessingml/2006/main" xmlns:w14="http://schemas.microsoft.com/office/word/2010/wordml" xmlns:w15="http://schemas.microsoft.com/office/word/2012/wordml" xmlns:w16cex="http://schemas.microsoft.com/office/word/2018/wordml/cex" xmlns:w16cid="http://schemas.microsoft.com/office/word/2016/wordml/cid" xmlns:w16="http://schemas.microsoft.com/office/word/2018/wordml" xmlns:w16du="http://schemas.microsoft.com/office/word/2023/wordml/word16du" xmlns:w16sdtdh="http://schemas.microsoft.com/office/word/2020/wordml/sdtdatahash" xmlns:w16se="http://schemas.microsoft.com/office/word/2015/wordml/symex" xmlns:wpg="http://schemas.microsoft.com/office/word/2010/wordprocessingGroup" xmlns:wpi="http://schemas.microsoft.com/office/word/2010/wordprocessingInk" xmlns:wne="http://schemas.microsoft.com/office/word/2006/wordml" xmlns:wps="http://schemas.microsoft.com/office/word/2010/wordprocessingShape" mc:Ignorable="w14 w15 w16se w16cid w16 w16cex w16sdtdh wp14">
+<w:numbering xmlns:wpc="http://schemas.microsoft.com/office/word/2010/wordprocessingCanvas" xmlns:cx="http://schemas.microsoft.com/office/drawing/2014/chartex" xmlns:cx1="http://schemas.microsoft.com/office/drawing/2015/9/8/chartex" xmlns:cx2="http://schemas.microsoft.com/office/drawing/2015/10/21/chartex" xmlns:cx3="http://schemas.microsoft.com/office/drawing/2016/5/9/chartex" xmlns:cx4="http://schemas.microsoft.com/office/drawing/2016/5/10/chartex" xmlns:cx5="http://schemas.microsoft.com/office/drawing/2016/5/11/chartex" xmlns:cx6="http://schemas.microsoft.com/office/drawing/2016/5/12/chartex" xmlns:cx7="http://schemas.microsoft.com/office/drawing/2016/5/13/chartex" xmlns:cx8="http://schemas.microsoft.com/office/drawing/2016/5/14/chartex" xmlns:mc="http://schemas.openxmlformats.org/markup-compatibility/2006" xmlns:aink="http://schemas.microsoft.com/office/drawing/2016/ink" xmlns:am3d="http://schemas.microsoft.com/office/drawing/2017/model3d" xmlns:o="urn:schemas-microsoft-com:office:office" xmlns:r="http://schemas.openxmlformats.org/officeDocument/2006/relationships" xmlns:m="http://schemas.openxmlformats.org/officeDocument/2006/math" xmlns:v="urn:schemas-microsoft-com:vml" xmlns:wp14="http://schemas.microsoft.com/office/word/2010/wordprocessingDrawing" xmlns:wp="http://schemas.openxmlformats.org/drawingml/2006/wordprocessingDrawing" xmlns:w10="urn:schemas-microsoft-com:office:word" xmlns:w="http://schemas.openxmlformats.org/wordprocessingml/2006/main" xmlns:w14="http://schemas.microsoft.com/office/word/2010/wordml" xmlns:w15="http://schemas.microsoft.com/office/word/2012/wordml" xmlns:w16cex="http://schemas.microsoft.com/office/word/2018/wordml/cex" xmlns:w16cid="http://schemas.microsoft.com/office/word/2016/wordml/cid" xmlns:w16="http://schemas.microsoft.com/office/word/2018/wordml" xmlns:w16sdtdh="http://schemas.microsoft.com/office/word/2020/wordml/sdtdatahash" xmlns:w16se="http://schemas.microsoft.com/office/word/2015/wordml/symex" xmlns:wpg="http://schemas.microsoft.com/office/word/2010/wordprocessingGroup" xmlns:wpi="http://schemas.microsoft.com/office/word/2010/wordprocessingInk" xmlns:wne="http://schemas.microsoft.com/office/word/2006/wordml" xmlns:wps="http://schemas.microsoft.com/office/word/2010/wordprocessingShape" mc:Ignorable="w14 w15 w16se w16cid w16 w16cex w16sdtdh wp14">
   <w:abstractNum w:abstractNumId="0" w15:restartNumberingAfterBreak="0">
     <w:nsid w:val="17362360"/>
     <w:multiLevelType w:val="hybridMultilevel"/>
@@ -2463,13 +3232,13 @@
       </w:pPr>
     </w:lvl>
   </w:abstractNum>
-  <w:num w:numId="1" w16cid:durableId="175654284">
+  <w:num w:numId="1">
     <w:abstractNumId w:val="1"/>
   </w:num>
-  <w:num w:numId="2" w16cid:durableId="137647315">
+  <w:num w:numId="2">
     <w:abstractNumId w:val="2"/>
   </w:num>
-  <w:num w:numId="3" w16cid:durableId="1177961855">
+  <w:num w:numId="3">
     <w:abstractNumId w:val="0"/>
   </w:num>
 </w:numbering>

--- a/碩一/TOEIC/介係詞代名詞.docx
+++ b/碩一/TOEIC/介係詞代名詞.docx
@@ -2611,13 +2611,7 @@
         <w:t>對等連接詞不能為句首空格答案</w:t>
       </w:r>
     </w:p>
-    <w:p>
-      <w:pPr>
-        <w:rPr>
-          <w:rFonts w:hint="eastAsia"/>
-        </w:rPr>
-      </w:pPr>
-    </w:p>
+    <w:p/>
     <w:p>
       <w:r>
         <w:t xml:space="preserve">There has been </w:t>
@@ -2649,11 +2643,6 @@
       </w:r>
     </w:p>
     <w:p>
-      <w:pPr>
-        <w:rPr>
-          <w:rFonts w:hint="eastAsia"/>
-        </w:rPr>
-      </w:pPr>
       <w:r>
         <w:t>has been-&gt;</w:t>
       </w:r>
@@ -2675,11 +2664,6 @@
     </w:p>
     <w:p/>
     <w:p>
-      <w:pPr>
-        <w:rPr>
-          <w:rFonts w:hint="eastAsia"/>
-        </w:rPr>
-      </w:pPr>
       <w:r>
         <w:rPr>
           <w:rFonts w:hint="eastAsia"/>
@@ -2887,34 +2871,1009 @@
     </w:p>
     <w:p/>
     <w:p>
-      <w:pPr>
-        <w:rPr>
-          <w:rFonts w:hint="eastAsia"/>
-        </w:rPr>
-      </w:pPr>
-    </w:p>
-    <w:p>
-      <w:pPr>
-        <w:rPr>
-          <w:rFonts w:hint="eastAsia"/>
-        </w:rPr>
-      </w:pPr>
-    </w:p>
-    <w:p>
-      <w:pPr>
-        <w:rPr>
-          <w:rFonts w:hint="eastAsia"/>
-        </w:rPr>
-      </w:pPr>
-    </w:p>
-    <w:p>
-      <w:pPr>
-        <w:rPr>
-          <w:rFonts w:hint="eastAsia"/>
-        </w:rPr>
-      </w:pPr>
+      <w:r>
+        <w:t xml:space="preserve">The executive has high </w:t>
+      </w:r>
+      <w:r>
+        <w:rPr>
+          <w:highlight w:val="yellow"/>
+        </w:rPr>
+        <w:t>expectancy</w:t>
+      </w:r>
+      <w:r>
+        <w:t xml:space="preserve"> of the newly hired human resource director.</w:t>
+      </w:r>
+    </w:p>
+    <w:p>
+      <w:r>
+        <w:t>(A)expect</w:t>
+      </w:r>
+      <w:r>
+        <w:rPr>
+          <w:highlight w:val="yellow"/>
+        </w:rPr>
+        <w:t>(B)expectancy</w:t>
+      </w:r>
+      <w:r>
+        <w:rPr>
+          <w:rFonts w:hint="eastAsia"/>
+          <w:highlight w:val="yellow"/>
+        </w:rPr>
+        <w:t>預期、期望</w:t>
+      </w:r>
+      <w:r>
+        <w:t>(C)expecting(D)expected</w:t>
+      </w:r>
+    </w:p>
+    <w:p>
+      <w:pPr>
+        <w:rPr>
+          <w:rFonts w:hint="eastAsia"/>
+        </w:rPr>
+      </w:pPr>
+    </w:p>
+    <w:p>
+      <w:proofErr w:type="spellStart"/>
+      <w:r>
+        <w:t>CEO:Chief</w:t>
+      </w:r>
+      <w:proofErr w:type="spellEnd"/>
+      <w:r>
+        <w:t xml:space="preserve"> Executive Office </w:t>
+      </w:r>
+      <w:r>
+        <w:rPr>
+          <w:rFonts w:hint="eastAsia"/>
+        </w:rPr>
+        <w:t>總執行長</w:t>
+      </w:r>
     </w:p>
     <w:p/>
+    <w:p>
+      <w:proofErr w:type="spellStart"/>
+      <w:r>
+        <w:lastRenderedPageBreak/>
+        <w:t>Adj+N</w:t>
+      </w:r>
+      <w:proofErr w:type="spellEnd"/>
+      <w:r>
+        <w:rPr>
+          <w:rFonts w:hint="eastAsia"/>
+        </w:rPr>
+        <w:t>，</w:t>
+      </w:r>
+      <w:proofErr w:type="spellStart"/>
+      <w:r>
+        <w:rPr>
+          <w:rFonts w:hint="eastAsia"/>
+        </w:rPr>
+        <w:t>h</w:t>
+      </w:r>
+      <w:r>
+        <w:t>ign</w:t>
+      </w:r>
+      <w:proofErr w:type="spellEnd"/>
+      <w:r>
+        <w:t>(adj)</w:t>
+      </w:r>
+      <w:r>
+        <w:rPr>
+          <w:rFonts w:hint="eastAsia"/>
+        </w:rPr>
+        <w:t xml:space="preserve"> </w:t>
+      </w:r>
+      <w:r>
+        <w:rPr>
+          <w:rFonts w:hint="eastAsia"/>
+        </w:rPr>
+        <w:t>所以後面要接名詞</w:t>
+      </w:r>
+    </w:p>
+    <w:p>
+      <w:r>
+        <w:rPr>
+          <w:rFonts w:hint="eastAsia"/>
+        </w:rPr>
+        <w:t>-</w:t>
+      </w:r>
+      <w:proofErr w:type="spellStart"/>
+      <w:r>
+        <w:t>ancy</w:t>
+      </w:r>
+      <w:proofErr w:type="spellEnd"/>
+      <w:r>
+        <w:rPr>
+          <w:rFonts w:hint="eastAsia"/>
+        </w:rPr>
+        <w:t>結尾</w:t>
+      </w:r>
+      <w:r>
+        <w:rPr>
+          <w:rFonts w:hint="eastAsia"/>
+        </w:rPr>
+        <w:t xml:space="preserve"> </w:t>
+      </w:r>
+      <w:r>
+        <w:t xml:space="preserve">-&gt; </w:t>
+      </w:r>
+      <w:r>
+        <w:rPr>
+          <w:rFonts w:hint="eastAsia"/>
+        </w:rPr>
+        <w:t>名詞</w:t>
+      </w:r>
+    </w:p>
+    <w:p>
+      <w:pPr>
+        <w:rPr>
+          <w:rFonts w:hint="eastAsia"/>
+        </w:rPr>
+      </w:pPr>
+    </w:p>
+    <w:p>
+      <w:r>
+        <w:t xml:space="preserve">All seats must be confirmed beforehand </w:t>
+      </w:r>
+      <w:r>
+        <w:rPr>
+          <w:highlight w:val="yellow"/>
+        </w:rPr>
+        <w:t>for</w:t>
+      </w:r>
+      <w:r>
+        <w:t xml:space="preserve"> </w:t>
+      </w:r>
+      <w:r>
+        <w:rPr>
+          <w:color w:val="FF0000"/>
+        </w:rPr>
+        <w:t xml:space="preserve">reservations </w:t>
+      </w:r>
+      <w:r>
+        <w:t>to be complete.</w:t>
+      </w:r>
+    </w:p>
+    <w:p>
+      <w:pPr>
+        <w:rPr>
+          <w:rFonts w:hint="eastAsia"/>
+        </w:rPr>
+      </w:pPr>
+      <w:r>
+        <w:t>(A)</w:t>
+      </w:r>
+      <w:r>
+        <w:t>in order to</w:t>
+      </w:r>
+      <w:r>
+        <w:rPr>
+          <w:rFonts w:hint="eastAsia"/>
+        </w:rPr>
+        <w:t>為了</w:t>
+      </w:r>
+      <w:r>
+        <w:rPr>
+          <w:rFonts w:hint="eastAsia"/>
+        </w:rPr>
+        <w:t xml:space="preserve"> </w:t>
+      </w:r>
+      <w:r>
+        <w:rPr>
+          <w:rFonts w:hint="eastAsia"/>
+        </w:rPr>
+        <w:t>接原</w:t>
+      </w:r>
+      <w:r>
+        <w:rPr>
+          <w:rFonts w:hint="eastAsia"/>
+        </w:rPr>
+        <w:t>v</w:t>
+      </w:r>
+      <w:r>
+        <w:t xml:space="preserve"> (B)so that</w:t>
+      </w:r>
+      <w:r>
+        <w:rPr>
+          <w:rFonts w:hint="eastAsia"/>
+        </w:rPr>
+        <w:t>好讓、為了</w:t>
+      </w:r>
+      <w:r>
+        <w:rPr>
+          <w:rFonts w:hint="eastAsia"/>
+        </w:rPr>
+        <w:t>.</w:t>
+      </w:r>
+      <w:r>
+        <w:t>.</w:t>
+      </w:r>
+      <w:r>
+        <w:t xml:space="preserve"> </w:t>
+      </w:r>
+      <w:r>
+        <w:rPr>
+          <w:rFonts w:hint="eastAsia"/>
+        </w:rPr>
+        <w:t>接</w:t>
+      </w:r>
+      <w:r>
+        <w:t>S+V</w:t>
+      </w:r>
+      <w:r>
+        <w:rPr>
+          <w:highlight w:val="yellow"/>
+        </w:rPr>
+        <w:t>(C)for</w:t>
+      </w:r>
+      <w:r>
+        <w:rPr>
+          <w:rFonts w:hint="eastAsia"/>
+          <w:highlight w:val="yellow"/>
+        </w:rPr>
+        <w:t>連接詞</w:t>
+      </w:r>
+      <w:r>
+        <w:rPr>
+          <w:rFonts w:hint="eastAsia"/>
+          <w:highlight w:val="yellow"/>
+        </w:rPr>
+        <w:t>/</w:t>
+      </w:r>
+      <w:r>
+        <w:rPr>
+          <w:rFonts w:hint="eastAsia"/>
+          <w:highlight w:val="yellow"/>
+        </w:rPr>
+        <w:t>介係詞</w:t>
+      </w:r>
+      <w:r>
+        <w:rPr>
+          <w:rFonts w:hint="eastAsia"/>
+          <w:highlight w:val="yellow"/>
+        </w:rPr>
+        <w:t xml:space="preserve"> </w:t>
+      </w:r>
+      <w:r>
+        <w:rPr>
+          <w:rFonts w:hint="eastAsia"/>
+          <w:highlight w:val="yellow"/>
+        </w:rPr>
+        <w:t>為了</w:t>
+      </w:r>
+      <w:r>
+        <w:rPr>
+          <w:highlight w:val="yellow"/>
+        </w:rPr>
+        <w:t>…</w:t>
+      </w:r>
+      <w:r>
+        <w:rPr>
+          <w:rFonts w:hint="eastAsia"/>
+          <w:highlight w:val="yellow"/>
+        </w:rPr>
+        <w:t xml:space="preserve"> </w:t>
+      </w:r>
+      <w:r>
+        <w:rPr>
+          <w:rFonts w:hint="eastAsia"/>
+          <w:highlight w:val="yellow"/>
+        </w:rPr>
+        <w:t>接</w:t>
+      </w:r>
+      <w:r>
+        <w:rPr>
+          <w:rFonts w:hint="eastAsia"/>
+          <w:highlight w:val="yellow"/>
+        </w:rPr>
+        <w:t>S</w:t>
+      </w:r>
+      <w:r>
+        <w:rPr>
+          <w:highlight w:val="yellow"/>
+        </w:rPr>
+        <w:t>+V</w:t>
+      </w:r>
+      <w:r>
+        <w:rPr>
+          <w:rFonts w:hint="eastAsia"/>
+          <w:highlight w:val="yellow"/>
+        </w:rPr>
+        <w:t>或接</w:t>
+      </w:r>
+      <w:r>
+        <w:rPr>
+          <w:rFonts w:hint="eastAsia"/>
+          <w:highlight w:val="yellow"/>
+        </w:rPr>
+        <w:t>N</w:t>
+      </w:r>
+      <w:r>
+        <w:t xml:space="preserve"> (D)so as</w:t>
+      </w:r>
+      <w:r>
+        <w:rPr>
+          <w:rFonts w:hint="eastAsia"/>
+        </w:rPr>
+        <w:t>為了</w:t>
+      </w:r>
+      <w:r>
+        <w:t>…</w:t>
+      </w:r>
+      <w:r>
+        <w:rPr>
+          <w:rFonts w:hint="eastAsia"/>
+        </w:rPr>
+        <w:t xml:space="preserve"> </w:t>
+      </w:r>
+      <w:r>
+        <w:rPr>
+          <w:rFonts w:hint="eastAsia"/>
+        </w:rPr>
+        <w:t>接</w:t>
+      </w:r>
+      <w:r>
+        <w:rPr>
+          <w:rFonts w:hint="eastAsia"/>
+        </w:rPr>
+        <w:t>t</w:t>
+      </w:r>
+      <w:r>
+        <w:t>o+</w:t>
+      </w:r>
+      <w:r>
+        <w:rPr>
+          <w:rFonts w:hint="eastAsia"/>
+        </w:rPr>
+        <w:t>原</w:t>
+      </w:r>
+      <w:r>
+        <w:t>V</w:t>
+      </w:r>
+    </w:p>
+    <w:p>
+      <w:pPr>
+        <w:rPr>
+          <w:rFonts w:hint="eastAsia"/>
+        </w:rPr>
+      </w:pPr>
+      <w:r>
+        <w:t xml:space="preserve">beforehand  </w:t>
+      </w:r>
+      <w:r>
+        <w:t xml:space="preserve">adv </w:t>
+      </w:r>
+      <w:r>
+        <w:rPr>
+          <w:rFonts w:hint="eastAsia"/>
+        </w:rPr>
+        <w:t>預先</w:t>
+      </w:r>
+    </w:p>
+    <w:p>
+      <w:pPr>
+        <w:rPr>
+          <w:rFonts w:hint="eastAsia"/>
+        </w:rPr>
+      </w:pPr>
+      <w:r>
+        <w:t>To</w:t>
+      </w:r>
+      <w:r>
+        <w:rPr>
+          <w:rFonts w:hint="eastAsia"/>
+        </w:rPr>
+        <w:t>原</w:t>
+      </w:r>
+      <w:r>
+        <w:rPr>
+          <w:rFonts w:hint="eastAsia"/>
+        </w:rPr>
+        <w:t>V</w:t>
+      </w:r>
+      <w:r>
+        <w:t>(</w:t>
+      </w:r>
+      <w:proofErr w:type="gramStart"/>
+      <w:r>
+        <w:rPr>
+          <w:rFonts w:hint="eastAsia"/>
+        </w:rPr>
+        <w:t>不定詞</w:t>
+      </w:r>
+      <w:proofErr w:type="gramEnd"/>
+      <w:r>
+        <w:rPr>
+          <w:rFonts w:hint="eastAsia"/>
+        </w:rPr>
+        <w:t>):</w:t>
+      </w:r>
+      <w:r>
+        <w:rPr>
+          <w:rFonts w:hint="eastAsia"/>
+        </w:rPr>
+        <w:t>可以是</w:t>
+      </w:r>
+      <w:r>
+        <w:rPr>
+          <w:rFonts w:hint="eastAsia"/>
+        </w:rPr>
+        <w:t>N</w:t>
+      </w:r>
+      <w:r>
+        <w:rPr>
+          <w:rFonts w:hint="eastAsia"/>
+        </w:rPr>
+        <w:t>、</w:t>
+      </w:r>
+      <w:r>
+        <w:rPr>
+          <w:rFonts w:hint="eastAsia"/>
+        </w:rPr>
+        <w:t>A</w:t>
+      </w:r>
+      <w:r>
+        <w:t>dj</w:t>
+      </w:r>
+      <w:r>
+        <w:rPr>
+          <w:rFonts w:hint="eastAsia"/>
+        </w:rPr>
+        <w:t>、</w:t>
+      </w:r>
+      <w:r>
+        <w:rPr>
+          <w:rFonts w:hint="eastAsia"/>
+        </w:rPr>
+        <w:t xml:space="preserve">Adv </w:t>
+      </w:r>
+      <w:r>
+        <w:rPr>
+          <w:rFonts w:hint="eastAsia"/>
+        </w:rPr>
+        <w:t>但並非動詞</w:t>
+      </w:r>
+    </w:p>
+    <w:p>
+      <w:r>
+        <w:rPr>
+          <w:rFonts w:hint="eastAsia"/>
+        </w:rPr>
+        <w:t>子句</w:t>
+      </w:r>
+      <w:r>
+        <w:rPr>
+          <w:rFonts w:hint="eastAsia"/>
+        </w:rPr>
+        <w:t>:</w:t>
+      </w:r>
+      <w:r>
+        <w:rPr>
+          <w:rFonts w:hint="eastAsia"/>
+        </w:rPr>
+        <w:t>必須由主詞</w:t>
+      </w:r>
+      <w:r>
+        <w:rPr>
+          <w:rFonts w:hint="eastAsia"/>
+        </w:rPr>
+        <w:t>(</w:t>
+      </w:r>
+      <w:r>
+        <w:rPr>
+          <w:rFonts w:hint="eastAsia"/>
+        </w:rPr>
+        <w:t>動作者</w:t>
+      </w:r>
+      <w:r>
+        <w:rPr>
+          <w:rFonts w:hint="eastAsia"/>
+        </w:rPr>
+        <w:t>+</w:t>
+      </w:r>
+      <w:r>
+        <w:t>N)+</w:t>
+      </w:r>
+      <w:r>
+        <w:rPr>
+          <w:rFonts w:hint="eastAsia"/>
+        </w:rPr>
+        <w:t>動詞</w:t>
+      </w:r>
+      <w:r>
+        <w:rPr>
+          <w:rFonts w:hint="eastAsia"/>
+        </w:rPr>
+        <w:t>(V</w:t>
+      </w:r>
+      <w:r>
+        <w:t>)</w:t>
+      </w:r>
+      <w:r>
+        <w:rPr>
+          <w:rFonts w:hint="eastAsia"/>
+        </w:rPr>
+        <w:t>組成</w:t>
+      </w:r>
+    </w:p>
+    <w:p>
+      <w:proofErr w:type="spellStart"/>
+      <w:proofErr w:type="gramStart"/>
+      <w:r>
+        <w:rPr>
+          <w:rFonts w:hint="eastAsia"/>
+        </w:rPr>
+        <w:t>e</w:t>
+      </w:r>
+      <w:r>
+        <w:t>x:You</w:t>
+      </w:r>
+      <w:proofErr w:type="spellEnd"/>
+      <w:proofErr w:type="gramEnd"/>
+      <w:r>
+        <w:t>(S)work(v)hard so that(</w:t>
+      </w:r>
+      <w:proofErr w:type="spellStart"/>
+      <w:r>
+        <w:t>conj</w:t>
+      </w:r>
+      <w:proofErr w:type="spellEnd"/>
+      <w:r>
+        <w:t>)you(s)can get</w:t>
+      </w:r>
+      <w:r>
+        <w:rPr>
+          <w:rFonts w:hint="eastAsia"/>
+        </w:rPr>
+        <w:t>(</w:t>
+      </w:r>
+      <w:r>
+        <w:t>v)</w:t>
+      </w:r>
+      <w:r>
+        <w:rPr>
+          <w:rFonts w:hint="eastAsia"/>
+        </w:rPr>
+        <w:t>g</w:t>
+      </w:r>
+      <w:r>
+        <w:t>ood grades in TOEIC.</w:t>
+      </w:r>
+    </w:p>
+    <w:p>
+      <w:r>
+        <w:rPr>
+          <w:rFonts w:hint="eastAsia"/>
+        </w:rPr>
+        <w:t>介係詞</w:t>
+      </w:r>
+      <w:r>
+        <w:rPr>
+          <w:rFonts w:hint="eastAsia"/>
+        </w:rPr>
+        <w:t>+</w:t>
+      </w:r>
+      <w:r>
+        <w:t>N:</w:t>
+      </w:r>
+      <w:r>
+        <w:rPr>
+          <w:rFonts w:hint="eastAsia"/>
+        </w:rPr>
+        <w:t>之後不能再有動詞</w:t>
+      </w:r>
+    </w:p>
+    <w:p>
+      <w:r>
+        <w:rPr>
+          <w:rFonts w:hint="eastAsia"/>
+        </w:rPr>
+        <w:t>連接詞</w:t>
+      </w:r>
+      <w:r>
+        <w:rPr>
+          <w:rFonts w:hint="eastAsia"/>
+        </w:rPr>
+        <w:t>+</w:t>
+      </w:r>
+      <w:r>
+        <w:t>N+V</w:t>
+      </w:r>
+    </w:p>
+    <w:p>
+      <w:r>
+        <w:t>reservations</w:t>
+      </w:r>
+      <w:r>
+        <w:rPr>
+          <w:rFonts w:hint="eastAsia"/>
+        </w:rPr>
+        <w:t>是名詞，因此要選</w:t>
+      </w:r>
+      <w:r>
+        <w:rPr>
+          <w:rFonts w:hint="eastAsia"/>
+        </w:rPr>
+        <w:t>f</w:t>
+      </w:r>
+      <w:r>
+        <w:t>or</w:t>
+      </w:r>
+    </w:p>
+    <w:p>
+      <w:pPr>
+        <w:rPr>
+          <w:rFonts w:hint="eastAsia"/>
+        </w:rPr>
+      </w:pPr>
+    </w:p>
+    <w:p>
+      <w:r>
+        <w:rPr>
+          <w:rFonts w:hint="eastAsia"/>
+        </w:rPr>
+        <w:t>F</w:t>
+      </w:r>
+      <w:r>
+        <w:t xml:space="preserve">ans are all </w:t>
+      </w:r>
+      <w:r>
+        <w:rPr>
+          <w:highlight w:val="yellow"/>
+        </w:rPr>
+        <w:t>enthusiastically</w:t>
+      </w:r>
+      <w:r>
+        <w:t xml:space="preserve"> waiting for the finals between Legos and SVF Bears.</w:t>
+      </w:r>
+    </w:p>
+    <w:p>
+      <w:r>
+        <w:t>(A</w:t>
+      </w:r>
+      <w:r>
+        <w:rPr>
+          <w:rFonts w:hint="eastAsia"/>
+        </w:rPr>
+        <w:t>)</w:t>
+      </w:r>
+      <w:r>
+        <w:t>enthusiasm</w:t>
+      </w:r>
+      <w:r>
+        <w:rPr>
+          <w:highlight w:val="yellow"/>
+        </w:rPr>
+        <w:t>(B)enthusiastically</w:t>
+      </w:r>
+      <w:r>
+        <w:rPr>
+          <w:highlight w:val="yellow"/>
+        </w:rPr>
+        <w:t xml:space="preserve"> </w:t>
+      </w:r>
+      <w:r>
+        <w:rPr>
+          <w:highlight w:val="yellow"/>
+        </w:rPr>
+        <w:t>adv</w:t>
+      </w:r>
+      <w:r>
+        <w:rPr>
+          <w:rFonts w:hint="eastAsia"/>
+          <w:highlight w:val="yellow"/>
+        </w:rPr>
+        <w:t>熱情地</w:t>
+      </w:r>
+      <w:r>
+        <w:rPr>
+          <w:highlight w:val="yellow"/>
+        </w:rPr>
+        <w:t>(</w:t>
+      </w:r>
+      <w:r>
+        <w:t>C)enthusiasts(D)enthusiastic</w:t>
+      </w:r>
+    </w:p>
+    <w:p>
+      <w:r>
+        <w:rPr>
+          <w:rFonts w:hint="eastAsia"/>
+        </w:rPr>
+        <w:t>e</w:t>
+      </w:r>
+      <w:r>
+        <w:t>nthusiastically adv</w:t>
+      </w:r>
+      <w:r>
+        <w:rPr>
+          <w:rFonts w:hint="eastAsia"/>
+        </w:rPr>
+        <w:t>熱情地</w:t>
+      </w:r>
+      <w:r>
+        <w:rPr>
+          <w:rFonts w:hint="eastAsia"/>
+        </w:rPr>
+        <w:t>、</w:t>
+      </w:r>
+      <w:r>
+        <w:rPr>
+          <w:rFonts w:hint="eastAsia"/>
+        </w:rPr>
+        <w:t xml:space="preserve">enthusiasm </w:t>
+      </w:r>
+      <w:r>
+        <w:rPr>
+          <w:rFonts w:hint="eastAsia"/>
+        </w:rPr>
+        <w:t>n</w:t>
+      </w:r>
+      <w:r>
+        <w:t>.</w:t>
+      </w:r>
+      <w:r>
+        <w:rPr>
+          <w:rFonts w:hint="eastAsia"/>
+        </w:rPr>
+        <w:t>熱誠</w:t>
+      </w:r>
+      <w:r>
+        <w:rPr>
+          <w:rFonts w:hint="eastAsia"/>
+        </w:rPr>
+        <w:t>、</w:t>
+      </w:r>
+      <w:r>
+        <w:t>enthusiasts</w:t>
+      </w:r>
+      <w:r>
+        <w:rPr>
+          <w:rFonts w:hint="eastAsia"/>
+        </w:rPr>
+        <w:t xml:space="preserve"> n</w:t>
+      </w:r>
+      <w:r>
+        <w:t xml:space="preserve"> </w:t>
+      </w:r>
+      <w:r>
+        <w:rPr>
+          <w:rFonts w:hint="eastAsia"/>
+        </w:rPr>
+        <w:t>對</w:t>
+      </w:r>
+      <w:r>
+        <w:rPr>
+          <w:rFonts w:hint="eastAsia"/>
+        </w:rPr>
+        <w:t>.</w:t>
+      </w:r>
+      <w:r>
+        <w:t>.</w:t>
+      </w:r>
+      <w:r>
+        <w:rPr>
+          <w:rFonts w:hint="eastAsia"/>
+        </w:rPr>
+        <w:t>熱衷者</w:t>
+      </w:r>
+    </w:p>
+    <w:p>
+      <w:pPr>
+        <w:rPr>
+          <w:rFonts w:hint="eastAsia"/>
+        </w:rPr>
+      </w:pPr>
+      <w:r>
+        <w:t>enthusiastic</w:t>
+      </w:r>
+      <w:r>
+        <w:rPr>
+          <w:rFonts w:hint="eastAsia"/>
+        </w:rPr>
+        <w:t xml:space="preserve"> a</w:t>
+      </w:r>
+      <w:r>
+        <w:t xml:space="preserve">dj </w:t>
+      </w:r>
+      <w:r>
+        <w:rPr>
+          <w:rFonts w:hint="eastAsia"/>
+        </w:rPr>
+        <w:t>熱情的</w:t>
+      </w:r>
+    </w:p>
+    <w:p>
+      <w:r>
+        <w:t>“</w:t>
+      </w:r>
+      <w:proofErr w:type="spellStart"/>
+      <w:r>
+        <w:t>be”+Ving</w:t>
+      </w:r>
+      <w:proofErr w:type="spellEnd"/>
+      <w:r>
+        <w:rPr>
+          <w:rFonts w:hint="eastAsia"/>
+        </w:rPr>
+        <w:t>:</w:t>
+      </w:r>
+      <w:r>
+        <w:rPr>
+          <w:rFonts w:hint="eastAsia"/>
+        </w:rPr>
+        <w:t>主動</w:t>
+      </w:r>
+      <w:r>
+        <w:rPr>
+          <w:rFonts w:hint="eastAsia"/>
+        </w:rPr>
+        <w:t xml:space="preserve"> </w:t>
+      </w:r>
+      <w:r>
+        <w:t xml:space="preserve">-&gt;I am asking a question </w:t>
+      </w:r>
+      <w:r>
+        <w:rPr>
+          <w:rFonts w:hint="eastAsia"/>
+        </w:rPr>
+        <w:t>我再</w:t>
+      </w:r>
+      <w:proofErr w:type="gramStart"/>
+      <w:r>
+        <w:rPr>
+          <w:rFonts w:hint="eastAsia"/>
+        </w:rPr>
+        <w:t>問</w:t>
+      </w:r>
+      <w:proofErr w:type="gramEnd"/>
+      <w:r>
+        <w:rPr>
+          <w:rFonts w:hint="eastAsia"/>
+        </w:rPr>
+        <w:t>問題</w:t>
+      </w:r>
+    </w:p>
+    <w:p>
+      <w:r>
+        <w:t>“</w:t>
+      </w:r>
+      <w:proofErr w:type="spellStart"/>
+      <w:r>
+        <w:t>be”+PP</w:t>
+      </w:r>
+      <w:proofErr w:type="spellEnd"/>
+      <w:r>
+        <w:rPr>
+          <w:rFonts w:hint="eastAsia"/>
+        </w:rPr>
+        <w:t>:</w:t>
+      </w:r>
+      <w:r>
+        <w:rPr>
+          <w:rFonts w:hint="eastAsia"/>
+        </w:rPr>
+        <w:t>被動</w:t>
+      </w:r>
+      <w:r>
+        <w:rPr>
+          <w:rFonts w:hint="eastAsia"/>
+        </w:rPr>
+        <w:t xml:space="preserve"> </w:t>
+      </w:r>
+      <w:r>
+        <w:t xml:space="preserve">-&gt; I am asked a question </w:t>
+      </w:r>
+      <w:r>
+        <w:rPr>
+          <w:rFonts w:hint="eastAsia"/>
+        </w:rPr>
+        <w:t>我被問了一個問題</w:t>
+      </w:r>
+    </w:p>
+    <w:p>
+      <w:r>
+        <w:t>“</w:t>
+      </w:r>
+      <w:r>
+        <w:rPr>
+          <w:rFonts w:hint="eastAsia"/>
+        </w:rPr>
+        <w:t>b</w:t>
+      </w:r>
+      <w:r>
+        <w:t>e”+</w:t>
+      </w:r>
+      <w:proofErr w:type="spellStart"/>
+      <w:r>
+        <w:t>adv+Ving</w:t>
+      </w:r>
+      <w:proofErr w:type="spellEnd"/>
+      <w:r>
+        <w:t xml:space="preserve">/PP :I am always improving myself </w:t>
+      </w:r>
+      <w:r>
+        <w:rPr>
+          <w:rFonts w:hint="eastAsia"/>
+        </w:rPr>
+        <w:t>我總是自我增進</w:t>
+      </w:r>
+    </w:p>
+    <w:p/>
+    <w:p>
+      <w:r>
+        <w:t>-</w:t>
+      </w:r>
+      <w:proofErr w:type="spellStart"/>
+      <w:r>
+        <w:t>sm</w:t>
+      </w:r>
+      <w:proofErr w:type="spellEnd"/>
+      <w:r>
+        <w:rPr>
+          <w:rFonts w:hint="eastAsia"/>
+        </w:rPr>
+        <w:t>結尾</w:t>
+      </w:r>
+      <w:r>
+        <w:rPr>
+          <w:rFonts w:hint="eastAsia"/>
+        </w:rPr>
+        <w:t xml:space="preserve"> </w:t>
+      </w:r>
+      <w:r>
+        <w:t>-&gt;</w:t>
+      </w:r>
+      <w:r>
+        <w:rPr>
+          <w:rFonts w:hint="eastAsia"/>
+        </w:rPr>
+        <w:t>名詞</w:t>
+      </w:r>
+      <w:r>
+        <w:rPr>
+          <w:rFonts w:hint="eastAsia"/>
+        </w:rPr>
+        <w:t>、</w:t>
+      </w:r>
+      <w:r>
+        <w:rPr>
+          <w:rFonts w:hint="eastAsia"/>
+        </w:rPr>
+        <w:t>-</w:t>
+      </w:r>
+      <w:r>
+        <w:t>tic</w:t>
+      </w:r>
+      <w:r>
+        <w:rPr>
+          <w:rFonts w:hint="eastAsia"/>
+        </w:rPr>
+        <w:t>結尾</w:t>
+      </w:r>
+      <w:r>
+        <w:rPr>
+          <w:rFonts w:hint="eastAsia"/>
+        </w:rPr>
+        <w:t xml:space="preserve"> </w:t>
+      </w:r>
+      <w:r>
+        <w:t>-&gt;</w:t>
+      </w:r>
+      <w:r>
+        <w:rPr>
+          <w:rFonts w:hint="eastAsia"/>
+        </w:rPr>
+        <w:t>形容詞</w:t>
+      </w:r>
+    </w:p>
+    <w:p/>
+    <w:p>
+      <w:pPr>
+        <w:rPr>
+          <w:rFonts w:hint="eastAsia"/>
+        </w:rPr>
+      </w:pPr>
+    </w:p>
     <w:sectPr>
       <w:pgSz w:w="11906" w:h="16838"/>
       <w:pgMar w:top="1440" w:right="1800" w:bottom="1440" w:left="1800" w:header="851" w:footer="992" w:gutter="0"/>
@@ -3055,6 +4014,273 @@
     </w:lvl>
   </w:abstractNum>
   <w:abstractNum w:abstractNumId="1" w15:restartNumberingAfterBreak="0">
+    <w:nsid w:val="22B002D7"/>
+    <w:multiLevelType w:val="hybridMultilevel"/>
+    <w:tmpl w:val="61FC8AEC"/>
+    <w:lvl w:ilvl="0" w:tplc="D9D69368">
+      <w:start w:val="1"/>
+      <w:numFmt w:val="upperLetter"/>
+      <w:lvlText w:val="(%1)"/>
+      <w:lvlJc w:val="left"/>
+      <w:pPr>
+        <w:ind w:left="360" w:hanging="360"/>
+      </w:pPr>
+      <w:rPr>
+        <w:rFonts w:hint="default"/>
+      </w:rPr>
+    </w:lvl>
+    <w:lvl w:ilvl="1" w:tplc="04090019" w:tentative="1">
+      <w:start w:val="1"/>
+      <w:numFmt w:val="ideographTraditional"/>
+      <w:lvlText w:val="%2、"/>
+      <w:lvlJc w:val="left"/>
+      <w:pPr>
+        <w:ind w:left="960" w:hanging="480"/>
+      </w:pPr>
+    </w:lvl>
+    <w:lvl w:ilvl="2" w:tplc="0409001B" w:tentative="1">
+      <w:start w:val="1"/>
+      <w:numFmt w:val="lowerRoman"/>
+      <w:lvlText w:val="%3."/>
+      <w:lvlJc w:val="right"/>
+      <w:pPr>
+        <w:ind w:left="1440" w:hanging="480"/>
+      </w:pPr>
+    </w:lvl>
+    <w:lvl w:ilvl="3" w:tplc="0409000F" w:tentative="1">
+      <w:start w:val="1"/>
+      <w:numFmt w:val="decimal"/>
+      <w:lvlText w:val="%4."/>
+      <w:lvlJc w:val="left"/>
+      <w:pPr>
+        <w:ind w:left="1920" w:hanging="480"/>
+      </w:pPr>
+    </w:lvl>
+    <w:lvl w:ilvl="4" w:tplc="04090019" w:tentative="1">
+      <w:start w:val="1"/>
+      <w:numFmt w:val="ideographTraditional"/>
+      <w:lvlText w:val="%5、"/>
+      <w:lvlJc w:val="left"/>
+      <w:pPr>
+        <w:ind w:left="2400" w:hanging="480"/>
+      </w:pPr>
+    </w:lvl>
+    <w:lvl w:ilvl="5" w:tplc="0409001B" w:tentative="1">
+      <w:start w:val="1"/>
+      <w:numFmt w:val="lowerRoman"/>
+      <w:lvlText w:val="%6."/>
+      <w:lvlJc w:val="right"/>
+      <w:pPr>
+        <w:ind w:left="2880" w:hanging="480"/>
+      </w:pPr>
+    </w:lvl>
+    <w:lvl w:ilvl="6" w:tplc="0409000F" w:tentative="1">
+      <w:start w:val="1"/>
+      <w:numFmt w:val="decimal"/>
+      <w:lvlText w:val="%7."/>
+      <w:lvlJc w:val="left"/>
+      <w:pPr>
+        <w:ind w:left="3360" w:hanging="480"/>
+      </w:pPr>
+    </w:lvl>
+    <w:lvl w:ilvl="7" w:tplc="04090019" w:tentative="1">
+      <w:start w:val="1"/>
+      <w:numFmt w:val="ideographTraditional"/>
+      <w:lvlText w:val="%8、"/>
+      <w:lvlJc w:val="left"/>
+      <w:pPr>
+        <w:ind w:left="3840" w:hanging="480"/>
+      </w:pPr>
+    </w:lvl>
+    <w:lvl w:ilvl="8" w:tplc="0409001B" w:tentative="1">
+      <w:start w:val="1"/>
+      <w:numFmt w:val="lowerRoman"/>
+      <w:lvlText w:val="%9."/>
+      <w:lvlJc w:val="right"/>
+      <w:pPr>
+        <w:ind w:left="4320" w:hanging="480"/>
+      </w:pPr>
+    </w:lvl>
+  </w:abstractNum>
+  <w:abstractNum w:abstractNumId="2" w15:restartNumberingAfterBreak="0">
+    <w:nsid w:val="39496F00"/>
+    <w:multiLevelType w:val="hybridMultilevel"/>
+    <w:tmpl w:val="6C6CE0AC"/>
+    <w:lvl w:ilvl="0" w:tplc="EB027344">
+      <w:start w:val="1"/>
+      <w:numFmt w:val="upperLetter"/>
+      <w:lvlText w:val="(%1)"/>
+      <w:lvlJc w:val="left"/>
+      <w:pPr>
+        <w:ind w:left="360" w:hanging="360"/>
+      </w:pPr>
+      <w:rPr>
+        <w:rFonts w:hint="default"/>
+      </w:rPr>
+    </w:lvl>
+    <w:lvl w:ilvl="1" w:tplc="04090019" w:tentative="1">
+      <w:start w:val="1"/>
+      <w:numFmt w:val="ideographTraditional"/>
+      <w:lvlText w:val="%2、"/>
+      <w:lvlJc w:val="left"/>
+      <w:pPr>
+        <w:ind w:left="960" w:hanging="480"/>
+      </w:pPr>
+    </w:lvl>
+    <w:lvl w:ilvl="2" w:tplc="0409001B" w:tentative="1">
+      <w:start w:val="1"/>
+      <w:numFmt w:val="lowerRoman"/>
+      <w:lvlText w:val="%3."/>
+      <w:lvlJc w:val="right"/>
+      <w:pPr>
+        <w:ind w:left="1440" w:hanging="480"/>
+      </w:pPr>
+    </w:lvl>
+    <w:lvl w:ilvl="3" w:tplc="0409000F" w:tentative="1">
+      <w:start w:val="1"/>
+      <w:numFmt w:val="decimal"/>
+      <w:lvlText w:val="%4."/>
+      <w:lvlJc w:val="left"/>
+      <w:pPr>
+        <w:ind w:left="1920" w:hanging="480"/>
+      </w:pPr>
+    </w:lvl>
+    <w:lvl w:ilvl="4" w:tplc="04090019" w:tentative="1">
+      <w:start w:val="1"/>
+      <w:numFmt w:val="ideographTraditional"/>
+      <w:lvlText w:val="%5、"/>
+      <w:lvlJc w:val="left"/>
+      <w:pPr>
+        <w:ind w:left="2400" w:hanging="480"/>
+      </w:pPr>
+    </w:lvl>
+    <w:lvl w:ilvl="5" w:tplc="0409001B" w:tentative="1">
+      <w:start w:val="1"/>
+      <w:numFmt w:val="lowerRoman"/>
+      <w:lvlText w:val="%6."/>
+      <w:lvlJc w:val="right"/>
+      <w:pPr>
+        <w:ind w:left="2880" w:hanging="480"/>
+      </w:pPr>
+    </w:lvl>
+    <w:lvl w:ilvl="6" w:tplc="0409000F" w:tentative="1">
+      <w:start w:val="1"/>
+      <w:numFmt w:val="decimal"/>
+      <w:lvlText w:val="%7."/>
+      <w:lvlJc w:val="left"/>
+      <w:pPr>
+        <w:ind w:left="3360" w:hanging="480"/>
+      </w:pPr>
+    </w:lvl>
+    <w:lvl w:ilvl="7" w:tplc="04090019" w:tentative="1">
+      <w:start w:val="1"/>
+      <w:numFmt w:val="ideographTraditional"/>
+      <w:lvlText w:val="%8、"/>
+      <w:lvlJc w:val="left"/>
+      <w:pPr>
+        <w:ind w:left="3840" w:hanging="480"/>
+      </w:pPr>
+    </w:lvl>
+    <w:lvl w:ilvl="8" w:tplc="0409001B" w:tentative="1">
+      <w:start w:val="1"/>
+      <w:numFmt w:val="lowerRoman"/>
+      <w:lvlText w:val="%9."/>
+      <w:lvlJc w:val="right"/>
+      <w:pPr>
+        <w:ind w:left="4320" w:hanging="480"/>
+      </w:pPr>
+    </w:lvl>
+  </w:abstractNum>
+  <w:abstractNum w:abstractNumId="3" w15:restartNumberingAfterBreak="0">
+    <w:nsid w:val="400F352D"/>
+    <w:multiLevelType w:val="hybridMultilevel"/>
+    <w:tmpl w:val="18C0E9BA"/>
+    <w:lvl w:ilvl="0" w:tplc="66A07FBE">
+      <w:start w:val="1"/>
+      <w:numFmt w:val="upperLetter"/>
+      <w:lvlText w:val="(%1)"/>
+      <w:lvlJc w:val="left"/>
+      <w:pPr>
+        <w:ind w:left="360" w:hanging="360"/>
+      </w:pPr>
+      <w:rPr>
+        <w:rFonts w:hint="default"/>
+      </w:rPr>
+    </w:lvl>
+    <w:lvl w:ilvl="1" w:tplc="04090019" w:tentative="1">
+      <w:start w:val="1"/>
+      <w:numFmt w:val="ideographTraditional"/>
+      <w:lvlText w:val="%2、"/>
+      <w:lvlJc w:val="left"/>
+      <w:pPr>
+        <w:ind w:left="960" w:hanging="480"/>
+      </w:pPr>
+    </w:lvl>
+    <w:lvl w:ilvl="2" w:tplc="0409001B" w:tentative="1">
+      <w:start w:val="1"/>
+      <w:numFmt w:val="lowerRoman"/>
+      <w:lvlText w:val="%3."/>
+      <w:lvlJc w:val="right"/>
+      <w:pPr>
+        <w:ind w:left="1440" w:hanging="480"/>
+      </w:pPr>
+    </w:lvl>
+    <w:lvl w:ilvl="3" w:tplc="0409000F" w:tentative="1">
+      <w:start w:val="1"/>
+      <w:numFmt w:val="decimal"/>
+      <w:lvlText w:val="%4."/>
+      <w:lvlJc w:val="left"/>
+      <w:pPr>
+        <w:ind w:left="1920" w:hanging="480"/>
+      </w:pPr>
+    </w:lvl>
+    <w:lvl w:ilvl="4" w:tplc="04090019" w:tentative="1">
+      <w:start w:val="1"/>
+      <w:numFmt w:val="ideographTraditional"/>
+      <w:lvlText w:val="%5、"/>
+      <w:lvlJc w:val="left"/>
+      <w:pPr>
+        <w:ind w:left="2400" w:hanging="480"/>
+      </w:pPr>
+    </w:lvl>
+    <w:lvl w:ilvl="5" w:tplc="0409001B" w:tentative="1">
+      <w:start w:val="1"/>
+      <w:numFmt w:val="lowerRoman"/>
+      <w:lvlText w:val="%6."/>
+      <w:lvlJc w:val="right"/>
+      <w:pPr>
+        <w:ind w:left="2880" w:hanging="480"/>
+      </w:pPr>
+    </w:lvl>
+    <w:lvl w:ilvl="6" w:tplc="0409000F" w:tentative="1">
+      <w:start w:val="1"/>
+      <w:numFmt w:val="decimal"/>
+      <w:lvlText w:val="%7."/>
+      <w:lvlJc w:val="left"/>
+      <w:pPr>
+        <w:ind w:left="3360" w:hanging="480"/>
+      </w:pPr>
+    </w:lvl>
+    <w:lvl w:ilvl="7" w:tplc="04090019" w:tentative="1">
+      <w:start w:val="1"/>
+      <w:numFmt w:val="ideographTraditional"/>
+      <w:lvlText w:val="%8、"/>
+      <w:lvlJc w:val="left"/>
+      <w:pPr>
+        <w:ind w:left="3840" w:hanging="480"/>
+      </w:pPr>
+    </w:lvl>
+    <w:lvl w:ilvl="8" w:tplc="0409001B" w:tentative="1">
+      <w:start w:val="1"/>
+      <w:numFmt w:val="lowerRoman"/>
+      <w:lvlText w:val="%9."/>
+      <w:lvlJc w:val="right"/>
+      <w:pPr>
+        <w:ind w:left="4320" w:hanging="480"/>
+      </w:pPr>
+    </w:lvl>
+  </w:abstractNum>
+  <w:abstractNum w:abstractNumId="4" w15:restartNumberingAfterBreak="0">
     <w:nsid w:val="5495135A"/>
     <w:multiLevelType w:val="hybridMultilevel"/>
     <w:tmpl w:val="AA88B466"/>
@@ -3143,7 +4369,7 @@
       </w:pPr>
     </w:lvl>
   </w:abstractNum>
-  <w:abstractNum w:abstractNumId="2" w15:restartNumberingAfterBreak="0">
+  <w:abstractNum w:abstractNumId="5" w15:restartNumberingAfterBreak="0">
     <w:nsid w:val="775001FE"/>
     <w:multiLevelType w:val="hybridMultilevel"/>
     <w:tmpl w:val="D26051BC"/>
@@ -3232,14 +4458,115 @@
       </w:pPr>
     </w:lvl>
   </w:abstractNum>
+  <w:abstractNum w:abstractNumId="6" w15:restartNumberingAfterBreak="0">
+    <w:nsid w:val="7B123881"/>
+    <w:multiLevelType w:val="hybridMultilevel"/>
+    <w:tmpl w:val="A59E4332"/>
+    <w:lvl w:ilvl="0" w:tplc="81041A62">
+      <w:start w:val="1"/>
+      <w:numFmt w:val="upperLetter"/>
+      <w:lvlText w:val="(%1)"/>
+      <w:lvlJc w:val="left"/>
+      <w:pPr>
+        <w:ind w:left="360" w:hanging="360"/>
+      </w:pPr>
+      <w:rPr>
+        <w:rFonts w:hint="default"/>
+      </w:rPr>
+    </w:lvl>
+    <w:lvl w:ilvl="1" w:tplc="04090019" w:tentative="1">
+      <w:start w:val="1"/>
+      <w:numFmt w:val="ideographTraditional"/>
+      <w:lvlText w:val="%2、"/>
+      <w:lvlJc w:val="left"/>
+      <w:pPr>
+        <w:ind w:left="960" w:hanging="480"/>
+      </w:pPr>
+    </w:lvl>
+    <w:lvl w:ilvl="2" w:tplc="0409001B" w:tentative="1">
+      <w:start w:val="1"/>
+      <w:numFmt w:val="lowerRoman"/>
+      <w:lvlText w:val="%3."/>
+      <w:lvlJc w:val="right"/>
+      <w:pPr>
+        <w:ind w:left="1440" w:hanging="480"/>
+      </w:pPr>
+    </w:lvl>
+    <w:lvl w:ilvl="3" w:tplc="0409000F" w:tentative="1">
+      <w:start w:val="1"/>
+      <w:numFmt w:val="decimal"/>
+      <w:lvlText w:val="%4."/>
+      <w:lvlJc w:val="left"/>
+      <w:pPr>
+        <w:ind w:left="1920" w:hanging="480"/>
+      </w:pPr>
+    </w:lvl>
+    <w:lvl w:ilvl="4" w:tplc="04090019" w:tentative="1">
+      <w:start w:val="1"/>
+      <w:numFmt w:val="ideographTraditional"/>
+      <w:lvlText w:val="%5、"/>
+      <w:lvlJc w:val="left"/>
+      <w:pPr>
+        <w:ind w:left="2400" w:hanging="480"/>
+      </w:pPr>
+    </w:lvl>
+    <w:lvl w:ilvl="5" w:tplc="0409001B" w:tentative="1">
+      <w:start w:val="1"/>
+      <w:numFmt w:val="lowerRoman"/>
+      <w:lvlText w:val="%6."/>
+      <w:lvlJc w:val="right"/>
+      <w:pPr>
+        <w:ind w:left="2880" w:hanging="480"/>
+      </w:pPr>
+    </w:lvl>
+    <w:lvl w:ilvl="6" w:tplc="0409000F" w:tentative="1">
+      <w:start w:val="1"/>
+      <w:numFmt w:val="decimal"/>
+      <w:lvlText w:val="%7."/>
+      <w:lvlJc w:val="left"/>
+      <w:pPr>
+        <w:ind w:left="3360" w:hanging="480"/>
+      </w:pPr>
+    </w:lvl>
+    <w:lvl w:ilvl="7" w:tplc="04090019" w:tentative="1">
+      <w:start w:val="1"/>
+      <w:numFmt w:val="ideographTraditional"/>
+      <w:lvlText w:val="%8、"/>
+      <w:lvlJc w:val="left"/>
+      <w:pPr>
+        <w:ind w:left="3840" w:hanging="480"/>
+      </w:pPr>
+    </w:lvl>
+    <w:lvl w:ilvl="8" w:tplc="0409001B" w:tentative="1">
+      <w:start w:val="1"/>
+      <w:numFmt w:val="lowerRoman"/>
+      <w:lvlText w:val="%9."/>
+      <w:lvlJc w:val="right"/>
+      <w:pPr>
+        <w:ind w:left="4320" w:hanging="480"/>
+      </w:pPr>
+    </w:lvl>
+  </w:abstractNum>
   <w:num w:numId="1">
-    <w:abstractNumId w:val="1"/>
+    <w:abstractNumId w:val="4"/>
   </w:num>
   <w:num w:numId="2">
-    <w:abstractNumId w:val="2"/>
+    <w:abstractNumId w:val="5"/>
   </w:num>
   <w:num w:numId="3">
     <w:abstractNumId w:val="0"/>
+  </w:num>
+  <w:num w:numId="4">
+    <w:abstractNumId w:val="6"/>
+  </w:num>
+  <w:num w:numId="5">
+    <w:abstractNumId w:val="2"/>
+  </w:num>
+  <w:num w:numId="6">
+    <w:abstractNumId w:val="3"/>
+  </w:num>
+  <w:num w:numId="7">
+    <w:abstractNumId w:val="1"/>
   </w:num>
 </w:numbering>
 </file>

--- a/碩一/TOEIC/介係詞代名詞.docx
+++ b/碩一/TOEIC/介係詞代名詞.docx
@@ -1,6 +1,6 @@
 
 <file path=word/document.xml><?xml version="1.0" encoding="utf-8"?>
-<w:document xmlns:wpc="http://schemas.microsoft.com/office/word/2010/wordprocessingCanvas" xmlns:cx="http://schemas.microsoft.com/office/drawing/2014/chartex" xmlns:cx1="http://schemas.microsoft.com/office/drawing/2015/9/8/chartex" xmlns:cx2="http://schemas.microsoft.com/office/drawing/2015/10/21/chartex" xmlns:cx3="http://schemas.microsoft.com/office/drawing/2016/5/9/chartex" xmlns:cx4="http://schemas.microsoft.com/office/drawing/2016/5/10/chartex" xmlns:cx5="http://schemas.microsoft.com/office/drawing/2016/5/11/chartex" xmlns:cx6="http://schemas.microsoft.com/office/drawing/2016/5/12/chartex" xmlns:cx7="http://schemas.microsoft.com/office/drawing/2016/5/13/chartex" xmlns:cx8="http://schemas.microsoft.com/office/drawing/2016/5/14/chartex" xmlns:mc="http://schemas.openxmlformats.org/markup-compatibility/2006" xmlns:aink="http://schemas.microsoft.com/office/drawing/2016/ink" xmlns:am3d="http://schemas.microsoft.com/office/drawing/2017/model3d" xmlns:o="urn:schemas-microsoft-com:office:office" xmlns:r="http://schemas.openxmlformats.org/officeDocument/2006/relationships" xmlns:m="http://schemas.openxmlformats.org/officeDocument/2006/math" xmlns:v="urn:schemas-microsoft-com:vml" xmlns:wp14="http://schemas.microsoft.com/office/word/2010/wordprocessingDrawing" xmlns:wp="http://schemas.openxmlformats.org/drawingml/2006/wordprocessingDrawing" xmlns:w10="urn:schemas-microsoft-com:office:word" xmlns:w="http://schemas.openxmlformats.org/wordprocessingml/2006/main" xmlns:w14="http://schemas.microsoft.com/office/word/2010/wordml" xmlns:w15="http://schemas.microsoft.com/office/word/2012/wordml" xmlns:w16cex="http://schemas.microsoft.com/office/word/2018/wordml/cex" xmlns:w16cid="http://schemas.microsoft.com/office/word/2016/wordml/cid" xmlns:w16="http://schemas.microsoft.com/office/word/2018/wordml" xmlns:w16sdtdh="http://schemas.microsoft.com/office/word/2020/wordml/sdtdatahash" xmlns:w16se="http://schemas.microsoft.com/office/word/2015/wordml/symex" xmlns:wpg="http://schemas.microsoft.com/office/word/2010/wordprocessingGroup" xmlns:wpi="http://schemas.microsoft.com/office/word/2010/wordprocessingInk" xmlns:wne="http://schemas.microsoft.com/office/word/2006/wordml" xmlns:wps="http://schemas.microsoft.com/office/word/2010/wordprocessingShape" mc:Ignorable="w14 w15 w16se w16cid w16 w16cex w16sdtdh wp14">
+<w:document xmlns:wpc="http://schemas.microsoft.com/office/word/2010/wordprocessingCanvas" xmlns:cx="http://schemas.microsoft.com/office/drawing/2014/chartex" xmlns:cx1="http://schemas.microsoft.com/office/drawing/2015/9/8/chartex" xmlns:cx2="http://schemas.microsoft.com/office/drawing/2015/10/21/chartex" xmlns:cx3="http://schemas.microsoft.com/office/drawing/2016/5/9/chartex" xmlns:cx4="http://schemas.microsoft.com/office/drawing/2016/5/10/chartex" xmlns:cx5="http://schemas.microsoft.com/office/drawing/2016/5/11/chartex" xmlns:cx6="http://schemas.microsoft.com/office/drawing/2016/5/12/chartex" xmlns:cx7="http://schemas.microsoft.com/office/drawing/2016/5/13/chartex" xmlns:cx8="http://schemas.microsoft.com/office/drawing/2016/5/14/chartex" xmlns:mc="http://schemas.openxmlformats.org/markup-compatibility/2006" xmlns:aink="http://schemas.microsoft.com/office/drawing/2016/ink" xmlns:am3d="http://schemas.microsoft.com/office/drawing/2017/model3d" xmlns:o="urn:schemas-microsoft-com:office:office" xmlns:oel="http://schemas.microsoft.com/office/2019/extlst" xmlns:r="http://schemas.openxmlformats.org/officeDocument/2006/relationships" xmlns:m="http://schemas.openxmlformats.org/officeDocument/2006/math" xmlns:v="urn:schemas-microsoft-com:vml" xmlns:wp14="http://schemas.microsoft.com/office/word/2010/wordprocessingDrawing" xmlns:wp="http://schemas.openxmlformats.org/drawingml/2006/wordprocessingDrawing" xmlns:w10="urn:schemas-microsoft-com:office:word" xmlns:w="http://schemas.openxmlformats.org/wordprocessingml/2006/main" xmlns:w14="http://schemas.microsoft.com/office/word/2010/wordml" xmlns:w15="http://schemas.microsoft.com/office/word/2012/wordml" xmlns:w16cex="http://schemas.microsoft.com/office/word/2018/wordml/cex" xmlns:w16cid="http://schemas.microsoft.com/office/word/2016/wordml/cid" xmlns:w16="http://schemas.microsoft.com/office/word/2018/wordml" xmlns:w16du="http://schemas.microsoft.com/office/word/2023/wordml/word16du" xmlns:w16sdtdh="http://schemas.microsoft.com/office/word/2020/wordml/sdtdatahash" xmlns:w16se="http://schemas.microsoft.com/office/word/2015/wordml/symex" xmlns:wpg="http://schemas.microsoft.com/office/word/2010/wordprocessingGroup" xmlns:wpi="http://schemas.microsoft.com/office/word/2010/wordprocessingInk" xmlns:wne="http://schemas.microsoft.com/office/word/2006/wordml" xmlns:wps="http://schemas.microsoft.com/office/word/2010/wordprocessingShape" mc:Ignorable="w14 w15 w16se w16cid w16 w16cex w16sdtdh wp14">
   <w:body>
     <w:p>
       <w:proofErr w:type="spellStart"/>
@@ -2905,13 +2905,7 @@
         <w:t>(C)expecting(D)expected</w:t>
       </w:r>
     </w:p>
-    <w:p>
-      <w:pPr>
-        <w:rPr>
-          <w:rFonts w:hint="eastAsia"/>
-        </w:rPr>
-      </w:pPr>
-    </w:p>
+    <w:p/>
     <w:p>
       <w:proofErr w:type="spellStart"/>
       <w:r>
@@ -3003,13 +2997,7 @@
         <w:t>名詞</w:t>
       </w:r>
     </w:p>
-    <w:p>
-      <w:pPr>
-        <w:rPr>
-          <w:rFonts w:hint="eastAsia"/>
-        </w:rPr>
-      </w:pPr>
-    </w:p>
+    <w:p/>
     <w:p>
       <w:r>
         <w:t xml:space="preserve">All seats must be confirmed beforehand </w:t>
@@ -3034,11 +3022,6 @@
       </w:r>
     </w:p>
     <w:p>
-      <w:pPr>
-        <w:rPr>
-          <w:rFonts w:hint="eastAsia"/>
-        </w:rPr>
-      </w:pPr>
       <w:r>
         <w:t>(A)</w:t>
       </w:r>
@@ -3231,16 +3214,8 @@
       </w:r>
     </w:p>
     <w:p>
-      <w:pPr>
-        <w:rPr>
-          <w:rFonts w:hint="eastAsia"/>
-        </w:rPr>
-      </w:pPr>
-      <w:r>
-        <w:t xml:space="preserve">beforehand  </w:t>
-      </w:r>
-      <w:r>
-        <w:t xml:space="preserve">adv </w:t>
+      <w:r>
+        <w:t xml:space="preserve">beforehand  adv </w:t>
       </w:r>
       <w:r>
         <w:rPr>
@@ -3250,11 +3225,6 @@
       </w:r>
     </w:p>
     <w:p>
-      <w:pPr>
-        <w:rPr>
-          <w:rFonts w:hint="eastAsia"/>
-        </w:rPr>
-      </w:pPr>
       <w:r>
         <w:t>To</w:t>
       </w:r>
@@ -3499,13 +3469,7 @@
         <w:t>or</w:t>
       </w:r>
     </w:p>
-    <w:p>
-      <w:pPr>
-        <w:rPr>
-          <w:rFonts w:hint="eastAsia"/>
-        </w:rPr>
-      </w:pPr>
-    </w:p>
+    <w:p/>
     <w:p>
       <w:r>
         <w:rPr>
@@ -3549,13 +3513,7 @@
         <w:rPr>
           <w:highlight w:val="yellow"/>
         </w:rPr>
-        <w:t xml:space="preserve"> </w:t>
-      </w:r>
-      <w:r>
-        <w:rPr>
-          <w:highlight w:val="yellow"/>
-        </w:rPr>
-        <w:t>adv</w:t>
+        <w:t xml:space="preserve"> adv</w:t>
       </w:r>
       <w:r>
         <w:rPr>
@@ -3658,11 +3616,6 @@
       </w:r>
     </w:p>
     <w:p>
-      <w:pPr>
-        <w:rPr>
-          <w:rFonts w:hint="eastAsia"/>
-        </w:rPr>
-      </w:pPr>
       <w:r>
         <w:t>enthusiastic</w:t>
       </w:r>
@@ -3867,6 +3820,988 @@
       </w:r>
     </w:p>
     <w:p/>
+    <w:p>
+      <w:r>
+        <w:t xml:space="preserve">All the latest series of Azus Tech notebook computers ae equipped with </w:t>
+      </w:r>
+      <w:r>
+        <w:rPr>
+          <w:highlight w:val="yellow"/>
+        </w:rPr>
+        <w:t>detachable</w:t>
+      </w:r>
+      <w:r>
+        <w:t xml:space="preserve"> </w:t>
+      </w:r>
+      <w:r>
+        <w:rPr>
+          <w:color w:val="FF0000"/>
+        </w:rPr>
+        <w:t>keypads</w:t>
+      </w:r>
+      <w:r>
+        <w:t>.</w:t>
+      </w:r>
+    </w:p>
+    <w:p>
+      <w:pPr>
+        <w:pStyle w:val="a7"/>
+        <w:numPr>
+          <w:ilvl w:val="0"/>
+          <w:numId w:val="9"/>
+        </w:numPr>
+        <w:ind w:leftChars="0"/>
+      </w:pPr>
+      <w:r>
+        <w:t>d</w:t>
+      </w:r>
+      <w:r>
+        <w:t>etach</w:t>
+      </w:r>
+      <w:r>
+        <w:rPr>
+          <w:rFonts w:hint="eastAsia"/>
+        </w:rPr>
+        <w:t xml:space="preserve"> </w:t>
+      </w:r>
+      <w:r>
+        <w:t>v</w:t>
+      </w:r>
+      <w:r>
+        <w:t>(B)detaching</w:t>
+      </w:r>
+      <w:r>
+        <w:t xml:space="preserve"> Ving</w:t>
+      </w:r>
+      <w:r>
+        <w:rPr>
+          <w:highlight w:val="yellow"/>
+        </w:rPr>
+        <w:t>(C)detachable</w:t>
+      </w:r>
+      <w:r>
+        <w:t xml:space="preserve"> adj</w:t>
+      </w:r>
+      <w:r>
+        <w:t>(D)detachment</w:t>
+      </w:r>
+      <w:r>
+        <w:t xml:space="preserve"> n</w:t>
+      </w:r>
+    </w:p>
+    <w:p>
+      <w:pPr>
+        <w:rPr>
+          <w:rFonts w:hint="eastAsia"/>
+        </w:rPr>
+      </w:pPr>
+    </w:p>
+    <w:p>
+      <w:r>
+        <w:rPr>
+          <w:rFonts w:hint="eastAsia"/>
+        </w:rPr>
+        <w:t>介係詞</w:t>
+      </w:r>
+      <w:r>
+        <w:rPr>
+          <w:rFonts w:hint="eastAsia"/>
+        </w:rPr>
+        <w:t>+</w:t>
+      </w:r>
+      <w:proofErr w:type="spellStart"/>
+      <w:r>
+        <w:t>adv+adj+N</w:t>
+      </w:r>
+      <w:proofErr w:type="spellEnd"/>
+      <w:r>
+        <w:t>:</w:t>
+      </w:r>
+    </w:p>
+    <w:p>
+      <w:r>
+        <w:t>Jay lives in a lavishly renovated mansion</w:t>
+      </w:r>
+    </w:p>
+    <w:p>
+      <w:r>
+        <w:t>Jay</w:t>
+      </w:r>
+      <w:r>
+        <w:rPr>
+          <w:rFonts w:hint="eastAsia"/>
+        </w:rPr>
+        <w:t>住在一個裝潢的很奢侈的豪宅裡</w:t>
+      </w:r>
+    </w:p>
+    <w:p>
+      <w:r>
+        <w:t>L</w:t>
+      </w:r>
+      <w:r>
+        <w:t>avishly</w:t>
+      </w:r>
+      <w:r>
+        <w:rPr>
+          <w:rFonts w:hint="eastAsia"/>
+        </w:rPr>
+        <w:t xml:space="preserve"> </w:t>
+      </w:r>
+      <w:r>
+        <w:t xml:space="preserve">adv </w:t>
+      </w:r>
+      <w:r>
+        <w:rPr>
+          <w:rFonts w:hint="eastAsia"/>
+        </w:rPr>
+        <w:t>奢侈</w:t>
+      </w:r>
+      <w:r>
+        <w:rPr>
+          <w:rFonts w:hint="eastAsia"/>
+        </w:rPr>
+        <w:t>/</w:t>
+      </w:r>
+      <w:r>
+        <w:rPr>
+          <w:rFonts w:hint="eastAsia"/>
+        </w:rPr>
+        <w:t>大方、</w:t>
+      </w:r>
+      <w:r>
+        <w:t>mansion</w:t>
+      </w:r>
+      <w:r>
+        <w:rPr>
+          <w:rFonts w:hint="eastAsia"/>
+        </w:rPr>
+        <w:t xml:space="preserve"> n</w:t>
+      </w:r>
+      <w:r>
+        <w:t xml:space="preserve"> </w:t>
+      </w:r>
+      <w:r>
+        <w:rPr>
+          <w:rFonts w:hint="eastAsia"/>
+        </w:rPr>
+        <w:t>豪宅</w:t>
+      </w:r>
+    </w:p>
+    <w:p>
+      <w:pPr>
+        <w:rPr>
+          <w:rFonts w:hint="eastAsia"/>
+        </w:rPr>
+      </w:pPr>
+      <w:r>
+        <w:t>Notebook computer=laptop</w:t>
+      </w:r>
+      <w:r>
+        <w:rPr>
+          <w:rFonts w:hint="eastAsia"/>
+        </w:rPr>
+        <w:t>筆記型電腦</w:t>
+      </w:r>
+      <w:r>
+        <w:rPr>
+          <w:rFonts w:hint="eastAsia"/>
+        </w:rPr>
+        <w:t>、</w:t>
+      </w:r>
+      <w:r>
+        <w:t>Are equipped with</w:t>
+      </w:r>
+      <w:r>
+        <w:rPr>
+          <w:rFonts w:hint="eastAsia"/>
+        </w:rPr>
+        <w:t>配備了</w:t>
+      </w:r>
+    </w:p>
+    <w:p>
+      <w:r>
+        <w:t>D</w:t>
+      </w:r>
+      <w:r>
+        <w:t>etach</w:t>
+      </w:r>
+      <w:r>
+        <w:t xml:space="preserve"> v </w:t>
+      </w:r>
+      <w:r>
+        <w:rPr>
+          <w:rFonts w:hint="eastAsia"/>
+        </w:rPr>
+        <w:t>使分開</w:t>
+      </w:r>
+      <w:r>
+        <w:rPr>
+          <w:rFonts w:hint="eastAsia"/>
+        </w:rPr>
+        <w:t>/</w:t>
+      </w:r>
+      <w:r>
+        <w:t xml:space="preserve"> </w:t>
+      </w:r>
+      <w:r>
+        <w:t>detachable</w:t>
+      </w:r>
+      <w:r>
+        <w:t xml:space="preserve"> adj </w:t>
+      </w:r>
+      <w:r>
+        <w:rPr>
+          <w:rFonts w:hint="eastAsia"/>
+        </w:rPr>
+        <w:t>可拆式的</w:t>
+      </w:r>
+    </w:p>
+    <w:p/>
+    <w:p>
+      <w:r>
+        <w:t xml:space="preserve">The president </w:t>
+      </w:r>
+      <w:r>
+        <w:rPr>
+          <w:highlight w:val="yellow"/>
+        </w:rPr>
+        <w:t>affirmatively</w:t>
+      </w:r>
+      <w:r>
+        <w:t xml:space="preserve"> expressed his standpoint of building a wall to protect the </w:t>
+      </w:r>
+      <w:proofErr w:type="spellStart"/>
+      <w:proofErr w:type="gramStart"/>
+      <w:r>
+        <w:t>country,s</w:t>
+      </w:r>
+      <w:proofErr w:type="spellEnd"/>
+      <w:proofErr w:type="gramEnd"/>
+      <w:r>
+        <w:t xml:space="preserve"> border. (A)consequently</w:t>
+      </w:r>
+      <w:r>
+        <w:rPr>
+          <w:rFonts w:hint="eastAsia"/>
+        </w:rPr>
+        <w:t>後果</w:t>
+      </w:r>
+      <w:r>
+        <w:t>(B)apparently</w:t>
+      </w:r>
+      <w:r>
+        <w:rPr>
+          <w:rFonts w:hint="eastAsia"/>
+        </w:rPr>
+        <w:t>顯然</w:t>
+      </w:r>
+      <w:r>
+        <w:t>(C)meaningfully</w:t>
+      </w:r>
+      <w:r>
+        <w:rPr>
+          <w:rFonts w:hint="eastAsia"/>
+        </w:rPr>
+        <w:t>有意義地</w:t>
+      </w:r>
+      <w:r>
+        <w:rPr>
+          <w:highlight w:val="yellow"/>
+        </w:rPr>
+        <w:t>(D)affirmatively</w:t>
+      </w:r>
+      <w:r>
+        <w:rPr>
+          <w:rFonts w:hint="eastAsia"/>
+          <w:highlight w:val="yellow"/>
+        </w:rPr>
+        <w:t>堅定</w:t>
+      </w:r>
+      <w:r>
+        <w:rPr>
+          <w:rFonts w:hint="eastAsia"/>
+          <w:highlight w:val="yellow"/>
+        </w:rPr>
+        <w:t>/</w:t>
+      </w:r>
+      <w:r>
+        <w:rPr>
+          <w:rFonts w:hint="eastAsia"/>
+          <w:highlight w:val="yellow"/>
+        </w:rPr>
+        <w:t>明確</w:t>
+      </w:r>
+    </w:p>
+    <w:p>
+      <w:r>
+        <w:lastRenderedPageBreak/>
+        <w:t xml:space="preserve">president </w:t>
+      </w:r>
+      <w:r>
+        <w:t>n</w:t>
+      </w:r>
+      <w:r>
+        <w:rPr>
+          <w:rFonts w:hint="eastAsia"/>
+        </w:rPr>
+        <w:t>總統、</w:t>
+      </w:r>
+      <w:r>
+        <w:t>standpoint</w:t>
+      </w:r>
+      <w:r>
+        <w:rPr>
+          <w:rFonts w:hint="eastAsia"/>
+        </w:rPr>
+        <w:t xml:space="preserve"> </w:t>
+      </w:r>
+      <w:r>
+        <w:t>n</w:t>
+      </w:r>
+      <w:r>
+        <w:rPr>
+          <w:rFonts w:hint="eastAsia"/>
+        </w:rPr>
+        <w:t>觀點</w:t>
+      </w:r>
+      <w:r>
+        <w:rPr>
+          <w:rFonts w:hint="eastAsia"/>
+        </w:rPr>
+        <w:t>/</w:t>
+      </w:r>
+      <w:r>
+        <w:rPr>
+          <w:rFonts w:hint="eastAsia"/>
+        </w:rPr>
+        <w:t>立場、</w:t>
+      </w:r>
+      <w:r>
+        <w:rPr>
+          <w:rFonts w:hint="eastAsia"/>
+        </w:rPr>
+        <w:t>b</w:t>
+      </w:r>
+      <w:r>
+        <w:t>order n</w:t>
+      </w:r>
+      <w:r>
+        <w:rPr>
+          <w:rFonts w:hint="eastAsia"/>
+        </w:rPr>
+        <w:t>邊界</w:t>
+      </w:r>
+    </w:p>
+    <w:p>
+      <w:proofErr w:type="spellStart"/>
+      <w:r>
+        <w:t>S+Adv+V</w:t>
+      </w:r>
+      <w:proofErr w:type="spellEnd"/>
+      <w:r>
+        <w:t>:</w:t>
+      </w:r>
+    </w:p>
+    <w:p>
+      <w:proofErr w:type="spellStart"/>
+      <w:proofErr w:type="gramStart"/>
+      <w:r>
+        <w:t>Ex:He</w:t>
+      </w:r>
+      <w:proofErr w:type="spellEnd"/>
+      <w:proofErr w:type="gramEnd"/>
+      <w:r>
+        <w:t xml:space="preserve"> quickly finished his job.</w:t>
+      </w:r>
+    </w:p>
+    <w:p/>
+    <w:p>
+      <w:proofErr w:type="spellStart"/>
+      <w:proofErr w:type="gramStart"/>
+      <w:r>
+        <w:t>Apparently:It</w:t>
+      </w:r>
+      <w:proofErr w:type="gramEnd"/>
+      <w:r>
+        <w:t>,s</w:t>
+      </w:r>
+      <w:proofErr w:type="spellEnd"/>
+      <w:r>
+        <w:t xml:space="preserve"> cold and wet outside </w:t>
+      </w:r>
+      <w:proofErr w:type="spellStart"/>
+      <w:r>
+        <w:t>today.Apparently</w:t>
+      </w:r>
+      <w:proofErr w:type="spellEnd"/>
+      <w:r>
+        <w:t xml:space="preserve"> </w:t>
+      </w:r>
+      <w:proofErr w:type="spellStart"/>
+      <w:r>
+        <w:t>it,s</w:t>
+      </w:r>
+      <w:proofErr w:type="spellEnd"/>
+      <w:r>
+        <w:t xml:space="preserve"> a good idea to stay indoors. </w:t>
+      </w:r>
+      <w:r>
+        <w:rPr>
+          <w:rFonts w:hint="eastAsia"/>
+        </w:rPr>
+        <w:t>今天外頭又濕又冷</w:t>
+      </w:r>
+      <w:r>
+        <w:rPr>
+          <w:rFonts w:hint="eastAsia"/>
+        </w:rPr>
+        <w:t>,</w:t>
+      </w:r>
+      <w:r>
+        <w:rPr>
+          <w:rFonts w:hint="eastAsia"/>
+        </w:rPr>
+        <w:t>顯然的應該待在家裡</w:t>
+      </w:r>
+    </w:p>
+    <w:p>
+      <w:proofErr w:type="spellStart"/>
+      <w:proofErr w:type="gramStart"/>
+      <w:r>
+        <w:t>Meaningfully:The</w:t>
+      </w:r>
+      <w:proofErr w:type="spellEnd"/>
+      <w:proofErr w:type="gramEnd"/>
+      <w:r>
+        <w:t xml:space="preserve"> old lady used all her savings to meaningfully build a hospital.</w:t>
+      </w:r>
+    </w:p>
+    <w:p>
+      <w:r>
+        <w:rPr>
+          <w:rFonts w:hint="eastAsia"/>
+        </w:rPr>
+        <w:t>老太太用所有存款有意義的建了一間醫院</w:t>
+      </w:r>
+    </w:p>
+    <w:p/>
+    <w:p>
+      <w:proofErr w:type="spellStart"/>
+      <w:proofErr w:type="gramStart"/>
+      <w:r>
+        <w:rPr>
+          <w:color w:val="FF0000"/>
+        </w:rPr>
+        <w:t>Richard,s</w:t>
+      </w:r>
+      <w:proofErr w:type="spellEnd"/>
+      <w:proofErr w:type="gramEnd"/>
+      <w:r>
+        <w:t xml:space="preserve"> </w:t>
+      </w:r>
+      <w:r>
+        <w:rPr>
+          <w:color w:val="FF0000"/>
+        </w:rPr>
+        <w:t xml:space="preserve">relentless </w:t>
+      </w:r>
+      <w:r>
+        <w:rPr>
+          <w:highlight w:val="yellow"/>
+        </w:rPr>
+        <w:t>persistence</w:t>
+      </w:r>
+      <w:r>
+        <w:t xml:space="preserve"> </w:t>
+      </w:r>
+      <w:r>
+        <w:rPr>
+          <w:color w:val="FF0000"/>
+        </w:rPr>
+        <w:t xml:space="preserve">for perfection </w:t>
+      </w:r>
+      <w:r>
+        <w:t>earned him his Red Dot Award for his product design</w:t>
+      </w:r>
+      <w:r>
+        <w:t>.</w:t>
+      </w:r>
+    </w:p>
+    <w:p>
+      <w:pPr>
+        <w:pStyle w:val="a7"/>
+        <w:numPr>
+          <w:ilvl w:val="0"/>
+          <w:numId w:val="11"/>
+        </w:numPr>
+        <w:ind w:leftChars="0"/>
+      </w:pPr>
+      <w:r>
+        <w:t>P</w:t>
+      </w:r>
+      <w:r>
+        <w:t>ersist</w:t>
+      </w:r>
+      <w:r>
+        <w:rPr>
+          <w:rFonts w:hint="eastAsia"/>
+        </w:rPr>
+        <w:t xml:space="preserve"> v</w:t>
+      </w:r>
+      <w:r>
+        <w:t>(B)persistent</w:t>
+      </w:r>
+      <w:r>
+        <w:t xml:space="preserve"> adj</w:t>
+      </w:r>
+      <w:r>
+        <w:rPr>
+          <w:highlight w:val="yellow"/>
+        </w:rPr>
+        <w:t>(C)persistence</w:t>
+      </w:r>
+      <w:r>
+        <w:rPr>
+          <w:highlight w:val="yellow"/>
+        </w:rPr>
+        <w:t xml:space="preserve"> n</w:t>
+      </w:r>
+      <w:r>
+        <w:t xml:space="preserve"> </w:t>
+      </w:r>
+      <w:r>
+        <w:t>(D)persistently</w:t>
+      </w:r>
+      <w:r>
+        <w:t xml:space="preserve"> Adv</w:t>
+      </w:r>
+    </w:p>
+    <w:p>
+      <w:r>
+        <w:t xml:space="preserve">relentless  </w:t>
+      </w:r>
+      <w:r>
+        <w:rPr>
+          <w:rFonts w:hint="eastAsia"/>
+        </w:rPr>
+        <w:t>a</w:t>
+      </w:r>
+      <w:r>
+        <w:t xml:space="preserve">dj </w:t>
+      </w:r>
+      <w:r>
+        <w:rPr>
+          <w:rFonts w:hint="eastAsia"/>
+        </w:rPr>
+        <w:t>不斷的</w:t>
+      </w:r>
+      <w:r>
+        <w:rPr>
+          <w:rFonts w:hint="eastAsia"/>
+        </w:rPr>
+        <w:t>/</w:t>
+      </w:r>
+      <w:r>
+        <w:rPr>
+          <w:rFonts w:hint="eastAsia"/>
+        </w:rPr>
+        <w:t>持續強烈</w:t>
+      </w:r>
+      <w:r>
+        <w:rPr>
+          <w:rFonts w:hint="eastAsia"/>
+        </w:rPr>
+        <w:t>、</w:t>
+      </w:r>
+      <w:r>
+        <w:t>perfection</w:t>
+      </w:r>
+      <w:r>
+        <w:rPr>
+          <w:rFonts w:hint="eastAsia"/>
+        </w:rPr>
+        <w:t xml:space="preserve"> n</w:t>
+      </w:r>
+      <w:r>
+        <w:rPr>
+          <w:rFonts w:hint="eastAsia"/>
+        </w:rPr>
+        <w:t>完美</w:t>
+      </w:r>
+      <w:r>
+        <w:rPr>
+          <w:rFonts w:hint="eastAsia"/>
+        </w:rPr>
+        <w:t>、</w:t>
+      </w:r>
+      <w:r>
+        <w:rPr>
+          <w:rFonts w:hint="eastAsia"/>
+        </w:rPr>
+        <w:t>p</w:t>
+      </w:r>
+      <w:r>
+        <w:t>ersist v</w:t>
+      </w:r>
+      <w:r>
+        <w:rPr>
+          <w:rFonts w:hint="eastAsia"/>
+        </w:rPr>
+        <w:t xml:space="preserve"> </w:t>
+      </w:r>
+      <w:r>
+        <w:rPr>
+          <w:rFonts w:hint="eastAsia"/>
+        </w:rPr>
+        <w:t>持續</w:t>
+      </w:r>
+    </w:p>
+    <w:p>
+      <w:r>
+        <w:t>Earned A(</w:t>
+      </w:r>
+      <w:r>
+        <w:rPr>
+          <w:rFonts w:hint="eastAsia"/>
+        </w:rPr>
+        <w:t>人</w:t>
+      </w:r>
+      <w:r>
+        <w:rPr>
+          <w:rFonts w:hint="eastAsia"/>
+        </w:rPr>
+        <w:t>)</w:t>
+      </w:r>
+      <w:r>
+        <w:t>B(</w:t>
+      </w:r>
+      <w:r>
+        <w:rPr>
+          <w:rFonts w:hint="eastAsia"/>
+        </w:rPr>
+        <w:t>事務</w:t>
+      </w:r>
+      <w:r>
+        <w:rPr>
+          <w:rFonts w:hint="eastAsia"/>
+        </w:rPr>
+        <w:t>):</w:t>
+      </w:r>
+    </w:p>
+    <w:p>
+      <w:r>
+        <w:t xml:space="preserve">His professionalism earned him </w:t>
+      </w:r>
+      <w:proofErr w:type="spellStart"/>
+      <w:proofErr w:type="gramStart"/>
+      <w:r>
+        <w:t>everyone,s</w:t>
+      </w:r>
+      <w:proofErr w:type="spellEnd"/>
+      <w:proofErr w:type="gramEnd"/>
+      <w:r>
+        <w:t xml:space="preserve"> trust</w:t>
+      </w:r>
+    </w:p>
+    <w:p>
+      <w:pPr>
+        <w:rPr>
+          <w:rFonts w:hint="eastAsia"/>
+        </w:rPr>
+      </w:pPr>
+      <w:r>
+        <w:rPr>
+          <w:rFonts w:hint="eastAsia"/>
+        </w:rPr>
+        <w:t>他的專業使他取得大家的信任</w:t>
+      </w:r>
+    </w:p>
+    <w:p>
+      <w:r>
+        <w:t>NAME,s(</w:t>
+      </w:r>
+      <w:r>
+        <w:rPr>
+          <w:rFonts w:hint="eastAsia"/>
+        </w:rPr>
+        <w:t>所有格</w:t>
+      </w:r>
+      <w:r>
+        <w:rPr>
+          <w:rFonts w:hint="eastAsia"/>
+        </w:rPr>
+        <w:t>)</w:t>
+      </w:r>
+      <w:r>
+        <w:t>+</w:t>
+      </w:r>
+      <w:proofErr w:type="spellStart"/>
+      <w:r>
+        <w:t>Adj+N+prep+N</w:t>
+      </w:r>
+      <w:proofErr w:type="spellEnd"/>
+      <w:r>
+        <w:t>:</w:t>
+      </w:r>
+    </w:p>
+    <w:p>
+      <w:proofErr w:type="spellStart"/>
+      <w:r>
+        <w:t>Chris,s</w:t>
+      </w:r>
+      <w:proofErr w:type="spellEnd"/>
+      <w:r>
+        <w:t xml:space="preserve"> enthusiastic pursuit for value Chris</w:t>
+      </w:r>
+      <w:r>
+        <w:rPr>
+          <w:rFonts w:hint="eastAsia"/>
+        </w:rPr>
+        <w:t>積極的追求價值</w:t>
+      </w:r>
+    </w:p>
+    <w:p>
+      <w:pPr>
+        <w:rPr>
+          <w:rFonts w:hint="eastAsia"/>
+        </w:rPr>
+      </w:pPr>
+      <w:r>
+        <w:rPr>
+          <w:rFonts w:hint="eastAsia"/>
+        </w:rPr>
+        <w:t>因此還缺一個名詞</w:t>
+      </w:r>
+      <w:r>
+        <w:rPr>
+          <w:rFonts w:hint="eastAsia"/>
+        </w:rPr>
+        <w:t xml:space="preserve"> </w:t>
+      </w:r>
+      <w:r>
+        <w:t>-&gt;</w:t>
+      </w:r>
+      <w:r>
+        <w:t xml:space="preserve"> </w:t>
+      </w:r>
+      <w:r>
+        <w:t>persistence</w:t>
+      </w:r>
+      <w:r>
+        <w:rPr>
+          <w:rFonts w:hint="eastAsia"/>
+        </w:rPr>
+        <w:t xml:space="preserve"> </w:t>
+      </w:r>
+      <w:r>
+        <w:t>n</w:t>
+      </w:r>
+      <w:r>
+        <w:rPr>
+          <w:rFonts w:hint="eastAsia"/>
+        </w:rPr>
+        <w:t>持續存在</w:t>
+      </w:r>
+    </w:p>
+    <w:p>
+      <w:r>
+        <w:t>E</w:t>
+      </w:r>
+      <w:r>
+        <w:t>nthusiastic</w:t>
+      </w:r>
+      <w:r>
+        <w:rPr>
+          <w:rFonts w:hint="eastAsia"/>
+        </w:rPr>
+        <w:t xml:space="preserve"> a</w:t>
+      </w:r>
+      <w:r>
+        <w:t xml:space="preserve">dj </w:t>
+      </w:r>
+      <w:r>
+        <w:rPr>
+          <w:rFonts w:hint="eastAsia"/>
+        </w:rPr>
+        <w:t>熱情</w:t>
+      </w:r>
+      <w:r>
+        <w:rPr>
+          <w:rFonts w:hint="eastAsia"/>
+        </w:rPr>
+        <w:t>/</w:t>
+      </w:r>
+      <w:r>
+        <w:rPr>
+          <w:rFonts w:hint="eastAsia"/>
+        </w:rPr>
+        <w:t>熱衷、</w:t>
+      </w:r>
+      <w:r>
+        <w:t>pursuit</w:t>
+      </w:r>
+      <w:r>
+        <w:t xml:space="preserve"> n</w:t>
+      </w:r>
+      <w:r>
+        <w:rPr>
+          <w:rFonts w:hint="eastAsia"/>
+        </w:rPr>
+        <w:t>娛樂</w:t>
+      </w:r>
+      <w:r>
+        <w:rPr>
+          <w:rFonts w:hint="eastAsia"/>
+        </w:rPr>
+        <w:t>/</w:t>
+      </w:r>
+      <w:r>
+        <w:rPr>
+          <w:rFonts w:hint="eastAsia"/>
+        </w:rPr>
+        <w:t>追求</w:t>
+      </w:r>
+    </w:p>
+    <w:p>
+      <w:pPr>
+        <w:rPr>
+          <w:rFonts w:hint="eastAsia"/>
+        </w:rPr>
+      </w:pPr>
+      <w:r>
+        <w:rPr>
+          <w:rFonts w:hint="eastAsia"/>
+        </w:rPr>
+        <w:t>-</w:t>
+      </w:r>
+      <w:proofErr w:type="spellStart"/>
+      <w:r>
+        <w:t>ence</w:t>
+      </w:r>
+      <w:proofErr w:type="spellEnd"/>
+      <w:r>
+        <w:rPr>
+          <w:rFonts w:hint="eastAsia"/>
+        </w:rPr>
+        <w:t>結尾</w:t>
+      </w:r>
+      <w:r>
+        <w:rPr>
+          <w:rFonts w:hint="eastAsia"/>
+        </w:rPr>
+        <w:t xml:space="preserve"> </w:t>
+      </w:r>
+      <w:r>
+        <w:t>-&gt;</w:t>
+      </w:r>
+      <w:r>
+        <w:rPr>
+          <w:rFonts w:hint="eastAsia"/>
+        </w:rPr>
+        <w:t>名詞</w:t>
+      </w:r>
+    </w:p>
+    <w:p>
+      <w:r>
+        <w:rPr>
+          <w:rFonts w:hint="eastAsia"/>
+        </w:rPr>
+        <w:t>-</w:t>
+      </w:r>
+      <w:proofErr w:type="spellStart"/>
+      <w:r>
+        <w:t>ly</w:t>
+      </w:r>
+      <w:proofErr w:type="spellEnd"/>
+      <w:r>
+        <w:rPr>
+          <w:rFonts w:hint="eastAsia"/>
+        </w:rPr>
+        <w:t>結尾的副詞</w:t>
+      </w:r>
+      <w:r>
+        <w:rPr>
+          <w:rFonts w:hint="eastAsia"/>
+        </w:rPr>
+        <w:t>(A</w:t>
+      </w:r>
+      <w:r>
+        <w:t>dv)</w:t>
+      </w:r>
+      <w:r>
+        <w:rPr>
+          <w:rFonts w:hint="eastAsia"/>
+        </w:rPr>
+        <w:t>通常去除</w:t>
+      </w:r>
+      <w:r>
+        <w:rPr>
+          <w:rFonts w:hint="eastAsia"/>
+        </w:rPr>
+        <w:t>-</w:t>
+      </w:r>
+      <w:proofErr w:type="spellStart"/>
+      <w:r>
+        <w:t>ly</w:t>
+      </w:r>
+      <w:proofErr w:type="spellEnd"/>
+      <w:r>
+        <w:rPr>
+          <w:rFonts w:hint="eastAsia"/>
+        </w:rPr>
+        <w:t>即為形容詞</w:t>
+      </w:r>
+      <w:r>
+        <w:rPr>
+          <w:rFonts w:hint="eastAsia"/>
+        </w:rPr>
+        <w:t>(</w:t>
+      </w:r>
+      <w:r>
+        <w:t>Adj):</w:t>
+      </w:r>
+    </w:p>
+    <w:p>
+      <w:r>
+        <w:t>quickly-&gt;quick(</w:t>
+      </w:r>
+      <w:r>
+        <w:rPr>
+          <w:rFonts w:hint="eastAsia"/>
+        </w:rPr>
+        <w:t>快的</w:t>
+      </w:r>
+      <w:r>
+        <w:rPr>
+          <w:rFonts w:hint="eastAsia"/>
+        </w:rPr>
+        <w:t xml:space="preserve">) </w:t>
+      </w:r>
+    </w:p>
+    <w:p>
+      <w:r>
+        <w:t>promptly-&gt;prompt(</w:t>
+      </w:r>
+      <w:r>
+        <w:rPr>
+          <w:rFonts w:hint="eastAsia"/>
+        </w:rPr>
+        <w:t>快的</w:t>
+      </w:r>
+      <w:r>
+        <w:rPr>
+          <w:rFonts w:hint="eastAsia"/>
+        </w:rPr>
+        <w:t>)</w:t>
+      </w:r>
+    </w:p>
+    <w:p>
+      <w:pPr>
+        <w:rPr>
+          <w:rFonts w:hint="eastAsia"/>
+        </w:rPr>
+      </w:pPr>
+    </w:p>
     <w:p>
       <w:pPr>
         <w:rPr>
@@ -3885,7 +4820,7 @@
 </file>
 
 <file path=word/endnotes.xml><?xml version="1.0" encoding="utf-8"?>
-<w:endnotes xmlns:wpc="http://schemas.microsoft.com/office/word/2010/wordprocessingCanvas" xmlns:cx="http://schemas.microsoft.com/office/drawing/2014/chartex" xmlns:cx1="http://schemas.microsoft.com/office/drawing/2015/9/8/chartex" xmlns:cx2="http://schemas.microsoft.com/office/drawing/2015/10/21/chartex" xmlns:cx3="http://schemas.microsoft.com/office/drawing/2016/5/9/chartex" xmlns:cx4="http://schemas.microsoft.com/office/drawing/2016/5/10/chartex" xmlns:cx5="http://schemas.microsoft.com/office/drawing/2016/5/11/chartex" xmlns:cx6="http://schemas.microsoft.com/office/drawing/2016/5/12/chartex" xmlns:cx7="http://schemas.microsoft.com/office/drawing/2016/5/13/chartex" xmlns:cx8="http://schemas.microsoft.com/office/drawing/2016/5/14/chartex" xmlns:mc="http://schemas.openxmlformats.org/markup-compatibility/2006" xmlns:aink="http://schemas.microsoft.com/office/drawing/2016/ink" xmlns:am3d="http://schemas.microsoft.com/office/drawing/2017/model3d" xmlns:o="urn:schemas-microsoft-com:office:office" xmlns:r="http://schemas.openxmlformats.org/officeDocument/2006/relationships" xmlns:m="http://schemas.openxmlformats.org/officeDocument/2006/math" xmlns:v="urn:schemas-microsoft-com:vml" xmlns:wp14="http://schemas.microsoft.com/office/word/2010/wordprocessingDrawing" xmlns:wp="http://schemas.openxmlformats.org/drawingml/2006/wordprocessingDrawing" xmlns:w10="urn:schemas-microsoft-com:office:word" xmlns:w="http://schemas.openxmlformats.org/wordprocessingml/2006/main" xmlns:w14="http://schemas.microsoft.com/office/word/2010/wordml" xmlns:w15="http://schemas.microsoft.com/office/word/2012/wordml" xmlns:w16cex="http://schemas.microsoft.com/office/word/2018/wordml/cex" xmlns:w16cid="http://schemas.microsoft.com/office/word/2016/wordml/cid" xmlns:w16="http://schemas.microsoft.com/office/word/2018/wordml" xmlns:w16sdtdh="http://schemas.microsoft.com/office/word/2020/wordml/sdtdatahash" xmlns:w16se="http://schemas.microsoft.com/office/word/2015/wordml/symex" xmlns:wpg="http://schemas.microsoft.com/office/word/2010/wordprocessingGroup" xmlns:wpi="http://schemas.microsoft.com/office/word/2010/wordprocessingInk" xmlns:wne="http://schemas.microsoft.com/office/word/2006/wordml" xmlns:wps="http://schemas.microsoft.com/office/word/2010/wordprocessingShape" mc:Ignorable="w14 w15 w16se w16cid w16 w16cex w16sdtdh wp14">
+<w:endnotes xmlns:wpc="http://schemas.microsoft.com/office/word/2010/wordprocessingCanvas" xmlns:cx="http://schemas.microsoft.com/office/drawing/2014/chartex" xmlns:cx1="http://schemas.microsoft.com/office/drawing/2015/9/8/chartex" xmlns:cx2="http://schemas.microsoft.com/office/drawing/2015/10/21/chartex" xmlns:cx3="http://schemas.microsoft.com/office/drawing/2016/5/9/chartex" xmlns:cx4="http://schemas.microsoft.com/office/drawing/2016/5/10/chartex" xmlns:cx5="http://schemas.microsoft.com/office/drawing/2016/5/11/chartex" xmlns:cx6="http://schemas.microsoft.com/office/drawing/2016/5/12/chartex" xmlns:cx7="http://schemas.microsoft.com/office/drawing/2016/5/13/chartex" xmlns:cx8="http://schemas.microsoft.com/office/drawing/2016/5/14/chartex" xmlns:mc="http://schemas.openxmlformats.org/markup-compatibility/2006" xmlns:aink="http://schemas.microsoft.com/office/drawing/2016/ink" xmlns:am3d="http://schemas.microsoft.com/office/drawing/2017/model3d" xmlns:o="urn:schemas-microsoft-com:office:office" xmlns:oel="http://schemas.microsoft.com/office/2019/extlst" xmlns:r="http://schemas.openxmlformats.org/officeDocument/2006/relationships" xmlns:m="http://schemas.openxmlformats.org/officeDocument/2006/math" xmlns:v="urn:schemas-microsoft-com:vml" xmlns:wp14="http://schemas.microsoft.com/office/word/2010/wordprocessingDrawing" xmlns:wp="http://schemas.openxmlformats.org/drawingml/2006/wordprocessingDrawing" xmlns:w10="urn:schemas-microsoft-com:office:word" xmlns:w="http://schemas.openxmlformats.org/wordprocessingml/2006/main" xmlns:w14="http://schemas.microsoft.com/office/word/2010/wordml" xmlns:w15="http://schemas.microsoft.com/office/word/2012/wordml" xmlns:w16cex="http://schemas.microsoft.com/office/word/2018/wordml/cex" xmlns:w16cid="http://schemas.microsoft.com/office/word/2016/wordml/cid" xmlns:w16="http://schemas.microsoft.com/office/word/2018/wordml" xmlns:w16du="http://schemas.microsoft.com/office/word/2023/wordml/word16du" xmlns:w16sdtdh="http://schemas.microsoft.com/office/word/2020/wordml/sdtdatahash" xmlns:w16se="http://schemas.microsoft.com/office/word/2015/wordml/symex" xmlns:wpg="http://schemas.microsoft.com/office/word/2010/wordprocessingGroup" xmlns:wpi="http://schemas.microsoft.com/office/word/2010/wordprocessingInk" xmlns:wne="http://schemas.microsoft.com/office/word/2006/wordml" xmlns:wps="http://schemas.microsoft.com/office/word/2010/wordprocessingShape" mc:Ignorable="w14 w15 w16se w16cid w16 w16cex w16sdtdh wp14">
   <w:endnote w:type="separator" w:id="-1">
     <w:p>
       <w:r>
@@ -3904,7 +4839,7 @@
 </file>
 
 <file path=word/footnotes.xml><?xml version="1.0" encoding="utf-8"?>
-<w:footnotes xmlns:wpc="http://schemas.microsoft.com/office/word/2010/wordprocessingCanvas" xmlns:cx="http://schemas.microsoft.com/office/drawing/2014/chartex" xmlns:cx1="http://schemas.microsoft.com/office/drawing/2015/9/8/chartex" xmlns:cx2="http://schemas.microsoft.com/office/drawing/2015/10/21/chartex" xmlns:cx3="http://schemas.microsoft.com/office/drawing/2016/5/9/chartex" xmlns:cx4="http://schemas.microsoft.com/office/drawing/2016/5/10/chartex" xmlns:cx5="http://schemas.microsoft.com/office/drawing/2016/5/11/chartex" xmlns:cx6="http://schemas.microsoft.com/office/drawing/2016/5/12/chartex" xmlns:cx7="http://schemas.microsoft.com/office/drawing/2016/5/13/chartex" xmlns:cx8="http://schemas.microsoft.com/office/drawing/2016/5/14/chartex" xmlns:mc="http://schemas.openxmlformats.org/markup-compatibility/2006" xmlns:aink="http://schemas.microsoft.com/office/drawing/2016/ink" xmlns:am3d="http://schemas.microsoft.com/office/drawing/2017/model3d" xmlns:o="urn:schemas-microsoft-com:office:office" xmlns:r="http://schemas.openxmlformats.org/officeDocument/2006/relationships" xmlns:m="http://schemas.openxmlformats.org/officeDocument/2006/math" xmlns:v="urn:schemas-microsoft-com:vml" xmlns:wp14="http://schemas.microsoft.com/office/word/2010/wordprocessingDrawing" xmlns:wp="http://schemas.openxmlformats.org/drawingml/2006/wordprocessingDrawing" xmlns:w10="urn:schemas-microsoft-com:office:word" xmlns:w="http://schemas.openxmlformats.org/wordprocessingml/2006/main" xmlns:w14="http://schemas.microsoft.com/office/word/2010/wordml" xmlns:w15="http://schemas.microsoft.com/office/word/2012/wordml" xmlns:w16cex="http://schemas.microsoft.com/office/word/2018/wordml/cex" xmlns:w16cid="http://schemas.microsoft.com/office/word/2016/wordml/cid" xmlns:w16="http://schemas.microsoft.com/office/word/2018/wordml" xmlns:w16sdtdh="http://schemas.microsoft.com/office/word/2020/wordml/sdtdatahash" xmlns:w16se="http://schemas.microsoft.com/office/word/2015/wordml/symex" xmlns:wpg="http://schemas.microsoft.com/office/word/2010/wordprocessingGroup" xmlns:wpi="http://schemas.microsoft.com/office/word/2010/wordprocessingInk" xmlns:wne="http://schemas.microsoft.com/office/word/2006/wordml" xmlns:wps="http://schemas.microsoft.com/office/word/2010/wordprocessingShape" mc:Ignorable="w14 w15 w16se w16cid w16 w16cex w16sdtdh wp14">
+<w:footnotes xmlns:wpc="http://schemas.microsoft.com/office/word/2010/wordprocessingCanvas" xmlns:cx="http://schemas.microsoft.com/office/drawing/2014/chartex" xmlns:cx1="http://schemas.microsoft.com/office/drawing/2015/9/8/chartex" xmlns:cx2="http://schemas.microsoft.com/office/drawing/2015/10/21/chartex" xmlns:cx3="http://schemas.microsoft.com/office/drawing/2016/5/9/chartex" xmlns:cx4="http://schemas.microsoft.com/office/drawing/2016/5/10/chartex" xmlns:cx5="http://schemas.microsoft.com/office/drawing/2016/5/11/chartex" xmlns:cx6="http://schemas.microsoft.com/office/drawing/2016/5/12/chartex" xmlns:cx7="http://schemas.microsoft.com/office/drawing/2016/5/13/chartex" xmlns:cx8="http://schemas.microsoft.com/office/drawing/2016/5/14/chartex" xmlns:mc="http://schemas.openxmlformats.org/markup-compatibility/2006" xmlns:aink="http://schemas.microsoft.com/office/drawing/2016/ink" xmlns:am3d="http://schemas.microsoft.com/office/drawing/2017/model3d" xmlns:o="urn:schemas-microsoft-com:office:office" xmlns:oel="http://schemas.microsoft.com/office/2019/extlst" xmlns:r="http://schemas.openxmlformats.org/officeDocument/2006/relationships" xmlns:m="http://schemas.openxmlformats.org/officeDocument/2006/math" xmlns:v="urn:schemas-microsoft-com:vml" xmlns:wp14="http://schemas.microsoft.com/office/word/2010/wordprocessingDrawing" xmlns:wp="http://schemas.openxmlformats.org/drawingml/2006/wordprocessingDrawing" xmlns:w10="urn:schemas-microsoft-com:office:word" xmlns:w="http://schemas.openxmlformats.org/wordprocessingml/2006/main" xmlns:w14="http://schemas.microsoft.com/office/word/2010/wordml" xmlns:w15="http://schemas.microsoft.com/office/word/2012/wordml" xmlns:w16cex="http://schemas.microsoft.com/office/word/2018/wordml/cex" xmlns:w16cid="http://schemas.microsoft.com/office/word/2016/wordml/cid" xmlns:w16="http://schemas.microsoft.com/office/word/2018/wordml" xmlns:w16du="http://schemas.microsoft.com/office/word/2023/wordml/word16du" xmlns:w16sdtdh="http://schemas.microsoft.com/office/word/2020/wordml/sdtdatahash" xmlns:w16se="http://schemas.microsoft.com/office/word/2015/wordml/symex" xmlns:wpg="http://schemas.microsoft.com/office/word/2010/wordprocessingGroup" xmlns:wpi="http://schemas.microsoft.com/office/word/2010/wordprocessingInk" xmlns:wne="http://schemas.microsoft.com/office/word/2006/wordml" xmlns:wps="http://schemas.microsoft.com/office/word/2010/wordprocessingShape" mc:Ignorable="w14 w15 w16se w16cid w16 w16cex w16sdtdh wp14">
   <w:footnote w:type="separator" w:id="-1">
     <w:p>
       <w:r>
@@ -3923,7 +4858,7 @@
 </file>
 
 <file path=word/numbering.xml><?xml version="1.0" encoding="utf-8"?>
-<w:numbering xmlns:wpc="http://schemas.microsoft.com/office/word/2010/wordprocessingCanvas" xmlns:cx="http://schemas.microsoft.com/office/drawing/2014/chartex" xmlns:cx1="http://schemas.microsoft.com/office/drawing/2015/9/8/chartex" xmlns:cx2="http://schemas.microsoft.com/office/drawing/2015/10/21/chartex" xmlns:cx3="http://schemas.microsoft.com/office/drawing/2016/5/9/chartex" xmlns:cx4="http://schemas.microsoft.com/office/drawing/2016/5/10/chartex" xmlns:cx5="http://schemas.microsoft.com/office/drawing/2016/5/11/chartex" xmlns:cx6="http://schemas.microsoft.com/office/drawing/2016/5/12/chartex" xmlns:cx7="http://schemas.microsoft.com/office/drawing/2016/5/13/chartex" xmlns:cx8="http://schemas.microsoft.com/office/drawing/2016/5/14/chartex" xmlns:mc="http://schemas.openxmlformats.org/markup-compatibility/2006" xmlns:aink="http://schemas.microsoft.com/office/drawing/2016/ink" xmlns:am3d="http://schemas.microsoft.com/office/drawing/2017/model3d" xmlns:o="urn:schemas-microsoft-com:office:office" xmlns:r="http://schemas.openxmlformats.org/officeDocument/2006/relationships" xmlns:m="http://schemas.openxmlformats.org/officeDocument/2006/math" xmlns:v="urn:schemas-microsoft-com:vml" xmlns:wp14="http://schemas.microsoft.com/office/word/2010/wordprocessingDrawing" xmlns:wp="http://schemas.openxmlformats.org/drawingml/2006/wordprocessingDrawing" xmlns:w10="urn:schemas-microsoft-com:office:word" xmlns:w="http://schemas.openxmlformats.org/wordprocessingml/2006/main" xmlns:w14="http://schemas.microsoft.com/office/word/2010/wordml" xmlns:w15="http://schemas.microsoft.com/office/word/2012/wordml" xmlns:w16cex="http://schemas.microsoft.com/office/word/2018/wordml/cex" xmlns:w16cid="http://schemas.microsoft.com/office/word/2016/wordml/cid" xmlns:w16="http://schemas.microsoft.com/office/word/2018/wordml" xmlns:w16sdtdh="http://schemas.microsoft.com/office/word/2020/wordml/sdtdatahash" xmlns:w16se="http://schemas.microsoft.com/office/word/2015/wordml/symex" xmlns:wpg="http://schemas.microsoft.com/office/word/2010/wordprocessingGroup" xmlns:wpi="http://schemas.microsoft.com/office/word/2010/wordprocessingInk" xmlns:wne="http://schemas.microsoft.com/office/word/2006/wordml" xmlns:wps="http://schemas.microsoft.com/office/word/2010/wordprocessingShape" mc:Ignorable="w14 w15 w16se w16cid w16 w16cex w16sdtdh wp14">
+<w:numbering xmlns:wpc="http://schemas.microsoft.com/office/word/2010/wordprocessingCanvas" xmlns:cx="http://schemas.microsoft.com/office/drawing/2014/chartex" xmlns:cx1="http://schemas.microsoft.com/office/drawing/2015/9/8/chartex" xmlns:cx2="http://schemas.microsoft.com/office/drawing/2015/10/21/chartex" xmlns:cx3="http://schemas.microsoft.com/office/drawing/2016/5/9/chartex" xmlns:cx4="http://schemas.microsoft.com/office/drawing/2016/5/10/chartex" xmlns:cx5="http://schemas.microsoft.com/office/drawing/2016/5/11/chartex" xmlns:cx6="http://schemas.microsoft.com/office/drawing/2016/5/12/chartex" xmlns:cx7="http://schemas.microsoft.com/office/drawing/2016/5/13/chartex" xmlns:cx8="http://schemas.microsoft.com/office/drawing/2016/5/14/chartex" xmlns:mc="http://schemas.openxmlformats.org/markup-compatibility/2006" xmlns:aink="http://schemas.microsoft.com/office/drawing/2016/ink" xmlns:am3d="http://schemas.microsoft.com/office/drawing/2017/model3d" xmlns:o="urn:schemas-microsoft-com:office:office" xmlns:oel="http://schemas.microsoft.com/office/2019/extlst" xmlns:r="http://schemas.openxmlformats.org/officeDocument/2006/relationships" xmlns:m="http://schemas.openxmlformats.org/officeDocument/2006/math" xmlns:v="urn:schemas-microsoft-com:vml" xmlns:wp14="http://schemas.microsoft.com/office/word/2010/wordprocessingDrawing" xmlns:wp="http://schemas.openxmlformats.org/drawingml/2006/wordprocessingDrawing" xmlns:w10="urn:schemas-microsoft-com:office:word" xmlns:w="http://schemas.openxmlformats.org/wordprocessingml/2006/main" xmlns:w14="http://schemas.microsoft.com/office/word/2010/wordml" xmlns:w15="http://schemas.microsoft.com/office/word/2012/wordml" xmlns:w16cex="http://schemas.microsoft.com/office/word/2018/wordml/cex" xmlns:w16cid="http://schemas.microsoft.com/office/word/2016/wordml/cid" xmlns:w16="http://schemas.microsoft.com/office/word/2018/wordml" xmlns:w16du="http://schemas.microsoft.com/office/word/2023/wordml/word16du" xmlns:w16sdtdh="http://schemas.microsoft.com/office/word/2020/wordml/sdtdatahash" xmlns:w16se="http://schemas.microsoft.com/office/word/2015/wordml/symex" xmlns:wpg="http://schemas.microsoft.com/office/word/2010/wordprocessingGroup" xmlns:wpi="http://schemas.microsoft.com/office/word/2010/wordprocessingInk" xmlns:wne="http://schemas.microsoft.com/office/word/2006/wordml" xmlns:wps="http://schemas.microsoft.com/office/word/2010/wordprocessingShape" mc:Ignorable="w14 w15 w16se w16cid w16 w16cex w16sdtdh wp14">
   <w:abstractNum w:abstractNumId="0" w15:restartNumberingAfterBreak="0">
     <w:nsid w:val="17362360"/>
     <w:multiLevelType w:val="hybridMultilevel"/>
@@ -4103,6 +5038,95 @@
     </w:lvl>
   </w:abstractNum>
   <w:abstractNum w:abstractNumId="2" w15:restartNumberingAfterBreak="0">
+    <w:nsid w:val="30697B34"/>
+    <w:multiLevelType w:val="hybridMultilevel"/>
+    <w:tmpl w:val="760E81A8"/>
+    <w:lvl w:ilvl="0" w:tplc="52A26D7A">
+      <w:start w:val="1"/>
+      <w:numFmt w:val="upperLetter"/>
+      <w:lvlText w:val="(%1)"/>
+      <w:lvlJc w:val="left"/>
+      <w:pPr>
+        <w:ind w:left="360" w:hanging="360"/>
+      </w:pPr>
+      <w:rPr>
+        <w:rFonts w:hint="default"/>
+      </w:rPr>
+    </w:lvl>
+    <w:lvl w:ilvl="1" w:tplc="04090019" w:tentative="1">
+      <w:start w:val="1"/>
+      <w:numFmt w:val="ideographTraditional"/>
+      <w:lvlText w:val="%2、"/>
+      <w:lvlJc w:val="left"/>
+      <w:pPr>
+        <w:ind w:left="960" w:hanging="480"/>
+      </w:pPr>
+    </w:lvl>
+    <w:lvl w:ilvl="2" w:tplc="0409001B" w:tentative="1">
+      <w:start w:val="1"/>
+      <w:numFmt w:val="lowerRoman"/>
+      <w:lvlText w:val="%3."/>
+      <w:lvlJc w:val="right"/>
+      <w:pPr>
+        <w:ind w:left="1440" w:hanging="480"/>
+      </w:pPr>
+    </w:lvl>
+    <w:lvl w:ilvl="3" w:tplc="0409000F" w:tentative="1">
+      <w:start w:val="1"/>
+      <w:numFmt w:val="decimal"/>
+      <w:lvlText w:val="%4."/>
+      <w:lvlJc w:val="left"/>
+      <w:pPr>
+        <w:ind w:left="1920" w:hanging="480"/>
+      </w:pPr>
+    </w:lvl>
+    <w:lvl w:ilvl="4" w:tplc="04090019" w:tentative="1">
+      <w:start w:val="1"/>
+      <w:numFmt w:val="ideographTraditional"/>
+      <w:lvlText w:val="%5、"/>
+      <w:lvlJc w:val="left"/>
+      <w:pPr>
+        <w:ind w:left="2400" w:hanging="480"/>
+      </w:pPr>
+    </w:lvl>
+    <w:lvl w:ilvl="5" w:tplc="0409001B" w:tentative="1">
+      <w:start w:val="1"/>
+      <w:numFmt w:val="lowerRoman"/>
+      <w:lvlText w:val="%6."/>
+      <w:lvlJc w:val="right"/>
+      <w:pPr>
+        <w:ind w:left="2880" w:hanging="480"/>
+      </w:pPr>
+    </w:lvl>
+    <w:lvl w:ilvl="6" w:tplc="0409000F" w:tentative="1">
+      <w:start w:val="1"/>
+      <w:numFmt w:val="decimal"/>
+      <w:lvlText w:val="%7."/>
+      <w:lvlJc w:val="left"/>
+      <w:pPr>
+        <w:ind w:left="3360" w:hanging="480"/>
+      </w:pPr>
+    </w:lvl>
+    <w:lvl w:ilvl="7" w:tplc="04090019" w:tentative="1">
+      <w:start w:val="1"/>
+      <w:numFmt w:val="ideographTraditional"/>
+      <w:lvlText w:val="%8、"/>
+      <w:lvlJc w:val="left"/>
+      <w:pPr>
+        <w:ind w:left="3840" w:hanging="480"/>
+      </w:pPr>
+    </w:lvl>
+    <w:lvl w:ilvl="8" w:tplc="0409001B" w:tentative="1">
+      <w:start w:val="1"/>
+      <w:numFmt w:val="lowerRoman"/>
+      <w:lvlText w:val="%9."/>
+      <w:lvlJc w:val="right"/>
+      <w:pPr>
+        <w:ind w:left="4320" w:hanging="480"/>
+      </w:pPr>
+    </w:lvl>
+  </w:abstractNum>
+  <w:abstractNum w:abstractNumId="3" w15:restartNumberingAfterBreak="0">
     <w:nsid w:val="39496F00"/>
     <w:multiLevelType w:val="hybridMultilevel"/>
     <w:tmpl w:val="6C6CE0AC"/>
@@ -4191,7 +5215,7 @@
       </w:pPr>
     </w:lvl>
   </w:abstractNum>
-  <w:abstractNum w:abstractNumId="3" w15:restartNumberingAfterBreak="0">
+  <w:abstractNum w:abstractNumId="4" w15:restartNumberingAfterBreak="0">
     <w:nsid w:val="400F352D"/>
     <w:multiLevelType w:val="hybridMultilevel"/>
     <w:tmpl w:val="18C0E9BA"/>
@@ -4280,7 +5304,185 @@
       </w:pPr>
     </w:lvl>
   </w:abstractNum>
-  <w:abstractNum w:abstractNumId="4" w15:restartNumberingAfterBreak="0">
+  <w:abstractNum w:abstractNumId="5" w15:restartNumberingAfterBreak="0">
+    <w:nsid w:val="4FB509B0"/>
+    <w:multiLevelType w:val="hybridMultilevel"/>
+    <w:tmpl w:val="8604D55E"/>
+    <w:lvl w:ilvl="0" w:tplc="E07A639A">
+      <w:start w:val="1"/>
+      <w:numFmt w:val="upperLetter"/>
+      <w:lvlText w:val="(%1)"/>
+      <w:lvlJc w:val="left"/>
+      <w:pPr>
+        <w:ind w:left="360" w:hanging="360"/>
+      </w:pPr>
+      <w:rPr>
+        <w:rFonts w:hint="default"/>
+      </w:rPr>
+    </w:lvl>
+    <w:lvl w:ilvl="1" w:tplc="04090019" w:tentative="1">
+      <w:start w:val="1"/>
+      <w:numFmt w:val="ideographTraditional"/>
+      <w:lvlText w:val="%2、"/>
+      <w:lvlJc w:val="left"/>
+      <w:pPr>
+        <w:ind w:left="960" w:hanging="480"/>
+      </w:pPr>
+    </w:lvl>
+    <w:lvl w:ilvl="2" w:tplc="0409001B" w:tentative="1">
+      <w:start w:val="1"/>
+      <w:numFmt w:val="lowerRoman"/>
+      <w:lvlText w:val="%3."/>
+      <w:lvlJc w:val="right"/>
+      <w:pPr>
+        <w:ind w:left="1440" w:hanging="480"/>
+      </w:pPr>
+    </w:lvl>
+    <w:lvl w:ilvl="3" w:tplc="0409000F" w:tentative="1">
+      <w:start w:val="1"/>
+      <w:numFmt w:val="decimal"/>
+      <w:lvlText w:val="%4."/>
+      <w:lvlJc w:val="left"/>
+      <w:pPr>
+        <w:ind w:left="1920" w:hanging="480"/>
+      </w:pPr>
+    </w:lvl>
+    <w:lvl w:ilvl="4" w:tplc="04090019" w:tentative="1">
+      <w:start w:val="1"/>
+      <w:numFmt w:val="ideographTraditional"/>
+      <w:lvlText w:val="%5、"/>
+      <w:lvlJc w:val="left"/>
+      <w:pPr>
+        <w:ind w:left="2400" w:hanging="480"/>
+      </w:pPr>
+    </w:lvl>
+    <w:lvl w:ilvl="5" w:tplc="0409001B" w:tentative="1">
+      <w:start w:val="1"/>
+      <w:numFmt w:val="lowerRoman"/>
+      <w:lvlText w:val="%6."/>
+      <w:lvlJc w:val="right"/>
+      <w:pPr>
+        <w:ind w:left="2880" w:hanging="480"/>
+      </w:pPr>
+    </w:lvl>
+    <w:lvl w:ilvl="6" w:tplc="0409000F" w:tentative="1">
+      <w:start w:val="1"/>
+      <w:numFmt w:val="decimal"/>
+      <w:lvlText w:val="%7."/>
+      <w:lvlJc w:val="left"/>
+      <w:pPr>
+        <w:ind w:left="3360" w:hanging="480"/>
+      </w:pPr>
+    </w:lvl>
+    <w:lvl w:ilvl="7" w:tplc="04090019" w:tentative="1">
+      <w:start w:val="1"/>
+      <w:numFmt w:val="ideographTraditional"/>
+      <w:lvlText w:val="%8、"/>
+      <w:lvlJc w:val="left"/>
+      <w:pPr>
+        <w:ind w:left="3840" w:hanging="480"/>
+      </w:pPr>
+    </w:lvl>
+    <w:lvl w:ilvl="8" w:tplc="0409001B" w:tentative="1">
+      <w:start w:val="1"/>
+      <w:numFmt w:val="lowerRoman"/>
+      <w:lvlText w:val="%9."/>
+      <w:lvlJc w:val="right"/>
+      <w:pPr>
+        <w:ind w:left="4320" w:hanging="480"/>
+      </w:pPr>
+    </w:lvl>
+  </w:abstractNum>
+  <w:abstractNum w:abstractNumId="6" w15:restartNumberingAfterBreak="0">
+    <w:nsid w:val="53005D9A"/>
+    <w:multiLevelType w:val="hybridMultilevel"/>
+    <w:tmpl w:val="6F1E60CE"/>
+    <w:lvl w:ilvl="0" w:tplc="D94A6CEE">
+      <w:start w:val="1"/>
+      <w:numFmt w:val="upperLetter"/>
+      <w:lvlText w:val="(%1)"/>
+      <w:lvlJc w:val="left"/>
+      <w:pPr>
+        <w:ind w:left="360" w:hanging="360"/>
+      </w:pPr>
+      <w:rPr>
+        <w:rFonts w:hint="default"/>
+      </w:rPr>
+    </w:lvl>
+    <w:lvl w:ilvl="1" w:tplc="04090019" w:tentative="1">
+      <w:start w:val="1"/>
+      <w:numFmt w:val="ideographTraditional"/>
+      <w:lvlText w:val="%2、"/>
+      <w:lvlJc w:val="left"/>
+      <w:pPr>
+        <w:ind w:left="960" w:hanging="480"/>
+      </w:pPr>
+    </w:lvl>
+    <w:lvl w:ilvl="2" w:tplc="0409001B" w:tentative="1">
+      <w:start w:val="1"/>
+      <w:numFmt w:val="lowerRoman"/>
+      <w:lvlText w:val="%3."/>
+      <w:lvlJc w:val="right"/>
+      <w:pPr>
+        <w:ind w:left="1440" w:hanging="480"/>
+      </w:pPr>
+    </w:lvl>
+    <w:lvl w:ilvl="3" w:tplc="0409000F" w:tentative="1">
+      <w:start w:val="1"/>
+      <w:numFmt w:val="decimal"/>
+      <w:lvlText w:val="%4."/>
+      <w:lvlJc w:val="left"/>
+      <w:pPr>
+        <w:ind w:left="1920" w:hanging="480"/>
+      </w:pPr>
+    </w:lvl>
+    <w:lvl w:ilvl="4" w:tplc="04090019" w:tentative="1">
+      <w:start w:val="1"/>
+      <w:numFmt w:val="ideographTraditional"/>
+      <w:lvlText w:val="%5、"/>
+      <w:lvlJc w:val="left"/>
+      <w:pPr>
+        <w:ind w:left="2400" w:hanging="480"/>
+      </w:pPr>
+    </w:lvl>
+    <w:lvl w:ilvl="5" w:tplc="0409001B" w:tentative="1">
+      <w:start w:val="1"/>
+      <w:numFmt w:val="lowerRoman"/>
+      <w:lvlText w:val="%6."/>
+      <w:lvlJc w:val="right"/>
+      <w:pPr>
+        <w:ind w:left="2880" w:hanging="480"/>
+      </w:pPr>
+    </w:lvl>
+    <w:lvl w:ilvl="6" w:tplc="0409000F" w:tentative="1">
+      <w:start w:val="1"/>
+      <w:numFmt w:val="decimal"/>
+      <w:lvlText w:val="%7."/>
+      <w:lvlJc w:val="left"/>
+      <w:pPr>
+        <w:ind w:left="3360" w:hanging="480"/>
+      </w:pPr>
+    </w:lvl>
+    <w:lvl w:ilvl="7" w:tplc="04090019" w:tentative="1">
+      <w:start w:val="1"/>
+      <w:numFmt w:val="ideographTraditional"/>
+      <w:lvlText w:val="%8、"/>
+      <w:lvlJc w:val="left"/>
+      <w:pPr>
+        <w:ind w:left="3840" w:hanging="480"/>
+      </w:pPr>
+    </w:lvl>
+    <w:lvl w:ilvl="8" w:tplc="0409001B" w:tentative="1">
+      <w:start w:val="1"/>
+      <w:numFmt w:val="lowerRoman"/>
+      <w:lvlText w:val="%9."/>
+      <w:lvlJc w:val="right"/>
+      <w:pPr>
+        <w:ind w:left="4320" w:hanging="480"/>
+      </w:pPr>
+    </w:lvl>
+  </w:abstractNum>
+  <w:abstractNum w:abstractNumId="7" w15:restartNumberingAfterBreak="0">
     <w:nsid w:val="5495135A"/>
     <w:multiLevelType w:val="hybridMultilevel"/>
     <w:tmpl w:val="AA88B466"/>
@@ -4369,7 +5571,96 @@
       </w:pPr>
     </w:lvl>
   </w:abstractNum>
-  <w:abstractNum w:abstractNumId="5" w15:restartNumberingAfterBreak="0">
+  <w:abstractNum w:abstractNumId="8" w15:restartNumberingAfterBreak="0">
+    <w:nsid w:val="5B69241D"/>
+    <w:multiLevelType w:val="hybridMultilevel"/>
+    <w:tmpl w:val="B59462EA"/>
+    <w:lvl w:ilvl="0" w:tplc="4A7854B2">
+      <w:start w:val="1"/>
+      <w:numFmt w:val="upperLetter"/>
+      <w:lvlText w:val="(%1)"/>
+      <w:lvlJc w:val="left"/>
+      <w:pPr>
+        <w:ind w:left="360" w:hanging="360"/>
+      </w:pPr>
+      <w:rPr>
+        <w:rFonts w:hint="default"/>
+      </w:rPr>
+    </w:lvl>
+    <w:lvl w:ilvl="1" w:tplc="04090019" w:tentative="1">
+      <w:start w:val="1"/>
+      <w:numFmt w:val="ideographTraditional"/>
+      <w:lvlText w:val="%2、"/>
+      <w:lvlJc w:val="left"/>
+      <w:pPr>
+        <w:ind w:left="960" w:hanging="480"/>
+      </w:pPr>
+    </w:lvl>
+    <w:lvl w:ilvl="2" w:tplc="0409001B" w:tentative="1">
+      <w:start w:val="1"/>
+      <w:numFmt w:val="lowerRoman"/>
+      <w:lvlText w:val="%3."/>
+      <w:lvlJc w:val="right"/>
+      <w:pPr>
+        <w:ind w:left="1440" w:hanging="480"/>
+      </w:pPr>
+    </w:lvl>
+    <w:lvl w:ilvl="3" w:tplc="0409000F" w:tentative="1">
+      <w:start w:val="1"/>
+      <w:numFmt w:val="decimal"/>
+      <w:lvlText w:val="%4."/>
+      <w:lvlJc w:val="left"/>
+      <w:pPr>
+        <w:ind w:left="1920" w:hanging="480"/>
+      </w:pPr>
+    </w:lvl>
+    <w:lvl w:ilvl="4" w:tplc="04090019" w:tentative="1">
+      <w:start w:val="1"/>
+      <w:numFmt w:val="ideographTraditional"/>
+      <w:lvlText w:val="%5、"/>
+      <w:lvlJc w:val="left"/>
+      <w:pPr>
+        <w:ind w:left="2400" w:hanging="480"/>
+      </w:pPr>
+    </w:lvl>
+    <w:lvl w:ilvl="5" w:tplc="0409001B" w:tentative="1">
+      <w:start w:val="1"/>
+      <w:numFmt w:val="lowerRoman"/>
+      <w:lvlText w:val="%6."/>
+      <w:lvlJc w:val="right"/>
+      <w:pPr>
+        <w:ind w:left="2880" w:hanging="480"/>
+      </w:pPr>
+    </w:lvl>
+    <w:lvl w:ilvl="6" w:tplc="0409000F" w:tentative="1">
+      <w:start w:val="1"/>
+      <w:numFmt w:val="decimal"/>
+      <w:lvlText w:val="%7."/>
+      <w:lvlJc w:val="left"/>
+      <w:pPr>
+        <w:ind w:left="3360" w:hanging="480"/>
+      </w:pPr>
+    </w:lvl>
+    <w:lvl w:ilvl="7" w:tplc="04090019" w:tentative="1">
+      <w:start w:val="1"/>
+      <w:numFmt w:val="ideographTraditional"/>
+      <w:lvlText w:val="%8、"/>
+      <w:lvlJc w:val="left"/>
+      <w:pPr>
+        <w:ind w:left="3840" w:hanging="480"/>
+      </w:pPr>
+    </w:lvl>
+    <w:lvl w:ilvl="8" w:tplc="0409001B" w:tentative="1">
+      <w:start w:val="1"/>
+      <w:numFmt w:val="lowerRoman"/>
+      <w:lvlText w:val="%9."/>
+      <w:lvlJc w:val="right"/>
+      <w:pPr>
+        <w:ind w:left="4320" w:hanging="480"/>
+      </w:pPr>
+    </w:lvl>
+  </w:abstractNum>
+  <w:abstractNum w:abstractNumId="9" w15:restartNumberingAfterBreak="0">
     <w:nsid w:val="775001FE"/>
     <w:multiLevelType w:val="hybridMultilevel"/>
     <w:tmpl w:val="D26051BC"/>
@@ -4458,7 +5749,7 @@
       </w:pPr>
     </w:lvl>
   </w:abstractNum>
-  <w:abstractNum w:abstractNumId="6" w15:restartNumberingAfterBreak="0">
+  <w:abstractNum w:abstractNumId="10" w15:restartNumberingAfterBreak="0">
     <w:nsid w:val="7B123881"/>
     <w:multiLevelType w:val="hybridMultilevel"/>
     <w:tmpl w:val="A59E4332"/>
@@ -4547,26 +5838,38 @@
       </w:pPr>
     </w:lvl>
   </w:abstractNum>
-  <w:num w:numId="1">
+  <w:num w:numId="1" w16cid:durableId="1495105501">
+    <w:abstractNumId w:val="7"/>
+  </w:num>
+  <w:num w:numId="2" w16cid:durableId="2001300791">
+    <w:abstractNumId w:val="9"/>
+  </w:num>
+  <w:num w:numId="3" w16cid:durableId="2007400360">
+    <w:abstractNumId w:val="0"/>
+  </w:num>
+  <w:num w:numId="4" w16cid:durableId="2050370872">
+    <w:abstractNumId w:val="10"/>
+  </w:num>
+  <w:num w:numId="5" w16cid:durableId="1731149221">
+    <w:abstractNumId w:val="3"/>
+  </w:num>
+  <w:num w:numId="6" w16cid:durableId="1679766751">
     <w:abstractNumId w:val="4"/>
   </w:num>
-  <w:num w:numId="2">
+  <w:num w:numId="7" w16cid:durableId="666788228">
+    <w:abstractNumId w:val="1"/>
+  </w:num>
+  <w:num w:numId="8" w16cid:durableId="1458255120">
+    <w:abstractNumId w:val="6"/>
+  </w:num>
+  <w:num w:numId="9" w16cid:durableId="767309264">
+    <w:abstractNumId w:val="2"/>
+  </w:num>
+  <w:num w:numId="10" w16cid:durableId="1143890142">
     <w:abstractNumId w:val="5"/>
   </w:num>
-  <w:num w:numId="3">
-    <w:abstractNumId w:val="0"/>
-  </w:num>
-  <w:num w:numId="4">
-    <w:abstractNumId w:val="6"/>
-  </w:num>
-  <w:num w:numId="5">
-    <w:abstractNumId w:val="2"/>
-  </w:num>
-  <w:num w:numId="6">
-    <w:abstractNumId w:val="3"/>
-  </w:num>
-  <w:num w:numId="7">
-    <w:abstractNumId w:val="1"/>
+  <w:num w:numId="11" w16cid:durableId="619452885">
+    <w:abstractNumId w:val="8"/>
   </w:num>
 </w:numbering>
 </file>

--- a/碩一/TOEIC/介係詞代名詞.docx
+++ b/碩一/TOEIC/介係詞代名詞.docx
@@ -1,6 +1,6 @@
 
 <file path=word/document.xml><?xml version="1.0" encoding="utf-8"?>
-<w:document xmlns:wpc="http://schemas.microsoft.com/office/word/2010/wordprocessingCanvas" xmlns:cx="http://schemas.microsoft.com/office/drawing/2014/chartex" xmlns:cx1="http://schemas.microsoft.com/office/drawing/2015/9/8/chartex" xmlns:cx2="http://schemas.microsoft.com/office/drawing/2015/10/21/chartex" xmlns:cx3="http://schemas.microsoft.com/office/drawing/2016/5/9/chartex" xmlns:cx4="http://schemas.microsoft.com/office/drawing/2016/5/10/chartex" xmlns:cx5="http://schemas.microsoft.com/office/drawing/2016/5/11/chartex" xmlns:cx6="http://schemas.microsoft.com/office/drawing/2016/5/12/chartex" xmlns:cx7="http://schemas.microsoft.com/office/drawing/2016/5/13/chartex" xmlns:cx8="http://schemas.microsoft.com/office/drawing/2016/5/14/chartex" xmlns:mc="http://schemas.openxmlformats.org/markup-compatibility/2006" xmlns:aink="http://schemas.microsoft.com/office/drawing/2016/ink" xmlns:am3d="http://schemas.microsoft.com/office/drawing/2017/model3d" xmlns:o="urn:schemas-microsoft-com:office:office" xmlns:oel="http://schemas.microsoft.com/office/2019/extlst" xmlns:r="http://schemas.openxmlformats.org/officeDocument/2006/relationships" xmlns:m="http://schemas.openxmlformats.org/officeDocument/2006/math" xmlns:v="urn:schemas-microsoft-com:vml" xmlns:wp14="http://schemas.microsoft.com/office/word/2010/wordprocessingDrawing" xmlns:wp="http://schemas.openxmlformats.org/drawingml/2006/wordprocessingDrawing" xmlns:w10="urn:schemas-microsoft-com:office:word" xmlns:w="http://schemas.openxmlformats.org/wordprocessingml/2006/main" xmlns:w14="http://schemas.microsoft.com/office/word/2010/wordml" xmlns:w15="http://schemas.microsoft.com/office/word/2012/wordml" xmlns:w16cex="http://schemas.microsoft.com/office/word/2018/wordml/cex" xmlns:w16cid="http://schemas.microsoft.com/office/word/2016/wordml/cid" xmlns:w16="http://schemas.microsoft.com/office/word/2018/wordml" xmlns:w16du="http://schemas.microsoft.com/office/word/2023/wordml/word16du" xmlns:w16sdtdh="http://schemas.microsoft.com/office/word/2020/wordml/sdtdatahash" xmlns:w16se="http://schemas.microsoft.com/office/word/2015/wordml/symex" xmlns:wpg="http://schemas.microsoft.com/office/word/2010/wordprocessingGroup" xmlns:wpi="http://schemas.microsoft.com/office/word/2010/wordprocessingInk" xmlns:wne="http://schemas.microsoft.com/office/word/2006/wordml" xmlns:wps="http://schemas.microsoft.com/office/word/2010/wordprocessingShape" mc:Ignorable="w14 w15 w16se w16cid w16 w16cex w16sdtdh wp14">
+<w:document xmlns:wpc="http://schemas.microsoft.com/office/word/2010/wordprocessingCanvas" xmlns:cx="http://schemas.microsoft.com/office/drawing/2014/chartex" xmlns:cx1="http://schemas.microsoft.com/office/drawing/2015/9/8/chartex" xmlns:cx2="http://schemas.microsoft.com/office/drawing/2015/10/21/chartex" xmlns:cx3="http://schemas.microsoft.com/office/drawing/2016/5/9/chartex" xmlns:cx4="http://schemas.microsoft.com/office/drawing/2016/5/10/chartex" xmlns:cx5="http://schemas.microsoft.com/office/drawing/2016/5/11/chartex" xmlns:cx6="http://schemas.microsoft.com/office/drawing/2016/5/12/chartex" xmlns:cx7="http://schemas.microsoft.com/office/drawing/2016/5/13/chartex" xmlns:cx8="http://schemas.microsoft.com/office/drawing/2016/5/14/chartex" xmlns:mc="http://schemas.openxmlformats.org/markup-compatibility/2006" xmlns:aink="http://schemas.microsoft.com/office/drawing/2016/ink" xmlns:am3d="http://schemas.microsoft.com/office/drawing/2017/model3d" xmlns:o="urn:schemas-microsoft-com:office:office" xmlns:r="http://schemas.openxmlformats.org/officeDocument/2006/relationships" xmlns:m="http://schemas.openxmlformats.org/officeDocument/2006/math" xmlns:v="urn:schemas-microsoft-com:vml" xmlns:wp14="http://schemas.microsoft.com/office/word/2010/wordprocessingDrawing" xmlns:wp="http://schemas.openxmlformats.org/drawingml/2006/wordprocessingDrawing" xmlns:w10="urn:schemas-microsoft-com:office:word" xmlns:w="http://schemas.openxmlformats.org/wordprocessingml/2006/main" xmlns:w14="http://schemas.microsoft.com/office/word/2010/wordml" xmlns:w15="http://schemas.microsoft.com/office/word/2012/wordml" xmlns:w16cex="http://schemas.microsoft.com/office/word/2018/wordml/cex" xmlns:w16cid="http://schemas.microsoft.com/office/word/2016/wordml/cid" xmlns:w16="http://schemas.microsoft.com/office/word/2018/wordml" xmlns:w16sdtdh="http://schemas.microsoft.com/office/word/2020/wordml/sdtdatahash" xmlns:w16se="http://schemas.microsoft.com/office/word/2015/wordml/symex" xmlns:wpg="http://schemas.microsoft.com/office/word/2010/wordprocessingGroup" xmlns:wpi="http://schemas.microsoft.com/office/word/2010/wordprocessingInk" xmlns:wne="http://schemas.microsoft.com/office/word/2006/wordml" xmlns:wps="http://schemas.microsoft.com/office/word/2010/wordprocessingShape" mc:Ignorable="w14 w15 w16se w16cid w16 w16cex w16sdtdh wp14">
   <w:body>
     <w:p>
       <w:proofErr w:type="spellStart"/>
@@ -3889,13 +3889,7 @@
         <w:t xml:space="preserve"> n</w:t>
       </w:r>
     </w:p>
-    <w:p>
-      <w:pPr>
-        <w:rPr>
-          <w:rFonts w:hint="eastAsia"/>
-        </w:rPr>
-      </w:pPr>
-    </w:p>
+    <w:p/>
     <w:p>
       <w:r>
         <w:rPr>
@@ -3936,10 +3930,7 @@
     </w:p>
     <w:p>
       <w:r>
-        <w:t>L</w:t>
-      </w:r>
-      <w:r>
-        <w:t>avishly</w:t>
+        <w:t>Lavishly</w:t>
       </w:r>
       <w:r>
         <w:rPr>
@@ -3988,11 +3979,6 @@
       </w:r>
     </w:p>
     <w:p>
-      <w:pPr>
-        <w:rPr>
-          <w:rFonts w:hint="eastAsia"/>
-        </w:rPr>
-      </w:pPr>
       <w:r>
         <w:t>Notebook computer=laptop</w:t>
       </w:r>
@@ -4020,13 +4006,7 @@
     </w:p>
     <w:p>
       <w:r>
-        <w:t>D</w:t>
-      </w:r>
-      <w:r>
-        <w:t>etach</w:t>
-      </w:r>
-      <w:r>
-        <w:t xml:space="preserve"> v </w:t>
+        <w:t xml:space="preserve">Detach v </w:t>
       </w:r>
       <w:r>
         <w:rPr>
@@ -4041,10 +4021,7 @@
         <w:t>/</w:t>
       </w:r>
       <w:r>
-        <w:t xml:space="preserve"> </w:t>
-      </w:r>
-      <w:r>
-        <w:t>detachable</w:t>
+        <w:t xml:space="preserve"> detachable</w:t>
       </w:r>
       <w:r>
         <w:t xml:space="preserve"> adj </w:t>
@@ -4135,10 +4112,7 @@
     <w:p>
       <w:r>
         <w:lastRenderedPageBreak/>
-        <w:t xml:space="preserve">president </w:t>
-      </w:r>
-      <w:r>
-        <w:t>n</w:t>
+        <w:t>president n</w:t>
       </w:r>
       <w:r>
         <w:rPr>
@@ -4504,11 +4478,6 @@
       </w:r>
     </w:p>
     <w:p>
-      <w:pPr>
-        <w:rPr>
-          <w:rFonts w:hint="eastAsia"/>
-        </w:rPr>
-      </w:pPr>
       <w:r>
         <w:rPr>
           <w:rFonts w:hint="eastAsia"/>
@@ -4561,11 +4530,6 @@
       </w:r>
     </w:p>
     <w:p>
-      <w:pPr>
-        <w:rPr>
-          <w:rFonts w:hint="eastAsia"/>
-        </w:rPr>
-      </w:pPr>
       <w:r>
         <w:rPr>
           <w:rFonts w:hint="eastAsia"/>
@@ -4605,10 +4569,7 @@
     </w:p>
     <w:p>
       <w:r>
-        <w:t>E</w:t>
-      </w:r>
-      <w:r>
-        <w:t>nthusiastic</w:t>
+        <w:t>Enthusiastic</w:t>
       </w:r>
       <w:r>
         <w:rPr>
@@ -4663,11 +4624,6 @@
       </w:r>
     </w:p>
     <w:p>
-      <w:pPr>
-        <w:rPr>
-          <w:rFonts w:hint="eastAsia"/>
-        </w:rPr>
-      </w:pPr>
       <w:r>
         <w:rPr>
           <w:rFonts w:hint="eastAsia"/>
@@ -4795,13 +4751,2180 @@
         <w:t>)</w:t>
       </w:r>
     </w:p>
-    <w:p>
-      <w:pPr>
-        <w:rPr>
-          <w:rFonts w:hint="eastAsia"/>
-        </w:rPr>
-      </w:pPr>
-    </w:p>
+    <w:p/>
+    <w:p>
+      <w:pPr>
+        <w:rPr>
+          <w:rFonts w:hint="eastAsia"/>
+        </w:rPr>
+      </w:pPr>
+      <w:r>
+        <w:t xml:space="preserve">Should you </w:t>
+      </w:r>
+      <w:r>
+        <w:rPr>
+          <w:color w:val="FF0000"/>
+        </w:rPr>
+        <w:t xml:space="preserve">need </w:t>
+      </w:r>
+      <w:r>
+        <w:rPr>
+          <w:highlight w:val="yellow"/>
+        </w:rPr>
+        <w:t>assistance</w:t>
+      </w:r>
+      <w:r>
+        <w:t xml:space="preserve"> with your new product configuration, </w:t>
+      </w:r>
+      <w:proofErr w:type="spellStart"/>
+      <w:proofErr w:type="gramStart"/>
+      <w:r>
+        <w:t>don,t</w:t>
+      </w:r>
+      <w:proofErr w:type="spellEnd"/>
+      <w:proofErr w:type="gramEnd"/>
+      <w:r>
+        <w:t xml:space="preserve"> hesitate to call our toll-free number. </w:t>
+      </w:r>
+      <w:r>
+        <w:rPr>
+          <w:highlight w:val="yellow"/>
+        </w:rPr>
+        <w:t>(A)assistance</w:t>
+      </w:r>
+      <w:r>
+        <w:rPr>
+          <w:highlight w:val="yellow"/>
+        </w:rPr>
+        <w:t xml:space="preserve"> n.</w:t>
+      </w:r>
+      <w:r>
+        <w:rPr>
+          <w:rFonts w:hint="eastAsia"/>
+          <w:highlight w:val="yellow"/>
+        </w:rPr>
+        <w:t>協助</w:t>
+      </w:r>
+      <w:r>
+        <w:t>(B)assistant</w:t>
+      </w:r>
+      <w:r>
+        <w:t xml:space="preserve"> n.</w:t>
+      </w:r>
+      <w:r>
+        <w:rPr>
+          <w:rFonts w:hint="eastAsia"/>
+        </w:rPr>
+        <w:t>助理</w:t>
+      </w:r>
+      <w:r>
+        <w:t>(C)assisted</w:t>
+      </w:r>
+      <w:r>
+        <w:rPr>
+          <w:rFonts w:hint="eastAsia"/>
+        </w:rPr>
+        <w:t xml:space="preserve"> </w:t>
+      </w:r>
+      <w:r>
+        <w:t>v(</w:t>
+      </w:r>
+      <w:r>
+        <w:rPr>
+          <w:rFonts w:hint="eastAsia"/>
+        </w:rPr>
+        <w:t>過去簡單式</w:t>
+      </w:r>
+      <w:r>
+        <w:rPr>
+          <w:rFonts w:hint="eastAsia"/>
+        </w:rPr>
+        <w:t>)</w:t>
+      </w:r>
+      <w:r>
+        <w:t>(D)assist</w:t>
+      </w:r>
+      <w:r>
+        <w:rPr>
+          <w:rFonts w:hint="eastAsia"/>
+        </w:rPr>
+        <w:t xml:space="preserve"> v</w:t>
+      </w:r>
+      <w:r>
+        <w:t>(</w:t>
+      </w:r>
+      <w:r>
+        <w:rPr>
+          <w:rFonts w:hint="eastAsia"/>
+        </w:rPr>
+        <w:t>原型</w:t>
+      </w:r>
+      <w:r>
+        <w:rPr>
+          <w:rFonts w:hint="eastAsia"/>
+        </w:rPr>
+        <w:t>)</w:t>
+      </w:r>
+    </w:p>
+    <w:p>
+      <w:r>
+        <w:t>configuration n.</w:t>
+      </w:r>
+      <w:r>
+        <w:rPr>
+          <w:rFonts w:hint="eastAsia"/>
+        </w:rPr>
+        <w:t>配置</w:t>
+      </w:r>
+      <w:r>
+        <w:t>/</w:t>
+      </w:r>
+      <w:r>
+        <w:rPr>
+          <w:rFonts w:hint="eastAsia"/>
+        </w:rPr>
+        <w:t>設定、</w:t>
+      </w:r>
+      <w:r>
+        <w:rPr>
+          <w:rFonts w:hint="eastAsia"/>
+        </w:rPr>
+        <w:t>h</w:t>
+      </w:r>
+      <w:r>
+        <w:t>esitate v</w:t>
+      </w:r>
+      <w:r>
+        <w:rPr>
+          <w:rFonts w:hint="eastAsia"/>
+        </w:rPr>
+        <w:t>猶豫</w:t>
+      </w:r>
+      <w:r>
+        <w:rPr>
+          <w:rFonts w:hint="eastAsia"/>
+        </w:rPr>
+        <w:t>、</w:t>
+      </w:r>
+      <w:r>
+        <w:rPr>
+          <w:rFonts w:hint="eastAsia"/>
+        </w:rPr>
+        <w:t>t</w:t>
+      </w:r>
+      <w:r>
+        <w:t xml:space="preserve">oll-free </w:t>
+      </w:r>
+      <w:r>
+        <w:rPr>
+          <w:rFonts w:hint="eastAsia"/>
+        </w:rPr>
+        <w:t>免付費</w:t>
+      </w:r>
+    </w:p>
+    <w:p>
+      <w:pPr>
+        <w:rPr>
+          <w:rFonts w:hint="eastAsia"/>
+        </w:rPr>
+      </w:pPr>
+      <w:r>
+        <w:rPr>
+          <w:rFonts w:hint="eastAsia"/>
+        </w:rPr>
+        <w:t>d</w:t>
+      </w:r>
+      <w:r>
+        <w:t>efault setting:</w:t>
+      </w:r>
+      <w:r>
+        <w:rPr>
+          <w:rFonts w:hint="eastAsia"/>
+        </w:rPr>
+        <w:t>原廠設定</w:t>
+      </w:r>
+    </w:p>
+    <w:p>
+      <w:r>
+        <w:rPr>
+          <w:rFonts w:hint="eastAsia"/>
+        </w:rPr>
+        <w:t>i</w:t>
+      </w:r>
+      <w:r>
+        <w:t>f you should need = Should you need</w:t>
+      </w:r>
+      <w:r>
+        <w:rPr>
+          <w:rFonts w:hint="eastAsia"/>
+        </w:rPr>
+        <w:t>:</w:t>
+      </w:r>
+      <w:r>
+        <w:rPr>
+          <w:rFonts w:hint="eastAsia"/>
+        </w:rPr>
+        <w:t>如果你需要</w:t>
+      </w:r>
+    </w:p>
+    <w:p>
+      <w:proofErr w:type="spellStart"/>
+      <w:r>
+        <w:t>Hesitate</w:t>
+      </w:r>
+      <w:r>
+        <w:rPr>
+          <w:rFonts w:hint="eastAsia"/>
+        </w:rPr>
+        <w:t>+t</w:t>
+      </w:r>
+      <w:r>
+        <w:t>o</w:t>
+      </w:r>
+      <w:proofErr w:type="spellEnd"/>
+      <w:r>
+        <w:t>+</w:t>
+      </w:r>
+      <w:r>
+        <w:rPr>
+          <w:rFonts w:hint="eastAsia"/>
+        </w:rPr>
+        <w:t>原型</w:t>
+      </w:r>
+      <w:r>
+        <w:rPr>
+          <w:rFonts w:hint="eastAsia"/>
+        </w:rPr>
+        <w:t>V</w:t>
+      </w:r>
+      <w:r>
+        <w:t>:</w:t>
+      </w:r>
+    </w:p>
+    <w:p>
+      <w:proofErr w:type="spellStart"/>
+      <w:r>
+        <w:t>Don,t</w:t>
+      </w:r>
+      <w:proofErr w:type="spellEnd"/>
+      <w:r>
+        <w:t xml:space="preserve"> hesitate to go after your dreams</w:t>
+      </w:r>
+      <w:r>
+        <w:rPr>
+          <w:rFonts w:hint="eastAsia"/>
+        </w:rPr>
+        <w:t xml:space="preserve"> </w:t>
+      </w:r>
+      <w:r>
+        <w:rPr>
+          <w:rFonts w:hint="eastAsia"/>
+        </w:rPr>
+        <w:t>別猶豫，趕快去追求夢想</w:t>
+      </w:r>
+    </w:p>
+    <w:p>
+      <w:proofErr w:type="spellStart"/>
+      <w:r>
+        <w:t>S+</w:t>
+      </w:r>
+      <w:r>
+        <w:rPr>
+          <w:color w:val="FF0000"/>
+        </w:rPr>
+        <w:t>V</w:t>
+      </w:r>
+      <w:r>
+        <w:t>+N+prep+N</w:t>
+      </w:r>
+      <w:proofErr w:type="spellEnd"/>
+      <w:r>
+        <w:t>:</w:t>
+      </w:r>
+    </w:p>
+    <w:p>
+      <w:proofErr w:type="spellStart"/>
+      <w:proofErr w:type="gramStart"/>
+      <w:r>
+        <w:t>ex:I</w:t>
+      </w:r>
+      <w:proofErr w:type="spellEnd"/>
+      <w:proofErr w:type="gramEnd"/>
+      <w:r>
+        <w:t xml:space="preserve"> </w:t>
+      </w:r>
+      <w:r>
+        <w:rPr>
+          <w:color w:val="FF0000"/>
+        </w:rPr>
+        <w:t xml:space="preserve">want </w:t>
+      </w:r>
+      <w:r>
+        <w:t>a pizza with lot of cheese on it.</w:t>
+      </w:r>
+      <w:r>
+        <w:t xml:space="preserve"> </w:t>
+      </w:r>
+    </w:p>
+    <w:p>
+      <w:r>
+        <w:rPr>
+          <w:rFonts w:hint="eastAsia"/>
+        </w:rPr>
+        <w:t>因此要選名詞</w:t>
+      </w:r>
+      <w:r>
+        <w:rPr>
+          <w:rFonts w:hint="eastAsia"/>
+        </w:rPr>
+        <w:t xml:space="preserve"> </w:t>
+      </w:r>
+      <w:r>
+        <w:t>-&gt;</w:t>
+      </w:r>
+      <w:r>
+        <w:rPr>
+          <w:highlight w:val="yellow"/>
+        </w:rPr>
+        <w:t>(A)assistance n.</w:t>
+      </w:r>
+      <w:r>
+        <w:rPr>
+          <w:rFonts w:hint="eastAsia"/>
+          <w:highlight w:val="yellow"/>
+        </w:rPr>
+        <w:t>協助</w:t>
+      </w:r>
+    </w:p>
+    <w:p/>
+    <w:p/>
+    <w:p>
+      <w:proofErr w:type="gramStart"/>
+      <w:r>
+        <w:lastRenderedPageBreak/>
+        <w:t>Thee</w:t>
+      </w:r>
+      <w:proofErr w:type="gramEnd"/>
+      <w:r>
+        <w:t xml:space="preserve"> new rule states that all employees will take a Saturday off every </w:t>
+      </w:r>
+      <w:r>
+        <w:rPr>
+          <w:highlight w:val="yellow"/>
+        </w:rPr>
+        <w:t>other</w:t>
+      </w:r>
+      <w:r>
+        <w:t xml:space="preserve"> week.</w:t>
+      </w:r>
+    </w:p>
+    <w:p>
+      <w:r>
+        <w:t>(A)others</w:t>
+      </w:r>
+      <w:r>
+        <w:rPr>
+          <w:rFonts w:hint="eastAsia"/>
+        </w:rPr>
+        <w:t>另一些</w:t>
+      </w:r>
+      <w:r>
+        <w:rPr>
+          <w:rFonts w:hint="eastAsia"/>
+        </w:rPr>
+        <w:t>/</w:t>
+      </w:r>
+      <w:r>
+        <w:rPr>
+          <w:rFonts w:hint="eastAsia"/>
+        </w:rPr>
+        <w:t>其他</w:t>
+      </w:r>
+      <w:r>
+        <w:rPr>
+          <w:highlight w:val="yellow"/>
+        </w:rPr>
+        <w:t>(B)other</w:t>
+      </w:r>
+      <w:r>
+        <w:rPr>
+          <w:rFonts w:hint="eastAsia"/>
+        </w:rPr>
+        <w:t>另一些</w:t>
+      </w:r>
+      <w:r>
+        <w:rPr>
+          <w:rFonts w:hint="eastAsia"/>
+        </w:rPr>
+        <w:t>/</w:t>
+      </w:r>
+      <w:r>
+        <w:rPr>
+          <w:rFonts w:hint="eastAsia"/>
+        </w:rPr>
+        <w:t>其他</w:t>
+      </w:r>
+      <w:r>
+        <w:t>(C)another</w:t>
+      </w:r>
+      <w:r>
+        <w:rPr>
+          <w:rFonts w:hint="eastAsia"/>
+        </w:rPr>
+        <w:t>另一個</w:t>
+      </w:r>
+      <w:r>
+        <w:t>(D)the other</w:t>
+      </w:r>
+      <w:r>
+        <w:rPr>
+          <w:rFonts w:hint="eastAsia"/>
+        </w:rPr>
+        <w:t>最後一個</w:t>
+      </w:r>
+      <w:r>
+        <w:rPr>
+          <w:rFonts w:hint="eastAsia"/>
+        </w:rPr>
+        <w:t>/</w:t>
+      </w:r>
+      <w:r>
+        <w:rPr>
+          <w:rFonts w:hint="eastAsia"/>
+        </w:rPr>
+        <w:t>些</w:t>
+      </w:r>
+    </w:p>
+    <w:p>
+      <w:r>
+        <w:rPr>
+          <w:rFonts w:hint="eastAsia"/>
+        </w:rPr>
+        <w:t>s</w:t>
+      </w:r>
+      <w:r>
+        <w:t>tates v.</w:t>
+      </w:r>
+      <w:r>
+        <w:rPr>
+          <w:rFonts w:hint="eastAsia"/>
+        </w:rPr>
+        <w:t>說明</w:t>
+      </w:r>
+      <w:r>
+        <w:rPr>
+          <w:rFonts w:hint="eastAsia"/>
+        </w:rPr>
+        <w:t>,</w:t>
+      </w:r>
+      <w:r>
+        <w:t>n.</w:t>
+      </w:r>
+      <w:r>
+        <w:rPr>
+          <w:rFonts w:hint="eastAsia"/>
+        </w:rPr>
+        <w:t>狀態</w:t>
+      </w:r>
+      <w:r>
+        <w:rPr>
+          <w:rFonts w:hint="eastAsia"/>
+        </w:rPr>
+        <w:t>、</w:t>
+      </w:r>
+      <w:r>
+        <w:rPr>
+          <w:rFonts w:hint="eastAsia"/>
+        </w:rPr>
+        <w:t>t</w:t>
+      </w:r>
+      <w:r>
+        <w:t>ake “</w:t>
+      </w:r>
+      <w:proofErr w:type="spellStart"/>
+      <w:r>
+        <w:t>day”off</w:t>
+      </w:r>
+      <w:proofErr w:type="spellEnd"/>
+      <w:r>
+        <w:rPr>
+          <w:rFonts w:hint="eastAsia"/>
+        </w:rPr>
+        <w:t>請假</w:t>
+      </w:r>
+      <w:r>
+        <w:rPr>
+          <w:rFonts w:hint="eastAsia"/>
+        </w:rPr>
+        <w:t>:</w:t>
+      </w:r>
+      <w:r>
+        <w:t>Take a Saturday off</w:t>
+      </w:r>
+      <w:r>
+        <w:rPr>
+          <w:rFonts w:hint="eastAsia"/>
+        </w:rPr>
+        <w:t>周六請假</w:t>
+      </w:r>
+    </w:p>
+    <w:p>
+      <w:r>
+        <w:t>Take off</w:t>
+      </w:r>
+      <w:r>
+        <w:rPr>
+          <w:rFonts w:hint="eastAsia"/>
+        </w:rPr>
+        <w:t>起飛</w:t>
+      </w:r>
+      <w:r>
+        <w:rPr>
+          <w:rFonts w:hint="eastAsia"/>
+        </w:rPr>
+        <w:t>/</w:t>
+      </w:r>
+      <w:r>
+        <w:rPr>
+          <w:rFonts w:hint="eastAsia"/>
+        </w:rPr>
+        <w:t>脫掉</w:t>
+      </w:r>
+      <w:r>
+        <w:rPr>
+          <w:rFonts w:hint="eastAsia"/>
+        </w:rPr>
+        <w:t>:</w:t>
+      </w:r>
+    </w:p>
+    <w:p>
+      <w:proofErr w:type="spellStart"/>
+      <w:r>
+        <w:rPr>
+          <w:rFonts w:hint="eastAsia"/>
+        </w:rPr>
+        <w:t>e</w:t>
+      </w:r>
+      <w:r>
+        <w:t>x:The</w:t>
+      </w:r>
+      <w:proofErr w:type="spellEnd"/>
+      <w:r>
+        <w:t xml:space="preserve"> plane took off on time </w:t>
+      </w:r>
+      <w:r>
+        <w:rPr>
+          <w:rFonts w:hint="eastAsia"/>
+        </w:rPr>
+        <w:t>飛機準時起飛</w:t>
+      </w:r>
+    </w:p>
+    <w:p>
+      <w:proofErr w:type="spellStart"/>
+      <w:r>
+        <w:t>ex:He</w:t>
+      </w:r>
+      <w:proofErr w:type="spellEnd"/>
+      <w:r>
+        <w:t xml:space="preserve"> took off his jacket </w:t>
+      </w:r>
+      <w:r>
+        <w:rPr>
+          <w:rFonts w:hint="eastAsia"/>
+        </w:rPr>
+        <w:t>他把外套脫掉</w:t>
+      </w:r>
+    </w:p>
+    <w:p>
+      <w:pPr>
+        <w:rPr>
+          <w:rFonts w:hint="eastAsia"/>
+        </w:rPr>
+      </w:pPr>
+    </w:p>
+    <w:p>
+      <w:r>
+        <w:t>Every other “</w:t>
+      </w:r>
+      <w:r>
+        <w:rPr>
+          <w:rFonts w:hint="eastAsia"/>
+        </w:rPr>
+        <w:t>時間</w:t>
+      </w:r>
+      <w:r>
+        <w:t xml:space="preserve">” = </w:t>
+      </w:r>
+      <w:r>
+        <w:rPr>
+          <w:rFonts w:hint="eastAsia"/>
+        </w:rPr>
+        <w:t>每隔一</w:t>
+      </w:r>
+      <w:proofErr w:type="gramStart"/>
+      <w:r>
+        <w:t>”</w:t>
+      </w:r>
+      <w:proofErr w:type="gramEnd"/>
+      <w:r>
+        <w:rPr>
+          <w:rFonts w:hint="eastAsia"/>
+        </w:rPr>
+        <w:t>時間</w:t>
+      </w:r>
+      <w:proofErr w:type="gramStart"/>
+      <w:r>
+        <w:t>”</w:t>
+      </w:r>
+      <w:proofErr w:type="gramEnd"/>
+    </w:p>
+    <w:p>
+      <w:r>
+        <w:t xml:space="preserve">Every other day </w:t>
+      </w:r>
+      <w:r>
+        <w:rPr>
+          <w:rFonts w:hint="eastAsia"/>
+        </w:rPr>
+        <w:t>每隔一天、</w:t>
+      </w:r>
+      <w:r>
+        <w:t xml:space="preserve">Every other month </w:t>
+      </w:r>
+      <w:r>
+        <w:rPr>
+          <w:rFonts w:hint="eastAsia"/>
+        </w:rPr>
+        <w:t>每隔一個月</w:t>
+      </w:r>
+    </w:p>
+    <w:p>
+      <w:pPr>
+        <w:rPr>
+          <w:rFonts w:hint="eastAsia"/>
+        </w:rPr>
+      </w:pPr>
+    </w:p>
+    <w:p>
+      <w:proofErr w:type="spellStart"/>
+      <w:r>
+        <w:t>Valdos</w:t>
+      </w:r>
+      <w:proofErr w:type="spellEnd"/>
+      <w:r>
+        <w:t xml:space="preserve"> Electronics is well known for </w:t>
+      </w:r>
+      <w:r>
+        <w:rPr>
+          <w:highlight w:val="yellow"/>
+        </w:rPr>
+        <w:t>their</w:t>
+      </w:r>
+      <w:r>
+        <w:t xml:space="preserve"> durable </w:t>
+      </w:r>
+      <w:r>
+        <w:rPr>
+          <w:color w:val="FF0000"/>
+        </w:rPr>
+        <w:t xml:space="preserve">products </w:t>
+      </w:r>
+      <w:r>
+        <w:t>and outstanding customer service. (A)them</w:t>
+      </w:r>
+      <w:r>
+        <w:rPr>
+          <w:rFonts w:hint="eastAsia"/>
+        </w:rPr>
+        <w:t>(</w:t>
+      </w:r>
+      <w:proofErr w:type="gramStart"/>
+      <w:r>
+        <w:rPr>
+          <w:rFonts w:hint="eastAsia"/>
+        </w:rPr>
+        <w:t>受格</w:t>
+      </w:r>
+      <w:proofErr w:type="gramEnd"/>
+      <w:r>
+        <w:rPr>
+          <w:rFonts w:hint="eastAsia"/>
+        </w:rPr>
+        <w:t>)</w:t>
+      </w:r>
+      <w:r>
+        <w:rPr>
+          <w:rFonts w:hint="eastAsia"/>
+        </w:rPr>
+        <w:t>他們</w:t>
+      </w:r>
+      <w:r>
+        <w:t>(B)theirs</w:t>
+      </w:r>
+      <w:r>
+        <w:t>(</w:t>
+      </w:r>
+      <w:r>
+        <w:rPr>
+          <w:rFonts w:hint="eastAsia"/>
+        </w:rPr>
+        <w:t>所有格代名詞</w:t>
+      </w:r>
+      <w:r>
+        <w:rPr>
+          <w:rFonts w:hint="eastAsia"/>
+        </w:rPr>
+        <w:t>)</w:t>
+      </w:r>
+      <w:r>
+        <w:rPr>
+          <w:rFonts w:hint="eastAsia"/>
+        </w:rPr>
+        <w:t>他們</w:t>
+      </w:r>
+      <w:r>
+        <w:rPr>
+          <w:highlight w:val="yellow"/>
+        </w:rPr>
+        <w:t>(C)their</w:t>
+      </w:r>
+      <w:r>
+        <w:rPr>
+          <w:highlight w:val="yellow"/>
+        </w:rPr>
+        <w:t>(</w:t>
+      </w:r>
+      <w:r>
+        <w:rPr>
+          <w:rFonts w:hint="eastAsia"/>
+          <w:highlight w:val="yellow"/>
+        </w:rPr>
+        <w:t>所有格</w:t>
+      </w:r>
+      <w:r>
+        <w:rPr>
+          <w:rFonts w:hint="eastAsia"/>
+          <w:highlight w:val="yellow"/>
+        </w:rPr>
+        <w:t>形容詞</w:t>
+      </w:r>
+      <w:r>
+        <w:rPr>
+          <w:rFonts w:hint="eastAsia"/>
+          <w:highlight w:val="yellow"/>
+        </w:rPr>
+        <w:t>)</w:t>
+      </w:r>
+      <w:r>
+        <w:rPr>
+          <w:rFonts w:hint="eastAsia"/>
+          <w:highlight w:val="yellow"/>
+        </w:rPr>
+        <w:t>他們</w:t>
+      </w:r>
+      <w:r>
+        <w:t>(D)they</w:t>
+      </w:r>
+      <w:r>
+        <w:rPr>
+          <w:rFonts w:hint="eastAsia"/>
+        </w:rPr>
+        <w:t>(</w:t>
+      </w:r>
+      <w:r>
+        <w:rPr>
+          <w:rFonts w:hint="eastAsia"/>
+        </w:rPr>
+        <w:t>主格</w:t>
+      </w:r>
+      <w:r>
+        <w:t>)</w:t>
+      </w:r>
+      <w:r>
+        <w:rPr>
+          <w:rFonts w:hint="eastAsia"/>
+        </w:rPr>
+        <w:t>他們</w:t>
+      </w:r>
+    </w:p>
+    <w:p>
+      <w:r>
+        <w:rPr>
+          <w:rFonts w:hint="eastAsia"/>
+        </w:rPr>
+        <w:t>b</w:t>
+      </w:r>
+      <w:r>
+        <w:t>e well known for</w:t>
+      </w:r>
+      <w:r>
+        <w:rPr>
+          <w:rFonts w:hint="eastAsia"/>
+        </w:rPr>
+        <w:t xml:space="preserve"> </w:t>
+      </w:r>
+      <w:r>
+        <w:rPr>
+          <w:rFonts w:hint="eastAsia"/>
+        </w:rPr>
+        <w:t>以</w:t>
+      </w:r>
+      <w:r>
+        <w:rPr>
+          <w:rFonts w:hint="eastAsia"/>
+        </w:rPr>
+        <w:t>.</w:t>
+      </w:r>
+      <w:r>
+        <w:t>.</w:t>
+      </w:r>
+      <w:r>
+        <w:rPr>
+          <w:rFonts w:hint="eastAsia"/>
+        </w:rPr>
+        <w:t>知名、</w:t>
+      </w:r>
+      <w:r>
+        <w:t>durable</w:t>
+      </w:r>
+      <w:r>
+        <w:rPr>
+          <w:rFonts w:hint="eastAsia"/>
+        </w:rPr>
+        <w:t xml:space="preserve"> a</w:t>
+      </w:r>
+      <w:r>
+        <w:t xml:space="preserve">dj </w:t>
+      </w:r>
+      <w:r>
+        <w:rPr>
+          <w:rFonts w:hint="eastAsia"/>
+        </w:rPr>
+        <w:t>耐久的</w:t>
+      </w:r>
+      <w:r>
+        <w:rPr>
+          <w:rFonts w:hint="eastAsia"/>
+        </w:rPr>
+        <w:t>、</w:t>
+      </w:r>
+      <w:r>
+        <w:t>outstanding</w:t>
+      </w:r>
+      <w:r>
+        <w:rPr>
+          <w:rFonts w:hint="eastAsia"/>
+        </w:rPr>
+        <w:t xml:space="preserve"> a</w:t>
+      </w:r>
+      <w:r>
+        <w:t>dj</w:t>
+      </w:r>
+      <w:r>
+        <w:rPr>
+          <w:rFonts w:hint="eastAsia"/>
+        </w:rPr>
+        <w:t>傑出的</w:t>
+      </w:r>
+    </w:p>
+    <w:p>
+      <w:pPr>
+        <w:rPr>
+          <w:rFonts w:hint="eastAsia"/>
+        </w:rPr>
+      </w:pPr>
+    </w:p>
+    <w:p>
+      <w:proofErr w:type="gramStart"/>
+      <w:r>
+        <w:rPr>
+          <w:rFonts w:hint="eastAsia"/>
+        </w:rPr>
+        <w:t>受格</w:t>
+      </w:r>
+      <w:proofErr w:type="gramEnd"/>
+      <w:r>
+        <w:rPr>
+          <w:rFonts w:hint="eastAsia"/>
+        </w:rPr>
+        <w:t>:</w:t>
+      </w:r>
+      <w:r>
+        <w:rPr>
+          <w:rFonts w:hint="eastAsia"/>
+        </w:rPr>
+        <w:t>接在</w:t>
+      </w:r>
+      <w:r>
+        <w:t>V/prep</w:t>
+      </w:r>
+      <w:r>
+        <w:rPr>
+          <w:rFonts w:hint="eastAsia"/>
+        </w:rPr>
+        <w:t>後</w:t>
+      </w:r>
+      <w:r>
+        <w:rPr>
+          <w:rFonts w:hint="eastAsia"/>
+        </w:rPr>
+        <w:t>，不能再有任何的名詞</w:t>
+      </w:r>
+    </w:p>
+    <w:p>
+      <w:r>
+        <w:t xml:space="preserve">ex: </w:t>
+      </w:r>
+      <w:r>
+        <w:t xml:space="preserve">I love </w:t>
+      </w:r>
+      <w:r>
+        <w:rPr>
+          <w:strike/>
+        </w:rPr>
+        <w:t>they</w:t>
+      </w:r>
+      <w:r>
+        <w:t xml:space="preserve">/them </w:t>
+      </w:r>
+      <w:r>
+        <w:rPr>
+          <w:rFonts w:hint="eastAsia"/>
+        </w:rPr>
+        <w:t>、</w:t>
+      </w:r>
+      <w:r>
+        <w:rPr>
+          <w:rFonts w:hint="eastAsia"/>
+        </w:rPr>
+        <w:t xml:space="preserve"> </w:t>
+      </w:r>
+      <w:r>
+        <w:t xml:space="preserve">Say hi </w:t>
+      </w:r>
+      <w:r>
+        <w:rPr>
+          <w:strike/>
+        </w:rPr>
+        <w:t>they</w:t>
+      </w:r>
+      <w:r>
+        <w:t xml:space="preserve">/them for </w:t>
+      </w:r>
+      <w:r>
+        <w:rPr>
+          <w:strike/>
+        </w:rPr>
+        <w:t>I</w:t>
+      </w:r>
+      <w:r>
+        <w:t>/me</w:t>
+      </w:r>
+    </w:p>
+    <w:p/>
+    <w:p>
+      <w:r>
+        <w:rPr>
+          <w:rFonts w:hint="eastAsia"/>
+        </w:rPr>
+        <w:t>所有格代名詞</w:t>
+      </w:r>
+      <w:r>
+        <w:rPr>
+          <w:rFonts w:hint="eastAsia"/>
+        </w:rPr>
+        <w:t>:</w:t>
+      </w:r>
+      <w:r>
+        <w:rPr>
+          <w:rFonts w:hint="eastAsia"/>
+        </w:rPr>
+        <w:t>前方必須已經有談到名詞而且所有格代名詞後不能接名詞</w:t>
+      </w:r>
+      <w:r>
+        <w:rPr>
+          <w:rFonts w:hint="eastAsia"/>
+        </w:rPr>
+        <w:t>!</w:t>
+      </w:r>
+    </w:p>
+    <w:p>
+      <w:proofErr w:type="spellStart"/>
+      <w:r>
+        <w:rPr>
+          <w:rFonts w:hint="eastAsia"/>
+        </w:rPr>
+        <w:t>e</w:t>
+      </w:r>
+      <w:r>
+        <w:t>x:Those</w:t>
+      </w:r>
+      <w:proofErr w:type="spellEnd"/>
+      <w:r>
+        <w:t xml:space="preserve"> rich entrepreneurs(</w:t>
+      </w:r>
+      <w:r>
+        <w:rPr>
+          <w:rFonts w:hint="eastAsia"/>
+        </w:rPr>
+        <w:t>企業家</w:t>
+      </w:r>
+      <w:r>
+        <w:rPr>
+          <w:rFonts w:hint="eastAsia"/>
+        </w:rPr>
+        <w:t>)</w:t>
+      </w:r>
+      <w:r>
+        <w:t xml:space="preserve">own </w:t>
+      </w:r>
+      <w:proofErr w:type="spellStart"/>
+      <w:r>
+        <w:t>Maseratis</w:t>
+      </w:r>
+      <w:proofErr w:type="spellEnd"/>
+      <w:r>
+        <w:t>(</w:t>
+      </w:r>
+      <w:r>
+        <w:rPr>
+          <w:rFonts w:hint="eastAsia"/>
+        </w:rPr>
+        <w:t>跑車品牌</w:t>
+      </w:r>
+      <w:r>
+        <w:rPr>
+          <w:rFonts w:hint="eastAsia"/>
+        </w:rPr>
+        <w:t>)</w:t>
+      </w:r>
+      <w:r>
+        <w:t>.</w:t>
+      </w:r>
+    </w:p>
+    <w:p>
+      <w:r>
+        <w:t xml:space="preserve">Those </w:t>
+      </w:r>
+      <w:proofErr w:type="spellStart"/>
+      <w:r>
+        <w:t>Maseratis</w:t>
+      </w:r>
+      <w:proofErr w:type="spellEnd"/>
+      <w:r>
+        <w:t xml:space="preserve"> are theirs.</w:t>
+      </w:r>
+    </w:p>
+    <w:p/>
+    <w:p>
+      <w:r>
+        <w:rPr>
+          <w:rFonts w:hint="eastAsia"/>
+        </w:rPr>
+        <w:t>所有格形容詞</w:t>
+      </w:r>
+      <w:r>
+        <w:rPr>
+          <w:rFonts w:hint="eastAsia"/>
+        </w:rPr>
+        <w:t>:</w:t>
+      </w:r>
+      <w:r>
+        <w:rPr>
+          <w:rFonts w:hint="eastAsia"/>
+        </w:rPr>
+        <w:t>所有格形容詞後必須接名詞</w:t>
+      </w:r>
+      <w:r>
+        <w:rPr>
+          <w:rFonts w:hint="eastAsia"/>
+        </w:rPr>
+        <w:t>!</w:t>
+      </w:r>
+    </w:p>
+    <w:p>
+      <w:proofErr w:type="spellStart"/>
+      <w:r>
+        <w:rPr>
+          <w:rFonts w:hint="eastAsia"/>
+        </w:rPr>
+        <w:t>e</w:t>
+      </w:r>
+      <w:r>
+        <w:t>x:Those</w:t>
+      </w:r>
+      <w:proofErr w:type="spellEnd"/>
+      <w:r>
+        <w:t xml:space="preserve"> rich entrepreneurs(</w:t>
+      </w:r>
+      <w:r>
+        <w:rPr>
+          <w:rFonts w:hint="eastAsia"/>
+        </w:rPr>
+        <w:t>企業家</w:t>
+      </w:r>
+      <w:r>
+        <w:rPr>
+          <w:rFonts w:hint="eastAsia"/>
+        </w:rPr>
+        <w:t>)</w:t>
+      </w:r>
+      <w:r>
+        <w:t xml:space="preserve">own </w:t>
+      </w:r>
+      <w:proofErr w:type="spellStart"/>
+      <w:r>
+        <w:t>Maseratis</w:t>
+      </w:r>
+      <w:proofErr w:type="spellEnd"/>
+      <w:r>
+        <w:t>(</w:t>
+      </w:r>
+      <w:r>
+        <w:rPr>
+          <w:rFonts w:hint="eastAsia"/>
+        </w:rPr>
+        <w:t>跑車品牌</w:t>
+      </w:r>
+      <w:r>
+        <w:rPr>
+          <w:rFonts w:hint="eastAsia"/>
+        </w:rPr>
+        <w:t>)</w:t>
+      </w:r>
+      <w:r>
+        <w:t>.</w:t>
+      </w:r>
+    </w:p>
+    <w:p>
+      <w:r>
+        <w:t xml:space="preserve">Those are their </w:t>
+      </w:r>
+      <w:proofErr w:type="spellStart"/>
+      <w:r>
+        <w:t>Maseratis</w:t>
+      </w:r>
+      <w:proofErr w:type="spellEnd"/>
+      <w:r>
+        <w:t>.</w:t>
+      </w:r>
+    </w:p>
+    <w:p/>
+    <w:p>
+      <w:r>
+        <w:rPr>
+          <w:rFonts w:hint="eastAsia"/>
+        </w:rPr>
+        <w:t>主格</w:t>
+      </w:r>
+      <w:r>
+        <w:rPr>
+          <w:rFonts w:hint="eastAsia"/>
+        </w:rPr>
+        <w:t>:</w:t>
+      </w:r>
+      <w:r>
+        <w:rPr>
+          <w:rFonts w:hint="eastAsia"/>
+        </w:rPr>
+        <w:t>接在</w:t>
+      </w:r>
+      <w:r>
+        <w:rPr>
+          <w:rFonts w:hint="eastAsia"/>
+        </w:rPr>
+        <w:t>V</w:t>
+      </w:r>
+      <w:r>
+        <w:rPr>
+          <w:rFonts w:hint="eastAsia"/>
+        </w:rPr>
+        <w:t>前、且不能接在介係詞後面</w:t>
+      </w:r>
+    </w:p>
+    <w:p>
+      <w:r>
+        <w:rPr>
+          <w:rFonts w:hint="eastAsia"/>
+        </w:rPr>
+        <w:t>e</w:t>
+      </w:r>
+      <w:r>
+        <w:t>x: They/</w:t>
+      </w:r>
+      <w:r>
+        <w:rPr>
+          <w:strike/>
+        </w:rPr>
+        <w:t>them</w:t>
+      </w:r>
+      <w:r>
+        <w:t xml:space="preserve"> love me.</w:t>
+      </w:r>
+    </w:p>
+    <w:p>
+      <w:r>
+        <w:t xml:space="preserve">He talked to </w:t>
+      </w:r>
+      <w:r>
+        <w:rPr>
+          <w:strike/>
+        </w:rPr>
+        <w:t>they</w:t>
+      </w:r>
+      <w:r>
+        <w:t>/them</w:t>
+      </w:r>
+    </w:p>
+    <w:p/>
+    <w:p>
+      <w:r>
+        <w:t xml:space="preserve">The hallway has all the ceiling lights replaced with energy-saving ones that switch on </w:t>
+      </w:r>
+      <w:r>
+        <w:rPr>
+          <w:highlight w:val="yellow"/>
+        </w:rPr>
+        <w:t>automatically</w:t>
+      </w:r>
+      <w:r>
+        <w:t xml:space="preserve"> when they sense motion. (A)automated</w:t>
+      </w:r>
+      <w:r>
+        <w:t xml:space="preserve"> adj(</w:t>
+      </w:r>
+      <w:r>
+        <w:rPr>
+          <w:rFonts w:hint="eastAsia"/>
+        </w:rPr>
+        <w:t>過去分詞</w:t>
+      </w:r>
+      <w:r>
+        <w:rPr>
+          <w:rFonts w:hint="eastAsia"/>
+        </w:rPr>
+        <w:t>)</w:t>
+      </w:r>
+      <w:r>
+        <w:t xml:space="preserve">  </w:t>
+      </w:r>
+      <w:r>
+        <w:t>(B)automatic</w:t>
+      </w:r>
+      <w:r>
+        <w:t xml:space="preserve"> adj</w:t>
+      </w:r>
+      <w:r>
+        <w:rPr>
+          <w:highlight w:val="yellow"/>
+        </w:rPr>
+        <w:t>(C)automatically</w:t>
+      </w:r>
+      <w:r>
+        <w:rPr>
+          <w:highlight w:val="yellow"/>
+        </w:rPr>
+        <w:t xml:space="preserve"> Adv</w:t>
+      </w:r>
+      <w:r>
+        <w:rPr>
+          <w:highlight w:val="yellow"/>
+        </w:rPr>
+        <w:t xml:space="preserve"> </w:t>
+      </w:r>
+      <w:r>
+        <w:rPr>
+          <w:rFonts w:hint="eastAsia"/>
+          <w:highlight w:val="yellow"/>
+        </w:rPr>
+        <w:t>自動</w:t>
+      </w:r>
+      <w:r>
+        <w:t>(D)automation</w:t>
+      </w:r>
+      <w:r>
+        <w:t xml:space="preserve"> N</w:t>
+      </w:r>
+    </w:p>
+    <w:p>
+      <w:r>
+        <w:rPr>
+          <w:rFonts w:hint="eastAsia"/>
+        </w:rPr>
+        <w:t>h</w:t>
+      </w:r>
+      <w:r>
+        <w:t>allway n.</w:t>
+      </w:r>
+      <w:r>
+        <w:rPr>
+          <w:rFonts w:hint="eastAsia"/>
+        </w:rPr>
+        <w:t>走廊、</w:t>
+      </w:r>
+      <w:r>
+        <w:rPr>
+          <w:rFonts w:hint="eastAsia"/>
+        </w:rPr>
+        <w:t>c</w:t>
+      </w:r>
+      <w:r>
+        <w:t>eiling</w:t>
+      </w:r>
+      <w:r>
+        <w:rPr>
+          <w:rFonts w:hint="eastAsia"/>
+        </w:rPr>
+        <w:t xml:space="preserve"> n</w:t>
+      </w:r>
+      <w:r>
+        <w:t>.</w:t>
+      </w:r>
+      <w:r>
+        <w:rPr>
+          <w:rFonts w:hint="eastAsia"/>
+        </w:rPr>
+        <w:t>天花板、</w:t>
+      </w:r>
+      <w:r>
+        <w:rPr>
+          <w:rFonts w:hint="eastAsia"/>
+        </w:rPr>
+        <w:t>r</w:t>
+      </w:r>
+      <w:r>
+        <w:t xml:space="preserve">eplace with </w:t>
+      </w:r>
+      <w:r>
+        <w:rPr>
+          <w:rFonts w:hint="eastAsia"/>
+        </w:rPr>
+        <w:t>替換、</w:t>
+      </w:r>
+      <w:r>
+        <w:rPr>
+          <w:rFonts w:hint="eastAsia"/>
+        </w:rPr>
+        <w:t>e</w:t>
+      </w:r>
+      <w:r>
+        <w:t>nergy-saving</w:t>
+      </w:r>
+      <w:r>
+        <w:rPr>
+          <w:rFonts w:hint="eastAsia"/>
+        </w:rPr>
+        <w:t>節能</w:t>
+      </w:r>
+    </w:p>
+    <w:p>
+      <w:r>
+        <w:t>switch on</w:t>
+      </w:r>
+      <w:r>
+        <w:rPr>
+          <w:rFonts w:hint="eastAsia"/>
+        </w:rPr>
+        <w:t>開啟、</w:t>
+      </w:r>
+      <w:r>
+        <w:rPr>
+          <w:rFonts w:hint="eastAsia"/>
+        </w:rPr>
+        <w:t>s</w:t>
+      </w:r>
+      <w:r>
+        <w:t>ense n.</w:t>
+      </w:r>
+      <w:r>
+        <w:rPr>
+          <w:rFonts w:hint="eastAsia"/>
+        </w:rPr>
+        <w:t>感覺</w:t>
+      </w:r>
+      <w:r>
+        <w:rPr>
+          <w:rFonts w:hint="eastAsia"/>
+        </w:rPr>
+        <w:t>/</w:t>
+      </w:r>
+      <w:r>
+        <w:rPr>
+          <w:rFonts w:hint="eastAsia"/>
+        </w:rPr>
+        <w:t>理解</w:t>
+      </w:r>
+      <w:r>
+        <w:rPr>
+          <w:rFonts w:hint="eastAsia"/>
+        </w:rPr>
+        <w:t>,</w:t>
+      </w:r>
+      <w:r>
+        <w:t>v.</w:t>
+      </w:r>
+      <w:r>
+        <w:rPr>
+          <w:rFonts w:hint="eastAsia"/>
+        </w:rPr>
+        <w:t>感覺到</w:t>
+      </w:r>
+      <w:r>
+        <w:rPr>
+          <w:rFonts w:hint="eastAsia"/>
+        </w:rPr>
+        <w:t>、</w:t>
+      </w:r>
+      <w:r>
+        <w:rPr>
+          <w:rFonts w:hint="eastAsia"/>
+        </w:rPr>
+        <w:t>m</w:t>
+      </w:r>
+      <w:r>
+        <w:t>otion n.</w:t>
+      </w:r>
+      <w:r>
+        <w:rPr>
+          <w:rFonts w:hint="eastAsia"/>
+        </w:rPr>
+        <w:t>移動</w:t>
+      </w:r>
+    </w:p>
+    <w:p>
+      <w:r>
+        <w:t>automatic</w:t>
+      </w:r>
+      <w:r>
+        <w:rPr>
+          <w:rFonts w:hint="eastAsia"/>
+        </w:rPr>
+        <w:t xml:space="preserve"> a</w:t>
+      </w:r>
+      <w:r>
+        <w:t>dj</w:t>
+      </w:r>
+      <w:r>
+        <w:rPr>
+          <w:rFonts w:hint="eastAsia"/>
+        </w:rPr>
+        <w:t xml:space="preserve"> </w:t>
+      </w:r>
+      <w:r>
+        <w:rPr>
+          <w:rFonts w:hint="eastAsia"/>
+        </w:rPr>
+        <w:t>自動的</w:t>
+      </w:r>
+    </w:p>
+    <w:p>
+      <w:pPr>
+        <w:rPr>
+          <w:rFonts w:hint="eastAsia"/>
+        </w:rPr>
+      </w:pPr>
+      <w:r>
+        <w:rPr>
+          <w:rFonts w:hint="eastAsia"/>
+        </w:rPr>
+        <w:t>這題是副詞修飾前面的動詞</w:t>
+      </w:r>
+      <w:r>
+        <w:rPr>
+          <w:rFonts w:hint="eastAsia"/>
+        </w:rPr>
+        <w:t>(</w:t>
+      </w:r>
+      <w:r>
+        <w:t>switch on)</w:t>
+      </w:r>
+      <w:r>
+        <w:rPr>
+          <w:rFonts w:hint="eastAsia"/>
+        </w:rPr>
+        <w:t xml:space="preserve"> -</w:t>
+      </w:r>
+      <w:r>
+        <w:t>&gt;</w:t>
+      </w:r>
+      <w:r>
+        <w:rPr>
+          <w:rFonts w:hint="eastAsia"/>
+        </w:rPr>
+        <w:t>自動地被打開</w:t>
+      </w:r>
+      <w:r>
+        <w:rPr>
+          <w:rFonts w:hint="eastAsia"/>
+        </w:rPr>
+        <w:t xml:space="preserve"> </w:t>
+      </w:r>
+      <w:r>
+        <w:t>-&gt;</w:t>
+      </w:r>
+      <w:r>
+        <w:t xml:space="preserve"> </w:t>
+      </w:r>
+      <w:r>
+        <w:rPr>
+          <w:highlight w:val="yellow"/>
+        </w:rPr>
+        <w:t>automatically</w:t>
+      </w:r>
+    </w:p>
+    <w:p>
+      <w:proofErr w:type="spellStart"/>
+      <w:r>
+        <w:lastRenderedPageBreak/>
+        <w:t>S+have</w:t>
+      </w:r>
+      <w:proofErr w:type="spellEnd"/>
+      <w:r>
+        <w:t>(</w:t>
+      </w:r>
+      <w:r>
+        <w:rPr>
+          <w:rFonts w:hint="eastAsia"/>
+        </w:rPr>
+        <w:t>使役動詞</w:t>
+      </w:r>
+      <w:r>
+        <w:rPr>
+          <w:rFonts w:hint="eastAsia"/>
+        </w:rPr>
+        <w:t>)+</w:t>
+      </w:r>
+      <w:r>
+        <w:t>O</w:t>
+      </w:r>
+      <w:r>
+        <w:rPr>
+          <w:rFonts w:hint="eastAsia"/>
+        </w:rPr>
+        <w:t>+</w:t>
+      </w:r>
+      <w:r>
+        <w:t>PP(</w:t>
+      </w:r>
+      <w:r>
+        <w:rPr>
+          <w:rFonts w:hint="eastAsia"/>
+        </w:rPr>
+        <w:t>被動</w:t>
+      </w:r>
+      <w:r>
+        <w:rPr>
+          <w:rFonts w:hint="eastAsia"/>
+        </w:rPr>
+        <w:t>):</w:t>
+      </w:r>
+    </w:p>
+    <w:p>
+      <w:proofErr w:type="spellStart"/>
+      <w:proofErr w:type="gramStart"/>
+      <w:r>
+        <w:rPr>
+          <w:rFonts w:hint="eastAsia"/>
+        </w:rPr>
+        <w:t>e</w:t>
+      </w:r>
+      <w:r>
+        <w:t>x:I</w:t>
+      </w:r>
+      <w:proofErr w:type="spellEnd"/>
+      <w:proofErr w:type="gramEnd"/>
+      <w:r>
+        <w:t xml:space="preserve"> have my car fixed.</w:t>
+      </w:r>
+    </w:p>
+    <w:p>
+      <w:pPr>
+        <w:rPr>
+          <w:rFonts w:hint="eastAsia"/>
+        </w:rPr>
+      </w:pPr>
+      <w:r>
+        <w:t xml:space="preserve">  </w:t>
+      </w:r>
+    </w:p>
+    <w:p>
+      <w:r>
+        <w:t xml:space="preserve">Your need to walk </w:t>
+      </w:r>
+      <w:r>
+        <w:rPr>
+          <w:highlight w:val="yellow"/>
+        </w:rPr>
+        <w:t>across</w:t>
+      </w:r>
+      <w:r>
+        <w:t xml:space="preserve"> the </w:t>
+      </w:r>
+      <w:r>
+        <w:rPr>
+          <w:color w:val="FF0000"/>
+        </w:rPr>
+        <w:t xml:space="preserve">footbridge </w:t>
+      </w:r>
+      <w:r>
+        <w:t>to get to the grocery store on the other side.</w:t>
+      </w:r>
+    </w:p>
+    <w:p>
+      <w:r>
+        <w:t>(A)into</w:t>
+      </w:r>
+      <w:r>
+        <w:rPr>
+          <w:rFonts w:hint="eastAsia"/>
+        </w:rPr>
+        <w:t>進入</w:t>
+      </w:r>
+      <w:r>
+        <w:t>(B)among</w:t>
+      </w:r>
+      <w:r>
+        <w:rPr>
+          <w:rFonts w:hint="eastAsia"/>
+        </w:rPr>
+        <w:t>在多者之</w:t>
+      </w:r>
+      <w:proofErr w:type="gramStart"/>
+      <w:r>
+        <w:rPr>
+          <w:rFonts w:hint="eastAsia"/>
+        </w:rPr>
+        <w:t>中間</w:t>
+      </w:r>
+      <w:r>
+        <w:rPr>
+          <w:highlight w:val="yellow"/>
+        </w:rPr>
+        <w:t>(</w:t>
+      </w:r>
+      <w:proofErr w:type="gramEnd"/>
+      <w:r>
+        <w:rPr>
+          <w:highlight w:val="yellow"/>
+        </w:rPr>
+        <w:t>C)across</w:t>
+      </w:r>
+      <w:r>
+        <w:rPr>
+          <w:rFonts w:hint="eastAsia"/>
+          <w:highlight w:val="yellow"/>
+        </w:rPr>
+        <w:t>跨越</w:t>
+      </w:r>
+      <w:r>
+        <w:t>(D)below</w:t>
+      </w:r>
+      <w:r>
+        <w:rPr>
+          <w:rFonts w:hint="eastAsia"/>
+        </w:rPr>
+        <w:t>在下方</w:t>
+      </w:r>
+    </w:p>
+    <w:p>
+      <w:r>
+        <w:t>footbridge</w:t>
+      </w:r>
+      <w:r>
+        <w:t xml:space="preserve"> n.</w:t>
+      </w:r>
+      <w:r>
+        <w:rPr>
+          <w:rFonts w:hint="eastAsia"/>
+        </w:rPr>
+        <w:t>人行天橋、</w:t>
+      </w:r>
+      <w:r>
+        <w:t>on the other side</w:t>
+      </w:r>
+      <w:r>
+        <w:rPr>
+          <w:rFonts w:hint="eastAsia"/>
+        </w:rPr>
+        <w:t xml:space="preserve"> </w:t>
+      </w:r>
+      <w:r>
+        <w:rPr>
+          <w:rFonts w:hint="eastAsia"/>
+        </w:rPr>
+        <w:t>在另外一邊</w:t>
+      </w:r>
+    </w:p>
+    <w:p/>
+    <w:p>
+      <w:r>
+        <w:t>Walk into/run into/bump into:</w:t>
+      </w:r>
+      <w:r>
+        <w:rPr>
+          <w:rFonts w:hint="eastAsia"/>
+        </w:rPr>
+        <w:t>撞到</w:t>
+      </w:r>
+      <w:r>
+        <w:rPr>
+          <w:rFonts w:hint="eastAsia"/>
+        </w:rPr>
+        <w:t>/</w:t>
+      </w:r>
+      <w:r>
+        <w:rPr>
+          <w:rFonts w:hint="eastAsia"/>
+        </w:rPr>
+        <w:t>撞見</w:t>
+      </w:r>
+    </w:p>
+    <w:p>
+      <w:proofErr w:type="spellStart"/>
+      <w:proofErr w:type="gramStart"/>
+      <w:r>
+        <w:rPr>
+          <w:rFonts w:hint="eastAsia"/>
+        </w:rPr>
+        <w:t>e</w:t>
+      </w:r>
+      <w:r>
+        <w:t>x:I</w:t>
+      </w:r>
+      <w:proofErr w:type="spellEnd"/>
+      <w:proofErr w:type="gramEnd"/>
+      <w:r>
+        <w:t xml:space="preserve"> was so focused on reading my book that I walked into a door.</w:t>
+      </w:r>
+    </w:p>
+    <w:p/>
+    <w:p>
+      <w:r>
+        <w:t>Among</w:t>
+      </w:r>
+      <w:r>
+        <w:rPr>
+          <w:rFonts w:hint="eastAsia"/>
+        </w:rPr>
+        <w:t>在多者當中</w:t>
+      </w:r>
+      <w:r>
+        <w:rPr>
+          <w:rFonts w:hint="eastAsia"/>
+        </w:rPr>
+        <w:t>:</w:t>
+      </w:r>
+    </w:p>
+    <w:p>
+      <w:proofErr w:type="spellStart"/>
+      <w:r>
+        <w:rPr>
+          <w:rFonts w:hint="eastAsia"/>
+        </w:rPr>
+        <w:t>e</w:t>
+      </w:r>
+      <w:r>
+        <w:t>x:He</w:t>
+      </w:r>
+      <w:proofErr w:type="spellEnd"/>
+      <w:r>
+        <w:t xml:space="preserve"> sat among his classmate</w:t>
+      </w:r>
+      <w:r>
+        <w:rPr>
+          <w:rFonts w:hint="eastAsia"/>
+        </w:rPr>
+        <w:t xml:space="preserve"> </w:t>
+      </w:r>
+      <w:r>
+        <w:rPr>
+          <w:rFonts w:hint="eastAsia"/>
+        </w:rPr>
+        <w:t>他坐在同學們當中</w:t>
+      </w:r>
+    </w:p>
+    <w:p>
+      <w:pPr>
+        <w:rPr>
+          <w:rFonts w:hint="eastAsia"/>
+        </w:rPr>
+      </w:pPr>
+    </w:p>
+    <w:p>
+      <w:r>
+        <w:t xml:space="preserve">Please take extra care of the toddler and </w:t>
+      </w:r>
+      <w:proofErr w:type="spellStart"/>
+      <w:proofErr w:type="gramStart"/>
+      <w:r>
+        <w:t>don,t</w:t>
+      </w:r>
+      <w:proofErr w:type="spellEnd"/>
+      <w:proofErr w:type="gramEnd"/>
+      <w:r>
+        <w:t xml:space="preserve"> </w:t>
+      </w:r>
+      <w:r>
+        <w:rPr>
+          <w:color w:val="FF0000"/>
+        </w:rPr>
+        <w:t xml:space="preserve">let </w:t>
+      </w:r>
+      <w:r>
+        <w:t xml:space="preserve">him </w:t>
+      </w:r>
+      <w:r>
+        <w:rPr>
+          <w:highlight w:val="yellow"/>
+        </w:rPr>
+        <w:t>get</w:t>
+      </w:r>
+      <w:r>
+        <w:t xml:space="preserve"> hurt.</w:t>
+      </w:r>
+    </w:p>
+    <w:p>
+      <w:pPr>
+        <w:rPr>
+          <w:rFonts w:hint="eastAsia"/>
+        </w:rPr>
+      </w:pPr>
+      <w:r>
+        <w:t>(A)to get</w:t>
+      </w:r>
+      <w:proofErr w:type="gramStart"/>
+      <w:r>
+        <w:rPr>
+          <w:rFonts w:hint="eastAsia"/>
+        </w:rPr>
+        <w:t>不定詞</w:t>
+      </w:r>
+      <w:proofErr w:type="gramEnd"/>
+      <w:r>
+        <w:rPr>
+          <w:rFonts w:hint="eastAsia"/>
+        </w:rPr>
+        <w:t>(t</w:t>
+      </w:r>
+      <w:r>
+        <w:t>o</w:t>
+      </w:r>
+      <w:r>
+        <w:rPr>
+          <w:rFonts w:hint="eastAsia"/>
+        </w:rPr>
+        <w:t>原型動詞</w:t>
+      </w:r>
+      <w:r>
+        <w:rPr>
+          <w:rFonts w:hint="eastAsia"/>
+        </w:rPr>
+        <w:t>)</w:t>
+      </w:r>
+      <w:r>
+        <w:t>(B)</w:t>
+      </w:r>
+      <w:proofErr w:type="spellStart"/>
+      <w:r>
+        <w:t>gotten</w:t>
+      </w:r>
+      <w:r>
+        <w:t>PP</w:t>
+      </w:r>
+      <w:proofErr w:type="spellEnd"/>
+      <w:r>
+        <w:rPr>
+          <w:rFonts w:hint="eastAsia"/>
+        </w:rPr>
+        <w:t>(</w:t>
+      </w:r>
+      <w:r>
+        <w:rPr>
+          <w:rFonts w:hint="eastAsia"/>
+        </w:rPr>
+        <w:t>過去分詞</w:t>
+      </w:r>
+      <w:r>
+        <w:rPr>
+          <w:rFonts w:hint="eastAsia"/>
+        </w:rPr>
+        <w:t>)</w:t>
+      </w:r>
+      <w:r>
+        <w:t>(C)getting</w:t>
+      </w:r>
+      <w:r>
+        <w:t xml:space="preserve"> Ving(</w:t>
+      </w:r>
+      <w:r>
+        <w:rPr>
+          <w:rFonts w:hint="eastAsia"/>
+        </w:rPr>
+        <w:t>現在分詞</w:t>
+      </w:r>
+      <w:r>
+        <w:rPr>
+          <w:rFonts w:hint="eastAsia"/>
+        </w:rPr>
+        <w:t>)</w:t>
+      </w:r>
+      <w:r>
+        <w:rPr>
+          <w:highlight w:val="yellow"/>
+        </w:rPr>
+        <w:t>(D)get</w:t>
+      </w:r>
+      <w:r>
+        <w:rPr>
+          <w:rFonts w:hint="eastAsia"/>
+          <w:highlight w:val="yellow"/>
+        </w:rPr>
+        <w:t>原型動詞</w:t>
+      </w:r>
+    </w:p>
+    <w:p>
+      <w:r>
+        <w:rPr>
+          <w:rFonts w:hint="eastAsia"/>
+        </w:rPr>
+        <w:t>t</w:t>
+      </w:r>
+      <w:r>
+        <w:t xml:space="preserve">ake extra care of </w:t>
+      </w:r>
+      <w:r>
+        <w:rPr>
+          <w:rFonts w:hint="eastAsia"/>
+        </w:rPr>
+        <w:t>額外小心、</w:t>
+      </w:r>
+      <w:r>
+        <w:rPr>
+          <w:rFonts w:hint="eastAsia"/>
+        </w:rPr>
+        <w:t>t</w:t>
+      </w:r>
+      <w:r>
+        <w:t>oddler n.</w:t>
+      </w:r>
+      <w:r>
+        <w:rPr>
+          <w:rFonts w:hint="eastAsia"/>
+        </w:rPr>
+        <w:t xml:space="preserve"> 1-3</w:t>
+      </w:r>
+      <w:r>
+        <w:rPr>
+          <w:rFonts w:hint="eastAsia"/>
+        </w:rPr>
+        <w:t>歲小孩、</w:t>
+      </w:r>
+      <w:r>
+        <w:t xml:space="preserve">let </w:t>
+      </w:r>
+      <w:r>
+        <w:rPr>
+          <w:rFonts w:hint="eastAsia"/>
+        </w:rPr>
+        <w:t>讓</w:t>
+      </w:r>
+      <w:r>
+        <w:rPr>
+          <w:rFonts w:hint="eastAsia"/>
+        </w:rPr>
+        <w:t>.</w:t>
+      </w:r>
+      <w:proofErr w:type="gramStart"/>
+      <w:r>
+        <w:t>.</w:t>
+      </w:r>
+      <w:r>
+        <w:rPr>
+          <w:rFonts w:hint="eastAsia"/>
+        </w:rPr>
+        <w:t>、</w:t>
+      </w:r>
+      <w:proofErr w:type="gramEnd"/>
+      <w:r>
+        <w:rPr>
+          <w:rFonts w:hint="eastAsia"/>
+        </w:rPr>
+        <w:t>h</w:t>
+      </w:r>
+      <w:r>
+        <w:t>urt v.</w:t>
+      </w:r>
+      <w:r>
+        <w:rPr>
+          <w:rFonts w:hint="eastAsia"/>
+        </w:rPr>
+        <w:t>受傷</w:t>
+      </w:r>
+    </w:p>
+    <w:p>
+      <w:pPr>
+        <w:rPr>
+          <w:rFonts w:hint="eastAsia"/>
+        </w:rPr>
+      </w:pPr>
+    </w:p>
+    <w:p>
+      <w:r>
+        <w:t>Have Let Make(</w:t>
+      </w:r>
+      <w:r>
+        <w:rPr>
+          <w:rFonts w:hint="eastAsia"/>
+        </w:rPr>
+        <w:t>特別的使役動詞</w:t>
+      </w:r>
+      <w:r>
+        <w:rPr>
+          <w:rFonts w:hint="eastAsia"/>
+        </w:rPr>
+        <w:t>)</w:t>
+      </w:r>
+      <w:r>
+        <w:t xml:space="preserve"> +</w:t>
+      </w:r>
+      <w:r>
+        <w:rPr>
+          <w:rFonts w:hint="eastAsia"/>
+        </w:rPr>
+        <w:t>受詞</w:t>
+      </w:r>
+      <w:r>
+        <w:rPr>
+          <w:rFonts w:hint="eastAsia"/>
+        </w:rPr>
+        <w:t>+</w:t>
+      </w:r>
+      <w:r>
+        <w:rPr>
+          <w:rFonts w:hint="eastAsia"/>
+        </w:rPr>
+        <w:t>原型動詞</w:t>
+      </w:r>
+      <w:r>
+        <w:rPr>
+          <w:rFonts w:hint="eastAsia"/>
+        </w:rPr>
+        <w:t>(</w:t>
+      </w:r>
+      <w:r>
+        <w:rPr>
+          <w:rFonts w:hint="eastAsia"/>
+        </w:rPr>
+        <w:t>主動</w:t>
+      </w:r>
+      <w:r>
+        <w:rPr>
+          <w:rFonts w:hint="eastAsia"/>
+        </w:rPr>
+        <w:t>)</w:t>
+      </w:r>
+    </w:p>
+    <w:p>
+      <w:proofErr w:type="spellStart"/>
+      <w:proofErr w:type="gramStart"/>
+      <w:r>
+        <w:rPr>
+          <w:rFonts w:hint="eastAsia"/>
+        </w:rPr>
+        <w:t>e</w:t>
+      </w:r>
+      <w:r>
+        <w:t>x:I</w:t>
+      </w:r>
+      <w:proofErr w:type="spellEnd"/>
+      <w:proofErr w:type="gramEnd"/>
+      <w:r>
+        <w:t xml:space="preserve"> made you do well in your TOEIC.</w:t>
+      </w:r>
+    </w:p>
+    <w:p/>
+    <w:p>
+      <w:r>
+        <w:t xml:space="preserve">Want Request Get Tell Order </w:t>
+      </w:r>
+      <w:proofErr w:type="gramStart"/>
+      <w:r>
+        <w:t>Force..</w:t>
+      </w:r>
+      <w:proofErr w:type="gramEnd"/>
+      <w:r>
+        <w:rPr>
+          <w:rFonts w:hint="eastAsia"/>
+        </w:rPr>
+        <w:t>(</w:t>
+      </w:r>
+      <w:r>
+        <w:rPr>
+          <w:rFonts w:hint="eastAsia"/>
+        </w:rPr>
+        <w:t>一般的使役動詞</w:t>
+      </w:r>
+      <w:r>
+        <w:rPr>
+          <w:rFonts w:hint="eastAsia"/>
+        </w:rPr>
+        <w:t>)</w:t>
+      </w:r>
+      <w:r>
+        <w:t>+</w:t>
+      </w:r>
+      <w:r>
+        <w:rPr>
+          <w:rFonts w:hint="eastAsia"/>
+        </w:rPr>
+        <w:t>受詞</w:t>
+      </w:r>
+      <w:r>
+        <w:rPr>
+          <w:rFonts w:hint="eastAsia"/>
+        </w:rPr>
+        <w:t>+</w:t>
+      </w:r>
+      <w:r>
+        <w:t>to</w:t>
+      </w:r>
+      <w:r>
+        <w:rPr>
+          <w:rFonts w:hint="eastAsia"/>
+        </w:rPr>
+        <w:t>原型動詞</w:t>
+      </w:r>
+      <w:r>
+        <w:rPr>
+          <w:rFonts w:hint="eastAsia"/>
+        </w:rPr>
+        <w:t>(</w:t>
+      </w:r>
+      <w:r>
+        <w:rPr>
+          <w:rFonts w:hint="eastAsia"/>
+        </w:rPr>
+        <w:t>主動</w:t>
+      </w:r>
+      <w:r>
+        <w:rPr>
+          <w:rFonts w:hint="eastAsia"/>
+        </w:rPr>
+        <w:t>)</w:t>
+      </w:r>
+    </w:p>
+    <w:p>
+      <w:r>
+        <w:rPr>
+          <w:rFonts w:hint="eastAsia"/>
+        </w:rPr>
+        <w:t>e</w:t>
+      </w:r>
+      <w:r>
+        <w:t>x: I want you to do well in your TOEIC.</w:t>
+      </w:r>
+    </w:p>
+    <w:p/>
     <w:p>
       <w:pPr>
         <w:rPr>
@@ -4820,7 +6943,7 @@
 </file>
 
 <file path=word/endnotes.xml><?xml version="1.0" encoding="utf-8"?>
-<w:endnotes xmlns:wpc="http://schemas.microsoft.com/office/word/2010/wordprocessingCanvas" xmlns:cx="http://schemas.microsoft.com/office/drawing/2014/chartex" xmlns:cx1="http://schemas.microsoft.com/office/drawing/2015/9/8/chartex" xmlns:cx2="http://schemas.microsoft.com/office/drawing/2015/10/21/chartex" xmlns:cx3="http://schemas.microsoft.com/office/drawing/2016/5/9/chartex" xmlns:cx4="http://schemas.microsoft.com/office/drawing/2016/5/10/chartex" xmlns:cx5="http://schemas.microsoft.com/office/drawing/2016/5/11/chartex" xmlns:cx6="http://schemas.microsoft.com/office/drawing/2016/5/12/chartex" xmlns:cx7="http://schemas.microsoft.com/office/drawing/2016/5/13/chartex" xmlns:cx8="http://schemas.microsoft.com/office/drawing/2016/5/14/chartex" xmlns:mc="http://schemas.openxmlformats.org/markup-compatibility/2006" xmlns:aink="http://schemas.microsoft.com/office/drawing/2016/ink" xmlns:am3d="http://schemas.microsoft.com/office/drawing/2017/model3d" xmlns:o="urn:schemas-microsoft-com:office:office" xmlns:oel="http://schemas.microsoft.com/office/2019/extlst" xmlns:r="http://schemas.openxmlformats.org/officeDocument/2006/relationships" xmlns:m="http://schemas.openxmlformats.org/officeDocument/2006/math" xmlns:v="urn:schemas-microsoft-com:vml" xmlns:wp14="http://schemas.microsoft.com/office/word/2010/wordprocessingDrawing" xmlns:wp="http://schemas.openxmlformats.org/drawingml/2006/wordprocessingDrawing" xmlns:w10="urn:schemas-microsoft-com:office:word" xmlns:w="http://schemas.openxmlformats.org/wordprocessingml/2006/main" xmlns:w14="http://schemas.microsoft.com/office/word/2010/wordml" xmlns:w15="http://schemas.microsoft.com/office/word/2012/wordml" xmlns:w16cex="http://schemas.microsoft.com/office/word/2018/wordml/cex" xmlns:w16cid="http://schemas.microsoft.com/office/word/2016/wordml/cid" xmlns:w16="http://schemas.microsoft.com/office/word/2018/wordml" xmlns:w16du="http://schemas.microsoft.com/office/word/2023/wordml/word16du" xmlns:w16sdtdh="http://schemas.microsoft.com/office/word/2020/wordml/sdtdatahash" xmlns:w16se="http://schemas.microsoft.com/office/word/2015/wordml/symex" xmlns:wpg="http://schemas.microsoft.com/office/word/2010/wordprocessingGroup" xmlns:wpi="http://schemas.microsoft.com/office/word/2010/wordprocessingInk" xmlns:wne="http://schemas.microsoft.com/office/word/2006/wordml" xmlns:wps="http://schemas.microsoft.com/office/word/2010/wordprocessingShape" mc:Ignorable="w14 w15 w16se w16cid w16 w16cex w16sdtdh wp14">
+<w:endnotes xmlns:wpc="http://schemas.microsoft.com/office/word/2010/wordprocessingCanvas" xmlns:cx="http://schemas.microsoft.com/office/drawing/2014/chartex" xmlns:cx1="http://schemas.microsoft.com/office/drawing/2015/9/8/chartex" xmlns:cx2="http://schemas.microsoft.com/office/drawing/2015/10/21/chartex" xmlns:cx3="http://schemas.microsoft.com/office/drawing/2016/5/9/chartex" xmlns:cx4="http://schemas.microsoft.com/office/drawing/2016/5/10/chartex" xmlns:cx5="http://schemas.microsoft.com/office/drawing/2016/5/11/chartex" xmlns:cx6="http://schemas.microsoft.com/office/drawing/2016/5/12/chartex" xmlns:cx7="http://schemas.microsoft.com/office/drawing/2016/5/13/chartex" xmlns:cx8="http://schemas.microsoft.com/office/drawing/2016/5/14/chartex" xmlns:mc="http://schemas.openxmlformats.org/markup-compatibility/2006" xmlns:aink="http://schemas.microsoft.com/office/drawing/2016/ink" xmlns:am3d="http://schemas.microsoft.com/office/drawing/2017/model3d" xmlns:o="urn:schemas-microsoft-com:office:office" xmlns:r="http://schemas.openxmlformats.org/officeDocument/2006/relationships" xmlns:m="http://schemas.openxmlformats.org/officeDocument/2006/math" xmlns:v="urn:schemas-microsoft-com:vml" xmlns:wp14="http://schemas.microsoft.com/office/word/2010/wordprocessingDrawing" xmlns:wp="http://schemas.openxmlformats.org/drawingml/2006/wordprocessingDrawing" xmlns:w10="urn:schemas-microsoft-com:office:word" xmlns:w="http://schemas.openxmlformats.org/wordprocessingml/2006/main" xmlns:w14="http://schemas.microsoft.com/office/word/2010/wordml" xmlns:w15="http://schemas.microsoft.com/office/word/2012/wordml" xmlns:w16cex="http://schemas.microsoft.com/office/word/2018/wordml/cex" xmlns:w16cid="http://schemas.microsoft.com/office/word/2016/wordml/cid" xmlns:w16="http://schemas.microsoft.com/office/word/2018/wordml" xmlns:w16sdtdh="http://schemas.microsoft.com/office/word/2020/wordml/sdtdatahash" xmlns:w16se="http://schemas.microsoft.com/office/word/2015/wordml/symex" xmlns:wpg="http://schemas.microsoft.com/office/word/2010/wordprocessingGroup" xmlns:wpi="http://schemas.microsoft.com/office/word/2010/wordprocessingInk" xmlns:wne="http://schemas.microsoft.com/office/word/2006/wordml" xmlns:wps="http://schemas.microsoft.com/office/word/2010/wordprocessingShape" mc:Ignorable="w14 w15 w16se w16cid w16 w16cex w16sdtdh wp14">
   <w:endnote w:type="separator" w:id="-1">
     <w:p>
       <w:r>
@@ -4839,7 +6962,7 @@
 </file>
 
 <file path=word/footnotes.xml><?xml version="1.0" encoding="utf-8"?>
-<w:footnotes xmlns:wpc="http://schemas.microsoft.com/office/word/2010/wordprocessingCanvas" xmlns:cx="http://schemas.microsoft.com/office/drawing/2014/chartex" xmlns:cx1="http://schemas.microsoft.com/office/drawing/2015/9/8/chartex" xmlns:cx2="http://schemas.microsoft.com/office/drawing/2015/10/21/chartex" xmlns:cx3="http://schemas.microsoft.com/office/drawing/2016/5/9/chartex" xmlns:cx4="http://schemas.microsoft.com/office/drawing/2016/5/10/chartex" xmlns:cx5="http://schemas.microsoft.com/office/drawing/2016/5/11/chartex" xmlns:cx6="http://schemas.microsoft.com/office/drawing/2016/5/12/chartex" xmlns:cx7="http://schemas.microsoft.com/office/drawing/2016/5/13/chartex" xmlns:cx8="http://schemas.microsoft.com/office/drawing/2016/5/14/chartex" xmlns:mc="http://schemas.openxmlformats.org/markup-compatibility/2006" xmlns:aink="http://schemas.microsoft.com/office/drawing/2016/ink" xmlns:am3d="http://schemas.microsoft.com/office/drawing/2017/model3d" xmlns:o="urn:schemas-microsoft-com:office:office" xmlns:oel="http://schemas.microsoft.com/office/2019/extlst" xmlns:r="http://schemas.openxmlformats.org/officeDocument/2006/relationships" xmlns:m="http://schemas.openxmlformats.org/officeDocument/2006/math" xmlns:v="urn:schemas-microsoft-com:vml" xmlns:wp14="http://schemas.microsoft.com/office/word/2010/wordprocessingDrawing" xmlns:wp="http://schemas.openxmlformats.org/drawingml/2006/wordprocessingDrawing" xmlns:w10="urn:schemas-microsoft-com:office:word" xmlns:w="http://schemas.openxmlformats.org/wordprocessingml/2006/main" xmlns:w14="http://schemas.microsoft.com/office/word/2010/wordml" xmlns:w15="http://schemas.microsoft.com/office/word/2012/wordml" xmlns:w16cex="http://schemas.microsoft.com/office/word/2018/wordml/cex" xmlns:w16cid="http://schemas.microsoft.com/office/word/2016/wordml/cid" xmlns:w16="http://schemas.microsoft.com/office/word/2018/wordml" xmlns:w16du="http://schemas.microsoft.com/office/word/2023/wordml/word16du" xmlns:w16sdtdh="http://schemas.microsoft.com/office/word/2020/wordml/sdtdatahash" xmlns:w16se="http://schemas.microsoft.com/office/word/2015/wordml/symex" xmlns:wpg="http://schemas.microsoft.com/office/word/2010/wordprocessingGroup" xmlns:wpi="http://schemas.microsoft.com/office/word/2010/wordprocessingInk" xmlns:wne="http://schemas.microsoft.com/office/word/2006/wordml" xmlns:wps="http://schemas.microsoft.com/office/word/2010/wordprocessingShape" mc:Ignorable="w14 w15 w16se w16cid w16 w16cex w16sdtdh wp14">
+<w:footnotes xmlns:wpc="http://schemas.microsoft.com/office/word/2010/wordprocessingCanvas" xmlns:cx="http://schemas.microsoft.com/office/drawing/2014/chartex" xmlns:cx1="http://schemas.microsoft.com/office/drawing/2015/9/8/chartex" xmlns:cx2="http://schemas.microsoft.com/office/drawing/2015/10/21/chartex" xmlns:cx3="http://schemas.microsoft.com/office/drawing/2016/5/9/chartex" xmlns:cx4="http://schemas.microsoft.com/office/drawing/2016/5/10/chartex" xmlns:cx5="http://schemas.microsoft.com/office/drawing/2016/5/11/chartex" xmlns:cx6="http://schemas.microsoft.com/office/drawing/2016/5/12/chartex" xmlns:cx7="http://schemas.microsoft.com/office/drawing/2016/5/13/chartex" xmlns:cx8="http://schemas.microsoft.com/office/drawing/2016/5/14/chartex" xmlns:mc="http://schemas.openxmlformats.org/markup-compatibility/2006" xmlns:aink="http://schemas.microsoft.com/office/drawing/2016/ink" xmlns:am3d="http://schemas.microsoft.com/office/drawing/2017/model3d" xmlns:o="urn:schemas-microsoft-com:office:office" xmlns:r="http://schemas.openxmlformats.org/officeDocument/2006/relationships" xmlns:m="http://schemas.openxmlformats.org/officeDocument/2006/math" xmlns:v="urn:schemas-microsoft-com:vml" xmlns:wp14="http://schemas.microsoft.com/office/word/2010/wordprocessingDrawing" xmlns:wp="http://schemas.openxmlformats.org/drawingml/2006/wordprocessingDrawing" xmlns:w10="urn:schemas-microsoft-com:office:word" xmlns:w="http://schemas.openxmlformats.org/wordprocessingml/2006/main" xmlns:w14="http://schemas.microsoft.com/office/word/2010/wordml" xmlns:w15="http://schemas.microsoft.com/office/word/2012/wordml" xmlns:w16cex="http://schemas.microsoft.com/office/word/2018/wordml/cex" xmlns:w16cid="http://schemas.microsoft.com/office/word/2016/wordml/cid" xmlns:w16="http://schemas.microsoft.com/office/word/2018/wordml" xmlns:w16sdtdh="http://schemas.microsoft.com/office/word/2020/wordml/sdtdatahash" xmlns:w16se="http://schemas.microsoft.com/office/word/2015/wordml/symex" xmlns:wpg="http://schemas.microsoft.com/office/word/2010/wordprocessingGroup" xmlns:wpi="http://schemas.microsoft.com/office/word/2010/wordprocessingInk" xmlns:wne="http://schemas.microsoft.com/office/word/2006/wordml" xmlns:wps="http://schemas.microsoft.com/office/word/2010/wordprocessingShape" mc:Ignorable="w14 w15 w16se w16cid w16 w16cex w16sdtdh wp14">
   <w:footnote w:type="separator" w:id="-1">
     <w:p>
       <w:r>
@@ -4858,7 +6981,7 @@
 </file>
 
 <file path=word/numbering.xml><?xml version="1.0" encoding="utf-8"?>
-<w:numbering xmlns:wpc="http://schemas.microsoft.com/office/word/2010/wordprocessingCanvas" xmlns:cx="http://schemas.microsoft.com/office/drawing/2014/chartex" xmlns:cx1="http://schemas.microsoft.com/office/drawing/2015/9/8/chartex" xmlns:cx2="http://schemas.microsoft.com/office/drawing/2015/10/21/chartex" xmlns:cx3="http://schemas.microsoft.com/office/drawing/2016/5/9/chartex" xmlns:cx4="http://schemas.microsoft.com/office/drawing/2016/5/10/chartex" xmlns:cx5="http://schemas.microsoft.com/office/drawing/2016/5/11/chartex" xmlns:cx6="http://schemas.microsoft.com/office/drawing/2016/5/12/chartex" xmlns:cx7="http://schemas.microsoft.com/office/drawing/2016/5/13/chartex" xmlns:cx8="http://schemas.microsoft.com/office/drawing/2016/5/14/chartex" xmlns:mc="http://schemas.openxmlformats.org/markup-compatibility/2006" xmlns:aink="http://schemas.microsoft.com/office/drawing/2016/ink" xmlns:am3d="http://schemas.microsoft.com/office/drawing/2017/model3d" xmlns:o="urn:schemas-microsoft-com:office:office" xmlns:oel="http://schemas.microsoft.com/office/2019/extlst" xmlns:r="http://schemas.openxmlformats.org/officeDocument/2006/relationships" xmlns:m="http://schemas.openxmlformats.org/officeDocument/2006/math" xmlns:v="urn:schemas-microsoft-com:vml" xmlns:wp14="http://schemas.microsoft.com/office/word/2010/wordprocessingDrawing" xmlns:wp="http://schemas.openxmlformats.org/drawingml/2006/wordprocessingDrawing" xmlns:w10="urn:schemas-microsoft-com:office:word" xmlns:w="http://schemas.openxmlformats.org/wordprocessingml/2006/main" xmlns:w14="http://schemas.microsoft.com/office/word/2010/wordml" xmlns:w15="http://schemas.microsoft.com/office/word/2012/wordml" xmlns:w16cex="http://schemas.microsoft.com/office/word/2018/wordml/cex" xmlns:w16cid="http://schemas.microsoft.com/office/word/2016/wordml/cid" xmlns:w16="http://schemas.microsoft.com/office/word/2018/wordml" xmlns:w16du="http://schemas.microsoft.com/office/word/2023/wordml/word16du" xmlns:w16sdtdh="http://schemas.microsoft.com/office/word/2020/wordml/sdtdatahash" xmlns:w16se="http://schemas.microsoft.com/office/word/2015/wordml/symex" xmlns:wpg="http://schemas.microsoft.com/office/word/2010/wordprocessingGroup" xmlns:wpi="http://schemas.microsoft.com/office/word/2010/wordprocessingInk" xmlns:wne="http://schemas.microsoft.com/office/word/2006/wordml" xmlns:wps="http://schemas.microsoft.com/office/word/2010/wordprocessingShape" mc:Ignorable="w14 w15 w16se w16cid w16 w16cex w16sdtdh wp14">
+<w:numbering xmlns:wpc="http://schemas.microsoft.com/office/word/2010/wordprocessingCanvas" xmlns:cx="http://schemas.microsoft.com/office/drawing/2014/chartex" xmlns:cx1="http://schemas.microsoft.com/office/drawing/2015/9/8/chartex" xmlns:cx2="http://schemas.microsoft.com/office/drawing/2015/10/21/chartex" xmlns:cx3="http://schemas.microsoft.com/office/drawing/2016/5/9/chartex" xmlns:cx4="http://schemas.microsoft.com/office/drawing/2016/5/10/chartex" xmlns:cx5="http://schemas.microsoft.com/office/drawing/2016/5/11/chartex" xmlns:cx6="http://schemas.microsoft.com/office/drawing/2016/5/12/chartex" xmlns:cx7="http://schemas.microsoft.com/office/drawing/2016/5/13/chartex" xmlns:cx8="http://schemas.microsoft.com/office/drawing/2016/5/14/chartex" xmlns:mc="http://schemas.openxmlformats.org/markup-compatibility/2006" xmlns:aink="http://schemas.microsoft.com/office/drawing/2016/ink" xmlns:am3d="http://schemas.microsoft.com/office/drawing/2017/model3d" xmlns:o="urn:schemas-microsoft-com:office:office" xmlns:r="http://schemas.openxmlformats.org/officeDocument/2006/relationships" xmlns:m="http://schemas.openxmlformats.org/officeDocument/2006/math" xmlns:v="urn:schemas-microsoft-com:vml" xmlns:wp14="http://schemas.microsoft.com/office/word/2010/wordprocessingDrawing" xmlns:wp="http://schemas.openxmlformats.org/drawingml/2006/wordprocessingDrawing" xmlns:w10="urn:schemas-microsoft-com:office:word" xmlns:w="http://schemas.openxmlformats.org/wordprocessingml/2006/main" xmlns:w14="http://schemas.microsoft.com/office/word/2010/wordml" xmlns:w15="http://schemas.microsoft.com/office/word/2012/wordml" xmlns:w16cex="http://schemas.microsoft.com/office/word/2018/wordml/cex" xmlns:w16cid="http://schemas.microsoft.com/office/word/2016/wordml/cid" xmlns:w16="http://schemas.microsoft.com/office/word/2018/wordml" xmlns:w16sdtdh="http://schemas.microsoft.com/office/word/2020/wordml/sdtdatahash" xmlns:w16se="http://schemas.microsoft.com/office/word/2015/wordml/symex" xmlns:wpg="http://schemas.microsoft.com/office/word/2010/wordprocessingGroup" xmlns:wpi="http://schemas.microsoft.com/office/word/2010/wordprocessingInk" xmlns:wne="http://schemas.microsoft.com/office/word/2006/wordml" xmlns:wps="http://schemas.microsoft.com/office/word/2010/wordprocessingShape" mc:Ignorable="w14 w15 w16se w16cid w16 w16cex w16sdtdh wp14">
   <w:abstractNum w:abstractNumId="0" w15:restartNumberingAfterBreak="0">
     <w:nsid w:val="17362360"/>
     <w:multiLevelType w:val="hybridMultilevel"/>
@@ -5661,6 +7784,184 @@
     </w:lvl>
   </w:abstractNum>
   <w:abstractNum w:abstractNumId="9" w15:restartNumberingAfterBreak="0">
+    <w:nsid w:val="647A59BB"/>
+    <w:multiLevelType w:val="hybridMultilevel"/>
+    <w:tmpl w:val="B6ECFFB6"/>
+    <w:lvl w:ilvl="0" w:tplc="DB22355E">
+      <w:start w:val="1"/>
+      <w:numFmt w:val="upperLetter"/>
+      <w:lvlText w:val="(%1)"/>
+      <w:lvlJc w:val="left"/>
+      <w:pPr>
+        <w:ind w:left="360" w:hanging="360"/>
+      </w:pPr>
+      <w:rPr>
+        <w:rFonts w:hint="default"/>
+      </w:rPr>
+    </w:lvl>
+    <w:lvl w:ilvl="1" w:tplc="04090019" w:tentative="1">
+      <w:start w:val="1"/>
+      <w:numFmt w:val="ideographTraditional"/>
+      <w:lvlText w:val="%2、"/>
+      <w:lvlJc w:val="left"/>
+      <w:pPr>
+        <w:ind w:left="960" w:hanging="480"/>
+      </w:pPr>
+    </w:lvl>
+    <w:lvl w:ilvl="2" w:tplc="0409001B" w:tentative="1">
+      <w:start w:val="1"/>
+      <w:numFmt w:val="lowerRoman"/>
+      <w:lvlText w:val="%3."/>
+      <w:lvlJc w:val="right"/>
+      <w:pPr>
+        <w:ind w:left="1440" w:hanging="480"/>
+      </w:pPr>
+    </w:lvl>
+    <w:lvl w:ilvl="3" w:tplc="0409000F" w:tentative="1">
+      <w:start w:val="1"/>
+      <w:numFmt w:val="decimal"/>
+      <w:lvlText w:val="%4."/>
+      <w:lvlJc w:val="left"/>
+      <w:pPr>
+        <w:ind w:left="1920" w:hanging="480"/>
+      </w:pPr>
+    </w:lvl>
+    <w:lvl w:ilvl="4" w:tplc="04090019" w:tentative="1">
+      <w:start w:val="1"/>
+      <w:numFmt w:val="ideographTraditional"/>
+      <w:lvlText w:val="%5、"/>
+      <w:lvlJc w:val="left"/>
+      <w:pPr>
+        <w:ind w:left="2400" w:hanging="480"/>
+      </w:pPr>
+    </w:lvl>
+    <w:lvl w:ilvl="5" w:tplc="0409001B" w:tentative="1">
+      <w:start w:val="1"/>
+      <w:numFmt w:val="lowerRoman"/>
+      <w:lvlText w:val="%6."/>
+      <w:lvlJc w:val="right"/>
+      <w:pPr>
+        <w:ind w:left="2880" w:hanging="480"/>
+      </w:pPr>
+    </w:lvl>
+    <w:lvl w:ilvl="6" w:tplc="0409000F" w:tentative="1">
+      <w:start w:val="1"/>
+      <w:numFmt w:val="decimal"/>
+      <w:lvlText w:val="%7."/>
+      <w:lvlJc w:val="left"/>
+      <w:pPr>
+        <w:ind w:left="3360" w:hanging="480"/>
+      </w:pPr>
+    </w:lvl>
+    <w:lvl w:ilvl="7" w:tplc="04090019" w:tentative="1">
+      <w:start w:val="1"/>
+      <w:numFmt w:val="ideographTraditional"/>
+      <w:lvlText w:val="%8、"/>
+      <w:lvlJc w:val="left"/>
+      <w:pPr>
+        <w:ind w:left="3840" w:hanging="480"/>
+      </w:pPr>
+    </w:lvl>
+    <w:lvl w:ilvl="8" w:tplc="0409001B" w:tentative="1">
+      <w:start w:val="1"/>
+      <w:numFmt w:val="lowerRoman"/>
+      <w:lvlText w:val="%9."/>
+      <w:lvlJc w:val="right"/>
+      <w:pPr>
+        <w:ind w:left="4320" w:hanging="480"/>
+      </w:pPr>
+    </w:lvl>
+  </w:abstractNum>
+  <w:abstractNum w:abstractNumId="10" w15:restartNumberingAfterBreak="0">
+    <w:nsid w:val="73DC2168"/>
+    <w:multiLevelType w:val="hybridMultilevel"/>
+    <w:tmpl w:val="E56C0A66"/>
+    <w:lvl w:ilvl="0" w:tplc="5F92C960">
+      <w:start w:val="1"/>
+      <w:numFmt w:val="upperLetter"/>
+      <w:lvlText w:val="(%1)"/>
+      <w:lvlJc w:val="left"/>
+      <w:pPr>
+        <w:ind w:left="360" w:hanging="360"/>
+      </w:pPr>
+      <w:rPr>
+        <w:rFonts w:hint="default"/>
+      </w:rPr>
+    </w:lvl>
+    <w:lvl w:ilvl="1" w:tplc="04090019" w:tentative="1">
+      <w:start w:val="1"/>
+      <w:numFmt w:val="ideographTraditional"/>
+      <w:lvlText w:val="%2、"/>
+      <w:lvlJc w:val="left"/>
+      <w:pPr>
+        <w:ind w:left="960" w:hanging="480"/>
+      </w:pPr>
+    </w:lvl>
+    <w:lvl w:ilvl="2" w:tplc="0409001B" w:tentative="1">
+      <w:start w:val="1"/>
+      <w:numFmt w:val="lowerRoman"/>
+      <w:lvlText w:val="%3."/>
+      <w:lvlJc w:val="right"/>
+      <w:pPr>
+        <w:ind w:left="1440" w:hanging="480"/>
+      </w:pPr>
+    </w:lvl>
+    <w:lvl w:ilvl="3" w:tplc="0409000F" w:tentative="1">
+      <w:start w:val="1"/>
+      <w:numFmt w:val="decimal"/>
+      <w:lvlText w:val="%4."/>
+      <w:lvlJc w:val="left"/>
+      <w:pPr>
+        <w:ind w:left="1920" w:hanging="480"/>
+      </w:pPr>
+    </w:lvl>
+    <w:lvl w:ilvl="4" w:tplc="04090019" w:tentative="1">
+      <w:start w:val="1"/>
+      <w:numFmt w:val="ideographTraditional"/>
+      <w:lvlText w:val="%5、"/>
+      <w:lvlJc w:val="left"/>
+      <w:pPr>
+        <w:ind w:left="2400" w:hanging="480"/>
+      </w:pPr>
+    </w:lvl>
+    <w:lvl w:ilvl="5" w:tplc="0409001B" w:tentative="1">
+      <w:start w:val="1"/>
+      <w:numFmt w:val="lowerRoman"/>
+      <w:lvlText w:val="%6."/>
+      <w:lvlJc w:val="right"/>
+      <w:pPr>
+        <w:ind w:left="2880" w:hanging="480"/>
+      </w:pPr>
+    </w:lvl>
+    <w:lvl w:ilvl="6" w:tplc="0409000F" w:tentative="1">
+      <w:start w:val="1"/>
+      <w:numFmt w:val="decimal"/>
+      <w:lvlText w:val="%7."/>
+      <w:lvlJc w:val="left"/>
+      <w:pPr>
+        <w:ind w:left="3360" w:hanging="480"/>
+      </w:pPr>
+    </w:lvl>
+    <w:lvl w:ilvl="7" w:tplc="04090019" w:tentative="1">
+      <w:start w:val="1"/>
+      <w:numFmt w:val="ideographTraditional"/>
+      <w:lvlText w:val="%8、"/>
+      <w:lvlJc w:val="left"/>
+      <w:pPr>
+        <w:ind w:left="3840" w:hanging="480"/>
+      </w:pPr>
+    </w:lvl>
+    <w:lvl w:ilvl="8" w:tplc="0409001B" w:tentative="1">
+      <w:start w:val="1"/>
+      <w:numFmt w:val="lowerRoman"/>
+      <w:lvlText w:val="%9."/>
+      <w:lvlJc w:val="right"/>
+      <w:pPr>
+        <w:ind w:left="4320" w:hanging="480"/>
+      </w:pPr>
+    </w:lvl>
+  </w:abstractNum>
+  <w:abstractNum w:abstractNumId="11" w15:restartNumberingAfterBreak="0">
     <w:nsid w:val="775001FE"/>
     <w:multiLevelType w:val="hybridMultilevel"/>
     <w:tmpl w:val="D26051BC"/>
@@ -5749,7 +8050,7 @@
       </w:pPr>
     </w:lvl>
   </w:abstractNum>
-  <w:abstractNum w:abstractNumId="10" w15:restartNumberingAfterBreak="0">
+  <w:abstractNum w:abstractNumId="12" w15:restartNumberingAfterBreak="0">
     <w:nsid w:val="7B123881"/>
     <w:multiLevelType w:val="hybridMultilevel"/>
     <w:tmpl w:val="A59E4332"/>
@@ -5838,38 +8139,136 @@
       </w:pPr>
     </w:lvl>
   </w:abstractNum>
-  <w:num w:numId="1" w16cid:durableId="1495105501">
+  <w:abstractNum w:abstractNumId="13" w15:restartNumberingAfterBreak="0">
+    <w:nsid w:val="7D8370E3"/>
+    <w:multiLevelType w:val="hybridMultilevel"/>
+    <w:tmpl w:val="706C694C"/>
+    <w:lvl w:ilvl="0" w:tplc="6E6A55DC">
+      <w:start w:val="1"/>
+      <w:numFmt w:val="upperLetter"/>
+      <w:lvlText w:val="(%1)"/>
+      <w:lvlJc w:val="left"/>
+      <w:pPr>
+        <w:ind w:left="360" w:hanging="360"/>
+      </w:pPr>
+      <w:rPr>
+        <w:rFonts w:hint="default"/>
+      </w:rPr>
+    </w:lvl>
+    <w:lvl w:ilvl="1" w:tplc="04090019" w:tentative="1">
+      <w:start w:val="1"/>
+      <w:numFmt w:val="ideographTraditional"/>
+      <w:lvlText w:val="%2、"/>
+      <w:lvlJc w:val="left"/>
+      <w:pPr>
+        <w:ind w:left="960" w:hanging="480"/>
+      </w:pPr>
+    </w:lvl>
+    <w:lvl w:ilvl="2" w:tplc="0409001B" w:tentative="1">
+      <w:start w:val="1"/>
+      <w:numFmt w:val="lowerRoman"/>
+      <w:lvlText w:val="%3."/>
+      <w:lvlJc w:val="right"/>
+      <w:pPr>
+        <w:ind w:left="1440" w:hanging="480"/>
+      </w:pPr>
+    </w:lvl>
+    <w:lvl w:ilvl="3" w:tplc="0409000F" w:tentative="1">
+      <w:start w:val="1"/>
+      <w:numFmt w:val="decimal"/>
+      <w:lvlText w:val="%4."/>
+      <w:lvlJc w:val="left"/>
+      <w:pPr>
+        <w:ind w:left="1920" w:hanging="480"/>
+      </w:pPr>
+    </w:lvl>
+    <w:lvl w:ilvl="4" w:tplc="04090019" w:tentative="1">
+      <w:start w:val="1"/>
+      <w:numFmt w:val="ideographTraditional"/>
+      <w:lvlText w:val="%5、"/>
+      <w:lvlJc w:val="left"/>
+      <w:pPr>
+        <w:ind w:left="2400" w:hanging="480"/>
+      </w:pPr>
+    </w:lvl>
+    <w:lvl w:ilvl="5" w:tplc="0409001B" w:tentative="1">
+      <w:start w:val="1"/>
+      <w:numFmt w:val="lowerRoman"/>
+      <w:lvlText w:val="%6."/>
+      <w:lvlJc w:val="right"/>
+      <w:pPr>
+        <w:ind w:left="2880" w:hanging="480"/>
+      </w:pPr>
+    </w:lvl>
+    <w:lvl w:ilvl="6" w:tplc="0409000F" w:tentative="1">
+      <w:start w:val="1"/>
+      <w:numFmt w:val="decimal"/>
+      <w:lvlText w:val="%7."/>
+      <w:lvlJc w:val="left"/>
+      <w:pPr>
+        <w:ind w:left="3360" w:hanging="480"/>
+      </w:pPr>
+    </w:lvl>
+    <w:lvl w:ilvl="7" w:tplc="04090019" w:tentative="1">
+      <w:start w:val="1"/>
+      <w:numFmt w:val="ideographTraditional"/>
+      <w:lvlText w:val="%8、"/>
+      <w:lvlJc w:val="left"/>
+      <w:pPr>
+        <w:ind w:left="3840" w:hanging="480"/>
+      </w:pPr>
+    </w:lvl>
+    <w:lvl w:ilvl="8" w:tplc="0409001B" w:tentative="1">
+      <w:start w:val="1"/>
+      <w:numFmt w:val="lowerRoman"/>
+      <w:lvlText w:val="%9."/>
+      <w:lvlJc w:val="right"/>
+      <w:pPr>
+        <w:ind w:left="4320" w:hanging="480"/>
+      </w:pPr>
+    </w:lvl>
+  </w:abstractNum>
+  <w:num w:numId="1">
     <w:abstractNumId w:val="7"/>
   </w:num>
-  <w:num w:numId="2" w16cid:durableId="2001300791">
-    <w:abstractNumId w:val="9"/>
+  <w:num w:numId="2">
+    <w:abstractNumId w:val="11"/>
   </w:num>
-  <w:num w:numId="3" w16cid:durableId="2007400360">
+  <w:num w:numId="3">
     <w:abstractNumId w:val="0"/>
   </w:num>
-  <w:num w:numId="4" w16cid:durableId="2050370872">
+  <w:num w:numId="4">
+    <w:abstractNumId w:val="12"/>
+  </w:num>
+  <w:num w:numId="5">
+    <w:abstractNumId w:val="3"/>
+  </w:num>
+  <w:num w:numId="6">
+    <w:abstractNumId w:val="4"/>
+  </w:num>
+  <w:num w:numId="7">
+    <w:abstractNumId w:val="1"/>
+  </w:num>
+  <w:num w:numId="8">
+    <w:abstractNumId w:val="6"/>
+  </w:num>
+  <w:num w:numId="9">
+    <w:abstractNumId w:val="2"/>
+  </w:num>
+  <w:num w:numId="10">
+    <w:abstractNumId w:val="5"/>
+  </w:num>
+  <w:num w:numId="11">
+    <w:abstractNumId w:val="8"/>
+  </w:num>
+  <w:num w:numId="12">
+    <w:abstractNumId w:val="13"/>
+  </w:num>
+  <w:num w:numId="13">
     <w:abstractNumId w:val="10"/>
   </w:num>
-  <w:num w:numId="5" w16cid:durableId="1731149221">
-    <w:abstractNumId w:val="3"/>
-  </w:num>
-  <w:num w:numId="6" w16cid:durableId="1679766751">
-    <w:abstractNumId w:val="4"/>
-  </w:num>
-  <w:num w:numId="7" w16cid:durableId="666788228">
-    <w:abstractNumId w:val="1"/>
-  </w:num>
-  <w:num w:numId="8" w16cid:durableId="1458255120">
-    <w:abstractNumId w:val="6"/>
-  </w:num>
-  <w:num w:numId="9" w16cid:durableId="767309264">
-    <w:abstractNumId w:val="2"/>
-  </w:num>
-  <w:num w:numId="10" w16cid:durableId="1143890142">
-    <w:abstractNumId w:val="5"/>
-  </w:num>
-  <w:num w:numId="11" w16cid:durableId="619452885">
-    <w:abstractNumId w:val="8"/>
+  <w:num w:numId="14">
+    <w:abstractNumId w:val="9"/>
   </w:num>
 </w:numbering>
 </file>

--- a/碩一/TOEIC/介係詞代名詞.docx
+++ b/碩一/TOEIC/介係詞代名詞.docx
@@ -1,6 +1,6 @@
 
 <file path=word/document.xml><?xml version="1.0" encoding="utf-8"?>
-<w:document xmlns:wpc="http://schemas.microsoft.com/office/word/2010/wordprocessingCanvas" xmlns:cx="http://schemas.microsoft.com/office/drawing/2014/chartex" xmlns:cx1="http://schemas.microsoft.com/office/drawing/2015/9/8/chartex" xmlns:cx2="http://schemas.microsoft.com/office/drawing/2015/10/21/chartex" xmlns:cx3="http://schemas.microsoft.com/office/drawing/2016/5/9/chartex" xmlns:cx4="http://schemas.microsoft.com/office/drawing/2016/5/10/chartex" xmlns:cx5="http://schemas.microsoft.com/office/drawing/2016/5/11/chartex" xmlns:cx6="http://schemas.microsoft.com/office/drawing/2016/5/12/chartex" xmlns:cx7="http://schemas.microsoft.com/office/drawing/2016/5/13/chartex" xmlns:cx8="http://schemas.microsoft.com/office/drawing/2016/5/14/chartex" xmlns:mc="http://schemas.openxmlformats.org/markup-compatibility/2006" xmlns:aink="http://schemas.microsoft.com/office/drawing/2016/ink" xmlns:am3d="http://schemas.microsoft.com/office/drawing/2017/model3d" xmlns:o="urn:schemas-microsoft-com:office:office" xmlns:r="http://schemas.openxmlformats.org/officeDocument/2006/relationships" xmlns:m="http://schemas.openxmlformats.org/officeDocument/2006/math" xmlns:v="urn:schemas-microsoft-com:vml" xmlns:wp14="http://schemas.microsoft.com/office/word/2010/wordprocessingDrawing" xmlns:wp="http://schemas.openxmlformats.org/drawingml/2006/wordprocessingDrawing" xmlns:w10="urn:schemas-microsoft-com:office:word" xmlns:w="http://schemas.openxmlformats.org/wordprocessingml/2006/main" xmlns:w14="http://schemas.microsoft.com/office/word/2010/wordml" xmlns:w15="http://schemas.microsoft.com/office/word/2012/wordml" xmlns:w16cex="http://schemas.microsoft.com/office/word/2018/wordml/cex" xmlns:w16cid="http://schemas.microsoft.com/office/word/2016/wordml/cid" xmlns:w16="http://schemas.microsoft.com/office/word/2018/wordml" xmlns:w16sdtdh="http://schemas.microsoft.com/office/word/2020/wordml/sdtdatahash" xmlns:w16se="http://schemas.microsoft.com/office/word/2015/wordml/symex" xmlns:wpg="http://schemas.microsoft.com/office/word/2010/wordprocessingGroup" xmlns:wpi="http://schemas.microsoft.com/office/word/2010/wordprocessingInk" xmlns:wne="http://schemas.microsoft.com/office/word/2006/wordml" xmlns:wps="http://schemas.microsoft.com/office/word/2010/wordprocessingShape" mc:Ignorable="w14 w15 w16se w16cid w16 w16cex w16sdtdh wp14">
+<w:document xmlns:wpc="http://schemas.microsoft.com/office/word/2010/wordprocessingCanvas" xmlns:cx="http://schemas.microsoft.com/office/drawing/2014/chartex" xmlns:cx1="http://schemas.microsoft.com/office/drawing/2015/9/8/chartex" xmlns:cx2="http://schemas.microsoft.com/office/drawing/2015/10/21/chartex" xmlns:cx3="http://schemas.microsoft.com/office/drawing/2016/5/9/chartex" xmlns:cx4="http://schemas.microsoft.com/office/drawing/2016/5/10/chartex" xmlns:cx5="http://schemas.microsoft.com/office/drawing/2016/5/11/chartex" xmlns:cx6="http://schemas.microsoft.com/office/drawing/2016/5/12/chartex" xmlns:cx7="http://schemas.microsoft.com/office/drawing/2016/5/13/chartex" xmlns:cx8="http://schemas.microsoft.com/office/drawing/2016/5/14/chartex" xmlns:mc="http://schemas.openxmlformats.org/markup-compatibility/2006" xmlns:aink="http://schemas.microsoft.com/office/drawing/2016/ink" xmlns:am3d="http://schemas.microsoft.com/office/drawing/2017/model3d" xmlns:o="urn:schemas-microsoft-com:office:office" xmlns:oel="http://schemas.microsoft.com/office/2019/extlst" xmlns:r="http://schemas.openxmlformats.org/officeDocument/2006/relationships" xmlns:m="http://schemas.openxmlformats.org/officeDocument/2006/math" xmlns:v="urn:schemas-microsoft-com:vml" xmlns:wp14="http://schemas.microsoft.com/office/word/2010/wordprocessingDrawing" xmlns:wp="http://schemas.openxmlformats.org/drawingml/2006/wordprocessingDrawing" xmlns:w10="urn:schemas-microsoft-com:office:word" xmlns:w="http://schemas.openxmlformats.org/wordprocessingml/2006/main" xmlns:w14="http://schemas.microsoft.com/office/word/2010/wordml" xmlns:w15="http://schemas.microsoft.com/office/word/2012/wordml" xmlns:w16cex="http://schemas.microsoft.com/office/word/2018/wordml/cex" xmlns:w16cid="http://schemas.microsoft.com/office/word/2016/wordml/cid" xmlns:w16="http://schemas.microsoft.com/office/word/2018/wordml" xmlns:w16du="http://schemas.microsoft.com/office/word/2023/wordml/word16du" xmlns:w16sdtdh="http://schemas.microsoft.com/office/word/2020/wordml/sdtdatahash" xmlns:w16se="http://schemas.microsoft.com/office/word/2015/wordml/symex" xmlns:wpg="http://schemas.microsoft.com/office/word/2010/wordprocessingGroup" xmlns:wpi="http://schemas.microsoft.com/office/word/2010/wordprocessingInk" xmlns:wne="http://schemas.microsoft.com/office/word/2006/wordml" xmlns:wps="http://schemas.microsoft.com/office/word/2010/wordprocessingShape" mc:Ignorable="w14 w15 w16se w16cid w16 w16cex w16sdtdh wp14">
   <w:body>
     <w:p>
       <w:proofErr w:type="spellStart"/>
@@ -4753,11 +4753,6 @@
     </w:p>
     <w:p/>
     <w:p>
-      <w:pPr>
-        <w:rPr>
-          <w:rFonts w:hint="eastAsia"/>
-        </w:rPr>
-      </w:pPr>
       <w:r>
         <w:t xml:space="preserve">Should you </w:t>
       </w:r>
@@ -4923,11 +4918,6 @@
       </w:r>
     </w:p>
     <w:p>
-      <w:pPr>
-        <w:rPr>
-          <w:rFonts w:hint="eastAsia"/>
-        </w:rPr>
-      </w:pPr>
       <w:r>
         <w:rPr>
           <w:rFonts w:hint="eastAsia"/>
@@ -5335,13 +5325,7 @@
         <w:t>他把外套脫掉</w:t>
       </w:r>
     </w:p>
-    <w:p>
-      <w:pPr>
-        <w:rPr>
-          <w:rFonts w:hint="eastAsia"/>
-        </w:rPr>
-      </w:pPr>
-    </w:p>
+    <w:p/>
     <w:p>
       <w:r>
         <w:t>Every other “</w:t>
@@ -5398,13 +5382,7 @@
         <w:t>每隔一個月</w:t>
       </w:r>
     </w:p>
-    <w:p>
-      <w:pPr>
-        <w:rPr>
-          <w:rFonts w:hint="eastAsia"/>
-        </w:rPr>
-      </w:pPr>
-    </w:p>
+    <w:p/>
     <w:p>
       <w:proofErr w:type="spellStart"/>
       <w:r>
@@ -5499,14 +5477,7 @@
           <w:rFonts w:hint="eastAsia"/>
           <w:highlight w:val="yellow"/>
         </w:rPr>
-        <w:t>所有格</w:t>
-      </w:r>
-      <w:r>
-        <w:rPr>
-          <w:rFonts w:hint="eastAsia"/>
-          <w:highlight w:val="yellow"/>
-        </w:rPr>
-        <w:t>形容詞</w:t>
+        <w:t>所有格形容詞</w:t>
       </w:r>
       <w:r>
         <w:rPr>
@@ -5627,13 +5598,7 @@
         <w:t>傑出的</w:t>
       </w:r>
     </w:p>
-    <w:p>
-      <w:pPr>
-        <w:rPr>
-          <w:rFonts w:hint="eastAsia"/>
-        </w:rPr>
-      </w:pPr>
-    </w:p>
+    <w:p/>
     <w:p>
       <w:proofErr w:type="gramStart"/>
       <w:r>
@@ -6218,11 +6183,6 @@
       </w:r>
     </w:p>
     <w:p>
-      <w:pPr>
-        <w:rPr>
-          <w:rFonts w:hint="eastAsia"/>
-        </w:rPr>
-      </w:pPr>
       <w:r>
         <w:rPr>
           <w:rFonts w:hint="eastAsia"/>
@@ -6338,11 +6298,6 @@
       </w:r>
     </w:p>
     <w:p>
-      <w:pPr>
-        <w:rPr>
-          <w:rFonts w:hint="eastAsia"/>
-        </w:rPr>
-      </w:pPr>
       <w:r>
         <w:t xml:space="preserve">  </w:t>
       </w:r>
@@ -6428,10 +6383,7 @@
     </w:p>
     <w:p>
       <w:r>
-        <w:t>footbridge</w:t>
-      </w:r>
-      <w:r>
-        <w:t xml:space="preserve"> n.</w:t>
+        <w:t>footbridge n.</w:t>
       </w:r>
       <w:r>
         <w:rPr>
@@ -6543,13 +6495,7 @@
         <w:t>他坐在同學們當中</w:t>
       </w:r>
     </w:p>
-    <w:p>
-      <w:pPr>
-        <w:rPr>
-          <w:rFonts w:hint="eastAsia"/>
-        </w:rPr>
-      </w:pPr>
-    </w:p>
+    <w:p/>
     <w:p>
       <w:r>
         <w:t xml:space="preserve">Please take extra care of the toddler and </w:t>
@@ -6584,11 +6530,6 @@
       </w:r>
     </w:p>
     <w:p>
-      <w:pPr>
-        <w:rPr>
-          <w:rFonts w:hint="eastAsia"/>
-        </w:rPr>
-      </w:pPr>
       <w:r>
         <w:t>(A)to get</w:t>
       </w:r>
@@ -6761,13 +6702,7 @@
         <w:t>受傷</w:t>
       </w:r>
     </w:p>
-    <w:p>
-      <w:pPr>
-        <w:rPr>
-          <w:rFonts w:hint="eastAsia"/>
-        </w:rPr>
-      </w:pPr>
-    </w:p>
+    <w:p/>
     <w:p>
       <w:r>
         <w:t>Have Let Make(</w:t>
@@ -6925,6 +6860,926 @@
       </w:r>
     </w:p>
     <w:p/>
+    <w:p>
+      <w:r>
+        <w:t xml:space="preserve">The </w:t>
+      </w:r>
+      <w:proofErr w:type="gramStart"/>
+      <w:r>
+        <w:t>brand new</w:t>
+      </w:r>
+      <w:proofErr w:type="gramEnd"/>
+      <w:r>
+        <w:t xml:space="preserve"> carpet </w:t>
+      </w:r>
+      <w:r>
+        <w:rPr>
+          <w:highlight w:val="yellow"/>
+        </w:rPr>
+        <w:t>that</w:t>
+      </w:r>
+      <w:r>
+        <w:t xml:space="preserve"> was delivered last week has a stain.</w:t>
+      </w:r>
+    </w:p>
+    <w:p>
+      <w:r>
+        <w:t>(A)this</w:t>
+      </w:r>
+      <w:r>
+        <w:rPr>
+          <w:highlight w:val="yellow"/>
+        </w:rPr>
+        <w:t>(B)that</w:t>
+      </w:r>
+      <w:r>
+        <w:t>(C)where(D)when</w:t>
+      </w:r>
+    </w:p>
+    <w:p>
+      <w:r>
+        <w:t xml:space="preserve">Brand new </w:t>
+      </w:r>
+      <w:r>
+        <w:rPr>
+          <w:rFonts w:hint="eastAsia"/>
+        </w:rPr>
+        <w:t>全新、</w:t>
+      </w:r>
+      <w:r>
+        <w:t>C</w:t>
+      </w:r>
+      <w:r>
+        <w:t>arpet</w:t>
+      </w:r>
+      <w:r>
+        <w:rPr>
+          <w:rFonts w:hint="eastAsia"/>
+        </w:rPr>
+        <w:t xml:space="preserve"> n</w:t>
+      </w:r>
+      <w:r>
+        <w:t>.</w:t>
+      </w:r>
+      <w:r>
+        <w:rPr>
+          <w:rFonts w:hint="eastAsia"/>
+        </w:rPr>
+        <w:t>地毯、</w:t>
+      </w:r>
+      <w:r>
+        <w:t>stain</w:t>
+      </w:r>
+      <w:r>
+        <w:rPr>
+          <w:rFonts w:hint="eastAsia"/>
+        </w:rPr>
+        <w:t xml:space="preserve"> v</w:t>
+      </w:r>
+      <w:r>
+        <w:t>.</w:t>
+      </w:r>
+      <w:r>
+        <w:rPr>
+          <w:rFonts w:hint="eastAsia"/>
+        </w:rPr>
+        <w:t>弄髒</w:t>
+      </w:r>
+      <w:r>
+        <w:rPr>
+          <w:rFonts w:hint="eastAsia"/>
+        </w:rPr>
+        <w:t>,</w:t>
+      </w:r>
+      <w:r>
+        <w:t>n.</w:t>
+      </w:r>
+      <w:r>
+        <w:rPr>
+          <w:rFonts w:hint="eastAsia"/>
+        </w:rPr>
+        <w:t>汙垢</w:t>
+      </w:r>
+    </w:p>
+    <w:p>
+      <w:r>
+        <w:t>Was delivered(v1)+has(v2)</w:t>
+      </w:r>
+      <w:r>
+        <w:rPr>
+          <w:rFonts w:hint="eastAsia"/>
+        </w:rPr>
+        <w:t>，因此需要連接詞</w:t>
+      </w:r>
+    </w:p>
+    <w:p>
+      <w:r>
+        <w:rPr>
+          <w:rFonts w:hint="eastAsia"/>
+        </w:rPr>
+        <w:t>形容詞子句的</w:t>
+      </w:r>
+      <w:r>
+        <w:t>Where/When/How/</w:t>
+      </w:r>
+      <w:proofErr w:type="spellStart"/>
+      <w:r>
+        <w:t>Why+S+V</w:t>
+      </w:r>
+      <w:proofErr w:type="spellEnd"/>
+      <w:r>
+        <w:t>:</w:t>
+      </w:r>
+    </w:p>
+    <w:p>
+      <w:r>
+        <w:t xml:space="preserve">Ex: I </w:t>
+      </w:r>
+      <w:proofErr w:type="spellStart"/>
+      <w:proofErr w:type="gramStart"/>
+      <w:r>
+        <w:t>don,t</w:t>
+      </w:r>
+      <w:proofErr w:type="spellEnd"/>
+      <w:proofErr w:type="gramEnd"/>
+      <w:r>
+        <w:t xml:space="preserve"> know the date when I have time.</w:t>
+      </w:r>
+    </w:p>
+    <w:p>
+      <w:r>
+        <w:rPr>
+          <w:rFonts w:hint="eastAsia"/>
+        </w:rPr>
+        <w:t>因此要選</w:t>
+      </w:r>
+      <w:r>
+        <w:t>that</w:t>
+      </w:r>
+    </w:p>
+    <w:p>
+      <w:r>
+        <w:rPr>
+          <w:highlight w:val="yellow"/>
+        </w:rPr>
+        <w:t>that</w:t>
+      </w:r>
+      <w:r>
+        <w:t xml:space="preserve"> was delivered last week</w:t>
+      </w:r>
+      <w:r>
+        <w:rPr>
+          <w:rFonts w:hint="eastAsia"/>
+        </w:rPr>
+        <w:t xml:space="preserve"> </w:t>
+      </w:r>
+      <w:r>
+        <w:t>-&gt;</w:t>
+      </w:r>
+      <w:r>
+        <w:rPr>
+          <w:rFonts w:hint="eastAsia"/>
+        </w:rPr>
+        <w:t>形容詞字句</w:t>
+      </w:r>
+    </w:p>
+    <w:p/>
+    <w:p>
+      <w:r>
+        <w:t xml:space="preserve">The </w:t>
+      </w:r>
+      <w:r>
+        <w:rPr>
+          <w:highlight w:val="yellow"/>
+        </w:rPr>
+        <w:t>publisher</w:t>
+      </w:r>
+      <w:r>
+        <w:t xml:space="preserve"> of NX Magazine issued an official apology for the delay in their February post.</w:t>
+      </w:r>
+    </w:p>
+    <w:p>
+      <w:r>
+        <w:rPr>
+          <w:highlight w:val="yellow"/>
+        </w:rPr>
+        <w:t>(A)</w:t>
+      </w:r>
+      <w:r>
+        <w:rPr>
+          <w:highlight w:val="yellow"/>
+        </w:rPr>
+        <w:t>publisher</w:t>
+      </w:r>
+      <w:r>
+        <w:rPr>
+          <w:highlight w:val="yellow"/>
+        </w:rPr>
+        <w:t xml:space="preserve"> N</w:t>
+      </w:r>
+      <w:r>
+        <w:rPr>
+          <w:rFonts w:hint="eastAsia"/>
+          <w:highlight w:val="yellow"/>
+        </w:rPr>
+        <w:t>出版商</w:t>
+      </w:r>
+      <w:r>
+        <w:rPr>
+          <w:rFonts w:hint="eastAsia"/>
+        </w:rPr>
+        <w:t>(</w:t>
+      </w:r>
+      <w:r>
+        <w:rPr>
+          <w:rFonts w:hint="eastAsia"/>
+        </w:rPr>
+        <w:t>人</w:t>
+      </w:r>
+      <w:r>
+        <w:rPr>
+          <w:rFonts w:hint="eastAsia"/>
+        </w:rPr>
+        <w:t>)</w:t>
+      </w:r>
+      <w:r>
+        <w:t>(B)publication</w:t>
+      </w:r>
+      <w:r>
+        <w:rPr>
+          <w:rFonts w:hint="eastAsia"/>
+        </w:rPr>
+        <w:t xml:space="preserve"> </w:t>
+      </w:r>
+      <w:r>
+        <w:t>N</w:t>
+      </w:r>
+      <w:r>
+        <w:rPr>
+          <w:rFonts w:hint="eastAsia"/>
+        </w:rPr>
+        <w:t>刊登物</w:t>
+      </w:r>
+      <w:r>
+        <w:t>(C)publishing</w:t>
+      </w:r>
+      <w:r>
+        <w:rPr>
+          <w:rFonts w:hint="eastAsia"/>
+        </w:rPr>
+        <w:t>現在分詞</w:t>
+      </w:r>
+      <w:r>
+        <w:rPr>
+          <w:rFonts w:hint="eastAsia"/>
+        </w:rPr>
+        <w:t>(</w:t>
+      </w:r>
+      <w:r>
+        <w:t>V/Adj/N)</w:t>
+      </w:r>
+      <w:r>
+        <w:t>(D)published</w:t>
+      </w:r>
+      <w:r>
+        <w:rPr>
+          <w:rFonts w:hint="eastAsia"/>
+        </w:rPr>
+        <w:t>過去分詞</w:t>
+      </w:r>
+      <w:r>
+        <w:rPr>
+          <w:rFonts w:hint="eastAsia"/>
+        </w:rPr>
+        <w:t>(</w:t>
+      </w:r>
+      <w:r>
+        <w:t>Ved/PP)</w:t>
+      </w:r>
+    </w:p>
+    <w:p>
+      <w:r>
+        <w:t>Magazine n.</w:t>
+      </w:r>
+      <w:r>
+        <w:rPr>
+          <w:rFonts w:hint="eastAsia"/>
+        </w:rPr>
+        <w:t>雜誌、</w:t>
+      </w:r>
+      <w:r>
+        <w:t>I</w:t>
+      </w:r>
+      <w:r>
+        <w:t>ssue</w:t>
+      </w:r>
+      <w:r>
+        <w:t xml:space="preserve"> n.</w:t>
+      </w:r>
+      <w:r>
+        <w:rPr>
+          <w:rFonts w:hint="eastAsia"/>
+        </w:rPr>
+        <w:t>問題</w:t>
+      </w:r>
+      <w:r>
+        <w:rPr>
+          <w:rFonts w:hint="eastAsia"/>
+        </w:rPr>
+        <w:t>,</w:t>
+      </w:r>
+      <w:r>
+        <w:t>v.</w:t>
+      </w:r>
+      <w:r>
+        <w:rPr>
+          <w:rFonts w:hint="eastAsia"/>
+        </w:rPr>
+        <w:t>發布、</w:t>
+      </w:r>
+      <w:r>
+        <w:t>official</w:t>
+      </w:r>
+      <w:r>
+        <w:rPr>
+          <w:rFonts w:hint="eastAsia"/>
+        </w:rPr>
+        <w:t xml:space="preserve"> </w:t>
+      </w:r>
+      <w:r>
+        <w:t xml:space="preserve">adj </w:t>
+      </w:r>
+      <w:r>
+        <w:rPr>
+          <w:rFonts w:hint="eastAsia"/>
+        </w:rPr>
+        <w:t>正式的、</w:t>
+      </w:r>
+      <w:r>
+        <w:rPr>
+          <w:rFonts w:hint="eastAsia"/>
+        </w:rPr>
+        <w:t>a</w:t>
+      </w:r>
+      <w:r>
+        <w:t>pology(N)</w:t>
+      </w:r>
+      <w:r>
+        <w:rPr>
+          <w:rFonts w:hint="eastAsia"/>
+        </w:rPr>
+        <w:t>、</w:t>
+      </w:r>
+      <w:r>
+        <w:rPr>
+          <w:rFonts w:hint="eastAsia"/>
+        </w:rPr>
+        <w:lastRenderedPageBreak/>
+        <w:t>a</w:t>
+      </w:r>
+      <w:r>
+        <w:t>pologize(V)</w:t>
+      </w:r>
+    </w:p>
+    <w:p>
+      <w:pPr>
+        <w:rPr>
+          <w:rFonts w:hint="eastAsia"/>
+        </w:rPr>
+      </w:pPr>
+      <w:proofErr w:type="gramStart"/>
+      <w:r>
+        <w:t>Apologetic(</w:t>
+      </w:r>
+      <w:proofErr w:type="gramEnd"/>
+      <w:r>
+        <w:t>Adj)</w:t>
+      </w:r>
+    </w:p>
+    <w:p>
+      <w:r>
+        <w:t>The/A/An(</w:t>
+      </w:r>
+      <w:r>
+        <w:rPr>
+          <w:rFonts w:hint="eastAsia"/>
+        </w:rPr>
+        <w:t>冠詞</w:t>
+      </w:r>
+      <w:r>
+        <w:rPr>
+          <w:rFonts w:hint="eastAsia"/>
+        </w:rPr>
+        <w:t>)</w:t>
+      </w:r>
+      <w:r>
+        <w:t>+N: The person</w:t>
+      </w:r>
+    </w:p>
+    <w:p>
+      <w:r>
+        <w:t>Ving(</w:t>
+      </w:r>
+      <w:r>
+        <w:rPr>
+          <w:rFonts w:hint="eastAsia"/>
+        </w:rPr>
+        <w:t>動名詞</w:t>
+      </w:r>
+      <w:r>
+        <w:rPr>
+          <w:rFonts w:hint="eastAsia"/>
+        </w:rPr>
+        <w:t>)</w:t>
+      </w:r>
+      <w:r>
+        <w:rPr>
+          <w:rFonts w:hint="eastAsia"/>
+        </w:rPr>
+        <w:t>通常會接</w:t>
+      </w:r>
+      <w:r>
+        <w:t>N</w:t>
+      </w:r>
+      <w:r>
+        <w:rPr>
+          <w:rFonts w:hint="eastAsia"/>
+        </w:rPr>
+        <w:t>:</w:t>
+      </w:r>
+    </w:p>
+    <w:p>
+      <w:r>
+        <w:t>Buying can be stressful?</w:t>
+      </w:r>
+    </w:p>
+    <w:p>
+      <w:r>
+        <w:t xml:space="preserve">Buying a </w:t>
+      </w:r>
+      <w:r>
+        <w:rPr>
+          <w:highlight w:val="yellow"/>
+        </w:rPr>
+        <w:t>house</w:t>
+      </w:r>
+      <w:r>
+        <w:t xml:space="preserve"> can be stressful</w:t>
+      </w:r>
+    </w:p>
+    <w:p/>
+    <w:p>
+      <w:r>
+        <w:t xml:space="preserve">If signs of inadaptation </w:t>
+      </w:r>
+      <w:proofErr w:type="spellStart"/>
+      <w:proofErr w:type="gramStart"/>
+      <w:r>
+        <w:t>persist,we</w:t>
+      </w:r>
+      <w:proofErr w:type="spellEnd"/>
+      <w:proofErr w:type="gramEnd"/>
+      <w:r>
+        <w:t xml:space="preserve"> </w:t>
+      </w:r>
+      <w:r>
+        <w:rPr>
+          <w:color w:val="FF0000"/>
+        </w:rPr>
+        <w:t xml:space="preserve">suggest </w:t>
+      </w:r>
+      <w:r>
+        <w:t xml:space="preserve">that </w:t>
+      </w:r>
+      <w:proofErr w:type="spellStart"/>
+      <w:r>
+        <w:t>Mr.Sullivan</w:t>
+      </w:r>
+      <w:proofErr w:type="spellEnd"/>
+      <w:r>
+        <w:t xml:space="preserve"> </w:t>
+      </w:r>
+      <w:r>
+        <w:rPr>
+          <w:highlight w:val="yellow"/>
+        </w:rPr>
+        <w:t>be transferred</w:t>
+      </w:r>
+      <w:r>
+        <w:t xml:space="preserve"> to another department.</w:t>
+      </w:r>
+    </w:p>
+    <w:p>
+      <w:pPr>
+        <w:rPr>
+          <w:rFonts w:hint="eastAsia"/>
+        </w:rPr>
+      </w:pPr>
+      <w:r>
+        <w:t>(A)transfers</w:t>
+      </w:r>
+      <w:r>
+        <w:rPr>
+          <w:rFonts w:hint="eastAsia"/>
+        </w:rPr>
+        <w:t>現在簡單式</w:t>
+      </w:r>
+      <w:r>
+        <w:rPr>
+          <w:rFonts w:hint="eastAsia"/>
+        </w:rPr>
+        <w:t>(</w:t>
+      </w:r>
+      <w:r>
+        <w:rPr>
+          <w:rFonts w:hint="eastAsia"/>
+        </w:rPr>
+        <w:t>主動</w:t>
+      </w:r>
+      <w:r>
+        <w:rPr>
+          <w:rFonts w:hint="eastAsia"/>
+        </w:rPr>
+        <w:t>)</w:t>
+      </w:r>
+      <w:r>
+        <w:t>Vs</w:t>
+      </w:r>
+      <w:r>
+        <w:t>(B)is transferred</w:t>
+      </w:r>
+      <w:r>
+        <w:rPr>
+          <w:rFonts w:hint="eastAsia"/>
+        </w:rPr>
+        <w:t>現在簡單式</w:t>
+      </w:r>
+      <w:r>
+        <w:rPr>
+          <w:rFonts w:hint="eastAsia"/>
+        </w:rPr>
+        <w:t>(</w:t>
+      </w:r>
+      <w:r>
+        <w:rPr>
+          <w:rFonts w:hint="eastAsia"/>
+        </w:rPr>
+        <w:t>被動</w:t>
+      </w:r>
+      <w:r>
+        <w:rPr>
+          <w:rFonts w:hint="eastAsia"/>
+        </w:rPr>
+        <w:t>)</w:t>
+      </w:r>
+      <w:r>
+        <w:t xml:space="preserve"> am/is/are PP</w:t>
+      </w:r>
+      <w:r>
+        <w:t>(C)to transfer</w:t>
+      </w:r>
+      <w:proofErr w:type="gramStart"/>
+      <w:r>
+        <w:rPr>
+          <w:rFonts w:hint="eastAsia"/>
+        </w:rPr>
+        <w:t>不定詞</w:t>
+      </w:r>
+      <w:proofErr w:type="gramEnd"/>
+      <w:r>
+        <w:rPr>
+          <w:highlight w:val="yellow"/>
+        </w:rPr>
+        <w:t>(D)be transferred</w:t>
+      </w:r>
+      <w:r>
+        <w:rPr>
+          <w:rFonts w:hint="eastAsia"/>
+          <w:highlight w:val="yellow"/>
+        </w:rPr>
+        <w:t>被動語態</w:t>
+      </w:r>
+      <w:r>
+        <w:rPr>
+          <w:rFonts w:hint="eastAsia"/>
+          <w:highlight w:val="yellow"/>
+        </w:rPr>
+        <w:t>(</w:t>
+      </w:r>
+      <w:r>
+        <w:rPr>
+          <w:rFonts w:hint="eastAsia"/>
+          <w:highlight w:val="yellow"/>
+        </w:rPr>
+        <w:t>原</w:t>
+      </w:r>
+      <w:r>
+        <w:rPr>
+          <w:rFonts w:hint="eastAsia"/>
+          <w:highlight w:val="yellow"/>
+        </w:rPr>
+        <w:t>V</w:t>
+      </w:r>
+      <w:r>
+        <w:rPr>
+          <w:highlight w:val="yellow"/>
+        </w:rPr>
+        <w:t>)</w:t>
+      </w:r>
+    </w:p>
+    <w:p>
+      <w:r>
+        <w:t>Sign v.</w:t>
+      </w:r>
+      <w:r>
+        <w:rPr>
+          <w:rFonts w:hint="eastAsia"/>
+        </w:rPr>
+        <w:t>簽名</w:t>
+      </w:r>
+      <w:r>
+        <w:rPr>
+          <w:rFonts w:hint="eastAsia"/>
+        </w:rPr>
+        <w:t>,</w:t>
+      </w:r>
+      <w:r>
+        <w:t>n.</w:t>
+      </w:r>
+      <w:r>
+        <w:rPr>
+          <w:rFonts w:hint="eastAsia"/>
+        </w:rPr>
+        <w:t>標誌</w:t>
+      </w:r>
+      <w:r>
+        <w:rPr>
+          <w:rFonts w:hint="eastAsia"/>
+        </w:rPr>
+        <w:t>/</w:t>
+      </w:r>
+      <w:r>
+        <w:rPr>
+          <w:rFonts w:hint="eastAsia"/>
+        </w:rPr>
+        <w:t>徵兆、</w:t>
+      </w:r>
+      <w:r>
+        <w:t>inadaptation</w:t>
+      </w:r>
+      <w:r>
+        <w:t xml:space="preserve"> n.</w:t>
+      </w:r>
+      <w:r>
+        <w:rPr>
+          <w:rFonts w:hint="eastAsia"/>
+        </w:rPr>
+        <w:t>不適應的、</w:t>
+      </w:r>
+      <w:r>
+        <w:t>persist v.</w:t>
+      </w:r>
+      <w:r>
+        <w:rPr>
+          <w:rFonts w:hint="eastAsia"/>
+        </w:rPr>
+        <w:t>持續</w:t>
+      </w:r>
+      <w:r>
+        <w:rPr>
+          <w:rFonts w:hint="eastAsia"/>
+        </w:rPr>
+        <w:t>/</w:t>
+      </w:r>
+      <w:r>
+        <w:rPr>
+          <w:rFonts w:hint="eastAsia"/>
+        </w:rPr>
+        <w:t>堅持</w:t>
+      </w:r>
+    </w:p>
+    <w:p>
+      <w:r>
+        <w:t>Another</w:t>
+      </w:r>
+      <w:r>
+        <w:rPr>
+          <w:rFonts w:hint="eastAsia"/>
+        </w:rPr>
+        <w:t>另一個、</w:t>
+      </w:r>
+      <w:r>
+        <w:t>transfers</w:t>
+      </w:r>
+      <w:r>
+        <w:rPr>
+          <w:rFonts w:hint="eastAsia"/>
+        </w:rPr>
+        <w:t xml:space="preserve"> v</w:t>
+      </w:r>
+      <w:r>
+        <w:rPr>
+          <w:rFonts w:hint="eastAsia"/>
+        </w:rPr>
+        <w:t>轉調</w:t>
+      </w:r>
+    </w:p>
+    <w:p>
+      <w:pPr>
+        <w:rPr>
+          <w:rFonts w:hint="eastAsia"/>
+        </w:rPr>
+      </w:pPr>
+    </w:p>
+    <w:p>
+      <w:proofErr w:type="gramStart"/>
+      <w:r>
+        <w:rPr>
+          <w:rFonts w:hint="eastAsia"/>
+        </w:rPr>
+        <w:t>不定詞</w:t>
+      </w:r>
+      <w:proofErr w:type="gramEnd"/>
+      <w:r>
+        <w:rPr>
+          <w:rFonts w:hint="eastAsia"/>
+        </w:rPr>
+        <w:t>(</w:t>
+      </w:r>
+      <w:r>
+        <w:t>to</w:t>
+      </w:r>
+      <w:r>
+        <w:rPr>
+          <w:rFonts w:hint="eastAsia"/>
+        </w:rPr>
+        <w:t>原</w:t>
+      </w:r>
+      <w:r>
+        <w:t>V):</w:t>
+      </w:r>
+      <w:r>
+        <w:rPr>
+          <w:rFonts w:hint="eastAsia"/>
+        </w:rPr>
+        <w:t>常為名詞、形容詞、副詞</w:t>
+      </w:r>
+    </w:p>
+    <w:p>
+      <w:r>
+        <w:t>I want to get 830 for my TOEIC(</w:t>
+      </w:r>
+      <w:r>
+        <w:rPr>
+          <w:rFonts w:hint="eastAsia"/>
+        </w:rPr>
+        <w:t>名詞</w:t>
+      </w:r>
+      <w:r>
+        <w:rPr>
+          <w:rFonts w:hint="eastAsia"/>
+        </w:rPr>
+        <w:t>)</w:t>
+      </w:r>
+    </w:p>
+    <w:p>
+      <w:r>
+        <w:rPr>
+          <w:rFonts w:hint="eastAsia"/>
+        </w:rPr>
+        <w:t>I</w:t>
+      </w:r>
+      <w:r>
+        <w:t xml:space="preserve"> want you to improve(</w:t>
+      </w:r>
+      <w:r>
+        <w:rPr>
+          <w:rFonts w:hint="eastAsia"/>
+        </w:rPr>
+        <w:t>形容詞</w:t>
+      </w:r>
+      <w:r>
+        <w:rPr>
+          <w:rFonts w:hint="eastAsia"/>
+        </w:rPr>
+        <w:t>)</w:t>
+      </w:r>
+    </w:p>
+    <w:p>
+      <w:r>
+        <w:t>I want happy to help you out(</w:t>
+      </w:r>
+      <w:r>
+        <w:rPr>
+          <w:rFonts w:hint="eastAsia"/>
+        </w:rPr>
+        <w:t>副詞</w:t>
+      </w:r>
+      <w:r>
+        <w:rPr>
+          <w:rFonts w:hint="eastAsia"/>
+        </w:rPr>
+        <w:t>)</w:t>
+      </w:r>
+    </w:p>
+    <w:p>
+      <w:r>
+        <w:t>That</w:t>
+      </w:r>
+      <w:r>
+        <w:rPr>
+          <w:rFonts w:hint="eastAsia"/>
+        </w:rPr>
+        <w:t>後面要接</w:t>
+      </w:r>
+      <w:proofErr w:type="spellStart"/>
+      <w:r>
+        <w:rPr>
+          <w:rFonts w:hint="eastAsia"/>
+        </w:rPr>
+        <w:t>s</w:t>
+      </w:r>
+      <w:r>
+        <w:t>+v</w:t>
+      </w:r>
+      <w:proofErr w:type="spellEnd"/>
+      <w:r>
+        <w:rPr>
+          <w:rFonts w:hint="eastAsia"/>
+        </w:rPr>
+        <w:t>，因此不能選</w:t>
+      </w:r>
+      <w:r>
+        <w:rPr>
+          <w:rFonts w:hint="eastAsia"/>
+        </w:rPr>
+        <w:t>c</w:t>
+      </w:r>
+    </w:p>
+    <w:p/>
+    <w:p>
+      <w:r>
+        <w:t>S+*</w:t>
+      </w:r>
+      <w:proofErr w:type="spellStart"/>
+      <w:r>
+        <w:t>V+that+S</w:t>
+      </w:r>
+      <w:proofErr w:type="spellEnd"/>
+      <w:r>
+        <w:t>+</w:t>
+      </w:r>
+      <w:r>
+        <w:rPr>
+          <w:rFonts w:hint="eastAsia"/>
+        </w:rPr>
+        <w:t>原</w:t>
+      </w:r>
+      <w:r>
+        <w:rPr>
+          <w:rFonts w:hint="eastAsia"/>
+        </w:rPr>
+        <w:t>V</w:t>
+      </w:r>
+      <w:r>
+        <w:t>:</w:t>
+      </w:r>
+    </w:p>
+    <w:p>
+      <w:proofErr w:type="gramStart"/>
+      <w:r>
+        <w:rPr>
+          <w:rFonts w:hint="eastAsia"/>
+        </w:rPr>
+        <w:t>多益常見</w:t>
+      </w:r>
+      <w:proofErr w:type="gramEnd"/>
+      <w:r>
+        <w:rPr>
+          <w:rFonts w:hint="eastAsia"/>
+        </w:rPr>
+        <w:t>*</w:t>
+      </w:r>
+      <w:r>
+        <w:t>V:</w:t>
+      </w:r>
+      <w:r>
+        <w:rPr>
+          <w:rFonts w:hint="eastAsia"/>
+        </w:rPr>
+        <w:t xml:space="preserve"> </w:t>
+      </w:r>
+      <w:r>
+        <w:t>suggest/propse/recommend/advise/urge/command/insist/request/require</w:t>
+      </w:r>
+    </w:p>
+    <w:p>
+      <w:pPr>
+        <w:rPr>
+          <w:rFonts w:hint="eastAsia"/>
+        </w:rPr>
+      </w:pPr>
+    </w:p>
     <w:p>
       <w:pPr>
         <w:rPr>
@@ -6943,7 +7798,7 @@
 </file>
 
 <file path=word/endnotes.xml><?xml version="1.0" encoding="utf-8"?>
-<w:endnotes xmlns:wpc="http://schemas.microsoft.com/office/word/2010/wordprocessingCanvas" xmlns:cx="http://schemas.microsoft.com/office/drawing/2014/chartex" xmlns:cx1="http://schemas.microsoft.com/office/drawing/2015/9/8/chartex" xmlns:cx2="http://schemas.microsoft.com/office/drawing/2015/10/21/chartex" xmlns:cx3="http://schemas.microsoft.com/office/drawing/2016/5/9/chartex" xmlns:cx4="http://schemas.microsoft.com/office/drawing/2016/5/10/chartex" xmlns:cx5="http://schemas.microsoft.com/office/drawing/2016/5/11/chartex" xmlns:cx6="http://schemas.microsoft.com/office/drawing/2016/5/12/chartex" xmlns:cx7="http://schemas.microsoft.com/office/drawing/2016/5/13/chartex" xmlns:cx8="http://schemas.microsoft.com/office/drawing/2016/5/14/chartex" xmlns:mc="http://schemas.openxmlformats.org/markup-compatibility/2006" xmlns:aink="http://schemas.microsoft.com/office/drawing/2016/ink" xmlns:am3d="http://schemas.microsoft.com/office/drawing/2017/model3d" xmlns:o="urn:schemas-microsoft-com:office:office" xmlns:r="http://schemas.openxmlformats.org/officeDocument/2006/relationships" xmlns:m="http://schemas.openxmlformats.org/officeDocument/2006/math" xmlns:v="urn:schemas-microsoft-com:vml" xmlns:wp14="http://schemas.microsoft.com/office/word/2010/wordprocessingDrawing" xmlns:wp="http://schemas.openxmlformats.org/drawingml/2006/wordprocessingDrawing" xmlns:w10="urn:schemas-microsoft-com:office:word" xmlns:w="http://schemas.openxmlformats.org/wordprocessingml/2006/main" xmlns:w14="http://schemas.microsoft.com/office/word/2010/wordml" xmlns:w15="http://schemas.microsoft.com/office/word/2012/wordml" xmlns:w16cex="http://schemas.microsoft.com/office/word/2018/wordml/cex" xmlns:w16cid="http://schemas.microsoft.com/office/word/2016/wordml/cid" xmlns:w16="http://schemas.microsoft.com/office/word/2018/wordml" xmlns:w16sdtdh="http://schemas.microsoft.com/office/word/2020/wordml/sdtdatahash" xmlns:w16se="http://schemas.microsoft.com/office/word/2015/wordml/symex" xmlns:wpg="http://schemas.microsoft.com/office/word/2010/wordprocessingGroup" xmlns:wpi="http://schemas.microsoft.com/office/word/2010/wordprocessingInk" xmlns:wne="http://schemas.microsoft.com/office/word/2006/wordml" xmlns:wps="http://schemas.microsoft.com/office/word/2010/wordprocessingShape" mc:Ignorable="w14 w15 w16se w16cid w16 w16cex w16sdtdh wp14">
+<w:endnotes xmlns:wpc="http://schemas.microsoft.com/office/word/2010/wordprocessingCanvas" xmlns:cx="http://schemas.microsoft.com/office/drawing/2014/chartex" xmlns:cx1="http://schemas.microsoft.com/office/drawing/2015/9/8/chartex" xmlns:cx2="http://schemas.microsoft.com/office/drawing/2015/10/21/chartex" xmlns:cx3="http://schemas.microsoft.com/office/drawing/2016/5/9/chartex" xmlns:cx4="http://schemas.microsoft.com/office/drawing/2016/5/10/chartex" xmlns:cx5="http://schemas.microsoft.com/office/drawing/2016/5/11/chartex" xmlns:cx6="http://schemas.microsoft.com/office/drawing/2016/5/12/chartex" xmlns:cx7="http://schemas.microsoft.com/office/drawing/2016/5/13/chartex" xmlns:cx8="http://schemas.microsoft.com/office/drawing/2016/5/14/chartex" xmlns:mc="http://schemas.openxmlformats.org/markup-compatibility/2006" xmlns:aink="http://schemas.microsoft.com/office/drawing/2016/ink" xmlns:am3d="http://schemas.microsoft.com/office/drawing/2017/model3d" xmlns:o="urn:schemas-microsoft-com:office:office" xmlns:oel="http://schemas.microsoft.com/office/2019/extlst" xmlns:r="http://schemas.openxmlformats.org/officeDocument/2006/relationships" xmlns:m="http://schemas.openxmlformats.org/officeDocument/2006/math" xmlns:v="urn:schemas-microsoft-com:vml" xmlns:wp14="http://schemas.microsoft.com/office/word/2010/wordprocessingDrawing" xmlns:wp="http://schemas.openxmlformats.org/drawingml/2006/wordprocessingDrawing" xmlns:w10="urn:schemas-microsoft-com:office:word" xmlns:w="http://schemas.openxmlformats.org/wordprocessingml/2006/main" xmlns:w14="http://schemas.microsoft.com/office/word/2010/wordml" xmlns:w15="http://schemas.microsoft.com/office/word/2012/wordml" xmlns:w16cex="http://schemas.microsoft.com/office/word/2018/wordml/cex" xmlns:w16cid="http://schemas.microsoft.com/office/word/2016/wordml/cid" xmlns:w16="http://schemas.microsoft.com/office/word/2018/wordml" xmlns:w16du="http://schemas.microsoft.com/office/word/2023/wordml/word16du" xmlns:w16sdtdh="http://schemas.microsoft.com/office/word/2020/wordml/sdtdatahash" xmlns:w16se="http://schemas.microsoft.com/office/word/2015/wordml/symex" xmlns:wpg="http://schemas.microsoft.com/office/word/2010/wordprocessingGroup" xmlns:wpi="http://schemas.microsoft.com/office/word/2010/wordprocessingInk" xmlns:wne="http://schemas.microsoft.com/office/word/2006/wordml" xmlns:wps="http://schemas.microsoft.com/office/word/2010/wordprocessingShape" mc:Ignorable="w14 w15 w16se w16cid w16 w16cex w16sdtdh wp14">
   <w:endnote w:type="separator" w:id="-1">
     <w:p>
       <w:r>
@@ -6962,7 +7817,7 @@
 </file>
 
 <file path=word/footnotes.xml><?xml version="1.0" encoding="utf-8"?>
-<w:footnotes xmlns:wpc="http://schemas.microsoft.com/office/word/2010/wordprocessingCanvas" xmlns:cx="http://schemas.microsoft.com/office/drawing/2014/chartex" xmlns:cx1="http://schemas.microsoft.com/office/drawing/2015/9/8/chartex" xmlns:cx2="http://schemas.microsoft.com/office/drawing/2015/10/21/chartex" xmlns:cx3="http://schemas.microsoft.com/office/drawing/2016/5/9/chartex" xmlns:cx4="http://schemas.microsoft.com/office/drawing/2016/5/10/chartex" xmlns:cx5="http://schemas.microsoft.com/office/drawing/2016/5/11/chartex" xmlns:cx6="http://schemas.microsoft.com/office/drawing/2016/5/12/chartex" xmlns:cx7="http://schemas.microsoft.com/office/drawing/2016/5/13/chartex" xmlns:cx8="http://schemas.microsoft.com/office/drawing/2016/5/14/chartex" xmlns:mc="http://schemas.openxmlformats.org/markup-compatibility/2006" xmlns:aink="http://schemas.microsoft.com/office/drawing/2016/ink" xmlns:am3d="http://schemas.microsoft.com/office/drawing/2017/model3d" xmlns:o="urn:schemas-microsoft-com:office:office" xmlns:r="http://schemas.openxmlformats.org/officeDocument/2006/relationships" xmlns:m="http://schemas.openxmlformats.org/officeDocument/2006/math" xmlns:v="urn:schemas-microsoft-com:vml" xmlns:wp14="http://schemas.microsoft.com/office/word/2010/wordprocessingDrawing" xmlns:wp="http://schemas.openxmlformats.org/drawingml/2006/wordprocessingDrawing" xmlns:w10="urn:schemas-microsoft-com:office:word" xmlns:w="http://schemas.openxmlformats.org/wordprocessingml/2006/main" xmlns:w14="http://schemas.microsoft.com/office/word/2010/wordml" xmlns:w15="http://schemas.microsoft.com/office/word/2012/wordml" xmlns:w16cex="http://schemas.microsoft.com/office/word/2018/wordml/cex" xmlns:w16cid="http://schemas.microsoft.com/office/word/2016/wordml/cid" xmlns:w16="http://schemas.microsoft.com/office/word/2018/wordml" xmlns:w16sdtdh="http://schemas.microsoft.com/office/word/2020/wordml/sdtdatahash" xmlns:w16se="http://schemas.microsoft.com/office/word/2015/wordml/symex" xmlns:wpg="http://schemas.microsoft.com/office/word/2010/wordprocessingGroup" xmlns:wpi="http://schemas.microsoft.com/office/word/2010/wordprocessingInk" xmlns:wne="http://schemas.microsoft.com/office/word/2006/wordml" xmlns:wps="http://schemas.microsoft.com/office/word/2010/wordprocessingShape" mc:Ignorable="w14 w15 w16se w16cid w16 w16cex w16sdtdh wp14">
+<w:footnotes xmlns:wpc="http://schemas.microsoft.com/office/word/2010/wordprocessingCanvas" xmlns:cx="http://schemas.microsoft.com/office/drawing/2014/chartex" xmlns:cx1="http://schemas.microsoft.com/office/drawing/2015/9/8/chartex" xmlns:cx2="http://schemas.microsoft.com/office/drawing/2015/10/21/chartex" xmlns:cx3="http://schemas.microsoft.com/office/drawing/2016/5/9/chartex" xmlns:cx4="http://schemas.microsoft.com/office/drawing/2016/5/10/chartex" xmlns:cx5="http://schemas.microsoft.com/office/drawing/2016/5/11/chartex" xmlns:cx6="http://schemas.microsoft.com/office/drawing/2016/5/12/chartex" xmlns:cx7="http://schemas.microsoft.com/office/drawing/2016/5/13/chartex" xmlns:cx8="http://schemas.microsoft.com/office/drawing/2016/5/14/chartex" xmlns:mc="http://schemas.openxmlformats.org/markup-compatibility/2006" xmlns:aink="http://schemas.microsoft.com/office/drawing/2016/ink" xmlns:am3d="http://schemas.microsoft.com/office/drawing/2017/model3d" xmlns:o="urn:schemas-microsoft-com:office:office" xmlns:oel="http://schemas.microsoft.com/office/2019/extlst" xmlns:r="http://schemas.openxmlformats.org/officeDocument/2006/relationships" xmlns:m="http://schemas.openxmlformats.org/officeDocument/2006/math" xmlns:v="urn:schemas-microsoft-com:vml" xmlns:wp14="http://schemas.microsoft.com/office/word/2010/wordprocessingDrawing" xmlns:wp="http://schemas.openxmlformats.org/drawingml/2006/wordprocessingDrawing" xmlns:w10="urn:schemas-microsoft-com:office:word" xmlns:w="http://schemas.openxmlformats.org/wordprocessingml/2006/main" xmlns:w14="http://schemas.microsoft.com/office/word/2010/wordml" xmlns:w15="http://schemas.microsoft.com/office/word/2012/wordml" xmlns:w16cex="http://schemas.microsoft.com/office/word/2018/wordml/cex" xmlns:w16cid="http://schemas.microsoft.com/office/word/2016/wordml/cid" xmlns:w16="http://schemas.microsoft.com/office/word/2018/wordml" xmlns:w16du="http://schemas.microsoft.com/office/word/2023/wordml/word16du" xmlns:w16sdtdh="http://schemas.microsoft.com/office/word/2020/wordml/sdtdatahash" xmlns:w16se="http://schemas.microsoft.com/office/word/2015/wordml/symex" xmlns:wpg="http://schemas.microsoft.com/office/word/2010/wordprocessingGroup" xmlns:wpi="http://schemas.microsoft.com/office/word/2010/wordprocessingInk" xmlns:wne="http://schemas.microsoft.com/office/word/2006/wordml" xmlns:wps="http://schemas.microsoft.com/office/word/2010/wordprocessingShape" mc:Ignorable="w14 w15 w16se w16cid w16 w16cex w16sdtdh wp14">
   <w:footnote w:type="separator" w:id="-1">
     <w:p>
       <w:r>
@@ -6981,8 +7836,186 @@
 </file>
 
 <file path=word/numbering.xml><?xml version="1.0" encoding="utf-8"?>
-<w:numbering xmlns:wpc="http://schemas.microsoft.com/office/word/2010/wordprocessingCanvas" xmlns:cx="http://schemas.microsoft.com/office/drawing/2014/chartex" xmlns:cx1="http://schemas.microsoft.com/office/drawing/2015/9/8/chartex" xmlns:cx2="http://schemas.microsoft.com/office/drawing/2015/10/21/chartex" xmlns:cx3="http://schemas.microsoft.com/office/drawing/2016/5/9/chartex" xmlns:cx4="http://schemas.microsoft.com/office/drawing/2016/5/10/chartex" xmlns:cx5="http://schemas.microsoft.com/office/drawing/2016/5/11/chartex" xmlns:cx6="http://schemas.microsoft.com/office/drawing/2016/5/12/chartex" xmlns:cx7="http://schemas.microsoft.com/office/drawing/2016/5/13/chartex" xmlns:cx8="http://schemas.microsoft.com/office/drawing/2016/5/14/chartex" xmlns:mc="http://schemas.openxmlformats.org/markup-compatibility/2006" xmlns:aink="http://schemas.microsoft.com/office/drawing/2016/ink" xmlns:am3d="http://schemas.microsoft.com/office/drawing/2017/model3d" xmlns:o="urn:schemas-microsoft-com:office:office" xmlns:r="http://schemas.openxmlformats.org/officeDocument/2006/relationships" xmlns:m="http://schemas.openxmlformats.org/officeDocument/2006/math" xmlns:v="urn:schemas-microsoft-com:vml" xmlns:wp14="http://schemas.microsoft.com/office/word/2010/wordprocessingDrawing" xmlns:wp="http://schemas.openxmlformats.org/drawingml/2006/wordprocessingDrawing" xmlns:w10="urn:schemas-microsoft-com:office:word" xmlns:w="http://schemas.openxmlformats.org/wordprocessingml/2006/main" xmlns:w14="http://schemas.microsoft.com/office/word/2010/wordml" xmlns:w15="http://schemas.microsoft.com/office/word/2012/wordml" xmlns:w16cex="http://schemas.microsoft.com/office/word/2018/wordml/cex" xmlns:w16cid="http://schemas.microsoft.com/office/word/2016/wordml/cid" xmlns:w16="http://schemas.microsoft.com/office/word/2018/wordml" xmlns:w16sdtdh="http://schemas.microsoft.com/office/word/2020/wordml/sdtdatahash" xmlns:w16se="http://schemas.microsoft.com/office/word/2015/wordml/symex" xmlns:wpg="http://schemas.microsoft.com/office/word/2010/wordprocessingGroup" xmlns:wpi="http://schemas.microsoft.com/office/word/2010/wordprocessingInk" xmlns:wne="http://schemas.microsoft.com/office/word/2006/wordml" xmlns:wps="http://schemas.microsoft.com/office/word/2010/wordprocessingShape" mc:Ignorable="w14 w15 w16se w16cid w16 w16cex w16sdtdh wp14">
+<w:numbering xmlns:wpc="http://schemas.microsoft.com/office/word/2010/wordprocessingCanvas" xmlns:cx="http://schemas.microsoft.com/office/drawing/2014/chartex" xmlns:cx1="http://schemas.microsoft.com/office/drawing/2015/9/8/chartex" xmlns:cx2="http://schemas.microsoft.com/office/drawing/2015/10/21/chartex" xmlns:cx3="http://schemas.microsoft.com/office/drawing/2016/5/9/chartex" xmlns:cx4="http://schemas.microsoft.com/office/drawing/2016/5/10/chartex" xmlns:cx5="http://schemas.microsoft.com/office/drawing/2016/5/11/chartex" xmlns:cx6="http://schemas.microsoft.com/office/drawing/2016/5/12/chartex" xmlns:cx7="http://schemas.microsoft.com/office/drawing/2016/5/13/chartex" xmlns:cx8="http://schemas.microsoft.com/office/drawing/2016/5/14/chartex" xmlns:mc="http://schemas.openxmlformats.org/markup-compatibility/2006" xmlns:aink="http://schemas.microsoft.com/office/drawing/2016/ink" xmlns:am3d="http://schemas.microsoft.com/office/drawing/2017/model3d" xmlns:o="urn:schemas-microsoft-com:office:office" xmlns:oel="http://schemas.microsoft.com/office/2019/extlst" xmlns:r="http://schemas.openxmlformats.org/officeDocument/2006/relationships" xmlns:m="http://schemas.openxmlformats.org/officeDocument/2006/math" xmlns:v="urn:schemas-microsoft-com:vml" xmlns:wp14="http://schemas.microsoft.com/office/word/2010/wordprocessingDrawing" xmlns:wp="http://schemas.openxmlformats.org/drawingml/2006/wordprocessingDrawing" xmlns:w10="urn:schemas-microsoft-com:office:word" xmlns:w="http://schemas.openxmlformats.org/wordprocessingml/2006/main" xmlns:w14="http://schemas.microsoft.com/office/word/2010/wordml" xmlns:w15="http://schemas.microsoft.com/office/word/2012/wordml" xmlns:w16cex="http://schemas.microsoft.com/office/word/2018/wordml/cex" xmlns:w16cid="http://schemas.microsoft.com/office/word/2016/wordml/cid" xmlns:w16="http://schemas.microsoft.com/office/word/2018/wordml" xmlns:w16du="http://schemas.microsoft.com/office/word/2023/wordml/word16du" xmlns:w16sdtdh="http://schemas.microsoft.com/office/word/2020/wordml/sdtdatahash" xmlns:w16se="http://schemas.microsoft.com/office/word/2015/wordml/symex" xmlns:wpg="http://schemas.microsoft.com/office/word/2010/wordprocessingGroup" xmlns:wpi="http://schemas.microsoft.com/office/word/2010/wordprocessingInk" xmlns:wne="http://schemas.microsoft.com/office/word/2006/wordml" xmlns:wps="http://schemas.microsoft.com/office/word/2010/wordprocessingShape" mc:Ignorable="w14 w15 w16se w16cid w16 w16cex w16sdtdh wp14">
   <w:abstractNum w:abstractNumId="0" w15:restartNumberingAfterBreak="0">
+    <w:nsid w:val="02411899"/>
+    <w:multiLevelType w:val="hybridMultilevel"/>
+    <w:tmpl w:val="00482728"/>
+    <w:lvl w:ilvl="0" w:tplc="2C6441CE">
+      <w:start w:val="1"/>
+      <w:numFmt w:val="upperLetter"/>
+      <w:lvlText w:val="(%1)"/>
+      <w:lvlJc w:val="left"/>
+      <w:pPr>
+        <w:ind w:left="360" w:hanging="360"/>
+      </w:pPr>
+      <w:rPr>
+        <w:rFonts w:hint="default"/>
+      </w:rPr>
+    </w:lvl>
+    <w:lvl w:ilvl="1" w:tplc="04090019" w:tentative="1">
+      <w:start w:val="1"/>
+      <w:numFmt w:val="ideographTraditional"/>
+      <w:lvlText w:val="%2、"/>
+      <w:lvlJc w:val="left"/>
+      <w:pPr>
+        <w:ind w:left="960" w:hanging="480"/>
+      </w:pPr>
+    </w:lvl>
+    <w:lvl w:ilvl="2" w:tplc="0409001B" w:tentative="1">
+      <w:start w:val="1"/>
+      <w:numFmt w:val="lowerRoman"/>
+      <w:lvlText w:val="%3."/>
+      <w:lvlJc w:val="right"/>
+      <w:pPr>
+        <w:ind w:left="1440" w:hanging="480"/>
+      </w:pPr>
+    </w:lvl>
+    <w:lvl w:ilvl="3" w:tplc="0409000F" w:tentative="1">
+      <w:start w:val="1"/>
+      <w:numFmt w:val="decimal"/>
+      <w:lvlText w:val="%4."/>
+      <w:lvlJc w:val="left"/>
+      <w:pPr>
+        <w:ind w:left="1920" w:hanging="480"/>
+      </w:pPr>
+    </w:lvl>
+    <w:lvl w:ilvl="4" w:tplc="04090019" w:tentative="1">
+      <w:start w:val="1"/>
+      <w:numFmt w:val="ideographTraditional"/>
+      <w:lvlText w:val="%5、"/>
+      <w:lvlJc w:val="left"/>
+      <w:pPr>
+        <w:ind w:left="2400" w:hanging="480"/>
+      </w:pPr>
+    </w:lvl>
+    <w:lvl w:ilvl="5" w:tplc="0409001B" w:tentative="1">
+      <w:start w:val="1"/>
+      <w:numFmt w:val="lowerRoman"/>
+      <w:lvlText w:val="%6."/>
+      <w:lvlJc w:val="right"/>
+      <w:pPr>
+        <w:ind w:left="2880" w:hanging="480"/>
+      </w:pPr>
+    </w:lvl>
+    <w:lvl w:ilvl="6" w:tplc="0409000F" w:tentative="1">
+      <w:start w:val="1"/>
+      <w:numFmt w:val="decimal"/>
+      <w:lvlText w:val="%7."/>
+      <w:lvlJc w:val="left"/>
+      <w:pPr>
+        <w:ind w:left="3360" w:hanging="480"/>
+      </w:pPr>
+    </w:lvl>
+    <w:lvl w:ilvl="7" w:tplc="04090019" w:tentative="1">
+      <w:start w:val="1"/>
+      <w:numFmt w:val="ideographTraditional"/>
+      <w:lvlText w:val="%8、"/>
+      <w:lvlJc w:val="left"/>
+      <w:pPr>
+        <w:ind w:left="3840" w:hanging="480"/>
+      </w:pPr>
+    </w:lvl>
+    <w:lvl w:ilvl="8" w:tplc="0409001B" w:tentative="1">
+      <w:start w:val="1"/>
+      <w:numFmt w:val="lowerRoman"/>
+      <w:lvlText w:val="%9."/>
+      <w:lvlJc w:val="right"/>
+      <w:pPr>
+        <w:ind w:left="4320" w:hanging="480"/>
+      </w:pPr>
+    </w:lvl>
+  </w:abstractNum>
+  <w:abstractNum w:abstractNumId="1" w15:restartNumberingAfterBreak="0">
+    <w:nsid w:val="16FB5BC5"/>
+    <w:multiLevelType w:val="hybridMultilevel"/>
+    <w:tmpl w:val="CDB2D14E"/>
+    <w:lvl w:ilvl="0" w:tplc="856AB164">
+      <w:start w:val="1"/>
+      <w:numFmt w:val="upperLetter"/>
+      <w:lvlText w:val="(%1)"/>
+      <w:lvlJc w:val="left"/>
+      <w:pPr>
+        <w:ind w:left="360" w:hanging="360"/>
+      </w:pPr>
+      <w:rPr>
+        <w:rFonts w:hint="default"/>
+      </w:rPr>
+    </w:lvl>
+    <w:lvl w:ilvl="1" w:tplc="04090019" w:tentative="1">
+      <w:start w:val="1"/>
+      <w:numFmt w:val="ideographTraditional"/>
+      <w:lvlText w:val="%2、"/>
+      <w:lvlJc w:val="left"/>
+      <w:pPr>
+        <w:ind w:left="960" w:hanging="480"/>
+      </w:pPr>
+    </w:lvl>
+    <w:lvl w:ilvl="2" w:tplc="0409001B" w:tentative="1">
+      <w:start w:val="1"/>
+      <w:numFmt w:val="lowerRoman"/>
+      <w:lvlText w:val="%3."/>
+      <w:lvlJc w:val="right"/>
+      <w:pPr>
+        <w:ind w:left="1440" w:hanging="480"/>
+      </w:pPr>
+    </w:lvl>
+    <w:lvl w:ilvl="3" w:tplc="0409000F" w:tentative="1">
+      <w:start w:val="1"/>
+      <w:numFmt w:val="decimal"/>
+      <w:lvlText w:val="%4."/>
+      <w:lvlJc w:val="left"/>
+      <w:pPr>
+        <w:ind w:left="1920" w:hanging="480"/>
+      </w:pPr>
+    </w:lvl>
+    <w:lvl w:ilvl="4" w:tplc="04090019" w:tentative="1">
+      <w:start w:val="1"/>
+      <w:numFmt w:val="ideographTraditional"/>
+      <w:lvlText w:val="%5、"/>
+      <w:lvlJc w:val="left"/>
+      <w:pPr>
+        <w:ind w:left="2400" w:hanging="480"/>
+      </w:pPr>
+    </w:lvl>
+    <w:lvl w:ilvl="5" w:tplc="0409001B" w:tentative="1">
+      <w:start w:val="1"/>
+      <w:numFmt w:val="lowerRoman"/>
+      <w:lvlText w:val="%6."/>
+      <w:lvlJc w:val="right"/>
+      <w:pPr>
+        <w:ind w:left="2880" w:hanging="480"/>
+      </w:pPr>
+    </w:lvl>
+    <w:lvl w:ilvl="6" w:tplc="0409000F" w:tentative="1">
+      <w:start w:val="1"/>
+      <w:numFmt w:val="decimal"/>
+      <w:lvlText w:val="%7."/>
+      <w:lvlJc w:val="left"/>
+      <w:pPr>
+        <w:ind w:left="3360" w:hanging="480"/>
+      </w:pPr>
+    </w:lvl>
+    <w:lvl w:ilvl="7" w:tplc="04090019" w:tentative="1">
+      <w:start w:val="1"/>
+      <w:numFmt w:val="ideographTraditional"/>
+      <w:lvlText w:val="%8、"/>
+      <w:lvlJc w:val="left"/>
+      <w:pPr>
+        <w:ind w:left="3840" w:hanging="480"/>
+      </w:pPr>
+    </w:lvl>
+    <w:lvl w:ilvl="8" w:tplc="0409001B" w:tentative="1">
+      <w:start w:val="1"/>
+      <w:numFmt w:val="lowerRoman"/>
+      <w:lvlText w:val="%9."/>
+      <w:lvlJc w:val="right"/>
+      <w:pPr>
+        <w:ind w:left="4320" w:hanging="480"/>
+      </w:pPr>
+    </w:lvl>
+  </w:abstractNum>
+  <w:abstractNum w:abstractNumId="2" w15:restartNumberingAfterBreak="0">
     <w:nsid w:val="17362360"/>
     <w:multiLevelType w:val="hybridMultilevel"/>
     <w:tmpl w:val="B75CBD7E"/>
@@ -7071,7 +8104,185 @@
       </w:pPr>
     </w:lvl>
   </w:abstractNum>
-  <w:abstractNum w:abstractNumId="1" w15:restartNumberingAfterBreak="0">
+  <w:abstractNum w:abstractNumId="3" w15:restartNumberingAfterBreak="0">
+    <w:nsid w:val="1CAA4EE6"/>
+    <w:multiLevelType w:val="hybridMultilevel"/>
+    <w:tmpl w:val="D03042A6"/>
+    <w:lvl w:ilvl="0" w:tplc="A4920E82">
+      <w:start w:val="1"/>
+      <w:numFmt w:val="upperLetter"/>
+      <w:lvlText w:val="(%1)"/>
+      <w:lvlJc w:val="left"/>
+      <w:pPr>
+        <w:ind w:left="360" w:hanging="360"/>
+      </w:pPr>
+      <w:rPr>
+        <w:rFonts w:hint="default"/>
+      </w:rPr>
+    </w:lvl>
+    <w:lvl w:ilvl="1" w:tplc="04090019" w:tentative="1">
+      <w:start w:val="1"/>
+      <w:numFmt w:val="ideographTraditional"/>
+      <w:lvlText w:val="%2、"/>
+      <w:lvlJc w:val="left"/>
+      <w:pPr>
+        <w:ind w:left="960" w:hanging="480"/>
+      </w:pPr>
+    </w:lvl>
+    <w:lvl w:ilvl="2" w:tplc="0409001B" w:tentative="1">
+      <w:start w:val="1"/>
+      <w:numFmt w:val="lowerRoman"/>
+      <w:lvlText w:val="%3."/>
+      <w:lvlJc w:val="right"/>
+      <w:pPr>
+        <w:ind w:left="1440" w:hanging="480"/>
+      </w:pPr>
+    </w:lvl>
+    <w:lvl w:ilvl="3" w:tplc="0409000F" w:tentative="1">
+      <w:start w:val="1"/>
+      <w:numFmt w:val="decimal"/>
+      <w:lvlText w:val="%4."/>
+      <w:lvlJc w:val="left"/>
+      <w:pPr>
+        <w:ind w:left="1920" w:hanging="480"/>
+      </w:pPr>
+    </w:lvl>
+    <w:lvl w:ilvl="4" w:tplc="04090019" w:tentative="1">
+      <w:start w:val="1"/>
+      <w:numFmt w:val="ideographTraditional"/>
+      <w:lvlText w:val="%5、"/>
+      <w:lvlJc w:val="left"/>
+      <w:pPr>
+        <w:ind w:left="2400" w:hanging="480"/>
+      </w:pPr>
+    </w:lvl>
+    <w:lvl w:ilvl="5" w:tplc="0409001B" w:tentative="1">
+      <w:start w:val="1"/>
+      <w:numFmt w:val="lowerRoman"/>
+      <w:lvlText w:val="%6."/>
+      <w:lvlJc w:val="right"/>
+      <w:pPr>
+        <w:ind w:left="2880" w:hanging="480"/>
+      </w:pPr>
+    </w:lvl>
+    <w:lvl w:ilvl="6" w:tplc="0409000F" w:tentative="1">
+      <w:start w:val="1"/>
+      <w:numFmt w:val="decimal"/>
+      <w:lvlText w:val="%7."/>
+      <w:lvlJc w:val="left"/>
+      <w:pPr>
+        <w:ind w:left="3360" w:hanging="480"/>
+      </w:pPr>
+    </w:lvl>
+    <w:lvl w:ilvl="7" w:tplc="04090019" w:tentative="1">
+      <w:start w:val="1"/>
+      <w:numFmt w:val="ideographTraditional"/>
+      <w:lvlText w:val="%8、"/>
+      <w:lvlJc w:val="left"/>
+      <w:pPr>
+        <w:ind w:left="3840" w:hanging="480"/>
+      </w:pPr>
+    </w:lvl>
+    <w:lvl w:ilvl="8" w:tplc="0409001B" w:tentative="1">
+      <w:start w:val="1"/>
+      <w:numFmt w:val="lowerRoman"/>
+      <w:lvlText w:val="%9."/>
+      <w:lvlJc w:val="right"/>
+      <w:pPr>
+        <w:ind w:left="4320" w:hanging="480"/>
+      </w:pPr>
+    </w:lvl>
+  </w:abstractNum>
+  <w:abstractNum w:abstractNumId="4" w15:restartNumberingAfterBreak="0">
+    <w:nsid w:val="1CE6612B"/>
+    <w:multiLevelType w:val="hybridMultilevel"/>
+    <w:tmpl w:val="150CB5D8"/>
+    <w:lvl w:ilvl="0" w:tplc="07B61F8E">
+      <w:start w:val="1"/>
+      <w:numFmt w:val="upperLetter"/>
+      <w:lvlText w:val="(%1)"/>
+      <w:lvlJc w:val="left"/>
+      <w:pPr>
+        <w:ind w:left="360" w:hanging="360"/>
+      </w:pPr>
+      <w:rPr>
+        <w:rFonts w:hint="default"/>
+      </w:rPr>
+    </w:lvl>
+    <w:lvl w:ilvl="1" w:tplc="04090019" w:tentative="1">
+      <w:start w:val="1"/>
+      <w:numFmt w:val="ideographTraditional"/>
+      <w:lvlText w:val="%2、"/>
+      <w:lvlJc w:val="left"/>
+      <w:pPr>
+        <w:ind w:left="960" w:hanging="480"/>
+      </w:pPr>
+    </w:lvl>
+    <w:lvl w:ilvl="2" w:tplc="0409001B" w:tentative="1">
+      <w:start w:val="1"/>
+      <w:numFmt w:val="lowerRoman"/>
+      <w:lvlText w:val="%3."/>
+      <w:lvlJc w:val="right"/>
+      <w:pPr>
+        <w:ind w:left="1440" w:hanging="480"/>
+      </w:pPr>
+    </w:lvl>
+    <w:lvl w:ilvl="3" w:tplc="0409000F" w:tentative="1">
+      <w:start w:val="1"/>
+      <w:numFmt w:val="decimal"/>
+      <w:lvlText w:val="%4."/>
+      <w:lvlJc w:val="left"/>
+      <w:pPr>
+        <w:ind w:left="1920" w:hanging="480"/>
+      </w:pPr>
+    </w:lvl>
+    <w:lvl w:ilvl="4" w:tplc="04090019" w:tentative="1">
+      <w:start w:val="1"/>
+      <w:numFmt w:val="ideographTraditional"/>
+      <w:lvlText w:val="%5、"/>
+      <w:lvlJc w:val="left"/>
+      <w:pPr>
+        <w:ind w:left="2400" w:hanging="480"/>
+      </w:pPr>
+    </w:lvl>
+    <w:lvl w:ilvl="5" w:tplc="0409001B" w:tentative="1">
+      <w:start w:val="1"/>
+      <w:numFmt w:val="lowerRoman"/>
+      <w:lvlText w:val="%6."/>
+      <w:lvlJc w:val="right"/>
+      <w:pPr>
+        <w:ind w:left="2880" w:hanging="480"/>
+      </w:pPr>
+    </w:lvl>
+    <w:lvl w:ilvl="6" w:tplc="0409000F" w:tentative="1">
+      <w:start w:val="1"/>
+      <w:numFmt w:val="decimal"/>
+      <w:lvlText w:val="%7."/>
+      <w:lvlJc w:val="left"/>
+      <w:pPr>
+        <w:ind w:left="3360" w:hanging="480"/>
+      </w:pPr>
+    </w:lvl>
+    <w:lvl w:ilvl="7" w:tplc="04090019" w:tentative="1">
+      <w:start w:val="1"/>
+      <w:numFmt w:val="ideographTraditional"/>
+      <w:lvlText w:val="%8、"/>
+      <w:lvlJc w:val="left"/>
+      <w:pPr>
+        <w:ind w:left="3840" w:hanging="480"/>
+      </w:pPr>
+    </w:lvl>
+    <w:lvl w:ilvl="8" w:tplc="0409001B" w:tentative="1">
+      <w:start w:val="1"/>
+      <w:numFmt w:val="lowerRoman"/>
+      <w:lvlText w:val="%9."/>
+      <w:lvlJc w:val="right"/>
+      <w:pPr>
+        <w:ind w:left="4320" w:hanging="480"/>
+      </w:pPr>
+    </w:lvl>
+  </w:abstractNum>
+  <w:abstractNum w:abstractNumId="5" w15:restartNumberingAfterBreak="0">
     <w:nsid w:val="22B002D7"/>
     <w:multiLevelType w:val="hybridMultilevel"/>
     <w:tmpl w:val="61FC8AEC"/>
@@ -7160,7 +8371,7 @@
       </w:pPr>
     </w:lvl>
   </w:abstractNum>
-  <w:abstractNum w:abstractNumId="2" w15:restartNumberingAfterBreak="0">
+  <w:abstractNum w:abstractNumId="6" w15:restartNumberingAfterBreak="0">
     <w:nsid w:val="30697B34"/>
     <w:multiLevelType w:val="hybridMultilevel"/>
     <w:tmpl w:val="760E81A8"/>
@@ -7249,7 +8460,7 @@
       </w:pPr>
     </w:lvl>
   </w:abstractNum>
-  <w:abstractNum w:abstractNumId="3" w15:restartNumberingAfterBreak="0">
+  <w:abstractNum w:abstractNumId="7" w15:restartNumberingAfterBreak="0">
     <w:nsid w:val="39496F00"/>
     <w:multiLevelType w:val="hybridMultilevel"/>
     <w:tmpl w:val="6C6CE0AC"/>
@@ -7338,7 +8549,7 @@
       </w:pPr>
     </w:lvl>
   </w:abstractNum>
-  <w:abstractNum w:abstractNumId="4" w15:restartNumberingAfterBreak="0">
+  <w:abstractNum w:abstractNumId="8" w15:restartNumberingAfterBreak="0">
     <w:nsid w:val="400F352D"/>
     <w:multiLevelType w:val="hybridMultilevel"/>
     <w:tmpl w:val="18C0E9BA"/>
@@ -7427,7 +8638,7 @@
       </w:pPr>
     </w:lvl>
   </w:abstractNum>
-  <w:abstractNum w:abstractNumId="5" w15:restartNumberingAfterBreak="0">
+  <w:abstractNum w:abstractNumId="9" w15:restartNumberingAfterBreak="0">
     <w:nsid w:val="4FB509B0"/>
     <w:multiLevelType w:val="hybridMultilevel"/>
     <w:tmpl w:val="8604D55E"/>
@@ -7516,7 +8727,7 @@
       </w:pPr>
     </w:lvl>
   </w:abstractNum>
-  <w:abstractNum w:abstractNumId="6" w15:restartNumberingAfterBreak="0">
+  <w:abstractNum w:abstractNumId="10" w15:restartNumberingAfterBreak="0">
     <w:nsid w:val="53005D9A"/>
     <w:multiLevelType w:val="hybridMultilevel"/>
     <w:tmpl w:val="6F1E60CE"/>
@@ -7605,7 +8816,7 @@
       </w:pPr>
     </w:lvl>
   </w:abstractNum>
-  <w:abstractNum w:abstractNumId="7" w15:restartNumberingAfterBreak="0">
+  <w:abstractNum w:abstractNumId="11" w15:restartNumberingAfterBreak="0">
     <w:nsid w:val="5495135A"/>
     <w:multiLevelType w:val="hybridMultilevel"/>
     <w:tmpl w:val="AA88B466"/>
@@ -7694,7 +8905,7 @@
       </w:pPr>
     </w:lvl>
   </w:abstractNum>
-  <w:abstractNum w:abstractNumId="8" w15:restartNumberingAfterBreak="0">
+  <w:abstractNum w:abstractNumId="12" w15:restartNumberingAfterBreak="0">
     <w:nsid w:val="5B69241D"/>
     <w:multiLevelType w:val="hybridMultilevel"/>
     <w:tmpl w:val="B59462EA"/>
@@ -7783,7 +8994,7 @@
       </w:pPr>
     </w:lvl>
   </w:abstractNum>
-  <w:abstractNum w:abstractNumId="9" w15:restartNumberingAfterBreak="0">
+  <w:abstractNum w:abstractNumId="13" w15:restartNumberingAfterBreak="0">
     <w:nsid w:val="647A59BB"/>
     <w:multiLevelType w:val="hybridMultilevel"/>
     <w:tmpl w:val="B6ECFFB6"/>
@@ -7872,7 +9083,7 @@
       </w:pPr>
     </w:lvl>
   </w:abstractNum>
-  <w:abstractNum w:abstractNumId="10" w15:restartNumberingAfterBreak="0">
+  <w:abstractNum w:abstractNumId="14" w15:restartNumberingAfterBreak="0">
     <w:nsid w:val="73DC2168"/>
     <w:multiLevelType w:val="hybridMultilevel"/>
     <w:tmpl w:val="E56C0A66"/>
@@ -7961,7 +9172,7 @@
       </w:pPr>
     </w:lvl>
   </w:abstractNum>
-  <w:abstractNum w:abstractNumId="11" w15:restartNumberingAfterBreak="0">
+  <w:abstractNum w:abstractNumId="15" w15:restartNumberingAfterBreak="0">
     <w:nsid w:val="775001FE"/>
     <w:multiLevelType w:val="hybridMultilevel"/>
     <w:tmpl w:val="D26051BC"/>
@@ -8050,7 +9261,7 @@
       </w:pPr>
     </w:lvl>
   </w:abstractNum>
-  <w:abstractNum w:abstractNumId="12" w15:restartNumberingAfterBreak="0">
+  <w:abstractNum w:abstractNumId="16" w15:restartNumberingAfterBreak="0">
     <w:nsid w:val="7B123881"/>
     <w:multiLevelType w:val="hybridMultilevel"/>
     <w:tmpl w:val="A59E4332"/>
@@ -8139,7 +9350,7 @@
       </w:pPr>
     </w:lvl>
   </w:abstractNum>
-  <w:abstractNum w:abstractNumId="13" w15:restartNumberingAfterBreak="0">
+  <w:abstractNum w:abstractNumId="17" w15:restartNumberingAfterBreak="0">
     <w:nsid w:val="7D8370E3"/>
     <w:multiLevelType w:val="hybridMultilevel"/>
     <w:tmpl w:val="706C694C"/>
@@ -8228,47 +9439,59 @@
       </w:pPr>
     </w:lvl>
   </w:abstractNum>
-  <w:num w:numId="1">
+  <w:num w:numId="1" w16cid:durableId="616715342">
+    <w:abstractNumId w:val="11"/>
+  </w:num>
+  <w:num w:numId="2" w16cid:durableId="99885614">
+    <w:abstractNumId w:val="15"/>
+  </w:num>
+  <w:num w:numId="3" w16cid:durableId="1486553135">
+    <w:abstractNumId w:val="2"/>
+  </w:num>
+  <w:num w:numId="4" w16cid:durableId="816991135">
+    <w:abstractNumId w:val="16"/>
+  </w:num>
+  <w:num w:numId="5" w16cid:durableId="240798626">
     <w:abstractNumId w:val="7"/>
   </w:num>
-  <w:num w:numId="2">
-    <w:abstractNumId w:val="11"/>
+  <w:num w:numId="6" w16cid:durableId="1784032129">
+    <w:abstractNumId w:val="8"/>
   </w:num>
-  <w:num w:numId="3">
-    <w:abstractNumId w:val="0"/>
+  <w:num w:numId="7" w16cid:durableId="1593200633">
+    <w:abstractNumId w:val="5"/>
   </w:num>
-  <w:num w:numId="4">
+  <w:num w:numId="8" w16cid:durableId="245456128">
+    <w:abstractNumId w:val="10"/>
+  </w:num>
+  <w:num w:numId="9" w16cid:durableId="1983923952">
+    <w:abstractNumId w:val="6"/>
+  </w:num>
+  <w:num w:numId="10" w16cid:durableId="134952385">
+    <w:abstractNumId w:val="9"/>
+  </w:num>
+  <w:num w:numId="11" w16cid:durableId="388768047">
     <w:abstractNumId w:val="12"/>
   </w:num>
-  <w:num w:numId="5">
+  <w:num w:numId="12" w16cid:durableId="14306679">
+    <w:abstractNumId w:val="17"/>
+  </w:num>
+  <w:num w:numId="13" w16cid:durableId="493181370">
+    <w:abstractNumId w:val="14"/>
+  </w:num>
+  <w:num w:numId="14" w16cid:durableId="1789156228">
+    <w:abstractNumId w:val="13"/>
+  </w:num>
+  <w:num w:numId="15" w16cid:durableId="2032103618">
+    <w:abstractNumId w:val="4"/>
+  </w:num>
+  <w:num w:numId="16" w16cid:durableId="1956133412">
+    <w:abstractNumId w:val="1"/>
+  </w:num>
+  <w:num w:numId="17" w16cid:durableId="807239516">
     <w:abstractNumId w:val="3"/>
   </w:num>
-  <w:num w:numId="6">
-    <w:abstractNumId w:val="4"/>
-  </w:num>
-  <w:num w:numId="7">
-    <w:abstractNumId w:val="1"/>
-  </w:num>
-  <w:num w:numId="8">
-    <w:abstractNumId w:val="6"/>
-  </w:num>
-  <w:num w:numId="9">
-    <w:abstractNumId w:val="2"/>
-  </w:num>
-  <w:num w:numId="10">
-    <w:abstractNumId w:val="5"/>
-  </w:num>
-  <w:num w:numId="11">
-    <w:abstractNumId w:val="8"/>
-  </w:num>
-  <w:num w:numId="12">
-    <w:abstractNumId w:val="13"/>
-  </w:num>
-  <w:num w:numId="13">
-    <w:abstractNumId w:val="10"/>
-  </w:num>
-  <w:num w:numId="14">
-    <w:abstractNumId w:val="9"/>
+  <w:num w:numId="18" w16cid:durableId="294063034">
+    <w:abstractNumId w:val="0"/>
   </w:num>
 </w:numbering>
 </file>

--- a/碩一/TOEIC/介係詞代名詞.docx
+++ b/碩一/TOEIC/介係詞代名詞.docx
@@ -1,14 +1,12 @@
 
 <file path=word/document.xml><?xml version="1.0" encoding="utf-8"?>
-<w:document xmlns:wpc="http://schemas.microsoft.com/office/word/2010/wordprocessingCanvas" xmlns:cx="http://schemas.microsoft.com/office/drawing/2014/chartex" xmlns:cx1="http://schemas.microsoft.com/office/drawing/2015/9/8/chartex" xmlns:cx2="http://schemas.microsoft.com/office/drawing/2015/10/21/chartex" xmlns:cx3="http://schemas.microsoft.com/office/drawing/2016/5/9/chartex" xmlns:cx4="http://schemas.microsoft.com/office/drawing/2016/5/10/chartex" xmlns:cx5="http://schemas.microsoft.com/office/drawing/2016/5/11/chartex" xmlns:cx6="http://schemas.microsoft.com/office/drawing/2016/5/12/chartex" xmlns:cx7="http://schemas.microsoft.com/office/drawing/2016/5/13/chartex" xmlns:cx8="http://schemas.microsoft.com/office/drawing/2016/5/14/chartex" xmlns:mc="http://schemas.openxmlformats.org/markup-compatibility/2006" xmlns:aink="http://schemas.microsoft.com/office/drawing/2016/ink" xmlns:am3d="http://schemas.microsoft.com/office/drawing/2017/model3d" xmlns:o="urn:schemas-microsoft-com:office:office" xmlns:oel="http://schemas.microsoft.com/office/2019/extlst" xmlns:r="http://schemas.openxmlformats.org/officeDocument/2006/relationships" xmlns:m="http://schemas.openxmlformats.org/officeDocument/2006/math" xmlns:v="urn:schemas-microsoft-com:vml" xmlns:wp14="http://schemas.microsoft.com/office/word/2010/wordprocessingDrawing" xmlns:wp="http://schemas.openxmlformats.org/drawingml/2006/wordprocessingDrawing" xmlns:w10="urn:schemas-microsoft-com:office:word" xmlns:w="http://schemas.openxmlformats.org/wordprocessingml/2006/main" xmlns:w14="http://schemas.microsoft.com/office/word/2010/wordml" xmlns:w15="http://schemas.microsoft.com/office/word/2012/wordml" xmlns:w16cex="http://schemas.microsoft.com/office/word/2018/wordml/cex" xmlns:w16cid="http://schemas.microsoft.com/office/word/2016/wordml/cid" xmlns:w16="http://schemas.microsoft.com/office/word/2018/wordml" xmlns:w16du="http://schemas.microsoft.com/office/word/2023/wordml/word16du" xmlns:w16sdtdh="http://schemas.microsoft.com/office/word/2020/wordml/sdtdatahash" xmlns:w16se="http://schemas.microsoft.com/office/word/2015/wordml/symex" xmlns:wpg="http://schemas.microsoft.com/office/word/2010/wordprocessingGroup" xmlns:wpi="http://schemas.microsoft.com/office/word/2010/wordprocessingInk" xmlns:wne="http://schemas.microsoft.com/office/word/2006/wordml" xmlns:wps="http://schemas.microsoft.com/office/word/2010/wordprocessingShape" mc:Ignorable="w14 w15 w16se w16cid w16 w16cex w16sdtdh wp14">
+<w:document xmlns:wpc="http://schemas.microsoft.com/office/word/2010/wordprocessingCanvas" xmlns:cx="http://schemas.microsoft.com/office/drawing/2014/chartex" xmlns:cx1="http://schemas.microsoft.com/office/drawing/2015/9/8/chartex" xmlns:cx2="http://schemas.microsoft.com/office/drawing/2015/10/21/chartex" xmlns:cx3="http://schemas.microsoft.com/office/drawing/2016/5/9/chartex" xmlns:cx4="http://schemas.microsoft.com/office/drawing/2016/5/10/chartex" xmlns:cx5="http://schemas.microsoft.com/office/drawing/2016/5/11/chartex" xmlns:cx6="http://schemas.microsoft.com/office/drawing/2016/5/12/chartex" xmlns:cx7="http://schemas.microsoft.com/office/drawing/2016/5/13/chartex" xmlns:cx8="http://schemas.microsoft.com/office/drawing/2016/5/14/chartex" xmlns:mc="http://schemas.openxmlformats.org/markup-compatibility/2006" xmlns:aink="http://schemas.microsoft.com/office/drawing/2016/ink" xmlns:am3d="http://schemas.microsoft.com/office/drawing/2017/model3d" xmlns:o="urn:schemas-microsoft-com:office:office" xmlns:r="http://schemas.openxmlformats.org/officeDocument/2006/relationships" xmlns:m="http://schemas.openxmlformats.org/officeDocument/2006/math" xmlns:v="urn:schemas-microsoft-com:vml" xmlns:wp14="http://schemas.microsoft.com/office/word/2010/wordprocessingDrawing" xmlns:wp="http://schemas.openxmlformats.org/drawingml/2006/wordprocessingDrawing" xmlns:w10="urn:schemas-microsoft-com:office:word" xmlns:w="http://schemas.openxmlformats.org/wordprocessingml/2006/main" xmlns:w14="http://schemas.microsoft.com/office/word/2010/wordml" xmlns:w15="http://schemas.microsoft.com/office/word/2012/wordml" xmlns:w16cex="http://schemas.microsoft.com/office/word/2018/wordml/cex" xmlns:w16cid="http://schemas.microsoft.com/office/word/2016/wordml/cid" xmlns:w16="http://schemas.microsoft.com/office/word/2018/wordml" xmlns:w16sdtdh="http://schemas.microsoft.com/office/word/2020/wordml/sdtdatahash" xmlns:w16se="http://schemas.microsoft.com/office/word/2015/wordml/symex" xmlns:wpg="http://schemas.microsoft.com/office/word/2010/wordprocessingGroup" xmlns:wpi="http://schemas.microsoft.com/office/word/2010/wordprocessingInk" xmlns:wne="http://schemas.microsoft.com/office/word/2006/wordml" xmlns:wps="http://schemas.microsoft.com/office/word/2010/wordprocessingShape" mc:Ignorable="w14 w15 w16se w16cid w16 w16cex w16sdtdh wp14">
   <w:body>
     <w:p>
-      <w:proofErr w:type="spellStart"/>
       <w:proofErr w:type="gramStart"/>
       <w:r>
         <w:t>We,re</w:t>
       </w:r>
-      <w:proofErr w:type="spellEnd"/>
       <w:proofErr w:type="gramEnd"/>
       <w:r>
         <w:t xml:space="preserve"> conveniently located on 1</w:t>
@@ -580,12 +578,10 @@
       <w:r>
         <w:t xml:space="preserve">The team was behind </w:t>
       </w:r>
-      <w:proofErr w:type="spellStart"/>
       <w:proofErr w:type="gramStart"/>
       <w:r>
         <w:t>schedule,they</w:t>
       </w:r>
-      <w:proofErr w:type="spellEnd"/>
       <w:proofErr w:type="gramEnd"/>
       <w:r>
         <w:t xml:space="preserve"> worked collaboratively together and managed to meet the deadline. (A)Nevertheless</w:t>
@@ -1110,11 +1106,9 @@
       </w:r>
     </w:p>
     <w:p>
-      <w:proofErr w:type="spellStart"/>
       <w:r>
         <w:t>ly</w:t>
       </w:r>
-      <w:proofErr w:type="spellEnd"/>
       <w:r>
         <w:rPr>
           <w:rFonts w:hint="eastAsia"/>
@@ -1145,7 +1139,6 @@
         </w:rPr>
         <w:t>、</w:t>
       </w:r>
-      <w:proofErr w:type="spellStart"/>
       <w:r>
         <w:rPr>
           <w:rFonts w:hint="eastAsia"/>
@@ -1155,7 +1148,6 @@
       <w:r>
         <w:t>he+N</w:t>
       </w:r>
-      <w:proofErr w:type="spellEnd"/>
     </w:p>
     <w:p>
       <w:r>
@@ -1251,12 +1243,10 @@
         </w:rPr>
         <w:t>:</w:t>
       </w:r>
-      <w:proofErr w:type="spellStart"/>
       <w:proofErr w:type="gramStart"/>
       <w:r>
         <w:t>Initially,I</w:t>
       </w:r>
-      <w:proofErr w:type="spellEnd"/>
       <w:proofErr w:type="gramEnd"/>
       <w:r>
         <w:t xml:space="preserve"> wanted to go to Taipei.</w:t>
@@ -1268,12 +1258,10 @@
       <w:r>
         <w:t xml:space="preserve">To ensure personal </w:t>
       </w:r>
-      <w:proofErr w:type="spellStart"/>
       <w:proofErr w:type="gramStart"/>
       <w:r>
         <w:t>hygiene,wipe</w:t>
       </w:r>
-      <w:proofErr w:type="spellEnd"/>
       <w:proofErr w:type="gramEnd"/>
       <w:r>
         <w:t xml:space="preserve"> the surface of your mobile phone with a </w:t>
@@ -1440,7 +1428,6 @@
       </w:r>
     </w:p>
     <w:p>
-      <w:proofErr w:type="spellStart"/>
       <w:r>
         <w:rPr>
           <w:rFonts w:hint="eastAsia"/>
@@ -1448,644 +1435,575 @@
         <w:t>A</w:t>
       </w:r>
       <w:r>
-        <w:t>dj+Adj+N</w:t>
-      </w:r>
-      <w:proofErr w:type="spellEnd"/>
-      <w:r>
+        <w:t xml:space="preserve">dj+Adj+N </w:t>
+      </w:r>
+    </w:p>
+    <w:p>
+      <w:proofErr w:type="gramStart"/>
+      <w:r>
+        <w:t>Ex:It</w:t>
+      </w:r>
+      <w:proofErr w:type="gramEnd"/>
+      <w:r>
+        <w:t>,s a cold and wet day.</w:t>
+      </w:r>
+    </w:p>
+    <w:p>
+      <w:r>
+        <w:rPr>
+          <w:rFonts w:hint="eastAsia"/>
+        </w:rPr>
+        <w:t>A</w:t>
+      </w:r>
+      <w:r>
+        <w:t>ns:</w:t>
+      </w:r>
+      <w:r>
+        <w:rPr>
+          <w:highlight w:val="yellow"/>
+        </w:rPr>
         <w:t xml:space="preserve"> </w:t>
       </w:r>
-    </w:p>
-    <w:p>
-      <w:proofErr w:type="spellStart"/>
+      <w:r>
+        <w:rPr>
+          <w:highlight w:val="yellow"/>
+        </w:rPr>
+        <w:t>moist</w:t>
+      </w:r>
+    </w:p>
+    <w:p>
+      <w:r>
+        <w:t>Adj+en -&gt;v</w:t>
+      </w:r>
+    </w:p>
+    <w:p/>
+    <w:p>
+      <w:r>
+        <w:t xml:space="preserve">Research shows that constant self improvements are the best ways to ensure </w:t>
+      </w:r>
       <w:proofErr w:type="gramStart"/>
       <w:r>
-        <w:t>Ex:It</w:t>
+        <w:t>one,s</w:t>
       </w:r>
       <w:proofErr w:type="gramEnd"/>
       <w:r>
-        <w:t>,s</w:t>
-      </w:r>
-      <w:proofErr w:type="spellEnd"/>
-      <w:r>
-        <w:t xml:space="preserve"> a cold and wet day.</w:t>
-      </w:r>
-    </w:p>
-    <w:p>
-      <w:r>
-        <w:rPr>
-          <w:rFonts w:hint="eastAsia"/>
-        </w:rPr>
-        <w:t>A</w:t>
-      </w:r>
-      <w:r>
-        <w:t>ns:</w:t>
-      </w:r>
-      <w:r>
-        <w:rPr>
-          <w:highlight w:val="yellow"/>
+        <w:t xml:space="preserve"> career development in </w:t>
+      </w:r>
+      <w:r>
+        <w:rPr>
+          <w:color w:val="FF0000"/>
+        </w:rPr>
+        <w:t xml:space="preserve">the </w:t>
+      </w:r>
+      <w:r>
+        <w:rPr>
+          <w:highlight w:val="yellow"/>
+        </w:rPr>
+        <w:t>increasingly</w:t>
+      </w:r>
+      <w:r>
+        <w:rPr>
+          <w:color w:val="FF0000"/>
         </w:rPr>
         <w:t xml:space="preserve"> </w:t>
       </w:r>
       <w:r>
-        <w:rPr>
-          <w:highlight w:val="yellow"/>
-        </w:rPr>
-        <w:t>moist</w:t>
-      </w:r>
-    </w:p>
-    <w:p>
-      <w:proofErr w:type="spellStart"/>
-      <w:r>
-        <w:t>Adj+en</w:t>
-      </w:r>
-      <w:proofErr w:type="spellEnd"/>
-      <w:r>
-        <w:t xml:space="preserve"> -&gt;v</w:t>
+        <w:t>competitive workplace.(A)increasing</w:t>
+      </w:r>
+      <w:r>
+        <w:t xml:space="preserve"> adj</w:t>
+      </w:r>
+      <w:r>
+        <w:t>(B)increases</w:t>
+      </w:r>
+      <w:r>
+        <w:rPr>
+          <w:rFonts w:hint="eastAsia"/>
+        </w:rPr>
+        <w:t xml:space="preserve"> </w:t>
+      </w:r>
+      <w:r>
+        <w:t>v (</w:t>
+      </w:r>
+      <w:r>
+        <w:rPr>
+          <w:rFonts w:hint="eastAsia"/>
+        </w:rPr>
+        <w:t>單數</w:t>
+      </w:r>
+      <w:r>
+        <w:rPr>
+          <w:rFonts w:hint="eastAsia"/>
+        </w:rPr>
+        <w:t>)</w:t>
+      </w:r>
+      <w:r>
+        <w:rPr>
+          <w:highlight w:val="yellow"/>
+        </w:rPr>
+        <w:t>(C)increasingly</w:t>
+      </w:r>
+      <w:r>
+        <w:t xml:space="preserve"> adv </w:t>
+      </w:r>
+      <w:r>
+        <w:rPr>
+          <w:rFonts w:hint="eastAsia"/>
+        </w:rPr>
+        <w:t>增加</w:t>
+      </w:r>
+      <w:r>
+        <w:t>(D)increase</w:t>
+      </w:r>
+      <w:r>
+        <w:rPr>
+          <w:rFonts w:hint="eastAsia"/>
+        </w:rPr>
+        <w:t xml:space="preserve"> </w:t>
+      </w:r>
+      <w:r>
+        <w:t>v(</w:t>
+      </w:r>
+      <w:r>
+        <w:rPr>
+          <w:rFonts w:hint="eastAsia"/>
+        </w:rPr>
+        <w:t>原型</w:t>
+      </w:r>
+      <w:r>
+        <w:rPr>
+          <w:rFonts w:hint="eastAsia"/>
+        </w:rPr>
+        <w:t>)</w:t>
       </w:r>
     </w:p>
     <w:p/>
     <w:p>
       <w:r>
-        <w:t xml:space="preserve">Research shows that constant </w:t>
-      </w:r>
-      <w:proofErr w:type="spellStart"/>
-      <w:r>
-        <w:t>self improvements</w:t>
-      </w:r>
-      <w:proofErr w:type="spellEnd"/>
-      <w:r>
-        <w:t xml:space="preserve"> are the best ways to ensure </w:t>
-      </w:r>
-      <w:proofErr w:type="spellStart"/>
+        <w:t>The/a/an(</w:t>
+      </w:r>
+      <w:r>
+        <w:rPr>
+          <w:rFonts w:hint="eastAsia"/>
+        </w:rPr>
+        <w:t>冠詞</w:t>
+      </w:r>
+      <w:r>
+        <w:rPr>
+          <w:rFonts w:hint="eastAsia"/>
+        </w:rPr>
+        <w:t>)</w:t>
+      </w:r>
+      <w:r>
+        <w:t>+Adv+Adj+N</w:t>
+      </w:r>
+      <w:r>
+        <w:rPr>
+          <w:rFonts w:hint="eastAsia"/>
+        </w:rPr>
+        <w:t>，缺一個副詞可以修飾形容詞</w:t>
+      </w:r>
+    </w:p>
+    <w:p>
+      <w:r>
+        <w:t>Ans:</w:t>
+      </w:r>
+      <w:r>
+        <w:rPr>
+          <w:highlight w:val="yellow"/>
+        </w:rPr>
+        <w:t xml:space="preserve"> </w:t>
+      </w:r>
+      <w:r>
+        <w:rPr>
+          <w:highlight w:val="yellow"/>
+        </w:rPr>
+        <w:t>increasingly</w:t>
+      </w:r>
+    </w:p>
+    <w:p>
+      <w:r>
+        <w:t>-ive</w:t>
+      </w:r>
+      <w:r>
+        <w:rPr>
+          <w:rFonts w:hint="eastAsia"/>
+        </w:rPr>
+        <w:t>結尾</w:t>
+      </w:r>
+      <w:r>
+        <w:rPr>
+          <w:rFonts w:hint="eastAsia"/>
+        </w:rPr>
+        <w:t>(</w:t>
+      </w:r>
+      <w:r>
+        <w:t>adj)</w:t>
+      </w:r>
+    </w:p>
+    <w:p>
+      <w:r>
+        <w:t>Competitive adj</w:t>
+      </w:r>
+      <w:r>
+        <w:rPr>
+          <w:rFonts w:hint="eastAsia"/>
+        </w:rPr>
+        <w:t>競爭的、</w:t>
+      </w:r>
+      <w:r>
+        <w:t>constant</w:t>
+      </w:r>
+      <w:r>
+        <w:rPr>
+          <w:rFonts w:hint="eastAsia"/>
+        </w:rPr>
+        <w:t xml:space="preserve"> a</w:t>
+      </w:r>
+      <w:r>
+        <w:t xml:space="preserve">dj </w:t>
+      </w:r>
+      <w:r>
+        <w:rPr>
+          <w:rFonts w:hint="eastAsia"/>
+        </w:rPr>
+        <w:t>持續的、</w:t>
+      </w:r>
+      <w:r>
+        <w:rPr>
+          <w:rFonts w:hint="eastAsia"/>
+        </w:rPr>
+        <w:t>s</w:t>
+      </w:r>
+      <w:r>
+        <w:t xml:space="preserve">elf improvements </w:t>
+      </w:r>
+      <w:r>
+        <w:rPr>
+          <w:rFonts w:hint="eastAsia"/>
+        </w:rPr>
+        <w:t>自我增進</w:t>
+      </w:r>
+    </w:p>
+    <w:p/>
+    <w:p>
+      <w:r>
+        <w:t xml:space="preserve">There will be a briefing on </w:t>
+      </w:r>
+      <w:r>
+        <w:rPr>
+          <w:highlight w:val="yellow"/>
+        </w:rPr>
+        <w:t>what</w:t>
+      </w:r>
+      <w:r>
+        <w:t xml:space="preserve"> to prepare for the upcoming </w:t>
+      </w:r>
       <w:proofErr w:type="gramStart"/>
       <w:r>
-        <w:t>one,s</w:t>
-      </w:r>
-      <w:proofErr w:type="spellEnd"/>
+        <w:t>convention</w:t>
+      </w:r>
+      <w:r>
+        <w:t>.(</w:t>
+      </w:r>
       <w:proofErr w:type="gramEnd"/>
       <w:r>
-        <w:t xml:space="preserve"> career development in </w:t>
-      </w:r>
-      <w:r>
-        <w:rPr>
-          <w:color w:val="FF0000"/>
-        </w:rPr>
-        <w:t xml:space="preserve">the </w:t>
-      </w:r>
-      <w:r>
-        <w:rPr>
-          <w:highlight w:val="yellow"/>
-        </w:rPr>
-        <w:t>increasingly</w:t>
-      </w:r>
-      <w:r>
-        <w:rPr>
-          <w:color w:val="FF0000"/>
-        </w:rPr>
+        <w:t>A)who</w:t>
+      </w:r>
+      <w:r>
+        <w:rPr>
+          <w:highlight w:val="yellow"/>
+        </w:rPr>
+        <w:t>(B)what</w:t>
+      </w:r>
+      <w:r>
+        <w:t>(C)where</w:t>
+      </w:r>
+      <w:r>
+        <w:rPr>
+          <w:rFonts w:hint="eastAsia"/>
+        </w:rPr>
+        <w:t>哪裡</w:t>
+      </w:r>
+      <w:r>
+        <w:t>(D)why</w:t>
+      </w:r>
+      <w:r>
+        <w:rPr>
+          <w:rFonts w:hint="eastAsia"/>
+        </w:rPr>
+        <w:t>為甚麼</w:t>
+      </w:r>
+    </w:p>
+    <w:p/>
+    <w:p>
+      <w:r>
+        <w:t>Briefing</w:t>
+      </w:r>
+      <w:r>
+        <w:t xml:space="preserve"> n </w:t>
+      </w:r>
+      <w:r>
+        <w:rPr>
+          <w:rFonts w:hint="eastAsia"/>
+        </w:rPr>
+        <w:t>簡報、</w:t>
+      </w:r>
+      <w:r>
+        <w:t>convention</w:t>
+      </w:r>
+      <w:r>
+        <w:rPr>
+          <w:rFonts w:hint="eastAsia"/>
+        </w:rPr>
+        <w:t xml:space="preserve"> n</w:t>
+      </w:r>
+      <w:r>
         <w:t xml:space="preserve"> </w:t>
       </w:r>
       <w:r>
-        <w:t>competitive workplace.(A)increasing</w:t>
-      </w:r>
-      <w:r>
-        <w:t xml:space="preserve"> adj</w:t>
-      </w:r>
-      <w:r>
-        <w:t>(B)increases</w:t>
-      </w:r>
-      <w:r>
-        <w:rPr>
-          <w:rFonts w:hint="eastAsia"/>
-        </w:rPr>
-        <w:t xml:space="preserve"> </w:t>
-      </w:r>
-      <w:r>
-        <w:t>v (</w:t>
-      </w:r>
-      <w:r>
-        <w:rPr>
-          <w:rFonts w:hint="eastAsia"/>
-        </w:rPr>
-        <w:t>單數</w:t>
-      </w:r>
-      <w:r>
-        <w:rPr>
-          <w:rFonts w:hint="eastAsia"/>
-        </w:rPr>
-        <w:t>)</w:t>
-      </w:r>
-      <w:r>
-        <w:rPr>
-          <w:highlight w:val="yellow"/>
-        </w:rPr>
-        <w:t>(C)increasingly</w:t>
-      </w:r>
-      <w:r>
-        <w:t xml:space="preserve"> adv </w:t>
-      </w:r>
-      <w:r>
-        <w:rPr>
-          <w:rFonts w:hint="eastAsia"/>
-        </w:rPr>
-        <w:t>增加</w:t>
-      </w:r>
-      <w:r>
-        <w:t>(D)increase</w:t>
-      </w:r>
-      <w:r>
-        <w:rPr>
-          <w:rFonts w:hint="eastAsia"/>
-        </w:rPr>
-        <w:t xml:space="preserve"> </w:t>
-      </w:r>
-      <w:r>
-        <w:t>v(</w:t>
-      </w:r>
-      <w:r>
-        <w:rPr>
-          <w:rFonts w:hint="eastAsia"/>
-        </w:rPr>
-        <w:t>原型</w:t>
-      </w:r>
-      <w:r>
-        <w:rPr>
-          <w:rFonts w:hint="eastAsia"/>
-        </w:rPr>
-        <w:t>)</w:t>
+        <w:rPr>
+          <w:rFonts w:hint="eastAsia"/>
+        </w:rPr>
+        <w:t>會議</w:t>
+      </w:r>
+      <w:r>
+        <w:rPr>
+          <w:rFonts w:hint="eastAsia"/>
+        </w:rPr>
+        <w:t>/</w:t>
+      </w:r>
+      <w:r>
+        <w:rPr>
+          <w:rFonts w:hint="eastAsia"/>
+        </w:rPr>
+        <w:t>協定</w:t>
+      </w:r>
+      <w:r>
+        <w:rPr>
+          <w:rFonts w:hint="eastAsia"/>
+        </w:rPr>
+        <w:t>/</w:t>
+      </w:r>
+      <w:r>
+        <w:rPr>
+          <w:rFonts w:hint="eastAsia"/>
+        </w:rPr>
+        <w:t>習俗</w:t>
+      </w:r>
+    </w:p>
+    <w:p>
+      <w:r>
+        <w:rPr>
+          <w:rFonts w:hint="eastAsia"/>
+        </w:rPr>
+        <w:t>名詞子句</w:t>
+      </w:r>
+      <w:r>
+        <w:rPr>
+          <w:rFonts w:hint="eastAsia"/>
+        </w:rPr>
+        <w:t>:</w:t>
+      </w:r>
+      <w:r>
+        <w:t>WhQ+S+</w:t>
+      </w:r>
+      <w:proofErr w:type="gramStart"/>
+      <w:r>
+        <w:t>V :</w:t>
+      </w:r>
+      <w:proofErr w:type="gramEnd"/>
+      <w:r>
+        <w:t xml:space="preserve"> I don,t know where I should go.</w:t>
+      </w:r>
+    </w:p>
+    <w:p>
+      <w:r>
+        <w:rPr>
+          <w:rFonts w:hint="eastAsia"/>
+        </w:rPr>
+        <w:t>名詞片語</w:t>
+      </w:r>
+      <w:r>
+        <w:rPr>
+          <w:rFonts w:hint="eastAsia"/>
+        </w:rPr>
+        <w:t>:</w:t>
+      </w:r>
+      <w:r>
+        <w:t xml:space="preserve">WhQ+to </w:t>
+      </w:r>
+      <w:proofErr w:type="gramStart"/>
+      <w:r>
+        <w:t>V:I</w:t>
+      </w:r>
+      <w:proofErr w:type="gramEnd"/>
+      <w:r>
+        <w:t xml:space="preserve"> don,t know where to go.</w:t>
       </w:r>
     </w:p>
     <w:p/>
     <w:p>
       <w:r>
-        <w:t>The/a/an(</w:t>
-      </w:r>
-      <w:r>
-        <w:rPr>
-          <w:rFonts w:hint="eastAsia"/>
-        </w:rPr>
-        <w:t>冠詞</w:t>
-      </w:r>
-      <w:r>
-        <w:rPr>
-          <w:rFonts w:hint="eastAsia"/>
-        </w:rPr>
-        <w:t>)</w:t>
-      </w:r>
-      <w:r>
-        <w:t>+</w:t>
-      </w:r>
-      <w:proofErr w:type="spellStart"/>
-      <w:r>
-        <w:t>Adv+Adj+N</w:t>
-      </w:r>
-      <w:proofErr w:type="spellEnd"/>
-      <w:r>
-        <w:rPr>
-          <w:rFonts w:hint="eastAsia"/>
-        </w:rPr>
-        <w:t>，缺一個副詞可以修飾形容詞</w:t>
-      </w:r>
-    </w:p>
-    <w:p>
-      <w:r>
-        <w:t>Ans:</w:t>
-      </w:r>
-      <w:r>
-        <w:rPr>
-          <w:highlight w:val="yellow"/>
-        </w:rPr>
-        <w:t xml:space="preserve"> </w:t>
-      </w:r>
-      <w:r>
-        <w:rPr>
-          <w:highlight w:val="yellow"/>
-        </w:rPr>
-        <w:t>increasingly</w:t>
-      </w:r>
-    </w:p>
-    <w:p>
-      <w:r>
-        <w:t>-</w:t>
-      </w:r>
-      <w:proofErr w:type="spellStart"/>
-      <w:r>
-        <w:t>ive</w:t>
-      </w:r>
-      <w:proofErr w:type="spellEnd"/>
-      <w:r>
-        <w:rPr>
-          <w:rFonts w:hint="eastAsia"/>
-        </w:rPr>
-        <w:t>結尾</w:t>
-      </w:r>
-      <w:r>
-        <w:rPr>
-          <w:rFonts w:hint="eastAsia"/>
-        </w:rPr>
-        <w:t>(</w:t>
-      </w:r>
-      <w:r>
-        <w:t>adj)</w:t>
-      </w:r>
-    </w:p>
-    <w:p>
-      <w:r>
-        <w:t>Competitive adj</w:t>
-      </w:r>
-      <w:r>
-        <w:rPr>
-          <w:rFonts w:hint="eastAsia"/>
-        </w:rPr>
-        <w:t>競爭的、</w:t>
-      </w:r>
-      <w:r>
-        <w:t>constant</w:t>
-      </w:r>
-      <w:r>
-        <w:rPr>
-          <w:rFonts w:hint="eastAsia"/>
-        </w:rPr>
-        <w:t xml:space="preserve"> a</w:t>
-      </w:r>
-      <w:r>
-        <w:t xml:space="preserve">dj </w:t>
-      </w:r>
-      <w:r>
-        <w:rPr>
-          <w:rFonts w:hint="eastAsia"/>
-        </w:rPr>
-        <w:t>持續的、</w:t>
-      </w:r>
-      <w:proofErr w:type="spellStart"/>
-      <w:r>
-        <w:rPr>
-          <w:rFonts w:hint="eastAsia"/>
-        </w:rPr>
-        <w:t>s</w:t>
-      </w:r>
-      <w:r>
-        <w:t>elf improvements</w:t>
-      </w:r>
-      <w:proofErr w:type="spellEnd"/>
-      <w:r>
-        <w:t xml:space="preserve"> </w:t>
-      </w:r>
-      <w:r>
-        <w:rPr>
-          <w:rFonts w:hint="eastAsia"/>
-        </w:rPr>
-        <w:t>自我增進</w:t>
+        <w:t>We got to the train station</w:t>
+      </w:r>
+      <w:r>
+        <w:t xml:space="preserve"> just </w:t>
+      </w:r>
+      <w:r>
+        <w:rPr>
+          <w:highlight w:val="yellow"/>
+        </w:rPr>
+        <w:t>before</w:t>
+      </w:r>
+      <w:r>
+        <w:t xml:space="preserve"> the train </w:t>
+      </w:r>
+      <w:proofErr w:type="gramStart"/>
+      <w:r>
+        <w:t>left,or</w:t>
+      </w:r>
+      <w:proofErr w:type="gramEnd"/>
+      <w:r>
+        <w:t xml:space="preserve"> we would have missed it. </w:t>
+      </w:r>
+      <w:r>
+        <w:rPr>
+          <w:highlight w:val="yellow"/>
+        </w:rPr>
+        <w:t>(A)before</w:t>
+      </w:r>
+      <w:r>
+        <w:rPr>
+          <w:rFonts w:hint="eastAsia"/>
+          <w:highlight w:val="yellow"/>
+        </w:rPr>
+        <w:t>在</w:t>
+      </w:r>
+      <w:r>
+        <w:rPr>
+          <w:rFonts w:hint="eastAsia"/>
+          <w:highlight w:val="yellow"/>
+        </w:rPr>
+        <w:t>.</w:t>
+      </w:r>
+      <w:r>
+        <w:rPr>
+          <w:highlight w:val="yellow"/>
+        </w:rPr>
+        <w:t>.</w:t>
+      </w:r>
+      <w:r>
+        <w:rPr>
+          <w:rFonts w:hint="eastAsia"/>
+          <w:highlight w:val="yellow"/>
+        </w:rPr>
+        <w:t>之前</w:t>
+      </w:r>
+      <w:r>
+        <w:t>B)while</w:t>
+      </w:r>
+      <w:r>
+        <w:rPr>
+          <w:rFonts w:hint="eastAsia"/>
+        </w:rPr>
+        <w:t>正當</w:t>
+      </w:r>
+      <w:r>
+        <w:t>…</w:t>
+      </w:r>
+      <w:r>
+        <w:t>(C)after</w:t>
+      </w:r>
+      <w:r>
+        <w:rPr>
+          <w:rFonts w:hint="eastAsia"/>
+        </w:rPr>
+        <w:t>在</w:t>
+      </w:r>
+      <w:r>
+        <w:rPr>
+          <w:rFonts w:hint="eastAsia"/>
+        </w:rPr>
+        <w:t>.</w:t>
+      </w:r>
+      <w:r>
+        <w:t>.</w:t>
+      </w:r>
+      <w:r>
+        <w:rPr>
+          <w:rFonts w:hint="eastAsia"/>
+        </w:rPr>
+        <w:t>之後</w:t>
+      </w:r>
+      <w:r>
+        <w:t>(D)when</w:t>
+      </w:r>
+      <w:r>
+        <w:rPr>
+          <w:rFonts w:hint="eastAsia"/>
+        </w:rPr>
+        <w:t>當</w:t>
+      </w:r>
+      <w:r>
+        <w:rPr>
+          <w:rFonts w:hint="eastAsia"/>
+        </w:rPr>
+        <w:t>.</w:t>
+      </w:r>
+      <w:r>
+        <w:t>.</w:t>
       </w:r>
     </w:p>
     <w:p/>
     <w:p>
       <w:r>
-        <w:t xml:space="preserve">There will be a briefing on </w:t>
-      </w:r>
-      <w:r>
-        <w:rPr>
-          <w:highlight w:val="yellow"/>
-        </w:rPr>
-        <w:t>what</w:t>
-      </w:r>
-      <w:r>
-        <w:t xml:space="preserve"> to prepare for the upcoming </w:t>
+        <w:t xml:space="preserve">Just </w:t>
+      </w:r>
+      <w:r>
+        <w:rPr>
+          <w:rFonts w:hint="eastAsia"/>
+        </w:rPr>
+        <w:t>正</w:t>
+      </w:r>
+      <w:r>
+        <w:t>…</w:t>
+      </w:r>
+      <w:r>
+        <w:rPr>
+          <w:rFonts w:hint="eastAsia"/>
+        </w:rPr>
+        <w:t>、</w:t>
+      </w:r>
+      <w:r>
+        <w:rPr>
+          <w:rFonts w:hint="eastAsia"/>
+        </w:rPr>
+        <w:t>o</w:t>
+      </w:r>
+      <w:r>
+        <w:t xml:space="preserve">r </w:t>
+      </w:r>
+      <w:r>
+        <w:rPr>
+          <w:rFonts w:hint="eastAsia"/>
+        </w:rPr>
+        <w:t>否則</w:t>
+      </w:r>
+    </w:p>
+    <w:p>
+      <w:r>
+        <w:t>While A “be” Ving, B “be” Ving.</w:t>
+      </w:r>
+    </w:p>
+    <w:p>
+      <w:r>
+        <w:t xml:space="preserve">After I closed my </w:t>
       </w:r>
       <w:proofErr w:type="gramStart"/>
       <w:r>
-        <w:t>convention</w:t>
-      </w:r>
-      <w:r>
-        <w:t>.(</w:t>
-      </w:r>
-      <w:proofErr w:type="gramEnd"/>
-      <w:r>
-        <w:t>A)who</w:t>
-      </w:r>
-      <w:r>
-        <w:rPr>
-          <w:highlight w:val="yellow"/>
-        </w:rPr>
-        <w:t>(B)what</w:t>
-      </w:r>
-      <w:r>
-        <w:t>(C)where</w:t>
-      </w:r>
-      <w:r>
-        <w:rPr>
-          <w:rFonts w:hint="eastAsia"/>
-        </w:rPr>
-        <w:t>哪裡</w:t>
-      </w:r>
-      <w:r>
-        <w:t>(D)why</w:t>
-      </w:r>
-      <w:r>
-        <w:rPr>
-          <w:rFonts w:hint="eastAsia"/>
-        </w:rPr>
-        <w:t>為甚麼</w:t>
-      </w:r>
-    </w:p>
-    <w:p/>
-    <w:p>
-      <w:r>
-        <w:t>Briefing</w:t>
-      </w:r>
-      <w:r>
-        <w:t xml:space="preserve"> n </w:t>
-      </w:r>
-      <w:r>
-        <w:rPr>
-          <w:rFonts w:hint="eastAsia"/>
-        </w:rPr>
-        <w:t>簡報、</w:t>
-      </w:r>
-      <w:r>
-        <w:t>convention</w:t>
-      </w:r>
-      <w:r>
-        <w:rPr>
-          <w:rFonts w:hint="eastAsia"/>
-        </w:rPr>
-        <w:t xml:space="preserve"> n</w:t>
-      </w:r>
-      <w:r>
-        <w:t xml:space="preserve"> </w:t>
-      </w:r>
-      <w:r>
-        <w:rPr>
-          <w:rFonts w:hint="eastAsia"/>
-        </w:rPr>
-        <w:t>會議</w:t>
-      </w:r>
-      <w:r>
-        <w:rPr>
-          <w:rFonts w:hint="eastAsia"/>
-        </w:rPr>
-        <w:t>/</w:t>
-      </w:r>
-      <w:r>
-        <w:rPr>
-          <w:rFonts w:hint="eastAsia"/>
-        </w:rPr>
-        <w:t>協定</w:t>
-      </w:r>
-      <w:r>
-        <w:rPr>
-          <w:rFonts w:hint="eastAsia"/>
-        </w:rPr>
-        <w:t>/</w:t>
-      </w:r>
-      <w:r>
-        <w:rPr>
-          <w:rFonts w:hint="eastAsia"/>
-        </w:rPr>
-        <w:t>習俗</w:t>
-      </w:r>
-    </w:p>
-    <w:p>
-      <w:r>
-        <w:rPr>
-          <w:rFonts w:hint="eastAsia"/>
-        </w:rPr>
-        <w:t>名詞子句</w:t>
-      </w:r>
-      <w:r>
-        <w:rPr>
-          <w:rFonts w:hint="eastAsia"/>
-        </w:rPr>
-        <w:t>:</w:t>
-      </w:r>
-      <w:proofErr w:type="spellStart"/>
-      <w:r>
-        <w:t>WhQ+S+</w:t>
-      </w:r>
-      <w:proofErr w:type="gramStart"/>
-      <w:r>
-        <w:t>V</w:t>
-      </w:r>
-      <w:proofErr w:type="spellEnd"/>
-      <w:r>
-        <w:t xml:space="preserve"> :</w:t>
-      </w:r>
-      <w:proofErr w:type="gramEnd"/>
-      <w:r>
-        <w:t xml:space="preserve"> I </w:t>
-      </w:r>
-      <w:proofErr w:type="spellStart"/>
-      <w:r>
-        <w:t>don,t</w:t>
-      </w:r>
-      <w:proofErr w:type="spellEnd"/>
-      <w:r>
-        <w:t xml:space="preserve"> know where I should go.</w:t>
-      </w:r>
-    </w:p>
-    <w:p>
-      <w:r>
-        <w:rPr>
-          <w:rFonts w:hint="eastAsia"/>
-        </w:rPr>
-        <w:t>名詞片語</w:t>
-      </w:r>
-      <w:r>
-        <w:rPr>
-          <w:rFonts w:hint="eastAsia"/>
-        </w:rPr>
-        <w:t>:</w:t>
-      </w:r>
-      <w:proofErr w:type="spellStart"/>
-      <w:r>
-        <w:t>WhQ+to</w:t>
-      </w:r>
-      <w:proofErr w:type="spellEnd"/>
-      <w:r>
-        <w:t xml:space="preserve"> </w:t>
-      </w:r>
-      <w:proofErr w:type="gramStart"/>
-      <w:r>
-        <w:t>V:I</w:t>
-      </w:r>
-      <w:proofErr w:type="gramEnd"/>
-      <w:r>
-        <w:t xml:space="preserve"> </w:t>
-      </w:r>
-      <w:proofErr w:type="spellStart"/>
-      <w:r>
-        <w:t>don,t</w:t>
-      </w:r>
-      <w:proofErr w:type="spellEnd"/>
-      <w:r>
-        <w:t xml:space="preserve"> know where to go.</w:t>
-      </w:r>
-    </w:p>
-    <w:p/>
-    <w:p>
-      <w:r>
-        <w:t>We got to the train station</w:t>
-      </w:r>
-      <w:r>
-        <w:t xml:space="preserve"> just </w:t>
-      </w:r>
-      <w:r>
-        <w:rPr>
-          <w:highlight w:val="yellow"/>
-        </w:rPr>
-        <w:t>before</w:t>
-      </w:r>
-      <w:r>
-        <w:t xml:space="preserve"> the train </w:t>
-      </w:r>
-      <w:proofErr w:type="spellStart"/>
-      <w:proofErr w:type="gramStart"/>
-      <w:r>
-        <w:t>left,or</w:t>
-      </w:r>
-      <w:proofErr w:type="spellEnd"/>
-      <w:proofErr w:type="gramEnd"/>
-      <w:r>
-        <w:t xml:space="preserve"> we would have missed it. </w:t>
-      </w:r>
-      <w:r>
-        <w:rPr>
-          <w:highlight w:val="yellow"/>
-        </w:rPr>
-        <w:t>(A)before</w:t>
-      </w:r>
-      <w:r>
-        <w:rPr>
-          <w:rFonts w:hint="eastAsia"/>
-          <w:highlight w:val="yellow"/>
-        </w:rPr>
-        <w:t>在</w:t>
-      </w:r>
-      <w:r>
-        <w:rPr>
-          <w:rFonts w:hint="eastAsia"/>
-          <w:highlight w:val="yellow"/>
-        </w:rPr>
-        <w:t>.</w:t>
-      </w:r>
-      <w:r>
-        <w:rPr>
-          <w:highlight w:val="yellow"/>
-        </w:rPr>
-        <w:t>.</w:t>
-      </w:r>
-      <w:r>
-        <w:rPr>
-          <w:rFonts w:hint="eastAsia"/>
-          <w:highlight w:val="yellow"/>
-        </w:rPr>
-        <w:t>之前</w:t>
-      </w:r>
-      <w:r>
-        <w:t>B)while</w:t>
-      </w:r>
-      <w:r>
-        <w:rPr>
-          <w:rFonts w:hint="eastAsia"/>
-        </w:rPr>
-        <w:t>正當</w:t>
-      </w:r>
-      <w:r>
-        <w:t>…</w:t>
-      </w:r>
-      <w:r>
-        <w:t>(C)after</w:t>
-      </w:r>
-      <w:r>
-        <w:rPr>
-          <w:rFonts w:hint="eastAsia"/>
-        </w:rPr>
-        <w:t>在</w:t>
-      </w:r>
-      <w:r>
-        <w:rPr>
-          <w:rFonts w:hint="eastAsia"/>
-        </w:rPr>
-        <w:t>.</w:t>
-      </w:r>
-      <w:r>
-        <w:t>.</w:t>
-      </w:r>
-      <w:r>
-        <w:rPr>
-          <w:rFonts w:hint="eastAsia"/>
-        </w:rPr>
-        <w:t>之後</w:t>
-      </w:r>
-      <w:r>
-        <w:t>(D)when</w:t>
-      </w:r>
-      <w:r>
-        <w:rPr>
-          <w:rFonts w:hint="eastAsia"/>
-        </w:rPr>
-        <w:t>當</w:t>
-      </w:r>
-      <w:r>
-        <w:rPr>
-          <w:rFonts w:hint="eastAsia"/>
-        </w:rPr>
-        <w:t>.</w:t>
-      </w:r>
-      <w:r>
-        <w:t>.</w:t>
-      </w:r>
-    </w:p>
-    <w:p/>
-    <w:p>
-      <w:r>
-        <w:t xml:space="preserve">Just </w:t>
-      </w:r>
-      <w:r>
-        <w:rPr>
-          <w:rFonts w:hint="eastAsia"/>
-        </w:rPr>
-        <w:t>正</w:t>
-      </w:r>
-      <w:r>
-        <w:t>…</w:t>
-      </w:r>
-      <w:r>
-        <w:rPr>
-          <w:rFonts w:hint="eastAsia"/>
-        </w:rPr>
-        <w:t>、</w:t>
-      </w:r>
-      <w:r>
-        <w:rPr>
-          <w:rFonts w:hint="eastAsia"/>
-        </w:rPr>
-        <w:t>o</w:t>
-      </w:r>
-      <w:r>
-        <w:t xml:space="preserve">r </w:t>
-      </w:r>
-      <w:r>
-        <w:rPr>
-          <w:rFonts w:hint="eastAsia"/>
-        </w:rPr>
-        <w:t>否則</w:t>
-      </w:r>
-    </w:p>
-    <w:p>
-      <w:r>
-        <w:t>While A “be” Ving, B “be” Ving.</w:t>
-      </w:r>
-    </w:p>
-    <w:p>
-      <w:r>
-        <w:t xml:space="preserve">After I closed my </w:t>
-      </w:r>
-      <w:proofErr w:type="spellStart"/>
-      <w:proofErr w:type="gramStart"/>
-      <w:r>
         <w:t>door,then</w:t>
       </w:r>
-      <w:proofErr w:type="spellEnd"/>
       <w:proofErr w:type="gramEnd"/>
       <w:r>
         <w:t xml:space="preserve"> I drove off. </w:t>
@@ -2102,12 +2020,10 @@
         <w:lastRenderedPageBreak/>
         <w:t xml:space="preserve">When I woke up in the </w:t>
       </w:r>
-      <w:proofErr w:type="spellStart"/>
       <w:proofErr w:type="gramStart"/>
       <w:r>
         <w:t>morning,I</w:t>
       </w:r>
-      <w:proofErr w:type="spellEnd"/>
       <w:proofErr w:type="gramEnd"/>
       <w:r>
         <w:t xml:space="preserve"> started to think what I should record</w:t>
@@ -2214,19 +2130,71 @@
         </w:rPr>
         <w:t>+</w:t>
       </w:r>
-      <w:proofErr w:type="spellStart"/>
-      <w:r>
-        <w:t>be+PP</w:t>
-      </w:r>
-      <w:proofErr w:type="spellEnd"/>
-      <w:r>
+      <w:r>
+        <w:t>be+PP:</w:t>
+      </w:r>
+      <w:r>
+        <w:rPr>
+          <w:rFonts w:hint="eastAsia"/>
+        </w:rPr>
+        <w:t>情態助動詞的被動語態</w:t>
+      </w:r>
+      <w:r>
+        <w:rPr>
+          <w:rFonts w:hint="eastAsia"/>
+        </w:rPr>
+        <w:t xml:space="preserve"> </w:t>
+      </w:r>
+    </w:p>
+    <w:p>
+      <w:r>
+        <w:rPr>
+          <w:rFonts w:hint="eastAsia"/>
+        </w:rPr>
+        <w:t>m</w:t>
+      </w:r>
+      <w:r>
+        <w:t>ust be PP:</w:t>
+      </w:r>
+      <w:r>
+        <w:rPr>
+          <w:rFonts w:hint="eastAsia"/>
+        </w:rPr>
+        <w:t>必須被</w:t>
+      </w:r>
+    </w:p>
+    <w:p>
+      <w:r>
+        <w:rPr>
+          <w:rFonts w:hint="eastAsia"/>
+        </w:rPr>
+        <w:t>常見的情態助動詞</w:t>
+      </w:r>
+      <w:r>
+        <w:rPr>
+          <w:rFonts w:hint="eastAsia"/>
+        </w:rPr>
         <w:t>:</w:t>
       </w:r>
       <w:r>
-        <w:rPr>
-          <w:rFonts w:hint="eastAsia"/>
-        </w:rPr>
-        <w:t>情態助動詞的被動語態</w:t>
+        <w:t>can could shall should will would may might must…</w:t>
+      </w:r>
+    </w:p>
+    <w:p>
+      <w:r>
+        <w:rPr>
+          <w:rFonts w:hint="eastAsia"/>
+        </w:rPr>
+        <w:t>用來表達能力、可能性、必要性等</w:t>
+      </w:r>
+    </w:p>
+    <w:p/>
+    <w:p>
+      <w:r>
+        <w:rPr>
+          <w:highlight w:val="yellow"/>
+        </w:rPr>
+        <w:t>Despite</w:t>
       </w:r>
       <w:r>
         <w:rPr>
@@ -2234,30 +2202,261 @@
         </w:rPr>
         <w:t xml:space="preserve"> </w:t>
       </w:r>
-    </w:p>
-    <w:p>
-      <w:r>
-        <w:rPr>
-          <w:rFonts w:hint="eastAsia"/>
-        </w:rPr>
-        <w:t>m</w:t>
-      </w:r>
-      <w:r>
-        <w:t>ust be PP:</w:t>
-      </w:r>
-      <w:r>
-        <w:rPr>
-          <w:rFonts w:hint="eastAsia"/>
-        </w:rPr>
-        <w:t>必須被</w:t>
-      </w:r>
-    </w:p>
-    <w:p>
-      <w:r>
-        <w:rPr>
-          <w:rFonts w:hint="eastAsia"/>
-        </w:rPr>
-        <w:t>常見的情態助動詞</w:t>
+      <w:r>
+        <w:rPr>
+          <w:rFonts w:hint="eastAsia"/>
+        </w:rPr>
+        <w:t>T</w:t>
+      </w:r>
+      <w:r>
+        <w:t xml:space="preserve">he efforts of environmental protection </w:t>
+      </w:r>
+      <w:proofErr w:type="gramStart"/>
+      <w:r>
+        <w:t>groups,the</w:t>
+      </w:r>
+      <w:proofErr w:type="gramEnd"/>
+      <w:r>
+        <w:t xml:space="preserve"> legislation to ban diesel behicles did not pass. (A)But</w:t>
+      </w:r>
+      <w:r>
+        <w:rPr>
+          <w:rFonts w:hint="eastAsia"/>
+        </w:rPr>
+        <w:t>但是</w:t>
+      </w:r>
+      <w:r>
+        <w:rPr>
+          <w:rFonts w:hint="eastAsia"/>
+        </w:rPr>
+        <w:t>/</w:t>
+      </w:r>
+      <w:r>
+        <w:rPr>
+          <w:rFonts w:hint="eastAsia"/>
+        </w:rPr>
+        <w:t>不過</w:t>
+      </w:r>
+      <w:r>
+        <w:rPr>
+          <w:rFonts w:hint="eastAsia"/>
+        </w:rPr>
+        <w:t>(</w:t>
+      </w:r>
+      <w:r>
+        <w:rPr>
+          <w:rFonts w:hint="eastAsia"/>
+        </w:rPr>
+        <w:t>連接詞</w:t>
+      </w:r>
+      <w:r>
+        <w:rPr>
+          <w:rFonts w:hint="eastAsia"/>
+        </w:rPr>
+        <w:t>)</w:t>
+      </w:r>
+      <w:r>
+        <w:t>(B)Nonetheless</w:t>
+      </w:r>
+      <w:r>
+        <w:rPr>
+          <w:rFonts w:hint="eastAsia"/>
+        </w:rPr>
+        <w:t>但是</w:t>
+      </w:r>
+      <w:r>
+        <w:rPr>
+          <w:rFonts w:hint="eastAsia"/>
+        </w:rPr>
+        <w:t>/</w:t>
+      </w:r>
+      <w:r>
+        <w:rPr>
+          <w:rFonts w:hint="eastAsia"/>
+        </w:rPr>
+        <w:t>仍然</w:t>
+      </w:r>
+      <w:r>
+        <w:rPr>
+          <w:rFonts w:hint="eastAsia"/>
+        </w:rPr>
+        <w:t>(</w:t>
+      </w:r>
+      <w:r>
+        <w:rPr>
+          <w:rFonts w:hint="eastAsia"/>
+        </w:rPr>
+        <w:t>連接副詞</w:t>
+      </w:r>
+      <w:r>
+        <w:rPr>
+          <w:rFonts w:hint="eastAsia"/>
+        </w:rPr>
+        <w:t>)</w:t>
+      </w:r>
+      <w:r>
+        <w:t>(C)Although</w:t>
+      </w:r>
+      <w:r>
+        <w:rPr>
+          <w:rFonts w:hint="eastAsia"/>
+        </w:rPr>
+        <w:t>雖然</w:t>
+      </w:r>
+      <w:r>
+        <w:rPr>
+          <w:rFonts w:hint="eastAsia"/>
+        </w:rPr>
+        <w:t>(</w:t>
+      </w:r>
+      <w:r>
+        <w:rPr>
+          <w:rFonts w:hint="eastAsia"/>
+        </w:rPr>
+        <w:t>連接詞</w:t>
+      </w:r>
+      <w:r>
+        <w:rPr>
+          <w:rFonts w:hint="eastAsia"/>
+        </w:rPr>
+        <w:t>)</w:t>
+      </w:r>
+      <w:r>
+        <w:rPr>
+          <w:highlight w:val="yellow"/>
+        </w:rPr>
+        <w:t>(D)Despite</w:t>
+      </w:r>
+      <w:r>
+        <w:rPr>
+          <w:rFonts w:hint="eastAsia"/>
+          <w:highlight w:val="yellow"/>
+        </w:rPr>
+        <w:t>儘管</w:t>
+      </w:r>
+      <w:r>
+        <w:rPr>
+          <w:rFonts w:hint="eastAsia"/>
+          <w:highlight w:val="yellow"/>
+        </w:rPr>
+        <w:t>(</w:t>
+      </w:r>
+      <w:r>
+        <w:rPr>
+          <w:rFonts w:hint="eastAsia"/>
+          <w:highlight w:val="yellow"/>
+        </w:rPr>
+        <w:t>介係詞</w:t>
+      </w:r>
+      <w:r>
+        <w:rPr>
+          <w:rFonts w:hint="eastAsia"/>
+          <w:highlight w:val="yellow"/>
+        </w:rPr>
+        <w:t>)</w:t>
+      </w:r>
+    </w:p>
+    <w:p/>
+    <w:p>
+      <w:r>
+        <w:rPr>
+          <w:rFonts w:hint="eastAsia"/>
+        </w:rPr>
+        <w:t>e</w:t>
+      </w:r>
+      <w:r>
+        <w:t>ffort n.</w:t>
+      </w:r>
+      <w:r>
+        <w:rPr>
+          <w:rFonts w:hint="eastAsia"/>
+        </w:rPr>
+        <w:t>努力、</w:t>
+      </w:r>
+      <w:r>
+        <w:rPr>
+          <w:rFonts w:hint="eastAsia"/>
+        </w:rPr>
+        <w:t>p</w:t>
+      </w:r>
+      <w:r>
+        <w:t>rotection n.</w:t>
+      </w:r>
+      <w:r>
+        <w:rPr>
+          <w:rFonts w:hint="eastAsia"/>
+        </w:rPr>
+        <w:t>保護、</w:t>
+      </w:r>
+      <w:r>
+        <w:rPr>
+          <w:rFonts w:hint="eastAsia"/>
+        </w:rPr>
+        <w:t>l</w:t>
+      </w:r>
+      <w:r>
+        <w:t>egislation n.</w:t>
+      </w:r>
+      <w:r>
+        <w:rPr>
+          <w:rFonts w:hint="eastAsia"/>
+        </w:rPr>
+        <w:t>立法、</w:t>
+      </w:r>
+      <w:r>
+        <w:rPr>
+          <w:rFonts w:hint="eastAsia"/>
+        </w:rPr>
+        <w:t>d</w:t>
+      </w:r>
+      <w:r>
+        <w:t>iesel n.</w:t>
+      </w:r>
+      <w:r>
+        <w:rPr>
+          <w:rFonts w:hint="eastAsia"/>
+        </w:rPr>
+        <w:t>柴油</w:t>
+      </w:r>
+    </w:p>
+    <w:p>
+      <w:r>
+        <w:rPr>
+          <w:rFonts w:hint="eastAsia"/>
+        </w:rPr>
+        <w:t>介係詞</w:t>
+      </w:r>
+      <w:r>
+        <w:rPr>
+          <w:rFonts w:hint="eastAsia"/>
+        </w:rPr>
+        <w:t>+</w:t>
+      </w:r>
+      <w:r>
+        <w:t>N/Ving</w:t>
+      </w:r>
+      <w:r>
+        <w:rPr>
+          <w:rFonts w:hint="eastAsia"/>
+        </w:rPr>
+        <w:t>，不能有動詞</w:t>
+      </w:r>
+      <w:r>
+        <w:rPr>
+          <w:rFonts w:hint="eastAsia"/>
+        </w:rPr>
+        <w:t>(</w:t>
+      </w:r>
+      <w:r>
+        <w:t>v)</w:t>
+      </w:r>
+    </w:p>
+    <w:p>
+      <w:r>
+        <w:rPr>
+          <w:rFonts w:hint="eastAsia"/>
+        </w:rPr>
+        <w:t>常見的介係詞</w:t>
       </w:r>
       <w:r>
         <w:rPr>
@@ -2266,24 +2465,106 @@
         <w:t>:</w:t>
       </w:r>
       <w:r>
-        <w:t>can could shall should will would may might must…</w:t>
-      </w:r>
-    </w:p>
-    <w:p>
-      <w:r>
-        <w:rPr>
-          <w:rFonts w:hint="eastAsia"/>
-        </w:rPr>
-        <w:t>用來表達能力、可能性、必要性等</w:t>
+        <w:t>despite in on at from…</w:t>
+      </w:r>
+    </w:p>
+    <w:p>
+      <w:r>
+        <w:rPr>
+          <w:rFonts w:hint="eastAsia"/>
+        </w:rPr>
+        <w:t>e</w:t>
+      </w:r>
+      <w:r>
+        <w:t>x:</w:t>
+      </w:r>
+    </w:p>
+    <w:p>
+      <w:r>
+        <w:t>Despite the weather</w:t>
+      </w:r>
+      <w:r>
+        <w:rPr>
+          <w:rFonts w:hint="eastAsia"/>
+        </w:rPr>
+        <w:t>(</w:t>
+      </w:r>
+      <w:r>
+        <w:t>n</w:t>
+      </w:r>
+      <w:proofErr w:type="gramStart"/>
+      <w:r>
+        <w:t>),he</w:t>
+      </w:r>
+      <w:proofErr w:type="gramEnd"/>
+      <w:r>
+        <w:t xml:space="preserve"> went swimming.</w:t>
+      </w:r>
+    </w:p>
+    <w:p>
+      <w:r>
+        <w:t>For/And/Nor/But/Or/Yet/So:</w:t>
+      </w:r>
+      <w:r>
+        <w:rPr>
+          <w:rFonts w:hint="eastAsia"/>
+        </w:rPr>
+        <w:t>對等連接詞不能為句首空格答案</w:t>
       </w:r>
     </w:p>
     <w:p/>
     <w:p>
       <w:r>
-        <w:rPr>
-          <w:highlight w:val="yellow"/>
-        </w:rPr>
-        <w:t>Despite</w:t>
+        <w:t xml:space="preserve">There has been </w:t>
+      </w:r>
+      <w:proofErr w:type="gramStart"/>
+      <w:r>
+        <w:t>a  increase</w:t>
+      </w:r>
+      <w:proofErr w:type="gramEnd"/>
+      <w:r>
+        <w:t xml:space="preserve"> in demand for housing,and that is what is keeping the prices from falling. (A</w:t>
+      </w:r>
+      <w:r>
+        <w:rPr>
+          <w:rFonts w:hint="eastAsia"/>
+        </w:rPr>
+        <w:t>)</w:t>
+      </w:r>
+      <w:r>
+        <w:t>steadily(B)steady(C)steadying(D)steadied</w:t>
+      </w:r>
+    </w:p>
+    <w:p>
+      <w:r>
+        <w:t>has been-&gt;</w:t>
+      </w:r>
+      <w:r>
+        <w:rPr>
+          <w:rFonts w:hint="eastAsia"/>
+        </w:rPr>
+        <w:t>動詞，因此可以判斷</w:t>
+      </w:r>
+      <w:r>
+        <w:t>increase</w:t>
+      </w:r>
+      <w:r>
+        <w:rPr>
+          <w:rFonts w:hint="eastAsia"/>
+        </w:rPr>
+        <w:t>是名詞，</w:t>
+      </w:r>
+    </w:p>
+    <w:p/>
+    <w:p>
+      <w:r>
+        <w:rPr>
+          <w:rFonts w:hint="eastAsia"/>
+        </w:rPr>
+        <w:t>s</w:t>
+      </w:r>
+      <w:r>
+        <w:t>teady adj</w:t>
       </w:r>
       <w:r>
         <w:rPr>
@@ -2295,58 +2576,81 @@
         <w:rPr>
           <w:rFonts w:hint="eastAsia"/>
         </w:rPr>
-        <w:t>T</w:t>
-      </w:r>
-      <w:r>
-        <w:t xml:space="preserve">he efforts of environmental protection </w:t>
-      </w:r>
-      <w:proofErr w:type="spellStart"/>
+        <w:t>穩定的、</w:t>
+      </w:r>
+      <w:r>
+        <w:rPr>
+          <w:rFonts w:hint="eastAsia"/>
+        </w:rPr>
+        <w:t>d</w:t>
+      </w:r>
+      <w:r>
+        <w:t>emand v</w:t>
+      </w:r>
+      <w:r>
+        <w:rPr>
+          <w:rFonts w:hint="eastAsia"/>
+        </w:rPr>
+        <w:t>需求、</w:t>
+      </w:r>
+    </w:p>
+    <w:p>
+      <w:r>
+        <w:t>A/An/The(</w:t>
+      </w:r>
+      <w:r>
+        <w:rPr>
+          <w:rFonts w:hint="eastAsia"/>
+        </w:rPr>
+        <w:t>冠詞</w:t>
+      </w:r>
+      <w:r>
+        <w:rPr>
+          <w:rFonts w:hint="eastAsia"/>
+        </w:rPr>
+        <w:t>)</w:t>
+      </w:r>
+      <w:r>
+        <w:t>+Adv+Adj+N</w:t>
+      </w:r>
+    </w:p>
+    <w:p>
       <w:proofErr w:type="gramStart"/>
       <w:r>
-        <w:t>groups,the</w:t>
-      </w:r>
-      <w:proofErr w:type="spellEnd"/>
+        <w:rPr>
+          <w:rFonts w:hint="eastAsia"/>
+        </w:rPr>
+        <w:t>e</w:t>
+      </w:r>
+      <w:r>
+        <w:t>x:A</w:t>
+      </w:r>
       <w:proofErr w:type="gramEnd"/>
       <w:r>
-        <w:t xml:space="preserve"> legislation to ban diesel </w:t>
-      </w:r>
-      <w:proofErr w:type="spellStart"/>
-      <w:r>
-        <w:t>behicles</w:t>
-      </w:r>
-      <w:proofErr w:type="spellEnd"/>
-      <w:r>
-        <w:t xml:space="preserve"> did not pass. (A)But</w:t>
-      </w:r>
-      <w:r>
-        <w:rPr>
-          <w:rFonts w:hint="eastAsia"/>
-        </w:rPr>
-        <w:t>但是</w:t>
-      </w:r>
-      <w:r>
-        <w:rPr>
-          <w:rFonts w:hint="eastAsia"/>
-        </w:rPr>
-        <w:t>/</w:t>
-      </w:r>
-      <w:r>
-        <w:rPr>
-          <w:rFonts w:hint="eastAsia"/>
-        </w:rPr>
-        <w:t>不過</w:t>
-      </w:r>
-      <w:r>
-        <w:rPr>
-          <w:rFonts w:hint="eastAsia"/>
-        </w:rPr>
-        <w:t>(</w:t>
-      </w:r>
-      <w:r>
-        <w:rPr>
-          <w:rFonts w:hint="eastAsia"/>
-        </w:rPr>
-        <w:t>連接詞</w:t>
+        <w:t xml:space="preserve"> beautifully(adv)composed(adj)song(n).</w:t>
+      </w:r>
+    </w:p>
+    <w:p>
+      <w:r>
+        <w:rPr>
+          <w:rFonts w:hint="eastAsia"/>
+        </w:rPr>
+        <w:t>只要有形容詞在，就不會選擇</w:t>
+      </w:r>
+      <w:r>
+        <w:rPr>
+          <w:rFonts w:hint="eastAsia"/>
+        </w:rPr>
+        <w:t>i</w:t>
+      </w:r>
+      <w:r>
+        <w:t>ng(</w:t>
+      </w:r>
+      <w:r>
+        <w:rPr>
+          <w:rFonts w:hint="eastAsia"/>
+        </w:rPr>
+        <w:t>現在分詞</w:t>
       </w:r>
       <w:r>
         <w:rPr>
@@ -2355,37 +2659,25 @@
         <w:t>)</w:t>
       </w:r>
       <w:r>
-        <w:t>(B)Nonetheless</w:t>
-      </w:r>
-      <w:r>
-        <w:rPr>
-          <w:rFonts w:hint="eastAsia"/>
-        </w:rPr>
-        <w:t>但是</w:t>
-      </w:r>
-      <w:r>
-        <w:rPr>
-          <w:rFonts w:hint="eastAsia"/>
-        </w:rPr>
-        <w:t>/</w:t>
-      </w:r>
-      <w:r>
-        <w:rPr>
-          <w:rFonts w:hint="eastAsia"/>
-        </w:rPr>
-        <w:t>仍然</w:t>
-      </w:r>
-      <w:r>
-        <w:rPr>
-          <w:rFonts w:hint="eastAsia"/>
-        </w:rPr>
-        <w:t>(</w:t>
-      </w:r>
-      <w:r>
-        <w:rPr>
-          <w:rFonts w:hint="eastAsia"/>
-        </w:rPr>
-        <w:t>連接副詞</w:t>
+        <w:rPr>
+          <w:rFonts w:hint="eastAsia"/>
+        </w:rPr>
+        <w:t>或</w:t>
+      </w:r>
+      <w:r>
+        <w:rPr>
+          <w:rFonts w:hint="eastAsia"/>
+        </w:rPr>
+        <w:t>e</w:t>
+      </w:r>
+      <w:r>
+        <w:t>d(</w:t>
+      </w:r>
+      <w:r>
+        <w:rPr>
+          <w:rFonts w:hint="eastAsia"/>
+        </w:rPr>
+        <w:t>過去分詞</w:t>
       </w:r>
       <w:r>
         <w:rPr>
@@ -2394,549 +2686,130 @@
         <w:t>)</w:t>
       </w:r>
       <w:r>
-        <w:t>(C)Although</w:t>
-      </w:r>
-      <w:r>
-        <w:rPr>
-          <w:rFonts w:hint="eastAsia"/>
-        </w:rPr>
-        <w:t>雖然</w:t>
-      </w:r>
-      <w:r>
-        <w:rPr>
-          <w:rFonts w:hint="eastAsia"/>
-        </w:rPr>
-        <w:t>(</w:t>
-      </w:r>
-      <w:r>
-        <w:rPr>
-          <w:rFonts w:hint="eastAsia"/>
-        </w:rPr>
-        <w:t>連接詞</w:t>
-      </w:r>
-      <w:r>
-        <w:rPr>
-          <w:rFonts w:hint="eastAsia"/>
-        </w:rPr>
-        <w:t>)</w:t>
-      </w:r>
-      <w:r>
-        <w:rPr>
-          <w:highlight w:val="yellow"/>
-        </w:rPr>
-        <w:t>(D)Despite</w:t>
-      </w:r>
-      <w:r>
-        <w:rPr>
-          <w:rFonts w:hint="eastAsia"/>
-          <w:highlight w:val="yellow"/>
-        </w:rPr>
-        <w:t>儘管</w:t>
-      </w:r>
-      <w:r>
-        <w:rPr>
-          <w:rFonts w:hint="eastAsia"/>
-          <w:highlight w:val="yellow"/>
-        </w:rPr>
-        <w:t>(</w:t>
-      </w:r>
-      <w:r>
-        <w:rPr>
-          <w:rFonts w:hint="eastAsia"/>
-          <w:highlight w:val="yellow"/>
-        </w:rPr>
-        <w:t>介係詞</w:t>
-      </w:r>
-      <w:r>
-        <w:rPr>
-          <w:rFonts w:hint="eastAsia"/>
-          <w:highlight w:val="yellow"/>
-        </w:rPr>
-        <w:t>)</w:t>
+        <w:rPr>
+          <w:rFonts w:hint="eastAsia"/>
+        </w:rPr>
+        <w:t>當形容詞</w:t>
+      </w:r>
+    </w:p>
+    <w:p>
+      <w:r>
+        <w:rPr>
+          <w:rFonts w:hint="eastAsia"/>
+        </w:rPr>
+        <w:t>k</w:t>
+      </w:r>
+      <w:r>
+        <w:t>eep A from B</w:t>
+      </w:r>
+      <w:r>
+        <w:rPr>
+          <w:rFonts w:hint="eastAsia"/>
+        </w:rPr>
+        <w:t xml:space="preserve"> </w:t>
+      </w:r>
+      <w:r>
+        <w:rPr>
+          <w:rFonts w:hint="eastAsia"/>
+        </w:rPr>
+        <w:t>讓</w:t>
+      </w:r>
+      <w:r>
+        <w:t>A</w:t>
+      </w:r>
+      <w:r>
+        <w:rPr>
+          <w:rFonts w:hint="eastAsia"/>
+        </w:rPr>
+        <w:t>遠離</w:t>
+      </w:r>
+      <w:r>
+        <w:rPr>
+          <w:rFonts w:hint="eastAsia"/>
+        </w:rPr>
+        <w:t>B</w:t>
+      </w:r>
+      <w:r>
+        <w:rPr>
+          <w:rFonts w:hint="eastAsia"/>
+        </w:rPr>
+        <w:t>、免於</w:t>
+      </w:r>
+      <w:r>
+        <w:rPr>
+          <w:rFonts w:hint="eastAsia"/>
+        </w:rPr>
+        <w:t>B</w:t>
+      </w:r>
+      <w:r>
+        <w:t xml:space="preserve"> </w:t>
+      </w:r>
+    </w:p>
+    <w:p>
+      <w:r>
+        <w:t>She kept the little boy from playing with fire.</w:t>
       </w:r>
     </w:p>
     <w:p/>
     <w:p>
       <w:r>
-        <w:rPr>
-          <w:rFonts w:hint="eastAsia"/>
-        </w:rPr>
-        <w:t>e</w:t>
-      </w:r>
-      <w:r>
-        <w:t>ffort n.</w:t>
-      </w:r>
-      <w:r>
-        <w:rPr>
-          <w:rFonts w:hint="eastAsia"/>
-        </w:rPr>
-        <w:t>努力、</w:t>
-      </w:r>
-      <w:r>
-        <w:rPr>
-          <w:rFonts w:hint="eastAsia"/>
-        </w:rPr>
-        <w:t>p</w:t>
-      </w:r>
-      <w:r>
-        <w:t>rotection n.</w:t>
-      </w:r>
-      <w:r>
-        <w:rPr>
-          <w:rFonts w:hint="eastAsia"/>
-        </w:rPr>
-        <w:t>保護、</w:t>
-      </w:r>
-      <w:r>
-        <w:rPr>
-          <w:rFonts w:hint="eastAsia"/>
-        </w:rPr>
-        <w:t>l</w:t>
-      </w:r>
-      <w:r>
-        <w:t>egislation n.</w:t>
-      </w:r>
-      <w:r>
-        <w:rPr>
-          <w:rFonts w:hint="eastAsia"/>
-        </w:rPr>
-        <w:t>立法、</w:t>
-      </w:r>
-      <w:r>
-        <w:rPr>
-          <w:rFonts w:hint="eastAsia"/>
-        </w:rPr>
-        <w:t>d</w:t>
-      </w:r>
-      <w:r>
-        <w:t>iesel n.</w:t>
-      </w:r>
-      <w:r>
-        <w:rPr>
-          <w:rFonts w:hint="eastAsia"/>
-        </w:rPr>
-        <w:t>柴油</w:t>
-      </w:r>
-    </w:p>
-    <w:p>
-      <w:r>
-        <w:rPr>
-          <w:rFonts w:hint="eastAsia"/>
-        </w:rPr>
-        <w:t>介係詞</w:t>
-      </w:r>
-      <w:r>
-        <w:rPr>
-          <w:rFonts w:hint="eastAsia"/>
-        </w:rPr>
-        <w:t>+</w:t>
-      </w:r>
-      <w:r>
-        <w:t>N/Ving</w:t>
-      </w:r>
-      <w:r>
-        <w:rPr>
-          <w:rFonts w:hint="eastAsia"/>
-        </w:rPr>
-        <w:t>，不能有動詞</w:t>
-      </w:r>
-      <w:r>
-        <w:rPr>
-          <w:rFonts w:hint="eastAsia"/>
-        </w:rPr>
-        <w:t>(</w:t>
-      </w:r>
-      <w:r>
-        <w:t>v)</w:t>
-      </w:r>
-    </w:p>
-    <w:p>
-      <w:r>
-        <w:rPr>
-          <w:rFonts w:hint="eastAsia"/>
-        </w:rPr>
-        <w:t>常見的介係詞</w:t>
-      </w:r>
-      <w:r>
-        <w:rPr>
-          <w:rFonts w:hint="eastAsia"/>
-        </w:rPr>
-        <w:t>:</w:t>
-      </w:r>
-      <w:r>
-        <w:t>despite in on at from…</w:t>
-      </w:r>
-    </w:p>
-    <w:p>
-      <w:r>
-        <w:rPr>
-          <w:rFonts w:hint="eastAsia"/>
-        </w:rPr>
-        <w:t>e</w:t>
-      </w:r>
-      <w:r>
-        <w:t>x:</w:t>
-      </w:r>
-    </w:p>
-    <w:p>
-      <w:r>
-        <w:t>Despite the weather</w:t>
-      </w:r>
-      <w:r>
-        <w:rPr>
-          <w:rFonts w:hint="eastAsia"/>
-        </w:rPr>
-        <w:t>(</w:t>
-      </w:r>
-      <w:r>
-        <w:t>n</w:t>
-      </w:r>
-      <w:proofErr w:type="gramStart"/>
-      <w:r>
-        <w:t>),he</w:t>
-      </w:r>
-      <w:proofErr w:type="gramEnd"/>
-      <w:r>
-        <w:t xml:space="preserve"> went swimming.</w:t>
-      </w:r>
-    </w:p>
-    <w:p>
-      <w:r>
-        <w:t>For/And/Nor/But/Or/Yet/So:</w:t>
-      </w:r>
-      <w:r>
-        <w:rPr>
-          <w:rFonts w:hint="eastAsia"/>
-        </w:rPr>
-        <w:t>對等連接詞不能為句首空格答案</w:t>
+        <w:t xml:space="preserve">The executive has high </w:t>
+      </w:r>
+      <w:r>
+        <w:rPr>
+          <w:highlight w:val="yellow"/>
+        </w:rPr>
+        <w:t>expectancy</w:t>
+      </w:r>
+      <w:r>
+        <w:t xml:space="preserve"> of the newly hired human resource director.</w:t>
+      </w:r>
+    </w:p>
+    <w:p>
+      <w:r>
+        <w:t>(A)expect</w:t>
+      </w:r>
+      <w:r>
+        <w:rPr>
+          <w:highlight w:val="yellow"/>
+        </w:rPr>
+        <w:t>(B)expectancy</w:t>
+      </w:r>
+      <w:r>
+        <w:rPr>
+          <w:rFonts w:hint="eastAsia"/>
+          <w:highlight w:val="yellow"/>
+        </w:rPr>
+        <w:t>預期、期望</w:t>
+      </w:r>
+      <w:r>
+        <w:t>(C)expecting(D)expected</w:t>
       </w:r>
     </w:p>
     <w:p/>
     <w:p>
       <w:r>
-        <w:t xml:space="preserve">There has been </w:t>
-      </w:r>
-      <w:proofErr w:type="gramStart"/>
-      <w:r>
-        <w:t>a  increase</w:t>
-      </w:r>
-      <w:proofErr w:type="gramEnd"/>
-      <w:r>
-        <w:t xml:space="preserve"> in demand for </w:t>
-      </w:r>
-      <w:proofErr w:type="spellStart"/>
-      <w:r>
-        <w:t>housing,and</w:t>
-      </w:r>
-      <w:proofErr w:type="spellEnd"/>
-      <w:r>
-        <w:t xml:space="preserve"> that is what is keeping the prices from falling. (A</w:t>
-      </w:r>
-      <w:r>
-        <w:rPr>
-          <w:rFonts w:hint="eastAsia"/>
-        </w:rPr>
-        <w:t>)</w:t>
-      </w:r>
-      <w:r>
-        <w:t>steadily(B)steady(C)steadying(D)steadied</w:t>
-      </w:r>
-    </w:p>
-    <w:p>
-      <w:r>
-        <w:t>has been-&gt;</w:t>
-      </w:r>
-      <w:r>
-        <w:rPr>
-          <w:rFonts w:hint="eastAsia"/>
-        </w:rPr>
-        <w:t>動詞，因此可以判斷</w:t>
-      </w:r>
-      <w:r>
-        <w:t>increase</w:t>
-      </w:r>
-      <w:r>
-        <w:rPr>
-          <w:rFonts w:hint="eastAsia"/>
-        </w:rPr>
-        <w:t>是名詞，</w:t>
+        <w:t xml:space="preserve">CEO:Chief Executive Office </w:t>
+      </w:r>
+      <w:r>
+        <w:rPr>
+          <w:rFonts w:hint="eastAsia"/>
+        </w:rPr>
+        <w:t>總執行長</w:t>
       </w:r>
     </w:p>
     <w:p/>
     <w:p>
-      <w:r>
-        <w:rPr>
-          <w:rFonts w:hint="eastAsia"/>
-        </w:rPr>
-        <w:t>s</w:t>
-      </w:r>
-      <w:r>
-        <w:t>teady adj</w:t>
-      </w:r>
-      <w:r>
-        <w:rPr>
-          <w:rFonts w:hint="eastAsia"/>
-        </w:rPr>
-        <w:t xml:space="preserve"> </w:t>
-      </w:r>
-      <w:r>
-        <w:rPr>
-          <w:rFonts w:hint="eastAsia"/>
-        </w:rPr>
-        <w:t>穩定的、</w:t>
-      </w:r>
-      <w:r>
-        <w:rPr>
-          <w:rFonts w:hint="eastAsia"/>
-        </w:rPr>
-        <w:t>d</w:t>
-      </w:r>
-      <w:r>
-        <w:t>emand v</w:t>
-      </w:r>
-      <w:r>
-        <w:rPr>
-          <w:rFonts w:hint="eastAsia"/>
-        </w:rPr>
-        <w:t>需求、</w:t>
-      </w:r>
-    </w:p>
-    <w:p>
-      <w:r>
-        <w:t>A/An/The(</w:t>
-      </w:r>
-      <w:r>
-        <w:rPr>
-          <w:rFonts w:hint="eastAsia"/>
-        </w:rPr>
-        <w:t>冠詞</w:t>
-      </w:r>
-      <w:r>
-        <w:rPr>
-          <w:rFonts w:hint="eastAsia"/>
-        </w:rPr>
-        <w:t>)</w:t>
-      </w:r>
-      <w:r>
-        <w:t>+</w:t>
-      </w:r>
-      <w:proofErr w:type="spellStart"/>
-      <w:r>
-        <w:t>Adv+Adj+N</w:t>
-      </w:r>
-      <w:proofErr w:type="spellEnd"/>
-    </w:p>
-    <w:p>
-      <w:proofErr w:type="spellStart"/>
-      <w:proofErr w:type="gramStart"/>
-      <w:r>
-        <w:rPr>
-          <w:rFonts w:hint="eastAsia"/>
-        </w:rPr>
-        <w:t>e</w:t>
-      </w:r>
-      <w:r>
-        <w:t>x:A</w:t>
-      </w:r>
-      <w:proofErr w:type="spellEnd"/>
-      <w:proofErr w:type="gramEnd"/>
-      <w:r>
-        <w:t xml:space="preserve"> beautifully(adv)composed(adj)song(n).</w:t>
-      </w:r>
-    </w:p>
-    <w:p>
-      <w:r>
-        <w:rPr>
-          <w:rFonts w:hint="eastAsia"/>
-        </w:rPr>
-        <w:t>只要有形容詞在，就不會選擇</w:t>
-      </w:r>
-      <w:proofErr w:type="spellStart"/>
-      <w:r>
-        <w:rPr>
-          <w:rFonts w:hint="eastAsia"/>
-        </w:rPr>
-        <w:t>i</w:t>
-      </w:r>
-      <w:r>
-        <w:t>ng</w:t>
-      </w:r>
-      <w:proofErr w:type="spellEnd"/>
-      <w:r>
-        <w:t>(</w:t>
-      </w:r>
-      <w:r>
-        <w:rPr>
-          <w:rFonts w:hint="eastAsia"/>
-        </w:rPr>
-        <w:t>現在分詞</w:t>
-      </w:r>
-      <w:r>
-        <w:rPr>
-          <w:rFonts w:hint="eastAsia"/>
-        </w:rPr>
-        <w:t>)</w:t>
-      </w:r>
-      <w:r>
-        <w:rPr>
-          <w:rFonts w:hint="eastAsia"/>
-        </w:rPr>
-        <w:t>或</w:t>
-      </w:r>
-      <w:r>
-        <w:rPr>
-          <w:rFonts w:hint="eastAsia"/>
-        </w:rPr>
-        <w:t>e</w:t>
-      </w:r>
-      <w:r>
-        <w:t>d(</w:t>
-      </w:r>
-      <w:r>
-        <w:rPr>
-          <w:rFonts w:hint="eastAsia"/>
-        </w:rPr>
-        <w:t>過去分詞</w:t>
-      </w:r>
-      <w:r>
-        <w:rPr>
-          <w:rFonts w:hint="eastAsia"/>
-        </w:rPr>
-        <w:t>)</w:t>
-      </w:r>
-      <w:r>
-        <w:rPr>
-          <w:rFonts w:hint="eastAsia"/>
-        </w:rPr>
-        <w:t>當形容詞</w:t>
-      </w:r>
-    </w:p>
-    <w:p>
-      <w:r>
-        <w:rPr>
-          <w:rFonts w:hint="eastAsia"/>
-        </w:rPr>
-        <w:t>k</w:t>
-      </w:r>
-      <w:r>
-        <w:t>eep A from B</w:t>
-      </w:r>
-      <w:r>
-        <w:rPr>
-          <w:rFonts w:hint="eastAsia"/>
-        </w:rPr>
-        <w:t xml:space="preserve"> </w:t>
-      </w:r>
-      <w:r>
-        <w:rPr>
-          <w:rFonts w:hint="eastAsia"/>
-        </w:rPr>
-        <w:t>讓</w:t>
-      </w:r>
-      <w:r>
-        <w:t>A</w:t>
-      </w:r>
-      <w:r>
-        <w:rPr>
-          <w:rFonts w:hint="eastAsia"/>
-        </w:rPr>
-        <w:t>遠離</w:t>
-      </w:r>
-      <w:r>
-        <w:rPr>
-          <w:rFonts w:hint="eastAsia"/>
-        </w:rPr>
-        <w:t>B</w:t>
-      </w:r>
-      <w:r>
-        <w:rPr>
-          <w:rFonts w:hint="eastAsia"/>
-        </w:rPr>
-        <w:t>、免於</w:t>
-      </w:r>
-      <w:r>
-        <w:rPr>
-          <w:rFonts w:hint="eastAsia"/>
-        </w:rPr>
-        <w:t>B</w:t>
-      </w:r>
-      <w:r>
-        <w:t xml:space="preserve"> </w:t>
-      </w:r>
-    </w:p>
-    <w:p>
-      <w:r>
-        <w:t>She kept the little boy from playing with fire.</w:t>
-      </w:r>
-    </w:p>
-    <w:p/>
-    <w:p>
-      <w:r>
-        <w:t xml:space="preserve">The executive has high </w:t>
-      </w:r>
-      <w:r>
-        <w:rPr>
-          <w:highlight w:val="yellow"/>
-        </w:rPr>
-        <w:t>expectancy</w:t>
-      </w:r>
-      <w:r>
-        <w:t xml:space="preserve"> of the newly hired human resource director.</w:t>
-      </w:r>
-    </w:p>
-    <w:p>
-      <w:r>
-        <w:t>(A)expect</w:t>
-      </w:r>
-      <w:r>
-        <w:rPr>
-          <w:highlight w:val="yellow"/>
-        </w:rPr>
-        <w:t>(B)expectancy</w:t>
-      </w:r>
-      <w:r>
-        <w:rPr>
-          <w:rFonts w:hint="eastAsia"/>
-          <w:highlight w:val="yellow"/>
-        </w:rPr>
-        <w:t>預期、期望</w:t>
-      </w:r>
-      <w:r>
-        <w:t>(C)expecting(D)expected</w:t>
-      </w:r>
-    </w:p>
-    <w:p/>
-    <w:p>
-      <w:proofErr w:type="spellStart"/>
-      <w:r>
-        <w:t>CEO:Chief</w:t>
-      </w:r>
-      <w:proofErr w:type="spellEnd"/>
-      <w:r>
-        <w:t xml:space="preserve"> Executive Office </w:t>
-      </w:r>
-      <w:r>
-        <w:rPr>
-          <w:rFonts w:hint="eastAsia"/>
-        </w:rPr>
-        <w:t>總執行長</w:t>
-      </w:r>
-    </w:p>
-    <w:p/>
-    <w:p>
-      <w:proofErr w:type="spellStart"/>
       <w:r>
         <w:lastRenderedPageBreak/>
         <w:t>Adj+N</w:t>
       </w:r>
-      <w:proofErr w:type="spellEnd"/>
       <w:r>
         <w:rPr>
           <w:rFonts w:hint="eastAsia"/>
         </w:rPr>
         <w:t>，</w:t>
       </w:r>
-      <w:proofErr w:type="spellStart"/>
       <w:r>
         <w:rPr>
           <w:rFonts w:hint="eastAsia"/>
@@ -2944,11 +2817,7 @@
         <w:t>h</w:t>
       </w:r>
       <w:r>
-        <w:t>ign</w:t>
-      </w:r>
-      <w:proofErr w:type="spellEnd"/>
-      <w:r>
-        <w:t>(adj)</w:t>
+        <w:t>ign(adj)</w:t>
       </w:r>
       <w:r>
         <w:rPr>
@@ -2970,11 +2839,9 @@
         </w:rPr>
         <w:t>-</w:t>
       </w:r>
-      <w:proofErr w:type="spellStart"/>
       <w:r>
         <w:t>ancy</w:t>
       </w:r>
-      <w:proofErr w:type="spellEnd"/>
       <w:r>
         <w:rPr>
           <w:rFonts w:hint="eastAsia"/>
@@ -3366,7 +3233,6 @@
       </w:r>
     </w:p>
     <w:p>
-      <w:proofErr w:type="spellStart"/>
       <w:proofErr w:type="gramStart"/>
       <w:r>
         <w:rPr>
@@ -3377,18 +3243,9 @@
       <w:r>
         <w:t>x:You</w:t>
       </w:r>
-      <w:proofErr w:type="spellEnd"/>
       <w:proofErr w:type="gramEnd"/>
       <w:r>
-        <w:t>(S)work(v)hard so that(</w:t>
-      </w:r>
-      <w:proofErr w:type="spellStart"/>
-      <w:r>
-        <w:t>conj</w:t>
-      </w:r>
-      <w:proofErr w:type="spellEnd"/>
-      <w:r>
-        <w:t>)you(s)can get</w:t>
+        <w:t>(S)work(v)hard so that(conj)you(s)can get</w:t>
       </w:r>
       <w:r>
         <w:rPr>
@@ -3637,96 +3494,86 @@
     </w:p>
     <w:p>
       <w:r>
+        <w:t>“be”+Ving</w:t>
+      </w:r>
+      <w:r>
+        <w:rPr>
+          <w:rFonts w:hint="eastAsia"/>
+        </w:rPr>
+        <w:t>:</w:t>
+      </w:r>
+      <w:r>
+        <w:rPr>
+          <w:rFonts w:hint="eastAsia"/>
+        </w:rPr>
+        <w:t>主動</w:t>
+      </w:r>
+      <w:r>
+        <w:rPr>
+          <w:rFonts w:hint="eastAsia"/>
+        </w:rPr>
+        <w:t xml:space="preserve"> </w:t>
+      </w:r>
+      <w:r>
+        <w:t xml:space="preserve">-&gt;I am asking a question </w:t>
+      </w:r>
+      <w:r>
+        <w:rPr>
+          <w:rFonts w:hint="eastAsia"/>
+        </w:rPr>
+        <w:t>我再</w:t>
+      </w:r>
+      <w:proofErr w:type="gramStart"/>
+      <w:r>
+        <w:rPr>
+          <w:rFonts w:hint="eastAsia"/>
+        </w:rPr>
+        <w:t>問</w:t>
+      </w:r>
+      <w:proofErr w:type="gramEnd"/>
+      <w:r>
+        <w:rPr>
+          <w:rFonts w:hint="eastAsia"/>
+        </w:rPr>
+        <w:t>問題</w:t>
+      </w:r>
+    </w:p>
+    <w:p>
+      <w:r>
+        <w:t>“be”+PP</w:t>
+      </w:r>
+      <w:r>
+        <w:rPr>
+          <w:rFonts w:hint="eastAsia"/>
+        </w:rPr>
+        <w:t>:</w:t>
+      </w:r>
+      <w:r>
+        <w:rPr>
+          <w:rFonts w:hint="eastAsia"/>
+        </w:rPr>
+        <w:t>被動</w:t>
+      </w:r>
+      <w:r>
+        <w:rPr>
+          <w:rFonts w:hint="eastAsia"/>
+        </w:rPr>
+        <w:t xml:space="preserve"> </w:t>
+      </w:r>
+      <w:r>
+        <w:t xml:space="preserve">-&gt; I am asked a question </w:t>
+      </w:r>
+      <w:r>
+        <w:rPr>
+          <w:rFonts w:hint="eastAsia"/>
+        </w:rPr>
+        <w:t>我被問了一個問題</w:t>
+      </w:r>
+    </w:p>
+    <w:p>
+      <w:r>
         <w:t>“</w:t>
       </w:r>
-      <w:proofErr w:type="spellStart"/>
-      <w:r>
-        <w:t>be”+Ving</w:t>
-      </w:r>
-      <w:proofErr w:type="spellEnd"/>
-      <w:r>
-        <w:rPr>
-          <w:rFonts w:hint="eastAsia"/>
-        </w:rPr>
-        <w:t>:</w:t>
-      </w:r>
-      <w:r>
-        <w:rPr>
-          <w:rFonts w:hint="eastAsia"/>
-        </w:rPr>
-        <w:t>主動</w:t>
-      </w:r>
-      <w:r>
-        <w:rPr>
-          <w:rFonts w:hint="eastAsia"/>
-        </w:rPr>
-        <w:t xml:space="preserve"> </w:t>
-      </w:r>
-      <w:r>
-        <w:t xml:space="preserve">-&gt;I am asking a question </w:t>
-      </w:r>
-      <w:r>
-        <w:rPr>
-          <w:rFonts w:hint="eastAsia"/>
-        </w:rPr>
-        <w:t>我再</w:t>
-      </w:r>
-      <w:proofErr w:type="gramStart"/>
-      <w:r>
-        <w:rPr>
-          <w:rFonts w:hint="eastAsia"/>
-        </w:rPr>
-        <w:t>問</w:t>
-      </w:r>
-      <w:proofErr w:type="gramEnd"/>
-      <w:r>
-        <w:rPr>
-          <w:rFonts w:hint="eastAsia"/>
-        </w:rPr>
-        <w:t>問題</w:t>
-      </w:r>
-    </w:p>
-    <w:p>
-      <w:r>
-        <w:t>“</w:t>
-      </w:r>
-      <w:proofErr w:type="spellStart"/>
-      <w:r>
-        <w:t>be”+PP</w:t>
-      </w:r>
-      <w:proofErr w:type="spellEnd"/>
-      <w:r>
-        <w:rPr>
-          <w:rFonts w:hint="eastAsia"/>
-        </w:rPr>
-        <w:t>:</w:t>
-      </w:r>
-      <w:r>
-        <w:rPr>
-          <w:rFonts w:hint="eastAsia"/>
-        </w:rPr>
-        <w:t>被動</w:t>
-      </w:r>
-      <w:r>
-        <w:rPr>
-          <w:rFonts w:hint="eastAsia"/>
-        </w:rPr>
-        <w:t xml:space="preserve"> </w:t>
-      </w:r>
-      <w:r>
-        <w:t xml:space="preserve">-&gt; I am asked a question </w:t>
-      </w:r>
-      <w:r>
-        <w:rPr>
-          <w:rFonts w:hint="eastAsia"/>
-        </w:rPr>
-        <w:t>我被問了一個問題</w:t>
-      </w:r>
-    </w:p>
-    <w:p>
-      <w:r>
-        <w:t>“</w:t>
-      </w:r>
       <w:r>
         <w:rPr>
           <w:rFonts w:hint="eastAsia"/>
@@ -3734,15 +3581,7 @@
         <w:t>b</w:t>
       </w:r>
       <w:r>
-        <w:t>e”+</w:t>
-      </w:r>
-      <w:proofErr w:type="spellStart"/>
-      <w:r>
-        <w:t>adv+Ving</w:t>
-      </w:r>
-      <w:proofErr w:type="spellEnd"/>
-      <w:r>
-        <w:t xml:space="preserve">/PP :I am always improving myself </w:t>
+        <w:t xml:space="preserve">e”+adv+Ving/PP :I am always improving myself </w:t>
       </w:r>
       <w:r>
         <w:rPr>
@@ -3754,13 +3593,8 @@
     <w:p/>
     <w:p>
       <w:r>
-        <w:t>-</w:t>
-      </w:r>
-      <w:proofErr w:type="spellStart"/>
-      <w:r>
-        <w:t>sm</w:t>
-      </w:r>
-      <w:proofErr w:type="spellEnd"/>
+        <w:t>-sm</w:t>
+      </w:r>
       <w:r>
         <w:rPr>
           <w:rFonts w:hint="eastAsia"/>
@@ -3903,11 +3737,9 @@
         </w:rPr>
         <w:t>+</w:t>
       </w:r>
-      <w:proofErr w:type="spellStart"/>
       <w:r>
         <w:t>adv+adj+N</w:t>
       </w:r>
-      <w:proofErr w:type="spellEnd"/>
       <w:r>
         <w:t>:</w:t>
       </w:r>
@@ -4047,12 +3879,10 @@
       <w:r>
         <w:t xml:space="preserve"> expressed his standpoint of building a wall to protect the </w:t>
       </w:r>
-      <w:proofErr w:type="spellStart"/>
       <w:proofErr w:type="gramStart"/>
       <w:r>
         <w:t>country,s</w:t>
       </w:r>
-      <w:proofErr w:type="spellEnd"/>
       <w:proofErr w:type="gramEnd"/>
       <w:r>
         <w:t xml:space="preserve"> border. (A)consequently</w:t>
@@ -4167,22 +3997,15 @@
       </w:r>
     </w:p>
     <w:p>
-      <w:proofErr w:type="spellStart"/>
-      <w:r>
-        <w:t>S+Adv+V</w:t>
-      </w:r>
-      <w:proofErr w:type="spellEnd"/>
-      <w:r>
-        <w:t>:</w:t>
-      </w:r>
-    </w:p>
-    <w:p>
-      <w:proofErr w:type="spellStart"/>
+      <w:r>
+        <w:t>S+Adv+V:</w:t>
+      </w:r>
+    </w:p>
+    <w:p>
       <w:proofErr w:type="gramStart"/>
       <w:r>
         <w:t>Ex:He</w:t>
       </w:r>
-      <w:proofErr w:type="spellEnd"/>
       <w:proofErr w:type="gramEnd"/>
       <w:r>
         <w:t xml:space="preserve"> quickly finished his job.</w:t>
@@ -4190,34 +4013,13 @@
     </w:p>
     <w:p/>
     <w:p>
-      <w:proofErr w:type="spellStart"/>
       <w:proofErr w:type="gramStart"/>
       <w:r>
         <w:t>Apparently:It</w:t>
       </w:r>
       <w:proofErr w:type="gramEnd"/>
       <w:r>
-        <w:t>,s</w:t>
-      </w:r>
-      <w:proofErr w:type="spellEnd"/>
-      <w:r>
-        <w:t xml:space="preserve"> cold and wet outside </w:t>
-      </w:r>
-      <w:proofErr w:type="spellStart"/>
-      <w:r>
-        <w:t>today.Apparently</w:t>
-      </w:r>
-      <w:proofErr w:type="spellEnd"/>
-      <w:r>
-        <w:t xml:space="preserve"> </w:t>
-      </w:r>
-      <w:proofErr w:type="spellStart"/>
-      <w:r>
-        <w:t>it,s</w:t>
-      </w:r>
-      <w:proofErr w:type="spellEnd"/>
-      <w:r>
-        <w:t xml:space="preserve"> a good idea to stay indoors. </w:t>
+        <w:t xml:space="preserve">,s cold and wet outside today.Apparently it,s a good idea to stay indoors. </w:t>
       </w:r>
       <w:r>
         <w:rPr>
@@ -4239,12 +4041,10 @@
       </w:r>
     </w:p>
     <w:p>
-      <w:proofErr w:type="spellStart"/>
       <w:proofErr w:type="gramStart"/>
       <w:r>
         <w:t>Meaningfully:The</w:t>
       </w:r>
-      <w:proofErr w:type="spellEnd"/>
       <w:proofErr w:type="gramEnd"/>
       <w:r>
         <w:t xml:space="preserve"> old lady used all her savings to meaningfully build a hospital.</w:t>
@@ -4260,7 +4060,6 @@
     </w:p>
     <w:p/>
     <w:p>
-      <w:proofErr w:type="spellStart"/>
       <w:proofErr w:type="gramStart"/>
       <w:r>
         <w:rPr>
@@ -4268,7 +4067,6 @@
         </w:rPr>
         <w:t>Richard,s</w:t>
       </w:r>
-      <w:proofErr w:type="spellEnd"/>
       <w:proofErr w:type="gramEnd"/>
       <w:r>
         <w:t xml:space="preserve"> </w:t>
@@ -4466,12 +4264,10 @@
       <w:r>
         <w:t xml:space="preserve">His professionalism earned him </w:t>
       </w:r>
-      <w:proofErr w:type="spellStart"/>
       <w:proofErr w:type="gramStart"/>
       <w:r>
         <w:t>everyone,s</w:t>
       </w:r>
-      <w:proofErr w:type="spellEnd"/>
       <w:proofErr w:type="gramEnd"/>
       <w:r>
         <w:t xml:space="preserve"> trust</w:t>
@@ -4502,39 +4298,472 @@
         <w:t>)</w:t>
       </w:r>
       <w:r>
-        <w:t>+</w:t>
-      </w:r>
-      <w:proofErr w:type="spellStart"/>
-      <w:r>
-        <w:t>Adj+N+prep+N</w:t>
-      </w:r>
-      <w:proofErr w:type="spellEnd"/>
-      <w:r>
+        <w:t>+Adj+N+prep+N:</w:t>
+      </w:r>
+    </w:p>
+    <w:p>
+      <w:r>
+        <w:t>Chris,s enthusiastic pursuit for value Chris</w:t>
+      </w:r>
+      <w:r>
+        <w:rPr>
+          <w:rFonts w:hint="eastAsia"/>
+        </w:rPr>
+        <w:t>積極的追求價值</w:t>
+      </w:r>
+    </w:p>
+    <w:p>
+      <w:r>
+        <w:rPr>
+          <w:rFonts w:hint="eastAsia"/>
+        </w:rPr>
+        <w:t>因此還缺一個名詞</w:t>
+      </w:r>
+      <w:r>
+        <w:rPr>
+          <w:rFonts w:hint="eastAsia"/>
+        </w:rPr>
+        <w:t xml:space="preserve"> </w:t>
+      </w:r>
+      <w:r>
+        <w:t>-&gt;</w:t>
+      </w:r>
+      <w:r>
+        <w:t xml:space="preserve"> </w:t>
+      </w:r>
+      <w:r>
+        <w:t>persistence</w:t>
+      </w:r>
+      <w:r>
+        <w:rPr>
+          <w:rFonts w:hint="eastAsia"/>
+        </w:rPr>
+        <w:t xml:space="preserve"> </w:t>
+      </w:r>
+      <w:r>
+        <w:t>n</w:t>
+      </w:r>
+      <w:r>
+        <w:rPr>
+          <w:rFonts w:hint="eastAsia"/>
+        </w:rPr>
+        <w:t>持續存在</w:t>
+      </w:r>
+    </w:p>
+    <w:p>
+      <w:r>
+        <w:t>Enthusiastic</w:t>
+      </w:r>
+      <w:r>
+        <w:rPr>
+          <w:rFonts w:hint="eastAsia"/>
+        </w:rPr>
+        <w:t xml:space="preserve"> a</w:t>
+      </w:r>
+      <w:r>
+        <w:t xml:space="preserve">dj </w:t>
+      </w:r>
+      <w:r>
+        <w:rPr>
+          <w:rFonts w:hint="eastAsia"/>
+        </w:rPr>
+        <w:t>熱情</w:t>
+      </w:r>
+      <w:r>
+        <w:rPr>
+          <w:rFonts w:hint="eastAsia"/>
+        </w:rPr>
+        <w:t>/</w:t>
+      </w:r>
+      <w:r>
+        <w:rPr>
+          <w:rFonts w:hint="eastAsia"/>
+        </w:rPr>
+        <w:t>熱衷、</w:t>
+      </w:r>
+      <w:r>
+        <w:t>pursuit</w:t>
+      </w:r>
+      <w:r>
+        <w:t xml:space="preserve"> n</w:t>
+      </w:r>
+      <w:r>
+        <w:rPr>
+          <w:rFonts w:hint="eastAsia"/>
+        </w:rPr>
+        <w:t>娛樂</w:t>
+      </w:r>
+      <w:r>
+        <w:rPr>
+          <w:rFonts w:hint="eastAsia"/>
+        </w:rPr>
+        <w:t>/</w:t>
+      </w:r>
+      <w:r>
+        <w:rPr>
+          <w:rFonts w:hint="eastAsia"/>
+        </w:rPr>
+        <w:t>追求</w:t>
+      </w:r>
+    </w:p>
+    <w:p>
+      <w:r>
+        <w:rPr>
+          <w:rFonts w:hint="eastAsia"/>
+        </w:rPr>
+        <w:t>-</w:t>
+      </w:r>
+      <w:r>
+        <w:t>ence</w:t>
+      </w:r>
+      <w:r>
+        <w:rPr>
+          <w:rFonts w:hint="eastAsia"/>
+        </w:rPr>
+        <w:t>結尾</w:t>
+      </w:r>
+      <w:r>
+        <w:rPr>
+          <w:rFonts w:hint="eastAsia"/>
+        </w:rPr>
+        <w:t xml:space="preserve"> </w:t>
+      </w:r>
+      <w:r>
+        <w:t>-&gt;</w:t>
+      </w:r>
+      <w:r>
+        <w:rPr>
+          <w:rFonts w:hint="eastAsia"/>
+        </w:rPr>
+        <w:t>名詞</w:t>
+      </w:r>
+    </w:p>
+    <w:p>
+      <w:r>
+        <w:rPr>
+          <w:rFonts w:hint="eastAsia"/>
+        </w:rPr>
+        <w:t>-</w:t>
+      </w:r>
+      <w:r>
+        <w:t>ly</w:t>
+      </w:r>
+      <w:r>
+        <w:rPr>
+          <w:rFonts w:hint="eastAsia"/>
+        </w:rPr>
+        <w:t>結尾的副詞</w:t>
+      </w:r>
+      <w:r>
+        <w:rPr>
+          <w:rFonts w:hint="eastAsia"/>
+        </w:rPr>
+        <w:t>(A</w:t>
+      </w:r>
+      <w:r>
+        <w:t>dv)</w:t>
+      </w:r>
+      <w:r>
+        <w:rPr>
+          <w:rFonts w:hint="eastAsia"/>
+        </w:rPr>
+        <w:t>通常去除</w:t>
+      </w:r>
+      <w:r>
+        <w:rPr>
+          <w:rFonts w:hint="eastAsia"/>
+        </w:rPr>
+        <w:t>-</w:t>
+      </w:r>
+      <w:r>
+        <w:t>ly</w:t>
+      </w:r>
+      <w:r>
+        <w:rPr>
+          <w:rFonts w:hint="eastAsia"/>
+        </w:rPr>
+        <w:t>即為形容詞</w:t>
+      </w:r>
+      <w:r>
+        <w:rPr>
+          <w:rFonts w:hint="eastAsia"/>
+        </w:rPr>
+        <w:t>(</w:t>
+      </w:r>
+      <w:r>
+        <w:t>Adj):</w:t>
+      </w:r>
+    </w:p>
+    <w:p>
+      <w:r>
+        <w:t>quickly-&gt;quick(</w:t>
+      </w:r>
+      <w:r>
+        <w:rPr>
+          <w:rFonts w:hint="eastAsia"/>
+        </w:rPr>
+        <w:t>快的</w:t>
+      </w:r>
+      <w:r>
+        <w:rPr>
+          <w:rFonts w:hint="eastAsia"/>
+        </w:rPr>
+        <w:t xml:space="preserve">) </w:t>
+      </w:r>
+    </w:p>
+    <w:p>
+      <w:r>
+        <w:t>promptly-&gt;prompt(</w:t>
+      </w:r>
+      <w:r>
+        <w:rPr>
+          <w:rFonts w:hint="eastAsia"/>
+        </w:rPr>
+        <w:t>快的</w:t>
+      </w:r>
+      <w:r>
+        <w:rPr>
+          <w:rFonts w:hint="eastAsia"/>
+        </w:rPr>
+        <w:t>)</w:t>
+      </w:r>
+    </w:p>
+    <w:p/>
+    <w:p>
+      <w:r>
+        <w:t xml:space="preserve">Should you </w:t>
+      </w:r>
+      <w:r>
+        <w:rPr>
+          <w:color w:val="FF0000"/>
+        </w:rPr>
+        <w:t xml:space="preserve">need </w:t>
+      </w:r>
+      <w:r>
+        <w:rPr>
+          <w:highlight w:val="yellow"/>
+        </w:rPr>
+        <w:t>assistance</w:t>
+      </w:r>
+      <w:r>
+        <w:t xml:space="preserve"> with your new product configuration, </w:t>
+      </w:r>
+      <w:proofErr w:type="gramStart"/>
+      <w:r>
+        <w:t>don,t</w:t>
+      </w:r>
+      <w:proofErr w:type="gramEnd"/>
+      <w:r>
+        <w:t xml:space="preserve"> hesitate to call our toll-free number. </w:t>
+      </w:r>
+      <w:r>
+        <w:rPr>
+          <w:highlight w:val="yellow"/>
+        </w:rPr>
+        <w:t>(A)assistance</w:t>
+      </w:r>
+      <w:r>
+        <w:rPr>
+          <w:highlight w:val="yellow"/>
+        </w:rPr>
+        <w:t xml:space="preserve"> n.</w:t>
+      </w:r>
+      <w:r>
+        <w:rPr>
+          <w:rFonts w:hint="eastAsia"/>
+          <w:highlight w:val="yellow"/>
+        </w:rPr>
+        <w:t>協助</w:t>
+      </w:r>
+      <w:r>
+        <w:t>(B)assistant</w:t>
+      </w:r>
+      <w:r>
+        <w:t xml:space="preserve"> n.</w:t>
+      </w:r>
+      <w:r>
+        <w:rPr>
+          <w:rFonts w:hint="eastAsia"/>
+        </w:rPr>
+        <w:t>助理</w:t>
+      </w:r>
+      <w:r>
+        <w:t>(C)assisted</w:t>
+      </w:r>
+      <w:r>
+        <w:rPr>
+          <w:rFonts w:hint="eastAsia"/>
+        </w:rPr>
+        <w:t xml:space="preserve"> </w:t>
+      </w:r>
+      <w:r>
+        <w:t>v(</w:t>
+      </w:r>
+      <w:r>
+        <w:rPr>
+          <w:rFonts w:hint="eastAsia"/>
+        </w:rPr>
+        <w:t>過去簡單式</w:t>
+      </w:r>
+      <w:r>
+        <w:rPr>
+          <w:rFonts w:hint="eastAsia"/>
+        </w:rPr>
+        <w:t>)</w:t>
+      </w:r>
+      <w:r>
+        <w:t>(D)assist</w:t>
+      </w:r>
+      <w:r>
+        <w:rPr>
+          <w:rFonts w:hint="eastAsia"/>
+        </w:rPr>
+        <w:t xml:space="preserve"> v</w:t>
+      </w:r>
+      <w:r>
+        <w:t>(</w:t>
+      </w:r>
+      <w:r>
+        <w:rPr>
+          <w:rFonts w:hint="eastAsia"/>
+        </w:rPr>
+        <w:t>原型</w:t>
+      </w:r>
+      <w:r>
+        <w:rPr>
+          <w:rFonts w:hint="eastAsia"/>
+        </w:rPr>
+        <w:t>)</w:t>
+      </w:r>
+    </w:p>
+    <w:p>
+      <w:r>
+        <w:t>configuration n.</w:t>
+      </w:r>
+      <w:r>
+        <w:rPr>
+          <w:rFonts w:hint="eastAsia"/>
+        </w:rPr>
+        <w:t>配置</w:t>
+      </w:r>
+      <w:r>
+        <w:t>/</w:t>
+      </w:r>
+      <w:r>
+        <w:rPr>
+          <w:rFonts w:hint="eastAsia"/>
+        </w:rPr>
+        <w:t>設定、</w:t>
+      </w:r>
+      <w:r>
+        <w:rPr>
+          <w:rFonts w:hint="eastAsia"/>
+        </w:rPr>
+        <w:t>h</w:t>
+      </w:r>
+      <w:r>
+        <w:t>esitate v</w:t>
+      </w:r>
+      <w:r>
+        <w:rPr>
+          <w:rFonts w:hint="eastAsia"/>
+        </w:rPr>
+        <w:t>猶豫</w:t>
+      </w:r>
+      <w:r>
+        <w:rPr>
+          <w:rFonts w:hint="eastAsia"/>
+        </w:rPr>
+        <w:t>、</w:t>
+      </w:r>
+      <w:r>
+        <w:rPr>
+          <w:rFonts w:hint="eastAsia"/>
+        </w:rPr>
+        <w:t>t</w:t>
+      </w:r>
+      <w:r>
+        <w:t xml:space="preserve">oll-free </w:t>
+      </w:r>
+      <w:r>
+        <w:rPr>
+          <w:rFonts w:hint="eastAsia"/>
+        </w:rPr>
+        <w:t>免付費</w:t>
+      </w:r>
+    </w:p>
+    <w:p>
+      <w:r>
+        <w:rPr>
+          <w:rFonts w:hint="eastAsia"/>
+        </w:rPr>
+        <w:t>d</w:t>
+      </w:r>
+      <w:r>
+        <w:t>efault setting:</w:t>
+      </w:r>
+      <w:r>
+        <w:rPr>
+          <w:rFonts w:hint="eastAsia"/>
+        </w:rPr>
+        <w:t>原廠設定</w:t>
+      </w:r>
+    </w:p>
+    <w:p>
+      <w:r>
+        <w:rPr>
+          <w:rFonts w:hint="eastAsia"/>
+        </w:rPr>
+        <w:t>i</w:t>
+      </w:r>
+      <w:r>
+        <w:t>f you should need = Should you need</w:t>
+      </w:r>
+      <w:r>
+        <w:rPr>
+          <w:rFonts w:hint="eastAsia"/>
+        </w:rPr>
         <w:t>:</w:t>
       </w:r>
-    </w:p>
-    <w:p>
-      <w:proofErr w:type="spellStart"/>
-      <w:r>
-        <w:t>Chris,s</w:t>
-      </w:r>
-      <w:proofErr w:type="spellEnd"/>
-      <w:r>
-        <w:t xml:space="preserve"> enthusiastic pursuit for value Chris</w:t>
-      </w:r>
-      <w:r>
-        <w:rPr>
-          <w:rFonts w:hint="eastAsia"/>
-        </w:rPr>
-        <w:t>積極的追求價值</w:t>
-      </w:r>
-    </w:p>
-    <w:p>
-      <w:r>
-        <w:rPr>
-          <w:rFonts w:hint="eastAsia"/>
-        </w:rPr>
-        <w:t>因此還缺一個名詞</w:t>
+      <w:r>
+        <w:rPr>
+          <w:rFonts w:hint="eastAsia"/>
+        </w:rPr>
+        <w:t>如果你需要</w:t>
+      </w:r>
+    </w:p>
+    <w:p>
+      <w:r>
+        <w:t>Hesitate</w:t>
+      </w:r>
+      <w:r>
+        <w:rPr>
+          <w:rFonts w:hint="eastAsia"/>
+        </w:rPr>
+        <w:t>+t</w:t>
+      </w:r>
+      <w:r>
+        <w:t>o+</w:t>
+      </w:r>
+      <w:r>
+        <w:rPr>
+          <w:rFonts w:hint="eastAsia"/>
+        </w:rPr>
+        <w:t>原型</w:t>
+      </w:r>
+      <w:r>
+        <w:rPr>
+          <w:rFonts w:hint="eastAsia"/>
+        </w:rPr>
+        <w:t>V</w:t>
+      </w:r>
+      <w:r>
+        <w:t>:</w:t>
+      </w:r>
+    </w:p>
+    <w:p>
+      <w:r>
+        <w:t>Don,t hesitate to go after your dreams</w:t>
       </w:r>
       <w:r>
         <w:rPr>
@@ -4543,502 +4772,31 @@
         <w:t xml:space="preserve"> </w:t>
       </w:r>
       <w:r>
-        <w:t>-&gt;</w:t>
-      </w:r>
-      <w:r>
-        <w:t xml:space="preserve"> </w:t>
-      </w:r>
-      <w:r>
-        <w:t>persistence</w:t>
-      </w:r>
-      <w:r>
-        <w:rPr>
-          <w:rFonts w:hint="eastAsia"/>
-        </w:rPr>
-        <w:t xml:space="preserve"> </w:t>
-      </w:r>
-      <w:r>
-        <w:t>n</w:t>
-      </w:r>
-      <w:r>
-        <w:rPr>
-          <w:rFonts w:hint="eastAsia"/>
-        </w:rPr>
-        <w:t>持續存在</w:t>
-      </w:r>
-    </w:p>
-    <w:p>
-      <w:r>
-        <w:t>Enthusiastic</w:t>
-      </w:r>
-      <w:r>
-        <w:rPr>
-          <w:rFonts w:hint="eastAsia"/>
-        </w:rPr>
-        <w:t xml:space="preserve"> a</w:t>
-      </w:r>
-      <w:r>
-        <w:t xml:space="preserve">dj </w:t>
-      </w:r>
-      <w:r>
-        <w:rPr>
-          <w:rFonts w:hint="eastAsia"/>
-        </w:rPr>
-        <w:t>熱情</w:t>
-      </w:r>
-      <w:r>
-        <w:rPr>
-          <w:rFonts w:hint="eastAsia"/>
-        </w:rPr>
-        <w:t>/</w:t>
-      </w:r>
-      <w:r>
-        <w:rPr>
-          <w:rFonts w:hint="eastAsia"/>
-        </w:rPr>
-        <w:t>熱衷、</w:t>
-      </w:r>
-      <w:r>
-        <w:t>pursuit</w:t>
-      </w:r>
-      <w:r>
-        <w:t xml:space="preserve"> n</w:t>
-      </w:r>
-      <w:r>
-        <w:rPr>
-          <w:rFonts w:hint="eastAsia"/>
-        </w:rPr>
-        <w:t>娛樂</w:t>
-      </w:r>
-      <w:r>
-        <w:rPr>
-          <w:rFonts w:hint="eastAsia"/>
-        </w:rPr>
-        <w:t>/</w:t>
-      </w:r>
-      <w:r>
-        <w:rPr>
-          <w:rFonts w:hint="eastAsia"/>
-        </w:rPr>
-        <w:t>追求</w:t>
-      </w:r>
-    </w:p>
-    <w:p>
-      <w:r>
-        <w:rPr>
-          <w:rFonts w:hint="eastAsia"/>
-        </w:rPr>
-        <w:t>-</w:t>
-      </w:r>
-      <w:proofErr w:type="spellStart"/>
-      <w:r>
-        <w:t>ence</w:t>
-      </w:r>
-      <w:proofErr w:type="spellEnd"/>
-      <w:r>
-        <w:rPr>
-          <w:rFonts w:hint="eastAsia"/>
-        </w:rPr>
-        <w:t>結尾</w:t>
-      </w:r>
-      <w:r>
-        <w:rPr>
-          <w:rFonts w:hint="eastAsia"/>
-        </w:rPr>
-        <w:t xml:space="preserve"> </w:t>
-      </w:r>
-      <w:r>
-        <w:t>-&gt;</w:t>
-      </w:r>
-      <w:r>
-        <w:rPr>
-          <w:rFonts w:hint="eastAsia"/>
-        </w:rPr>
-        <w:t>名詞</w:t>
-      </w:r>
-    </w:p>
-    <w:p>
-      <w:r>
-        <w:rPr>
-          <w:rFonts w:hint="eastAsia"/>
-        </w:rPr>
-        <w:t>-</w:t>
-      </w:r>
-      <w:proofErr w:type="spellStart"/>
-      <w:r>
-        <w:t>ly</w:t>
-      </w:r>
-      <w:proofErr w:type="spellEnd"/>
-      <w:r>
-        <w:rPr>
-          <w:rFonts w:hint="eastAsia"/>
-        </w:rPr>
-        <w:t>結尾的副詞</w:t>
-      </w:r>
-      <w:r>
-        <w:rPr>
-          <w:rFonts w:hint="eastAsia"/>
-        </w:rPr>
-        <w:t>(A</w:t>
-      </w:r>
-      <w:r>
-        <w:t>dv)</w:t>
-      </w:r>
-      <w:r>
-        <w:rPr>
-          <w:rFonts w:hint="eastAsia"/>
-        </w:rPr>
-        <w:t>通常去除</w:t>
-      </w:r>
-      <w:r>
-        <w:rPr>
-          <w:rFonts w:hint="eastAsia"/>
-        </w:rPr>
-        <w:t>-</w:t>
-      </w:r>
-      <w:proofErr w:type="spellStart"/>
-      <w:r>
-        <w:t>ly</w:t>
-      </w:r>
-      <w:proofErr w:type="spellEnd"/>
-      <w:r>
-        <w:rPr>
-          <w:rFonts w:hint="eastAsia"/>
-        </w:rPr>
-        <w:t>即為形容詞</w:t>
-      </w:r>
-      <w:r>
-        <w:rPr>
-          <w:rFonts w:hint="eastAsia"/>
-        </w:rPr>
-        <w:t>(</w:t>
-      </w:r>
-      <w:r>
-        <w:t>Adj):</w:t>
-      </w:r>
-    </w:p>
-    <w:p>
-      <w:r>
-        <w:t>quickly-&gt;quick(</w:t>
-      </w:r>
-      <w:r>
-        <w:rPr>
-          <w:rFonts w:hint="eastAsia"/>
-        </w:rPr>
-        <w:t>快的</w:t>
-      </w:r>
-      <w:r>
-        <w:rPr>
-          <w:rFonts w:hint="eastAsia"/>
-        </w:rPr>
-        <w:t xml:space="preserve">) </w:t>
-      </w:r>
-    </w:p>
-    <w:p>
-      <w:r>
-        <w:t>promptly-&gt;prompt(</w:t>
-      </w:r>
-      <w:r>
-        <w:rPr>
-          <w:rFonts w:hint="eastAsia"/>
-        </w:rPr>
-        <w:t>快的</w:t>
-      </w:r>
-      <w:r>
-        <w:rPr>
-          <w:rFonts w:hint="eastAsia"/>
-        </w:rPr>
-        <w:t>)</w:t>
-      </w:r>
-    </w:p>
-    <w:p/>
-    <w:p>
-      <w:r>
-        <w:t xml:space="preserve">Should you </w:t>
+        <w:rPr>
+          <w:rFonts w:hint="eastAsia"/>
+        </w:rPr>
+        <w:t>別猶豫，趕快去追求夢想</w:t>
+      </w:r>
+    </w:p>
+    <w:p>
+      <w:r>
+        <w:t>S+</w:t>
       </w:r>
       <w:r>
         <w:rPr>
           <w:color w:val="FF0000"/>
         </w:rPr>
-        <w:t xml:space="preserve">need </w:t>
-      </w:r>
-      <w:r>
-        <w:rPr>
-          <w:highlight w:val="yellow"/>
-        </w:rPr>
-        <w:t>assistance</w:t>
-      </w:r>
-      <w:r>
-        <w:t xml:space="preserve"> with your new product configuration, </w:t>
-      </w:r>
-      <w:proofErr w:type="spellStart"/>
+        <w:t>V</w:t>
+      </w:r>
+      <w:r>
+        <w:t>+N+prep+N:</w:t>
+      </w:r>
+    </w:p>
+    <w:p>
       <w:proofErr w:type="gramStart"/>
       <w:r>
-        <w:t>don,t</w:t>
-      </w:r>
-      <w:proofErr w:type="spellEnd"/>
-      <w:proofErr w:type="gramEnd"/>
-      <w:r>
-        <w:t xml:space="preserve"> hesitate to call our toll-free number. </w:t>
-      </w:r>
-      <w:r>
-        <w:rPr>
-          <w:highlight w:val="yellow"/>
-        </w:rPr>
-        <w:t>(A)assistance</w:t>
-      </w:r>
-      <w:r>
-        <w:rPr>
-          <w:highlight w:val="yellow"/>
-        </w:rPr>
-        <w:t xml:space="preserve"> n.</w:t>
-      </w:r>
-      <w:r>
-        <w:rPr>
-          <w:rFonts w:hint="eastAsia"/>
-          <w:highlight w:val="yellow"/>
-        </w:rPr>
-        <w:t>協助</w:t>
-      </w:r>
-      <w:r>
-        <w:t>(B)assistant</w:t>
-      </w:r>
-      <w:r>
-        <w:t xml:space="preserve"> n.</w:t>
-      </w:r>
-      <w:r>
-        <w:rPr>
-          <w:rFonts w:hint="eastAsia"/>
-        </w:rPr>
-        <w:t>助理</w:t>
-      </w:r>
-      <w:r>
-        <w:t>(C)assisted</w:t>
-      </w:r>
-      <w:r>
-        <w:rPr>
-          <w:rFonts w:hint="eastAsia"/>
-        </w:rPr>
-        <w:t xml:space="preserve"> </w:t>
-      </w:r>
-      <w:r>
-        <w:t>v(</w:t>
-      </w:r>
-      <w:r>
-        <w:rPr>
-          <w:rFonts w:hint="eastAsia"/>
-        </w:rPr>
-        <w:t>過去簡單式</w:t>
-      </w:r>
-      <w:r>
-        <w:rPr>
-          <w:rFonts w:hint="eastAsia"/>
-        </w:rPr>
-        <w:t>)</w:t>
-      </w:r>
-      <w:r>
-        <w:t>(D)assist</w:t>
-      </w:r>
-      <w:r>
-        <w:rPr>
-          <w:rFonts w:hint="eastAsia"/>
-        </w:rPr>
-        <w:t xml:space="preserve"> v</w:t>
-      </w:r>
-      <w:r>
-        <w:t>(</w:t>
-      </w:r>
-      <w:r>
-        <w:rPr>
-          <w:rFonts w:hint="eastAsia"/>
-        </w:rPr>
-        <w:t>原型</w:t>
-      </w:r>
-      <w:r>
-        <w:rPr>
-          <w:rFonts w:hint="eastAsia"/>
-        </w:rPr>
-        <w:t>)</w:t>
-      </w:r>
-    </w:p>
-    <w:p>
-      <w:r>
-        <w:t>configuration n.</w:t>
-      </w:r>
-      <w:r>
-        <w:rPr>
-          <w:rFonts w:hint="eastAsia"/>
-        </w:rPr>
-        <w:t>配置</w:t>
-      </w:r>
-      <w:r>
-        <w:t>/</w:t>
-      </w:r>
-      <w:r>
-        <w:rPr>
-          <w:rFonts w:hint="eastAsia"/>
-        </w:rPr>
-        <w:t>設定、</w:t>
-      </w:r>
-      <w:r>
-        <w:rPr>
-          <w:rFonts w:hint="eastAsia"/>
-        </w:rPr>
-        <w:t>h</w:t>
-      </w:r>
-      <w:r>
-        <w:t>esitate v</w:t>
-      </w:r>
-      <w:r>
-        <w:rPr>
-          <w:rFonts w:hint="eastAsia"/>
-        </w:rPr>
-        <w:t>猶豫</w:t>
-      </w:r>
-      <w:r>
-        <w:rPr>
-          <w:rFonts w:hint="eastAsia"/>
-        </w:rPr>
-        <w:t>、</w:t>
-      </w:r>
-      <w:r>
-        <w:rPr>
-          <w:rFonts w:hint="eastAsia"/>
-        </w:rPr>
-        <w:t>t</w:t>
-      </w:r>
-      <w:r>
-        <w:t xml:space="preserve">oll-free </w:t>
-      </w:r>
-      <w:r>
-        <w:rPr>
-          <w:rFonts w:hint="eastAsia"/>
-        </w:rPr>
-        <w:t>免付費</w:t>
-      </w:r>
-    </w:p>
-    <w:p>
-      <w:r>
-        <w:rPr>
-          <w:rFonts w:hint="eastAsia"/>
-        </w:rPr>
-        <w:t>d</w:t>
-      </w:r>
-      <w:r>
-        <w:t>efault setting:</w:t>
-      </w:r>
-      <w:r>
-        <w:rPr>
-          <w:rFonts w:hint="eastAsia"/>
-        </w:rPr>
-        <w:t>原廠設定</w:t>
-      </w:r>
-    </w:p>
-    <w:p>
-      <w:r>
-        <w:rPr>
-          <w:rFonts w:hint="eastAsia"/>
-        </w:rPr>
-        <w:t>i</w:t>
-      </w:r>
-      <w:r>
-        <w:t>f you should need = Should you need</w:t>
-      </w:r>
-      <w:r>
-        <w:rPr>
-          <w:rFonts w:hint="eastAsia"/>
-        </w:rPr>
-        <w:t>:</w:t>
-      </w:r>
-      <w:r>
-        <w:rPr>
-          <w:rFonts w:hint="eastAsia"/>
-        </w:rPr>
-        <w:t>如果你需要</w:t>
-      </w:r>
-    </w:p>
-    <w:p>
-      <w:proofErr w:type="spellStart"/>
-      <w:r>
-        <w:t>Hesitate</w:t>
-      </w:r>
-      <w:r>
-        <w:rPr>
-          <w:rFonts w:hint="eastAsia"/>
-        </w:rPr>
-        <w:t>+t</w:t>
-      </w:r>
-      <w:r>
-        <w:t>o</w:t>
-      </w:r>
-      <w:proofErr w:type="spellEnd"/>
-      <w:r>
-        <w:t>+</w:t>
-      </w:r>
-      <w:r>
-        <w:rPr>
-          <w:rFonts w:hint="eastAsia"/>
-        </w:rPr>
-        <w:t>原型</w:t>
-      </w:r>
-      <w:r>
-        <w:rPr>
-          <w:rFonts w:hint="eastAsia"/>
-        </w:rPr>
-        <w:t>V</w:t>
-      </w:r>
-      <w:r>
-        <w:t>:</w:t>
-      </w:r>
-    </w:p>
-    <w:p>
-      <w:proofErr w:type="spellStart"/>
-      <w:r>
-        <w:t>Don,t</w:t>
-      </w:r>
-      <w:proofErr w:type="spellEnd"/>
-      <w:r>
-        <w:t xml:space="preserve"> hesitate to go after your dreams</w:t>
-      </w:r>
-      <w:r>
-        <w:rPr>
-          <w:rFonts w:hint="eastAsia"/>
-        </w:rPr>
-        <w:t xml:space="preserve"> </w:t>
-      </w:r>
-      <w:r>
-        <w:rPr>
-          <w:rFonts w:hint="eastAsia"/>
-        </w:rPr>
-        <w:t>別猶豫，趕快去追求夢想</w:t>
-      </w:r>
-    </w:p>
-    <w:p>
-      <w:proofErr w:type="spellStart"/>
-      <w:r>
-        <w:t>S+</w:t>
-      </w:r>
-      <w:r>
-        <w:rPr>
-          <w:color w:val="FF0000"/>
-        </w:rPr>
-        <w:t>V</w:t>
-      </w:r>
-      <w:r>
-        <w:t>+N+prep+N</w:t>
-      </w:r>
-      <w:proofErr w:type="spellEnd"/>
-      <w:r>
-        <w:t>:</w:t>
-      </w:r>
-    </w:p>
-    <w:p>
-      <w:proofErr w:type="spellStart"/>
-      <w:proofErr w:type="gramStart"/>
-      <w:r>
         <w:t>ex:I</w:t>
       </w:r>
-      <w:proofErr w:type="spellEnd"/>
       <w:proofErr w:type="gramEnd"/>
       <w:r>
         <w:t xml:space="preserve"> </w:t>
@@ -5229,13 +4987,8 @@
         <w:t>t</w:t>
       </w:r>
       <w:r>
-        <w:t>ake “</w:t>
-      </w:r>
-      <w:proofErr w:type="spellStart"/>
-      <w:r>
-        <w:t>day”off</w:t>
-      </w:r>
-      <w:proofErr w:type="spellEnd"/>
+        <w:t>ake “day”off</w:t>
+      </w:r>
       <w:r>
         <w:rPr>
           <w:rFonts w:hint="eastAsia"/>
@@ -5288,7 +5041,6 @@
       </w:r>
     </w:p>
     <w:p>
-      <w:proofErr w:type="spellStart"/>
       <w:r>
         <w:rPr>
           <w:rFonts w:hint="eastAsia"/>
@@ -5296,11 +5048,7 @@
         <w:t>e</w:t>
       </w:r>
       <w:r>
-        <w:t>x:The</w:t>
-      </w:r>
-      <w:proofErr w:type="spellEnd"/>
-      <w:r>
-        <w:t xml:space="preserve"> plane took off on time </w:t>
+        <w:t xml:space="preserve">x:The plane took off on time </w:t>
       </w:r>
       <w:r>
         <w:rPr>
@@ -5310,13 +5058,8 @@
       </w:r>
     </w:p>
     <w:p>
-      <w:proofErr w:type="spellStart"/>
-      <w:r>
-        <w:t>ex:He</w:t>
-      </w:r>
-      <w:proofErr w:type="spellEnd"/>
-      <w:r>
-        <w:t xml:space="preserve"> took off his jacket </w:t>
+      <w:r>
+        <w:t xml:space="preserve">ex:He took off his jacket </w:t>
       </w:r>
       <w:r>
         <w:rPr>
@@ -5384,13 +5127,8 @@
     </w:p>
     <w:p/>
     <w:p>
-      <w:proofErr w:type="spellStart"/>
-      <w:r>
-        <w:t>Valdos</w:t>
-      </w:r>
-      <w:proofErr w:type="spellEnd"/>
-      <w:r>
-        <w:t xml:space="preserve"> Electronics is well known for </w:t>
+      <w:r>
+        <w:t xml:space="preserve">Valdos Electronics is well known for </w:t>
       </w:r>
       <w:r>
         <w:rPr>
@@ -5714,7 +5452,6 @@
       </w:r>
     </w:p>
     <w:p>
-      <w:proofErr w:type="spellStart"/>
       <w:r>
         <w:rPr>
           <w:rFonts w:hint="eastAsia"/>
@@ -5722,11 +5459,7 @@
         <w:t>e</w:t>
       </w:r>
       <w:r>
-        <w:t>x:Those</w:t>
-      </w:r>
-      <w:proofErr w:type="spellEnd"/>
-      <w:r>
-        <w:t xml:space="preserve"> rich entrepreneurs(</w:t>
+        <w:t>x:Those rich entrepreneurs(</w:t>
       </w:r>
       <w:r>
         <w:rPr>
@@ -5741,21 +5474,767 @@
         <w:t>)</w:t>
       </w:r>
       <w:r>
-        <w:t xml:space="preserve">own </w:t>
-      </w:r>
-      <w:proofErr w:type="spellStart"/>
-      <w:r>
-        <w:t>Maseratis</w:t>
-      </w:r>
-      <w:proofErr w:type="spellEnd"/>
-      <w:r>
+        <w:t>own Maseratis(</w:t>
+      </w:r>
+      <w:r>
+        <w:rPr>
+          <w:rFonts w:hint="eastAsia"/>
+        </w:rPr>
+        <w:t>跑車品牌</w:t>
+      </w:r>
+      <w:r>
+        <w:rPr>
+          <w:rFonts w:hint="eastAsia"/>
+        </w:rPr>
+        <w:t>)</w:t>
+      </w:r>
+      <w:r>
+        <w:t>.</w:t>
+      </w:r>
+    </w:p>
+    <w:p>
+      <w:r>
+        <w:t>Those Maseratis are theirs.</w:t>
+      </w:r>
+    </w:p>
+    <w:p/>
+    <w:p>
+      <w:r>
+        <w:rPr>
+          <w:rFonts w:hint="eastAsia"/>
+        </w:rPr>
+        <w:t>所有格形容詞</w:t>
+      </w:r>
+      <w:r>
+        <w:rPr>
+          <w:rFonts w:hint="eastAsia"/>
+        </w:rPr>
+        <w:t>:</w:t>
+      </w:r>
+      <w:r>
+        <w:rPr>
+          <w:rFonts w:hint="eastAsia"/>
+        </w:rPr>
+        <w:t>所有格形容詞後必須接名詞</w:t>
+      </w:r>
+      <w:r>
+        <w:rPr>
+          <w:rFonts w:hint="eastAsia"/>
+        </w:rPr>
+        <w:t>!</w:t>
+      </w:r>
+    </w:p>
+    <w:p>
+      <w:r>
+        <w:rPr>
+          <w:rFonts w:hint="eastAsia"/>
+        </w:rPr>
+        <w:t>e</w:t>
+      </w:r>
+      <w:r>
+        <w:t>x:Those rich entrepreneurs(</w:t>
+      </w:r>
+      <w:r>
+        <w:rPr>
+          <w:rFonts w:hint="eastAsia"/>
+        </w:rPr>
+        <w:t>企業家</w:t>
+      </w:r>
+      <w:r>
+        <w:rPr>
+          <w:rFonts w:hint="eastAsia"/>
+        </w:rPr>
+        <w:t>)</w:t>
+      </w:r>
+      <w:r>
+        <w:t>own Maseratis(</w:t>
+      </w:r>
+      <w:r>
+        <w:rPr>
+          <w:rFonts w:hint="eastAsia"/>
+        </w:rPr>
+        <w:t>跑車品牌</w:t>
+      </w:r>
+      <w:r>
+        <w:rPr>
+          <w:rFonts w:hint="eastAsia"/>
+        </w:rPr>
+        <w:t>)</w:t>
+      </w:r>
+      <w:r>
+        <w:t>.</w:t>
+      </w:r>
+    </w:p>
+    <w:p>
+      <w:r>
+        <w:t>Those are their Maseratis.</w:t>
+      </w:r>
+    </w:p>
+    <w:p/>
+    <w:p>
+      <w:r>
+        <w:rPr>
+          <w:rFonts w:hint="eastAsia"/>
+        </w:rPr>
+        <w:t>主格</w:t>
+      </w:r>
+      <w:r>
+        <w:rPr>
+          <w:rFonts w:hint="eastAsia"/>
+        </w:rPr>
+        <w:t>:</w:t>
+      </w:r>
+      <w:r>
+        <w:rPr>
+          <w:rFonts w:hint="eastAsia"/>
+        </w:rPr>
+        <w:t>接在</w:t>
+      </w:r>
+      <w:r>
+        <w:rPr>
+          <w:rFonts w:hint="eastAsia"/>
+        </w:rPr>
+        <w:t>V</w:t>
+      </w:r>
+      <w:r>
+        <w:rPr>
+          <w:rFonts w:hint="eastAsia"/>
+        </w:rPr>
+        <w:t>前、且不能接在介係詞後面</w:t>
+      </w:r>
+    </w:p>
+    <w:p>
+      <w:r>
+        <w:rPr>
+          <w:rFonts w:hint="eastAsia"/>
+        </w:rPr>
+        <w:t>e</w:t>
+      </w:r>
+      <w:r>
+        <w:t>x: They/</w:t>
+      </w:r>
+      <w:r>
+        <w:rPr>
+          <w:strike/>
+        </w:rPr>
+        <w:t>them</w:t>
+      </w:r>
+      <w:r>
+        <w:t xml:space="preserve"> love me.</w:t>
+      </w:r>
+    </w:p>
+    <w:p>
+      <w:r>
+        <w:t xml:space="preserve">He talked to </w:t>
+      </w:r>
+      <w:r>
+        <w:rPr>
+          <w:strike/>
+        </w:rPr>
+        <w:t>they</w:t>
+      </w:r>
+      <w:r>
+        <w:t>/them</w:t>
+      </w:r>
+    </w:p>
+    <w:p/>
+    <w:p>
+      <w:r>
+        <w:t xml:space="preserve">The hallway has all the ceiling lights replaced with energy-saving ones that switch on </w:t>
+      </w:r>
+      <w:r>
+        <w:rPr>
+          <w:highlight w:val="yellow"/>
+        </w:rPr>
+        <w:t>automatically</w:t>
+      </w:r>
+      <w:r>
+        <w:t xml:space="preserve"> when they sense motion. (A)automated</w:t>
+      </w:r>
+      <w:r>
+        <w:t xml:space="preserve"> adj(</w:t>
+      </w:r>
+      <w:r>
+        <w:rPr>
+          <w:rFonts w:hint="eastAsia"/>
+        </w:rPr>
+        <w:t>過去分詞</w:t>
+      </w:r>
+      <w:r>
+        <w:rPr>
+          <w:rFonts w:hint="eastAsia"/>
+        </w:rPr>
+        <w:t>)</w:t>
+      </w:r>
+      <w:r>
+        <w:t xml:space="preserve">  </w:t>
+      </w:r>
+      <w:r>
+        <w:t>(B)automatic</w:t>
+      </w:r>
+      <w:r>
+        <w:t xml:space="preserve"> adj</w:t>
+      </w:r>
+      <w:r>
+        <w:rPr>
+          <w:highlight w:val="yellow"/>
+        </w:rPr>
+        <w:t>(C)automatically</w:t>
+      </w:r>
+      <w:r>
+        <w:rPr>
+          <w:highlight w:val="yellow"/>
+        </w:rPr>
+        <w:t xml:space="preserve"> Adv</w:t>
+      </w:r>
+      <w:r>
+        <w:rPr>
+          <w:highlight w:val="yellow"/>
+        </w:rPr>
+        <w:t xml:space="preserve"> </w:t>
+      </w:r>
+      <w:r>
+        <w:rPr>
+          <w:rFonts w:hint="eastAsia"/>
+          <w:highlight w:val="yellow"/>
+        </w:rPr>
+        <w:t>自動</w:t>
+      </w:r>
+      <w:r>
+        <w:t>(D)automation</w:t>
+      </w:r>
+      <w:r>
+        <w:t xml:space="preserve"> N</w:t>
+      </w:r>
+    </w:p>
+    <w:p>
+      <w:r>
+        <w:rPr>
+          <w:rFonts w:hint="eastAsia"/>
+        </w:rPr>
+        <w:t>h</w:t>
+      </w:r>
+      <w:r>
+        <w:t>allway n.</w:t>
+      </w:r>
+      <w:r>
+        <w:rPr>
+          <w:rFonts w:hint="eastAsia"/>
+        </w:rPr>
+        <w:t>走廊、</w:t>
+      </w:r>
+      <w:r>
+        <w:rPr>
+          <w:rFonts w:hint="eastAsia"/>
+        </w:rPr>
+        <w:t>c</w:t>
+      </w:r>
+      <w:r>
+        <w:t>eiling</w:t>
+      </w:r>
+      <w:r>
+        <w:rPr>
+          <w:rFonts w:hint="eastAsia"/>
+        </w:rPr>
+        <w:t xml:space="preserve"> n</w:t>
+      </w:r>
+      <w:r>
+        <w:t>.</w:t>
+      </w:r>
+      <w:r>
+        <w:rPr>
+          <w:rFonts w:hint="eastAsia"/>
+        </w:rPr>
+        <w:t>天花板、</w:t>
+      </w:r>
+      <w:r>
+        <w:rPr>
+          <w:rFonts w:hint="eastAsia"/>
+        </w:rPr>
+        <w:t>r</w:t>
+      </w:r>
+      <w:r>
+        <w:t xml:space="preserve">eplace with </w:t>
+      </w:r>
+      <w:r>
+        <w:rPr>
+          <w:rFonts w:hint="eastAsia"/>
+        </w:rPr>
+        <w:t>替換、</w:t>
+      </w:r>
+      <w:r>
+        <w:rPr>
+          <w:rFonts w:hint="eastAsia"/>
+        </w:rPr>
+        <w:t>e</w:t>
+      </w:r>
+      <w:r>
+        <w:t>nergy-saving</w:t>
+      </w:r>
+      <w:r>
+        <w:rPr>
+          <w:rFonts w:hint="eastAsia"/>
+        </w:rPr>
+        <w:t>節能</w:t>
+      </w:r>
+    </w:p>
+    <w:p>
+      <w:r>
+        <w:t>switch on</w:t>
+      </w:r>
+      <w:r>
+        <w:rPr>
+          <w:rFonts w:hint="eastAsia"/>
+        </w:rPr>
+        <w:t>開啟、</w:t>
+      </w:r>
+      <w:r>
+        <w:rPr>
+          <w:rFonts w:hint="eastAsia"/>
+        </w:rPr>
+        <w:t>s</w:t>
+      </w:r>
+      <w:r>
+        <w:t>ense n.</w:t>
+      </w:r>
+      <w:r>
+        <w:rPr>
+          <w:rFonts w:hint="eastAsia"/>
+        </w:rPr>
+        <w:t>感覺</w:t>
+      </w:r>
+      <w:r>
+        <w:rPr>
+          <w:rFonts w:hint="eastAsia"/>
+        </w:rPr>
+        <w:t>/</w:t>
+      </w:r>
+      <w:r>
+        <w:rPr>
+          <w:rFonts w:hint="eastAsia"/>
+        </w:rPr>
+        <w:t>理解</w:t>
+      </w:r>
+      <w:r>
+        <w:rPr>
+          <w:rFonts w:hint="eastAsia"/>
+        </w:rPr>
+        <w:t>,</w:t>
+      </w:r>
+      <w:r>
+        <w:t>v.</w:t>
+      </w:r>
+      <w:r>
+        <w:rPr>
+          <w:rFonts w:hint="eastAsia"/>
+        </w:rPr>
+        <w:t>感覺到</w:t>
+      </w:r>
+      <w:r>
+        <w:rPr>
+          <w:rFonts w:hint="eastAsia"/>
+        </w:rPr>
+        <w:t>、</w:t>
+      </w:r>
+      <w:r>
+        <w:rPr>
+          <w:rFonts w:hint="eastAsia"/>
+        </w:rPr>
+        <w:t>m</w:t>
+      </w:r>
+      <w:r>
+        <w:t>otion n.</w:t>
+      </w:r>
+      <w:r>
+        <w:rPr>
+          <w:rFonts w:hint="eastAsia"/>
+        </w:rPr>
+        <w:t>移動</w:t>
+      </w:r>
+    </w:p>
+    <w:p>
+      <w:r>
+        <w:t>automatic</w:t>
+      </w:r>
+      <w:r>
+        <w:rPr>
+          <w:rFonts w:hint="eastAsia"/>
+        </w:rPr>
+        <w:t xml:space="preserve"> a</w:t>
+      </w:r>
+      <w:r>
+        <w:t>dj</w:t>
+      </w:r>
+      <w:r>
+        <w:rPr>
+          <w:rFonts w:hint="eastAsia"/>
+        </w:rPr>
+        <w:t xml:space="preserve"> </w:t>
+      </w:r>
+      <w:r>
+        <w:rPr>
+          <w:rFonts w:hint="eastAsia"/>
+        </w:rPr>
+        <w:t>自動的</w:t>
+      </w:r>
+    </w:p>
+    <w:p>
+      <w:r>
+        <w:rPr>
+          <w:rFonts w:hint="eastAsia"/>
+        </w:rPr>
+        <w:t>這題是副詞修飾前面的動詞</w:t>
+      </w:r>
+      <w:r>
+        <w:rPr>
+          <w:rFonts w:hint="eastAsia"/>
+        </w:rPr>
         <w:t>(</w:t>
       </w:r>
       <w:r>
-        <w:rPr>
-          <w:rFonts w:hint="eastAsia"/>
-        </w:rPr>
-        <w:t>跑車品牌</w:t>
+        <w:t>switch on)</w:t>
+      </w:r>
+      <w:r>
+        <w:rPr>
+          <w:rFonts w:hint="eastAsia"/>
+        </w:rPr>
+        <w:t xml:space="preserve"> -</w:t>
+      </w:r>
+      <w:r>
+        <w:t>&gt;</w:t>
+      </w:r>
+      <w:r>
+        <w:rPr>
+          <w:rFonts w:hint="eastAsia"/>
+        </w:rPr>
+        <w:t>自動地被打開</w:t>
+      </w:r>
+      <w:r>
+        <w:rPr>
+          <w:rFonts w:hint="eastAsia"/>
+        </w:rPr>
+        <w:t xml:space="preserve"> </w:t>
+      </w:r>
+      <w:r>
+        <w:t>-&gt;</w:t>
+      </w:r>
+      <w:r>
+        <w:t xml:space="preserve"> </w:t>
+      </w:r>
+      <w:r>
+        <w:rPr>
+          <w:highlight w:val="yellow"/>
+        </w:rPr>
+        <w:t>automatically</w:t>
+      </w:r>
+    </w:p>
+    <w:p>
+      <w:r>
+        <w:lastRenderedPageBreak/>
+        <w:t>S+have(</w:t>
+      </w:r>
+      <w:r>
+        <w:rPr>
+          <w:rFonts w:hint="eastAsia"/>
+        </w:rPr>
+        <w:t>使役動詞</w:t>
+      </w:r>
+      <w:r>
+        <w:rPr>
+          <w:rFonts w:hint="eastAsia"/>
+        </w:rPr>
+        <w:t>)+</w:t>
+      </w:r>
+      <w:r>
+        <w:t>O</w:t>
+      </w:r>
+      <w:r>
+        <w:rPr>
+          <w:rFonts w:hint="eastAsia"/>
+        </w:rPr>
+        <w:t>+</w:t>
+      </w:r>
+      <w:r>
+        <w:t>PP(</w:t>
+      </w:r>
+      <w:r>
+        <w:rPr>
+          <w:rFonts w:hint="eastAsia"/>
+        </w:rPr>
+        <w:t>被動</w:t>
+      </w:r>
+      <w:r>
+        <w:rPr>
+          <w:rFonts w:hint="eastAsia"/>
+        </w:rPr>
+        <w:t>):</w:t>
+      </w:r>
+    </w:p>
+    <w:p>
+      <w:proofErr w:type="gramStart"/>
+      <w:r>
+        <w:rPr>
+          <w:rFonts w:hint="eastAsia"/>
+        </w:rPr>
+        <w:t>e</w:t>
+      </w:r>
+      <w:r>
+        <w:t>x:I</w:t>
+      </w:r>
+      <w:proofErr w:type="gramEnd"/>
+      <w:r>
+        <w:t xml:space="preserve"> have my car fixed.</w:t>
+      </w:r>
+    </w:p>
+    <w:p>
+      <w:r>
+        <w:t xml:space="preserve">  </w:t>
+      </w:r>
+    </w:p>
+    <w:p>
+      <w:r>
+        <w:t xml:space="preserve">Your need to walk </w:t>
+      </w:r>
+      <w:r>
+        <w:rPr>
+          <w:highlight w:val="yellow"/>
+        </w:rPr>
+        <w:t>across</w:t>
+      </w:r>
+      <w:r>
+        <w:t xml:space="preserve"> the </w:t>
+      </w:r>
+      <w:r>
+        <w:rPr>
+          <w:color w:val="FF0000"/>
+        </w:rPr>
+        <w:t xml:space="preserve">footbridge </w:t>
+      </w:r>
+      <w:r>
+        <w:t>to get to the grocery store on the other side.</w:t>
+      </w:r>
+    </w:p>
+    <w:p>
+      <w:r>
+        <w:t>(A)into</w:t>
+      </w:r>
+      <w:r>
+        <w:rPr>
+          <w:rFonts w:hint="eastAsia"/>
+        </w:rPr>
+        <w:t>進入</w:t>
+      </w:r>
+      <w:r>
+        <w:t>(B)among</w:t>
+      </w:r>
+      <w:r>
+        <w:rPr>
+          <w:rFonts w:hint="eastAsia"/>
+        </w:rPr>
+        <w:t>在多者之</w:t>
+      </w:r>
+      <w:proofErr w:type="gramStart"/>
+      <w:r>
+        <w:rPr>
+          <w:rFonts w:hint="eastAsia"/>
+        </w:rPr>
+        <w:t>中間</w:t>
+      </w:r>
+      <w:r>
+        <w:rPr>
+          <w:highlight w:val="yellow"/>
+        </w:rPr>
+        <w:t>(</w:t>
+      </w:r>
+      <w:proofErr w:type="gramEnd"/>
+      <w:r>
+        <w:rPr>
+          <w:highlight w:val="yellow"/>
+        </w:rPr>
+        <w:t>C)across</w:t>
+      </w:r>
+      <w:r>
+        <w:rPr>
+          <w:rFonts w:hint="eastAsia"/>
+          <w:highlight w:val="yellow"/>
+        </w:rPr>
+        <w:t>跨越</w:t>
+      </w:r>
+      <w:r>
+        <w:t>(D)below</w:t>
+      </w:r>
+      <w:r>
+        <w:rPr>
+          <w:rFonts w:hint="eastAsia"/>
+        </w:rPr>
+        <w:t>在下方</w:t>
+      </w:r>
+    </w:p>
+    <w:p>
+      <w:r>
+        <w:t>footbridge n.</w:t>
+      </w:r>
+      <w:r>
+        <w:rPr>
+          <w:rFonts w:hint="eastAsia"/>
+        </w:rPr>
+        <w:t>人行天橋、</w:t>
+      </w:r>
+      <w:r>
+        <w:t>on the other side</w:t>
+      </w:r>
+      <w:r>
+        <w:rPr>
+          <w:rFonts w:hint="eastAsia"/>
+        </w:rPr>
+        <w:t xml:space="preserve"> </w:t>
+      </w:r>
+      <w:r>
+        <w:rPr>
+          <w:rFonts w:hint="eastAsia"/>
+        </w:rPr>
+        <w:t>在另外一邊</w:t>
+      </w:r>
+    </w:p>
+    <w:p/>
+    <w:p>
+      <w:r>
+        <w:t>Walk into/run into/bump into:</w:t>
+      </w:r>
+      <w:r>
+        <w:rPr>
+          <w:rFonts w:hint="eastAsia"/>
+        </w:rPr>
+        <w:t>撞到</w:t>
+      </w:r>
+      <w:r>
+        <w:rPr>
+          <w:rFonts w:hint="eastAsia"/>
+        </w:rPr>
+        <w:t>/</w:t>
+      </w:r>
+      <w:r>
+        <w:rPr>
+          <w:rFonts w:hint="eastAsia"/>
+        </w:rPr>
+        <w:t>撞見</w:t>
+      </w:r>
+    </w:p>
+    <w:p>
+      <w:proofErr w:type="gramStart"/>
+      <w:r>
+        <w:rPr>
+          <w:rFonts w:hint="eastAsia"/>
+        </w:rPr>
+        <w:t>e</w:t>
+      </w:r>
+      <w:r>
+        <w:t>x:I</w:t>
+      </w:r>
+      <w:proofErr w:type="gramEnd"/>
+      <w:r>
+        <w:t xml:space="preserve"> was so focused on reading my book that I walked into a door.</w:t>
+      </w:r>
+    </w:p>
+    <w:p/>
+    <w:p>
+      <w:r>
+        <w:t>Among</w:t>
+      </w:r>
+      <w:r>
+        <w:rPr>
+          <w:rFonts w:hint="eastAsia"/>
+        </w:rPr>
+        <w:t>在多者當中</w:t>
+      </w:r>
+      <w:r>
+        <w:rPr>
+          <w:rFonts w:hint="eastAsia"/>
+        </w:rPr>
+        <w:t>:</w:t>
+      </w:r>
+    </w:p>
+    <w:p>
+      <w:r>
+        <w:rPr>
+          <w:rFonts w:hint="eastAsia"/>
+        </w:rPr>
+        <w:t>e</w:t>
+      </w:r>
+      <w:r>
+        <w:t>x:He sat among his classmate</w:t>
+      </w:r>
+      <w:r>
+        <w:rPr>
+          <w:rFonts w:hint="eastAsia"/>
+        </w:rPr>
+        <w:t xml:space="preserve"> </w:t>
+      </w:r>
+      <w:r>
+        <w:rPr>
+          <w:rFonts w:hint="eastAsia"/>
+        </w:rPr>
+        <w:t>他坐在同學們當中</w:t>
+      </w:r>
+    </w:p>
+    <w:p/>
+    <w:p>
+      <w:r>
+        <w:t xml:space="preserve">Please take extra care of the toddler and </w:t>
+      </w:r>
+      <w:proofErr w:type="gramStart"/>
+      <w:r>
+        <w:t>don,t</w:t>
+      </w:r>
+      <w:proofErr w:type="gramEnd"/>
+      <w:r>
+        <w:t xml:space="preserve"> </w:t>
+      </w:r>
+      <w:r>
+        <w:rPr>
+          <w:color w:val="FF0000"/>
+        </w:rPr>
+        <w:t xml:space="preserve">let </w:t>
+      </w:r>
+      <w:r>
+        <w:t xml:space="preserve">him </w:t>
+      </w:r>
+      <w:r>
+        <w:rPr>
+          <w:highlight w:val="yellow"/>
+        </w:rPr>
+        <w:t>get</w:t>
+      </w:r>
+      <w:r>
+        <w:t xml:space="preserve"> hurt.</w:t>
+      </w:r>
+    </w:p>
+    <w:p>
+      <w:r>
+        <w:t>(A)to get</w:t>
+      </w:r>
+      <w:proofErr w:type="gramStart"/>
+      <w:r>
+        <w:rPr>
+          <w:rFonts w:hint="eastAsia"/>
+        </w:rPr>
+        <w:t>不定詞</w:t>
+      </w:r>
+      <w:proofErr w:type="gramEnd"/>
+      <w:r>
+        <w:rPr>
+          <w:rFonts w:hint="eastAsia"/>
+        </w:rPr>
+        <w:t>(t</w:t>
+      </w:r>
+      <w:r>
+        <w:t>o</w:t>
+      </w:r>
+      <w:r>
+        <w:rPr>
+          <w:rFonts w:hint="eastAsia"/>
+        </w:rPr>
+        <w:t>原型動詞</w:t>
       </w:r>
       <w:r>
         <w:rPr>
@@ -5764,51 +6243,199 @@
         <w:t>)</w:t>
       </w:r>
       <w:r>
+        <w:t>(B)gotten</w:t>
+      </w:r>
+      <w:r>
+        <w:t>PP</w:t>
+      </w:r>
+      <w:r>
+        <w:rPr>
+          <w:rFonts w:hint="eastAsia"/>
+        </w:rPr>
+        <w:t>(</w:t>
+      </w:r>
+      <w:r>
+        <w:rPr>
+          <w:rFonts w:hint="eastAsia"/>
+        </w:rPr>
+        <w:t>過去分詞</w:t>
+      </w:r>
+      <w:r>
+        <w:rPr>
+          <w:rFonts w:hint="eastAsia"/>
+        </w:rPr>
+        <w:t>)</w:t>
+      </w:r>
+      <w:r>
+        <w:t>(C)getting</w:t>
+      </w:r>
+      <w:r>
+        <w:t xml:space="preserve"> Ving(</w:t>
+      </w:r>
+      <w:r>
+        <w:rPr>
+          <w:rFonts w:hint="eastAsia"/>
+        </w:rPr>
+        <w:t>現在分詞</w:t>
+      </w:r>
+      <w:r>
+        <w:rPr>
+          <w:rFonts w:hint="eastAsia"/>
+        </w:rPr>
+        <w:t>)</w:t>
+      </w:r>
+      <w:r>
+        <w:rPr>
+          <w:highlight w:val="yellow"/>
+        </w:rPr>
+        <w:t>(D)get</w:t>
+      </w:r>
+      <w:r>
+        <w:rPr>
+          <w:rFonts w:hint="eastAsia"/>
+          <w:highlight w:val="yellow"/>
+        </w:rPr>
+        <w:t>原型動詞</w:t>
+      </w:r>
+    </w:p>
+    <w:p>
+      <w:r>
+        <w:rPr>
+          <w:rFonts w:hint="eastAsia"/>
+        </w:rPr>
+        <w:t>t</w:t>
+      </w:r>
+      <w:r>
+        <w:t xml:space="preserve">ake extra care of </w:t>
+      </w:r>
+      <w:r>
+        <w:rPr>
+          <w:rFonts w:hint="eastAsia"/>
+        </w:rPr>
+        <w:t>額外小心、</w:t>
+      </w:r>
+      <w:r>
+        <w:rPr>
+          <w:rFonts w:hint="eastAsia"/>
+        </w:rPr>
+        <w:t>t</w:t>
+      </w:r>
+      <w:r>
+        <w:t>oddler n.</w:t>
+      </w:r>
+      <w:r>
+        <w:rPr>
+          <w:rFonts w:hint="eastAsia"/>
+        </w:rPr>
+        <w:t xml:space="preserve"> 1-3</w:t>
+      </w:r>
+      <w:r>
+        <w:rPr>
+          <w:rFonts w:hint="eastAsia"/>
+        </w:rPr>
+        <w:t>歲小孩、</w:t>
+      </w:r>
+      <w:r>
+        <w:t xml:space="preserve">let </w:t>
+      </w:r>
+      <w:r>
+        <w:rPr>
+          <w:rFonts w:hint="eastAsia"/>
+        </w:rPr>
+        <w:t>讓</w:t>
+      </w:r>
+      <w:r>
+        <w:rPr>
+          <w:rFonts w:hint="eastAsia"/>
+        </w:rPr>
         <w:t>.</w:t>
       </w:r>
-    </w:p>
-    <w:p>
-      <w:r>
-        <w:t xml:space="preserve">Those </w:t>
-      </w:r>
-      <w:proofErr w:type="spellStart"/>
-      <w:r>
-        <w:t>Maseratis</w:t>
-      </w:r>
-      <w:proofErr w:type="spellEnd"/>
-      <w:r>
-        <w:t xml:space="preserve"> are theirs.</w:t>
+      <w:proofErr w:type="gramStart"/>
+      <w:r>
+        <w:t>.</w:t>
+      </w:r>
+      <w:r>
+        <w:rPr>
+          <w:rFonts w:hint="eastAsia"/>
+        </w:rPr>
+        <w:t>、</w:t>
+      </w:r>
+      <w:proofErr w:type="gramEnd"/>
+      <w:r>
+        <w:rPr>
+          <w:rFonts w:hint="eastAsia"/>
+        </w:rPr>
+        <w:t>h</w:t>
+      </w:r>
+      <w:r>
+        <w:t>urt v.</w:t>
+      </w:r>
+      <w:r>
+        <w:rPr>
+          <w:rFonts w:hint="eastAsia"/>
+        </w:rPr>
+        <w:t>受傷</w:t>
       </w:r>
     </w:p>
     <w:p/>
     <w:p>
       <w:r>
-        <w:rPr>
-          <w:rFonts w:hint="eastAsia"/>
-        </w:rPr>
-        <w:t>所有格形容詞</w:t>
-      </w:r>
-      <w:r>
-        <w:rPr>
-          <w:rFonts w:hint="eastAsia"/>
-        </w:rPr>
-        <w:t>:</w:t>
-      </w:r>
-      <w:r>
-        <w:rPr>
-          <w:rFonts w:hint="eastAsia"/>
-        </w:rPr>
-        <w:t>所有格形容詞後必須接名詞</w:t>
-      </w:r>
-      <w:r>
-        <w:rPr>
-          <w:rFonts w:hint="eastAsia"/>
-        </w:rPr>
-        <w:t>!</w:t>
-      </w:r>
-    </w:p>
-    <w:p>
-      <w:proofErr w:type="spellStart"/>
+        <w:t>Have Let Make(</w:t>
+      </w:r>
+      <w:r>
+        <w:rPr>
+          <w:rFonts w:hint="eastAsia"/>
+        </w:rPr>
+        <w:t>特別的使役動詞</w:t>
+      </w:r>
+      <w:r>
+        <w:rPr>
+          <w:rFonts w:hint="eastAsia"/>
+        </w:rPr>
+        <w:t>)</w:t>
+      </w:r>
+      <w:r>
+        <w:t xml:space="preserve"> +</w:t>
+      </w:r>
+      <w:r>
+        <w:rPr>
+          <w:rFonts w:hint="eastAsia"/>
+        </w:rPr>
+        <w:t>受詞</w:t>
+      </w:r>
+      <w:r>
+        <w:rPr>
+          <w:rFonts w:hint="eastAsia"/>
+        </w:rPr>
+        <w:t>+</w:t>
+      </w:r>
+      <w:r>
+        <w:rPr>
+          <w:rFonts w:hint="eastAsia"/>
+        </w:rPr>
+        <w:t>原型動詞</w:t>
+      </w:r>
+      <w:r>
+        <w:rPr>
+          <w:rFonts w:hint="eastAsia"/>
+        </w:rPr>
+        <w:t>(</w:t>
+      </w:r>
+      <w:r>
+        <w:rPr>
+          <w:rFonts w:hint="eastAsia"/>
+        </w:rPr>
+        <w:t>主動</w:t>
+      </w:r>
+      <w:r>
+        <w:rPr>
+          <w:rFonts w:hint="eastAsia"/>
+        </w:rPr>
+        <w:t>)</w:t>
+      </w:r>
+    </w:p>
+    <w:p>
+      <w:proofErr w:type="gramStart"/>
       <w:r>
         <w:rPr>
           <w:rFonts w:hint="eastAsia"/>
@@ -5816,17 +6443,34 @@
         <w:t>e</w:t>
       </w:r>
       <w:r>
-        <w:t>x:Those</w:t>
-      </w:r>
-      <w:proofErr w:type="spellEnd"/>
-      <w:r>
-        <w:t xml:space="preserve"> rich entrepreneurs(</w:t>
-      </w:r>
-      <w:r>
-        <w:rPr>
-          <w:rFonts w:hint="eastAsia"/>
-        </w:rPr>
-        <w:t>企業家</w:t>
+        <w:t>x:I</w:t>
+      </w:r>
+      <w:proofErr w:type="gramEnd"/>
+      <w:r>
+        <w:t xml:space="preserve"> made you do well in your TOEIC.</w:t>
+      </w:r>
+    </w:p>
+    <w:p/>
+    <w:p>
+      <w:r>
+        <w:t xml:space="preserve">Want Request Get Tell Order </w:t>
+      </w:r>
+      <w:proofErr w:type="gramStart"/>
+      <w:r>
+        <w:t>Force..</w:t>
+      </w:r>
+      <w:proofErr w:type="gramEnd"/>
+      <w:r>
+        <w:rPr>
+          <w:rFonts w:hint="eastAsia"/>
+        </w:rPr>
+        <w:t>(</w:t>
+      </w:r>
+      <w:r>
+        <w:rPr>
+          <w:rFonts w:hint="eastAsia"/>
+        </w:rPr>
+        <w:t>一般的使役動詞</w:t>
       </w:r>
       <w:r>
         <w:rPr>
@@ -5835,21 +6479,40 @@
         <w:t>)</w:t>
       </w:r>
       <w:r>
-        <w:t xml:space="preserve">own </w:t>
-      </w:r>
-      <w:proofErr w:type="spellStart"/>
-      <w:r>
-        <w:t>Maseratis</w:t>
-      </w:r>
-      <w:proofErr w:type="spellEnd"/>
-      <w:r>
+        <w:t>+</w:t>
+      </w:r>
+      <w:r>
+        <w:rPr>
+          <w:rFonts w:hint="eastAsia"/>
+        </w:rPr>
+        <w:t>受詞</w:t>
+      </w:r>
+      <w:r>
+        <w:rPr>
+          <w:rFonts w:hint="eastAsia"/>
+        </w:rPr>
+        <w:t>+</w:t>
+      </w:r>
+      <w:r>
+        <w:t>to</w:t>
+      </w:r>
+      <w:r>
+        <w:rPr>
+          <w:rFonts w:hint="eastAsia"/>
+        </w:rPr>
+        <w:t>原型動詞</w:t>
+      </w:r>
+      <w:r>
+        <w:rPr>
+          <w:rFonts w:hint="eastAsia"/>
+        </w:rPr>
         <w:t>(</w:t>
       </w:r>
       <w:r>
         <w:rPr>
           <w:rFonts w:hint="eastAsia"/>
         </w:rPr>
-        <w:t>跑車品牌</w:t>
+        <w:t>主動</w:t>
       </w:r>
       <w:r>
         <w:rPr>
@@ -5857,106 +6520,286 @@
         </w:rPr>
         <w:t>)</w:t>
       </w:r>
+    </w:p>
+    <w:p>
+      <w:r>
+        <w:rPr>
+          <w:rFonts w:hint="eastAsia"/>
+        </w:rPr>
+        <w:t>e</w:t>
+      </w:r>
+      <w:r>
+        <w:t>x: I want you to do well in your TOEIC.</w:t>
+      </w:r>
+    </w:p>
+    <w:p/>
+    <w:p>
+      <w:r>
+        <w:t xml:space="preserve">The </w:t>
+      </w:r>
+      <w:proofErr w:type="gramStart"/>
+      <w:r>
+        <w:t>brand new</w:t>
+      </w:r>
+      <w:proofErr w:type="gramEnd"/>
+      <w:r>
+        <w:t xml:space="preserve"> carpet </w:t>
+      </w:r>
+      <w:r>
+        <w:rPr>
+          <w:highlight w:val="yellow"/>
+        </w:rPr>
+        <w:t>that</w:t>
+      </w:r>
+      <w:r>
+        <w:t xml:space="preserve"> was delivered last week has a stain.</w:t>
+      </w:r>
+    </w:p>
+    <w:p>
+      <w:r>
+        <w:t>(A)this</w:t>
+      </w:r>
+      <w:r>
+        <w:rPr>
+          <w:highlight w:val="yellow"/>
+        </w:rPr>
+        <w:t>(B)that</w:t>
+      </w:r>
+      <w:r>
+        <w:t>(C)where(D)when</w:t>
+      </w:r>
+    </w:p>
+    <w:p>
+      <w:r>
+        <w:t xml:space="preserve">Brand new </w:t>
+      </w:r>
+      <w:r>
+        <w:rPr>
+          <w:rFonts w:hint="eastAsia"/>
+        </w:rPr>
+        <w:t>全新、</w:t>
+      </w:r>
+      <w:r>
+        <w:t>Carpet</w:t>
+      </w:r>
+      <w:r>
+        <w:rPr>
+          <w:rFonts w:hint="eastAsia"/>
+        </w:rPr>
+        <w:t xml:space="preserve"> n</w:t>
+      </w:r>
       <w:r>
         <w:t>.</w:t>
       </w:r>
-    </w:p>
-    <w:p>
-      <w:r>
-        <w:t xml:space="preserve">Those are their </w:t>
-      </w:r>
-      <w:proofErr w:type="spellStart"/>
-      <w:r>
-        <w:t>Maseratis</w:t>
-      </w:r>
-      <w:proofErr w:type="spellEnd"/>
+      <w:r>
+        <w:rPr>
+          <w:rFonts w:hint="eastAsia"/>
+        </w:rPr>
+        <w:t>地毯、</w:t>
+      </w:r>
+      <w:r>
+        <w:t>stain</w:t>
+      </w:r>
+      <w:r>
+        <w:rPr>
+          <w:rFonts w:hint="eastAsia"/>
+        </w:rPr>
+        <w:t xml:space="preserve"> v</w:t>
+      </w:r>
       <w:r>
         <w:t>.</w:t>
       </w:r>
+      <w:r>
+        <w:rPr>
+          <w:rFonts w:hint="eastAsia"/>
+        </w:rPr>
+        <w:t>弄髒</w:t>
+      </w:r>
+      <w:r>
+        <w:rPr>
+          <w:rFonts w:hint="eastAsia"/>
+        </w:rPr>
+        <w:t>,</w:t>
+      </w:r>
+      <w:r>
+        <w:t>n.</w:t>
+      </w:r>
+      <w:r>
+        <w:rPr>
+          <w:rFonts w:hint="eastAsia"/>
+        </w:rPr>
+        <w:t>汙垢</w:t>
+      </w:r>
+    </w:p>
+    <w:p>
+      <w:r>
+        <w:t>Was delivered(v1)+has(v2)</w:t>
+      </w:r>
+      <w:r>
+        <w:rPr>
+          <w:rFonts w:hint="eastAsia"/>
+        </w:rPr>
+        <w:t>，因此需要連接詞</w:t>
+      </w:r>
+    </w:p>
+    <w:p>
+      <w:r>
+        <w:rPr>
+          <w:rFonts w:hint="eastAsia"/>
+        </w:rPr>
+        <w:t>形容詞子句的</w:t>
+      </w:r>
+      <w:r>
+        <w:t>Where/When/How/Why+S+V:</w:t>
+      </w:r>
+    </w:p>
+    <w:p>
+      <w:r>
+        <w:t xml:space="preserve">Ex: I </w:t>
+      </w:r>
+      <w:proofErr w:type="gramStart"/>
+      <w:r>
+        <w:t>don,t</w:t>
+      </w:r>
+      <w:proofErr w:type="gramEnd"/>
+      <w:r>
+        <w:t xml:space="preserve"> know the date when I have time.</w:t>
+      </w:r>
+    </w:p>
+    <w:p>
+      <w:r>
+        <w:rPr>
+          <w:rFonts w:hint="eastAsia"/>
+        </w:rPr>
+        <w:t>因此要選</w:t>
+      </w:r>
+      <w:r>
+        <w:t>that</w:t>
+      </w:r>
+    </w:p>
+    <w:p>
+      <w:r>
+        <w:rPr>
+          <w:highlight w:val="yellow"/>
+        </w:rPr>
+        <w:t>that</w:t>
+      </w:r>
+      <w:r>
+        <w:t xml:space="preserve"> was delivered last week</w:t>
+      </w:r>
+      <w:r>
+        <w:rPr>
+          <w:rFonts w:hint="eastAsia"/>
+        </w:rPr>
+        <w:t xml:space="preserve"> </w:t>
+      </w:r>
+      <w:r>
+        <w:t>-&gt;</w:t>
+      </w:r>
+      <w:r>
+        <w:rPr>
+          <w:rFonts w:hint="eastAsia"/>
+        </w:rPr>
+        <w:t>形容詞字句</w:t>
+      </w:r>
     </w:p>
     <w:p/>
     <w:p>
       <w:r>
-        <w:rPr>
-          <w:rFonts w:hint="eastAsia"/>
-        </w:rPr>
-        <w:t>主格</w:t>
-      </w:r>
-      <w:r>
-        <w:rPr>
-          <w:rFonts w:hint="eastAsia"/>
-        </w:rPr>
-        <w:t>:</w:t>
-      </w:r>
-      <w:r>
-        <w:rPr>
-          <w:rFonts w:hint="eastAsia"/>
-        </w:rPr>
-        <w:t>接在</w:t>
-      </w:r>
-      <w:r>
-        <w:rPr>
-          <w:rFonts w:hint="eastAsia"/>
-        </w:rPr>
-        <w:t>V</w:t>
-      </w:r>
-      <w:r>
-        <w:rPr>
-          <w:rFonts w:hint="eastAsia"/>
-        </w:rPr>
-        <w:t>前、且不能接在介係詞後面</w:t>
-      </w:r>
-    </w:p>
-    <w:p>
-      <w:r>
-        <w:rPr>
-          <w:rFonts w:hint="eastAsia"/>
-        </w:rPr>
-        <w:t>e</w:t>
-      </w:r>
-      <w:r>
-        <w:t>x: They/</w:t>
-      </w:r>
-      <w:r>
-        <w:rPr>
-          <w:strike/>
-        </w:rPr>
-        <w:t>them</w:t>
-      </w:r>
-      <w:r>
-        <w:t xml:space="preserve"> love me.</w:t>
-      </w:r>
-    </w:p>
-    <w:p>
-      <w:r>
-        <w:t xml:space="preserve">He talked to </w:t>
-      </w:r>
-      <w:r>
-        <w:rPr>
-          <w:strike/>
-        </w:rPr>
-        <w:t>they</w:t>
-      </w:r>
-      <w:r>
-        <w:t>/them</w:t>
-      </w:r>
-    </w:p>
-    <w:p/>
-    <w:p>
-      <w:r>
-        <w:t xml:space="preserve">The hallway has all the ceiling lights replaced with energy-saving ones that switch on </w:t>
-      </w:r>
-      <w:r>
-        <w:rPr>
-          <w:highlight w:val="yellow"/>
-        </w:rPr>
-        <w:t>automatically</w:t>
-      </w:r>
-      <w:r>
-        <w:t xml:space="preserve"> when they sense motion. (A)automated</w:t>
-      </w:r>
-      <w:r>
-        <w:t xml:space="preserve"> adj(</w:t>
+        <w:t xml:space="preserve">The </w:t>
+      </w:r>
+      <w:r>
+        <w:rPr>
+          <w:highlight w:val="yellow"/>
+        </w:rPr>
+        <w:t>publisher</w:t>
+      </w:r>
+      <w:r>
+        <w:t xml:space="preserve"> of NX Magazine issued an official apology for the delay in their February post.</w:t>
+      </w:r>
+    </w:p>
+    <w:p>
+      <w:r>
+        <w:rPr>
+          <w:highlight w:val="yellow"/>
+        </w:rPr>
+        <w:t>(A)</w:t>
+      </w:r>
+      <w:r>
+        <w:rPr>
+          <w:highlight w:val="yellow"/>
+        </w:rPr>
+        <w:t>publisher</w:t>
+      </w:r>
+      <w:r>
+        <w:rPr>
+          <w:highlight w:val="yellow"/>
+        </w:rPr>
+        <w:t xml:space="preserve"> N</w:t>
+      </w:r>
+      <w:r>
+        <w:rPr>
+          <w:rFonts w:hint="eastAsia"/>
+          <w:highlight w:val="yellow"/>
+        </w:rPr>
+        <w:t>出版商</w:t>
+      </w:r>
+      <w:r>
+        <w:rPr>
+          <w:rFonts w:hint="eastAsia"/>
+        </w:rPr>
+        <w:t>(</w:t>
+      </w:r>
+      <w:r>
+        <w:rPr>
+          <w:rFonts w:hint="eastAsia"/>
+        </w:rPr>
+        <w:t>人</w:t>
+      </w:r>
+      <w:r>
+        <w:rPr>
+          <w:rFonts w:hint="eastAsia"/>
+        </w:rPr>
+        <w:t>)</w:t>
+      </w:r>
+      <w:r>
+        <w:t>(B)publication</w:t>
+      </w:r>
+      <w:r>
+        <w:rPr>
+          <w:rFonts w:hint="eastAsia"/>
+        </w:rPr>
+        <w:t xml:space="preserve"> </w:t>
+      </w:r>
+      <w:r>
+        <w:t>N</w:t>
+      </w:r>
+      <w:r>
+        <w:rPr>
+          <w:rFonts w:hint="eastAsia"/>
+        </w:rPr>
+        <w:t>刊登物</w:t>
+      </w:r>
+      <w:r>
+        <w:t>(C)publishing</w:t>
+      </w:r>
+      <w:r>
+        <w:rPr>
+          <w:rFonts w:hint="eastAsia"/>
+        </w:rPr>
+        <w:t>現在分詞</w:t>
+      </w:r>
+      <w:r>
+        <w:rPr>
+          <w:rFonts w:hint="eastAsia"/>
+        </w:rPr>
+        <w:t>(</w:t>
+      </w:r>
+      <w:r>
+        <w:t>V/Adj/N)</w:t>
+      </w:r>
+      <w:r>
+        <w:t>(D)published</w:t>
       </w:r>
       <w:r>
         <w:rPr>
@@ -5968,1192 +6811,9 @@
         <w:rPr>
           <w:rFonts w:hint="eastAsia"/>
         </w:rPr>
-        <w:t>)</w:t>
-      </w:r>
-      <w:r>
-        <w:t xml:space="preserve">  </w:t>
-      </w:r>
-      <w:r>
-        <w:t>(B)automatic</w:t>
-      </w:r>
-      <w:r>
-        <w:t xml:space="preserve"> adj</w:t>
-      </w:r>
-      <w:r>
-        <w:rPr>
-          <w:highlight w:val="yellow"/>
-        </w:rPr>
-        <w:t>(C)automatically</w:t>
-      </w:r>
-      <w:r>
-        <w:rPr>
-          <w:highlight w:val="yellow"/>
-        </w:rPr>
-        <w:t xml:space="preserve"> Adv</w:t>
-      </w:r>
-      <w:r>
-        <w:rPr>
-          <w:highlight w:val="yellow"/>
-        </w:rPr>
-        <w:t xml:space="preserve"> </w:t>
-      </w:r>
-      <w:r>
-        <w:rPr>
-          <w:rFonts w:hint="eastAsia"/>
-          <w:highlight w:val="yellow"/>
-        </w:rPr>
-        <w:t>自動</w:t>
-      </w:r>
-      <w:r>
-        <w:t>(D)automation</w:t>
-      </w:r>
-      <w:r>
-        <w:t xml:space="preserve"> N</w:t>
-      </w:r>
-    </w:p>
-    <w:p>
-      <w:r>
-        <w:rPr>
-          <w:rFonts w:hint="eastAsia"/>
-        </w:rPr>
-        <w:t>h</w:t>
-      </w:r>
-      <w:r>
-        <w:t>allway n.</w:t>
-      </w:r>
-      <w:r>
-        <w:rPr>
-          <w:rFonts w:hint="eastAsia"/>
-        </w:rPr>
-        <w:t>走廊、</w:t>
-      </w:r>
-      <w:r>
-        <w:rPr>
-          <w:rFonts w:hint="eastAsia"/>
-        </w:rPr>
-        <w:t>c</w:t>
-      </w:r>
-      <w:r>
-        <w:t>eiling</w:t>
-      </w:r>
-      <w:r>
-        <w:rPr>
-          <w:rFonts w:hint="eastAsia"/>
-        </w:rPr>
-        <w:t xml:space="preserve"> n</w:t>
-      </w:r>
-      <w:r>
-        <w:t>.</w:t>
-      </w:r>
-      <w:r>
-        <w:rPr>
-          <w:rFonts w:hint="eastAsia"/>
-        </w:rPr>
-        <w:t>天花板、</w:t>
-      </w:r>
-      <w:r>
-        <w:rPr>
-          <w:rFonts w:hint="eastAsia"/>
-        </w:rPr>
-        <w:t>r</w:t>
-      </w:r>
-      <w:r>
-        <w:t xml:space="preserve">eplace with </w:t>
-      </w:r>
-      <w:r>
-        <w:rPr>
-          <w:rFonts w:hint="eastAsia"/>
-        </w:rPr>
-        <w:t>替換、</w:t>
-      </w:r>
-      <w:r>
-        <w:rPr>
-          <w:rFonts w:hint="eastAsia"/>
-        </w:rPr>
-        <w:t>e</w:t>
-      </w:r>
-      <w:r>
-        <w:t>nergy-saving</w:t>
-      </w:r>
-      <w:r>
-        <w:rPr>
-          <w:rFonts w:hint="eastAsia"/>
-        </w:rPr>
-        <w:t>節能</w:t>
-      </w:r>
-    </w:p>
-    <w:p>
-      <w:r>
-        <w:t>switch on</w:t>
-      </w:r>
-      <w:r>
-        <w:rPr>
-          <w:rFonts w:hint="eastAsia"/>
-        </w:rPr>
-        <w:t>開啟、</w:t>
-      </w:r>
-      <w:r>
-        <w:rPr>
-          <w:rFonts w:hint="eastAsia"/>
-        </w:rPr>
-        <w:t>s</w:t>
-      </w:r>
-      <w:r>
-        <w:t>ense n.</w:t>
-      </w:r>
-      <w:r>
-        <w:rPr>
-          <w:rFonts w:hint="eastAsia"/>
-        </w:rPr>
-        <w:t>感覺</w:t>
-      </w:r>
-      <w:r>
-        <w:rPr>
-          <w:rFonts w:hint="eastAsia"/>
-        </w:rPr>
-        <w:t>/</w:t>
-      </w:r>
-      <w:r>
-        <w:rPr>
-          <w:rFonts w:hint="eastAsia"/>
-        </w:rPr>
-        <w:t>理解</w:t>
-      </w:r>
-      <w:r>
-        <w:rPr>
-          <w:rFonts w:hint="eastAsia"/>
-        </w:rPr>
-        <w:t>,</w:t>
-      </w:r>
-      <w:r>
-        <w:t>v.</w:t>
-      </w:r>
-      <w:r>
-        <w:rPr>
-          <w:rFonts w:hint="eastAsia"/>
-        </w:rPr>
-        <w:t>感覺到</w:t>
-      </w:r>
-      <w:r>
-        <w:rPr>
-          <w:rFonts w:hint="eastAsia"/>
-        </w:rPr>
-        <w:t>、</w:t>
-      </w:r>
-      <w:r>
-        <w:rPr>
-          <w:rFonts w:hint="eastAsia"/>
-        </w:rPr>
-        <w:t>m</w:t>
-      </w:r>
-      <w:r>
-        <w:t>otion n.</w:t>
-      </w:r>
-      <w:r>
-        <w:rPr>
-          <w:rFonts w:hint="eastAsia"/>
-        </w:rPr>
-        <w:t>移動</w:t>
-      </w:r>
-    </w:p>
-    <w:p>
-      <w:r>
-        <w:t>automatic</w:t>
-      </w:r>
-      <w:r>
-        <w:rPr>
-          <w:rFonts w:hint="eastAsia"/>
-        </w:rPr>
-        <w:t xml:space="preserve"> a</w:t>
-      </w:r>
-      <w:r>
-        <w:t>dj</w:t>
-      </w:r>
-      <w:r>
-        <w:rPr>
-          <w:rFonts w:hint="eastAsia"/>
-        </w:rPr>
-        <w:t xml:space="preserve"> </w:t>
-      </w:r>
-      <w:r>
-        <w:rPr>
-          <w:rFonts w:hint="eastAsia"/>
-        </w:rPr>
-        <w:t>自動的</w:t>
-      </w:r>
-    </w:p>
-    <w:p>
-      <w:r>
-        <w:rPr>
-          <w:rFonts w:hint="eastAsia"/>
-        </w:rPr>
-        <w:t>這題是副詞修飾前面的動詞</w:t>
-      </w:r>
-      <w:r>
-        <w:rPr>
-          <w:rFonts w:hint="eastAsia"/>
-        </w:rPr>
         <w:t>(</w:t>
       </w:r>
       <w:r>
-        <w:t>switch on)</w:t>
-      </w:r>
-      <w:r>
-        <w:rPr>
-          <w:rFonts w:hint="eastAsia"/>
-        </w:rPr>
-        <w:t xml:space="preserve"> -</w:t>
-      </w:r>
-      <w:r>
-        <w:t>&gt;</w:t>
-      </w:r>
-      <w:r>
-        <w:rPr>
-          <w:rFonts w:hint="eastAsia"/>
-        </w:rPr>
-        <w:t>自動地被打開</w:t>
-      </w:r>
-      <w:r>
-        <w:rPr>
-          <w:rFonts w:hint="eastAsia"/>
-        </w:rPr>
-        <w:t xml:space="preserve"> </w:t>
-      </w:r>
-      <w:r>
-        <w:t>-&gt;</w:t>
-      </w:r>
-      <w:r>
-        <w:t xml:space="preserve"> </w:t>
-      </w:r>
-      <w:r>
-        <w:rPr>
-          <w:highlight w:val="yellow"/>
-        </w:rPr>
-        <w:t>automatically</w:t>
-      </w:r>
-    </w:p>
-    <w:p>
-      <w:proofErr w:type="spellStart"/>
-      <w:r>
-        <w:lastRenderedPageBreak/>
-        <w:t>S+have</w:t>
-      </w:r>
-      <w:proofErr w:type="spellEnd"/>
-      <w:r>
-        <w:t>(</w:t>
-      </w:r>
-      <w:r>
-        <w:rPr>
-          <w:rFonts w:hint="eastAsia"/>
-        </w:rPr>
-        <w:t>使役動詞</w:t>
-      </w:r>
-      <w:r>
-        <w:rPr>
-          <w:rFonts w:hint="eastAsia"/>
-        </w:rPr>
-        <w:t>)+</w:t>
-      </w:r>
-      <w:r>
-        <w:t>O</w:t>
-      </w:r>
-      <w:r>
-        <w:rPr>
-          <w:rFonts w:hint="eastAsia"/>
-        </w:rPr>
-        <w:t>+</w:t>
-      </w:r>
-      <w:r>
-        <w:t>PP(</w:t>
-      </w:r>
-      <w:r>
-        <w:rPr>
-          <w:rFonts w:hint="eastAsia"/>
-        </w:rPr>
-        <w:t>被動</w:t>
-      </w:r>
-      <w:r>
-        <w:rPr>
-          <w:rFonts w:hint="eastAsia"/>
-        </w:rPr>
-        <w:t>):</w:t>
-      </w:r>
-    </w:p>
-    <w:p>
-      <w:proofErr w:type="spellStart"/>
-      <w:proofErr w:type="gramStart"/>
-      <w:r>
-        <w:rPr>
-          <w:rFonts w:hint="eastAsia"/>
-        </w:rPr>
-        <w:t>e</w:t>
-      </w:r>
-      <w:r>
-        <w:t>x:I</w:t>
-      </w:r>
-      <w:proofErr w:type="spellEnd"/>
-      <w:proofErr w:type="gramEnd"/>
-      <w:r>
-        <w:t xml:space="preserve"> have my car fixed.</w:t>
-      </w:r>
-    </w:p>
-    <w:p>
-      <w:r>
-        <w:t xml:space="preserve">  </w:t>
-      </w:r>
-    </w:p>
-    <w:p>
-      <w:r>
-        <w:t xml:space="preserve">Your need to walk </w:t>
-      </w:r>
-      <w:r>
-        <w:rPr>
-          <w:highlight w:val="yellow"/>
-        </w:rPr>
-        <w:t>across</w:t>
-      </w:r>
-      <w:r>
-        <w:t xml:space="preserve"> the </w:t>
-      </w:r>
-      <w:r>
-        <w:rPr>
-          <w:color w:val="FF0000"/>
-        </w:rPr>
-        <w:t xml:space="preserve">footbridge </w:t>
-      </w:r>
-      <w:r>
-        <w:t>to get to the grocery store on the other side.</w:t>
-      </w:r>
-    </w:p>
-    <w:p>
-      <w:r>
-        <w:t>(A)into</w:t>
-      </w:r>
-      <w:r>
-        <w:rPr>
-          <w:rFonts w:hint="eastAsia"/>
-        </w:rPr>
-        <w:t>進入</w:t>
-      </w:r>
-      <w:r>
-        <w:t>(B)among</w:t>
-      </w:r>
-      <w:r>
-        <w:rPr>
-          <w:rFonts w:hint="eastAsia"/>
-        </w:rPr>
-        <w:t>在多者之</w:t>
-      </w:r>
-      <w:proofErr w:type="gramStart"/>
-      <w:r>
-        <w:rPr>
-          <w:rFonts w:hint="eastAsia"/>
-        </w:rPr>
-        <w:t>中間</w:t>
-      </w:r>
-      <w:r>
-        <w:rPr>
-          <w:highlight w:val="yellow"/>
-        </w:rPr>
-        <w:t>(</w:t>
-      </w:r>
-      <w:proofErr w:type="gramEnd"/>
-      <w:r>
-        <w:rPr>
-          <w:highlight w:val="yellow"/>
-        </w:rPr>
-        <w:t>C)across</w:t>
-      </w:r>
-      <w:r>
-        <w:rPr>
-          <w:rFonts w:hint="eastAsia"/>
-          <w:highlight w:val="yellow"/>
-        </w:rPr>
-        <w:t>跨越</w:t>
-      </w:r>
-      <w:r>
-        <w:t>(D)below</w:t>
-      </w:r>
-      <w:r>
-        <w:rPr>
-          <w:rFonts w:hint="eastAsia"/>
-        </w:rPr>
-        <w:t>在下方</w:t>
-      </w:r>
-    </w:p>
-    <w:p>
-      <w:r>
-        <w:t>footbridge n.</w:t>
-      </w:r>
-      <w:r>
-        <w:rPr>
-          <w:rFonts w:hint="eastAsia"/>
-        </w:rPr>
-        <w:t>人行天橋、</w:t>
-      </w:r>
-      <w:r>
-        <w:t>on the other side</w:t>
-      </w:r>
-      <w:r>
-        <w:rPr>
-          <w:rFonts w:hint="eastAsia"/>
-        </w:rPr>
-        <w:t xml:space="preserve"> </w:t>
-      </w:r>
-      <w:r>
-        <w:rPr>
-          <w:rFonts w:hint="eastAsia"/>
-        </w:rPr>
-        <w:t>在另外一邊</w:t>
-      </w:r>
-    </w:p>
-    <w:p/>
-    <w:p>
-      <w:r>
-        <w:t>Walk into/run into/bump into:</w:t>
-      </w:r>
-      <w:r>
-        <w:rPr>
-          <w:rFonts w:hint="eastAsia"/>
-        </w:rPr>
-        <w:t>撞到</w:t>
-      </w:r>
-      <w:r>
-        <w:rPr>
-          <w:rFonts w:hint="eastAsia"/>
-        </w:rPr>
-        <w:t>/</w:t>
-      </w:r>
-      <w:r>
-        <w:rPr>
-          <w:rFonts w:hint="eastAsia"/>
-        </w:rPr>
-        <w:t>撞見</w:t>
-      </w:r>
-    </w:p>
-    <w:p>
-      <w:proofErr w:type="spellStart"/>
-      <w:proofErr w:type="gramStart"/>
-      <w:r>
-        <w:rPr>
-          <w:rFonts w:hint="eastAsia"/>
-        </w:rPr>
-        <w:t>e</w:t>
-      </w:r>
-      <w:r>
-        <w:t>x:I</w:t>
-      </w:r>
-      <w:proofErr w:type="spellEnd"/>
-      <w:proofErr w:type="gramEnd"/>
-      <w:r>
-        <w:t xml:space="preserve"> was so focused on reading my book that I walked into a door.</w:t>
-      </w:r>
-    </w:p>
-    <w:p/>
-    <w:p>
-      <w:r>
-        <w:t>Among</w:t>
-      </w:r>
-      <w:r>
-        <w:rPr>
-          <w:rFonts w:hint="eastAsia"/>
-        </w:rPr>
-        <w:t>在多者當中</w:t>
-      </w:r>
-      <w:r>
-        <w:rPr>
-          <w:rFonts w:hint="eastAsia"/>
-        </w:rPr>
-        <w:t>:</w:t>
-      </w:r>
-    </w:p>
-    <w:p>
-      <w:proofErr w:type="spellStart"/>
-      <w:r>
-        <w:rPr>
-          <w:rFonts w:hint="eastAsia"/>
-        </w:rPr>
-        <w:t>e</w:t>
-      </w:r>
-      <w:r>
-        <w:t>x:He</w:t>
-      </w:r>
-      <w:proofErr w:type="spellEnd"/>
-      <w:r>
-        <w:t xml:space="preserve"> sat among his classmate</w:t>
-      </w:r>
-      <w:r>
-        <w:rPr>
-          <w:rFonts w:hint="eastAsia"/>
-        </w:rPr>
-        <w:t xml:space="preserve"> </w:t>
-      </w:r>
-      <w:r>
-        <w:rPr>
-          <w:rFonts w:hint="eastAsia"/>
-        </w:rPr>
-        <w:t>他坐在同學們當中</w:t>
-      </w:r>
-    </w:p>
-    <w:p/>
-    <w:p>
-      <w:r>
-        <w:t xml:space="preserve">Please take extra care of the toddler and </w:t>
-      </w:r>
-      <w:proofErr w:type="spellStart"/>
-      <w:proofErr w:type="gramStart"/>
-      <w:r>
-        <w:t>don,t</w:t>
-      </w:r>
-      <w:proofErr w:type="spellEnd"/>
-      <w:proofErr w:type="gramEnd"/>
-      <w:r>
-        <w:t xml:space="preserve"> </w:t>
-      </w:r>
-      <w:r>
-        <w:rPr>
-          <w:color w:val="FF0000"/>
-        </w:rPr>
-        <w:t xml:space="preserve">let </w:t>
-      </w:r>
-      <w:r>
-        <w:t xml:space="preserve">him </w:t>
-      </w:r>
-      <w:r>
-        <w:rPr>
-          <w:highlight w:val="yellow"/>
-        </w:rPr>
-        <w:t>get</w:t>
-      </w:r>
-      <w:r>
-        <w:t xml:space="preserve"> hurt.</w:t>
-      </w:r>
-    </w:p>
-    <w:p>
-      <w:r>
-        <w:t>(A)to get</w:t>
-      </w:r>
-      <w:proofErr w:type="gramStart"/>
-      <w:r>
-        <w:rPr>
-          <w:rFonts w:hint="eastAsia"/>
-        </w:rPr>
-        <w:t>不定詞</w:t>
-      </w:r>
-      <w:proofErr w:type="gramEnd"/>
-      <w:r>
-        <w:rPr>
-          <w:rFonts w:hint="eastAsia"/>
-        </w:rPr>
-        <w:t>(t</w:t>
-      </w:r>
-      <w:r>
-        <w:t>o</w:t>
-      </w:r>
-      <w:r>
-        <w:rPr>
-          <w:rFonts w:hint="eastAsia"/>
-        </w:rPr>
-        <w:t>原型動詞</w:t>
-      </w:r>
-      <w:r>
-        <w:rPr>
-          <w:rFonts w:hint="eastAsia"/>
-        </w:rPr>
-        <w:t>)</w:t>
-      </w:r>
-      <w:r>
-        <w:t>(B)</w:t>
-      </w:r>
-      <w:proofErr w:type="spellStart"/>
-      <w:r>
-        <w:t>gotten</w:t>
-      </w:r>
-      <w:r>
-        <w:t>PP</w:t>
-      </w:r>
-      <w:proofErr w:type="spellEnd"/>
-      <w:r>
-        <w:rPr>
-          <w:rFonts w:hint="eastAsia"/>
-        </w:rPr>
-        <w:t>(</w:t>
-      </w:r>
-      <w:r>
-        <w:rPr>
-          <w:rFonts w:hint="eastAsia"/>
-        </w:rPr>
-        <w:t>過去分詞</w:t>
-      </w:r>
-      <w:r>
-        <w:rPr>
-          <w:rFonts w:hint="eastAsia"/>
-        </w:rPr>
-        <w:t>)</w:t>
-      </w:r>
-      <w:r>
-        <w:t>(C)getting</w:t>
-      </w:r>
-      <w:r>
-        <w:t xml:space="preserve"> Ving(</w:t>
-      </w:r>
-      <w:r>
-        <w:rPr>
-          <w:rFonts w:hint="eastAsia"/>
-        </w:rPr>
-        <w:t>現在分詞</w:t>
-      </w:r>
-      <w:r>
-        <w:rPr>
-          <w:rFonts w:hint="eastAsia"/>
-        </w:rPr>
-        <w:t>)</w:t>
-      </w:r>
-      <w:r>
-        <w:rPr>
-          <w:highlight w:val="yellow"/>
-        </w:rPr>
-        <w:t>(D)get</w:t>
-      </w:r>
-      <w:r>
-        <w:rPr>
-          <w:rFonts w:hint="eastAsia"/>
-          <w:highlight w:val="yellow"/>
-        </w:rPr>
-        <w:t>原型動詞</w:t>
-      </w:r>
-    </w:p>
-    <w:p>
-      <w:r>
-        <w:rPr>
-          <w:rFonts w:hint="eastAsia"/>
-        </w:rPr>
-        <w:t>t</w:t>
-      </w:r>
-      <w:r>
-        <w:t xml:space="preserve">ake extra care of </w:t>
-      </w:r>
-      <w:r>
-        <w:rPr>
-          <w:rFonts w:hint="eastAsia"/>
-        </w:rPr>
-        <w:t>額外小心、</w:t>
-      </w:r>
-      <w:r>
-        <w:rPr>
-          <w:rFonts w:hint="eastAsia"/>
-        </w:rPr>
-        <w:t>t</w:t>
-      </w:r>
-      <w:r>
-        <w:t>oddler n.</w:t>
-      </w:r>
-      <w:r>
-        <w:rPr>
-          <w:rFonts w:hint="eastAsia"/>
-        </w:rPr>
-        <w:t xml:space="preserve"> 1-3</w:t>
-      </w:r>
-      <w:r>
-        <w:rPr>
-          <w:rFonts w:hint="eastAsia"/>
-        </w:rPr>
-        <w:t>歲小孩、</w:t>
-      </w:r>
-      <w:r>
-        <w:t xml:space="preserve">let </w:t>
-      </w:r>
-      <w:r>
-        <w:rPr>
-          <w:rFonts w:hint="eastAsia"/>
-        </w:rPr>
-        <w:t>讓</w:t>
-      </w:r>
-      <w:r>
-        <w:rPr>
-          <w:rFonts w:hint="eastAsia"/>
-        </w:rPr>
-        <w:t>.</w:t>
-      </w:r>
-      <w:proofErr w:type="gramStart"/>
-      <w:r>
-        <w:t>.</w:t>
-      </w:r>
-      <w:r>
-        <w:rPr>
-          <w:rFonts w:hint="eastAsia"/>
-        </w:rPr>
-        <w:t>、</w:t>
-      </w:r>
-      <w:proofErr w:type="gramEnd"/>
-      <w:r>
-        <w:rPr>
-          <w:rFonts w:hint="eastAsia"/>
-        </w:rPr>
-        <w:t>h</w:t>
-      </w:r>
-      <w:r>
-        <w:t>urt v.</w:t>
-      </w:r>
-      <w:r>
-        <w:rPr>
-          <w:rFonts w:hint="eastAsia"/>
-        </w:rPr>
-        <w:t>受傷</w:t>
-      </w:r>
-    </w:p>
-    <w:p/>
-    <w:p>
-      <w:r>
-        <w:t>Have Let Make(</w:t>
-      </w:r>
-      <w:r>
-        <w:rPr>
-          <w:rFonts w:hint="eastAsia"/>
-        </w:rPr>
-        <w:t>特別的使役動詞</w:t>
-      </w:r>
-      <w:r>
-        <w:rPr>
-          <w:rFonts w:hint="eastAsia"/>
-        </w:rPr>
-        <w:t>)</w:t>
-      </w:r>
-      <w:r>
-        <w:t xml:space="preserve"> +</w:t>
-      </w:r>
-      <w:r>
-        <w:rPr>
-          <w:rFonts w:hint="eastAsia"/>
-        </w:rPr>
-        <w:t>受詞</w:t>
-      </w:r>
-      <w:r>
-        <w:rPr>
-          <w:rFonts w:hint="eastAsia"/>
-        </w:rPr>
-        <w:t>+</w:t>
-      </w:r>
-      <w:r>
-        <w:rPr>
-          <w:rFonts w:hint="eastAsia"/>
-        </w:rPr>
-        <w:t>原型動詞</w:t>
-      </w:r>
-      <w:r>
-        <w:rPr>
-          <w:rFonts w:hint="eastAsia"/>
-        </w:rPr>
-        <w:t>(</w:t>
-      </w:r>
-      <w:r>
-        <w:rPr>
-          <w:rFonts w:hint="eastAsia"/>
-        </w:rPr>
-        <w:t>主動</w:t>
-      </w:r>
-      <w:r>
-        <w:rPr>
-          <w:rFonts w:hint="eastAsia"/>
-        </w:rPr>
-        <w:t>)</w:t>
-      </w:r>
-    </w:p>
-    <w:p>
-      <w:proofErr w:type="spellStart"/>
-      <w:proofErr w:type="gramStart"/>
-      <w:r>
-        <w:rPr>
-          <w:rFonts w:hint="eastAsia"/>
-        </w:rPr>
-        <w:t>e</w:t>
-      </w:r>
-      <w:r>
-        <w:t>x:I</w:t>
-      </w:r>
-      <w:proofErr w:type="spellEnd"/>
-      <w:proofErr w:type="gramEnd"/>
-      <w:r>
-        <w:t xml:space="preserve"> made you do well in your TOEIC.</w:t>
-      </w:r>
-    </w:p>
-    <w:p/>
-    <w:p>
-      <w:r>
-        <w:t xml:space="preserve">Want Request Get Tell Order </w:t>
-      </w:r>
-      <w:proofErr w:type="gramStart"/>
-      <w:r>
-        <w:t>Force..</w:t>
-      </w:r>
-      <w:proofErr w:type="gramEnd"/>
-      <w:r>
-        <w:rPr>
-          <w:rFonts w:hint="eastAsia"/>
-        </w:rPr>
-        <w:t>(</w:t>
-      </w:r>
-      <w:r>
-        <w:rPr>
-          <w:rFonts w:hint="eastAsia"/>
-        </w:rPr>
-        <w:t>一般的使役動詞</w:t>
-      </w:r>
-      <w:r>
-        <w:rPr>
-          <w:rFonts w:hint="eastAsia"/>
-        </w:rPr>
-        <w:t>)</w:t>
-      </w:r>
-      <w:r>
-        <w:t>+</w:t>
-      </w:r>
-      <w:r>
-        <w:rPr>
-          <w:rFonts w:hint="eastAsia"/>
-        </w:rPr>
-        <w:t>受詞</w:t>
-      </w:r>
-      <w:r>
-        <w:rPr>
-          <w:rFonts w:hint="eastAsia"/>
-        </w:rPr>
-        <w:t>+</w:t>
-      </w:r>
-      <w:r>
-        <w:t>to</w:t>
-      </w:r>
-      <w:r>
-        <w:rPr>
-          <w:rFonts w:hint="eastAsia"/>
-        </w:rPr>
-        <w:t>原型動詞</w:t>
-      </w:r>
-      <w:r>
-        <w:rPr>
-          <w:rFonts w:hint="eastAsia"/>
-        </w:rPr>
-        <w:t>(</w:t>
-      </w:r>
-      <w:r>
-        <w:rPr>
-          <w:rFonts w:hint="eastAsia"/>
-        </w:rPr>
-        <w:t>主動</w:t>
-      </w:r>
-      <w:r>
-        <w:rPr>
-          <w:rFonts w:hint="eastAsia"/>
-        </w:rPr>
-        <w:t>)</w:t>
-      </w:r>
-    </w:p>
-    <w:p>
-      <w:r>
-        <w:rPr>
-          <w:rFonts w:hint="eastAsia"/>
-        </w:rPr>
-        <w:t>e</w:t>
-      </w:r>
-      <w:r>
-        <w:t>x: I want you to do well in your TOEIC.</w:t>
-      </w:r>
-    </w:p>
-    <w:p/>
-    <w:p>
-      <w:r>
-        <w:t xml:space="preserve">The </w:t>
-      </w:r>
-      <w:proofErr w:type="gramStart"/>
-      <w:r>
-        <w:t>brand new</w:t>
-      </w:r>
-      <w:proofErr w:type="gramEnd"/>
-      <w:r>
-        <w:t xml:space="preserve"> carpet </w:t>
-      </w:r>
-      <w:r>
-        <w:rPr>
-          <w:highlight w:val="yellow"/>
-        </w:rPr>
-        <w:t>that</w:t>
-      </w:r>
-      <w:r>
-        <w:t xml:space="preserve"> was delivered last week has a stain.</w:t>
-      </w:r>
-    </w:p>
-    <w:p>
-      <w:r>
-        <w:t>(A)this</w:t>
-      </w:r>
-      <w:r>
-        <w:rPr>
-          <w:highlight w:val="yellow"/>
-        </w:rPr>
-        <w:t>(B)that</w:t>
-      </w:r>
-      <w:r>
-        <w:t>(C)where(D)when</w:t>
-      </w:r>
-    </w:p>
-    <w:p>
-      <w:r>
-        <w:t xml:space="preserve">Brand new </w:t>
-      </w:r>
-      <w:r>
-        <w:rPr>
-          <w:rFonts w:hint="eastAsia"/>
-        </w:rPr>
-        <w:t>全新、</w:t>
-      </w:r>
-      <w:r>
-        <w:t>C</w:t>
-      </w:r>
-      <w:r>
-        <w:t>arpet</w:t>
-      </w:r>
-      <w:r>
-        <w:rPr>
-          <w:rFonts w:hint="eastAsia"/>
-        </w:rPr>
-        <w:t xml:space="preserve"> n</w:t>
-      </w:r>
-      <w:r>
-        <w:t>.</w:t>
-      </w:r>
-      <w:r>
-        <w:rPr>
-          <w:rFonts w:hint="eastAsia"/>
-        </w:rPr>
-        <w:t>地毯、</w:t>
-      </w:r>
-      <w:r>
-        <w:t>stain</w:t>
-      </w:r>
-      <w:r>
-        <w:rPr>
-          <w:rFonts w:hint="eastAsia"/>
-        </w:rPr>
-        <w:t xml:space="preserve"> v</w:t>
-      </w:r>
-      <w:r>
-        <w:t>.</w:t>
-      </w:r>
-      <w:r>
-        <w:rPr>
-          <w:rFonts w:hint="eastAsia"/>
-        </w:rPr>
-        <w:t>弄髒</w:t>
-      </w:r>
-      <w:r>
-        <w:rPr>
-          <w:rFonts w:hint="eastAsia"/>
-        </w:rPr>
-        <w:t>,</w:t>
-      </w:r>
-      <w:r>
-        <w:t>n.</w:t>
-      </w:r>
-      <w:r>
-        <w:rPr>
-          <w:rFonts w:hint="eastAsia"/>
-        </w:rPr>
-        <w:t>汙垢</w:t>
-      </w:r>
-    </w:p>
-    <w:p>
-      <w:r>
-        <w:t>Was delivered(v1)+has(v2)</w:t>
-      </w:r>
-      <w:r>
-        <w:rPr>
-          <w:rFonts w:hint="eastAsia"/>
-        </w:rPr>
-        <w:t>，因此需要連接詞</w:t>
-      </w:r>
-    </w:p>
-    <w:p>
-      <w:r>
-        <w:rPr>
-          <w:rFonts w:hint="eastAsia"/>
-        </w:rPr>
-        <w:t>形容詞子句的</w:t>
-      </w:r>
-      <w:r>
-        <w:t>Where/When/How/</w:t>
-      </w:r>
-      <w:proofErr w:type="spellStart"/>
-      <w:r>
-        <w:t>Why+S+V</w:t>
-      </w:r>
-      <w:proofErr w:type="spellEnd"/>
-      <w:r>
-        <w:t>:</w:t>
-      </w:r>
-    </w:p>
-    <w:p>
-      <w:r>
-        <w:t xml:space="preserve">Ex: I </w:t>
-      </w:r>
-      <w:proofErr w:type="spellStart"/>
-      <w:proofErr w:type="gramStart"/>
-      <w:r>
-        <w:t>don,t</w:t>
-      </w:r>
-      <w:proofErr w:type="spellEnd"/>
-      <w:proofErr w:type="gramEnd"/>
-      <w:r>
-        <w:t xml:space="preserve"> know the date when I have time.</w:t>
-      </w:r>
-    </w:p>
-    <w:p>
-      <w:r>
-        <w:rPr>
-          <w:rFonts w:hint="eastAsia"/>
-        </w:rPr>
-        <w:t>因此要選</w:t>
-      </w:r>
-      <w:r>
-        <w:t>that</w:t>
-      </w:r>
-    </w:p>
-    <w:p>
-      <w:r>
-        <w:rPr>
-          <w:highlight w:val="yellow"/>
-        </w:rPr>
-        <w:t>that</w:t>
-      </w:r>
-      <w:r>
-        <w:t xml:space="preserve"> was delivered last week</w:t>
-      </w:r>
-      <w:r>
-        <w:rPr>
-          <w:rFonts w:hint="eastAsia"/>
-        </w:rPr>
-        <w:t xml:space="preserve"> </w:t>
-      </w:r>
-      <w:r>
-        <w:t>-&gt;</w:t>
-      </w:r>
-      <w:r>
-        <w:rPr>
-          <w:rFonts w:hint="eastAsia"/>
-        </w:rPr>
-        <w:t>形容詞字句</w:t>
-      </w:r>
-    </w:p>
-    <w:p/>
-    <w:p>
-      <w:r>
-        <w:t xml:space="preserve">The </w:t>
-      </w:r>
-      <w:r>
-        <w:rPr>
-          <w:highlight w:val="yellow"/>
-        </w:rPr>
-        <w:t>publisher</w:t>
-      </w:r>
-      <w:r>
-        <w:t xml:space="preserve"> of NX Magazine issued an official apology for the delay in their February post.</w:t>
-      </w:r>
-    </w:p>
-    <w:p>
-      <w:r>
-        <w:rPr>
-          <w:highlight w:val="yellow"/>
-        </w:rPr>
-        <w:t>(A)</w:t>
-      </w:r>
-      <w:r>
-        <w:rPr>
-          <w:highlight w:val="yellow"/>
-        </w:rPr>
-        <w:t>publisher</w:t>
-      </w:r>
-      <w:r>
-        <w:rPr>
-          <w:highlight w:val="yellow"/>
-        </w:rPr>
-        <w:t xml:space="preserve"> N</w:t>
-      </w:r>
-      <w:r>
-        <w:rPr>
-          <w:rFonts w:hint="eastAsia"/>
-          <w:highlight w:val="yellow"/>
-        </w:rPr>
-        <w:t>出版商</w:t>
-      </w:r>
-      <w:r>
-        <w:rPr>
-          <w:rFonts w:hint="eastAsia"/>
-        </w:rPr>
-        <w:t>(</w:t>
-      </w:r>
-      <w:r>
-        <w:rPr>
-          <w:rFonts w:hint="eastAsia"/>
-        </w:rPr>
-        <w:t>人</w:t>
-      </w:r>
-      <w:r>
-        <w:rPr>
-          <w:rFonts w:hint="eastAsia"/>
-        </w:rPr>
-        <w:t>)</w:t>
-      </w:r>
-      <w:r>
-        <w:t>(B)publication</w:t>
-      </w:r>
-      <w:r>
-        <w:rPr>
-          <w:rFonts w:hint="eastAsia"/>
-        </w:rPr>
-        <w:t xml:space="preserve"> </w:t>
-      </w:r>
-      <w:r>
-        <w:t>N</w:t>
-      </w:r>
-      <w:r>
-        <w:rPr>
-          <w:rFonts w:hint="eastAsia"/>
-        </w:rPr>
-        <w:t>刊登物</w:t>
-      </w:r>
-      <w:r>
-        <w:t>(C)publishing</w:t>
-      </w:r>
-      <w:r>
-        <w:rPr>
-          <w:rFonts w:hint="eastAsia"/>
-        </w:rPr>
-        <w:t>現在分詞</w:t>
-      </w:r>
-      <w:r>
-        <w:rPr>
-          <w:rFonts w:hint="eastAsia"/>
-        </w:rPr>
-        <w:t>(</w:t>
-      </w:r>
-      <w:r>
-        <w:t>V/Adj/N)</w:t>
-      </w:r>
-      <w:r>
-        <w:t>(D)published</w:t>
-      </w:r>
-      <w:r>
-        <w:rPr>
-          <w:rFonts w:hint="eastAsia"/>
-        </w:rPr>
-        <w:t>過去分詞</w:t>
-      </w:r>
-      <w:r>
-        <w:rPr>
-          <w:rFonts w:hint="eastAsia"/>
-        </w:rPr>
-        <w:t>(</w:t>
-      </w:r>
-      <w:r>
         <w:t>Ved/PP)</w:t>
       </w:r>
     </w:p>
@@ -7168,10 +6828,7 @@
         <w:t>雜誌、</w:t>
       </w:r>
       <w:r>
-        <w:t>I</w:t>
-      </w:r>
-      <w:r>
-        <w:t>ssue</w:t>
+        <w:t>Issue</w:t>
       </w:r>
       <w:r>
         <w:t xml:space="preserve"> n.</w:t>
@@ -7242,11 +6899,6 @@
       </w:r>
     </w:p>
     <w:p>
-      <w:pPr>
-        <w:rPr>
-          <w:rFonts w:hint="eastAsia"/>
-        </w:rPr>
-      </w:pPr>
       <w:proofErr w:type="gramStart"/>
       <w:r>
         <w:t>Apologetic(</w:t>
@@ -7332,12 +6984,10 @@
       <w:r>
         <w:t xml:space="preserve">If signs of inadaptation </w:t>
       </w:r>
-      <w:proofErr w:type="spellStart"/>
       <w:proofErr w:type="gramStart"/>
       <w:r>
         <w:t>persist,we</w:t>
       </w:r>
-      <w:proofErr w:type="spellEnd"/>
       <w:proofErr w:type="gramEnd"/>
       <w:r>
         <w:t xml:space="preserve"> </w:t>
@@ -7349,153 +6999,1350 @@
         <w:t xml:space="preserve">suggest </w:t>
       </w:r>
       <w:r>
-        <w:t xml:space="preserve">that </w:t>
-      </w:r>
-      <w:proofErr w:type="spellStart"/>
-      <w:r>
-        <w:t>Mr.Sullivan</w:t>
-      </w:r>
-      <w:proofErr w:type="spellEnd"/>
-      <w:r>
+        <w:t xml:space="preserve">that Mr.Sullivan </w:t>
+      </w:r>
+      <w:r>
+        <w:rPr>
+          <w:highlight w:val="yellow"/>
+        </w:rPr>
+        <w:t>be transferred</w:t>
+      </w:r>
+      <w:r>
+        <w:t xml:space="preserve"> to another department.</w:t>
+      </w:r>
+    </w:p>
+    <w:p>
+      <w:r>
+        <w:t>(A)transfers</w:t>
+      </w:r>
+      <w:r>
+        <w:rPr>
+          <w:rFonts w:hint="eastAsia"/>
+        </w:rPr>
+        <w:t>現在簡單式</w:t>
+      </w:r>
+      <w:r>
+        <w:rPr>
+          <w:rFonts w:hint="eastAsia"/>
+        </w:rPr>
+        <w:t>(</w:t>
+      </w:r>
+      <w:r>
+        <w:rPr>
+          <w:rFonts w:hint="eastAsia"/>
+        </w:rPr>
+        <w:t>主動</w:t>
+      </w:r>
+      <w:r>
+        <w:rPr>
+          <w:rFonts w:hint="eastAsia"/>
+        </w:rPr>
+        <w:t>)</w:t>
+      </w:r>
+      <w:r>
+        <w:t>Vs</w:t>
+      </w:r>
+      <w:r>
+        <w:t>(B)is transferred</w:t>
+      </w:r>
+      <w:r>
+        <w:rPr>
+          <w:rFonts w:hint="eastAsia"/>
+        </w:rPr>
+        <w:t>現在簡單式</w:t>
+      </w:r>
+      <w:r>
+        <w:rPr>
+          <w:rFonts w:hint="eastAsia"/>
+        </w:rPr>
+        <w:t>(</w:t>
+      </w:r>
+      <w:r>
+        <w:rPr>
+          <w:rFonts w:hint="eastAsia"/>
+        </w:rPr>
+        <w:t>被動</w:t>
+      </w:r>
+      <w:r>
+        <w:rPr>
+          <w:rFonts w:hint="eastAsia"/>
+        </w:rPr>
+        <w:t>)</w:t>
+      </w:r>
+      <w:r>
+        <w:t xml:space="preserve"> am/is/are PP</w:t>
+      </w:r>
+      <w:r>
+        <w:t>(C)to transfer</w:t>
+      </w:r>
+      <w:proofErr w:type="gramStart"/>
+      <w:r>
+        <w:rPr>
+          <w:rFonts w:hint="eastAsia"/>
+        </w:rPr>
+        <w:t>不定詞</w:t>
+      </w:r>
+      <w:proofErr w:type="gramEnd"/>
+      <w:r>
+        <w:rPr>
+          <w:highlight w:val="yellow"/>
+        </w:rPr>
+        <w:t>(D)be transferred</w:t>
+      </w:r>
+      <w:r>
+        <w:rPr>
+          <w:rFonts w:hint="eastAsia"/>
+          <w:highlight w:val="yellow"/>
+        </w:rPr>
+        <w:t>被動語態</w:t>
+      </w:r>
+      <w:r>
+        <w:rPr>
+          <w:rFonts w:hint="eastAsia"/>
+          <w:highlight w:val="yellow"/>
+        </w:rPr>
+        <w:t>(</w:t>
+      </w:r>
+      <w:r>
+        <w:rPr>
+          <w:rFonts w:hint="eastAsia"/>
+          <w:highlight w:val="yellow"/>
+        </w:rPr>
+        <w:t>原</w:t>
+      </w:r>
+      <w:r>
+        <w:rPr>
+          <w:rFonts w:hint="eastAsia"/>
+          <w:highlight w:val="yellow"/>
+        </w:rPr>
+        <w:t>V</w:t>
+      </w:r>
+      <w:r>
+        <w:rPr>
+          <w:highlight w:val="yellow"/>
+        </w:rPr>
+        <w:t>)</w:t>
+      </w:r>
+    </w:p>
+    <w:p>
+      <w:r>
+        <w:t>Sign v.</w:t>
+      </w:r>
+      <w:r>
+        <w:rPr>
+          <w:rFonts w:hint="eastAsia"/>
+        </w:rPr>
+        <w:t>簽名</w:t>
+      </w:r>
+      <w:r>
+        <w:rPr>
+          <w:rFonts w:hint="eastAsia"/>
+        </w:rPr>
+        <w:t>,</w:t>
+      </w:r>
+      <w:r>
+        <w:t>n.</w:t>
+      </w:r>
+      <w:r>
+        <w:rPr>
+          <w:rFonts w:hint="eastAsia"/>
+        </w:rPr>
+        <w:t>標誌</w:t>
+      </w:r>
+      <w:r>
+        <w:rPr>
+          <w:rFonts w:hint="eastAsia"/>
+        </w:rPr>
+        <w:t>/</w:t>
+      </w:r>
+      <w:r>
+        <w:rPr>
+          <w:rFonts w:hint="eastAsia"/>
+        </w:rPr>
+        <w:t>徵兆、</w:t>
+      </w:r>
+      <w:r>
+        <w:t>inadaptation</w:t>
+      </w:r>
+      <w:r>
+        <w:t xml:space="preserve"> n.</w:t>
+      </w:r>
+      <w:r>
+        <w:rPr>
+          <w:rFonts w:hint="eastAsia"/>
+        </w:rPr>
+        <w:t>不適應的、</w:t>
+      </w:r>
+      <w:r>
+        <w:t>persist v.</w:t>
+      </w:r>
+      <w:r>
+        <w:rPr>
+          <w:rFonts w:hint="eastAsia"/>
+        </w:rPr>
+        <w:t>持續</w:t>
+      </w:r>
+      <w:r>
+        <w:rPr>
+          <w:rFonts w:hint="eastAsia"/>
+        </w:rPr>
+        <w:t>/</w:t>
+      </w:r>
+      <w:r>
+        <w:rPr>
+          <w:rFonts w:hint="eastAsia"/>
+        </w:rPr>
+        <w:t>堅持</w:t>
+      </w:r>
+    </w:p>
+    <w:p>
+      <w:r>
+        <w:t>Another</w:t>
+      </w:r>
+      <w:r>
+        <w:rPr>
+          <w:rFonts w:hint="eastAsia"/>
+        </w:rPr>
+        <w:t>另一個、</w:t>
+      </w:r>
+      <w:r>
+        <w:t>transfers</w:t>
+      </w:r>
+      <w:r>
+        <w:rPr>
+          <w:rFonts w:hint="eastAsia"/>
+        </w:rPr>
+        <w:t xml:space="preserve"> v</w:t>
+      </w:r>
+      <w:r>
+        <w:rPr>
+          <w:rFonts w:hint="eastAsia"/>
+        </w:rPr>
+        <w:t>轉調</w:t>
+      </w:r>
+    </w:p>
+    <w:p/>
+    <w:p>
+      <w:proofErr w:type="gramStart"/>
+      <w:r>
+        <w:rPr>
+          <w:rFonts w:hint="eastAsia"/>
+        </w:rPr>
+        <w:t>不定詞</w:t>
+      </w:r>
+      <w:proofErr w:type="gramEnd"/>
+      <w:r>
+        <w:rPr>
+          <w:rFonts w:hint="eastAsia"/>
+        </w:rPr>
+        <w:t>(</w:t>
+      </w:r>
+      <w:r>
+        <w:t>to</w:t>
+      </w:r>
+      <w:r>
+        <w:rPr>
+          <w:rFonts w:hint="eastAsia"/>
+        </w:rPr>
+        <w:t>原</w:t>
+      </w:r>
+      <w:r>
+        <w:t>V):</w:t>
+      </w:r>
+      <w:r>
+        <w:rPr>
+          <w:rFonts w:hint="eastAsia"/>
+        </w:rPr>
+        <w:t>常為名詞、形容詞、副詞</w:t>
+      </w:r>
+    </w:p>
+    <w:p>
+      <w:r>
+        <w:t>I want to get 830 for my TOEIC(</w:t>
+      </w:r>
+      <w:r>
+        <w:rPr>
+          <w:rFonts w:hint="eastAsia"/>
+        </w:rPr>
+        <w:t>名詞</w:t>
+      </w:r>
+      <w:r>
+        <w:rPr>
+          <w:rFonts w:hint="eastAsia"/>
+        </w:rPr>
+        <w:t>)</w:t>
+      </w:r>
+    </w:p>
+    <w:p>
+      <w:r>
+        <w:rPr>
+          <w:rFonts w:hint="eastAsia"/>
+        </w:rPr>
+        <w:t>I</w:t>
+      </w:r>
+      <w:r>
+        <w:t xml:space="preserve"> want you to improve(</w:t>
+      </w:r>
+      <w:r>
+        <w:rPr>
+          <w:rFonts w:hint="eastAsia"/>
+        </w:rPr>
+        <w:t>形容詞</w:t>
+      </w:r>
+      <w:r>
+        <w:rPr>
+          <w:rFonts w:hint="eastAsia"/>
+        </w:rPr>
+        <w:t>)</w:t>
+      </w:r>
+    </w:p>
+    <w:p>
+      <w:r>
+        <w:t>I want happy to help you out(</w:t>
+      </w:r>
+      <w:r>
+        <w:rPr>
+          <w:rFonts w:hint="eastAsia"/>
+        </w:rPr>
+        <w:t>副詞</w:t>
+      </w:r>
+      <w:r>
+        <w:rPr>
+          <w:rFonts w:hint="eastAsia"/>
+        </w:rPr>
+        <w:t>)</w:t>
+      </w:r>
+    </w:p>
+    <w:p>
+      <w:r>
+        <w:t>That</w:t>
+      </w:r>
+      <w:r>
+        <w:rPr>
+          <w:rFonts w:hint="eastAsia"/>
+        </w:rPr>
+        <w:t>後面要接</w:t>
+      </w:r>
+      <w:r>
+        <w:rPr>
+          <w:rFonts w:hint="eastAsia"/>
+        </w:rPr>
+        <w:t>s</w:t>
+      </w:r>
+      <w:r>
+        <w:t>+v</w:t>
+      </w:r>
+      <w:r>
+        <w:rPr>
+          <w:rFonts w:hint="eastAsia"/>
+        </w:rPr>
+        <w:t>，因此不能選</w:t>
+      </w:r>
+      <w:r>
+        <w:rPr>
+          <w:rFonts w:hint="eastAsia"/>
+        </w:rPr>
+        <w:t>c</w:t>
+      </w:r>
+    </w:p>
+    <w:p/>
+    <w:p>
+      <w:r>
+        <w:t>S+*V+that+S+</w:t>
+      </w:r>
+      <w:r>
+        <w:rPr>
+          <w:rFonts w:hint="eastAsia"/>
+        </w:rPr>
+        <w:t>原</w:t>
+      </w:r>
+      <w:r>
+        <w:rPr>
+          <w:rFonts w:hint="eastAsia"/>
+        </w:rPr>
+        <w:t>V</w:t>
+      </w:r>
+      <w:r>
+        <w:t>:</w:t>
+      </w:r>
+    </w:p>
+    <w:p>
+      <w:proofErr w:type="gramStart"/>
+      <w:r>
+        <w:rPr>
+          <w:rFonts w:hint="eastAsia"/>
+        </w:rPr>
+        <w:t>多益常見</w:t>
+      </w:r>
+      <w:proofErr w:type="gramEnd"/>
+      <w:r>
+        <w:rPr>
+          <w:rFonts w:hint="eastAsia"/>
+        </w:rPr>
+        <w:t>*</w:t>
+      </w:r>
+      <w:r>
+        <w:t>V:</w:t>
+      </w:r>
+      <w:r>
+        <w:rPr>
+          <w:rFonts w:hint="eastAsia"/>
+        </w:rPr>
         <w:t xml:space="preserve"> </w:t>
       </w:r>
       <w:r>
-        <w:rPr>
-          <w:highlight w:val="yellow"/>
-        </w:rPr>
-        <w:t>be transferred</w:t>
-      </w:r>
-      <w:r>
-        <w:t xml:space="preserve"> to another department.</w:t>
-      </w:r>
-    </w:p>
-    <w:p>
-      <w:pPr>
-        <w:rPr>
-          <w:rFonts w:hint="eastAsia"/>
-        </w:rPr>
-      </w:pPr>
-      <w:r>
-        <w:t>(A)transfers</w:t>
-      </w:r>
-      <w:r>
-        <w:rPr>
-          <w:rFonts w:hint="eastAsia"/>
-        </w:rPr>
-        <w:t>現在簡單式</w:t>
-      </w:r>
-      <w:r>
-        <w:rPr>
-          <w:rFonts w:hint="eastAsia"/>
+        <w:t>suggest/propse/recommend/advise/urge/command/insist/request/require</w:t>
+      </w:r>
+    </w:p>
+    <w:p/>
+    <w:p>
+      <w:r>
+        <w:t xml:space="preserve">The new headphones are </w:t>
+      </w:r>
+      <w:r>
+        <w:rPr>
+          <w:highlight w:val="yellow"/>
+        </w:rPr>
+        <w:t>compatible</w:t>
+      </w:r>
+      <w:r>
+        <w:t xml:space="preserve"> with all previous mobile phone models.</w:t>
+      </w:r>
+    </w:p>
+    <w:p>
+      <w:r>
+        <w:rPr>
+          <w:highlight w:val="yellow"/>
+        </w:rPr>
+        <w:t>(A)compatible</w:t>
+      </w:r>
+      <w:r>
+        <w:rPr>
+          <w:rFonts w:hint="eastAsia"/>
+          <w:highlight w:val="yellow"/>
+        </w:rPr>
+        <w:t xml:space="preserve"> </w:t>
+      </w:r>
+      <w:r>
+        <w:t xml:space="preserve">adj </w:t>
+      </w:r>
+      <w:r>
+        <w:rPr>
+          <w:rFonts w:hint="eastAsia"/>
+        </w:rPr>
+        <w:t>可搭配</w:t>
+      </w:r>
+      <w:r>
+        <w:rPr>
+          <w:rFonts w:hint="eastAsia"/>
+        </w:rPr>
+        <w:t>/</w:t>
+      </w:r>
+      <w:r>
+        <w:rPr>
+          <w:rFonts w:hint="eastAsia"/>
+        </w:rPr>
+        <w:t>符合</w:t>
+      </w:r>
+      <w:r>
+        <w:t>(B)compatibility</w:t>
+      </w:r>
+      <w:r>
+        <w:t xml:space="preserve"> N</w:t>
+      </w:r>
+      <w:r>
+        <w:t>(C)compatibly</w:t>
+      </w:r>
+      <w:r>
+        <w:t xml:space="preserve"> Adv</w:t>
+      </w:r>
+      <w:r>
+        <w:t>(D)compatibleness</w:t>
+      </w:r>
+      <w:r>
+        <w:t xml:space="preserve"> N</w:t>
+      </w:r>
+    </w:p>
+    <w:p>
+      <w:r>
+        <w:rPr>
+          <w:rFonts w:hint="eastAsia"/>
+        </w:rPr>
+        <w:t>h</w:t>
+      </w:r>
+      <w:r>
+        <w:t>eadphone n.</w:t>
+      </w:r>
+      <w:r>
+        <w:rPr>
+          <w:rFonts w:hint="eastAsia"/>
+        </w:rPr>
+        <w:t>耳機、</w:t>
+      </w:r>
+      <w:r>
+        <w:rPr>
+          <w:rFonts w:hint="eastAsia"/>
+        </w:rPr>
+        <w:t>c</w:t>
+      </w:r>
+      <w:r>
+        <w:t>ompatible adj</w:t>
+      </w:r>
+      <w:r>
+        <w:rPr>
+          <w:rFonts w:hint="eastAsia"/>
+        </w:rPr>
+        <w:t>可搭配</w:t>
+      </w:r>
+      <w:r>
+        <w:rPr>
+          <w:rFonts w:hint="eastAsia"/>
+        </w:rPr>
+        <w:t>/</w:t>
+      </w:r>
+      <w:r>
+        <w:rPr>
+          <w:rFonts w:hint="eastAsia"/>
+        </w:rPr>
+        <w:t>符合</w:t>
+      </w:r>
+    </w:p>
+    <w:p/>
+    <w:p>
+      <w:pPr>
+        <w:rPr>
+          <w:rFonts w:hint="eastAsia"/>
+        </w:rPr>
+      </w:pPr>
+      <w:r>
+        <w:rPr>
+          <w:rFonts w:hint="eastAsia"/>
+        </w:rPr>
+        <w:t>要判斷哪</w:t>
+      </w:r>
+      <w:proofErr w:type="gramStart"/>
+      <w:r>
+        <w:rPr>
+          <w:rFonts w:hint="eastAsia"/>
+        </w:rPr>
+        <w:t>個</w:t>
+      </w:r>
+      <w:proofErr w:type="gramEnd"/>
+      <w:r>
+        <w:rPr>
+          <w:rFonts w:hint="eastAsia"/>
+        </w:rPr>
+        <w:t>是形容詞，去掉名詞結尾的就是形容詞</w:t>
+      </w:r>
+      <w:r>
+        <w:rPr>
+          <w:rFonts w:hint="eastAsia"/>
+        </w:rPr>
+        <w:t xml:space="preserve"> </w:t>
+      </w:r>
+      <w:r>
+        <w:t>-&gt;</w:t>
+      </w:r>
+      <w:r>
+        <w:rPr>
+          <w:highlight w:val="yellow"/>
+        </w:rPr>
+        <w:t xml:space="preserve"> </w:t>
+      </w:r>
+      <w:r>
+        <w:rPr>
+          <w:highlight w:val="yellow"/>
+        </w:rPr>
+        <w:t>compatible</w:t>
+      </w:r>
+    </w:p>
+    <w:p>
+      <w:r>
+        <w:rPr>
+          <w:rFonts w:hint="eastAsia"/>
+        </w:rPr>
+        <w:t>常見</w:t>
+      </w:r>
+      <w:proofErr w:type="gramStart"/>
+      <w:r>
+        <w:t>”</w:t>
+      </w:r>
+      <w:proofErr w:type="gramEnd"/>
+      <w:r>
+        <w:t>be</w:t>
+      </w:r>
+      <w:proofErr w:type="gramStart"/>
+      <w:r>
+        <w:t>”</w:t>
+      </w:r>
+      <w:proofErr w:type="gramEnd"/>
+      <w:r>
+        <w:t>+Adj+with:</w:t>
+      </w:r>
+    </w:p>
+    <w:p>
+      <w:r>
+        <w:t xml:space="preserve">She is happy with her TOEIC improvements </w:t>
+      </w:r>
+      <w:r>
+        <w:rPr>
+          <w:rFonts w:hint="eastAsia"/>
+        </w:rPr>
+        <w:t>他</w:t>
+      </w:r>
+      <w:proofErr w:type="gramStart"/>
+      <w:r>
+        <w:rPr>
+          <w:rFonts w:hint="eastAsia"/>
+        </w:rPr>
+        <w:t>對於多益的</w:t>
+      </w:r>
+      <w:proofErr w:type="gramEnd"/>
+      <w:r>
+        <w:rPr>
+          <w:rFonts w:hint="eastAsia"/>
+        </w:rPr>
+        <w:t>進步感到開心</w:t>
+      </w:r>
+    </w:p>
+    <w:p>
+      <w:r>
+        <w:rPr>
+          <w:rFonts w:hint="eastAsia"/>
+        </w:rPr>
+        <w:t>也可能是</w:t>
+      </w:r>
+      <w:r>
+        <w:rPr>
+          <w:rFonts w:hint="eastAsia"/>
+        </w:rPr>
+        <w:t>:</w:t>
+      </w:r>
+      <w:r>
+        <w:t>”</w:t>
+      </w:r>
+      <w:proofErr w:type="gramStart"/>
+      <w:r>
+        <w:t>be”+</w:t>
+      </w:r>
+      <w:proofErr w:type="gramEnd"/>
+      <w:r>
+        <w:t>N+with:</w:t>
+      </w:r>
+    </w:p>
+    <w:p>
+      <w:r>
+        <w:t xml:space="preserve">She is friends with Chris </w:t>
+      </w:r>
+      <w:r>
+        <w:rPr>
+          <w:rFonts w:hint="eastAsia"/>
+        </w:rPr>
+        <w:t>他是</w:t>
+      </w:r>
+      <w:r>
+        <w:t>Chris</w:t>
+      </w:r>
+      <w:r>
+        <w:rPr>
+          <w:rFonts w:hint="eastAsia"/>
+        </w:rPr>
+        <w:t>的朋友</w:t>
+      </w:r>
+    </w:p>
+    <w:p>
+      <w:pPr>
+        <w:rPr>
+          <w:rFonts w:hint="eastAsia"/>
+        </w:rPr>
+      </w:pPr>
+      <w:r>
+        <w:rPr>
+          <w:rFonts w:hint="eastAsia"/>
+        </w:rPr>
+        <w:t>-</w:t>
+      </w:r>
+      <w:r>
+        <w:t>lity</w:t>
+      </w:r>
+      <w:r>
+        <w:rPr>
+          <w:rFonts w:hint="eastAsia"/>
+        </w:rPr>
+        <w:t>結尾</w:t>
+      </w:r>
+      <w:r>
+        <w:rPr>
+          <w:rFonts w:hint="eastAsia"/>
+        </w:rPr>
+        <w:t xml:space="preserve"> </w:t>
+      </w:r>
+      <w:r>
+        <w:t>-&gt;</w:t>
+      </w:r>
+      <w:r>
+        <w:rPr>
+          <w:rFonts w:hint="eastAsia"/>
+        </w:rPr>
+        <w:t>名詞</w:t>
+      </w:r>
+      <w:r>
+        <w:rPr>
+          <w:rFonts w:hint="eastAsia"/>
+        </w:rPr>
+        <w:t>、</w:t>
+      </w:r>
+      <w:r>
+        <w:t>-ness</w:t>
+      </w:r>
+      <w:r>
+        <w:rPr>
+          <w:rFonts w:hint="eastAsia"/>
+        </w:rPr>
+        <w:t>結尾</w:t>
+      </w:r>
+      <w:r>
+        <w:rPr>
+          <w:rFonts w:hint="eastAsia"/>
+        </w:rPr>
+        <w:t xml:space="preserve"> </w:t>
+      </w:r>
+      <w:r>
+        <w:t>-&gt;</w:t>
+      </w:r>
+      <w:r>
+        <w:rPr>
+          <w:rFonts w:hint="eastAsia"/>
+        </w:rPr>
+        <w:t>名詞</w:t>
+      </w:r>
+    </w:p>
+    <w:p/>
+    <w:p>
+      <w:r>
+        <w:t xml:space="preserve">All bourses will be closed 3 hours </w:t>
+      </w:r>
+      <w:r>
+        <w:rPr>
+          <w:highlight w:val="yellow"/>
+        </w:rPr>
+        <w:t>earlier</w:t>
+      </w:r>
+      <w:r>
+        <w:t xml:space="preserve"> </w:t>
+      </w:r>
+      <w:r>
+        <w:rPr>
+          <w:color w:val="FF0000"/>
+        </w:rPr>
+        <w:t xml:space="preserve">than </w:t>
+      </w:r>
+      <w:r>
+        <w:t xml:space="preserve">their usual operating time in observance of </w:t>
+      </w:r>
+      <w:proofErr w:type="gramStart"/>
+      <w:r>
+        <w:t>St.John</w:t>
+      </w:r>
+      <w:proofErr w:type="gramEnd"/>
+      <w:r>
+        <w:t>,s Memorial Day.</w:t>
+      </w:r>
+    </w:p>
+    <w:p>
+      <w:r>
+        <w:lastRenderedPageBreak/>
+        <w:t>(A)early</w:t>
+      </w:r>
+      <w:r>
+        <w:rPr>
+          <w:rFonts w:hint="eastAsia"/>
+        </w:rPr>
+        <w:t>形容詞</w:t>
+      </w:r>
+      <w:r>
+        <w:rPr>
+          <w:highlight w:val="yellow"/>
+        </w:rPr>
+        <w:t>(B)earlier</w:t>
+      </w:r>
+      <w:r>
+        <w:rPr>
+          <w:rFonts w:hint="eastAsia"/>
+          <w:highlight w:val="yellow"/>
+        </w:rPr>
+        <w:t>形容詞比較級</w:t>
+      </w:r>
+      <w:r>
+        <w:rPr>
+          <w:rFonts w:hint="eastAsia"/>
+          <w:highlight w:val="yellow"/>
         </w:rPr>
         <w:t>(</w:t>
       </w:r>
       <w:r>
         <w:rPr>
           <w:rFonts w:hint="eastAsia"/>
-        </w:rPr>
-        <w:t>主動</w:t>
-      </w:r>
-      <w:r>
-        <w:rPr>
-          <w:rFonts w:hint="eastAsia"/>
+          <w:highlight w:val="yellow"/>
+        </w:rPr>
+        <w:t>較早的</w:t>
+      </w:r>
+      <w:r>
+        <w:rPr>
+          <w:rFonts w:hint="eastAsia"/>
+          <w:highlight w:val="yellow"/>
         </w:rPr>
         <w:t>)</w:t>
       </w:r>
       <w:r>
-        <w:t>Vs</w:t>
-      </w:r>
-      <w:r>
-        <w:t>(B)is transferred</w:t>
-      </w:r>
-      <w:r>
-        <w:rPr>
-          <w:rFonts w:hint="eastAsia"/>
-        </w:rPr>
-        <w:t>現在簡單式</w:t>
-      </w:r>
-      <w:r>
-        <w:rPr>
-          <w:rFonts w:hint="eastAsia"/>
+        <w:t>(C)earliest</w:t>
+      </w:r>
+      <w:r>
+        <w:rPr>
+          <w:rFonts w:hint="eastAsia"/>
+        </w:rPr>
+        <w:t xml:space="preserve"> </w:t>
+      </w:r>
+      <w:r>
+        <w:t>-est</w:t>
+      </w:r>
+      <w:r>
+        <w:rPr>
+          <w:rFonts w:hint="eastAsia"/>
+        </w:rPr>
+        <w:t>形容詞最高級</w:t>
+      </w:r>
+    </w:p>
+    <w:p>
+      <w:r>
+        <w:t>(D)as early</w:t>
+      </w:r>
+      <w:r>
+        <w:rPr>
+          <w:rFonts w:hint="eastAsia"/>
+        </w:rPr>
+        <w:t xml:space="preserve"> </w:t>
+      </w:r>
+      <w:r>
+        <w:rPr>
+          <w:rFonts w:hint="eastAsia"/>
+        </w:rPr>
+        <w:t>與</w:t>
+      </w:r>
+      <w:r>
+        <w:t>…</w:t>
+      </w:r>
+      <w:r>
+        <w:rPr>
+          <w:rFonts w:hint="eastAsia"/>
+        </w:rPr>
+        <w:t>一樣早</w:t>
+      </w:r>
+    </w:p>
+    <w:p>
+      <w:r>
+        <w:t>bourse n.</w:t>
+      </w:r>
+      <w:r>
+        <w:rPr>
+          <w:rFonts w:hint="eastAsia"/>
+        </w:rPr>
+        <w:t>券商、</w:t>
+      </w:r>
+      <w:r>
+        <w:rPr>
+          <w:rFonts w:hint="eastAsia"/>
+        </w:rPr>
+        <w:t>u</w:t>
+      </w:r>
+      <w:r>
+        <w:t xml:space="preserve">sual adj </w:t>
+      </w:r>
+      <w:r>
+        <w:rPr>
+          <w:rFonts w:hint="eastAsia"/>
+        </w:rPr>
+        <w:t>通常、</w:t>
+      </w:r>
+      <w:r>
+        <w:rPr>
+          <w:rFonts w:hint="eastAsia"/>
+        </w:rPr>
+        <w:t>i</w:t>
+      </w:r>
+      <w:r>
+        <w:t xml:space="preserve">n </w:t>
+      </w:r>
+      <w:r>
+        <w:rPr>
+          <w:rFonts w:hint="eastAsia"/>
+        </w:rPr>
+        <w:t>o</w:t>
+      </w:r>
+      <w:r>
+        <w:t xml:space="preserve">bservance of </w:t>
+      </w:r>
+      <w:r>
+        <w:rPr>
+          <w:rFonts w:hint="eastAsia"/>
+        </w:rPr>
+        <w:t>慶祝</w:t>
+      </w:r>
+      <w:r>
+        <w:rPr>
+          <w:rFonts w:hint="eastAsia"/>
+        </w:rPr>
+        <w:t>、</w:t>
+      </w:r>
+      <w:r>
+        <w:rPr>
+          <w:rFonts w:hint="eastAsia"/>
+        </w:rPr>
+        <w:t>o</w:t>
+      </w:r>
+      <w:r>
+        <w:t>bserve v.</w:t>
+      </w:r>
+      <w:r>
+        <w:rPr>
+          <w:rFonts w:hint="eastAsia"/>
+        </w:rPr>
+        <w:t>觀察</w:t>
+      </w:r>
+    </w:p>
+    <w:p>
+      <w:pPr>
+        <w:rPr>
+          <w:rFonts w:hint="eastAsia"/>
+        </w:rPr>
+      </w:pPr>
+      <w:r>
+        <w:t>memorial</w:t>
+      </w:r>
+      <w:r>
+        <w:rPr>
+          <w:rFonts w:hint="eastAsia"/>
+        </w:rPr>
+        <w:t xml:space="preserve"> </w:t>
+      </w:r>
+      <w:r>
+        <w:t>n.</w:t>
+      </w:r>
+      <w:r>
+        <w:rPr>
+          <w:rFonts w:hint="eastAsia"/>
+        </w:rPr>
+        <w:t>紀念物</w:t>
+      </w:r>
+    </w:p>
+    <w:p>
+      <w:r>
+        <w:rPr>
+          <w:rFonts w:hint="eastAsia"/>
+        </w:rPr>
+        <w:t>i</w:t>
+      </w:r>
+      <w:r>
+        <w:t xml:space="preserve">n observance of </w:t>
+      </w:r>
+      <w:r>
+        <w:rPr>
+          <w:rFonts w:hint="eastAsia"/>
+        </w:rPr>
+        <w:t>也是</w:t>
+      </w:r>
+      <w:r>
+        <w:rPr>
+          <w:rFonts w:hint="eastAsia"/>
+          <w:highlight w:val="yellow"/>
+        </w:rPr>
+        <w:t>遵守</w:t>
+      </w:r>
+      <w:r>
+        <w:rPr>
+          <w:rFonts w:hint="eastAsia"/>
+        </w:rPr>
+        <w:t>的意思</w:t>
+      </w:r>
+      <w:r>
+        <w:rPr>
+          <w:rFonts w:hint="eastAsia"/>
+        </w:rPr>
+        <w:t>:</w:t>
+      </w:r>
+    </w:p>
+    <w:p>
+      <w:r>
+        <w:t>Please use the underpass in observance of traffic rules.</w:t>
+      </w:r>
+    </w:p>
+    <w:p>
+      <w:r>
+        <w:rPr>
+          <w:rFonts w:hint="eastAsia"/>
+        </w:rPr>
+        <w:t>請使用地下道以遵守法律</w:t>
+      </w:r>
+    </w:p>
+    <w:p/>
+    <w:p>
+      <w:r>
+        <w:t xml:space="preserve">All late attendance records no more than thrice a month will be erased </w:t>
+      </w:r>
+      <w:r>
+        <w:rPr>
+          <w:highlight w:val="yellow"/>
+        </w:rPr>
+        <w:t>so long as</w:t>
+      </w:r>
+      <w:r>
+        <w:t xml:space="preserve"> there is a valid </w:t>
+      </w:r>
+      <w:proofErr w:type="gramStart"/>
+      <w:r>
+        <w:t>reason.</w:t>
+      </w:r>
+      <w:r>
+        <w:rPr>
+          <w:highlight w:val="yellow"/>
         </w:rPr>
         <w:t>(</w:t>
       </w:r>
-      <w:r>
-        <w:rPr>
-          <w:rFonts w:hint="eastAsia"/>
-        </w:rPr>
-        <w:t>被動</w:t>
-      </w:r>
-      <w:r>
-        <w:rPr>
-          <w:rFonts w:hint="eastAsia"/>
+      <w:proofErr w:type="gramEnd"/>
+      <w:r>
+        <w:rPr>
+          <w:highlight w:val="yellow"/>
+        </w:rPr>
+        <w:t xml:space="preserve">A)so long as </w:t>
+      </w:r>
+      <w:r>
+        <w:rPr>
+          <w:rFonts w:hint="eastAsia"/>
+          <w:highlight w:val="yellow"/>
+        </w:rPr>
+        <w:t>只要</w:t>
+      </w:r>
+      <w:r>
+        <w:rPr>
+          <w:highlight w:val="yellow"/>
+        </w:rPr>
+        <w:t>…</w:t>
+      </w:r>
+      <w:r>
+        <w:rPr>
+          <w:rFonts w:hint="eastAsia"/>
+          <w:highlight w:val="yellow"/>
+        </w:rPr>
+        <w:t>(</w:t>
+      </w:r>
+      <w:r>
+        <w:rPr>
+          <w:rFonts w:hint="eastAsia"/>
+          <w:highlight w:val="yellow"/>
+        </w:rPr>
+        <w:t>條件</w:t>
+      </w:r>
+      <w:r>
+        <w:rPr>
+          <w:rFonts w:hint="eastAsia"/>
+          <w:highlight w:val="yellow"/>
         </w:rPr>
         <w:t>)</w:t>
       </w:r>
       <w:r>
-        <w:t xml:space="preserve"> am/is/are PP</w:t>
-      </w:r>
-      <w:r>
-        <w:t>(C)to transfer</w:t>
+        <w:t>(B)in order that</w:t>
+      </w:r>
+      <w:r>
+        <w:rPr>
+          <w:rFonts w:hint="eastAsia"/>
+        </w:rPr>
+        <w:t>為了</w:t>
+      </w:r>
+      <w:r>
+        <w:rPr>
+          <w:rFonts w:hint="eastAsia"/>
+        </w:rPr>
+        <w:t>.</w:t>
+      </w:r>
+      <w:r>
+        <w:t>.</w:t>
+      </w:r>
+      <w:r>
+        <w:t xml:space="preserve"> </w:t>
+      </w:r>
+    </w:p>
+    <w:p>
+      <w:r>
+        <w:t>(C)if only</w:t>
+      </w:r>
+      <w:r>
+        <w:rPr>
+          <w:rFonts w:hint="eastAsia"/>
+        </w:rPr>
+        <w:t>要是</w:t>
+      </w:r>
+      <w:r>
+        <w:rPr>
+          <w:rFonts w:hint="eastAsia"/>
+        </w:rPr>
+        <w:t>.</w:t>
+      </w:r>
+      <w:r>
+        <w:t>.</w:t>
+      </w:r>
+      <w:r>
+        <w:rPr>
+          <w:rFonts w:hint="eastAsia"/>
+        </w:rPr>
+        <w:t>就太好了</w:t>
+      </w:r>
+      <w:r>
+        <w:t>(D)in the event that</w:t>
+      </w:r>
+      <w:r>
+        <w:rPr>
+          <w:rFonts w:hint="eastAsia"/>
+        </w:rPr>
+        <w:t>萬一</w:t>
+      </w:r>
+    </w:p>
+    <w:p>
+      <w:r>
+        <w:rPr>
+          <w:rFonts w:hint="eastAsia"/>
+        </w:rPr>
+        <w:t>n</w:t>
+      </w:r>
+      <w:r>
+        <w:t xml:space="preserve">o more than </w:t>
+      </w:r>
+      <w:r>
+        <w:rPr>
+          <w:rFonts w:hint="eastAsia"/>
+        </w:rPr>
+        <w:t>不超過、</w:t>
+      </w:r>
+      <w:r>
+        <w:rPr>
+          <w:rFonts w:hint="eastAsia"/>
+        </w:rPr>
+        <w:t>t</w:t>
+      </w:r>
+      <w:r>
+        <w:t>hrice</w:t>
+      </w:r>
+      <w:r>
+        <w:rPr>
+          <w:rFonts w:hint="eastAsia"/>
+        </w:rPr>
+        <w:t xml:space="preserve"> </w:t>
+      </w:r>
+      <w:r>
+        <w:t xml:space="preserve">adv </w:t>
+      </w:r>
+      <w:r>
+        <w:rPr>
+          <w:rFonts w:hint="eastAsia"/>
+        </w:rPr>
+        <w:t>三次、</w:t>
+      </w:r>
+      <w:r>
+        <w:rPr>
+          <w:rFonts w:hint="eastAsia"/>
+        </w:rPr>
+        <w:t>e</w:t>
+      </w:r>
+      <w:r>
+        <w:t>rase v.</w:t>
+      </w:r>
+      <w:r>
+        <w:rPr>
+          <w:rFonts w:hint="eastAsia"/>
+        </w:rPr>
+        <w:t>擦掉</w:t>
+      </w:r>
+      <w:r>
+        <w:rPr>
+          <w:rFonts w:hint="eastAsia"/>
+        </w:rPr>
+        <w:t>/</w:t>
+      </w:r>
+      <w:r>
+        <w:rPr>
+          <w:rFonts w:hint="eastAsia"/>
+        </w:rPr>
+        <w:t>消除</w:t>
+      </w:r>
+    </w:p>
+    <w:p>
+      <w:r>
+        <w:rPr>
+          <w:rFonts w:hint="eastAsia"/>
+        </w:rPr>
+        <w:t>e</w:t>
+      </w:r>
+      <w:r>
+        <w:t>xcuse v.</w:t>
+      </w:r>
+      <w:r>
+        <w:rPr>
+          <w:rFonts w:hint="eastAsia"/>
+        </w:rPr>
+        <w:t>原諒</w:t>
+      </w:r>
+      <w:r>
+        <w:rPr>
+          <w:rFonts w:hint="eastAsia"/>
+        </w:rPr>
+        <w:t>,</w:t>
+      </w:r>
+      <w:r>
+        <w:t>n.</w:t>
+      </w:r>
+      <w:r>
+        <w:rPr>
+          <w:rFonts w:hint="eastAsia"/>
+        </w:rPr>
+        <w:t>藉口</w:t>
+      </w:r>
+    </w:p>
+    <w:p>
+      <w:pPr>
+        <w:rPr>
+          <w:rFonts w:hint="eastAsia"/>
+        </w:rPr>
+      </w:pPr>
+    </w:p>
+    <w:p>
+      <w:r>
+        <w:rPr>
+          <w:rFonts w:hint="eastAsia"/>
+        </w:rPr>
+        <w:t>o</w:t>
+      </w:r>
+      <w:r>
+        <w:t>nly if(</w:t>
+      </w:r>
+      <w:r>
+        <w:rPr>
+          <w:rFonts w:hint="eastAsia"/>
+        </w:rPr>
+        <w:t>只有在</w:t>
+      </w:r>
+      <w:r>
+        <w:rPr>
+          <w:rFonts w:hint="eastAsia"/>
+        </w:rPr>
+        <w:t>i</w:t>
+      </w:r>
+      <w:r>
+        <w:t>f</w:t>
+      </w:r>
+      <w:r>
+        <w:rPr>
+          <w:rFonts w:hint="eastAsia"/>
+        </w:rPr>
+        <w:t>條件底下</w:t>
+      </w:r>
+      <w:r>
+        <w:rPr>
+          <w:rFonts w:hint="eastAsia"/>
+        </w:rPr>
+        <w:t>):</w:t>
+      </w:r>
+    </w:p>
+    <w:p>
+      <w:r>
+        <w:rPr>
+          <w:rFonts w:hint="eastAsia"/>
+        </w:rPr>
+        <w:t>I</w:t>
+      </w:r>
+      <w:r>
+        <w:t xml:space="preserve"> will give up only if the sun rises from the West.</w:t>
+      </w:r>
+    </w:p>
+    <w:p>
+      <w:r>
+        <w:rPr>
+          <w:rFonts w:hint="eastAsia"/>
+        </w:rPr>
+        <w:t>只有在日出西方的條件底下我才會放棄</w:t>
+      </w:r>
+    </w:p>
+    <w:p>
+      <w:pPr>
+        <w:rPr>
+          <w:rFonts w:hint="eastAsia"/>
+        </w:rPr>
+      </w:pPr>
+    </w:p>
+    <w:p>
+      <w:r>
+        <w:rPr>
+          <w:rFonts w:hint="eastAsia"/>
+        </w:rPr>
+        <w:t>I</w:t>
+      </w:r>
+      <w:r>
+        <w:t>f only(</w:t>
+      </w:r>
+      <w:r>
+        <w:rPr>
+          <w:rFonts w:hint="eastAsia"/>
+        </w:rPr>
+        <w:t>要是</w:t>
+      </w:r>
+      <w:r>
+        <w:rPr>
+          <w:rFonts w:hint="eastAsia"/>
+        </w:rPr>
+        <w:t>.</w:t>
+      </w:r>
+      <w:r>
+        <w:t>.</w:t>
+      </w:r>
+      <w:r>
+        <w:rPr>
+          <w:rFonts w:hint="eastAsia"/>
+        </w:rPr>
+        <w:t>就太好了</w:t>
+      </w:r>
+      <w:r>
+        <w:rPr>
+          <w:rFonts w:hint="eastAsia"/>
+        </w:rPr>
+        <w:t>)L</w:t>
+      </w:r>
+    </w:p>
+    <w:p>
+      <w:r>
+        <w:rPr>
+          <w:rFonts w:hint="eastAsia"/>
+        </w:rPr>
+        <w:t>I</w:t>
+      </w:r>
+      <w:r>
+        <w:t xml:space="preserve">f </w:t>
+      </w:r>
+      <w:r>
+        <w:t xml:space="preserve">only I had bought the lottery </w:t>
       </w:r>
       <w:proofErr w:type="gramStart"/>
       <w:r>
-        <w:rPr>
-          <w:rFonts w:hint="eastAsia"/>
-        </w:rPr>
-        <w:t>不定詞</w:t>
+        <w:t>tickets,I</w:t>
       </w:r>
       <w:proofErr w:type="gramEnd"/>
       <w:r>
-        <w:rPr>
-          <w:highlight w:val="yellow"/>
-        </w:rPr>
-        <w:t>(D)be transferred</w:t>
-      </w:r>
-      <w:r>
-        <w:rPr>
-          <w:rFonts w:hint="eastAsia"/>
-          <w:highlight w:val="yellow"/>
-        </w:rPr>
-        <w:t>被動語態</w:t>
-      </w:r>
-      <w:r>
-        <w:rPr>
-          <w:rFonts w:hint="eastAsia"/>
-          <w:highlight w:val="yellow"/>
-        </w:rPr>
-        <w:t>(</w:t>
-      </w:r>
-      <w:r>
-        <w:rPr>
-          <w:rFonts w:hint="eastAsia"/>
-          <w:highlight w:val="yellow"/>
-        </w:rPr>
-        <w:t>原</w:t>
-      </w:r>
-      <w:r>
-        <w:rPr>
-          <w:rFonts w:hint="eastAsia"/>
-          <w:highlight w:val="yellow"/>
-        </w:rPr>
-        <w:t>V</w:t>
-      </w:r>
-      <w:r>
-        <w:rPr>
-          <w:highlight w:val="yellow"/>
-        </w:rPr>
-        <w:t>)</w:t>
-      </w:r>
-    </w:p>
-    <w:p>
-      <w:r>
-        <w:t>Sign v.</w:t>
-      </w:r>
-      <w:r>
-        <w:rPr>
-          <w:rFonts w:hint="eastAsia"/>
-        </w:rPr>
-        <w:t>簽名</w:t>
+        <w:t xml:space="preserve"> would have become a billionaire</w:t>
+      </w:r>
+    </w:p>
+    <w:p>
+      <w:r>
+        <w:rPr>
+          <w:rFonts w:hint="eastAsia"/>
+        </w:rPr>
+        <w:t>要是昨天有買彩券</w:t>
       </w:r>
       <w:r>
         <w:rPr>
@@ -7504,282 +8351,13 @@
         <w:t>,</w:t>
       </w:r>
       <w:r>
-        <w:t>n.</w:t>
-      </w:r>
-      <w:r>
-        <w:rPr>
-          <w:rFonts w:hint="eastAsia"/>
-        </w:rPr>
-        <w:t>標誌</w:t>
-      </w:r>
-      <w:r>
-        <w:rPr>
-          <w:rFonts w:hint="eastAsia"/>
-        </w:rPr>
-        <w:t>/</w:t>
-      </w:r>
-      <w:r>
-        <w:rPr>
-          <w:rFonts w:hint="eastAsia"/>
-        </w:rPr>
-        <w:t>徵兆、</w:t>
-      </w:r>
-      <w:r>
-        <w:t>inadaptation</w:t>
-      </w:r>
-      <w:r>
-        <w:t xml:space="preserve"> n.</w:t>
-      </w:r>
-      <w:r>
-        <w:rPr>
-          <w:rFonts w:hint="eastAsia"/>
-        </w:rPr>
-        <w:t>不適應的、</w:t>
-      </w:r>
-      <w:r>
-        <w:t>persist v.</w:t>
-      </w:r>
-      <w:r>
-        <w:rPr>
-          <w:rFonts w:hint="eastAsia"/>
-        </w:rPr>
-        <w:t>持續</w:t>
-      </w:r>
-      <w:r>
-        <w:rPr>
-          <w:rFonts w:hint="eastAsia"/>
-        </w:rPr>
-        <w:t>/</w:t>
-      </w:r>
-      <w:r>
-        <w:rPr>
-          <w:rFonts w:hint="eastAsia"/>
-        </w:rPr>
-        <w:t>堅持</w:t>
-      </w:r>
-    </w:p>
-    <w:p>
-      <w:r>
-        <w:t>Another</w:t>
-      </w:r>
-      <w:r>
-        <w:rPr>
-          <w:rFonts w:hint="eastAsia"/>
-        </w:rPr>
-        <w:t>另一個、</w:t>
-      </w:r>
-      <w:r>
-        <w:t>transfers</w:t>
-      </w:r>
-      <w:r>
-        <w:rPr>
-          <w:rFonts w:hint="eastAsia"/>
-        </w:rPr>
-        <w:t xml:space="preserve"> v</w:t>
-      </w:r>
-      <w:r>
-        <w:rPr>
-          <w:rFonts w:hint="eastAsia"/>
-        </w:rPr>
-        <w:t>轉調</w:t>
-      </w:r>
-    </w:p>
-    <w:p>
-      <w:pPr>
-        <w:rPr>
-          <w:rFonts w:hint="eastAsia"/>
-        </w:rPr>
-      </w:pPr>
-    </w:p>
-    <w:p>
-      <w:proofErr w:type="gramStart"/>
-      <w:r>
-        <w:rPr>
-          <w:rFonts w:hint="eastAsia"/>
-        </w:rPr>
-        <w:t>不定詞</w:t>
-      </w:r>
-      <w:proofErr w:type="gramEnd"/>
-      <w:r>
-        <w:rPr>
-          <w:rFonts w:hint="eastAsia"/>
-        </w:rPr>
-        <w:t>(</w:t>
-      </w:r>
-      <w:r>
-        <w:t>to</w:t>
-      </w:r>
-      <w:r>
-        <w:rPr>
-          <w:rFonts w:hint="eastAsia"/>
-        </w:rPr>
-        <w:t>原</w:t>
-      </w:r>
-      <w:r>
-        <w:t>V):</w:t>
-      </w:r>
-      <w:r>
-        <w:rPr>
-          <w:rFonts w:hint="eastAsia"/>
-        </w:rPr>
-        <w:t>常為名詞、形容詞、副詞</w:t>
-      </w:r>
-    </w:p>
-    <w:p>
-      <w:r>
-        <w:t>I want to get 830 for my TOEIC(</w:t>
-      </w:r>
-      <w:r>
-        <w:rPr>
-          <w:rFonts w:hint="eastAsia"/>
-        </w:rPr>
-        <w:t>名詞</w:t>
-      </w:r>
-      <w:r>
-        <w:rPr>
-          <w:rFonts w:hint="eastAsia"/>
-        </w:rPr>
-        <w:t>)</w:t>
-      </w:r>
-    </w:p>
-    <w:p>
-      <w:r>
-        <w:rPr>
-          <w:rFonts w:hint="eastAsia"/>
-        </w:rPr>
-        <w:t>I</w:t>
-      </w:r>
-      <w:r>
-        <w:t xml:space="preserve"> want you to improve(</w:t>
-      </w:r>
-      <w:r>
-        <w:rPr>
-          <w:rFonts w:hint="eastAsia"/>
-        </w:rPr>
-        <w:t>形容詞</w:t>
-      </w:r>
-      <w:r>
-        <w:rPr>
-          <w:rFonts w:hint="eastAsia"/>
-        </w:rPr>
-        <w:t>)</w:t>
-      </w:r>
-    </w:p>
-    <w:p>
-      <w:r>
-        <w:t>I want happy to help you out(</w:t>
-      </w:r>
-      <w:r>
-        <w:rPr>
-          <w:rFonts w:hint="eastAsia"/>
-        </w:rPr>
-        <w:t>副詞</w:t>
-      </w:r>
-      <w:r>
-        <w:rPr>
-          <w:rFonts w:hint="eastAsia"/>
-        </w:rPr>
-        <w:t>)</w:t>
-      </w:r>
-    </w:p>
-    <w:p>
-      <w:r>
-        <w:t>That</w:t>
-      </w:r>
-      <w:r>
-        <w:rPr>
-          <w:rFonts w:hint="eastAsia"/>
-        </w:rPr>
-        <w:t>後面要接</w:t>
-      </w:r>
-      <w:proofErr w:type="spellStart"/>
-      <w:r>
-        <w:rPr>
-          <w:rFonts w:hint="eastAsia"/>
-        </w:rPr>
-        <w:t>s</w:t>
-      </w:r>
-      <w:r>
-        <w:t>+v</w:t>
-      </w:r>
-      <w:proofErr w:type="spellEnd"/>
-      <w:r>
-        <w:rPr>
-          <w:rFonts w:hint="eastAsia"/>
-        </w:rPr>
-        <w:t>，因此不能選</w:t>
-      </w:r>
-      <w:r>
-        <w:rPr>
-          <w:rFonts w:hint="eastAsia"/>
-        </w:rPr>
-        <w:t>c</w:t>
+        <w:rPr>
+          <w:rFonts w:hint="eastAsia"/>
+        </w:rPr>
+        <w:t>我就可能是十億富豪了</w:t>
       </w:r>
     </w:p>
     <w:p/>
-    <w:p>
-      <w:r>
-        <w:t>S+*</w:t>
-      </w:r>
-      <w:proofErr w:type="spellStart"/>
-      <w:r>
-        <w:t>V+that+S</w:t>
-      </w:r>
-      <w:proofErr w:type="spellEnd"/>
-      <w:r>
-        <w:t>+</w:t>
-      </w:r>
-      <w:r>
-        <w:rPr>
-          <w:rFonts w:hint="eastAsia"/>
-        </w:rPr>
-        <w:t>原</w:t>
-      </w:r>
-      <w:r>
-        <w:rPr>
-          <w:rFonts w:hint="eastAsia"/>
-        </w:rPr>
-        <w:t>V</w:t>
-      </w:r>
-      <w:r>
-        <w:t>:</w:t>
-      </w:r>
-    </w:p>
-    <w:p>
-      <w:proofErr w:type="gramStart"/>
-      <w:r>
-        <w:rPr>
-          <w:rFonts w:hint="eastAsia"/>
-        </w:rPr>
-        <w:t>多益常見</w:t>
-      </w:r>
-      <w:proofErr w:type="gramEnd"/>
-      <w:r>
-        <w:rPr>
-          <w:rFonts w:hint="eastAsia"/>
-        </w:rPr>
-        <w:t>*</w:t>
-      </w:r>
-      <w:r>
-        <w:t>V:</w:t>
-      </w:r>
-      <w:r>
-        <w:rPr>
-          <w:rFonts w:hint="eastAsia"/>
-        </w:rPr>
-        <w:t xml:space="preserve"> </w:t>
-      </w:r>
-      <w:r>
-        <w:t>suggest/propse/recommend/advise/urge/command/insist/request/require</w:t>
-      </w:r>
-    </w:p>
-    <w:p>
-      <w:pPr>
-        <w:rPr>
-          <w:rFonts w:hint="eastAsia"/>
-        </w:rPr>
-      </w:pPr>
-    </w:p>
     <w:p>
       <w:pPr>
         <w:rPr>
@@ -7798,7 +8376,7 @@
 </file>
 
 <file path=word/endnotes.xml><?xml version="1.0" encoding="utf-8"?>
-<w:endnotes xmlns:wpc="http://schemas.microsoft.com/office/word/2010/wordprocessingCanvas" xmlns:cx="http://schemas.microsoft.com/office/drawing/2014/chartex" xmlns:cx1="http://schemas.microsoft.com/office/drawing/2015/9/8/chartex" xmlns:cx2="http://schemas.microsoft.com/office/drawing/2015/10/21/chartex" xmlns:cx3="http://schemas.microsoft.com/office/drawing/2016/5/9/chartex" xmlns:cx4="http://schemas.microsoft.com/office/drawing/2016/5/10/chartex" xmlns:cx5="http://schemas.microsoft.com/office/drawing/2016/5/11/chartex" xmlns:cx6="http://schemas.microsoft.com/office/drawing/2016/5/12/chartex" xmlns:cx7="http://schemas.microsoft.com/office/drawing/2016/5/13/chartex" xmlns:cx8="http://schemas.microsoft.com/office/drawing/2016/5/14/chartex" xmlns:mc="http://schemas.openxmlformats.org/markup-compatibility/2006" xmlns:aink="http://schemas.microsoft.com/office/drawing/2016/ink" xmlns:am3d="http://schemas.microsoft.com/office/drawing/2017/model3d" xmlns:o="urn:schemas-microsoft-com:office:office" xmlns:oel="http://schemas.microsoft.com/office/2019/extlst" xmlns:r="http://schemas.openxmlformats.org/officeDocument/2006/relationships" xmlns:m="http://schemas.openxmlformats.org/officeDocument/2006/math" xmlns:v="urn:schemas-microsoft-com:vml" xmlns:wp14="http://schemas.microsoft.com/office/word/2010/wordprocessingDrawing" xmlns:wp="http://schemas.openxmlformats.org/drawingml/2006/wordprocessingDrawing" xmlns:w10="urn:schemas-microsoft-com:office:word" xmlns:w="http://schemas.openxmlformats.org/wordprocessingml/2006/main" xmlns:w14="http://schemas.microsoft.com/office/word/2010/wordml" xmlns:w15="http://schemas.microsoft.com/office/word/2012/wordml" xmlns:w16cex="http://schemas.microsoft.com/office/word/2018/wordml/cex" xmlns:w16cid="http://schemas.microsoft.com/office/word/2016/wordml/cid" xmlns:w16="http://schemas.microsoft.com/office/word/2018/wordml" xmlns:w16du="http://schemas.microsoft.com/office/word/2023/wordml/word16du" xmlns:w16sdtdh="http://schemas.microsoft.com/office/word/2020/wordml/sdtdatahash" xmlns:w16se="http://schemas.microsoft.com/office/word/2015/wordml/symex" xmlns:wpg="http://schemas.microsoft.com/office/word/2010/wordprocessingGroup" xmlns:wpi="http://schemas.microsoft.com/office/word/2010/wordprocessingInk" xmlns:wne="http://schemas.microsoft.com/office/word/2006/wordml" xmlns:wps="http://schemas.microsoft.com/office/word/2010/wordprocessingShape" mc:Ignorable="w14 w15 w16se w16cid w16 w16cex w16sdtdh wp14">
+<w:endnotes xmlns:wpc="http://schemas.microsoft.com/office/word/2010/wordprocessingCanvas" xmlns:cx="http://schemas.microsoft.com/office/drawing/2014/chartex" xmlns:cx1="http://schemas.microsoft.com/office/drawing/2015/9/8/chartex" xmlns:cx2="http://schemas.microsoft.com/office/drawing/2015/10/21/chartex" xmlns:cx3="http://schemas.microsoft.com/office/drawing/2016/5/9/chartex" xmlns:cx4="http://schemas.microsoft.com/office/drawing/2016/5/10/chartex" xmlns:cx5="http://schemas.microsoft.com/office/drawing/2016/5/11/chartex" xmlns:cx6="http://schemas.microsoft.com/office/drawing/2016/5/12/chartex" xmlns:cx7="http://schemas.microsoft.com/office/drawing/2016/5/13/chartex" xmlns:cx8="http://schemas.microsoft.com/office/drawing/2016/5/14/chartex" xmlns:mc="http://schemas.openxmlformats.org/markup-compatibility/2006" xmlns:aink="http://schemas.microsoft.com/office/drawing/2016/ink" xmlns:am3d="http://schemas.microsoft.com/office/drawing/2017/model3d" xmlns:o="urn:schemas-microsoft-com:office:office" xmlns:r="http://schemas.openxmlformats.org/officeDocument/2006/relationships" xmlns:m="http://schemas.openxmlformats.org/officeDocument/2006/math" xmlns:v="urn:schemas-microsoft-com:vml" xmlns:wp14="http://schemas.microsoft.com/office/word/2010/wordprocessingDrawing" xmlns:wp="http://schemas.openxmlformats.org/drawingml/2006/wordprocessingDrawing" xmlns:w10="urn:schemas-microsoft-com:office:word" xmlns:w="http://schemas.openxmlformats.org/wordprocessingml/2006/main" xmlns:w14="http://schemas.microsoft.com/office/word/2010/wordml" xmlns:w15="http://schemas.microsoft.com/office/word/2012/wordml" xmlns:w16cex="http://schemas.microsoft.com/office/word/2018/wordml/cex" xmlns:w16cid="http://schemas.microsoft.com/office/word/2016/wordml/cid" xmlns:w16="http://schemas.microsoft.com/office/word/2018/wordml" xmlns:w16sdtdh="http://schemas.microsoft.com/office/word/2020/wordml/sdtdatahash" xmlns:w16se="http://schemas.microsoft.com/office/word/2015/wordml/symex" xmlns:wpg="http://schemas.microsoft.com/office/word/2010/wordprocessingGroup" xmlns:wpi="http://schemas.microsoft.com/office/word/2010/wordprocessingInk" xmlns:wne="http://schemas.microsoft.com/office/word/2006/wordml" xmlns:wps="http://schemas.microsoft.com/office/word/2010/wordprocessingShape" mc:Ignorable="w14 w15 w16se w16cid w16 w16cex w16sdtdh wp14">
   <w:endnote w:type="separator" w:id="-1">
     <w:p>
       <w:r>
@@ -7817,7 +8395,7 @@
 </file>
 
 <file path=word/footnotes.xml><?xml version="1.0" encoding="utf-8"?>
-<w:footnotes xmlns:wpc="http://schemas.microsoft.com/office/word/2010/wordprocessingCanvas" xmlns:cx="http://schemas.microsoft.com/office/drawing/2014/chartex" xmlns:cx1="http://schemas.microsoft.com/office/drawing/2015/9/8/chartex" xmlns:cx2="http://schemas.microsoft.com/office/drawing/2015/10/21/chartex" xmlns:cx3="http://schemas.microsoft.com/office/drawing/2016/5/9/chartex" xmlns:cx4="http://schemas.microsoft.com/office/drawing/2016/5/10/chartex" xmlns:cx5="http://schemas.microsoft.com/office/drawing/2016/5/11/chartex" xmlns:cx6="http://schemas.microsoft.com/office/drawing/2016/5/12/chartex" xmlns:cx7="http://schemas.microsoft.com/office/drawing/2016/5/13/chartex" xmlns:cx8="http://schemas.microsoft.com/office/drawing/2016/5/14/chartex" xmlns:mc="http://schemas.openxmlformats.org/markup-compatibility/2006" xmlns:aink="http://schemas.microsoft.com/office/drawing/2016/ink" xmlns:am3d="http://schemas.microsoft.com/office/drawing/2017/model3d" xmlns:o="urn:schemas-microsoft-com:office:office" xmlns:oel="http://schemas.microsoft.com/office/2019/extlst" xmlns:r="http://schemas.openxmlformats.org/officeDocument/2006/relationships" xmlns:m="http://schemas.openxmlformats.org/officeDocument/2006/math" xmlns:v="urn:schemas-microsoft-com:vml" xmlns:wp14="http://schemas.microsoft.com/office/word/2010/wordprocessingDrawing" xmlns:wp="http://schemas.openxmlformats.org/drawingml/2006/wordprocessingDrawing" xmlns:w10="urn:schemas-microsoft-com:office:word" xmlns:w="http://schemas.openxmlformats.org/wordprocessingml/2006/main" xmlns:w14="http://schemas.microsoft.com/office/word/2010/wordml" xmlns:w15="http://schemas.microsoft.com/office/word/2012/wordml" xmlns:w16cex="http://schemas.microsoft.com/office/word/2018/wordml/cex" xmlns:w16cid="http://schemas.microsoft.com/office/word/2016/wordml/cid" xmlns:w16="http://schemas.microsoft.com/office/word/2018/wordml" xmlns:w16du="http://schemas.microsoft.com/office/word/2023/wordml/word16du" xmlns:w16sdtdh="http://schemas.microsoft.com/office/word/2020/wordml/sdtdatahash" xmlns:w16se="http://schemas.microsoft.com/office/word/2015/wordml/symex" xmlns:wpg="http://schemas.microsoft.com/office/word/2010/wordprocessingGroup" xmlns:wpi="http://schemas.microsoft.com/office/word/2010/wordprocessingInk" xmlns:wne="http://schemas.microsoft.com/office/word/2006/wordml" xmlns:wps="http://schemas.microsoft.com/office/word/2010/wordprocessingShape" mc:Ignorable="w14 w15 w16se w16cid w16 w16cex w16sdtdh wp14">
+<w:footnotes xmlns:wpc="http://schemas.microsoft.com/office/word/2010/wordprocessingCanvas" xmlns:cx="http://schemas.microsoft.com/office/drawing/2014/chartex" xmlns:cx1="http://schemas.microsoft.com/office/drawing/2015/9/8/chartex" xmlns:cx2="http://schemas.microsoft.com/office/drawing/2015/10/21/chartex" xmlns:cx3="http://schemas.microsoft.com/office/drawing/2016/5/9/chartex" xmlns:cx4="http://schemas.microsoft.com/office/drawing/2016/5/10/chartex" xmlns:cx5="http://schemas.microsoft.com/office/drawing/2016/5/11/chartex" xmlns:cx6="http://schemas.microsoft.com/office/drawing/2016/5/12/chartex" xmlns:cx7="http://schemas.microsoft.com/office/drawing/2016/5/13/chartex" xmlns:cx8="http://schemas.microsoft.com/office/drawing/2016/5/14/chartex" xmlns:mc="http://schemas.openxmlformats.org/markup-compatibility/2006" xmlns:aink="http://schemas.microsoft.com/office/drawing/2016/ink" xmlns:am3d="http://schemas.microsoft.com/office/drawing/2017/model3d" xmlns:o="urn:schemas-microsoft-com:office:office" xmlns:r="http://schemas.openxmlformats.org/officeDocument/2006/relationships" xmlns:m="http://schemas.openxmlformats.org/officeDocument/2006/math" xmlns:v="urn:schemas-microsoft-com:vml" xmlns:wp14="http://schemas.microsoft.com/office/word/2010/wordprocessingDrawing" xmlns:wp="http://schemas.openxmlformats.org/drawingml/2006/wordprocessingDrawing" xmlns:w10="urn:schemas-microsoft-com:office:word" xmlns:w="http://schemas.openxmlformats.org/wordprocessingml/2006/main" xmlns:w14="http://schemas.microsoft.com/office/word/2010/wordml" xmlns:w15="http://schemas.microsoft.com/office/word/2012/wordml" xmlns:w16cex="http://schemas.microsoft.com/office/word/2018/wordml/cex" xmlns:w16cid="http://schemas.microsoft.com/office/word/2016/wordml/cid" xmlns:w16="http://schemas.microsoft.com/office/word/2018/wordml" xmlns:w16sdtdh="http://schemas.microsoft.com/office/word/2020/wordml/sdtdatahash" xmlns:w16se="http://schemas.microsoft.com/office/word/2015/wordml/symex" xmlns:wpg="http://schemas.microsoft.com/office/word/2010/wordprocessingGroup" xmlns:wpi="http://schemas.microsoft.com/office/word/2010/wordprocessingInk" xmlns:wne="http://schemas.microsoft.com/office/word/2006/wordml" xmlns:wps="http://schemas.microsoft.com/office/word/2010/wordprocessingShape" mc:Ignorable="w14 w15 w16se w16cid w16 w16cex w16sdtdh wp14">
   <w:footnote w:type="separator" w:id="-1">
     <w:p>
       <w:r>
@@ -7836,7 +8414,7 @@
 </file>
 
 <file path=word/numbering.xml><?xml version="1.0" encoding="utf-8"?>
-<w:numbering xmlns:wpc="http://schemas.microsoft.com/office/word/2010/wordprocessingCanvas" xmlns:cx="http://schemas.microsoft.com/office/drawing/2014/chartex" xmlns:cx1="http://schemas.microsoft.com/office/drawing/2015/9/8/chartex" xmlns:cx2="http://schemas.microsoft.com/office/drawing/2015/10/21/chartex" xmlns:cx3="http://schemas.microsoft.com/office/drawing/2016/5/9/chartex" xmlns:cx4="http://schemas.microsoft.com/office/drawing/2016/5/10/chartex" xmlns:cx5="http://schemas.microsoft.com/office/drawing/2016/5/11/chartex" xmlns:cx6="http://schemas.microsoft.com/office/drawing/2016/5/12/chartex" xmlns:cx7="http://schemas.microsoft.com/office/drawing/2016/5/13/chartex" xmlns:cx8="http://schemas.microsoft.com/office/drawing/2016/5/14/chartex" xmlns:mc="http://schemas.openxmlformats.org/markup-compatibility/2006" xmlns:aink="http://schemas.microsoft.com/office/drawing/2016/ink" xmlns:am3d="http://schemas.microsoft.com/office/drawing/2017/model3d" xmlns:o="urn:schemas-microsoft-com:office:office" xmlns:oel="http://schemas.microsoft.com/office/2019/extlst" xmlns:r="http://schemas.openxmlformats.org/officeDocument/2006/relationships" xmlns:m="http://schemas.openxmlformats.org/officeDocument/2006/math" xmlns:v="urn:schemas-microsoft-com:vml" xmlns:wp14="http://schemas.microsoft.com/office/word/2010/wordprocessingDrawing" xmlns:wp="http://schemas.openxmlformats.org/drawingml/2006/wordprocessingDrawing" xmlns:w10="urn:schemas-microsoft-com:office:word" xmlns:w="http://schemas.openxmlformats.org/wordprocessingml/2006/main" xmlns:w14="http://schemas.microsoft.com/office/word/2010/wordml" xmlns:w15="http://schemas.microsoft.com/office/word/2012/wordml" xmlns:w16cex="http://schemas.microsoft.com/office/word/2018/wordml/cex" xmlns:w16cid="http://schemas.microsoft.com/office/word/2016/wordml/cid" xmlns:w16="http://schemas.microsoft.com/office/word/2018/wordml" xmlns:w16du="http://schemas.microsoft.com/office/word/2023/wordml/word16du" xmlns:w16sdtdh="http://schemas.microsoft.com/office/word/2020/wordml/sdtdatahash" xmlns:w16se="http://schemas.microsoft.com/office/word/2015/wordml/symex" xmlns:wpg="http://schemas.microsoft.com/office/word/2010/wordprocessingGroup" xmlns:wpi="http://schemas.microsoft.com/office/word/2010/wordprocessingInk" xmlns:wne="http://schemas.microsoft.com/office/word/2006/wordml" xmlns:wps="http://schemas.microsoft.com/office/word/2010/wordprocessingShape" mc:Ignorable="w14 w15 w16se w16cid w16 w16cex w16sdtdh wp14">
+<w:numbering xmlns:wpc="http://schemas.microsoft.com/office/word/2010/wordprocessingCanvas" xmlns:cx="http://schemas.microsoft.com/office/drawing/2014/chartex" xmlns:cx1="http://schemas.microsoft.com/office/drawing/2015/9/8/chartex" xmlns:cx2="http://schemas.microsoft.com/office/drawing/2015/10/21/chartex" xmlns:cx3="http://schemas.microsoft.com/office/drawing/2016/5/9/chartex" xmlns:cx4="http://schemas.microsoft.com/office/drawing/2016/5/10/chartex" xmlns:cx5="http://schemas.microsoft.com/office/drawing/2016/5/11/chartex" xmlns:cx6="http://schemas.microsoft.com/office/drawing/2016/5/12/chartex" xmlns:cx7="http://schemas.microsoft.com/office/drawing/2016/5/13/chartex" xmlns:cx8="http://schemas.microsoft.com/office/drawing/2016/5/14/chartex" xmlns:mc="http://schemas.openxmlformats.org/markup-compatibility/2006" xmlns:aink="http://schemas.microsoft.com/office/drawing/2016/ink" xmlns:am3d="http://schemas.microsoft.com/office/drawing/2017/model3d" xmlns:o="urn:schemas-microsoft-com:office:office" xmlns:r="http://schemas.openxmlformats.org/officeDocument/2006/relationships" xmlns:m="http://schemas.openxmlformats.org/officeDocument/2006/math" xmlns:v="urn:schemas-microsoft-com:vml" xmlns:wp14="http://schemas.microsoft.com/office/word/2010/wordprocessingDrawing" xmlns:wp="http://schemas.openxmlformats.org/drawingml/2006/wordprocessingDrawing" xmlns:w10="urn:schemas-microsoft-com:office:word" xmlns:w="http://schemas.openxmlformats.org/wordprocessingml/2006/main" xmlns:w14="http://schemas.microsoft.com/office/word/2010/wordml" xmlns:w15="http://schemas.microsoft.com/office/word/2012/wordml" xmlns:w16cex="http://schemas.microsoft.com/office/word/2018/wordml/cex" xmlns:w16cid="http://schemas.microsoft.com/office/word/2016/wordml/cid" xmlns:w16="http://schemas.microsoft.com/office/word/2018/wordml" xmlns:w16sdtdh="http://schemas.microsoft.com/office/word/2020/wordml/sdtdatahash" xmlns:w16se="http://schemas.microsoft.com/office/word/2015/wordml/symex" xmlns:wpg="http://schemas.microsoft.com/office/word/2010/wordprocessingGroup" xmlns:wpi="http://schemas.microsoft.com/office/word/2010/wordprocessingInk" xmlns:wne="http://schemas.microsoft.com/office/word/2006/wordml" xmlns:wps="http://schemas.microsoft.com/office/word/2010/wordprocessingShape" mc:Ignorable="w14 w15 w16se w16cid w16 w16cex w16sdtdh wp14">
   <w:abstractNum w:abstractNumId="0" w15:restartNumberingAfterBreak="0">
     <w:nsid w:val="02411899"/>
     <w:multiLevelType w:val="hybridMultilevel"/>
@@ -7927,6 +8505,95 @@
     </w:lvl>
   </w:abstractNum>
   <w:abstractNum w:abstractNumId="1" w15:restartNumberingAfterBreak="0">
+    <w:nsid w:val="0EE16F63"/>
+    <w:multiLevelType w:val="hybridMultilevel"/>
+    <w:tmpl w:val="5CBE4460"/>
+    <w:lvl w:ilvl="0" w:tplc="0BD665A2">
+      <w:start w:val="1"/>
+      <w:numFmt w:val="upperLetter"/>
+      <w:lvlText w:val="(%1)"/>
+      <w:lvlJc w:val="left"/>
+      <w:pPr>
+        <w:ind w:left="360" w:hanging="360"/>
+      </w:pPr>
+      <w:rPr>
+        <w:rFonts w:hint="default"/>
+      </w:rPr>
+    </w:lvl>
+    <w:lvl w:ilvl="1" w:tplc="04090019" w:tentative="1">
+      <w:start w:val="1"/>
+      <w:numFmt w:val="ideographTraditional"/>
+      <w:lvlText w:val="%2、"/>
+      <w:lvlJc w:val="left"/>
+      <w:pPr>
+        <w:ind w:left="960" w:hanging="480"/>
+      </w:pPr>
+    </w:lvl>
+    <w:lvl w:ilvl="2" w:tplc="0409001B" w:tentative="1">
+      <w:start w:val="1"/>
+      <w:numFmt w:val="lowerRoman"/>
+      <w:lvlText w:val="%3."/>
+      <w:lvlJc w:val="right"/>
+      <w:pPr>
+        <w:ind w:left="1440" w:hanging="480"/>
+      </w:pPr>
+    </w:lvl>
+    <w:lvl w:ilvl="3" w:tplc="0409000F" w:tentative="1">
+      <w:start w:val="1"/>
+      <w:numFmt w:val="decimal"/>
+      <w:lvlText w:val="%4."/>
+      <w:lvlJc w:val="left"/>
+      <w:pPr>
+        <w:ind w:left="1920" w:hanging="480"/>
+      </w:pPr>
+    </w:lvl>
+    <w:lvl w:ilvl="4" w:tplc="04090019" w:tentative="1">
+      <w:start w:val="1"/>
+      <w:numFmt w:val="ideographTraditional"/>
+      <w:lvlText w:val="%5、"/>
+      <w:lvlJc w:val="left"/>
+      <w:pPr>
+        <w:ind w:left="2400" w:hanging="480"/>
+      </w:pPr>
+    </w:lvl>
+    <w:lvl w:ilvl="5" w:tplc="0409001B" w:tentative="1">
+      <w:start w:val="1"/>
+      <w:numFmt w:val="lowerRoman"/>
+      <w:lvlText w:val="%6."/>
+      <w:lvlJc w:val="right"/>
+      <w:pPr>
+        <w:ind w:left="2880" w:hanging="480"/>
+      </w:pPr>
+    </w:lvl>
+    <w:lvl w:ilvl="6" w:tplc="0409000F" w:tentative="1">
+      <w:start w:val="1"/>
+      <w:numFmt w:val="decimal"/>
+      <w:lvlText w:val="%7."/>
+      <w:lvlJc w:val="left"/>
+      <w:pPr>
+        <w:ind w:left="3360" w:hanging="480"/>
+      </w:pPr>
+    </w:lvl>
+    <w:lvl w:ilvl="7" w:tplc="04090019" w:tentative="1">
+      <w:start w:val="1"/>
+      <w:numFmt w:val="ideographTraditional"/>
+      <w:lvlText w:val="%8、"/>
+      <w:lvlJc w:val="left"/>
+      <w:pPr>
+        <w:ind w:left="3840" w:hanging="480"/>
+      </w:pPr>
+    </w:lvl>
+    <w:lvl w:ilvl="8" w:tplc="0409001B" w:tentative="1">
+      <w:start w:val="1"/>
+      <w:numFmt w:val="lowerRoman"/>
+      <w:lvlText w:val="%9."/>
+      <w:lvlJc w:val="right"/>
+      <w:pPr>
+        <w:ind w:left="4320" w:hanging="480"/>
+      </w:pPr>
+    </w:lvl>
+  </w:abstractNum>
+  <w:abstractNum w:abstractNumId="2" w15:restartNumberingAfterBreak="0">
     <w:nsid w:val="16FB5BC5"/>
     <w:multiLevelType w:val="hybridMultilevel"/>
     <w:tmpl w:val="CDB2D14E"/>
@@ -8015,7 +8682,7 @@
       </w:pPr>
     </w:lvl>
   </w:abstractNum>
-  <w:abstractNum w:abstractNumId="2" w15:restartNumberingAfterBreak="0">
+  <w:abstractNum w:abstractNumId="3" w15:restartNumberingAfterBreak="0">
     <w:nsid w:val="17362360"/>
     <w:multiLevelType w:val="hybridMultilevel"/>
     <w:tmpl w:val="B75CBD7E"/>
@@ -8104,7 +8771,96 @@
       </w:pPr>
     </w:lvl>
   </w:abstractNum>
-  <w:abstractNum w:abstractNumId="3" w15:restartNumberingAfterBreak="0">
+  <w:abstractNum w:abstractNumId="4" w15:restartNumberingAfterBreak="0">
+    <w:nsid w:val="19CE214F"/>
+    <w:multiLevelType w:val="hybridMultilevel"/>
+    <w:tmpl w:val="0D0A96B6"/>
+    <w:lvl w:ilvl="0" w:tplc="C4E61F60">
+      <w:start w:val="1"/>
+      <w:numFmt w:val="upperLetter"/>
+      <w:lvlText w:val="(%1)"/>
+      <w:lvlJc w:val="left"/>
+      <w:pPr>
+        <w:ind w:left="360" w:hanging="360"/>
+      </w:pPr>
+      <w:rPr>
+        <w:rFonts w:hint="default"/>
+      </w:rPr>
+    </w:lvl>
+    <w:lvl w:ilvl="1" w:tplc="04090019" w:tentative="1">
+      <w:start w:val="1"/>
+      <w:numFmt w:val="ideographTraditional"/>
+      <w:lvlText w:val="%2、"/>
+      <w:lvlJc w:val="left"/>
+      <w:pPr>
+        <w:ind w:left="960" w:hanging="480"/>
+      </w:pPr>
+    </w:lvl>
+    <w:lvl w:ilvl="2" w:tplc="0409001B" w:tentative="1">
+      <w:start w:val="1"/>
+      <w:numFmt w:val="lowerRoman"/>
+      <w:lvlText w:val="%3."/>
+      <w:lvlJc w:val="right"/>
+      <w:pPr>
+        <w:ind w:left="1440" w:hanging="480"/>
+      </w:pPr>
+    </w:lvl>
+    <w:lvl w:ilvl="3" w:tplc="0409000F" w:tentative="1">
+      <w:start w:val="1"/>
+      <w:numFmt w:val="decimal"/>
+      <w:lvlText w:val="%4."/>
+      <w:lvlJc w:val="left"/>
+      <w:pPr>
+        <w:ind w:left="1920" w:hanging="480"/>
+      </w:pPr>
+    </w:lvl>
+    <w:lvl w:ilvl="4" w:tplc="04090019" w:tentative="1">
+      <w:start w:val="1"/>
+      <w:numFmt w:val="ideographTraditional"/>
+      <w:lvlText w:val="%5、"/>
+      <w:lvlJc w:val="left"/>
+      <w:pPr>
+        <w:ind w:left="2400" w:hanging="480"/>
+      </w:pPr>
+    </w:lvl>
+    <w:lvl w:ilvl="5" w:tplc="0409001B" w:tentative="1">
+      <w:start w:val="1"/>
+      <w:numFmt w:val="lowerRoman"/>
+      <w:lvlText w:val="%6."/>
+      <w:lvlJc w:val="right"/>
+      <w:pPr>
+        <w:ind w:left="2880" w:hanging="480"/>
+      </w:pPr>
+    </w:lvl>
+    <w:lvl w:ilvl="6" w:tplc="0409000F" w:tentative="1">
+      <w:start w:val="1"/>
+      <w:numFmt w:val="decimal"/>
+      <w:lvlText w:val="%7."/>
+      <w:lvlJc w:val="left"/>
+      <w:pPr>
+        <w:ind w:left="3360" w:hanging="480"/>
+      </w:pPr>
+    </w:lvl>
+    <w:lvl w:ilvl="7" w:tplc="04090019" w:tentative="1">
+      <w:start w:val="1"/>
+      <w:numFmt w:val="ideographTraditional"/>
+      <w:lvlText w:val="%8、"/>
+      <w:lvlJc w:val="left"/>
+      <w:pPr>
+        <w:ind w:left="3840" w:hanging="480"/>
+      </w:pPr>
+    </w:lvl>
+    <w:lvl w:ilvl="8" w:tplc="0409001B" w:tentative="1">
+      <w:start w:val="1"/>
+      <w:numFmt w:val="lowerRoman"/>
+      <w:lvlText w:val="%9."/>
+      <w:lvlJc w:val="right"/>
+      <w:pPr>
+        <w:ind w:left="4320" w:hanging="480"/>
+      </w:pPr>
+    </w:lvl>
+  </w:abstractNum>
+  <w:abstractNum w:abstractNumId="5" w15:restartNumberingAfterBreak="0">
     <w:nsid w:val="1CAA4EE6"/>
     <w:multiLevelType w:val="hybridMultilevel"/>
     <w:tmpl w:val="D03042A6"/>
@@ -8193,7 +8949,7 @@
       </w:pPr>
     </w:lvl>
   </w:abstractNum>
-  <w:abstractNum w:abstractNumId="4" w15:restartNumberingAfterBreak="0">
+  <w:abstractNum w:abstractNumId="6" w15:restartNumberingAfterBreak="0">
     <w:nsid w:val="1CE6612B"/>
     <w:multiLevelType w:val="hybridMultilevel"/>
     <w:tmpl w:val="150CB5D8"/>
@@ -8282,7 +9038,7 @@
       </w:pPr>
     </w:lvl>
   </w:abstractNum>
-  <w:abstractNum w:abstractNumId="5" w15:restartNumberingAfterBreak="0">
+  <w:abstractNum w:abstractNumId="7" w15:restartNumberingAfterBreak="0">
     <w:nsid w:val="22B002D7"/>
     <w:multiLevelType w:val="hybridMultilevel"/>
     <w:tmpl w:val="61FC8AEC"/>
@@ -8371,7 +9127,7 @@
       </w:pPr>
     </w:lvl>
   </w:abstractNum>
-  <w:abstractNum w:abstractNumId="6" w15:restartNumberingAfterBreak="0">
+  <w:abstractNum w:abstractNumId="8" w15:restartNumberingAfterBreak="0">
     <w:nsid w:val="30697B34"/>
     <w:multiLevelType w:val="hybridMultilevel"/>
     <w:tmpl w:val="760E81A8"/>
@@ -8460,7 +9216,7 @@
       </w:pPr>
     </w:lvl>
   </w:abstractNum>
-  <w:abstractNum w:abstractNumId="7" w15:restartNumberingAfterBreak="0">
+  <w:abstractNum w:abstractNumId="9" w15:restartNumberingAfterBreak="0">
     <w:nsid w:val="39496F00"/>
     <w:multiLevelType w:val="hybridMultilevel"/>
     <w:tmpl w:val="6C6CE0AC"/>
@@ -8549,7 +9305,7 @@
       </w:pPr>
     </w:lvl>
   </w:abstractNum>
-  <w:abstractNum w:abstractNumId="8" w15:restartNumberingAfterBreak="0">
+  <w:abstractNum w:abstractNumId="10" w15:restartNumberingAfterBreak="0">
     <w:nsid w:val="400F352D"/>
     <w:multiLevelType w:val="hybridMultilevel"/>
     <w:tmpl w:val="18C0E9BA"/>
@@ -8638,7 +9394,7 @@
       </w:pPr>
     </w:lvl>
   </w:abstractNum>
-  <w:abstractNum w:abstractNumId="9" w15:restartNumberingAfterBreak="0">
+  <w:abstractNum w:abstractNumId="11" w15:restartNumberingAfterBreak="0">
     <w:nsid w:val="4FB509B0"/>
     <w:multiLevelType w:val="hybridMultilevel"/>
     <w:tmpl w:val="8604D55E"/>
@@ -8727,7 +9483,7 @@
       </w:pPr>
     </w:lvl>
   </w:abstractNum>
-  <w:abstractNum w:abstractNumId="10" w15:restartNumberingAfterBreak="0">
+  <w:abstractNum w:abstractNumId="12" w15:restartNumberingAfterBreak="0">
     <w:nsid w:val="53005D9A"/>
     <w:multiLevelType w:val="hybridMultilevel"/>
     <w:tmpl w:val="6F1E60CE"/>
@@ -8816,7 +9572,7 @@
       </w:pPr>
     </w:lvl>
   </w:abstractNum>
-  <w:abstractNum w:abstractNumId="11" w15:restartNumberingAfterBreak="0">
+  <w:abstractNum w:abstractNumId="13" w15:restartNumberingAfterBreak="0">
     <w:nsid w:val="5495135A"/>
     <w:multiLevelType w:val="hybridMultilevel"/>
     <w:tmpl w:val="AA88B466"/>
@@ -8905,7 +9661,7 @@
       </w:pPr>
     </w:lvl>
   </w:abstractNum>
-  <w:abstractNum w:abstractNumId="12" w15:restartNumberingAfterBreak="0">
+  <w:abstractNum w:abstractNumId="14" w15:restartNumberingAfterBreak="0">
     <w:nsid w:val="5B69241D"/>
     <w:multiLevelType w:val="hybridMultilevel"/>
     <w:tmpl w:val="B59462EA"/>
@@ -8994,7 +9750,7 @@
       </w:pPr>
     </w:lvl>
   </w:abstractNum>
-  <w:abstractNum w:abstractNumId="13" w15:restartNumberingAfterBreak="0">
+  <w:abstractNum w:abstractNumId="15" w15:restartNumberingAfterBreak="0">
     <w:nsid w:val="647A59BB"/>
     <w:multiLevelType w:val="hybridMultilevel"/>
     <w:tmpl w:val="B6ECFFB6"/>
@@ -9083,7 +9839,7 @@
       </w:pPr>
     </w:lvl>
   </w:abstractNum>
-  <w:abstractNum w:abstractNumId="14" w15:restartNumberingAfterBreak="0">
+  <w:abstractNum w:abstractNumId="16" w15:restartNumberingAfterBreak="0">
     <w:nsid w:val="73DC2168"/>
     <w:multiLevelType w:val="hybridMultilevel"/>
     <w:tmpl w:val="E56C0A66"/>
@@ -9172,7 +9928,7 @@
       </w:pPr>
     </w:lvl>
   </w:abstractNum>
-  <w:abstractNum w:abstractNumId="15" w15:restartNumberingAfterBreak="0">
+  <w:abstractNum w:abstractNumId="17" w15:restartNumberingAfterBreak="0">
     <w:nsid w:val="775001FE"/>
     <w:multiLevelType w:val="hybridMultilevel"/>
     <w:tmpl w:val="D26051BC"/>
@@ -9261,7 +10017,7 @@
       </w:pPr>
     </w:lvl>
   </w:abstractNum>
-  <w:abstractNum w:abstractNumId="16" w15:restartNumberingAfterBreak="0">
+  <w:abstractNum w:abstractNumId="18" w15:restartNumberingAfterBreak="0">
     <w:nsid w:val="7B123881"/>
     <w:multiLevelType w:val="hybridMultilevel"/>
     <w:tmpl w:val="A59E4332"/>
@@ -9350,7 +10106,7 @@
       </w:pPr>
     </w:lvl>
   </w:abstractNum>
-  <w:abstractNum w:abstractNumId="17" w15:restartNumberingAfterBreak="0">
+  <w:abstractNum w:abstractNumId="19" w15:restartNumberingAfterBreak="0">
     <w:nsid w:val="7D8370E3"/>
     <w:multiLevelType w:val="hybridMultilevel"/>
     <w:tmpl w:val="706C694C"/>
@@ -9439,59 +10195,65 @@
       </w:pPr>
     </w:lvl>
   </w:abstractNum>
-  <w:num w:numId="1" w16cid:durableId="616715342">
+  <w:num w:numId="1">
+    <w:abstractNumId w:val="13"/>
+  </w:num>
+  <w:num w:numId="2">
+    <w:abstractNumId w:val="17"/>
+  </w:num>
+  <w:num w:numId="3">
+    <w:abstractNumId w:val="3"/>
+  </w:num>
+  <w:num w:numId="4">
+    <w:abstractNumId w:val="18"/>
+  </w:num>
+  <w:num w:numId="5">
+    <w:abstractNumId w:val="9"/>
+  </w:num>
+  <w:num w:numId="6">
+    <w:abstractNumId w:val="10"/>
+  </w:num>
+  <w:num w:numId="7">
+    <w:abstractNumId w:val="7"/>
+  </w:num>
+  <w:num w:numId="8">
+    <w:abstractNumId w:val="12"/>
+  </w:num>
+  <w:num w:numId="9">
+    <w:abstractNumId w:val="8"/>
+  </w:num>
+  <w:num w:numId="10">
     <w:abstractNumId w:val="11"/>
   </w:num>
-  <w:num w:numId="2" w16cid:durableId="99885614">
+  <w:num w:numId="11">
+    <w:abstractNumId w:val="14"/>
+  </w:num>
+  <w:num w:numId="12">
+    <w:abstractNumId w:val="19"/>
+  </w:num>
+  <w:num w:numId="13">
+    <w:abstractNumId w:val="16"/>
+  </w:num>
+  <w:num w:numId="14">
     <w:abstractNumId w:val="15"/>
   </w:num>
-  <w:num w:numId="3" w16cid:durableId="1486553135">
+  <w:num w:numId="15">
+    <w:abstractNumId w:val="6"/>
+  </w:num>
+  <w:num w:numId="16">
     <w:abstractNumId w:val="2"/>
   </w:num>
-  <w:num w:numId="4" w16cid:durableId="816991135">
-    <w:abstractNumId w:val="16"/>
-  </w:num>
-  <w:num w:numId="5" w16cid:durableId="240798626">
-    <w:abstractNumId w:val="7"/>
-  </w:num>
-  <w:num w:numId="6" w16cid:durableId="1784032129">
-    <w:abstractNumId w:val="8"/>
-  </w:num>
-  <w:num w:numId="7" w16cid:durableId="1593200633">
+  <w:num w:numId="17">
     <w:abstractNumId w:val="5"/>
   </w:num>
-  <w:num w:numId="8" w16cid:durableId="245456128">
-    <w:abstractNumId w:val="10"/>
+  <w:num w:numId="18">
+    <w:abstractNumId w:val="0"/>
   </w:num>
-  <w:num w:numId="9" w16cid:durableId="1983923952">
-    <w:abstractNumId w:val="6"/>
-  </w:num>
-  <w:num w:numId="10" w16cid:durableId="134952385">
-    <w:abstractNumId w:val="9"/>
-  </w:num>
-  <w:num w:numId="11" w16cid:durableId="388768047">
-    <w:abstractNumId w:val="12"/>
-  </w:num>
-  <w:num w:numId="12" w16cid:durableId="14306679">
-    <w:abstractNumId w:val="17"/>
-  </w:num>
-  <w:num w:numId="13" w16cid:durableId="493181370">
-    <w:abstractNumId w:val="14"/>
-  </w:num>
-  <w:num w:numId="14" w16cid:durableId="1789156228">
-    <w:abstractNumId w:val="13"/>
-  </w:num>
-  <w:num w:numId="15" w16cid:durableId="2032103618">
+  <w:num w:numId="19">
     <w:abstractNumId w:val="4"/>
   </w:num>
-  <w:num w:numId="16" w16cid:durableId="1956133412">
+  <w:num w:numId="20">
     <w:abstractNumId w:val="1"/>
-  </w:num>
-  <w:num w:numId="17" w16cid:durableId="807239516">
-    <w:abstractNumId w:val="3"/>
-  </w:num>
-  <w:num w:numId="18" w16cid:durableId="294063034">
-    <w:abstractNumId w:val="0"/>
   </w:num>
 </w:numbering>
 </file>

--- a/碩一/TOEIC/介係詞代名詞.docx
+++ b/碩一/TOEIC/介係詞代名詞.docx
@@ -1,12 +1,14 @@
 
 <file path=word/document.xml><?xml version="1.0" encoding="utf-8"?>
-<w:document xmlns:wpc="http://schemas.microsoft.com/office/word/2010/wordprocessingCanvas" xmlns:cx="http://schemas.microsoft.com/office/drawing/2014/chartex" xmlns:cx1="http://schemas.microsoft.com/office/drawing/2015/9/8/chartex" xmlns:cx2="http://schemas.microsoft.com/office/drawing/2015/10/21/chartex" xmlns:cx3="http://schemas.microsoft.com/office/drawing/2016/5/9/chartex" xmlns:cx4="http://schemas.microsoft.com/office/drawing/2016/5/10/chartex" xmlns:cx5="http://schemas.microsoft.com/office/drawing/2016/5/11/chartex" xmlns:cx6="http://schemas.microsoft.com/office/drawing/2016/5/12/chartex" xmlns:cx7="http://schemas.microsoft.com/office/drawing/2016/5/13/chartex" xmlns:cx8="http://schemas.microsoft.com/office/drawing/2016/5/14/chartex" xmlns:mc="http://schemas.openxmlformats.org/markup-compatibility/2006" xmlns:aink="http://schemas.microsoft.com/office/drawing/2016/ink" xmlns:am3d="http://schemas.microsoft.com/office/drawing/2017/model3d" xmlns:o="urn:schemas-microsoft-com:office:office" xmlns:r="http://schemas.openxmlformats.org/officeDocument/2006/relationships" xmlns:m="http://schemas.openxmlformats.org/officeDocument/2006/math" xmlns:v="urn:schemas-microsoft-com:vml" xmlns:wp14="http://schemas.microsoft.com/office/word/2010/wordprocessingDrawing" xmlns:wp="http://schemas.openxmlformats.org/drawingml/2006/wordprocessingDrawing" xmlns:w10="urn:schemas-microsoft-com:office:word" xmlns:w="http://schemas.openxmlformats.org/wordprocessingml/2006/main" xmlns:w14="http://schemas.microsoft.com/office/word/2010/wordml" xmlns:w15="http://schemas.microsoft.com/office/word/2012/wordml" xmlns:w16cex="http://schemas.microsoft.com/office/word/2018/wordml/cex" xmlns:w16cid="http://schemas.microsoft.com/office/word/2016/wordml/cid" xmlns:w16="http://schemas.microsoft.com/office/word/2018/wordml" xmlns:w16sdtdh="http://schemas.microsoft.com/office/word/2020/wordml/sdtdatahash" xmlns:w16se="http://schemas.microsoft.com/office/word/2015/wordml/symex" xmlns:wpg="http://schemas.microsoft.com/office/word/2010/wordprocessingGroup" xmlns:wpi="http://schemas.microsoft.com/office/word/2010/wordprocessingInk" xmlns:wne="http://schemas.microsoft.com/office/word/2006/wordml" xmlns:wps="http://schemas.microsoft.com/office/word/2010/wordprocessingShape" mc:Ignorable="w14 w15 w16se w16cid w16 w16cex w16sdtdh wp14">
+<w:document xmlns:wpc="http://schemas.microsoft.com/office/word/2010/wordprocessingCanvas" xmlns:cx="http://schemas.microsoft.com/office/drawing/2014/chartex" xmlns:cx1="http://schemas.microsoft.com/office/drawing/2015/9/8/chartex" xmlns:cx2="http://schemas.microsoft.com/office/drawing/2015/10/21/chartex" xmlns:cx3="http://schemas.microsoft.com/office/drawing/2016/5/9/chartex" xmlns:cx4="http://schemas.microsoft.com/office/drawing/2016/5/10/chartex" xmlns:cx5="http://schemas.microsoft.com/office/drawing/2016/5/11/chartex" xmlns:cx6="http://schemas.microsoft.com/office/drawing/2016/5/12/chartex" xmlns:cx7="http://schemas.microsoft.com/office/drawing/2016/5/13/chartex" xmlns:cx8="http://schemas.microsoft.com/office/drawing/2016/5/14/chartex" xmlns:mc="http://schemas.openxmlformats.org/markup-compatibility/2006" xmlns:aink="http://schemas.microsoft.com/office/drawing/2016/ink" xmlns:am3d="http://schemas.microsoft.com/office/drawing/2017/model3d" xmlns:o="urn:schemas-microsoft-com:office:office" xmlns:oel="http://schemas.microsoft.com/office/2019/extlst" xmlns:r="http://schemas.openxmlformats.org/officeDocument/2006/relationships" xmlns:m="http://schemas.openxmlformats.org/officeDocument/2006/math" xmlns:v="urn:schemas-microsoft-com:vml" xmlns:wp14="http://schemas.microsoft.com/office/word/2010/wordprocessingDrawing" xmlns:wp="http://schemas.openxmlformats.org/drawingml/2006/wordprocessingDrawing" xmlns:w10="urn:schemas-microsoft-com:office:word" xmlns:w="http://schemas.openxmlformats.org/wordprocessingml/2006/main" xmlns:w14="http://schemas.microsoft.com/office/word/2010/wordml" xmlns:w15="http://schemas.microsoft.com/office/word/2012/wordml" xmlns:w16cex="http://schemas.microsoft.com/office/word/2018/wordml/cex" xmlns:w16cid="http://schemas.microsoft.com/office/word/2016/wordml/cid" xmlns:w16="http://schemas.microsoft.com/office/word/2018/wordml" xmlns:w16du="http://schemas.microsoft.com/office/word/2023/wordml/word16du" xmlns:w16sdtdh="http://schemas.microsoft.com/office/word/2020/wordml/sdtdatahash" xmlns:w16se="http://schemas.microsoft.com/office/word/2015/wordml/symex" xmlns:wpg="http://schemas.microsoft.com/office/word/2010/wordprocessingGroup" xmlns:wpi="http://schemas.microsoft.com/office/word/2010/wordprocessingInk" xmlns:wne="http://schemas.microsoft.com/office/word/2006/wordml" xmlns:wps="http://schemas.microsoft.com/office/word/2010/wordprocessingShape" mc:Ignorable="w14 w15 w16se w16cid w16 w16cex w16sdtdh wp14">
   <w:body>
     <w:p>
+      <w:proofErr w:type="spellStart"/>
       <w:proofErr w:type="gramStart"/>
       <w:r>
         <w:t>We,re</w:t>
       </w:r>
+      <w:proofErr w:type="spellEnd"/>
       <w:proofErr w:type="gramEnd"/>
       <w:r>
         <w:t xml:space="preserve"> conveniently located on 1</w:t>
@@ -578,10 +580,12 @@
       <w:r>
         <w:t xml:space="preserve">The team was behind </w:t>
       </w:r>
+      <w:proofErr w:type="spellStart"/>
       <w:proofErr w:type="gramStart"/>
       <w:r>
         <w:t>schedule,they</w:t>
       </w:r>
+      <w:proofErr w:type="spellEnd"/>
       <w:proofErr w:type="gramEnd"/>
       <w:r>
         <w:t xml:space="preserve"> worked collaboratively together and managed to meet the deadline. (A)Nevertheless</w:t>
@@ -1106,9 +1110,11 @@
       </w:r>
     </w:p>
     <w:p>
+      <w:proofErr w:type="spellStart"/>
       <w:r>
         <w:t>ly</w:t>
       </w:r>
+      <w:proofErr w:type="spellEnd"/>
       <w:r>
         <w:rPr>
           <w:rFonts w:hint="eastAsia"/>
@@ -1139,6 +1145,7 @@
         </w:rPr>
         <w:t>、</w:t>
       </w:r>
+      <w:proofErr w:type="spellStart"/>
       <w:r>
         <w:rPr>
           <w:rFonts w:hint="eastAsia"/>
@@ -1148,6 +1155,7 @@
       <w:r>
         <w:t>he+N</w:t>
       </w:r>
+      <w:proofErr w:type="spellEnd"/>
     </w:p>
     <w:p>
       <w:r>
@@ -1243,10 +1251,12 @@
         </w:rPr>
         <w:t>:</w:t>
       </w:r>
+      <w:proofErr w:type="spellStart"/>
       <w:proofErr w:type="gramStart"/>
       <w:r>
         <w:t>Initially,I</w:t>
       </w:r>
+      <w:proofErr w:type="spellEnd"/>
       <w:proofErr w:type="gramEnd"/>
       <w:r>
         <w:t xml:space="preserve"> wanted to go to Taipei.</w:t>
@@ -1258,10 +1268,12 @@
       <w:r>
         <w:t xml:space="preserve">To ensure personal </w:t>
       </w:r>
+      <w:proofErr w:type="spellStart"/>
       <w:proofErr w:type="gramStart"/>
       <w:r>
         <w:t>hygiene,wipe</w:t>
       </w:r>
+      <w:proofErr w:type="spellEnd"/>
       <w:proofErr w:type="gramEnd"/>
       <w:r>
         <w:t xml:space="preserve"> the surface of your mobile phone with a </w:t>
@@ -1428,6 +1440,7 @@
       </w:r>
     </w:p>
     <w:p>
+      <w:proofErr w:type="spellStart"/>
       <w:r>
         <w:rPr>
           <w:rFonts w:hint="eastAsia"/>
@@ -1435,17 +1448,26 @@
         <w:t>A</w:t>
       </w:r>
       <w:r>
-        <w:t xml:space="preserve">dj+Adj+N </w:t>
-      </w:r>
-    </w:p>
-    <w:p>
+        <w:t>dj+Adj+N</w:t>
+      </w:r>
+      <w:proofErr w:type="spellEnd"/>
+      <w:r>
+        <w:t xml:space="preserve"> </w:t>
+      </w:r>
+    </w:p>
+    <w:p>
+      <w:proofErr w:type="spellStart"/>
       <w:proofErr w:type="gramStart"/>
       <w:r>
         <w:t>Ex:It</w:t>
       </w:r>
       <w:proofErr w:type="gramEnd"/>
       <w:r>
-        <w:t>,s a cold and wet day.</w:t>
+        <w:t>,s</w:t>
+      </w:r>
+      <w:proofErr w:type="spellEnd"/>
+      <w:r>
+        <w:t xml:space="preserve"> a cold and wet day.</w:t>
       </w:r>
     </w:p>
     <w:p>
@@ -1472,19 +1494,34 @@
       </w:r>
     </w:p>
     <w:p>
-      <w:r>
-        <w:t>Adj+en -&gt;v</w:t>
+      <w:proofErr w:type="spellStart"/>
+      <w:r>
+        <w:t>Adj+en</w:t>
+      </w:r>
+      <w:proofErr w:type="spellEnd"/>
+      <w:r>
+        <w:t xml:space="preserve"> -&gt;v</w:t>
       </w:r>
     </w:p>
     <w:p/>
     <w:p>
       <w:r>
-        <w:t xml:space="preserve">Research shows that constant self improvements are the best ways to ensure </w:t>
-      </w:r>
+        <w:t xml:space="preserve">Research shows that constant </w:t>
+      </w:r>
+      <w:proofErr w:type="spellStart"/>
+      <w:r>
+        <w:t>self improvements</w:t>
+      </w:r>
+      <w:proofErr w:type="spellEnd"/>
+      <w:r>
+        <w:t xml:space="preserve"> are the best ways to ensure </w:t>
+      </w:r>
+      <w:proofErr w:type="spellStart"/>
       <w:proofErr w:type="gramStart"/>
       <w:r>
         <w:t>one,s</w:t>
       </w:r>
+      <w:proofErr w:type="spellEnd"/>
       <w:proofErr w:type="gramEnd"/>
       <w:r>
         <w:t xml:space="preserve"> career development in </w:t>
@@ -1595,8 +1632,13 @@
         <w:t>)</w:t>
       </w:r>
       <w:r>
-        <w:t>+Adv+Adj+N</w:t>
-      </w:r>
+        <w:t>+</w:t>
+      </w:r>
+      <w:proofErr w:type="spellStart"/>
+      <w:r>
+        <w:t>Adv+Adj+N</w:t>
+      </w:r>
+      <w:proofErr w:type="spellEnd"/>
       <w:r>
         <w:rPr>
           <w:rFonts w:hint="eastAsia"/>
@@ -1623,8 +1665,13 @@
     </w:p>
     <w:p>
       <w:r>
-        <w:t>-ive</w:t>
-      </w:r>
+        <w:t>-</w:t>
+      </w:r>
+      <w:proofErr w:type="spellStart"/>
+      <w:r>
+        <w:t>ive</w:t>
+      </w:r>
+      <w:proofErr w:type="spellEnd"/>
       <w:r>
         <w:rPr>
           <w:rFonts w:hint="eastAsia"/>
@@ -1669,6 +1716,7 @@
         </w:rPr>
         <w:t>持續的、</w:t>
       </w:r>
+      <w:proofErr w:type="spellStart"/>
       <w:r>
         <w:rPr>
           <w:rFonts w:hint="eastAsia"/>
@@ -1676,7 +1724,11 @@
         <w:t>s</w:t>
       </w:r>
       <w:r>
-        <w:t xml:space="preserve">elf improvements </w:t>
+        <w:t>elf improvements</w:t>
+      </w:r>
+      <w:proofErr w:type="spellEnd"/>
+      <w:r>
+        <w:t xml:space="preserve"> </w:t>
       </w:r>
       <w:r>
         <w:rPr>
@@ -1805,16 +1857,29 @@
         </w:rPr>
         <w:t>:</w:t>
       </w:r>
+      <w:proofErr w:type="spellStart"/>
       <w:r>
         <w:t>WhQ+S+</w:t>
       </w:r>
       <w:proofErr w:type="gramStart"/>
       <w:r>
-        <w:t>V :</w:t>
+        <w:t>V</w:t>
+      </w:r>
+      <w:proofErr w:type="spellEnd"/>
+      <w:r>
+        <w:t xml:space="preserve"> :</w:t>
       </w:r>
       <w:proofErr w:type="gramEnd"/>
       <w:r>
-        <w:t xml:space="preserve"> I don,t know where I should go.</w:t>
+        <w:t xml:space="preserve"> I </w:t>
+      </w:r>
+      <w:proofErr w:type="spellStart"/>
+      <w:r>
+        <w:t>don,t</w:t>
+      </w:r>
+      <w:proofErr w:type="spellEnd"/>
+      <w:r>
+        <w:t xml:space="preserve"> know where I should go.</w:t>
       </w:r>
     </w:p>
     <w:p>
@@ -1830,8 +1895,13 @@
         </w:rPr>
         <w:t>:</w:t>
       </w:r>
-      <w:r>
-        <w:t xml:space="preserve">WhQ+to </w:t>
+      <w:proofErr w:type="spellStart"/>
+      <w:r>
+        <w:t>WhQ+to</w:t>
+      </w:r>
+      <w:proofErr w:type="spellEnd"/>
+      <w:r>
+        <w:t xml:space="preserve"> </w:t>
       </w:r>
       <w:proofErr w:type="gramStart"/>
       <w:r>
@@ -1839,7 +1909,15 @@
       </w:r>
       <w:proofErr w:type="gramEnd"/>
       <w:r>
-        <w:t xml:space="preserve"> don,t know where to go.</w:t>
+        <w:t xml:space="preserve"> </w:t>
+      </w:r>
+      <w:proofErr w:type="spellStart"/>
+      <w:r>
+        <w:t>don,t</w:t>
+      </w:r>
+      <w:proofErr w:type="spellEnd"/>
+      <w:r>
+        <w:t xml:space="preserve"> know where to go.</w:t>
       </w:r>
     </w:p>
     <w:p/>
@@ -1859,10 +1937,12 @@
       <w:r>
         <w:t xml:space="preserve"> the train </w:t>
       </w:r>
+      <w:proofErr w:type="spellStart"/>
       <w:proofErr w:type="gramStart"/>
       <w:r>
         <w:t>left,or</w:t>
       </w:r>
+      <w:proofErr w:type="spellEnd"/>
       <w:proofErr w:type="gramEnd"/>
       <w:r>
         <w:t xml:space="preserve"> we would have missed it. </w:t>
@@ -2000,10 +2080,12 @@
       <w:r>
         <w:t xml:space="preserve">After I closed my </w:t>
       </w:r>
+      <w:proofErr w:type="spellStart"/>
       <w:proofErr w:type="gramStart"/>
       <w:r>
         <w:t>door,then</w:t>
       </w:r>
+      <w:proofErr w:type="spellEnd"/>
       <w:proofErr w:type="gramEnd"/>
       <w:r>
         <w:t xml:space="preserve"> I drove off. </w:t>
@@ -2020,10 +2102,12 @@
         <w:lastRenderedPageBreak/>
         <w:t xml:space="preserve">When I woke up in the </w:t>
       </w:r>
+      <w:proofErr w:type="spellStart"/>
       <w:proofErr w:type="gramStart"/>
       <w:r>
         <w:t>morning,I</w:t>
       </w:r>
+      <w:proofErr w:type="spellEnd"/>
       <w:proofErr w:type="gramEnd"/>
       <w:r>
         <w:t xml:space="preserve"> started to think what I should record</w:t>
@@ -2130,8 +2214,13 @@
         </w:rPr>
         <w:t>+</w:t>
       </w:r>
-      <w:r>
-        <w:t>be+PP:</w:t>
+      <w:proofErr w:type="spellStart"/>
+      <w:r>
+        <w:t>be+PP</w:t>
+      </w:r>
+      <w:proofErr w:type="spellEnd"/>
+      <w:r>
+        <w:t>:</w:t>
       </w:r>
       <w:r>
         <w:rPr>
@@ -2211,13 +2300,23 @@
       <w:r>
         <w:t xml:space="preserve">he efforts of environmental protection </w:t>
       </w:r>
+      <w:proofErr w:type="spellStart"/>
       <w:proofErr w:type="gramStart"/>
       <w:r>
         <w:t>groups,the</w:t>
       </w:r>
+      <w:proofErr w:type="spellEnd"/>
       <w:proofErr w:type="gramEnd"/>
       <w:r>
-        <w:t xml:space="preserve"> legislation to ban diesel behicles did not pass. (A)But</w:t>
+        <w:t xml:space="preserve"> legislation to ban diesel </w:t>
+      </w:r>
+      <w:proofErr w:type="spellStart"/>
+      <w:r>
+        <w:t>behicles</w:t>
+      </w:r>
+      <w:proofErr w:type="spellEnd"/>
+      <w:r>
+        <w:t xml:space="preserve"> did not pass. (A)But</w:t>
       </w:r>
       <w:r>
         <w:rPr>
@@ -2517,13 +2616,26 @@
       <w:r>
         <w:t xml:space="preserve">There has been </w:t>
       </w:r>
+      <w:proofErr w:type="spellStart"/>
       <w:proofErr w:type="gramStart"/>
       <w:r>
-        <w:t>a  increase</w:t>
+        <w:t>a</w:t>
+      </w:r>
+      <w:proofErr w:type="spellEnd"/>
+      <w:r>
+        <w:t xml:space="preserve">  increase</w:t>
       </w:r>
       <w:proofErr w:type="gramEnd"/>
       <w:r>
-        <w:t xml:space="preserve"> in demand for housing,and that is what is keeping the prices from falling. (A</w:t>
+        <w:t xml:space="preserve"> in demand for </w:t>
+      </w:r>
+      <w:proofErr w:type="spellStart"/>
+      <w:r>
+        <w:t>housing,and</w:t>
+      </w:r>
+      <w:proofErr w:type="spellEnd"/>
+      <w:r>
+        <w:t xml:space="preserve"> that is what is keeping the prices from falling. (A</w:t>
       </w:r>
       <w:r>
         <w:rPr>
@@ -2611,10 +2723,16 @@
         <w:t>)</w:t>
       </w:r>
       <w:r>
-        <w:t>+Adv+Adj+N</w:t>
-      </w:r>
-    </w:p>
-    <w:p>
+        <w:t>+</w:t>
+      </w:r>
+      <w:proofErr w:type="spellStart"/>
+      <w:r>
+        <w:t>Adv+Adj+N</w:t>
+      </w:r>
+      <w:proofErr w:type="spellEnd"/>
+    </w:p>
+    <w:p>
+      <w:proofErr w:type="spellStart"/>
       <w:proofErr w:type="gramStart"/>
       <w:r>
         <w:rPr>
@@ -2625,6 +2743,7 @@
       <w:r>
         <w:t>x:A</w:t>
       </w:r>
+      <w:proofErr w:type="spellEnd"/>
       <w:proofErr w:type="gramEnd"/>
       <w:r>
         <w:t xml:space="preserve"> beautifully(adv)composed(adj)song(n).</w:t>
@@ -2637,6 +2756,7 @@
         </w:rPr>
         <w:t>只要有形容詞在，就不會選擇</w:t>
       </w:r>
+      <w:proofErr w:type="spellStart"/>
       <w:r>
         <w:rPr>
           <w:rFonts w:hint="eastAsia"/>
@@ -2644,7 +2764,11 @@
         <w:t>i</w:t>
       </w:r>
       <w:r>
-        <w:t>ng(</w:t>
+        <w:t>ng</w:t>
+      </w:r>
+      <w:proofErr w:type="spellEnd"/>
+      <w:r>
+        <w:t>(</w:t>
       </w:r>
       <w:r>
         <w:rPr>
@@ -2788,8 +2912,13 @@
     </w:p>
     <w:p/>
     <w:p>
-      <w:r>
-        <w:t xml:space="preserve">CEO:Chief Executive Office </w:t>
+      <w:proofErr w:type="spellStart"/>
+      <w:r>
+        <w:t>CEO:Chief</w:t>
+      </w:r>
+      <w:proofErr w:type="spellEnd"/>
+      <w:r>
+        <w:t xml:space="preserve"> Executive Office </w:t>
       </w:r>
       <w:r>
         <w:rPr>
@@ -2800,16 +2929,19 @@
     </w:p>
     <w:p/>
     <w:p>
+      <w:proofErr w:type="spellStart"/>
       <w:r>
         <w:lastRenderedPageBreak/>
         <w:t>Adj+N</w:t>
       </w:r>
+      <w:proofErr w:type="spellEnd"/>
       <w:r>
         <w:rPr>
           <w:rFonts w:hint="eastAsia"/>
         </w:rPr>
         <w:t>，</w:t>
       </w:r>
+      <w:proofErr w:type="spellStart"/>
       <w:r>
         <w:rPr>
           <w:rFonts w:hint="eastAsia"/>
@@ -2817,7 +2949,11 @@
         <w:t>h</w:t>
       </w:r>
       <w:r>
-        <w:t>ign(adj)</w:t>
+        <w:t>ign</w:t>
+      </w:r>
+      <w:proofErr w:type="spellEnd"/>
+      <w:r>
+        <w:t>(adj)</w:t>
       </w:r>
       <w:r>
         <w:rPr>
@@ -2839,9 +2975,11 @@
         </w:rPr>
         <w:t>-</w:t>
       </w:r>
+      <w:proofErr w:type="spellStart"/>
       <w:r>
         <w:t>ancy</w:t>
       </w:r>
+      <w:proofErr w:type="spellEnd"/>
       <w:r>
         <w:rPr>
           <w:rFonts w:hint="eastAsia"/>
@@ -3233,6 +3371,7 @@
       </w:r>
     </w:p>
     <w:p>
+      <w:proofErr w:type="spellStart"/>
       <w:proofErr w:type="gramStart"/>
       <w:r>
         <w:rPr>
@@ -3243,9 +3382,18 @@
       <w:r>
         <w:t>x:You</w:t>
       </w:r>
+      <w:proofErr w:type="spellEnd"/>
       <w:proofErr w:type="gramEnd"/>
       <w:r>
-        <w:t>(S)work(v)hard so that(conj)you(s)can get</w:t>
+        <w:t>(S)work(v)hard so that(</w:t>
+      </w:r>
+      <w:proofErr w:type="spellStart"/>
+      <w:r>
+        <w:t>conj</w:t>
+      </w:r>
+      <w:proofErr w:type="spellEnd"/>
+      <w:r>
+        <w:t>)you(s)can get</w:t>
       </w:r>
       <w:r>
         <w:rPr>
@@ -3494,8 +3642,13 @@
     </w:p>
     <w:p>
       <w:r>
-        <w:t>“be”+Ving</w:t>
-      </w:r>
+        <w:t>“</w:t>
+      </w:r>
+      <w:proofErr w:type="spellStart"/>
+      <w:r>
+        <w:t>be”+Ving</w:t>
+      </w:r>
+      <w:proofErr w:type="spellEnd"/>
       <w:r>
         <w:rPr>
           <w:rFonts w:hint="eastAsia"/>
@@ -3540,8 +3693,13 @@
     </w:p>
     <w:p>
       <w:r>
-        <w:t>“be”+PP</w:t>
-      </w:r>
+        <w:t>“</w:t>
+      </w:r>
+      <w:proofErr w:type="spellStart"/>
+      <w:r>
+        <w:t>be”+PP</w:t>
+      </w:r>
+      <w:proofErr w:type="spellEnd"/>
       <w:r>
         <w:rPr>
           <w:rFonts w:hint="eastAsia"/>
@@ -3581,7 +3739,15 @@
         <w:t>b</w:t>
       </w:r>
       <w:r>
-        <w:t xml:space="preserve">e”+adv+Ving/PP :I am always improving myself </w:t>
+        <w:t>e”+</w:t>
+      </w:r>
+      <w:proofErr w:type="spellStart"/>
+      <w:r>
+        <w:t>adv+Ving</w:t>
+      </w:r>
+      <w:proofErr w:type="spellEnd"/>
+      <w:r>
+        <w:t xml:space="preserve">/PP :I am always improving myself </w:t>
       </w:r>
       <w:r>
         <w:rPr>
@@ -3593,8 +3759,13 @@
     <w:p/>
     <w:p>
       <w:r>
-        <w:t>-sm</w:t>
-      </w:r>
+        <w:t>-</w:t>
+      </w:r>
+      <w:proofErr w:type="spellStart"/>
+      <w:r>
+        <w:t>sm</w:t>
+      </w:r>
+      <w:proofErr w:type="spellEnd"/>
       <w:r>
         <w:rPr>
           <w:rFonts w:hint="eastAsia"/>
@@ -3737,9 +3908,11 @@
         </w:rPr>
         <w:t>+</w:t>
       </w:r>
+      <w:proofErr w:type="spellStart"/>
       <w:r>
         <w:t>adv+adj+N</w:t>
       </w:r>
+      <w:proofErr w:type="spellEnd"/>
       <w:r>
         <w:t>:</w:t>
       </w:r>
@@ -3879,10 +4052,12 @@
       <w:r>
         <w:t xml:space="preserve"> expressed his standpoint of building a wall to protect the </w:t>
       </w:r>
+      <w:proofErr w:type="spellStart"/>
       <w:proofErr w:type="gramStart"/>
       <w:r>
         <w:t>country,s</w:t>
       </w:r>
+      <w:proofErr w:type="spellEnd"/>
       <w:proofErr w:type="gramEnd"/>
       <w:r>
         <w:t xml:space="preserve"> border. (A)consequently</w:t>
@@ -3997,15 +4172,22 @@
       </w:r>
     </w:p>
     <w:p>
-      <w:r>
-        <w:t>S+Adv+V:</w:t>
-      </w:r>
-    </w:p>
-    <w:p>
+      <w:proofErr w:type="spellStart"/>
+      <w:r>
+        <w:t>S+Adv+V</w:t>
+      </w:r>
+      <w:proofErr w:type="spellEnd"/>
+      <w:r>
+        <w:t>:</w:t>
+      </w:r>
+    </w:p>
+    <w:p>
+      <w:proofErr w:type="spellStart"/>
       <w:proofErr w:type="gramStart"/>
       <w:r>
         <w:t>Ex:He</w:t>
       </w:r>
+      <w:proofErr w:type="spellEnd"/>
       <w:proofErr w:type="gramEnd"/>
       <w:r>
         <w:t xml:space="preserve"> quickly finished his job.</w:t>
@@ -4013,13 +4195,34 @@
     </w:p>
     <w:p/>
     <w:p>
+      <w:proofErr w:type="spellStart"/>
       <w:proofErr w:type="gramStart"/>
       <w:r>
         <w:t>Apparently:It</w:t>
       </w:r>
       <w:proofErr w:type="gramEnd"/>
       <w:r>
-        <w:t xml:space="preserve">,s cold and wet outside today.Apparently it,s a good idea to stay indoors. </w:t>
+        <w:t>,s</w:t>
+      </w:r>
+      <w:proofErr w:type="spellEnd"/>
+      <w:r>
+        <w:t xml:space="preserve"> cold and wet outside </w:t>
+      </w:r>
+      <w:proofErr w:type="spellStart"/>
+      <w:r>
+        <w:t>today.Apparently</w:t>
+      </w:r>
+      <w:proofErr w:type="spellEnd"/>
+      <w:r>
+        <w:t xml:space="preserve"> </w:t>
+      </w:r>
+      <w:proofErr w:type="spellStart"/>
+      <w:r>
+        <w:t>it,s</w:t>
+      </w:r>
+      <w:proofErr w:type="spellEnd"/>
+      <w:r>
+        <w:t xml:space="preserve"> a good idea to stay indoors. </w:t>
       </w:r>
       <w:r>
         <w:rPr>
@@ -4041,10 +4244,12 @@
       </w:r>
     </w:p>
     <w:p>
+      <w:proofErr w:type="spellStart"/>
       <w:proofErr w:type="gramStart"/>
       <w:r>
         <w:t>Meaningfully:The</w:t>
       </w:r>
+      <w:proofErr w:type="spellEnd"/>
       <w:proofErr w:type="gramEnd"/>
       <w:r>
         <w:t xml:space="preserve"> old lady used all her savings to meaningfully build a hospital.</w:t>
@@ -4060,6 +4265,7 @@
     </w:p>
     <w:p/>
     <w:p>
+      <w:proofErr w:type="spellStart"/>
       <w:proofErr w:type="gramStart"/>
       <w:r>
         <w:rPr>
@@ -4067,6 +4273,7 @@
         </w:rPr>
         <w:t>Richard,s</w:t>
       </w:r>
+      <w:proofErr w:type="spellEnd"/>
       <w:proofErr w:type="gramEnd"/>
       <w:r>
         <w:t xml:space="preserve"> </w:t>
@@ -4264,10 +4471,12 @@
       <w:r>
         <w:t xml:space="preserve">His professionalism earned him </w:t>
       </w:r>
+      <w:proofErr w:type="spellStart"/>
       <w:proofErr w:type="gramStart"/>
       <w:r>
         <w:t>everyone,s</w:t>
       </w:r>
+      <w:proofErr w:type="spellEnd"/>
       <w:proofErr w:type="gramEnd"/>
       <w:r>
         <w:t xml:space="preserve"> trust</w:t>
@@ -4298,12 +4507,25 @@
         <w:t>)</w:t>
       </w:r>
       <w:r>
-        <w:t>+Adj+N+prep+N:</w:t>
-      </w:r>
-    </w:p>
-    <w:p>
-      <w:r>
-        <w:t>Chris,s enthusiastic pursuit for value Chris</w:t>
+        <w:t>+</w:t>
+      </w:r>
+      <w:proofErr w:type="spellStart"/>
+      <w:r>
+        <w:t>Adj+N+prep+N</w:t>
+      </w:r>
+      <w:proofErr w:type="spellEnd"/>
+      <w:r>
+        <w:t>:</w:t>
+      </w:r>
+    </w:p>
+    <w:p>
+      <w:proofErr w:type="spellStart"/>
+      <w:r>
+        <w:t>Chris,s</w:t>
+      </w:r>
+      <w:proofErr w:type="spellEnd"/>
+      <w:r>
+        <w:t xml:space="preserve"> enthusiastic pursuit for value Chris</w:t>
       </w:r>
       <w:r>
         <w:rPr>
@@ -4413,9 +4635,11 @@
         </w:rPr>
         <w:t>-</w:t>
       </w:r>
+      <w:proofErr w:type="spellStart"/>
       <w:r>
         <w:t>ence</w:t>
       </w:r>
+      <w:proofErr w:type="spellEnd"/>
       <w:r>
         <w:rPr>
           <w:rFonts w:hint="eastAsia"/>
@@ -4445,9 +4669,11 @@
         </w:rPr>
         <w:t>-</w:t>
       </w:r>
+      <w:proofErr w:type="spellStart"/>
       <w:r>
         <w:t>ly</w:t>
       </w:r>
+      <w:proofErr w:type="spellEnd"/>
       <w:r>
         <w:rPr>
           <w:rFonts w:hint="eastAsia"/>
@@ -4475,9 +4701,11 @@
         </w:rPr>
         <w:t>-</w:t>
       </w:r>
+      <w:proofErr w:type="spellStart"/>
       <w:r>
         <w:t>ly</w:t>
       </w:r>
+      <w:proofErr w:type="spellEnd"/>
       <w:r>
         <w:rPr>
           <w:rFonts w:hint="eastAsia"/>
@@ -4548,10 +4776,12 @@
       <w:r>
         <w:t xml:space="preserve"> with your new product configuration, </w:t>
       </w:r>
+      <w:proofErr w:type="spellStart"/>
       <w:proofErr w:type="gramStart"/>
       <w:r>
         <w:t>don,t</w:t>
       </w:r>
+      <w:proofErr w:type="spellEnd"/>
       <w:proofErr w:type="gramEnd"/>
       <w:r>
         <w:t xml:space="preserve"> hesitate to call our toll-free number. </w:t>
@@ -4733,6 +4963,7 @@
       </w:r>
     </w:p>
     <w:p>
+      <w:proofErr w:type="spellStart"/>
       <w:r>
         <w:t>Hesitate</w:t>
       </w:r>
@@ -4743,7 +4974,11 @@
         <w:t>+t</w:t>
       </w:r>
       <w:r>
-        <w:t>o+</w:t>
+        <w:t>o</w:t>
+      </w:r>
+      <w:proofErr w:type="spellEnd"/>
+      <w:r>
+        <w:t>+</w:t>
       </w:r>
       <w:r>
         <w:rPr>
@@ -4762,8 +4997,13 @@
       </w:r>
     </w:p>
     <w:p>
-      <w:r>
-        <w:t>Don,t hesitate to go after your dreams</w:t>
+      <w:proofErr w:type="spellStart"/>
+      <w:r>
+        <w:t>Don,t</w:t>
+      </w:r>
+      <w:proofErr w:type="spellEnd"/>
+      <w:r>
+        <w:t xml:space="preserve"> hesitate to go after your dreams</w:t>
       </w:r>
       <w:r>
         <w:rPr>
@@ -4779,6 +5019,7 @@
       </w:r>
     </w:p>
     <w:p>
+      <w:proofErr w:type="spellStart"/>
       <w:r>
         <w:t>S+</w:t>
       </w:r>
@@ -4789,14 +5030,20 @@
         <w:t>V</w:t>
       </w:r>
       <w:r>
-        <w:t>+N+prep+N:</w:t>
-      </w:r>
-    </w:p>
-    <w:p>
+        <w:t>+N+prep+N</w:t>
+      </w:r>
+      <w:proofErr w:type="spellEnd"/>
+      <w:r>
+        <w:t>:</w:t>
+      </w:r>
+    </w:p>
+    <w:p>
+      <w:proofErr w:type="spellStart"/>
       <w:proofErr w:type="gramStart"/>
       <w:r>
         <w:t>ex:I</w:t>
       </w:r>
+      <w:proofErr w:type="spellEnd"/>
       <w:proofErr w:type="gramEnd"/>
       <w:r>
         <w:t xml:space="preserve"> </w:t>
@@ -4987,8 +5234,13 @@
         <w:t>t</w:t>
       </w:r>
       <w:r>
-        <w:t>ake “day”off</w:t>
-      </w:r>
+        <w:t>ake “</w:t>
+      </w:r>
+      <w:proofErr w:type="spellStart"/>
+      <w:r>
+        <w:t>day”off</w:t>
+      </w:r>
+      <w:proofErr w:type="spellEnd"/>
       <w:r>
         <w:rPr>
           <w:rFonts w:hint="eastAsia"/>
@@ -5041,6 +5293,7 @@
       </w:r>
     </w:p>
     <w:p>
+      <w:proofErr w:type="spellStart"/>
       <w:r>
         <w:rPr>
           <w:rFonts w:hint="eastAsia"/>
@@ -5048,7 +5301,11 @@
         <w:t>e</w:t>
       </w:r>
       <w:r>
-        <w:t xml:space="preserve">x:The plane took off on time </w:t>
+        <w:t>x:The</w:t>
+      </w:r>
+      <w:proofErr w:type="spellEnd"/>
+      <w:r>
+        <w:t xml:space="preserve"> plane took off on time </w:t>
       </w:r>
       <w:r>
         <w:rPr>
@@ -5058,8 +5315,13 @@
       </w:r>
     </w:p>
     <w:p>
-      <w:r>
-        <w:t xml:space="preserve">ex:He took off his jacket </w:t>
+      <w:proofErr w:type="spellStart"/>
+      <w:r>
+        <w:t>ex:He</w:t>
+      </w:r>
+      <w:proofErr w:type="spellEnd"/>
+      <w:r>
+        <w:t xml:space="preserve"> took off his jacket </w:t>
       </w:r>
       <w:r>
         <w:rPr>
@@ -5127,8 +5389,13 @@
     </w:p>
     <w:p/>
     <w:p>
-      <w:r>
-        <w:t xml:space="preserve">Valdos Electronics is well known for </w:t>
+      <w:proofErr w:type="spellStart"/>
+      <w:r>
+        <w:t>Valdos</w:t>
+      </w:r>
+      <w:proofErr w:type="spellEnd"/>
+      <w:r>
+        <w:t xml:space="preserve"> Electronics is well known for </w:t>
       </w:r>
       <w:r>
         <w:rPr>
@@ -5452,6 +5719,7 @@
       </w:r>
     </w:p>
     <w:p>
+      <w:proofErr w:type="spellStart"/>
       <w:r>
         <w:rPr>
           <w:rFonts w:hint="eastAsia"/>
@@ -5459,7 +5727,11 @@
         <w:t>e</w:t>
       </w:r>
       <w:r>
-        <w:t>x:Those rich entrepreneurs(</w:t>
+        <w:t>x:Those</w:t>
+      </w:r>
+      <w:proofErr w:type="spellEnd"/>
+      <w:r>
+        <w:t xml:space="preserve"> rich entrepreneurs(</w:t>
       </w:r>
       <w:r>
         <w:rPr>
@@ -5474,7 +5746,15 @@
         <w:t>)</w:t>
       </w:r>
       <w:r>
-        <w:t>own Maseratis(</w:t>
+        <w:t xml:space="preserve">own </w:t>
+      </w:r>
+      <w:proofErr w:type="spellStart"/>
+      <w:r>
+        <w:t>Maseratis</w:t>
+      </w:r>
+      <w:proofErr w:type="spellEnd"/>
+      <w:r>
+        <w:t>(</w:t>
       </w:r>
       <w:r>
         <w:rPr>
@@ -5494,7 +5774,15 @@
     </w:p>
     <w:p>
       <w:r>
-        <w:t>Those Maseratis are theirs.</w:t>
+        <w:t xml:space="preserve">Those </w:t>
+      </w:r>
+      <w:proofErr w:type="spellStart"/>
+      <w:r>
+        <w:t>Maseratis</w:t>
+      </w:r>
+      <w:proofErr w:type="spellEnd"/>
+      <w:r>
+        <w:t xml:space="preserve"> are theirs.</w:t>
       </w:r>
     </w:p>
     <w:p/>
@@ -5525,6 +5813,7 @@
       </w:r>
     </w:p>
     <w:p>
+      <w:proofErr w:type="spellStart"/>
       <w:r>
         <w:rPr>
           <w:rFonts w:hint="eastAsia"/>
@@ -5532,7 +5821,11 @@
         <w:t>e</w:t>
       </w:r>
       <w:r>
-        <w:t>x:Those rich entrepreneurs(</w:t>
+        <w:t>x:Those</w:t>
+      </w:r>
+      <w:proofErr w:type="spellEnd"/>
+      <w:r>
+        <w:t xml:space="preserve"> rich entrepreneurs(</w:t>
       </w:r>
       <w:r>
         <w:rPr>
@@ -5547,7 +5840,15 @@
         <w:t>)</w:t>
       </w:r>
       <w:r>
-        <w:t>own Maseratis(</w:t>
+        <w:t xml:space="preserve">own </w:t>
+      </w:r>
+      <w:proofErr w:type="spellStart"/>
+      <w:r>
+        <w:t>Maseratis</w:t>
+      </w:r>
+      <w:proofErr w:type="spellEnd"/>
+      <w:r>
+        <w:t>(</w:t>
       </w:r>
       <w:r>
         <w:rPr>
@@ -5567,7 +5868,15 @@
     </w:p>
     <w:p>
       <w:r>
-        <w:t>Those are their Maseratis.</w:t>
+        <w:t xml:space="preserve">Those are their </w:t>
+      </w:r>
+      <w:proofErr w:type="spellStart"/>
+      <w:r>
+        <w:t>Maseratis</w:t>
+      </w:r>
+      <w:proofErr w:type="spellEnd"/>
+      <w:r>
+        <w:t>.</w:t>
       </w:r>
     </w:p>
     <w:p/>
@@ -5929,9 +6238,14 @@
       </w:r>
     </w:p>
     <w:p>
+      <w:proofErr w:type="spellStart"/>
       <w:r>
         <w:lastRenderedPageBreak/>
-        <w:t>S+have(</w:t>
+        <w:t>S+have</w:t>
+      </w:r>
+      <w:proofErr w:type="spellEnd"/>
+      <w:r>
+        <w:t>(</w:t>
       </w:r>
       <w:r>
         <w:rPr>
@@ -5971,6 +6285,7 @@
       </w:r>
     </w:p>
     <w:p>
+      <w:proofErr w:type="spellStart"/>
       <w:proofErr w:type="gramStart"/>
       <w:r>
         <w:rPr>
@@ -5981,6 +6296,7 @@
       <w:r>
         <w:t>x:I</w:t>
       </w:r>
+      <w:proofErr w:type="spellEnd"/>
       <w:proofErr w:type="gramEnd"/>
       <w:r>
         <w:t xml:space="preserve"> have my car fixed.</w:t>
@@ -6121,6 +6437,7 @@
       </w:r>
     </w:p>
     <w:p>
+      <w:proofErr w:type="spellStart"/>
       <w:proofErr w:type="gramStart"/>
       <w:r>
         <w:rPr>
@@ -6131,6 +6448,7 @@
       <w:r>
         <w:t>x:I</w:t>
       </w:r>
+      <w:proofErr w:type="spellEnd"/>
       <w:proofErr w:type="gramEnd"/>
       <w:r>
         <w:t xml:space="preserve"> was so focused on reading my book that I walked into a door.</w:t>
@@ -6155,6 +6473,7 @@
       </w:r>
     </w:p>
     <w:p>
+      <w:proofErr w:type="spellStart"/>
       <w:r>
         <w:rPr>
           <w:rFonts w:hint="eastAsia"/>
@@ -6162,7 +6481,11 @@
         <w:t>e</w:t>
       </w:r>
       <w:r>
-        <w:t>x:He sat among his classmate</w:t>
+        <w:t>x:He</w:t>
+      </w:r>
+      <w:proofErr w:type="spellEnd"/>
+      <w:r>
+        <w:t xml:space="preserve"> sat among his classmate</w:t>
       </w:r>
       <w:r>
         <w:rPr>
@@ -6182,10 +6505,12 @@
       <w:r>
         <w:t xml:space="preserve">Please take extra care of the toddler and </w:t>
       </w:r>
+      <w:proofErr w:type="spellStart"/>
       <w:proofErr w:type="gramStart"/>
       <w:r>
         <w:t>don,t</w:t>
       </w:r>
+      <w:proofErr w:type="spellEnd"/>
       <w:proofErr w:type="gramEnd"/>
       <w:r>
         <w:t xml:space="preserve"> </w:t>
@@ -6243,11 +6568,16 @@
         <w:t>)</w:t>
       </w:r>
       <w:r>
-        <w:t>(B)gotten</w:t>
+        <w:t>(B)</w:t>
+      </w:r>
+      <w:proofErr w:type="spellStart"/>
+      <w:r>
+        <w:t>gotten</w:t>
       </w:r>
       <w:r>
         <w:t>PP</w:t>
       </w:r>
+      <w:proofErr w:type="spellEnd"/>
       <w:r>
         <w:rPr>
           <w:rFonts w:hint="eastAsia"/>
@@ -6435,6 +6765,7 @@
       </w:r>
     </w:p>
     <w:p>
+      <w:proofErr w:type="spellStart"/>
       <w:proofErr w:type="gramStart"/>
       <w:r>
         <w:rPr>
@@ -6445,6 +6776,7 @@
       <w:r>
         <w:t>x:I</w:t>
       </w:r>
+      <w:proofErr w:type="spellEnd"/>
       <w:proofErr w:type="gramEnd"/>
       <w:r>
         <w:t xml:space="preserve"> made you do well in your TOEIC.</w:t>
@@ -6650,17 +6982,27 @@
         <w:t>形容詞子句的</w:t>
       </w:r>
       <w:r>
-        <w:t>Where/When/How/Why+S+V:</w:t>
+        <w:t>Where/When/How/</w:t>
+      </w:r>
+      <w:proofErr w:type="spellStart"/>
+      <w:r>
+        <w:t>Why+S+V</w:t>
+      </w:r>
+      <w:proofErr w:type="spellEnd"/>
+      <w:r>
+        <w:t>:</w:t>
       </w:r>
     </w:p>
     <w:p>
       <w:r>
         <w:t xml:space="preserve">Ex: I </w:t>
       </w:r>
+      <w:proofErr w:type="spellStart"/>
       <w:proofErr w:type="gramStart"/>
       <w:r>
         <w:t>don,t</w:t>
       </w:r>
+      <w:proofErr w:type="spellEnd"/>
       <w:proofErr w:type="gramEnd"/>
       <w:r>
         <w:t xml:space="preserve"> know the date when I have time.</w:t>
@@ -6984,10 +7326,12 @@
       <w:r>
         <w:t xml:space="preserve">If signs of inadaptation </w:t>
       </w:r>
+      <w:proofErr w:type="spellStart"/>
       <w:proofErr w:type="gramStart"/>
       <w:r>
         <w:t>persist,we</w:t>
       </w:r>
+      <w:proofErr w:type="spellEnd"/>
       <w:proofErr w:type="gramEnd"/>
       <w:r>
         <w:t xml:space="preserve"> </w:t>
@@ -6999,7 +7343,15 @@
         <w:t xml:space="preserve">suggest </w:t>
       </w:r>
       <w:r>
-        <w:t xml:space="preserve">that Mr.Sullivan </w:t>
+        <w:t xml:space="preserve">that </w:t>
+      </w:r>
+      <w:proofErr w:type="spellStart"/>
+      <w:r>
+        <w:t>Mr.Sullivan</w:t>
+      </w:r>
+      <w:proofErr w:type="spellEnd"/>
+      <w:r>
+        <w:t xml:space="preserve"> </w:t>
       </w:r>
       <w:r>
         <w:rPr>
@@ -7323,6 +7675,7 @@
         </w:rPr>
         <w:t>後面要接</w:t>
       </w:r>
+      <w:proofErr w:type="spellStart"/>
       <w:r>
         <w:rPr>
           <w:rFonts w:hint="eastAsia"/>
@@ -7332,6 +7685,7 @@
       <w:r>
         <w:t>+v</w:t>
       </w:r>
+      <w:proofErr w:type="spellEnd"/>
       <w:r>
         <w:rPr>
           <w:rFonts w:hint="eastAsia"/>
@@ -7348,7 +7702,15 @@
     <w:p/>
     <w:p>
       <w:r>
-        <w:t>S+*V+that+S+</w:t>
+        <w:t>S+*</w:t>
+      </w:r>
+      <w:proofErr w:type="spellStart"/>
+      <w:r>
+        <w:t>V+that+S</w:t>
+      </w:r>
+      <w:proofErr w:type="spellEnd"/>
+      <w:r>
+        <w:t>+</w:t>
       </w:r>
       <w:r>
         <w:rPr>
@@ -7509,11 +7871,6 @@
     </w:p>
     <w:p/>
     <w:p>
-      <w:pPr>
-        <w:rPr>
-          <w:rFonts w:hint="eastAsia"/>
-        </w:rPr>
-      </w:pPr>
       <w:r>
         <w:rPr>
           <w:rFonts w:hint="eastAsia"/>
@@ -7577,7 +7934,15 @@
       </w:r>
       <w:proofErr w:type="gramEnd"/>
       <w:r>
-        <w:t>+Adj+with:</w:t>
+        <w:t>+</w:t>
+      </w:r>
+      <w:proofErr w:type="spellStart"/>
+      <w:r>
+        <w:t>Adj+with</w:t>
+      </w:r>
+      <w:proofErr w:type="spellEnd"/>
+      <w:r>
+        <w:t>:</w:t>
       </w:r>
     </w:p>
     <w:p>
@@ -7625,9 +7990,14 @@
       <w:r>
         <w:t>be”+</w:t>
       </w:r>
+      <w:proofErr w:type="spellStart"/>
       <w:proofErr w:type="gramEnd"/>
       <w:r>
-        <w:t>N+with:</w:t>
+        <w:t>N+with</w:t>
+      </w:r>
+      <w:proofErr w:type="spellEnd"/>
+      <w:r>
+        <w:t>:</w:t>
       </w:r>
     </w:p>
     <w:p>
@@ -7651,20 +8021,17 @@
       </w:r>
     </w:p>
     <w:p>
-      <w:pPr>
-        <w:rPr>
-          <w:rFonts w:hint="eastAsia"/>
-        </w:rPr>
-      </w:pPr>
       <w:r>
         <w:rPr>
           <w:rFonts w:hint="eastAsia"/>
         </w:rPr>
         <w:t>-</w:t>
       </w:r>
+      <w:proofErr w:type="spellStart"/>
       <w:r>
         <w:t>lity</w:t>
       </w:r>
+      <w:proofErr w:type="spellEnd"/>
       <w:r>
         <w:rPr>
           <w:rFonts w:hint="eastAsia"/>
@@ -7740,13 +8107,18 @@
       <w:r>
         <w:t xml:space="preserve">their usual operating time in observance of </w:t>
       </w:r>
+      <w:proofErr w:type="spellStart"/>
       <w:proofErr w:type="gramStart"/>
       <w:r>
         <w:t>St.John</w:t>
       </w:r>
       <w:proofErr w:type="gramEnd"/>
       <w:r>
-        <w:t>,s Memorial Day.</w:t>
+        <w:t>,s</w:t>
+      </w:r>
+      <w:proofErr w:type="spellEnd"/>
+      <w:r>
+        <w:t xml:space="preserve"> Memorial Day.</w:t>
       </w:r>
     </w:p>
     <w:p>
@@ -7804,8 +8176,13 @@
         <w:t xml:space="preserve"> </w:t>
       </w:r>
       <w:r>
-        <w:t>-est</w:t>
-      </w:r>
+        <w:t>-</w:t>
+      </w:r>
+      <w:proofErr w:type="spellStart"/>
+      <w:r>
+        <w:t>est</w:t>
+      </w:r>
+      <w:proofErr w:type="spellEnd"/>
       <w:r>
         <w:rPr>
           <w:rFonts w:hint="eastAsia"/>
@@ -7911,11 +8288,6 @@
       </w:r>
     </w:p>
     <w:p>
-      <w:pPr>
-        <w:rPr>
-          <w:rFonts w:hint="eastAsia"/>
-        </w:rPr>
-      </w:pPr>
       <w:r>
         <w:t>memorial</w:t>
       </w:r>
@@ -8206,13 +8578,7 @@
         <w:t>藉口</w:t>
       </w:r>
     </w:p>
-    <w:p>
-      <w:pPr>
-        <w:rPr>
-          <w:rFonts w:hint="eastAsia"/>
-        </w:rPr>
-      </w:pPr>
-    </w:p>
+    <w:p/>
     <w:p>
       <w:r>
         <w:rPr>
@@ -8270,13 +8636,7 @@
         <w:t>只有在日出西方的條件底下我才會放棄</w:t>
       </w:r>
     </w:p>
-    <w:p>
-      <w:pPr>
-        <w:rPr>
-          <w:rFonts w:hint="eastAsia"/>
-        </w:rPr>
-      </w:pPr>
-    </w:p>
+    <w:p/>
     <w:p>
       <w:r>
         <w:rPr>
@@ -8328,10 +8688,12 @@
       <w:r>
         <w:t xml:space="preserve">only I had bought the lottery </w:t>
       </w:r>
+      <w:proofErr w:type="spellStart"/>
       <w:proofErr w:type="gramStart"/>
       <w:r>
         <w:t>tickets,I</w:t>
       </w:r>
+      <w:proofErr w:type="spellEnd"/>
       <w:proofErr w:type="gramEnd"/>
       <w:r>
         <w:t xml:space="preserve"> would have become a billionaire</w:t>
@@ -8358,6 +8720,875 @@
       </w:r>
     </w:p>
     <w:p/>
+    <w:p>
+      <w:r>
+        <w:rPr>
+          <w:highlight w:val="yellow"/>
+        </w:rPr>
+        <w:t xml:space="preserve">Only </w:t>
+      </w:r>
+      <w:proofErr w:type="gramStart"/>
+      <w:r>
+        <w:rPr>
+          <w:highlight w:val="yellow"/>
+        </w:rPr>
+        <w:t>if</w:t>
+      </w:r>
+      <w:r>
+        <w:rPr>
+          <w:rFonts w:hint="eastAsia"/>
+        </w:rPr>
+        <w:t xml:space="preserve"> </w:t>
+      </w:r>
+      <w:r>
+        <w:t xml:space="preserve"> </w:t>
+      </w:r>
+      <w:r>
+        <w:rPr>
+          <w:rFonts w:hint="eastAsia"/>
+        </w:rPr>
+        <w:t>t</w:t>
+      </w:r>
+      <w:r>
+        <w:t>he</w:t>
+      </w:r>
+      <w:proofErr w:type="gramEnd"/>
+      <w:r>
+        <w:t xml:space="preserve"> </w:t>
+      </w:r>
+      <w:r>
+        <w:t xml:space="preserve">application process is expedited </w:t>
+      </w:r>
+      <w:r>
+        <w:rPr>
+          <w:color w:val="FF0000"/>
+        </w:rPr>
+        <w:t>will the results be</w:t>
+      </w:r>
+      <w:r>
+        <w:t xml:space="preserve"> sent out by the 15</w:t>
+      </w:r>
+      <w:r>
+        <w:rPr>
+          <w:vertAlign w:val="superscript"/>
+        </w:rPr>
+        <w:t>th</w:t>
+      </w:r>
+      <w:r>
+        <w:t xml:space="preserve"> instead of the 20</w:t>
+      </w:r>
+      <w:r>
+        <w:rPr>
+          <w:vertAlign w:val="superscript"/>
+        </w:rPr>
+        <w:t>th</w:t>
+      </w:r>
+      <w:r>
+        <w:t>.</w:t>
+      </w:r>
+      <w:r>
+        <w:rPr>
+          <w:rFonts w:hint="eastAsia"/>
+        </w:rPr>
+        <w:t xml:space="preserve"> </w:t>
+      </w:r>
+      <w:r>
+        <w:rPr>
+          <w:highlight w:val="yellow"/>
+        </w:rPr>
+        <w:t>(A)Only if</w:t>
+      </w:r>
+      <w:r>
+        <w:rPr>
+          <w:rFonts w:hint="eastAsia"/>
+          <w:highlight w:val="yellow"/>
+        </w:rPr>
+        <w:t>只有在</w:t>
+      </w:r>
+      <w:r>
+        <w:rPr>
+          <w:rFonts w:hint="eastAsia"/>
+          <w:highlight w:val="yellow"/>
+        </w:rPr>
+        <w:t>i</w:t>
+      </w:r>
+      <w:r>
+        <w:rPr>
+          <w:highlight w:val="yellow"/>
+        </w:rPr>
+        <w:t>f</w:t>
+      </w:r>
+      <w:r>
+        <w:rPr>
+          <w:rFonts w:hint="eastAsia"/>
+          <w:highlight w:val="yellow"/>
+        </w:rPr>
+        <w:t>條件底下</w:t>
+      </w:r>
+      <w:r>
+        <w:t>(B)When</w:t>
+      </w:r>
+      <w:r>
+        <w:rPr>
+          <w:rFonts w:hint="eastAsia"/>
+        </w:rPr>
+        <w:t>當</w:t>
+      </w:r>
+      <w:r>
+        <w:rPr>
+          <w:rFonts w:hint="eastAsia"/>
+        </w:rPr>
+        <w:t>(</w:t>
+      </w:r>
+      <w:r>
+        <w:t>C)Because</w:t>
+      </w:r>
+      <w:r>
+        <w:rPr>
+          <w:rFonts w:hint="eastAsia"/>
+        </w:rPr>
+        <w:t>因為</w:t>
+      </w:r>
+    </w:p>
+    <w:p>
+      <w:r>
+        <w:t>(D)Soon after</w:t>
+      </w:r>
+      <w:r>
+        <w:rPr>
+          <w:rFonts w:hint="eastAsia"/>
+        </w:rPr>
+        <w:t>不久之後</w:t>
+      </w:r>
+    </w:p>
+    <w:p/>
+    <w:p>
+      <w:r>
+        <w:t>E</w:t>
+      </w:r>
+      <w:r>
+        <w:t>xpedited</w:t>
+      </w:r>
+      <w:r>
+        <w:t xml:space="preserve"> v.</w:t>
+      </w:r>
+      <w:r>
+        <w:rPr>
+          <w:rFonts w:hint="eastAsia"/>
+        </w:rPr>
+        <w:t>加速處理、</w:t>
+      </w:r>
+      <w:r>
+        <w:t>instead of</w:t>
+      </w:r>
+      <w:r>
+        <w:rPr>
+          <w:rFonts w:hint="eastAsia"/>
+        </w:rPr>
+        <w:t>而不是</w:t>
+      </w:r>
+    </w:p>
+    <w:p>
+      <w:pPr>
+        <w:rPr>
+          <w:rFonts w:hint="eastAsia"/>
+        </w:rPr>
+      </w:pPr>
+    </w:p>
+    <w:p>
+      <w:r>
+        <w:rPr>
+          <w:rFonts w:hint="eastAsia"/>
+        </w:rPr>
+        <w:t>O</w:t>
+      </w:r>
+      <w:r>
+        <w:t>nly if/after/before/when … +S+V+V+S</w:t>
+      </w:r>
+    </w:p>
+    <w:p>
+      <w:r>
+        <w:t>Only when I make a billion dollars will I buy a yacht.</w:t>
+      </w:r>
+    </w:p>
+    <w:p>
+      <w:r>
+        <w:rPr>
+          <w:rFonts w:hint="eastAsia"/>
+        </w:rPr>
+        <w:t>只有在我賺到</w:t>
+      </w:r>
+      <w:r>
+        <w:rPr>
+          <w:rFonts w:hint="eastAsia"/>
+        </w:rPr>
+        <w:t>10</w:t>
+      </w:r>
+      <w:r>
+        <w:rPr>
+          <w:rFonts w:hint="eastAsia"/>
+        </w:rPr>
+        <w:t>億時才會買一艘遊艇</w:t>
+      </w:r>
+    </w:p>
+    <w:p/>
+    <w:p>
+      <w:r>
+        <w:t xml:space="preserve">An investigation is underway to </w:t>
+      </w:r>
+      <w:r>
+        <w:rPr>
+          <w:highlight w:val="yellow"/>
+        </w:rPr>
+        <w:t>look into</w:t>
+      </w:r>
+      <w:r>
+        <w:t xml:space="preserve"> the alleged scam.</w:t>
+      </w:r>
+    </w:p>
+    <w:p>
+      <w:r>
+        <w:t>(A)look for</w:t>
+      </w:r>
+      <w:r>
+        <w:rPr>
+          <w:rFonts w:hint="eastAsia"/>
+        </w:rPr>
+        <w:t>尋找</w:t>
+      </w:r>
+      <w:r>
+        <w:t>(B)look up</w:t>
+      </w:r>
+      <w:r>
+        <w:rPr>
+          <w:rFonts w:hint="eastAsia"/>
+        </w:rPr>
+        <w:t>查詢</w:t>
+      </w:r>
+      <w:r>
+        <w:rPr>
+          <w:highlight w:val="yellow"/>
+        </w:rPr>
+        <w:t>(C)look into</w:t>
+      </w:r>
+      <w:r>
+        <w:rPr>
+          <w:rFonts w:hint="eastAsia"/>
+          <w:highlight w:val="yellow"/>
+        </w:rPr>
+        <w:t>調查</w:t>
+      </w:r>
+      <w:r>
+        <w:t>(D)look after</w:t>
+      </w:r>
+      <w:r>
+        <w:rPr>
+          <w:rFonts w:hint="eastAsia"/>
+        </w:rPr>
+        <w:t xml:space="preserve"> </w:t>
+      </w:r>
+      <w:r>
+        <w:rPr>
+          <w:rFonts w:hint="eastAsia"/>
+        </w:rPr>
+        <w:t>照顧</w:t>
+      </w:r>
+    </w:p>
+    <w:p>
+      <w:pPr>
+        <w:rPr>
+          <w:rFonts w:hint="eastAsia"/>
+        </w:rPr>
+      </w:pPr>
+    </w:p>
+    <w:p>
+      <w:r>
+        <w:t>I</w:t>
+      </w:r>
+      <w:r>
+        <w:t>nvestigation</w:t>
+      </w:r>
+      <w:r>
+        <w:t xml:space="preserve"> n.</w:t>
+      </w:r>
+      <w:r>
+        <w:rPr>
+          <w:rFonts w:hint="eastAsia"/>
+        </w:rPr>
+        <w:t>調查、</w:t>
+      </w:r>
+      <w:r>
+        <w:t>underway</w:t>
+      </w:r>
+      <w:r>
+        <w:rPr>
+          <w:rFonts w:hint="eastAsia"/>
+        </w:rPr>
+        <w:t xml:space="preserve"> </w:t>
+      </w:r>
+      <w:r>
+        <w:t>adj.</w:t>
+      </w:r>
+      <w:r>
+        <w:rPr>
+          <w:rFonts w:hint="eastAsia"/>
+        </w:rPr>
+        <w:t>正在進行、</w:t>
+      </w:r>
+      <w:r>
+        <w:t>alleged</w:t>
+      </w:r>
+      <w:r>
+        <w:rPr>
+          <w:rFonts w:hint="eastAsia"/>
+        </w:rPr>
+        <w:t xml:space="preserve"> a</w:t>
+      </w:r>
+      <w:r>
+        <w:t>dj.</w:t>
+      </w:r>
+      <w:r>
+        <w:rPr>
+          <w:rFonts w:hint="eastAsia"/>
+        </w:rPr>
+        <w:t>被指控的</w:t>
+      </w:r>
+    </w:p>
+    <w:p>
+      <w:r>
+        <w:t>Scam n.</w:t>
+      </w:r>
+      <w:r>
+        <w:rPr>
+          <w:rFonts w:hint="eastAsia"/>
+        </w:rPr>
+        <w:t>詐騙</w:t>
+      </w:r>
+    </w:p>
+    <w:p/>
+    <w:p>
+      <w:r>
+        <w:rPr>
+          <w:rFonts w:hint="eastAsia"/>
+        </w:rPr>
+        <w:lastRenderedPageBreak/>
+        <w:t>L</w:t>
+      </w:r>
+      <w:r>
+        <w:t>ook for:</w:t>
+      </w:r>
+    </w:p>
+    <w:p>
+      <w:proofErr w:type="spellStart"/>
+      <w:proofErr w:type="gramStart"/>
+      <w:r>
+        <w:rPr>
+          <w:rFonts w:hint="eastAsia"/>
+        </w:rPr>
+        <w:t>I</w:t>
+      </w:r>
+      <w:r>
+        <w:t>,m</w:t>
+      </w:r>
+      <w:proofErr w:type="spellEnd"/>
+      <w:proofErr w:type="gramEnd"/>
+      <w:r>
+        <w:t xml:space="preserve"> looking for someone. </w:t>
+      </w:r>
+      <w:r>
+        <w:rPr>
+          <w:rFonts w:hint="eastAsia"/>
+        </w:rPr>
+        <w:t>我在尋找某人</w:t>
+      </w:r>
+    </w:p>
+    <w:p>
+      <w:pPr>
+        <w:rPr>
+          <w:rFonts w:hint="eastAsia"/>
+        </w:rPr>
+      </w:pPr>
+    </w:p>
+    <w:p>
+      <w:r>
+        <w:rPr>
+          <w:rFonts w:hint="eastAsia"/>
+        </w:rPr>
+        <w:t>L</w:t>
+      </w:r>
+      <w:r>
+        <w:t>ook up:</w:t>
+      </w:r>
+    </w:p>
+    <w:p>
+      <w:r>
+        <w:rPr>
+          <w:rFonts w:hint="eastAsia"/>
+        </w:rPr>
+        <w:t>C</w:t>
+      </w:r>
+      <w:r>
+        <w:t xml:space="preserve">an you look up the definition of this </w:t>
+      </w:r>
+      <w:proofErr w:type="gramStart"/>
+      <w:r>
+        <w:t>word?</w:t>
+      </w:r>
+      <w:r>
+        <w:rPr>
+          <w:rFonts w:hint="eastAsia"/>
+        </w:rPr>
+        <w:t>你可以查詢一下這個單字甚麼意思嗎</w:t>
+      </w:r>
+      <w:proofErr w:type="gramEnd"/>
+      <w:r>
+        <w:rPr>
+          <w:rFonts w:hint="eastAsia"/>
+        </w:rPr>
+        <w:t>?</w:t>
+      </w:r>
+    </w:p>
+    <w:p/>
+    <w:p>
+      <w:r>
+        <w:t>Look after:</w:t>
+      </w:r>
+    </w:p>
+    <w:p>
+      <w:r>
+        <w:t xml:space="preserve">Can you look after my dog while I </w:t>
+      </w:r>
+      <w:r>
+        <w:rPr>
+          <w:color w:val="FF0000"/>
+        </w:rPr>
+        <w:t>run an errand</w:t>
+      </w:r>
+      <w:r>
+        <w:t>?</w:t>
+      </w:r>
+    </w:p>
+    <w:p>
+      <w:r>
+        <w:rPr>
+          <w:rFonts w:hint="eastAsia"/>
+        </w:rPr>
+        <w:t>你可以看著我</w:t>
+      </w:r>
+      <w:proofErr w:type="gramStart"/>
+      <w:r>
+        <w:rPr>
+          <w:rFonts w:hint="eastAsia"/>
+        </w:rPr>
+        <w:t>的狗讓我</w:t>
+      </w:r>
+      <w:proofErr w:type="gramEnd"/>
+      <w:r>
+        <w:rPr>
+          <w:rFonts w:hint="eastAsia"/>
+        </w:rPr>
+        <w:t>去</w:t>
+      </w:r>
+      <w:r>
+        <w:rPr>
+          <w:rFonts w:hint="eastAsia"/>
+          <w:color w:val="FF0000"/>
+        </w:rPr>
+        <w:t>跑</w:t>
+      </w:r>
+      <w:proofErr w:type="gramStart"/>
+      <w:r>
+        <w:rPr>
+          <w:rFonts w:hint="eastAsia"/>
+          <w:color w:val="FF0000"/>
+        </w:rPr>
+        <w:t>個腿</w:t>
+      </w:r>
+      <w:r>
+        <w:rPr>
+          <w:rFonts w:hint="eastAsia"/>
+        </w:rPr>
+        <w:t>嗎</w:t>
+      </w:r>
+      <w:proofErr w:type="gramEnd"/>
+      <w:r>
+        <w:rPr>
+          <w:rFonts w:hint="eastAsia"/>
+        </w:rPr>
+        <w:t>?</w:t>
+      </w:r>
+    </w:p>
+    <w:p/>
+    <w:p>
+      <w:r>
+        <w:rPr>
+          <w:highlight w:val="yellow"/>
+        </w:rPr>
+        <w:t>Any</w:t>
+      </w:r>
+      <w:r>
+        <w:t xml:space="preserve"> </w:t>
+      </w:r>
+      <w:r>
+        <w:t>d</w:t>
+      </w:r>
+      <w:r>
+        <w:t xml:space="preserve">efect in workmanship is intolerable to uphold the </w:t>
+      </w:r>
+      <w:proofErr w:type="spellStart"/>
+      <w:proofErr w:type="gramStart"/>
+      <w:r>
+        <w:t>company,s</w:t>
+      </w:r>
+      <w:proofErr w:type="spellEnd"/>
+      <w:proofErr w:type="gramEnd"/>
+      <w:r>
+        <w:t xml:space="preserve"> flawless track record. (A)All</w:t>
+      </w:r>
+      <w:r>
+        <w:rPr>
+          <w:rFonts w:hint="eastAsia"/>
+        </w:rPr>
+        <w:t>所有</w:t>
+      </w:r>
+      <w:r>
+        <w:t>(B)Every</w:t>
+      </w:r>
+      <w:r>
+        <w:rPr>
+          <w:rFonts w:hint="eastAsia"/>
+        </w:rPr>
+        <w:t>每一</w:t>
+      </w:r>
+      <w:r>
+        <w:t>(C)None</w:t>
+      </w:r>
+      <w:r>
+        <w:rPr>
+          <w:rFonts w:hint="eastAsia"/>
+        </w:rPr>
+        <w:t>無</w:t>
+      </w:r>
+      <w:r>
+        <w:rPr>
+          <w:highlight w:val="yellow"/>
+        </w:rPr>
+        <w:t>(D)Any</w:t>
+      </w:r>
+      <w:r>
+        <w:rPr>
+          <w:rFonts w:hint="eastAsia"/>
+          <w:highlight w:val="yellow"/>
+        </w:rPr>
+        <w:t>任何</w:t>
+      </w:r>
+    </w:p>
+    <w:p/>
+    <w:p>
+      <w:r>
+        <w:t>Defect n.</w:t>
+      </w:r>
+      <w:r>
+        <w:rPr>
+          <w:rFonts w:hint="eastAsia"/>
+        </w:rPr>
+        <w:t>缺點</w:t>
+      </w:r>
+      <w:r>
+        <w:rPr>
+          <w:rFonts w:hint="eastAsia"/>
+        </w:rPr>
+        <w:t>/</w:t>
+      </w:r>
+      <w:r>
+        <w:rPr>
+          <w:rFonts w:hint="eastAsia"/>
+        </w:rPr>
+        <w:t>瑕疵、</w:t>
+      </w:r>
+      <w:r>
+        <w:t>workmanship</w:t>
+      </w:r>
+      <w:r>
+        <w:rPr>
+          <w:rFonts w:hint="eastAsia"/>
+        </w:rPr>
+        <w:t xml:space="preserve"> </w:t>
+      </w:r>
+      <w:r>
+        <w:t>n.</w:t>
+      </w:r>
+      <w:r>
+        <w:rPr>
+          <w:rFonts w:hint="eastAsia"/>
+        </w:rPr>
+        <w:t>工藝、</w:t>
+      </w:r>
+      <w:r>
+        <w:t>intolerable</w:t>
+      </w:r>
+      <w:r>
+        <w:rPr>
+          <w:rFonts w:hint="eastAsia"/>
+        </w:rPr>
+        <w:t xml:space="preserve"> </w:t>
+      </w:r>
+      <w:r>
+        <w:t>adj.</w:t>
+      </w:r>
+      <w:r>
+        <w:rPr>
+          <w:rFonts w:hint="eastAsia"/>
+        </w:rPr>
+        <w:t>無法容忍的</w:t>
+      </w:r>
+    </w:p>
+    <w:p>
+      <w:r>
+        <w:t>U</w:t>
+      </w:r>
+      <w:r>
+        <w:t>phold</w:t>
+      </w:r>
+      <w:r>
+        <w:rPr>
+          <w:rFonts w:hint="eastAsia"/>
+        </w:rPr>
+        <w:t xml:space="preserve"> </w:t>
+      </w:r>
+      <w:r>
+        <w:t>v.</w:t>
+      </w:r>
+      <w:r>
+        <w:rPr>
+          <w:rFonts w:hint="eastAsia"/>
+        </w:rPr>
+        <w:t>維護</w:t>
+      </w:r>
+      <w:r>
+        <w:rPr>
+          <w:rFonts w:hint="eastAsia"/>
+        </w:rPr>
+        <w:t>/</w:t>
+      </w:r>
+      <w:r>
+        <w:rPr>
+          <w:rFonts w:hint="eastAsia"/>
+        </w:rPr>
+        <w:t>支持、</w:t>
+      </w:r>
+      <w:r>
+        <w:t>flawless</w:t>
+      </w:r>
+      <w:r>
+        <w:rPr>
+          <w:rFonts w:hint="eastAsia"/>
+        </w:rPr>
+        <w:t xml:space="preserve"> </w:t>
+      </w:r>
+      <w:r>
+        <w:t>adj.</w:t>
+      </w:r>
+      <w:r>
+        <w:rPr>
+          <w:rFonts w:hint="eastAsia"/>
+        </w:rPr>
+        <w:t>完美的、</w:t>
+      </w:r>
+      <w:r>
+        <w:rPr>
+          <w:rFonts w:hint="eastAsia"/>
+        </w:rPr>
+        <w:t>t</w:t>
+      </w:r>
+      <w:r>
+        <w:t xml:space="preserve">rack record </w:t>
+      </w:r>
+      <w:r>
+        <w:rPr>
+          <w:rFonts w:hint="eastAsia"/>
+        </w:rPr>
+        <w:t>過去表現</w:t>
+      </w:r>
+    </w:p>
+    <w:p/>
+    <w:p>
+      <w:r>
+        <w:rPr>
+          <w:rFonts w:hint="eastAsia"/>
+        </w:rPr>
+        <w:t>N</w:t>
+      </w:r>
+      <w:r>
+        <w:t>o(adj)+N:</w:t>
+      </w:r>
+    </w:p>
+    <w:p>
+      <w:r>
+        <w:t>No food is left over.</w:t>
+      </w:r>
+      <w:r>
+        <w:rPr>
+          <w:rFonts w:hint="eastAsia"/>
+        </w:rPr>
+        <w:t>沒有食物剩下</w:t>
+      </w:r>
+    </w:p>
+    <w:p/>
+    <w:p>
+      <w:r>
+        <w:t>None(</w:t>
+      </w:r>
+      <w:r>
+        <w:rPr>
+          <w:rFonts w:hint="eastAsia"/>
+        </w:rPr>
+        <w:t>代名詞</w:t>
+      </w:r>
+      <w:r>
+        <w:rPr>
+          <w:rFonts w:hint="eastAsia"/>
+        </w:rPr>
+        <w:t>)</w:t>
+      </w:r>
+      <w:r>
+        <w:rPr>
+          <w:rFonts w:hint="eastAsia"/>
+        </w:rPr>
+        <w:t>不加</w:t>
+      </w:r>
+      <w:r>
+        <w:rPr>
+          <w:rFonts w:hint="eastAsia"/>
+        </w:rPr>
+        <w:t>N</w:t>
+      </w:r>
+      <w:r>
+        <w:t>:</w:t>
+      </w:r>
+    </w:p>
+    <w:p>
+      <w:r>
+        <w:rPr>
+          <w:rFonts w:hint="eastAsia"/>
+        </w:rPr>
+        <w:t>N</w:t>
+      </w:r>
+      <w:r>
+        <w:t xml:space="preserve">one of them is here yet. </w:t>
+      </w:r>
+      <w:r>
+        <w:rPr>
+          <w:rFonts w:hint="eastAsia"/>
+        </w:rPr>
+        <w:t>他們都還沒來</w:t>
+      </w:r>
+    </w:p>
+    <w:p/>
+    <w:p>
+      <w:r>
+        <w:rPr>
+          <w:rFonts w:hint="eastAsia"/>
+        </w:rPr>
+        <w:t>不能選</w:t>
+      </w:r>
+      <w:r>
+        <w:rPr>
+          <w:rFonts w:hint="eastAsia"/>
+        </w:rPr>
+        <w:t>a</w:t>
+      </w:r>
+      <w:r>
+        <w:rPr>
+          <w:rFonts w:hint="eastAsia"/>
+        </w:rPr>
+        <w:t>，</w:t>
+      </w:r>
+      <w:r>
+        <w:rPr>
+          <w:rFonts w:hint="eastAsia"/>
+        </w:rPr>
+        <w:t>d</w:t>
+      </w:r>
+      <w:r>
+        <w:t>efect</w:t>
+      </w:r>
+      <w:r>
+        <w:rPr>
+          <w:rFonts w:hint="eastAsia"/>
+        </w:rPr>
+        <w:t>沒有加</w:t>
+      </w:r>
+      <w:r>
+        <w:rPr>
+          <w:rFonts w:hint="eastAsia"/>
+        </w:rPr>
+        <w:t>s</w:t>
+      </w:r>
+      <w:r>
+        <w:rPr>
+          <w:rFonts w:hint="eastAsia"/>
+        </w:rPr>
+        <w:t>就不能選了，</w:t>
+      </w:r>
+      <w:r>
+        <w:t>b</w:t>
+      </w:r>
+      <w:r>
+        <w:rPr>
+          <w:rFonts w:hint="eastAsia"/>
+        </w:rPr>
+        <w:t>句意不符合，</w:t>
+      </w:r>
+      <w:r>
+        <w:rPr>
+          <w:rFonts w:hint="eastAsia"/>
+        </w:rPr>
+        <w:t>c</w:t>
+      </w:r>
+      <w:r>
+        <w:rPr>
+          <w:rFonts w:hint="eastAsia"/>
+        </w:rPr>
+        <w:t>不能選，不能加</w:t>
+      </w:r>
+      <w:r>
+        <w:rPr>
+          <w:rFonts w:hint="eastAsia"/>
+        </w:rPr>
+        <w:t>N</w:t>
+      </w:r>
+      <w:r>
+        <w:t>,</w:t>
+      </w:r>
+      <w:r>
+        <w:rPr>
+          <w:rFonts w:hint="eastAsia"/>
+        </w:rPr>
+        <w:t>因此要選</w:t>
+      </w:r>
+      <w:r>
+        <w:rPr>
+          <w:highlight w:val="yellow"/>
+        </w:rPr>
+        <w:t>(D)Any</w:t>
+      </w:r>
+      <w:r>
+        <w:rPr>
+          <w:rFonts w:hint="eastAsia"/>
+          <w:highlight w:val="yellow"/>
+        </w:rPr>
+        <w:t>任何</w:t>
+      </w:r>
+    </w:p>
+    <w:p/>
+    <w:p>
+      <w:pPr>
+        <w:rPr>
+          <w:rFonts w:hint="eastAsia"/>
+        </w:rPr>
+      </w:pPr>
+    </w:p>
     <w:p>
       <w:pPr>
         <w:rPr>
@@ -8376,7 +9607,7 @@
 </file>
 
 <file path=word/endnotes.xml><?xml version="1.0" encoding="utf-8"?>
-<w:endnotes xmlns:wpc="http://schemas.microsoft.com/office/word/2010/wordprocessingCanvas" xmlns:cx="http://schemas.microsoft.com/office/drawing/2014/chartex" xmlns:cx1="http://schemas.microsoft.com/office/drawing/2015/9/8/chartex" xmlns:cx2="http://schemas.microsoft.com/office/drawing/2015/10/21/chartex" xmlns:cx3="http://schemas.microsoft.com/office/drawing/2016/5/9/chartex" xmlns:cx4="http://schemas.microsoft.com/office/drawing/2016/5/10/chartex" xmlns:cx5="http://schemas.microsoft.com/office/drawing/2016/5/11/chartex" xmlns:cx6="http://schemas.microsoft.com/office/drawing/2016/5/12/chartex" xmlns:cx7="http://schemas.microsoft.com/office/drawing/2016/5/13/chartex" xmlns:cx8="http://schemas.microsoft.com/office/drawing/2016/5/14/chartex" xmlns:mc="http://schemas.openxmlformats.org/markup-compatibility/2006" xmlns:aink="http://schemas.microsoft.com/office/drawing/2016/ink" xmlns:am3d="http://schemas.microsoft.com/office/drawing/2017/model3d" xmlns:o="urn:schemas-microsoft-com:office:office" xmlns:r="http://schemas.openxmlformats.org/officeDocument/2006/relationships" xmlns:m="http://schemas.openxmlformats.org/officeDocument/2006/math" xmlns:v="urn:schemas-microsoft-com:vml" xmlns:wp14="http://schemas.microsoft.com/office/word/2010/wordprocessingDrawing" xmlns:wp="http://schemas.openxmlformats.org/drawingml/2006/wordprocessingDrawing" xmlns:w10="urn:schemas-microsoft-com:office:word" xmlns:w="http://schemas.openxmlformats.org/wordprocessingml/2006/main" xmlns:w14="http://schemas.microsoft.com/office/word/2010/wordml" xmlns:w15="http://schemas.microsoft.com/office/word/2012/wordml" xmlns:w16cex="http://schemas.microsoft.com/office/word/2018/wordml/cex" xmlns:w16cid="http://schemas.microsoft.com/office/word/2016/wordml/cid" xmlns:w16="http://schemas.microsoft.com/office/word/2018/wordml" xmlns:w16sdtdh="http://schemas.microsoft.com/office/word/2020/wordml/sdtdatahash" xmlns:w16se="http://schemas.microsoft.com/office/word/2015/wordml/symex" xmlns:wpg="http://schemas.microsoft.com/office/word/2010/wordprocessingGroup" xmlns:wpi="http://schemas.microsoft.com/office/word/2010/wordprocessingInk" xmlns:wne="http://schemas.microsoft.com/office/word/2006/wordml" xmlns:wps="http://schemas.microsoft.com/office/word/2010/wordprocessingShape" mc:Ignorable="w14 w15 w16se w16cid w16 w16cex w16sdtdh wp14">
+<w:endnotes xmlns:wpc="http://schemas.microsoft.com/office/word/2010/wordprocessingCanvas" xmlns:cx="http://schemas.microsoft.com/office/drawing/2014/chartex" xmlns:cx1="http://schemas.microsoft.com/office/drawing/2015/9/8/chartex" xmlns:cx2="http://schemas.microsoft.com/office/drawing/2015/10/21/chartex" xmlns:cx3="http://schemas.microsoft.com/office/drawing/2016/5/9/chartex" xmlns:cx4="http://schemas.microsoft.com/office/drawing/2016/5/10/chartex" xmlns:cx5="http://schemas.microsoft.com/office/drawing/2016/5/11/chartex" xmlns:cx6="http://schemas.microsoft.com/office/drawing/2016/5/12/chartex" xmlns:cx7="http://schemas.microsoft.com/office/drawing/2016/5/13/chartex" xmlns:cx8="http://schemas.microsoft.com/office/drawing/2016/5/14/chartex" xmlns:mc="http://schemas.openxmlformats.org/markup-compatibility/2006" xmlns:aink="http://schemas.microsoft.com/office/drawing/2016/ink" xmlns:am3d="http://schemas.microsoft.com/office/drawing/2017/model3d" xmlns:o="urn:schemas-microsoft-com:office:office" xmlns:oel="http://schemas.microsoft.com/office/2019/extlst" xmlns:r="http://schemas.openxmlformats.org/officeDocument/2006/relationships" xmlns:m="http://schemas.openxmlformats.org/officeDocument/2006/math" xmlns:v="urn:schemas-microsoft-com:vml" xmlns:wp14="http://schemas.microsoft.com/office/word/2010/wordprocessingDrawing" xmlns:wp="http://schemas.openxmlformats.org/drawingml/2006/wordprocessingDrawing" xmlns:w10="urn:schemas-microsoft-com:office:word" xmlns:w="http://schemas.openxmlformats.org/wordprocessingml/2006/main" xmlns:w14="http://schemas.microsoft.com/office/word/2010/wordml" xmlns:w15="http://schemas.microsoft.com/office/word/2012/wordml" xmlns:w16cex="http://schemas.microsoft.com/office/word/2018/wordml/cex" xmlns:w16cid="http://schemas.microsoft.com/office/word/2016/wordml/cid" xmlns:w16="http://schemas.microsoft.com/office/word/2018/wordml" xmlns:w16du="http://schemas.microsoft.com/office/word/2023/wordml/word16du" xmlns:w16sdtdh="http://schemas.microsoft.com/office/word/2020/wordml/sdtdatahash" xmlns:w16se="http://schemas.microsoft.com/office/word/2015/wordml/symex" xmlns:wpg="http://schemas.microsoft.com/office/word/2010/wordprocessingGroup" xmlns:wpi="http://schemas.microsoft.com/office/word/2010/wordprocessingInk" xmlns:wne="http://schemas.microsoft.com/office/word/2006/wordml" xmlns:wps="http://schemas.microsoft.com/office/word/2010/wordprocessingShape" mc:Ignorable="w14 w15 w16se w16cid w16 w16cex w16sdtdh wp14">
   <w:endnote w:type="separator" w:id="-1">
     <w:p>
       <w:r>
@@ -8395,7 +9626,7 @@
 </file>
 
 <file path=word/footnotes.xml><?xml version="1.0" encoding="utf-8"?>
-<w:footnotes xmlns:wpc="http://schemas.microsoft.com/office/word/2010/wordprocessingCanvas" xmlns:cx="http://schemas.microsoft.com/office/drawing/2014/chartex" xmlns:cx1="http://schemas.microsoft.com/office/drawing/2015/9/8/chartex" xmlns:cx2="http://schemas.microsoft.com/office/drawing/2015/10/21/chartex" xmlns:cx3="http://schemas.microsoft.com/office/drawing/2016/5/9/chartex" xmlns:cx4="http://schemas.microsoft.com/office/drawing/2016/5/10/chartex" xmlns:cx5="http://schemas.microsoft.com/office/drawing/2016/5/11/chartex" xmlns:cx6="http://schemas.microsoft.com/office/drawing/2016/5/12/chartex" xmlns:cx7="http://schemas.microsoft.com/office/drawing/2016/5/13/chartex" xmlns:cx8="http://schemas.microsoft.com/office/drawing/2016/5/14/chartex" xmlns:mc="http://schemas.openxmlformats.org/markup-compatibility/2006" xmlns:aink="http://schemas.microsoft.com/office/drawing/2016/ink" xmlns:am3d="http://schemas.microsoft.com/office/drawing/2017/model3d" xmlns:o="urn:schemas-microsoft-com:office:office" xmlns:r="http://schemas.openxmlformats.org/officeDocument/2006/relationships" xmlns:m="http://schemas.openxmlformats.org/officeDocument/2006/math" xmlns:v="urn:schemas-microsoft-com:vml" xmlns:wp14="http://schemas.microsoft.com/office/word/2010/wordprocessingDrawing" xmlns:wp="http://schemas.openxmlformats.org/drawingml/2006/wordprocessingDrawing" xmlns:w10="urn:schemas-microsoft-com:office:word" xmlns:w="http://schemas.openxmlformats.org/wordprocessingml/2006/main" xmlns:w14="http://schemas.microsoft.com/office/word/2010/wordml" xmlns:w15="http://schemas.microsoft.com/office/word/2012/wordml" xmlns:w16cex="http://schemas.microsoft.com/office/word/2018/wordml/cex" xmlns:w16cid="http://schemas.microsoft.com/office/word/2016/wordml/cid" xmlns:w16="http://schemas.microsoft.com/office/word/2018/wordml" xmlns:w16sdtdh="http://schemas.microsoft.com/office/word/2020/wordml/sdtdatahash" xmlns:w16se="http://schemas.microsoft.com/office/word/2015/wordml/symex" xmlns:wpg="http://schemas.microsoft.com/office/word/2010/wordprocessingGroup" xmlns:wpi="http://schemas.microsoft.com/office/word/2010/wordprocessingInk" xmlns:wne="http://schemas.microsoft.com/office/word/2006/wordml" xmlns:wps="http://schemas.microsoft.com/office/word/2010/wordprocessingShape" mc:Ignorable="w14 w15 w16se w16cid w16 w16cex w16sdtdh wp14">
+<w:footnotes xmlns:wpc="http://schemas.microsoft.com/office/word/2010/wordprocessingCanvas" xmlns:cx="http://schemas.microsoft.com/office/drawing/2014/chartex" xmlns:cx1="http://schemas.microsoft.com/office/drawing/2015/9/8/chartex" xmlns:cx2="http://schemas.microsoft.com/office/drawing/2015/10/21/chartex" xmlns:cx3="http://schemas.microsoft.com/office/drawing/2016/5/9/chartex" xmlns:cx4="http://schemas.microsoft.com/office/drawing/2016/5/10/chartex" xmlns:cx5="http://schemas.microsoft.com/office/drawing/2016/5/11/chartex" xmlns:cx6="http://schemas.microsoft.com/office/drawing/2016/5/12/chartex" xmlns:cx7="http://schemas.microsoft.com/office/drawing/2016/5/13/chartex" xmlns:cx8="http://schemas.microsoft.com/office/drawing/2016/5/14/chartex" xmlns:mc="http://schemas.openxmlformats.org/markup-compatibility/2006" xmlns:aink="http://schemas.microsoft.com/office/drawing/2016/ink" xmlns:am3d="http://schemas.microsoft.com/office/drawing/2017/model3d" xmlns:o="urn:schemas-microsoft-com:office:office" xmlns:oel="http://schemas.microsoft.com/office/2019/extlst" xmlns:r="http://schemas.openxmlformats.org/officeDocument/2006/relationships" xmlns:m="http://schemas.openxmlformats.org/officeDocument/2006/math" xmlns:v="urn:schemas-microsoft-com:vml" xmlns:wp14="http://schemas.microsoft.com/office/word/2010/wordprocessingDrawing" xmlns:wp="http://schemas.openxmlformats.org/drawingml/2006/wordprocessingDrawing" xmlns:w10="urn:schemas-microsoft-com:office:word" xmlns:w="http://schemas.openxmlformats.org/wordprocessingml/2006/main" xmlns:w14="http://schemas.microsoft.com/office/word/2010/wordml" xmlns:w15="http://schemas.microsoft.com/office/word/2012/wordml" xmlns:w16cex="http://schemas.microsoft.com/office/word/2018/wordml/cex" xmlns:w16cid="http://schemas.microsoft.com/office/word/2016/wordml/cid" xmlns:w16="http://schemas.microsoft.com/office/word/2018/wordml" xmlns:w16du="http://schemas.microsoft.com/office/word/2023/wordml/word16du" xmlns:w16sdtdh="http://schemas.microsoft.com/office/word/2020/wordml/sdtdatahash" xmlns:w16se="http://schemas.microsoft.com/office/word/2015/wordml/symex" xmlns:wpg="http://schemas.microsoft.com/office/word/2010/wordprocessingGroup" xmlns:wpi="http://schemas.microsoft.com/office/word/2010/wordprocessingInk" xmlns:wne="http://schemas.microsoft.com/office/word/2006/wordml" xmlns:wps="http://schemas.microsoft.com/office/word/2010/wordprocessingShape" mc:Ignorable="w14 w15 w16se w16cid w16 w16cex w16sdtdh wp14">
   <w:footnote w:type="separator" w:id="-1">
     <w:p>
       <w:r>
@@ -8414,7 +9645,7 @@
 </file>
 
 <file path=word/numbering.xml><?xml version="1.0" encoding="utf-8"?>
-<w:numbering xmlns:wpc="http://schemas.microsoft.com/office/word/2010/wordprocessingCanvas" xmlns:cx="http://schemas.microsoft.com/office/drawing/2014/chartex" xmlns:cx1="http://schemas.microsoft.com/office/drawing/2015/9/8/chartex" xmlns:cx2="http://schemas.microsoft.com/office/drawing/2015/10/21/chartex" xmlns:cx3="http://schemas.microsoft.com/office/drawing/2016/5/9/chartex" xmlns:cx4="http://schemas.microsoft.com/office/drawing/2016/5/10/chartex" xmlns:cx5="http://schemas.microsoft.com/office/drawing/2016/5/11/chartex" xmlns:cx6="http://schemas.microsoft.com/office/drawing/2016/5/12/chartex" xmlns:cx7="http://schemas.microsoft.com/office/drawing/2016/5/13/chartex" xmlns:cx8="http://schemas.microsoft.com/office/drawing/2016/5/14/chartex" xmlns:mc="http://schemas.openxmlformats.org/markup-compatibility/2006" xmlns:aink="http://schemas.microsoft.com/office/drawing/2016/ink" xmlns:am3d="http://schemas.microsoft.com/office/drawing/2017/model3d" xmlns:o="urn:schemas-microsoft-com:office:office" xmlns:r="http://schemas.openxmlformats.org/officeDocument/2006/relationships" xmlns:m="http://schemas.openxmlformats.org/officeDocument/2006/math" xmlns:v="urn:schemas-microsoft-com:vml" xmlns:wp14="http://schemas.microsoft.com/office/word/2010/wordprocessingDrawing" xmlns:wp="http://schemas.openxmlformats.org/drawingml/2006/wordprocessingDrawing" xmlns:w10="urn:schemas-microsoft-com:office:word" xmlns:w="http://schemas.openxmlformats.org/wordprocessingml/2006/main" xmlns:w14="http://schemas.microsoft.com/office/word/2010/wordml" xmlns:w15="http://schemas.microsoft.com/office/word/2012/wordml" xmlns:w16cex="http://schemas.microsoft.com/office/word/2018/wordml/cex" xmlns:w16cid="http://schemas.microsoft.com/office/word/2016/wordml/cid" xmlns:w16="http://schemas.microsoft.com/office/word/2018/wordml" xmlns:w16sdtdh="http://schemas.microsoft.com/office/word/2020/wordml/sdtdatahash" xmlns:w16se="http://schemas.microsoft.com/office/word/2015/wordml/symex" xmlns:wpg="http://schemas.microsoft.com/office/word/2010/wordprocessingGroup" xmlns:wpi="http://schemas.microsoft.com/office/word/2010/wordprocessingInk" xmlns:wne="http://schemas.microsoft.com/office/word/2006/wordml" xmlns:wps="http://schemas.microsoft.com/office/word/2010/wordprocessingShape" mc:Ignorable="w14 w15 w16se w16cid w16 w16cex w16sdtdh wp14">
+<w:numbering xmlns:wpc="http://schemas.microsoft.com/office/word/2010/wordprocessingCanvas" xmlns:cx="http://schemas.microsoft.com/office/drawing/2014/chartex" xmlns:cx1="http://schemas.microsoft.com/office/drawing/2015/9/8/chartex" xmlns:cx2="http://schemas.microsoft.com/office/drawing/2015/10/21/chartex" xmlns:cx3="http://schemas.microsoft.com/office/drawing/2016/5/9/chartex" xmlns:cx4="http://schemas.microsoft.com/office/drawing/2016/5/10/chartex" xmlns:cx5="http://schemas.microsoft.com/office/drawing/2016/5/11/chartex" xmlns:cx6="http://schemas.microsoft.com/office/drawing/2016/5/12/chartex" xmlns:cx7="http://schemas.microsoft.com/office/drawing/2016/5/13/chartex" xmlns:cx8="http://schemas.microsoft.com/office/drawing/2016/5/14/chartex" xmlns:mc="http://schemas.openxmlformats.org/markup-compatibility/2006" xmlns:aink="http://schemas.microsoft.com/office/drawing/2016/ink" xmlns:am3d="http://schemas.microsoft.com/office/drawing/2017/model3d" xmlns:o="urn:schemas-microsoft-com:office:office" xmlns:oel="http://schemas.microsoft.com/office/2019/extlst" xmlns:r="http://schemas.openxmlformats.org/officeDocument/2006/relationships" xmlns:m="http://schemas.openxmlformats.org/officeDocument/2006/math" xmlns:v="urn:schemas-microsoft-com:vml" xmlns:wp14="http://schemas.microsoft.com/office/word/2010/wordprocessingDrawing" xmlns:wp="http://schemas.openxmlformats.org/drawingml/2006/wordprocessingDrawing" xmlns:w10="urn:schemas-microsoft-com:office:word" xmlns:w="http://schemas.openxmlformats.org/wordprocessingml/2006/main" xmlns:w14="http://schemas.microsoft.com/office/word/2010/wordml" xmlns:w15="http://schemas.microsoft.com/office/word/2012/wordml" xmlns:w16cex="http://schemas.microsoft.com/office/word/2018/wordml/cex" xmlns:w16cid="http://schemas.microsoft.com/office/word/2016/wordml/cid" xmlns:w16="http://schemas.microsoft.com/office/word/2018/wordml" xmlns:w16du="http://schemas.microsoft.com/office/word/2023/wordml/word16du" xmlns:w16sdtdh="http://schemas.microsoft.com/office/word/2020/wordml/sdtdatahash" xmlns:w16se="http://schemas.microsoft.com/office/word/2015/wordml/symex" xmlns:wpg="http://schemas.microsoft.com/office/word/2010/wordprocessingGroup" xmlns:wpi="http://schemas.microsoft.com/office/word/2010/wordprocessingInk" xmlns:wne="http://schemas.microsoft.com/office/word/2006/wordml" xmlns:wps="http://schemas.microsoft.com/office/word/2010/wordprocessingShape" mc:Ignorable="w14 w15 w16se w16cid w16 w16cex w16sdtdh wp14">
   <w:abstractNum w:abstractNumId="0" w15:restartNumberingAfterBreak="0">
     <w:nsid w:val="02411899"/>
     <w:multiLevelType w:val="hybridMultilevel"/>
@@ -10107,6 +11338,95 @@
     </w:lvl>
   </w:abstractNum>
   <w:abstractNum w:abstractNumId="19" w15:restartNumberingAfterBreak="0">
+    <w:nsid w:val="7C187F3C"/>
+    <w:multiLevelType w:val="hybridMultilevel"/>
+    <w:tmpl w:val="7C3EB84C"/>
+    <w:lvl w:ilvl="0" w:tplc="09985B06">
+      <w:start w:val="1"/>
+      <w:numFmt w:val="upperLetter"/>
+      <w:lvlText w:val="(%1)"/>
+      <w:lvlJc w:val="left"/>
+      <w:pPr>
+        <w:ind w:left="360" w:hanging="360"/>
+      </w:pPr>
+      <w:rPr>
+        <w:rFonts w:hint="default"/>
+      </w:rPr>
+    </w:lvl>
+    <w:lvl w:ilvl="1" w:tplc="04090019" w:tentative="1">
+      <w:start w:val="1"/>
+      <w:numFmt w:val="ideographTraditional"/>
+      <w:lvlText w:val="%2、"/>
+      <w:lvlJc w:val="left"/>
+      <w:pPr>
+        <w:ind w:left="960" w:hanging="480"/>
+      </w:pPr>
+    </w:lvl>
+    <w:lvl w:ilvl="2" w:tplc="0409001B" w:tentative="1">
+      <w:start w:val="1"/>
+      <w:numFmt w:val="lowerRoman"/>
+      <w:lvlText w:val="%3."/>
+      <w:lvlJc w:val="right"/>
+      <w:pPr>
+        <w:ind w:left="1440" w:hanging="480"/>
+      </w:pPr>
+    </w:lvl>
+    <w:lvl w:ilvl="3" w:tplc="0409000F" w:tentative="1">
+      <w:start w:val="1"/>
+      <w:numFmt w:val="decimal"/>
+      <w:lvlText w:val="%4."/>
+      <w:lvlJc w:val="left"/>
+      <w:pPr>
+        <w:ind w:left="1920" w:hanging="480"/>
+      </w:pPr>
+    </w:lvl>
+    <w:lvl w:ilvl="4" w:tplc="04090019" w:tentative="1">
+      <w:start w:val="1"/>
+      <w:numFmt w:val="ideographTraditional"/>
+      <w:lvlText w:val="%5、"/>
+      <w:lvlJc w:val="left"/>
+      <w:pPr>
+        <w:ind w:left="2400" w:hanging="480"/>
+      </w:pPr>
+    </w:lvl>
+    <w:lvl w:ilvl="5" w:tplc="0409001B" w:tentative="1">
+      <w:start w:val="1"/>
+      <w:numFmt w:val="lowerRoman"/>
+      <w:lvlText w:val="%6."/>
+      <w:lvlJc w:val="right"/>
+      <w:pPr>
+        <w:ind w:left="2880" w:hanging="480"/>
+      </w:pPr>
+    </w:lvl>
+    <w:lvl w:ilvl="6" w:tplc="0409000F" w:tentative="1">
+      <w:start w:val="1"/>
+      <w:numFmt w:val="decimal"/>
+      <w:lvlText w:val="%7."/>
+      <w:lvlJc w:val="left"/>
+      <w:pPr>
+        <w:ind w:left="3360" w:hanging="480"/>
+      </w:pPr>
+    </w:lvl>
+    <w:lvl w:ilvl="7" w:tplc="04090019" w:tentative="1">
+      <w:start w:val="1"/>
+      <w:numFmt w:val="ideographTraditional"/>
+      <w:lvlText w:val="%8、"/>
+      <w:lvlJc w:val="left"/>
+      <w:pPr>
+        <w:ind w:left="3840" w:hanging="480"/>
+      </w:pPr>
+    </w:lvl>
+    <w:lvl w:ilvl="8" w:tplc="0409001B" w:tentative="1">
+      <w:start w:val="1"/>
+      <w:numFmt w:val="lowerRoman"/>
+      <w:lvlText w:val="%9."/>
+      <w:lvlJc w:val="right"/>
+      <w:pPr>
+        <w:ind w:left="4320" w:hanging="480"/>
+      </w:pPr>
+    </w:lvl>
+  </w:abstractNum>
+  <w:abstractNum w:abstractNumId="20" w15:restartNumberingAfterBreak="0">
     <w:nsid w:val="7D8370E3"/>
     <w:multiLevelType w:val="hybridMultilevel"/>
     <w:tmpl w:val="706C694C"/>
@@ -10195,65 +11515,68 @@
       </w:pPr>
     </w:lvl>
   </w:abstractNum>
-  <w:num w:numId="1">
+  <w:num w:numId="1" w16cid:durableId="1469203501">
     <w:abstractNumId w:val="13"/>
   </w:num>
-  <w:num w:numId="2">
+  <w:num w:numId="2" w16cid:durableId="1026710087">
     <w:abstractNumId w:val="17"/>
   </w:num>
-  <w:num w:numId="3">
+  <w:num w:numId="3" w16cid:durableId="1909920614">
     <w:abstractNumId w:val="3"/>
   </w:num>
-  <w:num w:numId="4">
+  <w:num w:numId="4" w16cid:durableId="1594243253">
     <w:abstractNumId w:val="18"/>
   </w:num>
-  <w:num w:numId="5">
+  <w:num w:numId="5" w16cid:durableId="2125726185">
     <w:abstractNumId w:val="9"/>
   </w:num>
-  <w:num w:numId="6">
+  <w:num w:numId="6" w16cid:durableId="1921523536">
     <w:abstractNumId w:val="10"/>
   </w:num>
-  <w:num w:numId="7">
+  <w:num w:numId="7" w16cid:durableId="1356806495">
     <w:abstractNumId w:val="7"/>
   </w:num>
-  <w:num w:numId="8">
+  <w:num w:numId="8" w16cid:durableId="564148063">
     <w:abstractNumId w:val="12"/>
   </w:num>
-  <w:num w:numId="9">
+  <w:num w:numId="9" w16cid:durableId="1495608720">
     <w:abstractNumId w:val="8"/>
   </w:num>
-  <w:num w:numId="10">
+  <w:num w:numId="10" w16cid:durableId="246617295">
     <w:abstractNumId w:val="11"/>
   </w:num>
-  <w:num w:numId="11">
+  <w:num w:numId="11" w16cid:durableId="524561352">
     <w:abstractNumId w:val="14"/>
   </w:num>
-  <w:num w:numId="12">
-    <w:abstractNumId w:val="19"/>
+  <w:num w:numId="12" w16cid:durableId="1827503134">
+    <w:abstractNumId w:val="20"/>
   </w:num>
-  <w:num w:numId="13">
+  <w:num w:numId="13" w16cid:durableId="1191336837">
     <w:abstractNumId w:val="16"/>
   </w:num>
-  <w:num w:numId="14">
+  <w:num w:numId="14" w16cid:durableId="627473293">
     <w:abstractNumId w:val="15"/>
   </w:num>
-  <w:num w:numId="15">
+  <w:num w:numId="15" w16cid:durableId="2020689880">
     <w:abstractNumId w:val="6"/>
   </w:num>
-  <w:num w:numId="16">
+  <w:num w:numId="16" w16cid:durableId="479662887">
     <w:abstractNumId w:val="2"/>
   </w:num>
-  <w:num w:numId="17">
+  <w:num w:numId="17" w16cid:durableId="1334606309">
     <w:abstractNumId w:val="5"/>
   </w:num>
-  <w:num w:numId="18">
+  <w:num w:numId="18" w16cid:durableId="130755447">
     <w:abstractNumId w:val="0"/>
   </w:num>
-  <w:num w:numId="19">
+  <w:num w:numId="19" w16cid:durableId="1886792037">
     <w:abstractNumId w:val="4"/>
   </w:num>
-  <w:num w:numId="20">
+  <w:num w:numId="20" w16cid:durableId="2099861069">
     <w:abstractNumId w:val="1"/>
+  </w:num>
+  <w:num w:numId="21" w16cid:durableId="1626429969">
+    <w:abstractNumId w:val="19"/>
   </w:num>
 </w:numbering>
 </file>

--- a/碩一/TOEIC/介係詞代名詞.docx
+++ b/碩一/TOEIC/介係詞代名詞.docx
@@ -1,14 +1,12 @@
 
 <file path=word/document.xml><?xml version="1.0" encoding="utf-8"?>
-<w:document xmlns:wpc="http://schemas.microsoft.com/office/word/2010/wordprocessingCanvas" xmlns:cx="http://schemas.microsoft.com/office/drawing/2014/chartex" xmlns:cx1="http://schemas.microsoft.com/office/drawing/2015/9/8/chartex" xmlns:cx2="http://schemas.microsoft.com/office/drawing/2015/10/21/chartex" xmlns:cx3="http://schemas.microsoft.com/office/drawing/2016/5/9/chartex" xmlns:cx4="http://schemas.microsoft.com/office/drawing/2016/5/10/chartex" xmlns:cx5="http://schemas.microsoft.com/office/drawing/2016/5/11/chartex" xmlns:cx6="http://schemas.microsoft.com/office/drawing/2016/5/12/chartex" xmlns:cx7="http://schemas.microsoft.com/office/drawing/2016/5/13/chartex" xmlns:cx8="http://schemas.microsoft.com/office/drawing/2016/5/14/chartex" xmlns:mc="http://schemas.openxmlformats.org/markup-compatibility/2006" xmlns:aink="http://schemas.microsoft.com/office/drawing/2016/ink" xmlns:am3d="http://schemas.microsoft.com/office/drawing/2017/model3d" xmlns:o="urn:schemas-microsoft-com:office:office" xmlns:oel="http://schemas.microsoft.com/office/2019/extlst" xmlns:r="http://schemas.openxmlformats.org/officeDocument/2006/relationships" xmlns:m="http://schemas.openxmlformats.org/officeDocument/2006/math" xmlns:v="urn:schemas-microsoft-com:vml" xmlns:wp14="http://schemas.microsoft.com/office/word/2010/wordprocessingDrawing" xmlns:wp="http://schemas.openxmlformats.org/drawingml/2006/wordprocessingDrawing" xmlns:w10="urn:schemas-microsoft-com:office:word" xmlns:w="http://schemas.openxmlformats.org/wordprocessingml/2006/main" xmlns:w14="http://schemas.microsoft.com/office/word/2010/wordml" xmlns:w15="http://schemas.microsoft.com/office/word/2012/wordml" xmlns:w16cex="http://schemas.microsoft.com/office/word/2018/wordml/cex" xmlns:w16cid="http://schemas.microsoft.com/office/word/2016/wordml/cid" xmlns:w16="http://schemas.microsoft.com/office/word/2018/wordml" xmlns:w16du="http://schemas.microsoft.com/office/word/2023/wordml/word16du" xmlns:w16sdtdh="http://schemas.microsoft.com/office/word/2020/wordml/sdtdatahash" xmlns:w16se="http://schemas.microsoft.com/office/word/2015/wordml/symex" xmlns:wpg="http://schemas.microsoft.com/office/word/2010/wordprocessingGroup" xmlns:wpi="http://schemas.microsoft.com/office/word/2010/wordprocessingInk" xmlns:wne="http://schemas.microsoft.com/office/word/2006/wordml" xmlns:wps="http://schemas.microsoft.com/office/word/2010/wordprocessingShape" mc:Ignorable="w14 w15 w16se w16cid w16 w16cex w16sdtdh wp14">
+<w:document xmlns:wpc="http://schemas.microsoft.com/office/word/2010/wordprocessingCanvas" xmlns:cx="http://schemas.microsoft.com/office/drawing/2014/chartex" xmlns:cx1="http://schemas.microsoft.com/office/drawing/2015/9/8/chartex" xmlns:cx2="http://schemas.microsoft.com/office/drawing/2015/10/21/chartex" xmlns:cx3="http://schemas.microsoft.com/office/drawing/2016/5/9/chartex" xmlns:cx4="http://schemas.microsoft.com/office/drawing/2016/5/10/chartex" xmlns:cx5="http://schemas.microsoft.com/office/drawing/2016/5/11/chartex" xmlns:cx6="http://schemas.microsoft.com/office/drawing/2016/5/12/chartex" xmlns:cx7="http://schemas.microsoft.com/office/drawing/2016/5/13/chartex" xmlns:cx8="http://schemas.microsoft.com/office/drawing/2016/5/14/chartex" xmlns:mc="http://schemas.openxmlformats.org/markup-compatibility/2006" xmlns:aink="http://schemas.microsoft.com/office/drawing/2016/ink" xmlns:am3d="http://schemas.microsoft.com/office/drawing/2017/model3d" xmlns:o="urn:schemas-microsoft-com:office:office" xmlns:r="http://schemas.openxmlformats.org/officeDocument/2006/relationships" xmlns:m="http://schemas.openxmlformats.org/officeDocument/2006/math" xmlns:v="urn:schemas-microsoft-com:vml" xmlns:wp14="http://schemas.microsoft.com/office/word/2010/wordprocessingDrawing" xmlns:wp="http://schemas.openxmlformats.org/drawingml/2006/wordprocessingDrawing" xmlns:w10="urn:schemas-microsoft-com:office:word" xmlns:w="http://schemas.openxmlformats.org/wordprocessingml/2006/main" xmlns:w14="http://schemas.microsoft.com/office/word/2010/wordml" xmlns:w15="http://schemas.microsoft.com/office/word/2012/wordml" xmlns:w16cex="http://schemas.microsoft.com/office/word/2018/wordml/cex" xmlns:w16cid="http://schemas.microsoft.com/office/word/2016/wordml/cid" xmlns:w16="http://schemas.microsoft.com/office/word/2018/wordml" xmlns:w16sdtdh="http://schemas.microsoft.com/office/word/2020/wordml/sdtdatahash" xmlns:w16se="http://schemas.microsoft.com/office/word/2015/wordml/symex" xmlns:wpg="http://schemas.microsoft.com/office/word/2010/wordprocessingGroup" xmlns:wpi="http://schemas.microsoft.com/office/word/2010/wordprocessingInk" xmlns:wne="http://schemas.microsoft.com/office/word/2006/wordml" xmlns:wps="http://schemas.microsoft.com/office/word/2010/wordprocessingShape" mc:Ignorable="w14 w15 w16se w16cid w16 w16cex w16sdtdh wp14">
   <w:body>
     <w:p>
-      <w:proofErr w:type="spellStart"/>
       <w:proofErr w:type="gramStart"/>
       <w:r>
         <w:t>We,re</w:t>
       </w:r>
-      <w:proofErr w:type="spellEnd"/>
       <w:proofErr w:type="gramEnd"/>
       <w:r>
         <w:t xml:space="preserve"> conveniently located on 1</w:t>
@@ -580,12 +578,10 @@
       <w:r>
         <w:t xml:space="preserve">The team was behind </w:t>
       </w:r>
-      <w:proofErr w:type="spellStart"/>
       <w:proofErr w:type="gramStart"/>
       <w:r>
         <w:t>schedule,they</w:t>
       </w:r>
-      <w:proofErr w:type="spellEnd"/>
       <w:proofErr w:type="gramEnd"/>
       <w:r>
         <w:t xml:space="preserve"> worked collaboratively together and managed to meet the deadline. (A)Nevertheless</w:t>
@@ -1110,11 +1106,9 @@
       </w:r>
     </w:p>
     <w:p>
-      <w:proofErr w:type="spellStart"/>
       <w:r>
         <w:t>ly</w:t>
       </w:r>
-      <w:proofErr w:type="spellEnd"/>
       <w:r>
         <w:rPr>
           <w:rFonts w:hint="eastAsia"/>
@@ -1145,7 +1139,6 @@
         </w:rPr>
         <w:t>、</w:t>
       </w:r>
-      <w:proofErr w:type="spellStart"/>
       <w:r>
         <w:rPr>
           <w:rFonts w:hint="eastAsia"/>
@@ -1155,7 +1148,6 @@
       <w:r>
         <w:t>he+N</w:t>
       </w:r>
-      <w:proofErr w:type="spellEnd"/>
     </w:p>
     <w:p>
       <w:r>
@@ -1251,12 +1243,10 @@
         </w:rPr>
         <w:t>:</w:t>
       </w:r>
-      <w:proofErr w:type="spellStart"/>
       <w:proofErr w:type="gramStart"/>
       <w:r>
         <w:t>Initially,I</w:t>
       </w:r>
-      <w:proofErr w:type="spellEnd"/>
       <w:proofErr w:type="gramEnd"/>
       <w:r>
         <w:t xml:space="preserve"> wanted to go to Taipei.</w:t>
@@ -1268,12 +1258,10 @@
       <w:r>
         <w:t xml:space="preserve">To ensure personal </w:t>
       </w:r>
-      <w:proofErr w:type="spellStart"/>
       <w:proofErr w:type="gramStart"/>
       <w:r>
         <w:t>hygiene,wipe</w:t>
       </w:r>
-      <w:proofErr w:type="spellEnd"/>
       <w:proofErr w:type="gramEnd"/>
       <w:r>
         <w:t xml:space="preserve"> the surface of your mobile phone with a </w:t>
@@ -1440,7 +1428,6 @@
       </w:r>
     </w:p>
     <w:p>
-      <w:proofErr w:type="spellStart"/>
       <w:r>
         <w:rPr>
           <w:rFonts w:hint="eastAsia"/>
@@ -1448,644 +1435,575 @@
         <w:t>A</w:t>
       </w:r>
       <w:r>
-        <w:t>dj+Adj+N</w:t>
-      </w:r>
-      <w:proofErr w:type="spellEnd"/>
-      <w:r>
+        <w:t xml:space="preserve">dj+Adj+N </w:t>
+      </w:r>
+    </w:p>
+    <w:p>
+      <w:proofErr w:type="gramStart"/>
+      <w:r>
+        <w:t>Ex:It</w:t>
+      </w:r>
+      <w:proofErr w:type="gramEnd"/>
+      <w:r>
+        <w:t>,s a cold and wet day.</w:t>
+      </w:r>
+    </w:p>
+    <w:p>
+      <w:r>
+        <w:rPr>
+          <w:rFonts w:hint="eastAsia"/>
+        </w:rPr>
+        <w:t>A</w:t>
+      </w:r>
+      <w:r>
+        <w:t>ns:</w:t>
+      </w:r>
+      <w:r>
+        <w:rPr>
+          <w:highlight w:val="yellow"/>
+        </w:rPr>
         <w:t xml:space="preserve"> </w:t>
       </w:r>
-    </w:p>
-    <w:p>
-      <w:proofErr w:type="spellStart"/>
+      <w:r>
+        <w:rPr>
+          <w:highlight w:val="yellow"/>
+        </w:rPr>
+        <w:t>moist</w:t>
+      </w:r>
+    </w:p>
+    <w:p>
+      <w:r>
+        <w:t>Adj+en -&gt;v</w:t>
+      </w:r>
+    </w:p>
+    <w:p/>
+    <w:p>
+      <w:r>
+        <w:t xml:space="preserve">Research shows that constant self improvements are the best ways to ensure </w:t>
+      </w:r>
       <w:proofErr w:type="gramStart"/>
       <w:r>
-        <w:t>Ex:It</w:t>
+        <w:t>one,s</w:t>
       </w:r>
       <w:proofErr w:type="gramEnd"/>
       <w:r>
-        <w:t>,s</w:t>
-      </w:r>
-      <w:proofErr w:type="spellEnd"/>
-      <w:r>
-        <w:t xml:space="preserve"> a cold and wet day.</w:t>
-      </w:r>
-    </w:p>
-    <w:p>
-      <w:r>
-        <w:rPr>
-          <w:rFonts w:hint="eastAsia"/>
-        </w:rPr>
-        <w:t>A</w:t>
-      </w:r>
-      <w:r>
-        <w:t>ns:</w:t>
-      </w:r>
-      <w:r>
-        <w:rPr>
-          <w:highlight w:val="yellow"/>
+        <w:t xml:space="preserve"> career development in </w:t>
+      </w:r>
+      <w:r>
+        <w:rPr>
+          <w:color w:val="FF0000"/>
+        </w:rPr>
+        <w:t xml:space="preserve">the </w:t>
+      </w:r>
+      <w:r>
+        <w:rPr>
+          <w:highlight w:val="yellow"/>
+        </w:rPr>
+        <w:t>increasingly</w:t>
+      </w:r>
+      <w:r>
+        <w:rPr>
+          <w:color w:val="FF0000"/>
         </w:rPr>
         <w:t xml:space="preserve"> </w:t>
       </w:r>
       <w:r>
-        <w:rPr>
-          <w:highlight w:val="yellow"/>
-        </w:rPr>
-        <w:t>moist</w:t>
-      </w:r>
-    </w:p>
-    <w:p>
-      <w:proofErr w:type="spellStart"/>
-      <w:r>
-        <w:t>Adj+en</w:t>
-      </w:r>
-      <w:proofErr w:type="spellEnd"/>
-      <w:r>
-        <w:t xml:space="preserve"> -&gt;v</w:t>
+        <w:t>competitive workplace.(A)increasing</w:t>
+      </w:r>
+      <w:r>
+        <w:t xml:space="preserve"> adj</w:t>
+      </w:r>
+      <w:r>
+        <w:t>(B)increases</w:t>
+      </w:r>
+      <w:r>
+        <w:rPr>
+          <w:rFonts w:hint="eastAsia"/>
+        </w:rPr>
+        <w:t xml:space="preserve"> </w:t>
+      </w:r>
+      <w:r>
+        <w:t>v (</w:t>
+      </w:r>
+      <w:r>
+        <w:rPr>
+          <w:rFonts w:hint="eastAsia"/>
+        </w:rPr>
+        <w:t>單數</w:t>
+      </w:r>
+      <w:r>
+        <w:rPr>
+          <w:rFonts w:hint="eastAsia"/>
+        </w:rPr>
+        <w:t>)</w:t>
+      </w:r>
+      <w:r>
+        <w:rPr>
+          <w:highlight w:val="yellow"/>
+        </w:rPr>
+        <w:t>(C)increasingly</w:t>
+      </w:r>
+      <w:r>
+        <w:t xml:space="preserve"> adv </w:t>
+      </w:r>
+      <w:r>
+        <w:rPr>
+          <w:rFonts w:hint="eastAsia"/>
+        </w:rPr>
+        <w:t>增加</w:t>
+      </w:r>
+      <w:r>
+        <w:t>(D)increase</w:t>
+      </w:r>
+      <w:r>
+        <w:rPr>
+          <w:rFonts w:hint="eastAsia"/>
+        </w:rPr>
+        <w:t xml:space="preserve"> </w:t>
+      </w:r>
+      <w:r>
+        <w:t>v(</w:t>
+      </w:r>
+      <w:r>
+        <w:rPr>
+          <w:rFonts w:hint="eastAsia"/>
+        </w:rPr>
+        <w:t>原型</w:t>
+      </w:r>
+      <w:r>
+        <w:rPr>
+          <w:rFonts w:hint="eastAsia"/>
+        </w:rPr>
+        <w:t>)</w:t>
       </w:r>
     </w:p>
     <w:p/>
     <w:p>
       <w:r>
-        <w:t xml:space="preserve">Research shows that constant </w:t>
-      </w:r>
-      <w:proofErr w:type="spellStart"/>
-      <w:r>
-        <w:t>self improvements</w:t>
-      </w:r>
-      <w:proofErr w:type="spellEnd"/>
-      <w:r>
-        <w:t xml:space="preserve"> are the best ways to ensure </w:t>
-      </w:r>
-      <w:proofErr w:type="spellStart"/>
+        <w:t>The/a/an(</w:t>
+      </w:r>
+      <w:r>
+        <w:rPr>
+          <w:rFonts w:hint="eastAsia"/>
+        </w:rPr>
+        <w:t>冠詞</w:t>
+      </w:r>
+      <w:r>
+        <w:rPr>
+          <w:rFonts w:hint="eastAsia"/>
+        </w:rPr>
+        <w:t>)</w:t>
+      </w:r>
+      <w:r>
+        <w:t>+Adv+Adj+N</w:t>
+      </w:r>
+      <w:r>
+        <w:rPr>
+          <w:rFonts w:hint="eastAsia"/>
+        </w:rPr>
+        <w:t>，缺一個副詞可以修飾形容詞</w:t>
+      </w:r>
+    </w:p>
+    <w:p>
+      <w:r>
+        <w:t>Ans:</w:t>
+      </w:r>
+      <w:r>
+        <w:rPr>
+          <w:highlight w:val="yellow"/>
+        </w:rPr>
+        <w:t xml:space="preserve"> </w:t>
+      </w:r>
+      <w:r>
+        <w:rPr>
+          <w:highlight w:val="yellow"/>
+        </w:rPr>
+        <w:t>increasingly</w:t>
+      </w:r>
+    </w:p>
+    <w:p>
+      <w:r>
+        <w:t>-ive</w:t>
+      </w:r>
+      <w:r>
+        <w:rPr>
+          <w:rFonts w:hint="eastAsia"/>
+        </w:rPr>
+        <w:t>結尾</w:t>
+      </w:r>
+      <w:r>
+        <w:rPr>
+          <w:rFonts w:hint="eastAsia"/>
+        </w:rPr>
+        <w:t>(</w:t>
+      </w:r>
+      <w:r>
+        <w:t>adj)</w:t>
+      </w:r>
+    </w:p>
+    <w:p>
+      <w:r>
+        <w:t>Competitive adj</w:t>
+      </w:r>
+      <w:r>
+        <w:rPr>
+          <w:rFonts w:hint="eastAsia"/>
+        </w:rPr>
+        <w:t>競爭的、</w:t>
+      </w:r>
+      <w:r>
+        <w:t>constant</w:t>
+      </w:r>
+      <w:r>
+        <w:rPr>
+          <w:rFonts w:hint="eastAsia"/>
+        </w:rPr>
+        <w:t xml:space="preserve"> a</w:t>
+      </w:r>
+      <w:r>
+        <w:t xml:space="preserve">dj </w:t>
+      </w:r>
+      <w:r>
+        <w:rPr>
+          <w:rFonts w:hint="eastAsia"/>
+        </w:rPr>
+        <w:t>持續的、</w:t>
+      </w:r>
+      <w:r>
+        <w:rPr>
+          <w:rFonts w:hint="eastAsia"/>
+        </w:rPr>
+        <w:t>s</w:t>
+      </w:r>
+      <w:r>
+        <w:t xml:space="preserve">elf improvements </w:t>
+      </w:r>
+      <w:r>
+        <w:rPr>
+          <w:rFonts w:hint="eastAsia"/>
+        </w:rPr>
+        <w:t>自我增進</w:t>
+      </w:r>
+    </w:p>
+    <w:p/>
+    <w:p>
+      <w:r>
+        <w:t xml:space="preserve">There will be a briefing on </w:t>
+      </w:r>
+      <w:r>
+        <w:rPr>
+          <w:highlight w:val="yellow"/>
+        </w:rPr>
+        <w:t>what</w:t>
+      </w:r>
+      <w:r>
+        <w:t xml:space="preserve"> to prepare for the upcoming </w:t>
+      </w:r>
       <w:proofErr w:type="gramStart"/>
       <w:r>
-        <w:t>one,s</w:t>
-      </w:r>
-      <w:proofErr w:type="spellEnd"/>
+        <w:t>convention</w:t>
+      </w:r>
+      <w:r>
+        <w:t>.(</w:t>
+      </w:r>
       <w:proofErr w:type="gramEnd"/>
       <w:r>
-        <w:t xml:space="preserve"> career development in </w:t>
-      </w:r>
-      <w:r>
-        <w:rPr>
-          <w:color w:val="FF0000"/>
-        </w:rPr>
-        <w:t xml:space="preserve">the </w:t>
-      </w:r>
-      <w:r>
-        <w:rPr>
-          <w:highlight w:val="yellow"/>
-        </w:rPr>
-        <w:t>increasingly</w:t>
-      </w:r>
-      <w:r>
-        <w:rPr>
-          <w:color w:val="FF0000"/>
-        </w:rPr>
+        <w:t>A)who</w:t>
+      </w:r>
+      <w:r>
+        <w:rPr>
+          <w:highlight w:val="yellow"/>
+        </w:rPr>
+        <w:t>(B)what</w:t>
+      </w:r>
+      <w:r>
+        <w:t>(C)where</w:t>
+      </w:r>
+      <w:r>
+        <w:rPr>
+          <w:rFonts w:hint="eastAsia"/>
+        </w:rPr>
+        <w:t>哪裡</w:t>
+      </w:r>
+      <w:r>
+        <w:t>(D)why</w:t>
+      </w:r>
+      <w:r>
+        <w:rPr>
+          <w:rFonts w:hint="eastAsia"/>
+        </w:rPr>
+        <w:t>為甚麼</w:t>
+      </w:r>
+    </w:p>
+    <w:p/>
+    <w:p>
+      <w:r>
+        <w:t>Briefing</w:t>
+      </w:r>
+      <w:r>
+        <w:t xml:space="preserve"> n </w:t>
+      </w:r>
+      <w:r>
+        <w:rPr>
+          <w:rFonts w:hint="eastAsia"/>
+        </w:rPr>
+        <w:t>簡報、</w:t>
+      </w:r>
+      <w:r>
+        <w:t>convention</w:t>
+      </w:r>
+      <w:r>
+        <w:rPr>
+          <w:rFonts w:hint="eastAsia"/>
+        </w:rPr>
+        <w:t xml:space="preserve"> n</w:t>
+      </w:r>
+      <w:r>
         <w:t xml:space="preserve"> </w:t>
       </w:r>
       <w:r>
-        <w:t>competitive workplace.(A)increasing</w:t>
-      </w:r>
-      <w:r>
-        <w:t xml:space="preserve"> adj</w:t>
-      </w:r>
-      <w:r>
-        <w:t>(B)increases</w:t>
-      </w:r>
-      <w:r>
-        <w:rPr>
-          <w:rFonts w:hint="eastAsia"/>
-        </w:rPr>
-        <w:t xml:space="preserve"> </w:t>
-      </w:r>
-      <w:r>
-        <w:t>v (</w:t>
-      </w:r>
-      <w:r>
-        <w:rPr>
-          <w:rFonts w:hint="eastAsia"/>
-        </w:rPr>
-        <w:t>單數</w:t>
-      </w:r>
-      <w:r>
-        <w:rPr>
-          <w:rFonts w:hint="eastAsia"/>
-        </w:rPr>
-        <w:t>)</w:t>
-      </w:r>
-      <w:r>
-        <w:rPr>
-          <w:highlight w:val="yellow"/>
-        </w:rPr>
-        <w:t>(C)increasingly</w:t>
-      </w:r>
-      <w:r>
-        <w:t xml:space="preserve"> adv </w:t>
-      </w:r>
-      <w:r>
-        <w:rPr>
-          <w:rFonts w:hint="eastAsia"/>
-        </w:rPr>
-        <w:t>增加</w:t>
-      </w:r>
-      <w:r>
-        <w:t>(D)increase</w:t>
-      </w:r>
-      <w:r>
-        <w:rPr>
-          <w:rFonts w:hint="eastAsia"/>
-        </w:rPr>
-        <w:t xml:space="preserve"> </w:t>
-      </w:r>
-      <w:r>
-        <w:t>v(</w:t>
-      </w:r>
-      <w:r>
-        <w:rPr>
-          <w:rFonts w:hint="eastAsia"/>
-        </w:rPr>
-        <w:t>原型</w:t>
-      </w:r>
-      <w:r>
-        <w:rPr>
-          <w:rFonts w:hint="eastAsia"/>
-        </w:rPr>
-        <w:t>)</w:t>
+        <w:rPr>
+          <w:rFonts w:hint="eastAsia"/>
+        </w:rPr>
+        <w:t>會議</w:t>
+      </w:r>
+      <w:r>
+        <w:rPr>
+          <w:rFonts w:hint="eastAsia"/>
+        </w:rPr>
+        <w:t>/</w:t>
+      </w:r>
+      <w:r>
+        <w:rPr>
+          <w:rFonts w:hint="eastAsia"/>
+        </w:rPr>
+        <w:t>協定</w:t>
+      </w:r>
+      <w:r>
+        <w:rPr>
+          <w:rFonts w:hint="eastAsia"/>
+        </w:rPr>
+        <w:t>/</w:t>
+      </w:r>
+      <w:r>
+        <w:rPr>
+          <w:rFonts w:hint="eastAsia"/>
+        </w:rPr>
+        <w:t>習俗</w:t>
+      </w:r>
+    </w:p>
+    <w:p>
+      <w:r>
+        <w:rPr>
+          <w:rFonts w:hint="eastAsia"/>
+        </w:rPr>
+        <w:t>名詞子句</w:t>
+      </w:r>
+      <w:r>
+        <w:rPr>
+          <w:rFonts w:hint="eastAsia"/>
+        </w:rPr>
+        <w:t>:</w:t>
+      </w:r>
+      <w:r>
+        <w:t>WhQ+S+</w:t>
+      </w:r>
+      <w:proofErr w:type="gramStart"/>
+      <w:r>
+        <w:t>V :</w:t>
+      </w:r>
+      <w:proofErr w:type="gramEnd"/>
+      <w:r>
+        <w:t xml:space="preserve"> I don,t know where I should go.</w:t>
+      </w:r>
+    </w:p>
+    <w:p>
+      <w:r>
+        <w:rPr>
+          <w:rFonts w:hint="eastAsia"/>
+        </w:rPr>
+        <w:t>名詞片語</w:t>
+      </w:r>
+      <w:r>
+        <w:rPr>
+          <w:rFonts w:hint="eastAsia"/>
+        </w:rPr>
+        <w:t>:</w:t>
+      </w:r>
+      <w:r>
+        <w:t xml:space="preserve">WhQ+to </w:t>
+      </w:r>
+      <w:proofErr w:type="gramStart"/>
+      <w:r>
+        <w:t>V:I</w:t>
+      </w:r>
+      <w:proofErr w:type="gramEnd"/>
+      <w:r>
+        <w:t xml:space="preserve"> don,t know where to go.</w:t>
       </w:r>
     </w:p>
     <w:p/>
     <w:p>
       <w:r>
-        <w:t>The/a/an(</w:t>
-      </w:r>
-      <w:r>
-        <w:rPr>
-          <w:rFonts w:hint="eastAsia"/>
-        </w:rPr>
-        <w:t>冠詞</w:t>
-      </w:r>
-      <w:r>
-        <w:rPr>
-          <w:rFonts w:hint="eastAsia"/>
-        </w:rPr>
-        <w:t>)</w:t>
-      </w:r>
-      <w:r>
-        <w:t>+</w:t>
-      </w:r>
-      <w:proofErr w:type="spellStart"/>
-      <w:r>
-        <w:t>Adv+Adj+N</w:t>
-      </w:r>
-      <w:proofErr w:type="spellEnd"/>
-      <w:r>
-        <w:rPr>
-          <w:rFonts w:hint="eastAsia"/>
-        </w:rPr>
-        <w:t>，缺一個副詞可以修飾形容詞</w:t>
-      </w:r>
-    </w:p>
-    <w:p>
-      <w:r>
-        <w:t>Ans:</w:t>
-      </w:r>
-      <w:r>
-        <w:rPr>
-          <w:highlight w:val="yellow"/>
-        </w:rPr>
-        <w:t xml:space="preserve"> </w:t>
-      </w:r>
-      <w:r>
-        <w:rPr>
-          <w:highlight w:val="yellow"/>
-        </w:rPr>
-        <w:t>increasingly</w:t>
-      </w:r>
-    </w:p>
-    <w:p>
-      <w:r>
-        <w:t>-</w:t>
-      </w:r>
-      <w:proofErr w:type="spellStart"/>
-      <w:r>
-        <w:t>ive</w:t>
-      </w:r>
-      <w:proofErr w:type="spellEnd"/>
-      <w:r>
-        <w:rPr>
-          <w:rFonts w:hint="eastAsia"/>
-        </w:rPr>
-        <w:t>結尾</w:t>
-      </w:r>
-      <w:r>
-        <w:rPr>
-          <w:rFonts w:hint="eastAsia"/>
-        </w:rPr>
-        <w:t>(</w:t>
-      </w:r>
-      <w:r>
-        <w:t>adj)</w:t>
-      </w:r>
-    </w:p>
-    <w:p>
-      <w:r>
-        <w:t>Competitive adj</w:t>
-      </w:r>
-      <w:r>
-        <w:rPr>
-          <w:rFonts w:hint="eastAsia"/>
-        </w:rPr>
-        <w:t>競爭的、</w:t>
-      </w:r>
-      <w:r>
-        <w:t>constant</w:t>
-      </w:r>
-      <w:r>
-        <w:rPr>
-          <w:rFonts w:hint="eastAsia"/>
-        </w:rPr>
-        <w:t xml:space="preserve"> a</w:t>
-      </w:r>
-      <w:r>
-        <w:t xml:space="preserve">dj </w:t>
-      </w:r>
-      <w:r>
-        <w:rPr>
-          <w:rFonts w:hint="eastAsia"/>
-        </w:rPr>
-        <w:t>持續的、</w:t>
-      </w:r>
-      <w:proofErr w:type="spellStart"/>
-      <w:r>
-        <w:rPr>
-          <w:rFonts w:hint="eastAsia"/>
-        </w:rPr>
-        <w:t>s</w:t>
-      </w:r>
-      <w:r>
-        <w:t>elf improvements</w:t>
-      </w:r>
-      <w:proofErr w:type="spellEnd"/>
-      <w:r>
-        <w:t xml:space="preserve"> </w:t>
-      </w:r>
-      <w:r>
-        <w:rPr>
-          <w:rFonts w:hint="eastAsia"/>
-        </w:rPr>
-        <w:t>自我增進</w:t>
+        <w:t>We got to the train station</w:t>
+      </w:r>
+      <w:r>
+        <w:t xml:space="preserve"> just </w:t>
+      </w:r>
+      <w:r>
+        <w:rPr>
+          <w:highlight w:val="yellow"/>
+        </w:rPr>
+        <w:t>before</w:t>
+      </w:r>
+      <w:r>
+        <w:t xml:space="preserve"> the train </w:t>
+      </w:r>
+      <w:proofErr w:type="gramStart"/>
+      <w:r>
+        <w:t>left,or</w:t>
+      </w:r>
+      <w:proofErr w:type="gramEnd"/>
+      <w:r>
+        <w:t xml:space="preserve"> we would have missed it. </w:t>
+      </w:r>
+      <w:r>
+        <w:rPr>
+          <w:highlight w:val="yellow"/>
+        </w:rPr>
+        <w:t>(A)before</w:t>
+      </w:r>
+      <w:r>
+        <w:rPr>
+          <w:rFonts w:hint="eastAsia"/>
+          <w:highlight w:val="yellow"/>
+        </w:rPr>
+        <w:t>在</w:t>
+      </w:r>
+      <w:r>
+        <w:rPr>
+          <w:rFonts w:hint="eastAsia"/>
+          <w:highlight w:val="yellow"/>
+        </w:rPr>
+        <w:t>.</w:t>
+      </w:r>
+      <w:r>
+        <w:rPr>
+          <w:highlight w:val="yellow"/>
+        </w:rPr>
+        <w:t>.</w:t>
+      </w:r>
+      <w:r>
+        <w:rPr>
+          <w:rFonts w:hint="eastAsia"/>
+          <w:highlight w:val="yellow"/>
+        </w:rPr>
+        <w:t>之前</w:t>
+      </w:r>
+      <w:r>
+        <w:t>B)while</w:t>
+      </w:r>
+      <w:r>
+        <w:rPr>
+          <w:rFonts w:hint="eastAsia"/>
+        </w:rPr>
+        <w:t>正當</w:t>
+      </w:r>
+      <w:r>
+        <w:t>…</w:t>
+      </w:r>
+      <w:r>
+        <w:t>(C)after</w:t>
+      </w:r>
+      <w:r>
+        <w:rPr>
+          <w:rFonts w:hint="eastAsia"/>
+        </w:rPr>
+        <w:t>在</w:t>
+      </w:r>
+      <w:r>
+        <w:rPr>
+          <w:rFonts w:hint="eastAsia"/>
+        </w:rPr>
+        <w:t>.</w:t>
+      </w:r>
+      <w:r>
+        <w:t>.</w:t>
+      </w:r>
+      <w:r>
+        <w:rPr>
+          <w:rFonts w:hint="eastAsia"/>
+        </w:rPr>
+        <w:t>之後</w:t>
+      </w:r>
+      <w:r>
+        <w:t>(D)when</w:t>
+      </w:r>
+      <w:r>
+        <w:rPr>
+          <w:rFonts w:hint="eastAsia"/>
+        </w:rPr>
+        <w:t>當</w:t>
+      </w:r>
+      <w:r>
+        <w:rPr>
+          <w:rFonts w:hint="eastAsia"/>
+        </w:rPr>
+        <w:t>.</w:t>
+      </w:r>
+      <w:r>
+        <w:t>.</w:t>
       </w:r>
     </w:p>
     <w:p/>
     <w:p>
       <w:r>
-        <w:t xml:space="preserve">There will be a briefing on </w:t>
-      </w:r>
-      <w:r>
-        <w:rPr>
-          <w:highlight w:val="yellow"/>
-        </w:rPr>
-        <w:t>what</w:t>
-      </w:r>
-      <w:r>
-        <w:t xml:space="preserve"> to prepare for the upcoming </w:t>
+        <w:t xml:space="preserve">Just </w:t>
+      </w:r>
+      <w:r>
+        <w:rPr>
+          <w:rFonts w:hint="eastAsia"/>
+        </w:rPr>
+        <w:t>正</w:t>
+      </w:r>
+      <w:r>
+        <w:t>…</w:t>
+      </w:r>
+      <w:r>
+        <w:rPr>
+          <w:rFonts w:hint="eastAsia"/>
+        </w:rPr>
+        <w:t>、</w:t>
+      </w:r>
+      <w:r>
+        <w:rPr>
+          <w:rFonts w:hint="eastAsia"/>
+        </w:rPr>
+        <w:t>o</w:t>
+      </w:r>
+      <w:r>
+        <w:t xml:space="preserve">r </w:t>
+      </w:r>
+      <w:r>
+        <w:rPr>
+          <w:rFonts w:hint="eastAsia"/>
+        </w:rPr>
+        <w:t>否則</w:t>
+      </w:r>
+    </w:p>
+    <w:p>
+      <w:r>
+        <w:t>While A “be” Ving, B “be” Ving.</w:t>
+      </w:r>
+    </w:p>
+    <w:p>
+      <w:r>
+        <w:t xml:space="preserve">After I closed my </w:t>
       </w:r>
       <w:proofErr w:type="gramStart"/>
       <w:r>
-        <w:t>convention</w:t>
-      </w:r>
-      <w:r>
-        <w:t>.(</w:t>
-      </w:r>
-      <w:proofErr w:type="gramEnd"/>
-      <w:r>
-        <w:t>A)who</w:t>
-      </w:r>
-      <w:r>
-        <w:rPr>
-          <w:highlight w:val="yellow"/>
-        </w:rPr>
-        <w:t>(B)what</w:t>
-      </w:r>
-      <w:r>
-        <w:t>(C)where</w:t>
-      </w:r>
-      <w:r>
-        <w:rPr>
-          <w:rFonts w:hint="eastAsia"/>
-        </w:rPr>
-        <w:t>哪裡</w:t>
-      </w:r>
-      <w:r>
-        <w:t>(D)why</w:t>
-      </w:r>
-      <w:r>
-        <w:rPr>
-          <w:rFonts w:hint="eastAsia"/>
-        </w:rPr>
-        <w:t>為甚麼</w:t>
-      </w:r>
-    </w:p>
-    <w:p/>
-    <w:p>
-      <w:r>
-        <w:t>Briefing</w:t>
-      </w:r>
-      <w:r>
-        <w:t xml:space="preserve"> n </w:t>
-      </w:r>
-      <w:r>
-        <w:rPr>
-          <w:rFonts w:hint="eastAsia"/>
-        </w:rPr>
-        <w:t>簡報、</w:t>
-      </w:r>
-      <w:r>
-        <w:t>convention</w:t>
-      </w:r>
-      <w:r>
-        <w:rPr>
-          <w:rFonts w:hint="eastAsia"/>
-        </w:rPr>
-        <w:t xml:space="preserve"> n</w:t>
-      </w:r>
-      <w:r>
-        <w:t xml:space="preserve"> </w:t>
-      </w:r>
-      <w:r>
-        <w:rPr>
-          <w:rFonts w:hint="eastAsia"/>
-        </w:rPr>
-        <w:t>會議</w:t>
-      </w:r>
-      <w:r>
-        <w:rPr>
-          <w:rFonts w:hint="eastAsia"/>
-        </w:rPr>
-        <w:t>/</w:t>
-      </w:r>
-      <w:r>
-        <w:rPr>
-          <w:rFonts w:hint="eastAsia"/>
-        </w:rPr>
-        <w:t>協定</w:t>
-      </w:r>
-      <w:r>
-        <w:rPr>
-          <w:rFonts w:hint="eastAsia"/>
-        </w:rPr>
-        <w:t>/</w:t>
-      </w:r>
-      <w:r>
-        <w:rPr>
-          <w:rFonts w:hint="eastAsia"/>
-        </w:rPr>
-        <w:t>習俗</w:t>
-      </w:r>
-    </w:p>
-    <w:p>
-      <w:r>
-        <w:rPr>
-          <w:rFonts w:hint="eastAsia"/>
-        </w:rPr>
-        <w:t>名詞子句</w:t>
-      </w:r>
-      <w:r>
-        <w:rPr>
-          <w:rFonts w:hint="eastAsia"/>
-        </w:rPr>
-        <w:t>:</w:t>
-      </w:r>
-      <w:proofErr w:type="spellStart"/>
-      <w:r>
-        <w:t>WhQ+S+</w:t>
-      </w:r>
-      <w:proofErr w:type="gramStart"/>
-      <w:r>
-        <w:t>V</w:t>
-      </w:r>
-      <w:proofErr w:type="spellEnd"/>
-      <w:r>
-        <w:t xml:space="preserve"> :</w:t>
-      </w:r>
-      <w:proofErr w:type="gramEnd"/>
-      <w:r>
-        <w:t xml:space="preserve"> I </w:t>
-      </w:r>
-      <w:proofErr w:type="spellStart"/>
-      <w:r>
-        <w:t>don,t</w:t>
-      </w:r>
-      <w:proofErr w:type="spellEnd"/>
-      <w:r>
-        <w:t xml:space="preserve"> know where I should go.</w:t>
-      </w:r>
-    </w:p>
-    <w:p>
-      <w:r>
-        <w:rPr>
-          <w:rFonts w:hint="eastAsia"/>
-        </w:rPr>
-        <w:t>名詞片語</w:t>
-      </w:r>
-      <w:r>
-        <w:rPr>
-          <w:rFonts w:hint="eastAsia"/>
-        </w:rPr>
-        <w:t>:</w:t>
-      </w:r>
-      <w:proofErr w:type="spellStart"/>
-      <w:r>
-        <w:t>WhQ+to</w:t>
-      </w:r>
-      <w:proofErr w:type="spellEnd"/>
-      <w:r>
-        <w:t xml:space="preserve"> </w:t>
-      </w:r>
-      <w:proofErr w:type="gramStart"/>
-      <w:r>
-        <w:t>V:I</w:t>
-      </w:r>
-      <w:proofErr w:type="gramEnd"/>
-      <w:r>
-        <w:t xml:space="preserve"> </w:t>
-      </w:r>
-      <w:proofErr w:type="spellStart"/>
-      <w:r>
-        <w:t>don,t</w:t>
-      </w:r>
-      <w:proofErr w:type="spellEnd"/>
-      <w:r>
-        <w:t xml:space="preserve"> know where to go.</w:t>
-      </w:r>
-    </w:p>
-    <w:p/>
-    <w:p>
-      <w:r>
-        <w:t>We got to the train station</w:t>
-      </w:r>
-      <w:r>
-        <w:t xml:space="preserve"> just </w:t>
-      </w:r>
-      <w:r>
-        <w:rPr>
-          <w:highlight w:val="yellow"/>
-        </w:rPr>
-        <w:t>before</w:t>
-      </w:r>
-      <w:r>
-        <w:t xml:space="preserve"> the train </w:t>
-      </w:r>
-      <w:proofErr w:type="spellStart"/>
-      <w:proofErr w:type="gramStart"/>
-      <w:r>
-        <w:t>left,or</w:t>
-      </w:r>
-      <w:proofErr w:type="spellEnd"/>
-      <w:proofErr w:type="gramEnd"/>
-      <w:r>
-        <w:t xml:space="preserve"> we would have missed it. </w:t>
-      </w:r>
-      <w:r>
-        <w:rPr>
-          <w:highlight w:val="yellow"/>
-        </w:rPr>
-        <w:t>(A)before</w:t>
-      </w:r>
-      <w:r>
-        <w:rPr>
-          <w:rFonts w:hint="eastAsia"/>
-          <w:highlight w:val="yellow"/>
-        </w:rPr>
-        <w:t>在</w:t>
-      </w:r>
-      <w:r>
-        <w:rPr>
-          <w:rFonts w:hint="eastAsia"/>
-          <w:highlight w:val="yellow"/>
-        </w:rPr>
-        <w:t>.</w:t>
-      </w:r>
-      <w:r>
-        <w:rPr>
-          <w:highlight w:val="yellow"/>
-        </w:rPr>
-        <w:t>.</w:t>
-      </w:r>
-      <w:r>
-        <w:rPr>
-          <w:rFonts w:hint="eastAsia"/>
-          <w:highlight w:val="yellow"/>
-        </w:rPr>
-        <w:t>之前</w:t>
-      </w:r>
-      <w:r>
-        <w:t>B)while</w:t>
-      </w:r>
-      <w:r>
-        <w:rPr>
-          <w:rFonts w:hint="eastAsia"/>
-        </w:rPr>
-        <w:t>正當</w:t>
-      </w:r>
-      <w:r>
-        <w:t>…</w:t>
-      </w:r>
-      <w:r>
-        <w:t>(C)after</w:t>
-      </w:r>
-      <w:r>
-        <w:rPr>
-          <w:rFonts w:hint="eastAsia"/>
-        </w:rPr>
-        <w:t>在</w:t>
-      </w:r>
-      <w:r>
-        <w:rPr>
-          <w:rFonts w:hint="eastAsia"/>
-        </w:rPr>
-        <w:t>.</w:t>
-      </w:r>
-      <w:r>
-        <w:t>.</w:t>
-      </w:r>
-      <w:r>
-        <w:rPr>
-          <w:rFonts w:hint="eastAsia"/>
-        </w:rPr>
-        <w:t>之後</w:t>
-      </w:r>
-      <w:r>
-        <w:t>(D)when</w:t>
-      </w:r>
-      <w:r>
-        <w:rPr>
-          <w:rFonts w:hint="eastAsia"/>
-        </w:rPr>
-        <w:t>當</w:t>
-      </w:r>
-      <w:r>
-        <w:rPr>
-          <w:rFonts w:hint="eastAsia"/>
-        </w:rPr>
-        <w:t>.</w:t>
-      </w:r>
-      <w:r>
-        <w:t>.</w:t>
-      </w:r>
-    </w:p>
-    <w:p/>
-    <w:p>
-      <w:r>
-        <w:t xml:space="preserve">Just </w:t>
-      </w:r>
-      <w:r>
-        <w:rPr>
-          <w:rFonts w:hint="eastAsia"/>
-        </w:rPr>
-        <w:t>正</w:t>
-      </w:r>
-      <w:r>
-        <w:t>…</w:t>
-      </w:r>
-      <w:r>
-        <w:rPr>
-          <w:rFonts w:hint="eastAsia"/>
-        </w:rPr>
-        <w:t>、</w:t>
-      </w:r>
-      <w:r>
-        <w:rPr>
-          <w:rFonts w:hint="eastAsia"/>
-        </w:rPr>
-        <w:t>o</w:t>
-      </w:r>
-      <w:r>
-        <w:t xml:space="preserve">r </w:t>
-      </w:r>
-      <w:r>
-        <w:rPr>
-          <w:rFonts w:hint="eastAsia"/>
-        </w:rPr>
-        <w:t>否則</w:t>
-      </w:r>
-    </w:p>
-    <w:p>
-      <w:r>
-        <w:t>While A “be” Ving, B “be” Ving.</w:t>
-      </w:r>
-    </w:p>
-    <w:p>
-      <w:r>
-        <w:t xml:space="preserve">After I closed my </w:t>
-      </w:r>
-      <w:proofErr w:type="spellStart"/>
-      <w:proofErr w:type="gramStart"/>
-      <w:r>
         <w:t>door,then</w:t>
       </w:r>
-      <w:proofErr w:type="spellEnd"/>
       <w:proofErr w:type="gramEnd"/>
       <w:r>
         <w:t xml:space="preserve"> I drove off. </w:t>
@@ -2102,12 +2020,10 @@
         <w:lastRenderedPageBreak/>
         <w:t xml:space="preserve">When I woke up in the </w:t>
       </w:r>
-      <w:proofErr w:type="spellStart"/>
       <w:proofErr w:type="gramStart"/>
       <w:r>
         <w:t>morning,I</w:t>
       </w:r>
-      <w:proofErr w:type="spellEnd"/>
       <w:proofErr w:type="gramEnd"/>
       <w:r>
         <w:t xml:space="preserve"> started to think what I should record</w:t>
@@ -2214,19 +2130,71 @@
         </w:rPr>
         <w:t>+</w:t>
       </w:r>
-      <w:proofErr w:type="spellStart"/>
-      <w:r>
-        <w:t>be+PP</w:t>
-      </w:r>
-      <w:proofErr w:type="spellEnd"/>
-      <w:r>
+      <w:r>
+        <w:t>be+PP:</w:t>
+      </w:r>
+      <w:r>
+        <w:rPr>
+          <w:rFonts w:hint="eastAsia"/>
+        </w:rPr>
+        <w:t>情態助動詞的被動語態</w:t>
+      </w:r>
+      <w:r>
+        <w:rPr>
+          <w:rFonts w:hint="eastAsia"/>
+        </w:rPr>
+        <w:t xml:space="preserve"> </w:t>
+      </w:r>
+    </w:p>
+    <w:p>
+      <w:r>
+        <w:rPr>
+          <w:rFonts w:hint="eastAsia"/>
+        </w:rPr>
+        <w:t>m</w:t>
+      </w:r>
+      <w:r>
+        <w:t>ust be PP:</w:t>
+      </w:r>
+      <w:r>
+        <w:rPr>
+          <w:rFonts w:hint="eastAsia"/>
+        </w:rPr>
+        <w:t>必須被</w:t>
+      </w:r>
+    </w:p>
+    <w:p>
+      <w:r>
+        <w:rPr>
+          <w:rFonts w:hint="eastAsia"/>
+        </w:rPr>
+        <w:t>常見的情態助動詞</w:t>
+      </w:r>
+      <w:r>
+        <w:rPr>
+          <w:rFonts w:hint="eastAsia"/>
+        </w:rPr>
         <w:t>:</w:t>
       </w:r>
       <w:r>
-        <w:rPr>
-          <w:rFonts w:hint="eastAsia"/>
-        </w:rPr>
-        <w:t>情態助動詞的被動語態</w:t>
+        <w:t>can could shall should will would may might must…</w:t>
+      </w:r>
+    </w:p>
+    <w:p>
+      <w:r>
+        <w:rPr>
+          <w:rFonts w:hint="eastAsia"/>
+        </w:rPr>
+        <w:t>用來表達能力、可能性、必要性等</w:t>
+      </w:r>
+    </w:p>
+    <w:p/>
+    <w:p>
+      <w:r>
+        <w:rPr>
+          <w:highlight w:val="yellow"/>
+        </w:rPr>
+        <w:t>Despite</w:t>
       </w:r>
       <w:r>
         <w:rPr>
@@ -2234,30 +2202,261 @@
         </w:rPr>
         <w:t xml:space="preserve"> </w:t>
       </w:r>
-    </w:p>
-    <w:p>
-      <w:r>
-        <w:rPr>
-          <w:rFonts w:hint="eastAsia"/>
-        </w:rPr>
-        <w:t>m</w:t>
-      </w:r>
-      <w:r>
-        <w:t>ust be PP:</w:t>
-      </w:r>
-      <w:r>
-        <w:rPr>
-          <w:rFonts w:hint="eastAsia"/>
-        </w:rPr>
-        <w:t>必須被</w:t>
-      </w:r>
-    </w:p>
-    <w:p>
-      <w:r>
-        <w:rPr>
-          <w:rFonts w:hint="eastAsia"/>
-        </w:rPr>
-        <w:t>常見的情態助動詞</w:t>
+      <w:r>
+        <w:rPr>
+          <w:rFonts w:hint="eastAsia"/>
+        </w:rPr>
+        <w:t>T</w:t>
+      </w:r>
+      <w:r>
+        <w:t xml:space="preserve">he efforts of environmental protection </w:t>
+      </w:r>
+      <w:proofErr w:type="gramStart"/>
+      <w:r>
+        <w:t>groups,the</w:t>
+      </w:r>
+      <w:proofErr w:type="gramEnd"/>
+      <w:r>
+        <w:t xml:space="preserve"> legislation to ban diesel behicles did not pass. (A)But</w:t>
+      </w:r>
+      <w:r>
+        <w:rPr>
+          <w:rFonts w:hint="eastAsia"/>
+        </w:rPr>
+        <w:t>但是</w:t>
+      </w:r>
+      <w:r>
+        <w:rPr>
+          <w:rFonts w:hint="eastAsia"/>
+        </w:rPr>
+        <w:t>/</w:t>
+      </w:r>
+      <w:r>
+        <w:rPr>
+          <w:rFonts w:hint="eastAsia"/>
+        </w:rPr>
+        <w:t>不過</w:t>
+      </w:r>
+      <w:r>
+        <w:rPr>
+          <w:rFonts w:hint="eastAsia"/>
+        </w:rPr>
+        <w:t>(</w:t>
+      </w:r>
+      <w:r>
+        <w:rPr>
+          <w:rFonts w:hint="eastAsia"/>
+        </w:rPr>
+        <w:t>連接詞</w:t>
+      </w:r>
+      <w:r>
+        <w:rPr>
+          <w:rFonts w:hint="eastAsia"/>
+        </w:rPr>
+        <w:t>)</w:t>
+      </w:r>
+      <w:r>
+        <w:t>(B)Nonetheless</w:t>
+      </w:r>
+      <w:r>
+        <w:rPr>
+          <w:rFonts w:hint="eastAsia"/>
+        </w:rPr>
+        <w:t>但是</w:t>
+      </w:r>
+      <w:r>
+        <w:rPr>
+          <w:rFonts w:hint="eastAsia"/>
+        </w:rPr>
+        <w:t>/</w:t>
+      </w:r>
+      <w:r>
+        <w:rPr>
+          <w:rFonts w:hint="eastAsia"/>
+        </w:rPr>
+        <w:t>仍然</w:t>
+      </w:r>
+      <w:r>
+        <w:rPr>
+          <w:rFonts w:hint="eastAsia"/>
+        </w:rPr>
+        <w:t>(</w:t>
+      </w:r>
+      <w:r>
+        <w:rPr>
+          <w:rFonts w:hint="eastAsia"/>
+        </w:rPr>
+        <w:t>連接副詞</w:t>
+      </w:r>
+      <w:r>
+        <w:rPr>
+          <w:rFonts w:hint="eastAsia"/>
+        </w:rPr>
+        <w:t>)</w:t>
+      </w:r>
+      <w:r>
+        <w:t>(C)Although</w:t>
+      </w:r>
+      <w:r>
+        <w:rPr>
+          <w:rFonts w:hint="eastAsia"/>
+        </w:rPr>
+        <w:t>雖然</w:t>
+      </w:r>
+      <w:r>
+        <w:rPr>
+          <w:rFonts w:hint="eastAsia"/>
+        </w:rPr>
+        <w:t>(</w:t>
+      </w:r>
+      <w:r>
+        <w:rPr>
+          <w:rFonts w:hint="eastAsia"/>
+        </w:rPr>
+        <w:t>連接詞</w:t>
+      </w:r>
+      <w:r>
+        <w:rPr>
+          <w:rFonts w:hint="eastAsia"/>
+        </w:rPr>
+        <w:t>)</w:t>
+      </w:r>
+      <w:r>
+        <w:rPr>
+          <w:highlight w:val="yellow"/>
+        </w:rPr>
+        <w:t>(D)Despite</w:t>
+      </w:r>
+      <w:r>
+        <w:rPr>
+          <w:rFonts w:hint="eastAsia"/>
+          <w:highlight w:val="yellow"/>
+        </w:rPr>
+        <w:t>儘管</w:t>
+      </w:r>
+      <w:r>
+        <w:rPr>
+          <w:rFonts w:hint="eastAsia"/>
+          <w:highlight w:val="yellow"/>
+        </w:rPr>
+        <w:t>(</w:t>
+      </w:r>
+      <w:r>
+        <w:rPr>
+          <w:rFonts w:hint="eastAsia"/>
+          <w:highlight w:val="yellow"/>
+        </w:rPr>
+        <w:t>介係詞</w:t>
+      </w:r>
+      <w:r>
+        <w:rPr>
+          <w:rFonts w:hint="eastAsia"/>
+          <w:highlight w:val="yellow"/>
+        </w:rPr>
+        <w:t>)</w:t>
+      </w:r>
+    </w:p>
+    <w:p/>
+    <w:p>
+      <w:r>
+        <w:rPr>
+          <w:rFonts w:hint="eastAsia"/>
+        </w:rPr>
+        <w:t>e</w:t>
+      </w:r>
+      <w:r>
+        <w:t>ffort n.</w:t>
+      </w:r>
+      <w:r>
+        <w:rPr>
+          <w:rFonts w:hint="eastAsia"/>
+        </w:rPr>
+        <w:t>努力、</w:t>
+      </w:r>
+      <w:r>
+        <w:rPr>
+          <w:rFonts w:hint="eastAsia"/>
+        </w:rPr>
+        <w:t>p</w:t>
+      </w:r>
+      <w:r>
+        <w:t>rotection n.</w:t>
+      </w:r>
+      <w:r>
+        <w:rPr>
+          <w:rFonts w:hint="eastAsia"/>
+        </w:rPr>
+        <w:t>保護、</w:t>
+      </w:r>
+      <w:r>
+        <w:rPr>
+          <w:rFonts w:hint="eastAsia"/>
+        </w:rPr>
+        <w:t>l</w:t>
+      </w:r>
+      <w:r>
+        <w:t>egislation n.</w:t>
+      </w:r>
+      <w:r>
+        <w:rPr>
+          <w:rFonts w:hint="eastAsia"/>
+        </w:rPr>
+        <w:t>立法、</w:t>
+      </w:r>
+      <w:r>
+        <w:rPr>
+          <w:rFonts w:hint="eastAsia"/>
+        </w:rPr>
+        <w:t>d</w:t>
+      </w:r>
+      <w:r>
+        <w:t>iesel n.</w:t>
+      </w:r>
+      <w:r>
+        <w:rPr>
+          <w:rFonts w:hint="eastAsia"/>
+        </w:rPr>
+        <w:t>柴油</w:t>
+      </w:r>
+    </w:p>
+    <w:p>
+      <w:r>
+        <w:rPr>
+          <w:rFonts w:hint="eastAsia"/>
+        </w:rPr>
+        <w:t>介係詞</w:t>
+      </w:r>
+      <w:r>
+        <w:rPr>
+          <w:rFonts w:hint="eastAsia"/>
+        </w:rPr>
+        <w:t>+</w:t>
+      </w:r>
+      <w:r>
+        <w:t>N/Ving</w:t>
+      </w:r>
+      <w:r>
+        <w:rPr>
+          <w:rFonts w:hint="eastAsia"/>
+        </w:rPr>
+        <w:t>，不能有動詞</w:t>
+      </w:r>
+      <w:r>
+        <w:rPr>
+          <w:rFonts w:hint="eastAsia"/>
+        </w:rPr>
+        <w:t>(</w:t>
+      </w:r>
+      <w:r>
+        <w:t>v)</w:t>
+      </w:r>
+    </w:p>
+    <w:p>
+      <w:r>
+        <w:rPr>
+          <w:rFonts w:hint="eastAsia"/>
+        </w:rPr>
+        <w:t>常見的介係詞</w:t>
       </w:r>
       <w:r>
         <w:rPr>
@@ -2266,24 +2465,106 @@
         <w:t>:</w:t>
       </w:r>
       <w:r>
-        <w:t>can could shall should will would may might must…</w:t>
-      </w:r>
-    </w:p>
-    <w:p>
-      <w:r>
-        <w:rPr>
-          <w:rFonts w:hint="eastAsia"/>
-        </w:rPr>
-        <w:t>用來表達能力、可能性、必要性等</w:t>
+        <w:t>despite in on at from…</w:t>
+      </w:r>
+    </w:p>
+    <w:p>
+      <w:r>
+        <w:rPr>
+          <w:rFonts w:hint="eastAsia"/>
+        </w:rPr>
+        <w:t>e</w:t>
+      </w:r>
+      <w:r>
+        <w:t>x:</w:t>
+      </w:r>
+    </w:p>
+    <w:p>
+      <w:r>
+        <w:t>Despite the weather</w:t>
+      </w:r>
+      <w:r>
+        <w:rPr>
+          <w:rFonts w:hint="eastAsia"/>
+        </w:rPr>
+        <w:t>(</w:t>
+      </w:r>
+      <w:r>
+        <w:t>n</w:t>
+      </w:r>
+      <w:proofErr w:type="gramStart"/>
+      <w:r>
+        <w:t>),he</w:t>
+      </w:r>
+      <w:proofErr w:type="gramEnd"/>
+      <w:r>
+        <w:t xml:space="preserve"> went swimming.</w:t>
+      </w:r>
+    </w:p>
+    <w:p>
+      <w:r>
+        <w:t>For/And/Nor/But/Or/Yet/So:</w:t>
+      </w:r>
+      <w:r>
+        <w:rPr>
+          <w:rFonts w:hint="eastAsia"/>
+        </w:rPr>
+        <w:t>對等連接詞不能為句首空格答案</w:t>
       </w:r>
     </w:p>
     <w:p/>
     <w:p>
       <w:r>
-        <w:rPr>
-          <w:highlight w:val="yellow"/>
-        </w:rPr>
-        <w:t>Despite</w:t>
+        <w:t xml:space="preserve">There has been </w:t>
+      </w:r>
+      <w:proofErr w:type="gramStart"/>
+      <w:r>
+        <w:t>a  increase</w:t>
+      </w:r>
+      <w:proofErr w:type="gramEnd"/>
+      <w:r>
+        <w:t xml:space="preserve"> in demand for housing,and that is what is keeping the prices from falling. (A</w:t>
+      </w:r>
+      <w:r>
+        <w:rPr>
+          <w:rFonts w:hint="eastAsia"/>
+        </w:rPr>
+        <w:t>)</w:t>
+      </w:r>
+      <w:r>
+        <w:t>steadily(B)steady(C)steadying(D)steadied</w:t>
+      </w:r>
+    </w:p>
+    <w:p>
+      <w:r>
+        <w:t>has been-&gt;</w:t>
+      </w:r>
+      <w:r>
+        <w:rPr>
+          <w:rFonts w:hint="eastAsia"/>
+        </w:rPr>
+        <w:t>動詞，因此可以判斷</w:t>
+      </w:r>
+      <w:r>
+        <w:t>increase</w:t>
+      </w:r>
+      <w:r>
+        <w:rPr>
+          <w:rFonts w:hint="eastAsia"/>
+        </w:rPr>
+        <w:t>是名詞，</w:t>
+      </w:r>
+    </w:p>
+    <w:p/>
+    <w:p>
+      <w:r>
+        <w:rPr>
+          <w:rFonts w:hint="eastAsia"/>
+        </w:rPr>
+        <w:t>s</w:t>
+      </w:r>
+      <w:r>
+        <w:t>teady adj</w:t>
       </w:r>
       <w:r>
         <w:rPr>
@@ -2295,58 +2576,81 @@
         <w:rPr>
           <w:rFonts w:hint="eastAsia"/>
         </w:rPr>
-        <w:t>T</w:t>
-      </w:r>
-      <w:r>
-        <w:t xml:space="preserve">he efforts of environmental protection </w:t>
-      </w:r>
-      <w:proofErr w:type="spellStart"/>
+        <w:t>穩定的、</w:t>
+      </w:r>
+      <w:r>
+        <w:rPr>
+          <w:rFonts w:hint="eastAsia"/>
+        </w:rPr>
+        <w:t>d</w:t>
+      </w:r>
+      <w:r>
+        <w:t>emand v</w:t>
+      </w:r>
+      <w:r>
+        <w:rPr>
+          <w:rFonts w:hint="eastAsia"/>
+        </w:rPr>
+        <w:t>需求、</w:t>
+      </w:r>
+    </w:p>
+    <w:p>
+      <w:r>
+        <w:t>A/An/The(</w:t>
+      </w:r>
+      <w:r>
+        <w:rPr>
+          <w:rFonts w:hint="eastAsia"/>
+        </w:rPr>
+        <w:t>冠詞</w:t>
+      </w:r>
+      <w:r>
+        <w:rPr>
+          <w:rFonts w:hint="eastAsia"/>
+        </w:rPr>
+        <w:t>)</w:t>
+      </w:r>
+      <w:r>
+        <w:t>+Adv+Adj+N</w:t>
+      </w:r>
+    </w:p>
+    <w:p>
       <w:proofErr w:type="gramStart"/>
       <w:r>
-        <w:t>groups,the</w:t>
-      </w:r>
-      <w:proofErr w:type="spellEnd"/>
+        <w:rPr>
+          <w:rFonts w:hint="eastAsia"/>
+        </w:rPr>
+        <w:t>e</w:t>
+      </w:r>
+      <w:r>
+        <w:t>x:A</w:t>
+      </w:r>
       <w:proofErr w:type="gramEnd"/>
       <w:r>
-        <w:t xml:space="preserve"> legislation to ban diesel </w:t>
-      </w:r>
-      <w:proofErr w:type="spellStart"/>
-      <w:r>
-        <w:t>behicles</w:t>
-      </w:r>
-      <w:proofErr w:type="spellEnd"/>
-      <w:r>
-        <w:t xml:space="preserve"> did not pass. (A)But</w:t>
-      </w:r>
-      <w:r>
-        <w:rPr>
-          <w:rFonts w:hint="eastAsia"/>
-        </w:rPr>
-        <w:t>但是</w:t>
-      </w:r>
-      <w:r>
-        <w:rPr>
-          <w:rFonts w:hint="eastAsia"/>
-        </w:rPr>
-        <w:t>/</w:t>
-      </w:r>
-      <w:r>
-        <w:rPr>
-          <w:rFonts w:hint="eastAsia"/>
-        </w:rPr>
-        <w:t>不過</w:t>
-      </w:r>
-      <w:r>
-        <w:rPr>
-          <w:rFonts w:hint="eastAsia"/>
-        </w:rPr>
-        <w:t>(</w:t>
-      </w:r>
-      <w:r>
-        <w:rPr>
-          <w:rFonts w:hint="eastAsia"/>
-        </w:rPr>
-        <w:t>連接詞</w:t>
+        <w:t xml:space="preserve"> beautifully(adv)composed(adj)song(n).</w:t>
+      </w:r>
+    </w:p>
+    <w:p>
+      <w:r>
+        <w:rPr>
+          <w:rFonts w:hint="eastAsia"/>
+        </w:rPr>
+        <w:t>只要有形容詞在，就不會選擇</w:t>
+      </w:r>
+      <w:r>
+        <w:rPr>
+          <w:rFonts w:hint="eastAsia"/>
+        </w:rPr>
+        <w:t>i</w:t>
+      </w:r>
+      <w:r>
+        <w:t>ng(</w:t>
+      </w:r>
+      <w:r>
+        <w:rPr>
+          <w:rFonts w:hint="eastAsia"/>
+        </w:rPr>
+        <w:t>現在分詞</w:t>
       </w:r>
       <w:r>
         <w:rPr>
@@ -2355,37 +2659,25 @@
         <w:t>)</w:t>
       </w:r>
       <w:r>
-        <w:t>(B)Nonetheless</w:t>
-      </w:r>
-      <w:r>
-        <w:rPr>
-          <w:rFonts w:hint="eastAsia"/>
-        </w:rPr>
-        <w:t>但是</w:t>
-      </w:r>
-      <w:r>
-        <w:rPr>
-          <w:rFonts w:hint="eastAsia"/>
-        </w:rPr>
-        <w:t>/</w:t>
-      </w:r>
-      <w:r>
-        <w:rPr>
-          <w:rFonts w:hint="eastAsia"/>
-        </w:rPr>
-        <w:t>仍然</w:t>
-      </w:r>
-      <w:r>
-        <w:rPr>
-          <w:rFonts w:hint="eastAsia"/>
-        </w:rPr>
-        <w:t>(</w:t>
-      </w:r>
-      <w:r>
-        <w:rPr>
-          <w:rFonts w:hint="eastAsia"/>
-        </w:rPr>
-        <w:t>連接副詞</w:t>
+        <w:rPr>
+          <w:rFonts w:hint="eastAsia"/>
+        </w:rPr>
+        <w:t>或</w:t>
+      </w:r>
+      <w:r>
+        <w:rPr>
+          <w:rFonts w:hint="eastAsia"/>
+        </w:rPr>
+        <w:t>e</w:t>
+      </w:r>
+      <w:r>
+        <w:t>d(</w:t>
+      </w:r>
+      <w:r>
+        <w:rPr>
+          <w:rFonts w:hint="eastAsia"/>
+        </w:rPr>
+        <w:t>過去分詞</w:t>
       </w:r>
       <w:r>
         <w:rPr>
@@ -2394,554 +2686,130 @@
         <w:t>)</w:t>
       </w:r>
       <w:r>
-        <w:t>(C)Although</w:t>
-      </w:r>
-      <w:r>
-        <w:rPr>
-          <w:rFonts w:hint="eastAsia"/>
-        </w:rPr>
-        <w:t>雖然</w:t>
-      </w:r>
-      <w:r>
-        <w:rPr>
-          <w:rFonts w:hint="eastAsia"/>
-        </w:rPr>
-        <w:t>(</w:t>
-      </w:r>
-      <w:r>
-        <w:rPr>
-          <w:rFonts w:hint="eastAsia"/>
-        </w:rPr>
-        <w:t>連接詞</w:t>
-      </w:r>
-      <w:r>
-        <w:rPr>
-          <w:rFonts w:hint="eastAsia"/>
-        </w:rPr>
-        <w:t>)</w:t>
-      </w:r>
-      <w:r>
-        <w:rPr>
-          <w:highlight w:val="yellow"/>
-        </w:rPr>
-        <w:t>(D)Despite</w:t>
-      </w:r>
-      <w:r>
-        <w:rPr>
-          <w:rFonts w:hint="eastAsia"/>
-          <w:highlight w:val="yellow"/>
-        </w:rPr>
-        <w:t>儘管</w:t>
-      </w:r>
-      <w:r>
-        <w:rPr>
-          <w:rFonts w:hint="eastAsia"/>
-          <w:highlight w:val="yellow"/>
-        </w:rPr>
-        <w:t>(</w:t>
-      </w:r>
-      <w:r>
-        <w:rPr>
-          <w:rFonts w:hint="eastAsia"/>
-          <w:highlight w:val="yellow"/>
-        </w:rPr>
-        <w:t>介係詞</w:t>
-      </w:r>
-      <w:r>
-        <w:rPr>
-          <w:rFonts w:hint="eastAsia"/>
-          <w:highlight w:val="yellow"/>
-        </w:rPr>
-        <w:t>)</w:t>
+        <w:rPr>
+          <w:rFonts w:hint="eastAsia"/>
+        </w:rPr>
+        <w:t>當形容詞</w:t>
+      </w:r>
+    </w:p>
+    <w:p>
+      <w:r>
+        <w:rPr>
+          <w:rFonts w:hint="eastAsia"/>
+        </w:rPr>
+        <w:t>k</w:t>
+      </w:r>
+      <w:r>
+        <w:t>eep A from B</w:t>
+      </w:r>
+      <w:r>
+        <w:rPr>
+          <w:rFonts w:hint="eastAsia"/>
+        </w:rPr>
+        <w:t xml:space="preserve"> </w:t>
+      </w:r>
+      <w:r>
+        <w:rPr>
+          <w:rFonts w:hint="eastAsia"/>
+        </w:rPr>
+        <w:t>讓</w:t>
+      </w:r>
+      <w:r>
+        <w:t>A</w:t>
+      </w:r>
+      <w:r>
+        <w:rPr>
+          <w:rFonts w:hint="eastAsia"/>
+        </w:rPr>
+        <w:t>遠離</w:t>
+      </w:r>
+      <w:r>
+        <w:rPr>
+          <w:rFonts w:hint="eastAsia"/>
+        </w:rPr>
+        <w:t>B</w:t>
+      </w:r>
+      <w:r>
+        <w:rPr>
+          <w:rFonts w:hint="eastAsia"/>
+        </w:rPr>
+        <w:t>、免於</w:t>
+      </w:r>
+      <w:r>
+        <w:rPr>
+          <w:rFonts w:hint="eastAsia"/>
+        </w:rPr>
+        <w:t>B</w:t>
+      </w:r>
+      <w:r>
+        <w:t xml:space="preserve"> </w:t>
+      </w:r>
+    </w:p>
+    <w:p>
+      <w:r>
+        <w:t>She kept the little boy from playing with fire.</w:t>
       </w:r>
     </w:p>
     <w:p/>
     <w:p>
       <w:r>
-        <w:rPr>
-          <w:rFonts w:hint="eastAsia"/>
-        </w:rPr>
-        <w:t>e</w:t>
-      </w:r>
-      <w:r>
-        <w:t>ffort n.</w:t>
-      </w:r>
-      <w:r>
-        <w:rPr>
-          <w:rFonts w:hint="eastAsia"/>
-        </w:rPr>
-        <w:t>努力、</w:t>
-      </w:r>
-      <w:r>
-        <w:rPr>
-          <w:rFonts w:hint="eastAsia"/>
-        </w:rPr>
-        <w:t>p</w:t>
-      </w:r>
-      <w:r>
-        <w:t>rotection n.</w:t>
-      </w:r>
-      <w:r>
-        <w:rPr>
-          <w:rFonts w:hint="eastAsia"/>
-        </w:rPr>
-        <w:t>保護、</w:t>
-      </w:r>
-      <w:r>
-        <w:rPr>
-          <w:rFonts w:hint="eastAsia"/>
-        </w:rPr>
-        <w:t>l</w:t>
-      </w:r>
-      <w:r>
-        <w:t>egislation n.</w:t>
-      </w:r>
-      <w:r>
-        <w:rPr>
-          <w:rFonts w:hint="eastAsia"/>
-        </w:rPr>
-        <w:t>立法、</w:t>
-      </w:r>
-      <w:r>
-        <w:rPr>
-          <w:rFonts w:hint="eastAsia"/>
-        </w:rPr>
-        <w:t>d</w:t>
-      </w:r>
-      <w:r>
-        <w:t>iesel n.</w:t>
-      </w:r>
-      <w:r>
-        <w:rPr>
-          <w:rFonts w:hint="eastAsia"/>
-        </w:rPr>
-        <w:t>柴油</w:t>
-      </w:r>
-    </w:p>
-    <w:p>
-      <w:r>
-        <w:rPr>
-          <w:rFonts w:hint="eastAsia"/>
-        </w:rPr>
-        <w:t>介係詞</w:t>
-      </w:r>
-      <w:r>
-        <w:rPr>
-          <w:rFonts w:hint="eastAsia"/>
-        </w:rPr>
-        <w:t>+</w:t>
-      </w:r>
-      <w:r>
-        <w:t>N/Ving</w:t>
-      </w:r>
-      <w:r>
-        <w:rPr>
-          <w:rFonts w:hint="eastAsia"/>
-        </w:rPr>
-        <w:t>，不能有動詞</w:t>
-      </w:r>
-      <w:r>
-        <w:rPr>
-          <w:rFonts w:hint="eastAsia"/>
-        </w:rPr>
-        <w:t>(</w:t>
-      </w:r>
-      <w:r>
-        <w:t>v)</w:t>
-      </w:r>
-    </w:p>
-    <w:p>
-      <w:r>
-        <w:rPr>
-          <w:rFonts w:hint="eastAsia"/>
-        </w:rPr>
-        <w:t>常見的介係詞</w:t>
-      </w:r>
-      <w:r>
-        <w:rPr>
-          <w:rFonts w:hint="eastAsia"/>
-        </w:rPr>
-        <w:t>:</w:t>
-      </w:r>
-      <w:r>
-        <w:t>despite in on at from…</w:t>
-      </w:r>
-    </w:p>
-    <w:p>
-      <w:r>
-        <w:rPr>
-          <w:rFonts w:hint="eastAsia"/>
-        </w:rPr>
-        <w:t>e</w:t>
-      </w:r>
-      <w:r>
-        <w:t>x:</w:t>
-      </w:r>
-    </w:p>
-    <w:p>
-      <w:r>
-        <w:t>Despite the weather</w:t>
-      </w:r>
-      <w:r>
-        <w:rPr>
-          <w:rFonts w:hint="eastAsia"/>
-        </w:rPr>
-        <w:t>(</w:t>
-      </w:r>
-      <w:r>
-        <w:t>n</w:t>
-      </w:r>
-      <w:proofErr w:type="gramStart"/>
-      <w:r>
-        <w:t>),he</w:t>
-      </w:r>
-      <w:proofErr w:type="gramEnd"/>
-      <w:r>
-        <w:t xml:space="preserve"> went swimming.</w:t>
-      </w:r>
-    </w:p>
-    <w:p>
-      <w:r>
-        <w:t>For/And/Nor/But/Or/Yet/So:</w:t>
-      </w:r>
-      <w:r>
-        <w:rPr>
-          <w:rFonts w:hint="eastAsia"/>
-        </w:rPr>
-        <w:t>對等連接詞不能為句首空格答案</w:t>
+        <w:t xml:space="preserve">The executive has high </w:t>
+      </w:r>
+      <w:r>
+        <w:rPr>
+          <w:highlight w:val="yellow"/>
+        </w:rPr>
+        <w:t>expectancy</w:t>
+      </w:r>
+      <w:r>
+        <w:t xml:space="preserve"> of the newly hired human resource director.</w:t>
+      </w:r>
+    </w:p>
+    <w:p>
+      <w:r>
+        <w:t>(A)expect</w:t>
+      </w:r>
+      <w:r>
+        <w:rPr>
+          <w:highlight w:val="yellow"/>
+        </w:rPr>
+        <w:t>(B)expectancy</w:t>
+      </w:r>
+      <w:r>
+        <w:rPr>
+          <w:rFonts w:hint="eastAsia"/>
+          <w:highlight w:val="yellow"/>
+        </w:rPr>
+        <w:t>預期、期望</w:t>
+      </w:r>
+      <w:r>
+        <w:t>(C)expecting(D)expected</w:t>
       </w:r>
     </w:p>
     <w:p/>
     <w:p>
       <w:r>
-        <w:t xml:space="preserve">There has been </w:t>
-      </w:r>
-      <w:proofErr w:type="spellStart"/>
-      <w:proofErr w:type="gramStart"/>
-      <w:r>
-        <w:t>a</w:t>
-      </w:r>
-      <w:proofErr w:type="spellEnd"/>
-      <w:r>
-        <w:t xml:space="preserve">  increase</w:t>
-      </w:r>
-      <w:proofErr w:type="gramEnd"/>
-      <w:r>
-        <w:t xml:space="preserve"> in demand for </w:t>
-      </w:r>
-      <w:proofErr w:type="spellStart"/>
-      <w:r>
-        <w:t>housing,and</w:t>
-      </w:r>
-      <w:proofErr w:type="spellEnd"/>
-      <w:r>
-        <w:t xml:space="preserve"> that is what is keeping the prices from falling. (A</w:t>
-      </w:r>
-      <w:r>
-        <w:rPr>
-          <w:rFonts w:hint="eastAsia"/>
-        </w:rPr>
-        <w:t>)</w:t>
-      </w:r>
-      <w:r>
-        <w:t>steadily(B)steady(C)steadying(D)steadied</w:t>
-      </w:r>
-    </w:p>
-    <w:p>
-      <w:r>
-        <w:t>has been-&gt;</w:t>
-      </w:r>
-      <w:r>
-        <w:rPr>
-          <w:rFonts w:hint="eastAsia"/>
-        </w:rPr>
-        <w:t>動詞，因此可以判斷</w:t>
-      </w:r>
-      <w:r>
-        <w:t>increase</w:t>
-      </w:r>
-      <w:r>
-        <w:rPr>
-          <w:rFonts w:hint="eastAsia"/>
-        </w:rPr>
-        <w:t>是名詞，</w:t>
+        <w:t xml:space="preserve">CEO:Chief Executive Office </w:t>
+      </w:r>
+      <w:r>
+        <w:rPr>
+          <w:rFonts w:hint="eastAsia"/>
+        </w:rPr>
+        <w:t>總執行長</w:t>
       </w:r>
     </w:p>
     <w:p/>
     <w:p>
-      <w:r>
-        <w:rPr>
-          <w:rFonts w:hint="eastAsia"/>
-        </w:rPr>
-        <w:t>s</w:t>
-      </w:r>
-      <w:r>
-        <w:t>teady adj</w:t>
-      </w:r>
-      <w:r>
-        <w:rPr>
-          <w:rFonts w:hint="eastAsia"/>
-        </w:rPr>
-        <w:t xml:space="preserve"> </w:t>
-      </w:r>
-      <w:r>
-        <w:rPr>
-          <w:rFonts w:hint="eastAsia"/>
-        </w:rPr>
-        <w:t>穩定的、</w:t>
-      </w:r>
-      <w:r>
-        <w:rPr>
-          <w:rFonts w:hint="eastAsia"/>
-        </w:rPr>
-        <w:t>d</w:t>
-      </w:r>
-      <w:r>
-        <w:t>emand v</w:t>
-      </w:r>
-      <w:r>
-        <w:rPr>
-          <w:rFonts w:hint="eastAsia"/>
-        </w:rPr>
-        <w:t>需求、</w:t>
-      </w:r>
-    </w:p>
-    <w:p>
-      <w:r>
-        <w:t>A/An/The(</w:t>
-      </w:r>
-      <w:r>
-        <w:rPr>
-          <w:rFonts w:hint="eastAsia"/>
-        </w:rPr>
-        <w:t>冠詞</w:t>
-      </w:r>
-      <w:r>
-        <w:rPr>
-          <w:rFonts w:hint="eastAsia"/>
-        </w:rPr>
-        <w:t>)</w:t>
-      </w:r>
-      <w:r>
-        <w:t>+</w:t>
-      </w:r>
-      <w:proofErr w:type="spellStart"/>
-      <w:r>
-        <w:t>Adv+Adj+N</w:t>
-      </w:r>
-      <w:proofErr w:type="spellEnd"/>
-    </w:p>
-    <w:p>
-      <w:proofErr w:type="spellStart"/>
-      <w:proofErr w:type="gramStart"/>
-      <w:r>
-        <w:rPr>
-          <w:rFonts w:hint="eastAsia"/>
-        </w:rPr>
-        <w:t>e</w:t>
-      </w:r>
-      <w:r>
-        <w:t>x:A</w:t>
-      </w:r>
-      <w:proofErr w:type="spellEnd"/>
-      <w:proofErr w:type="gramEnd"/>
-      <w:r>
-        <w:t xml:space="preserve"> beautifully(adv)composed(adj)song(n).</w:t>
-      </w:r>
-    </w:p>
-    <w:p>
-      <w:r>
-        <w:rPr>
-          <w:rFonts w:hint="eastAsia"/>
-        </w:rPr>
-        <w:t>只要有形容詞在，就不會選擇</w:t>
-      </w:r>
-      <w:proofErr w:type="spellStart"/>
-      <w:r>
-        <w:rPr>
-          <w:rFonts w:hint="eastAsia"/>
-        </w:rPr>
-        <w:t>i</w:t>
-      </w:r>
-      <w:r>
-        <w:t>ng</w:t>
-      </w:r>
-      <w:proofErr w:type="spellEnd"/>
-      <w:r>
-        <w:t>(</w:t>
-      </w:r>
-      <w:r>
-        <w:rPr>
-          <w:rFonts w:hint="eastAsia"/>
-        </w:rPr>
-        <w:t>現在分詞</w:t>
-      </w:r>
-      <w:r>
-        <w:rPr>
-          <w:rFonts w:hint="eastAsia"/>
-        </w:rPr>
-        <w:t>)</w:t>
-      </w:r>
-      <w:r>
-        <w:rPr>
-          <w:rFonts w:hint="eastAsia"/>
-        </w:rPr>
-        <w:t>或</w:t>
-      </w:r>
-      <w:r>
-        <w:rPr>
-          <w:rFonts w:hint="eastAsia"/>
-        </w:rPr>
-        <w:t>e</w:t>
-      </w:r>
-      <w:r>
-        <w:t>d(</w:t>
-      </w:r>
-      <w:r>
-        <w:rPr>
-          <w:rFonts w:hint="eastAsia"/>
-        </w:rPr>
-        <w:t>過去分詞</w:t>
-      </w:r>
-      <w:r>
-        <w:rPr>
-          <w:rFonts w:hint="eastAsia"/>
-        </w:rPr>
-        <w:t>)</w:t>
-      </w:r>
-      <w:r>
-        <w:rPr>
-          <w:rFonts w:hint="eastAsia"/>
-        </w:rPr>
-        <w:t>當形容詞</w:t>
-      </w:r>
-    </w:p>
-    <w:p>
-      <w:r>
-        <w:rPr>
-          <w:rFonts w:hint="eastAsia"/>
-        </w:rPr>
-        <w:t>k</w:t>
-      </w:r>
-      <w:r>
-        <w:t>eep A from B</w:t>
-      </w:r>
-      <w:r>
-        <w:rPr>
-          <w:rFonts w:hint="eastAsia"/>
-        </w:rPr>
-        <w:t xml:space="preserve"> </w:t>
-      </w:r>
-      <w:r>
-        <w:rPr>
-          <w:rFonts w:hint="eastAsia"/>
-        </w:rPr>
-        <w:t>讓</w:t>
-      </w:r>
-      <w:r>
-        <w:t>A</w:t>
-      </w:r>
-      <w:r>
-        <w:rPr>
-          <w:rFonts w:hint="eastAsia"/>
-        </w:rPr>
-        <w:t>遠離</w:t>
-      </w:r>
-      <w:r>
-        <w:rPr>
-          <w:rFonts w:hint="eastAsia"/>
-        </w:rPr>
-        <w:t>B</w:t>
-      </w:r>
-      <w:r>
-        <w:rPr>
-          <w:rFonts w:hint="eastAsia"/>
-        </w:rPr>
-        <w:t>、免於</w:t>
-      </w:r>
-      <w:r>
-        <w:rPr>
-          <w:rFonts w:hint="eastAsia"/>
-        </w:rPr>
-        <w:t>B</w:t>
-      </w:r>
-      <w:r>
-        <w:t xml:space="preserve"> </w:t>
-      </w:r>
-    </w:p>
-    <w:p>
-      <w:r>
-        <w:t>She kept the little boy from playing with fire.</w:t>
-      </w:r>
-    </w:p>
-    <w:p/>
-    <w:p>
-      <w:r>
-        <w:t xml:space="preserve">The executive has high </w:t>
-      </w:r>
-      <w:r>
-        <w:rPr>
-          <w:highlight w:val="yellow"/>
-        </w:rPr>
-        <w:t>expectancy</w:t>
-      </w:r>
-      <w:r>
-        <w:t xml:space="preserve"> of the newly hired human resource director.</w:t>
-      </w:r>
-    </w:p>
-    <w:p>
-      <w:r>
-        <w:t>(A)expect</w:t>
-      </w:r>
-      <w:r>
-        <w:rPr>
-          <w:highlight w:val="yellow"/>
-        </w:rPr>
-        <w:t>(B)expectancy</w:t>
-      </w:r>
-      <w:r>
-        <w:rPr>
-          <w:rFonts w:hint="eastAsia"/>
-          <w:highlight w:val="yellow"/>
-        </w:rPr>
-        <w:t>預期、期望</w:t>
-      </w:r>
-      <w:r>
-        <w:t>(C)expecting(D)expected</w:t>
-      </w:r>
-    </w:p>
-    <w:p/>
-    <w:p>
-      <w:proofErr w:type="spellStart"/>
-      <w:r>
-        <w:t>CEO:Chief</w:t>
-      </w:r>
-      <w:proofErr w:type="spellEnd"/>
-      <w:r>
-        <w:t xml:space="preserve"> Executive Office </w:t>
-      </w:r>
-      <w:r>
-        <w:rPr>
-          <w:rFonts w:hint="eastAsia"/>
-        </w:rPr>
-        <w:t>總執行長</w:t>
-      </w:r>
-    </w:p>
-    <w:p/>
-    <w:p>
-      <w:proofErr w:type="spellStart"/>
       <w:r>
         <w:lastRenderedPageBreak/>
         <w:t>Adj+N</w:t>
       </w:r>
-      <w:proofErr w:type="spellEnd"/>
       <w:r>
         <w:rPr>
           <w:rFonts w:hint="eastAsia"/>
         </w:rPr>
         <w:t>，</w:t>
       </w:r>
-      <w:proofErr w:type="spellStart"/>
       <w:r>
         <w:rPr>
           <w:rFonts w:hint="eastAsia"/>
@@ -2949,11 +2817,7 @@
         <w:t>h</w:t>
       </w:r>
       <w:r>
-        <w:t>ign</w:t>
-      </w:r>
-      <w:proofErr w:type="spellEnd"/>
-      <w:r>
-        <w:t>(adj)</w:t>
+        <w:t>ign(adj)</w:t>
       </w:r>
       <w:r>
         <w:rPr>
@@ -2975,11 +2839,9 @@
         </w:rPr>
         <w:t>-</w:t>
       </w:r>
-      <w:proofErr w:type="spellStart"/>
       <w:r>
         <w:t>ancy</w:t>
       </w:r>
-      <w:proofErr w:type="spellEnd"/>
       <w:r>
         <w:rPr>
           <w:rFonts w:hint="eastAsia"/>
@@ -3371,7 +3233,6 @@
       </w:r>
     </w:p>
     <w:p>
-      <w:proofErr w:type="spellStart"/>
       <w:proofErr w:type="gramStart"/>
       <w:r>
         <w:rPr>
@@ -3382,18 +3243,9 @@
       <w:r>
         <w:t>x:You</w:t>
       </w:r>
-      <w:proofErr w:type="spellEnd"/>
       <w:proofErr w:type="gramEnd"/>
       <w:r>
-        <w:t>(S)work(v)hard so that(</w:t>
-      </w:r>
-      <w:proofErr w:type="spellStart"/>
-      <w:r>
-        <w:t>conj</w:t>
-      </w:r>
-      <w:proofErr w:type="spellEnd"/>
-      <w:r>
-        <w:t>)you(s)can get</w:t>
+        <w:t>(S)work(v)hard so that(conj)you(s)can get</w:t>
       </w:r>
       <w:r>
         <w:rPr>
@@ -3642,96 +3494,86 @@
     </w:p>
     <w:p>
       <w:r>
+        <w:t>“be”+Ving</w:t>
+      </w:r>
+      <w:r>
+        <w:rPr>
+          <w:rFonts w:hint="eastAsia"/>
+        </w:rPr>
+        <w:t>:</w:t>
+      </w:r>
+      <w:r>
+        <w:rPr>
+          <w:rFonts w:hint="eastAsia"/>
+        </w:rPr>
+        <w:t>主動</w:t>
+      </w:r>
+      <w:r>
+        <w:rPr>
+          <w:rFonts w:hint="eastAsia"/>
+        </w:rPr>
+        <w:t xml:space="preserve"> </w:t>
+      </w:r>
+      <w:r>
+        <w:t xml:space="preserve">-&gt;I am asking a question </w:t>
+      </w:r>
+      <w:r>
+        <w:rPr>
+          <w:rFonts w:hint="eastAsia"/>
+        </w:rPr>
+        <w:t>我再</w:t>
+      </w:r>
+      <w:proofErr w:type="gramStart"/>
+      <w:r>
+        <w:rPr>
+          <w:rFonts w:hint="eastAsia"/>
+        </w:rPr>
+        <w:t>問</w:t>
+      </w:r>
+      <w:proofErr w:type="gramEnd"/>
+      <w:r>
+        <w:rPr>
+          <w:rFonts w:hint="eastAsia"/>
+        </w:rPr>
+        <w:t>問題</w:t>
+      </w:r>
+    </w:p>
+    <w:p>
+      <w:r>
+        <w:t>“be”+PP</w:t>
+      </w:r>
+      <w:r>
+        <w:rPr>
+          <w:rFonts w:hint="eastAsia"/>
+        </w:rPr>
+        <w:t>:</w:t>
+      </w:r>
+      <w:r>
+        <w:rPr>
+          <w:rFonts w:hint="eastAsia"/>
+        </w:rPr>
+        <w:t>被動</w:t>
+      </w:r>
+      <w:r>
+        <w:rPr>
+          <w:rFonts w:hint="eastAsia"/>
+        </w:rPr>
+        <w:t xml:space="preserve"> </w:t>
+      </w:r>
+      <w:r>
+        <w:t xml:space="preserve">-&gt; I am asked a question </w:t>
+      </w:r>
+      <w:r>
+        <w:rPr>
+          <w:rFonts w:hint="eastAsia"/>
+        </w:rPr>
+        <w:t>我被問了一個問題</w:t>
+      </w:r>
+    </w:p>
+    <w:p>
+      <w:r>
         <w:t>“</w:t>
       </w:r>
-      <w:proofErr w:type="spellStart"/>
-      <w:r>
-        <w:t>be”+Ving</w:t>
-      </w:r>
-      <w:proofErr w:type="spellEnd"/>
-      <w:r>
-        <w:rPr>
-          <w:rFonts w:hint="eastAsia"/>
-        </w:rPr>
-        <w:t>:</w:t>
-      </w:r>
-      <w:r>
-        <w:rPr>
-          <w:rFonts w:hint="eastAsia"/>
-        </w:rPr>
-        <w:t>主動</w:t>
-      </w:r>
-      <w:r>
-        <w:rPr>
-          <w:rFonts w:hint="eastAsia"/>
-        </w:rPr>
-        <w:t xml:space="preserve"> </w:t>
-      </w:r>
-      <w:r>
-        <w:t xml:space="preserve">-&gt;I am asking a question </w:t>
-      </w:r>
-      <w:r>
-        <w:rPr>
-          <w:rFonts w:hint="eastAsia"/>
-        </w:rPr>
-        <w:t>我再</w:t>
-      </w:r>
-      <w:proofErr w:type="gramStart"/>
-      <w:r>
-        <w:rPr>
-          <w:rFonts w:hint="eastAsia"/>
-        </w:rPr>
-        <w:t>問</w:t>
-      </w:r>
-      <w:proofErr w:type="gramEnd"/>
-      <w:r>
-        <w:rPr>
-          <w:rFonts w:hint="eastAsia"/>
-        </w:rPr>
-        <w:t>問題</w:t>
-      </w:r>
-    </w:p>
-    <w:p>
-      <w:r>
-        <w:t>“</w:t>
-      </w:r>
-      <w:proofErr w:type="spellStart"/>
-      <w:r>
-        <w:t>be”+PP</w:t>
-      </w:r>
-      <w:proofErr w:type="spellEnd"/>
-      <w:r>
-        <w:rPr>
-          <w:rFonts w:hint="eastAsia"/>
-        </w:rPr>
-        <w:t>:</w:t>
-      </w:r>
-      <w:r>
-        <w:rPr>
-          <w:rFonts w:hint="eastAsia"/>
-        </w:rPr>
-        <w:t>被動</w:t>
-      </w:r>
-      <w:r>
-        <w:rPr>
-          <w:rFonts w:hint="eastAsia"/>
-        </w:rPr>
-        <w:t xml:space="preserve"> </w:t>
-      </w:r>
-      <w:r>
-        <w:t xml:space="preserve">-&gt; I am asked a question </w:t>
-      </w:r>
-      <w:r>
-        <w:rPr>
-          <w:rFonts w:hint="eastAsia"/>
-        </w:rPr>
-        <w:t>我被問了一個問題</w:t>
-      </w:r>
-    </w:p>
-    <w:p>
-      <w:r>
-        <w:t>“</w:t>
-      </w:r>
       <w:r>
         <w:rPr>
           <w:rFonts w:hint="eastAsia"/>
@@ -3739,15 +3581,7 @@
         <w:t>b</w:t>
       </w:r>
       <w:r>
-        <w:t>e”+</w:t>
-      </w:r>
-      <w:proofErr w:type="spellStart"/>
-      <w:r>
-        <w:t>adv+Ving</w:t>
-      </w:r>
-      <w:proofErr w:type="spellEnd"/>
-      <w:r>
-        <w:t xml:space="preserve">/PP :I am always improving myself </w:t>
+        <w:t xml:space="preserve">e”+adv+Ving/PP :I am always improving myself </w:t>
       </w:r>
       <w:r>
         <w:rPr>
@@ -3759,13 +3593,8 @@
     <w:p/>
     <w:p>
       <w:r>
-        <w:t>-</w:t>
-      </w:r>
-      <w:proofErr w:type="spellStart"/>
-      <w:r>
-        <w:t>sm</w:t>
-      </w:r>
-      <w:proofErr w:type="spellEnd"/>
+        <w:t>-sm</w:t>
+      </w:r>
       <w:r>
         <w:rPr>
           <w:rFonts w:hint="eastAsia"/>
@@ -3908,11 +3737,9 @@
         </w:rPr>
         <w:t>+</w:t>
       </w:r>
-      <w:proofErr w:type="spellStart"/>
       <w:r>
         <w:t>adv+adj+N</w:t>
       </w:r>
-      <w:proofErr w:type="spellEnd"/>
       <w:r>
         <w:t>:</w:t>
       </w:r>
@@ -4052,12 +3879,10 @@
       <w:r>
         <w:t xml:space="preserve"> expressed his standpoint of building a wall to protect the </w:t>
       </w:r>
-      <w:proofErr w:type="spellStart"/>
       <w:proofErr w:type="gramStart"/>
       <w:r>
         <w:t>country,s</w:t>
       </w:r>
-      <w:proofErr w:type="spellEnd"/>
       <w:proofErr w:type="gramEnd"/>
       <w:r>
         <w:t xml:space="preserve"> border. (A)consequently</w:t>
@@ -4172,22 +3997,15 @@
       </w:r>
     </w:p>
     <w:p>
-      <w:proofErr w:type="spellStart"/>
-      <w:r>
-        <w:t>S+Adv+V</w:t>
-      </w:r>
-      <w:proofErr w:type="spellEnd"/>
-      <w:r>
-        <w:t>:</w:t>
-      </w:r>
-    </w:p>
-    <w:p>
-      <w:proofErr w:type="spellStart"/>
+      <w:r>
+        <w:t>S+Adv+V:</w:t>
+      </w:r>
+    </w:p>
+    <w:p>
       <w:proofErr w:type="gramStart"/>
       <w:r>
         <w:t>Ex:He</w:t>
       </w:r>
-      <w:proofErr w:type="spellEnd"/>
       <w:proofErr w:type="gramEnd"/>
       <w:r>
         <w:t xml:space="preserve"> quickly finished his job.</w:t>
@@ -4195,34 +4013,13 @@
     </w:p>
     <w:p/>
     <w:p>
-      <w:proofErr w:type="spellStart"/>
       <w:proofErr w:type="gramStart"/>
       <w:r>
         <w:t>Apparently:It</w:t>
       </w:r>
       <w:proofErr w:type="gramEnd"/>
       <w:r>
-        <w:t>,s</w:t>
-      </w:r>
-      <w:proofErr w:type="spellEnd"/>
-      <w:r>
-        <w:t xml:space="preserve"> cold and wet outside </w:t>
-      </w:r>
-      <w:proofErr w:type="spellStart"/>
-      <w:r>
-        <w:t>today.Apparently</w:t>
-      </w:r>
-      <w:proofErr w:type="spellEnd"/>
-      <w:r>
-        <w:t xml:space="preserve"> </w:t>
-      </w:r>
-      <w:proofErr w:type="spellStart"/>
-      <w:r>
-        <w:t>it,s</w:t>
-      </w:r>
-      <w:proofErr w:type="spellEnd"/>
-      <w:r>
-        <w:t xml:space="preserve"> a good idea to stay indoors. </w:t>
+        <w:t xml:space="preserve">,s cold and wet outside today.Apparently it,s a good idea to stay indoors. </w:t>
       </w:r>
       <w:r>
         <w:rPr>
@@ -4244,12 +4041,10 @@
       </w:r>
     </w:p>
     <w:p>
-      <w:proofErr w:type="spellStart"/>
       <w:proofErr w:type="gramStart"/>
       <w:r>
         <w:t>Meaningfully:The</w:t>
       </w:r>
-      <w:proofErr w:type="spellEnd"/>
       <w:proofErr w:type="gramEnd"/>
       <w:r>
         <w:t xml:space="preserve"> old lady used all her savings to meaningfully build a hospital.</w:t>
@@ -4265,7 +4060,6 @@
     </w:p>
     <w:p/>
     <w:p>
-      <w:proofErr w:type="spellStart"/>
       <w:proofErr w:type="gramStart"/>
       <w:r>
         <w:rPr>
@@ -4273,7 +4067,6 @@
         </w:rPr>
         <w:t>Richard,s</w:t>
       </w:r>
-      <w:proofErr w:type="spellEnd"/>
       <w:proofErr w:type="gramEnd"/>
       <w:r>
         <w:t xml:space="preserve"> </w:t>
@@ -4471,12 +4264,10 @@
       <w:r>
         <w:t xml:space="preserve">His professionalism earned him </w:t>
       </w:r>
-      <w:proofErr w:type="spellStart"/>
       <w:proofErr w:type="gramStart"/>
       <w:r>
         <w:t>everyone,s</w:t>
       </w:r>
-      <w:proofErr w:type="spellEnd"/>
       <w:proofErr w:type="gramEnd"/>
       <w:r>
         <w:t xml:space="preserve"> trust</w:t>
@@ -4507,39 +4298,472 @@
         <w:t>)</w:t>
       </w:r>
       <w:r>
-        <w:t>+</w:t>
-      </w:r>
-      <w:proofErr w:type="spellStart"/>
-      <w:r>
-        <w:t>Adj+N+prep+N</w:t>
-      </w:r>
-      <w:proofErr w:type="spellEnd"/>
-      <w:r>
+        <w:t>+Adj+N+prep+N:</w:t>
+      </w:r>
+    </w:p>
+    <w:p>
+      <w:r>
+        <w:t>Chris,s enthusiastic pursuit for value Chris</w:t>
+      </w:r>
+      <w:r>
+        <w:rPr>
+          <w:rFonts w:hint="eastAsia"/>
+        </w:rPr>
+        <w:t>積極的追求價值</w:t>
+      </w:r>
+    </w:p>
+    <w:p>
+      <w:r>
+        <w:rPr>
+          <w:rFonts w:hint="eastAsia"/>
+        </w:rPr>
+        <w:t>因此還缺一個名詞</w:t>
+      </w:r>
+      <w:r>
+        <w:rPr>
+          <w:rFonts w:hint="eastAsia"/>
+        </w:rPr>
+        <w:t xml:space="preserve"> </w:t>
+      </w:r>
+      <w:r>
+        <w:t>-&gt;</w:t>
+      </w:r>
+      <w:r>
+        <w:t xml:space="preserve"> </w:t>
+      </w:r>
+      <w:r>
+        <w:t>persistence</w:t>
+      </w:r>
+      <w:r>
+        <w:rPr>
+          <w:rFonts w:hint="eastAsia"/>
+        </w:rPr>
+        <w:t xml:space="preserve"> </w:t>
+      </w:r>
+      <w:r>
+        <w:t>n</w:t>
+      </w:r>
+      <w:r>
+        <w:rPr>
+          <w:rFonts w:hint="eastAsia"/>
+        </w:rPr>
+        <w:t>持續存在</w:t>
+      </w:r>
+    </w:p>
+    <w:p>
+      <w:r>
+        <w:t>Enthusiastic</w:t>
+      </w:r>
+      <w:r>
+        <w:rPr>
+          <w:rFonts w:hint="eastAsia"/>
+        </w:rPr>
+        <w:t xml:space="preserve"> a</w:t>
+      </w:r>
+      <w:r>
+        <w:t xml:space="preserve">dj </w:t>
+      </w:r>
+      <w:r>
+        <w:rPr>
+          <w:rFonts w:hint="eastAsia"/>
+        </w:rPr>
+        <w:t>熱情</w:t>
+      </w:r>
+      <w:r>
+        <w:rPr>
+          <w:rFonts w:hint="eastAsia"/>
+        </w:rPr>
+        <w:t>/</w:t>
+      </w:r>
+      <w:r>
+        <w:rPr>
+          <w:rFonts w:hint="eastAsia"/>
+        </w:rPr>
+        <w:t>熱衷、</w:t>
+      </w:r>
+      <w:r>
+        <w:t>pursuit</w:t>
+      </w:r>
+      <w:r>
+        <w:t xml:space="preserve"> n</w:t>
+      </w:r>
+      <w:r>
+        <w:rPr>
+          <w:rFonts w:hint="eastAsia"/>
+        </w:rPr>
+        <w:t>娛樂</w:t>
+      </w:r>
+      <w:r>
+        <w:rPr>
+          <w:rFonts w:hint="eastAsia"/>
+        </w:rPr>
+        <w:t>/</w:t>
+      </w:r>
+      <w:r>
+        <w:rPr>
+          <w:rFonts w:hint="eastAsia"/>
+        </w:rPr>
+        <w:t>追求</w:t>
+      </w:r>
+    </w:p>
+    <w:p>
+      <w:r>
+        <w:rPr>
+          <w:rFonts w:hint="eastAsia"/>
+        </w:rPr>
+        <w:t>-</w:t>
+      </w:r>
+      <w:r>
+        <w:t>ence</w:t>
+      </w:r>
+      <w:r>
+        <w:rPr>
+          <w:rFonts w:hint="eastAsia"/>
+        </w:rPr>
+        <w:t>結尾</w:t>
+      </w:r>
+      <w:r>
+        <w:rPr>
+          <w:rFonts w:hint="eastAsia"/>
+        </w:rPr>
+        <w:t xml:space="preserve"> </w:t>
+      </w:r>
+      <w:r>
+        <w:t>-&gt;</w:t>
+      </w:r>
+      <w:r>
+        <w:rPr>
+          <w:rFonts w:hint="eastAsia"/>
+        </w:rPr>
+        <w:t>名詞</w:t>
+      </w:r>
+    </w:p>
+    <w:p>
+      <w:r>
+        <w:rPr>
+          <w:rFonts w:hint="eastAsia"/>
+        </w:rPr>
+        <w:t>-</w:t>
+      </w:r>
+      <w:r>
+        <w:t>ly</w:t>
+      </w:r>
+      <w:r>
+        <w:rPr>
+          <w:rFonts w:hint="eastAsia"/>
+        </w:rPr>
+        <w:t>結尾的副詞</w:t>
+      </w:r>
+      <w:r>
+        <w:rPr>
+          <w:rFonts w:hint="eastAsia"/>
+        </w:rPr>
+        <w:t>(A</w:t>
+      </w:r>
+      <w:r>
+        <w:t>dv)</w:t>
+      </w:r>
+      <w:r>
+        <w:rPr>
+          <w:rFonts w:hint="eastAsia"/>
+        </w:rPr>
+        <w:t>通常去除</w:t>
+      </w:r>
+      <w:r>
+        <w:rPr>
+          <w:rFonts w:hint="eastAsia"/>
+        </w:rPr>
+        <w:t>-</w:t>
+      </w:r>
+      <w:r>
+        <w:t>ly</w:t>
+      </w:r>
+      <w:r>
+        <w:rPr>
+          <w:rFonts w:hint="eastAsia"/>
+        </w:rPr>
+        <w:t>即為形容詞</w:t>
+      </w:r>
+      <w:r>
+        <w:rPr>
+          <w:rFonts w:hint="eastAsia"/>
+        </w:rPr>
+        <w:t>(</w:t>
+      </w:r>
+      <w:r>
+        <w:t>Adj):</w:t>
+      </w:r>
+    </w:p>
+    <w:p>
+      <w:r>
+        <w:t>quickly-&gt;quick(</w:t>
+      </w:r>
+      <w:r>
+        <w:rPr>
+          <w:rFonts w:hint="eastAsia"/>
+        </w:rPr>
+        <w:t>快的</w:t>
+      </w:r>
+      <w:r>
+        <w:rPr>
+          <w:rFonts w:hint="eastAsia"/>
+        </w:rPr>
+        <w:t xml:space="preserve">) </w:t>
+      </w:r>
+    </w:p>
+    <w:p>
+      <w:r>
+        <w:t>promptly-&gt;prompt(</w:t>
+      </w:r>
+      <w:r>
+        <w:rPr>
+          <w:rFonts w:hint="eastAsia"/>
+        </w:rPr>
+        <w:t>快的</w:t>
+      </w:r>
+      <w:r>
+        <w:rPr>
+          <w:rFonts w:hint="eastAsia"/>
+        </w:rPr>
+        <w:t>)</w:t>
+      </w:r>
+    </w:p>
+    <w:p/>
+    <w:p>
+      <w:r>
+        <w:t xml:space="preserve">Should you </w:t>
+      </w:r>
+      <w:r>
+        <w:rPr>
+          <w:color w:val="FF0000"/>
+        </w:rPr>
+        <w:t xml:space="preserve">need </w:t>
+      </w:r>
+      <w:r>
+        <w:rPr>
+          <w:highlight w:val="yellow"/>
+        </w:rPr>
+        <w:t>assistance</w:t>
+      </w:r>
+      <w:r>
+        <w:t xml:space="preserve"> with your new product configuration, </w:t>
+      </w:r>
+      <w:proofErr w:type="gramStart"/>
+      <w:r>
+        <w:t>don,t</w:t>
+      </w:r>
+      <w:proofErr w:type="gramEnd"/>
+      <w:r>
+        <w:t xml:space="preserve"> hesitate to call our toll-free number. </w:t>
+      </w:r>
+      <w:r>
+        <w:rPr>
+          <w:highlight w:val="yellow"/>
+        </w:rPr>
+        <w:t>(A)assistance</w:t>
+      </w:r>
+      <w:r>
+        <w:rPr>
+          <w:highlight w:val="yellow"/>
+        </w:rPr>
+        <w:t xml:space="preserve"> n.</w:t>
+      </w:r>
+      <w:r>
+        <w:rPr>
+          <w:rFonts w:hint="eastAsia"/>
+          <w:highlight w:val="yellow"/>
+        </w:rPr>
+        <w:t>協助</w:t>
+      </w:r>
+      <w:r>
+        <w:t>(B)assistant</w:t>
+      </w:r>
+      <w:r>
+        <w:t xml:space="preserve"> n.</w:t>
+      </w:r>
+      <w:r>
+        <w:rPr>
+          <w:rFonts w:hint="eastAsia"/>
+        </w:rPr>
+        <w:t>助理</w:t>
+      </w:r>
+      <w:r>
+        <w:t>(C)assisted</w:t>
+      </w:r>
+      <w:r>
+        <w:rPr>
+          <w:rFonts w:hint="eastAsia"/>
+        </w:rPr>
+        <w:t xml:space="preserve"> </w:t>
+      </w:r>
+      <w:r>
+        <w:t>v(</w:t>
+      </w:r>
+      <w:r>
+        <w:rPr>
+          <w:rFonts w:hint="eastAsia"/>
+        </w:rPr>
+        <w:t>過去簡單式</w:t>
+      </w:r>
+      <w:r>
+        <w:rPr>
+          <w:rFonts w:hint="eastAsia"/>
+        </w:rPr>
+        <w:t>)</w:t>
+      </w:r>
+      <w:r>
+        <w:t>(D)assist</w:t>
+      </w:r>
+      <w:r>
+        <w:rPr>
+          <w:rFonts w:hint="eastAsia"/>
+        </w:rPr>
+        <w:t xml:space="preserve"> v</w:t>
+      </w:r>
+      <w:r>
+        <w:t>(</w:t>
+      </w:r>
+      <w:r>
+        <w:rPr>
+          <w:rFonts w:hint="eastAsia"/>
+        </w:rPr>
+        <w:t>原型</w:t>
+      </w:r>
+      <w:r>
+        <w:rPr>
+          <w:rFonts w:hint="eastAsia"/>
+        </w:rPr>
+        <w:t>)</w:t>
+      </w:r>
+    </w:p>
+    <w:p>
+      <w:r>
+        <w:t>configuration n.</w:t>
+      </w:r>
+      <w:r>
+        <w:rPr>
+          <w:rFonts w:hint="eastAsia"/>
+        </w:rPr>
+        <w:t>配置</w:t>
+      </w:r>
+      <w:r>
+        <w:t>/</w:t>
+      </w:r>
+      <w:r>
+        <w:rPr>
+          <w:rFonts w:hint="eastAsia"/>
+        </w:rPr>
+        <w:t>設定、</w:t>
+      </w:r>
+      <w:r>
+        <w:rPr>
+          <w:rFonts w:hint="eastAsia"/>
+        </w:rPr>
+        <w:t>h</w:t>
+      </w:r>
+      <w:r>
+        <w:t>esitate v</w:t>
+      </w:r>
+      <w:r>
+        <w:rPr>
+          <w:rFonts w:hint="eastAsia"/>
+        </w:rPr>
+        <w:t>猶豫</w:t>
+      </w:r>
+      <w:r>
+        <w:rPr>
+          <w:rFonts w:hint="eastAsia"/>
+        </w:rPr>
+        <w:t>、</w:t>
+      </w:r>
+      <w:r>
+        <w:rPr>
+          <w:rFonts w:hint="eastAsia"/>
+        </w:rPr>
+        <w:t>t</w:t>
+      </w:r>
+      <w:r>
+        <w:t xml:space="preserve">oll-free </w:t>
+      </w:r>
+      <w:r>
+        <w:rPr>
+          <w:rFonts w:hint="eastAsia"/>
+        </w:rPr>
+        <w:t>免付費</w:t>
+      </w:r>
+    </w:p>
+    <w:p>
+      <w:r>
+        <w:rPr>
+          <w:rFonts w:hint="eastAsia"/>
+        </w:rPr>
+        <w:t>d</w:t>
+      </w:r>
+      <w:r>
+        <w:t>efault setting:</w:t>
+      </w:r>
+      <w:r>
+        <w:rPr>
+          <w:rFonts w:hint="eastAsia"/>
+        </w:rPr>
+        <w:t>原廠設定</w:t>
+      </w:r>
+    </w:p>
+    <w:p>
+      <w:r>
+        <w:rPr>
+          <w:rFonts w:hint="eastAsia"/>
+        </w:rPr>
+        <w:t>i</w:t>
+      </w:r>
+      <w:r>
+        <w:t>f you should need = Should you need</w:t>
+      </w:r>
+      <w:r>
+        <w:rPr>
+          <w:rFonts w:hint="eastAsia"/>
+        </w:rPr>
         <w:t>:</w:t>
       </w:r>
-    </w:p>
-    <w:p>
-      <w:proofErr w:type="spellStart"/>
-      <w:r>
-        <w:t>Chris,s</w:t>
-      </w:r>
-      <w:proofErr w:type="spellEnd"/>
-      <w:r>
-        <w:t xml:space="preserve"> enthusiastic pursuit for value Chris</w:t>
-      </w:r>
-      <w:r>
-        <w:rPr>
-          <w:rFonts w:hint="eastAsia"/>
-        </w:rPr>
-        <w:t>積極的追求價值</w:t>
-      </w:r>
-    </w:p>
-    <w:p>
-      <w:r>
-        <w:rPr>
-          <w:rFonts w:hint="eastAsia"/>
-        </w:rPr>
-        <w:t>因此還缺一個名詞</w:t>
+      <w:r>
+        <w:rPr>
+          <w:rFonts w:hint="eastAsia"/>
+        </w:rPr>
+        <w:t>如果你需要</w:t>
+      </w:r>
+    </w:p>
+    <w:p>
+      <w:r>
+        <w:t>Hesitate</w:t>
+      </w:r>
+      <w:r>
+        <w:rPr>
+          <w:rFonts w:hint="eastAsia"/>
+        </w:rPr>
+        <w:t>+t</w:t>
+      </w:r>
+      <w:r>
+        <w:t>o+</w:t>
+      </w:r>
+      <w:r>
+        <w:rPr>
+          <w:rFonts w:hint="eastAsia"/>
+        </w:rPr>
+        <w:t>原型</w:t>
+      </w:r>
+      <w:r>
+        <w:rPr>
+          <w:rFonts w:hint="eastAsia"/>
+        </w:rPr>
+        <w:t>V</w:t>
+      </w:r>
+      <w:r>
+        <w:t>:</w:t>
+      </w:r>
+    </w:p>
+    <w:p>
+      <w:r>
+        <w:t>Don,t hesitate to go after your dreams</w:t>
       </w:r>
       <w:r>
         <w:rPr>
@@ -4548,502 +4772,31 @@
         <w:t xml:space="preserve"> </w:t>
       </w:r>
       <w:r>
-        <w:t>-&gt;</w:t>
-      </w:r>
-      <w:r>
-        <w:t xml:space="preserve"> </w:t>
-      </w:r>
-      <w:r>
-        <w:t>persistence</w:t>
-      </w:r>
-      <w:r>
-        <w:rPr>
-          <w:rFonts w:hint="eastAsia"/>
-        </w:rPr>
-        <w:t xml:space="preserve"> </w:t>
-      </w:r>
-      <w:r>
-        <w:t>n</w:t>
-      </w:r>
-      <w:r>
-        <w:rPr>
-          <w:rFonts w:hint="eastAsia"/>
-        </w:rPr>
-        <w:t>持續存在</w:t>
-      </w:r>
-    </w:p>
-    <w:p>
-      <w:r>
-        <w:t>Enthusiastic</w:t>
-      </w:r>
-      <w:r>
-        <w:rPr>
-          <w:rFonts w:hint="eastAsia"/>
-        </w:rPr>
-        <w:t xml:space="preserve"> a</w:t>
-      </w:r>
-      <w:r>
-        <w:t xml:space="preserve">dj </w:t>
-      </w:r>
-      <w:r>
-        <w:rPr>
-          <w:rFonts w:hint="eastAsia"/>
-        </w:rPr>
-        <w:t>熱情</w:t>
-      </w:r>
-      <w:r>
-        <w:rPr>
-          <w:rFonts w:hint="eastAsia"/>
-        </w:rPr>
-        <w:t>/</w:t>
-      </w:r>
-      <w:r>
-        <w:rPr>
-          <w:rFonts w:hint="eastAsia"/>
-        </w:rPr>
-        <w:t>熱衷、</w:t>
-      </w:r>
-      <w:r>
-        <w:t>pursuit</w:t>
-      </w:r>
-      <w:r>
-        <w:t xml:space="preserve"> n</w:t>
-      </w:r>
-      <w:r>
-        <w:rPr>
-          <w:rFonts w:hint="eastAsia"/>
-        </w:rPr>
-        <w:t>娛樂</w:t>
-      </w:r>
-      <w:r>
-        <w:rPr>
-          <w:rFonts w:hint="eastAsia"/>
-        </w:rPr>
-        <w:t>/</w:t>
-      </w:r>
-      <w:r>
-        <w:rPr>
-          <w:rFonts w:hint="eastAsia"/>
-        </w:rPr>
-        <w:t>追求</w:t>
-      </w:r>
-    </w:p>
-    <w:p>
-      <w:r>
-        <w:rPr>
-          <w:rFonts w:hint="eastAsia"/>
-        </w:rPr>
-        <w:t>-</w:t>
-      </w:r>
-      <w:proofErr w:type="spellStart"/>
-      <w:r>
-        <w:t>ence</w:t>
-      </w:r>
-      <w:proofErr w:type="spellEnd"/>
-      <w:r>
-        <w:rPr>
-          <w:rFonts w:hint="eastAsia"/>
-        </w:rPr>
-        <w:t>結尾</w:t>
-      </w:r>
-      <w:r>
-        <w:rPr>
-          <w:rFonts w:hint="eastAsia"/>
-        </w:rPr>
-        <w:t xml:space="preserve"> </w:t>
-      </w:r>
-      <w:r>
-        <w:t>-&gt;</w:t>
-      </w:r>
-      <w:r>
-        <w:rPr>
-          <w:rFonts w:hint="eastAsia"/>
-        </w:rPr>
-        <w:t>名詞</w:t>
-      </w:r>
-    </w:p>
-    <w:p>
-      <w:r>
-        <w:rPr>
-          <w:rFonts w:hint="eastAsia"/>
-        </w:rPr>
-        <w:t>-</w:t>
-      </w:r>
-      <w:proofErr w:type="spellStart"/>
-      <w:r>
-        <w:t>ly</w:t>
-      </w:r>
-      <w:proofErr w:type="spellEnd"/>
-      <w:r>
-        <w:rPr>
-          <w:rFonts w:hint="eastAsia"/>
-        </w:rPr>
-        <w:t>結尾的副詞</w:t>
-      </w:r>
-      <w:r>
-        <w:rPr>
-          <w:rFonts w:hint="eastAsia"/>
-        </w:rPr>
-        <w:t>(A</w:t>
-      </w:r>
-      <w:r>
-        <w:t>dv)</w:t>
-      </w:r>
-      <w:r>
-        <w:rPr>
-          <w:rFonts w:hint="eastAsia"/>
-        </w:rPr>
-        <w:t>通常去除</w:t>
-      </w:r>
-      <w:r>
-        <w:rPr>
-          <w:rFonts w:hint="eastAsia"/>
-        </w:rPr>
-        <w:t>-</w:t>
-      </w:r>
-      <w:proofErr w:type="spellStart"/>
-      <w:r>
-        <w:t>ly</w:t>
-      </w:r>
-      <w:proofErr w:type="spellEnd"/>
-      <w:r>
-        <w:rPr>
-          <w:rFonts w:hint="eastAsia"/>
-        </w:rPr>
-        <w:t>即為形容詞</w:t>
-      </w:r>
-      <w:r>
-        <w:rPr>
-          <w:rFonts w:hint="eastAsia"/>
-        </w:rPr>
-        <w:t>(</w:t>
-      </w:r>
-      <w:r>
-        <w:t>Adj):</w:t>
-      </w:r>
-    </w:p>
-    <w:p>
-      <w:r>
-        <w:t>quickly-&gt;quick(</w:t>
-      </w:r>
-      <w:r>
-        <w:rPr>
-          <w:rFonts w:hint="eastAsia"/>
-        </w:rPr>
-        <w:t>快的</w:t>
-      </w:r>
-      <w:r>
-        <w:rPr>
-          <w:rFonts w:hint="eastAsia"/>
-        </w:rPr>
-        <w:t xml:space="preserve">) </w:t>
-      </w:r>
-    </w:p>
-    <w:p>
-      <w:r>
-        <w:t>promptly-&gt;prompt(</w:t>
-      </w:r>
-      <w:r>
-        <w:rPr>
-          <w:rFonts w:hint="eastAsia"/>
-        </w:rPr>
-        <w:t>快的</w:t>
-      </w:r>
-      <w:r>
-        <w:rPr>
-          <w:rFonts w:hint="eastAsia"/>
-        </w:rPr>
-        <w:t>)</w:t>
-      </w:r>
-    </w:p>
-    <w:p/>
-    <w:p>
-      <w:r>
-        <w:t xml:space="preserve">Should you </w:t>
+        <w:rPr>
+          <w:rFonts w:hint="eastAsia"/>
+        </w:rPr>
+        <w:t>別猶豫，趕快去追求夢想</w:t>
+      </w:r>
+    </w:p>
+    <w:p>
+      <w:r>
+        <w:t>S+</w:t>
       </w:r>
       <w:r>
         <w:rPr>
           <w:color w:val="FF0000"/>
         </w:rPr>
-        <w:t xml:space="preserve">need </w:t>
-      </w:r>
-      <w:r>
-        <w:rPr>
-          <w:highlight w:val="yellow"/>
-        </w:rPr>
-        <w:t>assistance</w:t>
-      </w:r>
-      <w:r>
-        <w:t xml:space="preserve"> with your new product configuration, </w:t>
-      </w:r>
-      <w:proofErr w:type="spellStart"/>
+        <w:t>V</w:t>
+      </w:r>
+      <w:r>
+        <w:t>+N+prep+N:</w:t>
+      </w:r>
+    </w:p>
+    <w:p>
       <w:proofErr w:type="gramStart"/>
       <w:r>
-        <w:t>don,t</w:t>
-      </w:r>
-      <w:proofErr w:type="spellEnd"/>
-      <w:proofErr w:type="gramEnd"/>
-      <w:r>
-        <w:t xml:space="preserve"> hesitate to call our toll-free number. </w:t>
-      </w:r>
-      <w:r>
-        <w:rPr>
-          <w:highlight w:val="yellow"/>
-        </w:rPr>
-        <w:t>(A)assistance</w:t>
-      </w:r>
-      <w:r>
-        <w:rPr>
-          <w:highlight w:val="yellow"/>
-        </w:rPr>
-        <w:t xml:space="preserve"> n.</w:t>
-      </w:r>
-      <w:r>
-        <w:rPr>
-          <w:rFonts w:hint="eastAsia"/>
-          <w:highlight w:val="yellow"/>
-        </w:rPr>
-        <w:t>協助</w:t>
-      </w:r>
-      <w:r>
-        <w:t>(B)assistant</w:t>
-      </w:r>
-      <w:r>
-        <w:t xml:space="preserve"> n.</w:t>
-      </w:r>
-      <w:r>
-        <w:rPr>
-          <w:rFonts w:hint="eastAsia"/>
-        </w:rPr>
-        <w:t>助理</w:t>
-      </w:r>
-      <w:r>
-        <w:t>(C)assisted</w:t>
-      </w:r>
-      <w:r>
-        <w:rPr>
-          <w:rFonts w:hint="eastAsia"/>
-        </w:rPr>
-        <w:t xml:space="preserve"> </w:t>
-      </w:r>
-      <w:r>
-        <w:t>v(</w:t>
-      </w:r>
-      <w:r>
-        <w:rPr>
-          <w:rFonts w:hint="eastAsia"/>
-        </w:rPr>
-        <w:t>過去簡單式</w:t>
-      </w:r>
-      <w:r>
-        <w:rPr>
-          <w:rFonts w:hint="eastAsia"/>
-        </w:rPr>
-        <w:t>)</w:t>
-      </w:r>
-      <w:r>
-        <w:t>(D)assist</w:t>
-      </w:r>
-      <w:r>
-        <w:rPr>
-          <w:rFonts w:hint="eastAsia"/>
-        </w:rPr>
-        <w:t xml:space="preserve"> v</w:t>
-      </w:r>
-      <w:r>
-        <w:t>(</w:t>
-      </w:r>
-      <w:r>
-        <w:rPr>
-          <w:rFonts w:hint="eastAsia"/>
-        </w:rPr>
-        <w:t>原型</w:t>
-      </w:r>
-      <w:r>
-        <w:rPr>
-          <w:rFonts w:hint="eastAsia"/>
-        </w:rPr>
-        <w:t>)</w:t>
-      </w:r>
-    </w:p>
-    <w:p>
-      <w:r>
-        <w:t>configuration n.</w:t>
-      </w:r>
-      <w:r>
-        <w:rPr>
-          <w:rFonts w:hint="eastAsia"/>
-        </w:rPr>
-        <w:t>配置</w:t>
-      </w:r>
-      <w:r>
-        <w:t>/</w:t>
-      </w:r>
-      <w:r>
-        <w:rPr>
-          <w:rFonts w:hint="eastAsia"/>
-        </w:rPr>
-        <w:t>設定、</w:t>
-      </w:r>
-      <w:r>
-        <w:rPr>
-          <w:rFonts w:hint="eastAsia"/>
-        </w:rPr>
-        <w:t>h</w:t>
-      </w:r>
-      <w:r>
-        <w:t>esitate v</w:t>
-      </w:r>
-      <w:r>
-        <w:rPr>
-          <w:rFonts w:hint="eastAsia"/>
-        </w:rPr>
-        <w:t>猶豫</w:t>
-      </w:r>
-      <w:r>
-        <w:rPr>
-          <w:rFonts w:hint="eastAsia"/>
-        </w:rPr>
-        <w:t>、</w:t>
-      </w:r>
-      <w:r>
-        <w:rPr>
-          <w:rFonts w:hint="eastAsia"/>
-        </w:rPr>
-        <w:t>t</w:t>
-      </w:r>
-      <w:r>
-        <w:t xml:space="preserve">oll-free </w:t>
-      </w:r>
-      <w:r>
-        <w:rPr>
-          <w:rFonts w:hint="eastAsia"/>
-        </w:rPr>
-        <w:t>免付費</w:t>
-      </w:r>
-    </w:p>
-    <w:p>
-      <w:r>
-        <w:rPr>
-          <w:rFonts w:hint="eastAsia"/>
-        </w:rPr>
-        <w:t>d</w:t>
-      </w:r>
-      <w:r>
-        <w:t>efault setting:</w:t>
-      </w:r>
-      <w:r>
-        <w:rPr>
-          <w:rFonts w:hint="eastAsia"/>
-        </w:rPr>
-        <w:t>原廠設定</w:t>
-      </w:r>
-    </w:p>
-    <w:p>
-      <w:r>
-        <w:rPr>
-          <w:rFonts w:hint="eastAsia"/>
-        </w:rPr>
-        <w:t>i</w:t>
-      </w:r>
-      <w:r>
-        <w:t>f you should need = Should you need</w:t>
-      </w:r>
-      <w:r>
-        <w:rPr>
-          <w:rFonts w:hint="eastAsia"/>
-        </w:rPr>
-        <w:t>:</w:t>
-      </w:r>
-      <w:r>
-        <w:rPr>
-          <w:rFonts w:hint="eastAsia"/>
-        </w:rPr>
-        <w:t>如果你需要</w:t>
-      </w:r>
-    </w:p>
-    <w:p>
-      <w:proofErr w:type="spellStart"/>
-      <w:r>
-        <w:t>Hesitate</w:t>
-      </w:r>
-      <w:r>
-        <w:rPr>
-          <w:rFonts w:hint="eastAsia"/>
-        </w:rPr>
-        <w:t>+t</w:t>
-      </w:r>
-      <w:r>
-        <w:t>o</w:t>
-      </w:r>
-      <w:proofErr w:type="spellEnd"/>
-      <w:r>
-        <w:t>+</w:t>
-      </w:r>
-      <w:r>
-        <w:rPr>
-          <w:rFonts w:hint="eastAsia"/>
-        </w:rPr>
-        <w:t>原型</w:t>
-      </w:r>
-      <w:r>
-        <w:rPr>
-          <w:rFonts w:hint="eastAsia"/>
-        </w:rPr>
-        <w:t>V</w:t>
-      </w:r>
-      <w:r>
-        <w:t>:</w:t>
-      </w:r>
-    </w:p>
-    <w:p>
-      <w:proofErr w:type="spellStart"/>
-      <w:r>
-        <w:t>Don,t</w:t>
-      </w:r>
-      <w:proofErr w:type="spellEnd"/>
-      <w:r>
-        <w:t xml:space="preserve"> hesitate to go after your dreams</w:t>
-      </w:r>
-      <w:r>
-        <w:rPr>
-          <w:rFonts w:hint="eastAsia"/>
-        </w:rPr>
-        <w:t xml:space="preserve"> </w:t>
-      </w:r>
-      <w:r>
-        <w:rPr>
-          <w:rFonts w:hint="eastAsia"/>
-        </w:rPr>
-        <w:t>別猶豫，趕快去追求夢想</w:t>
-      </w:r>
-    </w:p>
-    <w:p>
-      <w:proofErr w:type="spellStart"/>
-      <w:r>
-        <w:t>S+</w:t>
-      </w:r>
-      <w:r>
-        <w:rPr>
-          <w:color w:val="FF0000"/>
-        </w:rPr>
-        <w:t>V</w:t>
-      </w:r>
-      <w:r>
-        <w:t>+N+prep+N</w:t>
-      </w:r>
-      <w:proofErr w:type="spellEnd"/>
-      <w:r>
-        <w:t>:</w:t>
-      </w:r>
-    </w:p>
-    <w:p>
-      <w:proofErr w:type="spellStart"/>
-      <w:proofErr w:type="gramStart"/>
-      <w:r>
         <w:t>ex:I</w:t>
       </w:r>
-      <w:proofErr w:type="spellEnd"/>
       <w:proofErr w:type="gramEnd"/>
       <w:r>
         <w:t xml:space="preserve"> </w:t>
@@ -5234,13 +4987,8 @@
         <w:t>t</w:t>
       </w:r>
       <w:r>
-        <w:t>ake “</w:t>
-      </w:r>
-      <w:proofErr w:type="spellStart"/>
-      <w:r>
-        <w:t>day”off</w:t>
-      </w:r>
-      <w:proofErr w:type="spellEnd"/>
+        <w:t>ake “day”off</w:t>
+      </w:r>
       <w:r>
         <w:rPr>
           <w:rFonts w:hint="eastAsia"/>
@@ -5293,7 +5041,6 @@
       </w:r>
     </w:p>
     <w:p>
-      <w:proofErr w:type="spellStart"/>
       <w:r>
         <w:rPr>
           <w:rFonts w:hint="eastAsia"/>
@@ -5301,11 +5048,7 @@
         <w:t>e</w:t>
       </w:r>
       <w:r>
-        <w:t>x:The</w:t>
-      </w:r>
-      <w:proofErr w:type="spellEnd"/>
-      <w:r>
-        <w:t xml:space="preserve"> plane took off on time </w:t>
+        <w:t xml:space="preserve">x:The plane took off on time </w:t>
       </w:r>
       <w:r>
         <w:rPr>
@@ -5315,13 +5058,8 @@
       </w:r>
     </w:p>
     <w:p>
-      <w:proofErr w:type="spellStart"/>
-      <w:r>
-        <w:t>ex:He</w:t>
-      </w:r>
-      <w:proofErr w:type="spellEnd"/>
-      <w:r>
-        <w:t xml:space="preserve"> took off his jacket </w:t>
+      <w:r>
+        <w:t xml:space="preserve">ex:He took off his jacket </w:t>
       </w:r>
       <w:r>
         <w:rPr>
@@ -5389,13 +5127,8 @@
     </w:p>
     <w:p/>
     <w:p>
-      <w:proofErr w:type="spellStart"/>
-      <w:r>
-        <w:t>Valdos</w:t>
-      </w:r>
-      <w:proofErr w:type="spellEnd"/>
-      <w:r>
-        <w:t xml:space="preserve"> Electronics is well known for </w:t>
+      <w:r>
+        <w:t xml:space="preserve">Valdos Electronics is well known for </w:t>
       </w:r>
       <w:r>
         <w:rPr>
@@ -5719,7 +5452,6 @@
       </w:r>
     </w:p>
     <w:p>
-      <w:proofErr w:type="spellStart"/>
       <w:r>
         <w:rPr>
           <w:rFonts w:hint="eastAsia"/>
@@ -5727,11 +5459,7 @@
         <w:t>e</w:t>
       </w:r>
       <w:r>
-        <w:t>x:Those</w:t>
-      </w:r>
-      <w:proofErr w:type="spellEnd"/>
-      <w:r>
-        <w:t xml:space="preserve"> rich entrepreneurs(</w:t>
+        <w:t>x:Those rich entrepreneurs(</w:t>
       </w:r>
       <w:r>
         <w:rPr>
@@ -5746,21 +5474,767 @@
         <w:t>)</w:t>
       </w:r>
       <w:r>
-        <w:t xml:space="preserve">own </w:t>
-      </w:r>
-      <w:proofErr w:type="spellStart"/>
-      <w:r>
-        <w:t>Maseratis</w:t>
-      </w:r>
-      <w:proofErr w:type="spellEnd"/>
-      <w:r>
+        <w:t>own Maseratis(</w:t>
+      </w:r>
+      <w:r>
+        <w:rPr>
+          <w:rFonts w:hint="eastAsia"/>
+        </w:rPr>
+        <w:t>跑車品牌</w:t>
+      </w:r>
+      <w:r>
+        <w:rPr>
+          <w:rFonts w:hint="eastAsia"/>
+        </w:rPr>
+        <w:t>)</w:t>
+      </w:r>
+      <w:r>
+        <w:t>.</w:t>
+      </w:r>
+    </w:p>
+    <w:p>
+      <w:r>
+        <w:t>Those Maseratis are theirs.</w:t>
+      </w:r>
+    </w:p>
+    <w:p/>
+    <w:p>
+      <w:r>
+        <w:rPr>
+          <w:rFonts w:hint="eastAsia"/>
+        </w:rPr>
+        <w:t>所有格形容詞</w:t>
+      </w:r>
+      <w:r>
+        <w:rPr>
+          <w:rFonts w:hint="eastAsia"/>
+        </w:rPr>
+        <w:t>:</w:t>
+      </w:r>
+      <w:r>
+        <w:rPr>
+          <w:rFonts w:hint="eastAsia"/>
+        </w:rPr>
+        <w:t>所有格形容詞後必須接名詞</w:t>
+      </w:r>
+      <w:r>
+        <w:rPr>
+          <w:rFonts w:hint="eastAsia"/>
+        </w:rPr>
+        <w:t>!</w:t>
+      </w:r>
+    </w:p>
+    <w:p>
+      <w:r>
+        <w:rPr>
+          <w:rFonts w:hint="eastAsia"/>
+        </w:rPr>
+        <w:t>e</w:t>
+      </w:r>
+      <w:r>
+        <w:t>x:Those rich entrepreneurs(</w:t>
+      </w:r>
+      <w:r>
+        <w:rPr>
+          <w:rFonts w:hint="eastAsia"/>
+        </w:rPr>
+        <w:t>企業家</w:t>
+      </w:r>
+      <w:r>
+        <w:rPr>
+          <w:rFonts w:hint="eastAsia"/>
+        </w:rPr>
+        <w:t>)</w:t>
+      </w:r>
+      <w:r>
+        <w:t>own Maseratis(</w:t>
+      </w:r>
+      <w:r>
+        <w:rPr>
+          <w:rFonts w:hint="eastAsia"/>
+        </w:rPr>
+        <w:t>跑車品牌</w:t>
+      </w:r>
+      <w:r>
+        <w:rPr>
+          <w:rFonts w:hint="eastAsia"/>
+        </w:rPr>
+        <w:t>)</w:t>
+      </w:r>
+      <w:r>
+        <w:t>.</w:t>
+      </w:r>
+    </w:p>
+    <w:p>
+      <w:r>
+        <w:t>Those are their Maseratis.</w:t>
+      </w:r>
+    </w:p>
+    <w:p/>
+    <w:p>
+      <w:r>
+        <w:rPr>
+          <w:rFonts w:hint="eastAsia"/>
+        </w:rPr>
+        <w:t>主格</w:t>
+      </w:r>
+      <w:r>
+        <w:rPr>
+          <w:rFonts w:hint="eastAsia"/>
+        </w:rPr>
+        <w:t>:</w:t>
+      </w:r>
+      <w:r>
+        <w:rPr>
+          <w:rFonts w:hint="eastAsia"/>
+        </w:rPr>
+        <w:t>接在</w:t>
+      </w:r>
+      <w:r>
+        <w:rPr>
+          <w:rFonts w:hint="eastAsia"/>
+        </w:rPr>
+        <w:t>V</w:t>
+      </w:r>
+      <w:r>
+        <w:rPr>
+          <w:rFonts w:hint="eastAsia"/>
+        </w:rPr>
+        <w:t>前、且不能接在介係詞後面</w:t>
+      </w:r>
+    </w:p>
+    <w:p>
+      <w:r>
+        <w:rPr>
+          <w:rFonts w:hint="eastAsia"/>
+        </w:rPr>
+        <w:t>e</w:t>
+      </w:r>
+      <w:r>
+        <w:t>x: They/</w:t>
+      </w:r>
+      <w:r>
+        <w:rPr>
+          <w:strike/>
+        </w:rPr>
+        <w:t>them</w:t>
+      </w:r>
+      <w:r>
+        <w:t xml:space="preserve"> love me.</w:t>
+      </w:r>
+    </w:p>
+    <w:p>
+      <w:r>
+        <w:t xml:space="preserve">He talked to </w:t>
+      </w:r>
+      <w:r>
+        <w:rPr>
+          <w:strike/>
+        </w:rPr>
+        <w:t>they</w:t>
+      </w:r>
+      <w:r>
+        <w:t>/them</w:t>
+      </w:r>
+    </w:p>
+    <w:p/>
+    <w:p>
+      <w:r>
+        <w:t xml:space="preserve">The hallway has all the ceiling lights replaced with energy-saving ones that switch on </w:t>
+      </w:r>
+      <w:r>
+        <w:rPr>
+          <w:highlight w:val="yellow"/>
+        </w:rPr>
+        <w:t>automatically</w:t>
+      </w:r>
+      <w:r>
+        <w:t xml:space="preserve"> when they sense motion. (A)automated</w:t>
+      </w:r>
+      <w:r>
+        <w:t xml:space="preserve"> adj(</w:t>
+      </w:r>
+      <w:r>
+        <w:rPr>
+          <w:rFonts w:hint="eastAsia"/>
+        </w:rPr>
+        <w:t>過去分詞</w:t>
+      </w:r>
+      <w:r>
+        <w:rPr>
+          <w:rFonts w:hint="eastAsia"/>
+        </w:rPr>
+        <w:t>)</w:t>
+      </w:r>
+      <w:r>
+        <w:t xml:space="preserve">  </w:t>
+      </w:r>
+      <w:r>
+        <w:t>(B)automatic</w:t>
+      </w:r>
+      <w:r>
+        <w:t xml:space="preserve"> adj</w:t>
+      </w:r>
+      <w:r>
+        <w:rPr>
+          <w:highlight w:val="yellow"/>
+        </w:rPr>
+        <w:t>(C)automatically</w:t>
+      </w:r>
+      <w:r>
+        <w:rPr>
+          <w:highlight w:val="yellow"/>
+        </w:rPr>
+        <w:t xml:space="preserve"> Adv</w:t>
+      </w:r>
+      <w:r>
+        <w:rPr>
+          <w:highlight w:val="yellow"/>
+        </w:rPr>
+        <w:t xml:space="preserve"> </w:t>
+      </w:r>
+      <w:r>
+        <w:rPr>
+          <w:rFonts w:hint="eastAsia"/>
+          <w:highlight w:val="yellow"/>
+        </w:rPr>
+        <w:t>自動</w:t>
+      </w:r>
+      <w:r>
+        <w:t>(D)automation</w:t>
+      </w:r>
+      <w:r>
+        <w:t xml:space="preserve"> N</w:t>
+      </w:r>
+    </w:p>
+    <w:p>
+      <w:r>
+        <w:rPr>
+          <w:rFonts w:hint="eastAsia"/>
+        </w:rPr>
+        <w:t>h</w:t>
+      </w:r>
+      <w:r>
+        <w:t>allway n.</w:t>
+      </w:r>
+      <w:r>
+        <w:rPr>
+          <w:rFonts w:hint="eastAsia"/>
+        </w:rPr>
+        <w:t>走廊、</w:t>
+      </w:r>
+      <w:r>
+        <w:rPr>
+          <w:rFonts w:hint="eastAsia"/>
+        </w:rPr>
+        <w:t>c</w:t>
+      </w:r>
+      <w:r>
+        <w:t>eiling</w:t>
+      </w:r>
+      <w:r>
+        <w:rPr>
+          <w:rFonts w:hint="eastAsia"/>
+        </w:rPr>
+        <w:t xml:space="preserve"> n</w:t>
+      </w:r>
+      <w:r>
+        <w:t>.</w:t>
+      </w:r>
+      <w:r>
+        <w:rPr>
+          <w:rFonts w:hint="eastAsia"/>
+        </w:rPr>
+        <w:t>天花板、</w:t>
+      </w:r>
+      <w:r>
+        <w:rPr>
+          <w:rFonts w:hint="eastAsia"/>
+        </w:rPr>
+        <w:t>r</w:t>
+      </w:r>
+      <w:r>
+        <w:t xml:space="preserve">eplace with </w:t>
+      </w:r>
+      <w:r>
+        <w:rPr>
+          <w:rFonts w:hint="eastAsia"/>
+        </w:rPr>
+        <w:t>替換、</w:t>
+      </w:r>
+      <w:r>
+        <w:rPr>
+          <w:rFonts w:hint="eastAsia"/>
+        </w:rPr>
+        <w:t>e</w:t>
+      </w:r>
+      <w:r>
+        <w:t>nergy-saving</w:t>
+      </w:r>
+      <w:r>
+        <w:rPr>
+          <w:rFonts w:hint="eastAsia"/>
+        </w:rPr>
+        <w:t>節能</w:t>
+      </w:r>
+    </w:p>
+    <w:p>
+      <w:r>
+        <w:t>switch on</w:t>
+      </w:r>
+      <w:r>
+        <w:rPr>
+          <w:rFonts w:hint="eastAsia"/>
+        </w:rPr>
+        <w:t>開啟、</w:t>
+      </w:r>
+      <w:r>
+        <w:rPr>
+          <w:rFonts w:hint="eastAsia"/>
+        </w:rPr>
+        <w:t>s</w:t>
+      </w:r>
+      <w:r>
+        <w:t>ense n.</w:t>
+      </w:r>
+      <w:r>
+        <w:rPr>
+          <w:rFonts w:hint="eastAsia"/>
+        </w:rPr>
+        <w:t>感覺</w:t>
+      </w:r>
+      <w:r>
+        <w:rPr>
+          <w:rFonts w:hint="eastAsia"/>
+        </w:rPr>
+        <w:t>/</w:t>
+      </w:r>
+      <w:r>
+        <w:rPr>
+          <w:rFonts w:hint="eastAsia"/>
+        </w:rPr>
+        <w:t>理解</w:t>
+      </w:r>
+      <w:r>
+        <w:rPr>
+          <w:rFonts w:hint="eastAsia"/>
+        </w:rPr>
+        <w:t>,</w:t>
+      </w:r>
+      <w:r>
+        <w:t>v.</w:t>
+      </w:r>
+      <w:r>
+        <w:rPr>
+          <w:rFonts w:hint="eastAsia"/>
+        </w:rPr>
+        <w:t>感覺到</w:t>
+      </w:r>
+      <w:r>
+        <w:rPr>
+          <w:rFonts w:hint="eastAsia"/>
+        </w:rPr>
+        <w:t>、</w:t>
+      </w:r>
+      <w:r>
+        <w:rPr>
+          <w:rFonts w:hint="eastAsia"/>
+        </w:rPr>
+        <w:t>m</w:t>
+      </w:r>
+      <w:r>
+        <w:t>otion n.</w:t>
+      </w:r>
+      <w:r>
+        <w:rPr>
+          <w:rFonts w:hint="eastAsia"/>
+        </w:rPr>
+        <w:t>移動</w:t>
+      </w:r>
+    </w:p>
+    <w:p>
+      <w:r>
+        <w:t>automatic</w:t>
+      </w:r>
+      <w:r>
+        <w:rPr>
+          <w:rFonts w:hint="eastAsia"/>
+        </w:rPr>
+        <w:t xml:space="preserve"> a</w:t>
+      </w:r>
+      <w:r>
+        <w:t>dj</w:t>
+      </w:r>
+      <w:r>
+        <w:rPr>
+          <w:rFonts w:hint="eastAsia"/>
+        </w:rPr>
+        <w:t xml:space="preserve"> </w:t>
+      </w:r>
+      <w:r>
+        <w:rPr>
+          <w:rFonts w:hint="eastAsia"/>
+        </w:rPr>
+        <w:t>自動的</w:t>
+      </w:r>
+    </w:p>
+    <w:p>
+      <w:r>
+        <w:rPr>
+          <w:rFonts w:hint="eastAsia"/>
+        </w:rPr>
+        <w:t>這題是副詞修飾前面的動詞</w:t>
+      </w:r>
+      <w:r>
+        <w:rPr>
+          <w:rFonts w:hint="eastAsia"/>
+        </w:rPr>
         <w:t>(</w:t>
       </w:r>
       <w:r>
-        <w:rPr>
-          <w:rFonts w:hint="eastAsia"/>
-        </w:rPr>
-        <w:t>跑車品牌</w:t>
+        <w:t>switch on)</w:t>
+      </w:r>
+      <w:r>
+        <w:rPr>
+          <w:rFonts w:hint="eastAsia"/>
+        </w:rPr>
+        <w:t xml:space="preserve"> -</w:t>
+      </w:r>
+      <w:r>
+        <w:t>&gt;</w:t>
+      </w:r>
+      <w:r>
+        <w:rPr>
+          <w:rFonts w:hint="eastAsia"/>
+        </w:rPr>
+        <w:t>自動地被打開</w:t>
+      </w:r>
+      <w:r>
+        <w:rPr>
+          <w:rFonts w:hint="eastAsia"/>
+        </w:rPr>
+        <w:t xml:space="preserve"> </w:t>
+      </w:r>
+      <w:r>
+        <w:t>-&gt;</w:t>
+      </w:r>
+      <w:r>
+        <w:t xml:space="preserve"> </w:t>
+      </w:r>
+      <w:r>
+        <w:rPr>
+          <w:highlight w:val="yellow"/>
+        </w:rPr>
+        <w:t>automatically</w:t>
+      </w:r>
+    </w:p>
+    <w:p>
+      <w:r>
+        <w:lastRenderedPageBreak/>
+        <w:t>S+have(</w:t>
+      </w:r>
+      <w:r>
+        <w:rPr>
+          <w:rFonts w:hint="eastAsia"/>
+        </w:rPr>
+        <w:t>使役動詞</w:t>
+      </w:r>
+      <w:r>
+        <w:rPr>
+          <w:rFonts w:hint="eastAsia"/>
+        </w:rPr>
+        <w:t>)+</w:t>
+      </w:r>
+      <w:r>
+        <w:t>O</w:t>
+      </w:r>
+      <w:r>
+        <w:rPr>
+          <w:rFonts w:hint="eastAsia"/>
+        </w:rPr>
+        <w:t>+</w:t>
+      </w:r>
+      <w:r>
+        <w:t>PP(</w:t>
+      </w:r>
+      <w:r>
+        <w:rPr>
+          <w:rFonts w:hint="eastAsia"/>
+        </w:rPr>
+        <w:t>被動</w:t>
+      </w:r>
+      <w:r>
+        <w:rPr>
+          <w:rFonts w:hint="eastAsia"/>
+        </w:rPr>
+        <w:t>):</w:t>
+      </w:r>
+    </w:p>
+    <w:p>
+      <w:proofErr w:type="gramStart"/>
+      <w:r>
+        <w:rPr>
+          <w:rFonts w:hint="eastAsia"/>
+        </w:rPr>
+        <w:t>e</w:t>
+      </w:r>
+      <w:r>
+        <w:t>x:I</w:t>
+      </w:r>
+      <w:proofErr w:type="gramEnd"/>
+      <w:r>
+        <w:t xml:space="preserve"> have my car fixed.</w:t>
+      </w:r>
+    </w:p>
+    <w:p>
+      <w:r>
+        <w:t xml:space="preserve">  </w:t>
+      </w:r>
+    </w:p>
+    <w:p>
+      <w:r>
+        <w:t xml:space="preserve">Your need to walk </w:t>
+      </w:r>
+      <w:r>
+        <w:rPr>
+          <w:highlight w:val="yellow"/>
+        </w:rPr>
+        <w:t>across</w:t>
+      </w:r>
+      <w:r>
+        <w:t xml:space="preserve"> the </w:t>
+      </w:r>
+      <w:r>
+        <w:rPr>
+          <w:color w:val="FF0000"/>
+        </w:rPr>
+        <w:t xml:space="preserve">footbridge </w:t>
+      </w:r>
+      <w:r>
+        <w:t>to get to the grocery store on the other side.</w:t>
+      </w:r>
+    </w:p>
+    <w:p>
+      <w:r>
+        <w:t>(A)into</w:t>
+      </w:r>
+      <w:r>
+        <w:rPr>
+          <w:rFonts w:hint="eastAsia"/>
+        </w:rPr>
+        <w:t>進入</w:t>
+      </w:r>
+      <w:r>
+        <w:t>(B)among</w:t>
+      </w:r>
+      <w:r>
+        <w:rPr>
+          <w:rFonts w:hint="eastAsia"/>
+        </w:rPr>
+        <w:t>在多者之</w:t>
+      </w:r>
+      <w:proofErr w:type="gramStart"/>
+      <w:r>
+        <w:rPr>
+          <w:rFonts w:hint="eastAsia"/>
+        </w:rPr>
+        <w:t>中間</w:t>
+      </w:r>
+      <w:r>
+        <w:rPr>
+          <w:highlight w:val="yellow"/>
+        </w:rPr>
+        <w:t>(</w:t>
+      </w:r>
+      <w:proofErr w:type="gramEnd"/>
+      <w:r>
+        <w:rPr>
+          <w:highlight w:val="yellow"/>
+        </w:rPr>
+        <w:t>C)across</w:t>
+      </w:r>
+      <w:r>
+        <w:rPr>
+          <w:rFonts w:hint="eastAsia"/>
+          <w:highlight w:val="yellow"/>
+        </w:rPr>
+        <w:t>跨越</w:t>
+      </w:r>
+      <w:r>
+        <w:t>(D)below</w:t>
+      </w:r>
+      <w:r>
+        <w:rPr>
+          <w:rFonts w:hint="eastAsia"/>
+        </w:rPr>
+        <w:t>在下方</w:t>
+      </w:r>
+    </w:p>
+    <w:p>
+      <w:r>
+        <w:t>footbridge n.</w:t>
+      </w:r>
+      <w:r>
+        <w:rPr>
+          <w:rFonts w:hint="eastAsia"/>
+        </w:rPr>
+        <w:t>人行天橋、</w:t>
+      </w:r>
+      <w:r>
+        <w:t>on the other side</w:t>
+      </w:r>
+      <w:r>
+        <w:rPr>
+          <w:rFonts w:hint="eastAsia"/>
+        </w:rPr>
+        <w:t xml:space="preserve"> </w:t>
+      </w:r>
+      <w:r>
+        <w:rPr>
+          <w:rFonts w:hint="eastAsia"/>
+        </w:rPr>
+        <w:t>在另外一邊</w:t>
+      </w:r>
+    </w:p>
+    <w:p/>
+    <w:p>
+      <w:r>
+        <w:t>Walk into/run into/bump into:</w:t>
+      </w:r>
+      <w:r>
+        <w:rPr>
+          <w:rFonts w:hint="eastAsia"/>
+        </w:rPr>
+        <w:t>撞到</w:t>
+      </w:r>
+      <w:r>
+        <w:rPr>
+          <w:rFonts w:hint="eastAsia"/>
+        </w:rPr>
+        <w:t>/</w:t>
+      </w:r>
+      <w:r>
+        <w:rPr>
+          <w:rFonts w:hint="eastAsia"/>
+        </w:rPr>
+        <w:t>撞見</w:t>
+      </w:r>
+    </w:p>
+    <w:p>
+      <w:proofErr w:type="gramStart"/>
+      <w:r>
+        <w:rPr>
+          <w:rFonts w:hint="eastAsia"/>
+        </w:rPr>
+        <w:t>e</w:t>
+      </w:r>
+      <w:r>
+        <w:t>x:I</w:t>
+      </w:r>
+      <w:proofErr w:type="gramEnd"/>
+      <w:r>
+        <w:t xml:space="preserve"> was so focused on reading my book that I walked into a door.</w:t>
+      </w:r>
+    </w:p>
+    <w:p/>
+    <w:p>
+      <w:r>
+        <w:t>Among</w:t>
+      </w:r>
+      <w:r>
+        <w:rPr>
+          <w:rFonts w:hint="eastAsia"/>
+        </w:rPr>
+        <w:t>在多者當中</w:t>
+      </w:r>
+      <w:r>
+        <w:rPr>
+          <w:rFonts w:hint="eastAsia"/>
+        </w:rPr>
+        <w:t>:</w:t>
+      </w:r>
+    </w:p>
+    <w:p>
+      <w:r>
+        <w:rPr>
+          <w:rFonts w:hint="eastAsia"/>
+        </w:rPr>
+        <w:t>e</w:t>
+      </w:r>
+      <w:r>
+        <w:t>x:He sat among his classmate</w:t>
+      </w:r>
+      <w:r>
+        <w:rPr>
+          <w:rFonts w:hint="eastAsia"/>
+        </w:rPr>
+        <w:t xml:space="preserve"> </w:t>
+      </w:r>
+      <w:r>
+        <w:rPr>
+          <w:rFonts w:hint="eastAsia"/>
+        </w:rPr>
+        <w:t>他坐在同學們當中</w:t>
+      </w:r>
+    </w:p>
+    <w:p/>
+    <w:p>
+      <w:r>
+        <w:t xml:space="preserve">Please take extra care of the toddler and </w:t>
+      </w:r>
+      <w:proofErr w:type="gramStart"/>
+      <w:r>
+        <w:t>don,t</w:t>
+      </w:r>
+      <w:proofErr w:type="gramEnd"/>
+      <w:r>
+        <w:t xml:space="preserve"> </w:t>
+      </w:r>
+      <w:r>
+        <w:rPr>
+          <w:color w:val="FF0000"/>
+        </w:rPr>
+        <w:t xml:space="preserve">let </w:t>
+      </w:r>
+      <w:r>
+        <w:t xml:space="preserve">him </w:t>
+      </w:r>
+      <w:r>
+        <w:rPr>
+          <w:highlight w:val="yellow"/>
+        </w:rPr>
+        <w:t>get</w:t>
+      </w:r>
+      <w:r>
+        <w:t xml:space="preserve"> hurt.</w:t>
+      </w:r>
+    </w:p>
+    <w:p>
+      <w:r>
+        <w:t>(A)to get</w:t>
+      </w:r>
+      <w:proofErr w:type="gramStart"/>
+      <w:r>
+        <w:rPr>
+          <w:rFonts w:hint="eastAsia"/>
+        </w:rPr>
+        <w:t>不定詞</w:t>
+      </w:r>
+      <w:proofErr w:type="gramEnd"/>
+      <w:r>
+        <w:rPr>
+          <w:rFonts w:hint="eastAsia"/>
+        </w:rPr>
+        <w:t>(t</w:t>
+      </w:r>
+      <w:r>
+        <w:t>o</w:t>
+      </w:r>
+      <w:r>
+        <w:rPr>
+          <w:rFonts w:hint="eastAsia"/>
+        </w:rPr>
+        <w:t>原型動詞</w:t>
       </w:r>
       <w:r>
         <w:rPr>
@@ -5769,51 +6243,199 @@
         <w:t>)</w:t>
       </w:r>
       <w:r>
+        <w:t>(B)gotten</w:t>
+      </w:r>
+      <w:r>
+        <w:t>PP</w:t>
+      </w:r>
+      <w:r>
+        <w:rPr>
+          <w:rFonts w:hint="eastAsia"/>
+        </w:rPr>
+        <w:t>(</w:t>
+      </w:r>
+      <w:r>
+        <w:rPr>
+          <w:rFonts w:hint="eastAsia"/>
+        </w:rPr>
+        <w:t>過去分詞</w:t>
+      </w:r>
+      <w:r>
+        <w:rPr>
+          <w:rFonts w:hint="eastAsia"/>
+        </w:rPr>
+        <w:t>)</w:t>
+      </w:r>
+      <w:r>
+        <w:t>(C)getting</w:t>
+      </w:r>
+      <w:r>
+        <w:t xml:space="preserve"> Ving(</w:t>
+      </w:r>
+      <w:r>
+        <w:rPr>
+          <w:rFonts w:hint="eastAsia"/>
+        </w:rPr>
+        <w:t>現在分詞</w:t>
+      </w:r>
+      <w:r>
+        <w:rPr>
+          <w:rFonts w:hint="eastAsia"/>
+        </w:rPr>
+        <w:t>)</w:t>
+      </w:r>
+      <w:r>
+        <w:rPr>
+          <w:highlight w:val="yellow"/>
+        </w:rPr>
+        <w:t>(D)get</w:t>
+      </w:r>
+      <w:r>
+        <w:rPr>
+          <w:rFonts w:hint="eastAsia"/>
+          <w:highlight w:val="yellow"/>
+        </w:rPr>
+        <w:t>原型動詞</w:t>
+      </w:r>
+    </w:p>
+    <w:p>
+      <w:r>
+        <w:rPr>
+          <w:rFonts w:hint="eastAsia"/>
+        </w:rPr>
+        <w:t>t</w:t>
+      </w:r>
+      <w:r>
+        <w:t xml:space="preserve">ake extra care of </w:t>
+      </w:r>
+      <w:r>
+        <w:rPr>
+          <w:rFonts w:hint="eastAsia"/>
+        </w:rPr>
+        <w:t>額外小心、</w:t>
+      </w:r>
+      <w:r>
+        <w:rPr>
+          <w:rFonts w:hint="eastAsia"/>
+        </w:rPr>
+        <w:t>t</w:t>
+      </w:r>
+      <w:r>
+        <w:t>oddler n.</w:t>
+      </w:r>
+      <w:r>
+        <w:rPr>
+          <w:rFonts w:hint="eastAsia"/>
+        </w:rPr>
+        <w:t xml:space="preserve"> 1-3</w:t>
+      </w:r>
+      <w:r>
+        <w:rPr>
+          <w:rFonts w:hint="eastAsia"/>
+        </w:rPr>
+        <w:t>歲小孩、</w:t>
+      </w:r>
+      <w:r>
+        <w:t xml:space="preserve">let </w:t>
+      </w:r>
+      <w:r>
+        <w:rPr>
+          <w:rFonts w:hint="eastAsia"/>
+        </w:rPr>
+        <w:t>讓</w:t>
+      </w:r>
+      <w:r>
+        <w:rPr>
+          <w:rFonts w:hint="eastAsia"/>
+        </w:rPr>
         <w:t>.</w:t>
       </w:r>
-    </w:p>
-    <w:p>
-      <w:r>
-        <w:t xml:space="preserve">Those </w:t>
-      </w:r>
-      <w:proofErr w:type="spellStart"/>
-      <w:r>
-        <w:t>Maseratis</w:t>
-      </w:r>
-      <w:proofErr w:type="spellEnd"/>
-      <w:r>
-        <w:t xml:space="preserve"> are theirs.</w:t>
+      <w:proofErr w:type="gramStart"/>
+      <w:r>
+        <w:t>.</w:t>
+      </w:r>
+      <w:r>
+        <w:rPr>
+          <w:rFonts w:hint="eastAsia"/>
+        </w:rPr>
+        <w:t>、</w:t>
+      </w:r>
+      <w:proofErr w:type="gramEnd"/>
+      <w:r>
+        <w:rPr>
+          <w:rFonts w:hint="eastAsia"/>
+        </w:rPr>
+        <w:t>h</w:t>
+      </w:r>
+      <w:r>
+        <w:t>urt v.</w:t>
+      </w:r>
+      <w:r>
+        <w:rPr>
+          <w:rFonts w:hint="eastAsia"/>
+        </w:rPr>
+        <w:t>受傷</w:t>
       </w:r>
     </w:p>
     <w:p/>
     <w:p>
       <w:r>
-        <w:rPr>
-          <w:rFonts w:hint="eastAsia"/>
-        </w:rPr>
-        <w:t>所有格形容詞</w:t>
-      </w:r>
-      <w:r>
-        <w:rPr>
-          <w:rFonts w:hint="eastAsia"/>
-        </w:rPr>
-        <w:t>:</w:t>
-      </w:r>
-      <w:r>
-        <w:rPr>
-          <w:rFonts w:hint="eastAsia"/>
-        </w:rPr>
-        <w:t>所有格形容詞後必須接名詞</w:t>
-      </w:r>
-      <w:r>
-        <w:rPr>
-          <w:rFonts w:hint="eastAsia"/>
-        </w:rPr>
-        <w:t>!</w:t>
-      </w:r>
-    </w:p>
-    <w:p>
-      <w:proofErr w:type="spellStart"/>
+        <w:t>Have Let Make(</w:t>
+      </w:r>
+      <w:r>
+        <w:rPr>
+          <w:rFonts w:hint="eastAsia"/>
+        </w:rPr>
+        <w:t>特別的使役動詞</w:t>
+      </w:r>
+      <w:r>
+        <w:rPr>
+          <w:rFonts w:hint="eastAsia"/>
+        </w:rPr>
+        <w:t>)</w:t>
+      </w:r>
+      <w:r>
+        <w:t xml:space="preserve"> +</w:t>
+      </w:r>
+      <w:r>
+        <w:rPr>
+          <w:rFonts w:hint="eastAsia"/>
+        </w:rPr>
+        <w:t>受詞</w:t>
+      </w:r>
+      <w:r>
+        <w:rPr>
+          <w:rFonts w:hint="eastAsia"/>
+        </w:rPr>
+        <w:t>+</w:t>
+      </w:r>
+      <w:r>
+        <w:rPr>
+          <w:rFonts w:hint="eastAsia"/>
+        </w:rPr>
+        <w:t>原型動詞</w:t>
+      </w:r>
+      <w:r>
+        <w:rPr>
+          <w:rFonts w:hint="eastAsia"/>
+        </w:rPr>
+        <w:t>(</w:t>
+      </w:r>
+      <w:r>
+        <w:rPr>
+          <w:rFonts w:hint="eastAsia"/>
+        </w:rPr>
+        <w:t>主動</w:t>
+      </w:r>
+      <w:r>
+        <w:rPr>
+          <w:rFonts w:hint="eastAsia"/>
+        </w:rPr>
+        <w:t>)</w:t>
+      </w:r>
+    </w:p>
+    <w:p>
+      <w:proofErr w:type="gramStart"/>
       <w:r>
         <w:rPr>
           <w:rFonts w:hint="eastAsia"/>
@@ -5821,17 +6443,34 @@
         <w:t>e</w:t>
       </w:r>
       <w:r>
-        <w:t>x:Those</w:t>
-      </w:r>
-      <w:proofErr w:type="spellEnd"/>
-      <w:r>
-        <w:t xml:space="preserve"> rich entrepreneurs(</w:t>
-      </w:r>
-      <w:r>
-        <w:rPr>
-          <w:rFonts w:hint="eastAsia"/>
-        </w:rPr>
-        <w:t>企業家</w:t>
+        <w:t>x:I</w:t>
+      </w:r>
+      <w:proofErr w:type="gramEnd"/>
+      <w:r>
+        <w:t xml:space="preserve"> made you do well in your TOEIC.</w:t>
+      </w:r>
+    </w:p>
+    <w:p/>
+    <w:p>
+      <w:r>
+        <w:t xml:space="preserve">Want Request Get Tell Order </w:t>
+      </w:r>
+      <w:proofErr w:type="gramStart"/>
+      <w:r>
+        <w:t>Force..</w:t>
+      </w:r>
+      <w:proofErr w:type="gramEnd"/>
+      <w:r>
+        <w:rPr>
+          <w:rFonts w:hint="eastAsia"/>
+        </w:rPr>
+        <w:t>(</w:t>
+      </w:r>
+      <w:r>
+        <w:rPr>
+          <w:rFonts w:hint="eastAsia"/>
+        </w:rPr>
+        <w:t>一般的使役動詞</w:t>
       </w:r>
       <w:r>
         <w:rPr>
@@ -5840,21 +6479,40 @@
         <w:t>)</w:t>
       </w:r>
       <w:r>
-        <w:t xml:space="preserve">own </w:t>
-      </w:r>
-      <w:proofErr w:type="spellStart"/>
-      <w:r>
-        <w:t>Maseratis</w:t>
-      </w:r>
-      <w:proofErr w:type="spellEnd"/>
-      <w:r>
+        <w:t>+</w:t>
+      </w:r>
+      <w:r>
+        <w:rPr>
+          <w:rFonts w:hint="eastAsia"/>
+        </w:rPr>
+        <w:t>受詞</w:t>
+      </w:r>
+      <w:r>
+        <w:rPr>
+          <w:rFonts w:hint="eastAsia"/>
+        </w:rPr>
+        <w:t>+</w:t>
+      </w:r>
+      <w:r>
+        <w:t>to</w:t>
+      </w:r>
+      <w:r>
+        <w:rPr>
+          <w:rFonts w:hint="eastAsia"/>
+        </w:rPr>
+        <w:t>原型動詞</w:t>
+      </w:r>
+      <w:r>
+        <w:rPr>
+          <w:rFonts w:hint="eastAsia"/>
+        </w:rPr>
         <w:t>(</w:t>
       </w:r>
       <w:r>
         <w:rPr>
           <w:rFonts w:hint="eastAsia"/>
         </w:rPr>
-        <w:t>跑車品牌</w:t>
+        <w:t>主動</w:t>
       </w:r>
       <w:r>
         <w:rPr>
@@ -5862,267 +6520,100 @@
         </w:rPr>
         <w:t>)</w:t>
       </w:r>
+    </w:p>
+    <w:p>
+      <w:r>
+        <w:rPr>
+          <w:rFonts w:hint="eastAsia"/>
+        </w:rPr>
+        <w:t>e</w:t>
+      </w:r>
+      <w:r>
+        <w:t>x: I want you to do well in your TOEIC.</w:t>
+      </w:r>
+    </w:p>
+    <w:p/>
+    <w:p>
+      <w:r>
+        <w:t xml:space="preserve">The </w:t>
+      </w:r>
+      <w:proofErr w:type="gramStart"/>
+      <w:r>
+        <w:t>brand new</w:t>
+      </w:r>
+      <w:proofErr w:type="gramEnd"/>
+      <w:r>
+        <w:t xml:space="preserve"> carpet </w:t>
+      </w:r>
+      <w:r>
+        <w:rPr>
+          <w:highlight w:val="yellow"/>
+        </w:rPr>
+        <w:t>that</w:t>
+      </w:r>
+      <w:r>
+        <w:t xml:space="preserve"> was delivered last week has a stain.</w:t>
+      </w:r>
+    </w:p>
+    <w:p>
+      <w:r>
+        <w:t>(A)this</w:t>
+      </w:r>
+      <w:r>
+        <w:rPr>
+          <w:highlight w:val="yellow"/>
+        </w:rPr>
+        <w:t>(B)that</w:t>
+      </w:r>
+      <w:r>
+        <w:t>(C)where(D)when</w:t>
+      </w:r>
+    </w:p>
+    <w:p>
+      <w:r>
+        <w:t xml:space="preserve">Brand new </w:t>
+      </w:r>
+      <w:r>
+        <w:rPr>
+          <w:rFonts w:hint="eastAsia"/>
+        </w:rPr>
+        <w:t>全新、</w:t>
+      </w:r>
+      <w:r>
+        <w:t>Carpet</w:t>
+      </w:r>
+      <w:r>
+        <w:rPr>
+          <w:rFonts w:hint="eastAsia"/>
+        </w:rPr>
+        <w:t xml:space="preserve"> n</w:t>
+      </w:r>
       <w:r>
         <w:t>.</w:t>
       </w:r>
-    </w:p>
-    <w:p>
-      <w:r>
-        <w:t xml:space="preserve">Those are their </w:t>
-      </w:r>
-      <w:proofErr w:type="spellStart"/>
-      <w:r>
-        <w:t>Maseratis</w:t>
-      </w:r>
-      <w:proofErr w:type="spellEnd"/>
+      <w:r>
+        <w:rPr>
+          <w:rFonts w:hint="eastAsia"/>
+        </w:rPr>
+        <w:t>地毯、</w:t>
+      </w:r>
+      <w:r>
+        <w:t>stain</w:t>
+      </w:r>
+      <w:r>
+        <w:rPr>
+          <w:rFonts w:hint="eastAsia"/>
+        </w:rPr>
+        <w:t xml:space="preserve"> v</w:t>
+      </w:r>
       <w:r>
         <w:t>.</w:t>
       </w:r>
-    </w:p>
-    <w:p/>
-    <w:p>
-      <w:r>
-        <w:rPr>
-          <w:rFonts w:hint="eastAsia"/>
-        </w:rPr>
-        <w:t>主格</w:t>
-      </w:r>
-      <w:r>
-        <w:rPr>
-          <w:rFonts w:hint="eastAsia"/>
-        </w:rPr>
-        <w:t>:</w:t>
-      </w:r>
-      <w:r>
-        <w:rPr>
-          <w:rFonts w:hint="eastAsia"/>
-        </w:rPr>
-        <w:t>接在</w:t>
-      </w:r>
-      <w:r>
-        <w:rPr>
-          <w:rFonts w:hint="eastAsia"/>
-        </w:rPr>
-        <w:t>V</w:t>
-      </w:r>
-      <w:r>
-        <w:rPr>
-          <w:rFonts w:hint="eastAsia"/>
-        </w:rPr>
-        <w:t>前、且不能接在介係詞後面</w:t>
-      </w:r>
-    </w:p>
-    <w:p>
-      <w:r>
-        <w:rPr>
-          <w:rFonts w:hint="eastAsia"/>
-        </w:rPr>
-        <w:t>e</w:t>
-      </w:r>
-      <w:r>
-        <w:t>x: They/</w:t>
-      </w:r>
-      <w:r>
-        <w:rPr>
-          <w:strike/>
-        </w:rPr>
-        <w:t>them</w:t>
-      </w:r>
-      <w:r>
-        <w:t xml:space="preserve"> love me.</w:t>
-      </w:r>
-    </w:p>
-    <w:p>
-      <w:r>
-        <w:t xml:space="preserve">He talked to </w:t>
-      </w:r>
-      <w:r>
-        <w:rPr>
-          <w:strike/>
-        </w:rPr>
-        <w:t>they</w:t>
-      </w:r>
-      <w:r>
-        <w:t>/them</w:t>
-      </w:r>
-    </w:p>
-    <w:p/>
-    <w:p>
-      <w:r>
-        <w:t xml:space="preserve">The hallway has all the ceiling lights replaced with energy-saving ones that switch on </w:t>
-      </w:r>
-      <w:r>
-        <w:rPr>
-          <w:highlight w:val="yellow"/>
-        </w:rPr>
-        <w:t>automatically</w:t>
-      </w:r>
-      <w:r>
-        <w:t xml:space="preserve"> when they sense motion. (A)automated</w:t>
-      </w:r>
-      <w:r>
-        <w:t xml:space="preserve"> adj(</w:t>
-      </w:r>
-      <w:r>
-        <w:rPr>
-          <w:rFonts w:hint="eastAsia"/>
-        </w:rPr>
-        <w:t>過去分詞</w:t>
-      </w:r>
-      <w:r>
-        <w:rPr>
-          <w:rFonts w:hint="eastAsia"/>
-        </w:rPr>
-        <w:t>)</w:t>
-      </w:r>
-      <w:r>
-        <w:t xml:space="preserve">  </w:t>
-      </w:r>
-      <w:r>
-        <w:t>(B)automatic</w:t>
-      </w:r>
-      <w:r>
-        <w:t xml:space="preserve"> adj</w:t>
-      </w:r>
-      <w:r>
-        <w:rPr>
-          <w:highlight w:val="yellow"/>
-        </w:rPr>
-        <w:t>(C)automatically</w:t>
-      </w:r>
-      <w:r>
-        <w:rPr>
-          <w:highlight w:val="yellow"/>
-        </w:rPr>
-        <w:t xml:space="preserve"> Adv</w:t>
-      </w:r>
-      <w:r>
-        <w:rPr>
-          <w:highlight w:val="yellow"/>
-        </w:rPr>
-        <w:t xml:space="preserve"> </w:t>
-      </w:r>
-      <w:r>
-        <w:rPr>
-          <w:rFonts w:hint="eastAsia"/>
-          <w:highlight w:val="yellow"/>
-        </w:rPr>
-        <w:t>自動</w:t>
-      </w:r>
-      <w:r>
-        <w:t>(D)automation</w:t>
-      </w:r>
-      <w:r>
-        <w:t xml:space="preserve"> N</w:t>
-      </w:r>
-    </w:p>
-    <w:p>
-      <w:r>
-        <w:rPr>
-          <w:rFonts w:hint="eastAsia"/>
-        </w:rPr>
-        <w:t>h</w:t>
-      </w:r>
-      <w:r>
-        <w:t>allway n.</w:t>
-      </w:r>
-      <w:r>
-        <w:rPr>
-          <w:rFonts w:hint="eastAsia"/>
-        </w:rPr>
-        <w:t>走廊、</w:t>
-      </w:r>
-      <w:r>
-        <w:rPr>
-          <w:rFonts w:hint="eastAsia"/>
-        </w:rPr>
-        <w:t>c</w:t>
-      </w:r>
-      <w:r>
-        <w:t>eiling</w:t>
-      </w:r>
-      <w:r>
-        <w:rPr>
-          <w:rFonts w:hint="eastAsia"/>
-        </w:rPr>
-        <w:t xml:space="preserve"> n</w:t>
-      </w:r>
-      <w:r>
-        <w:t>.</w:t>
-      </w:r>
-      <w:r>
-        <w:rPr>
-          <w:rFonts w:hint="eastAsia"/>
-        </w:rPr>
-        <w:t>天花板、</w:t>
-      </w:r>
-      <w:r>
-        <w:rPr>
-          <w:rFonts w:hint="eastAsia"/>
-        </w:rPr>
-        <w:t>r</w:t>
-      </w:r>
-      <w:r>
-        <w:t xml:space="preserve">eplace with </w:t>
-      </w:r>
-      <w:r>
-        <w:rPr>
-          <w:rFonts w:hint="eastAsia"/>
-        </w:rPr>
-        <w:t>替換、</w:t>
-      </w:r>
-      <w:r>
-        <w:rPr>
-          <w:rFonts w:hint="eastAsia"/>
-        </w:rPr>
-        <w:t>e</w:t>
-      </w:r>
-      <w:r>
-        <w:t>nergy-saving</w:t>
-      </w:r>
-      <w:r>
-        <w:rPr>
-          <w:rFonts w:hint="eastAsia"/>
-        </w:rPr>
-        <w:t>節能</w:t>
-      </w:r>
-    </w:p>
-    <w:p>
-      <w:r>
-        <w:t>switch on</w:t>
-      </w:r>
-      <w:r>
-        <w:rPr>
-          <w:rFonts w:hint="eastAsia"/>
-        </w:rPr>
-        <w:t>開啟、</w:t>
-      </w:r>
-      <w:r>
-        <w:rPr>
-          <w:rFonts w:hint="eastAsia"/>
-        </w:rPr>
-        <w:t>s</w:t>
-      </w:r>
-      <w:r>
-        <w:t>ense n.</w:t>
-      </w:r>
-      <w:r>
-        <w:rPr>
-          <w:rFonts w:hint="eastAsia"/>
-        </w:rPr>
-        <w:t>感覺</w:t>
-      </w:r>
-      <w:r>
-        <w:rPr>
-          <w:rFonts w:hint="eastAsia"/>
-        </w:rPr>
-        <w:t>/</w:t>
-      </w:r>
-      <w:r>
-        <w:rPr>
-          <w:rFonts w:hint="eastAsia"/>
-        </w:rPr>
-        <w:t>理解</w:t>
+      <w:r>
+        <w:rPr>
+          <w:rFonts w:hint="eastAsia"/>
+        </w:rPr>
+        <w:t>弄髒</w:t>
       </w:r>
       <w:r>
         <w:rPr>
@@ -6131,878 +6622,45 @@
         <w:t>,</w:t>
       </w:r>
       <w:r>
-        <w:t>v.</w:t>
-      </w:r>
-      <w:r>
-        <w:rPr>
-          <w:rFonts w:hint="eastAsia"/>
-        </w:rPr>
-        <w:t>感覺到</w:t>
-      </w:r>
-      <w:r>
-        <w:rPr>
-          <w:rFonts w:hint="eastAsia"/>
-        </w:rPr>
-        <w:t>、</w:t>
-      </w:r>
-      <w:r>
-        <w:rPr>
-          <w:rFonts w:hint="eastAsia"/>
-        </w:rPr>
-        <w:t>m</w:t>
-      </w:r>
-      <w:r>
-        <w:t>otion n.</w:t>
-      </w:r>
-      <w:r>
-        <w:rPr>
-          <w:rFonts w:hint="eastAsia"/>
-        </w:rPr>
-        <w:t>移動</w:t>
-      </w:r>
-    </w:p>
-    <w:p>
-      <w:r>
-        <w:t>automatic</w:t>
-      </w:r>
-      <w:r>
-        <w:rPr>
-          <w:rFonts w:hint="eastAsia"/>
-        </w:rPr>
-        <w:t xml:space="preserve"> a</w:t>
-      </w:r>
-      <w:r>
-        <w:t>dj</w:t>
-      </w:r>
-      <w:r>
-        <w:rPr>
-          <w:rFonts w:hint="eastAsia"/>
-        </w:rPr>
-        <w:t xml:space="preserve"> </w:t>
-      </w:r>
-      <w:r>
-        <w:rPr>
-          <w:rFonts w:hint="eastAsia"/>
-        </w:rPr>
-        <w:t>自動的</w:t>
-      </w:r>
-    </w:p>
-    <w:p>
-      <w:r>
-        <w:rPr>
-          <w:rFonts w:hint="eastAsia"/>
-        </w:rPr>
-        <w:t>這題是副詞修飾前面的動詞</w:t>
-      </w:r>
-      <w:r>
-        <w:rPr>
-          <w:rFonts w:hint="eastAsia"/>
-        </w:rPr>
-        <w:t>(</w:t>
-      </w:r>
-      <w:r>
-        <w:t>switch on)</w:t>
-      </w:r>
-      <w:r>
-        <w:rPr>
-          <w:rFonts w:hint="eastAsia"/>
-        </w:rPr>
-        <w:t xml:space="preserve"> -</w:t>
-      </w:r>
-      <w:r>
-        <w:t>&gt;</w:t>
-      </w:r>
-      <w:r>
-        <w:rPr>
-          <w:rFonts w:hint="eastAsia"/>
-        </w:rPr>
-        <w:t>自動地被打開</w:t>
-      </w:r>
-      <w:r>
-        <w:rPr>
-          <w:rFonts w:hint="eastAsia"/>
-        </w:rPr>
-        <w:t xml:space="preserve"> </w:t>
-      </w:r>
-      <w:r>
-        <w:t>-&gt;</w:t>
-      </w:r>
-      <w:r>
-        <w:t xml:space="preserve"> </w:t>
-      </w:r>
-      <w:r>
-        <w:rPr>
-          <w:highlight w:val="yellow"/>
-        </w:rPr>
-        <w:t>automatically</w:t>
-      </w:r>
-    </w:p>
-    <w:p>
-      <w:proofErr w:type="spellStart"/>
-      <w:r>
-        <w:lastRenderedPageBreak/>
-        <w:t>S+have</w:t>
-      </w:r>
-      <w:proofErr w:type="spellEnd"/>
-      <w:r>
-        <w:t>(</w:t>
-      </w:r>
-      <w:r>
-        <w:rPr>
-          <w:rFonts w:hint="eastAsia"/>
-        </w:rPr>
-        <w:t>使役動詞</w:t>
-      </w:r>
-      <w:r>
-        <w:rPr>
-          <w:rFonts w:hint="eastAsia"/>
-        </w:rPr>
-        <w:t>)+</w:t>
-      </w:r>
-      <w:r>
-        <w:t>O</w:t>
-      </w:r>
-      <w:r>
-        <w:rPr>
-          <w:rFonts w:hint="eastAsia"/>
-        </w:rPr>
-        <w:t>+</w:t>
-      </w:r>
-      <w:r>
-        <w:t>PP(</w:t>
-      </w:r>
-      <w:r>
-        <w:rPr>
-          <w:rFonts w:hint="eastAsia"/>
-        </w:rPr>
-        <w:t>被動</w:t>
-      </w:r>
-      <w:r>
-        <w:rPr>
-          <w:rFonts w:hint="eastAsia"/>
-        </w:rPr>
-        <w:t>):</w:t>
-      </w:r>
-    </w:p>
-    <w:p>
-      <w:proofErr w:type="spellStart"/>
+        <w:t>n.</w:t>
+      </w:r>
+      <w:r>
+        <w:rPr>
+          <w:rFonts w:hint="eastAsia"/>
+        </w:rPr>
+        <w:t>汙垢</w:t>
+      </w:r>
+    </w:p>
+    <w:p>
+      <w:r>
+        <w:t>Was delivered(v1)+has(v2)</w:t>
+      </w:r>
+      <w:r>
+        <w:rPr>
+          <w:rFonts w:hint="eastAsia"/>
+        </w:rPr>
+        <w:t>，因此需要連接詞</w:t>
+      </w:r>
+    </w:p>
+    <w:p>
+      <w:r>
+        <w:rPr>
+          <w:rFonts w:hint="eastAsia"/>
+        </w:rPr>
+        <w:t>形容詞子句的</w:t>
+      </w:r>
+      <w:r>
+        <w:t>Where/When/How/Why+S+V:</w:t>
+      </w:r>
+    </w:p>
+    <w:p>
+      <w:r>
+        <w:t xml:space="preserve">Ex: I </w:t>
+      </w:r>
       <w:proofErr w:type="gramStart"/>
       <w:r>
-        <w:rPr>
-          <w:rFonts w:hint="eastAsia"/>
-        </w:rPr>
-        <w:t>e</w:t>
-      </w:r>
-      <w:r>
-        <w:t>x:I</w:t>
-      </w:r>
-      <w:proofErr w:type="spellEnd"/>
-      <w:proofErr w:type="gramEnd"/>
-      <w:r>
-        <w:t xml:space="preserve"> have my car fixed.</w:t>
-      </w:r>
-    </w:p>
-    <w:p>
-      <w:r>
-        <w:t xml:space="preserve">  </w:t>
-      </w:r>
-    </w:p>
-    <w:p>
-      <w:r>
-        <w:t xml:space="preserve">Your need to walk </w:t>
-      </w:r>
-      <w:r>
-        <w:rPr>
-          <w:highlight w:val="yellow"/>
-        </w:rPr>
-        <w:t>across</w:t>
-      </w:r>
-      <w:r>
-        <w:t xml:space="preserve"> the </w:t>
-      </w:r>
-      <w:r>
-        <w:rPr>
-          <w:color w:val="FF0000"/>
-        </w:rPr>
-        <w:t xml:space="preserve">footbridge </w:t>
-      </w:r>
-      <w:r>
-        <w:t>to get to the grocery store on the other side.</w:t>
-      </w:r>
-    </w:p>
-    <w:p>
-      <w:r>
-        <w:t>(A)into</w:t>
-      </w:r>
-      <w:r>
-        <w:rPr>
-          <w:rFonts w:hint="eastAsia"/>
-        </w:rPr>
-        <w:t>進入</w:t>
-      </w:r>
-      <w:r>
-        <w:t>(B)among</w:t>
-      </w:r>
-      <w:r>
-        <w:rPr>
-          <w:rFonts w:hint="eastAsia"/>
-        </w:rPr>
-        <w:t>在多者之</w:t>
-      </w:r>
-      <w:proofErr w:type="gramStart"/>
-      <w:r>
-        <w:rPr>
-          <w:rFonts w:hint="eastAsia"/>
-        </w:rPr>
-        <w:t>中間</w:t>
-      </w:r>
-      <w:r>
-        <w:rPr>
-          <w:highlight w:val="yellow"/>
-        </w:rPr>
-        <w:t>(</w:t>
-      </w:r>
-      <w:proofErr w:type="gramEnd"/>
-      <w:r>
-        <w:rPr>
-          <w:highlight w:val="yellow"/>
-        </w:rPr>
-        <w:t>C)across</w:t>
-      </w:r>
-      <w:r>
-        <w:rPr>
-          <w:rFonts w:hint="eastAsia"/>
-          <w:highlight w:val="yellow"/>
-        </w:rPr>
-        <w:t>跨越</w:t>
-      </w:r>
-      <w:r>
-        <w:t>(D)below</w:t>
-      </w:r>
-      <w:r>
-        <w:rPr>
-          <w:rFonts w:hint="eastAsia"/>
-        </w:rPr>
-        <w:t>在下方</w:t>
-      </w:r>
-    </w:p>
-    <w:p>
-      <w:r>
-        <w:t>footbridge n.</w:t>
-      </w:r>
-      <w:r>
-        <w:rPr>
-          <w:rFonts w:hint="eastAsia"/>
-        </w:rPr>
-        <w:t>人行天橋、</w:t>
-      </w:r>
-      <w:r>
-        <w:t>on the other side</w:t>
-      </w:r>
-      <w:r>
-        <w:rPr>
-          <w:rFonts w:hint="eastAsia"/>
-        </w:rPr>
-        <w:t xml:space="preserve"> </w:t>
-      </w:r>
-      <w:r>
-        <w:rPr>
-          <w:rFonts w:hint="eastAsia"/>
-        </w:rPr>
-        <w:t>在另外一邊</w:t>
-      </w:r>
-    </w:p>
-    <w:p/>
-    <w:p>
-      <w:r>
-        <w:t>Walk into/run into/bump into:</w:t>
-      </w:r>
-      <w:r>
-        <w:rPr>
-          <w:rFonts w:hint="eastAsia"/>
-        </w:rPr>
-        <w:t>撞到</w:t>
-      </w:r>
-      <w:r>
-        <w:rPr>
-          <w:rFonts w:hint="eastAsia"/>
-        </w:rPr>
-        <w:t>/</w:t>
-      </w:r>
-      <w:r>
-        <w:rPr>
-          <w:rFonts w:hint="eastAsia"/>
-        </w:rPr>
-        <w:t>撞見</w:t>
-      </w:r>
-    </w:p>
-    <w:p>
-      <w:proofErr w:type="spellStart"/>
-      <w:proofErr w:type="gramStart"/>
-      <w:r>
-        <w:rPr>
-          <w:rFonts w:hint="eastAsia"/>
-        </w:rPr>
-        <w:t>e</w:t>
-      </w:r>
-      <w:r>
-        <w:t>x:I</w:t>
-      </w:r>
-      <w:proofErr w:type="spellEnd"/>
-      <w:proofErr w:type="gramEnd"/>
-      <w:r>
-        <w:t xml:space="preserve"> was so focused on reading my book that I walked into a door.</w:t>
-      </w:r>
-    </w:p>
-    <w:p/>
-    <w:p>
-      <w:r>
-        <w:t>Among</w:t>
-      </w:r>
-      <w:r>
-        <w:rPr>
-          <w:rFonts w:hint="eastAsia"/>
-        </w:rPr>
-        <w:t>在多者當中</w:t>
-      </w:r>
-      <w:r>
-        <w:rPr>
-          <w:rFonts w:hint="eastAsia"/>
-        </w:rPr>
-        <w:t>:</w:t>
-      </w:r>
-    </w:p>
-    <w:p>
-      <w:proofErr w:type="spellStart"/>
-      <w:r>
-        <w:rPr>
-          <w:rFonts w:hint="eastAsia"/>
-        </w:rPr>
-        <w:t>e</w:t>
-      </w:r>
-      <w:r>
-        <w:t>x:He</w:t>
-      </w:r>
-      <w:proofErr w:type="spellEnd"/>
-      <w:r>
-        <w:t xml:space="preserve"> sat among his classmate</w:t>
-      </w:r>
-      <w:r>
-        <w:rPr>
-          <w:rFonts w:hint="eastAsia"/>
-        </w:rPr>
-        <w:t xml:space="preserve"> </w:t>
-      </w:r>
-      <w:r>
-        <w:rPr>
-          <w:rFonts w:hint="eastAsia"/>
-        </w:rPr>
-        <w:t>他坐在同學們當中</w:t>
-      </w:r>
-    </w:p>
-    <w:p/>
-    <w:p>
-      <w:r>
-        <w:t xml:space="preserve">Please take extra care of the toddler and </w:t>
-      </w:r>
-      <w:proofErr w:type="spellStart"/>
-      <w:proofErr w:type="gramStart"/>
-      <w:r>
         <w:t>don,t</w:t>
       </w:r>
-      <w:proofErr w:type="spellEnd"/>
-      <w:proofErr w:type="gramEnd"/>
-      <w:r>
-        <w:t xml:space="preserve"> </w:t>
-      </w:r>
-      <w:r>
-        <w:rPr>
-          <w:color w:val="FF0000"/>
-        </w:rPr>
-        <w:t xml:space="preserve">let </w:t>
-      </w:r>
-      <w:r>
-        <w:t xml:space="preserve">him </w:t>
-      </w:r>
-      <w:r>
-        <w:rPr>
-          <w:highlight w:val="yellow"/>
-        </w:rPr>
-        <w:t>get</w:t>
-      </w:r>
-      <w:r>
-        <w:t xml:space="preserve"> hurt.</w:t>
-      </w:r>
-    </w:p>
-    <w:p>
-      <w:r>
-        <w:t>(A)to get</w:t>
-      </w:r>
-      <w:proofErr w:type="gramStart"/>
-      <w:r>
-        <w:rPr>
-          <w:rFonts w:hint="eastAsia"/>
-        </w:rPr>
-        <w:t>不定詞</w:t>
-      </w:r>
-      <w:proofErr w:type="gramEnd"/>
-      <w:r>
-        <w:rPr>
-          <w:rFonts w:hint="eastAsia"/>
-        </w:rPr>
-        <w:t>(t</w:t>
-      </w:r>
-      <w:r>
-        <w:t>o</w:t>
-      </w:r>
-      <w:r>
-        <w:rPr>
-          <w:rFonts w:hint="eastAsia"/>
-        </w:rPr>
-        <w:t>原型動詞</w:t>
-      </w:r>
-      <w:r>
-        <w:rPr>
-          <w:rFonts w:hint="eastAsia"/>
-        </w:rPr>
-        <w:t>)</w:t>
-      </w:r>
-      <w:r>
-        <w:t>(B)</w:t>
-      </w:r>
-      <w:proofErr w:type="spellStart"/>
-      <w:r>
-        <w:t>gotten</w:t>
-      </w:r>
-      <w:r>
-        <w:t>PP</w:t>
-      </w:r>
-      <w:proofErr w:type="spellEnd"/>
-      <w:r>
-        <w:rPr>
-          <w:rFonts w:hint="eastAsia"/>
-        </w:rPr>
-        <w:t>(</w:t>
-      </w:r>
-      <w:r>
-        <w:rPr>
-          <w:rFonts w:hint="eastAsia"/>
-        </w:rPr>
-        <w:t>過去分詞</w:t>
-      </w:r>
-      <w:r>
-        <w:rPr>
-          <w:rFonts w:hint="eastAsia"/>
-        </w:rPr>
-        <w:t>)</w:t>
-      </w:r>
-      <w:r>
-        <w:t>(C)getting</w:t>
-      </w:r>
-      <w:r>
-        <w:t xml:space="preserve"> Ving(</w:t>
-      </w:r>
-      <w:r>
-        <w:rPr>
-          <w:rFonts w:hint="eastAsia"/>
-        </w:rPr>
-        <w:t>現在分詞</w:t>
-      </w:r>
-      <w:r>
-        <w:rPr>
-          <w:rFonts w:hint="eastAsia"/>
-        </w:rPr>
-        <w:t>)</w:t>
-      </w:r>
-      <w:r>
-        <w:rPr>
-          <w:highlight w:val="yellow"/>
-        </w:rPr>
-        <w:t>(D)get</w:t>
-      </w:r>
-      <w:r>
-        <w:rPr>
-          <w:rFonts w:hint="eastAsia"/>
-          <w:highlight w:val="yellow"/>
-        </w:rPr>
-        <w:t>原型動詞</w:t>
-      </w:r>
-    </w:p>
-    <w:p>
-      <w:r>
-        <w:rPr>
-          <w:rFonts w:hint="eastAsia"/>
-        </w:rPr>
-        <w:t>t</w:t>
-      </w:r>
-      <w:r>
-        <w:t xml:space="preserve">ake extra care of </w:t>
-      </w:r>
-      <w:r>
-        <w:rPr>
-          <w:rFonts w:hint="eastAsia"/>
-        </w:rPr>
-        <w:t>額外小心、</w:t>
-      </w:r>
-      <w:r>
-        <w:rPr>
-          <w:rFonts w:hint="eastAsia"/>
-        </w:rPr>
-        <w:t>t</w:t>
-      </w:r>
-      <w:r>
-        <w:t>oddler n.</w:t>
-      </w:r>
-      <w:r>
-        <w:rPr>
-          <w:rFonts w:hint="eastAsia"/>
-        </w:rPr>
-        <w:t xml:space="preserve"> 1-3</w:t>
-      </w:r>
-      <w:r>
-        <w:rPr>
-          <w:rFonts w:hint="eastAsia"/>
-        </w:rPr>
-        <w:t>歲小孩、</w:t>
-      </w:r>
-      <w:r>
-        <w:t xml:space="preserve">let </w:t>
-      </w:r>
-      <w:r>
-        <w:rPr>
-          <w:rFonts w:hint="eastAsia"/>
-        </w:rPr>
-        <w:t>讓</w:t>
-      </w:r>
-      <w:r>
-        <w:rPr>
-          <w:rFonts w:hint="eastAsia"/>
-        </w:rPr>
-        <w:t>.</w:t>
-      </w:r>
-      <w:proofErr w:type="gramStart"/>
-      <w:r>
-        <w:t>.</w:t>
-      </w:r>
-      <w:r>
-        <w:rPr>
-          <w:rFonts w:hint="eastAsia"/>
-        </w:rPr>
-        <w:t>、</w:t>
-      </w:r>
-      <w:proofErr w:type="gramEnd"/>
-      <w:r>
-        <w:rPr>
-          <w:rFonts w:hint="eastAsia"/>
-        </w:rPr>
-        <w:t>h</w:t>
-      </w:r>
-      <w:r>
-        <w:t>urt v.</w:t>
-      </w:r>
-      <w:r>
-        <w:rPr>
-          <w:rFonts w:hint="eastAsia"/>
-        </w:rPr>
-        <w:t>受傷</w:t>
-      </w:r>
-    </w:p>
-    <w:p/>
-    <w:p>
-      <w:r>
-        <w:t>Have Let Make(</w:t>
-      </w:r>
-      <w:r>
-        <w:rPr>
-          <w:rFonts w:hint="eastAsia"/>
-        </w:rPr>
-        <w:t>特別的使役動詞</w:t>
-      </w:r>
-      <w:r>
-        <w:rPr>
-          <w:rFonts w:hint="eastAsia"/>
-        </w:rPr>
-        <w:t>)</w:t>
-      </w:r>
-      <w:r>
-        <w:t xml:space="preserve"> +</w:t>
-      </w:r>
-      <w:r>
-        <w:rPr>
-          <w:rFonts w:hint="eastAsia"/>
-        </w:rPr>
-        <w:t>受詞</w:t>
-      </w:r>
-      <w:r>
-        <w:rPr>
-          <w:rFonts w:hint="eastAsia"/>
-        </w:rPr>
-        <w:t>+</w:t>
-      </w:r>
-      <w:r>
-        <w:rPr>
-          <w:rFonts w:hint="eastAsia"/>
-        </w:rPr>
-        <w:t>原型動詞</w:t>
-      </w:r>
-      <w:r>
-        <w:rPr>
-          <w:rFonts w:hint="eastAsia"/>
-        </w:rPr>
-        <w:t>(</w:t>
-      </w:r>
-      <w:r>
-        <w:rPr>
-          <w:rFonts w:hint="eastAsia"/>
-        </w:rPr>
-        <w:t>主動</w:t>
-      </w:r>
-      <w:r>
-        <w:rPr>
-          <w:rFonts w:hint="eastAsia"/>
-        </w:rPr>
-        <w:t>)</w:t>
-      </w:r>
-    </w:p>
-    <w:p>
-      <w:proofErr w:type="spellStart"/>
-      <w:proofErr w:type="gramStart"/>
-      <w:r>
-        <w:rPr>
-          <w:rFonts w:hint="eastAsia"/>
-        </w:rPr>
-        <w:t>e</w:t>
-      </w:r>
-      <w:r>
-        <w:t>x:I</w:t>
-      </w:r>
-      <w:proofErr w:type="spellEnd"/>
-      <w:proofErr w:type="gramEnd"/>
-      <w:r>
-        <w:t xml:space="preserve"> made you do well in your TOEIC.</w:t>
-      </w:r>
-    </w:p>
-    <w:p/>
-    <w:p>
-      <w:r>
-        <w:t xml:space="preserve">Want Request Get Tell Order </w:t>
-      </w:r>
-      <w:proofErr w:type="gramStart"/>
-      <w:r>
-        <w:t>Force..</w:t>
-      </w:r>
-      <w:proofErr w:type="gramEnd"/>
-      <w:r>
-        <w:rPr>
-          <w:rFonts w:hint="eastAsia"/>
-        </w:rPr>
-        <w:t>(</w:t>
-      </w:r>
-      <w:r>
-        <w:rPr>
-          <w:rFonts w:hint="eastAsia"/>
-        </w:rPr>
-        <w:t>一般的使役動詞</w:t>
-      </w:r>
-      <w:r>
-        <w:rPr>
-          <w:rFonts w:hint="eastAsia"/>
-        </w:rPr>
-        <w:t>)</w:t>
-      </w:r>
-      <w:r>
-        <w:t>+</w:t>
-      </w:r>
-      <w:r>
-        <w:rPr>
-          <w:rFonts w:hint="eastAsia"/>
-        </w:rPr>
-        <w:t>受詞</w:t>
-      </w:r>
-      <w:r>
-        <w:rPr>
-          <w:rFonts w:hint="eastAsia"/>
-        </w:rPr>
-        <w:t>+</w:t>
-      </w:r>
-      <w:r>
-        <w:t>to</w:t>
-      </w:r>
-      <w:r>
-        <w:rPr>
-          <w:rFonts w:hint="eastAsia"/>
-        </w:rPr>
-        <w:t>原型動詞</w:t>
-      </w:r>
-      <w:r>
-        <w:rPr>
-          <w:rFonts w:hint="eastAsia"/>
-        </w:rPr>
-        <w:t>(</w:t>
-      </w:r>
-      <w:r>
-        <w:rPr>
-          <w:rFonts w:hint="eastAsia"/>
-        </w:rPr>
-        <w:t>主動</w:t>
-      </w:r>
-      <w:r>
-        <w:rPr>
-          <w:rFonts w:hint="eastAsia"/>
-        </w:rPr>
-        <w:t>)</w:t>
-      </w:r>
-    </w:p>
-    <w:p>
-      <w:r>
-        <w:rPr>
-          <w:rFonts w:hint="eastAsia"/>
-        </w:rPr>
-        <w:t>e</w:t>
-      </w:r>
-      <w:r>
-        <w:t>x: I want you to do well in your TOEIC.</w:t>
-      </w:r>
-    </w:p>
-    <w:p/>
-    <w:p>
-      <w:r>
-        <w:t xml:space="preserve">The </w:t>
-      </w:r>
-      <w:proofErr w:type="gramStart"/>
-      <w:r>
-        <w:t>brand new</w:t>
-      </w:r>
-      <w:proofErr w:type="gramEnd"/>
-      <w:r>
-        <w:t xml:space="preserve"> carpet </w:t>
-      </w:r>
-      <w:r>
-        <w:rPr>
-          <w:highlight w:val="yellow"/>
-        </w:rPr>
-        <w:t>that</w:t>
-      </w:r>
-      <w:r>
-        <w:t xml:space="preserve"> was delivered last week has a stain.</w:t>
-      </w:r>
-    </w:p>
-    <w:p>
-      <w:r>
-        <w:t>(A)this</w:t>
-      </w:r>
-      <w:r>
-        <w:rPr>
-          <w:highlight w:val="yellow"/>
-        </w:rPr>
-        <w:t>(B)that</w:t>
-      </w:r>
-      <w:r>
-        <w:t>(C)where(D)when</w:t>
-      </w:r>
-    </w:p>
-    <w:p>
-      <w:r>
-        <w:t xml:space="preserve">Brand new </w:t>
-      </w:r>
-      <w:r>
-        <w:rPr>
-          <w:rFonts w:hint="eastAsia"/>
-        </w:rPr>
-        <w:t>全新、</w:t>
-      </w:r>
-      <w:r>
-        <w:t>Carpet</w:t>
-      </w:r>
-      <w:r>
-        <w:rPr>
-          <w:rFonts w:hint="eastAsia"/>
-        </w:rPr>
-        <w:t xml:space="preserve"> n</w:t>
-      </w:r>
-      <w:r>
-        <w:t>.</w:t>
-      </w:r>
-      <w:r>
-        <w:rPr>
-          <w:rFonts w:hint="eastAsia"/>
-        </w:rPr>
-        <w:t>地毯、</w:t>
-      </w:r>
-      <w:r>
-        <w:t>stain</w:t>
-      </w:r>
-      <w:r>
-        <w:rPr>
-          <w:rFonts w:hint="eastAsia"/>
-        </w:rPr>
-        <w:t xml:space="preserve"> v</w:t>
-      </w:r>
-      <w:r>
-        <w:t>.</w:t>
-      </w:r>
-      <w:r>
-        <w:rPr>
-          <w:rFonts w:hint="eastAsia"/>
-        </w:rPr>
-        <w:t>弄髒</w:t>
-      </w:r>
-      <w:r>
-        <w:rPr>
-          <w:rFonts w:hint="eastAsia"/>
-        </w:rPr>
-        <w:t>,</w:t>
-      </w:r>
-      <w:r>
-        <w:t>n.</w:t>
-      </w:r>
-      <w:r>
-        <w:rPr>
-          <w:rFonts w:hint="eastAsia"/>
-        </w:rPr>
-        <w:t>汙垢</w:t>
-      </w:r>
-    </w:p>
-    <w:p>
-      <w:r>
-        <w:t>Was delivered(v1)+has(v2)</w:t>
-      </w:r>
-      <w:r>
-        <w:rPr>
-          <w:rFonts w:hint="eastAsia"/>
-        </w:rPr>
-        <w:t>，因此需要連接詞</w:t>
-      </w:r>
-    </w:p>
-    <w:p>
-      <w:r>
-        <w:rPr>
-          <w:rFonts w:hint="eastAsia"/>
-        </w:rPr>
-        <w:t>形容詞子句的</w:t>
-      </w:r>
-      <w:r>
-        <w:t>Where/When/How/</w:t>
-      </w:r>
-      <w:proofErr w:type="spellStart"/>
-      <w:r>
-        <w:t>Why+S+V</w:t>
-      </w:r>
-      <w:proofErr w:type="spellEnd"/>
-      <w:r>
-        <w:t>:</w:t>
-      </w:r>
-    </w:p>
-    <w:p>
-      <w:r>
-        <w:t xml:space="preserve">Ex: I </w:t>
-      </w:r>
-      <w:proofErr w:type="spellStart"/>
-      <w:proofErr w:type="gramStart"/>
-      <w:r>
-        <w:t>don,t</w:t>
-      </w:r>
-      <w:proofErr w:type="spellEnd"/>
       <w:proofErr w:type="gramEnd"/>
       <w:r>
         <w:t xml:space="preserve"> know the date when I have time.</w:t>
@@ -7326,12 +6984,10 @@
       <w:r>
         <w:t xml:space="preserve">If signs of inadaptation </w:t>
       </w:r>
-      <w:proofErr w:type="spellStart"/>
       <w:proofErr w:type="gramStart"/>
       <w:r>
         <w:t>persist,we</w:t>
       </w:r>
-      <w:proofErr w:type="spellEnd"/>
       <w:proofErr w:type="gramEnd"/>
       <w:r>
         <w:t xml:space="preserve"> </w:t>
@@ -7343,782 +6999,744 @@
         <w:t xml:space="preserve">suggest </w:t>
       </w:r>
       <w:r>
-        <w:t xml:space="preserve">that </w:t>
-      </w:r>
-      <w:proofErr w:type="spellStart"/>
-      <w:r>
-        <w:t>Mr.Sullivan</w:t>
-      </w:r>
-      <w:proofErr w:type="spellEnd"/>
-      <w:r>
+        <w:t xml:space="preserve">that Mr.Sullivan </w:t>
+      </w:r>
+      <w:r>
+        <w:rPr>
+          <w:highlight w:val="yellow"/>
+        </w:rPr>
+        <w:t>be transferred</w:t>
+      </w:r>
+      <w:r>
+        <w:t xml:space="preserve"> to another department.</w:t>
+      </w:r>
+    </w:p>
+    <w:p>
+      <w:r>
+        <w:t>(A)transfers</w:t>
+      </w:r>
+      <w:r>
+        <w:rPr>
+          <w:rFonts w:hint="eastAsia"/>
+        </w:rPr>
+        <w:t>現在簡單式</w:t>
+      </w:r>
+      <w:r>
+        <w:rPr>
+          <w:rFonts w:hint="eastAsia"/>
+        </w:rPr>
+        <w:t>(</w:t>
+      </w:r>
+      <w:r>
+        <w:rPr>
+          <w:rFonts w:hint="eastAsia"/>
+        </w:rPr>
+        <w:t>主動</w:t>
+      </w:r>
+      <w:r>
+        <w:rPr>
+          <w:rFonts w:hint="eastAsia"/>
+        </w:rPr>
+        <w:t>)</w:t>
+      </w:r>
+      <w:r>
+        <w:t>Vs</w:t>
+      </w:r>
+      <w:r>
+        <w:t>(B)is transferred</w:t>
+      </w:r>
+      <w:r>
+        <w:rPr>
+          <w:rFonts w:hint="eastAsia"/>
+        </w:rPr>
+        <w:t>現在簡單式</w:t>
+      </w:r>
+      <w:r>
+        <w:rPr>
+          <w:rFonts w:hint="eastAsia"/>
+        </w:rPr>
+        <w:t>(</w:t>
+      </w:r>
+      <w:r>
+        <w:rPr>
+          <w:rFonts w:hint="eastAsia"/>
+        </w:rPr>
+        <w:t>被動</w:t>
+      </w:r>
+      <w:r>
+        <w:rPr>
+          <w:rFonts w:hint="eastAsia"/>
+        </w:rPr>
+        <w:t>)</w:t>
+      </w:r>
+      <w:r>
+        <w:t xml:space="preserve"> am/is/are PP</w:t>
+      </w:r>
+      <w:r>
+        <w:t>(C)to transfer</w:t>
+      </w:r>
+      <w:proofErr w:type="gramStart"/>
+      <w:r>
+        <w:rPr>
+          <w:rFonts w:hint="eastAsia"/>
+        </w:rPr>
+        <w:t>不定詞</w:t>
+      </w:r>
+      <w:proofErr w:type="gramEnd"/>
+      <w:r>
+        <w:rPr>
+          <w:highlight w:val="yellow"/>
+        </w:rPr>
+        <w:t>(D)be transferred</w:t>
+      </w:r>
+      <w:r>
+        <w:rPr>
+          <w:rFonts w:hint="eastAsia"/>
+          <w:highlight w:val="yellow"/>
+        </w:rPr>
+        <w:t>被動語態</w:t>
+      </w:r>
+      <w:r>
+        <w:rPr>
+          <w:rFonts w:hint="eastAsia"/>
+          <w:highlight w:val="yellow"/>
+        </w:rPr>
+        <w:t>(</w:t>
+      </w:r>
+      <w:r>
+        <w:rPr>
+          <w:rFonts w:hint="eastAsia"/>
+          <w:highlight w:val="yellow"/>
+        </w:rPr>
+        <w:t>原</w:t>
+      </w:r>
+      <w:r>
+        <w:rPr>
+          <w:rFonts w:hint="eastAsia"/>
+          <w:highlight w:val="yellow"/>
+        </w:rPr>
+        <w:t>V</w:t>
+      </w:r>
+      <w:r>
+        <w:rPr>
+          <w:highlight w:val="yellow"/>
+        </w:rPr>
+        <w:t>)</w:t>
+      </w:r>
+    </w:p>
+    <w:p>
+      <w:r>
+        <w:t>Sign v.</w:t>
+      </w:r>
+      <w:r>
+        <w:rPr>
+          <w:rFonts w:hint="eastAsia"/>
+        </w:rPr>
+        <w:t>簽名</w:t>
+      </w:r>
+      <w:r>
+        <w:rPr>
+          <w:rFonts w:hint="eastAsia"/>
+        </w:rPr>
+        <w:t>,</w:t>
+      </w:r>
+      <w:r>
+        <w:t>n.</w:t>
+      </w:r>
+      <w:r>
+        <w:rPr>
+          <w:rFonts w:hint="eastAsia"/>
+        </w:rPr>
+        <w:t>標誌</w:t>
+      </w:r>
+      <w:r>
+        <w:rPr>
+          <w:rFonts w:hint="eastAsia"/>
+        </w:rPr>
+        <w:t>/</w:t>
+      </w:r>
+      <w:r>
+        <w:rPr>
+          <w:rFonts w:hint="eastAsia"/>
+        </w:rPr>
+        <w:t>徵兆、</w:t>
+      </w:r>
+      <w:r>
+        <w:t>inadaptation</w:t>
+      </w:r>
+      <w:r>
+        <w:t xml:space="preserve"> n.</w:t>
+      </w:r>
+      <w:r>
+        <w:rPr>
+          <w:rFonts w:hint="eastAsia"/>
+        </w:rPr>
+        <w:t>不適應的、</w:t>
+      </w:r>
+      <w:r>
+        <w:t>persist v.</w:t>
+      </w:r>
+      <w:r>
+        <w:rPr>
+          <w:rFonts w:hint="eastAsia"/>
+        </w:rPr>
+        <w:t>持續</w:t>
+      </w:r>
+      <w:r>
+        <w:rPr>
+          <w:rFonts w:hint="eastAsia"/>
+        </w:rPr>
+        <w:t>/</w:t>
+      </w:r>
+      <w:r>
+        <w:rPr>
+          <w:rFonts w:hint="eastAsia"/>
+        </w:rPr>
+        <w:t>堅持</w:t>
+      </w:r>
+    </w:p>
+    <w:p>
+      <w:r>
+        <w:t>Another</w:t>
+      </w:r>
+      <w:r>
+        <w:rPr>
+          <w:rFonts w:hint="eastAsia"/>
+        </w:rPr>
+        <w:t>另一個、</w:t>
+      </w:r>
+      <w:r>
+        <w:t>transfers</w:t>
+      </w:r>
+      <w:r>
+        <w:rPr>
+          <w:rFonts w:hint="eastAsia"/>
+        </w:rPr>
+        <w:t xml:space="preserve"> v</w:t>
+      </w:r>
+      <w:r>
+        <w:rPr>
+          <w:rFonts w:hint="eastAsia"/>
+        </w:rPr>
+        <w:t>轉調</w:t>
+      </w:r>
+    </w:p>
+    <w:p/>
+    <w:p>
+      <w:proofErr w:type="gramStart"/>
+      <w:r>
+        <w:rPr>
+          <w:rFonts w:hint="eastAsia"/>
+        </w:rPr>
+        <w:t>不定詞</w:t>
+      </w:r>
+      <w:proofErr w:type="gramEnd"/>
+      <w:r>
+        <w:rPr>
+          <w:rFonts w:hint="eastAsia"/>
+        </w:rPr>
+        <w:t>(</w:t>
+      </w:r>
+      <w:r>
+        <w:t>to</w:t>
+      </w:r>
+      <w:r>
+        <w:rPr>
+          <w:rFonts w:hint="eastAsia"/>
+        </w:rPr>
+        <w:t>原</w:t>
+      </w:r>
+      <w:r>
+        <w:t>V):</w:t>
+      </w:r>
+      <w:r>
+        <w:rPr>
+          <w:rFonts w:hint="eastAsia"/>
+        </w:rPr>
+        <w:t>常為名詞、形容詞、副詞</w:t>
+      </w:r>
+    </w:p>
+    <w:p>
+      <w:r>
+        <w:t>I want to get 830 for my TOEIC(</w:t>
+      </w:r>
+      <w:r>
+        <w:rPr>
+          <w:rFonts w:hint="eastAsia"/>
+        </w:rPr>
+        <w:t>名詞</w:t>
+      </w:r>
+      <w:r>
+        <w:rPr>
+          <w:rFonts w:hint="eastAsia"/>
+        </w:rPr>
+        <w:t>)</w:t>
+      </w:r>
+    </w:p>
+    <w:p>
+      <w:r>
+        <w:rPr>
+          <w:rFonts w:hint="eastAsia"/>
+        </w:rPr>
+        <w:t>I</w:t>
+      </w:r>
+      <w:r>
+        <w:t xml:space="preserve"> want you to improve(</w:t>
+      </w:r>
+      <w:r>
+        <w:rPr>
+          <w:rFonts w:hint="eastAsia"/>
+        </w:rPr>
+        <w:t>形容詞</w:t>
+      </w:r>
+      <w:r>
+        <w:rPr>
+          <w:rFonts w:hint="eastAsia"/>
+        </w:rPr>
+        <w:t>)</w:t>
+      </w:r>
+    </w:p>
+    <w:p>
+      <w:r>
+        <w:t>I want happy to help you out(</w:t>
+      </w:r>
+      <w:r>
+        <w:rPr>
+          <w:rFonts w:hint="eastAsia"/>
+        </w:rPr>
+        <w:t>副詞</w:t>
+      </w:r>
+      <w:r>
+        <w:rPr>
+          <w:rFonts w:hint="eastAsia"/>
+        </w:rPr>
+        <w:t>)</w:t>
+      </w:r>
+    </w:p>
+    <w:p>
+      <w:r>
+        <w:t>That</w:t>
+      </w:r>
+      <w:r>
+        <w:rPr>
+          <w:rFonts w:hint="eastAsia"/>
+        </w:rPr>
+        <w:t>後面要接</w:t>
+      </w:r>
+      <w:r>
+        <w:rPr>
+          <w:rFonts w:hint="eastAsia"/>
+        </w:rPr>
+        <w:t>s</w:t>
+      </w:r>
+      <w:r>
+        <w:t>+v</w:t>
+      </w:r>
+      <w:r>
+        <w:rPr>
+          <w:rFonts w:hint="eastAsia"/>
+        </w:rPr>
+        <w:t>，因此不能選</w:t>
+      </w:r>
+      <w:r>
+        <w:rPr>
+          <w:rFonts w:hint="eastAsia"/>
+        </w:rPr>
+        <w:t>c</w:t>
+      </w:r>
+    </w:p>
+    <w:p/>
+    <w:p>
+      <w:r>
+        <w:t>S+*V+that+S+</w:t>
+      </w:r>
+      <w:r>
+        <w:rPr>
+          <w:rFonts w:hint="eastAsia"/>
+        </w:rPr>
+        <w:t>原</w:t>
+      </w:r>
+      <w:r>
+        <w:rPr>
+          <w:rFonts w:hint="eastAsia"/>
+        </w:rPr>
+        <w:t>V</w:t>
+      </w:r>
+      <w:r>
+        <w:t>:</w:t>
+      </w:r>
+    </w:p>
+    <w:p>
+      <w:proofErr w:type="gramStart"/>
+      <w:r>
+        <w:rPr>
+          <w:rFonts w:hint="eastAsia"/>
+        </w:rPr>
+        <w:t>多益常見</w:t>
+      </w:r>
+      <w:proofErr w:type="gramEnd"/>
+      <w:r>
+        <w:rPr>
+          <w:rFonts w:hint="eastAsia"/>
+        </w:rPr>
+        <w:t>*</w:t>
+      </w:r>
+      <w:r>
+        <w:t>V:</w:t>
+      </w:r>
+      <w:r>
+        <w:rPr>
+          <w:rFonts w:hint="eastAsia"/>
+        </w:rPr>
         <w:t xml:space="preserve"> </w:t>
       </w:r>
       <w:r>
-        <w:rPr>
-          <w:highlight w:val="yellow"/>
-        </w:rPr>
-        <w:t>be transferred</w:t>
-      </w:r>
-      <w:r>
-        <w:t xml:space="preserve"> to another department.</w:t>
-      </w:r>
-    </w:p>
-    <w:p>
-      <w:r>
-        <w:t>(A)transfers</w:t>
-      </w:r>
-      <w:r>
-        <w:rPr>
-          <w:rFonts w:hint="eastAsia"/>
-        </w:rPr>
-        <w:t>現在簡單式</w:t>
-      </w:r>
-      <w:r>
-        <w:rPr>
-          <w:rFonts w:hint="eastAsia"/>
-        </w:rPr>
-        <w:t>(</w:t>
-      </w:r>
-      <w:r>
-        <w:rPr>
-          <w:rFonts w:hint="eastAsia"/>
-        </w:rPr>
-        <w:t>主動</w:t>
-      </w:r>
-      <w:r>
-        <w:rPr>
-          <w:rFonts w:hint="eastAsia"/>
-        </w:rPr>
-        <w:t>)</w:t>
-      </w:r>
-      <w:r>
-        <w:t>Vs</w:t>
-      </w:r>
-      <w:r>
-        <w:t>(B)is transferred</w:t>
-      </w:r>
-      <w:r>
-        <w:rPr>
-          <w:rFonts w:hint="eastAsia"/>
-        </w:rPr>
-        <w:t>現在簡單式</w:t>
-      </w:r>
-      <w:r>
-        <w:rPr>
-          <w:rFonts w:hint="eastAsia"/>
-        </w:rPr>
-        <w:t>(</w:t>
-      </w:r>
-      <w:r>
-        <w:rPr>
-          <w:rFonts w:hint="eastAsia"/>
-        </w:rPr>
-        <w:t>被動</w:t>
-      </w:r>
-      <w:r>
-        <w:rPr>
-          <w:rFonts w:hint="eastAsia"/>
-        </w:rPr>
-        <w:t>)</w:t>
-      </w:r>
-      <w:r>
-        <w:t xml:space="preserve"> am/is/are PP</w:t>
-      </w:r>
-      <w:r>
-        <w:t>(C)to transfer</w:t>
+        <w:t>suggest/propse/recommend/advise/urge/command/insist/request/require</w:t>
+      </w:r>
+    </w:p>
+    <w:p/>
+    <w:p>
+      <w:r>
+        <w:t xml:space="preserve">The new headphones are </w:t>
+      </w:r>
+      <w:r>
+        <w:rPr>
+          <w:highlight w:val="yellow"/>
+        </w:rPr>
+        <w:t>compatible</w:t>
+      </w:r>
+      <w:r>
+        <w:t xml:space="preserve"> with all previous mobile phone models.</w:t>
+      </w:r>
+    </w:p>
+    <w:p>
+      <w:r>
+        <w:rPr>
+          <w:highlight w:val="yellow"/>
+        </w:rPr>
+        <w:t>(A)compatible</w:t>
+      </w:r>
+      <w:r>
+        <w:rPr>
+          <w:rFonts w:hint="eastAsia"/>
+          <w:highlight w:val="yellow"/>
+        </w:rPr>
+        <w:t xml:space="preserve"> </w:t>
+      </w:r>
+      <w:r>
+        <w:t xml:space="preserve">adj </w:t>
+      </w:r>
+      <w:r>
+        <w:rPr>
+          <w:rFonts w:hint="eastAsia"/>
+        </w:rPr>
+        <w:t>可搭配</w:t>
+      </w:r>
+      <w:r>
+        <w:rPr>
+          <w:rFonts w:hint="eastAsia"/>
+        </w:rPr>
+        <w:t>/</w:t>
+      </w:r>
+      <w:r>
+        <w:rPr>
+          <w:rFonts w:hint="eastAsia"/>
+        </w:rPr>
+        <w:t>符合</w:t>
+      </w:r>
+      <w:r>
+        <w:t>(B)compatibility</w:t>
+      </w:r>
+      <w:r>
+        <w:t xml:space="preserve"> N</w:t>
+      </w:r>
+      <w:r>
+        <w:t>(C)compatibly</w:t>
+      </w:r>
+      <w:r>
+        <w:t xml:space="preserve"> Adv</w:t>
+      </w:r>
+      <w:r>
+        <w:t>(D)compatibleness</w:t>
+      </w:r>
+      <w:r>
+        <w:t xml:space="preserve"> N</w:t>
+      </w:r>
+    </w:p>
+    <w:p>
+      <w:r>
+        <w:rPr>
+          <w:rFonts w:hint="eastAsia"/>
+        </w:rPr>
+        <w:t>h</w:t>
+      </w:r>
+      <w:r>
+        <w:t>eadphone n.</w:t>
+      </w:r>
+      <w:r>
+        <w:rPr>
+          <w:rFonts w:hint="eastAsia"/>
+        </w:rPr>
+        <w:t>耳機、</w:t>
+      </w:r>
+      <w:r>
+        <w:rPr>
+          <w:rFonts w:hint="eastAsia"/>
+        </w:rPr>
+        <w:t>c</w:t>
+      </w:r>
+      <w:r>
+        <w:t>ompatible adj</w:t>
+      </w:r>
+      <w:r>
+        <w:rPr>
+          <w:rFonts w:hint="eastAsia"/>
+        </w:rPr>
+        <w:t>可搭配</w:t>
+      </w:r>
+      <w:r>
+        <w:rPr>
+          <w:rFonts w:hint="eastAsia"/>
+        </w:rPr>
+        <w:t>/</w:t>
+      </w:r>
+      <w:r>
+        <w:rPr>
+          <w:rFonts w:hint="eastAsia"/>
+        </w:rPr>
+        <w:t>符合</w:t>
+      </w:r>
+    </w:p>
+    <w:p/>
+    <w:p>
+      <w:r>
+        <w:rPr>
+          <w:rFonts w:hint="eastAsia"/>
+        </w:rPr>
+        <w:t>要判斷哪</w:t>
       </w:r>
       <w:proofErr w:type="gramStart"/>
       <w:r>
         <w:rPr>
           <w:rFonts w:hint="eastAsia"/>
         </w:rPr>
-        <w:t>不定詞</w:t>
+        <w:t>個</w:t>
       </w:r>
       <w:proofErr w:type="gramEnd"/>
       <w:r>
         <w:rPr>
-          <w:highlight w:val="yellow"/>
-        </w:rPr>
-        <w:t>(D)be transferred</w:t>
-      </w:r>
-      <w:r>
-        <w:rPr>
-          <w:rFonts w:hint="eastAsia"/>
-          <w:highlight w:val="yellow"/>
-        </w:rPr>
-        <w:t>被動語態</w:t>
-      </w:r>
-      <w:r>
-        <w:rPr>
-          <w:rFonts w:hint="eastAsia"/>
-          <w:highlight w:val="yellow"/>
-        </w:rPr>
-        <w:t>(</w:t>
-      </w:r>
-      <w:r>
-        <w:rPr>
-          <w:rFonts w:hint="eastAsia"/>
-          <w:highlight w:val="yellow"/>
-        </w:rPr>
-        <w:t>原</w:t>
-      </w:r>
-      <w:r>
-        <w:rPr>
-          <w:rFonts w:hint="eastAsia"/>
-          <w:highlight w:val="yellow"/>
-        </w:rPr>
-        <w:t>V</w:t>
-      </w:r>
-      <w:r>
-        <w:rPr>
-          <w:highlight w:val="yellow"/>
-        </w:rPr>
-        <w:t>)</w:t>
-      </w:r>
-    </w:p>
-    <w:p>
-      <w:r>
-        <w:t>Sign v.</w:t>
-      </w:r>
-      <w:r>
-        <w:rPr>
-          <w:rFonts w:hint="eastAsia"/>
-        </w:rPr>
-        <w:t>簽名</w:t>
-      </w:r>
-      <w:r>
-        <w:rPr>
-          <w:rFonts w:hint="eastAsia"/>
-        </w:rPr>
-        <w:t>,</w:t>
-      </w:r>
-      <w:r>
-        <w:t>n.</w:t>
-      </w:r>
-      <w:r>
-        <w:rPr>
-          <w:rFonts w:hint="eastAsia"/>
-        </w:rPr>
-        <w:t>標誌</w:t>
-      </w:r>
-      <w:r>
-        <w:rPr>
-          <w:rFonts w:hint="eastAsia"/>
-        </w:rPr>
-        <w:t>/</w:t>
-      </w:r>
-      <w:r>
-        <w:rPr>
-          <w:rFonts w:hint="eastAsia"/>
-        </w:rPr>
-        <w:t>徵兆、</w:t>
-      </w:r>
-      <w:r>
-        <w:t>inadaptation</w:t>
-      </w:r>
-      <w:r>
-        <w:t xml:space="preserve"> n.</w:t>
-      </w:r>
-      <w:r>
-        <w:rPr>
-          <w:rFonts w:hint="eastAsia"/>
-        </w:rPr>
-        <w:t>不適應的、</w:t>
-      </w:r>
-      <w:r>
-        <w:t>persist v.</w:t>
-      </w:r>
-      <w:r>
-        <w:rPr>
-          <w:rFonts w:hint="eastAsia"/>
-        </w:rPr>
-        <w:t>持續</w:t>
-      </w:r>
-      <w:r>
-        <w:rPr>
-          <w:rFonts w:hint="eastAsia"/>
-        </w:rPr>
-        <w:t>/</w:t>
-      </w:r>
-      <w:r>
-        <w:rPr>
-          <w:rFonts w:hint="eastAsia"/>
-        </w:rPr>
-        <w:t>堅持</w:t>
-      </w:r>
-    </w:p>
-    <w:p>
-      <w:r>
-        <w:t>Another</w:t>
-      </w:r>
-      <w:r>
-        <w:rPr>
-          <w:rFonts w:hint="eastAsia"/>
-        </w:rPr>
-        <w:t>另一個、</w:t>
-      </w:r>
-      <w:r>
-        <w:t>transfers</w:t>
-      </w:r>
-      <w:r>
-        <w:rPr>
-          <w:rFonts w:hint="eastAsia"/>
-        </w:rPr>
-        <w:t xml:space="preserve"> v</w:t>
-      </w:r>
-      <w:r>
-        <w:rPr>
-          <w:rFonts w:hint="eastAsia"/>
-        </w:rPr>
-        <w:t>轉調</w:t>
+          <w:rFonts w:hint="eastAsia"/>
+        </w:rPr>
+        <w:t>是形容詞，去掉名詞結尾的就是形容詞</w:t>
+      </w:r>
+      <w:r>
+        <w:rPr>
+          <w:rFonts w:hint="eastAsia"/>
+        </w:rPr>
+        <w:t xml:space="preserve"> </w:t>
+      </w:r>
+      <w:r>
+        <w:t>-&gt;</w:t>
+      </w:r>
+      <w:r>
+        <w:rPr>
+          <w:highlight w:val="yellow"/>
+        </w:rPr>
+        <w:t xml:space="preserve"> </w:t>
+      </w:r>
+      <w:r>
+        <w:rPr>
+          <w:highlight w:val="yellow"/>
+        </w:rPr>
+        <w:t>compatible</w:t>
+      </w:r>
+    </w:p>
+    <w:p>
+      <w:r>
+        <w:rPr>
+          <w:rFonts w:hint="eastAsia"/>
+        </w:rPr>
+        <w:t>常見</w:t>
+      </w:r>
+      <w:proofErr w:type="gramStart"/>
+      <w:r>
+        <w:t>”</w:t>
+      </w:r>
+      <w:proofErr w:type="gramEnd"/>
+      <w:r>
+        <w:t>be</w:t>
+      </w:r>
+      <w:proofErr w:type="gramStart"/>
+      <w:r>
+        <w:t>”</w:t>
+      </w:r>
+      <w:proofErr w:type="gramEnd"/>
+      <w:r>
+        <w:t>+Adj+with:</w:t>
+      </w:r>
+    </w:p>
+    <w:p>
+      <w:r>
+        <w:t xml:space="preserve">She is happy with her TOEIC improvements </w:t>
+      </w:r>
+      <w:r>
+        <w:rPr>
+          <w:rFonts w:hint="eastAsia"/>
+        </w:rPr>
+        <w:t>他</w:t>
+      </w:r>
+      <w:proofErr w:type="gramStart"/>
+      <w:r>
+        <w:rPr>
+          <w:rFonts w:hint="eastAsia"/>
+        </w:rPr>
+        <w:t>對於多益的</w:t>
+      </w:r>
+      <w:proofErr w:type="gramEnd"/>
+      <w:r>
+        <w:rPr>
+          <w:rFonts w:hint="eastAsia"/>
+        </w:rPr>
+        <w:t>進步感到開心</w:t>
+      </w:r>
+    </w:p>
+    <w:p>
+      <w:r>
+        <w:rPr>
+          <w:rFonts w:hint="eastAsia"/>
+        </w:rPr>
+        <w:t>也可能是</w:t>
+      </w:r>
+      <w:r>
+        <w:rPr>
+          <w:rFonts w:hint="eastAsia"/>
+        </w:rPr>
+        <w:t>:</w:t>
+      </w:r>
+      <w:r>
+        <w:t>”</w:t>
+      </w:r>
+      <w:proofErr w:type="gramStart"/>
+      <w:r>
+        <w:t>be”+</w:t>
+      </w:r>
+      <w:proofErr w:type="gramEnd"/>
+      <w:r>
+        <w:t>N+with:</w:t>
+      </w:r>
+    </w:p>
+    <w:p>
+      <w:r>
+        <w:t xml:space="preserve">She is friends with Chris </w:t>
+      </w:r>
+      <w:r>
+        <w:rPr>
+          <w:rFonts w:hint="eastAsia"/>
+        </w:rPr>
+        <w:t>他是</w:t>
+      </w:r>
+      <w:r>
+        <w:t>Chris</w:t>
+      </w:r>
+      <w:r>
+        <w:rPr>
+          <w:rFonts w:hint="eastAsia"/>
+        </w:rPr>
+        <w:t>的朋友</w:t>
+      </w:r>
+    </w:p>
+    <w:p>
+      <w:r>
+        <w:rPr>
+          <w:rFonts w:hint="eastAsia"/>
+        </w:rPr>
+        <w:t>-</w:t>
+      </w:r>
+      <w:r>
+        <w:t>lity</w:t>
+      </w:r>
+      <w:r>
+        <w:rPr>
+          <w:rFonts w:hint="eastAsia"/>
+        </w:rPr>
+        <w:t>結尾</w:t>
+      </w:r>
+      <w:r>
+        <w:rPr>
+          <w:rFonts w:hint="eastAsia"/>
+        </w:rPr>
+        <w:t xml:space="preserve"> </w:t>
+      </w:r>
+      <w:r>
+        <w:t>-&gt;</w:t>
+      </w:r>
+      <w:r>
+        <w:rPr>
+          <w:rFonts w:hint="eastAsia"/>
+        </w:rPr>
+        <w:t>名詞</w:t>
+      </w:r>
+      <w:r>
+        <w:rPr>
+          <w:rFonts w:hint="eastAsia"/>
+        </w:rPr>
+        <w:t>、</w:t>
+      </w:r>
+      <w:r>
+        <w:t>-ness</w:t>
+      </w:r>
+      <w:r>
+        <w:rPr>
+          <w:rFonts w:hint="eastAsia"/>
+        </w:rPr>
+        <w:t>結尾</w:t>
+      </w:r>
+      <w:r>
+        <w:rPr>
+          <w:rFonts w:hint="eastAsia"/>
+        </w:rPr>
+        <w:t xml:space="preserve"> </w:t>
+      </w:r>
+      <w:r>
+        <w:t>-&gt;</w:t>
+      </w:r>
+      <w:r>
+        <w:rPr>
+          <w:rFonts w:hint="eastAsia"/>
+        </w:rPr>
+        <w:t>名詞</w:t>
       </w:r>
     </w:p>
     <w:p/>
     <w:p>
+      <w:r>
+        <w:t xml:space="preserve">All bourses will be closed 3 hours </w:t>
+      </w:r>
+      <w:r>
+        <w:rPr>
+          <w:highlight w:val="yellow"/>
+        </w:rPr>
+        <w:t>earlier</w:t>
+      </w:r>
+      <w:r>
+        <w:t xml:space="preserve"> </w:t>
+      </w:r>
+      <w:r>
+        <w:rPr>
+          <w:color w:val="FF0000"/>
+        </w:rPr>
+        <w:t xml:space="preserve">than </w:t>
+      </w:r>
+      <w:r>
+        <w:t xml:space="preserve">their usual operating time in observance of </w:t>
+      </w:r>
       <w:proofErr w:type="gramStart"/>
       <w:r>
-        <w:rPr>
-          <w:rFonts w:hint="eastAsia"/>
-        </w:rPr>
-        <w:t>不定詞</w:t>
+        <w:t>St.John</w:t>
       </w:r>
       <w:proofErr w:type="gramEnd"/>
       <w:r>
-        <w:rPr>
-          <w:rFonts w:hint="eastAsia"/>
-        </w:rPr>
-        <w:t>(</w:t>
-      </w:r>
-      <w:r>
-        <w:t>to</w:t>
-      </w:r>
-      <w:r>
-        <w:rPr>
-          <w:rFonts w:hint="eastAsia"/>
-        </w:rPr>
-        <w:t>原</w:t>
-      </w:r>
-      <w:r>
-        <w:t>V):</w:t>
-      </w:r>
-      <w:r>
-        <w:rPr>
-          <w:rFonts w:hint="eastAsia"/>
-        </w:rPr>
-        <w:t>常為名詞、形容詞、副詞</w:t>
-      </w:r>
-    </w:p>
-    <w:p>
-      <w:r>
-        <w:t>I want to get 830 for my TOEIC(</w:t>
-      </w:r>
-      <w:r>
-        <w:rPr>
-          <w:rFonts w:hint="eastAsia"/>
-        </w:rPr>
-        <w:t>名詞</w:t>
-      </w:r>
-      <w:r>
-        <w:rPr>
-          <w:rFonts w:hint="eastAsia"/>
-        </w:rPr>
-        <w:t>)</w:t>
-      </w:r>
-    </w:p>
-    <w:p>
-      <w:r>
-        <w:rPr>
-          <w:rFonts w:hint="eastAsia"/>
-        </w:rPr>
-        <w:t>I</w:t>
-      </w:r>
-      <w:r>
-        <w:t xml:space="preserve"> want you to improve(</w:t>
-      </w:r>
-      <w:r>
-        <w:rPr>
-          <w:rFonts w:hint="eastAsia"/>
-        </w:rPr>
-        <w:t>形容詞</w:t>
-      </w:r>
-      <w:r>
-        <w:rPr>
-          <w:rFonts w:hint="eastAsia"/>
-        </w:rPr>
-        <w:t>)</w:t>
-      </w:r>
-    </w:p>
-    <w:p>
-      <w:r>
-        <w:t>I want happy to help you out(</w:t>
-      </w:r>
-      <w:r>
-        <w:rPr>
-          <w:rFonts w:hint="eastAsia"/>
-        </w:rPr>
-        <w:t>副詞</w:t>
-      </w:r>
-      <w:r>
-        <w:rPr>
-          <w:rFonts w:hint="eastAsia"/>
-        </w:rPr>
-        <w:t>)</w:t>
-      </w:r>
-    </w:p>
-    <w:p>
-      <w:r>
-        <w:t>That</w:t>
-      </w:r>
-      <w:r>
-        <w:rPr>
-          <w:rFonts w:hint="eastAsia"/>
-        </w:rPr>
-        <w:t>後面要接</w:t>
-      </w:r>
-      <w:proofErr w:type="spellStart"/>
-      <w:r>
-        <w:rPr>
-          <w:rFonts w:hint="eastAsia"/>
-        </w:rPr>
-        <w:t>s</w:t>
-      </w:r>
-      <w:r>
-        <w:t>+v</w:t>
-      </w:r>
-      <w:proofErr w:type="spellEnd"/>
-      <w:r>
-        <w:rPr>
-          <w:rFonts w:hint="eastAsia"/>
-        </w:rPr>
-        <w:t>，因此不能選</w:t>
-      </w:r>
-      <w:r>
-        <w:rPr>
-          <w:rFonts w:hint="eastAsia"/>
-        </w:rPr>
-        <w:t>c</w:t>
-      </w:r>
-    </w:p>
-    <w:p/>
-    <w:p>
-      <w:r>
-        <w:t>S+*</w:t>
-      </w:r>
-      <w:proofErr w:type="spellStart"/>
-      <w:r>
-        <w:t>V+that+S</w:t>
-      </w:r>
-      <w:proofErr w:type="spellEnd"/>
-      <w:r>
-        <w:t>+</w:t>
-      </w:r>
-      <w:r>
-        <w:rPr>
-          <w:rFonts w:hint="eastAsia"/>
-        </w:rPr>
-        <w:t>原</w:t>
-      </w:r>
-      <w:r>
-        <w:rPr>
-          <w:rFonts w:hint="eastAsia"/>
-        </w:rPr>
-        <w:t>V</w:t>
-      </w:r>
-      <w:r>
-        <w:t>:</w:t>
-      </w:r>
-    </w:p>
-    <w:p>
-      <w:proofErr w:type="gramStart"/>
-      <w:r>
-        <w:rPr>
-          <w:rFonts w:hint="eastAsia"/>
-        </w:rPr>
-        <w:t>多益常見</w:t>
-      </w:r>
-      <w:proofErr w:type="gramEnd"/>
-      <w:r>
-        <w:rPr>
-          <w:rFonts w:hint="eastAsia"/>
-        </w:rPr>
-        <w:t>*</w:t>
-      </w:r>
-      <w:r>
-        <w:t>V:</w:t>
-      </w:r>
-      <w:r>
-        <w:rPr>
-          <w:rFonts w:hint="eastAsia"/>
-        </w:rPr>
-        <w:t xml:space="preserve"> </w:t>
-      </w:r>
-      <w:r>
-        <w:t>suggest/propse/recommend/advise/urge/command/insist/request/require</w:t>
-      </w:r>
-    </w:p>
-    <w:p/>
-    <w:p>
-      <w:r>
-        <w:t xml:space="preserve">The new headphones are </w:t>
-      </w:r>
-      <w:r>
-        <w:rPr>
-          <w:highlight w:val="yellow"/>
-        </w:rPr>
-        <w:t>compatible</w:t>
-      </w:r>
-      <w:r>
-        <w:t xml:space="preserve"> with all previous mobile phone models.</w:t>
-      </w:r>
-    </w:p>
-    <w:p>
-      <w:r>
-        <w:rPr>
-          <w:highlight w:val="yellow"/>
-        </w:rPr>
-        <w:t>(A)compatible</w:t>
-      </w:r>
-      <w:r>
-        <w:rPr>
-          <w:rFonts w:hint="eastAsia"/>
-          <w:highlight w:val="yellow"/>
-        </w:rPr>
-        <w:t xml:space="preserve"> </w:t>
-      </w:r>
-      <w:r>
-        <w:t xml:space="preserve">adj </w:t>
-      </w:r>
-      <w:r>
-        <w:rPr>
-          <w:rFonts w:hint="eastAsia"/>
-        </w:rPr>
-        <w:t>可搭配</w:t>
-      </w:r>
-      <w:r>
-        <w:rPr>
-          <w:rFonts w:hint="eastAsia"/>
-        </w:rPr>
-        <w:t>/</w:t>
-      </w:r>
-      <w:r>
-        <w:rPr>
-          <w:rFonts w:hint="eastAsia"/>
-        </w:rPr>
-        <w:t>符合</w:t>
-      </w:r>
-      <w:r>
-        <w:t>(B)compatibility</w:t>
-      </w:r>
-      <w:r>
-        <w:t xml:space="preserve"> N</w:t>
-      </w:r>
-      <w:r>
-        <w:t>(C)compatibly</w:t>
-      </w:r>
-      <w:r>
-        <w:t xml:space="preserve"> Adv</w:t>
-      </w:r>
-      <w:r>
-        <w:t>(D)compatibleness</w:t>
-      </w:r>
-      <w:r>
-        <w:t xml:space="preserve"> N</w:t>
-      </w:r>
-    </w:p>
-    <w:p>
-      <w:r>
-        <w:rPr>
-          <w:rFonts w:hint="eastAsia"/>
-        </w:rPr>
-        <w:t>h</w:t>
-      </w:r>
-      <w:r>
-        <w:t>eadphone n.</w:t>
-      </w:r>
-      <w:r>
-        <w:rPr>
-          <w:rFonts w:hint="eastAsia"/>
-        </w:rPr>
-        <w:t>耳機、</w:t>
-      </w:r>
-      <w:r>
-        <w:rPr>
-          <w:rFonts w:hint="eastAsia"/>
-        </w:rPr>
-        <w:t>c</w:t>
-      </w:r>
-      <w:r>
-        <w:t>ompatible adj</w:t>
-      </w:r>
-      <w:r>
-        <w:rPr>
-          <w:rFonts w:hint="eastAsia"/>
-        </w:rPr>
-        <w:t>可搭配</w:t>
-      </w:r>
-      <w:r>
-        <w:rPr>
-          <w:rFonts w:hint="eastAsia"/>
-        </w:rPr>
-        <w:t>/</w:t>
-      </w:r>
-      <w:r>
-        <w:rPr>
-          <w:rFonts w:hint="eastAsia"/>
-        </w:rPr>
-        <w:t>符合</w:t>
-      </w:r>
-    </w:p>
-    <w:p/>
-    <w:p>
-      <w:r>
-        <w:rPr>
-          <w:rFonts w:hint="eastAsia"/>
-        </w:rPr>
-        <w:t>要判斷哪</w:t>
-      </w:r>
-      <w:proofErr w:type="gramStart"/>
-      <w:r>
-        <w:rPr>
-          <w:rFonts w:hint="eastAsia"/>
-        </w:rPr>
-        <w:t>個</w:t>
-      </w:r>
-      <w:proofErr w:type="gramEnd"/>
-      <w:r>
-        <w:rPr>
-          <w:rFonts w:hint="eastAsia"/>
-        </w:rPr>
-        <w:t>是形容詞，去掉名詞結尾的就是形容詞</w:t>
-      </w:r>
-      <w:r>
-        <w:rPr>
-          <w:rFonts w:hint="eastAsia"/>
-        </w:rPr>
-        <w:t xml:space="preserve"> </w:t>
-      </w:r>
-      <w:r>
-        <w:t>-&gt;</w:t>
-      </w:r>
-      <w:r>
-        <w:rPr>
-          <w:highlight w:val="yellow"/>
-        </w:rPr>
-        <w:t xml:space="preserve"> </w:t>
-      </w:r>
-      <w:r>
-        <w:rPr>
-          <w:highlight w:val="yellow"/>
-        </w:rPr>
-        <w:t>compatible</w:t>
-      </w:r>
-    </w:p>
-    <w:p>
-      <w:r>
-        <w:rPr>
-          <w:rFonts w:hint="eastAsia"/>
-        </w:rPr>
-        <w:t>常見</w:t>
-      </w:r>
-      <w:proofErr w:type="gramStart"/>
-      <w:r>
-        <w:t>”</w:t>
-      </w:r>
-      <w:proofErr w:type="gramEnd"/>
-      <w:r>
-        <w:t>be</w:t>
-      </w:r>
-      <w:proofErr w:type="gramStart"/>
-      <w:r>
-        <w:t>”</w:t>
-      </w:r>
-      <w:proofErr w:type="gramEnd"/>
-      <w:r>
-        <w:t>+</w:t>
-      </w:r>
-      <w:proofErr w:type="spellStart"/>
-      <w:r>
-        <w:t>Adj+with</w:t>
-      </w:r>
-      <w:proofErr w:type="spellEnd"/>
-      <w:r>
-        <w:t>:</w:t>
-      </w:r>
-    </w:p>
-    <w:p>
-      <w:r>
-        <w:t xml:space="preserve">She is happy with her TOEIC improvements </w:t>
-      </w:r>
-      <w:r>
-        <w:rPr>
-          <w:rFonts w:hint="eastAsia"/>
-        </w:rPr>
-        <w:t>他</w:t>
-      </w:r>
-      <w:proofErr w:type="gramStart"/>
-      <w:r>
-        <w:rPr>
-          <w:rFonts w:hint="eastAsia"/>
-        </w:rPr>
-        <w:t>對於多益的</w:t>
-      </w:r>
-      <w:proofErr w:type="gramEnd"/>
-      <w:r>
-        <w:rPr>
-          <w:rFonts w:hint="eastAsia"/>
-        </w:rPr>
-        <w:t>進步感到開心</w:t>
-      </w:r>
-    </w:p>
-    <w:p>
-      <w:r>
-        <w:rPr>
-          <w:rFonts w:hint="eastAsia"/>
-        </w:rPr>
-        <w:t>也可能是</w:t>
-      </w:r>
-      <w:r>
-        <w:rPr>
-          <w:rFonts w:hint="eastAsia"/>
-        </w:rPr>
-        <w:t>:</w:t>
-      </w:r>
-      <w:r>
-        <w:t>”</w:t>
-      </w:r>
-      <w:proofErr w:type="gramStart"/>
-      <w:r>
-        <w:t>be”+</w:t>
-      </w:r>
-      <w:proofErr w:type="spellStart"/>
-      <w:proofErr w:type="gramEnd"/>
-      <w:r>
-        <w:t>N+with</w:t>
-      </w:r>
-      <w:proofErr w:type="spellEnd"/>
-      <w:r>
-        <w:t>:</w:t>
-      </w:r>
-    </w:p>
-    <w:p>
-      <w:r>
-        <w:t xml:space="preserve">She is friends with Chris </w:t>
-      </w:r>
-      <w:r>
-        <w:rPr>
-          <w:rFonts w:hint="eastAsia"/>
-        </w:rPr>
-        <w:t>他是</w:t>
-      </w:r>
-      <w:r>
-        <w:t>Chris</w:t>
-      </w:r>
-      <w:r>
-        <w:rPr>
-          <w:rFonts w:hint="eastAsia"/>
-        </w:rPr>
-        <w:t>的朋友</w:t>
-      </w:r>
-    </w:p>
-    <w:p>
-      <w:r>
-        <w:rPr>
-          <w:rFonts w:hint="eastAsia"/>
-        </w:rPr>
-        <w:t>-</w:t>
-      </w:r>
-      <w:proofErr w:type="spellStart"/>
-      <w:r>
-        <w:t>lity</w:t>
-      </w:r>
-      <w:proofErr w:type="spellEnd"/>
-      <w:r>
-        <w:rPr>
-          <w:rFonts w:hint="eastAsia"/>
-        </w:rPr>
-        <w:t>結尾</w:t>
-      </w:r>
-      <w:r>
-        <w:rPr>
-          <w:rFonts w:hint="eastAsia"/>
-        </w:rPr>
-        <w:t xml:space="preserve"> </w:t>
-      </w:r>
-      <w:r>
-        <w:t>-&gt;</w:t>
-      </w:r>
-      <w:r>
-        <w:rPr>
-          <w:rFonts w:hint="eastAsia"/>
-        </w:rPr>
-        <w:t>名詞</w:t>
-      </w:r>
-      <w:r>
-        <w:rPr>
-          <w:rFonts w:hint="eastAsia"/>
-        </w:rPr>
-        <w:t>、</w:t>
-      </w:r>
-      <w:r>
-        <w:t>-ness</w:t>
-      </w:r>
-      <w:r>
-        <w:rPr>
-          <w:rFonts w:hint="eastAsia"/>
-        </w:rPr>
-        <w:t>結尾</w:t>
-      </w:r>
-      <w:r>
-        <w:rPr>
-          <w:rFonts w:hint="eastAsia"/>
-        </w:rPr>
-        <w:t xml:space="preserve"> </w:t>
-      </w:r>
-      <w:r>
-        <w:t>-&gt;</w:t>
-      </w:r>
-      <w:r>
-        <w:rPr>
-          <w:rFonts w:hint="eastAsia"/>
-        </w:rPr>
-        <w:t>名詞</w:t>
-      </w:r>
-    </w:p>
-    <w:p/>
-    <w:p>
-      <w:r>
-        <w:t xml:space="preserve">All bourses will be closed 3 hours </w:t>
-      </w:r>
-      <w:r>
-        <w:rPr>
-          <w:highlight w:val="yellow"/>
-        </w:rPr>
-        <w:t>earlier</w:t>
-      </w:r>
-      <w:r>
-        <w:t xml:space="preserve"> </w:t>
-      </w:r>
-      <w:r>
-        <w:rPr>
-          <w:color w:val="FF0000"/>
-        </w:rPr>
-        <w:t xml:space="preserve">than </w:t>
-      </w:r>
-      <w:r>
-        <w:t xml:space="preserve">their usual operating time in observance of </w:t>
-      </w:r>
-      <w:proofErr w:type="spellStart"/>
-      <w:proofErr w:type="gramStart"/>
-      <w:r>
-        <w:t>St.John</w:t>
-      </w:r>
-      <w:proofErr w:type="gramEnd"/>
-      <w:r>
-        <w:t>,s</w:t>
-      </w:r>
-      <w:proofErr w:type="spellEnd"/>
-      <w:r>
-        <w:t xml:space="preserve"> Memorial Day.</w:t>
+        <w:t>,s Memorial Day.</w:t>
       </w:r>
     </w:p>
     <w:p>
@@ -8176,13 +7794,8 @@
         <w:t xml:space="preserve"> </w:t>
       </w:r>
       <w:r>
-        <w:t>-</w:t>
-      </w:r>
-      <w:proofErr w:type="spellStart"/>
-      <w:r>
-        <w:t>est</w:t>
-      </w:r>
-      <w:proofErr w:type="spellEnd"/>
+        <w:t>-est</w:t>
+      </w:r>
       <w:r>
         <w:rPr>
           <w:rFonts w:hint="eastAsia"/>
@@ -8688,12 +8301,10 @@
       <w:r>
         <w:t xml:space="preserve">only I had bought the lottery </w:t>
       </w:r>
-      <w:proofErr w:type="spellStart"/>
       <w:proofErr w:type="gramStart"/>
       <w:r>
         <w:t>tickets,I</w:t>
       </w:r>
-      <w:proofErr w:type="spellEnd"/>
       <w:proofErr w:type="gramEnd"/>
       <w:r>
         <w:t xml:space="preserve"> would have become a billionaire</w:t>
@@ -8864,13 +8475,7 @@
     <w:p/>
     <w:p>
       <w:r>
-        <w:t>E</w:t>
-      </w:r>
-      <w:r>
-        <w:t>xpedited</w:t>
-      </w:r>
-      <w:r>
-        <w:t xml:space="preserve"> v.</w:t>
+        <w:t>Expedited v.</w:t>
       </w:r>
       <w:r>
         <w:rPr>
@@ -8888,13 +8493,7 @@
         <w:t>而不是</w:t>
       </w:r>
     </w:p>
-    <w:p>
-      <w:pPr>
-        <w:rPr>
-          <w:rFonts w:hint="eastAsia"/>
-        </w:rPr>
-      </w:pPr>
-    </w:p>
+    <w:p/>
     <w:p>
       <w:r>
         <w:rPr>
@@ -8994,19 +8593,10 @@
         <w:t>照顧</w:t>
       </w:r>
     </w:p>
-    <w:p>
-      <w:pPr>
-        <w:rPr>
-          <w:rFonts w:hint="eastAsia"/>
-        </w:rPr>
-      </w:pPr>
-    </w:p>
-    <w:p>
-      <w:r>
-        <w:t>I</w:t>
-      </w:r>
-      <w:r>
-        <w:t>nvestigation</w:t>
+    <w:p/>
+    <w:p>
+      <w:r>
+        <w:t>Investigation</w:t>
       </w:r>
       <w:r>
         <w:t xml:space="preserve"> n.</w:t>
@@ -9079,7 +8669,6 @@
       </w:r>
     </w:p>
     <w:p>
-      <w:proofErr w:type="spellStart"/>
       <w:proofErr w:type="gramStart"/>
       <w:r>
         <w:rPr>
@@ -9090,7 +8679,6 @@
       <w:r>
         <w:t>,m</w:t>
       </w:r>
-      <w:proofErr w:type="spellEnd"/>
       <w:proofErr w:type="gramEnd"/>
       <w:r>
         <w:t xml:space="preserve"> looking for someone. </w:t>
@@ -9102,13 +8690,7 @@
         <w:t>我在尋找某人</w:t>
       </w:r>
     </w:p>
-    <w:p>
-      <w:pPr>
-        <w:rPr>
-          <w:rFonts w:hint="eastAsia"/>
-        </w:rPr>
-      </w:pPr>
-    </w:p>
+    <w:p/>
     <w:p>
       <w:r>
         <w:rPr>
@@ -9235,12 +8817,10 @@
       <w:r>
         <w:t xml:space="preserve">efect in workmanship is intolerable to uphold the </w:t>
       </w:r>
-      <w:proofErr w:type="spellStart"/>
       <w:proofErr w:type="gramStart"/>
       <w:r>
         <w:t>company,s</w:t>
       </w:r>
-      <w:proofErr w:type="spellEnd"/>
       <w:proofErr w:type="gramEnd"/>
       <w:r>
         <w:t xml:space="preserve"> flawless track record. (A)All</w:t>
@@ -9345,10 +8925,7 @@
     </w:p>
     <w:p>
       <w:r>
-        <w:t>U</w:t>
-      </w:r>
-      <w:r>
-        <w:t>phold</w:t>
+        <w:t>Uphold</w:t>
       </w:r>
       <w:r>
         <w:rPr>
@@ -9583,11 +9160,613 @@
     </w:p>
     <w:p/>
     <w:p>
-      <w:pPr>
-        <w:rPr>
-          <w:rFonts w:hint="eastAsia"/>
-        </w:rPr>
-      </w:pPr>
+      <w:r>
+        <w:rPr>
+          <w:rFonts w:hint="eastAsia"/>
+        </w:rPr>
+        <w:t>O</w:t>
+      </w:r>
+      <w:r>
+        <w:t xml:space="preserve">ur vendors fail to deliver our orders on time </w:t>
+      </w:r>
+      <w:r>
+        <w:rPr>
+          <w:highlight w:val="yellow"/>
+        </w:rPr>
+        <w:t>in spite of</w:t>
+      </w:r>
+      <w:r>
+        <w:t xml:space="preserve"> repeated confirmations otherwise.</w:t>
+      </w:r>
+    </w:p>
+    <w:p>
+      <w:r>
+        <w:rPr>
+          <w:rFonts w:hint="eastAsia"/>
+        </w:rPr>
+        <w:t>(</w:t>
+      </w:r>
+      <w:r>
+        <w:t>A)</w:t>
+      </w:r>
+      <w:r>
+        <w:t>due to</w:t>
+      </w:r>
+      <w:r>
+        <w:rPr>
+          <w:rFonts w:hint="eastAsia"/>
+        </w:rPr>
+        <w:t>因為</w:t>
+      </w:r>
+      <w:r>
+        <w:rPr>
+          <w:highlight w:val="yellow"/>
+        </w:rPr>
+        <w:t>(B</w:t>
+      </w:r>
+      <w:r>
+        <w:rPr>
+          <w:rFonts w:hint="eastAsia"/>
+          <w:highlight w:val="yellow"/>
+        </w:rPr>
+        <w:t>)</w:t>
+      </w:r>
+      <w:r>
+        <w:rPr>
+          <w:highlight w:val="yellow"/>
+        </w:rPr>
+        <w:t>in spite of</w:t>
+      </w:r>
+      <w:r>
+        <w:rPr>
+          <w:rFonts w:hint="eastAsia"/>
+          <w:highlight w:val="yellow"/>
+        </w:rPr>
+        <w:t>儘管</w:t>
+      </w:r>
+      <w:r>
+        <w:t xml:space="preserve"> (C)in addition to </w:t>
+      </w:r>
+      <w:proofErr w:type="gramStart"/>
+      <w:r>
+        <w:rPr>
+          <w:rFonts w:hint="eastAsia"/>
+        </w:rPr>
+        <w:t>此外、</w:t>
+      </w:r>
+      <w:proofErr w:type="gramEnd"/>
+      <w:r>
+        <w:rPr>
+          <w:rFonts w:hint="eastAsia"/>
+        </w:rPr>
+        <w:t>尚有</w:t>
+      </w:r>
+      <w:r>
+        <w:t>(D)instead of</w:t>
+      </w:r>
+      <w:r>
+        <w:rPr>
+          <w:rFonts w:hint="eastAsia"/>
+        </w:rPr>
+        <w:t>而</w:t>
+      </w:r>
+      <w:r>
+        <w:rPr>
+          <w:rFonts w:hint="eastAsia"/>
+        </w:rPr>
+        <w:t>不</w:t>
+      </w:r>
+      <w:r>
+        <w:rPr>
+          <w:rFonts w:hint="eastAsia"/>
+        </w:rPr>
+        <w:t>是</w:t>
+      </w:r>
+    </w:p>
+    <w:p>
+      <w:pPr>
+        <w:rPr>
+          <w:rFonts w:hint="eastAsia"/>
+        </w:rPr>
+      </w:pPr>
+    </w:p>
+    <w:p>
+      <w:pPr>
+        <w:rPr>
+          <w:rFonts w:hint="eastAsia"/>
+        </w:rPr>
+      </w:pPr>
+      <w:r>
+        <w:t>vendor n.</w:t>
+      </w:r>
+      <w:r>
+        <w:rPr>
+          <w:rFonts w:hint="eastAsia"/>
+        </w:rPr>
+        <w:t>賣方、</w:t>
+      </w:r>
+      <w:r>
+        <w:t>fail to</w:t>
+      </w:r>
+      <w:r>
+        <w:rPr>
+          <w:rFonts w:hint="eastAsia"/>
+        </w:rPr>
+        <w:t>無法、</w:t>
+      </w:r>
+      <w:r>
+        <w:rPr>
+          <w:rFonts w:hint="eastAsia"/>
+        </w:rPr>
+        <w:t>r</w:t>
+      </w:r>
+      <w:r>
+        <w:t>epeated adj</w:t>
+      </w:r>
+      <w:r>
+        <w:rPr>
+          <w:rFonts w:hint="eastAsia"/>
+        </w:rPr>
+        <w:t>重複的、</w:t>
+      </w:r>
+      <w:r>
+        <w:rPr>
+          <w:rFonts w:hint="eastAsia"/>
+        </w:rPr>
+        <w:t>o</w:t>
+      </w:r>
+      <w:r>
+        <w:t>therwise</w:t>
+      </w:r>
+      <w:r>
+        <w:rPr>
+          <w:rFonts w:hint="eastAsia"/>
+        </w:rPr>
+        <w:t xml:space="preserve"> </w:t>
+      </w:r>
+      <w:r>
+        <w:t xml:space="preserve">conj </w:t>
+      </w:r>
+      <w:r>
+        <w:rPr>
+          <w:rFonts w:hint="eastAsia"/>
+        </w:rPr>
+        <w:t>否則</w:t>
+      </w:r>
+      <w:r>
+        <w:t>, adv</w:t>
+      </w:r>
+      <w:r>
+        <w:rPr>
+          <w:rFonts w:hint="eastAsia"/>
+        </w:rPr>
+        <w:t>相反</w:t>
+      </w:r>
+    </w:p>
+    <w:p>
+      <w:r>
+        <w:rPr>
+          <w:rFonts w:hint="eastAsia"/>
+        </w:rPr>
+        <w:t>r</w:t>
+      </w:r>
+      <w:r>
+        <w:t xml:space="preserve">oadside vendor </w:t>
+      </w:r>
+      <w:r>
+        <w:rPr>
+          <w:rFonts w:hint="eastAsia"/>
+        </w:rPr>
+        <w:t>路邊攤</w:t>
+      </w:r>
+      <w:r>
+        <w:rPr>
+          <w:rFonts w:hint="eastAsia"/>
+        </w:rPr>
+        <w:t>、</w:t>
+      </w:r>
+      <w:r>
+        <w:rPr>
+          <w:rFonts w:hint="eastAsia"/>
+        </w:rPr>
+        <w:t>i</w:t>
+      </w:r>
+      <w:r>
+        <w:t xml:space="preserve">n spite of = despite </w:t>
+      </w:r>
+      <w:r>
+        <w:rPr>
+          <w:rFonts w:hint="eastAsia"/>
+        </w:rPr>
+        <w:t>儘管</w:t>
+      </w:r>
+    </w:p>
+    <w:p/>
+    <w:p>
+      <w:r>
+        <w:t>You get your desired(</w:t>
+      </w:r>
+      <w:r>
+        <w:rPr>
+          <w:rFonts w:hint="eastAsia"/>
+        </w:rPr>
+        <w:t>渴望的</w:t>
+      </w:r>
+      <w:r>
+        <w:rPr>
+          <w:rFonts w:hint="eastAsia"/>
+        </w:rPr>
+        <w:t>)</w:t>
+      </w:r>
+      <w:r>
+        <w:t>TOEIC results(</w:t>
+      </w:r>
+      <w:r>
+        <w:rPr>
+          <w:rFonts w:hint="eastAsia"/>
+        </w:rPr>
+        <w:t>成績</w:t>
+      </w:r>
+      <w:r>
+        <w:rPr>
+          <w:rFonts w:hint="eastAsia"/>
+        </w:rPr>
+        <w:t>)</w:t>
+      </w:r>
+      <w:r>
+        <w:t>due to(</w:t>
+      </w:r>
+      <w:r>
+        <w:rPr>
+          <w:rFonts w:hint="eastAsia"/>
+        </w:rPr>
+        <w:t>因為</w:t>
+      </w:r>
+      <w:r>
+        <w:rPr>
+          <w:rFonts w:hint="eastAsia"/>
+        </w:rPr>
+        <w:t>)</w:t>
+      </w:r>
+      <w:r>
+        <w:t>your hard work.</w:t>
+      </w:r>
+    </w:p>
+    <w:p>
+      <w:r>
+        <w:rPr>
+          <w:rFonts w:hint="eastAsia"/>
+        </w:rPr>
+        <w:t>I</w:t>
+      </w:r>
+      <w:r>
+        <w:t>n addition to(</w:t>
+      </w:r>
+      <w:r>
+        <w:rPr>
+          <w:rFonts w:hint="eastAsia"/>
+        </w:rPr>
+        <w:t>除了</w:t>
+      </w:r>
+      <w:r>
+        <w:rPr>
+          <w:rFonts w:hint="eastAsia"/>
+        </w:rPr>
+        <w:t>)w</w:t>
+      </w:r>
+      <w:r>
+        <w:t>atching this video,you also memorize(</w:t>
+      </w:r>
+      <w:r>
+        <w:rPr>
+          <w:rFonts w:hint="eastAsia"/>
+        </w:rPr>
+        <w:t>記得</w:t>
+      </w:r>
+      <w:r>
+        <w:rPr>
+          <w:rFonts w:hint="eastAsia"/>
+        </w:rPr>
+        <w:t>)</w:t>
+      </w:r>
+      <w:r>
+        <w:t>new words to improve(</w:t>
+      </w:r>
+      <w:r>
+        <w:rPr>
+          <w:rFonts w:hint="eastAsia"/>
+        </w:rPr>
+        <w:t>進步</w:t>
+      </w:r>
+      <w:r>
+        <w:rPr>
+          <w:rFonts w:hint="eastAsia"/>
+        </w:rPr>
+        <w:t>)</w:t>
+      </w:r>
+      <w:r>
+        <w:t>yourself.</w:t>
+      </w:r>
+    </w:p>
+    <w:p/>
+    <w:p>
+      <w:r>
+        <w:t xml:space="preserve">Instead of wasting </w:t>
+      </w:r>
+      <w:proofErr w:type="gramStart"/>
+      <w:r>
+        <w:t>time,you</w:t>
+      </w:r>
+      <w:proofErr w:type="gramEnd"/>
+      <w:r>
+        <w:t xml:space="preserve"> spend every day wisely.</w:t>
+      </w:r>
+    </w:p>
+    <w:p>
+      <w:r>
+        <w:rPr>
+          <w:rFonts w:hint="eastAsia"/>
+        </w:rPr>
+        <w:t>你善用每天而不是浪費時間</w:t>
+      </w:r>
+    </w:p>
+    <w:p>
+      <w:r>
+        <w:lastRenderedPageBreak/>
+        <w:t xml:space="preserve">One of the duties of a conductor is to perform the </w:t>
+      </w:r>
+      <w:r>
+        <w:rPr>
+          <w:highlight w:val="yellow"/>
+        </w:rPr>
+        <w:t>validation</w:t>
+      </w:r>
+      <w:r>
+        <w:t xml:space="preserve"> of </w:t>
+      </w:r>
+      <w:proofErr w:type="gramStart"/>
+      <w:r>
+        <w:t>passenger,s</w:t>
+      </w:r>
+      <w:proofErr w:type="gramEnd"/>
+      <w:r>
+        <w:t xml:space="preserve"> tickets.</w:t>
+      </w:r>
+    </w:p>
+    <w:p>
+      <w:pPr>
+        <w:rPr>
+          <w:rFonts w:hint="eastAsia"/>
+        </w:rPr>
+      </w:pPr>
+      <w:r>
+        <w:rPr>
+          <w:rFonts w:hint="eastAsia"/>
+        </w:rPr>
+        <w:t>(</w:t>
+      </w:r>
+      <w:r>
+        <w:t>A</w:t>
+      </w:r>
+      <w:r>
+        <w:rPr>
+          <w:rFonts w:hint="eastAsia"/>
+        </w:rPr>
+        <w:t>)v</w:t>
+      </w:r>
+      <w:r>
+        <w:t>alid</w:t>
+      </w:r>
+      <w:r>
+        <w:rPr>
+          <w:rFonts w:hint="eastAsia"/>
+        </w:rPr>
+        <w:t xml:space="preserve"> </w:t>
+      </w:r>
+      <w:r>
+        <w:t>adj.</w:t>
+      </w:r>
+      <w:r>
+        <w:rPr>
+          <w:rFonts w:hint="eastAsia"/>
+        </w:rPr>
+        <w:t xml:space="preserve"> </w:t>
+      </w:r>
+      <w:r>
+        <w:rPr>
+          <w:rFonts w:hint="eastAsia"/>
+        </w:rPr>
+        <w:t>有效、確認</w:t>
+      </w:r>
+      <w:r>
+        <w:rPr>
+          <w:highlight w:val="yellow"/>
+        </w:rPr>
+        <w:t>(B)validation</w:t>
+      </w:r>
+      <w:r>
+        <w:rPr>
+          <w:highlight w:val="yellow"/>
+        </w:rPr>
+        <w:t xml:space="preserve"> N</w:t>
+      </w:r>
+      <w:r>
+        <w:t>(C)validated</w:t>
+      </w:r>
+      <w:r>
+        <w:rPr>
+          <w:rFonts w:hint="eastAsia"/>
+        </w:rPr>
+        <w:t xml:space="preserve"> </w:t>
+      </w:r>
+      <w:r>
+        <w:t>Ved</w:t>
+      </w:r>
+      <w:r>
+        <w:t>(D)validating</w:t>
+      </w:r>
+      <w:r>
+        <w:t xml:space="preserve"> Ving</w:t>
+      </w:r>
+    </w:p>
+    <w:p>
+      <w:pPr>
+        <w:rPr>
+          <w:rFonts w:hint="eastAsia"/>
+        </w:rPr>
+      </w:pPr>
+      <w:r>
+        <w:rPr>
+          <w:rFonts w:hint="eastAsia"/>
+        </w:rPr>
+        <w:t>c</w:t>
+      </w:r>
+      <w:r>
+        <w:t>onductor n.</w:t>
+      </w:r>
+      <w:r>
+        <w:rPr>
+          <w:rFonts w:hint="eastAsia"/>
+        </w:rPr>
+        <w:t>車長、</w:t>
+      </w:r>
+      <w:r>
+        <w:t>perform v.</w:t>
+      </w:r>
+      <w:r>
+        <w:rPr>
+          <w:rFonts w:hint="eastAsia"/>
+        </w:rPr>
+        <w:t>表演</w:t>
+      </w:r>
+      <w:r>
+        <w:t>/</w:t>
+      </w:r>
+      <w:r>
+        <w:rPr>
+          <w:rFonts w:hint="eastAsia"/>
+        </w:rPr>
+        <w:t>執行</w:t>
+      </w:r>
+      <w:r>
+        <w:rPr>
+          <w:rFonts w:hint="eastAsia"/>
+        </w:rPr>
+        <w:t>/</w:t>
+      </w:r>
+      <w:r>
+        <w:rPr>
+          <w:rFonts w:hint="eastAsia"/>
+        </w:rPr>
+        <w:t>進行、</w:t>
+      </w:r>
+      <w:r>
+        <w:rPr>
+          <w:rFonts w:hint="eastAsia"/>
+        </w:rPr>
+        <w:t>p</w:t>
+      </w:r>
+      <w:r>
+        <w:t>assenger n.</w:t>
+      </w:r>
+      <w:r>
+        <w:rPr>
+          <w:rFonts w:hint="eastAsia"/>
+        </w:rPr>
+        <w:t>乘客</w:t>
+      </w:r>
+    </w:p>
+    <w:p>
+      <w:pPr>
+        <w:rPr>
+          <w:rFonts w:hint="eastAsia"/>
+        </w:rPr>
+      </w:pPr>
+    </w:p>
+    <w:p>
+      <w:r>
+        <w:rPr>
+          <w:rFonts w:hint="eastAsia"/>
+        </w:rPr>
+        <w:t>O</w:t>
+      </w:r>
+      <w:r>
+        <w:t>ne of+</w:t>
+      </w:r>
+      <w:r>
+        <w:rPr>
+          <w:rFonts w:hint="eastAsia"/>
+        </w:rPr>
+        <w:t>複數</w:t>
+      </w:r>
+      <w:r>
+        <w:rPr>
+          <w:rFonts w:hint="eastAsia"/>
+        </w:rPr>
+        <w:t>N</w:t>
+      </w:r>
+      <w:r>
+        <w:t>+</w:t>
+      </w:r>
+      <w:r>
+        <w:rPr>
+          <w:rFonts w:hint="eastAsia"/>
+        </w:rPr>
+        <w:t>單數</w:t>
+      </w:r>
+      <w:r>
+        <w:rPr>
+          <w:rFonts w:hint="eastAsia"/>
+        </w:rPr>
+        <w:t>V</w:t>
+      </w:r>
+      <w:r>
+        <w:t>:</w:t>
+      </w:r>
+    </w:p>
+    <w:p>
+      <w:r>
+        <w:t>One of my favorite teachers is Chris.    Chris</w:t>
+      </w:r>
+      <w:r>
+        <w:rPr>
+          <w:rFonts w:hint="eastAsia"/>
+        </w:rPr>
+        <w:t>是我最愛的老師之</w:t>
+      </w:r>
+      <w:proofErr w:type="gramStart"/>
+      <w:r>
+        <w:rPr>
+          <w:rFonts w:hint="eastAsia"/>
+        </w:rPr>
+        <w:t>一</w:t>
+      </w:r>
+      <w:proofErr w:type="gramEnd"/>
+    </w:p>
+    <w:p/>
+    <w:p>
+      <w:r>
+        <w:t>A/an/the+N</w:t>
+      </w:r>
+      <w:r>
+        <w:rPr>
+          <w:rFonts w:hint="eastAsia"/>
+        </w:rPr>
+        <w:t>+p</w:t>
+      </w:r>
+      <w:r>
+        <w:t>rep:</w:t>
+      </w:r>
+    </w:p>
+    <w:p>
+      <w:pPr>
+        <w:rPr>
+          <w:rFonts w:hint="eastAsia"/>
+        </w:rPr>
+      </w:pPr>
+      <w:r>
+        <w:t>The coach in the video is Chris.</w:t>
+      </w:r>
     </w:p>
     <w:p>
       <w:pPr>
@@ -9607,7 +9786,7 @@
 </file>
 
 <file path=word/endnotes.xml><?xml version="1.0" encoding="utf-8"?>
-<w:endnotes xmlns:wpc="http://schemas.microsoft.com/office/word/2010/wordprocessingCanvas" xmlns:cx="http://schemas.microsoft.com/office/drawing/2014/chartex" xmlns:cx1="http://schemas.microsoft.com/office/drawing/2015/9/8/chartex" xmlns:cx2="http://schemas.microsoft.com/office/drawing/2015/10/21/chartex" xmlns:cx3="http://schemas.microsoft.com/office/drawing/2016/5/9/chartex" xmlns:cx4="http://schemas.microsoft.com/office/drawing/2016/5/10/chartex" xmlns:cx5="http://schemas.microsoft.com/office/drawing/2016/5/11/chartex" xmlns:cx6="http://schemas.microsoft.com/office/drawing/2016/5/12/chartex" xmlns:cx7="http://schemas.microsoft.com/office/drawing/2016/5/13/chartex" xmlns:cx8="http://schemas.microsoft.com/office/drawing/2016/5/14/chartex" xmlns:mc="http://schemas.openxmlformats.org/markup-compatibility/2006" xmlns:aink="http://schemas.microsoft.com/office/drawing/2016/ink" xmlns:am3d="http://schemas.microsoft.com/office/drawing/2017/model3d" xmlns:o="urn:schemas-microsoft-com:office:office" xmlns:oel="http://schemas.microsoft.com/office/2019/extlst" xmlns:r="http://schemas.openxmlformats.org/officeDocument/2006/relationships" xmlns:m="http://schemas.openxmlformats.org/officeDocument/2006/math" xmlns:v="urn:schemas-microsoft-com:vml" xmlns:wp14="http://schemas.microsoft.com/office/word/2010/wordprocessingDrawing" xmlns:wp="http://schemas.openxmlformats.org/drawingml/2006/wordprocessingDrawing" xmlns:w10="urn:schemas-microsoft-com:office:word" xmlns:w="http://schemas.openxmlformats.org/wordprocessingml/2006/main" xmlns:w14="http://schemas.microsoft.com/office/word/2010/wordml" xmlns:w15="http://schemas.microsoft.com/office/word/2012/wordml" xmlns:w16cex="http://schemas.microsoft.com/office/word/2018/wordml/cex" xmlns:w16cid="http://schemas.microsoft.com/office/word/2016/wordml/cid" xmlns:w16="http://schemas.microsoft.com/office/word/2018/wordml" xmlns:w16du="http://schemas.microsoft.com/office/word/2023/wordml/word16du" xmlns:w16sdtdh="http://schemas.microsoft.com/office/word/2020/wordml/sdtdatahash" xmlns:w16se="http://schemas.microsoft.com/office/word/2015/wordml/symex" xmlns:wpg="http://schemas.microsoft.com/office/word/2010/wordprocessingGroup" xmlns:wpi="http://schemas.microsoft.com/office/word/2010/wordprocessingInk" xmlns:wne="http://schemas.microsoft.com/office/word/2006/wordml" xmlns:wps="http://schemas.microsoft.com/office/word/2010/wordprocessingShape" mc:Ignorable="w14 w15 w16se w16cid w16 w16cex w16sdtdh wp14">
+<w:endnotes xmlns:wpc="http://schemas.microsoft.com/office/word/2010/wordprocessingCanvas" xmlns:cx="http://schemas.microsoft.com/office/drawing/2014/chartex" xmlns:cx1="http://schemas.microsoft.com/office/drawing/2015/9/8/chartex" xmlns:cx2="http://schemas.microsoft.com/office/drawing/2015/10/21/chartex" xmlns:cx3="http://schemas.microsoft.com/office/drawing/2016/5/9/chartex" xmlns:cx4="http://schemas.microsoft.com/office/drawing/2016/5/10/chartex" xmlns:cx5="http://schemas.microsoft.com/office/drawing/2016/5/11/chartex" xmlns:cx6="http://schemas.microsoft.com/office/drawing/2016/5/12/chartex" xmlns:cx7="http://schemas.microsoft.com/office/drawing/2016/5/13/chartex" xmlns:cx8="http://schemas.microsoft.com/office/drawing/2016/5/14/chartex" xmlns:mc="http://schemas.openxmlformats.org/markup-compatibility/2006" xmlns:aink="http://schemas.microsoft.com/office/drawing/2016/ink" xmlns:am3d="http://schemas.microsoft.com/office/drawing/2017/model3d" xmlns:o="urn:schemas-microsoft-com:office:office" xmlns:r="http://schemas.openxmlformats.org/officeDocument/2006/relationships" xmlns:m="http://schemas.openxmlformats.org/officeDocument/2006/math" xmlns:v="urn:schemas-microsoft-com:vml" xmlns:wp14="http://schemas.microsoft.com/office/word/2010/wordprocessingDrawing" xmlns:wp="http://schemas.openxmlformats.org/drawingml/2006/wordprocessingDrawing" xmlns:w10="urn:schemas-microsoft-com:office:word" xmlns:w="http://schemas.openxmlformats.org/wordprocessingml/2006/main" xmlns:w14="http://schemas.microsoft.com/office/word/2010/wordml" xmlns:w15="http://schemas.microsoft.com/office/word/2012/wordml" xmlns:w16cex="http://schemas.microsoft.com/office/word/2018/wordml/cex" xmlns:w16cid="http://schemas.microsoft.com/office/word/2016/wordml/cid" xmlns:w16="http://schemas.microsoft.com/office/word/2018/wordml" xmlns:w16sdtdh="http://schemas.microsoft.com/office/word/2020/wordml/sdtdatahash" xmlns:w16se="http://schemas.microsoft.com/office/word/2015/wordml/symex" xmlns:wpg="http://schemas.microsoft.com/office/word/2010/wordprocessingGroup" xmlns:wpi="http://schemas.microsoft.com/office/word/2010/wordprocessingInk" xmlns:wne="http://schemas.microsoft.com/office/word/2006/wordml" xmlns:wps="http://schemas.microsoft.com/office/word/2010/wordprocessingShape" mc:Ignorable="w14 w15 w16se w16cid w16 w16cex w16sdtdh wp14">
   <w:endnote w:type="separator" w:id="-1">
     <w:p>
       <w:r>
@@ -9626,7 +9805,7 @@
 </file>
 
 <file path=word/footnotes.xml><?xml version="1.0" encoding="utf-8"?>
-<w:footnotes xmlns:wpc="http://schemas.microsoft.com/office/word/2010/wordprocessingCanvas" xmlns:cx="http://schemas.microsoft.com/office/drawing/2014/chartex" xmlns:cx1="http://schemas.microsoft.com/office/drawing/2015/9/8/chartex" xmlns:cx2="http://schemas.microsoft.com/office/drawing/2015/10/21/chartex" xmlns:cx3="http://schemas.microsoft.com/office/drawing/2016/5/9/chartex" xmlns:cx4="http://schemas.microsoft.com/office/drawing/2016/5/10/chartex" xmlns:cx5="http://schemas.microsoft.com/office/drawing/2016/5/11/chartex" xmlns:cx6="http://schemas.microsoft.com/office/drawing/2016/5/12/chartex" xmlns:cx7="http://schemas.microsoft.com/office/drawing/2016/5/13/chartex" xmlns:cx8="http://schemas.microsoft.com/office/drawing/2016/5/14/chartex" xmlns:mc="http://schemas.openxmlformats.org/markup-compatibility/2006" xmlns:aink="http://schemas.microsoft.com/office/drawing/2016/ink" xmlns:am3d="http://schemas.microsoft.com/office/drawing/2017/model3d" xmlns:o="urn:schemas-microsoft-com:office:office" xmlns:oel="http://schemas.microsoft.com/office/2019/extlst" xmlns:r="http://schemas.openxmlformats.org/officeDocument/2006/relationships" xmlns:m="http://schemas.openxmlformats.org/officeDocument/2006/math" xmlns:v="urn:schemas-microsoft-com:vml" xmlns:wp14="http://schemas.microsoft.com/office/word/2010/wordprocessingDrawing" xmlns:wp="http://schemas.openxmlformats.org/drawingml/2006/wordprocessingDrawing" xmlns:w10="urn:schemas-microsoft-com:office:word" xmlns:w="http://schemas.openxmlformats.org/wordprocessingml/2006/main" xmlns:w14="http://schemas.microsoft.com/office/word/2010/wordml" xmlns:w15="http://schemas.microsoft.com/office/word/2012/wordml" xmlns:w16cex="http://schemas.microsoft.com/office/word/2018/wordml/cex" xmlns:w16cid="http://schemas.microsoft.com/office/word/2016/wordml/cid" xmlns:w16="http://schemas.microsoft.com/office/word/2018/wordml" xmlns:w16du="http://schemas.microsoft.com/office/word/2023/wordml/word16du" xmlns:w16sdtdh="http://schemas.microsoft.com/office/word/2020/wordml/sdtdatahash" xmlns:w16se="http://schemas.microsoft.com/office/word/2015/wordml/symex" xmlns:wpg="http://schemas.microsoft.com/office/word/2010/wordprocessingGroup" xmlns:wpi="http://schemas.microsoft.com/office/word/2010/wordprocessingInk" xmlns:wne="http://schemas.microsoft.com/office/word/2006/wordml" xmlns:wps="http://schemas.microsoft.com/office/word/2010/wordprocessingShape" mc:Ignorable="w14 w15 w16se w16cid w16 w16cex w16sdtdh wp14">
+<w:footnotes xmlns:wpc="http://schemas.microsoft.com/office/word/2010/wordprocessingCanvas" xmlns:cx="http://schemas.microsoft.com/office/drawing/2014/chartex" xmlns:cx1="http://schemas.microsoft.com/office/drawing/2015/9/8/chartex" xmlns:cx2="http://schemas.microsoft.com/office/drawing/2015/10/21/chartex" xmlns:cx3="http://schemas.microsoft.com/office/drawing/2016/5/9/chartex" xmlns:cx4="http://schemas.microsoft.com/office/drawing/2016/5/10/chartex" xmlns:cx5="http://schemas.microsoft.com/office/drawing/2016/5/11/chartex" xmlns:cx6="http://schemas.microsoft.com/office/drawing/2016/5/12/chartex" xmlns:cx7="http://schemas.microsoft.com/office/drawing/2016/5/13/chartex" xmlns:cx8="http://schemas.microsoft.com/office/drawing/2016/5/14/chartex" xmlns:mc="http://schemas.openxmlformats.org/markup-compatibility/2006" xmlns:aink="http://schemas.microsoft.com/office/drawing/2016/ink" xmlns:am3d="http://schemas.microsoft.com/office/drawing/2017/model3d" xmlns:o="urn:schemas-microsoft-com:office:office" xmlns:r="http://schemas.openxmlformats.org/officeDocument/2006/relationships" xmlns:m="http://schemas.openxmlformats.org/officeDocument/2006/math" xmlns:v="urn:schemas-microsoft-com:vml" xmlns:wp14="http://schemas.microsoft.com/office/word/2010/wordprocessingDrawing" xmlns:wp="http://schemas.openxmlformats.org/drawingml/2006/wordprocessingDrawing" xmlns:w10="urn:schemas-microsoft-com:office:word" xmlns:w="http://schemas.openxmlformats.org/wordprocessingml/2006/main" xmlns:w14="http://schemas.microsoft.com/office/word/2010/wordml" xmlns:w15="http://schemas.microsoft.com/office/word/2012/wordml" xmlns:w16cex="http://schemas.microsoft.com/office/word/2018/wordml/cex" xmlns:w16cid="http://schemas.microsoft.com/office/word/2016/wordml/cid" xmlns:w16="http://schemas.microsoft.com/office/word/2018/wordml" xmlns:w16sdtdh="http://schemas.microsoft.com/office/word/2020/wordml/sdtdatahash" xmlns:w16se="http://schemas.microsoft.com/office/word/2015/wordml/symex" xmlns:wpg="http://schemas.microsoft.com/office/word/2010/wordprocessingGroup" xmlns:wpi="http://schemas.microsoft.com/office/word/2010/wordprocessingInk" xmlns:wne="http://schemas.microsoft.com/office/word/2006/wordml" xmlns:wps="http://schemas.microsoft.com/office/word/2010/wordprocessingShape" mc:Ignorable="w14 w15 w16se w16cid w16 w16cex w16sdtdh wp14">
   <w:footnote w:type="separator" w:id="-1">
     <w:p>
       <w:r>
@@ -9645,7 +9824,7 @@
 </file>
 
 <file path=word/numbering.xml><?xml version="1.0" encoding="utf-8"?>
-<w:numbering xmlns:wpc="http://schemas.microsoft.com/office/word/2010/wordprocessingCanvas" xmlns:cx="http://schemas.microsoft.com/office/drawing/2014/chartex" xmlns:cx1="http://schemas.microsoft.com/office/drawing/2015/9/8/chartex" xmlns:cx2="http://schemas.microsoft.com/office/drawing/2015/10/21/chartex" xmlns:cx3="http://schemas.microsoft.com/office/drawing/2016/5/9/chartex" xmlns:cx4="http://schemas.microsoft.com/office/drawing/2016/5/10/chartex" xmlns:cx5="http://schemas.microsoft.com/office/drawing/2016/5/11/chartex" xmlns:cx6="http://schemas.microsoft.com/office/drawing/2016/5/12/chartex" xmlns:cx7="http://schemas.microsoft.com/office/drawing/2016/5/13/chartex" xmlns:cx8="http://schemas.microsoft.com/office/drawing/2016/5/14/chartex" xmlns:mc="http://schemas.openxmlformats.org/markup-compatibility/2006" xmlns:aink="http://schemas.microsoft.com/office/drawing/2016/ink" xmlns:am3d="http://schemas.microsoft.com/office/drawing/2017/model3d" xmlns:o="urn:schemas-microsoft-com:office:office" xmlns:oel="http://schemas.microsoft.com/office/2019/extlst" xmlns:r="http://schemas.openxmlformats.org/officeDocument/2006/relationships" xmlns:m="http://schemas.openxmlformats.org/officeDocument/2006/math" xmlns:v="urn:schemas-microsoft-com:vml" xmlns:wp14="http://schemas.microsoft.com/office/word/2010/wordprocessingDrawing" xmlns:wp="http://schemas.openxmlformats.org/drawingml/2006/wordprocessingDrawing" xmlns:w10="urn:schemas-microsoft-com:office:word" xmlns:w="http://schemas.openxmlformats.org/wordprocessingml/2006/main" xmlns:w14="http://schemas.microsoft.com/office/word/2010/wordml" xmlns:w15="http://schemas.microsoft.com/office/word/2012/wordml" xmlns:w16cex="http://schemas.microsoft.com/office/word/2018/wordml/cex" xmlns:w16cid="http://schemas.microsoft.com/office/word/2016/wordml/cid" xmlns:w16="http://schemas.microsoft.com/office/word/2018/wordml" xmlns:w16du="http://schemas.microsoft.com/office/word/2023/wordml/word16du" xmlns:w16sdtdh="http://schemas.microsoft.com/office/word/2020/wordml/sdtdatahash" xmlns:w16se="http://schemas.microsoft.com/office/word/2015/wordml/symex" xmlns:wpg="http://schemas.microsoft.com/office/word/2010/wordprocessingGroup" xmlns:wpi="http://schemas.microsoft.com/office/word/2010/wordprocessingInk" xmlns:wne="http://schemas.microsoft.com/office/word/2006/wordml" xmlns:wps="http://schemas.microsoft.com/office/word/2010/wordprocessingShape" mc:Ignorable="w14 w15 w16se w16cid w16 w16cex w16sdtdh wp14">
+<w:numbering xmlns:wpc="http://schemas.microsoft.com/office/word/2010/wordprocessingCanvas" xmlns:cx="http://schemas.microsoft.com/office/drawing/2014/chartex" xmlns:cx1="http://schemas.microsoft.com/office/drawing/2015/9/8/chartex" xmlns:cx2="http://schemas.microsoft.com/office/drawing/2015/10/21/chartex" xmlns:cx3="http://schemas.microsoft.com/office/drawing/2016/5/9/chartex" xmlns:cx4="http://schemas.microsoft.com/office/drawing/2016/5/10/chartex" xmlns:cx5="http://schemas.microsoft.com/office/drawing/2016/5/11/chartex" xmlns:cx6="http://schemas.microsoft.com/office/drawing/2016/5/12/chartex" xmlns:cx7="http://schemas.microsoft.com/office/drawing/2016/5/13/chartex" xmlns:cx8="http://schemas.microsoft.com/office/drawing/2016/5/14/chartex" xmlns:mc="http://schemas.openxmlformats.org/markup-compatibility/2006" xmlns:aink="http://schemas.microsoft.com/office/drawing/2016/ink" xmlns:am3d="http://schemas.microsoft.com/office/drawing/2017/model3d" xmlns:o="urn:schemas-microsoft-com:office:office" xmlns:r="http://schemas.openxmlformats.org/officeDocument/2006/relationships" xmlns:m="http://schemas.openxmlformats.org/officeDocument/2006/math" xmlns:v="urn:schemas-microsoft-com:vml" xmlns:wp14="http://schemas.microsoft.com/office/word/2010/wordprocessingDrawing" xmlns:wp="http://schemas.openxmlformats.org/drawingml/2006/wordprocessingDrawing" xmlns:w10="urn:schemas-microsoft-com:office:word" xmlns:w="http://schemas.openxmlformats.org/wordprocessingml/2006/main" xmlns:w14="http://schemas.microsoft.com/office/word/2010/wordml" xmlns:w15="http://schemas.microsoft.com/office/word/2012/wordml" xmlns:w16cex="http://schemas.microsoft.com/office/word/2018/wordml/cex" xmlns:w16cid="http://schemas.microsoft.com/office/word/2016/wordml/cid" xmlns:w16="http://schemas.microsoft.com/office/word/2018/wordml" xmlns:w16sdtdh="http://schemas.microsoft.com/office/word/2020/wordml/sdtdatahash" xmlns:w16se="http://schemas.microsoft.com/office/word/2015/wordml/symex" xmlns:wpg="http://schemas.microsoft.com/office/word/2010/wordprocessingGroup" xmlns:wpi="http://schemas.microsoft.com/office/word/2010/wordprocessingInk" xmlns:wne="http://schemas.microsoft.com/office/word/2006/wordml" xmlns:wps="http://schemas.microsoft.com/office/word/2010/wordprocessingShape" mc:Ignorable="w14 w15 w16se w16cid w16 w16cex w16sdtdh wp14">
   <w:abstractNum w:abstractNumId="0" w15:restartNumberingAfterBreak="0">
     <w:nsid w:val="02411899"/>
     <w:multiLevelType w:val="hybridMultilevel"/>
@@ -9736,6 +9915,95 @@
     </w:lvl>
   </w:abstractNum>
   <w:abstractNum w:abstractNumId="1" w15:restartNumberingAfterBreak="0">
+    <w:nsid w:val="06E76946"/>
+    <w:multiLevelType w:val="hybridMultilevel"/>
+    <w:tmpl w:val="9F0AC352"/>
+    <w:lvl w:ilvl="0" w:tplc="EC6A3FD0">
+      <w:start w:val="1"/>
+      <w:numFmt w:val="upperLetter"/>
+      <w:lvlText w:val="(%1)"/>
+      <w:lvlJc w:val="left"/>
+      <w:pPr>
+        <w:ind w:left="360" w:hanging="360"/>
+      </w:pPr>
+      <w:rPr>
+        <w:rFonts w:hint="default"/>
+      </w:rPr>
+    </w:lvl>
+    <w:lvl w:ilvl="1" w:tplc="04090019" w:tentative="1">
+      <w:start w:val="1"/>
+      <w:numFmt w:val="ideographTraditional"/>
+      <w:lvlText w:val="%2、"/>
+      <w:lvlJc w:val="left"/>
+      <w:pPr>
+        <w:ind w:left="960" w:hanging="480"/>
+      </w:pPr>
+    </w:lvl>
+    <w:lvl w:ilvl="2" w:tplc="0409001B" w:tentative="1">
+      <w:start w:val="1"/>
+      <w:numFmt w:val="lowerRoman"/>
+      <w:lvlText w:val="%3."/>
+      <w:lvlJc w:val="right"/>
+      <w:pPr>
+        <w:ind w:left="1440" w:hanging="480"/>
+      </w:pPr>
+    </w:lvl>
+    <w:lvl w:ilvl="3" w:tplc="0409000F" w:tentative="1">
+      <w:start w:val="1"/>
+      <w:numFmt w:val="decimal"/>
+      <w:lvlText w:val="%4."/>
+      <w:lvlJc w:val="left"/>
+      <w:pPr>
+        <w:ind w:left="1920" w:hanging="480"/>
+      </w:pPr>
+    </w:lvl>
+    <w:lvl w:ilvl="4" w:tplc="04090019" w:tentative="1">
+      <w:start w:val="1"/>
+      <w:numFmt w:val="ideographTraditional"/>
+      <w:lvlText w:val="%5、"/>
+      <w:lvlJc w:val="left"/>
+      <w:pPr>
+        <w:ind w:left="2400" w:hanging="480"/>
+      </w:pPr>
+    </w:lvl>
+    <w:lvl w:ilvl="5" w:tplc="0409001B" w:tentative="1">
+      <w:start w:val="1"/>
+      <w:numFmt w:val="lowerRoman"/>
+      <w:lvlText w:val="%6."/>
+      <w:lvlJc w:val="right"/>
+      <w:pPr>
+        <w:ind w:left="2880" w:hanging="480"/>
+      </w:pPr>
+    </w:lvl>
+    <w:lvl w:ilvl="6" w:tplc="0409000F" w:tentative="1">
+      <w:start w:val="1"/>
+      <w:numFmt w:val="decimal"/>
+      <w:lvlText w:val="%7."/>
+      <w:lvlJc w:val="left"/>
+      <w:pPr>
+        <w:ind w:left="3360" w:hanging="480"/>
+      </w:pPr>
+    </w:lvl>
+    <w:lvl w:ilvl="7" w:tplc="04090019" w:tentative="1">
+      <w:start w:val="1"/>
+      <w:numFmt w:val="ideographTraditional"/>
+      <w:lvlText w:val="%8、"/>
+      <w:lvlJc w:val="left"/>
+      <w:pPr>
+        <w:ind w:left="3840" w:hanging="480"/>
+      </w:pPr>
+    </w:lvl>
+    <w:lvl w:ilvl="8" w:tplc="0409001B" w:tentative="1">
+      <w:start w:val="1"/>
+      <w:numFmt w:val="lowerRoman"/>
+      <w:lvlText w:val="%9."/>
+      <w:lvlJc w:val="right"/>
+      <w:pPr>
+        <w:ind w:left="4320" w:hanging="480"/>
+      </w:pPr>
+    </w:lvl>
+  </w:abstractNum>
+  <w:abstractNum w:abstractNumId="2" w15:restartNumberingAfterBreak="0">
     <w:nsid w:val="0EE16F63"/>
     <w:multiLevelType w:val="hybridMultilevel"/>
     <w:tmpl w:val="5CBE4460"/>
@@ -9824,7 +10092,7 @@
       </w:pPr>
     </w:lvl>
   </w:abstractNum>
-  <w:abstractNum w:abstractNumId="2" w15:restartNumberingAfterBreak="0">
+  <w:abstractNum w:abstractNumId="3" w15:restartNumberingAfterBreak="0">
     <w:nsid w:val="16FB5BC5"/>
     <w:multiLevelType w:val="hybridMultilevel"/>
     <w:tmpl w:val="CDB2D14E"/>
@@ -9913,7 +10181,7 @@
       </w:pPr>
     </w:lvl>
   </w:abstractNum>
-  <w:abstractNum w:abstractNumId="3" w15:restartNumberingAfterBreak="0">
+  <w:abstractNum w:abstractNumId="4" w15:restartNumberingAfterBreak="0">
     <w:nsid w:val="17362360"/>
     <w:multiLevelType w:val="hybridMultilevel"/>
     <w:tmpl w:val="B75CBD7E"/>
@@ -10002,7 +10270,7 @@
       </w:pPr>
     </w:lvl>
   </w:abstractNum>
-  <w:abstractNum w:abstractNumId="4" w15:restartNumberingAfterBreak="0">
+  <w:abstractNum w:abstractNumId="5" w15:restartNumberingAfterBreak="0">
     <w:nsid w:val="19CE214F"/>
     <w:multiLevelType w:val="hybridMultilevel"/>
     <w:tmpl w:val="0D0A96B6"/>
@@ -10091,7 +10359,7 @@
       </w:pPr>
     </w:lvl>
   </w:abstractNum>
-  <w:abstractNum w:abstractNumId="5" w15:restartNumberingAfterBreak="0">
+  <w:abstractNum w:abstractNumId="6" w15:restartNumberingAfterBreak="0">
     <w:nsid w:val="1CAA4EE6"/>
     <w:multiLevelType w:val="hybridMultilevel"/>
     <w:tmpl w:val="D03042A6"/>
@@ -10180,7 +10448,7 @@
       </w:pPr>
     </w:lvl>
   </w:abstractNum>
-  <w:abstractNum w:abstractNumId="6" w15:restartNumberingAfterBreak="0">
+  <w:abstractNum w:abstractNumId="7" w15:restartNumberingAfterBreak="0">
     <w:nsid w:val="1CE6612B"/>
     <w:multiLevelType w:val="hybridMultilevel"/>
     <w:tmpl w:val="150CB5D8"/>
@@ -10269,7 +10537,7 @@
       </w:pPr>
     </w:lvl>
   </w:abstractNum>
-  <w:abstractNum w:abstractNumId="7" w15:restartNumberingAfterBreak="0">
+  <w:abstractNum w:abstractNumId="8" w15:restartNumberingAfterBreak="0">
     <w:nsid w:val="22B002D7"/>
     <w:multiLevelType w:val="hybridMultilevel"/>
     <w:tmpl w:val="61FC8AEC"/>
@@ -10358,7 +10626,7 @@
       </w:pPr>
     </w:lvl>
   </w:abstractNum>
-  <w:abstractNum w:abstractNumId="8" w15:restartNumberingAfterBreak="0">
+  <w:abstractNum w:abstractNumId="9" w15:restartNumberingAfterBreak="0">
     <w:nsid w:val="30697B34"/>
     <w:multiLevelType w:val="hybridMultilevel"/>
     <w:tmpl w:val="760E81A8"/>
@@ -10447,7 +10715,7 @@
       </w:pPr>
     </w:lvl>
   </w:abstractNum>
-  <w:abstractNum w:abstractNumId="9" w15:restartNumberingAfterBreak="0">
+  <w:abstractNum w:abstractNumId="10" w15:restartNumberingAfterBreak="0">
     <w:nsid w:val="39496F00"/>
     <w:multiLevelType w:val="hybridMultilevel"/>
     <w:tmpl w:val="6C6CE0AC"/>
@@ -10536,7 +10804,7 @@
       </w:pPr>
     </w:lvl>
   </w:abstractNum>
-  <w:abstractNum w:abstractNumId="10" w15:restartNumberingAfterBreak="0">
+  <w:abstractNum w:abstractNumId="11" w15:restartNumberingAfterBreak="0">
     <w:nsid w:val="400F352D"/>
     <w:multiLevelType w:val="hybridMultilevel"/>
     <w:tmpl w:val="18C0E9BA"/>
@@ -10625,7 +10893,7 @@
       </w:pPr>
     </w:lvl>
   </w:abstractNum>
-  <w:abstractNum w:abstractNumId="11" w15:restartNumberingAfterBreak="0">
+  <w:abstractNum w:abstractNumId="12" w15:restartNumberingAfterBreak="0">
     <w:nsid w:val="4FB509B0"/>
     <w:multiLevelType w:val="hybridMultilevel"/>
     <w:tmpl w:val="8604D55E"/>
@@ -10714,7 +10982,7 @@
       </w:pPr>
     </w:lvl>
   </w:abstractNum>
-  <w:abstractNum w:abstractNumId="12" w15:restartNumberingAfterBreak="0">
+  <w:abstractNum w:abstractNumId="13" w15:restartNumberingAfterBreak="0">
     <w:nsid w:val="53005D9A"/>
     <w:multiLevelType w:val="hybridMultilevel"/>
     <w:tmpl w:val="6F1E60CE"/>
@@ -10803,7 +11071,7 @@
       </w:pPr>
     </w:lvl>
   </w:abstractNum>
-  <w:abstractNum w:abstractNumId="13" w15:restartNumberingAfterBreak="0">
+  <w:abstractNum w:abstractNumId="14" w15:restartNumberingAfterBreak="0">
     <w:nsid w:val="5495135A"/>
     <w:multiLevelType w:val="hybridMultilevel"/>
     <w:tmpl w:val="AA88B466"/>
@@ -10892,7 +11160,7 @@
       </w:pPr>
     </w:lvl>
   </w:abstractNum>
-  <w:abstractNum w:abstractNumId="14" w15:restartNumberingAfterBreak="0">
+  <w:abstractNum w:abstractNumId="15" w15:restartNumberingAfterBreak="0">
     <w:nsid w:val="5B69241D"/>
     <w:multiLevelType w:val="hybridMultilevel"/>
     <w:tmpl w:val="B59462EA"/>
@@ -10981,7 +11249,7 @@
       </w:pPr>
     </w:lvl>
   </w:abstractNum>
-  <w:abstractNum w:abstractNumId="15" w15:restartNumberingAfterBreak="0">
+  <w:abstractNum w:abstractNumId="16" w15:restartNumberingAfterBreak="0">
     <w:nsid w:val="647A59BB"/>
     <w:multiLevelType w:val="hybridMultilevel"/>
     <w:tmpl w:val="B6ECFFB6"/>
@@ -11070,7 +11338,7 @@
       </w:pPr>
     </w:lvl>
   </w:abstractNum>
-  <w:abstractNum w:abstractNumId="16" w15:restartNumberingAfterBreak="0">
+  <w:abstractNum w:abstractNumId="17" w15:restartNumberingAfterBreak="0">
     <w:nsid w:val="73DC2168"/>
     <w:multiLevelType w:val="hybridMultilevel"/>
     <w:tmpl w:val="E56C0A66"/>
@@ -11159,7 +11427,7 @@
       </w:pPr>
     </w:lvl>
   </w:abstractNum>
-  <w:abstractNum w:abstractNumId="17" w15:restartNumberingAfterBreak="0">
+  <w:abstractNum w:abstractNumId="18" w15:restartNumberingAfterBreak="0">
     <w:nsid w:val="775001FE"/>
     <w:multiLevelType w:val="hybridMultilevel"/>
     <w:tmpl w:val="D26051BC"/>
@@ -11248,7 +11516,7 @@
       </w:pPr>
     </w:lvl>
   </w:abstractNum>
-  <w:abstractNum w:abstractNumId="18" w15:restartNumberingAfterBreak="0">
+  <w:abstractNum w:abstractNumId="19" w15:restartNumberingAfterBreak="0">
     <w:nsid w:val="7B123881"/>
     <w:multiLevelType w:val="hybridMultilevel"/>
     <w:tmpl w:val="A59E4332"/>
@@ -11337,7 +11605,7 @@
       </w:pPr>
     </w:lvl>
   </w:abstractNum>
-  <w:abstractNum w:abstractNumId="19" w15:restartNumberingAfterBreak="0">
+  <w:abstractNum w:abstractNumId="20" w15:restartNumberingAfterBreak="0">
     <w:nsid w:val="7C187F3C"/>
     <w:multiLevelType w:val="hybridMultilevel"/>
     <w:tmpl w:val="7C3EB84C"/>
@@ -11426,7 +11694,7 @@
       </w:pPr>
     </w:lvl>
   </w:abstractNum>
-  <w:abstractNum w:abstractNumId="20" w15:restartNumberingAfterBreak="0">
+  <w:abstractNum w:abstractNumId="21" w15:restartNumberingAfterBreak="0">
     <w:nsid w:val="7D8370E3"/>
     <w:multiLevelType w:val="hybridMultilevel"/>
     <w:tmpl w:val="706C694C"/>
@@ -11515,68 +11783,71 @@
       </w:pPr>
     </w:lvl>
   </w:abstractNum>
-  <w:num w:numId="1" w16cid:durableId="1469203501">
+  <w:num w:numId="1">
+    <w:abstractNumId w:val="14"/>
+  </w:num>
+  <w:num w:numId="2">
+    <w:abstractNumId w:val="18"/>
+  </w:num>
+  <w:num w:numId="3">
+    <w:abstractNumId w:val="4"/>
+  </w:num>
+  <w:num w:numId="4">
+    <w:abstractNumId w:val="19"/>
+  </w:num>
+  <w:num w:numId="5">
+    <w:abstractNumId w:val="10"/>
+  </w:num>
+  <w:num w:numId="6">
+    <w:abstractNumId w:val="11"/>
+  </w:num>
+  <w:num w:numId="7">
+    <w:abstractNumId w:val="8"/>
+  </w:num>
+  <w:num w:numId="8">
     <w:abstractNumId w:val="13"/>
   </w:num>
-  <w:num w:numId="2" w16cid:durableId="1026710087">
+  <w:num w:numId="9">
+    <w:abstractNumId w:val="9"/>
+  </w:num>
+  <w:num w:numId="10">
+    <w:abstractNumId w:val="12"/>
+  </w:num>
+  <w:num w:numId="11">
+    <w:abstractNumId w:val="15"/>
+  </w:num>
+  <w:num w:numId="12">
+    <w:abstractNumId w:val="21"/>
+  </w:num>
+  <w:num w:numId="13">
     <w:abstractNumId w:val="17"/>
   </w:num>
-  <w:num w:numId="3" w16cid:durableId="1909920614">
+  <w:num w:numId="14">
+    <w:abstractNumId w:val="16"/>
+  </w:num>
+  <w:num w:numId="15">
+    <w:abstractNumId w:val="7"/>
+  </w:num>
+  <w:num w:numId="16">
     <w:abstractNumId w:val="3"/>
   </w:num>
-  <w:num w:numId="4" w16cid:durableId="1594243253">
-    <w:abstractNumId w:val="18"/>
+  <w:num w:numId="17">
+    <w:abstractNumId w:val="6"/>
   </w:num>
-  <w:num w:numId="5" w16cid:durableId="2125726185">
-    <w:abstractNumId w:val="9"/>
+  <w:num w:numId="18">
+    <w:abstractNumId w:val="0"/>
   </w:num>
-  <w:num w:numId="6" w16cid:durableId="1921523536">
-    <w:abstractNumId w:val="10"/>
+  <w:num w:numId="19">
+    <w:abstractNumId w:val="5"/>
   </w:num>
-  <w:num w:numId="7" w16cid:durableId="1356806495">
-    <w:abstractNumId w:val="7"/>
+  <w:num w:numId="20">
+    <w:abstractNumId w:val="2"/>
   </w:num>
-  <w:num w:numId="8" w16cid:durableId="564148063">
-    <w:abstractNumId w:val="12"/>
-  </w:num>
-  <w:num w:numId="9" w16cid:durableId="1495608720">
-    <w:abstractNumId w:val="8"/>
-  </w:num>
-  <w:num w:numId="10" w16cid:durableId="246617295">
-    <w:abstractNumId w:val="11"/>
-  </w:num>
-  <w:num w:numId="11" w16cid:durableId="524561352">
-    <w:abstractNumId w:val="14"/>
-  </w:num>
-  <w:num w:numId="12" w16cid:durableId="1827503134">
+  <w:num w:numId="21">
     <w:abstractNumId w:val="20"/>
   </w:num>
-  <w:num w:numId="13" w16cid:durableId="1191336837">
-    <w:abstractNumId w:val="16"/>
-  </w:num>
-  <w:num w:numId="14" w16cid:durableId="627473293">
-    <w:abstractNumId w:val="15"/>
-  </w:num>
-  <w:num w:numId="15" w16cid:durableId="2020689880">
-    <w:abstractNumId w:val="6"/>
-  </w:num>
-  <w:num w:numId="16" w16cid:durableId="479662887">
-    <w:abstractNumId w:val="2"/>
-  </w:num>
-  <w:num w:numId="17" w16cid:durableId="1334606309">
-    <w:abstractNumId w:val="5"/>
-  </w:num>
-  <w:num w:numId="18" w16cid:durableId="130755447">
-    <w:abstractNumId w:val="0"/>
-  </w:num>
-  <w:num w:numId="19" w16cid:durableId="1886792037">
-    <w:abstractNumId w:val="4"/>
-  </w:num>
-  <w:num w:numId="20" w16cid:durableId="2099861069">
+  <w:num w:numId="22">
     <w:abstractNumId w:val="1"/>
-  </w:num>
-  <w:num w:numId="21" w16cid:durableId="1626429969">
-    <w:abstractNumId w:val="19"/>
   </w:num>
 </w:numbering>
 </file>

--- a/碩一/TOEIC/介係詞代名詞.docx
+++ b/碩一/TOEIC/介係詞代名詞.docx
@@ -3,10 +3,12 @@
 <w:document xmlns:wpc="http://schemas.microsoft.com/office/word/2010/wordprocessingCanvas" xmlns:cx="http://schemas.microsoft.com/office/drawing/2014/chartex" xmlns:cx1="http://schemas.microsoft.com/office/drawing/2015/9/8/chartex" xmlns:cx2="http://schemas.microsoft.com/office/drawing/2015/10/21/chartex" xmlns:cx3="http://schemas.microsoft.com/office/drawing/2016/5/9/chartex" xmlns:cx4="http://schemas.microsoft.com/office/drawing/2016/5/10/chartex" xmlns:cx5="http://schemas.microsoft.com/office/drawing/2016/5/11/chartex" xmlns:cx6="http://schemas.microsoft.com/office/drawing/2016/5/12/chartex" xmlns:cx7="http://schemas.microsoft.com/office/drawing/2016/5/13/chartex" xmlns:cx8="http://schemas.microsoft.com/office/drawing/2016/5/14/chartex" xmlns:mc="http://schemas.openxmlformats.org/markup-compatibility/2006" xmlns:aink="http://schemas.microsoft.com/office/drawing/2016/ink" xmlns:am3d="http://schemas.microsoft.com/office/drawing/2017/model3d" xmlns:o="urn:schemas-microsoft-com:office:office" xmlns:r="http://schemas.openxmlformats.org/officeDocument/2006/relationships" xmlns:m="http://schemas.openxmlformats.org/officeDocument/2006/math" xmlns:v="urn:schemas-microsoft-com:vml" xmlns:wp14="http://schemas.microsoft.com/office/word/2010/wordprocessingDrawing" xmlns:wp="http://schemas.openxmlformats.org/drawingml/2006/wordprocessingDrawing" xmlns:w10="urn:schemas-microsoft-com:office:word" xmlns:w="http://schemas.openxmlformats.org/wordprocessingml/2006/main" xmlns:w14="http://schemas.microsoft.com/office/word/2010/wordml" xmlns:w15="http://schemas.microsoft.com/office/word/2012/wordml" xmlns:w16cex="http://schemas.microsoft.com/office/word/2018/wordml/cex" xmlns:w16cid="http://schemas.microsoft.com/office/word/2016/wordml/cid" xmlns:w16="http://schemas.microsoft.com/office/word/2018/wordml" xmlns:w16sdtdh="http://schemas.microsoft.com/office/word/2020/wordml/sdtdatahash" xmlns:w16se="http://schemas.microsoft.com/office/word/2015/wordml/symex" xmlns:wpg="http://schemas.microsoft.com/office/word/2010/wordprocessingGroup" xmlns:wpi="http://schemas.microsoft.com/office/word/2010/wordprocessingInk" xmlns:wne="http://schemas.microsoft.com/office/word/2006/wordml" xmlns:wps="http://schemas.microsoft.com/office/word/2010/wordprocessingShape" mc:Ignorable="w14 w15 w16se w16cid w16 w16cex w16sdtdh wp14">
   <w:body>
     <w:p>
+      <w:proofErr w:type="spellStart"/>
       <w:proofErr w:type="gramStart"/>
       <w:r>
         <w:t>We,re</w:t>
       </w:r>
+      <w:proofErr w:type="spellEnd"/>
       <w:proofErr w:type="gramEnd"/>
       <w:r>
         <w:t xml:space="preserve"> conveniently located on 1</w:t>
@@ -578,10 +580,12 @@
       <w:r>
         <w:t xml:space="preserve">The team was behind </w:t>
       </w:r>
+      <w:proofErr w:type="spellStart"/>
       <w:proofErr w:type="gramStart"/>
       <w:r>
         <w:t>schedule,they</w:t>
       </w:r>
+      <w:proofErr w:type="spellEnd"/>
       <w:proofErr w:type="gramEnd"/>
       <w:r>
         <w:t xml:space="preserve"> worked collaboratively together and managed to meet the deadline. (A)Nevertheless</w:t>
@@ -1106,9 +1110,11 @@
       </w:r>
     </w:p>
     <w:p>
+      <w:proofErr w:type="spellStart"/>
       <w:r>
         <w:t>ly</w:t>
       </w:r>
+      <w:proofErr w:type="spellEnd"/>
       <w:r>
         <w:rPr>
           <w:rFonts w:hint="eastAsia"/>
@@ -1139,6 +1145,7 @@
         </w:rPr>
         <w:t>、</w:t>
       </w:r>
+      <w:proofErr w:type="spellStart"/>
       <w:r>
         <w:rPr>
           <w:rFonts w:hint="eastAsia"/>
@@ -1148,6 +1155,7 @@
       <w:r>
         <w:t>he+N</w:t>
       </w:r>
+      <w:proofErr w:type="spellEnd"/>
     </w:p>
     <w:p>
       <w:r>
@@ -1243,10 +1251,12 @@
         </w:rPr>
         <w:t>:</w:t>
       </w:r>
+      <w:proofErr w:type="spellStart"/>
       <w:proofErr w:type="gramStart"/>
       <w:r>
         <w:t>Initially,I</w:t>
       </w:r>
+      <w:proofErr w:type="spellEnd"/>
       <w:proofErr w:type="gramEnd"/>
       <w:r>
         <w:t xml:space="preserve"> wanted to go to Taipei.</w:t>
@@ -1258,10 +1268,12 @@
       <w:r>
         <w:t xml:space="preserve">To ensure personal </w:t>
       </w:r>
+      <w:proofErr w:type="spellStart"/>
       <w:proofErr w:type="gramStart"/>
       <w:r>
         <w:t>hygiene,wipe</w:t>
       </w:r>
+      <w:proofErr w:type="spellEnd"/>
       <w:proofErr w:type="gramEnd"/>
       <w:r>
         <w:t xml:space="preserve"> the surface of your mobile phone with a </w:t>
@@ -1428,6 +1440,7 @@
       </w:r>
     </w:p>
     <w:p>
+      <w:proofErr w:type="spellStart"/>
       <w:r>
         <w:rPr>
           <w:rFonts w:hint="eastAsia"/>
@@ -1435,17 +1448,26 @@
         <w:t>A</w:t>
       </w:r>
       <w:r>
-        <w:t xml:space="preserve">dj+Adj+N </w:t>
-      </w:r>
-    </w:p>
-    <w:p>
+        <w:t>dj+Adj+N</w:t>
+      </w:r>
+      <w:proofErr w:type="spellEnd"/>
+      <w:r>
+        <w:t xml:space="preserve"> </w:t>
+      </w:r>
+    </w:p>
+    <w:p>
+      <w:proofErr w:type="spellStart"/>
       <w:proofErr w:type="gramStart"/>
       <w:r>
         <w:t>Ex:It</w:t>
       </w:r>
       <w:proofErr w:type="gramEnd"/>
       <w:r>
-        <w:t>,s a cold and wet day.</w:t>
+        <w:t>,s</w:t>
+      </w:r>
+      <w:proofErr w:type="spellEnd"/>
+      <w:r>
+        <w:t xml:space="preserve"> a cold and wet day.</w:t>
       </w:r>
     </w:p>
     <w:p>
@@ -1472,19 +1494,34 @@
       </w:r>
     </w:p>
     <w:p>
-      <w:r>
-        <w:t>Adj+en -&gt;v</w:t>
+      <w:proofErr w:type="spellStart"/>
+      <w:r>
+        <w:t>Adj+en</w:t>
+      </w:r>
+      <w:proofErr w:type="spellEnd"/>
+      <w:r>
+        <w:t xml:space="preserve"> -&gt;v</w:t>
       </w:r>
     </w:p>
     <w:p/>
     <w:p>
       <w:r>
-        <w:t xml:space="preserve">Research shows that constant self improvements are the best ways to ensure </w:t>
-      </w:r>
+        <w:t xml:space="preserve">Research shows that constant </w:t>
+      </w:r>
+      <w:proofErr w:type="spellStart"/>
+      <w:r>
+        <w:t>self improvements</w:t>
+      </w:r>
+      <w:proofErr w:type="spellEnd"/>
+      <w:r>
+        <w:t xml:space="preserve"> are the best ways to ensure </w:t>
+      </w:r>
+      <w:proofErr w:type="spellStart"/>
       <w:proofErr w:type="gramStart"/>
       <w:r>
         <w:t>one,s</w:t>
       </w:r>
+      <w:proofErr w:type="spellEnd"/>
       <w:proofErr w:type="gramEnd"/>
       <w:r>
         <w:t xml:space="preserve"> career development in </w:t>
@@ -1595,8 +1632,13 @@
         <w:t>)</w:t>
       </w:r>
       <w:r>
-        <w:t>+Adv+Adj+N</w:t>
-      </w:r>
+        <w:t>+</w:t>
+      </w:r>
+      <w:proofErr w:type="spellStart"/>
+      <w:r>
+        <w:t>Adv+Adj+N</w:t>
+      </w:r>
+      <w:proofErr w:type="spellEnd"/>
       <w:r>
         <w:rPr>
           <w:rFonts w:hint="eastAsia"/>
@@ -1623,8 +1665,13 @@
     </w:p>
     <w:p>
       <w:r>
-        <w:t>-ive</w:t>
-      </w:r>
+        <w:t>-</w:t>
+      </w:r>
+      <w:proofErr w:type="spellStart"/>
+      <w:r>
+        <w:t>ive</w:t>
+      </w:r>
+      <w:proofErr w:type="spellEnd"/>
       <w:r>
         <w:rPr>
           <w:rFonts w:hint="eastAsia"/>
@@ -1669,6 +1716,7 @@
         </w:rPr>
         <w:t>持續的、</w:t>
       </w:r>
+      <w:proofErr w:type="spellStart"/>
       <w:r>
         <w:rPr>
           <w:rFonts w:hint="eastAsia"/>
@@ -1676,7 +1724,11 @@
         <w:t>s</w:t>
       </w:r>
       <w:r>
-        <w:t xml:space="preserve">elf improvements </w:t>
+        <w:t>elf improvements</w:t>
+      </w:r>
+      <w:proofErr w:type="spellEnd"/>
+      <w:r>
+        <w:t xml:space="preserve"> </w:t>
       </w:r>
       <w:r>
         <w:rPr>
@@ -1805,16 +1857,29 @@
         </w:rPr>
         <w:t>:</w:t>
       </w:r>
+      <w:proofErr w:type="spellStart"/>
       <w:r>
         <w:t>WhQ+S+</w:t>
       </w:r>
       <w:proofErr w:type="gramStart"/>
       <w:r>
-        <w:t>V :</w:t>
+        <w:t>V</w:t>
+      </w:r>
+      <w:proofErr w:type="spellEnd"/>
+      <w:r>
+        <w:t xml:space="preserve"> :</w:t>
       </w:r>
       <w:proofErr w:type="gramEnd"/>
       <w:r>
-        <w:t xml:space="preserve"> I don,t know where I should go.</w:t>
+        <w:t xml:space="preserve"> I </w:t>
+      </w:r>
+      <w:proofErr w:type="spellStart"/>
+      <w:r>
+        <w:t>don,t</w:t>
+      </w:r>
+      <w:proofErr w:type="spellEnd"/>
+      <w:r>
+        <w:t xml:space="preserve"> know where I should go.</w:t>
       </w:r>
     </w:p>
     <w:p>
@@ -1830,8 +1895,13 @@
         </w:rPr>
         <w:t>:</w:t>
       </w:r>
-      <w:r>
-        <w:t xml:space="preserve">WhQ+to </w:t>
+      <w:proofErr w:type="spellStart"/>
+      <w:r>
+        <w:t>WhQ+to</w:t>
+      </w:r>
+      <w:proofErr w:type="spellEnd"/>
+      <w:r>
+        <w:t xml:space="preserve"> </w:t>
       </w:r>
       <w:proofErr w:type="gramStart"/>
       <w:r>
@@ -1839,7 +1909,15 @@
       </w:r>
       <w:proofErr w:type="gramEnd"/>
       <w:r>
-        <w:t xml:space="preserve"> don,t know where to go.</w:t>
+        <w:t xml:space="preserve"> </w:t>
+      </w:r>
+      <w:proofErr w:type="spellStart"/>
+      <w:r>
+        <w:t>don,t</w:t>
+      </w:r>
+      <w:proofErr w:type="spellEnd"/>
+      <w:r>
+        <w:t xml:space="preserve"> know where to go.</w:t>
       </w:r>
     </w:p>
     <w:p/>
@@ -1859,10 +1937,12 @@
       <w:r>
         <w:t xml:space="preserve"> the train </w:t>
       </w:r>
+      <w:proofErr w:type="spellStart"/>
       <w:proofErr w:type="gramStart"/>
       <w:r>
         <w:t>left,or</w:t>
       </w:r>
+      <w:proofErr w:type="spellEnd"/>
       <w:proofErr w:type="gramEnd"/>
       <w:r>
         <w:t xml:space="preserve"> we would have missed it. </w:t>
@@ -2000,10 +2080,12 @@
       <w:r>
         <w:t xml:space="preserve">After I closed my </w:t>
       </w:r>
+      <w:proofErr w:type="spellStart"/>
       <w:proofErr w:type="gramStart"/>
       <w:r>
         <w:t>door,then</w:t>
       </w:r>
+      <w:proofErr w:type="spellEnd"/>
       <w:proofErr w:type="gramEnd"/>
       <w:r>
         <w:t xml:space="preserve"> I drove off. </w:t>
@@ -2020,10 +2102,12 @@
         <w:lastRenderedPageBreak/>
         <w:t xml:space="preserve">When I woke up in the </w:t>
       </w:r>
+      <w:proofErr w:type="spellStart"/>
       <w:proofErr w:type="gramStart"/>
       <w:r>
         <w:t>morning,I</w:t>
       </w:r>
+      <w:proofErr w:type="spellEnd"/>
       <w:proofErr w:type="gramEnd"/>
       <w:r>
         <w:t xml:space="preserve"> started to think what I should record</w:t>
@@ -2130,8 +2214,13 @@
         </w:rPr>
         <w:t>+</w:t>
       </w:r>
-      <w:r>
-        <w:t>be+PP:</w:t>
+      <w:proofErr w:type="spellStart"/>
+      <w:r>
+        <w:t>be+PP</w:t>
+      </w:r>
+      <w:proofErr w:type="spellEnd"/>
+      <w:r>
+        <w:t>:</w:t>
       </w:r>
       <w:r>
         <w:rPr>
@@ -2211,13 +2300,23 @@
       <w:r>
         <w:t xml:space="preserve">he efforts of environmental protection </w:t>
       </w:r>
+      <w:proofErr w:type="spellStart"/>
       <w:proofErr w:type="gramStart"/>
       <w:r>
         <w:t>groups,the</w:t>
       </w:r>
+      <w:proofErr w:type="spellEnd"/>
       <w:proofErr w:type="gramEnd"/>
       <w:r>
-        <w:t xml:space="preserve"> legislation to ban diesel behicles did not pass. (A)But</w:t>
+        <w:t xml:space="preserve"> legislation to ban diesel </w:t>
+      </w:r>
+      <w:proofErr w:type="spellStart"/>
+      <w:r>
+        <w:t>behicles</w:t>
+      </w:r>
+      <w:proofErr w:type="spellEnd"/>
+      <w:r>
+        <w:t xml:space="preserve"> did not pass. (A)But</w:t>
       </w:r>
       <w:r>
         <w:rPr>
@@ -2517,13 +2616,26 @@
       <w:r>
         <w:t xml:space="preserve">There has been </w:t>
       </w:r>
+      <w:proofErr w:type="spellStart"/>
       <w:proofErr w:type="gramStart"/>
       <w:r>
-        <w:t>a  increase</w:t>
+        <w:t>a</w:t>
+      </w:r>
+      <w:proofErr w:type="spellEnd"/>
+      <w:r>
+        <w:t xml:space="preserve">  increase</w:t>
       </w:r>
       <w:proofErr w:type="gramEnd"/>
       <w:r>
-        <w:t xml:space="preserve"> in demand for housing,and that is what is keeping the prices from falling. (A</w:t>
+        <w:t xml:space="preserve"> in demand for </w:t>
+      </w:r>
+      <w:proofErr w:type="spellStart"/>
+      <w:r>
+        <w:t>housing,and</w:t>
+      </w:r>
+      <w:proofErr w:type="spellEnd"/>
+      <w:r>
+        <w:t xml:space="preserve"> that is what is keeping the prices from falling. (A</w:t>
       </w:r>
       <w:r>
         <w:rPr>
@@ -2611,10 +2723,16 @@
         <w:t>)</w:t>
       </w:r>
       <w:r>
-        <w:t>+Adv+Adj+N</w:t>
-      </w:r>
-    </w:p>
-    <w:p>
+        <w:t>+</w:t>
+      </w:r>
+      <w:proofErr w:type="spellStart"/>
+      <w:r>
+        <w:t>Adv+Adj+N</w:t>
+      </w:r>
+      <w:proofErr w:type="spellEnd"/>
+    </w:p>
+    <w:p>
+      <w:proofErr w:type="spellStart"/>
       <w:proofErr w:type="gramStart"/>
       <w:r>
         <w:rPr>
@@ -2625,6 +2743,7 @@
       <w:r>
         <w:t>x:A</w:t>
       </w:r>
+      <w:proofErr w:type="spellEnd"/>
       <w:proofErr w:type="gramEnd"/>
       <w:r>
         <w:t xml:space="preserve"> beautifully(adv)composed(adj)song(n).</w:t>
@@ -2637,6 +2756,7 @@
         </w:rPr>
         <w:t>只要有形容詞在，就不會選擇</w:t>
       </w:r>
+      <w:proofErr w:type="spellStart"/>
       <w:r>
         <w:rPr>
           <w:rFonts w:hint="eastAsia"/>
@@ -2644,7 +2764,11 @@
         <w:t>i</w:t>
       </w:r>
       <w:r>
-        <w:t>ng(</w:t>
+        <w:t>ng</w:t>
+      </w:r>
+      <w:proofErr w:type="spellEnd"/>
+      <w:r>
+        <w:t>(</w:t>
       </w:r>
       <w:r>
         <w:rPr>
@@ -2788,8 +2912,13 @@
     </w:p>
     <w:p/>
     <w:p>
-      <w:r>
-        <w:t xml:space="preserve">CEO:Chief Executive Office </w:t>
+      <w:proofErr w:type="spellStart"/>
+      <w:r>
+        <w:t>CEO:Chief</w:t>
+      </w:r>
+      <w:proofErr w:type="spellEnd"/>
+      <w:r>
+        <w:t xml:space="preserve"> Executive Office </w:t>
       </w:r>
       <w:r>
         <w:rPr>
@@ -2800,16 +2929,19 @@
     </w:p>
     <w:p/>
     <w:p>
+      <w:proofErr w:type="spellStart"/>
       <w:r>
         <w:lastRenderedPageBreak/>
         <w:t>Adj+N</w:t>
       </w:r>
+      <w:proofErr w:type="spellEnd"/>
       <w:r>
         <w:rPr>
           <w:rFonts w:hint="eastAsia"/>
         </w:rPr>
         <w:t>，</w:t>
       </w:r>
+      <w:proofErr w:type="spellStart"/>
       <w:r>
         <w:rPr>
           <w:rFonts w:hint="eastAsia"/>
@@ -2817,7 +2949,11 @@
         <w:t>h</w:t>
       </w:r>
       <w:r>
-        <w:t>ign(adj)</w:t>
+        <w:t>ign</w:t>
+      </w:r>
+      <w:proofErr w:type="spellEnd"/>
+      <w:r>
+        <w:t>(adj)</w:t>
       </w:r>
       <w:r>
         <w:rPr>
@@ -2839,9 +2975,11 @@
         </w:rPr>
         <w:t>-</w:t>
       </w:r>
+      <w:proofErr w:type="spellStart"/>
       <w:r>
         <w:t>ancy</w:t>
       </w:r>
+      <w:proofErr w:type="spellEnd"/>
       <w:r>
         <w:rPr>
           <w:rFonts w:hint="eastAsia"/>
@@ -3233,6 +3371,7 @@
       </w:r>
     </w:p>
     <w:p>
+      <w:proofErr w:type="spellStart"/>
       <w:proofErr w:type="gramStart"/>
       <w:r>
         <w:rPr>
@@ -3243,9 +3382,18 @@
       <w:r>
         <w:t>x:You</w:t>
       </w:r>
+      <w:proofErr w:type="spellEnd"/>
       <w:proofErr w:type="gramEnd"/>
       <w:r>
-        <w:t>(S)work(v)hard so that(conj)you(s)can get</w:t>
+        <w:t>(S)work(v)hard so that(</w:t>
+      </w:r>
+      <w:proofErr w:type="spellStart"/>
+      <w:r>
+        <w:t>conj</w:t>
+      </w:r>
+      <w:proofErr w:type="spellEnd"/>
+      <w:r>
+        <w:t>)you(s)can get</w:t>
       </w:r>
       <w:r>
         <w:rPr>
@@ -3494,8 +3642,13 @@
     </w:p>
     <w:p>
       <w:r>
-        <w:t>“be”+Ving</w:t>
-      </w:r>
+        <w:t>“</w:t>
+      </w:r>
+      <w:proofErr w:type="spellStart"/>
+      <w:r>
+        <w:t>be”+Ving</w:t>
+      </w:r>
+      <w:proofErr w:type="spellEnd"/>
       <w:r>
         <w:rPr>
           <w:rFonts w:hint="eastAsia"/>
@@ -3540,8 +3693,13 @@
     </w:p>
     <w:p>
       <w:r>
-        <w:t>“be”+PP</w:t>
-      </w:r>
+        <w:t>“</w:t>
+      </w:r>
+      <w:proofErr w:type="spellStart"/>
+      <w:r>
+        <w:t>be”+PP</w:t>
+      </w:r>
+      <w:proofErr w:type="spellEnd"/>
       <w:r>
         <w:rPr>
           <w:rFonts w:hint="eastAsia"/>
@@ -3581,7 +3739,15 @@
         <w:t>b</w:t>
       </w:r>
       <w:r>
-        <w:t xml:space="preserve">e”+adv+Ving/PP :I am always improving myself </w:t>
+        <w:t>e”+</w:t>
+      </w:r>
+      <w:proofErr w:type="spellStart"/>
+      <w:r>
+        <w:t>adv+Ving</w:t>
+      </w:r>
+      <w:proofErr w:type="spellEnd"/>
+      <w:r>
+        <w:t xml:space="preserve">/PP :I am always improving myself </w:t>
       </w:r>
       <w:r>
         <w:rPr>
@@ -3593,8 +3759,13 @@
     <w:p/>
     <w:p>
       <w:r>
-        <w:t>-sm</w:t>
-      </w:r>
+        <w:t>-</w:t>
+      </w:r>
+      <w:proofErr w:type="spellStart"/>
+      <w:r>
+        <w:t>sm</w:t>
+      </w:r>
+      <w:proofErr w:type="spellEnd"/>
       <w:r>
         <w:rPr>
           <w:rFonts w:hint="eastAsia"/>
@@ -3656,7 +3827,15 @@
     <w:p/>
     <w:p>
       <w:r>
-        <w:t xml:space="preserve">All the latest series of Azus Tech notebook computers ae equipped with </w:t>
+        <w:t xml:space="preserve">All the latest series of </w:t>
+      </w:r>
+      <w:proofErr w:type="spellStart"/>
+      <w:r>
+        <w:t>Azus</w:t>
+      </w:r>
+      <w:proofErr w:type="spellEnd"/>
+      <w:r>
+        <w:t xml:space="preserve"> Tech notebook computers ae equipped with </w:t>
       </w:r>
       <w:r>
         <w:rPr>
@@ -3737,9 +3916,11 @@
         </w:rPr>
         <w:t>+</w:t>
       </w:r>
+      <w:proofErr w:type="spellStart"/>
       <w:r>
         <w:t>adv+adj+N</w:t>
       </w:r>
+      <w:proofErr w:type="spellEnd"/>
       <w:r>
         <w:t>:</w:t>
       </w:r>
@@ -3879,10 +4060,12 @@
       <w:r>
         <w:t xml:space="preserve"> expressed his standpoint of building a wall to protect the </w:t>
       </w:r>
+      <w:proofErr w:type="spellStart"/>
       <w:proofErr w:type="gramStart"/>
       <w:r>
         <w:t>country,s</w:t>
       </w:r>
+      <w:proofErr w:type="spellEnd"/>
       <w:proofErr w:type="gramEnd"/>
       <w:r>
         <w:t xml:space="preserve"> border. (A)consequently</w:t>
@@ -3997,15 +4180,22 @@
       </w:r>
     </w:p>
     <w:p>
-      <w:r>
-        <w:t>S+Adv+V:</w:t>
-      </w:r>
-    </w:p>
-    <w:p>
+      <w:proofErr w:type="spellStart"/>
+      <w:r>
+        <w:t>S+Adv+V</w:t>
+      </w:r>
+      <w:proofErr w:type="spellEnd"/>
+      <w:r>
+        <w:t>:</w:t>
+      </w:r>
+    </w:p>
+    <w:p>
+      <w:proofErr w:type="spellStart"/>
       <w:proofErr w:type="gramStart"/>
       <w:r>
         <w:t>Ex:He</w:t>
       </w:r>
+      <w:proofErr w:type="spellEnd"/>
       <w:proofErr w:type="gramEnd"/>
       <w:r>
         <w:t xml:space="preserve"> quickly finished his job.</w:t>
@@ -4013,13 +4203,34 @@
     </w:p>
     <w:p/>
     <w:p>
+      <w:proofErr w:type="spellStart"/>
       <w:proofErr w:type="gramStart"/>
       <w:r>
         <w:t>Apparently:It</w:t>
       </w:r>
       <w:proofErr w:type="gramEnd"/>
       <w:r>
-        <w:t xml:space="preserve">,s cold and wet outside today.Apparently it,s a good idea to stay indoors. </w:t>
+        <w:t>,s</w:t>
+      </w:r>
+      <w:proofErr w:type="spellEnd"/>
+      <w:r>
+        <w:t xml:space="preserve"> cold and wet outside </w:t>
+      </w:r>
+      <w:proofErr w:type="spellStart"/>
+      <w:r>
+        <w:t>today.Apparently</w:t>
+      </w:r>
+      <w:proofErr w:type="spellEnd"/>
+      <w:r>
+        <w:t xml:space="preserve"> </w:t>
+      </w:r>
+      <w:proofErr w:type="spellStart"/>
+      <w:r>
+        <w:t>it,s</w:t>
+      </w:r>
+      <w:proofErr w:type="spellEnd"/>
+      <w:r>
+        <w:t xml:space="preserve"> a good idea to stay indoors. </w:t>
       </w:r>
       <w:r>
         <w:rPr>
@@ -4041,10 +4252,12 @@
       </w:r>
     </w:p>
     <w:p>
+      <w:proofErr w:type="spellStart"/>
       <w:proofErr w:type="gramStart"/>
       <w:r>
         <w:t>Meaningfully:The</w:t>
       </w:r>
+      <w:proofErr w:type="spellEnd"/>
       <w:proofErr w:type="gramEnd"/>
       <w:r>
         <w:t xml:space="preserve"> old lady used all her savings to meaningfully build a hospital.</w:t>
@@ -4060,6 +4273,7 @@
     </w:p>
     <w:p/>
     <w:p>
+      <w:proofErr w:type="spellStart"/>
       <w:proofErr w:type="gramStart"/>
       <w:r>
         <w:rPr>
@@ -4067,6 +4281,7 @@
         </w:rPr>
         <w:t>Richard,s</w:t>
       </w:r>
+      <w:proofErr w:type="spellEnd"/>
       <w:proofErr w:type="gramEnd"/>
       <w:r>
         <w:t xml:space="preserve"> </w:t>
@@ -4264,10 +4479,12 @@
       <w:r>
         <w:t xml:space="preserve">His professionalism earned him </w:t>
       </w:r>
+      <w:proofErr w:type="spellStart"/>
       <w:proofErr w:type="gramStart"/>
       <w:r>
         <w:t>everyone,s</w:t>
       </w:r>
+      <w:proofErr w:type="spellEnd"/>
       <w:proofErr w:type="gramEnd"/>
       <w:r>
         <w:t xml:space="preserve"> trust</w:t>
@@ -4298,12 +4515,25 @@
         <w:t>)</w:t>
       </w:r>
       <w:r>
-        <w:t>+Adj+N+prep+N:</w:t>
-      </w:r>
-    </w:p>
-    <w:p>
-      <w:r>
-        <w:t>Chris,s enthusiastic pursuit for value Chris</w:t>
+        <w:t>+</w:t>
+      </w:r>
+      <w:proofErr w:type="spellStart"/>
+      <w:r>
+        <w:t>Adj+N+prep+N</w:t>
+      </w:r>
+      <w:proofErr w:type="spellEnd"/>
+      <w:r>
+        <w:t>:</w:t>
+      </w:r>
+    </w:p>
+    <w:p>
+      <w:proofErr w:type="spellStart"/>
+      <w:r>
+        <w:t>Chris,s</w:t>
+      </w:r>
+      <w:proofErr w:type="spellEnd"/>
+      <w:r>
+        <w:t xml:space="preserve"> enthusiastic pursuit for value Chris</w:t>
       </w:r>
       <w:r>
         <w:rPr>
@@ -4413,9 +4643,11 @@
         </w:rPr>
         <w:t>-</w:t>
       </w:r>
+      <w:proofErr w:type="spellStart"/>
       <w:r>
         <w:t>ence</w:t>
       </w:r>
+      <w:proofErr w:type="spellEnd"/>
       <w:r>
         <w:rPr>
           <w:rFonts w:hint="eastAsia"/>
@@ -4445,9 +4677,11 @@
         </w:rPr>
         <w:t>-</w:t>
       </w:r>
+      <w:proofErr w:type="spellStart"/>
       <w:r>
         <w:t>ly</w:t>
       </w:r>
+      <w:proofErr w:type="spellEnd"/>
       <w:r>
         <w:rPr>
           <w:rFonts w:hint="eastAsia"/>
@@ -4475,9 +4709,11 @@
         </w:rPr>
         <w:t>-</w:t>
       </w:r>
+      <w:proofErr w:type="spellStart"/>
       <w:r>
         <w:t>ly</w:t>
       </w:r>
+      <w:proofErr w:type="spellEnd"/>
       <w:r>
         <w:rPr>
           <w:rFonts w:hint="eastAsia"/>
@@ -4548,10 +4784,12 @@
       <w:r>
         <w:t xml:space="preserve"> with your new product configuration, </w:t>
       </w:r>
+      <w:proofErr w:type="spellStart"/>
       <w:proofErr w:type="gramStart"/>
       <w:r>
         <w:t>don,t</w:t>
       </w:r>
+      <w:proofErr w:type="spellEnd"/>
       <w:proofErr w:type="gramEnd"/>
       <w:r>
         <w:t xml:space="preserve"> hesitate to call our toll-free number. </w:t>
@@ -4733,6 +4971,7 @@
       </w:r>
     </w:p>
     <w:p>
+      <w:proofErr w:type="spellStart"/>
       <w:r>
         <w:t>Hesitate</w:t>
       </w:r>
@@ -4743,7 +4982,11 @@
         <w:t>+t</w:t>
       </w:r>
       <w:r>
-        <w:t>o+</w:t>
+        <w:t>o</w:t>
+      </w:r>
+      <w:proofErr w:type="spellEnd"/>
+      <w:r>
+        <w:t>+</w:t>
       </w:r>
       <w:r>
         <w:rPr>
@@ -4762,8 +5005,13 @@
       </w:r>
     </w:p>
     <w:p>
-      <w:r>
-        <w:t>Don,t hesitate to go after your dreams</w:t>
+      <w:proofErr w:type="spellStart"/>
+      <w:r>
+        <w:t>Don,t</w:t>
+      </w:r>
+      <w:proofErr w:type="spellEnd"/>
+      <w:r>
+        <w:t xml:space="preserve"> hesitate to go after your dreams</w:t>
       </w:r>
       <w:r>
         <w:rPr>
@@ -4779,6 +5027,7 @@
       </w:r>
     </w:p>
     <w:p>
+      <w:proofErr w:type="spellStart"/>
       <w:r>
         <w:t>S+</w:t>
       </w:r>
@@ -4789,14 +5038,20 @@
         <w:t>V</w:t>
       </w:r>
       <w:r>
-        <w:t>+N+prep+N:</w:t>
-      </w:r>
-    </w:p>
-    <w:p>
+        <w:t>+N+prep+N</w:t>
+      </w:r>
+      <w:proofErr w:type="spellEnd"/>
+      <w:r>
+        <w:t>:</w:t>
+      </w:r>
+    </w:p>
+    <w:p>
+      <w:proofErr w:type="spellStart"/>
       <w:proofErr w:type="gramStart"/>
       <w:r>
         <w:t>ex:I</w:t>
       </w:r>
+      <w:proofErr w:type="spellEnd"/>
       <w:proofErr w:type="gramEnd"/>
       <w:r>
         <w:t xml:space="preserve"> </w:t>
@@ -4847,11 +5102,13 @@
     <w:p/>
     <w:p/>
     <w:p>
+      <w:proofErr w:type="spellStart"/>
       <w:proofErr w:type="gramStart"/>
       <w:r>
         <w:lastRenderedPageBreak/>
         <w:t>Thee</w:t>
       </w:r>
+      <w:proofErr w:type="spellEnd"/>
       <w:proofErr w:type="gramEnd"/>
       <w:r>
         <w:t xml:space="preserve"> new rule states that all employees will take a Saturday off every </w:t>
@@ -4987,8 +5244,13 @@
         <w:t>t</w:t>
       </w:r>
       <w:r>
-        <w:t>ake “day”off</w:t>
-      </w:r>
+        <w:t>ake “</w:t>
+      </w:r>
+      <w:proofErr w:type="spellStart"/>
+      <w:r>
+        <w:t>day”off</w:t>
+      </w:r>
+      <w:proofErr w:type="spellEnd"/>
       <w:r>
         <w:rPr>
           <w:rFonts w:hint="eastAsia"/>
@@ -5041,6 +5303,7 @@
       </w:r>
     </w:p>
     <w:p>
+      <w:proofErr w:type="spellStart"/>
       <w:r>
         <w:rPr>
           <w:rFonts w:hint="eastAsia"/>
@@ -5048,7 +5311,11 @@
         <w:t>e</w:t>
       </w:r>
       <w:r>
-        <w:t xml:space="preserve">x:The plane took off on time </w:t>
+        <w:t>x:The</w:t>
+      </w:r>
+      <w:proofErr w:type="spellEnd"/>
+      <w:r>
+        <w:t xml:space="preserve"> plane took off on time </w:t>
       </w:r>
       <w:r>
         <w:rPr>
@@ -5058,8 +5325,13 @@
       </w:r>
     </w:p>
     <w:p>
-      <w:r>
-        <w:t xml:space="preserve">ex:He took off his jacket </w:t>
+      <w:proofErr w:type="spellStart"/>
+      <w:r>
+        <w:t>ex:He</w:t>
+      </w:r>
+      <w:proofErr w:type="spellEnd"/>
+      <w:r>
+        <w:t xml:space="preserve"> took off his jacket </w:t>
       </w:r>
       <w:r>
         <w:rPr>
@@ -5127,8 +5399,13 @@
     </w:p>
     <w:p/>
     <w:p>
-      <w:r>
-        <w:t xml:space="preserve">Valdos Electronics is well known for </w:t>
+      <w:proofErr w:type="spellStart"/>
+      <w:r>
+        <w:t>Valdos</w:t>
+      </w:r>
+      <w:proofErr w:type="spellEnd"/>
+      <w:r>
+        <w:t xml:space="preserve"> Electronics is well known for </w:t>
       </w:r>
       <w:r>
         <w:rPr>
@@ -5452,6 +5729,7 @@
       </w:r>
     </w:p>
     <w:p>
+      <w:proofErr w:type="spellStart"/>
       <w:r>
         <w:rPr>
           <w:rFonts w:hint="eastAsia"/>
@@ -5459,7 +5737,11 @@
         <w:t>e</w:t>
       </w:r>
       <w:r>
-        <w:t>x:Those rich entrepreneurs(</w:t>
+        <w:t>x:Those</w:t>
+      </w:r>
+      <w:proofErr w:type="spellEnd"/>
+      <w:r>
+        <w:t xml:space="preserve"> rich entrepreneurs(</w:t>
       </w:r>
       <w:r>
         <w:rPr>
@@ -5474,7 +5756,15 @@
         <w:t>)</w:t>
       </w:r>
       <w:r>
-        <w:t>own Maseratis(</w:t>
+        <w:t xml:space="preserve">own </w:t>
+      </w:r>
+      <w:proofErr w:type="spellStart"/>
+      <w:r>
+        <w:t>Maseratis</w:t>
+      </w:r>
+      <w:proofErr w:type="spellEnd"/>
+      <w:r>
+        <w:t>(</w:t>
       </w:r>
       <w:r>
         <w:rPr>
@@ -5494,7 +5784,15 @@
     </w:p>
     <w:p>
       <w:r>
-        <w:t>Those Maseratis are theirs.</w:t>
+        <w:t xml:space="preserve">Those </w:t>
+      </w:r>
+      <w:proofErr w:type="spellStart"/>
+      <w:r>
+        <w:t>Maseratis</w:t>
+      </w:r>
+      <w:proofErr w:type="spellEnd"/>
+      <w:r>
+        <w:t xml:space="preserve"> are theirs.</w:t>
       </w:r>
     </w:p>
     <w:p/>
@@ -5525,6 +5823,7 @@
       </w:r>
     </w:p>
     <w:p>
+      <w:proofErr w:type="spellStart"/>
       <w:r>
         <w:rPr>
           <w:rFonts w:hint="eastAsia"/>
@@ -5532,7 +5831,11 @@
         <w:t>e</w:t>
       </w:r>
       <w:r>
-        <w:t>x:Those rich entrepreneurs(</w:t>
+        <w:t>x:Those</w:t>
+      </w:r>
+      <w:proofErr w:type="spellEnd"/>
+      <w:r>
+        <w:t xml:space="preserve"> rich entrepreneurs(</w:t>
       </w:r>
       <w:r>
         <w:rPr>
@@ -5547,7 +5850,15 @@
         <w:t>)</w:t>
       </w:r>
       <w:r>
-        <w:t>own Maseratis(</w:t>
+        <w:t xml:space="preserve">own </w:t>
+      </w:r>
+      <w:proofErr w:type="spellStart"/>
+      <w:r>
+        <w:t>Maseratis</w:t>
+      </w:r>
+      <w:proofErr w:type="spellEnd"/>
+      <w:r>
+        <w:t>(</w:t>
       </w:r>
       <w:r>
         <w:rPr>
@@ -5567,7 +5878,15 @@
     </w:p>
     <w:p>
       <w:r>
-        <w:t>Those are their Maseratis.</w:t>
+        <w:t xml:space="preserve">Those are their </w:t>
+      </w:r>
+      <w:proofErr w:type="spellStart"/>
+      <w:r>
+        <w:t>Maseratis</w:t>
+      </w:r>
+      <w:proofErr w:type="spellEnd"/>
+      <w:r>
+        <w:t>.</w:t>
       </w:r>
     </w:p>
     <w:p/>
@@ -5929,9 +6248,14 @@
       </w:r>
     </w:p>
     <w:p>
+      <w:proofErr w:type="spellStart"/>
       <w:r>
         <w:lastRenderedPageBreak/>
-        <w:t>S+have(</w:t>
+        <w:t>S+have</w:t>
+      </w:r>
+      <w:proofErr w:type="spellEnd"/>
+      <w:r>
+        <w:t>(</w:t>
       </w:r>
       <w:r>
         <w:rPr>
@@ -5971,6 +6295,7 @@
       </w:r>
     </w:p>
     <w:p>
+      <w:proofErr w:type="spellStart"/>
       <w:proofErr w:type="gramStart"/>
       <w:r>
         <w:rPr>
@@ -5981,6 +6306,7 @@
       <w:r>
         <w:t>x:I</w:t>
       </w:r>
+      <w:proofErr w:type="spellEnd"/>
       <w:proofErr w:type="gramEnd"/>
       <w:r>
         <w:t xml:space="preserve"> have my car fixed.</w:t>
@@ -6121,6 +6447,7 @@
       </w:r>
     </w:p>
     <w:p>
+      <w:proofErr w:type="spellStart"/>
       <w:proofErr w:type="gramStart"/>
       <w:r>
         <w:rPr>
@@ -6131,6 +6458,7 @@
       <w:r>
         <w:t>x:I</w:t>
       </w:r>
+      <w:proofErr w:type="spellEnd"/>
       <w:proofErr w:type="gramEnd"/>
       <w:r>
         <w:t xml:space="preserve"> was so focused on reading my book that I walked into a door.</w:t>
@@ -6155,6 +6483,7 @@
       </w:r>
     </w:p>
     <w:p>
+      <w:proofErr w:type="spellStart"/>
       <w:r>
         <w:rPr>
           <w:rFonts w:hint="eastAsia"/>
@@ -6162,7 +6491,11 @@
         <w:t>e</w:t>
       </w:r>
       <w:r>
-        <w:t>x:He sat among his classmate</w:t>
+        <w:t>x:He</w:t>
+      </w:r>
+      <w:proofErr w:type="spellEnd"/>
+      <w:r>
+        <w:t xml:space="preserve"> sat among his classmate</w:t>
       </w:r>
       <w:r>
         <w:rPr>
@@ -6182,10 +6515,12 @@
       <w:r>
         <w:t xml:space="preserve">Please take extra care of the toddler and </w:t>
       </w:r>
+      <w:proofErr w:type="spellStart"/>
       <w:proofErr w:type="gramStart"/>
       <w:r>
         <w:t>don,t</w:t>
       </w:r>
+      <w:proofErr w:type="spellEnd"/>
       <w:proofErr w:type="gramEnd"/>
       <w:r>
         <w:t xml:space="preserve"> </w:t>
@@ -6243,11 +6578,16 @@
         <w:t>)</w:t>
       </w:r>
       <w:r>
-        <w:t>(B)gotten</w:t>
+        <w:t>(B)</w:t>
+      </w:r>
+      <w:proofErr w:type="spellStart"/>
+      <w:r>
+        <w:t>gotten</w:t>
       </w:r>
       <w:r>
         <w:t>PP</w:t>
       </w:r>
+      <w:proofErr w:type="spellEnd"/>
       <w:r>
         <w:rPr>
           <w:rFonts w:hint="eastAsia"/>
@@ -6435,6 +6775,7 @@
       </w:r>
     </w:p>
     <w:p>
+      <w:proofErr w:type="spellStart"/>
       <w:proofErr w:type="gramStart"/>
       <w:r>
         <w:rPr>
@@ -6445,6 +6786,7 @@
       <w:r>
         <w:t>x:I</w:t>
       </w:r>
+      <w:proofErr w:type="spellEnd"/>
       <w:proofErr w:type="gramEnd"/>
       <w:r>
         <w:t xml:space="preserve"> made you do well in your TOEIC.</w:t>
@@ -6650,17 +6992,27 @@
         <w:t>形容詞子句的</w:t>
       </w:r>
       <w:r>
-        <w:t>Where/When/How/Why+S+V:</w:t>
+        <w:t>Where/When/How/</w:t>
+      </w:r>
+      <w:proofErr w:type="spellStart"/>
+      <w:r>
+        <w:t>Why+S+V</w:t>
+      </w:r>
+      <w:proofErr w:type="spellEnd"/>
+      <w:r>
+        <w:t>:</w:t>
       </w:r>
     </w:p>
     <w:p>
       <w:r>
         <w:t xml:space="preserve">Ex: I </w:t>
       </w:r>
+      <w:proofErr w:type="spellStart"/>
       <w:proofErr w:type="gramStart"/>
       <w:r>
         <w:t>don,t</w:t>
       </w:r>
+      <w:proofErr w:type="spellEnd"/>
       <w:proofErr w:type="gramEnd"/>
       <w:r>
         <w:t xml:space="preserve"> know the date when I have time.</w:t>
@@ -6813,8 +7165,13 @@
         </w:rPr>
         <w:t>(</w:t>
       </w:r>
-      <w:r>
-        <w:t>Ved/PP)</w:t>
+      <w:proofErr w:type="spellStart"/>
+      <w:r>
+        <w:t>Ved</w:t>
+      </w:r>
+      <w:proofErr w:type="spellEnd"/>
+      <w:r>
+        <w:t>/PP)</w:t>
       </w:r>
     </w:p>
     <w:p>
@@ -6984,10 +7341,12 @@
       <w:r>
         <w:t xml:space="preserve">If signs of inadaptation </w:t>
       </w:r>
+      <w:proofErr w:type="spellStart"/>
       <w:proofErr w:type="gramStart"/>
       <w:r>
         <w:t>persist,we</w:t>
       </w:r>
+      <w:proofErr w:type="spellEnd"/>
       <w:proofErr w:type="gramEnd"/>
       <w:r>
         <w:t xml:space="preserve"> </w:t>
@@ -6999,7 +7358,15 @@
         <w:t xml:space="preserve">suggest </w:t>
       </w:r>
       <w:r>
-        <w:t xml:space="preserve">that Mr.Sullivan </w:t>
+        <w:t xml:space="preserve">that </w:t>
+      </w:r>
+      <w:proofErr w:type="spellStart"/>
+      <w:r>
+        <w:t>Mr.Sullivan</w:t>
+      </w:r>
+      <w:proofErr w:type="spellEnd"/>
+      <w:r>
+        <w:t xml:space="preserve"> </w:t>
       </w:r>
       <w:r>
         <w:rPr>
@@ -7323,6 +7690,7 @@
         </w:rPr>
         <w:t>後面要接</w:t>
       </w:r>
+      <w:proofErr w:type="spellStart"/>
       <w:r>
         <w:rPr>
           <w:rFonts w:hint="eastAsia"/>
@@ -7332,6 +7700,7 @@
       <w:r>
         <w:t>+v</w:t>
       </w:r>
+      <w:proofErr w:type="spellEnd"/>
       <w:r>
         <w:rPr>
           <w:rFonts w:hint="eastAsia"/>
@@ -7348,7 +7717,15 @@
     <w:p/>
     <w:p>
       <w:r>
-        <w:t>S+*V+that+S+</w:t>
+        <w:t>S+*</w:t>
+      </w:r>
+      <w:proofErr w:type="spellStart"/>
+      <w:r>
+        <w:t>V+that+S</w:t>
+      </w:r>
+      <w:proofErr w:type="spellEnd"/>
+      <w:r>
+        <w:t>+</w:t>
       </w:r>
       <w:r>
         <w:rPr>
@@ -7572,7 +7949,15 @@
       </w:r>
       <w:proofErr w:type="gramEnd"/>
       <w:r>
-        <w:t>+Adj+with:</w:t>
+        <w:t>+</w:t>
+      </w:r>
+      <w:proofErr w:type="spellStart"/>
+      <w:r>
+        <w:t>Adj+with</w:t>
+      </w:r>
+      <w:proofErr w:type="spellEnd"/>
+      <w:r>
+        <w:t>:</w:t>
       </w:r>
     </w:p>
     <w:p>
@@ -7620,9 +8005,14 @@
       <w:r>
         <w:t>be”+</w:t>
       </w:r>
+      <w:proofErr w:type="spellStart"/>
       <w:proofErr w:type="gramEnd"/>
       <w:r>
-        <w:t>N+with:</w:t>
+        <w:t>N+with</w:t>
+      </w:r>
+      <w:proofErr w:type="spellEnd"/>
+      <w:r>
+        <w:t>:</w:t>
       </w:r>
     </w:p>
     <w:p>
@@ -7652,9 +8042,11 @@
         </w:rPr>
         <w:t>-</w:t>
       </w:r>
+      <w:proofErr w:type="spellStart"/>
       <w:r>
         <w:t>lity</w:t>
       </w:r>
+      <w:proofErr w:type="spellEnd"/>
       <w:r>
         <w:rPr>
           <w:rFonts w:hint="eastAsia"/>
@@ -7730,13 +8122,18 @@
       <w:r>
         <w:t xml:space="preserve">their usual operating time in observance of </w:t>
       </w:r>
+      <w:proofErr w:type="spellStart"/>
       <w:proofErr w:type="gramStart"/>
       <w:r>
         <w:t>St.John</w:t>
       </w:r>
       <w:proofErr w:type="gramEnd"/>
       <w:r>
-        <w:t>,s Memorial Day.</w:t>
+        <w:t>,s</w:t>
+      </w:r>
+      <w:proofErr w:type="spellEnd"/>
+      <w:r>
+        <w:t xml:space="preserve"> Memorial Day.</w:t>
       </w:r>
     </w:p>
     <w:p>
@@ -7794,8 +8191,13 @@
         <w:t xml:space="preserve"> </w:t>
       </w:r>
       <w:r>
-        <w:t>-est</w:t>
-      </w:r>
+        <w:t>-</w:t>
+      </w:r>
+      <w:proofErr w:type="spellStart"/>
+      <w:r>
+        <w:t>est</w:t>
+      </w:r>
+      <w:proofErr w:type="spellEnd"/>
       <w:r>
         <w:rPr>
           <w:rFonts w:hint="eastAsia"/>
@@ -8301,10 +8703,12 @@
       <w:r>
         <w:t xml:space="preserve">only I had bought the lottery </w:t>
       </w:r>
+      <w:proofErr w:type="spellStart"/>
       <w:proofErr w:type="gramStart"/>
       <w:r>
         <w:t>tickets,I</w:t>
       </w:r>
+      <w:proofErr w:type="spellEnd"/>
       <w:proofErr w:type="gramEnd"/>
       <w:r>
         <w:t xml:space="preserve"> would have become a billionaire</w:t>
@@ -8669,6 +9073,7 @@
       </w:r>
     </w:p>
     <w:p>
+      <w:proofErr w:type="spellStart"/>
       <w:proofErr w:type="gramStart"/>
       <w:r>
         <w:rPr>
@@ -8679,6 +9084,7 @@
       <w:r>
         <w:t>,m</w:t>
       </w:r>
+      <w:proofErr w:type="spellEnd"/>
       <w:proofErr w:type="gramEnd"/>
       <w:r>
         <w:t xml:space="preserve"> looking for someone. </w:t>
@@ -8817,10 +9223,12 @@
       <w:r>
         <w:t xml:space="preserve">efect in workmanship is intolerable to uphold the </w:t>
       </w:r>
+      <w:proofErr w:type="spellStart"/>
       <w:proofErr w:type="gramStart"/>
       <w:r>
         <w:t>company,s</w:t>
       </w:r>
+      <w:proofErr w:type="spellEnd"/>
       <w:proofErr w:type="gramEnd"/>
       <w:r>
         <w:t xml:space="preserve"> flawless track record. (A)All</w:t>
@@ -9263,19 +9671,8 @@
         <w:t>是</w:t>
       </w:r>
     </w:p>
-    <w:p>
-      <w:pPr>
-        <w:rPr>
-          <w:rFonts w:hint="eastAsia"/>
-        </w:rPr>
-      </w:pPr>
-    </w:p>
-    <w:p>
-      <w:pPr>
-        <w:rPr>
-          <w:rFonts w:hint="eastAsia"/>
-        </w:rPr>
-      </w:pPr>
+    <w:p/>
+    <w:p>
       <w:r>
         <w:t>vendor n.</w:t>
       </w:r>
@@ -9324,8 +9721,13 @@
         </w:rPr>
         <w:t xml:space="preserve"> </w:t>
       </w:r>
-      <w:r>
-        <w:t xml:space="preserve">conj </w:t>
+      <w:proofErr w:type="spellStart"/>
+      <w:r>
+        <w:t>conj</w:t>
+      </w:r>
+      <w:proofErr w:type="spellEnd"/>
+      <w:r>
+        <w:t xml:space="preserve"> </w:t>
       </w:r>
       <w:r>
         <w:rPr>
@@ -9455,7 +9857,15 @@
         <w:t>)w</w:t>
       </w:r>
       <w:r>
-        <w:t>atching this video,you also memorize(</w:t>
+        <w:t xml:space="preserve">atching this </w:t>
+      </w:r>
+      <w:proofErr w:type="spellStart"/>
+      <w:r>
+        <w:t>video,you</w:t>
+      </w:r>
+      <w:proofErr w:type="spellEnd"/>
+      <w:r>
+        <w:t xml:space="preserve"> also memorize(</w:t>
       </w:r>
       <w:r>
         <w:rPr>
@@ -9493,10 +9903,12 @@
       <w:r>
         <w:t xml:space="preserve">Instead of wasting </w:t>
       </w:r>
+      <w:proofErr w:type="spellStart"/>
       <w:proofErr w:type="gramStart"/>
       <w:r>
         <w:t>time,you</w:t>
       </w:r>
+      <w:proofErr w:type="spellEnd"/>
       <w:proofErr w:type="gramEnd"/>
       <w:r>
         <w:t xml:space="preserve"> spend every day wisely.</w:t>
@@ -9524,21 +9936,18 @@
       <w:r>
         <w:t xml:space="preserve"> of </w:t>
       </w:r>
+      <w:proofErr w:type="spellStart"/>
       <w:proofErr w:type="gramStart"/>
       <w:r>
         <w:t>passenger,s</w:t>
       </w:r>
+      <w:proofErr w:type="spellEnd"/>
       <w:proofErr w:type="gramEnd"/>
       <w:r>
         <w:t xml:space="preserve"> tickets.</w:t>
       </w:r>
     </w:p>
     <w:p>
-      <w:pPr>
-        <w:rPr>
-          <w:rFonts w:hint="eastAsia"/>
-        </w:rPr>
-      </w:pPr>
       <w:r>
         <w:rPr>
           <w:rFonts w:hint="eastAsia"/>
@@ -9599,9 +10008,11 @@
         </w:rPr>
         <w:t xml:space="preserve"> </w:t>
       </w:r>
+      <w:proofErr w:type="spellStart"/>
       <w:r>
         <w:t>Ved</w:t>
       </w:r>
+      <w:proofErr w:type="spellEnd"/>
       <w:r>
         <w:t>(D)validating</w:t>
       </w:r>
@@ -9610,11 +10021,6 @@
       </w:r>
     </w:p>
     <w:p>
-      <w:pPr>
-        <w:rPr>
-          <w:rFonts w:hint="eastAsia"/>
-        </w:rPr>
-      </w:pPr>
       <w:r>
         <w:rPr>
           <w:rFonts w:hint="eastAsia"/>
@@ -9676,13 +10082,7 @@
         <w:t>乘客</w:t>
       </w:r>
     </w:p>
-    <w:p>
-      <w:pPr>
-        <w:rPr>
-          <w:rFonts w:hint="eastAsia"/>
-        </w:rPr>
-      </w:pPr>
-    </w:p>
+    <w:p/>
     <w:p>
       <w:r>
         <w:rPr>
@@ -9746,7 +10146,11 @@
     <w:p/>
     <w:p>
       <w:r>
-        <w:t>A/an/the+N</w:t>
+        <w:t>A/an/</w:t>
+      </w:r>
+      <w:proofErr w:type="spellStart"/>
+      <w:r>
+        <w:t>the+N</w:t>
       </w:r>
       <w:r>
         <w:rPr>
@@ -9755,18 +10159,1900 @@
         <w:t>+p</w:t>
       </w:r>
       <w:r>
-        <w:t>rep:</w:t>
-      </w:r>
-    </w:p>
-    <w:p>
-      <w:pPr>
-        <w:rPr>
-          <w:rFonts w:hint="eastAsia"/>
-        </w:rPr>
-      </w:pPr>
+        <w:t>rep</w:t>
+      </w:r>
+      <w:proofErr w:type="spellEnd"/>
+      <w:r>
+        <w:t>:</w:t>
+      </w:r>
+    </w:p>
+    <w:p>
       <w:r>
         <w:t>The coach in the video is Chris.</w:t>
       </w:r>
+    </w:p>
+    <w:p/>
+    <w:p>
+      <w:r>
+        <w:t xml:space="preserve">The meeting will have to be </w:t>
+      </w:r>
+      <w:proofErr w:type="gramStart"/>
+      <w:r>
+        <w:t xml:space="preserve">rescheduled </w:t>
+      </w:r>
+      <w:r>
+        <w:rPr>
+          <w:rFonts w:hint="eastAsia"/>
+        </w:rPr>
+        <w:t xml:space="preserve"> </w:t>
+      </w:r>
+      <w:r>
+        <w:rPr>
+          <w:highlight w:val="yellow"/>
+        </w:rPr>
+        <w:t>since</w:t>
+      </w:r>
+      <w:proofErr w:type="gramEnd"/>
+      <w:r>
+        <w:rPr>
+          <w:rFonts w:hint="eastAsia"/>
+          <w:highlight w:val="yellow"/>
+        </w:rPr>
+        <w:t xml:space="preserve"> </w:t>
+      </w:r>
+      <w:r>
+        <w:t xml:space="preserve"> the event venue is still undergoing renovations.(A)although</w:t>
+      </w:r>
+      <w:r>
+        <w:rPr>
+          <w:rFonts w:hint="eastAsia"/>
+        </w:rPr>
+        <w:t>雖然</w:t>
+      </w:r>
+      <w:r>
+        <w:t>(B)before</w:t>
+      </w:r>
+      <w:r>
+        <w:t xml:space="preserve"> ..</w:t>
+      </w:r>
+      <w:r>
+        <w:rPr>
+          <w:rFonts w:hint="eastAsia"/>
+        </w:rPr>
+        <w:t>前</w:t>
+      </w:r>
+      <w:r>
+        <w:rPr>
+          <w:highlight w:val="yellow"/>
+        </w:rPr>
+        <w:t>(C)since</w:t>
+      </w:r>
+      <w:r>
+        <w:rPr>
+          <w:rFonts w:hint="eastAsia"/>
+          <w:highlight w:val="yellow"/>
+        </w:rPr>
+        <w:t>自從</w:t>
+      </w:r>
+      <w:r>
+        <w:rPr>
+          <w:rFonts w:hint="eastAsia"/>
+          <w:highlight w:val="yellow"/>
+        </w:rPr>
+        <w:t>/</w:t>
+      </w:r>
+      <w:r>
+        <w:rPr>
+          <w:rFonts w:hint="eastAsia"/>
+          <w:highlight w:val="yellow"/>
+        </w:rPr>
+        <w:t>因為</w:t>
+      </w:r>
+      <w:r>
+        <w:t>(D)after</w:t>
+      </w:r>
+      <w:r>
+        <w:t xml:space="preserve"> ..</w:t>
+      </w:r>
+      <w:r>
+        <w:rPr>
+          <w:rFonts w:hint="eastAsia"/>
+        </w:rPr>
+        <w:t>後</w:t>
+      </w:r>
+    </w:p>
+    <w:p/>
+    <w:p>
+      <w:r>
+        <w:t xml:space="preserve">rescheduled  </w:t>
+      </w:r>
+      <w:r>
+        <w:rPr>
+          <w:rFonts w:hint="eastAsia"/>
+        </w:rPr>
+        <w:t>改行程、</w:t>
+      </w:r>
+      <w:r>
+        <w:rPr>
+          <w:rFonts w:hint="eastAsia"/>
+        </w:rPr>
+        <w:t>u</w:t>
+      </w:r>
+      <w:r>
+        <w:t>ndergoing</w:t>
+      </w:r>
+      <w:r>
+        <w:rPr>
+          <w:rFonts w:hint="eastAsia"/>
+        </w:rPr>
+        <w:t>經歷</w:t>
+      </w:r>
+    </w:p>
+    <w:p/>
+    <w:p>
+      <w:r>
+        <w:rPr>
+          <w:rFonts w:hint="eastAsia"/>
+        </w:rPr>
+        <w:t>s</w:t>
+      </w:r>
+      <w:r>
+        <w:t>ince=because=for=considering=that=now that:</w:t>
+      </w:r>
+      <w:r>
+        <w:rPr>
+          <w:rFonts w:hint="eastAsia"/>
+        </w:rPr>
+        <w:t>因為</w:t>
+      </w:r>
+      <w:r>
+        <w:rPr>
+          <w:rFonts w:hint="eastAsia"/>
+        </w:rPr>
+        <w:t>(</w:t>
+      </w:r>
+      <w:r>
+        <w:rPr>
+          <w:rFonts w:hint="eastAsia"/>
+        </w:rPr>
+        <w:t>連接詞</w:t>
+      </w:r>
+      <w:r>
+        <w:rPr>
+          <w:rFonts w:hint="eastAsia"/>
+        </w:rPr>
+        <w:t>)</w:t>
+      </w:r>
+      <w:r>
+        <w:rPr>
+          <w:rFonts w:hint="eastAsia"/>
+        </w:rPr>
+        <w:t>後面接</w:t>
+      </w:r>
+      <w:r>
+        <w:rPr>
+          <w:rFonts w:hint="eastAsia"/>
+        </w:rPr>
+        <w:t>S</w:t>
+      </w:r>
+      <w:r>
+        <w:t>+V</w:t>
+      </w:r>
+    </w:p>
+    <w:p>
+      <w:r>
+        <w:t>as a result of=because of=due to=for=in view of=thanks to=owing to:</w:t>
+      </w:r>
+      <w:r>
+        <w:rPr>
+          <w:rFonts w:hint="eastAsia"/>
+        </w:rPr>
+        <w:t>因為</w:t>
+      </w:r>
+      <w:r>
+        <w:rPr>
+          <w:rFonts w:hint="eastAsia"/>
+        </w:rPr>
+        <w:t>(</w:t>
+      </w:r>
+      <w:r>
+        <w:rPr>
+          <w:rFonts w:hint="eastAsia"/>
+        </w:rPr>
+        <w:t>介係詞</w:t>
+      </w:r>
+      <w:r>
+        <w:rPr>
+          <w:rFonts w:hint="eastAsia"/>
+        </w:rPr>
+        <w:t>)</w:t>
+      </w:r>
+    </w:p>
+    <w:p>
+      <w:r>
+        <w:rPr>
+          <w:rFonts w:hint="eastAsia"/>
+        </w:rPr>
+        <w:t>後面接</w:t>
+      </w:r>
+      <w:r>
+        <w:rPr>
+          <w:rFonts w:hint="eastAsia"/>
+        </w:rPr>
+        <w:t>N</w:t>
+      </w:r>
+    </w:p>
+    <w:p/>
+    <w:p>
+      <w:r>
+        <w:rPr>
+          <w:rFonts w:hint="eastAsia"/>
+        </w:rPr>
+        <w:t>T</w:t>
+      </w:r>
+      <w:r>
+        <w:t xml:space="preserve">he talk </w:t>
+      </w:r>
+      <w:r>
+        <w:rPr>
+          <w:color w:val="FF0000"/>
+        </w:rPr>
+        <w:t xml:space="preserve">has </w:t>
+      </w:r>
+      <w:r>
+        <w:rPr>
+          <w:highlight w:val="yellow"/>
+        </w:rPr>
+        <w:t>hardly</w:t>
+      </w:r>
+      <w:r>
+        <w:t xml:space="preserve"> </w:t>
+      </w:r>
+      <w:r>
+        <w:rPr>
+          <w:color w:val="FF0000"/>
+        </w:rPr>
+        <w:t xml:space="preserve">made </w:t>
+      </w:r>
+      <w:r>
+        <w:t>any progress because both parties would not give in.</w:t>
+      </w:r>
+    </w:p>
+    <w:p>
+      <w:r>
+        <w:t>(A</w:t>
+      </w:r>
+      <w:r>
+        <w:rPr>
+          <w:rFonts w:hint="eastAsia"/>
+        </w:rPr>
+        <w:t>)</w:t>
+      </w:r>
+      <w:r>
+        <w:t>hard</w:t>
+      </w:r>
+      <w:r>
+        <w:rPr>
+          <w:rFonts w:hint="eastAsia"/>
+        </w:rPr>
+        <w:t>硬的</w:t>
+      </w:r>
+      <w:r>
+        <w:rPr>
+          <w:rFonts w:hint="eastAsia"/>
+        </w:rPr>
+        <w:t>/</w:t>
+      </w:r>
+      <w:r>
+        <w:rPr>
+          <w:rFonts w:hint="eastAsia"/>
+        </w:rPr>
+        <w:t>難的</w:t>
+      </w:r>
+      <w:r>
+        <w:t>(B)harder</w:t>
+      </w:r>
+      <w:proofErr w:type="gramStart"/>
+      <w:r>
+        <w:rPr>
+          <w:rFonts w:hint="eastAsia"/>
+        </w:rPr>
+        <w:t>更硬的</w:t>
+      </w:r>
+      <w:proofErr w:type="gramEnd"/>
+      <w:r>
+        <w:rPr>
+          <w:rFonts w:hint="eastAsia"/>
+        </w:rPr>
+        <w:t>/</w:t>
+      </w:r>
+      <w:r>
+        <w:rPr>
+          <w:rFonts w:hint="eastAsia"/>
+        </w:rPr>
+        <w:t>更難的</w:t>
+      </w:r>
+      <w:r>
+        <w:t>(C)hardy</w:t>
+      </w:r>
+      <w:r>
+        <w:rPr>
+          <w:rFonts w:hint="eastAsia"/>
+        </w:rPr>
+        <w:t>強壯的</w:t>
+      </w:r>
+      <w:r>
+        <w:rPr>
+          <w:highlight w:val="yellow"/>
+        </w:rPr>
+        <w:t>(D)hardly</w:t>
+      </w:r>
+      <w:r>
+        <w:rPr>
+          <w:rFonts w:hint="eastAsia"/>
+          <w:highlight w:val="yellow"/>
+        </w:rPr>
+        <w:t>幾乎無</w:t>
+      </w:r>
+      <w:r>
+        <w:t>…</w:t>
+      </w:r>
+    </w:p>
+    <w:p>
+      <w:r>
+        <w:rPr>
+          <w:rFonts w:hint="eastAsia"/>
+        </w:rPr>
+        <w:t>g</w:t>
+      </w:r>
+      <w:r>
+        <w:t>ive in</w:t>
+      </w:r>
+      <w:r>
+        <w:rPr>
+          <w:rFonts w:hint="eastAsia"/>
+        </w:rPr>
+        <w:t>退讓</w:t>
+      </w:r>
+      <w:r>
+        <w:rPr>
+          <w:rFonts w:hint="eastAsia"/>
+        </w:rPr>
+        <w:t>、</w:t>
+      </w:r>
+      <w:r>
+        <w:rPr>
+          <w:rFonts w:hint="eastAsia"/>
+        </w:rPr>
+        <w:t>p</w:t>
+      </w:r>
+      <w:r>
+        <w:t>rogress n.</w:t>
+      </w:r>
+      <w:r>
+        <w:rPr>
+          <w:rFonts w:hint="eastAsia"/>
+        </w:rPr>
+        <w:t>進展</w:t>
+      </w:r>
+    </w:p>
+    <w:p>
+      <w:pPr>
+        <w:rPr>
+          <w:rFonts w:hint="eastAsia"/>
+        </w:rPr>
+      </w:pPr>
+    </w:p>
+    <w:p>
+      <w:r>
+        <w:rPr>
+          <w:rFonts w:hint="eastAsia"/>
+        </w:rPr>
+        <w:t>助動詞</w:t>
+      </w:r>
+      <w:r>
+        <w:rPr>
+          <w:rFonts w:hint="eastAsia"/>
+        </w:rPr>
+        <w:t>+</w:t>
+      </w:r>
+      <w:r>
+        <w:t>Adv+</w:t>
+      </w:r>
+      <w:r>
+        <w:rPr>
+          <w:rFonts w:hint="eastAsia"/>
+        </w:rPr>
+        <w:t>主要動詞</w:t>
+      </w:r>
+      <w:r>
+        <w:rPr>
+          <w:rFonts w:hint="eastAsia"/>
+        </w:rPr>
+        <w:t>:</w:t>
+      </w:r>
+    </w:p>
+    <w:p>
+      <w:r>
+        <w:t>“be” +</w:t>
+      </w:r>
+      <w:proofErr w:type="spellStart"/>
+      <w:r>
+        <w:t>Adv+Ving</w:t>
+      </w:r>
+      <w:proofErr w:type="spellEnd"/>
+      <w:r>
+        <w:t>/PP</w:t>
+      </w:r>
+    </w:p>
+    <w:p>
+      <w:r>
+        <w:t>He is always improving himself. He is always asked to answer questions</w:t>
+      </w:r>
+    </w:p>
+    <w:p/>
+    <w:p>
+      <w:r>
+        <w:t>“</w:t>
+      </w:r>
+      <w:proofErr w:type="gramStart"/>
+      <w:r>
+        <w:t>have”+</w:t>
+      </w:r>
+      <w:proofErr w:type="spellStart"/>
+      <w:proofErr w:type="gramEnd"/>
+      <w:r>
+        <w:t>Adv+PP</w:t>
+      </w:r>
+      <w:proofErr w:type="spellEnd"/>
+    </w:p>
+    <w:p>
+      <w:r>
+        <w:t>He has never been to USA.</w:t>
+      </w:r>
+    </w:p>
+    <w:p/>
+    <w:p>
+      <w:r>
+        <w:rPr>
+          <w:rFonts w:hint="eastAsia"/>
+        </w:rPr>
+        <w:t>情態助動詞</w:t>
+      </w:r>
+      <w:r>
+        <w:rPr>
+          <w:rFonts w:hint="eastAsia"/>
+        </w:rPr>
+        <w:t>+</w:t>
+      </w:r>
+      <w:r>
+        <w:t>Adv+</w:t>
+      </w:r>
+      <w:r>
+        <w:rPr>
+          <w:rFonts w:hint="eastAsia"/>
+        </w:rPr>
+        <w:t>原型動詞</w:t>
+      </w:r>
+      <w:r>
+        <w:rPr>
+          <w:rFonts w:hint="eastAsia"/>
+        </w:rPr>
+        <w:t>:</w:t>
+      </w:r>
+    </w:p>
+    <w:p>
+      <w:r>
+        <w:t>He can always overcome(</w:t>
+      </w:r>
+      <w:r>
+        <w:rPr>
+          <w:rFonts w:hint="eastAsia"/>
+        </w:rPr>
+        <w:t>克服</w:t>
+      </w:r>
+      <w:r>
+        <w:rPr>
+          <w:rFonts w:hint="eastAsia"/>
+        </w:rPr>
+        <w:t>)</w:t>
+      </w:r>
+      <w:r>
+        <w:t>his obstacles</w:t>
+      </w:r>
+      <w:r>
+        <w:rPr>
+          <w:rFonts w:hint="eastAsia"/>
+        </w:rPr>
+        <w:t>(</w:t>
+      </w:r>
+      <w:r>
+        <w:rPr>
+          <w:rFonts w:hint="eastAsia"/>
+        </w:rPr>
+        <w:t>障礙物</w:t>
+      </w:r>
+      <w:r>
+        <w:rPr>
+          <w:rFonts w:hint="eastAsia"/>
+        </w:rPr>
+        <w:t>)</w:t>
+      </w:r>
+      <w:r>
+        <w:t>.</w:t>
+      </w:r>
+    </w:p>
+    <w:p/>
+    <w:p>
+      <w:r>
+        <w:t xml:space="preserve">Ace Electronics is conveniently located </w:t>
+      </w:r>
+      <w:r>
+        <w:rPr>
+          <w:highlight w:val="yellow"/>
+        </w:rPr>
+        <w:t>near</w:t>
+      </w:r>
+      <w:r>
+        <w:t xml:space="preserve"> </w:t>
+      </w:r>
+      <w:r>
+        <w:rPr>
+          <w:color w:val="FF0000"/>
+        </w:rPr>
+        <w:t xml:space="preserve">the corner of </w:t>
+      </w:r>
+      <w:r>
+        <w:t>1</w:t>
+      </w:r>
+      <w:r>
+        <w:rPr>
+          <w:vertAlign w:val="superscript"/>
+        </w:rPr>
+        <w:t>st</w:t>
+      </w:r>
+      <w:r>
+        <w:t xml:space="preserve"> Street and Twin Avenue.</w:t>
+      </w:r>
+    </w:p>
+    <w:p>
+      <w:pPr>
+        <w:rPr>
+          <w:rFonts w:hint="eastAsia"/>
+        </w:rPr>
+      </w:pPr>
+      <w:r>
+        <w:rPr>
+          <w:rFonts w:hint="eastAsia"/>
+        </w:rPr>
+        <w:t>(</w:t>
+      </w:r>
+      <w:r>
+        <w:t>A)between</w:t>
+      </w:r>
+      <w:r>
+        <w:rPr>
+          <w:rFonts w:hint="eastAsia"/>
+        </w:rPr>
+        <w:t>兩者</w:t>
+      </w:r>
+      <w:proofErr w:type="gramStart"/>
+      <w:r>
+        <w:rPr>
+          <w:rFonts w:hint="eastAsia"/>
+        </w:rPr>
+        <w:t>之間</w:t>
+      </w:r>
+      <w:r>
+        <w:t>(</w:t>
+      </w:r>
+      <w:proofErr w:type="gramEnd"/>
+      <w:r>
+        <w:t>B)across</w:t>
+      </w:r>
+      <w:r>
+        <w:rPr>
+          <w:rFonts w:hint="eastAsia"/>
+        </w:rPr>
+        <w:t>對面</w:t>
+      </w:r>
+      <w:r>
+        <w:t>(C)underneath</w:t>
+      </w:r>
+      <w:r>
+        <w:rPr>
+          <w:rFonts w:hint="eastAsia"/>
+        </w:rPr>
+        <w:t>在</w:t>
+      </w:r>
+      <w:r>
+        <w:rPr>
+          <w:rFonts w:hint="eastAsia"/>
+        </w:rPr>
+        <w:t>.</w:t>
+      </w:r>
+      <w:r>
+        <w:t>.</w:t>
+      </w:r>
+      <w:r>
+        <w:rPr>
+          <w:rFonts w:hint="eastAsia"/>
+        </w:rPr>
+        <w:t>下方</w:t>
+      </w:r>
+      <w:r>
+        <w:rPr>
+          <w:highlight w:val="yellow"/>
+        </w:rPr>
+        <w:t>(D)near</w:t>
+      </w:r>
+      <w:r>
+        <w:rPr>
+          <w:rFonts w:hint="eastAsia"/>
+          <w:highlight w:val="yellow"/>
+        </w:rPr>
+        <w:t>靠近</w:t>
+      </w:r>
+    </w:p>
+    <w:p>
+      <w:pPr>
+        <w:rPr>
+          <w:rFonts w:hint="eastAsia"/>
+        </w:rPr>
+      </w:pPr>
+      <w:r>
+        <w:t>Electronics</w:t>
+      </w:r>
+      <w:r>
+        <w:t xml:space="preserve"> n.</w:t>
+      </w:r>
+      <w:r>
+        <w:rPr>
+          <w:rFonts w:hint="eastAsia"/>
+        </w:rPr>
+        <w:t>電子、</w:t>
+      </w:r>
+      <w:r>
+        <w:t>conveniently</w:t>
+      </w:r>
+      <w:r>
+        <w:t xml:space="preserve"> adv </w:t>
+      </w:r>
+      <w:r>
+        <w:rPr>
+          <w:rFonts w:hint="eastAsia"/>
+        </w:rPr>
+        <w:t>方便</w:t>
+      </w:r>
+      <w:r>
+        <w:rPr>
+          <w:rFonts w:hint="eastAsia"/>
+        </w:rPr>
+        <w:t>、</w:t>
+      </w:r>
+      <w:r>
+        <w:t>Avenue</w:t>
+      </w:r>
+      <w:r>
+        <w:rPr>
+          <w:rFonts w:hint="eastAsia"/>
+        </w:rPr>
+        <w:t xml:space="preserve"> n</w:t>
+      </w:r>
+      <w:r>
+        <w:t>.</w:t>
+      </w:r>
+      <w:r>
+        <w:rPr>
+          <w:rFonts w:hint="eastAsia"/>
+        </w:rPr>
+        <w:t>大道</w:t>
+      </w:r>
+    </w:p>
+    <w:p>
+      <w:r>
+        <w:t>“be” located on the corner of A</w:t>
+      </w:r>
+      <w:r>
+        <w:rPr>
+          <w:rFonts w:hint="eastAsia"/>
+        </w:rPr>
+        <w:t>路名</w:t>
+      </w:r>
+      <w:r>
+        <w:t>and B</w:t>
+      </w:r>
+      <w:r>
+        <w:rPr>
+          <w:rFonts w:hint="eastAsia"/>
+        </w:rPr>
+        <w:t>路名</w:t>
+      </w:r>
+      <w:r>
+        <w:rPr>
+          <w:rFonts w:hint="eastAsia"/>
+        </w:rPr>
+        <w:t xml:space="preserve">: </w:t>
+      </w:r>
+      <w:r>
+        <w:rPr>
+          <w:rFonts w:hint="eastAsia"/>
+        </w:rPr>
+        <w:t>位於</w:t>
+      </w:r>
+      <w:r>
+        <w:rPr>
+          <w:rFonts w:hint="eastAsia"/>
+        </w:rPr>
+        <w:t>A</w:t>
+      </w:r>
+      <w:r>
+        <w:rPr>
+          <w:rFonts w:hint="eastAsia"/>
+        </w:rPr>
+        <w:t>路和</w:t>
+      </w:r>
+      <w:r>
+        <w:rPr>
+          <w:rFonts w:hint="eastAsia"/>
+        </w:rPr>
+        <w:t>B</w:t>
+      </w:r>
+      <w:r>
+        <w:rPr>
+          <w:rFonts w:hint="eastAsia"/>
+        </w:rPr>
+        <w:t>路的轉角處</w:t>
+      </w:r>
+    </w:p>
+    <w:p>
+      <w:r>
+        <w:t>Across from</w:t>
+      </w:r>
+      <w:r>
+        <w:rPr>
+          <w:rFonts w:hint="eastAsia"/>
+        </w:rPr>
+        <w:t>:</w:t>
+      </w:r>
+      <w:r>
+        <w:rPr>
+          <w:rFonts w:hint="eastAsia"/>
+        </w:rPr>
+        <w:t>在</w:t>
+      </w:r>
+      <w:r>
+        <w:rPr>
+          <w:rFonts w:hint="eastAsia"/>
+        </w:rPr>
+        <w:t>.</w:t>
+      </w:r>
+      <w:r>
+        <w:t>.</w:t>
+      </w:r>
+      <w:r>
+        <w:rPr>
+          <w:rFonts w:hint="eastAsia"/>
+        </w:rPr>
+        <w:t>對面</w:t>
+      </w:r>
+    </w:p>
+    <w:p>
+      <w:r>
+        <w:lastRenderedPageBreak/>
+        <w:t xml:space="preserve">“be” located </w:t>
+      </w:r>
+      <w:r>
+        <w:t>near</w:t>
+      </w:r>
+      <w:r>
+        <w:t xml:space="preserve"> the corner of A</w:t>
+      </w:r>
+      <w:r>
+        <w:rPr>
+          <w:rFonts w:hint="eastAsia"/>
+        </w:rPr>
+        <w:t>路名</w:t>
+      </w:r>
+      <w:r>
+        <w:t>and B</w:t>
+      </w:r>
+      <w:r>
+        <w:rPr>
+          <w:rFonts w:hint="eastAsia"/>
+        </w:rPr>
+        <w:t>路名</w:t>
+      </w:r>
+      <w:r>
+        <w:rPr>
+          <w:rFonts w:hint="eastAsia"/>
+        </w:rPr>
+        <w:t xml:space="preserve">: </w:t>
+      </w:r>
+      <w:r>
+        <w:rPr>
+          <w:rFonts w:hint="eastAsia"/>
+        </w:rPr>
+        <w:t>靠近</w:t>
+      </w:r>
+      <w:r>
+        <w:rPr>
+          <w:rFonts w:hint="eastAsia"/>
+        </w:rPr>
+        <w:t>A</w:t>
+      </w:r>
+      <w:r>
+        <w:rPr>
+          <w:rFonts w:hint="eastAsia"/>
+        </w:rPr>
+        <w:t>路和</w:t>
+      </w:r>
+      <w:r>
+        <w:rPr>
+          <w:rFonts w:hint="eastAsia"/>
+        </w:rPr>
+        <w:t>B</w:t>
+      </w:r>
+      <w:r>
+        <w:rPr>
+          <w:rFonts w:hint="eastAsia"/>
+        </w:rPr>
+        <w:t>路的轉角處</w:t>
+      </w:r>
+    </w:p>
+    <w:p/>
+    <w:p>
+      <w:r>
+        <w:t xml:space="preserve">Super Sonic reassured ABM </w:t>
+      </w:r>
+      <w:proofErr w:type="spellStart"/>
+      <w:r>
+        <w:t>Corp.that</w:t>
+      </w:r>
+      <w:proofErr w:type="spellEnd"/>
+      <w:r>
+        <w:t xml:space="preserve"> the software is designed </w:t>
+      </w:r>
+      <w:r>
+        <w:rPr>
+          <w:color w:val="FF0000"/>
+        </w:rPr>
+        <w:t>by</w:t>
+      </w:r>
+      <w:r>
+        <w:rPr>
+          <w:rFonts w:hint="eastAsia"/>
+          <w:color w:val="FF0000"/>
+        </w:rPr>
+        <w:t xml:space="preserve"> </w:t>
+      </w:r>
+      <w:r>
+        <w:rPr>
+          <w:highlight w:val="yellow"/>
+        </w:rPr>
+        <w:t>themselves</w:t>
+      </w:r>
+      <w:r>
+        <w:t>.</w:t>
+      </w:r>
+    </w:p>
+    <w:p>
+      <w:r>
+        <w:rPr>
+          <w:rFonts w:hint="eastAsia"/>
+        </w:rPr>
+        <w:t>(</w:t>
+      </w:r>
+      <w:r>
+        <w:t>A)</w:t>
+      </w:r>
+      <w:r>
+        <w:t>he</w:t>
+      </w:r>
+      <w:r>
+        <w:rPr>
+          <w:rFonts w:hint="eastAsia"/>
+        </w:rPr>
+        <w:t>他</w:t>
+      </w:r>
+      <w:r>
+        <w:rPr>
+          <w:rFonts w:hint="eastAsia"/>
+        </w:rPr>
+        <w:t>(</w:t>
+      </w:r>
+      <w:r>
+        <w:rPr>
+          <w:rFonts w:hint="eastAsia"/>
+        </w:rPr>
+        <w:t>主格</w:t>
+      </w:r>
+      <w:r>
+        <w:rPr>
+          <w:rFonts w:hint="eastAsia"/>
+        </w:rPr>
+        <w:t>)</w:t>
+      </w:r>
+      <w:r>
+        <w:t>(B)its</w:t>
+      </w:r>
+      <w:r>
+        <w:rPr>
+          <w:rFonts w:hint="eastAsia"/>
+        </w:rPr>
+        <w:t>它的</w:t>
+      </w:r>
+      <w:r>
+        <w:rPr>
+          <w:rFonts w:hint="eastAsia"/>
+        </w:rPr>
+        <w:t>(</w:t>
+      </w:r>
+      <w:r>
+        <w:rPr>
+          <w:rFonts w:hint="eastAsia"/>
+        </w:rPr>
+        <w:t>所有格形容詞</w:t>
+      </w:r>
+      <w:r>
+        <w:t>/</w:t>
+      </w:r>
+      <w:r>
+        <w:rPr>
+          <w:rFonts w:hint="eastAsia"/>
+        </w:rPr>
+        <w:t>代名詞</w:t>
+      </w:r>
+      <w:r>
+        <w:rPr>
+          <w:rFonts w:hint="eastAsia"/>
+        </w:rPr>
+        <w:t>)</w:t>
+      </w:r>
+      <w:r>
+        <w:t>(C)yours</w:t>
+      </w:r>
+      <w:r>
+        <w:rPr>
+          <w:rFonts w:hint="eastAsia"/>
+        </w:rPr>
+        <w:t>你的</w:t>
+      </w:r>
+      <w:r>
+        <w:rPr>
+          <w:rFonts w:hint="eastAsia"/>
+        </w:rPr>
+        <w:t>(</w:t>
+      </w:r>
+      <w:r>
+        <w:rPr>
+          <w:rFonts w:hint="eastAsia"/>
+        </w:rPr>
+        <w:t>所有格代名詞</w:t>
+      </w:r>
+      <w:r>
+        <w:rPr>
+          <w:rFonts w:hint="eastAsia"/>
+        </w:rPr>
+        <w:t>)</w:t>
+      </w:r>
+    </w:p>
+    <w:p>
+      <w:r>
+        <w:rPr>
+          <w:highlight w:val="yellow"/>
+        </w:rPr>
+        <w:t>(D)themselves</w:t>
+      </w:r>
+      <w:r>
+        <w:rPr>
+          <w:rFonts w:hint="eastAsia"/>
+          <w:highlight w:val="yellow"/>
+        </w:rPr>
+        <w:t>他們自己</w:t>
+      </w:r>
+      <w:r>
+        <w:rPr>
+          <w:rFonts w:hint="eastAsia"/>
+          <w:highlight w:val="yellow"/>
+        </w:rPr>
+        <w:t>(</w:t>
+      </w:r>
+      <w:r>
+        <w:rPr>
+          <w:rFonts w:hint="eastAsia"/>
+          <w:highlight w:val="yellow"/>
+        </w:rPr>
+        <w:t>反身代名詞</w:t>
+      </w:r>
+      <w:r>
+        <w:rPr>
+          <w:rFonts w:hint="eastAsia"/>
+          <w:highlight w:val="yellow"/>
+        </w:rPr>
+        <w:t>)</w:t>
+      </w:r>
+    </w:p>
+    <w:p>
+      <w:pPr>
+        <w:rPr>
+          <w:rFonts w:hint="eastAsia"/>
+        </w:rPr>
+      </w:pPr>
+      <w:r>
+        <w:t>reassured</w:t>
+      </w:r>
+      <w:r>
+        <w:t xml:space="preserve"> v.</w:t>
+      </w:r>
+      <w:r>
+        <w:rPr>
+          <w:rFonts w:hint="eastAsia"/>
+        </w:rPr>
+        <w:t>再三保證</w:t>
+      </w:r>
+    </w:p>
+    <w:p>
+      <w:r>
+        <w:rPr>
+          <w:rFonts w:hint="eastAsia"/>
+        </w:rPr>
+        <w:t>(</w:t>
+      </w:r>
+      <w:r>
+        <w:t>a)</w:t>
+      </w:r>
+      <w:r>
+        <w:rPr>
+          <w:rFonts w:hint="eastAsia"/>
+        </w:rPr>
+        <w:t>不能選，介係詞</w:t>
+      </w:r>
+      <w:r>
+        <w:rPr>
+          <w:rFonts w:hint="eastAsia"/>
+        </w:rPr>
+        <w:t>b</w:t>
+      </w:r>
+      <w:r>
+        <w:t>y</w:t>
+      </w:r>
+      <w:r>
+        <w:rPr>
+          <w:rFonts w:hint="eastAsia"/>
+        </w:rPr>
+        <w:t>後面要接受格，不能接主格</w:t>
+      </w:r>
+    </w:p>
+    <w:p>
+      <w:r>
+        <w:t>Prep+</w:t>
+      </w:r>
+      <w:r>
+        <w:rPr>
+          <w:rFonts w:hint="eastAsia"/>
+          <w:strike/>
+        </w:rPr>
+        <w:t>主格</w:t>
+      </w:r>
+      <w:r>
+        <w:rPr>
+          <w:rFonts w:hint="eastAsia"/>
+        </w:rPr>
+        <w:t>/</w:t>
+      </w:r>
+      <w:proofErr w:type="gramStart"/>
+      <w:r>
+        <w:rPr>
+          <w:rFonts w:hint="eastAsia"/>
+        </w:rPr>
+        <w:t>受格</w:t>
+      </w:r>
+      <w:proofErr w:type="gramEnd"/>
+      <w:r>
+        <w:rPr>
+          <w:rFonts w:hint="eastAsia"/>
+        </w:rPr>
+        <w:t>/</w:t>
+      </w:r>
+      <w:r>
+        <w:rPr>
+          <w:rFonts w:hint="eastAsia"/>
+        </w:rPr>
+        <w:t>所有格形容詞</w:t>
+      </w:r>
+      <w:r>
+        <w:rPr>
+          <w:rFonts w:hint="eastAsia"/>
+        </w:rPr>
+        <w:t>/</w:t>
+      </w:r>
+      <w:r>
+        <w:rPr>
+          <w:rFonts w:hint="eastAsia"/>
+          <w:strike/>
+        </w:rPr>
+        <w:t>所有格代名詞</w:t>
+      </w:r>
+      <w:r>
+        <w:rPr>
+          <w:rFonts w:hint="eastAsia"/>
+        </w:rPr>
+        <w:t>/</w:t>
+      </w:r>
+      <w:r>
+        <w:rPr>
+          <w:rFonts w:hint="eastAsia"/>
+        </w:rPr>
+        <w:t>反身代名詞</w:t>
+      </w:r>
+    </w:p>
+    <w:p>
+      <w:r>
+        <w:rPr>
+          <w:rFonts w:hint="eastAsia"/>
+        </w:rPr>
+        <w:t>(</w:t>
+      </w:r>
+      <w:r>
+        <w:t>b)</w:t>
+      </w:r>
+      <w:r>
+        <w:rPr>
+          <w:rFonts w:hint="eastAsia"/>
+        </w:rPr>
+        <w:t>也不行，因為也可以是代名詞、</w:t>
+      </w:r>
+      <w:r>
+        <w:rPr>
+          <w:rFonts w:hint="eastAsia"/>
+        </w:rPr>
+        <w:t>(</w:t>
+      </w:r>
+      <w:r>
+        <w:t>c)</w:t>
+      </w:r>
+      <w:r>
+        <w:rPr>
+          <w:rFonts w:hint="eastAsia"/>
+        </w:rPr>
+        <w:t xml:space="preserve"> </w:t>
+      </w:r>
+      <w:r>
+        <w:rPr>
+          <w:rFonts w:hint="eastAsia"/>
+        </w:rPr>
+        <w:t>所有格代名詞</w:t>
+      </w:r>
+      <w:r>
+        <w:rPr>
+          <w:rFonts w:hint="eastAsia"/>
+        </w:rPr>
+        <w:t>也不行</w:t>
+      </w:r>
+      <w:r>
+        <w:rPr>
+          <w:rFonts w:hint="eastAsia"/>
+        </w:rPr>
+        <w:t xml:space="preserve"> </w:t>
+      </w:r>
+    </w:p>
+    <w:p>
+      <w:pPr>
+        <w:rPr>
+          <w:rFonts w:hint="eastAsia"/>
+        </w:rPr>
+      </w:pPr>
+      <w:r>
+        <w:t>-&gt;</w:t>
+      </w:r>
+      <w:r>
+        <w:rPr>
+          <w:rFonts w:hint="eastAsia"/>
+        </w:rPr>
+        <w:t>因此答案是</w:t>
+      </w:r>
+      <w:r>
+        <w:t>themselves</w:t>
+      </w:r>
+    </w:p>
+    <w:p/>
+    <w:p>
+      <w:r>
+        <w:t xml:space="preserve">that the software is designed </w:t>
+      </w:r>
+      <w:r>
+        <w:t>by</w:t>
+      </w:r>
+      <w:r>
+        <w:rPr>
+          <w:rFonts w:hint="eastAsia"/>
+          <w:color w:val="FF0000"/>
+        </w:rPr>
+        <w:t xml:space="preserve"> </w:t>
+      </w:r>
+      <w:r>
+        <w:t>themselves</w:t>
+      </w:r>
+      <w:r>
+        <w:rPr>
+          <w:rFonts w:hint="eastAsia"/>
+        </w:rPr>
+        <w:t xml:space="preserve"> </w:t>
+      </w:r>
+      <w:r>
+        <w:t xml:space="preserve">-&gt; </w:t>
+      </w:r>
+      <w:r>
+        <w:rPr>
+          <w:rFonts w:hint="eastAsia"/>
+        </w:rPr>
+        <w:t>名詞子句</w:t>
+      </w:r>
+      <w:r>
+        <w:rPr>
+          <w:rFonts w:hint="eastAsia"/>
+        </w:rPr>
+        <w:t xml:space="preserve"> </w:t>
+      </w:r>
+      <w:r>
+        <w:t>that +S+V</w:t>
+      </w:r>
+    </w:p>
+    <w:p>
+      <w:r>
+        <w:drawing>
+          <wp:inline distT="0" distB="0" distL="0" distR="0" wp14:anchorId="040D33AC" wp14:editId="09C1016C">
+            <wp:extent cx="5274310" cy="2138680"/>
+            <wp:effectExtent l="0" t="0" r="2540" b="0"/>
+            <wp:docPr id="1" name="圖片 1"/>
+            <wp:cNvGraphicFramePr>
+              <a:graphicFrameLocks xmlns:a="http://schemas.openxmlformats.org/drawingml/2006/main" noChangeAspect="1"/>
+            </wp:cNvGraphicFramePr>
+            <a:graphic xmlns:a="http://schemas.openxmlformats.org/drawingml/2006/main">
+              <a:graphicData uri="http://schemas.openxmlformats.org/drawingml/2006/picture">
+                <pic:pic xmlns:pic="http://schemas.openxmlformats.org/drawingml/2006/picture">
+                  <pic:nvPicPr>
+                    <pic:cNvPr id="1" name=""/>
+                    <pic:cNvPicPr/>
+                  </pic:nvPicPr>
+                  <pic:blipFill>
+                    <a:blip r:embed="rId7"/>
+                    <a:stretch>
+                      <a:fillRect/>
+                    </a:stretch>
+                  </pic:blipFill>
+                  <pic:spPr>
+                    <a:xfrm>
+                      <a:off x="0" y="0"/>
+                      <a:ext cx="5274310" cy="2138680"/>
+                    </a:xfrm>
+                    <a:prstGeom prst="rect">
+                      <a:avLst/>
+                    </a:prstGeom>
+                  </pic:spPr>
+                </pic:pic>
+              </a:graphicData>
+            </a:graphic>
+          </wp:inline>
+        </w:drawing>
+      </w:r>
+    </w:p>
+    <w:p/>
+    <w:p>
+      <w:r>
+        <w:t xml:space="preserve">If </w:t>
+      </w:r>
+      <w:proofErr w:type="gramStart"/>
+      <w:r>
+        <w:t>MLX,s</w:t>
+      </w:r>
+      <w:proofErr w:type="gramEnd"/>
+      <w:r>
+        <w:t xml:space="preserve"> innovative wearable device is able to </w:t>
+      </w:r>
+      <w:r>
+        <w:rPr>
+          <w:color w:val="FF0000"/>
+        </w:rPr>
+        <w:t xml:space="preserve">get </w:t>
+      </w:r>
+      <w:r>
+        <w:rPr>
+          <w:highlight w:val="yellow"/>
+        </w:rPr>
+        <w:t>patented</w:t>
+      </w:r>
+      <w:r>
+        <w:rPr>
+          <w:color w:val="FF0000"/>
+        </w:rPr>
+        <w:t xml:space="preserve"> </w:t>
+      </w:r>
+      <w:r>
+        <w:t>, they will start marketing the product immediately.(A)to patent</w:t>
+      </w:r>
+      <w:r>
+        <w:rPr>
+          <w:highlight w:val="yellow"/>
+        </w:rPr>
+        <w:t>(B)patented</w:t>
+      </w:r>
+      <w:r>
+        <w:t>(C)patent(D)patenting</w:t>
+      </w:r>
+    </w:p>
+    <w:p>
+      <w:r>
+        <w:t>innovative</w:t>
+      </w:r>
+      <w:r>
+        <w:t xml:space="preserve"> adj</w:t>
+      </w:r>
+      <w:r>
+        <w:rPr>
+          <w:rFonts w:hint="eastAsia"/>
+        </w:rPr>
+        <w:t>創新、</w:t>
+      </w:r>
+      <w:r>
+        <w:t>wearable device</w:t>
+      </w:r>
+      <w:r>
+        <w:rPr>
+          <w:rFonts w:hint="eastAsia"/>
+        </w:rPr>
+        <w:t xml:space="preserve"> </w:t>
+      </w:r>
+      <w:r>
+        <w:rPr>
+          <w:rFonts w:hint="eastAsia"/>
+        </w:rPr>
+        <w:t>穿戴式裝置、</w:t>
+      </w:r>
+      <w:r>
+        <w:t>patent</w:t>
+      </w:r>
+      <w:r>
+        <w:rPr>
+          <w:rFonts w:hint="eastAsia"/>
+        </w:rPr>
+        <w:t xml:space="preserve"> n</w:t>
+      </w:r>
+      <w:r>
+        <w:t>.</w:t>
+      </w:r>
+      <w:r>
+        <w:rPr>
+          <w:rFonts w:hint="eastAsia"/>
+        </w:rPr>
+        <w:t>專利</w:t>
+      </w:r>
+    </w:p>
+    <w:p>
+      <w:pPr>
+        <w:rPr>
+          <w:rFonts w:hint="eastAsia"/>
+        </w:rPr>
+      </w:pPr>
+    </w:p>
+    <w:p>
+      <w:proofErr w:type="spellStart"/>
+      <w:r>
+        <w:rPr>
+          <w:rFonts w:hint="eastAsia"/>
+        </w:rPr>
+        <w:t>S</w:t>
+      </w:r>
+      <w:r>
+        <w:t>+get</w:t>
+      </w:r>
+      <w:proofErr w:type="spellEnd"/>
+      <w:r>
+        <w:t>/want/order/force/suggest…</w:t>
+      </w:r>
+      <w:r>
+        <w:rPr>
+          <w:rFonts w:hint="eastAsia"/>
+        </w:rPr>
+        <w:t>(</w:t>
+      </w:r>
+      <w:r>
+        <w:rPr>
+          <w:rFonts w:hint="eastAsia"/>
+        </w:rPr>
+        <w:t>多益常見的使役動詞</w:t>
+      </w:r>
+      <w:r>
+        <w:rPr>
+          <w:rFonts w:hint="eastAsia"/>
+        </w:rPr>
+        <w:t>)</w:t>
+      </w:r>
+      <w:r>
+        <w:t>+O+</w:t>
+      </w:r>
+      <w:proofErr w:type="gramStart"/>
+      <w:r>
+        <w:t>PP</w:t>
+      </w:r>
+      <w:r>
+        <w:t>(</w:t>
+      </w:r>
+      <w:proofErr w:type="gramEnd"/>
+      <w:r>
+        <w:rPr>
+          <w:rFonts w:hint="eastAsia"/>
+        </w:rPr>
+        <w:t>被動</w:t>
+      </w:r>
+      <w:r>
+        <w:rPr>
+          <w:rFonts w:hint="eastAsia"/>
+        </w:rPr>
+        <w:t>)</w:t>
+      </w:r>
+    </w:p>
+    <w:p>
+      <w:proofErr w:type="spellStart"/>
+      <w:r>
+        <w:rPr>
+          <w:rFonts w:hint="eastAsia"/>
+        </w:rPr>
+        <w:t>S</w:t>
+      </w:r>
+      <w:r>
+        <w:t>+get</w:t>
+      </w:r>
+      <w:proofErr w:type="spellEnd"/>
+      <w:r>
+        <w:t>/want/order/force/suggest…</w:t>
+      </w:r>
+      <w:r>
+        <w:rPr>
+          <w:rFonts w:hint="eastAsia"/>
+        </w:rPr>
+        <w:t>(</w:t>
+      </w:r>
+      <w:r>
+        <w:rPr>
+          <w:rFonts w:hint="eastAsia"/>
+        </w:rPr>
+        <w:t>多益常見的使役動詞</w:t>
+      </w:r>
+      <w:r>
+        <w:rPr>
+          <w:rFonts w:hint="eastAsia"/>
+        </w:rPr>
+        <w:t>)</w:t>
+      </w:r>
+      <w:r>
+        <w:t>+O+</w:t>
+      </w:r>
+      <w:proofErr w:type="gramStart"/>
+      <w:r>
+        <w:t>PP(</w:t>
+      </w:r>
+      <w:proofErr w:type="gramEnd"/>
+      <w:r>
+        <w:rPr>
+          <w:rFonts w:hint="eastAsia"/>
+        </w:rPr>
+        <w:t>主</w:t>
+      </w:r>
+      <w:r>
+        <w:rPr>
+          <w:rFonts w:hint="eastAsia"/>
+        </w:rPr>
+        <w:t>動</w:t>
+      </w:r>
+      <w:r>
+        <w:rPr>
+          <w:rFonts w:hint="eastAsia"/>
+        </w:rPr>
+        <w:t>)</w:t>
+      </w:r>
+    </w:p>
+    <w:p/>
+    <w:p>
+      <w:r>
+        <w:rPr>
+          <w:rFonts w:hint="eastAsia"/>
+        </w:rPr>
+        <w:t>T</w:t>
+      </w:r>
+      <w:r>
+        <w:t xml:space="preserve">he CEO wanted the two teams to work </w:t>
+      </w:r>
+      <w:r>
+        <w:rPr>
+          <w:highlight w:val="yellow"/>
+        </w:rPr>
+        <w:t>independently</w:t>
+      </w:r>
+      <w:r>
+        <w:t xml:space="preserve"> </w:t>
+      </w:r>
+      <w:r>
+        <w:rPr>
+          <w:color w:val="FF0000"/>
+        </w:rPr>
+        <w:t xml:space="preserve">of </w:t>
+      </w:r>
+      <w:r>
+        <w:t>each other.</w:t>
+      </w:r>
+    </w:p>
+    <w:p>
+      <w:r>
+        <w:rPr>
+          <w:rFonts w:hint="eastAsia"/>
+        </w:rPr>
+        <w:t>(</w:t>
+      </w:r>
+      <w:r>
+        <w:t>A)</w:t>
+      </w:r>
+      <w:r>
+        <w:rPr>
+          <w:rFonts w:hint="eastAsia"/>
+        </w:rPr>
+        <w:t>c</w:t>
+      </w:r>
+      <w:r>
+        <w:t>ooperatively</w:t>
+      </w:r>
+      <w:r>
+        <w:rPr>
+          <w:rFonts w:hint="eastAsia"/>
+        </w:rPr>
+        <w:t>合作的</w:t>
+      </w:r>
+      <w:r>
+        <w:rPr>
+          <w:highlight w:val="yellow"/>
+        </w:rPr>
+        <w:t>(B)independently</w:t>
+      </w:r>
+      <w:r>
+        <w:rPr>
+          <w:rFonts w:hint="eastAsia"/>
+          <w:highlight w:val="yellow"/>
+        </w:rPr>
+        <w:t>獨立的</w:t>
+      </w:r>
+    </w:p>
+    <w:p>
+      <w:pPr>
+        <w:rPr>
+          <w:rFonts w:hint="eastAsia"/>
+        </w:rPr>
+      </w:pPr>
+      <w:r>
+        <w:t>(C)collaboratively</w:t>
+      </w:r>
+      <w:r>
+        <w:rPr>
+          <w:rFonts w:hint="eastAsia"/>
+        </w:rPr>
+        <w:t>合作的</w:t>
+      </w:r>
+      <w:r>
+        <w:rPr>
+          <w:rFonts w:hint="eastAsia"/>
+        </w:rPr>
+        <w:t>(</w:t>
+      </w:r>
+      <w:r>
+        <w:t>D)competitively</w:t>
+      </w:r>
+      <w:r>
+        <w:rPr>
+          <w:rFonts w:hint="eastAsia"/>
+        </w:rPr>
+        <w:t>競爭的</w:t>
+      </w:r>
+    </w:p>
+    <w:p>
+      <w:r>
+        <w:t>each other</w:t>
+      </w:r>
+      <w:r>
+        <w:rPr>
+          <w:rFonts w:hint="eastAsia"/>
+        </w:rPr>
+        <w:t>彼此</w:t>
+      </w:r>
+    </w:p>
+    <w:p>
+      <w:r>
+        <w:t xml:space="preserve">cooperatively with </w:t>
+      </w:r>
+      <w:r>
+        <w:rPr>
+          <w:rFonts w:hint="eastAsia"/>
+        </w:rPr>
+        <w:t>合作的、</w:t>
+      </w:r>
+      <w:r>
+        <w:rPr>
+          <w:rFonts w:hint="eastAsia"/>
+        </w:rPr>
+        <w:t>c</w:t>
+      </w:r>
+      <w:r>
+        <w:t>ollaboratively with</w:t>
+      </w:r>
+      <w:r>
+        <w:rPr>
+          <w:rFonts w:hint="eastAsia"/>
+        </w:rPr>
+        <w:t xml:space="preserve"> </w:t>
+      </w:r>
+      <w:r>
+        <w:rPr>
+          <w:rFonts w:hint="eastAsia"/>
+        </w:rPr>
+        <w:t>合作的</w:t>
+      </w:r>
+    </w:p>
+    <w:p>
+      <w:pPr>
+        <w:rPr>
+          <w:rFonts w:hint="eastAsia"/>
+        </w:rPr>
+      </w:pPr>
+      <w:r>
+        <w:rPr>
+          <w:rFonts w:hint="eastAsia"/>
+        </w:rPr>
+        <w:t>c</w:t>
+      </w:r>
+      <w:r>
+        <w:t>ompetitively</w:t>
+      </w:r>
+      <w:r>
+        <w:rPr>
+          <w:rFonts w:hint="eastAsia"/>
+        </w:rPr>
+        <w:t xml:space="preserve"> </w:t>
+      </w:r>
+      <w:r>
+        <w:t xml:space="preserve">with </w:t>
+      </w:r>
+      <w:r>
+        <w:rPr>
+          <w:rFonts w:hint="eastAsia"/>
+        </w:rPr>
+        <w:t>競爭的</w:t>
+      </w:r>
+    </w:p>
+    <w:p/>
+    <w:p/>
+    <w:p>
+      <w:r>
+        <w:rPr>
+          <w:rFonts w:hint="eastAsia"/>
+        </w:rPr>
+        <w:lastRenderedPageBreak/>
+        <w:t>A</w:t>
+      </w:r>
+      <w:r>
+        <w:t xml:space="preserve">t Neo Renovations we provide </w:t>
+      </w:r>
+      <w:r>
+        <w:rPr>
+          <w:color w:val="FF0000"/>
+        </w:rPr>
+        <w:t xml:space="preserve">the </w:t>
+      </w:r>
+      <w:r>
+        <w:t xml:space="preserve">best </w:t>
+      </w:r>
+      <w:r>
+        <w:rPr>
+          <w:highlight w:val="yellow"/>
+        </w:rPr>
+        <w:t>estimate</w:t>
+      </w:r>
+      <w:r>
+        <w:t xml:space="preserve"> to fit your furnishing needs.</w:t>
+      </w:r>
+    </w:p>
+    <w:p>
+      <w:pPr>
+        <w:rPr>
+          <w:rFonts w:hint="eastAsia"/>
+        </w:rPr>
+      </w:pPr>
+      <w:r>
+        <w:rPr>
+          <w:rFonts w:hint="eastAsia"/>
+          <w:highlight w:val="yellow"/>
+        </w:rPr>
+        <w:t>(</w:t>
+      </w:r>
+      <w:r>
+        <w:rPr>
+          <w:highlight w:val="yellow"/>
+        </w:rPr>
+        <w:t>A)estimate</w:t>
+      </w:r>
+      <w:r>
+        <w:rPr>
+          <w:highlight w:val="yellow"/>
+        </w:rPr>
+        <w:t xml:space="preserve"> n/v</w:t>
+      </w:r>
+      <w:r>
+        <w:rPr>
+          <w:rFonts w:hint="eastAsia"/>
+          <w:highlight w:val="yellow"/>
+        </w:rPr>
+        <w:t>估價</w:t>
+      </w:r>
+      <w:r>
+        <w:rPr>
+          <w:rFonts w:hint="eastAsia"/>
+          <w:highlight w:val="yellow"/>
+        </w:rPr>
+        <w:t>/</w:t>
+      </w:r>
+      <w:r>
+        <w:rPr>
+          <w:rFonts w:hint="eastAsia"/>
+          <w:highlight w:val="yellow"/>
+        </w:rPr>
+        <w:t>預測</w:t>
+      </w:r>
+      <w:r>
+        <w:t>(B)estimated</w:t>
+      </w:r>
+      <w:r>
+        <w:rPr>
+          <w:rFonts w:hint="eastAsia"/>
+        </w:rPr>
+        <w:t>(</w:t>
+      </w:r>
+      <w:r>
+        <w:t>C</w:t>
+      </w:r>
+      <w:r>
+        <w:rPr>
+          <w:rFonts w:hint="eastAsia"/>
+        </w:rPr>
+        <w:t>)</w:t>
+      </w:r>
+      <w:r>
+        <w:t>estimating(D)to estimate</w:t>
+      </w:r>
+    </w:p>
+    <w:p>
+      <w:r>
+        <w:t>fit v.</w:t>
+      </w:r>
+      <w:r>
+        <w:rPr>
+          <w:rFonts w:hint="eastAsia"/>
+        </w:rPr>
+        <w:t>符合</w:t>
+      </w:r>
+      <w:r>
+        <w:rPr>
+          <w:rFonts w:hint="eastAsia"/>
+        </w:rPr>
+        <w:t>,a</w:t>
+      </w:r>
+      <w:r>
+        <w:t>dj</w:t>
+      </w:r>
+      <w:r>
+        <w:rPr>
+          <w:rFonts w:hint="eastAsia"/>
+        </w:rPr>
+        <w:t>健康</w:t>
+      </w:r>
+      <w:r>
+        <w:rPr>
+          <w:rFonts w:hint="eastAsia"/>
+        </w:rPr>
+        <w:t>/</w:t>
+      </w:r>
+      <w:r>
+        <w:rPr>
+          <w:rFonts w:hint="eastAsia"/>
+        </w:rPr>
+        <w:t>合適、</w:t>
+      </w:r>
+      <w:r>
+        <w:t>furnishing</w:t>
+      </w:r>
+      <w:r>
+        <w:t xml:space="preserve"> n.</w:t>
+      </w:r>
+      <w:r>
+        <w:rPr>
+          <w:rFonts w:hint="eastAsia"/>
+        </w:rPr>
+        <w:t>家具</w:t>
+      </w:r>
+    </w:p>
+    <w:p/>
+    <w:p>
+      <w:r>
+        <w:rPr>
+          <w:rFonts w:hint="eastAsia"/>
+        </w:rPr>
+        <w:t>f</w:t>
+      </w:r>
+      <w:r>
+        <w:t>it</w:t>
+      </w:r>
+      <w:r>
+        <w:rPr>
+          <w:rFonts w:hint="eastAsia"/>
+        </w:rPr>
+        <w:t>某人的</w:t>
+      </w:r>
+      <w:r>
+        <w:rPr>
+          <w:rFonts w:hint="eastAsia"/>
+        </w:rPr>
+        <w:t>n</w:t>
+      </w:r>
+      <w:r>
+        <w:t>eeds:</w:t>
+      </w:r>
+      <w:r>
+        <w:rPr>
+          <w:rFonts w:hint="eastAsia"/>
+        </w:rPr>
+        <w:t>符合某人的需求</w:t>
+      </w:r>
+    </w:p>
+    <w:p>
+      <w:pPr>
+        <w:rPr>
+          <w:rFonts w:hint="eastAsia"/>
+        </w:rPr>
+      </w:pPr>
+      <w:r>
+        <w:t>Chris video fit your TOEIC training needs</w:t>
+      </w:r>
+    </w:p>
+    <w:p>
+      <w:r>
+        <w:rPr>
+          <w:rFonts w:hint="eastAsia"/>
+        </w:rPr>
+        <w:t>T</w:t>
+      </w:r>
+      <w:r>
+        <w:t>he/A/An +</w:t>
+      </w:r>
+      <w:proofErr w:type="spellStart"/>
+      <w:r>
+        <w:t>Adj+N</w:t>
+      </w:r>
+      <w:proofErr w:type="spellEnd"/>
+      <w:r>
+        <w:t xml:space="preserve">: The best estimate </w:t>
+      </w:r>
+      <w:r>
+        <w:rPr>
+          <w:rFonts w:hint="eastAsia"/>
+        </w:rPr>
+        <w:t>最好的估價</w:t>
+      </w:r>
+    </w:p>
+    <w:p/>
+    <w:p/>
+    <w:p>
+      <w:pPr>
+        <w:rPr>
+          <w:rFonts w:hint="eastAsia"/>
+        </w:rPr>
+      </w:pPr>
     </w:p>
     <w:p>
       <w:pPr>
@@ -10716,6 +13002,95 @@
     </w:lvl>
   </w:abstractNum>
   <w:abstractNum w:abstractNumId="10" w15:restartNumberingAfterBreak="0">
+    <w:nsid w:val="371A316D"/>
+    <w:multiLevelType w:val="hybridMultilevel"/>
+    <w:tmpl w:val="1CB8321C"/>
+    <w:lvl w:ilvl="0" w:tplc="B0984406">
+      <w:start w:val="1"/>
+      <w:numFmt w:val="upperLetter"/>
+      <w:lvlText w:val="(%1)"/>
+      <w:lvlJc w:val="left"/>
+      <w:pPr>
+        <w:ind w:left="360" w:hanging="360"/>
+      </w:pPr>
+      <w:rPr>
+        <w:rFonts w:hint="default"/>
+      </w:rPr>
+    </w:lvl>
+    <w:lvl w:ilvl="1" w:tplc="04090019" w:tentative="1">
+      <w:start w:val="1"/>
+      <w:numFmt w:val="ideographTraditional"/>
+      <w:lvlText w:val="%2、"/>
+      <w:lvlJc w:val="left"/>
+      <w:pPr>
+        <w:ind w:left="960" w:hanging="480"/>
+      </w:pPr>
+    </w:lvl>
+    <w:lvl w:ilvl="2" w:tplc="0409001B" w:tentative="1">
+      <w:start w:val="1"/>
+      <w:numFmt w:val="lowerRoman"/>
+      <w:lvlText w:val="%3."/>
+      <w:lvlJc w:val="right"/>
+      <w:pPr>
+        <w:ind w:left="1440" w:hanging="480"/>
+      </w:pPr>
+    </w:lvl>
+    <w:lvl w:ilvl="3" w:tplc="0409000F" w:tentative="1">
+      <w:start w:val="1"/>
+      <w:numFmt w:val="decimal"/>
+      <w:lvlText w:val="%4."/>
+      <w:lvlJc w:val="left"/>
+      <w:pPr>
+        <w:ind w:left="1920" w:hanging="480"/>
+      </w:pPr>
+    </w:lvl>
+    <w:lvl w:ilvl="4" w:tplc="04090019" w:tentative="1">
+      <w:start w:val="1"/>
+      <w:numFmt w:val="ideographTraditional"/>
+      <w:lvlText w:val="%5、"/>
+      <w:lvlJc w:val="left"/>
+      <w:pPr>
+        <w:ind w:left="2400" w:hanging="480"/>
+      </w:pPr>
+    </w:lvl>
+    <w:lvl w:ilvl="5" w:tplc="0409001B" w:tentative="1">
+      <w:start w:val="1"/>
+      <w:numFmt w:val="lowerRoman"/>
+      <w:lvlText w:val="%6."/>
+      <w:lvlJc w:val="right"/>
+      <w:pPr>
+        <w:ind w:left="2880" w:hanging="480"/>
+      </w:pPr>
+    </w:lvl>
+    <w:lvl w:ilvl="6" w:tplc="0409000F" w:tentative="1">
+      <w:start w:val="1"/>
+      <w:numFmt w:val="decimal"/>
+      <w:lvlText w:val="%7."/>
+      <w:lvlJc w:val="left"/>
+      <w:pPr>
+        <w:ind w:left="3360" w:hanging="480"/>
+      </w:pPr>
+    </w:lvl>
+    <w:lvl w:ilvl="7" w:tplc="04090019" w:tentative="1">
+      <w:start w:val="1"/>
+      <w:numFmt w:val="ideographTraditional"/>
+      <w:lvlText w:val="%8、"/>
+      <w:lvlJc w:val="left"/>
+      <w:pPr>
+        <w:ind w:left="3840" w:hanging="480"/>
+      </w:pPr>
+    </w:lvl>
+    <w:lvl w:ilvl="8" w:tplc="0409001B" w:tentative="1">
+      <w:start w:val="1"/>
+      <w:numFmt w:val="lowerRoman"/>
+      <w:lvlText w:val="%9."/>
+      <w:lvlJc w:val="right"/>
+      <w:pPr>
+        <w:ind w:left="4320" w:hanging="480"/>
+      </w:pPr>
+    </w:lvl>
+  </w:abstractNum>
+  <w:abstractNum w:abstractNumId="11" w15:restartNumberingAfterBreak="0">
     <w:nsid w:val="39496F00"/>
     <w:multiLevelType w:val="hybridMultilevel"/>
     <w:tmpl w:val="6C6CE0AC"/>
@@ -10804,7 +13179,7 @@
       </w:pPr>
     </w:lvl>
   </w:abstractNum>
-  <w:abstractNum w:abstractNumId="11" w15:restartNumberingAfterBreak="0">
+  <w:abstractNum w:abstractNumId="12" w15:restartNumberingAfterBreak="0">
     <w:nsid w:val="400F352D"/>
     <w:multiLevelType w:val="hybridMultilevel"/>
     <w:tmpl w:val="18C0E9BA"/>
@@ -10893,7 +13268,7 @@
       </w:pPr>
     </w:lvl>
   </w:abstractNum>
-  <w:abstractNum w:abstractNumId="12" w15:restartNumberingAfterBreak="0">
+  <w:abstractNum w:abstractNumId="13" w15:restartNumberingAfterBreak="0">
     <w:nsid w:val="4FB509B0"/>
     <w:multiLevelType w:val="hybridMultilevel"/>
     <w:tmpl w:val="8604D55E"/>
@@ -10982,7 +13357,96 @@
       </w:pPr>
     </w:lvl>
   </w:abstractNum>
-  <w:abstractNum w:abstractNumId="13" w15:restartNumberingAfterBreak="0">
+  <w:abstractNum w:abstractNumId="14" w15:restartNumberingAfterBreak="0">
+    <w:nsid w:val="51F860B5"/>
+    <w:multiLevelType w:val="hybridMultilevel"/>
+    <w:tmpl w:val="016AA4DC"/>
+    <w:lvl w:ilvl="0" w:tplc="A66E6054">
+      <w:start w:val="1"/>
+      <w:numFmt w:val="upperLetter"/>
+      <w:lvlText w:val="(%1)"/>
+      <w:lvlJc w:val="left"/>
+      <w:pPr>
+        <w:ind w:left="360" w:hanging="360"/>
+      </w:pPr>
+      <w:rPr>
+        <w:rFonts w:hint="default"/>
+      </w:rPr>
+    </w:lvl>
+    <w:lvl w:ilvl="1" w:tplc="04090019" w:tentative="1">
+      <w:start w:val="1"/>
+      <w:numFmt w:val="ideographTraditional"/>
+      <w:lvlText w:val="%2、"/>
+      <w:lvlJc w:val="left"/>
+      <w:pPr>
+        <w:ind w:left="960" w:hanging="480"/>
+      </w:pPr>
+    </w:lvl>
+    <w:lvl w:ilvl="2" w:tplc="0409001B" w:tentative="1">
+      <w:start w:val="1"/>
+      <w:numFmt w:val="lowerRoman"/>
+      <w:lvlText w:val="%3."/>
+      <w:lvlJc w:val="right"/>
+      <w:pPr>
+        <w:ind w:left="1440" w:hanging="480"/>
+      </w:pPr>
+    </w:lvl>
+    <w:lvl w:ilvl="3" w:tplc="0409000F" w:tentative="1">
+      <w:start w:val="1"/>
+      <w:numFmt w:val="decimal"/>
+      <w:lvlText w:val="%4."/>
+      <w:lvlJc w:val="left"/>
+      <w:pPr>
+        <w:ind w:left="1920" w:hanging="480"/>
+      </w:pPr>
+    </w:lvl>
+    <w:lvl w:ilvl="4" w:tplc="04090019" w:tentative="1">
+      <w:start w:val="1"/>
+      <w:numFmt w:val="ideographTraditional"/>
+      <w:lvlText w:val="%5、"/>
+      <w:lvlJc w:val="left"/>
+      <w:pPr>
+        <w:ind w:left="2400" w:hanging="480"/>
+      </w:pPr>
+    </w:lvl>
+    <w:lvl w:ilvl="5" w:tplc="0409001B" w:tentative="1">
+      <w:start w:val="1"/>
+      <w:numFmt w:val="lowerRoman"/>
+      <w:lvlText w:val="%6."/>
+      <w:lvlJc w:val="right"/>
+      <w:pPr>
+        <w:ind w:left="2880" w:hanging="480"/>
+      </w:pPr>
+    </w:lvl>
+    <w:lvl w:ilvl="6" w:tplc="0409000F" w:tentative="1">
+      <w:start w:val="1"/>
+      <w:numFmt w:val="decimal"/>
+      <w:lvlText w:val="%7."/>
+      <w:lvlJc w:val="left"/>
+      <w:pPr>
+        <w:ind w:left="3360" w:hanging="480"/>
+      </w:pPr>
+    </w:lvl>
+    <w:lvl w:ilvl="7" w:tplc="04090019" w:tentative="1">
+      <w:start w:val="1"/>
+      <w:numFmt w:val="ideographTraditional"/>
+      <w:lvlText w:val="%8、"/>
+      <w:lvlJc w:val="left"/>
+      <w:pPr>
+        <w:ind w:left="3840" w:hanging="480"/>
+      </w:pPr>
+    </w:lvl>
+    <w:lvl w:ilvl="8" w:tplc="0409001B" w:tentative="1">
+      <w:start w:val="1"/>
+      <w:numFmt w:val="lowerRoman"/>
+      <w:lvlText w:val="%9."/>
+      <w:lvlJc w:val="right"/>
+      <w:pPr>
+        <w:ind w:left="4320" w:hanging="480"/>
+      </w:pPr>
+    </w:lvl>
+  </w:abstractNum>
+  <w:abstractNum w:abstractNumId="15" w15:restartNumberingAfterBreak="0">
     <w:nsid w:val="53005D9A"/>
     <w:multiLevelType w:val="hybridMultilevel"/>
     <w:tmpl w:val="6F1E60CE"/>
@@ -11071,7 +13535,7 @@
       </w:pPr>
     </w:lvl>
   </w:abstractNum>
-  <w:abstractNum w:abstractNumId="14" w15:restartNumberingAfterBreak="0">
+  <w:abstractNum w:abstractNumId="16" w15:restartNumberingAfterBreak="0">
     <w:nsid w:val="5495135A"/>
     <w:multiLevelType w:val="hybridMultilevel"/>
     <w:tmpl w:val="AA88B466"/>
@@ -11160,7 +13624,7 @@
       </w:pPr>
     </w:lvl>
   </w:abstractNum>
-  <w:abstractNum w:abstractNumId="15" w15:restartNumberingAfterBreak="0">
+  <w:abstractNum w:abstractNumId="17" w15:restartNumberingAfterBreak="0">
     <w:nsid w:val="5B69241D"/>
     <w:multiLevelType w:val="hybridMultilevel"/>
     <w:tmpl w:val="B59462EA"/>
@@ -11249,7 +13713,7 @@
       </w:pPr>
     </w:lvl>
   </w:abstractNum>
-  <w:abstractNum w:abstractNumId="16" w15:restartNumberingAfterBreak="0">
+  <w:abstractNum w:abstractNumId="18" w15:restartNumberingAfterBreak="0">
     <w:nsid w:val="647A59BB"/>
     <w:multiLevelType w:val="hybridMultilevel"/>
     <w:tmpl w:val="B6ECFFB6"/>
@@ -11338,7 +13802,7 @@
       </w:pPr>
     </w:lvl>
   </w:abstractNum>
-  <w:abstractNum w:abstractNumId="17" w15:restartNumberingAfterBreak="0">
+  <w:abstractNum w:abstractNumId="19" w15:restartNumberingAfterBreak="0">
     <w:nsid w:val="73DC2168"/>
     <w:multiLevelType w:val="hybridMultilevel"/>
     <w:tmpl w:val="E56C0A66"/>
@@ -11427,7 +13891,96 @@
       </w:pPr>
     </w:lvl>
   </w:abstractNum>
-  <w:abstractNum w:abstractNumId="18" w15:restartNumberingAfterBreak="0">
+  <w:abstractNum w:abstractNumId="20" w15:restartNumberingAfterBreak="0">
+    <w:nsid w:val="75226988"/>
+    <w:multiLevelType w:val="hybridMultilevel"/>
+    <w:tmpl w:val="FE52247A"/>
+    <w:lvl w:ilvl="0" w:tplc="5E0674FA">
+      <w:start w:val="1"/>
+      <w:numFmt w:val="upperLetter"/>
+      <w:lvlText w:val="(%1)"/>
+      <w:lvlJc w:val="left"/>
+      <w:pPr>
+        <w:ind w:left="360" w:hanging="360"/>
+      </w:pPr>
+      <w:rPr>
+        <w:rFonts w:hint="default"/>
+      </w:rPr>
+    </w:lvl>
+    <w:lvl w:ilvl="1" w:tplc="04090019" w:tentative="1">
+      <w:start w:val="1"/>
+      <w:numFmt w:val="ideographTraditional"/>
+      <w:lvlText w:val="%2、"/>
+      <w:lvlJc w:val="left"/>
+      <w:pPr>
+        <w:ind w:left="960" w:hanging="480"/>
+      </w:pPr>
+    </w:lvl>
+    <w:lvl w:ilvl="2" w:tplc="0409001B" w:tentative="1">
+      <w:start w:val="1"/>
+      <w:numFmt w:val="lowerRoman"/>
+      <w:lvlText w:val="%3."/>
+      <w:lvlJc w:val="right"/>
+      <w:pPr>
+        <w:ind w:left="1440" w:hanging="480"/>
+      </w:pPr>
+    </w:lvl>
+    <w:lvl w:ilvl="3" w:tplc="0409000F" w:tentative="1">
+      <w:start w:val="1"/>
+      <w:numFmt w:val="decimal"/>
+      <w:lvlText w:val="%4."/>
+      <w:lvlJc w:val="left"/>
+      <w:pPr>
+        <w:ind w:left="1920" w:hanging="480"/>
+      </w:pPr>
+    </w:lvl>
+    <w:lvl w:ilvl="4" w:tplc="04090019" w:tentative="1">
+      <w:start w:val="1"/>
+      <w:numFmt w:val="ideographTraditional"/>
+      <w:lvlText w:val="%5、"/>
+      <w:lvlJc w:val="left"/>
+      <w:pPr>
+        <w:ind w:left="2400" w:hanging="480"/>
+      </w:pPr>
+    </w:lvl>
+    <w:lvl w:ilvl="5" w:tplc="0409001B" w:tentative="1">
+      <w:start w:val="1"/>
+      <w:numFmt w:val="lowerRoman"/>
+      <w:lvlText w:val="%6."/>
+      <w:lvlJc w:val="right"/>
+      <w:pPr>
+        <w:ind w:left="2880" w:hanging="480"/>
+      </w:pPr>
+    </w:lvl>
+    <w:lvl w:ilvl="6" w:tplc="0409000F" w:tentative="1">
+      <w:start w:val="1"/>
+      <w:numFmt w:val="decimal"/>
+      <w:lvlText w:val="%7."/>
+      <w:lvlJc w:val="left"/>
+      <w:pPr>
+        <w:ind w:left="3360" w:hanging="480"/>
+      </w:pPr>
+    </w:lvl>
+    <w:lvl w:ilvl="7" w:tplc="04090019" w:tentative="1">
+      <w:start w:val="1"/>
+      <w:numFmt w:val="ideographTraditional"/>
+      <w:lvlText w:val="%8、"/>
+      <w:lvlJc w:val="left"/>
+      <w:pPr>
+        <w:ind w:left="3840" w:hanging="480"/>
+      </w:pPr>
+    </w:lvl>
+    <w:lvl w:ilvl="8" w:tplc="0409001B" w:tentative="1">
+      <w:start w:val="1"/>
+      <w:numFmt w:val="lowerRoman"/>
+      <w:lvlText w:val="%9."/>
+      <w:lvlJc w:val="right"/>
+      <w:pPr>
+        <w:ind w:left="4320" w:hanging="480"/>
+      </w:pPr>
+    </w:lvl>
+  </w:abstractNum>
+  <w:abstractNum w:abstractNumId="21" w15:restartNumberingAfterBreak="0">
     <w:nsid w:val="775001FE"/>
     <w:multiLevelType w:val="hybridMultilevel"/>
     <w:tmpl w:val="D26051BC"/>
@@ -11516,7 +14069,7 @@
       </w:pPr>
     </w:lvl>
   </w:abstractNum>
-  <w:abstractNum w:abstractNumId="19" w15:restartNumberingAfterBreak="0">
+  <w:abstractNum w:abstractNumId="22" w15:restartNumberingAfterBreak="0">
     <w:nsid w:val="7B123881"/>
     <w:multiLevelType w:val="hybridMultilevel"/>
     <w:tmpl w:val="A59E4332"/>
@@ -11605,7 +14158,7 @@
       </w:pPr>
     </w:lvl>
   </w:abstractNum>
-  <w:abstractNum w:abstractNumId="20" w15:restartNumberingAfterBreak="0">
+  <w:abstractNum w:abstractNumId="23" w15:restartNumberingAfterBreak="0">
     <w:nsid w:val="7C187F3C"/>
     <w:multiLevelType w:val="hybridMultilevel"/>
     <w:tmpl w:val="7C3EB84C"/>
@@ -11694,7 +14247,7 @@
       </w:pPr>
     </w:lvl>
   </w:abstractNum>
-  <w:abstractNum w:abstractNumId="21" w15:restartNumberingAfterBreak="0">
+  <w:abstractNum w:abstractNumId="24" w15:restartNumberingAfterBreak="0">
     <w:nsid w:val="7D8370E3"/>
     <w:multiLevelType w:val="hybridMultilevel"/>
     <w:tmpl w:val="706C694C"/>
@@ -11784,46 +14337,46 @@
     </w:lvl>
   </w:abstractNum>
   <w:num w:numId="1">
-    <w:abstractNumId w:val="14"/>
+    <w:abstractNumId w:val="16"/>
   </w:num>
   <w:num w:numId="2">
-    <w:abstractNumId w:val="18"/>
+    <w:abstractNumId w:val="21"/>
   </w:num>
   <w:num w:numId="3">
     <w:abstractNumId w:val="4"/>
   </w:num>
   <w:num w:numId="4">
-    <w:abstractNumId w:val="19"/>
+    <w:abstractNumId w:val="22"/>
   </w:num>
   <w:num w:numId="5">
-    <w:abstractNumId w:val="10"/>
+    <w:abstractNumId w:val="11"/>
   </w:num>
   <w:num w:numId="6">
-    <w:abstractNumId w:val="11"/>
+    <w:abstractNumId w:val="12"/>
   </w:num>
   <w:num w:numId="7">
     <w:abstractNumId w:val="8"/>
   </w:num>
   <w:num w:numId="8">
-    <w:abstractNumId w:val="13"/>
+    <w:abstractNumId w:val="15"/>
   </w:num>
   <w:num w:numId="9">
     <w:abstractNumId w:val="9"/>
   </w:num>
   <w:num w:numId="10">
-    <w:abstractNumId w:val="12"/>
+    <w:abstractNumId w:val="13"/>
   </w:num>
   <w:num w:numId="11">
-    <w:abstractNumId w:val="15"/>
+    <w:abstractNumId w:val="17"/>
   </w:num>
   <w:num w:numId="12">
-    <w:abstractNumId w:val="21"/>
+    <w:abstractNumId w:val="24"/>
   </w:num>
   <w:num w:numId="13">
-    <w:abstractNumId w:val="17"/>
+    <w:abstractNumId w:val="19"/>
   </w:num>
   <w:num w:numId="14">
-    <w:abstractNumId w:val="16"/>
+    <w:abstractNumId w:val="18"/>
   </w:num>
   <w:num w:numId="15">
     <w:abstractNumId w:val="7"/>
@@ -11844,10 +14397,19 @@
     <w:abstractNumId w:val="2"/>
   </w:num>
   <w:num w:numId="21">
-    <w:abstractNumId w:val="20"/>
+    <w:abstractNumId w:val="23"/>
   </w:num>
   <w:num w:numId="22">
     <w:abstractNumId w:val="1"/>
+  </w:num>
+  <w:num w:numId="23">
+    <w:abstractNumId w:val="10"/>
+  </w:num>
+  <w:num w:numId="24">
+    <w:abstractNumId w:val="14"/>
+  </w:num>
+  <w:num w:numId="25">
+    <w:abstractNumId w:val="20"/>
   </w:num>
 </w:numbering>
 </file>

--- a/碩一/TOEIC/介係詞代名詞.docx
+++ b/碩一/TOEIC/介係詞代名詞.docx
@@ -12039,10 +12039,7 @@
     </w:p>
     <w:p>
       <w:r>
-        <w:t xml:space="preserve">pride  </w:t>
-      </w:r>
-      <w:r>
-        <w:t>n.</w:t>
+        <w:t>pride  n.</w:t>
       </w:r>
       <w:r>
         <w:rPr>
@@ -12095,20 +12092,80 @@
         <w:t>、</w:t>
       </w:r>
       <w:r>
-        <w:t>customer-oriented</w:t>
-      </w:r>
-      <w:r>
+        <w:t xml:space="preserve">customer-oriented </w:t>
+      </w:r>
+      <w:r>
+        <w:rPr>
+          <w:rFonts w:hint="eastAsia"/>
+        </w:rPr>
+        <w:t>客戶</w:t>
+      </w:r>
+      <w:r>
+        <w:rPr>
+          <w:rFonts w:hint="eastAsia"/>
+        </w:rPr>
         <w:t xml:space="preserve"> </w:t>
       </w:r>
       <w:r>
         <w:rPr>
           <w:rFonts w:hint="eastAsia"/>
         </w:rPr>
-        <w:t>客戶</w:t>
-      </w:r>
-      <w:r>
-        <w:rPr>
-          <w:rFonts w:hint="eastAsia"/>
+        <w:t>導向</w:t>
+      </w:r>
+    </w:p>
+    <w:p>
+      <w:r>
+        <w:rPr>
+          <w:rFonts w:hint="eastAsia"/>
+        </w:rPr>
+        <w:t>s</w:t>
+      </w:r>
+      <w:r>
+        <w:t>tudent-oriented approach</w:t>
+      </w:r>
+      <w:r>
+        <w:rPr>
+          <w:rFonts w:hint="eastAsia"/>
+        </w:rPr>
+        <w:t>學生導向的方法</w:t>
+      </w:r>
+    </w:p>
+    <w:p>
+      <w:r>
+        <w:rPr>
+          <w:rFonts w:hint="eastAsia"/>
+        </w:rPr>
+        <w:t>c</w:t>
+      </w:r>
+      <w:r>
+        <w:t xml:space="preserve">onsumer-oriented approach </w:t>
+      </w:r>
+      <w:r>
+        <w:rPr>
+          <w:rFonts w:hint="eastAsia"/>
+        </w:rPr>
+        <w:t>消費者導向的方法</w:t>
+      </w:r>
+    </w:p>
+    <w:p/>
+    <w:p>
+      <w:r>
+        <w:rPr>
+          <w:highlight w:val="yellow"/>
+        </w:rPr>
+        <w:t xml:space="preserve">Contrary </w:t>
+      </w:r>
+      <w:proofErr w:type="gramStart"/>
+      <w:r>
+        <w:rPr>
+          <w:highlight w:val="yellow"/>
+        </w:rPr>
+        <w:t>to</w:t>
+      </w:r>
+      <w:r>
+        <w:rPr>
+          <w:rFonts w:hint="eastAsia"/>
+          <w:highlight w:val="yellow"/>
         </w:rPr>
         <w:t xml:space="preserve"> </w:t>
       </w:r>
@@ -12116,84 +12173,9 @@
         <w:rPr>
           <w:rFonts w:hint="eastAsia"/>
         </w:rPr>
-        <w:t>導向</w:t>
-      </w:r>
-    </w:p>
-    <w:p>
-      <w:r>
-        <w:rPr>
-          <w:rFonts w:hint="eastAsia"/>
-        </w:rPr>
-        <w:t>s</w:t>
-      </w:r>
-      <w:r>
-        <w:t>tudent-oriented approach</w:t>
-      </w:r>
-      <w:r>
-        <w:rPr>
-          <w:rFonts w:hint="eastAsia"/>
-        </w:rPr>
-        <w:t>學生導向的方法</w:t>
-      </w:r>
-    </w:p>
-    <w:p>
-      <w:r>
-        <w:rPr>
-          <w:rFonts w:hint="eastAsia"/>
-        </w:rPr>
-        <w:t>c</w:t>
-      </w:r>
-      <w:r>
-        <w:t xml:space="preserve">onsumer-oriented </w:t>
-      </w:r>
-      <w:r>
-        <w:t>approach</w:t>
-      </w:r>
-      <w:r>
         <w:t xml:space="preserve"> </w:t>
       </w:r>
       <w:r>
-        <w:rPr>
-          <w:rFonts w:hint="eastAsia"/>
-        </w:rPr>
-        <w:t>消費者導向的方法</w:t>
-      </w:r>
-    </w:p>
-    <w:p>
-      <w:pPr>
-        <w:rPr>
-          <w:rFonts w:hint="eastAsia"/>
-        </w:rPr>
-      </w:pPr>
-    </w:p>
-    <w:p>
-      <w:r>
-        <w:rPr>
-          <w:highlight w:val="yellow"/>
-        </w:rPr>
-        <w:t xml:space="preserve">Contrary </w:t>
-      </w:r>
-      <w:proofErr w:type="gramStart"/>
-      <w:r>
-        <w:rPr>
-          <w:highlight w:val="yellow"/>
-        </w:rPr>
-        <w:t>to</w:t>
-      </w:r>
-      <w:r>
-        <w:rPr>
-          <w:rFonts w:hint="eastAsia"/>
-          <w:highlight w:val="yellow"/>
-        </w:rPr>
-        <w:t xml:space="preserve"> </w:t>
-      </w:r>
-      <w:r>
-        <w:rPr>
-          <w:rFonts w:hint="eastAsia"/>
-        </w:rPr>
-        <w:t xml:space="preserve"> </w:t>
-      </w:r>
-      <w:r>
         <w:t>the</w:t>
       </w:r>
       <w:proofErr w:type="gramEnd"/>
@@ -12210,11 +12192,6 @@
       </w:r>
     </w:p>
     <w:p>
-      <w:pPr>
-        <w:rPr>
-          <w:rFonts w:hint="eastAsia"/>
-        </w:rPr>
-      </w:pPr>
       <w:r>
         <w:t>(A)Thanks to</w:t>
       </w:r>
@@ -12293,13 +12270,7 @@
     </w:p>
     <w:p>
       <w:r>
-        <w:t>S</w:t>
-      </w:r>
-      <w:r>
-        <w:t>tated</w:t>
-      </w:r>
-      <w:r>
-        <w:t xml:space="preserve"> n.</w:t>
+        <w:t>Stated n.</w:t>
       </w:r>
       <w:r>
         <w:rPr>
@@ -12596,13 +12567,7 @@
         <w:t>雖然</w:t>
       </w:r>
     </w:p>
-    <w:p>
-      <w:pPr>
-        <w:rPr>
-          <w:rFonts w:hint="eastAsia"/>
-        </w:rPr>
-      </w:pPr>
-    </w:p>
+    <w:p/>
     <w:p>
       <w:r>
         <w:t xml:space="preserve">Goods </w:t>
@@ -12797,13 +12762,7 @@
     </w:p>
     <w:p>
       <w:r>
-        <w:t>M</w:t>
-      </w:r>
-      <w:r>
-        <w:t>echanical</w:t>
-      </w:r>
-      <w:r>
-        <w:t xml:space="preserve"> adj.</w:t>
+        <w:t>Mechanical adj.</w:t>
       </w:r>
       <w:r>
         <w:rPr>
@@ -12812,10 +12771,7 @@
         <w:t>機械的、</w:t>
       </w:r>
       <w:r>
-        <w:t>glitch</w:t>
-      </w:r>
-      <w:r>
-        <w:t xml:space="preserve"> n.</w:t>
+        <w:t>glitch n.</w:t>
       </w:r>
       <w:r>
         <w:rPr>
@@ -13561,13 +13517,7 @@
         <w:t>攤位</w:t>
       </w:r>
     </w:p>
-    <w:p>
-      <w:pPr>
-        <w:rPr>
-          <w:rFonts w:hint="eastAsia"/>
-        </w:rPr>
-      </w:pPr>
-    </w:p>
+    <w:p/>
     <w:p>
       <w:r>
         <w:rPr>
@@ -13629,6 +13579,2092 @@
           <w:highlight w:val="yellow"/>
         </w:rPr>
         <w:t>之前</w:t>
+      </w:r>
+    </w:p>
+    <w:p/>
+    <w:p>
+      <w:r>
+        <w:rPr>
+          <w:color w:val="FF0000"/>
+        </w:rPr>
+        <w:t>The number of</w:t>
+      </w:r>
+      <w:r>
+        <w:t xml:space="preserve"> accidents happening at the junction </w:t>
+      </w:r>
+      <w:r>
+        <w:rPr>
+          <w:highlight w:val="yellow"/>
+        </w:rPr>
+        <w:t>keeps</w:t>
+      </w:r>
+      <w:r>
+        <w:t xml:space="preserve"> decreasing after the installation of traffic </w:t>
+      </w:r>
+      <w:proofErr w:type="gramStart"/>
+      <w:r>
+        <w:t>lights.</w:t>
+      </w:r>
+      <w:r>
+        <w:rPr>
+          <w:highlight w:val="yellow"/>
+        </w:rPr>
+        <w:t>(</w:t>
+      </w:r>
+      <w:proofErr w:type="gramEnd"/>
+      <w:r>
+        <w:rPr>
+          <w:highlight w:val="yellow"/>
+        </w:rPr>
+        <w:t>A)keeps</w:t>
+      </w:r>
+      <w:r>
+        <w:rPr>
+          <w:rFonts w:hint="eastAsia"/>
+        </w:rPr>
+        <w:t xml:space="preserve"> </w:t>
+      </w:r>
+      <w:r>
+        <w:rPr>
+          <w:rFonts w:hint="eastAsia"/>
+        </w:rPr>
+        <w:t>單數動詞</w:t>
+      </w:r>
+      <w:r>
+        <w:rPr>
+          <w:rFonts w:hint="eastAsia"/>
+        </w:rPr>
+        <w:t xml:space="preserve"> </w:t>
+      </w:r>
+      <w:r>
+        <w:rPr>
+          <w:rFonts w:hint="eastAsia"/>
+        </w:rPr>
+        <w:t>持續</w:t>
+      </w:r>
+      <w:r>
+        <w:t>(B)keep</w:t>
+      </w:r>
+      <w:r>
+        <w:rPr>
+          <w:rFonts w:hint="eastAsia"/>
+        </w:rPr>
+        <w:t>複數動詞</w:t>
+      </w:r>
+      <w:r>
+        <w:t>(C)to keep(D)keeping</w:t>
+      </w:r>
+    </w:p>
+    <w:p>
+      <w:r>
+        <w:t>The number of</w:t>
+      </w:r>
+      <w:r>
+        <w:rPr>
+          <w:rFonts w:hint="eastAsia"/>
+        </w:rPr>
+        <w:t>總數量、</w:t>
+      </w:r>
+      <w:r>
+        <w:t>accidents</w:t>
+      </w:r>
+      <w:r>
+        <w:t xml:space="preserve"> n.</w:t>
+      </w:r>
+      <w:r>
+        <w:rPr>
+          <w:rFonts w:hint="eastAsia"/>
+        </w:rPr>
+        <w:t>意外</w:t>
+      </w:r>
+      <w:r>
+        <w:rPr>
+          <w:rFonts w:hint="eastAsia"/>
+        </w:rPr>
+        <w:t>、</w:t>
+      </w:r>
+      <w:r>
+        <w:t xml:space="preserve">junction </w:t>
+      </w:r>
+      <w:r>
+        <w:t>n.</w:t>
+      </w:r>
+      <w:r>
+        <w:rPr>
+          <w:rFonts w:hint="eastAsia"/>
+        </w:rPr>
+        <w:t>路口、</w:t>
+      </w:r>
+      <w:r>
+        <w:rPr>
+          <w:rFonts w:hint="eastAsia"/>
+        </w:rPr>
+        <w:t xml:space="preserve"> </w:t>
+      </w:r>
+      <w:r>
+        <w:t>installation</w:t>
+      </w:r>
+      <w:r>
+        <w:rPr>
+          <w:rFonts w:hint="eastAsia"/>
+        </w:rPr>
+        <w:t xml:space="preserve"> n</w:t>
+      </w:r>
+      <w:r>
+        <w:t>.</w:t>
+      </w:r>
+      <w:r>
+        <w:rPr>
+          <w:rFonts w:hint="eastAsia"/>
+        </w:rPr>
+        <w:t>安裝</w:t>
+      </w:r>
+    </w:p>
+    <w:p>
+      <w:pPr>
+        <w:rPr>
+          <w:rFonts w:hint="eastAsia"/>
+        </w:rPr>
+      </w:pPr>
+    </w:p>
+    <w:p>
+      <w:r>
+        <w:rPr>
+          <w:rFonts w:hint="eastAsia"/>
+        </w:rPr>
+        <w:t>被省略</w:t>
+      </w:r>
+      <w:r>
+        <w:rPr>
+          <w:rFonts w:hint="eastAsia"/>
+        </w:rPr>
+        <w:t xml:space="preserve">: </w:t>
+      </w:r>
+      <w:r>
+        <w:t>-</w:t>
+      </w:r>
+      <w:r>
+        <w:rPr>
+          <w:strike/>
+        </w:rPr>
+        <w:t>which are</w:t>
+      </w:r>
+      <w:r>
+        <w:t>/</w:t>
+      </w:r>
+      <w:r>
+        <w:rPr>
+          <w:strike/>
+        </w:rPr>
+        <w:t>which happen</w:t>
+      </w:r>
+      <w:r>
+        <w:t xml:space="preserve"> </w:t>
+      </w:r>
+      <w:r>
+        <w:t>-&gt;</w:t>
+      </w:r>
+      <w:r>
+        <w:t xml:space="preserve"> </w:t>
+      </w:r>
+      <w:r>
+        <w:t>happening</w:t>
+      </w:r>
+    </w:p>
+    <w:p/>
+    <w:p>
+      <w:proofErr w:type="gramStart"/>
+      <w:r>
+        <w:rPr>
+          <w:rFonts w:hint="eastAsia"/>
+        </w:rPr>
+        <w:t>現在式時</w:t>
+      </w:r>
+      <w:proofErr w:type="gramEnd"/>
+      <w:r>
+        <w:rPr>
+          <w:rFonts w:hint="eastAsia"/>
+        </w:rPr>
+        <w:t>:</w:t>
+      </w:r>
+    </w:p>
+    <w:p>
+      <w:r>
+        <w:rPr>
+          <w:rFonts w:hint="eastAsia"/>
+        </w:rPr>
+        <w:t>單數名詞</w:t>
+      </w:r>
+      <w:r>
+        <w:rPr>
+          <w:rFonts w:hint="eastAsia"/>
+        </w:rPr>
+        <w:t>(</w:t>
+      </w:r>
+      <w:r>
+        <w:rPr>
+          <w:rFonts w:hint="eastAsia"/>
+        </w:rPr>
+        <w:t>名詞字尾不加</w:t>
+      </w:r>
+      <w:r>
+        <w:rPr>
+          <w:rFonts w:hint="eastAsia"/>
+        </w:rPr>
+        <w:t>s</w:t>
+      </w:r>
+      <w:r>
+        <w:t>)+</w:t>
+      </w:r>
+      <w:r>
+        <w:rPr>
+          <w:rFonts w:hint="eastAsia"/>
+        </w:rPr>
+        <w:t>單數動詞</w:t>
+      </w:r>
+      <w:r>
+        <w:rPr>
+          <w:rFonts w:hint="eastAsia"/>
+        </w:rPr>
+        <w:t>(</w:t>
+      </w:r>
+      <w:r>
+        <w:rPr>
+          <w:rFonts w:hint="eastAsia"/>
+        </w:rPr>
+        <w:t>動詞字尾加</w:t>
+      </w:r>
+      <w:r>
+        <w:rPr>
+          <w:rFonts w:hint="eastAsia"/>
+        </w:rPr>
+        <w:t>s</w:t>
+      </w:r>
+      <w:r>
+        <w:t>) -&gt;The boy makes videos.</w:t>
+      </w:r>
+    </w:p>
+    <w:p>
+      <w:r>
+        <w:rPr>
+          <w:rFonts w:hint="eastAsia"/>
+        </w:rPr>
+        <w:t>複數名詞</w:t>
+      </w:r>
+      <w:r>
+        <w:rPr>
+          <w:rFonts w:hint="eastAsia"/>
+        </w:rPr>
+        <w:t>(</w:t>
+      </w:r>
+      <w:r>
+        <w:rPr>
+          <w:rFonts w:hint="eastAsia"/>
+        </w:rPr>
+        <w:t>名詞字尾加</w:t>
+      </w:r>
+      <w:r>
+        <w:rPr>
+          <w:rFonts w:hint="eastAsia"/>
+        </w:rPr>
+        <w:t>s</w:t>
+      </w:r>
+      <w:r>
+        <w:t>)</w:t>
+      </w:r>
+      <w:r>
+        <w:rPr>
+          <w:rFonts w:hint="eastAsia"/>
+        </w:rPr>
+        <w:t>+</w:t>
+      </w:r>
+      <w:r>
+        <w:rPr>
+          <w:rFonts w:hint="eastAsia"/>
+        </w:rPr>
+        <w:t>複數動詞</w:t>
+      </w:r>
+      <w:r>
+        <w:rPr>
+          <w:rFonts w:hint="eastAsia"/>
+        </w:rPr>
+        <w:t>(</w:t>
+      </w:r>
+      <w:r>
+        <w:rPr>
+          <w:rFonts w:hint="eastAsia"/>
+        </w:rPr>
+        <w:t>動詞字尾不加</w:t>
+      </w:r>
+      <w:r>
+        <w:rPr>
+          <w:rFonts w:hint="eastAsia"/>
+        </w:rPr>
+        <w:t>s)</w:t>
+      </w:r>
+      <w:r>
+        <w:t xml:space="preserve"> -&gt;The boys make videos.</w:t>
+      </w:r>
+    </w:p>
+    <w:p>
+      <w:pPr>
+        <w:rPr>
+          <w:rFonts w:hint="eastAsia"/>
+        </w:rPr>
+      </w:pPr>
+    </w:p>
+    <w:p>
+      <w:r>
+        <w:rPr>
+          <w:rFonts w:hint="eastAsia"/>
+        </w:rPr>
+        <w:t>T</w:t>
+      </w:r>
+      <w:r>
+        <w:t>he number of +</w:t>
+      </w:r>
+      <w:r>
+        <w:rPr>
+          <w:rFonts w:hint="eastAsia"/>
+        </w:rPr>
+        <w:t>複數名詞</w:t>
+      </w:r>
+      <w:r>
+        <w:t xml:space="preserve"> = </w:t>
+      </w:r>
+      <w:r>
+        <w:rPr>
+          <w:rFonts w:hint="eastAsia"/>
+        </w:rPr>
+        <w:t>總數量</w:t>
+      </w:r>
+      <w:r>
+        <w:rPr>
+          <w:rFonts w:hint="eastAsia"/>
+        </w:rPr>
+        <w:t>(</w:t>
+      </w:r>
+      <w:r>
+        <w:rPr>
+          <w:rFonts w:hint="eastAsia"/>
+        </w:rPr>
+        <w:t>單數</w:t>
+      </w:r>
+      <w:r>
+        <w:rPr>
+          <w:rFonts w:hint="eastAsia"/>
+        </w:rPr>
+        <w:t>)</w:t>
+      </w:r>
+      <w:r>
+        <w:t>+</w:t>
+      </w:r>
+      <w:r>
+        <w:rPr>
+          <w:rFonts w:hint="eastAsia"/>
+        </w:rPr>
+        <w:t>單數動詞</w:t>
+      </w:r>
+    </w:p>
+    <w:p>
+      <w:r>
+        <w:t>The number of boys is 5.(</w:t>
+      </w:r>
+      <w:proofErr w:type="gramStart"/>
+      <w:r>
+        <w:rPr>
+          <w:rFonts w:hint="eastAsia"/>
+        </w:rPr>
+        <w:t>一</w:t>
+      </w:r>
+      <w:proofErr w:type="gramEnd"/>
+      <w:r>
+        <w:rPr>
+          <w:rFonts w:hint="eastAsia"/>
+        </w:rPr>
+        <w:t>共有五個男孩</w:t>
+      </w:r>
+      <w:r>
+        <w:rPr>
+          <w:rFonts w:hint="eastAsia"/>
+        </w:rPr>
+        <w:t>)</w:t>
+      </w:r>
+    </w:p>
+    <w:p>
+      <w:pPr>
+        <w:rPr>
+          <w:rFonts w:hint="eastAsia"/>
+        </w:rPr>
+      </w:pPr>
+    </w:p>
+    <w:p>
+      <w:r>
+        <w:t>A number of</w:t>
+      </w:r>
+      <w:r>
+        <w:rPr>
+          <w:rFonts w:hint="eastAsia"/>
+        </w:rPr>
+        <w:t xml:space="preserve"> </w:t>
+      </w:r>
+      <w:r>
+        <w:t xml:space="preserve">+ </w:t>
+      </w:r>
+      <w:r>
+        <w:rPr>
+          <w:rFonts w:hint="eastAsia"/>
+        </w:rPr>
+        <w:t>複數名詞</w:t>
+      </w:r>
+      <w:r>
+        <w:rPr>
+          <w:rFonts w:hint="eastAsia"/>
+        </w:rPr>
+        <w:t xml:space="preserve"> </w:t>
+      </w:r>
+      <w:r>
+        <w:t xml:space="preserve">= </w:t>
+      </w:r>
+      <w:r>
+        <w:rPr>
+          <w:rFonts w:hint="eastAsia"/>
+        </w:rPr>
+        <w:t>好幾個</w:t>
+      </w:r>
+      <w:r>
+        <w:rPr>
+          <w:rFonts w:hint="eastAsia"/>
+        </w:rPr>
+        <w:t>(</w:t>
+      </w:r>
+      <w:r>
+        <w:rPr>
+          <w:rFonts w:hint="eastAsia"/>
+        </w:rPr>
+        <w:t>複數</w:t>
+      </w:r>
+      <w:r>
+        <w:rPr>
+          <w:rFonts w:hint="eastAsia"/>
+        </w:rPr>
+        <w:t>)</w:t>
+      </w:r>
+      <w:r>
+        <w:t>+</w:t>
+      </w:r>
+      <w:r>
+        <w:rPr>
+          <w:rFonts w:hint="eastAsia"/>
+        </w:rPr>
+        <w:t>複數動詞</w:t>
+      </w:r>
+    </w:p>
+    <w:p>
+      <w:r>
+        <w:t xml:space="preserve">A number of boys are </w:t>
+      </w:r>
+      <w:proofErr w:type="gramStart"/>
+      <w:r>
+        <w:t>late.(</w:t>
+      </w:r>
+      <w:proofErr w:type="gramEnd"/>
+      <w:r>
+        <w:rPr>
+          <w:rFonts w:hint="eastAsia"/>
+        </w:rPr>
+        <w:t>好幾個男孩遲到了</w:t>
+      </w:r>
+      <w:r>
+        <w:rPr>
+          <w:rFonts w:hint="eastAsia"/>
+        </w:rPr>
+        <w:t>)</w:t>
+      </w:r>
+    </w:p>
+    <w:p/>
+    <w:p>
+      <w:r>
+        <w:t xml:space="preserve">The </w:t>
+      </w:r>
+      <w:proofErr w:type="gramStart"/>
+      <w:r>
+        <w:t>technique</w:t>
+      </w:r>
+      <w:r>
+        <w:t>(</w:t>
+      </w:r>
+      <w:proofErr w:type="gramEnd"/>
+      <w:r>
+        <w:rPr>
+          <w:strike/>
+        </w:rPr>
+        <w:t>which is</w:t>
+      </w:r>
+      <w:r>
+        <w:t>)</w:t>
+      </w:r>
+      <w:r>
+        <w:t xml:space="preserve"> </w:t>
+      </w:r>
+      <w:r>
+        <w:rPr>
+          <w:highlight w:val="yellow"/>
+        </w:rPr>
+        <w:t>employed</w:t>
+      </w:r>
+      <w:r>
+        <w:t xml:space="preserve"> has to be carefully thought over and planned.</w:t>
+      </w:r>
+    </w:p>
+    <w:p>
+      <w:pPr>
+        <w:rPr>
+          <w:rFonts w:hint="eastAsia"/>
+        </w:rPr>
+      </w:pPr>
+      <w:r>
+        <w:rPr>
+          <w:rFonts w:hint="eastAsia"/>
+        </w:rPr>
+        <w:t>(</w:t>
+      </w:r>
+      <w:r>
+        <w:t>A)employ</w:t>
+      </w:r>
+      <w:r>
+        <w:t xml:space="preserve"> v.</w:t>
+      </w:r>
+      <w:r>
+        <w:rPr>
+          <w:rFonts w:hint="eastAsia"/>
+        </w:rPr>
+        <w:t>雇用</w:t>
+      </w:r>
+      <w:r>
+        <w:t>(B)</w:t>
+      </w:r>
+      <w:r>
+        <w:t>employee</w:t>
+      </w:r>
+      <w:r>
+        <w:t xml:space="preserve"> </w:t>
+      </w:r>
+      <w:r>
+        <w:rPr>
+          <w:rFonts w:hint="eastAsia"/>
+        </w:rPr>
+        <w:t>員工</w:t>
+      </w:r>
+      <w:r>
+        <w:rPr>
+          <w:rFonts w:hint="eastAsia"/>
+        </w:rPr>
+        <w:t xml:space="preserve"> </w:t>
+      </w:r>
+      <w:r>
+        <w:t>n.</w:t>
+      </w:r>
+      <w:r>
+        <w:rPr>
+          <w:highlight w:val="yellow"/>
+        </w:rPr>
+        <w:t>(C)employed</w:t>
+      </w:r>
+      <w:r>
+        <w:rPr>
+          <w:rFonts w:hint="eastAsia"/>
+        </w:rPr>
+        <w:t>過去分詞</w:t>
+      </w:r>
+      <w:r>
+        <w:rPr>
+          <w:rFonts w:hint="eastAsia"/>
+        </w:rPr>
+        <w:t xml:space="preserve"> </w:t>
+      </w:r>
+      <w:r>
+        <w:rPr>
+          <w:rFonts w:hint="eastAsia"/>
+        </w:rPr>
+        <w:t>運用</w:t>
+      </w:r>
+      <w:r>
+        <w:rPr>
+          <w:rFonts w:hint="eastAsia"/>
+        </w:rPr>
+        <w:t>/</w:t>
+      </w:r>
+      <w:r>
+        <w:rPr>
+          <w:rFonts w:hint="eastAsia"/>
+        </w:rPr>
+        <w:t>雇用</w:t>
+      </w:r>
+    </w:p>
+    <w:p>
+      <w:r>
+        <w:t>(D)employing</w:t>
+      </w:r>
+    </w:p>
+    <w:p>
+      <w:pPr>
+        <w:rPr>
+          <w:rFonts w:hint="eastAsia"/>
+        </w:rPr>
+      </w:pPr>
+    </w:p>
+    <w:p>
+      <w:r>
+        <w:t xml:space="preserve">technique </w:t>
+      </w:r>
+      <w:r>
+        <w:t>n.</w:t>
+      </w:r>
+      <w:r>
+        <w:rPr>
+          <w:rFonts w:hint="eastAsia"/>
+        </w:rPr>
+        <w:t>技能、</w:t>
+      </w:r>
+      <w:r>
+        <w:t>has to</w:t>
+      </w:r>
+      <w:r>
+        <w:rPr>
+          <w:rFonts w:hint="eastAsia"/>
+        </w:rPr>
+        <w:t xml:space="preserve"> </w:t>
+      </w:r>
+      <w:r>
+        <w:rPr>
+          <w:rFonts w:hint="eastAsia"/>
+        </w:rPr>
+        <w:t>必須、</w:t>
+      </w:r>
+      <w:r>
+        <w:t>carefully</w:t>
+      </w:r>
+      <w:r>
+        <w:rPr>
+          <w:rFonts w:hint="eastAsia"/>
+        </w:rPr>
+        <w:t xml:space="preserve"> </w:t>
+      </w:r>
+      <w:r>
+        <w:t>adv.</w:t>
+      </w:r>
+      <w:r>
+        <w:rPr>
+          <w:rFonts w:hint="eastAsia"/>
+        </w:rPr>
+        <w:t>小心、</w:t>
+      </w:r>
+      <w:r>
+        <w:t>thought over</w:t>
+      </w:r>
+      <w:r>
+        <w:rPr>
+          <w:rFonts w:hint="eastAsia"/>
+        </w:rPr>
+        <w:t>思考</w:t>
+      </w:r>
+    </w:p>
+    <w:p>
+      <w:r>
+        <w:rPr>
+          <w:rFonts w:hint="eastAsia"/>
+        </w:rPr>
+        <w:t>這題就是</w:t>
+      </w:r>
+      <w:proofErr w:type="gramStart"/>
+      <w:r>
+        <w:rPr>
+          <w:rFonts w:hint="eastAsia"/>
+        </w:rPr>
+        <w:t>分詞構句</w:t>
+      </w:r>
+      <w:proofErr w:type="gramEnd"/>
+      <w:r>
+        <w:rPr>
+          <w:rFonts w:hint="eastAsia"/>
+        </w:rPr>
+        <w:t>、形容詞子句簡化</w:t>
+      </w:r>
+      <w:r>
+        <w:rPr>
+          <w:rFonts w:hint="eastAsia"/>
+        </w:rPr>
+        <w:t>-</w:t>
+      </w:r>
+      <w:r>
+        <w:t>&gt;</w:t>
+      </w:r>
+      <w:r>
+        <w:rPr>
+          <w:rFonts w:hint="eastAsia"/>
+        </w:rPr>
+        <w:t>連結詞</w:t>
+      </w:r>
+      <w:r>
+        <w:rPr>
+          <w:rFonts w:hint="eastAsia"/>
+        </w:rPr>
+        <w:t>(</w:t>
+      </w:r>
+      <w:r>
+        <w:rPr>
+          <w:rFonts w:hint="eastAsia"/>
+        </w:rPr>
+        <w:t>關係代名詞</w:t>
+      </w:r>
+      <w:r>
+        <w:rPr>
+          <w:rFonts w:hint="eastAsia"/>
+        </w:rPr>
+        <w:t>)</w:t>
+      </w:r>
+      <w:r>
+        <w:rPr>
+          <w:rFonts w:hint="eastAsia"/>
+        </w:rPr>
+        <w:t>、</w:t>
+      </w:r>
+      <w:r>
+        <w:rPr>
+          <w:rFonts w:hint="eastAsia"/>
+        </w:rPr>
+        <w:t>b</w:t>
+      </w:r>
+      <w:r>
+        <w:t>e</w:t>
+      </w:r>
+      <w:r>
+        <w:rPr>
+          <w:rFonts w:hint="eastAsia"/>
+        </w:rPr>
+        <w:t>動詞</w:t>
+      </w:r>
+    </w:p>
+    <w:p>
+      <w:r>
+        <w:t>The technique</w:t>
+      </w:r>
+      <w:r>
+        <w:t xml:space="preserve"> -&gt; </w:t>
+      </w:r>
+      <w:r>
+        <w:rPr>
+          <w:color w:val="FF0000"/>
+        </w:rPr>
+        <w:t>which</w:t>
+      </w:r>
+      <w:r>
+        <w:rPr>
+          <w:rFonts w:hint="eastAsia"/>
+        </w:rPr>
+        <w:t>,</w:t>
+      </w:r>
+      <w:r>
+        <w:t xml:space="preserve"> </w:t>
+      </w:r>
+      <w:r>
+        <w:rPr>
+          <w:rFonts w:hint="eastAsia"/>
+        </w:rPr>
+        <w:t>h</w:t>
+      </w:r>
+      <w:r>
+        <w:t xml:space="preserve">as to be -&gt; </w:t>
+      </w:r>
+      <w:r>
+        <w:rPr>
+          <w:color w:val="FF0000"/>
+        </w:rPr>
+        <w:t xml:space="preserve">is </w:t>
+      </w:r>
+    </w:p>
+    <w:p>
+      <w:pPr>
+        <w:rPr>
+          <w:rFonts w:hint="eastAsia"/>
+        </w:rPr>
+      </w:pPr>
+    </w:p>
+    <w:p>
+      <w:r>
+        <w:rPr>
+          <w:rFonts w:hint="eastAsia"/>
+        </w:rPr>
+        <w:t>重要分詞構成句技巧</w:t>
+      </w:r>
+      <w:r>
+        <w:rPr>
+          <w:rFonts w:hint="eastAsia"/>
+        </w:rPr>
+        <w:t>:</w:t>
+      </w:r>
+      <w:r>
+        <w:rPr>
+          <w:rFonts w:hint="eastAsia"/>
+        </w:rPr>
+        <w:t>句中有動詞了選項還要動詞就選</w:t>
+      </w:r>
+      <w:r>
+        <w:t>PP</w:t>
+      </w:r>
+      <w:r>
+        <w:rPr>
+          <w:rFonts w:hint="eastAsia"/>
+        </w:rPr>
+        <w:t>或</w:t>
+      </w:r>
+      <w:r>
+        <w:t>Ving!</w:t>
+      </w:r>
+    </w:p>
+    <w:p>
+      <w:r>
+        <w:t>N+PP(</w:t>
+      </w:r>
+      <w:r>
+        <w:rPr>
+          <w:rFonts w:hint="eastAsia"/>
+        </w:rPr>
+        <w:t>被動</w:t>
+      </w:r>
+      <w:r>
+        <w:rPr>
+          <w:rFonts w:hint="eastAsia"/>
+        </w:rPr>
+        <w:t>)</w:t>
+      </w:r>
+      <w:r>
+        <w:t>/</w:t>
+      </w:r>
+      <w:r>
+        <w:rPr>
+          <w:rFonts w:hint="eastAsia"/>
+        </w:rPr>
+        <w:t>V</w:t>
+      </w:r>
+      <w:r>
+        <w:t>ing(</w:t>
+      </w:r>
+      <w:r>
+        <w:rPr>
+          <w:rFonts w:hint="eastAsia"/>
+        </w:rPr>
+        <w:t>主動</w:t>
+      </w:r>
+      <w:r>
+        <w:rPr>
+          <w:rFonts w:hint="eastAsia"/>
+        </w:rPr>
+        <w:t>)</w:t>
+      </w:r>
+      <w:r>
+        <w:t>+V…</w:t>
+      </w:r>
+    </w:p>
+    <w:p>
+      <w:r>
+        <w:t>The video made by Chris is excellent.</w:t>
+      </w:r>
+    </w:p>
+    <w:p>
+      <w:r>
+        <w:t>The person making the video is Chris.</w:t>
+      </w:r>
+    </w:p>
+    <w:p/>
+    <w:p>
+      <w:r>
+        <w:t xml:space="preserve">A lot of TV variety and </w:t>
+      </w:r>
+      <w:r>
+        <w:rPr>
+          <w:highlight w:val="yellow"/>
+        </w:rPr>
+        <w:t>entertainment</w:t>
+      </w:r>
+      <w:r>
+        <w:t xml:space="preserve"> </w:t>
+      </w:r>
+      <w:r>
+        <w:rPr>
+          <w:color w:val="FF0000"/>
+        </w:rPr>
+        <w:t xml:space="preserve">programs </w:t>
+      </w:r>
+      <w:r>
+        <w:t>are directing their resources to online streaming.</w:t>
+      </w:r>
+    </w:p>
+    <w:p>
+      <w:r>
+        <w:t>(A)entertain</w:t>
+      </w:r>
+      <w:r>
+        <w:rPr>
+          <w:rFonts w:hint="eastAsia"/>
+        </w:rPr>
+        <w:t xml:space="preserve"> </w:t>
+      </w:r>
+      <w:r>
+        <w:t>v.</w:t>
+      </w:r>
+      <w:r>
+        <w:rPr>
+          <w:rFonts w:hint="eastAsia"/>
+        </w:rPr>
+        <w:t>娛樂</w:t>
+      </w:r>
+      <w:r>
+        <w:rPr>
+          <w:highlight w:val="yellow"/>
+        </w:rPr>
+        <w:t>(B)entertainment</w:t>
+      </w:r>
+      <w:r>
+        <w:rPr>
+          <w:rFonts w:hint="eastAsia"/>
+          <w:highlight w:val="yellow"/>
+        </w:rPr>
+        <w:t xml:space="preserve"> </w:t>
+      </w:r>
+      <w:r>
+        <w:t>n.</w:t>
+      </w:r>
+      <w:r>
+        <w:rPr>
+          <w:rFonts w:hint="eastAsia"/>
+          <w:highlight w:val="yellow"/>
+        </w:rPr>
+        <w:t>娛樂</w:t>
+      </w:r>
+      <w:r>
+        <w:t>(C)entertainer</w:t>
+      </w:r>
+      <w:r>
+        <w:rPr>
+          <w:rFonts w:hint="eastAsia"/>
+        </w:rPr>
+        <w:t xml:space="preserve"> </w:t>
+      </w:r>
+      <w:r>
+        <w:t>n.</w:t>
+      </w:r>
+      <w:r>
+        <w:rPr>
+          <w:rFonts w:hint="eastAsia"/>
+        </w:rPr>
+        <w:t>娛樂者</w:t>
+      </w:r>
+    </w:p>
+    <w:p>
+      <w:r>
+        <w:t>(D)entertained</w:t>
+      </w:r>
+      <w:r>
+        <w:rPr>
+          <w:rFonts w:hint="eastAsia"/>
+        </w:rPr>
+        <w:t xml:space="preserve"> v</w:t>
+      </w:r>
+      <w:r>
+        <w:t>.</w:t>
+      </w:r>
+    </w:p>
+    <w:p/>
+    <w:p>
+      <w:proofErr w:type="spellStart"/>
+      <w:r>
+        <w:t>Adj+and+Adj+N</w:t>
+      </w:r>
+      <w:proofErr w:type="spellEnd"/>
+      <w:r>
+        <w:t>(and</w:t>
+      </w:r>
+      <w:r>
+        <w:rPr>
+          <w:rFonts w:hint="eastAsia"/>
+        </w:rPr>
+        <w:t>是對等連接詞</w:t>
+      </w:r>
+      <w:r>
+        <w:rPr>
+          <w:rFonts w:hint="eastAsia"/>
+        </w:rPr>
+        <w:t>For</w:t>
+      </w:r>
+      <w:r>
+        <w:t xml:space="preserve"> And Nor But Or Yet So,</w:t>
+      </w:r>
+      <w:r>
+        <w:rPr>
+          <w:rFonts w:hint="eastAsia"/>
+        </w:rPr>
+        <w:t>前後詞性會一直</w:t>
+      </w:r>
+      <w:r>
+        <w:rPr>
+          <w:rFonts w:hint="eastAsia"/>
+        </w:rPr>
+        <w:t>)</w:t>
+      </w:r>
+    </w:p>
+    <w:p/>
+    <w:p>
+      <w:r>
+        <w:t>V</w:t>
+      </w:r>
+      <w:r>
+        <w:t>ariety</w:t>
+      </w:r>
+      <w:r>
+        <w:t xml:space="preserve"> n.</w:t>
+      </w:r>
+      <w:r>
+        <w:rPr>
+          <w:rFonts w:hint="eastAsia"/>
+        </w:rPr>
+        <w:t>多樣的、</w:t>
+      </w:r>
+      <w:r>
+        <w:t>direct</w:t>
+      </w:r>
+      <w:r>
+        <w:rPr>
+          <w:rFonts w:hint="eastAsia"/>
+        </w:rPr>
+        <w:t xml:space="preserve"> </w:t>
+      </w:r>
+      <w:r>
+        <w:t>adj.</w:t>
+      </w:r>
+      <w:r>
+        <w:rPr>
+          <w:rFonts w:hint="eastAsia"/>
+        </w:rPr>
+        <w:t>直接的</w:t>
+      </w:r>
+      <w:r>
+        <w:t>/</w:t>
+      </w:r>
+      <w:r>
+        <w:rPr>
+          <w:rFonts w:hint="eastAsia"/>
+        </w:rPr>
+        <w:t>完全的</w:t>
+      </w:r>
+      <w:r>
+        <w:rPr>
+          <w:rFonts w:hint="eastAsia"/>
+        </w:rPr>
+        <w:t>,</w:t>
+      </w:r>
+      <w:r>
+        <w:t xml:space="preserve"> adv,</w:t>
+      </w:r>
+      <w:r>
+        <w:rPr>
+          <w:rFonts w:hint="eastAsia"/>
+        </w:rPr>
+        <w:t>直接地</w:t>
+      </w:r>
+      <w:r>
+        <w:rPr>
+          <w:rFonts w:hint="eastAsia"/>
+        </w:rPr>
+        <w:t>,</w:t>
+      </w:r>
+      <w:r>
+        <w:t xml:space="preserve"> v.</w:t>
+      </w:r>
+      <w:r>
+        <w:rPr>
+          <w:rFonts w:hint="eastAsia"/>
+        </w:rPr>
+        <w:t>領導</w:t>
+      </w:r>
+      <w:r>
+        <w:rPr>
+          <w:rFonts w:hint="eastAsia"/>
+        </w:rPr>
+        <w:t>/</w:t>
+      </w:r>
+      <w:r>
+        <w:rPr>
+          <w:rFonts w:hint="eastAsia"/>
+        </w:rPr>
+        <w:t>引導、</w:t>
+      </w:r>
+    </w:p>
+    <w:p>
+      <w:pPr>
+        <w:rPr>
+          <w:rFonts w:hint="eastAsia"/>
+        </w:rPr>
+      </w:pPr>
+      <w:r>
+        <w:t>S</w:t>
+      </w:r>
+      <w:r>
+        <w:t>treaming</w:t>
+      </w:r>
+      <w:r>
+        <w:t xml:space="preserve"> n.</w:t>
+      </w:r>
+      <w:r>
+        <w:rPr>
+          <w:rFonts w:hint="eastAsia"/>
+        </w:rPr>
+        <w:t>串流</w:t>
+      </w:r>
+    </w:p>
+    <w:p>
+      <w:r>
+        <w:t>Entertainment programs</w:t>
+      </w:r>
+      <w:r>
+        <w:rPr>
+          <w:rFonts w:hint="eastAsia"/>
+        </w:rPr>
+        <w:t>綜藝節目</w:t>
+      </w:r>
+    </w:p>
+    <w:p>
+      <w:r>
+        <w:rPr>
+          <w:rFonts w:hint="eastAsia"/>
+        </w:rPr>
+        <w:t>(</w:t>
+      </w:r>
+      <w:r>
+        <w:rPr>
+          <w:rFonts w:hint="eastAsia"/>
+        </w:rPr>
+        <w:t>也叫做</w:t>
+      </w:r>
+      <w:r>
+        <w:rPr>
+          <w:rFonts w:hint="eastAsia"/>
+        </w:rPr>
+        <w:t>v</w:t>
+      </w:r>
+      <w:r>
+        <w:t xml:space="preserve">ariety shows </w:t>
+      </w:r>
+      <w:r>
+        <w:rPr>
+          <w:rFonts w:hint="eastAsia"/>
+        </w:rPr>
+        <w:t>或</w:t>
+      </w:r>
+      <w:r>
+        <w:rPr>
+          <w:rFonts w:hint="eastAsia"/>
+        </w:rPr>
+        <w:t>v</w:t>
+      </w:r>
+      <w:r>
+        <w:t>ariety and entertainment shows)</w:t>
+      </w:r>
+    </w:p>
+    <w:p/>
+    <w:p/>
+    <w:p/>
+    <w:p>
+      <w:r>
+        <w:lastRenderedPageBreak/>
+        <w:t xml:space="preserve">After the concert, </w:t>
+      </w:r>
+      <w:r>
+        <w:rPr>
+          <w:color w:val="FF0000"/>
+        </w:rPr>
+        <w:t xml:space="preserve">someone </w:t>
+      </w:r>
+      <w:r>
+        <w:t xml:space="preserve">accidentally left </w:t>
+      </w:r>
+      <w:r>
+        <w:rPr>
+          <w:highlight w:val="yellow"/>
+        </w:rPr>
+        <w:t>their</w:t>
+      </w:r>
+      <w:r>
+        <w:t xml:space="preserve"> entire backpack near the rear exit.</w:t>
+      </w:r>
+    </w:p>
+    <w:p>
+      <w:r>
+        <w:t>(A)his</w:t>
+      </w:r>
+      <w:r>
+        <w:rPr>
+          <w:rFonts w:hint="eastAsia"/>
+        </w:rPr>
+        <w:t>他的</w:t>
+      </w:r>
+      <w:r>
+        <w:rPr>
+          <w:rFonts w:hint="eastAsia"/>
+        </w:rPr>
+        <w:t>(</w:t>
+      </w:r>
+      <w:r>
+        <w:rPr>
+          <w:rFonts w:hint="eastAsia"/>
+        </w:rPr>
+        <w:t>所有格形容詞</w:t>
+      </w:r>
+      <w:r>
+        <w:rPr>
+          <w:rFonts w:hint="eastAsia"/>
+        </w:rPr>
+        <w:t>/</w:t>
+      </w:r>
+      <w:r>
+        <w:rPr>
+          <w:rFonts w:hint="eastAsia"/>
+        </w:rPr>
+        <w:t>代名詞</w:t>
+      </w:r>
+      <w:r>
+        <w:rPr>
+          <w:rFonts w:hint="eastAsia"/>
+        </w:rPr>
+        <w:t>)</w:t>
+      </w:r>
+      <w:r>
+        <w:t>(B)her</w:t>
+      </w:r>
+      <w:r>
+        <w:rPr>
+          <w:rFonts w:hint="eastAsia"/>
+        </w:rPr>
+        <w:t>她的</w:t>
+      </w:r>
+      <w:r>
+        <w:rPr>
+          <w:rFonts w:hint="eastAsia"/>
+        </w:rPr>
+        <w:t>(</w:t>
+      </w:r>
+      <w:r>
+        <w:rPr>
+          <w:rFonts w:hint="eastAsia"/>
+        </w:rPr>
+        <w:t>所有格形容詞</w:t>
+      </w:r>
+      <w:r>
+        <w:rPr>
+          <w:rFonts w:hint="eastAsia"/>
+        </w:rPr>
+        <w:t>)</w:t>
+      </w:r>
+    </w:p>
+    <w:p>
+      <w:r>
+        <w:rPr>
+          <w:highlight w:val="yellow"/>
+        </w:rPr>
+        <w:t>(C)their</w:t>
+      </w:r>
+      <w:r>
+        <w:rPr>
+          <w:rFonts w:hint="eastAsia"/>
+        </w:rPr>
+        <w:t>他們的</w:t>
+      </w:r>
+      <w:r>
+        <w:rPr>
+          <w:rFonts w:hint="eastAsia"/>
+        </w:rPr>
+        <w:t>(</w:t>
+      </w:r>
+      <w:r>
+        <w:rPr>
+          <w:rFonts w:hint="eastAsia"/>
+        </w:rPr>
+        <w:t>所有格形容詞</w:t>
+      </w:r>
+      <w:r>
+        <w:rPr>
+          <w:rFonts w:hint="eastAsia"/>
+        </w:rPr>
+        <w:t>)</w:t>
+      </w:r>
+      <w:r>
+        <w:t>(D)your</w:t>
+      </w:r>
+      <w:r>
+        <w:rPr>
+          <w:rFonts w:hint="eastAsia"/>
+        </w:rPr>
+        <w:t>你的</w:t>
+      </w:r>
+      <w:r>
+        <w:rPr>
+          <w:rFonts w:hint="eastAsia"/>
+        </w:rPr>
+        <w:t>/</w:t>
+      </w:r>
+      <w:r>
+        <w:rPr>
+          <w:rFonts w:hint="eastAsia"/>
+        </w:rPr>
+        <w:t>你們的</w:t>
+      </w:r>
+      <w:r>
+        <w:rPr>
+          <w:rFonts w:hint="eastAsia"/>
+        </w:rPr>
+        <w:t>(</w:t>
+      </w:r>
+      <w:r>
+        <w:rPr>
+          <w:rFonts w:hint="eastAsia"/>
+        </w:rPr>
+        <w:t>所有格形容詞</w:t>
+      </w:r>
+      <w:r>
+        <w:rPr>
+          <w:rFonts w:hint="eastAsia"/>
+        </w:rPr>
+        <w:t>)</w:t>
+      </w:r>
+    </w:p>
+    <w:p>
+      <w:r>
+        <w:t>A</w:t>
+      </w:r>
+      <w:r>
+        <w:t>ccidentally</w:t>
+      </w:r>
+      <w:r>
+        <w:t xml:space="preserve"> </w:t>
+      </w:r>
+      <w:r>
+        <w:rPr>
+          <w:rFonts w:hint="eastAsia"/>
+        </w:rPr>
+        <w:t>偶然地</w:t>
+      </w:r>
+      <w:r>
+        <w:rPr>
+          <w:rFonts w:hint="eastAsia"/>
+        </w:rPr>
+        <w:t xml:space="preserve"> </w:t>
+      </w:r>
+      <w:r>
+        <w:t>adv</w:t>
+      </w:r>
+      <w:r>
+        <w:rPr>
+          <w:rFonts w:hint="eastAsia"/>
+        </w:rPr>
+        <w:t>、</w:t>
+      </w:r>
+      <w:r>
+        <w:t>left</w:t>
+      </w:r>
+      <w:r>
+        <w:rPr>
+          <w:rFonts w:hint="eastAsia"/>
+        </w:rPr>
+        <w:t>遺留、</w:t>
+      </w:r>
+      <w:r>
+        <w:t>entire</w:t>
+      </w:r>
+      <w:r>
+        <w:rPr>
+          <w:rFonts w:hint="eastAsia"/>
+        </w:rPr>
+        <w:t xml:space="preserve"> </w:t>
+      </w:r>
+      <w:r>
+        <w:t>adj</w:t>
+      </w:r>
+      <w:r>
+        <w:rPr>
+          <w:rFonts w:hint="eastAsia"/>
+        </w:rPr>
+        <w:t>整個的、</w:t>
+      </w:r>
+      <w:r>
+        <w:t>backpack</w:t>
+      </w:r>
+      <w:r>
+        <w:t xml:space="preserve"> n.</w:t>
+      </w:r>
+      <w:r>
+        <w:rPr>
+          <w:rFonts w:hint="eastAsia"/>
+        </w:rPr>
+        <w:t>背包</w:t>
+      </w:r>
+    </w:p>
+    <w:p>
+      <w:r>
+        <w:t xml:space="preserve">Rear </w:t>
+      </w:r>
+      <w:proofErr w:type="spellStart"/>
+      <w:r>
+        <w:t>adj</w:t>
+      </w:r>
+      <w:r>
+        <w:t>,n</w:t>
+      </w:r>
+      <w:proofErr w:type="spellEnd"/>
+      <w:r>
+        <w:t xml:space="preserve"> </w:t>
+      </w:r>
+      <w:r>
+        <w:rPr>
+          <w:rFonts w:hint="eastAsia"/>
+        </w:rPr>
+        <w:t>後方</w:t>
+      </w:r>
+      <w:r>
+        <w:rPr>
+          <w:rFonts w:hint="eastAsia"/>
+        </w:rPr>
+        <w:t>,</w:t>
+      </w:r>
+      <w:r>
+        <w:t>v.</w:t>
+      </w:r>
+      <w:r>
+        <w:rPr>
+          <w:rFonts w:hint="eastAsia"/>
+        </w:rPr>
+        <w:t>養育、</w:t>
+      </w:r>
+      <w:r>
+        <w:rPr>
+          <w:rFonts w:hint="eastAsia"/>
+        </w:rPr>
+        <w:t>e</w:t>
+      </w:r>
+      <w:r>
+        <w:t>ntrance n.</w:t>
+      </w:r>
+      <w:r>
+        <w:rPr>
+          <w:rFonts w:hint="eastAsia"/>
+        </w:rPr>
+        <w:t>入口</w:t>
+      </w:r>
+    </w:p>
+    <w:p/>
+    <w:p>
+      <w:pPr>
+        <w:rPr>
+          <w:rFonts w:hint="eastAsia"/>
+        </w:rPr>
+      </w:pPr>
+      <w:r>
+        <w:rPr>
+          <w:rFonts w:hint="eastAsia"/>
+        </w:rPr>
+        <w:t>不定代名詞的所有格會用他們的</w:t>
+      </w:r>
+    </w:p>
+    <w:p>
+      <w:r>
+        <w:rPr>
+          <w:rFonts w:hint="eastAsia"/>
+        </w:rPr>
+        <w:t>不定代名詞</w:t>
+      </w:r>
+      <w:r>
+        <w:rPr>
+          <w:rFonts w:hint="eastAsia"/>
+        </w:rPr>
+        <w:t>(</w:t>
+      </w:r>
+      <w:r>
+        <w:rPr>
+          <w:rFonts w:hint="eastAsia"/>
+        </w:rPr>
+        <w:t>泛指</w:t>
+      </w:r>
+      <w:proofErr w:type="gramStart"/>
+      <w:r>
+        <w:t>”</w:t>
+      </w:r>
+      <w:proofErr w:type="gramEnd"/>
+      <w:r>
+        <w:rPr>
+          <w:rFonts w:hint="eastAsia"/>
+        </w:rPr>
+        <w:t>那些人</w:t>
+      </w:r>
+      <w:proofErr w:type="gramStart"/>
+      <w:r>
+        <w:t>”</w:t>
+      </w:r>
+      <w:proofErr w:type="gramEnd"/>
+      <w:r>
+        <w:rPr>
+          <w:rFonts w:hint="eastAsia"/>
+        </w:rPr>
+        <w:t>):</w:t>
+      </w:r>
+    </w:p>
+    <w:p>
+      <w:r>
+        <w:t>Anybody</w:t>
+      </w:r>
+      <w:r>
+        <w:rPr>
+          <w:rFonts w:hint="eastAsia"/>
+        </w:rPr>
+        <w:t>、</w:t>
+      </w:r>
+      <w:r>
+        <w:rPr>
+          <w:rFonts w:hint="eastAsia"/>
+        </w:rPr>
+        <w:t>a</w:t>
+      </w:r>
+      <w:r>
+        <w:t>nyone</w:t>
+      </w:r>
+      <w:r>
+        <w:rPr>
+          <w:rFonts w:hint="eastAsia"/>
+        </w:rPr>
+        <w:t>、</w:t>
+      </w:r>
+      <w:r>
+        <w:rPr>
+          <w:rFonts w:hint="eastAsia"/>
+        </w:rPr>
+        <w:t>s</w:t>
+      </w:r>
+      <w:r>
+        <w:t>omebody</w:t>
+      </w:r>
+      <w:r>
+        <w:rPr>
+          <w:rFonts w:hint="eastAsia"/>
+        </w:rPr>
+        <w:t>、</w:t>
+      </w:r>
+      <w:r>
+        <w:rPr>
+          <w:rFonts w:hint="eastAsia"/>
+        </w:rPr>
+        <w:t>s</w:t>
+      </w:r>
+      <w:r>
+        <w:t>omeone</w:t>
+      </w:r>
+      <w:r>
+        <w:rPr>
+          <w:rFonts w:hint="eastAsia"/>
+        </w:rPr>
+        <w:t>、</w:t>
+      </w:r>
+      <w:r>
+        <w:rPr>
+          <w:rFonts w:hint="eastAsia"/>
+        </w:rPr>
+        <w:t>n</w:t>
+      </w:r>
+      <w:r>
+        <w:t>obody</w:t>
+      </w:r>
+      <w:r>
+        <w:rPr>
+          <w:rFonts w:hint="eastAsia"/>
+        </w:rPr>
+        <w:t>、</w:t>
+      </w:r>
+      <w:r>
+        <w:rPr>
+          <w:rFonts w:hint="eastAsia"/>
+        </w:rPr>
+        <w:t>n</w:t>
+      </w:r>
+      <w:r>
+        <w:t>o one</w:t>
+      </w:r>
+      <w:r>
+        <w:rPr>
+          <w:rFonts w:hint="eastAsia"/>
+        </w:rPr>
+        <w:t>、</w:t>
+      </w:r>
+      <w:r>
+        <w:rPr>
+          <w:rFonts w:hint="eastAsia"/>
+        </w:rPr>
+        <w:t>e</w:t>
+      </w:r>
+      <w:r>
+        <w:t>veryone..</w:t>
+      </w:r>
+    </w:p>
+    <w:p/>
+    <w:p>
+      <w:r>
+        <w:t>The food and Drug Administration remains open to the import of meat from overseas</w:t>
+      </w:r>
+    </w:p>
+    <w:p>
+      <w:r>
+        <w:rPr>
+          <w:color w:val="FF0000"/>
+        </w:rPr>
+        <w:t>w</w:t>
+      </w:r>
+      <w:r>
+        <w:rPr>
+          <w:color w:val="FF0000"/>
+        </w:rPr>
+        <w:t xml:space="preserve">hile </w:t>
+      </w:r>
+      <w:r>
+        <w:rPr>
+          <w:highlight w:val="yellow"/>
+        </w:rPr>
+        <w:t>assessing</w:t>
+      </w:r>
+      <w:r>
+        <w:rPr>
+          <w:color w:val="FF0000"/>
+        </w:rPr>
+        <w:t xml:space="preserve"> </w:t>
+      </w:r>
+      <w:r>
+        <w:t>the potential risk at the same time.</w:t>
+      </w:r>
+    </w:p>
+    <w:p>
+      <w:r>
+        <w:t>(A)assesses(B)to assess</w:t>
+      </w:r>
+      <w:r>
+        <w:rPr>
+          <w:rFonts w:hint="eastAsia"/>
+          <w:highlight w:val="yellow"/>
+        </w:rPr>
+        <w:t>(</w:t>
+      </w:r>
+      <w:r>
+        <w:rPr>
+          <w:highlight w:val="yellow"/>
+        </w:rPr>
+        <w:t>C)assessing</w:t>
+      </w:r>
+      <w:r>
+        <w:t xml:space="preserve"> </w:t>
+      </w:r>
+      <w:r>
+        <w:rPr>
+          <w:rFonts w:hint="eastAsia"/>
+        </w:rPr>
+        <w:t>評估</w:t>
+      </w:r>
+      <w:r>
+        <w:rPr>
+          <w:rFonts w:hint="eastAsia"/>
+        </w:rPr>
+        <w:t xml:space="preserve">  </w:t>
+      </w:r>
+      <w:r>
+        <w:rPr>
+          <w:rFonts w:hint="eastAsia"/>
+        </w:rPr>
+        <w:t>和</w:t>
+      </w:r>
+      <w:r>
+        <w:rPr>
+          <w:rFonts w:hint="eastAsia"/>
+        </w:rPr>
+        <w:t>e</w:t>
+      </w:r>
+      <w:r>
+        <w:t xml:space="preserve">valuating </w:t>
+      </w:r>
+      <w:r>
+        <w:rPr>
+          <w:rFonts w:hint="eastAsia"/>
+        </w:rPr>
+        <w:t>同義</w:t>
+      </w:r>
+      <w:r>
+        <w:t>(D)assessed</w:t>
+      </w:r>
+    </w:p>
+    <w:p>
+      <w:r>
+        <w:t>Administration</w:t>
+      </w:r>
+      <w:r>
+        <w:t xml:space="preserve"> n.</w:t>
+      </w:r>
+      <w:r>
+        <w:rPr>
+          <w:rFonts w:hint="eastAsia"/>
+        </w:rPr>
+        <w:t>行政</w:t>
+      </w:r>
+      <w:r>
+        <w:rPr>
+          <w:rFonts w:hint="eastAsia"/>
+        </w:rPr>
+        <w:t>/</w:t>
+      </w:r>
+      <w:r>
+        <w:rPr>
+          <w:rFonts w:hint="eastAsia"/>
+        </w:rPr>
+        <w:t>管理、</w:t>
+      </w:r>
+      <w:r>
+        <w:t>remains</w:t>
+      </w:r>
+      <w:r>
+        <w:t xml:space="preserve"> n.</w:t>
+      </w:r>
+      <w:r>
+        <w:rPr>
+          <w:rFonts w:hint="eastAsia"/>
+        </w:rPr>
+        <w:t>遺跡</w:t>
+      </w:r>
+      <w:r>
+        <w:rPr>
+          <w:rFonts w:hint="eastAsia"/>
+        </w:rPr>
+        <w:t>/</w:t>
+      </w:r>
+      <w:r>
+        <w:rPr>
+          <w:rFonts w:hint="eastAsia"/>
+        </w:rPr>
+        <w:t>剩餘物</w:t>
+      </w:r>
+      <w:r>
+        <w:rPr>
+          <w:rFonts w:hint="eastAsia"/>
+        </w:rPr>
+        <w:t>,</w:t>
+      </w:r>
+      <w:r>
+        <w:t xml:space="preserve"> </w:t>
+      </w:r>
+      <w:r>
+        <w:t>remain</w:t>
+      </w:r>
+      <w:r>
+        <w:t xml:space="preserve"> v.</w:t>
+      </w:r>
+      <w:r>
+        <w:rPr>
+          <w:rFonts w:hint="eastAsia"/>
+        </w:rPr>
+        <w:t>停留</w:t>
+      </w:r>
+      <w:r>
+        <w:rPr>
+          <w:rFonts w:hint="eastAsia"/>
+        </w:rPr>
+        <w:t>/</w:t>
+      </w:r>
+      <w:r>
+        <w:rPr>
+          <w:rFonts w:hint="eastAsia"/>
+        </w:rPr>
+        <w:t>保持</w:t>
+      </w:r>
+    </w:p>
+    <w:p>
+      <w:r>
+        <w:t>Meat n.</w:t>
+      </w:r>
+      <w:r>
+        <w:rPr>
+          <w:rFonts w:hint="eastAsia"/>
+        </w:rPr>
+        <w:t>肉類、</w:t>
+      </w:r>
+      <w:r>
+        <w:rPr>
+          <w:rFonts w:hint="eastAsia"/>
+        </w:rPr>
+        <w:t>o</w:t>
+      </w:r>
+      <w:r>
+        <w:t>versea adj. adv.</w:t>
+      </w:r>
+      <w:r>
+        <w:rPr>
+          <w:rFonts w:hint="eastAsia"/>
+        </w:rPr>
+        <w:t>海外、</w:t>
+      </w:r>
+      <w:r>
+        <w:t>while</w:t>
+      </w:r>
+      <w:r>
+        <w:t xml:space="preserve"> </w:t>
+      </w:r>
+      <w:proofErr w:type="spellStart"/>
+      <w:r>
+        <w:t>conj</w:t>
+      </w:r>
+      <w:proofErr w:type="spellEnd"/>
+      <w:r>
+        <w:t xml:space="preserve"> </w:t>
+      </w:r>
+      <w:r>
+        <w:rPr>
+          <w:rFonts w:hint="eastAsia"/>
+        </w:rPr>
+        <w:t>同時、</w:t>
+      </w:r>
+      <w:r>
+        <w:rPr>
+          <w:rFonts w:hint="eastAsia"/>
+        </w:rPr>
+        <w:t>a</w:t>
+      </w:r>
+      <w:r>
+        <w:t>t the same time</w:t>
+      </w:r>
+      <w:r>
+        <w:rPr>
+          <w:rFonts w:hint="eastAsia"/>
+        </w:rPr>
+        <w:t>同時</w:t>
+      </w:r>
+    </w:p>
+    <w:p>
+      <w:pPr>
+        <w:rPr>
+          <w:rFonts w:hint="eastAsia"/>
+        </w:rPr>
+      </w:pPr>
+    </w:p>
+    <w:p>
+      <w:proofErr w:type="spellStart"/>
+      <w:r>
+        <w:t>While+Ving</w:t>
+      </w:r>
+      <w:proofErr w:type="spellEnd"/>
+      <w:r>
+        <w:t>:</w:t>
+      </w:r>
+      <w:r>
+        <w:rPr>
+          <w:rFonts w:hint="eastAsia"/>
+        </w:rPr>
+        <w:t>正當在</w:t>
+      </w:r>
+      <w:r>
+        <w:rPr>
+          <w:rFonts w:hint="eastAsia"/>
+        </w:rPr>
+        <w:t>V</w:t>
+      </w:r>
+      <w:r>
+        <w:t>ing</w:t>
+      </w:r>
+      <w:r>
+        <w:rPr>
+          <w:rFonts w:hint="eastAsia"/>
+        </w:rPr>
+        <w:t>時</w:t>
+      </w:r>
+    </w:p>
+    <w:p>
+      <w:proofErr w:type="spellStart"/>
+      <w:proofErr w:type="gramStart"/>
+      <w:r>
+        <w:t>Ex:He</w:t>
+      </w:r>
+      <w:proofErr w:type="spellEnd"/>
+      <w:proofErr w:type="gramEnd"/>
+      <w:r>
+        <w:t xml:space="preserve"> is listening to music while studying.</w:t>
+      </w:r>
+    </w:p>
+    <w:p/>
+    <w:p>
+      <w:pPr>
+        <w:rPr>
+          <w:rFonts w:hint="eastAsia"/>
+        </w:rPr>
+      </w:pPr>
+      <w:r>
+        <w:t>While</w:t>
+      </w:r>
+      <w:r>
+        <w:rPr>
+          <w:rFonts w:hint="eastAsia"/>
+        </w:rPr>
+        <w:t>後面</w:t>
+      </w:r>
+      <w:r>
+        <w:rPr>
+          <w:rFonts w:hint="eastAsia"/>
+          <w:strike/>
+        </w:rPr>
+        <w:t>i</w:t>
+      </w:r>
+      <w:r>
+        <w:rPr>
+          <w:strike/>
+        </w:rPr>
+        <w:t>t is</w:t>
+      </w:r>
+      <w:r>
+        <w:t xml:space="preserve"> assessing/</w:t>
+      </w:r>
+      <w:r>
+        <w:rPr>
+          <w:strike/>
+        </w:rPr>
+        <w:t>it assesses</w:t>
+      </w:r>
+    </w:p>
+    <w:p/>
+    <w:p>
+      <w:r>
+        <w:t>S1+V+while+</w:t>
+      </w:r>
+      <w:r>
+        <w:rPr>
+          <w:strike/>
+        </w:rPr>
+        <w:t>S1</w:t>
+      </w:r>
+      <w:r>
+        <w:t>+</w:t>
+      </w:r>
+      <w:r>
+        <w:rPr>
+          <w:strike/>
+        </w:rPr>
+        <w:t>be</w:t>
+      </w:r>
+      <w:r>
+        <w:t>+Ving/PP</w:t>
+      </w:r>
+    </w:p>
+    <w:p>
+      <w:r>
+        <w:rPr>
+          <w:rFonts w:hint="eastAsia"/>
+        </w:rPr>
+        <w:t>H</w:t>
+      </w:r>
+      <w:r>
+        <w:t xml:space="preserve">e is listening to music while </w:t>
+      </w:r>
+      <w:r>
+        <w:rPr>
+          <w:strike/>
+        </w:rPr>
+        <w:t>he</w:t>
+      </w:r>
+      <w:r>
+        <w:t xml:space="preserve"> </w:t>
+      </w:r>
+      <w:r>
+        <w:rPr>
+          <w:strike/>
+        </w:rPr>
+        <w:t>is</w:t>
+      </w:r>
+      <w:r>
+        <w:t xml:space="preserve"> studying</w:t>
+      </w:r>
+    </w:p>
+    <w:p>
+      <w:pPr>
+        <w:rPr>
+          <w:rFonts w:hint="eastAsia"/>
+        </w:rPr>
+      </w:pPr>
+    </w:p>
+    <w:p>
+      <w:r>
+        <w:t>S1+V+while+</w:t>
+      </w:r>
+      <w:r>
+        <w:rPr>
+          <w:strike/>
+        </w:rPr>
+        <w:t>S1</w:t>
+      </w:r>
+      <w:r>
+        <w:t>+</w:t>
+      </w:r>
+      <w:r>
+        <w:rPr>
+          <w:strike/>
+        </w:rPr>
+        <w:t>V</w:t>
+      </w:r>
+      <w:r>
+        <w:t xml:space="preserve"> </w:t>
+      </w:r>
+      <w:r>
+        <w:rPr>
+          <w:color w:val="FF0000"/>
+        </w:rPr>
+        <w:t>Ving</w:t>
+      </w:r>
+    </w:p>
+    <w:p>
+      <w:r>
+        <w:rPr>
+          <w:rFonts w:hint="eastAsia"/>
+        </w:rPr>
+        <w:t>H</w:t>
+      </w:r>
+      <w:r>
+        <w:t xml:space="preserve">e listens to music while </w:t>
+      </w:r>
+      <w:r>
+        <w:rPr>
+          <w:strike/>
+        </w:rPr>
+        <w:t>he</w:t>
+      </w:r>
+      <w:r>
+        <w:t xml:space="preserve"> </w:t>
+      </w:r>
+      <w:r>
+        <w:rPr>
+          <w:strike/>
+        </w:rPr>
+        <w:t>studies</w:t>
+      </w:r>
+      <w:r>
+        <w:t>.</w:t>
+      </w:r>
+      <w:r>
+        <w:rPr>
+          <w:rFonts w:hint="eastAsia"/>
+        </w:rPr>
+        <w:t xml:space="preserve"> </w:t>
+      </w:r>
+      <w:r>
+        <w:rPr>
+          <w:color w:val="FF0000"/>
+        </w:rPr>
+        <w:t>studying</w:t>
       </w:r>
     </w:p>
     <w:p/>
@@ -14758,6 +16794,95 @@
     </w:lvl>
   </w:abstractNum>
   <w:abstractNum w:abstractNumId="12" w15:restartNumberingAfterBreak="0">
+    <w:nsid w:val="36D37889"/>
+    <w:multiLevelType w:val="hybridMultilevel"/>
+    <w:tmpl w:val="89B2E3F8"/>
+    <w:lvl w:ilvl="0" w:tplc="55CE18B8">
+      <w:start w:val="1"/>
+      <w:numFmt w:val="upperLetter"/>
+      <w:lvlText w:val="(%1)"/>
+      <w:lvlJc w:val="left"/>
+      <w:pPr>
+        <w:ind w:left="360" w:hanging="360"/>
+      </w:pPr>
+      <w:rPr>
+        <w:rFonts w:hint="default"/>
+      </w:rPr>
+    </w:lvl>
+    <w:lvl w:ilvl="1" w:tplc="04090019" w:tentative="1">
+      <w:start w:val="1"/>
+      <w:numFmt w:val="ideographTraditional"/>
+      <w:lvlText w:val="%2、"/>
+      <w:lvlJc w:val="left"/>
+      <w:pPr>
+        <w:ind w:left="960" w:hanging="480"/>
+      </w:pPr>
+    </w:lvl>
+    <w:lvl w:ilvl="2" w:tplc="0409001B" w:tentative="1">
+      <w:start w:val="1"/>
+      <w:numFmt w:val="lowerRoman"/>
+      <w:lvlText w:val="%3."/>
+      <w:lvlJc w:val="right"/>
+      <w:pPr>
+        <w:ind w:left="1440" w:hanging="480"/>
+      </w:pPr>
+    </w:lvl>
+    <w:lvl w:ilvl="3" w:tplc="0409000F" w:tentative="1">
+      <w:start w:val="1"/>
+      <w:numFmt w:val="decimal"/>
+      <w:lvlText w:val="%4."/>
+      <w:lvlJc w:val="left"/>
+      <w:pPr>
+        <w:ind w:left="1920" w:hanging="480"/>
+      </w:pPr>
+    </w:lvl>
+    <w:lvl w:ilvl="4" w:tplc="04090019" w:tentative="1">
+      <w:start w:val="1"/>
+      <w:numFmt w:val="ideographTraditional"/>
+      <w:lvlText w:val="%5、"/>
+      <w:lvlJc w:val="left"/>
+      <w:pPr>
+        <w:ind w:left="2400" w:hanging="480"/>
+      </w:pPr>
+    </w:lvl>
+    <w:lvl w:ilvl="5" w:tplc="0409001B" w:tentative="1">
+      <w:start w:val="1"/>
+      <w:numFmt w:val="lowerRoman"/>
+      <w:lvlText w:val="%6."/>
+      <w:lvlJc w:val="right"/>
+      <w:pPr>
+        <w:ind w:left="2880" w:hanging="480"/>
+      </w:pPr>
+    </w:lvl>
+    <w:lvl w:ilvl="6" w:tplc="0409000F" w:tentative="1">
+      <w:start w:val="1"/>
+      <w:numFmt w:val="decimal"/>
+      <w:lvlText w:val="%7."/>
+      <w:lvlJc w:val="left"/>
+      <w:pPr>
+        <w:ind w:left="3360" w:hanging="480"/>
+      </w:pPr>
+    </w:lvl>
+    <w:lvl w:ilvl="7" w:tplc="04090019" w:tentative="1">
+      <w:start w:val="1"/>
+      <w:numFmt w:val="ideographTraditional"/>
+      <w:lvlText w:val="%8、"/>
+      <w:lvlJc w:val="left"/>
+      <w:pPr>
+        <w:ind w:left="3840" w:hanging="480"/>
+      </w:pPr>
+    </w:lvl>
+    <w:lvl w:ilvl="8" w:tplc="0409001B" w:tentative="1">
+      <w:start w:val="1"/>
+      <w:numFmt w:val="lowerRoman"/>
+      <w:lvlText w:val="%9."/>
+      <w:lvlJc w:val="right"/>
+      <w:pPr>
+        <w:ind w:left="4320" w:hanging="480"/>
+      </w:pPr>
+    </w:lvl>
+  </w:abstractNum>
+  <w:abstractNum w:abstractNumId="13" w15:restartNumberingAfterBreak="0">
     <w:nsid w:val="371A316D"/>
     <w:multiLevelType w:val="hybridMultilevel"/>
     <w:tmpl w:val="1CB8321C"/>
@@ -14846,7 +16971,7 @@
       </w:pPr>
     </w:lvl>
   </w:abstractNum>
-  <w:abstractNum w:abstractNumId="13" w15:restartNumberingAfterBreak="0">
+  <w:abstractNum w:abstractNumId="14" w15:restartNumberingAfterBreak="0">
     <w:nsid w:val="39496F00"/>
     <w:multiLevelType w:val="hybridMultilevel"/>
     <w:tmpl w:val="6C6CE0AC"/>
@@ -14935,7 +17060,7 @@
       </w:pPr>
     </w:lvl>
   </w:abstractNum>
-  <w:abstractNum w:abstractNumId="14" w15:restartNumberingAfterBreak="0">
+  <w:abstractNum w:abstractNumId="15" w15:restartNumberingAfterBreak="0">
     <w:nsid w:val="400F352D"/>
     <w:multiLevelType w:val="hybridMultilevel"/>
     <w:tmpl w:val="18C0E9BA"/>
@@ -15024,7 +17149,7 @@
       </w:pPr>
     </w:lvl>
   </w:abstractNum>
-  <w:abstractNum w:abstractNumId="15" w15:restartNumberingAfterBreak="0">
+  <w:abstractNum w:abstractNumId="16" w15:restartNumberingAfterBreak="0">
     <w:nsid w:val="4FB509B0"/>
     <w:multiLevelType w:val="hybridMultilevel"/>
     <w:tmpl w:val="8604D55E"/>
@@ -15113,7 +17238,7 @@
       </w:pPr>
     </w:lvl>
   </w:abstractNum>
-  <w:abstractNum w:abstractNumId="16" w15:restartNumberingAfterBreak="0">
+  <w:abstractNum w:abstractNumId="17" w15:restartNumberingAfterBreak="0">
     <w:nsid w:val="51F860B5"/>
     <w:multiLevelType w:val="hybridMultilevel"/>
     <w:tmpl w:val="016AA4DC"/>
@@ -15202,7 +17327,7 @@
       </w:pPr>
     </w:lvl>
   </w:abstractNum>
-  <w:abstractNum w:abstractNumId="17" w15:restartNumberingAfterBreak="0">
+  <w:abstractNum w:abstractNumId="18" w15:restartNumberingAfterBreak="0">
     <w:nsid w:val="53005D9A"/>
     <w:multiLevelType w:val="hybridMultilevel"/>
     <w:tmpl w:val="6F1E60CE"/>
@@ -15291,7 +17416,7 @@
       </w:pPr>
     </w:lvl>
   </w:abstractNum>
-  <w:abstractNum w:abstractNumId="18" w15:restartNumberingAfterBreak="0">
+  <w:abstractNum w:abstractNumId="19" w15:restartNumberingAfterBreak="0">
     <w:nsid w:val="5495135A"/>
     <w:multiLevelType w:val="hybridMultilevel"/>
     <w:tmpl w:val="AA88B466"/>
@@ -15380,7 +17505,7 @@
       </w:pPr>
     </w:lvl>
   </w:abstractNum>
-  <w:abstractNum w:abstractNumId="19" w15:restartNumberingAfterBreak="0">
+  <w:abstractNum w:abstractNumId="20" w15:restartNumberingAfterBreak="0">
     <w:nsid w:val="5B69241D"/>
     <w:multiLevelType w:val="hybridMultilevel"/>
     <w:tmpl w:val="B59462EA"/>
@@ -15469,7 +17594,7 @@
       </w:pPr>
     </w:lvl>
   </w:abstractNum>
-  <w:abstractNum w:abstractNumId="20" w15:restartNumberingAfterBreak="0">
+  <w:abstractNum w:abstractNumId="21" w15:restartNumberingAfterBreak="0">
     <w:nsid w:val="609177BD"/>
     <w:multiLevelType w:val="hybridMultilevel"/>
     <w:tmpl w:val="680E61BA"/>
@@ -15558,7 +17683,7 @@
       </w:pPr>
     </w:lvl>
   </w:abstractNum>
-  <w:abstractNum w:abstractNumId="21" w15:restartNumberingAfterBreak="0">
+  <w:abstractNum w:abstractNumId="22" w15:restartNumberingAfterBreak="0">
     <w:nsid w:val="647A59BB"/>
     <w:multiLevelType w:val="hybridMultilevel"/>
     <w:tmpl w:val="B6ECFFB6"/>
@@ -15647,7 +17772,185 @@
       </w:pPr>
     </w:lvl>
   </w:abstractNum>
-  <w:abstractNum w:abstractNumId="22" w15:restartNumberingAfterBreak="0">
+  <w:abstractNum w:abstractNumId="23" w15:restartNumberingAfterBreak="0">
+    <w:nsid w:val="6F2E0A24"/>
+    <w:multiLevelType w:val="hybridMultilevel"/>
+    <w:tmpl w:val="43521F5A"/>
+    <w:lvl w:ilvl="0" w:tplc="EF367F46">
+      <w:start w:val="1"/>
+      <w:numFmt w:val="upperLetter"/>
+      <w:lvlText w:val="(%1)"/>
+      <w:lvlJc w:val="left"/>
+      <w:pPr>
+        <w:ind w:left="360" w:hanging="360"/>
+      </w:pPr>
+      <w:rPr>
+        <w:rFonts w:hint="default"/>
+      </w:rPr>
+    </w:lvl>
+    <w:lvl w:ilvl="1" w:tplc="04090019" w:tentative="1">
+      <w:start w:val="1"/>
+      <w:numFmt w:val="ideographTraditional"/>
+      <w:lvlText w:val="%2、"/>
+      <w:lvlJc w:val="left"/>
+      <w:pPr>
+        <w:ind w:left="960" w:hanging="480"/>
+      </w:pPr>
+    </w:lvl>
+    <w:lvl w:ilvl="2" w:tplc="0409001B" w:tentative="1">
+      <w:start w:val="1"/>
+      <w:numFmt w:val="lowerRoman"/>
+      <w:lvlText w:val="%3."/>
+      <w:lvlJc w:val="right"/>
+      <w:pPr>
+        <w:ind w:left="1440" w:hanging="480"/>
+      </w:pPr>
+    </w:lvl>
+    <w:lvl w:ilvl="3" w:tplc="0409000F" w:tentative="1">
+      <w:start w:val="1"/>
+      <w:numFmt w:val="decimal"/>
+      <w:lvlText w:val="%4."/>
+      <w:lvlJc w:val="left"/>
+      <w:pPr>
+        <w:ind w:left="1920" w:hanging="480"/>
+      </w:pPr>
+    </w:lvl>
+    <w:lvl w:ilvl="4" w:tplc="04090019" w:tentative="1">
+      <w:start w:val="1"/>
+      <w:numFmt w:val="ideographTraditional"/>
+      <w:lvlText w:val="%5、"/>
+      <w:lvlJc w:val="left"/>
+      <w:pPr>
+        <w:ind w:left="2400" w:hanging="480"/>
+      </w:pPr>
+    </w:lvl>
+    <w:lvl w:ilvl="5" w:tplc="0409001B" w:tentative="1">
+      <w:start w:val="1"/>
+      <w:numFmt w:val="lowerRoman"/>
+      <w:lvlText w:val="%6."/>
+      <w:lvlJc w:val="right"/>
+      <w:pPr>
+        <w:ind w:left="2880" w:hanging="480"/>
+      </w:pPr>
+    </w:lvl>
+    <w:lvl w:ilvl="6" w:tplc="0409000F" w:tentative="1">
+      <w:start w:val="1"/>
+      <w:numFmt w:val="decimal"/>
+      <w:lvlText w:val="%7."/>
+      <w:lvlJc w:val="left"/>
+      <w:pPr>
+        <w:ind w:left="3360" w:hanging="480"/>
+      </w:pPr>
+    </w:lvl>
+    <w:lvl w:ilvl="7" w:tplc="04090019" w:tentative="1">
+      <w:start w:val="1"/>
+      <w:numFmt w:val="ideographTraditional"/>
+      <w:lvlText w:val="%8、"/>
+      <w:lvlJc w:val="left"/>
+      <w:pPr>
+        <w:ind w:left="3840" w:hanging="480"/>
+      </w:pPr>
+    </w:lvl>
+    <w:lvl w:ilvl="8" w:tplc="0409001B" w:tentative="1">
+      <w:start w:val="1"/>
+      <w:numFmt w:val="lowerRoman"/>
+      <w:lvlText w:val="%9."/>
+      <w:lvlJc w:val="right"/>
+      <w:pPr>
+        <w:ind w:left="4320" w:hanging="480"/>
+      </w:pPr>
+    </w:lvl>
+  </w:abstractNum>
+  <w:abstractNum w:abstractNumId="24" w15:restartNumberingAfterBreak="0">
+    <w:nsid w:val="71274037"/>
+    <w:multiLevelType w:val="hybridMultilevel"/>
+    <w:tmpl w:val="01AA0F8E"/>
+    <w:lvl w:ilvl="0" w:tplc="693238EC">
+      <w:start w:val="1"/>
+      <w:numFmt w:val="upperLetter"/>
+      <w:lvlText w:val="(%1)"/>
+      <w:lvlJc w:val="left"/>
+      <w:pPr>
+        <w:ind w:left="360" w:hanging="360"/>
+      </w:pPr>
+      <w:rPr>
+        <w:rFonts w:hint="default"/>
+      </w:rPr>
+    </w:lvl>
+    <w:lvl w:ilvl="1" w:tplc="04090019" w:tentative="1">
+      <w:start w:val="1"/>
+      <w:numFmt w:val="ideographTraditional"/>
+      <w:lvlText w:val="%2、"/>
+      <w:lvlJc w:val="left"/>
+      <w:pPr>
+        <w:ind w:left="960" w:hanging="480"/>
+      </w:pPr>
+    </w:lvl>
+    <w:lvl w:ilvl="2" w:tplc="0409001B" w:tentative="1">
+      <w:start w:val="1"/>
+      <w:numFmt w:val="lowerRoman"/>
+      <w:lvlText w:val="%3."/>
+      <w:lvlJc w:val="right"/>
+      <w:pPr>
+        <w:ind w:left="1440" w:hanging="480"/>
+      </w:pPr>
+    </w:lvl>
+    <w:lvl w:ilvl="3" w:tplc="0409000F" w:tentative="1">
+      <w:start w:val="1"/>
+      <w:numFmt w:val="decimal"/>
+      <w:lvlText w:val="%4."/>
+      <w:lvlJc w:val="left"/>
+      <w:pPr>
+        <w:ind w:left="1920" w:hanging="480"/>
+      </w:pPr>
+    </w:lvl>
+    <w:lvl w:ilvl="4" w:tplc="04090019" w:tentative="1">
+      <w:start w:val="1"/>
+      <w:numFmt w:val="ideographTraditional"/>
+      <w:lvlText w:val="%5、"/>
+      <w:lvlJc w:val="left"/>
+      <w:pPr>
+        <w:ind w:left="2400" w:hanging="480"/>
+      </w:pPr>
+    </w:lvl>
+    <w:lvl w:ilvl="5" w:tplc="0409001B" w:tentative="1">
+      <w:start w:val="1"/>
+      <w:numFmt w:val="lowerRoman"/>
+      <w:lvlText w:val="%6."/>
+      <w:lvlJc w:val="right"/>
+      <w:pPr>
+        <w:ind w:left="2880" w:hanging="480"/>
+      </w:pPr>
+    </w:lvl>
+    <w:lvl w:ilvl="6" w:tplc="0409000F" w:tentative="1">
+      <w:start w:val="1"/>
+      <w:numFmt w:val="decimal"/>
+      <w:lvlText w:val="%7."/>
+      <w:lvlJc w:val="left"/>
+      <w:pPr>
+        <w:ind w:left="3360" w:hanging="480"/>
+      </w:pPr>
+    </w:lvl>
+    <w:lvl w:ilvl="7" w:tplc="04090019" w:tentative="1">
+      <w:start w:val="1"/>
+      <w:numFmt w:val="ideographTraditional"/>
+      <w:lvlText w:val="%8、"/>
+      <w:lvlJc w:val="left"/>
+      <w:pPr>
+        <w:ind w:left="3840" w:hanging="480"/>
+      </w:pPr>
+    </w:lvl>
+    <w:lvl w:ilvl="8" w:tplc="0409001B" w:tentative="1">
+      <w:start w:val="1"/>
+      <w:numFmt w:val="lowerRoman"/>
+      <w:lvlText w:val="%9."/>
+      <w:lvlJc w:val="right"/>
+      <w:pPr>
+        <w:ind w:left="4320" w:hanging="480"/>
+      </w:pPr>
+    </w:lvl>
+  </w:abstractNum>
+  <w:abstractNum w:abstractNumId="25" w15:restartNumberingAfterBreak="0">
     <w:nsid w:val="73DC2168"/>
     <w:multiLevelType w:val="hybridMultilevel"/>
     <w:tmpl w:val="E56C0A66"/>
@@ -15736,7 +18039,7 @@
       </w:pPr>
     </w:lvl>
   </w:abstractNum>
-  <w:abstractNum w:abstractNumId="23" w15:restartNumberingAfterBreak="0">
+  <w:abstractNum w:abstractNumId="26" w15:restartNumberingAfterBreak="0">
     <w:nsid w:val="75226988"/>
     <w:multiLevelType w:val="hybridMultilevel"/>
     <w:tmpl w:val="FE52247A"/>
@@ -15825,7 +18128,7 @@
       </w:pPr>
     </w:lvl>
   </w:abstractNum>
-  <w:abstractNum w:abstractNumId="24" w15:restartNumberingAfterBreak="0">
+  <w:abstractNum w:abstractNumId="27" w15:restartNumberingAfterBreak="0">
     <w:nsid w:val="775001FE"/>
     <w:multiLevelType w:val="hybridMultilevel"/>
     <w:tmpl w:val="D26051BC"/>
@@ -15914,7 +18217,7 @@
       </w:pPr>
     </w:lvl>
   </w:abstractNum>
-  <w:abstractNum w:abstractNumId="25" w15:restartNumberingAfterBreak="0">
+  <w:abstractNum w:abstractNumId="28" w15:restartNumberingAfterBreak="0">
     <w:nsid w:val="7B123881"/>
     <w:multiLevelType w:val="hybridMultilevel"/>
     <w:tmpl w:val="A59E4332"/>
@@ -16003,7 +18306,7 @@
       </w:pPr>
     </w:lvl>
   </w:abstractNum>
-  <w:abstractNum w:abstractNumId="26" w15:restartNumberingAfterBreak="0">
+  <w:abstractNum w:abstractNumId="29" w15:restartNumberingAfterBreak="0">
     <w:nsid w:val="7C187F3C"/>
     <w:multiLevelType w:val="hybridMultilevel"/>
     <w:tmpl w:val="7C3EB84C"/>
@@ -16092,7 +18395,7 @@
       </w:pPr>
     </w:lvl>
   </w:abstractNum>
-  <w:abstractNum w:abstractNumId="27" w15:restartNumberingAfterBreak="0">
+  <w:abstractNum w:abstractNumId="30" w15:restartNumberingAfterBreak="0">
     <w:nsid w:val="7D8370E3"/>
     <w:multiLevelType w:val="hybridMultilevel"/>
     <w:tmpl w:val="706C694C"/>
@@ -16182,46 +18485,46 @@
     </w:lvl>
   </w:abstractNum>
   <w:num w:numId="1" w16cid:durableId="153104592">
-    <w:abstractNumId w:val="18"/>
+    <w:abstractNumId w:val="19"/>
   </w:num>
   <w:num w:numId="2" w16cid:durableId="1266691548">
-    <w:abstractNumId w:val="24"/>
+    <w:abstractNumId w:val="27"/>
   </w:num>
   <w:num w:numId="3" w16cid:durableId="773944655">
     <w:abstractNumId w:val="4"/>
   </w:num>
   <w:num w:numId="4" w16cid:durableId="1101072802">
-    <w:abstractNumId w:val="25"/>
+    <w:abstractNumId w:val="28"/>
   </w:num>
   <w:num w:numId="5" w16cid:durableId="1842891432">
-    <w:abstractNumId w:val="13"/>
+    <w:abstractNumId w:val="14"/>
   </w:num>
   <w:num w:numId="6" w16cid:durableId="98575724">
-    <w:abstractNumId w:val="14"/>
+    <w:abstractNumId w:val="15"/>
   </w:num>
   <w:num w:numId="7" w16cid:durableId="141774845">
     <w:abstractNumId w:val="8"/>
   </w:num>
   <w:num w:numId="8" w16cid:durableId="847870129">
-    <w:abstractNumId w:val="17"/>
+    <w:abstractNumId w:val="18"/>
   </w:num>
   <w:num w:numId="9" w16cid:durableId="1751586779">
     <w:abstractNumId w:val="10"/>
   </w:num>
   <w:num w:numId="10" w16cid:durableId="1707098164">
-    <w:abstractNumId w:val="15"/>
+    <w:abstractNumId w:val="16"/>
   </w:num>
   <w:num w:numId="11" w16cid:durableId="437868781">
-    <w:abstractNumId w:val="19"/>
+    <w:abstractNumId w:val="20"/>
   </w:num>
   <w:num w:numId="12" w16cid:durableId="818955995">
-    <w:abstractNumId w:val="27"/>
+    <w:abstractNumId w:val="30"/>
   </w:num>
   <w:num w:numId="13" w16cid:durableId="2113091008">
-    <w:abstractNumId w:val="22"/>
+    <w:abstractNumId w:val="25"/>
   </w:num>
   <w:num w:numId="14" w16cid:durableId="908882871">
-    <w:abstractNumId w:val="21"/>
+    <w:abstractNumId w:val="22"/>
   </w:num>
   <w:num w:numId="15" w16cid:durableId="1861236110">
     <w:abstractNumId w:val="7"/>
@@ -16242,19 +18545,19 @@
     <w:abstractNumId w:val="2"/>
   </w:num>
   <w:num w:numId="21" w16cid:durableId="1933395826">
-    <w:abstractNumId w:val="26"/>
+    <w:abstractNumId w:val="29"/>
   </w:num>
   <w:num w:numId="22" w16cid:durableId="988285260">
     <w:abstractNumId w:val="1"/>
   </w:num>
   <w:num w:numId="23" w16cid:durableId="1103499179">
-    <w:abstractNumId w:val="12"/>
+    <w:abstractNumId w:val="13"/>
   </w:num>
   <w:num w:numId="24" w16cid:durableId="461386812">
-    <w:abstractNumId w:val="16"/>
+    <w:abstractNumId w:val="17"/>
   </w:num>
   <w:num w:numId="25" w16cid:durableId="1334189553">
-    <w:abstractNumId w:val="23"/>
+    <w:abstractNumId w:val="26"/>
   </w:num>
   <w:num w:numId="26" w16cid:durableId="559243370">
     <w:abstractNumId w:val="11"/>
@@ -16263,7 +18566,16 @@
     <w:abstractNumId w:val="9"/>
   </w:num>
   <w:num w:numId="28" w16cid:durableId="566302474">
-    <w:abstractNumId w:val="20"/>
+    <w:abstractNumId w:val="21"/>
+  </w:num>
+  <w:num w:numId="29" w16cid:durableId="36861657">
+    <w:abstractNumId w:val="24"/>
+  </w:num>
+  <w:num w:numId="30" w16cid:durableId="615138636">
+    <w:abstractNumId w:val="12"/>
+  </w:num>
+  <w:num w:numId="31" w16cid:durableId="1032070836">
+    <w:abstractNumId w:val="23"/>
   </w:num>
 </w:numbering>
 </file>

--- a/碩一/TOEIC/介係詞代名詞.docx
+++ b/碩一/TOEIC/介係詞代名詞.docx
@@ -1,6 +1,6 @@
 
 <file path=word/document.xml><?xml version="1.0" encoding="utf-8"?>
-<w:document xmlns:wpc="http://schemas.microsoft.com/office/word/2010/wordprocessingCanvas" xmlns:cx="http://schemas.microsoft.com/office/drawing/2014/chartex" xmlns:cx1="http://schemas.microsoft.com/office/drawing/2015/9/8/chartex" xmlns:cx2="http://schemas.microsoft.com/office/drawing/2015/10/21/chartex" xmlns:cx3="http://schemas.microsoft.com/office/drawing/2016/5/9/chartex" xmlns:cx4="http://schemas.microsoft.com/office/drawing/2016/5/10/chartex" xmlns:cx5="http://schemas.microsoft.com/office/drawing/2016/5/11/chartex" xmlns:cx6="http://schemas.microsoft.com/office/drawing/2016/5/12/chartex" xmlns:cx7="http://schemas.microsoft.com/office/drawing/2016/5/13/chartex" xmlns:cx8="http://schemas.microsoft.com/office/drawing/2016/5/14/chartex" xmlns:mc="http://schemas.openxmlformats.org/markup-compatibility/2006" xmlns:aink="http://schemas.microsoft.com/office/drawing/2016/ink" xmlns:am3d="http://schemas.microsoft.com/office/drawing/2017/model3d" xmlns:o="urn:schemas-microsoft-com:office:office" xmlns:oel="http://schemas.microsoft.com/office/2019/extlst" xmlns:r="http://schemas.openxmlformats.org/officeDocument/2006/relationships" xmlns:m="http://schemas.openxmlformats.org/officeDocument/2006/math" xmlns:v="urn:schemas-microsoft-com:vml" xmlns:wp14="http://schemas.microsoft.com/office/word/2010/wordprocessingDrawing" xmlns:wp="http://schemas.openxmlformats.org/drawingml/2006/wordprocessingDrawing" xmlns:w10="urn:schemas-microsoft-com:office:word" xmlns:w="http://schemas.openxmlformats.org/wordprocessingml/2006/main" xmlns:w14="http://schemas.microsoft.com/office/word/2010/wordml" xmlns:w15="http://schemas.microsoft.com/office/word/2012/wordml" xmlns:w16cex="http://schemas.microsoft.com/office/word/2018/wordml/cex" xmlns:w16cid="http://schemas.microsoft.com/office/word/2016/wordml/cid" xmlns:w16="http://schemas.microsoft.com/office/word/2018/wordml" xmlns:w16du="http://schemas.microsoft.com/office/word/2023/wordml/word16du" xmlns:w16sdtdh="http://schemas.microsoft.com/office/word/2020/wordml/sdtdatahash" xmlns:w16se="http://schemas.microsoft.com/office/word/2015/wordml/symex" xmlns:wpg="http://schemas.microsoft.com/office/word/2010/wordprocessingGroup" xmlns:wpi="http://schemas.microsoft.com/office/word/2010/wordprocessingInk" xmlns:wne="http://schemas.microsoft.com/office/word/2006/wordml" xmlns:wps="http://schemas.microsoft.com/office/word/2010/wordprocessingShape" mc:Ignorable="w14 w15 w16se w16cid w16 w16cex w16sdtdh wp14">
+<w:document xmlns:wpc="http://schemas.microsoft.com/office/word/2010/wordprocessingCanvas" xmlns:cx="http://schemas.microsoft.com/office/drawing/2014/chartex" xmlns:cx1="http://schemas.microsoft.com/office/drawing/2015/9/8/chartex" xmlns:cx2="http://schemas.microsoft.com/office/drawing/2015/10/21/chartex" xmlns:cx3="http://schemas.microsoft.com/office/drawing/2016/5/9/chartex" xmlns:cx4="http://schemas.microsoft.com/office/drawing/2016/5/10/chartex" xmlns:cx5="http://schemas.microsoft.com/office/drawing/2016/5/11/chartex" xmlns:cx6="http://schemas.microsoft.com/office/drawing/2016/5/12/chartex" xmlns:cx7="http://schemas.microsoft.com/office/drawing/2016/5/13/chartex" xmlns:cx8="http://schemas.microsoft.com/office/drawing/2016/5/14/chartex" xmlns:mc="http://schemas.openxmlformats.org/markup-compatibility/2006" xmlns:aink="http://schemas.microsoft.com/office/drawing/2016/ink" xmlns:am3d="http://schemas.microsoft.com/office/drawing/2017/model3d" xmlns:o="urn:schemas-microsoft-com:office:office" xmlns:r="http://schemas.openxmlformats.org/officeDocument/2006/relationships" xmlns:m="http://schemas.openxmlformats.org/officeDocument/2006/math" xmlns:v="urn:schemas-microsoft-com:vml" xmlns:wp14="http://schemas.microsoft.com/office/word/2010/wordprocessingDrawing" xmlns:wp="http://schemas.openxmlformats.org/drawingml/2006/wordprocessingDrawing" xmlns:w10="urn:schemas-microsoft-com:office:word" xmlns:w="http://schemas.openxmlformats.org/wordprocessingml/2006/main" xmlns:w14="http://schemas.microsoft.com/office/word/2010/wordml" xmlns:w15="http://schemas.microsoft.com/office/word/2012/wordml" xmlns:w16cex="http://schemas.microsoft.com/office/word/2018/wordml/cex" xmlns:w16cid="http://schemas.microsoft.com/office/word/2016/wordml/cid" xmlns:w16="http://schemas.microsoft.com/office/word/2018/wordml" xmlns:w16sdtdh="http://schemas.microsoft.com/office/word/2020/wordml/sdtdatahash" xmlns:w16se="http://schemas.microsoft.com/office/word/2015/wordml/symex" xmlns:wpg="http://schemas.microsoft.com/office/word/2010/wordprocessingGroup" xmlns:wpi="http://schemas.microsoft.com/office/word/2010/wordprocessingInk" xmlns:wne="http://schemas.microsoft.com/office/word/2006/wordml" xmlns:wps="http://schemas.microsoft.com/office/word/2010/wordprocessingShape" mc:Ignorable="w14 w15 w16se w16cid w16 w16cex w16sdtdh wp14">
   <w:body>
     <w:p>
       <w:proofErr w:type="spellStart"/>
@@ -11487,19 +11487,34 @@
         </w:rPr>
         <w:t>(</w:t>
       </w:r>
+      <w:r>
+        <w:rPr>
+          <w:rFonts w:hint="eastAsia"/>
+        </w:rPr>
+        <w:t>多益常見的使役動詞</w:t>
+      </w:r>
+      <w:r>
+        <w:rPr>
+          <w:rFonts w:hint="eastAsia"/>
+        </w:rPr>
+        <w:t>)</w:t>
+      </w:r>
+      <w:r>
+        <w:t>+O+</w:t>
+      </w:r>
       <w:proofErr w:type="gramStart"/>
       <w:r>
-        <w:rPr>
-          <w:rFonts w:hint="eastAsia"/>
-        </w:rPr>
-        <w:t>多益常見</w:t>
+        <w:t>PP</w:t>
+      </w:r>
+      <w:r>
+        <w:t>(</w:t>
       </w:r>
       <w:proofErr w:type="gramEnd"/>
       <w:r>
         <w:rPr>
           <w:rFonts w:hint="eastAsia"/>
         </w:rPr>
-        <w:t>的使役動詞</w:t>
+        <w:t>被動</w:t>
       </w:r>
       <w:r>
         <w:rPr>
@@ -11507,17 +11522,33 @@
         </w:rPr>
         <w:t>)</w:t>
       </w:r>
-      <w:r>
-        <w:t>+O+PP</w:t>
-      </w:r>
-      <w:r>
+    </w:p>
+    <w:p>
+      <w:proofErr w:type="spellStart"/>
+      <w:r>
+        <w:rPr>
+          <w:rFonts w:hint="eastAsia"/>
+        </w:rPr>
+        <w:t>S</w:t>
+      </w:r>
+      <w:r>
+        <w:t>+get</w:t>
+      </w:r>
+      <w:proofErr w:type="spellEnd"/>
+      <w:r>
+        <w:t>/want/order/force/suggest…</w:t>
+      </w:r>
+      <w:r>
+        <w:rPr>
+          <w:rFonts w:hint="eastAsia"/>
+        </w:rPr>
         <w:t>(</w:t>
       </w:r>
       <w:r>
         <w:rPr>
           <w:rFonts w:hint="eastAsia"/>
         </w:rPr>
-        <w:t>被動</w:t>
+        <w:t>多益常見的使役動詞</w:t>
       </w:r>
       <w:r>
         <w:rPr>
@@ -11525,51 +11556,14 @@
         </w:rPr>
         <w:t>)</w:t>
       </w:r>
-    </w:p>
-    <w:p>
-      <w:proofErr w:type="spellStart"/>
-      <w:r>
-        <w:rPr>
-          <w:rFonts w:hint="eastAsia"/>
-        </w:rPr>
-        <w:t>S</w:t>
-      </w:r>
-      <w:r>
-        <w:t>+get</w:t>
-      </w:r>
-      <w:proofErr w:type="spellEnd"/>
-      <w:r>
-        <w:t>/want/order/force/suggest…</w:t>
-      </w:r>
-      <w:r>
-        <w:rPr>
-          <w:rFonts w:hint="eastAsia"/>
-        </w:rPr>
-        <w:t>(</w:t>
+      <w:r>
+        <w:t>+O+</w:t>
       </w:r>
       <w:proofErr w:type="gramStart"/>
       <w:r>
-        <w:rPr>
-          <w:rFonts w:hint="eastAsia"/>
-        </w:rPr>
-        <w:t>多益常見</w:t>
+        <w:t>PP(</w:t>
       </w:r>
       <w:proofErr w:type="gramEnd"/>
-      <w:r>
-        <w:rPr>
-          <w:rFonts w:hint="eastAsia"/>
-        </w:rPr>
-        <w:t>的使役動詞</w:t>
-      </w:r>
-      <w:r>
-        <w:rPr>
-          <w:rFonts w:hint="eastAsia"/>
-        </w:rPr>
-        <w:t>)</w:t>
-      </w:r>
-      <w:r>
-        <w:t>+O+PP(</w:t>
-      </w:r>
       <w:r>
         <w:rPr>
           <w:rFonts w:hint="eastAsia"/>
@@ -13666,10 +13660,7 @@
         <w:t>總數量、</w:t>
       </w:r>
       <w:r>
-        <w:t>accidents</w:t>
-      </w:r>
-      <w:r>
-        <w:t xml:space="preserve"> n.</w:t>
+        <w:t>accidents n.</w:t>
       </w:r>
       <w:r>
         <w:rPr>
@@ -13684,16 +13675,472 @@
         <w:t>、</w:t>
       </w:r>
       <w:r>
-        <w:t xml:space="preserve">junction </w:t>
+        <w:t>junction n.</w:t>
+      </w:r>
+      <w:r>
+        <w:rPr>
+          <w:rFonts w:hint="eastAsia"/>
+        </w:rPr>
+        <w:t>路口、</w:t>
+      </w:r>
+      <w:r>
+        <w:rPr>
+          <w:rFonts w:hint="eastAsia"/>
+        </w:rPr>
+        <w:t xml:space="preserve"> </w:t>
+      </w:r>
+      <w:r>
+        <w:t>installation</w:t>
+      </w:r>
+      <w:r>
+        <w:rPr>
+          <w:rFonts w:hint="eastAsia"/>
+        </w:rPr>
+        <w:t xml:space="preserve"> n</w:t>
+      </w:r>
+      <w:r>
+        <w:t>.</w:t>
+      </w:r>
+      <w:r>
+        <w:rPr>
+          <w:rFonts w:hint="eastAsia"/>
+        </w:rPr>
+        <w:t>安裝</w:t>
+      </w:r>
+    </w:p>
+    <w:p/>
+    <w:p>
+      <w:r>
+        <w:rPr>
+          <w:rFonts w:hint="eastAsia"/>
+        </w:rPr>
+        <w:t>被省略</w:t>
+      </w:r>
+      <w:r>
+        <w:rPr>
+          <w:rFonts w:hint="eastAsia"/>
+        </w:rPr>
+        <w:t xml:space="preserve">: </w:t>
+      </w:r>
+      <w:r>
+        <w:t>-</w:t>
+      </w:r>
+      <w:r>
+        <w:rPr>
+          <w:strike/>
+        </w:rPr>
+        <w:t>which are</w:t>
+      </w:r>
+      <w:r>
+        <w:t>/</w:t>
+      </w:r>
+      <w:r>
+        <w:rPr>
+          <w:strike/>
+        </w:rPr>
+        <w:t>which happen</w:t>
+      </w:r>
+      <w:r>
+        <w:t xml:space="preserve"> </w:t>
+      </w:r>
+      <w:r>
+        <w:t>-&gt;</w:t>
+      </w:r>
+      <w:r>
+        <w:t xml:space="preserve"> </w:t>
+      </w:r>
+      <w:r>
+        <w:t>happening</w:t>
+      </w:r>
+    </w:p>
+    <w:p/>
+    <w:p>
+      <w:proofErr w:type="gramStart"/>
+      <w:r>
+        <w:rPr>
+          <w:rFonts w:hint="eastAsia"/>
+        </w:rPr>
+        <w:t>現在式時</w:t>
+      </w:r>
+      <w:proofErr w:type="gramEnd"/>
+      <w:r>
+        <w:rPr>
+          <w:rFonts w:hint="eastAsia"/>
+        </w:rPr>
+        <w:t>:</w:t>
+      </w:r>
+    </w:p>
+    <w:p>
+      <w:r>
+        <w:rPr>
+          <w:rFonts w:hint="eastAsia"/>
+        </w:rPr>
+        <w:t>單數名詞</w:t>
+      </w:r>
+      <w:r>
+        <w:rPr>
+          <w:rFonts w:hint="eastAsia"/>
+        </w:rPr>
+        <w:t>(</w:t>
+      </w:r>
+      <w:r>
+        <w:rPr>
+          <w:rFonts w:hint="eastAsia"/>
+        </w:rPr>
+        <w:t>名詞字尾不加</w:t>
+      </w:r>
+      <w:r>
+        <w:rPr>
+          <w:rFonts w:hint="eastAsia"/>
+        </w:rPr>
+        <w:t>s</w:t>
+      </w:r>
+      <w:r>
+        <w:t>)+</w:t>
+      </w:r>
+      <w:r>
+        <w:rPr>
+          <w:rFonts w:hint="eastAsia"/>
+        </w:rPr>
+        <w:t>單數動詞</w:t>
+      </w:r>
+      <w:r>
+        <w:rPr>
+          <w:rFonts w:hint="eastAsia"/>
+        </w:rPr>
+        <w:t>(</w:t>
+      </w:r>
+      <w:r>
+        <w:rPr>
+          <w:rFonts w:hint="eastAsia"/>
+        </w:rPr>
+        <w:t>動詞字尾加</w:t>
+      </w:r>
+      <w:r>
+        <w:rPr>
+          <w:rFonts w:hint="eastAsia"/>
+        </w:rPr>
+        <w:t>s</w:t>
+      </w:r>
+      <w:r>
+        <w:t>) -&gt;The boy makes videos.</w:t>
+      </w:r>
+    </w:p>
+    <w:p>
+      <w:r>
+        <w:rPr>
+          <w:rFonts w:hint="eastAsia"/>
+        </w:rPr>
+        <w:t>複數名詞</w:t>
+      </w:r>
+      <w:r>
+        <w:rPr>
+          <w:rFonts w:hint="eastAsia"/>
+        </w:rPr>
+        <w:t>(</w:t>
+      </w:r>
+      <w:r>
+        <w:rPr>
+          <w:rFonts w:hint="eastAsia"/>
+        </w:rPr>
+        <w:t>名詞字尾加</w:t>
+      </w:r>
+      <w:r>
+        <w:rPr>
+          <w:rFonts w:hint="eastAsia"/>
+        </w:rPr>
+        <w:t>s</w:t>
+      </w:r>
+      <w:r>
+        <w:t>)</w:t>
+      </w:r>
+      <w:r>
+        <w:rPr>
+          <w:rFonts w:hint="eastAsia"/>
+        </w:rPr>
+        <w:t>+</w:t>
+      </w:r>
+      <w:r>
+        <w:rPr>
+          <w:rFonts w:hint="eastAsia"/>
+        </w:rPr>
+        <w:t>複數動詞</w:t>
+      </w:r>
+      <w:r>
+        <w:rPr>
+          <w:rFonts w:hint="eastAsia"/>
+        </w:rPr>
+        <w:t>(</w:t>
+      </w:r>
+      <w:r>
+        <w:rPr>
+          <w:rFonts w:hint="eastAsia"/>
+        </w:rPr>
+        <w:t>動詞字尾不加</w:t>
+      </w:r>
+      <w:r>
+        <w:rPr>
+          <w:rFonts w:hint="eastAsia"/>
+        </w:rPr>
+        <w:t>s)</w:t>
+      </w:r>
+      <w:r>
+        <w:t xml:space="preserve"> -&gt;The boys make videos.</w:t>
+      </w:r>
+    </w:p>
+    <w:p/>
+    <w:p>
+      <w:r>
+        <w:rPr>
+          <w:rFonts w:hint="eastAsia"/>
+        </w:rPr>
+        <w:t>T</w:t>
+      </w:r>
+      <w:r>
+        <w:t>he number of +</w:t>
+      </w:r>
+      <w:r>
+        <w:rPr>
+          <w:rFonts w:hint="eastAsia"/>
+        </w:rPr>
+        <w:t>複數名詞</w:t>
+      </w:r>
+      <w:r>
+        <w:t xml:space="preserve"> = </w:t>
+      </w:r>
+      <w:r>
+        <w:rPr>
+          <w:rFonts w:hint="eastAsia"/>
+        </w:rPr>
+        <w:t>總數量</w:t>
+      </w:r>
+      <w:r>
+        <w:rPr>
+          <w:rFonts w:hint="eastAsia"/>
+        </w:rPr>
+        <w:t>(</w:t>
+      </w:r>
+      <w:r>
+        <w:rPr>
+          <w:rFonts w:hint="eastAsia"/>
+        </w:rPr>
+        <w:t>單數</w:t>
+      </w:r>
+      <w:r>
+        <w:rPr>
+          <w:rFonts w:hint="eastAsia"/>
+        </w:rPr>
+        <w:t>)</w:t>
+      </w:r>
+      <w:r>
+        <w:t>+</w:t>
+      </w:r>
+      <w:r>
+        <w:rPr>
+          <w:rFonts w:hint="eastAsia"/>
+        </w:rPr>
+        <w:t>單數動詞</w:t>
+      </w:r>
+    </w:p>
+    <w:p>
+      <w:r>
+        <w:t>The number of boys is 5.(</w:t>
+      </w:r>
+      <w:proofErr w:type="gramStart"/>
+      <w:r>
+        <w:rPr>
+          <w:rFonts w:hint="eastAsia"/>
+        </w:rPr>
+        <w:t>一</w:t>
+      </w:r>
+      <w:proofErr w:type="gramEnd"/>
+      <w:r>
+        <w:rPr>
+          <w:rFonts w:hint="eastAsia"/>
+        </w:rPr>
+        <w:t>共有五個男孩</w:t>
+      </w:r>
+      <w:r>
+        <w:rPr>
+          <w:rFonts w:hint="eastAsia"/>
+        </w:rPr>
+        <w:t>)</w:t>
+      </w:r>
+    </w:p>
+    <w:p/>
+    <w:p>
+      <w:r>
+        <w:t>A number of</w:t>
+      </w:r>
+      <w:r>
+        <w:rPr>
+          <w:rFonts w:hint="eastAsia"/>
+        </w:rPr>
+        <w:t xml:space="preserve"> </w:t>
+      </w:r>
+      <w:r>
+        <w:t xml:space="preserve">+ </w:t>
+      </w:r>
+      <w:r>
+        <w:rPr>
+          <w:rFonts w:hint="eastAsia"/>
+        </w:rPr>
+        <w:t>複數名詞</w:t>
+      </w:r>
+      <w:r>
+        <w:rPr>
+          <w:rFonts w:hint="eastAsia"/>
+        </w:rPr>
+        <w:t xml:space="preserve"> </w:t>
+      </w:r>
+      <w:r>
+        <w:t xml:space="preserve">= </w:t>
+      </w:r>
+      <w:r>
+        <w:rPr>
+          <w:rFonts w:hint="eastAsia"/>
+        </w:rPr>
+        <w:t>好幾個</w:t>
+      </w:r>
+      <w:r>
+        <w:rPr>
+          <w:rFonts w:hint="eastAsia"/>
+        </w:rPr>
+        <w:t>(</w:t>
+      </w:r>
+      <w:r>
+        <w:rPr>
+          <w:rFonts w:hint="eastAsia"/>
+        </w:rPr>
+        <w:t>複數</w:t>
+      </w:r>
+      <w:r>
+        <w:rPr>
+          <w:rFonts w:hint="eastAsia"/>
+        </w:rPr>
+        <w:t>)</w:t>
+      </w:r>
+      <w:r>
+        <w:t>+</w:t>
+      </w:r>
+      <w:r>
+        <w:rPr>
+          <w:rFonts w:hint="eastAsia"/>
+        </w:rPr>
+        <w:t>複數動詞</w:t>
+      </w:r>
+    </w:p>
+    <w:p>
+      <w:r>
+        <w:t xml:space="preserve">A number of boys are </w:t>
+      </w:r>
+      <w:proofErr w:type="gramStart"/>
+      <w:r>
+        <w:t>late.(</w:t>
+      </w:r>
+      <w:proofErr w:type="gramEnd"/>
+      <w:r>
+        <w:rPr>
+          <w:rFonts w:hint="eastAsia"/>
+        </w:rPr>
+        <w:t>好幾個男孩遲到了</w:t>
+      </w:r>
+      <w:r>
+        <w:rPr>
+          <w:rFonts w:hint="eastAsia"/>
+        </w:rPr>
+        <w:t>)</w:t>
+      </w:r>
+    </w:p>
+    <w:p/>
+    <w:p>
+      <w:r>
+        <w:t xml:space="preserve">The </w:t>
+      </w:r>
+      <w:proofErr w:type="gramStart"/>
+      <w:r>
+        <w:t>technique</w:t>
+      </w:r>
+      <w:r>
+        <w:t>(</w:t>
+      </w:r>
+      <w:proofErr w:type="gramEnd"/>
+      <w:r>
+        <w:rPr>
+          <w:strike/>
+        </w:rPr>
+        <w:t>which is</w:t>
+      </w:r>
+      <w:r>
+        <w:t>)</w:t>
+      </w:r>
+      <w:r>
+        <w:t xml:space="preserve"> </w:t>
+      </w:r>
+      <w:r>
+        <w:rPr>
+          <w:highlight w:val="yellow"/>
+        </w:rPr>
+        <w:t>employed</w:t>
+      </w:r>
+      <w:r>
+        <w:t xml:space="preserve"> has to be carefully thought over and planned.</w:t>
+      </w:r>
+    </w:p>
+    <w:p>
+      <w:r>
+        <w:rPr>
+          <w:rFonts w:hint="eastAsia"/>
+        </w:rPr>
+        <w:t>(</w:t>
+      </w:r>
+      <w:r>
+        <w:t>A)employ</w:t>
+      </w:r>
+      <w:r>
+        <w:t xml:space="preserve"> v.</w:t>
+      </w:r>
+      <w:r>
+        <w:rPr>
+          <w:rFonts w:hint="eastAsia"/>
+        </w:rPr>
+        <w:t>雇用</w:t>
+      </w:r>
+      <w:r>
+        <w:t>(B)</w:t>
+      </w:r>
+      <w:r>
+        <w:t>employee</w:t>
+      </w:r>
+      <w:r>
+        <w:t xml:space="preserve"> </w:t>
+      </w:r>
+      <w:r>
+        <w:rPr>
+          <w:rFonts w:hint="eastAsia"/>
+        </w:rPr>
+        <w:t>員工</w:t>
+      </w:r>
+      <w:r>
+        <w:rPr>
+          <w:rFonts w:hint="eastAsia"/>
+        </w:rPr>
+        <w:t xml:space="preserve"> </w:t>
       </w:r>
       <w:r>
         <w:t>n.</w:t>
       </w:r>
       <w:r>
         <w:rPr>
-          <w:rFonts w:hint="eastAsia"/>
-        </w:rPr>
-        <w:t>路口、</w:t>
+          <w:highlight w:val="yellow"/>
+        </w:rPr>
+        <w:t>(C)employed</w:t>
+      </w:r>
+      <w:r>
+        <w:rPr>
+          <w:rFonts w:hint="eastAsia"/>
+        </w:rPr>
+        <w:t>過去分詞</w:t>
       </w:r>
       <w:r>
         <w:rPr>
@@ -13702,435 +14149,476 @@
         <w:t xml:space="preserve"> </w:t>
       </w:r>
       <w:r>
-        <w:t>installation</w:t>
-      </w:r>
-      <w:r>
-        <w:rPr>
-          <w:rFonts w:hint="eastAsia"/>
-        </w:rPr>
-        <w:t xml:space="preserve"> n</w:t>
+        <w:rPr>
+          <w:rFonts w:hint="eastAsia"/>
+        </w:rPr>
+        <w:t>運用</w:t>
+      </w:r>
+      <w:r>
+        <w:rPr>
+          <w:rFonts w:hint="eastAsia"/>
+        </w:rPr>
+        <w:t>/</w:t>
+      </w:r>
+      <w:r>
+        <w:rPr>
+          <w:rFonts w:hint="eastAsia"/>
+        </w:rPr>
+        <w:t>雇用</w:t>
+      </w:r>
+    </w:p>
+    <w:p>
+      <w:r>
+        <w:t>(D)employing</w:t>
+      </w:r>
+    </w:p>
+    <w:p/>
+    <w:p>
+      <w:r>
+        <w:t>technique n.</w:t>
+      </w:r>
+      <w:r>
+        <w:rPr>
+          <w:rFonts w:hint="eastAsia"/>
+        </w:rPr>
+        <w:t>技能、</w:t>
+      </w:r>
+      <w:r>
+        <w:t>has to</w:t>
+      </w:r>
+      <w:r>
+        <w:rPr>
+          <w:rFonts w:hint="eastAsia"/>
+        </w:rPr>
+        <w:t xml:space="preserve"> </w:t>
+      </w:r>
+      <w:r>
+        <w:rPr>
+          <w:rFonts w:hint="eastAsia"/>
+        </w:rPr>
+        <w:t>必須、</w:t>
+      </w:r>
+      <w:r>
+        <w:t>carefully</w:t>
+      </w:r>
+      <w:r>
+        <w:rPr>
+          <w:rFonts w:hint="eastAsia"/>
+        </w:rPr>
+        <w:t xml:space="preserve"> </w:t>
+      </w:r>
+      <w:r>
+        <w:t>adv.</w:t>
+      </w:r>
+      <w:r>
+        <w:rPr>
+          <w:rFonts w:hint="eastAsia"/>
+        </w:rPr>
+        <w:t>小心、</w:t>
+      </w:r>
+      <w:r>
+        <w:t>thought over</w:t>
+      </w:r>
+      <w:r>
+        <w:rPr>
+          <w:rFonts w:hint="eastAsia"/>
+        </w:rPr>
+        <w:t>思考</w:t>
+      </w:r>
+    </w:p>
+    <w:p>
+      <w:r>
+        <w:rPr>
+          <w:rFonts w:hint="eastAsia"/>
+        </w:rPr>
+        <w:t>這題就是</w:t>
+      </w:r>
+      <w:proofErr w:type="gramStart"/>
+      <w:r>
+        <w:rPr>
+          <w:rFonts w:hint="eastAsia"/>
+        </w:rPr>
+        <w:t>分詞構句</w:t>
+      </w:r>
+      <w:proofErr w:type="gramEnd"/>
+      <w:r>
+        <w:rPr>
+          <w:rFonts w:hint="eastAsia"/>
+        </w:rPr>
+        <w:t>、形容詞子句簡化</w:t>
+      </w:r>
+      <w:r>
+        <w:rPr>
+          <w:rFonts w:hint="eastAsia"/>
+        </w:rPr>
+        <w:t>-</w:t>
+      </w:r>
+      <w:r>
+        <w:t>&gt;</w:t>
+      </w:r>
+      <w:r>
+        <w:rPr>
+          <w:rFonts w:hint="eastAsia"/>
+        </w:rPr>
+        <w:t>連結詞</w:t>
+      </w:r>
+      <w:r>
+        <w:rPr>
+          <w:rFonts w:hint="eastAsia"/>
+        </w:rPr>
+        <w:t>(</w:t>
+      </w:r>
+      <w:r>
+        <w:rPr>
+          <w:rFonts w:hint="eastAsia"/>
+        </w:rPr>
+        <w:t>關係代名詞</w:t>
+      </w:r>
+      <w:r>
+        <w:rPr>
+          <w:rFonts w:hint="eastAsia"/>
+        </w:rPr>
+        <w:t>)</w:t>
+      </w:r>
+      <w:r>
+        <w:rPr>
+          <w:rFonts w:hint="eastAsia"/>
+        </w:rPr>
+        <w:t>、</w:t>
+      </w:r>
+      <w:r>
+        <w:rPr>
+          <w:rFonts w:hint="eastAsia"/>
+        </w:rPr>
+        <w:t>b</w:t>
+      </w:r>
+      <w:r>
+        <w:t>e</w:t>
+      </w:r>
+      <w:r>
+        <w:rPr>
+          <w:rFonts w:hint="eastAsia"/>
+        </w:rPr>
+        <w:t>動詞</w:t>
+      </w:r>
+    </w:p>
+    <w:p>
+      <w:r>
+        <w:t xml:space="preserve">The technique -&gt; </w:t>
+      </w:r>
+      <w:r>
+        <w:rPr>
+          <w:color w:val="FF0000"/>
+        </w:rPr>
+        <w:t>which</w:t>
+      </w:r>
+      <w:r>
+        <w:rPr>
+          <w:rFonts w:hint="eastAsia"/>
+        </w:rPr>
+        <w:t>,</w:t>
+      </w:r>
+      <w:r>
+        <w:t xml:space="preserve"> </w:t>
+      </w:r>
+      <w:r>
+        <w:rPr>
+          <w:rFonts w:hint="eastAsia"/>
+        </w:rPr>
+        <w:t>h</w:t>
+      </w:r>
+      <w:r>
+        <w:t xml:space="preserve">as to be -&gt; </w:t>
+      </w:r>
+      <w:r>
+        <w:rPr>
+          <w:color w:val="FF0000"/>
+        </w:rPr>
+        <w:t xml:space="preserve">is </w:t>
+      </w:r>
+    </w:p>
+    <w:p/>
+    <w:p>
+      <w:r>
+        <w:rPr>
+          <w:rFonts w:hint="eastAsia"/>
+        </w:rPr>
+        <w:t>重要分詞構成句技巧</w:t>
+      </w:r>
+      <w:r>
+        <w:rPr>
+          <w:rFonts w:hint="eastAsia"/>
+        </w:rPr>
+        <w:t>:</w:t>
+      </w:r>
+      <w:r>
+        <w:rPr>
+          <w:rFonts w:hint="eastAsia"/>
+        </w:rPr>
+        <w:t>句中有動詞了選項還要動詞就選</w:t>
+      </w:r>
+      <w:r>
+        <w:t>PP</w:t>
+      </w:r>
+      <w:r>
+        <w:rPr>
+          <w:rFonts w:hint="eastAsia"/>
+        </w:rPr>
+        <w:t>或</w:t>
+      </w:r>
+      <w:r>
+        <w:t>Ving!</w:t>
+      </w:r>
+    </w:p>
+    <w:p>
+      <w:r>
+        <w:t>N+PP(</w:t>
+      </w:r>
+      <w:r>
+        <w:rPr>
+          <w:rFonts w:hint="eastAsia"/>
+        </w:rPr>
+        <w:t>被動</w:t>
+      </w:r>
+      <w:r>
+        <w:rPr>
+          <w:rFonts w:hint="eastAsia"/>
+        </w:rPr>
+        <w:t>)</w:t>
+      </w:r>
+      <w:r>
+        <w:t>/</w:t>
+      </w:r>
+      <w:r>
+        <w:rPr>
+          <w:rFonts w:hint="eastAsia"/>
+        </w:rPr>
+        <w:t>V</w:t>
+      </w:r>
+      <w:r>
+        <w:t>ing(</w:t>
+      </w:r>
+      <w:r>
+        <w:rPr>
+          <w:rFonts w:hint="eastAsia"/>
+        </w:rPr>
+        <w:t>主動</w:t>
+      </w:r>
+      <w:r>
+        <w:rPr>
+          <w:rFonts w:hint="eastAsia"/>
+        </w:rPr>
+        <w:t>)</w:t>
+      </w:r>
+      <w:r>
+        <w:t>+V…</w:t>
+      </w:r>
+    </w:p>
+    <w:p>
+      <w:r>
+        <w:t>The video made by Chris is excellent.</w:t>
+      </w:r>
+    </w:p>
+    <w:p>
+      <w:r>
+        <w:t>The person making the video is Chris.</w:t>
+      </w:r>
+    </w:p>
+    <w:p/>
+    <w:p>
+      <w:r>
+        <w:t xml:space="preserve">A lot of TV variety and </w:t>
+      </w:r>
+      <w:r>
+        <w:rPr>
+          <w:highlight w:val="yellow"/>
+        </w:rPr>
+        <w:t>entertainment</w:t>
+      </w:r>
+      <w:r>
+        <w:t xml:space="preserve"> </w:t>
+      </w:r>
+      <w:r>
+        <w:rPr>
+          <w:color w:val="FF0000"/>
+        </w:rPr>
+        <w:t xml:space="preserve">programs </w:t>
+      </w:r>
+      <w:r>
+        <w:t>are directing their resources to online streaming.</w:t>
+      </w:r>
+    </w:p>
+    <w:p>
+      <w:r>
+        <w:t>(A)entertain</w:t>
+      </w:r>
+      <w:r>
+        <w:rPr>
+          <w:rFonts w:hint="eastAsia"/>
+        </w:rPr>
+        <w:t xml:space="preserve"> </w:t>
+      </w:r>
+      <w:r>
+        <w:t>v.</w:t>
+      </w:r>
+      <w:r>
+        <w:rPr>
+          <w:rFonts w:hint="eastAsia"/>
+        </w:rPr>
+        <w:t>娛樂</w:t>
+      </w:r>
+      <w:r>
+        <w:rPr>
+          <w:highlight w:val="yellow"/>
+        </w:rPr>
+        <w:t>(B)entertainment</w:t>
+      </w:r>
+      <w:r>
+        <w:rPr>
+          <w:rFonts w:hint="eastAsia"/>
+          <w:highlight w:val="yellow"/>
+        </w:rPr>
+        <w:t xml:space="preserve"> </w:t>
+      </w:r>
+      <w:r>
+        <w:t>n.</w:t>
+      </w:r>
+      <w:r>
+        <w:rPr>
+          <w:rFonts w:hint="eastAsia"/>
+          <w:highlight w:val="yellow"/>
+        </w:rPr>
+        <w:t>娛樂</w:t>
+      </w:r>
+      <w:r>
+        <w:t>(C)entertainer</w:t>
+      </w:r>
+      <w:r>
+        <w:rPr>
+          <w:rFonts w:hint="eastAsia"/>
+        </w:rPr>
+        <w:t xml:space="preserve"> </w:t>
+      </w:r>
+      <w:r>
+        <w:t>n.</w:t>
+      </w:r>
+      <w:r>
+        <w:rPr>
+          <w:rFonts w:hint="eastAsia"/>
+        </w:rPr>
+        <w:t>娛樂者</w:t>
+      </w:r>
+    </w:p>
+    <w:p>
+      <w:r>
+        <w:t>(D)entertained</w:t>
+      </w:r>
+      <w:r>
+        <w:rPr>
+          <w:rFonts w:hint="eastAsia"/>
+        </w:rPr>
+        <w:t xml:space="preserve"> v</w:t>
       </w:r>
       <w:r>
         <w:t>.</w:t>
       </w:r>
-      <w:r>
-        <w:rPr>
-          <w:rFonts w:hint="eastAsia"/>
-        </w:rPr>
-        <w:t>安裝</w:t>
-      </w:r>
-    </w:p>
-    <w:p>
-      <w:pPr>
-        <w:rPr>
-          <w:rFonts w:hint="eastAsia"/>
-        </w:rPr>
-      </w:pPr>
-    </w:p>
-    <w:p>
-      <w:r>
-        <w:rPr>
-          <w:rFonts w:hint="eastAsia"/>
-        </w:rPr>
-        <w:t>被省略</w:t>
-      </w:r>
-      <w:r>
-        <w:rPr>
-          <w:rFonts w:hint="eastAsia"/>
-        </w:rPr>
-        <w:t xml:space="preserve">: </w:t>
-      </w:r>
-      <w:r>
-        <w:t>-</w:t>
-      </w:r>
-      <w:r>
-        <w:rPr>
-          <w:strike/>
-        </w:rPr>
-        <w:t>which are</w:t>
+    </w:p>
+    <w:p/>
+    <w:p>
+      <w:proofErr w:type="spellStart"/>
+      <w:r>
+        <w:t>Adj+and+Adj+N</w:t>
+      </w:r>
+      <w:proofErr w:type="spellEnd"/>
+      <w:r>
+        <w:t>(and</w:t>
+      </w:r>
+      <w:r>
+        <w:rPr>
+          <w:rFonts w:hint="eastAsia"/>
+        </w:rPr>
+        <w:t>是對等連接詞</w:t>
+      </w:r>
+      <w:r>
+        <w:rPr>
+          <w:rFonts w:hint="eastAsia"/>
+        </w:rPr>
+        <w:t>For</w:t>
+      </w:r>
+      <w:r>
+        <w:t xml:space="preserve"> And Nor But Or Yet So,</w:t>
+      </w:r>
+      <w:r>
+        <w:rPr>
+          <w:rFonts w:hint="eastAsia"/>
+        </w:rPr>
+        <w:t>前後詞性會一直</w:t>
+      </w:r>
+      <w:r>
+        <w:rPr>
+          <w:rFonts w:hint="eastAsia"/>
+        </w:rPr>
+        <w:t>)</w:t>
+      </w:r>
+    </w:p>
+    <w:p/>
+    <w:p>
+      <w:r>
+        <w:t>Variety n.</w:t>
+      </w:r>
+      <w:r>
+        <w:rPr>
+          <w:rFonts w:hint="eastAsia"/>
+        </w:rPr>
+        <w:t>多樣的、</w:t>
+      </w:r>
+      <w:r>
+        <w:t>direct</w:t>
+      </w:r>
+      <w:r>
+        <w:rPr>
+          <w:rFonts w:hint="eastAsia"/>
+        </w:rPr>
+        <w:t xml:space="preserve"> </w:t>
+      </w:r>
+      <w:r>
+        <w:t>adj.</w:t>
+      </w:r>
+      <w:r>
+        <w:rPr>
+          <w:rFonts w:hint="eastAsia"/>
+        </w:rPr>
+        <w:t>直接的</w:t>
       </w:r>
       <w:r>
         <w:t>/</w:t>
       </w:r>
       <w:r>
         <w:rPr>
-          <w:strike/>
-        </w:rPr>
-        <w:t>which happen</w:t>
-      </w:r>
-      <w:r>
-        <w:t xml:space="preserve"> </w:t>
-      </w:r>
-      <w:r>
-        <w:t>-&gt;</w:t>
-      </w:r>
-      <w:r>
-        <w:t xml:space="preserve"> </w:t>
-      </w:r>
-      <w:r>
-        <w:t>happening</w:t>
-      </w:r>
-    </w:p>
-    <w:p/>
-    <w:p>
-      <w:proofErr w:type="gramStart"/>
-      <w:r>
-        <w:rPr>
-          <w:rFonts w:hint="eastAsia"/>
-        </w:rPr>
-        <w:t>現在式時</w:t>
-      </w:r>
-      <w:proofErr w:type="gramEnd"/>
-      <w:r>
-        <w:rPr>
-          <w:rFonts w:hint="eastAsia"/>
-        </w:rPr>
-        <w:t>:</w:t>
-      </w:r>
-    </w:p>
-    <w:p>
-      <w:r>
-        <w:rPr>
-          <w:rFonts w:hint="eastAsia"/>
-        </w:rPr>
-        <w:t>單數名詞</w:t>
-      </w:r>
-      <w:r>
-        <w:rPr>
-          <w:rFonts w:hint="eastAsia"/>
-        </w:rPr>
-        <w:t>(</w:t>
-      </w:r>
-      <w:r>
-        <w:rPr>
-          <w:rFonts w:hint="eastAsia"/>
-        </w:rPr>
-        <w:t>名詞字尾不加</w:t>
-      </w:r>
-      <w:r>
-        <w:rPr>
-          <w:rFonts w:hint="eastAsia"/>
-        </w:rPr>
-        <w:t>s</w:t>
-      </w:r>
-      <w:r>
-        <w:t>)+</w:t>
-      </w:r>
-      <w:r>
-        <w:rPr>
-          <w:rFonts w:hint="eastAsia"/>
-        </w:rPr>
-        <w:t>單數動詞</w:t>
-      </w:r>
-      <w:r>
-        <w:rPr>
-          <w:rFonts w:hint="eastAsia"/>
-        </w:rPr>
-        <w:t>(</w:t>
-      </w:r>
-      <w:r>
-        <w:rPr>
-          <w:rFonts w:hint="eastAsia"/>
-        </w:rPr>
-        <w:t>動詞字尾加</w:t>
-      </w:r>
-      <w:r>
-        <w:rPr>
-          <w:rFonts w:hint="eastAsia"/>
-        </w:rPr>
-        <w:t>s</w:t>
-      </w:r>
-      <w:r>
-        <w:t>) -&gt;The boy makes videos.</w:t>
-      </w:r>
-    </w:p>
-    <w:p>
-      <w:r>
-        <w:rPr>
-          <w:rFonts w:hint="eastAsia"/>
-        </w:rPr>
-        <w:t>複數名詞</w:t>
-      </w:r>
-      <w:r>
-        <w:rPr>
-          <w:rFonts w:hint="eastAsia"/>
-        </w:rPr>
-        <w:t>(</w:t>
-      </w:r>
-      <w:r>
-        <w:rPr>
-          <w:rFonts w:hint="eastAsia"/>
-        </w:rPr>
-        <w:t>名詞字尾加</w:t>
-      </w:r>
-      <w:r>
-        <w:rPr>
-          <w:rFonts w:hint="eastAsia"/>
-        </w:rPr>
-        <w:t>s</w:t>
-      </w:r>
-      <w:r>
-        <w:t>)</w:t>
-      </w:r>
-      <w:r>
-        <w:rPr>
-          <w:rFonts w:hint="eastAsia"/>
-        </w:rPr>
-        <w:t>+</w:t>
-      </w:r>
-      <w:r>
-        <w:rPr>
-          <w:rFonts w:hint="eastAsia"/>
-        </w:rPr>
-        <w:t>複數動詞</w:t>
-      </w:r>
-      <w:r>
-        <w:rPr>
-          <w:rFonts w:hint="eastAsia"/>
-        </w:rPr>
-        <w:t>(</w:t>
-      </w:r>
-      <w:r>
-        <w:rPr>
-          <w:rFonts w:hint="eastAsia"/>
-        </w:rPr>
-        <w:t>動詞字尾不加</w:t>
-      </w:r>
-      <w:r>
-        <w:rPr>
-          <w:rFonts w:hint="eastAsia"/>
-        </w:rPr>
-        <w:t>s)</w:t>
-      </w:r>
-      <w:r>
-        <w:t xml:space="preserve"> -&gt;The boys make videos.</w:t>
-      </w:r>
-    </w:p>
-    <w:p>
-      <w:pPr>
-        <w:rPr>
-          <w:rFonts w:hint="eastAsia"/>
-        </w:rPr>
-      </w:pPr>
-    </w:p>
-    <w:p>
-      <w:r>
-        <w:rPr>
-          <w:rFonts w:hint="eastAsia"/>
-        </w:rPr>
-        <w:t>T</w:t>
-      </w:r>
-      <w:r>
-        <w:t>he number of +</w:t>
-      </w:r>
-      <w:r>
-        <w:rPr>
-          <w:rFonts w:hint="eastAsia"/>
-        </w:rPr>
-        <w:t>複數名詞</w:t>
-      </w:r>
-      <w:r>
-        <w:t xml:space="preserve"> = </w:t>
-      </w:r>
-      <w:r>
-        <w:rPr>
-          <w:rFonts w:hint="eastAsia"/>
-        </w:rPr>
-        <w:t>總數量</w:t>
-      </w:r>
-      <w:r>
-        <w:rPr>
-          <w:rFonts w:hint="eastAsia"/>
-        </w:rPr>
-        <w:t>(</w:t>
-      </w:r>
-      <w:r>
-        <w:rPr>
-          <w:rFonts w:hint="eastAsia"/>
-        </w:rPr>
-        <w:t>單數</w:t>
-      </w:r>
-      <w:r>
-        <w:rPr>
-          <w:rFonts w:hint="eastAsia"/>
-        </w:rPr>
-        <w:t>)</w:t>
-      </w:r>
-      <w:r>
-        <w:t>+</w:t>
-      </w:r>
-      <w:r>
-        <w:rPr>
-          <w:rFonts w:hint="eastAsia"/>
-        </w:rPr>
-        <w:t>單數動詞</w:t>
-      </w:r>
-    </w:p>
-    <w:p>
-      <w:r>
-        <w:t>The number of boys is 5.(</w:t>
-      </w:r>
-      <w:proofErr w:type="gramStart"/>
-      <w:r>
-        <w:rPr>
-          <w:rFonts w:hint="eastAsia"/>
-        </w:rPr>
-        <w:t>一</w:t>
-      </w:r>
-      <w:proofErr w:type="gramEnd"/>
-      <w:r>
-        <w:rPr>
-          <w:rFonts w:hint="eastAsia"/>
-        </w:rPr>
-        <w:t>共有五個男孩</w:t>
-      </w:r>
-      <w:r>
-        <w:rPr>
-          <w:rFonts w:hint="eastAsia"/>
-        </w:rPr>
-        <w:t>)</w:t>
-      </w:r>
-    </w:p>
-    <w:p>
-      <w:pPr>
-        <w:rPr>
-          <w:rFonts w:hint="eastAsia"/>
-        </w:rPr>
-      </w:pPr>
-    </w:p>
-    <w:p>
-      <w:r>
-        <w:t>A number of</w:t>
-      </w:r>
-      <w:r>
-        <w:rPr>
-          <w:rFonts w:hint="eastAsia"/>
-        </w:rPr>
-        <w:t xml:space="preserve"> </w:t>
-      </w:r>
-      <w:r>
-        <w:t xml:space="preserve">+ </w:t>
-      </w:r>
-      <w:r>
-        <w:rPr>
-          <w:rFonts w:hint="eastAsia"/>
-        </w:rPr>
-        <w:t>複數名詞</w:t>
-      </w:r>
-      <w:r>
-        <w:rPr>
-          <w:rFonts w:hint="eastAsia"/>
-        </w:rPr>
-        <w:t xml:space="preserve"> </w:t>
-      </w:r>
-      <w:r>
-        <w:t xml:space="preserve">= </w:t>
-      </w:r>
-      <w:r>
-        <w:rPr>
-          <w:rFonts w:hint="eastAsia"/>
-        </w:rPr>
-        <w:t>好幾個</w:t>
-      </w:r>
-      <w:r>
-        <w:rPr>
-          <w:rFonts w:hint="eastAsia"/>
-        </w:rPr>
-        <w:t>(</w:t>
-      </w:r>
-      <w:r>
-        <w:rPr>
-          <w:rFonts w:hint="eastAsia"/>
-        </w:rPr>
-        <w:t>複數</w:t>
-      </w:r>
-      <w:r>
-        <w:rPr>
-          <w:rFonts w:hint="eastAsia"/>
-        </w:rPr>
-        <w:t>)</w:t>
-      </w:r>
-      <w:r>
-        <w:t>+</w:t>
-      </w:r>
-      <w:r>
-        <w:rPr>
-          <w:rFonts w:hint="eastAsia"/>
-        </w:rPr>
-        <w:t>複數動詞</w:t>
-      </w:r>
-    </w:p>
-    <w:p>
-      <w:r>
-        <w:t xml:space="preserve">A number of boys are </w:t>
-      </w:r>
-      <w:proofErr w:type="gramStart"/>
-      <w:r>
-        <w:t>late.(</w:t>
-      </w:r>
-      <w:proofErr w:type="gramEnd"/>
-      <w:r>
-        <w:rPr>
-          <w:rFonts w:hint="eastAsia"/>
-        </w:rPr>
-        <w:t>好幾個男孩遲到了</w:t>
-      </w:r>
-      <w:r>
-        <w:rPr>
-          <w:rFonts w:hint="eastAsia"/>
-        </w:rPr>
-        <w:t>)</w:t>
-      </w:r>
-    </w:p>
-    <w:p/>
-    <w:p>
-      <w:r>
-        <w:t xml:space="preserve">The </w:t>
-      </w:r>
-      <w:proofErr w:type="gramStart"/>
-      <w:r>
-        <w:t>technique</w:t>
-      </w:r>
-      <w:r>
-        <w:t>(</w:t>
-      </w:r>
-      <w:proofErr w:type="gramEnd"/>
-      <w:r>
-        <w:rPr>
-          <w:strike/>
-        </w:rPr>
-        <w:t>which is</w:t>
-      </w:r>
-      <w:r>
-        <w:t>)</w:t>
-      </w:r>
-      <w:r>
-        <w:t xml:space="preserve"> </w:t>
-      </w:r>
-      <w:r>
-        <w:rPr>
-          <w:highlight w:val="yellow"/>
-        </w:rPr>
-        <w:t>employed</w:t>
-      </w:r>
-      <w:r>
-        <w:t xml:space="preserve"> has to be carefully thought over and planned.</w:t>
-      </w:r>
-    </w:p>
-    <w:p>
-      <w:pPr>
-        <w:rPr>
-          <w:rFonts w:hint="eastAsia"/>
-        </w:rPr>
-      </w:pPr>
-      <w:r>
-        <w:rPr>
-          <w:rFonts w:hint="eastAsia"/>
-        </w:rPr>
-        <w:t>(</w:t>
-      </w:r>
-      <w:r>
-        <w:t>A)employ</w:t>
+          <w:rFonts w:hint="eastAsia"/>
+        </w:rPr>
+        <w:t>完全的</w:t>
+      </w:r>
+      <w:r>
+        <w:rPr>
+          <w:rFonts w:hint="eastAsia"/>
+        </w:rPr>
+        <w:t>,</w:t>
+      </w:r>
+      <w:r>
+        <w:t xml:space="preserve"> adv,</w:t>
+      </w:r>
+      <w:r>
+        <w:rPr>
+          <w:rFonts w:hint="eastAsia"/>
+        </w:rPr>
+        <w:t>直接地</w:t>
+      </w:r>
+      <w:r>
+        <w:rPr>
+          <w:rFonts w:hint="eastAsia"/>
+        </w:rPr>
+        <w:t>,</w:t>
       </w:r>
       <w:r>
         <w:t xml:space="preserve"> v.</w:t>
@@ -14139,55 +14627,7 @@
         <w:rPr>
           <w:rFonts w:hint="eastAsia"/>
         </w:rPr>
-        <w:t>雇用</w:t>
-      </w:r>
-      <w:r>
-        <w:t>(B)</w:t>
-      </w:r>
-      <w:r>
-        <w:t>employee</w:t>
-      </w:r>
-      <w:r>
-        <w:t xml:space="preserve"> </w:t>
-      </w:r>
-      <w:r>
-        <w:rPr>
-          <w:rFonts w:hint="eastAsia"/>
-        </w:rPr>
-        <w:t>員工</w:t>
-      </w:r>
-      <w:r>
-        <w:rPr>
-          <w:rFonts w:hint="eastAsia"/>
-        </w:rPr>
-        <w:t xml:space="preserve"> </w:t>
-      </w:r>
-      <w:r>
-        <w:t>n.</w:t>
-      </w:r>
-      <w:r>
-        <w:rPr>
-          <w:highlight w:val="yellow"/>
-        </w:rPr>
-        <w:t>(C)employed</w:t>
-      </w:r>
-      <w:r>
-        <w:rPr>
-          <w:rFonts w:hint="eastAsia"/>
-        </w:rPr>
-        <w:t>過去分詞</w:t>
-      </w:r>
-      <w:r>
-        <w:rPr>
-          <w:rFonts w:hint="eastAsia"/>
-        </w:rPr>
-        <w:t xml:space="preserve"> </w:t>
-      </w:r>
-      <w:r>
-        <w:rPr>
-          <w:rFonts w:hint="eastAsia"/>
-        </w:rPr>
-        <w:t>運用</w:t>
+        <w:t>領導</w:t>
       </w:r>
       <w:r>
         <w:rPr>
@@ -14199,522 +14639,12 @@
         <w:rPr>
           <w:rFonts w:hint="eastAsia"/>
         </w:rPr>
-        <w:t>雇用</w:t>
-      </w:r>
-    </w:p>
-    <w:p>
-      <w:r>
-        <w:t>(D)employing</w:t>
-      </w:r>
-    </w:p>
-    <w:p>
-      <w:pPr>
-        <w:rPr>
-          <w:rFonts w:hint="eastAsia"/>
-        </w:rPr>
-      </w:pPr>
-    </w:p>
-    <w:p>
-      <w:r>
-        <w:t xml:space="preserve">technique </w:t>
-      </w:r>
-      <w:r>
-        <w:t>n.</w:t>
-      </w:r>
-      <w:r>
-        <w:rPr>
-          <w:rFonts w:hint="eastAsia"/>
-        </w:rPr>
-        <w:t>技能、</w:t>
-      </w:r>
-      <w:r>
-        <w:t>has to</w:t>
-      </w:r>
-      <w:r>
-        <w:rPr>
-          <w:rFonts w:hint="eastAsia"/>
-        </w:rPr>
-        <w:t xml:space="preserve"> </w:t>
-      </w:r>
-      <w:r>
-        <w:rPr>
-          <w:rFonts w:hint="eastAsia"/>
-        </w:rPr>
-        <w:t>必須、</w:t>
-      </w:r>
-      <w:r>
-        <w:t>carefully</w:t>
-      </w:r>
-      <w:r>
-        <w:rPr>
-          <w:rFonts w:hint="eastAsia"/>
-        </w:rPr>
-        <w:t xml:space="preserve"> </w:t>
-      </w:r>
-      <w:r>
-        <w:t>adv.</w:t>
-      </w:r>
-      <w:r>
-        <w:rPr>
-          <w:rFonts w:hint="eastAsia"/>
-        </w:rPr>
-        <w:t>小心、</w:t>
-      </w:r>
-      <w:r>
-        <w:t>thought over</w:t>
-      </w:r>
-      <w:r>
-        <w:rPr>
-          <w:rFonts w:hint="eastAsia"/>
-        </w:rPr>
-        <w:t>思考</w:t>
-      </w:r>
-    </w:p>
-    <w:p>
-      <w:r>
-        <w:rPr>
-          <w:rFonts w:hint="eastAsia"/>
-        </w:rPr>
-        <w:t>這題就是</w:t>
-      </w:r>
-      <w:proofErr w:type="gramStart"/>
-      <w:r>
-        <w:rPr>
-          <w:rFonts w:hint="eastAsia"/>
-        </w:rPr>
-        <w:t>分詞構句</w:t>
-      </w:r>
-      <w:proofErr w:type="gramEnd"/>
-      <w:r>
-        <w:rPr>
-          <w:rFonts w:hint="eastAsia"/>
-        </w:rPr>
-        <w:t>、形容詞子句簡化</w:t>
-      </w:r>
-      <w:r>
-        <w:rPr>
-          <w:rFonts w:hint="eastAsia"/>
-        </w:rPr>
-        <w:t>-</w:t>
-      </w:r>
-      <w:r>
-        <w:t>&gt;</w:t>
-      </w:r>
-      <w:r>
-        <w:rPr>
-          <w:rFonts w:hint="eastAsia"/>
-        </w:rPr>
-        <w:t>連結詞</w:t>
-      </w:r>
-      <w:r>
-        <w:rPr>
-          <w:rFonts w:hint="eastAsia"/>
-        </w:rPr>
-        <w:t>(</w:t>
-      </w:r>
-      <w:r>
-        <w:rPr>
-          <w:rFonts w:hint="eastAsia"/>
-        </w:rPr>
-        <w:t>關係代名詞</w:t>
-      </w:r>
-      <w:r>
-        <w:rPr>
-          <w:rFonts w:hint="eastAsia"/>
-        </w:rPr>
-        <w:t>)</w:t>
-      </w:r>
-      <w:r>
-        <w:rPr>
-          <w:rFonts w:hint="eastAsia"/>
-        </w:rPr>
-        <w:t>、</w:t>
-      </w:r>
-      <w:r>
-        <w:rPr>
-          <w:rFonts w:hint="eastAsia"/>
-        </w:rPr>
-        <w:t>b</w:t>
-      </w:r>
-      <w:r>
-        <w:t>e</w:t>
-      </w:r>
-      <w:r>
-        <w:rPr>
-          <w:rFonts w:hint="eastAsia"/>
-        </w:rPr>
-        <w:t>動詞</w:t>
-      </w:r>
-    </w:p>
-    <w:p>
-      <w:r>
-        <w:t>The technique</w:t>
-      </w:r>
-      <w:r>
-        <w:t xml:space="preserve"> -&gt; </w:t>
-      </w:r>
-      <w:r>
-        <w:rPr>
-          <w:color w:val="FF0000"/>
-        </w:rPr>
-        <w:t>which</w:t>
-      </w:r>
-      <w:r>
-        <w:rPr>
-          <w:rFonts w:hint="eastAsia"/>
-        </w:rPr>
-        <w:t>,</w:t>
-      </w:r>
-      <w:r>
-        <w:t xml:space="preserve"> </w:t>
-      </w:r>
-      <w:r>
-        <w:rPr>
-          <w:rFonts w:hint="eastAsia"/>
-        </w:rPr>
-        <w:t>h</w:t>
-      </w:r>
-      <w:r>
-        <w:t xml:space="preserve">as to be -&gt; </w:t>
-      </w:r>
-      <w:r>
-        <w:rPr>
-          <w:color w:val="FF0000"/>
-        </w:rPr>
-        <w:t xml:space="preserve">is </w:t>
-      </w:r>
-    </w:p>
-    <w:p>
-      <w:pPr>
-        <w:rPr>
-          <w:rFonts w:hint="eastAsia"/>
-        </w:rPr>
-      </w:pPr>
-    </w:p>
-    <w:p>
-      <w:r>
-        <w:rPr>
-          <w:rFonts w:hint="eastAsia"/>
-        </w:rPr>
-        <w:t>重要分詞構成句技巧</w:t>
-      </w:r>
-      <w:r>
-        <w:rPr>
-          <w:rFonts w:hint="eastAsia"/>
-        </w:rPr>
-        <w:t>:</w:t>
-      </w:r>
-      <w:r>
-        <w:rPr>
-          <w:rFonts w:hint="eastAsia"/>
-        </w:rPr>
-        <w:t>句中有動詞了選項還要動詞就選</w:t>
-      </w:r>
-      <w:r>
-        <w:t>PP</w:t>
-      </w:r>
-      <w:r>
-        <w:rPr>
-          <w:rFonts w:hint="eastAsia"/>
-        </w:rPr>
-        <w:t>或</w:t>
-      </w:r>
-      <w:r>
-        <w:t>Ving!</w:t>
-      </w:r>
-    </w:p>
-    <w:p>
-      <w:r>
-        <w:t>N+PP(</w:t>
-      </w:r>
-      <w:r>
-        <w:rPr>
-          <w:rFonts w:hint="eastAsia"/>
-        </w:rPr>
-        <w:t>被動</w:t>
-      </w:r>
-      <w:r>
-        <w:rPr>
-          <w:rFonts w:hint="eastAsia"/>
-        </w:rPr>
-        <w:t>)</w:t>
-      </w:r>
-      <w:r>
-        <w:t>/</w:t>
-      </w:r>
-      <w:r>
-        <w:rPr>
-          <w:rFonts w:hint="eastAsia"/>
-        </w:rPr>
-        <w:t>V</w:t>
-      </w:r>
-      <w:r>
-        <w:t>ing(</w:t>
-      </w:r>
-      <w:r>
-        <w:rPr>
-          <w:rFonts w:hint="eastAsia"/>
-        </w:rPr>
-        <w:t>主動</w:t>
-      </w:r>
-      <w:r>
-        <w:rPr>
-          <w:rFonts w:hint="eastAsia"/>
-        </w:rPr>
-        <w:t>)</w:t>
-      </w:r>
-      <w:r>
-        <w:t>+V…</w:t>
-      </w:r>
-    </w:p>
-    <w:p>
-      <w:r>
-        <w:t>The video made by Chris is excellent.</w:t>
-      </w:r>
-    </w:p>
-    <w:p>
-      <w:r>
-        <w:t>The person making the video is Chris.</w:t>
-      </w:r>
-    </w:p>
-    <w:p/>
-    <w:p>
-      <w:r>
-        <w:t xml:space="preserve">A lot of TV variety and </w:t>
-      </w:r>
-      <w:r>
-        <w:rPr>
-          <w:highlight w:val="yellow"/>
-        </w:rPr>
-        <w:t>entertainment</w:t>
-      </w:r>
-      <w:r>
-        <w:t xml:space="preserve"> </w:t>
-      </w:r>
-      <w:r>
-        <w:rPr>
-          <w:color w:val="FF0000"/>
-        </w:rPr>
-        <w:t xml:space="preserve">programs </w:t>
-      </w:r>
-      <w:r>
-        <w:t>are directing their resources to online streaming.</w:t>
-      </w:r>
-    </w:p>
-    <w:p>
-      <w:r>
-        <w:t>(A)entertain</w:t>
-      </w:r>
-      <w:r>
-        <w:rPr>
-          <w:rFonts w:hint="eastAsia"/>
-        </w:rPr>
-        <w:t xml:space="preserve"> </w:t>
-      </w:r>
-      <w:r>
-        <w:t>v.</w:t>
-      </w:r>
-      <w:r>
-        <w:rPr>
-          <w:rFonts w:hint="eastAsia"/>
-        </w:rPr>
-        <w:t>娛樂</w:t>
-      </w:r>
-      <w:r>
-        <w:rPr>
-          <w:highlight w:val="yellow"/>
-        </w:rPr>
-        <w:t>(B)entertainment</w:t>
-      </w:r>
-      <w:r>
-        <w:rPr>
-          <w:rFonts w:hint="eastAsia"/>
-          <w:highlight w:val="yellow"/>
-        </w:rPr>
-        <w:t xml:space="preserve"> </w:t>
-      </w:r>
-      <w:r>
-        <w:t>n.</w:t>
-      </w:r>
-      <w:r>
-        <w:rPr>
-          <w:rFonts w:hint="eastAsia"/>
-          <w:highlight w:val="yellow"/>
-        </w:rPr>
-        <w:t>娛樂</w:t>
-      </w:r>
-      <w:r>
-        <w:t>(C)entertainer</w:t>
-      </w:r>
-      <w:r>
-        <w:rPr>
-          <w:rFonts w:hint="eastAsia"/>
-        </w:rPr>
-        <w:t xml:space="preserve"> </w:t>
-      </w:r>
-      <w:r>
-        <w:t>n.</w:t>
-      </w:r>
-      <w:r>
-        <w:rPr>
-          <w:rFonts w:hint="eastAsia"/>
-        </w:rPr>
-        <w:t>娛樂者</w:t>
-      </w:r>
-    </w:p>
-    <w:p>
-      <w:r>
-        <w:t>(D)entertained</w:t>
-      </w:r>
-      <w:r>
-        <w:rPr>
-          <w:rFonts w:hint="eastAsia"/>
-        </w:rPr>
-        <w:t xml:space="preserve"> v</w:t>
-      </w:r>
-      <w:r>
-        <w:t>.</w:t>
-      </w:r>
-    </w:p>
-    <w:p/>
-    <w:p>
-      <w:proofErr w:type="spellStart"/>
-      <w:r>
-        <w:t>Adj+and+Adj+N</w:t>
-      </w:r>
-      <w:proofErr w:type="spellEnd"/>
-      <w:r>
-        <w:t>(and</w:t>
-      </w:r>
-      <w:r>
-        <w:rPr>
-          <w:rFonts w:hint="eastAsia"/>
-        </w:rPr>
-        <w:t>是對等連接詞</w:t>
-      </w:r>
-      <w:r>
-        <w:rPr>
-          <w:rFonts w:hint="eastAsia"/>
-        </w:rPr>
-        <w:t>For</w:t>
-      </w:r>
-      <w:r>
-        <w:t xml:space="preserve"> And Nor But Or Yet So,</w:t>
-      </w:r>
-      <w:r>
-        <w:rPr>
-          <w:rFonts w:hint="eastAsia"/>
-        </w:rPr>
-        <w:t>前後詞性會一直</w:t>
-      </w:r>
-      <w:r>
-        <w:rPr>
-          <w:rFonts w:hint="eastAsia"/>
-        </w:rPr>
-        <w:t>)</w:t>
-      </w:r>
-    </w:p>
-    <w:p/>
-    <w:p>
-      <w:r>
-        <w:t>V</w:t>
-      </w:r>
-      <w:r>
-        <w:t>ariety</w:t>
-      </w:r>
-      <w:r>
-        <w:t xml:space="preserve"> n.</w:t>
-      </w:r>
-      <w:r>
-        <w:rPr>
-          <w:rFonts w:hint="eastAsia"/>
-        </w:rPr>
-        <w:t>多樣的、</w:t>
-      </w:r>
-      <w:r>
-        <w:t>direct</w:t>
-      </w:r>
-      <w:r>
-        <w:rPr>
-          <w:rFonts w:hint="eastAsia"/>
-        </w:rPr>
-        <w:t xml:space="preserve"> </w:t>
-      </w:r>
-      <w:r>
-        <w:t>adj.</w:t>
-      </w:r>
-      <w:r>
-        <w:rPr>
-          <w:rFonts w:hint="eastAsia"/>
-        </w:rPr>
-        <w:t>直接的</w:t>
-      </w:r>
-      <w:r>
-        <w:t>/</w:t>
-      </w:r>
-      <w:r>
-        <w:rPr>
-          <w:rFonts w:hint="eastAsia"/>
-        </w:rPr>
-        <w:t>完全的</w:t>
-      </w:r>
-      <w:r>
-        <w:rPr>
-          <w:rFonts w:hint="eastAsia"/>
-        </w:rPr>
-        <w:t>,</w:t>
-      </w:r>
-      <w:r>
-        <w:t xml:space="preserve"> adv,</w:t>
-      </w:r>
-      <w:r>
-        <w:rPr>
-          <w:rFonts w:hint="eastAsia"/>
-        </w:rPr>
-        <w:t>直接地</w:t>
-      </w:r>
-      <w:r>
-        <w:rPr>
-          <w:rFonts w:hint="eastAsia"/>
-        </w:rPr>
-        <w:t>,</w:t>
-      </w:r>
-      <w:r>
-        <w:t xml:space="preserve"> v.</w:t>
-      </w:r>
-      <w:r>
-        <w:rPr>
-          <w:rFonts w:hint="eastAsia"/>
-        </w:rPr>
-        <w:t>領導</w:t>
-      </w:r>
-      <w:r>
-        <w:rPr>
-          <w:rFonts w:hint="eastAsia"/>
-        </w:rPr>
-        <w:t>/</w:t>
-      </w:r>
-      <w:r>
-        <w:rPr>
-          <w:rFonts w:hint="eastAsia"/>
-        </w:rPr>
         <w:t>引導、</w:t>
       </w:r>
     </w:p>
     <w:p>
-      <w:pPr>
-        <w:rPr>
-          <w:rFonts w:hint="eastAsia"/>
-        </w:rPr>
-      </w:pPr>
-      <w:r>
-        <w:t>S</w:t>
-      </w:r>
-      <w:r>
-        <w:t>treaming</w:t>
-      </w:r>
-      <w:r>
-        <w:t xml:space="preserve"> n.</w:t>
+      <w:r>
+        <w:t>Streaming n.</w:t>
       </w:r>
       <w:r>
         <w:rPr>
@@ -14940,19 +14870,40 @@
     </w:p>
     <w:p>
       <w:r>
-        <w:t>A</w:t>
-      </w:r>
-      <w:r>
-        <w:t>ccidentally</w:t>
-      </w:r>
-      <w:r>
+        <w:t xml:space="preserve">Accidentally </w:t>
+      </w:r>
+      <w:r>
+        <w:rPr>
+          <w:rFonts w:hint="eastAsia"/>
+        </w:rPr>
+        <w:t>偶然地</w:t>
+      </w:r>
+      <w:r>
+        <w:rPr>
+          <w:rFonts w:hint="eastAsia"/>
+        </w:rPr>
         <w:t xml:space="preserve"> </w:t>
       </w:r>
       <w:r>
-        <w:rPr>
-          <w:rFonts w:hint="eastAsia"/>
-        </w:rPr>
-        <w:t>偶然地</w:t>
+        <w:t>adv</w:t>
+      </w:r>
+      <w:r>
+        <w:rPr>
+          <w:rFonts w:hint="eastAsia"/>
+        </w:rPr>
+        <w:t>、</w:t>
+      </w:r>
+      <w:r>
+        <w:t>left</w:t>
+      </w:r>
+      <w:r>
+        <w:rPr>
+          <w:rFonts w:hint="eastAsia"/>
+        </w:rPr>
+        <w:t>遺留、</w:t>
+      </w:r>
+      <w:r>
+        <w:t>entire</w:t>
       </w:r>
       <w:r>
         <w:rPr>
@@ -14961,7 +14912,130 @@
         <w:t xml:space="preserve"> </w:t>
       </w:r>
       <w:r>
-        <w:t>adv</w:t>
+        <w:t>adj</w:t>
+      </w:r>
+      <w:r>
+        <w:rPr>
+          <w:rFonts w:hint="eastAsia"/>
+        </w:rPr>
+        <w:t>整個的、</w:t>
+      </w:r>
+      <w:r>
+        <w:t>backpack n.</w:t>
+      </w:r>
+      <w:r>
+        <w:rPr>
+          <w:rFonts w:hint="eastAsia"/>
+        </w:rPr>
+        <w:t>背包</w:t>
+      </w:r>
+    </w:p>
+    <w:p>
+      <w:r>
+        <w:t xml:space="preserve">Rear </w:t>
+      </w:r>
+      <w:proofErr w:type="spellStart"/>
+      <w:r>
+        <w:t>adj</w:t>
+      </w:r>
+      <w:r>
+        <w:t>,n</w:t>
+      </w:r>
+      <w:proofErr w:type="spellEnd"/>
+      <w:r>
+        <w:t xml:space="preserve"> </w:t>
+      </w:r>
+      <w:r>
+        <w:rPr>
+          <w:rFonts w:hint="eastAsia"/>
+        </w:rPr>
+        <w:t>後方</w:t>
+      </w:r>
+      <w:r>
+        <w:rPr>
+          <w:rFonts w:hint="eastAsia"/>
+        </w:rPr>
+        <w:t>,</w:t>
+      </w:r>
+      <w:r>
+        <w:t>v.</w:t>
+      </w:r>
+      <w:r>
+        <w:rPr>
+          <w:rFonts w:hint="eastAsia"/>
+        </w:rPr>
+        <w:t>養育、</w:t>
+      </w:r>
+      <w:r>
+        <w:rPr>
+          <w:rFonts w:hint="eastAsia"/>
+        </w:rPr>
+        <w:t>e</w:t>
+      </w:r>
+      <w:r>
+        <w:t>ntrance n.</w:t>
+      </w:r>
+      <w:r>
+        <w:rPr>
+          <w:rFonts w:hint="eastAsia"/>
+        </w:rPr>
+        <w:t>入口</w:t>
+      </w:r>
+    </w:p>
+    <w:p/>
+    <w:p>
+      <w:r>
+        <w:rPr>
+          <w:rFonts w:hint="eastAsia"/>
+        </w:rPr>
+        <w:t>不定代名詞的所有格會用他們的</w:t>
+      </w:r>
+    </w:p>
+    <w:p>
+      <w:r>
+        <w:rPr>
+          <w:rFonts w:hint="eastAsia"/>
+        </w:rPr>
+        <w:t>不定代名詞</w:t>
+      </w:r>
+      <w:r>
+        <w:rPr>
+          <w:rFonts w:hint="eastAsia"/>
+        </w:rPr>
+        <w:t>(</w:t>
+      </w:r>
+      <w:r>
+        <w:rPr>
+          <w:rFonts w:hint="eastAsia"/>
+        </w:rPr>
+        <w:t>泛指</w:t>
+      </w:r>
+      <w:proofErr w:type="gramStart"/>
+      <w:r>
+        <w:t>”</w:t>
+      </w:r>
+      <w:proofErr w:type="gramEnd"/>
+      <w:r>
+        <w:rPr>
+          <w:rFonts w:hint="eastAsia"/>
+        </w:rPr>
+        <w:t>那些人</w:t>
+      </w:r>
+      <w:proofErr w:type="gramStart"/>
+      <w:r>
+        <w:t>”</w:t>
+      </w:r>
+      <w:proofErr w:type="gramEnd"/>
+      <w:r>
+        <w:rPr>
+          <w:rFonts w:hint="eastAsia"/>
+        </w:rPr>
+        <w:t>):</w:t>
+      </w:r>
+    </w:p>
+    <w:p>
+      <w:r>
+        <w:t>Anybody</w:t>
       </w:r>
       <w:r>
         <w:rPr>
@@ -14970,55 +15044,290 @@
         <w:t>、</w:t>
       </w:r>
       <w:r>
-        <w:t>left</w:t>
-      </w:r>
-      <w:r>
-        <w:rPr>
-          <w:rFonts w:hint="eastAsia"/>
-        </w:rPr>
-        <w:t>遺留、</w:t>
-      </w:r>
-      <w:r>
-        <w:t>entire</w:t>
-      </w:r>
-      <w:r>
-        <w:rPr>
-          <w:rFonts w:hint="eastAsia"/>
+        <w:rPr>
+          <w:rFonts w:hint="eastAsia"/>
+        </w:rPr>
+        <w:t>a</w:t>
+      </w:r>
+      <w:r>
+        <w:t>nyone</w:t>
+      </w:r>
+      <w:r>
+        <w:rPr>
+          <w:rFonts w:hint="eastAsia"/>
+        </w:rPr>
+        <w:t>、</w:t>
+      </w:r>
+      <w:r>
+        <w:rPr>
+          <w:rFonts w:hint="eastAsia"/>
+        </w:rPr>
+        <w:t>s</w:t>
+      </w:r>
+      <w:r>
+        <w:t>omebody</w:t>
+      </w:r>
+      <w:r>
+        <w:rPr>
+          <w:rFonts w:hint="eastAsia"/>
+        </w:rPr>
+        <w:t>、</w:t>
+      </w:r>
+      <w:r>
+        <w:rPr>
+          <w:rFonts w:hint="eastAsia"/>
+        </w:rPr>
+        <w:t>s</w:t>
+      </w:r>
+      <w:r>
+        <w:t>omeone</w:t>
+      </w:r>
+      <w:r>
+        <w:rPr>
+          <w:rFonts w:hint="eastAsia"/>
+        </w:rPr>
+        <w:t>、</w:t>
+      </w:r>
+      <w:r>
+        <w:rPr>
+          <w:rFonts w:hint="eastAsia"/>
+        </w:rPr>
+        <w:t>n</w:t>
+      </w:r>
+      <w:r>
+        <w:t>obody</w:t>
+      </w:r>
+      <w:r>
+        <w:rPr>
+          <w:rFonts w:hint="eastAsia"/>
+        </w:rPr>
+        <w:t>、</w:t>
+      </w:r>
+      <w:r>
+        <w:rPr>
+          <w:rFonts w:hint="eastAsia"/>
+        </w:rPr>
+        <w:t>n</w:t>
+      </w:r>
+      <w:r>
+        <w:t>o one</w:t>
+      </w:r>
+      <w:r>
+        <w:rPr>
+          <w:rFonts w:hint="eastAsia"/>
+        </w:rPr>
+        <w:t>、</w:t>
+      </w:r>
+      <w:r>
+        <w:rPr>
+          <w:rFonts w:hint="eastAsia"/>
+        </w:rPr>
+        <w:t>e</w:t>
+      </w:r>
+      <w:r>
+        <w:t>veryone..</w:t>
+      </w:r>
+    </w:p>
+    <w:p/>
+    <w:p>
+      <w:r>
+        <w:t>The food and Drug Administration remains open to the import of meat from overseas</w:t>
+      </w:r>
+    </w:p>
+    <w:p>
+      <w:r>
+        <w:rPr>
+          <w:color w:val="FF0000"/>
+        </w:rPr>
+        <w:t>w</w:t>
+      </w:r>
+      <w:r>
+        <w:rPr>
+          <w:color w:val="FF0000"/>
+        </w:rPr>
+        <w:t xml:space="preserve">hile </w:t>
+      </w:r>
+      <w:r>
+        <w:rPr>
+          <w:highlight w:val="yellow"/>
+        </w:rPr>
+        <w:t>assessing</w:t>
+      </w:r>
+      <w:r>
+        <w:rPr>
+          <w:color w:val="FF0000"/>
         </w:rPr>
         <w:t xml:space="preserve"> </w:t>
       </w:r>
       <w:r>
-        <w:t>adj</w:t>
-      </w:r>
-      <w:r>
-        <w:rPr>
-          <w:rFonts w:hint="eastAsia"/>
-        </w:rPr>
-        <w:t>整個的、</w:t>
-      </w:r>
-      <w:r>
-        <w:t>backpack</w:t>
-      </w:r>
-      <w:r>
-        <w:t xml:space="preserve"> n.</w:t>
-      </w:r>
-      <w:r>
-        <w:rPr>
-          <w:rFonts w:hint="eastAsia"/>
-        </w:rPr>
-        <w:t>背包</w:t>
-      </w:r>
-    </w:p>
-    <w:p>
-      <w:r>
-        <w:t xml:space="preserve">Rear </w:t>
+        <w:t>the potential risk at the same time.</w:t>
+      </w:r>
+    </w:p>
+    <w:p>
+      <w:r>
+        <w:t>(A)assesses(B)to assess</w:t>
+      </w:r>
+      <w:r>
+        <w:rPr>
+          <w:rFonts w:hint="eastAsia"/>
+          <w:highlight w:val="yellow"/>
+        </w:rPr>
+        <w:t>(</w:t>
+      </w:r>
+      <w:r>
+        <w:rPr>
+          <w:highlight w:val="yellow"/>
+        </w:rPr>
+        <w:t>C)assessing</w:t>
+      </w:r>
+      <w:r>
+        <w:t xml:space="preserve"> </w:t>
+      </w:r>
+      <w:r>
+        <w:rPr>
+          <w:rFonts w:hint="eastAsia"/>
+        </w:rPr>
+        <w:t>評估</w:t>
+      </w:r>
+      <w:r>
+        <w:rPr>
+          <w:rFonts w:hint="eastAsia"/>
+        </w:rPr>
+        <w:t xml:space="preserve">  </w:t>
+      </w:r>
+      <w:r>
+        <w:rPr>
+          <w:rFonts w:hint="eastAsia"/>
+        </w:rPr>
+        <w:t>和</w:t>
+      </w:r>
+      <w:r>
+        <w:rPr>
+          <w:rFonts w:hint="eastAsia"/>
+        </w:rPr>
+        <w:t>e</w:t>
+      </w:r>
+      <w:r>
+        <w:t xml:space="preserve">valuating </w:t>
+      </w:r>
+      <w:r>
+        <w:rPr>
+          <w:rFonts w:hint="eastAsia"/>
+        </w:rPr>
+        <w:t>同義</w:t>
+      </w:r>
+      <w:r>
+        <w:t>(D)assessed</w:t>
+      </w:r>
+    </w:p>
+    <w:p>
+      <w:r>
+        <w:t>Administration n.</w:t>
+      </w:r>
+      <w:r>
+        <w:rPr>
+          <w:rFonts w:hint="eastAsia"/>
+        </w:rPr>
+        <w:t>行政</w:t>
+      </w:r>
+      <w:r>
+        <w:rPr>
+          <w:rFonts w:hint="eastAsia"/>
+        </w:rPr>
+        <w:t>/</w:t>
+      </w:r>
+      <w:r>
+        <w:rPr>
+          <w:rFonts w:hint="eastAsia"/>
+        </w:rPr>
+        <w:t>管理、</w:t>
+      </w:r>
+      <w:r>
+        <w:t>remains n.</w:t>
+      </w:r>
+      <w:r>
+        <w:rPr>
+          <w:rFonts w:hint="eastAsia"/>
+        </w:rPr>
+        <w:t>遺跡</w:t>
+      </w:r>
+      <w:r>
+        <w:rPr>
+          <w:rFonts w:hint="eastAsia"/>
+        </w:rPr>
+        <w:t>/</w:t>
+      </w:r>
+      <w:r>
+        <w:rPr>
+          <w:rFonts w:hint="eastAsia"/>
+        </w:rPr>
+        <w:t>剩餘物</w:t>
+      </w:r>
+      <w:r>
+        <w:rPr>
+          <w:rFonts w:hint="eastAsia"/>
+        </w:rPr>
+        <w:t>,</w:t>
+      </w:r>
+      <w:r>
+        <w:t xml:space="preserve"> </w:t>
+      </w:r>
+      <w:r>
+        <w:t>remain v.</w:t>
+      </w:r>
+      <w:r>
+        <w:rPr>
+          <w:rFonts w:hint="eastAsia"/>
+        </w:rPr>
+        <w:t>停留</w:t>
+      </w:r>
+      <w:r>
+        <w:rPr>
+          <w:rFonts w:hint="eastAsia"/>
+        </w:rPr>
+        <w:t>/</w:t>
+      </w:r>
+      <w:r>
+        <w:rPr>
+          <w:rFonts w:hint="eastAsia"/>
+        </w:rPr>
+        <w:t>保持</w:t>
+      </w:r>
+    </w:p>
+    <w:p>
+      <w:r>
+        <w:t>Meat n.</w:t>
+      </w:r>
+      <w:r>
+        <w:rPr>
+          <w:rFonts w:hint="eastAsia"/>
+        </w:rPr>
+        <w:t>肉類、</w:t>
+      </w:r>
+      <w:r>
+        <w:rPr>
+          <w:rFonts w:hint="eastAsia"/>
+        </w:rPr>
+        <w:t>o</w:t>
+      </w:r>
+      <w:r>
+        <w:t>versea adj. adv.</w:t>
+      </w:r>
+      <w:r>
+        <w:rPr>
+          <w:rFonts w:hint="eastAsia"/>
+        </w:rPr>
+        <w:t>海外、</w:t>
+      </w:r>
+      <w:r>
+        <w:t>while</w:t>
+      </w:r>
+      <w:r>
+        <w:t xml:space="preserve"> </w:t>
       </w:r>
       <w:proofErr w:type="spellStart"/>
       <w:r>
-        <w:t>adj</w:t>
-      </w:r>
-      <w:r>
-        <w:t>,n</w:t>
+        <w:t>conj</w:t>
       </w:r>
       <w:proofErr w:type="spellEnd"/>
       <w:r>
@@ -15028,433 +15337,25 @@
         <w:rPr>
           <w:rFonts w:hint="eastAsia"/>
         </w:rPr>
-        <w:t>後方</w:t>
-      </w:r>
-      <w:r>
-        <w:rPr>
-          <w:rFonts w:hint="eastAsia"/>
-        </w:rPr>
-        <w:t>,</w:t>
-      </w:r>
-      <w:r>
-        <w:t>v.</w:t>
-      </w:r>
-      <w:r>
-        <w:rPr>
-          <w:rFonts w:hint="eastAsia"/>
-        </w:rPr>
-        <w:t>養育、</w:t>
-      </w:r>
-      <w:r>
-        <w:rPr>
-          <w:rFonts w:hint="eastAsia"/>
-        </w:rPr>
-        <w:t>e</w:t>
-      </w:r>
-      <w:r>
-        <w:t>ntrance n.</w:t>
-      </w:r>
-      <w:r>
-        <w:rPr>
-          <w:rFonts w:hint="eastAsia"/>
-        </w:rPr>
-        <w:t>入口</w:t>
+        <w:t>同時、</w:t>
+      </w:r>
+      <w:r>
+        <w:rPr>
+          <w:rFonts w:hint="eastAsia"/>
+        </w:rPr>
+        <w:t>a</w:t>
+      </w:r>
+      <w:r>
+        <w:t>t the same time</w:t>
+      </w:r>
+      <w:r>
+        <w:rPr>
+          <w:rFonts w:hint="eastAsia"/>
+        </w:rPr>
+        <w:t>同時</w:t>
       </w:r>
     </w:p>
     <w:p/>
-    <w:p>
-      <w:pPr>
-        <w:rPr>
-          <w:rFonts w:hint="eastAsia"/>
-        </w:rPr>
-      </w:pPr>
-      <w:r>
-        <w:rPr>
-          <w:rFonts w:hint="eastAsia"/>
-        </w:rPr>
-        <w:t>不定代名詞的所有格會用他們的</w:t>
-      </w:r>
-    </w:p>
-    <w:p>
-      <w:r>
-        <w:rPr>
-          <w:rFonts w:hint="eastAsia"/>
-        </w:rPr>
-        <w:t>不定代名詞</w:t>
-      </w:r>
-      <w:r>
-        <w:rPr>
-          <w:rFonts w:hint="eastAsia"/>
-        </w:rPr>
-        <w:t>(</w:t>
-      </w:r>
-      <w:r>
-        <w:rPr>
-          <w:rFonts w:hint="eastAsia"/>
-        </w:rPr>
-        <w:t>泛指</w:t>
-      </w:r>
-      <w:proofErr w:type="gramStart"/>
-      <w:r>
-        <w:t>”</w:t>
-      </w:r>
-      <w:proofErr w:type="gramEnd"/>
-      <w:r>
-        <w:rPr>
-          <w:rFonts w:hint="eastAsia"/>
-        </w:rPr>
-        <w:t>那些人</w:t>
-      </w:r>
-      <w:proofErr w:type="gramStart"/>
-      <w:r>
-        <w:t>”</w:t>
-      </w:r>
-      <w:proofErr w:type="gramEnd"/>
-      <w:r>
-        <w:rPr>
-          <w:rFonts w:hint="eastAsia"/>
-        </w:rPr>
-        <w:t>):</w:t>
-      </w:r>
-    </w:p>
-    <w:p>
-      <w:r>
-        <w:t>Anybody</w:t>
-      </w:r>
-      <w:r>
-        <w:rPr>
-          <w:rFonts w:hint="eastAsia"/>
-        </w:rPr>
-        <w:t>、</w:t>
-      </w:r>
-      <w:r>
-        <w:rPr>
-          <w:rFonts w:hint="eastAsia"/>
-        </w:rPr>
-        <w:t>a</w:t>
-      </w:r>
-      <w:r>
-        <w:t>nyone</w:t>
-      </w:r>
-      <w:r>
-        <w:rPr>
-          <w:rFonts w:hint="eastAsia"/>
-        </w:rPr>
-        <w:t>、</w:t>
-      </w:r>
-      <w:r>
-        <w:rPr>
-          <w:rFonts w:hint="eastAsia"/>
-        </w:rPr>
-        <w:t>s</w:t>
-      </w:r>
-      <w:r>
-        <w:t>omebody</w:t>
-      </w:r>
-      <w:r>
-        <w:rPr>
-          <w:rFonts w:hint="eastAsia"/>
-        </w:rPr>
-        <w:t>、</w:t>
-      </w:r>
-      <w:r>
-        <w:rPr>
-          <w:rFonts w:hint="eastAsia"/>
-        </w:rPr>
-        <w:t>s</w:t>
-      </w:r>
-      <w:r>
-        <w:t>omeone</w:t>
-      </w:r>
-      <w:r>
-        <w:rPr>
-          <w:rFonts w:hint="eastAsia"/>
-        </w:rPr>
-        <w:t>、</w:t>
-      </w:r>
-      <w:r>
-        <w:rPr>
-          <w:rFonts w:hint="eastAsia"/>
-        </w:rPr>
-        <w:t>n</w:t>
-      </w:r>
-      <w:r>
-        <w:t>obody</w:t>
-      </w:r>
-      <w:r>
-        <w:rPr>
-          <w:rFonts w:hint="eastAsia"/>
-        </w:rPr>
-        <w:t>、</w:t>
-      </w:r>
-      <w:r>
-        <w:rPr>
-          <w:rFonts w:hint="eastAsia"/>
-        </w:rPr>
-        <w:t>n</w:t>
-      </w:r>
-      <w:r>
-        <w:t>o one</w:t>
-      </w:r>
-      <w:r>
-        <w:rPr>
-          <w:rFonts w:hint="eastAsia"/>
-        </w:rPr>
-        <w:t>、</w:t>
-      </w:r>
-      <w:r>
-        <w:rPr>
-          <w:rFonts w:hint="eastAsia"/>
-        </w:rPr>
-        <w:t>e</w:t>
-      </w:r>
-      <w:r>
-        <w:t>veryone..</w:t>
-      </w:r>
-    </w:p>
-    <w:p/>
-    <w:p>
-      <w:r>
-        <w:t>The food and Drug Administration remains open to the import of meat from overseas</w:t>
-      </w:r>
-    </w:p>
-    <w:p>
-      <w:r>
-        <w:rPr>
-          <w:color w:val="FF0000"/>
-        </w:rPr>
-        <w:t>w</w:t>
-      </w:r>
-      <w:r>
-        <w:rPr>
-          <w:color w:val="FF0000"/>
-        </w:rPr>
-        <w:t xml:space="preserve">hile </w:t>
-      </w:r>
-      <w:r>
-        <w:rPr>
-          <w:highlight w:val="yellow"/>
-        </w:rPr>
-        <w:t>assessing</w:t>
-      </w:r>
-      <w:r>
-        <w:rPr>
-          <w:color w:val="FF0000"/>
-        </w:rPr>
-        <w:t xml:space="preserve"> </w:t>
-      </w:r>
-      <w:r>
-        <w:t>the potential risk at the same time.</w:t>
-      </w:r>
-    </w:p>
-    <w:p>
-      <w:r>
-        <w:t>(A)assesses(B)to assess</w:t>
-      </w:r>
-      <w:r>
-        <w:rPr>
-          <w:rFonts w:hint="eastAsia"/>
-          <w:highlight w:val="yellow"/>
-        </w:rPr>
-        <w:t>(</w:t>
-      </w:r>
-      <w:r>
-        <w:rPr>
-          <w:highlight w:val="yellow"/>
-        </w:rPr>
-        <w:t>C)assessing</w:t>
-      </w:r>
-      <w:r>
-        <w:t xml:space="preserve"> </w:t>
-      </w:r>
-      <w:r>
-        <w:rPr>
-          <w:rFonts w:hint="eastAsia"/>
-        </w:rPr>
-        <w:t>評估</w:t>
-      </w:r>
-      <w:r>
-        <w:rPr>
-          <w:rFonts w:hint="eastAsia"/>
-        </w:rPr>
-        <w:t xml:space="preserve">  </w:t>
-      </w:r>
-      <w:r>
-        <w:rPr>
-          <w:rFonts w:hint="eastAsia"/>
-        </w:rPr>
-        <w:t>和</w:t>
-      </w:r>
-      <w:r>
-        <w:rPr>
-          <w:rFonts w:hint="eastAsia"/>
-        </w:rPr>
-        <w:t>e</w:t>
-      </w:r>
-      <w:r>
-        <w:t xml:space="preserve">valuating </w:t>
-      </w:r>
-      <w:r>
-        <w:rPr>
-          <w:rFonts w:hint="eastAsia"/>
-        </w:rPr>
-        <w:t>同義</w:t>
-      </w:r>
-      <w:r>
-        <w:t>(D)assessed</w:t>
-      </w:r>
-    </w:p>
-    <w:p>
-      <w:r>
-        <w:t>Administration</w:t>
-      </w:r>
-      <w:r>
-        <w:t xml:space="preserve"> n.</w:t>
-      </w:r>
-      <w:r>
-        <w:rPr>
-          <w:rFonts w:hint="eastAsia"/>
-        </w:rPr>
-        <w:t>行政</w:t>
-      </w:r>
-      <w:r>
-        <w:rPr>
-          <w:rFonts w:hint="eastAsia"/>
-        </w:rPr>
-        <w:t>/</w:t>
-      </w:r>
-      <w:r>
-        <w:rPr>
-          <w:rFonts w:hint="eastAsia"/>
-        </w:rPr>
-        <w:t>管理、</w:t>
-      </w:r>
-      <w:r>
-        <w:t>remains</w:t>
-      </w:r>
-      <w:r>
-        <w:t xml:space="preserve"> n.</w:t>
-      </w:r>
-      <w:r>
-        <w:rPr>
-          <w:rFonts w:hint="eastAsia"/>
-        </w:rPr>
-        <w:t>遺跡</w:t>
-      </w:r>
-      <w:r>
-        <w:rPr>
-          <w:rFonts w:hint="eastAsia"/>
-        </w:rPr>
-        <w:t>/</w:t>
-      </w:r>
-      <w:r>
-        <w:rPr>
-          <w:rFonts w:hint="eastAsia"/>
-        </w:rPr>
-        <w:t>剩餘物</w:t>
-      </w:r>
-      <w:r>
-        <w:rPr>
-          <w:rFonts w:hint="eastAsia"/>
-        </w:rPr>
-        <w:t>,</w:t>
-      </w:r>
-      <w:r>
-        <w:t xml:space="preserve"> </w:t>
-      </w:r>
-      <w:r>
-        <w:t>remain</w:t>
-      </w:r>
-      <w:r>
-        <w:t xml:space="preserve"> v.</w:t>
-      </w:r>
-      <w:r>
-        <w:rPr>
-          <w:rFonts w:hint="eastAsia"/>
-        </w:rPr>
-        <w:t>停留</w:t>
-      </w:r>
-      <w:r>
-        <w:rPr>
-          <w:rFonts w:hint="eastAsia"/>
-        </w:rPr>
-        <w:t>/</w:t>
-      </w:r>
-      <w:r>
-        <w:rPr>
-          <w:rFonts w:hint="eastAsia"/>
-        </w:rPr>
-        <w:t>保持</w:t>
-      </w:r>
-    </w:p>
-    <w:p>
-      <w:r>
-        <w:t>Meat n.</w:t>
-      </w:r>
-      <w:r>
-        <w:rPr>
-          <w:rFonts w:hint="eastAsia"/>
-        </w:rPr>
-        <w:t>肉類、</w:t>
-      </w:r>
-      <w:r>
-        <w:rPr>
-          <w:rFonts w:hint="eastAsia"/>
-        </w:rPr>
-        <w:t>o</w:t>
-      </w:r>
-      <w:r>
-        <w:t>versea adj. adv.</w:t>
-      </w:r>
-      <w:r>
-        <w:rPr>
-          <w:rFonts w:hint="eastAsia"/>
-        </w:rPr>
-        <w:t>海外、</w:t>
-      </w:r>
-      <w:r>
-        <w:t>while</w:t>
-      </w:r>
-      <w:r>
-        <w:t xml:space="preserve"> </w:t>
-      </w:r>
-      <w:proofErr w:type="spellStart"/>
-      <w:r>
-        <w:t>conj</w:t>
-      </w:r>
-      <w:proofErr w:type="spellEnd"/>
-      <w:r>
-        <w:t xml:space="preserve"> </w:t>
-      </w:r>
-      <w:r>
-        <w:rPr>
-          <w:rFonts w:hint="eastAsia"/>
-        </w:rPr>
-        <w:t>同時、</w:t>
-      </w:r>
-      <w:r>
-        <w:rPr>
-          <w:rFonts w:hint="eastAsia"/>
-        </w:rPr>
-        <w:t>a</w:t>
-      </w:r>
-      <w:r>
-        <w:t>t the same time</w:t>
-      </w:r>
-      <w:r>
-        <w:rPr>
-          <w:rFonts w:hint="eastAsia"/>
-        </w:rPr>
-        <w:t>同時</w:t>
-      </w:r>
-    </w:p>
-    <w:p>
-      <w:pPr>
-        <w:rPr>
-          <w:rFonts w:hint="eastAsia"/>
-        </w:rPr>
-      </w:pPr>
-    </w:p>
     <w:p>
       <w:proofErr w:type="spellStart"/>
       <w:r>
@@ -15500,11 +15401,6 @@
     </w:p>
     <w:p/>
     <w:p>
-      <w:pPr>
-        <w:rPr>
-          <w:rFonts w:hint="eastAsia"/>
-        </w:rPr>
-      </w:pPr>
       <w:r>
         <w:t>While</w:t>
       </w:r>
@@ -15590,13 +15486,7 @@
         <w:t xml:space="preserve"> studying</w:t>
       </w:r>
     </w:p>
-    <w:p>
-      <w:pPr>
-        <w:rPr>
-          <w:rFonts w:hint="eastAsia"/>
-        </w:rPr>
-      </w:pPr>
-    </w:p>
+    <w:p/>
     <w:p>
       <w:r>
         <w:t>S1+V+while+</w:t>
@@ -15668,6 +15558,1196 @@
       </w:r>
     </w:p>
     <w:p/>
+    <w:p>
+      <w:r>
+        <w:t xml:space="preserve">Your </w:t>
+      </w:r>
+      <w:r>
+        <w:rPr>
+          <w:color w:val="FF0000"/>
+        </w:rPr>
+        <w:t>enrollment</w:t>
+      </w:r>
+      <w:r>
+        <w:t xml:space="preserve"> </w:t>
+      </w:r>
+      <w:r>
+        <w:rPr>
+          <w:highlight w:val="yellow"/>
+        </w:rPr>
+        <w:t>in</w:t>
+      </w:r>
+      <w:r>
+        <w:t xml:space="preserve"> </w:t>
+      </w:r>
+      <w:proofErr w:type="gramStart"/>
+      <w:r>
+        <w:t>the  course</w:t>
+      </w:r>
+      <w:proofErr w:type="gramEnd"/>
+      <w:r>
+        <w:t xml:space="preserve"> entails 85% attendance rate or above to earn the credits.(A)of</w:t>
+      </w:r>
+      <w:r>
+        <w:rPr>
+          <w:highlight w:val="yellow"/>
+        </w:rPr>
+        <w:t>(B)in</w:t>
+      </w:r>
+      <w:r>
+        <w:t>(C)at(D)on</w:t>
+      </w:r>
+    </w:p>
+    <w:p/>
+    <w:p>
+      <w:r>
+        <w:t>enrollment</w:t>
+      </w:r>
+      <w:proofErr w:type="gramStart"/>
+      <w:r>
+        <w:rPr>
+          <w:rFonts w:hint="eastAsia"/>
+        </w:rPr>
+        <w:t>入取</w:t>
+      </w:r>
+      <w:proofErr w:type="gramEnd"/>
+      <w:r>
+        <w:rPr>
+          <w:rFonts w:hint="eastAsia"/>
+        </w:rPr>
+        <w:t>/</w:t>
+      </w:r>
+      <w:r>
+        <w:rPr>
+          <w:rFonts w:hint="eastAsia"/>
+        </w:rPr>
+        <w:t>註冊、</w:t>
+      </w:r>
+      <w:r>
+        <w:t>entails</w:t>
+      </w:r>
+      <w:r>
+        <w:t xml:space="preserve"> v.</w:t>
+      </w:r>
+      <w:r>
+        <w:rPr>
+          <w:rFonts w:hint="eastAsia"/>
+        </w:rPr>
+        <w:t>使</w:t>
+      </w:r>
+      <w:r>
+        <w:rPr>
+          <w:rFonts w:hint="eastAsia"/>
+        </w:rPr>
+        <w:t>.</w:t>
+      </w:r>
+      <w:r>
+        <w:t>.</w:t>
+      </w:r>
+      <w:r>
+        <w:rPr>
+          <w:rFonts w:hint="eastAsia"/>
+        </w:rPr>
+        <w:t>必要、</w:t>
+      </w:r>
+      <w:r>
+        <w:t>above</w:t>
+      </w:r>
+      <w:r>
+        <w:t xml:space="preserve"> </w:t>
+      </w:r>
+      <w:proofErr w:type="spellStart"/>
+      <w:r>
+        <w:t>adv,prep</w:t>
+      </w:r>
+      <w:proofErr w:type="spellEnd"/>
+      <w:r>
+        <w:t xml:space="preserve">. </w:t>
+      </w:r>
+      <w:r>
+        <w:rPr>
+          <w:rFonts w:hint="eastAsia"/>
+        </w:rPr>
+        <w:t>以上</w:t>
+      </w:r>
+    </w:p>
+    <w:p>
+      <w:r>
+        <w:rPr>
+          <w:rFonts w:hint="eastAsia"/>
+        </w:rPr>
+        <w:t>c</w:t>
+      </w:r>
+      <w:r>
+        <w:t>redit n.</w:t>
+      </w:r>
+      <w:r>
+        <w:rPr>
+          <w:rFonts w:hint="eastAsia"/>
+        </w:rPr>
+        <w:t>榮譽</w:t>
+      </w:r>
+      <w:r>
+        <w:rPr>
+          <w:rFonts w:hint="eastAsia"/>
+        </w:rPr>
+        <w:t>/</w:t>
+      </w:r>
+      <w:proofErr w:type="gramStart"/>
+      <w:r>
+        <w:rPr>
+          <w:rFonts w:hint="eastAsia"/>
+        </w:rPr>
+        <w:t>帳面</w:t>
+      </w:r>
+      <w:proofErr w:type="gramEnd"/>
+      <w:r>
+        <w:rPr>
+          <w:rFonts w:hint="eastAsia"/>
+        </w:rPr>
+        <w:t>餘額</w:t>
+      </w:r>
+      <w:r>
+        <w:rPr>
+          <w:rFonts w:hint="eastAsia"/>
+        </w:rPr>
+        <w:t>/</w:t>
+      </w:r>
+      <w:r>
+        <w:rPr>
+          <w:rFonts w:hint="eastAsia"/>
+        </w:rPr>
+        <w:t>學分</w:t>
+      </w:r>
+    </w:p>
+    <w:p>
+      <w:r>
+        <w:rPr>
+          <w:rFonts w:hint="eastAsia"/>
+        </w:rPr>
+        <w:t>e</w:t>
+      </w:r>
+      <w:r>
+        <w:t xml:space="preserve">nroll in = register for = admitted to = sign up for = </w:t>
+      </w:r>
+      <w:r>
+        <w:rPr>
+          <w:rFonts w:hint="eastAsia"/>
+        </w:rPr>
+        <w:t>登記、註冊</w:t>
+      </w:r>
+    </w:p>
+    <w:p/>
+    <w:p>
+      <w:proofErr w:type="spellStart"/>
+      <w:proofErr w:type="gramStart"/>
+      <w:r>
+        <w:t>Mr.Robertson</w:t>
+      </w:r>
+      <w:proofErr w:type="spellEnd"/>
+      <w:proofErr w:type="gramEnd"/>
+      <w:r>
+        <w:t xml:space="preserve"> </w:t>
+      </w:r>
+      <w:r>
+        <w:rPr>
+          <w:color w:val="FF0000"/>
+        </w:rPr>
+        <w:t xml:space="preserve">confirmed </w:t>
+      </w:r>
+      <w:r>
+        <w:rPr>
+          <w:highlight w:val="yellow"/>
+        </w:rPr>
+        <w:t>she</w:t>
+      </w:r>
+      <w:r>
+        <w:rPr>
+          <w:color w:val="FF0000"/>
+        </w:rPr>
+        <w:t xml:space="preserve"> will be</w:t>
+      </w:r>
+      <w:r>
+        <w:t xml:space="preserve"> the guest speaker on the topic.</w:t>
+      </w:r>
+    </w:p>
+    <w:p>
+      <w:r>
+        <w:t>(A)hi</w:t>
+      </w:r>
+      <w:r>
+        <w:t>m</w:t>
+      </w:r>
+      <w:r>
+        <w:rPr>
+          <w:rFonts w:hint="eastAsia"/>
+        </w:rPr>
+        <w:t>他</w:t>
+      </w:r>
+      <w:r>
+        <w:rPr>
+          <w:rFonts w:hint="eastAsia"/>
+        </w:rPr>
+        <w:t>(</w:t>
+      </w:r>
+      <w:proofErr w:type="gramStart"/>
+      <w:r>
+        <w:rPr>
+          <w:rFonts w:hint="eastAsia"/>
+        </w:rPr>
+        <w:t>受格</w:t>
+      </w:r>
+      <w:proofErr w:type="gramEnd"/>
+      <w:r>
+        <w:rPr>
+          <w:rFonts w:hint="eastAsia"/>
+        </w:rPr>
+        <w:t>)</w:t>
+      </w:r>
+      <w:r>
+        <w:rPr>
+          <w:highlight w:val="yellow"/>
+        </w:rPr>
+        <w:t>(B</w:t>
+      </w:r>
+      <w:r>
+        <w:rPr>
+          <w:rFonts w:hint="eastAsia"/>
+          <w:highlight w:val="yellow"/>
+        </w:rPr>
+        <w:t>)</w:t>
+      </w:r>
+      <w:r>
+        <w:rPr>
+          <w:highlight w:val="yellow"/>
+        </w:rPr>
+        <w:t>she</w:t>
+      </w:r>
+      <w:r>
+        <w:rPr>
+          <w:rFonts w:hint="eastAsia"/>
+          <w:highlight w:val="yellow"/>
+        </w:rPr>
+        <w:t>她</w:t>
+      </w:r>
+      <w:r>
+        <w:rPr>
+          <w:rFonts w:hint="eastAsia"/>
+          <w:highlight w:val="yellow"/>
+        </w:rPr>
+        <w:t>(</w:t>
+      </w:r>
+      <w:proofErr w:type="gramStart"/>
+      <w:r>
+        <w:rPr>
+          <w:rFonts w:hint="eastAsia"/>
+          <w:highlight w:val="yellow"/>
+        </w:rPr>
+        <w:t>受格</w:t>
+      </w:r>
+      <w:proofErr w:type="gramEnd"/>
+      <w:r>
+        <w:rPr>
+          <w:rFonts w:hint="eastAsia"/>
+          <w:highlight w:val="yellow"/>
+        </w:rPr>
+        <w:t>)</w:t>
+      </w:r>
+      <w:r>
+        <w:t>(C)your</w:t>
+      </w:r>
+      <w:r>
+        <w:rPr>
+          <w:rFonts w:hint="eastAsia"/>
+        </w:rPr>
+        <w:t>你的</w:t>
+      </w:r>
+      <w:r>
+        <w:rPr>
+          <w:rFonts w:hint="eastAsia"/>
+        </w:rPr>
+        <w:t>/</w:t>
+      </w:r>
+      <w:r>
+        <w:rPr>
+          <w:rFonts w:hint="eastAsia"/>
+        </w:rPr>
+        <w:t>你們的</w:t>
+      </w:r>
+      <w:r>
+        <w:rPr>
+          <w:rFonts w:hint="eastAsia"/>
+        </w:rPr>
+        <w:t>(</w:t>
+      </w:r>
+      <w:r>
+        <w:rPr>
+          <w:rFonts w:hint="eastAsia"/>
+        </w:rPr>
+        <w:t>所有格形容詞</w:t>
+      </w:r>
+      <w:r>
+        <w:rPr>
+          <w:rFonts w:hint="eastAsia"/>
+        </w:rPr>
+        <w:t>)</w:t>
+      </w:r>
+    </w:p>
+    <w:p>
+      <w:r>
+        <w:t>(D)her</w:t>
+      </w:r>
+      <w:r>
+        <w:rPr>
+          <w:rFonts w:hint="eastAsia"/>
+        </w:rPr>
+        <w:t>她</w:t>
+      </w:r>
+      <w:r>
+        <w:rPr>
+          <w:rFonts w:hint="eastAsia"/>
+        </w:rPr>
+        <w:t>(</w:t>
+      </w:r>
+      <w:proofErr w:type="gramStart"/>
+      <w:r>
+        <w:rPr>
+          <w:rFonts w:hint="eastAsia"/>
+        </w:rPr>
+        <w:t>受格</w:t>
+      </w:r>
+      <w:proofErr w:type="gramEnd"/>
+      <w:r>
+        <w:rPr>
+          <w:rFonts w:hint="eastAsia"/>
+        </w:rPr>
+        <w:t>/</w:t>
+      </w:r>
+      <w:r>
+        <w:rPr>
+          <w:rFonts w:hint="eastAsia"/>
+        </w:rPr>
+        <w:t>所有格形容詞</w:t>
+      </w:r>
+      <w:r>
+        <w:rPr>
+          <w:rFonts w:hint="eastAsia"/>
+        </w:rPr>
+        <w:t>)</w:t>
+      </w:r>
+    </w:p>
+    <w:p/>
+    <w:p>
+      <w:pPr>
+        <w:rPr>
+          <w:rFonts w:hint="eastAsia"/>
+        </w:rPr>
+      </w:pPr>
+      <w:r>
+        <w:lastRenderedPageBreak/>
+        <w:t>topic</w:t>
+      </w:r>
+      <w:r>
+        <w:t xml:space="preserve"> </w:t>
+      </w:r>
+      <w:r>
+        <w:rPr>
+          <w:rFonts w:hint="eastAsia"/>
+        </w:rPr>
+        <w:t>n</w:t>
+      </w:r>
+      <w:r>
+        <w:t>.</w:t>
+      </w:r>
+      <w:r>
+        <w:rPr>
+          <w:rFonts w:hint="eastAsia"/>
+        </w:rPr>
+        <w:t>議題、</w:t>
+      </w:r>
+      <w:r>
+        <w:t xml:space="preserve">confirmed </w:t>
+      </w:r>
+      <w:r>
+        <w:t>v.</w:t>
+      </w:r>
+      <w:r>
+        <w:rPr>
+          <w:rFonts w:hint="eastAsia"/>
+        </w:rPr>
+        <w:t>確認</w:t>
+      </w:r>
+    </w:p>
+    <w:p>
+      <w:r>
+        <w:t>confirmed</w:t>
+      </w:r>
+      <w:r>
+        <w:t>(v1)</w:t>
+      </w:r>
+      <w:r>
+        <w:rPr>
+          <w:rFonts w:hint="eastAsia"/>
+        </w:rPr>
+        <w:t>、</w:t>
+      </w:r>
+      <w:r>
+        <w:t>will be</w:t>
+      </w:r>
+      <w:r>
+        <w:t>(v2)-&gt;</w:t>
+      </w:r>
+      <w:r>
+        <w:rPr>
+          <w:rFonts w:hint="eastAsia"/>
+        </w:rPr>
+        <w:t>都沒有連接詞，因此是</w:t>
+      </w:r>
+      <w:r>
+        <w:rPr>
+          <w:rFonts w:hint="eastAsia"/>
+        </w:rPr>
+        <w:t>t</w:t>
+      </w:r>
+      <w:r>
+        <w:t>hat</w:t>
+      </w:r>
+      <w:r>
+        <w:rPr>
+          <w:rFonts w:hint="eastAsia"/>
+        </w:rPr>
+        <w:t>被省略</w:t>
+      </w:r>
+    </w:p>
+    <w:p>
+      <w:r>
+        <w:t xml:space="preserve">confirmed </w:t>
+      </w:r>
+      <w:r>
+        <w:t>(</w:t>
+      </w:r>
+      <w:proofErr w:type="spellStart"/>
+      <w:r>
+        <w:t>that+s+</w:t>
+      </w:r>
+      <w:proofErr w:type="gramStart"/>
+      <w:r>
+        <w:t>v</w:t>
+      </w:r>
+      <w:proofErr w:type="spellEnd"/>
+      <w:r>
+        <w:t>)…..</w:t>
+      </w:r>
+      <w:proofErr w:type="gramEnd"/>
+    </w:p>
+    <w:p>
+      <w:proofErr w:type="spellStart"/>
+      <w:r>
+        <w:t>S+V+that+S+V</w:t>
+      </w:r>
+      <w:proofErr w:type="spellEnd"/>
+      <w:r>
+        <w:t xml:space="preserve"> (</w:t>
+      </w:r>
+      <w:r>
+        <w:rPr>
+          <w:rFonts w:hint="eastAsia"/>
+        </w:rPr>
+        <w:t>名詞子句當</w:t>
+      </w:r>
+      <w:r>
+        <w:t>V</w:t>
+      </w:r>
+      <w:r>
+        <w:rPr>
+          <w:rFonts w:hint="eastAsia"/>
+        </w:rPr>
+        <w:t>的受詞</w:t>
+      </w:r>
+      <w:r>
+        <w:rPr>
+          <w:rFonts w:hint="eastAsia"/>
+        </w:rPr>
+        <w:t>)</w:t>
+      </w:r>
+    </w:p>
+    <w:p>
+      <w:proofErr w:type="spellStart"/>
+      <w:proofErr w:type="gramStart"/>
+      <w:r>
+        <w:t>ex:I</w:t>
+      </w:r>
+      <w:proofErr w:type="spellEnd"/>
+      <w:proofErr w:type="gramEnd"/>
+      <w:r>
+        <w:t xml:space="preserve"> see that my TOEIC is improving</w:t>
+      </w:r>
+    </w:p>
+    <w:p>
+      <w:r>
+        <w:rPr>
+          <w:rFonts w:hint="eastAsia"/>
+        </w:rPr>
+        <w:t>因此要選</w:t>
+      </w:r>
+      <w:r>
+        <w:t>(B</w:t>
+      </w:r>
+      <w:r>
+        <w:rPr>
+          <w:rFonts w:hint="eastAsia"/>
+        </w:rPr>
+        <w:t>)</w:t>
+      </w:r>
+      <w:r>
+        <w:t>she</w:t>
+      </w:r>
+    </w:p>
+    <w:p/>
+    <w:p>
+      <w:r>
+        <w:t xml:space="preserve">The </w:t>
+      </w:r>
+      <w:r>
+        <w:rPr>
+          <w:color w:val="FF0000"/>
+        </w:rPr>
+        <w:t xml:space="preserve">manager </w:t>
+      </w:r>
+      <w:r>
+        <w:rPr>
+          <w:highlight w:val="yellow"/>
+        </w:rPr>
+        <w:t>trainee</w:t>
+      </w:r>
+      <w:r>
+        <w:t xml:space="preserve"> </w:t>
+      </w:r>
+      <w:r>
+        <w:t>demonstrated exceptional interpersonal skill and leadership qualities.</w:t>
+      </w:r>
+    </w:p>
+    <w:p>
+      <w:r>
+        <w:rPr>
+          <w:highlight w:val="yellow"/>
+        </w:rPr>
+        <w:t>(A)trainee</w:t>
+      </w:r>
+      <w:r>
+        <w:rPr>
+          <w:highlight w:val="yellow"/>
+        </w:rPr>
+        <w:t xml:space="preserve"> N.</w:t>
+      </w:r>
+      <w:r>
+        <w:rPr>
+          <w:rFonts w:hint="eastAsia"/>
+          <w:highlight w:val="yellow"/>
+        </w:rPr>
+        <w:t>受訓者</w:t>
+      </w:r>
+      <w:r>
+        <w:t>(B)trainer</w:t>
+      </w:r>
+      <w:r>
+        <w:t xml:space="preserve"> N.</w:t>
+      </w:r>
+      <w:r>
+        <w:rPr>
+          <w:rFonts w:hint="eastAsia"/>
+        </w:rPr>
+        <w:t>訓</w:t>
+      </w:r>
+      <w:r>
+        <w:rPr>
+          <w:rFonts w:hint="eastAsia"/>
+        </w:rPr>
+        <w:t xml:space="preserve"> </w:t>
+      </w:r>
+      <w:proofErr w:type="gramStart"/>
+      <w:r>
+        <w:rPr>
+          <w:rFonts w:hint="eastAsia"/>
+        </w:rPr>
+        <w:t>練者</w:t>
+      </w:r>
+      <w:proofErr w:type="gramEnd"/>
+      <w:r>
+        <w:t>(C)training</w:t>
+      </w:r>
+      <w:r>
+        <w:rPr>
+          <w:rFonts w:hint="eastAsia"/>
+        </w:rPr>
+        <w:t xml:space="preserve"> </w:t>
+      </w:r>
+      <w:r>
+        <w:t>V/N/Adj</w:t>
+      </w:r>
+      <w:r>
+        <w:t>(D)train</w:t>
+      </w:r>
+      <w:r>
+        <w:t xml:space="preserve"> V/N</w:t>
+      </w:r>
+    </w:p>
+    <w:p/>
+    <w:p>
+      <w:r>
+        <w:t>demonstrated</w:t>
+      </w:r>
+      <w:r>
+        <w:t xml:space="preserve"> v.</w:t>
+      </w:r>
+      <w:r>
+        <w:rPr>
+          <w:rFonts w:hint="eastAsia"/>
+        </w:rPr>
+        <w:t>展現</w:t>
+      </w:r>
+      <w:r>
+        <w:rPr>
+          <w:rFonts w:hint="eastAsia"/>
+        </w:rPr>
+        <w:t>/</w:t>
+      </w:r>
+      <w:r>
+        <w:rPr>
+          <w:rFonts w:hint="eastAsia"/>
+        </w:rPr>
+        <w:t>展示、</w:t>
+      </w:r>
+      <w:r>
+        <w:t>exceptional</w:t>
+      </w:r>
+      <w:r>
+        <w:t xml:space="preserve"> adj.</w:t>
+      </w:r>
+      <w:r>
+        <w:rPr>
+          <w:rFonts w:hint="eastAsia"/>
+        </w:rPr>
+        <w:t>傑出、</w:t>
+      </w:r>
+      <w:r>
+        <w:t>interpersonal</w:t>
+      </w:r>
+      <w:r>
+        <w:rPr>
+          <w:rFonts w:hint="eastAsia"/>
+        </w:rPr>
+        <w:t xml:space="preserve"> a</w:t>
+      </w:r>
+      <w:r>
+        <w:t>dj</w:t>
+      </w:r>
+      <w:r>
+        <w:rPr>
+          <w:rFonts w:hint="eastAsia"/>
+        </w:rPr>
+        <w:t xml:space="preserve"> </w:t>
+      </w:r>
+      <w:r>
+        <w:rPr>
+          <w:rFonts w:hint="eastAsia"/>
+        </w:rPr>
+        <w:t>人際的</w:t>
+      </w:r>
+    </w:p>
+    <w:p>
+      <w:pPr>
+        <w:rPr>
+          <w:rFonts w:hint="eastAsia"/>
+        </w:rPr>
+      </w:pPr>
+      <w:r>
+        <w:t>quality</w:t>
+      </w:r>
+      <w:r>
+        <w:t xml:space="preserve"> n.</w:t>
+      </w:r>
+      <w:r>
+        <w:rPr>
+          <w:rFonts w:hint="eastAsia"/>
+        </w:rPr>
+        <w:t>品質</w:t>
+      </w:r>
+      <w:r>
+        <w:rPr>
+          <w:rFonts w:hint="eastAsia"/>
+        </w:rPr>
+        <w:t>/</w:t>
+      </w:r>
+      <w:r>
+        <w:rPr>
+          <w:rFonts w:hint="eastAsia"/>
+        </w:rPr>
+        <w:t>特質</w:t>
+      </w:r>
+      <w:r>
+        <w:rPr>
+          <w:rFonts w:hint="eastAsia"/>
+        </w:rPr>
+        <w:t>,</w:t>
+      </w:r>
+      <w:r>
+        <w:t>adj.</w:t>
+      </w:r>
+      <w:r>
+        <w:rPr>
+          <w:rFonts w:hint="eastAsia"/>
+        </w:rPr>
+        <w:t>優質的</w:t>
+      </w:r>
+      <w:r>
+        <w:rPr>
+          <w:rFonts w:hint="eastAsia"/>
+        </w:rPr>
+        <w:t>、</w:t>
+      </w:r>
+      <w:r>
+        <w:rPr>
+          <w:rFonts w:hint="eastAsia"/>
+        </w:rPr>
+        <w:t>m</w:t>
+      </w:r>
+      <w:r>
+        <w:t>anager trainee</w:t>
+      </w:r>
+      <w:r>
+        <w:rPr>
+          <w:rFonts w:hint="eastAsia"/>
+        </w:rPr>
+        <w:t xml:space="preserve"> </w:t>
+      </w:r>
+      <w:r>
+        <w:rPr>
+          <w:rFonts w:hint="eastAsia"/>
+        </w:rPr>
+        <w:t>儲備幹部</w:t>
+      </w:r>
+    </w:p>
+    <w:p>
+      <w:pPr>
+        <w:rPr>
+          <w:rFonts w:hint="eastAsia"/>
+        </w:rPr>
+      </w:pPr>
+    </w:p>
+    <w:p>
+      <w:r>
+        <w:rPr>
+          <w:rFonts w:hint="eastAsia"/>
+        </w:rPr>
+        <w:t>動詞</w:t>
+      </w:r>
+      <w:r>
+        <w:rPr>
+          <w:rFonts w:hint="eastAsia"/>
+        </w:rPr>
+        <w:t>:</w:t>
+      </w:r>
+      <w:r>
+        <w:t>employ(</w:t>
+      </w:r>
+      <w:r>
+        <w:rPr>
+          <w:rFonts w:hint="eastAsia"/>
+        </w:rPr>
+        <w:t>雇用</w:t>
+      </w:r>
+      <w:r>
+        <w:t>)</w:t>
+      </w:r>
+      <w:r>
+        <w:rPr>
+          <w:rFonts w:hint="eastAsia"/>
+        </w:rPr>
+        <w:t>、</w:t>
+      </w:r>
+      <w:r>
+        <w:rPr>
+          <w:rFonts w:hint="eastAsia"/>
+        </w:rPr>
+        <w:t>i</w:t>
+      </w:r>
+      <w:r>
+        <w:t>nterview(</w:t>
+      </w:r>
+      <w:r>
+        <w:rPr>
+          <w:rFonts w:hint="eastAsia"/>
+        </w:rPr>
+        <w:t>面試</w:t>
+      </w:r>
+      <w:r>
+        <w:rPr>
+          <w:rFonts w:hint="eastAsia"/>
+        </w:rPr>
+        <w:t>)</w:t>
+      </w:r>
+      <w:r>
+        <w:rPr>
+          <w:rFonts w:hint="eastAsia"/>
+        </w:rPr>
+        <w:t>、</w:t>
+      </w:r>
+      <w:r>
+        <w:rPr>
+          <w:rFonts w:hint="eastAsia"/>
+        </w:rPr>
+        <w:t>a</w:t>
+      </w:r>
+      <w:r>
+        <w:t>ttend(</w:t>
+      </w:r>
+      <w:r>
+        <w:rPr>
+          <w:rFonts w:hint="eastAsia"/>
+        </w:rPr>
+        <w:t>出席</w:t>
+      </w:r>
+      <w:r>
+        <w:rPr>
+          <w:rFonts w:hint="eastAsia"/>
+        </w:rPr>
+        <w:t>)</w:t>
+      </w:r>
+      <w:r>
+        <w:rPr>
+          <w:rFonts w:hint="eastAsia"/>
+        </w:rPr>
+        <w:t>、</w:t>
+      </w:r>
+      <w:r>
+        <w:rPr>
+          <w:rFonts w:hint="eastAsia"/>
+        </w:rPr>
+        <w:t>t</w:t>
+      </w:r>
+      <w:r>
+        <w:t>rain(</w:t>
+      </w:r>
+      <w:r>
+        <w:rPr>
+          <w:rFonts w:hint="eastAsia"/>
+        </w:rPr>
+        <w:t>訓練</w:t>
+      </w:r>
+      <w:r>
+        <w:rPr>
+          <w:rFonts w:hint="eastAsia"/>
+        </w:rPr>
+        <w:t>)</w:t>
+      </w:r>
+    </w:p>
+    <w:p>
+      <w:r>
+        <w:rPr>
+          <w:rFonts w:hint="eastAsia"/>
+        </w:rPr>
+        <w:t>名詞</w:t>
+      </w:r>
+      <w:r>
+        <w:rPr>
+          <w:rFonts w:hint="eastAsia"/>
+        </w:rPr>
+        <w:t>:</w:t>
+      </w:r>
+      <w:r>
+        <w:t>employee(</w:t>
+      </w:r>
+      <w:r>
+        <w:rPr>
+          <w:rFonts w:hint="eastAsia"/>
+        </w:rPr>
+        <w:t>員工</w:t>
+      </w:r>
+      <w:r>
+        <w:rPr>
+          <w:rFonts w:hint="eastAsia"/>
+        </w:rPr>
+        <w:t>)</w:t>
+      </w:r>
+      <w:r>
+        <w:rPr>
+          <w:rFonts w:hint="eastAsia"/>
+        </w:rPr>
+        <w:t>、</w:t>
+      </w:r>
+      <w:r>
+        <w:rPr>
+          <w:rFonts w:hint="eastAsia"/>
+        </w:rPr>
+        <w:t>i</w:t>
+      </w:r>
+      <w:r>
+        <w:t>nterviewee(</w:t>
+      </w:r>
+      <w:r>
+        <w:rPr>
+          <w:rFonts w:hint="eastAsia"/>
+        </w:rPr>
+        <w:t>受訪者</w:t>
+      </w:r>
+      <w:r>
+        <w:rPr>
+          <w:rFonts w:hint="eastAsia"/>
+        </w:rPr>
+        <w:t>)</w:t>
+      </w:r>
+      <w:r>
+        <w:rPr>
+          <w:rFonts w:hint="eastAsia"/>
+        </w:rPr>
+        <w:t>、</w:t>
+      </w:r>
+      <w:r>
+        <w:rPr>
+          <w:rFonts w:hint="eastAsia"/>
+        </w:rPr>
+        <w:t>a</w:t>
+      </w:r>
+      <w:r>
+        <w:t>ttendee(</w:t>
+      </w:r>
+      <w:r>
+        <w:rPr>
+          <w:rFonts w:hint="eastAsia"/>
+        </w:rPr>
+        <w:t>出席者</w:t>
+      </w:r>
+      <w:r>
+        <w:rPr>
+          <w:rFonts w:hint="eastAsia"/>
+        </w:rPr>
+        <w:t>)</w:t>
+      </w:r>
+    </w:p>
+    <w:p>
+      <w:r>
+        <w:rPr>
+          <w:rFonts w:hint="eastAsia"/>
+        </w:rPr>
+        <w:t>t</w:t>
+      </w:r>
+      <w:r>
+        <w:t>rainee(</w:t>
+      </w:r>
+      <w:r>
+        <w:rPr>
+          <w:rFonts w:hint="eastAsia"/>
+        </w:rPr>
+        <w:t>受訓者</w:t>
+      </w:r>
+      <w:r>
+        <w:rPr>
+          <w:rFonts w:hint="eastAsia"/>
+        </w:rPr>
+        <w:t>)</w:t>
+      </w:r>
+    </w:p>
+    <w:p>
+      <w:r>
+        <w:rPr>
+          <w:rFonts w:hint="eastAsia"/>
+        </w:rPr>
+        <w:t>名詞</w:t>
+      </w:r>
+      <w:r>
+        <w:rPr>
+          <w:rFonts w:hint="eastAsia"/>
+        </w:rPr>
+        <w:t>:e</w:t>
+      </w:r>
+      <w:r>
+        <w:t>mployer(</w:t>
+      </w:r>
+      <w:r>
+        <w:rPr>
+          <w:rFonts w:hint="eastAsia"/>
+        </w:rPr>
+        <w:t>雇者</w:t>
+      </w:r>
+      <w:r>
+        <w:rPr>
+          <w:rFonts w:hint="eastAsia"/>
+        </w:rPr>
+        <w:t>)</w:t>
+      </w:r>
+      <w:r>
+        <w:rPr>
+          <w:rFonts w:hint="eastAsia"/>
+        </w:rPr>
+        <w:t>、</w:t>
+      </w:r>
+      <w:r>
+        <w:rPr>
+          <w:rFonts w:hint="eastAsia"/>
+        </w:rPr>
+        <w:t>i</w:t>
+      </w:r>
+      <w:r>
+        <w:t>nterviewer(</w:t>
+      </w:r>
+      <w:r>
+        <w:rPr>
+          <w:rFonts w:hint="eastAsia"/>
+        </w:rPr>
+        <w:t>訪談者</w:t>
+      </w:r>
+      <w:r>
+        <w:rPr>
+          <w:rFonts w:hint="eastAsia"/>
+        </w:rPr>
+        <w:t>)</w:t>
+      </w:r>
+      <w:r>
+        <w:rPr>
+          <w:rFonts w:hint="eastAsia"/>
+        </w:rPr>
+        <w:t>、</w:t>
+      </w:r>
+      <w:r>
+        <w:rPr>
+          <w:rFonts w:hint="eastAsia"/>
+        </w:rPr>
+        <w:t>t</w:t>
+      </w:r>
+      <w:r>
+        <w:t>rainer(</w:t>
+      </w:r>
+      <w:r>
+        <w:rPr>
+          <w:rFonts w:hint="eastAsia"/>
+        </w:rPr>
+        <w:t>訓練者</w:t>
+      </w:r>
+      <w:r>
+        <w:rPr>
+          <w:rFonts w:hint="eastAsia"/>
+        </w:rPr>
+        <w:t>)</w:t>
+      </w:r>
+    </w:p>
+    <w:p/>
+    <w:p>
+      <w:r>
+        <w:rPr>
+          <w:rFonts w:hint="eastAsia"/>
+        </w:rPr>
+        <w:t>a</w:t>
+      </w:r>
+      <w:r>
+        <w:t>nimal trainer:</w:t>
+      </w:r>
+      <w:proofErr w:type="gramStart"/>
+      <w:r>
+        <w:rPr>
+          <w:rFonts w:hint="eastAsia"/>
+        </w:rPr>
+        <w:t>訓獸</w:t>
+      </w:r>
+      <w:proofErr w:type="gramEnd"/>
+      <w:r>
+        <w:rPr>
+          <w:rFonts w:hint="eastAsia"/>
+        </w:rPr>
+        <w:t>師</w:t>
+      </w:r>
+    </w:p>
+    <w:p/>
+    <w:p>
+      <w:r>
+        <w:t>A/An/</w:t>
+      </w:r>
+      <w:proofErr w:type="spellStart"/>
+      <w:r>
+        <w:t>The+N</w:t>
+      </w:r>
+      <w:proofErr w:type="spellEnd"/>
+      <w:r>
+        <w:t>=(adj)+N+</w:t>
+      </w:r>
+      <w:proofErr w:type="gramStart"/>
+      <w:r>
+        <w:t>V..</w:t>
+      </w:r>
+      <w:proofErr w:type="gramEnd"/>
+    </w:p>
+    <w:p>
+      <w:proofErr w:type="spellStart"/>
+      <w:proofErr w:type="gramStart"/>
+      <w:r>
+        <w:rPr>
+          <w:rFonts w:hint="eastAsia"/>
+        </w:rPr>
+        <w:t>e</w:t>
+      </w:r>
+      <w:r>
+        <w:t>x:The</w:t>
+      </w:r>
+      <w:proofErr w:type="spellEnd"/>
+      <w:proofErr w:type="gramEnd"/>
+      <w:r>
+        <w:t xml:space="preserve"> flower(adj)garden is beautiful.</w:t>
+      </w:r>
+    </w:p>
+    <w:p/>
+    <w:p>
+      <w:r>
+        <w:t xml:space="preserve">Fine eating establishments are booming all across the city center as more and more </w:t>
+      </w:r>
+      <w:proofErr w:type="gramStart"/>
+      <w:r>
+        <w:t>people  out</w:t>
+      </w:r>
+      <w:proofErr w:type="gramEnd"/>
+      <w:r>
+        <w:t xml:space="preserve"> for exotic cuisines.</w:t>
+      </w:r>
+    </w:p>
+    <w:p>
+      <w:r>
+        <w:t>(A)nourish(B</w:t>
+      </w:r>
+      <w:r>
+        <w:rPr>
+          <w:rFonts w:hint="eastAsia"/>
+        </w:rPr>
+        <w:t>)</w:t>
+      </w:r>
+      <w:r>
+        <w:t>dine(C)</w:t>
+      </w:r>
+      <w:proofErr w:type="gramStart"/>
+      <w:r>
+        <w:t>benefit(</w:t>
+      </w:r>
+      <w:proofErr w:type="spellStart"/>
+      <w:proofErr w:type="gramEnd"/>
+      <w:r>
+        <w:t>D</w:t>
+      </w:r>
+      <w:r>
+        <w:rPr>
+          <w:rFonts w:hint="eastAsia"/>
+        </w:rPr>
+        <w:t>i</w:t>
+      </w:r>
+      <w:r>
+        <w:t>nvest</w:t>
+      </w:r>
+      <w:proofErr w:type="spellEnd"/>
+    </w:p>
+    <w:p>
+      <w:pPr>
+        <w:rPr>
+          <w:rFonts w:hint="eastAsia"/>
+        </w:rPr>
+      </w:pPr>
+    </w:p>
     <w:p>
       <w:pPr>
         <w:rPr>
@@ -15686,7 +16766,7 @@
 </file>
 
 <file path=word/endnotes.xml><?xml version="1.0" encoding="utf-8"?>
-<w:endnotes xmlns:wpc="http://schemas.microsoft.com/office/word/2010/wordprocessingCanvas" xmlns:cx="http://schemas.microsoft.com/office/drawing/2014/chartex" xmlns:cx1="http://schemas.microsoft.com/office/drawing/2015/9/8/chartex" xmlns:cx2="http://schemas.microsoft.com/office/drawing/2015/10/21/chartex" xmlns:cx3="http://schemas.microsoft.com/office/drawing/2016/5/9/chartex" xmlns:cx4="http://schemas.microsoft.com/office/drawing/2016/5/10/chartex" xmlns:cx5="http://schemas.microsoft.com/office/drawing/2016/5/11/chartex" xmlns:cx6="http://schemas.microsoft.com/office/drawing/2016/5/12/chartex" xmlns:cx7="http://schemas.microsoft.com/office/drawing/2016/5/13/chartex" xmlns:cx8="http://schemas.microsoft.com/office/drawing/2016/5/14/chartex" xmlns:mc="http://schemas.openxmlformats.org/markup-compatibility/2006" xmlns:aink="http://schemas.microsoft.com/office/drawing/2016/ink" xmlns:am3d="http://schemas.microsoft.com/office/drawing/2017/model3d" xmlns:o="urn:schemas-microsoft-com:office:office" xmlns:oel="http://schemas.microsoft.com/office/2019/extlst" xmlns:r="http://schemas.openxmlformats.org/officeDocument/2006/relationships" xmlns:m="http://schemas.openxmlformats.org/officeDocument/2006/math" xmlns:v="urn:schemas-microsoft-com:vml" xmlns:wp14="http://schemas.microsoft.com/office/word/2010/wordprocessingDrawing" xmlns:wp="http://schemas.openxmlformats.org/drawingml/2006/wordprocessingDrawing" xmlns:w10="urn:schemas-microsoft-com:office:word" xmlns:w="http://schemas.openxmlformats.org/wordprocessingml/2006/main" xmlns:w14="http://schemas.microsoft.com/office/word/2010/wordml" xmlns:w15="http://schemas.microsoft.com/office/word/2012/wordml" xmlns:w16cex="http://schemas.microsoft.com/office/word/2018/wordml/cex" xmlns:w16cid="http://schemas.microsoft.com/office/word/2016/wordml/cid" xmlns:w16="http://schemas.microsoft.com/office/word/2018/wordml" xmlns:w16du="http://schemas.microsoft.com/office/word/2023/wordml/word16du" xmlns:w16sdtdh="http://schemas.microsoft.com/office/word/2020/wordml/sdtdatahash" xmlns:w16se="http://schemas.microsoft.com/office/word/2015/wordml/symex" xmlns:wpg="http://schemas.microsoft.com/office/word/2010/wordprocessingGroup" xmlns:wpi="http://schemas.microsoft.com/office/word/2010/wordprocessingInk" xmlns:wne="http://schemas.microsoft.com/office/word/2006/wordml" xmlns:wps="http://schemas.microsoft.com/office/word/2010/wordprocessingShape" mc:Ignorable="w14 w15 w16se w16cid w16 w16cex w16sdtdh wp14">
+<w:endnotes xmlns:wpc="http://schemas.microsoft.com/office/word/2010/wordprocessingCanvas" xmlns:cx="http://schemas.microsoft.com/office/drawing/2014/chartex" xmlns:cx1="http://schemas.microsoft.com/office/drawing/2015/9/8/chartex" xmlns:cx2="http://schemas.microsoft.com/office/drawing/2015/10/21/chartex" xmlns:cx3="http://schemas.microsoft.com/office/drawing/2016/5/9/chartex" xmlns:cx4="http://schemas.microsoft.com/office/drawing/2016/5/10/chartex" xmlns:cx5="http://schemas.microsoft.com/office/drawing/2016/5/11/chartex" xmlns:cx6="http://schemas.microsoft.com/office/drawing/2016/5/12/chartex" xmlns:cx7="http://schemas.microsoft.com/office/drawing/2016/5/13/chartex" xmlns:cx8="http://schemas.microsoft.com/office/drawing/2016/5/14/chartex" xmlns:mc="http://schemas.openxmlformats.org/markup-compatibility/2006" xmlns:aink="http://schemas.microsoft.com/office/drawing/2016/ink" xmlns:am3d="http://schemas.microsoft.com/office/drawing/2017/model3d" xmlns:o="urn:schemas-microsoft-com:office:office" xmlns:r="http://schemas.openxmlformats.org/officeDocument/2006/relationships" xmlns:m="http://schemas.openxmlformats.org/officeDocument/2006/math" xmlns:v="urn:schemas-microsoft-com:vml" xmlns:wp14="http://schemas.microsoft.com/office/word/2010/wordprocessingDrawing" xmlns:wp="http://schemas.openxmlformats.org/drawingml/2006/wordprocessingDrawing" xmlns:w10="urn:schemas-microsoft-com:office:word" xmlns:w="http://schemas.openxmlformats.org/wordprocessingml/2006/main" xmlns:w14="http://schemas.microsoft.com/office/word/2010/wordml" xmlns:w15="http://schemas.microsoft.com/office/word/2012/wordml" xmlns:w16cex="http://schemas.microsoft.com/office/word/2018/wordml/cex" xmlns:w16cid="http://schemas.microsoft.com/office/word/2016/wordml/cid" xmlns:w16="http://schemas.microsoft.com/office/word/2018/wordml" xmlns:w16sdtdh="http://schemas.microsoft.com/office/word/2020/wordml/sdtdatahash" xmlns:w16se="http://schemas.microsoft.com/office/word/2015/wordml/symex" xmlns:wpg="http://schemas.microsoft.com/office/word/2010/wordprocessingGroup" xmlns:wpi="http://schemas.microsoft.com/office/word/2010/wordprocessingInk" xmlns:wne="http://schemas.microsoft.com/office/word/2006/wordml" xmlns:wps="http://schemas.microsoft.com/office/word/2010/wordprocessingShape" mc:Ignorable="w14 w15 w16se w16cid w16 w16cex w16sdtdh wp14">
   <w:endnote w:type="separator" w:id="-1">
     <w:p>
       <w:r>
@@ -15705,7 +16785,7 @@
 </file>
 
 <file path=word/footnotes.xml><?xml version="1.0" encoding="utf-8"?>
-<w:footnotes xmlns:wpc="http://schemas.microsoft.com/office/word/2010/wordprocessingCanvas" xmlns:cx="http://schemas.microsoft.com/office/drawing/2014/chartex" xmlns:cx1="http://schemas.microsoft.com/office/drawing/2015/9/8/chartex" xmlns:cx2="http://schemas.microsoft.com/office/drawing/2015/10/21/chartex" xmlns:cx3="http://schemas.microsoft.com/office/drawing/2016/5/9/chartex" xmlns:cx4="http://schemas.microsoft.com/office/drawing/2016/5/10/chartex" xmlns:cx5="http://schemas.microsoft.com/office/drawing/2016/5/11/chartex" xmlns:cx6="http://schemas.microsoft.com/office/drawing/2016/5/12/chartex" xmlns:cx7="http://schemas.microsoft.com/office/drawing/2016/5/13/chartex" xmlns:cx8="http://schemas.microsoft.com/office/drawing/2016/5/14/chartex" xmlns:mc="http://schemas.openxmlformats.org/markup-compatibility/2006" xmlns:aink="http://schemas.microsoft.com/office/drawing/2016/ink" xmlns:am3d="http://schemas.microsoft.com/office/drawing/2017/model3d" xmlns:o="urn:schemas-microsoft-com:office:office" xmlns:oel="http://schemas.microsoft.com/office/2019/extlst" xmlns:r="http://schemas.openxmlformats.org/officeDocument/2006/relationships" xmlns:m="http://schemas.openxmlformats.org/officeDocument/2006/math" xmlns:v="urn:schemas-microsoft-com:vml" xmlns:wp14="http://schemas.microsoft.com/office/word/2010/wordprocessingDrawing" xmlns:wp="http://schemas.openxmlformats.org/drawingml/2006/wordprocessingDrawing" xmlns:w10="urn:schemas-microsoft-com:office:word" xmlns:w="http://schemas.openxmlformats.org/wordprocessingml/2006/main" xmlns:w14="http://schemas.microsoft.com/office/word/2010/wordml" xmlns:w15="http://schemas.microsoft.com/office/word/2012/wordml" xmlns:w16cex="http://schemas.microsoft.com/office/word/2018/wordml/cex" xmlns:w16cid="http://schemas.microsoft.com/office/word/2016/wordml/cid" xmlns:w16="http://schemas.microsoft.com/office/word/2018/wordml" xmlns:w16du="http://schemas.microsoft.com/office/word/2023/wordml/word16du" xmlns:w16sdtdh="http://schemas.microsoft.com/office/word/2020/wordml/sdtdatahash" xmlns:w16se="http://schemas.microsoft.com/office/word/2015/wordml/symex" xmlns:wpg="http://schemas.microsoft.com/office/word/2010/wordprocessingGroup" xmlns:wpi="http://schemas.microsoft.com/office/word/2010/wordprocessingInk" xmlns:wne="http://schemas.microsoft.com/office/word/2006/wordml" xmlns:wps="http://schemas.microsoft.com/office/word/2010/wordprocessingShape" mc:Ignorable="w14 w15 w16se w16cid w16 w16cex w16sdtdh wp14">
+<w:footnotes xmlns:wpc="http://schemas.microsoft.com/office/word/2010/wordprocessingCanvas" xmlns:cx="http://schemas.microsoft.com/office/drawing/2014/chartex" xmlns:cx1="http://schemas.microsoft.com/office/drawing/2015/9/8/chartex" xmlns:cx2="http://schemas.microsoft.com/office/drawing/2015/10/21/chartex" xmlns:cx3="http://schemas.microsoft.com/office/drawing/2016/5/9/chartex" xmlns:cx4="http://schemas.microsoft.com/office/drawing/2016/5/10/chartex" xmlns:cx5="http://schemas.microsoft.com/office/drawing/2016/5/11/chartex" xmlns:cx6="http://schemas.microsoft.com/office/drawing/2016/5/12/chartex" xmlns:cx7="http://schemas.microsoft.com/office/drawing/2016/5/13/chartex" xmlns:cx8="http://schemas.microsoft.com/office/drawing/2016/5/14/chartex" xmlns:mc="http://schemas.openxmlformats.org/markup-compatibility/2006" xmlns:aink="http://schemas.microsoft.com/office/drawing/2016/ink" xmlns:am3d="http://schemas.microsoft.com/office/drawing/2017/model3d" xmlns:o="urn:schemas-microsoft-com:office:office" xmlns:r="http://schemas.openxmlformats.org/officeDocument/2006/relationships" xmlns:m="http://schemas.openxmlformats.org/officeDocument/2006/math" xmlns:v="urn:schemas-microsoft-com:vml" xmlns:wp14="http://schemas.microsoft.com/office/word/2010/wordprocessingDrawing" xmlns:wp="http://schemas.openxmlformats.org/drawingml/2006/wordprocessingDrawing" xmlns:w10="urn:schemas-microsoft-com:office:word" xmlns:w="http://schemas.openxmlformats.org/wordprocessingml/2006/main" xmlns:w14="http://schemas.microsoft.com/office/word/2010/wordml" xmlns:w15="http://schemas.microsoft.com/office/word/2012/wordml" xmlns:w16cex="http://schemas.microsoft.com/office/word/2018/wordml/cex" xmlns:w16cid="http://schemas.microsoft.com/office/word/2016/wordml/cid" xmlns:w16="http://schemas.microsoft.com/office/word/2018/wordml" xmlns:w16sdtdh="http://schemas.microsoft.com/office/word/2020/wordml/sdtdatahash" xmlns:w16se="http://schemas.microsoft.com/office/word/2015/wordml/symex" xmlns:wpg="http://schemas.microsoft.com/office/word/2010/wordprocessingGroup" xmlns:wpi="http://schemas.microsoft.com/office/word/2010/wordprocessingInk" xmlns:wne="http://schemas.microsoft.com/office/word/2006/wordml" xmlns:wps="http://schemas.microsoft.com/office/word/2010/wordprocessingShape" mc:Ignorable="w14 w15 w16se w16cid w16 w16cex w16sdtdh wp14">
   <w:footnote w:type="separator" w:id="-1">
     <w:p>
       <w:r>
@@ -15724,7 +16804,7 @@
 </file>
 
 <file path=word/numbering.xml><?xml version="1.0" encoding="utf-8"?>
-<w:numbering xmlns:wpc="http://schemas.microsoft.com/office/word/2010/wordprocessingCanvas" xmlns:cx="http://schemas.microsoft.com/office/drawing/2014/chartex" xmlns:cx1="http://schemas.microsoft.com/office/drawing/2015/9/8/chartex" xmlns:cx2="http://schemas.microsoft.com/office/drawing/2015/10/21/chartex" xmlns:cx3="http://schemas.microsoft.com/office/drawing/2016/5/9/chartex" xmlns:cx4="http://schemas.microsoft.com/office/drawing/2016/5/10/chartex" xmlns:cx5="http://schemas.microsoft.com/office/drawing/2016/5/11/chartex" xmlns:cx6="http://schemas.microsoft.com/office/drawing/2016/5/12/chartex" xmlns:cx7="http://schemas.microsoft.com/office/drawing/2016/5/13/chartex" xmlns:cx8="http://schemas.microsoft.com/office/drawing/2016/5/14/chartex" xmlns:mc="http://schemas.openxmlformats.org/markup-compatibility/2006" xmlns:aink="http://schemas.microsoft.com/office/drawing/2016/ink" xmlns:am3d="http://schemas.microsoft.com/office/drawing/2017/model3d" xmlns:o="urn:schemas-microsoft-com:office:office" xmlns:oel="http://schemas.microsoft.com/office/2019/extlst" xmlns:r="http://schemas.openxmlformats.org/officeDocument/2006/relationships" xmlns:m="http://schemas.openxmlformats.org/officeDocument/2006/math" xmlns:v="urn:schemas-microsoft-com:vml" xmlns:wp14="http://schemas.microsoft.com/office/word/2010/wordprocessingDrawing" xmlns:wp="http://schemas.openxmlformats.org/drawingml/2006/wordprocessingDrawing" xmlns:w10="urn:schemas-microsoft-com:office:word" xmlns:w="http://schemas.openxmlformats.org/wordprocessingml/2006/main" xmlns:w14="http://schemas.microsoft.com/office/word/2010/wordml" xmlns:w15="http://schemas.microsoft.com/office/word/2012/wordml" xmlns:w16cex="http://schemas.microsoft.com/office/word/2018/wordml/cex" xmlns:w16cid="http://schemas.microsoft.com/office/word/2016/wordml/cid" xmlns:w16="http://schemas.microsoft.com/office/word/2018/wordml" xmlns:w16du="http://schemas.microsoft.com/office/word/2023/wordml/word16du" xmlns:w16sdtdh="http://schemas.microsoft.com/office/word/2020/wordml/sdtdatahash" xmlns:w16se="http://schemas.microsoft.com/office/word/2015/wordml/symex" xmlns:wpg="http://schemas.microsoft.com/office/word/2010/wordprocessingGroup" xmlns:wpi="http://schemas.microsoft.com/office/word/2010/wordprocessingInk" xmlns:wne="http://schemas.microsoft.com/office/word/2006/wordml" xmlns:wps="http://schemas.microsoft.com/office/word/2010/wordprocessingShape" mc:Ignorable="w14 w15 w16se w16cid w16 w16cex w16sdtdh wp14">
+<w:numbering xmlns:wpc="http://schemas.microsoft.com/office/word/2010/wordprocessingCanvas" xmlns:cx="http://schemas.microsoft.com/office/drawing/2014/chartex" xmlns:cx1="http://schemas.microsoft.com/office/drawing/2015/9/8/chartex" xmlns:cx2="http://schemas.microsoft.com/office/drawing/2015/10/21/chartex" xmlns:cx3="http://schemas.microsoft.com/office/drawing/2016/5/9/chartex" xmlns:cx4="http://schemas.microsoft.com/office/drawing/2016/5/10/chartex" xmlns:cx5="http://schemas.microsoft.com/office/drawing/2016/5/11/chartex" xmlns:cx6="http://schemas.microsoft.com/office/drawing/2016/5/12/chartex" xmlns:cx7="http://schemas.microsoft.com/office/drawing/2016/5/13/chartex" xmlns:cx8="http://schemas.microsoft.com/office/drawing/2016/5/14/chartex" xmlns:mc="http://schemas.openxmlformats.org/markup-compatibility/2006" xmlns:aink="http://schemas.microsoft.com/office/drawing/2016/ink" xmlns:am3d="http://schemas.microsoft.com/office/drawing/2017/model3d" xmlns:o="urn:schemas-microsoft-com:office:office" xmlns:r="http://schemas.openxmlformats.org/officeDocument/2006/relationships" xmlns:m="http://schemas.openxmlformats.org/officeDocument/2006/math" xmlns:v="urn:schemas-microsoft-com:vml" xmlns:wp14="http://schemas.microsoft.com/office/word/2010/wordprocessingDrawing" xmlns:wp="http://schemas.openxmlformats.org/drawingml/2006/wordprocessingDrawing" xmlns:w10="urn:schemas-microsoft-com:office:word" xmlns:w="http://schemas.openxmlformats.org/wordprocessingml/2006/main" xmlns:w14="http://schemas.microsoft.com/office/word/2010/wordml" xmlns:w15="http://schemas.microsoft.com/office/word/2012/wordml" xmlns:w16cex="http://schemas.microsoft.com/office/word/2018/wordml/cex" xmlns:w16cid="http://schemas.microsoft.com/office/word/2016/wordml/cid" xmlns:w16="http://schemas.microsoft.com/office/word/2018/wordml" xmlns:w16sdtdh="http://schemas.microsoft.com/office/word/2020/wordml/sdtdatahash" xmlns:w16se="http://schemas.microsoft.com/office/word/2015/wordml/symex" xmlns:wpg="http://schemas.microsoft.com/office/word/2010/wordprocessingGroup" xmlns:wpi="http://schemas.microsoft.com/office/word/2010/wordprocessingInk" xmlns:wne="http://schemas.microsoft.com/office/word/2006/wordml" xmlns:wps="http://schemas.microsoft.com/office/word/2010/wordprocessingShape" mc:Ignorable="w14 w15 w16se w16cid w16 w16cex w16sdtdh wp14">
   <w:abstractNum w:abstractNumId="0" w15:restartNumberingAfterBreak="0">
     <w:nsid w:val="02411899"/>
     <w:multiLevelType w:val="hybridMultilevel"/>
@@ -15993,6 +17073,95 @@
     </w:lvl>
   </w:abstractNum>
   <w:abstractNum w:abstractNumId="3" w15:restartNumberingAfterBreak="0">
+    <w:nsid w:val="11C265C0"/>
+    <w:multiLevelType w:val="hybridMultilevel"/>
+    <w:tmpl w:val="E982B8FC"/>
+    <w:lvl w:ilvl="0" w:tplc="4DEE27F2">
+      <w:start w:val="1"/>
+      <w:numFmt w:val="upperLetter"/>
+      <w:lvlText w:val="(%1)"/>
+      <w:lvlJc w:val="left"/>
+      <w:pPr>
+        <w:ind w:left="360" w:hanging="360"/>
+      </w:pPr>
+      <w:rPr>
+        <w:rFonts w:hint="default"/>
+      </w:rPr>
+    </w:lvl>
+    <w:lvl w:ilvl="1" w:tplc="04090019" w:tentative="1">
+      <w:start w:val="1"/>
+      <w:numFmt w:val="ideographTraditional"/>
+      <w:lvlText w:val="%2、"/>
+      <w:lvlJc w:val="left"/>
+      <w:pPr>
+        <w:ind w:left="960" w:hanging="480"/>
+      </w:pPr>
+    </w:lvl>
+    <w:lvl w:ilvl="2" w:tplc="0409001B" w:tentative="1">
+      <w:start w:val="1"/>
+      <w:numFmt w:val="lowerRoman"/>
+      <w:lvlText w:val="%3."/>
+      <w:lvlJc w:val="right"/>
+      <w:pPr>
+        <w:ind w:left="1440" w:hanging="480"/>
+      </w:pPr>
+    </w:lvl>
+    <w:lvl w:ilvl="3" w:tplc="0409000F" w:tentative="1">
+      <w:start w:val="1"/>
+      <w:numFmt w:val="decimal"/>
+      <w:lvlText w:val="%4."/>
+      <w:lvlJc w:val="left"/>
+      <w:pPr>
+        <w:ind w:left="1920" w:hanging="480"/>
+      </w:pPr>
+    </w:lvl>
+    <w:lvl w:ilvl="4" w:tplc="04090019" w:tentative="1">
+      <w:start w:val="1"/>
+      <w:numFmt w:val="ideographTraditional"/>
+      <w:lvlText w:val="%5、"/>
+      <w:lvlJc w:val="left"/>
+      <w:pPr>
+        <w:ind w:left="2400" w:hanging="480"/>
+      </w:pPr>
+    </w:lvl>
+    <w:lvl w:ilvl="5" w:tplc="0409001B" w:tentative="1">
+      <w:start w:val="1"/>
+      <w:numFmt w:val="lowerRoman"/>
+      <w:lvlText w:val="%6."/>
+      <w:lvlJc w:val="right"/>
+      <w:pPr>
+        <w:ind w:left="2880" w:hanging="480"/>
+      </w:pPr>
+    </w:lvl>
+    <w:lvl w:ilvl="6" w:tplc="0409000F" w:tentative="1">
+      <w:start w:val="1"/>
+      <w:numFmt w:val="decimal"/>
+      <w:lvlText w:val="%7."/>
+      <w:lvlJc w:val="left"/>
+      <w:pPr>
+        <w:ind w:left="3360" w:hanging="480"/>
+      </w:pPr>
+    </w:lvl>
+    <w:lvl w:ilvl="7" w:tplc="04090019" w:tentative="1">
+      <w:start w:val="1"/>
+      <w:numFmt w:val="ideographTraditional"/>
+      <w:lvlText w:val="%8、"/>
+      <w:lvlJc w:val="left"/>
+      <w:pPr>
+        <w:ind w:left="3840" w:hanging="480"/>
+      </w:pPr>
+    </w:lvl>
+    <w:lvl w:ilvl="8" w:tplc="0409001B" w:tentative="1">
+      <w:start w:val="1"/>
+      <w:numFmt w:val="lowerRoman"/>
+      <w:lvlText w:val="%9."/>
+      <w:lvlJc w:val="right"/>
+      <w:pPr>
+        <w:ind w:left="4320" w:hanging="480"/>
+      </w:pPr>
+    </w:lvl>
+  </w:abstractNum>
+  <w:abstractNum w:abstractNumId="4" w15:restartNumberingAfterBreak="0">
     <w:nsid w:val="16FB5BC5"/>
     <w:multiLevelType w:val="hybridMultilevel"/>
     <w:tmpl w:val="CDB2D14E"/>
@@ -16081,7 +17250,7 @@
       </w:pPr>
     </w:lvl>
   </w:abstractNum>
-  <w:abstractNum w:abstractNumId="4" w15:restartNumberingAfterBreak="0">
+  <w:abstractNum w:abstractNumId="5" w15:restartNumberingAfterBreak="0">
     <w:nsid w:val="17362360"/>
     <w:multiLevelType w:val="hybridMultilevel"/>
     <w:tmpl w:val="B75CBD7E"/>
@@ -16170,7 +17339,7 @@
       </w:pPr>
     </w:lvl>
   </w:abstractNum>
-  <w:abstractNum w:abstractNumId="5" w15:restartNumberingAfterBreak="0">
+  <w:abstractNum w:abstractNumId="6" w15:restartNumberingAfterBreak="0">
     <w:nsid w:val="19CE214F"/>
     <w:multiLevelType w:val="hybridMultilevel"/>
     <w:tmpl w:val="0D0A96B6"/>
@@ -16259,7 +17428,7 @@
       </w:pPr>
     </w:lvl>
   </w:abstractNum>
-  <w:abstractNum w:abstractNumId="6" w15:restartNumberingAfterBreak="0">
+  <w:abstractNum w:abstractNumId="7" w15:restartNumberingAfterBreak="0">
     <w:nsid w:val="1CAA4EE6"/>
     <w:multiLevelType w:val="hybridMultilevel"/>
     <w:tmpl w:val="D03042A6"/>
@@ -16348,7 +17517,7 @@
       </w:pPr>
     </w:lvl>
   </w:abstractNum>
-  <w:abstractNum w:abstractNumId="7" w15:restartNumberingAfterBreak="0">
+  <w:abstractNum w:abstractNumId="8" w15:restartNumberingAfterBreak="0">
     <w:nsid w:val="1CE6612B"/>
     <w:multiLevelType w:val="hybridMultilevel"/>
     <w:tmpl w:val="150CB5D8"/>
@@ -16437,7 +17606,7 @@
       </w:pPr>
     </w:lvl>
   </w:abstractNum>
-  <w:abstractNum w:abstractNumId="8" w15:restartNumberingAfterBreak="0">
+  <w:abstractNum w:abstractNumId="9" w15:restartNumberingAfterBreak="0">
     <w:nsid w:val="22B002D7"/>
     <w:multiLevelType w:val="hybridMultilevel"/>
     <w:tmpl w:val="61FC8AEC"/>
@@ -16526,7 +17695,7 @@
       </w:pPr>
     </w:lvl>
   </w:abstractNum>
-  <w:abstractNum w:abstractNumId="9" w15:restartNumberingAfterBreak="0">
+  <w:abstractNum w:abstractNumId="10" w15:restartNumberingAfterBreak="0">
     <w:nsid w:val="26ED007C"/>
     <w:multiLevelType w:val="hybridMultilevel"/>
     <w:tmpl w:val="A93A876E"/>
@@ -16615,7 +17784,7 @@
       </w:pPr>
     </w:lvl>
   </w:abstractNum>
-  <w:abstractNum w:abstractNumId="10" w15:restartNumberingAfterBreak="0">
+  <w:abstractNum w:abstractNumId="11" w15:restartNumberingAfterBreak="0">
     <w:nsid w:val="30697B34"/>
     <w:multiLevelType w:val="hybridMultilevel"/>
     <w:tmpl w:val="760E81A8"/>
@@ -16704,7 +17873,96 @@
       </w:pPr>
     </w:lvl>
   </w:abstractNum>
-  <w:abstractNum w:abstractNumId="11" w15:restartNumberingAfterBreak="0">
+  <w:abstractNum w:abstractNumId="12" w15:restartNumberingAfterBreak="0">
+    <w:nsid w:val="35442E1E"/>
+    <w:multiLevelType w:val="hybridMultilevel"/>
+    <w:tmpl w:val="D182E740"/>
+    <w:lvl w:ilvl="0" w:tplc="1602A13A">
+      <w:start w:val="1"/>
+      <w:numFmt w:val="upperLetter"/>
+      <w:lvlText w:val="(%1)"/>
+      <w:lvlJc w:val="left"/>
+      <w:pPr>
+        <w:ind w:left="360" w:hanging="360"/>
+      </w:pPr>
+      <w:rPr>
+        <w:rFonts w:hint="default"/>
+      </w:rPr>
+    </w:lvl>
+    <w:lvl w:ilvl="1" w:tplc="04090019" w:tentative="1">
+      <w:start w:val="1"/>
+      <w:numFmt w:val="ideographTraditional"/>
+      <w:lvlText w:val="%2、"/>
+      <w:lvlJc w:val="left"/>
+      <w:pPr>
+        <w:ind w:left="960" w:hanging="480"/>
+      </w:pPr>
+    </w:lvl>
+    <w:lvl w:ilvl="2" w:tplc="0409001B" w:tentative="1">
+      <w:start w:val="1"/>
+      <w:numFmt w:val="lowerRoman"/>
+      <w:lvlText w:val="%3."/>
+      <w:lvlJc w:val="right"/>
+      <w:pPr>
+        <w:ind w:left="1440" w:hanging="480"/>
+      </w:pPr>
+    </w:lvl>
+    <w:lvl w:ilvl="3" w:tplc="0409000F" w:tentative="1">
+      <w:start w:val="1"/>
+      <w:numFmt w:val="decimal"/>
+      <w:lvlText w:val="%4."/>
+      <w:lvlJc w:val="left"/>
+      <w:pPr>
+        <w:ind w:left="1920" w:hanging="480"/>
+      </w:pPr>
+    </w:lvl>
+    <w:lvl w:ilvl="4" w:tplc="04090019" w:tentative="1">
+      <w:start w:val="1"/>
+      <w:numFmt w:val="ideographTraditional"/>
+      <w:lvlText w:val="%5、"/>
+      <w:lvlJc w:val="left"/>
+      <w:pPr>
+        <w:ind w:left="2400" w:hanging="480"/>
+      </w:pPr>
+    </w:lvl>
+    <w:lvl w:ilvl="5" w:tplc="0409001B" w:tentative="1">
+      <w:start w:val="1"/>
+      <w:numFmt w:val="lowerRoman"/>
+      <w:lvlText w:val="%6."/>
+      <w:lvlJc w:val="right"/>
+      <w:pPr>
+        <w:ind w:left="2880" w:hanging="480"/>
+      </w:pPr>
+    </w:lvl>
+    <w:lvl w:ilvl="6" w:tplc="0409000F" w:tentative="1">
+      <w:start w:val="1"/>
+      <w:numFmt w:val="decimal"/>
+      <w:lvlText w:val="%7."/>
+      <w:lvlJc w:val="left"/>
+      <w:pPr>
+        <w:ind w:left="3360" w:hanging="480"/>
+      </w:pPr>
+    </w:lvl>
+    <w:lvl w:ilvl="7" w:tplc="04090019" w:tentative="1">
+      <w:start w:val="1"/>
+      <w:numFmt w:val="ideographTraditional"/>
+      <w:lvlText w:val="%8、"/>
+      <w:lvlJc w:val="left"/>
+      <w:pPr>
+        <w:ind w:left="3840" w:hanging="480"/>
+      </w:pPr>
+    </w:lvl>
+    <w:lvl w:ilvl="8" w:tplc="0409001B" w:tentative="1">
+      <w:start w:val="1"/>
+      <w:numFmt w:val="lowerRoman"/>
+      <w:lvlText w:val="%9."/>
+      <w:lvlJc w:val="right"/>
+      <w:pPr>
+        <w:ind w:left="4320" w:hanging="480"/>
+      </w:pPr>
+    </w:lvl>
+  </w:abstractNum>
+  <w:abstractNum w:abstractNumId="13" w15:restartNumberingAfterBreak="0">
     <w:nsid w:val="36301A1D"/>
     <w:multiLevelType w:val="hybridMultilevel"/>
     <w:tmpl w:val="17B01CFA"/>
@@ -16793,7 +18051,7 @@
       </w:pPr>
     </w:lvl>
   </w:abstractNum>
-  <w:abstractNum w:abstractNumId="12" w15:restartNumberingAfterBreak="0">
+  <w:abstractNum w:abstractNumId="14" w15:restartNumberingAfterBreak="0">
     <w:nsid w:val="36D37889"/>
     <w:multiLevelType w:val="hybridMultilevel"/>
     <w:tmpl w:val="89B2E3F8"/>
@@ -16882,7 +18140,7 @@
       </w:pPr>
     </w:lvl>
   </w:abstractNum>
-  <w:abstractNum w:abstractNumId="13" w15:restartNumberingAfterBreak="0">
+  <w:abstractNum w:abstractNumId="15" w15:restartNumberingAfterBreak="0">
     <w:nsid w:val="371A316D"/>
     <w:multiLevelType w:val="hybridMultilevel"/>
     <w:tmpl w:val="1CB8321C"/>
@@ -16971,7 +18229,7 @@
       </w:pPr>
     </w:lvl>
   </w:abstractNum>
-  <w:abstractNum w:abstractNumId="14" w15:restartNumberingAfterBreak="0">
+  <w:abstractNum w:abstractNumId="16" w15:restartNumberingAfterBreak="0">
     <w:nsid w:val="39496F00"/>
     <w:multiLevelType w:val="hybridMultilevel"/>
     <w:tmpl w:val="6C6CE0AC"/>
@@ -17060,7 +18318,7 @@
       </w:pPr>
     </w:lvl>
   </w:abstractNum>
-  <w:abstractNum w:abstractNumId="15" w15:restartNumberingAfterBreak="0">
+  <w:abstractNum w:abstractNumId="17" w15:restartNumberingAfterBreak="0">
     <w:nsid w:val="400F352D"/>
     <w:multiLevelType w:val="hybridMultilevel"/>
     <w:tmpl w:val="18C0E9BA"/>
@@ -17149,7 +18407,7 @@
       </w:pPr>
     </w:lvl>
   </w:abstractNum>
-  <w:abstractNum w:abstractNumId="16" w15:restartNumberingAfterBreak="0">
+  <w:abstractNum w:abstractNumId="18" w15:restartNumberingAfterBreak="0">
     <w:nsid w:val="4FB509B0"/>
     <w:multiLevelType w:val="hybridMultilevel"/>
     <w:tmpl w:val="8604D55E"/>
@@ -17238,7 +18496,7 @@
       </w:pPr>
     </w:lvl>
   </w:abstractNum>
-  <w:abstractNum w:abstractNumId="17" w15:restartNumberingAfterBreak="0">
+  <w:abstractNum w:abstractNumId="19" w15:restartNumberingAfterBreak="0">
     <w:nsid w:val="51F860B5"/>
     <w:multiLevelType w:val="hybridMultilevel"/>
     <w:tmpl w:val="016AA4DC"/>
@@ -17327,7 +18585,7 @@
       </w:pPr>
     </w:lvl>
   </w:abstractNum>
-  <w:abstractNum w:abstractNumId="18" w15:restartNumberingAfterBreak="0">
+  <w:abstractNum w:abstractNumId="20" w15:restartNumberingAfterBreak="0">
     <w:nsid w:val="53005D9A"/>
     <w:multiLevelType w:val="hybridMultilevel"/>
     <w:tmpl w:val="6F1E60CE"/>
@@ -17416,7 +18674,7 @@
       </w:pPr>
     </w:lvl>
   </w:abstractNum>
-  <w:abstractNum w:abstractNumId="19" w15:restartNumberingAfterBreak="0">
+  <w:abstractNum w:abstractNumId="21" w15:restartNumberingAfterBreak="0">
     <w:nsid w:val="5495135A"/>
     <w:multiLevelType w:val="hybridMultilevel"/>
     <w:tmpl w:val="AA88B466"/>
@@ -17505,7 +18763,7 @@
       </w:pPr>
     </w:lvl>
   </w:abstractNum>
-  <w:abstractNum w:abstractNumId="20" w15:restartNumberingAfterBreak="0">
+  <w:abstractNum w:abstractNumId="22" w15:restartNumberingAfterBreak="0">
     <w:nsid w:val="5B69241D"/>
     <w:multiLevelType w:val="hybridMultilevel"/>
     <w:tmpl w:val="B59462EA"/>
@@ -17594,7 +18852,7 @@
       </w:pPr>
     </w:lvl>
   </w:abstractNum>
-  <w:abstractNum w:abstractNumId="21" w15:restartNumberingAfterBreak="0">
+  <w:abstractNum w:abstractNumId="23" w15:restartNumberingAfterBreak="0">
     <w:nsid w:val="609177BD"/>
     <w:multiLevelType w:val="hybridMultilevel"/>
     <w:tmpl w:val="680E61BA"/>
@@ -17683,7 +18941,7 @@
       </w:pPr>
     </w:lvl>
   </w:abstractNum>
-  <w:abstractNum w:abstractNumId="22" w15:restartNumberingAfterBreak="0">
+  <w:abstractNum w:abstractNumId="24" w15:restartNumberingAfterBreak="0">
     <w:nsid w:val="647A59BB"/>
     <w:multiLevelType w:val="hybridMultilevel"/>
     <w:tmpl w:val="B6ECFFB6"/>
@@ -17772,7 +19030,7 @@
       </w:pPr>
     </w:lvl>
   </w:abstractNum>
-  <w:abstractNum w:abstractNumId="23" w15:restartNumberingAfterBreak="0">
+  <w:abstractNum w:abstractNumId="25" w15:restartNumberingAfterBreak="0">
     <w:nsid w:val="6F2E0A24"/>
     <w:multiLevelType w:val="hybridMultilevel"/>
     <w:tmpl w:val="43521F5A"/>
@@ -17861,7 +19119,7 @@
       </w:pPr>
     </w:lvl>
   </w:abstractNum>
-  <w:abstractNum w:abstractNumId="24" w15:restartNumberingAfterBreak="0">
+  <w:abstractNum w:abstractNumId="26" w15:restartNumberingAfterBreak="0">
     <w:nsid w:val="71274037"/>
     <w:multiLevelType w:val="hybridMultilevel"/>
     <w:tmpl w:val="01AA0F8E"/>
@@ -17950,7 +19208,7 @@
       </w:pPr>
     </w:lvl>
   </w:abstractNum>
-  <w:abstractNum w:abstractNumId="25" w15:restartNumberingAfterBreak="0">
+  <w:abstractNum w:abstractNumId="27" w15:restartNumberingAfterBreak="0">
     <w:nsid w:val="73DC2168"/>
     <w:multiLevelType w:val="hybridMultilevel"/>
     <w:tmpl w:val="E56C0A66"/>
@@ -18039,7 +19297,7 @@
       </w:pPr>
     </w:lvl>
   </w:abstractNum>
-  <w:abstractNum w:abstractNumId="26" w15:restartNumberingAfterBreak="0">
+  <w:abstractNum w:abstractNumId="28" w15:restartNumberingAfterBreak="0">
     <w:nsid w:val="75226988"/>
     <w:multiLevelType w:val="hybridMultilevel"/>
     <w:tmpl w:val="FE52247A"/>
@@ -18128,7 +19386,7 @@
       </w:pPr>
     </w:lvl>
   </w:abstractNum>
-  <w:abstractNum w:abstractNumId="27" w15:restartNumberingAfterBreak="0">
+  <w:abstractNum w:abstractNumId="29" w15:restartNumberingAfterBreak="0">
     <w:nsid w:val="775001FE"/>
     <w:multiLevelType w:val="hybridMultilevel"/>
     <w:tmpl w:val="D26051BC"/>
@@ -18217,7 +19475,7 @@
       </w:pPr>
     </w:lvl>
   </w:abstractNum>
-  <w:abstractNum w:abstractNumId="28" w15:restartNumberingAfterBreak="0">
+  <w:abstractNum w:abstractNumId="30" w15:restartNumberingAfterBreak="0">
     <w:nsid w:val="7B123881"/>
     <w:multiLevelType w:val="hybridMultilevel"/>
     <w:tmpl w:val="A59E4332"/>
@@ -18306,7 +19564,7 @@
       </w:pPr>
     </w:lvl>
   </w:abstractNum>
-  <w:abstractNum w:abstractNumId="29" w15:restartNumberingAfterBreak="0">
+  <w:abstractNum w:abstractNumId="31" w15:restartNumberingAfterBreak="0">
     <w:nsid w:val="7C187F3C"/>
     <w:multiLevelType w:val="hybridMultilevel"/>
     <w:tmpl w:val="7C3EB84C"/>
@@ -18395,7 +19653,7 @@
       </w:pPr>
     </w:lvl>
   </w:abstractNum>
-  <w:abstractNum w:abstractNumId="30" w15:restartNumberingAfterBreak="0">
+  <w:abstractNum w:abstractNumId="32" w15:restartNumberingAfterBreak="0">
     <w:nsid w:val="7D8370E3"/>
     <w:multiLevelType w:val="hybridMultilevel"/>
     <w:tmpl w:val="706C694C"/>
@@ -18484,98 +19742,196 @@
       </w:pPr>
     </w:lvl>
   </w:abstractNum>
-  <w:num w:numId="1" w16cid:durableId="153104592">
+  <w:abstractNum w:abstractNumId="33" w15:restartNumberingAfterBreak="0">
+    <w:nsid w:val="7E5421B4"/>
+    <w:multiLevelType w:val="hybridMultilevel"/>
+    <w:tmpl w:val="32101888"/>
+    <w:lvl w:ilvl="0" w:tplc="98162EA8">
+      <w:start w:val="1"/>
+      <w:numFmt w:val="upperLetter"/>
+      <w:lvlText w:val="(%1)"/>
+      <w:lvlJc w:val="left"/>
+      <w:pPr>
+        <w:ind w:left="360" w:hanging="360"/>
+      </w:pPr>
+      <w:rPr>
+        <w:rFonts w:hint="default"/>
+      </w:rPr>
+    </w:lvl>
+    <w:lvl w:ilvl="1" w:tplc="04090019" w:tentative="1">
+      <w:start w:val="1"/>
+      <w:numFmt w:val="ideographTraditional"/>
+      <w:lvlText w:val="%2、"/>
+      <w:lvlJc w:val="left"/>
+      <w:pPr>
+        <w:ind w:left="960" w:hanging="480"/>
+      </w:pPr>
+    </w:lvl>
+    <w:lvl w:ilvl="2" w:tplc="0409001B" w:tentative="1">
+      <w:start w:val="1"/>
+      <w:numFmt w:val="lowerRoman"/>
+      <w:lvlText w:val="%3."/>
+      <w:lvlJc w:val="right"/>
+      <w:pPr>
+        <w:ind w:left="1440" w:hanging="480"/>
+      </w:pPr>
+    </w:lvl>
+    <w:lvl w:ilvl="3" w:tplc="0409000F" w:tentative="1">
+      <w:start w:val="1"/>
+      <w:numFmt w:val="decimal"/>
+      <w:lvlText w:val="%4."/>
+      <w:lvlJc w:val="left"/>
+      <w:pPr>
+        <w:ind w:left="1920" w:hanging="480"/>
+      </w:pPr>
+    </w:lvl>
+    <w:lvl w:ilvl="4" w:tplc="04090019" w:tentative="1">
+      <w:start w:val="1"/>
+      <w:numFmt w:val="ideographTraditional"/>
+      <w:lvlText w:val="%5、"/>
+      <w:lvlJc w:val="left"/>
+      <w:pPr>
+        <w:ind w:left="2400" w:hanging="480"/>
+      </w:pPr>
+    </w:lvl>
+    <w:lvl w:ilvl="5" w:tplc="0409001B" w:tentative="1">
+      <w:start w:val="1"/>
+      <w:numFmt w:val="lowerRoman"/>
+      <w:lvlText w:val="%6."/>
+      <w:lvlJc w:val="right"/>
+      <w:pPr>
+        <w:ind w:left="2880" w:hanging="480"/>
+      </w:pPr>
+    </w:lvl>
+    <w:lvl w:ilvl="6" w:tplc="0409000F" w:tentative="1">
+      <w:start w:val="1"/>
+      <w:numFmt w:val="decimal"/>
+      <w:lvlText w:val="%7."/>
+      <w:lvlJc w:val="left"/>
+      <w:pPr>
+        <w:ind w:left="3360" w:hanging="480"/>
+      </w:pPr>
+    </w:lvl>
+    <w:lvl w:ilvl="7" w:tplc="04090019" w:tentative="1">
+      <w:start w:val="1"/>
+      <w:numFmt w:val="ideographTraditional"/>
+      <w:lvlText w:val="%8、"/>
+      <w:lvlJc w:val="left"/>
+      <w:pPr>
+        <w:ind w:left="3840" w:hanging="480"/>
+      </w:pPr>
+    </w:lvl>
+    <w:lvl w:ilvl="8" w:tplc="0409001B" w:tentative="1">
+      <w:start w:val="1"/>
+      <w:numFmt w:val="lowerRoman"/>
+      <w:lvlText w:val="%9."/>
+      <w:lvlJc w:val="right"/>
+      <w:pPr>
+        <w:ind w:left="4320" w:hanging="480"/>
+      </w:pPr>
+    </w:lvl>
+  </w:abstractNum>
+  <w:num w:numId="1">
+    <w:abstractNumId w:val="21"/>
+  </w:num>
+  <w:num w:numId="2">
+    <w:abstractNumId w:val="29"/>
+  </w:num>
+  <w:num w:numId="3">
+    <w:abstractNumId w:val="5"/>
+  </w:num>
+  <w:num w:numId="4">
+    <w:abstractNumId w:val="30"/>
+  </w:num>
+  <w:num w:numId="5">
+    <w:abstractNumId w:val="16"/>
+  </w:num>
+  <w:num w:numId="6">
+    <w:abstractNumId w:val="17"/>
+  </w:num>
+  <w:num w:numId="7">
+    <w:abstractNumId w:val="9"/>
+  </w:num>
+  <w:num w:numId="8">
+    <w:abstractNumId w:val="20"/>
+  </w:num>
+  <w:num w:numId="9">
+    <w:abstractNumId w:val="11"/>
+  </w:num>
+  <w:num w:numId="10">
+    <w:abstractNumId w:val="18"/>
+  </w:num>
+  <w:num w:numId="11">
+    <w:abstractNumId w:val="22"/>
+  </w:num>
+  <w:num w:numId="12">
+    <w:abstractNumId w:val="32"/>
+  </w:num>
+  <w:num w:numId="13">
+    <w:abstractNumId w:val="27"/>
+  </w:num>
+  <w:num w:numId="14">
+    <w:abstractNumId w:val="24"/>
+  </w:num>
+  <w:num w:numId="15">
+    <w:abstractNumId w:val="8"/>
+  </w:num>
+  <w:num w:numId="16">
+    <w:abstractNumId w:val="4"/>
+  </w:num>
+  <w:num w:numId="17">
+    <w:abstractNumId w:val="7"/>
+  </w:num>
+  <w:num w:numId="18">
+    <w:abstractNumId w:val="0"/>
+  </w:num>
+  <w:num w:numId="19">
+    <w:abstractNumId w:val="6"/>
+  </w:num>
+  <w:num w:numId="20">
+    <w:abstractNumId w:val="2"/>
+  </w:num>
+  <w:num w:numId="21">
+    <w:abstractNumId w:val="31"/>
+  </w:num>
+  <w:num w:numId="22">
+    <w:abstractNumId w:val="1"/>
+  </w:num>
+  <w:num w:numId="23">
+    <w:abstractNumId w:val="15"/>
+  </w:num>
+  <w:num w:numId="24">
     <w:abstractNumId w:val="19"/>
   </w:num>
-  <w:num w:numId="2" w16cid:durableId="1266691548">
-    <w:abstractNumId w:val="27"/>
-  </w:num>
-  <w:num w:numId="3" w16cid:durableId="773944655">
-    <w:abstractNumId w:val="4"/>
-  </w:num>
-  <w:num w:numId="4" w16cid:durableId="1101072802">
+  <w:num w:numId="25">
     <w:abstractNumId w:val="28"/>
   </w:num>
-  <w:num w:numId="5" w16cid:durableId="1842891432">
+  <w:num w:numId="26">
+    <w:abstractNumId w:val="13"/>
+  </w:num>
+  <w:num w:numId="27">
+    <w:abstractNumId w:val="10"/>
+  </w:num>
+  <w:num w:numId="28">
+    <w:abstractNumId w:val="23"/>
+  </w:num>
+  <w:num w:numId="29">
+    <w:abstractNumId w:val="26"/>
+  </w:num>
+  <w:num w:numId="30">
     <w:abstractNumId w:val="14"/>
   </w:num>
-  <w:num w:numId="6" w16cid:durableId="98575724">
-    <w:abstractNumId w:val="15"/>
-  </w:num>
-  <w:num w:numId="7" w16cid:durableId="141774845">
-    <w:abstractNumId w:val="8"/>
-  </w:num>
-  <w:num w:numId="8" w16cid:durableId="847870129">
-    <w:abstractNumId w:val="18"/>
-  </w:num>
-  <w:num w:numId="9" w16cid:durableId="1751586779">
-    <w:abstractNumId w:val="10"/>
-  </w:num>
-  <w:num w:numId="10" w16cid:durableId="1707098164">
-    <w:abstractNumId w:val="16"/>
-  </w:num>
-  <w:num w:numId="11" w16cid:durableId="437868781">
-    <w:abstractNumId w:val="20"/>
-  </w:num>
-  <w:num w:numId="12" w16cid:durableId="818955995">
-    <w:abstractNumId w:val="30"/>
-  </w:num>
-  <w:num w:numId="13" w16cid:durableId="2113091008">
+  <w:num w:numId="31">
     <w:abstractNumId w:val="25"/>
   </w:num>
-  <w:num w:numId="14" w16cid:durableId="908882871">
-    <w:abstractNumId w:val="22"/>
+  <w:num w:numId="32">
+    <w:abstractNumId w:val="33"/>
   </w:num>
-  <w:num w:numId="15" w16cid:durableId="1861236110">
-    <w:abstractNumId w:val="7"/>
-  </w:num>
-  <w:num w:numId="16" w16cid:durableId="1112937551">
-    <w:abstractNumId w:val="3"/>
-  </w:num>
-  <w:num w:numId="17" w16cid:durableId="25954909">
-    <w:abstractNumId w:val="6"/>
-  </w:num>
-  <w:num w:numId="18" w16cid:durableId="1923443073">
-    <w:abstractNumId w:val="0"/>
-  </w:num>
-  <w:num w:numId="19" w16cid:durableId="1783911321">
-    <w:abstractNumId w:val="5"/>
-  </w:num>
-  <w:num w:numId="20" w16cid:durableId="589394572">
-    <w:abstractNumId w:val="2"/>
-  </w:num>
-  <w:num w:numId="21" w16cid:durableId="1933395826">
-    <w:abstractNumId w:val="29"/>
-  </w:num>
-  <w:num w:numId="22" w16cid:durableId="988285260">
-    <w:abstractNumId w:val="1"/>
-  </w:num>
-  <w:num w:numId="23" w16cid:durableId="1103499179">
-    <w:abstractNumId w:val="13"/>
-  </w:num>
-  <w:num w:numId="24" w16cid:durableId="461386812">
-    <w:abstractNumId w:val="17"/>
-  </w:num>
-  <w:num w:numId="25" w16cid:durableId="1334189553">
-    <w:abstractNumId w:val="26"/>
-  </w:num>
-  <w:num w:numId="26" w16cid:durableId="559243370">
-    <w:abstractNumId w:val="11"/>
-  </w:num>
-  <w:num w:numId="27" w16cid:durableId="147595502">
-    <w:abstractNumId w:val="9"/>
-  </w:num>
-  <w:num w:numId="28" w16cid:durableId="566302474">
-    <w:abstractNumId w:val="21"/>
-  </w:num>
-  <w:num w:numId="29" w16cid:durableId="36861657">
-    <w:abstractNumId w:val="24"/>
-  </w:num>
-  <w:num w:numId="30" w16cid:durableId="615138636">
+  <w:num w:numId="33">
     <w:abstractNumId w:val="12"/>
   </w:num>
-  <w:num w:numId="31" w16cid:durableId="1032070836">
-    <w:abstractNumId w:val="23"/>
+  <w:num w:numId="34">
+    <w:abstractNumId w:val="3"/>
   </w:num>
 </w:numbering>
 </file>

--- a/碩一/TOEIC/介係詞代名詞.docx
+++ b/碩一/TOEIC/介係詞代名詞.docx
@@ -1,6 +1,6 @@
 
 <file path=word/document.xml><?xml version="1.0" encoding="utf-8"?>
-<w:document xmlns:wpc="http://schemas.microsoft.com/office/word/2010/wordprocessingCanvas" xmlns:cx="http://schemas.microsoft.com/office/drawing/2014/chartex" xmlns:cx1="http://schemas.microsoft.com/office/drawing/2015/9/8/chartex" xmlns:cx2="http://schemas.microsoft.com/office/drawing/2015/10/21/chartex" xmlns:cx3="http://schemas.microsoft.com/office/drawing/2016/5/9/chartex" xmlns:cx4="http://schemas.microsoft.com/office/drawing/2016/5/10/chartex" xmlns:cx5="http://schemas.microsoft.com/office/drawing/2016/5/11/chartex" xmlns:cx6="http://schemas.microsoft.com/office/drawing/2016/5/12/chartex" xmlns:cx7="http://schemas.microsoft.com/office/drawing/2016/5/13/chartex" xmlns:cx8="http://schemas.microsoft.com/office/drawing/2016/5/14/chartex" xmlns:mc="http://schemas.openxmlformats.org/markup-compatibility/2006" xmlns:aink="http://schemas.microsoft.com/office/drawing/2016/ink" xmlns:am3d="http://schemas.microsoft.com/office/drawing/2017/model3d" xmlns:o="urn:schemas-microsoft-com:office:office" xmlns:r="http://schemas.openxmlformats.org/officeDocument/2006/relationships" xmlns:m="http://schemas.openxmlformats.org/officeDocument/2006/math" xmlns:v="urn:schemas-microsoft-com:vml" xmlns:wp14="http://schemas.microsoft.com/office/word/2010/wordprocessingDrawing" xmlns:wp="http://schemas.openxmlformats.org/drawingml/2006/wordprocessingDrawing" xmlns:w10="urn:schemas-microsoft-com:office:word" xmlns:w="http://schemas.openxmlformats.org/wordprocessingml/2006/main" xmlns:w14="http://schemas.microsoft.com/office/word/2010/wordml" xmlns:w15="http://schemas.microsoft.com/office/word/2012/wordml" xmlns:w16cex="http://schemas.microsoft.com/office/word/2018/wordml/cex" xmlns:w16cid="http://schemas.microsoft.com/office/word/2016/wordml/cid" xmlns:w16="http://schemas.microsoft.com/office/word/2018/wordml" xmlns:w16sdtdh="http://schemas.microsoft.com/office/word/2020/wordml/sdtdatahash" xmlns:w16se="http://schemas.microsoft.com/office/word/2015/wordml/symex" xmlns:wpg="http://schemas.microsoft.com/office/word/2010/wordprocessingGroup" xmlns:wpi="http://schemas.microsoft.com/office/word/2010/wordprocessingInk" xmlns:wne="http://schemas.microsoft.com/office/word/2006/wordml" xmlns:wps="http://schemas.microsoft.com/office/word/2010/wordprocessingShape" mc:Ignorable="w14 w15 w16se w16cid w16 w16cex w16sdtdh wp14">
+<w:document xmlns:wpc="http://schemas.microsoft.com/office/word/2010/wordprocessingCanvas" xmlns:cx="http://schemas.microsoft.com/office/drawing/2014/chartex" xmlns:cx1="http://schemas.microsoft.com/office/drawing/2015/9/8/chartex" xmlns:cx2="http://schemas.microsoft.com/office/drawing/2015/10/21/chartex" xmlns:cx3="http://schemas.microsoft.com/office/drawing/2016/5/9/chartex" xmlns:cx4="http://schemas.microsoft.com/office/drawing/2016/5/10/chartex" xmlns:cx5="http://schemas.microsoft.com/office/drawing/2016/5/11/chartex" xmlns:cx6="http://schemas.microsoft.com/office/drawing/2016/5/12/chartex" xmlns:cx7="http://schemas.microsoft.com/office/drawing/2016/5/13/chartex" xmlns:cx8="http://schemas.microsoft.com/office/drawing/2016/5/14/chartex" xmlns:mc="http://schemas.openxmlformats.org/markup-compatibility/2006" xmlns:aink="http://schemas.microsoft.com/office/drawing/2016/ink" xmlns:am3d="http://schemas.microsoft.com/office/drawing/2017/model3d" xmlns:o="urn:schemas-microsoft-com:office:office" xmlns:oel="http://schemas.microsoft.com/office/2019/extlst" xmlns:r="http://schemas.openxmlformats.org/officeDocument/2006/relationships" xmlns:m="http://schemas.openxmlformats.org/officeDocument/2006/math" xmlns:v="urn:schemas-microsoft-com:vml" xmlns:wp14="http://schemas.microsoft.com/office/word/2010/wordprocessingDrawing" xmlns:wp="http://schemas.openxmlformats.org/drawingml/2006/wordprocessingDrawing" xmlns:w10="urn:schemas-microsoft-com:office:word" xmlns:w="http://schemas.openxmlformats.org/wordprocessingml/2006/main" xmlns:w14="http://schemas.microsoft.com/office/word/2010/wordml" xmlns:w15="http://schemas.microsoft.com/office/word/2012/wordml" xmlns:w16cex="http://schemas.microsoft.com/office/word/2018/wordml/cex" xmlns:w16cid="http://schemas.microsoft.com/office/word/2016/wordml/cid" xmlns:w16="http://schemas.microsoft.com/office/word/2018/wordml" xmlns:w16du="http://schemas.microsoft.com/office/word/2023/wordml/word16du" xmlns:w16sdtdh="http://schemas.microsoft.com/office/word/2020/wordml/sdtdatahash" xmlns:w16se="http://schemas.microsoft.com/office/word/2015/wordml/symex" xmlns:wpg="http://schemas.microsoft.com/office/word/2010/wordprocessingGroup" xmlns:wpi="http://schemas.microsoft.com/office/word/2010/wordprocessingInk" xmlns:wne="http://schemas.microsoft.com/office/word/2006/wordml" xmlns:wps="http://schemas.microsoft.com/office/word/2010/wordprocessingShape" mc:Ignorable="w14 w15 w16se w16cid w16 w16cex w16sdtdh wp14">
   <w:body>
     <w:p>
       <w:proofErr w:type="spellStart"/>
@@ -11487,11 +11487,19 @@
         </w:rPr>
         <w:t>(</w:t>
       </w:r>
-      <w:r>
-        <w:rPr>
-          <w:rFonts w:hint="eastAsia"/>
-        </w:rPr>
-        <w:t>多益常見的使役動詞</w:t>
+      <w:proofErr w:type="gramStart"/>
+      <w:r>
+        <w:rPr>
+          <w:rFonts w:hint="eastAsia"/>
+        </w:rPr>
+        <w:t>多益常見</w:t>
+      </w:r>
+      <w:proofErr w:type="gramEnd"/>
+      <w:r>
+        <w:rPr>
+          <w:rFonts w:hint="eastAsia"/>
+        </w:rPr>
+        <w:t>的使役動詞</w:t>
       </w:r>
       <w:r>
         <w:rPr>
@@ -11500,21 +11508,58 @@
         <w:t>)</w:t>
       </w:r>
       <w:r>
-        <w:t>+O+</w:t>
+        <w:t>+O+PP</w:t>
+      </w:r>
+      <w:r>
+        <w:t>(</w:t>
+      </w:r>
+      <w:r>
+        <w:rPr>
+          <w:rFonts w:hint="eastAsia"/>
+        </w:rPr>
+        <w:t>被動</w:t>
+      </w:r>
+      <w:r>
+        <w:rPr>
+          <w:rFonts w:hint="eastAsia"/>
+        </w:rPr>
+        <w:t>)</w:t>
+      </w:r>
+    </w:p>
+    <w:p>
+      <w:proofErr w:type="spellStart"/>
+      <w:r>
+        <w:rPr>
+          <w:rFonts w:hint="eastAsia"/>
+        </w:rPr>
+        <w:t>S</w:t>
+      </w:r>
+      <w:r>
+        <w:t>+get</w:t>
+      </w:r>
+      <w:proofErr w:type="spellEnd"/>
+      <w:r>
+        <w:t>/want/order/force/suggest…</w:t>
+      </w:r>
+      <w:r>
+        <w:rPr>
+          <w:rFonts w:hint="eastAsia"/>
+        </w:rPr>
+        <w:t>(</w:t>
       </w:r>
       <w:proofErr w:type="gramStart"/>
       <w:r>
-        <w:t>PP</w:t>
-      </w:r>
-      <w:r>
-        <w:t>(</w:t>
+        <w:rPr>
+          <w:rFonts w:hint="eastAsia"/>
+        </w:rPr>
+        <w:t>多益常見</w:t>
       </w:r>
       <w:proofErr w:type="gramEnd"/>
       <w:r>
         <w:rPr>
           <w:rFonts w:hint="eastAsia"/>
         </w:rPr>
-        <w:t>被動</w:t>
+        <w:t>的使役動詞</w:t>
       </w:r>
       <w:r>
         <w:rPr>
@@ -11522,48 +11567,9 @@
         </w:rPr>
         <w:t>)</w:t>
       </w:r>
-    </w:p>
-    <w:p>
-      <w:proofErr w:type="spellStart"/>
-      <w:r>
-        <w:rPr>
-          <w:rFonts w:hint="eastAsia"/>
-        </w:rPr>
-        <w:t>S</w:t>
-      </w:r>
-      <w:r>
-        <w:t>+get</w:t>
-      </w:r>
-      <w:proofErr w:type="spellEnd"/>
-      <w:r>
-        <w:t>/want/order/force/suggest…</w:t>
-      </w:r>
-      <w:r>
-        <w:rPr>
-          <w:rFonts w:hint="eastAsia"/>
-        </w:rPr>
-        <w:t>(</w:t>
-      </w:r>
-      <w:r>
-        <w:rPr>
-          <w:rFonts w:hint="eastAsia"/>
-        </w:rPr>
-        <w:t>多益常見的使役動詞</w:t>
-      </w:r>
-      <w:r>
-        <w:rPr>
-          <w:rFonts w:hint="eastAsia"/>
-        </w:rPr>
-        <w:t>)</w:t>
-      </w:r>
-      <w:r>
-        <w:t>+O+</w:t>
-      </w:r>
-      <w:proofErr w:type="gramStart"/>
-      <w:r>
-        <w:t>PP(</w:t>
-      </w:r>
-      <w:proofErr w:type="gramEnd"/>
+      <w:r>
+        <w:t>+O+PP(</w:t>
+      </w:r>
       <w:r>
         <w:rPr>
           <w:rFonts w:hint="eastAsia"/>
@@ -15624,10 +15630,7 @@
         <w:t>註冊、</w:t>
       </w:r>
       <w:r>
-        <w:t>entails</w:t>
-      </w:r>
-      <w:r>
-        <w:t xml:space="preserve"> v.</w:t>
+        <w:t>entails v.</w:t>
       </w:r>
       <w:r>
         <w:rPr>
@@ -15651,10 +15654,7 @@
         <w:t>必要、</w:t>
       </w:r>
       <w:r>
-        <w:t>above</w:t>
-      </w:r>
-      <w:r>
-        <w:t xml:space="preserve"> </w:t>
+        <w:t xml:space="preserve">above </w:t>
       </w:r>
       <w:proofErr w:type="spellStart"/>
       <w:r>
@@ -15938,17 +15938,9 @@
     </w:p>
     <w:p/>
     <w:p>
-      <w:pPr>
-        <w:rPr>
-          <w:rFonts w:hint="eastAsia"/>
-        </w:rPr>
-      </w:pPr>
       <w:r>
         <w:lastRenderedPageBreak/>
-        <w:t>topic</w:t>
-      </w:r>
-      <w:r>
-        <w:t xml:space="preserve"> </w:t>
+        <w:t xml:space="preserve">topic </w:t>
       </w:r>
       <w:r>
         <w:rPr>
@@ -15966,10 +15958,7 @@
         <w:t>議題、</w:t>
       </w:r>
       <w:r>
-        <w:t xml:space="preserve">confirmed </w:t>
-      </w:r>
-      <w:r>
-        <w:t>v.</w:t>
+        <w:t>confirmed v.</w:t>
       </w:r>
       <w:r>
         <w:rPr>
@@ -15980,10 +15969,7 @@
     </w:p>
     <w:p>
       <w:r>
-        <w:t>confirmed</w:t>
-      </w:r>
-      <w:r>
-        <w:t>(v1)</w:t>
+        <w:t>confirmed(v1)</w:t>
       </w:r>
       <w:r>
         <w:rPr>
@@ -15992,10 +15978,7 @@
         <w:t>、</w:t>
       </w:r>
       <w:r>
-        <w:t>will be</w:t>
-      </w:r>
-      <w:r>
-        <w:t>(v2)-&gt;</w:t>
+        <w:t>will be(v2)-&gt;</w:t>
       </w:r>
       <w:r>
         <w:rPr>
@@ -16021,10 +16004,7 @@
     </w:p>
     <w:p>
       <w:r>
-        <w:t xml:space="preserve">confirmed </w:t>
-      </w:r>
-      <w:r>
-        <w:t>(</w:t>
+        <w:t>confirmed (</w:t>
       </w:r>
       <w:proofErr w:type="spellStart"/>
       <w:r>
@@ -16195,10 +16175,7 @@
     <w:p/>
     <w:p>
       <w:r>
-        <w:t>demonstrated</w:t>
-      </w:r>
-      <w:r>
-        <w:t xml:space="preserve"> v.</w:t>
+        <w:t>demonstrated v.</w:t>
       </w:r>
       <w:r>
         <w:rPr>
@@ -16219,10 +16196,7 @@
         <w:t>展示、</w:t>
       </w:r>
       <w:r>
-        <w:t>exceptional</w:t>
-      </w:r>
-      <w:r>
-        <w:t xml:space="preserve"> adj.</w:t>
+        <w:t>exceptional adj.</w:t>
       </w:r>
       <w:r>
         <w:rPr>
@@ -16256,11 +16230,6 @@
       </w:r>
     </w:p>
     <w:p>
-      <w:pPr>
-        <w:rPr>
-          <w:rFonts w:hint="eastAsia"/>
-        </w:rPr>
-      </w:pPr>
       <w:r>
         <w:t>quality</w:t>
       </w:r>
@@ -16328,13 +16297,7 @@
         <w:t>儲備幹部</w:t>
       </w:r>
     </w:p>
-    <w:p>
-      <w:pPr>
-        <w:rPr>
-          <w:rFonts w:hint="eastAsia"/>
-        </w:rPr>
-      </w:pPr>
-    </w:p>
+    <w:p/>
     <w:p>
       <w:r>
         <w:rPr>
@@ -16697,50 +16660,2033 @@
     <w:p/>
     <w:p>
       <w:r>
-        <w:t xml:space="preserve">Fine eating establishments are booming all across the city center as more and more </w:t>
-      </w:r>
+        <w:t xml:space="preserve">Great Books Bookstore is open from Monday </w:t>
+      </w:r>
+      <w:r>
+        <w:rPr>
+          <w:highlight w:val="yellow"/>
+        </w:rPr>
+        <w:t>through</w:t>
+      </w:r>
+      <w:r>
+        <w:t xml:space="preserve"> Friday,10 a.m. to 6 p.m.</w:t>
+      </w:r>
+    </w:p>
+    <w:p>
+      <w:r>
+        <w:t>(A</w:t>
+      </w:r>
+      <w:r>
+        <w:rPr>
+          <w:rFonts w:hint="eastAsia"/>
+        </w:rPr>
+        <w:t>)</w:t>
+      </w:r>
+      <w:r>
+        <w:t>on</w:t>
+      </w:r>
+      <w:r>
+        <w:rPr>
+          <w:highlight w:val="yellow"/>
+        </w:rPr>
+        <w:t>(B)through</w:t>
+      </w:r>
+      <w:r>
+        <w:rPr>
+          <w:rFonts w:hint="eastAsia"/>
+        </w:rPr>
+        <w:t>也有穿越的意思</w:t>
+      </w:r>
+      <w:r>
+        <w:t>(c</w:t>
+      </w:r>
+      <w:r>
+        <w:rPr>
+          <w:rFonts w:hint="eastAsia"/>
+        </w:rPr>
+        <w:t>)</w:t>
+      </w:r>
+      <w:r>
+        <w:t>over</w:t>
+      </w:r>
+      <w:r>
+        <w:rPr>
+          <w:rFonts w:hint="eastAsia"/>
+        </w:rPr>
+        <w:t>超過</w:t>
+      </w:r>
+      <w:r>
+        <w:t>…/</w:t>
+      </w:r>
+      <w:r>
+        <w:rPr>
+          <w:rFonts w:hint="eastAsia"/>
+        </w:rPr>
+        <w:t>在</w:t>
+      </w:r>
+      <w:r>
+        <w:rPr>
+          <w:rFonts w:hint="eastAsia"/>
+        </w:rPr>
+        <w:t>.</w:t>
+      </w:r>
+      <w:r>
+        <w:t>.</w:t>
+      </w:r>
+      <w:r>
+        <w:rPr>
+          <w:rFonts w:hint="eastAsia"/>
+        </w:rPr>
+        <w:t>上方</w:t>
+      </w:r>
+      <w:r>
+        <w:rPr>
+          <w:rFonts w:hint="eastAsia"/>
+        </w:rPr>
+        <w:t>(</w:t>
+      </w:r>
+      <w:r>
+        <w:rPr>
+          <w:rFonts w:hint="eastAsia"/>
+        </w:rPr>
+        <w:t>無接觸</w:t>
+      </w:r>
+      <w:r>
+        <w:rPr>
+          <w:rFonts w:hint="eastAsia"/>
+        </w:rPr>
+        <w:t>)</w:t>
+      </w:r>
+    </w:p>
+    <w:p>
+      <w:r>
+        <w:t>(D)towards</w:t>
+      </w:r>
+      <w:r>
+        <w:rPr>
+          <w:rFonts w:hint="eastAsia"/>
+        </w:rPr>
+        <w:t>朝</w:t>
+      </w:r>
+      <w:r>
+        <w:rPr>
+          <w:rFonts w:hint="eastAsia"/>
+        </w:rPr>
+        <w:t>.</w:t>
+      </w:r>
+      <w:r>
+        <w:t>.</w:t>
+      </w:r>
+      <w:r>
+        <w:rPr>
+          <w:rFonts w:hint="eastAsia"/>
+        </w:rPr>
+        <w:t>方向</w:t>
+      </w:r>
+    </w:p>
+    <w:p>
+      <w:pPr>
+        <w:rPr>
+          <w:rFonts w:hint="eastAsia"/>
+        </w:rPr>
+      </w:pPr>
+    </w:p>
+    <w:p>
+      <w:r>
+        <w:t>From A to/until</w:t>
+      </w:r>
+      <w:r>
+        <w:t>/</w:t>
+      </w:r>
+      <w:r>
+        <w:t>through</w:t>
+      </w:r>
+      <w:r>
+        <w:t xml:space="preserve"> B:</w:t>
+      </w:r>
+      <w:r>
+        <w:rPr>
+          <w:rFonts w:hint="eastAsia"/>
+        </w:rPr>
+        <w:t xml:space="preserve"> </w:t>
+      </w:r>
+      <w:r>
+        <w:rPr>
+          <w:rFonts w:hint="eastAsia"/>
+        </w:rPr>
+        <w:t>從</w:t>
+      </w:r>
+      <w:r>
+        <w:t>A</w:t>
+      </w:r>
+      <w:r>
+        <w:rPr>
+          <w:rFonts w:hint="eastAsia"/>
+        </w:rPr>
+        <w:t>到</w:t>
+      </w:r>
+      <w:r>
+        <w:rPr>
+          <w:rFonts w:hint="eastAsia"/>
+        </w:rPr>
+        <w:t>B</w:t>
+      </w:r>
+    </w:p>
+    <w:p>
+      <w:proofErr w:type="spellStart"/>
       <w:proofErr w:type="gramStart"/>
       <w:r>
-        <w:t>people  out</w:t>
-      </w:r>
+        <w:t>Ex:We</w:t>
+      </w:r>
+      <w:proofErr w:type="spellEnd"/>
       <w:proofErr w:type="gramEnd"/>
       <w:r>
-        <w:t xml:space="preserve"> for exotic cuisines.</w:t>
-      </w:r>
-    </w:p>
-    <w:p>
-      <w:r>
-        <w:t>(A)nourish(B</w:t>
-      </w:r>
-      <w:r>
-        <w:rPr>
-          <w:rFonts w:hint="eastAsia"/>
-        </w:rPr>
+        <w:t xml:space="preserve"> post TOEIC FIT training videos from Monday to/until Sunday.</w:t>
+      </w:r>
+    </w:p>
+    <w:p/>
+    <w:p>
+      <w:r>
+        <w:t>On</w:t>
+      </w:r>
+      <w:r>
+        <w:rPr>
+          <w:rFonts w:hint="eastAsia"/>
+        </w:rPr>
+        <w:t>常常搭配週一至周日</w:t>
+      </w:r>
+      <w:r>
+        <w:rPr>
+          <w:rFonts w:hint="eastAsia"/>
+        </w:rPr>
+        <w:t xml:space="preserve"> </w:t>
+      </w:r>
+      <w:r>
+        <w:rPr>
+          <w:rFonts w:hint="eastAsia"/>
+        </w:rPr>
+        <w:t>或日期</w:t>
+      </w:r>
+    </w:p>
+    <w:p/>
+    <w:p>
+      <w:r>
+        <w:t xml:space="preserve">Upon viewing both properties on </w:t>
+      </w:r>
+      <w:proofErr w:type="spellStart"/>
+      <w:proofErr w:type="gramStart"/>
+      <w:r>
+        <w:t>lease,Mr</w:t>
+      </w:r>
+      <w:proofErr w:type="gramEnd"/>
+      <w:r>
+        <w:t>.Howard</w:t>
+      </w:r>
+      <w:proofErr w:type="spellEnd"/>
+      <w:r>
+        <w:t xml:space="preserve"> prefers the former office layout to</w:t>
+      </w:r>
+    </w:p>
+    <w:p>
+      <w:proofErr w:type="gramStart"/>
+      <w:r>
+        <w:t>The  one</w:t>
+      </w:r>
+      <w:proofErr w:type="gramEnd"/>
+      <w:r>
+        <w:t>.(A)last</w:t>
+      </w:r>
+      <w:r>
+        <w:t xml:space="preserve"> </w:t>
+      </w:r>
+      <w:r>
+        <w:rPr>
+          <w:rFonts w:hint="eastAsia"/>
+        </w:rPr>
+        <w:t>最後的</w:t>
+      </w:r>
+      <w:r>
+        <w:t>(B)latter</w:t>
+      </w:r>
+      <w:r>
+        <w:t xml:space="preserve"> adj.</w:t>
+      </w:r>
+      <w:r>
+        <w:rPr>
+          <w:rFonts w:hint="eastAsia"/>
+        </w:rPr>
+        <w:t>後者</w:t>
+      </w:r>
+      <w:r>
+        <w:t>(C)latest</w:t>
+      </w:r>
+      <w:r>
+        <w:rPr>
+          <w:rFonts w:hint="eastAsia"/>
+        </w:rPr>
+        <w:t>最近的</w:t>
+      </w:r>
+      <w:r>
+        <w:rPr>
+          <w:rFonts w:hint="eastAsia"/>
+        </w:rPr>
+        <w:t>/</w:t>
+      </w:r>
+      <w:r>
+        <w:rPr>
+          <w:rFonts w:hint="eastAsia"/>
+        </w:rPr>
+        <w:t>最新的</w:t>
+      </w:r>
+    </w:p>
+    <w:p>
+      <w:r>
+        <w:t>(D)late</w:t>
+      </w:r>
+      <w:r>
+        <w:t xml:space="preserve"> adj/adv</w:t>
+      </w:r>
+      <w:r>
+        <w:rPr>
+          <w:rFonts w:hint="eastAsia"/>
+        </w:rPr>
+        <w:t>遲到</w:t>
+      </w:r>
+      <w:r>
+        <w:t>/</w:t>
+      </w:r>
+      <w:r>
+        <w:rPr>
+          <w:rFonts w:hint="eastAsia"/>
+        </w:rPr>
+        <w:t>晚的</w:t>
+      </w:r>
+    </w:p>
+    <w:p>
+      <w:r>
+        <w:t>Upon</w:t>
+      </w:r>
+      <w:r>
+        <w:t xml:space="preserve"> prep.</w:t>
+      </w:r>
+      <w:r>
+        <w:rPr>
+          <w:rFonts w:hint="eastAsia"/>
+        </w:rPr>
+        <w:t xml:space="preserve"> </w:t>
+      </w:r>
+      <w:r>
+        <w:rPr>
+          <w:rFonts w:hint="eastAsia"/>
+        </w:rPr>
+        <w:t>一旦、</w:t>
+      </w:r>
+      <w:r>
+        <w:rPr>
+          <w:rFonts w:hint="eastAsia"/>
+        </w:rPr>
+        <w:t>p</w:t>
+      </w:r>
+      <w:r>
+        <w:t>roperty n.</w:t>
+      </w:r>
+      <w:r>
+        <w:rPr>
+          <w:rFonts w:hint="eastAsia"/>
+        </w:rPr>
+        <w:t>資產、</w:t>
+      </w:r>
+      <w:r>
+        <w:t>lease</w:t>
+      </w:r>
+      <w:r>
+        <w:t xml:space="preserve"> v.</w:t>
+      </w:r>
+      <w:proofErr w:type="gramStart"/>
+      <w:r>
+        <w:rPr>
+          <w:rFonts w:hint="eastAsia"/>
+        </w:rPr>
+        <w:t>租用</w:t>
+      </w:r>
+      <w:r>
+        <w:rPr>
+          <w:rFonts w:hint="eastAsia"/>
+        </w:rPr>
+        <w:t>,</w:t>
+      </w:r>
+      <w:r>
+        <w:t>n.</w:t>
+      </w:r>
+      <w:proofErr w:type="gramEnd"/>
+      <w:r>
+        <w:rPr>
+          <w:rFonts w:hint="eastAsia"/>
+        </w:rPr>
+        <w:t>租約、</w:t>
+      </w:r>
+      <w:r>
+        <w:t>prefers</w:t>
+      </w:r>
+      <w:r>
+        <w:rPr>
+          <w:rFonts w:hint="eastAsia"/>
+        </w:rPr>
+        <w:t xml:space="preserve"> </w:t>
+      </w:r>
+      <w:r>
+        <w:t>v.</w:t>
+      </w:r>
+      <w:r>
+        <w:rPr>
+          <w:rFonts w:hint="eastAsia"/>
+        </w:rPr>
+        <w:t>偏愛</w:t>
+      </w:r>
+    </w:p>
+    <w:p>
+      <w:r>
+        <w:t>F</w:t>
+      </w:r>
+      <w:r>
+        <w:t>ormer</w:t>
+      </w:r>
+      <w:r>
+        <w:t xml:space="preserve"> adj.</w:t>
+      </w:r>
+      <w:r>
+        <w:rPr>
+          <w:rFonts w:hint="eastAsia"/>
+        </w:rPr>
+        <w:t>以前的</w:t>
+      </w:r>
+      <w:r>
+        <w:rPr>
+          <w:rFonts w:hint="eastAsia"/>
+        </w:rPr>
+        <w:t>,</w:t>
+      </w:r>
+      <w:r>
+        <w:t>n.</w:t>
+      </w:r>
+      <w:r>
+        <w:rPr>
+          <w:rFonts w:hint="eastAsia"/>
+        </w:rPr>
+        <w:t>前者</w:t>
+      </w:r>
+      <w:r>
+        <w:rPr>
+          <w:rFonts w:hint="eastAsia"/>
+        </w:rPr>
+        <w:t>、</w:t>
+      </w:r>
+      <w:r>
+        <w:rPr>
+          <w:rFonts w:hint="eastAsia"/>
+        </w:rPr>
+        <w:t>f</w:t>
+      </w:r>
+      <w:r>
+        <w:t>ormal adj.</w:t>
+      </w:r>
+      <w:r>
+        <w:rPr>
+          <w:rFonts w:hint="eastAsia"/>
+        </w:rPr>
+        <w:t>正式的、</w:t>
+      </w:r>
+      <w:r>
+        <w:rPr>
+          <w:rFonts w:hint="eastAsia"/>
+        </w:rPr>
+        <w:t>l</w:t>
+      </w:r>
+      <w:r>
+        <w:t>ayout n.</w:t>
+      </w:r>
+      <w:r>
+        <w:rPr>
+          <w:rFonts w:hint="eastAsia"/>
+        </w:rPr>
+        <w:t>配置</w:t>
+      </w:r>
+      <w:r>
+        <w:rPr>
+          <w:rFonts w:hint="eastAsia"/>
+        </w:rPr>
+        <w:t>、</w:t>
+      </w:r>
+      <w:r>
+        <w:rPr>
+          <w:rFonts w:hint="eastAsia"/>
+        </w:rPr>
+        <w:t>l</w:t>
+      </w:r>
+      <w:r>
+        <w:t xml:space="preserve">ater </w:t>
+      </w:r>
+      <w:r>
+        <w:rPr>
+          <w:rFonts w:hint="eastAsia"/>
+        </w:rPr>
+        <w:t>較晚的</w:t>
+      </w:r>
+    </w:p>
+    <w:p/>
+    <w:p>
+      <w:r>
+        <w:t>Prefer A to B:</w:t>
+      </w:r>
+      <w:r>
+        <w:rPr>
+          <w:rFonts w:hint="eastAsia"/>
+        </w:rPr>
+        <w:t>偏好</w:t>
+      </w:r>
+      <w:r>
+        <w:t>A</w:t>
+      </w:r>
+      <w:r>
+        <w:rPr>
+          <w:rFonts w:hint="eastAsia"/>
+        </w:rPr>
+        <w:t>超過</w:t>
+      </w:r>
+      <w:r>
+        <w:t>B</w:t>
+      </w:r>
+      <w:r>
+        <w:rPr>
+          <w:rFonts w:hint="eastAsia"/>
+        </w:rPr>
+        <w:t>:</w:t>
+      </w:r>
+    </w:p>
+    <w:p>
+      <w:proofErr w:type="spellStart"/>
+      <w:r>
+        <w:t>Ex:I</w:t>
+      </w:r>
+      <w:proofErr w:type="spellEnd"/>
+      <w:r>
+        <w:t xml:space="preserve"> prefer black coffee to latte.</w:t>
+      </w:r>
+      <w:r>
+        <w:rPr>
+          <w:rFonts w:hint="eastAsia"/>
+        </w:rPr>
+        <w:t>比起拿鐵</w:t>
+      </w:r>
+      <w:r>
+        <w:rPr>
+          <w:rFonts w:hint="eastAsia"/>
+        </w:rPr>
+        <w:t>,</w:t>
+      </w:r>
+      <w:r>
+        <w:rPr>
+          <w:rFonts w:hint="eastAsia"/>
+        </w:rPr>
+        <w:t>我比較喜歡黑咖啡</w:t>
+      </w:r>
+    </w:p>
+    <w:p/>
+    <w:p>
+      <w:r>
+        <w:rPr>
+          <w:highlight w:val="yellow"/>
+        </w:rPr>
+        <w:t>Disposal</w:t>
+      </w:r>
+      <w:r>
+        <w:rPr>
+          <w:rFonts w:hint="eastAsia"/>
+        </w:rPr>
+        <w:t xml:space="preserve"> </w:t>
+      </w:r>
+      <w:r>
+        <w:rPr>
+          <w:color w:val="FF0000"/>
+        </w:rPr>
+        <w:t>o</w:t>
+      </w:r>
+      <w:r>
+        <w:rPr>
+          <w:color w:val="FF0000"/>
+        </w:rPr>
+        <w:t xml:space="preserve">f </w:t>
+      </w:r>
+      <w:r>
+        <w:t>toxic materials has to be strictly supervised.</w:t>
+      </w:r>
+    </w:p>
+    <w:p>
+      <w:r>
+        <w:t>(A)Dispose</w:t>
+      </w:r>
+      <w:r>
+        <w:t xml:space="preserve"> V</w:t>
+      </w:r>
+      <w:r>
+        <w:rPr>
+          <w:highlight w:val="yellow"/>
+        </w:rPr>
+        <w:t>(B)Disposal</w:t>
+      </w:r>
+      <w:r>
+        <w:t xml:space="preserve"> N.</w:t>
+      </w:r>
+      <w:r>
+        <w:rPr>
+          <w:rFonts w:hint="eastAsia"/>
+          <w:highlight w:val="yellow"/>
+        </w:rPr>
+        <w:t>丟棄</w:t>
+      </w:r>
+      <w:r>
+        <w:t>(C)Disposed</w:t>
+      </w:r>
+      <w:r>
+        <w:rPr>
+          <w:rFonts w:hint="eastAsia"/>
+        </w:rPr>
+        <w:t xml:space="preserve"> </w:t>
+      </w:r>
+      <w:r>
+        <w:t>V</w:t>
+      </w:r>
+      <w:r>
+        <w:t>(D)Disposable</w:t>
+      </w:r>
+      <w:r>
+        <w:t xml:space="preserve"> Adj</w:t>
+      </w:r>
+    </w:p>
+    <w:p/>
+    <w:p>
+      <w:r>
+        <w:t>T</w:t>
+      </w:r>
+      <w:r>
+        <w:t>oxic</w:t>
+      </w:r>
+      <w:r>
+        <w:t xml:space="preserve"> adj.</w:t>
+      </w:r>
+      <w:r>
+        <w:rPr>
+          <w:rFonts w:hint="eastAsia"/>
+        </w:rPr>
+        <w:t>有毒的、</w:t>
+      </w:r>
+      <w:r>
+        <w:t>strictly</w:t>
+      </w:r>
+      <w:r>
+        <w:t xml:space="preserve"> adv.</w:t>
+      </w:r>
+      <w:r>
+        <w:rPr>
+          <w:rFonts w:hint="eastAsia"/>
+        </w:rPr>
+        <w:t>嚴格地</w:t>
+      </w:r>
+    </w:p>
+    <w:p>
+      <w:r>
+        <w:t>Disposable utensils:</w:t>
+      </w:r>
+      <w:r>
+        <w:rPr>
+          <w:rFonts w:hint="eastAsia"/>
+        </w:rPr>
+        <w:t>免洗餐具、</w:t>
+      </w:r>
+      <w:r>
+        <w:t>Disposable ware:</w:t>
+      </w:r>
+      <w:r>
+        <w:rPr>
+          <w:rFonts w:hint="eastAsia"/>
+        </w:rPr>
+        <w:t>免洗碗盤</w:t>
+      </w:r>
+    </w:p>
+    <w:p>
+      <w:r>
+        <w:t>Disposable contact lenses:</w:t>
+      </w:r>
+      <w:r>
+        <w:rPr>
+          <w:rFonts w:hint="eastAsia"/>
+        </w:rPr>
+        <w:t>拋棄式隱形眼鏡、</w:t>
+      </w:r>
+      <w:r>
+        <w:rPr>
+          <w:rFonts w:hint="eastAsia"/>
+        </w:rPr>
+        <w:t>D</w:t>
+      </w:r>
+      <w:r>
+        <w:t>isposable income</w:t>
+      </w:r>
+      <w:r>
+        <w:rPr>
+          <w:rFonts w:hint="eastAsia"/>
+        </w:rPr>
+        <w:t>可支配薪資</w:t>
+      </w:r>
+    </w:p>
+    <w:p>
+      <w:pPr>
+        <w:rPr>
+          <w:rFonts w:hint="eastAsia"/>
+        </w:rPr>
+      </w:pPr>
+    </w:p>
+    <w:p>
+      <w:proofErr w:type="spellStart"/>
+      <w:r>
+        <w:t>N+prep+N+V</w:t>
+      </w:r>
+      <w:proofErr w:type="spellEnd"/>
+      <w:r>
+        <w:t>:</w:t>
+      </w:r>
+    </w:p>
+    <w:p>
+      <w:pPr>
+        <w:rPr>
+          <w:rFonts w:hint="eastAsia"/>
+        </w:rPr>
+      </w:pPr>
+      <w:proofErr w:type="spellStart"/>
+      <w:proofErr w:type="gramStart"/>
+      <w:r>
+        <w:t>Ex:Videos</w:t>
+      </w:r>
+      <w:proofErr w:type="spellEnd"/>
+      <w:proofErr w:type="gramEnd"/>
+      <w:r>
+        <w:t xml:space="preserve"> of TOEIC contents are helpful to students.</w:t>
+      </w:r>
+    </w:p>
+    <w:p>
+      <w:r>
+        <w:rPr>
+          <w:rFonts w:hint="eastAsia"/>
+        </w:rPr>
+        <w:t>-</w:t>
+      </w:r>
+      <w:r>
+        <w:t>al</w:t>
+      </w:r>
+      <w:r>
+        <w:rPr>
+          <w:rFonts w:hint="eastAsia"/>
+        </w:rPr>
+        <w:t>結尾</w:t>
+      </w:r>
+      <w:r>
+        <w:rPr>
+          <w:rFonts w:hint="eastAsia"/>
+        </w:rPr>
+        <w:t xml:space="preserve"> </w:t>
+      </w:r>
+      <w:r>
+        <w:t>-&gt;</w:t>
+      </w:r>
+      <w:r>
+        <w:rPr>
+          <w:rFonts w:hint="eastAsia"/>
+        </w:rPr>
+        <w:t>名詞</w:t>
+      </w:r>
+      <w:r>
+        <w:rPr>
+          <w:rFonts w:hint="eastAsia"/>
+        </w:rPr>
+        <w:t>、</w:t>
+      </w:r>
+      <w:r>
+        <w:rPr>
+          <w:rFonts w:hint="eastAsia"/>
+        </w:rPr>
+        <w:t>-</w:t>
+      </w:r>
+      <w:r>
+        <w:t>able</w:t>
+      </w:r>
+      <w:r>
+        <w:rPr>
+          <w:rFonts w:hint="eastAsia"/>
+        </w:rPr>
+        <w:t>結尾</w:t>
+      </w:r>
+      <w:r>
+        <w:rPr>
+          <w:rFonts w:hint="eastAsia"/>
+        </w:rPr>
+        <w:t xml:space="preserve"> </w:t>
+      </w:r>
+      <w:r>
+        <w:t>-&gt;</w:t>
+      </w:r>
+      <w:r>
+        <w:rPr>
+          <w:rFonts w:hint="eastAsia"/>
+        </w:rPr>
+        <w:t>形容詞</w:t>
+      </w:r>
+    </w:p>
+    <w:p>
+      <w:pPr>
+        <w:rPr>
+          <w:rFonts w:hint="eastAsia"/>
+        </w:rPr>
+      </w:pPr>
+    </w:p>
+    <w:p>
+      <w:r>
+        <w:t>M</w:t>
+      </w:r>
+      <w:r>
+        <w:t>aterials</w:t>
+      </w:r>
+      <w:r>
+        <w:rPr>
+          <w:rFonts w:hint="eastAsia"/>
+        </w:rPr>
+        <w:t>複數，但為甚麼不是用</w:t>
+      </w:r>
+      <w:r>
+        <w:rPr>
+          <w:rFonts w:hint="eastAsia"/>
+        </w:rPr>
+        <w:t>h</w:t>
+      </w:r>
+      <w:r>
+        <w:t>ave</w:t>
+      </w:r>
+      <w:r>
+        <w:rPr>
+          <w:rFonts w:hint="eastAsia"/>
+        </w:rPr>
+        <w:t>，因為要看</w:t>
+      </w:r>
+      <w:proofErr w:type="gramStart"/>
+      <w:r>
+        <w:rPr>
+          <w:rFonts w:hint="eastAsia"/>
+        </w:rPr>
+        <w:t>介</w:t>
+      </w:r>
+      <w:proofErr w:type="gramEnd"/>
+      <w:r>
+        <w:rPr>
+          <w:rFonts w:hint="eastAsia"/>
+        </w:rPr>
+        <w:t>系詞片語</w:t>
+      </w:r>
+      <w:r>
+        <w:rPr>
+          <w:color w:val="000000" w:themeColor="text1"/>
+        </w:rPr>
+        <w:t xml:space="preserve">of </w:t>
+      </w:r>
+      <w:r>
+        <w:t>toxic materials</w:t>
+      </w:r>
+      <w:r>
+        <w:rPr>
+          <w:rFonts w:hint="eastAsia"/>
+        </w:rPr>
+        <w:t>之前的名詞，才是動詞的判別點。</w:t>
+      </w:r>
+    </w:p>
+    <w:p/>
+    <w:p>
+      <w:pPr>
+        <w:rPr>
+          <w:rFonts w:hint="eastAsia"/>
+        </w:rPr>
+      </w:pPr>
+      <w:r>
+        <w:t xml:space="preserve">The mechanic carefully inspected </w:t>
+      </w:r>
+      <w:r>
+        <w:rPr>
+          <w:highlight w:val="yellow"/>
+        </w:rPr>
+        <w:t>all</w:t>
+      </w:r>
+      <w:r>
+        <w:t xml:space="preserve"> </w:t>
+      </w:r>
+      <w:r>
+        <w:rPr>
+          <w:color w:val="FF0000"/>
+        </w:rPr>
+        <w:t xml:space="preserve">equipment </w:t>
+      </w:r>
+      <w:r>
+        <w:t xml:space="preserve">to make sure nothing goes wrong during the </w:t>
+      </w:r>
+      <w:proofErr w:type="gramStart"/>
+      <w:r>
+        <w:t>test.</w:t>
+      </w:r>
+      <w:r>
+        <w:rPr>
+          <w:highlight w:val="yellow"/>
+        </w:rPr>
+        <w:t>(</w:t>
+      </w:r>
+      <w:proofErr w:type="gramEnd"/>
+      <w:r>
+        <w:rPr>
+          <w:highlight w:val="yellow"/>
+        </w:rPr>
+        <w:t>A)all</w:t>
+      </w:r>
+      <w:r>
+        <w:rPr>
+          <w:rFonts w:hint="eastAsia"/>
+        </w:rPr>
+        <w:t>所有</w:t>
+      </w:r>
+      <w:r>
+        <w:rPr>
+          <w:rFonts w:hint="eastAsia"/>
+        </w:rPr>
+        <w:t>(</w:t>
+      </w:r>
+      <w:r>
+        <w:rPr>
+          <w:rFonts w:hint="eastAsia"/>
+        </w:rPr>
+        <w:t>後面接</w:t>
+      </w:r>
+      <w:r>
+        <w:rPr>
+          <w:rFonts w:hint="eastAsia"/>
+        </w:rPr>
+        <w:t>:</w:t>
+      </w:r>
+      <w:r>
+        <w:rPr>
+          <w:rFonts w:hint="eastAsia"/>
+        </w:rPr>
+        <w:t>可數</w:t>
+      </w:r>
+      <w:r>
+        <w:rPr>
+          <w:rFonts w:hint="eastAsia"/>
+        </w:rPr>
+        <w:t>N</w:t>
+      </w:r>
+      <w:r>
+        <w:t>/</w:t>
+      </w:r>
+      <w:r>
+        <w:rPr>
+          <w:rFonts w:hint="eastAsia"/>
+        </w:rPr>
+        <w:t>不可數</w:t>
+      </w:r>
+      <w:r>
+        <w:rPr>
+          <w:rFonts w:hint="eastAsia"/>
+        </w:rPr>
+        <w:t>N</w:t>
+      </w:r>
+      <w:r>
         <w:t>)</w:t>
       </w:r>
       <w:r>
-        <w:t>dine(C)</w:t>
+        <w:t>(B)few</w:t>
+      </w:r>
+      <w:r>
+        <w:rPr>
+          <w:rFonts w:hint="eastAsia"/>
+        </w:rPr>
+        <w:t>少到幾乎無</w:t>
+      </w:r>
+      <w:r>
+        <w:rPr>
+          <w:rFonts w:hint="eastAsia"/>
+        </w:rPr>
+        <w:t>(</w:t>
+      </w:r>
+      <w:r>
+        <w:rPr>
+          <w:rFonts w:hint="eastAsia"/>
+        </w:rPr>
+        <w:t>後面接</w:t>
+      </w:r>
+      <w:r>
+        <w:rPr>
+          <w:rFonts w:hint="eastAsia"/>
+        </w:rPr>
+        <w:t>:</w:t>
+      </w:r>
+      <w:r>
+        <w:rPr>
+          <w:rFonts w:hint="eastAsia"/>
+        </w:rPr>
+        <w:t>可數</w:t>
+      </w:r>
+      <w:r>
+        <w:rPr>
+          <w:rFonts w:hint="eastAsia"/>
+        </w:rPr>
+        <w:t>:</w:t>
+      </w:r>
+      <w:r>
+        <w:t>N)</w:t>
+      </w:r>
+      <w:r>
+        <w:t>(C)little</w:t>
+      </w:r>
+      <w:r>
+        <w:rPr>
+          <w:rFonts w:hint="eastAsia"/>
+        </w:rPr>
+        <w:t>少到幾乎無</w:t>
+      </w:r>
+      <w:r>
+        <w:rPr>
+          <w:rFonts w:hint="eastAsia"/>
+        </w:rPr>
+        <w:t>(</w:t>
+      </w:r>
+      <w:r>
+        <w:rPr>
+          <w:rFonts w:hint="eastAsia"/>
+        </w:rPr>
+        <w:t>後面接</w:t>
+      </w:r>
+      <w:r>
+        <w:rPr>
+          <w:rFonts w:hint="eastAsia"/>
+        </w:rPr>
+        <w:t>:</w:t>
+      </w:r>
+      <w:r>
+        <w:rPr>
+          <w:rFonts w:hint="eastAsia"/>
+        </w:rPr>
+        <w:t>不可數</w:t>
+      </w:r>
+      <w:r>
+        <w:rPr>
+          <w:rFonts w:hint="eastAsia"/>
+        </w:rPr>
+        <w:t>N</w:t>
+      </w:r>
+      <w:r>
+        <w:t>)</w:t>
+      </w:r>
+      <w:r>
+        <w:t>(D)every</w:t>
+      </w:r>
+      <w:r>
+        <w:rPr>
+          <w:rFonts w:hint="eastAsia"/>
+        </w:rPr>
+        <w:t>每一</w:t>
+      </w:r>
+      <w:r>
+        <w:rPr>
+          <w:rFonts w:hint="eastAsia"/>
+        </w:rPr>
+        <w:t>.</w:t>
+      </w:r>
+      <w:r>
+        <w:t>.</w:t>
+      </w:r>
+      <w:r>
+        <w:rPr>
+          <w:rFonts w:hint="eastAsia"/>
+        </w:rPr>
+        <w:t>(</w:t>
+      </w:r>
+      <w:r>
+        <w:rPr>
+          <w:rFonts w:hint="eastAsia"/>
+        </w:rPr>
+        <w:t>後面接</w:t>
+      </w:r>
+      <w:r>
+        <w:rPr>
+          <w:rFonts w:hint="eastAsia"/>
+        </w:rPr>
+        <w:t>:</w:t>
+      </w:r>
+      <w:r>
+        <w:rPr>
+          <w:rFonts w:hint="eastAsia"/>
+        </w:rPr>
+        <w:t>可數</w:t>
+      </w:r>
+      <w:r>
+        <w:rPr>
+          <w:rFonts w:hint="eastAsia"/>
+        </w:rPr>
+        <w:t>N</w:t>
+      </w:r>
+      <w:r>
+        <w:t>)</w:t>
+      </w:r>
+    </w:p>
+    <w:p>
+      <w:r>
+        <w:t>M</w:t>
+      </w:r>
+      <w:r>
+        <w:t>echanic</w:t>
+      </w:r>
+      <w:r>
+        <w:t xml:space="preserve"> n.</w:t>
+      </w:r>
+      <w:r>
+        <w:rPr>
+          <w:rFonts w:hint="eastAsia"/>
+        </w:rPr>
+        <w:t>技師、</w:t>
+      </w:r>
+      <w:r>
+        <w:rPr>
+          <w:rFonts w:hint="eastAsia"/>
+        </w:rPr>
+        <w:t xml:space="preserve"> </w:t>
+      </w:r>
+      <w:r>
+        <w:t xml:space="preserve">goes wrong </w:t>
+      </w:r>
+      <w:r>
+        <w:rPr>
+          <w:rFonts w:hint="eastAsia"/>
+        </w:rPr>
+        <w:t>出差錯、</w:t>
+      </w:r>
+      <w:r>
+        <w:rPr>
+          <w:rFonts w:hint="eastAsia"/>
+        </w:rPr>
+        <w:t>d</w:t>
+      </w:r>
+      <w:r>
+        <w:t xml:space="preserve">uring </w:t>
+      </w:r>
+      <w:r>
+        <w:rPr>
+          <w:rFonts w:hint="eastAsia"/>
+        </w:rPr>
+        <w:t>在</w:t>
+      </w:r>
+      <w:r>
+        <w:rPr>
+          <w:rFonts w:hint="eastAsia"/>
+        </w:rPr>
+        <w:t>.</w:t>
+      </w:r>
+      <w:r>
+        <w:t>.</w:t>
+      </w:r>
+      <w:r>
+        <w:rPr>
+          <w:rFonts w:hint="eastAsia"/>
+        </w:rPr>
+        <w:t>中</w:t>
+      </w:r>
+    </w:p>
+    <w:p>
+      <w:pPr>
+        <w:rPr>
+          <w:rFonts w:hint="eastAsia"/>
+        </w:rPr>
+      </w:pPr>
+    </w:p>
+    <w:p>
+      <w:r>
+        <w:t>Few(</w:t>
+      </w:r>
+      <w:r>
+        <w:rPr>
+          <w:rFonts w:hint="eastAsia"/>
+        </w:rPr>
+        <w:t>少到幾乎沒有、後面接可數名詞</w:t>
+      </w:r>
+      <w:r>
+        <w:rPr>
+          <w:rFonts w:hint="eastAsia"/>
+        </w:rPr>
+        <w:t>)</w:t>
+      </w:r>
+    </w:p>
+    <w:p>
+      <w:r>
+        <w:t xml:space="preserve">I have </w:t>
+      </w:r>
+      <w:r>
+        <w:rPr>
+          <w:highlight w:val="yellow"/>
+        </w:rPr>
+        <w:t>few</w:t>
+      </w:r>
+      <w:r>
+        <w:t xml:space="preserve"> </w:t>
+      </w:r>
+      <w:r>
+        <w:rPr>
+          <w:color w:val="7030A0"/>
+        </w:rPr>
+        <w:t xml:space="preserve">days </w:t>
+      </w:r>
+      <w:r>
+        <w:t xml:space="preserve">available next </w:t>
       </w:r>
       <w:proofErr w:type="gramStart"/>
       <w:r>
-        <w:t>benefit(</w:t>
-      </w:r>
-      <w:proofErr w:type="spellStart"/>
+        <w:t>week.(</w:t>
+      </w:r>
       <w:proofErr w:type="gramEnd"/>
       <w:r>
-        <w:t>D</w:t>
-      </w:r>
-      <w:r>
-        <w:rPr>
-          <w:rFonts w:hint="eastAsia"/>
-        </w:rPr>
-        <w:t>i</w:t>
-      </w:r>
-      <w:r>
-        <w:t>nvest</w:t>
-      </w:r>
-      <w:proofErr w:type="spellEnd"/>
-    </w:p>
+        <w:rPr>
+          <w:rFonts w:hint="eastAsia"/>
+        </w:rPr>
+        <w:t>我下周幾乎都沒空</w:t>
+      </w:r>
+      <w:r>
+        <w:rPr>
+          <w:rFonts w:hint="eastAsia"/>
+        </w:rPr>
+        <w:t>)</w:t>
+      </w:r>
+    </w:p>
+    <w:p/>
+    <w:p>
+      <w:r>
+        <w:rPr>
+          <w:rFonts w:hint="eastAsia"/>
+        </w:rPr>
+        <w:t>A</w:t>
+      </w:r>
+      <w:r>
+        <w:t xml:space="preserve"> few(</w:t>
+      </w:r>
+      <w:r>
+        <w:rPr>
+          <w:rFonts w:hint="eastAsia"/>
+        </w:rPr>
+        <w:t>一點點、後面接可數名詞</w:t>
+      </w:r>
+      <w:r>
+        <w:rPr>
+          <w:rFonts w:hint="eastAsia"/>
+        </w:rPr>
+        <w:t>)</w:t>
+      </w:r>
+    </w:p>
+    <w:p>
+      <w:r>
+        <w:t xml:space="preserve">I have </w:t>
+      </w:r>
+      <w:r>
+        <w:rPr>
+          <w:highlight w:val="yellow"/>
+        </w:rPr>
+        <w:t>a few</w:t>
+      </w:r>
+      <w:r>
+        <w:t xml:space="preserve"> </w:t>
+      </w:r>
+      <w:r>
+        <w:rPr>
+          <w:color w:val="7030A0"/>
+        </w:rPr>
+        <w:t xml:space="preserve">days </w:t>
+      </w:r>
+      <w:r>
+        <w:t xml:space="preserve">available next </w:t>
+      </w:r>
+      <w:proofErr w:type="gramStart"/>
+      <w:r>
+        <w:t>week.(</w:t>
+      </w:r>
+      <w:proofErr w:type="gramEnd"/>
+      <w:r>
+        <w:rPr>
+          <w:rFonts w:hint="eastAsia"/>
+        </w:rPr>
+        <w:t>我下周有一兩天有空</w:t>
+      </w:r>
+      <w:r>
+        <w:rPr>
+          <w:rFonts w:hint="eastAsia"/>
+        </w:rPr>
+        <w:t>)</w:t>
+      </w:r>
+    </w:p>
+    <w:p/>
+    <w:p>
+      <w:r>
+        <w:t>Little(</w:t>
+      </w:r>
+      <w:r>
+        <w:rPr>
+          <w:rFonts w:hint="eastAsia"/>
+        </w:rPr>
+        <w:t>少到幾乎沒有、後面接不可數名詞</w:t>
+      </w:r>
+      <w:r>
+        <w:rPr>
+          <w:rFonts w:hint="eastAsia"/>
+        </w:rPr>
+        <w:t>)</w:t>
+      </w:r>
+    </w:p>
+    <w:p>
+      <w:r>
+        <w:t xml:space="preserve">I have </w:t>
+      </w:r>
+      <w:r>
+        <w:rPr>
+          <w:highlight w:val="yellow"/>
+        </w:rPr>
+        <w:t>little</w:t>
+      </w:r>
+      <w:r>
+        <w:t xml:space="preserve"> </w:t>
+      </w:r>
+      <w:r>
+        <w:rPr>
+          <w:color w:val="7030A0"/>
+        </w:rPr>
+        <w:t xml:space="preserve">time </w:t>
+      </w:r>
+      <w:r>
+        <w:t xml:space="preserve">available next </w:t>
+      </w:r>
+      <w:proofErr w:type="gramStart"/>
+      <w:r>
+        <w:t>week.(</w:t>
+      </w:r>
+      <w:proofErr w:type="gramEnd"/>
+      <w:r>
+        <w:rPr>
+          <w:rFonts w:hint="eastAsia"/>
+        </w:rPr>
+        <w:t>我下周幾乎都沒時間</w:t>
+      </w:r>
+      <w:r>
+        <w:rPr>
+          <w:rFonts w:hint="eastAsia"/>
+        </w:rPr>
+        <w:t>)</w:t>
+      </w:r>
+    </w:p>
+    <w:p/>
+    <w:p>
+      <w:r>
+        <w:t>A little(</w:t>
+      </w:r>
+      <w:r>
+        <w:rPr>
+          <w:rFonts w:hint="eastAsia"/>
+        </w:rPr>
+        <w:t>一點點、後面接不可數名詞</w:t>
+      </w:r>
+      <w:r>
+        <w:rPr>
+          <w:rFonts w:hint="eastAsia"/>
+        </w:rPr>
+        <w:t>)</w:t>
+      </w:r>
+    </w:p>
+    <w:p>
+      <w:r>
+        <w:t xml:space="preserve">I have </w:t>
+      </w:r>
+      <w:r>
+        <w:rPr>
+          <w:highlight w:val="yellow"/>
+        </w:rPr>
+        <w:t>a little</w:t>
+      </w:r>
+      <w:r>
+        <w:t xml:space="preserve"> </w:t>
+      </w:r>
+      <w:r>
+        <w:rPr>
+          <w:color w:val="7030A0"/>
+        </w:rPr>
+        <w:t xml:space="preserve">time </w:t>
+      </w:r>
+      <w:r>
+        <w:t xml:space="preserve">available next </w:t>
+      </w:r>
+      <w:proofErr w:type="gramStart"/>
+      <w:r>
+        <w:t>week.(</w:t>
+      </w:r>
+      <w:proofErr w:type="gramEnd"/>
+      <w:r>
+        <w:rPr>
+          <w:rFonts w:hint="eastAsia"/>
+        </w:rPr>
+        <w:t>我下周有一點時間</w:t>
+      </w:r>
+      <w:r>
+        <w:rPr>
+          <w:rFonts w:hint="eastAsia"/>
+        </w:rPr>
+        <w:t>)</w:t>
+      </w:r>
+    </w:p>
+    <w:p/>
+    <w:p>
+      <w:pPr>
+        <w:rPr>
+          <w:rFonts w:hint="eastAsia"/>
+          <w:color w:val="000000" w:themeColor="text1"/>
+        </w:rPr>
+      </w:pPr>
+      <w:r>
+        <w:rPr>
+          <w:color w:val="000000" w:themeColor="text1"/>
+        </w:rPr>
+        <w:t>E</w:t>
+      </w:r>
+      <w:r>
+        <w:rPr>
+          <w:color w:val="000000" w:themeColor="text1"/>
+        </w:rPr>
+        <w:t>quipment</w:t>
+      </w:r>
+      <w:r>
+        <w:rPr>
+          <w:rFonts w:hint="eastAsia"/>
+          <w:color w:val="000000" w:themeColor="text1"/>
+        </w:rPr>
+        <w:t>是不可數名詞，後面要接單數動詞</w:t>
+      </w:r>
+      <w:r>
+        <w:rPr>
+          <w:rFonts w:hint="eastAsia"/>
+          <w:color w:val="000000" w:themeColor="text1"/>
+        </w:rPr>
+        <w:t xml:space="preserve"> </w:t>
+      </w:r>
+      <w:r>
+        <w:rPr>
+          <w:color w:val="000000" w:themeColor="text1"/>
+        </w:rPr>
+        <w:t>-&gt;all</w:t>
+      </w:r>
+    </w:p>
+    <w:p/>
+    <w:p/>
+    <w:p>
+      <w:r>
+        <w:lastRenderedPageBreak/>
+        <w:t xml:space="preserve">The human resource </w:t>
+      </w:r>
+      <w:r>
+        <w:rPr>
+          <w:color w:val="FF0000"/>
+        </w:rPr>
+        <w:t xml:space="preserve">director </w:t>
+      </w:r>
+      <w:r>
+        <w:t xml:space="preserve">promoted one of </w:t>
+      </w:r>
+      <w:r>
+        <w:rPr>
+          <w:highlight w:val="yellow"/>
+        </w:rPr>
+        <w:t>her</w:t>
+      </w:r>
+      <w:r>
+        <w:t xml:space="preserve"> subordinates to team leader.</w:t>
+      </w:r>
+    </w:p>
+    <w:p>
+      <w:r>
+        <w:t>(A)their</w:t>
+      </w:r>
+      <w:r>
+        <w:rPr>
+          <w:rFonts w:hint="eastAsia"/>
+        </w:rPr>
+        <w:t>他們的</w:t>
+      </w:r>
+      <w:r>
+        <w:rPr>
+          <w:rFonts w:hint="eastAsia"/>
+        </w:rPr>
+        <w:t>(</w:t>
+      </w:r>
+      <w:r>
+        <w:rPr>
+          <w:rFonts w:hint="eastAsia"/>
+        </w:rPr>
+        <w:t>所有格形容詞</w:t>
+      </w:r>
+      <w:r>
+        <w:rPr>
+          <w:rFonts w:hint="eastAsia"/>
+        </w:rPr>
+        <w:t>)</w:t>
+      </w:r>
+      <w:r>
+        <w:t>(B)hers</w:t>
+      </w:r>
+      <w:r>
+        <w:rPr>
+          <w:rFonts w:hint="eastAsia"/>
+        </w:rPr>
+        <w:t>她的</w:t>
+      </w:r>
+      <w:r>
+        <w:rPr>
+          <w:rFonts w:hint="eastAsia"/>
+        </w:rPr>
+        <w:t>(</w:t>
+      </w:r>
+      <w:r>
+        <w:rPr>
+          <w:rFonts w:hint="eastAsia"/>
+        </w:rPr>
+        <w:t>所有格代名詞</w:t>
+      </w:r>
+      <w:r>
+        <w:rPr>
+          <w:rFonts w:hint="eastAsia"/>
+        </w:rPr>
+        <w:t>)</w:t>
+      </w:r>
+      <w:r>
+        <w:rPr>
+          <w:highlight w:val="yellow"/>
+        </w:rPr>
+        <w:t>(C)her</w:t>
+      </w:r>
+      <w:r>
+        <w:rPr>
+          <w:rFonts w:hint="eastAsia"/>
+          <w:highlight w:val="yellow"/>
+        </w:rPr>
+        <w:t>她</w:t>
+      </w:r>
+      <w:r>
+        <w:rPr>
+          <w:rFonts w:hint="eastAsia"/>
+          <w:highlight w:val="yellow"/>
+        </w:rPr>
+        <w:t>(</w:t>
+      </w:r>
+      <w:proofErr w:type="gramStart"/>
+      <w:r>
+        <w:rPr>
+          <w:rFonts w:hint="eastAsia"/>
+          <w:highlight w:val="yellow"/>
+        </w:rPr>
+        <w:t>受格</w:t>
+      </w:r>
+      <w:proofErr w:type="gramEnd"/>
+      <w:r>
+        <w:rPr>
+          <w:rFonts w:hint="eastAsia"/>
+          <w:highlight w:val="yellow"/>
+        </w:rPr>
+        <w:t>/</w:t>
+      </w:r>
+      <w:r>
+        <w:rPr>
+          <w:rFonts w:hint="eastAsia"/>
+          <w:highlight w:val="yellow"/>
+        </w:rPr>
+        <w:t>所有格形容詞</w:t>
+      </w:r>
+      <w:r>
+        <w:rPr>
+          <w:rFonts w:hint="eastAsia"/>
+          <w:highlight w:val="yellow"/>
+        </w:rPr>
+        <w:t>)</w:t>
+      </w:r>
+      <w:r>
+        <w:t>(D)him</w:t>
+      </w:r>
+      <w:r>
+        <w:rPr>
+          <w:rFonts w:hint="eastAsia"/>
+        </w:rPr>
+        <w:t>他</w:t>
+      </w:r>
+      <w:r>
+        <w:rPr>
+          <w:rFonts w:hint="eastAsia"/>
+        </w:rPr>
+        <w:t>(</w:t>
+      </w:r>
+      <w:proofErr w:type="gramStart"/>
+      <w:r>
+        <w:rPr>
+          <w:rFonts w:hint="eastAsia"/>
+        </w:rPr>
+        <w:t>受格</w:t>
+      </w:r>
+      <w:proofErr w:type="gramEnd"/>
+      <w:r>
+        <w:rPr>
+          <w:rFonts w:hint="eastAsia"/>
+        </w:rPr>
+        <w:t>)</w:t>
+      </w:r>
+    </w:p>
+    <w:p>
+      <w:r>
+        <w:t>P</w:t>
+      </w:r>
+      <w:r>
+        <w:t>romote</w:t>
+      </w:r>
+      <w:r>
+        <w:t xml:space="preserve"> v.</w:t>
+      </w:r>
+      <w:r>
+        <w:rPr>
+          <w:rFonts w:hint="eastAsia"/>
+        </w:rPr>
+        <w:t>促銷</w:t>
+      </w:r>
+      <w:r>
+        <w:rPr>
+          <w:rFonts w:hint="eastAsia"/>
+        </w:rPr>
+        <w:t>/</w:t>
+      </w:r>
+      <w:r>
+        <w:rPr>
+          <w:rFonts w:hint="eastAsia"/>
+        </w:rPr>
+        <w:t>升遷、</w:t>
+      </w:r>
+      <w:r>
+        <w:t>subordinate</w:t>
+      </w:r>
+      <w:r>
+        <w:t xml:space="preserve"> adj.</w:t>
+      </w:r>
+      <w:r>
+        <w:rPr>
+          <w:rFonts w:hint="eastAsia"/>
+        </w:rPr>
+        <w:t>次要的</w:t>
+      </w:r>
+      <w:r>
+        <w:rPr>
+          <w:rFonts w:hint="eastAsia"/>
+        </w:rPr>
+        <w:t>/</w:t>
+      </w:r>
+      <w:r>
+        <w:t>n.</w:t>
+      </w:r>
+      <w:r>
+        <w:rPr>
+          <w:rFonts w:hint="eastAsia"/>
+        </w:rPr>
+        <w:t>下屬、</w:t>
+      </w:r>
+      <w:r>
+        <w:t>one of</w:t>
+      </w:r>
+      <w:r>
+        <w:rPr>
+          <w:rFonts w:hint="eastAsia"/>
+        </w:rPr>
+        <w:t>多個之</w:t>
+      </w:r>
+      <w:proofErr w:type="gramStart"/>
+      <w:r>
+        <w:rPr>
+          <w:rFonts w:hint="eastAsia"/>
+        </w:rPr>
+        <w:t>一</w:t>
+      </w:r>
+      <w:proofErr w:type="gramEnd"/>
+    </w:p>
+    <w:p>
+      <w:pPr>
+        <w:rPr>
+          <w:rFonts w:hint="eastAsia"/>
+        </w:rPr>
+      </w:pPr>
+    </w:p>
+    <w:p>
+      <w:r>
+        <w:t>Promote A to B</w:t>
+      </w:r>
+      <w:r>
+        <w:rPr>
+          <w:rFonts w:hint="eastAsia"/>
+        </w:rPr>
+        <w:t>:</w:t>
+      </w:r>
+      <w:r>
+        <w:rPr>
+          <w:rFonts w:hint="eastAsia"/>
+        </w:rPr>
+        <w:t>把</w:t>
+      </w:r>
+      <w:r>
+        <w:t>A</w:t>
+      </w:r>
+      <w:r>
+        <w:rPr>
+          <w:rFonts w:hint="eastAsia"/>
+        </w:rPr>
+        <w:t>升遷為</w:t>
+      </w:r>
+      <w:r>
+        <w:rPr>
+          <w:rFonts w:hint="eastAsia"/>
+        </w:rPr>
+        <w:t>B</w:t>
+      </w:r>
+      <w:r>
+        <w:t>:</w:t>
+      </w:r>
+    </w:p>
+    <w:p>
+      <w:r>
+        <w:t>You are promoted to manager(</w:t>
+      </w:r>
+      <w:r>
+        <w:rPr>
+          <w:rFonts w:hint="eastAsia"/>
+        </w:rPr>
+        <w:t>經理</w:t>
+      </w:r>
+      <w:r>
+        <w:rPr>
+          <w:rFonts w:hint="eastAsia"/>
+        </w:rPr>
+        <w:t>)</w:t>
+      </w:r>
+      <w:r>
+        <w:t>because of your value(</w:t>
+      </w:r>
+      <w:r>
+        <w:rPr>
+          <w:rFonts w:hint="eastAsia"/>
+        </w:rPr>
+        <w:t>價值</w:t>
+      </w:r>
+      <w:r>
+        <w:rPr>
+          <w:rFonts w:hint="eastAsia"/>
+        </w:rPr>
+        <w:t>)</w:t>
+      </w:r>
+      <w:r>
+        <w:t>.</w:t>
+      </w:r>
+    </w:p>
+    <w:p/>
+    <w:p>
+      <w:r>
+        <w:rPr>
+          <w:rFonts w:hint="eastAsia"/>
+        </w:rPr>
+        <w:t>不能選</w:t>
+      </w:r>
+      <w:r>
+        <w:rPr>
+          <w:rFonts w:hint="eastAsia"/>
+        </w:rPr>
+        <w:t>(</w:t>
+      </w:r>
+      <w:r>
+        <w:t>D)</w:t>
+      </w:r>
+      <w:r>
+        <w:rPr>
+          <w:rFonts w:hint="eastAsia"/>
+        </w:rPr>
+        <w:t>，因為</w:t>
+      </w:r>
+    </w:p>
+    <w:p>
+      <w:r>
+        <w:t>She(</w:t>
+      </w:r>
+      <w:r>
+        <w:rPr>
+          <w:rFonts w:hint="eastAsia"/>
+        </w:rPr>
+        <w:t>主格</w:t>
+      </w:r>
+      <w:r>
+        <w:rPr>
+          <w:rFonts w:hint="eastAsia"/>
+        </w:rPr>
+        <w:t>)</w:t>
+      </w:r>
+      <w:r>
+        <w:t>loves him(</w:t>
+      </w:r>
+      <w:proofErr w:type="gramStart"/>
+      <w:r>
+        <w:rPr>
+          <w:rFonts w:hint="eastAsia"/>
+        </w:rPr>
+        <w:t>受格</w:t>
+      </w:r>
+      <w:proofErr w:type="gramEnd"/>
+      <w:r>
+        <w:rPr>
+          <w:rFonts w:hint="eastAsia"/>
+        </w:rPr>
+        <w:t>)</w:t>
+      </w:r>
+    </w:p>
+    <w:p>
+      <w:r>
+        <w:t>He(</w:t>
+      </w:r>
+      <w:r>
+        <w:rPr>
+          <w:rFonts w:hint="eastAsia"/>
+        </w:rPr>
+        <w:t>主格</w:t>
+      </w:r>
+      <w:r>
+        <w:rPr>
+          <w:rFonts w:hint="eastAsia"/>
+        </w:rPr>
+        <w:t>)</w:t>
+      </w:r>
+      <w:r>
+        <w:t>loves her(</w:t>
+      </w:r>
+      <w:proofErr w:type="gramStart"/>
+      <w:r>
+        <w:rPr>
+          <w:rFonts w:hint="eastAsia"/>
+        </w:rPr>
+        <w:t>受格</w:t>
+      </w:r>
+      <w:proofErr w:type="gramEnd"/>
+      <w:r>
+        <w:rPr>
+          <w:rFonts w:hint="eastAsia"/>
+        </w:rPr>
+        <w:t>)</w:t>
+      </w:r>
+    </w:p>
+    <w:p>
+      <w:pPr>
+        <w:rPr>
+          <w:rFonts w:hint="eastAsia"/>
+        </w:rPr>
+      </w:pPr>
+    </w:p>
+    <w:p>
+      <w:r>
+        <w:rPr>
+          <w:rFonts w:hint="eastAsia"/>
+        </w:rPr>
+        <w:t>不能選</w:t>
+      </w:r>
+      <w:r>
+        <w:rPr>
+          <w:rFonts w:hint="eastAsia"/>
+        </w:rPr>
+        <w:t>(</w:t>
+      </w:r>
+      <w:r>
+        <w:t>B</w:t>
+      </w:r>
+      <w:r>
+        <w:t>)</w:t>
+      </w:r>
+      <w:r>
+        <w:rPr>
+          <w:rFonts w:hint="eastAsia"/>
+        </w:rPr>
+        <w:t>，</w:t>
+      </w:r>
+      <w:r>
+        <w:rPr>
+          <w:rFonts w:hint="eastAsia"/>
+        </w:rPr>
+        <w:t>所有格代名詞不能後方再接名詞</w:t>
+      </w:r>
+    </w:p>
+    <w:p/>
+    <w:p>
+      <w:pPr>
+        <w:rPr>
+          <w:rFonts w:hint="eastAsia"/>
+        </w:rPr>
+      </w:pPr>
+      <w:r>
+        <w:rPr>
+          <w:rFonts w:hint="eastAsia"/>
+        </w:rPr>
+        <w:t>不能選</w:t>
+      </w:r>
+      <w:r>
+        <w:rPr>
+          <w:rFonts w:hint="eastAsia"/>
+        </w:rPr>
+        <w:t>(</w:t>
+      </w:r>
+      <w:r>
+        <w:t>A</w:t>
+      </w:r>
+      <w:r>
+        <w:t>)</w:t>
+      </w:r>
+      <w:r>
+        <w:rPr>
+          <w:rFonts w:hint="eastAsia"/>
+        </w:rPr>
+        <w:t>，</w:t>
+      </w:r>
+      <w:r>
+        <w:t>human resource director</w:t>
+      </w:r>
+      <w:r>
+        <w:rPr>
+          <w:rFonts w:hint="eastAsia"/>
+        </w:rPr>
+        <w:t>表示只有</w:t>
+      </w:r>
+      <w:proofErr w:type="gramStart"/>
+      <w:r>
+        <w:rPr>
+          <w:rFonts w:hint="eastAsia"/>
+        </w:rPr>
+        <w:t>一</w:t>
+      </w:r>
+      <w:proofErr w:type="gramEnd"/>
+      <w:r>
+        <w:rPr>
+          <w:rFonts w:hint="eastAsia"/>
+        </w:rPr>
+        <w:t>個人</w:t>
+      </w:r>
+      <w:r>
+        <w:rPr>
+          <w:rFonts w:hint="eastAsia"/>
+        </w:rPr>
+        <w:t>，不能用</w:t>
+      </w:r>
+      <w:r>
+        <w:t>(A)their</w:t>
+      </w:r>
+      <w:r>
+        <w:rPr>
+          <w:rFonts w:hint="eastAsia"/>
+        </w:rPr>
+        <w:t>他們的</w:t>
+      </w:r>
+      <w:r>
+        <w:rPr>
+          <w:rFonts w:hint="eastAsia"/>
+        </w:rPr>
+        <w:t>，句意上不符合</w:t>
+      </w:r>
+    </w:p>
+    <w:p/>
+    <w:p>
+      <w:r>
+        <w:rPr>
+          <w:rFonts w:hint="eastAsia"/>
+        </w:rPr>
+        <w:t>所有格形容詞</w:t>
+      </w:r>
+      <w:r>
+        <w:rPr>
+          <w:rFonts w:hint="eastAsia"/>
+        </w:rPr>
+        <w:t>後面要接</w:t>
+      </w:r>
+      <w:proofErr w:type="gramStart"/>
+      <w:r>
+        <w:rPr>
+          <w:rFonts w:hint="eastAsia"/>
+        </w:rPr>
+        <w:t>名詞且句意</w:t>
+      </w:r>
+      <w:proofErr w:type="gramEnd"/>
+      <w:r>
+        <w:rPr>
+          <w:rFonts w:hint="eastAsia"/>
+        </w:rPr>
+        <w:t>上也符合</w:t>
+      </w:r>
+      <w:r>
+        <w:rPr>
+          <w:rFonts w:hint="eastAsia"/>
+        </w:rPr>
+        <w:t xml:space="preserve"> </w:t>
+      </w:r>
+      <w:r>
+        <w:t>-&gt;</w:t>
+      </w:r>
+      <w:r>
+        <w:t>(C)her</w:t>
+      </w:r>
+    </w:p>
+    <w:p>
+      <w:r>
+        <w:drawing>
+          <wp:inline distT="0" distB="0" distL="0" distR="0" wp14:anchorId="5B5AA7F8" wp14:editId="3B949CAA">
+            <wp:extent cx="5274310" cy="2179320"/>
+            <wp:effectExtent l="0" t="0" r="2540" b="0"/>
+            <wp:docPr id="1149054776" name="圖片 1"/>
+            <wp:cNvGraphicFramePr>
+              <a:graphicFrameLocks xmlns:a="http://schemas.openxmlformats.org/drawingml/2006/main" noChangeAspect="1"/>
+            </wp:cNvGraphicFramePr>
+            <a:graphic xmlns:a="http://schemas.openxmlformats.org/drawingml/2006/main">
+              <a:graphicData uri="http://schemas.openxmlformats.org/drawingml/2006/picture">
+                <pic:pic xmlns:pic="http://schemas.openxmlformats.org/drawingml/2006/picture">
+                  <pic:nvPicPr>
+                    <pic:cNvPr id="1149054776" name=""/>
+                    <pic:cNvPicPr/>
+                  </pic:nvPicPr>
+                  <pic:blipFill>
+                    <a:blip r:embed="rId8"/>
+                    <a:stretch>
+                      <a:fillRect/>
+                    </a:stretch>
+                  </pic:blipFill>
+                  <pic:spPr>
+                    <a:xfrm>
+                      <a:off x="0" y="0"/>
+                      <a:ext cx="5274310" cy="2179320"/>
+                    </a:xfrm>
+                    <a:prstGeom prst="rect">
+                      <a:avLst/>
+                    </a:prstGeom>
+                  </pic:spPr>
+                </pic:pic>
+              </a:graphicData>
+            </a:graphic>
+          </wp:inline>
+        </w:drawing>
+      </w:r>
+    </w:p>
+    <w:p/>
     <w:p>
       <w:pPr>
         <w:rPr>
@@ -16766,7 +18712,7 @@
 </file>
 
 <file path=word/endnotes.xml><?xml version="1.0" encoding="utf-8"?>
-<w:endnotes xmlns:wpc="http://schemas.microsoft.com/office/word/2010/wordprocessingCanvas" xmlns:cx="http://schemas.microsoft.com/office/drawing/2014/chartex" xmlns:cx1="http://schemas.microsoft.com/office/drawing/2015/9/8/chartex" xmlns:cx2="http://schemas.microsoft.com/office/drawing/2015/10/21/chartex" xmlns:cx3="http://schemas.microsoft.com/office/drawing/2016/5/9/chartex" xmlns:cx4="http://schemas.microsoft.com/office/drawing/2016/5/10/chartex" xmlns:cx5="http://schemas.microsoft.com/office/drawing/2016/5/11/chartex" xmlns:cx6="http://schemas.microsoft.com/office/drawing/2016/5/12/chartex" xmlns:cx7="http://schemas.microsoft.com/office/drawing/2016/5/13/chartex" xmlns:cx8="http://schemas.microsoft.com/office/drawing/2016/5/14/chartex" xmlns:mc="http://schemas.openxmlformats.org/markup-compatibility/2006" xmlns:aink="http://schemas.microsoft.com/office/drawing/2016/ink" xmlns:am3d="http://schemas.microsoft.com/office/drawing/2017/model3d" xmlns:o="urn:schemas-microsoft-com:office:office" xmlns:r="http://schemas.openxmlformats.org/officeDocument/2006/relationships" xmlns:m="http://schemas.openxmlformats.org/officeDocument/2006/math" xmlns:v="urn:schemas-microsoft-com:vml" xmlns:wp14="http://schemas.microsoft.com/office/word/2010/wordprocessingDrawing" xmlns:wp="http://schemas.openxmlformats.org/drawingml/2006/wordprocessingDrawing" xmlns:w10="urn:schemas-microsoft-com:office:word" xmlns:w="http://schemas.openxmlformats.org/wordprocessingml/2006/main" xmlns:w14="http://schemas.microsoft.com/office/word/2010/wordml" xmlns:w15="http://schemas.microsoft.com/office/word/2012/wordml" xmlns:w16cex="http://schemas.microsoft.com/office/word/2018/wordml/cex" xmlns:w16cid="http://schemas.microsoft.com/office/word/2016/wordml/cid" xmlns:w16="http://schemas.microsoft.com/office/word/2018/wordml" xmlns:w16sdtdh="http://schemas.microsoft.com/office/word/2020/wordml/sdtdatahash" xmlns:w16se="http://schemas.microsoft.com/office/word/2015/wordml/symex" xmlns:wpg="http://schemas.microsoft.com/office/word/2010/wordprocessingGroup" xmlns:wpi="http://schemas.microsoft.com/office/word/2010/wordprocessingInk" xmlns:wne="http://schemas.microsoft.com/office/word/2006/wordml" xmlns:wps="http://schemas.microsoft.com/office/word/2010/wordprocessingShape" mc:Ignorable="w14 w15 w16se w16cid w16 w16cex w16sdtdh wp14">
+<w:endnotes xmlns:wpc="http://schemas.microsoft.com/office/word/2010/wordprocessingCanvas" xmlns:cx="http://schemas.microsoft.com/office/drawing/2014/chartex" xmlns:cx1="http://schemas.microsoft.com/office/drawing/2015/9/8/chartex" xmlns:cx2="http://schemas.microsoft.com/office/drawing/2015/10/21/chartex" xmlns:cx3="http://schemas.microsoft.com/office/drawing/2016/5/9/chartex" xmlns:cx4="http://schemas.microsoft.com/office/drawing/2016/5/10/chartex" xmlns:cx5="http://schemas.microsoft.com/office/drawing/2016/5/11/chartex" xmlns:cx6="http://schemas.microsoft.com/office/drawing/2016/5/12/chartex" xmlns:cx7="http://schemas.microsoft.com/office/drawing/2016/5/13/chartex" xmlns:cx8="http://schemas.microsoft.com/office/drawing/2016/5/14/chartex" xmlns:mc="http://schemas.openxmlformats.org/markup-compatibility/2006" xmlns:aink="http://schemas.microsoft.com/office/drawing/2016/ink" xmlns:am3d="http://schemas.microsoft.com/office/drawing/2017/model3d" xmlns:o="urn:schemas-microsoft-com:office:office" xmlns:oel="http://schemas.microsoft.com/office/2019/extlst" xmlns:r="http://schemas.openxmlformats.org/officeDocument/2006/relationships" xmlns:m="http://schemas.openxmlformats.org/officeDocument/2006/math" xmlns:v="urn:schemas-microsoft-com:vml" xmlns:wp14="http://schemas.microsoft.com/office/word/2010/wordprocessingDrawing" xmlns:wp="http://schemas.openxmlformats.org/drawingml/2006/wordprocessingDrawing" xmlns:w10="urn:schemas-microsoft-com:office:word" xmlns:w="http://schemas.openxmlformats.org/wordprocessingml/2006/main" xmlns:w14="http://schemas.microsoft.com/office/word/2010/wordml" xmlns:w15="http://schemas.microsoft.com/office/word/2012/wordml" xmlns:w16cex="http://schemas.microsoft.com/office/word/2018/wordml/cex" xmlns:w16cid="http://schemas.microsoft.com/office/word/2016/wordml/cid" xmlns:w16="http://schemas.microsoft.com/office/word/2018/wordml" xmlns:w16du="http://schemas.microsoft.com/office/word/2023/wordml/word16du" xmlns:w16sdtdh="http://schemas.microsoft.com/office/word/2020/wordml/sdtdatahash" xmlns:w16se="http://schemas.microsoft.com/office/word/2015/wordml/symex" xmlns:wpg="http://schemas.microsoft.com/office/word/2010/wordprocessingGroup" xmlns:wpi="http://schemas.microsoft.com/office/word/2010/wordprocessingInk" xmlns:wne="http://schemas.microsoft.com/office/word/2006/wordml" xmlns:wps="http://schemas.microsoft.com/office/word/2010/wordprocessingShape" mc:Ignorable="w14 w15 w16se w16cid w16 w16cex w16sdtdh wp14">
   <w:endnote w:type="separator" w:id="-1">
     <w:p>
       <w:r>
@@ -16785,7 +18731,7 @@
 </file>
 
 <file path=word/footnotes.xml><?xml version="1.0" encoding="utf-8"?>
-<w:footnotes xmlns:wpc="http://schemas.microsoft.com/office/word/2010/wordprocessingCanvas" xmlns:cx="http://schemas.microsoft.com/office/drawing/2014/chartex" xmlns:cx1="http://schemas.microsoft.com/office/drawing/2015/9/8/chartex" xmlns:cx2="http://schemas.microsoft.com/office/drawing/2015/10/21/chartex" xmlns:cx3="http://schemas.microsoft.com/office/drawing/2016/5/9/chartex" xmlns:cx4="http://schemas.microsoft.com/office/drawing/2016/5/10/chartex" xmlns:cx5="http://schemas.microsoft.com/office/drawing/2016/5/11/chartex" xmlns:cx6="http://schemas.microsoft.com/office/drawing/2016/5/12/chartex" xmlns:cx7="http://schemas.microsoft.com/office/drawing/2016/5/13/chartex" xmlns:cx8="http://schemas.microsoft.com/office/drawing/2016/5/14/chartex" xmlns:mc="http://schemas.openxmlformats.org/markup-compatibility/2006" xmlns:aink="http://schemas.microsoft.com/office/drawing/2016/ink" xmlns:am3d="http://schemas.microsoft.com/office/drawing/2017/model3d" xmlns:o="urn:schemas-microsoft-com:office:office" xmlns:r="http://schemas.openxmlformats.org/officeDocument/2006/relationships" xmlns:m="http://schemas.openxmlformats.org/officeDocument/2006/math" xmlns:v="urn:schemas-microsoft-com:vml" xmlns:wp14="http://schemas.microsoft.com/office/word/2010/wordprocessingDrawing" xmlns:wp="http://schemas.openxmlformats.org/drawingml/2006/wordprocessingDrawing" xmlns:w10="urn:schemas-microsoft-com:office:word" xmlns:w="http://schemas.openxmlformats.org/wordprocessingml/2006/main" xmlns:w14="http://schemas.microsoft.com/office/word/2010/wordml" xmlns:w15="http://schemas.microsoft.com/office/word/2012/wordml" xmlns:w16cex="http://schemas.microsoft.com/office/word/2018/wordml/cex" xmlns:w16cid="http://schemas.microsoft.com/office/word/2016/wordml/cid" xmlns:w16="http://schemas.microsoft.com/office/word/2018/wordml" xmlns:w16sdtdh="http://schemas.microsoft.com/office/word/2020/wordml/sdtdatahash" xmlns:w16se="http://schemas.microsoft.com/office/word/2015/wordml/symex" xmlns:wpg="http://schemas.microsoft.com/office/word/2010/wordprocessingGroup" xmlns:wpi="http://schemas.microsoft.com/office/word/2010/wordprocessingInk" xmlns:wne="http://schemas.microsoft.com/office/word/2006/wordml" xmlns:wps="http://schemas.microsoft.com/office/word/2010/wordprocessingShape" mc:Ignorable="w14 w15 w16se w16cid w16 w16cex w16sdtdh wp14">
+<w:footnotes xmlns:wpc="http://schemas.microsoft.com/office/word/2010/wordprocessingCanvas" xmlns:cx="http://schemas.microsoft.com/office/drawing/2014/chartex" xmlns:cx1="http://schemas.microsoft.com/office/drawing/2015/9/8/chartex" xmlns:cx2="http://schemas.microsoft.com/office/drawing/2015/10/21/chartex" xmlns:cx3="http://schemas.microsoft.com/office/drawing/2016/5/9/chartex" xmlns:cx4="http://schemas.microsoft.com/office/drawing/2016/5/10/chartex" xmlns:cx5="http://schemas.microsoft.com/office/drawing/2016/5/11/chartex" xmlns:cx6="http://schemas.microsoft.com/office/drawing/2016/5/12/chartex" xmlns:cx7="http://schemas.microsoft.com/office/drawing/2016/5/13/chartex" xmlns:cx8="http://schemas.microsoft.com/office/drawing/2016/5/14/chartex" xmlns:mc="http://schemas.openxmlformats.org/markup-compatibility/2006" xmlns:aink="http://schemas.microsoft.com/office/drawing/2016/ink" xmlns:am3d="http://schemas.microsoft.com/office/drawing/2017/model3d" xmlns:o="urn:schemas-microsoft-com:office:office" xmlns:oel="http://schemas.microsoft.com/office/2019/extlst" xmlns:r="http://schemas.openxmlformats.org/officeDocument/2006/relationships" xmlns:m="http://schemas.openxmlformats.org/officeDocument/2006/math" xmlns:v="urn:schemas-microsoft-com:vml" xmlns:wp14="http://schemas.microsoft.com/office/word/2010/wordprocessingDrawing" xmlns:wp="http://schemas.openxmlformats.org/drawingml/2006/wordprocessingDrawing" xmlns:w10="urn:schemas-microsoft-com:office:word" xmlns:w="http://schemas.openxmlformats.org/wordprocessingml/2006/main" xmlns:w14="http://schemas.microsoft.com/office/word/2010/wordml" xmlns:w15="http://schemas.microsoft.com/office/word/2012/wordml" xmlns:w16cex="http://schemas.microsoft.com/office/word/2018/wordml/cex" xmlns:w16cid="http://schemas.microsoft.com/office/word/2016/wordml/cid" xmlns:w16="http://schemas.microsoft.com/office/word/2018/wordml" xmlns:w16du="http://schemas.microsoft.com/office/word/2023/wordml/word16du" xmlns:w16sdtdh="http://schemas.microsoft.com/office/word/2020/wordml/sdtdatahash" xmlns:w16se="http://schemas.microsoft.com/office/word/2015/wordml/symex" xmlns:wpg="http://schemas.microsoft.com/office/word/2010/wordprocessingGroup" xmlns:wpi="http://schemas.microsoft.com/office/word/2010/wordprocessingInk" xmlns:wne="http://schemas.microsoft.com/office/word/2006/wordml" xmlns:wps="http://schemas.microsoft.com/office/word/2010/wordprocessingShape" mc:Ignorable="w14 w15 w16se w16cid w16 w16cex w16sdtdh wp14">
   <w:footnote w:type="separator" w:id="-1">
     <w:p>
       <w:r>
@@ -16804,7 +18750,7 @@
 </file>
 
 <file path=word/numbering.xml><?xml version="1.0" encoding="utf-8"?>
-<w:numbering xmlns:wpc="http://schemas.microsoft.com/office/word/2010/wordprocessingCanvas" xmlns:cx="http://schemas.microsoft.com/office/drawing/2014/chartex" xmlns:cx1="http://schemas.microsoft.com/office/drawing/2015/9/8/chartex" xmlns:cx2="http://schemas.microsoft.com/office/drawing/2015/10/21/chartex" xmlns:cx3="http://schemas.microsoft.com/office/drawing/2016/5/9/chartex" xmlns:cx4="http://schemas.microsoft.com/office/drawing/2016/5/10/chartex" xmlns:cx5="http://schemas.microsoft.com/office/drawing/2016/5/11/chartex" xmlns:cx6="http://schemas.microsoft.com/office/drawing/2016/5/12/chartex" xmlns:cx7="http://schemas.microsoft.com/office/drawing/2016/5/13/chartex" xmlns:cx8="http://schemas.microsoft.com/office/drawing/2016/5/14/chartex" xmlns:mc="http://schemas.openxmlformats.org/markup-compatibility/2006" xmlns:aink="http://schemas.microsoft.com/office/drawing/2016/ink" xmlns:am3d="http://schemas.microsoft.com/office/drawing/2017/model3d" xmlns:o="urn:schemas-microsoft-com:office:office" xmlns:r="http://schemas.openxmlformats.org/officeDocument/2006/relationships" xmlns:m="http://schemas.openxmlformats.org/officeDocument/2006/math" xmlns:v="urn:schemas-microsoft-com:vml" xmlns:wp14="http://schemas.microsoft.com/office/word/2010/wordprocessingDrawing" xmlns:wp="http://schemas.openxmlformats.org/drawingml/2006/wordprocessingDrawing" xmlns:w10="urn:schemas-microsoft-com:office:word" xmlns:w="http://schemas.openxmlformats.org/wordprocessingml/2006/main" xmlns:w14="http://schemas.microsoft.com/office/word/2010/wordml" xmlns:w15="http://schemas.microsoft.com/office/word/2012/wordml" xmlns:w16cex="http://schemas.microsoft.com/office/word/2018/wordml/cex" xmlns:w16cid="http://schemas.microsoft.com/office/word/2016/wordml/cid" xmlns:w16="http://schemas.microsoft.com/office/word/2018/wordml" xmlns:w16sdtdh="http://schemas.microsoft.com/office/word/2020/wordml/sdtdatahash" xmlns:w16se="http://schemas.microsoft.com/office/word/2015/wordml/symex" xmlns:wpg="http://schemas.microsoft.com/office/word/2010/wordprocessingGroup" xmlns:wpi="http://schemas.microsoft.com/office/word/2010/wordprocessingInk" xmlns:wne="http://schemas.microsoft.com/office/word/2006/wordml" xmlns:wps="http://schemas.microsoft.com/office/word/2010/wordprocessingShape" mc:Ignorable="w14 w15 w16se w16cid w16 w16cex w16sdtdh wp14">
+<w:numbering xmlns:wpc="http://schemas.microsoft.com/office/word/2010/wordprocessingCanvas" xmlns:cx="http://schemas.microsoft.com/office/drawing/2014/chartex" xmlns:cx1="http://schemas.microsoft.com/office/drawing/2015/9/8/chartex" xmlns:cx2="http://schemas.microsoft.com/office/drawing/2015/10/21/chartex" xmlns:cx3="http://schemas.microsoft.com/office/drawing/2016/5/9/chartex" xmlns:cx4="http://schemas.microsoft.com/office/drawing/2016/5/10/chartex" xmlns:cx5="http://schemas.microsoft.com/office/drawing/2016/5/11/chartex" xmlns:cx6="http://schemas.microsoft.com/office/drawing/2016/5/12/chartex" xmlns:cx7="http://schemas.microsoft.com/office/drawing/2016/5/13/chartex" xmlns:cx8="http://schemas.microsoft.com/office/drawing/2016/5/14/chartex" xmlns:mc="http://schemas.openxmlformats.org/markup-compatibility/2006" xmlns:aink="http://schemas.microsoft.com/office/drawing/2016/ink" xmlns:am3d="http://schemas.microsoft.com/office/drawing/2017/model3d" xmlns:o="urn:schemas-microsoft-com:office:office" xmlns:oel="http://schemas.microsoft.com/office/2019/extlst" xmlns:r="http://schemas.openxmlformats.org/officeDocument/2006/relationships" xmlns:m="http://schemas.openxmlformats.org/officeDocument/2006/math" xmlns:v="urn:schemas-microsoft-com:vml" xmlns:wp14="http://schemas.microsoft.com/office/word/2010/wordprocessingDrawing" xmlns:wp="http://schemas.openxmlformats.org/drawingml/2006/wordprocessingDrawing" xmlns:w10="urn:schemas-microsoft-com:office:word" xmlns:w="http://schemas.openxmlformats.org/wordprocessingml/2006/main" xmlns:w14="http://schemas.microsoft.com/office/word/2010/wordml" xmlns:w15="http://schemas.microsoft.com/office/word/2012/wordml" xmlns:w16cex="http://schemas.microsoft.com/office/word/2018/wordml/cex" xmlns:w16cid="http://schemas.microsoft.com/office/word/2016/wordml/cid" xmlns:w16="http://schemas.microsoft.com/office/word/2018/wordml" xmlns:w16du="http://schemas.microsoft.com/office/word/2023/wordml/word16du" xmlns:w16sdtdh="http://schemas.microsoft.com/office/word/2020/wordml/sdtdatahash" xmlns:w16se="http://schemas.microsoft.com/office/word/2015/wordml/symex" xmlns:wpg="http://schemas.microsoft.com/office/word/2010/wordprocessingGroup" xmlns:wpi="http://schemas.microsoft.com/office/word/2010/wordprocessingInk" xmlns:wne="http://schemas.microsoft.com/office/word/2006/wordml" xmlns:wps="http://schemas.microsoft.com/office/word/2010/wordprocessingShape" mc:Ignorable="w14 w15 w16se w16cid w16 w16cex w16sdtdh wp14">
   <w:abstractNum w:abstractNumId="0" w15:restartNumberingAfterBreak="0">
     <w:nsid w:val="02411899"/>
     <w:multiLevelType w:val="hybridMultilevel"/>
@@ -17073,6 +19019,95 @@
     </w:lvl>
   </w:abstractNum>
   <w:abstractNum w:abstractNumId="3" w15:restartNumberingAfterBreak="0">
+    <w:nsid w:val="117869E1"/>
+    <w:multiLevelType w:val="hybridMultilevel"/>
+    <w:tmpl w:val="947ABA3C"/>
+    <w:lvl w:ilvl="0" w:tplc="68026F2E">
+      <w:start w:val="1"/>
+      <w:numFmt w:val="upperLetter"/>
+      <w:lvlText w:val="(%1)"/>
+      <w:lvlJc w:val="left"/>
+      <w:pPr>
+        <w:ind w:left="360" w:hanging="360"/>
+      </w:pPr>
+      <w:rPr>
+        <w:rFonts w:hint="default"/>
+      </w:rPr>
+    </w:lvl>
+    <w:lvl w:ilvl="1" w:tplc="04090019" w:tentative="1">
+      <w:start w:val="1"/>
+      <w:numFmt w:val="ideographTraditional"/>
+      <w:lvlText w:val="%2、"/>
+      <w:lvlJc w:val="left"/>
+      <w:pPr>
+        <w:ind w:left="960" w:hanging="480"/>
+      </w:pPr>
+    </w:lvl>
+    <w:lvl w:ilvl="2" w:tplc="0409001B" w:tentative="1">
+      <w:start w:val="1"/>
+      <w:numFmt w:val="lowerRoman"/>
+      <w:lvlText w:val="%3."/>
+      <w:lvlJc w:val="right"/>
+      <w:pPr>
+        <w:ind w:left="1440" w:hanging="480"/>
+      </w:pPr>
+    </w:lvl>
+    <w:lvl w:ilvl="3" w:tplc="0409000F" w:tentative="1">
+      <w:start w:val="1"/>
+      <w:numFmt w:val="decimal"/>
+      <w:lvlText w:val="%4."/>
+      <w:lvlJc w:val="left"/>
+      <w:pPr>
+        <w:ind w:left="1920" w:hanging="480"/>
+      </w:pPr>
+    </w:lvl>
+    <w:lvl w:ilvl="4" w:tplc="04090019" w:tentative="1">
+      <w:start w:val="1"/>
+      <w:numFmt w:val="ideographTraditional"/>
+      <w:lvlText w:val="%5、"/>
+      <w:lvlJc w:val="left"/>
+      <w:pPr>
+        <w:ind w:left="2400" w:hanging="480"/>
+      </w:pPr>
+    </w:lvl>
+    <w:lvl w:ilvl="5" w:tplc="0409001B" w:tentative="1">
+      <w:start w:val="1"/>
+      <w:numFmt w:val="lowerRoman"/>
+      <w:lvlText w:val="%6."/>
+      <w:lvlJc w:val="right"/>
+      <w:pPr>
+        <w:ind w:left="2880" w:hanging="480"/>
+      </w:pPr>
+    </w:lvl>
+    <w:lvl w:ilvl="6" w:tplc="0409000F" w:tentative="1">
+      <w:start w:val="1"/>
+      <w:numFmt w:val="decimal"/>
+      <w:lvlText w:val="%7."/>
+      <w:lvlJc w:val="left"/>
+      <w:pPr>
+        <w:ind w:left="3360" w:hanging="480"/>
+      </w:pPr>
+    </w:lvl>
+    <w:lvl w:ilvl="7" w:tplc="04090019" w:tentative="1">
+      <w:start w:val="1"/>
+      <w:numFmt w:val="ideographTraditional"/>
+      <w:lvlText w:val="%8、"/>
+      <w:lvlJc w:val="left"/>
+      <w:pPr>
+        <w:ind w:left="3840" w:hanging="480"/>
+      </w:pPr>
+    </w:lvl>
+    <w:lvl w:ilvl="8" w:tplc="0409001B" w:tentative="1">
+      <w:start w:val="1"/>
+      <w:numFmt w:val="lowerRoman"/>
+      <w:lvlText w:val="%9."/>
+      <w:lvlJc w:val="right"/>
+      <w:pPr>
+        <w:ind w:left="4320" w:hanging="480"/>
+      </w:pPr>
+    </w:lvl>
+  </w:abstractNum>
+  <w:abstractNum w:abstractNumId="4" w15:restartNumberingAfterBreak="0">
     <w:nsid w:val="11C265C0"/>
     <w:multiLevelType w:val="hybridMultilevel"/>
     <w:tmpl w:val="E982B8FC"/>
@@ -17161,7 +19196,7 @@
       </w:pPr>
     </w:lvl>
   </w:abstractNum>
-  <w:abstractNum w:abstractNumId="4" w15:restartNumberingAfterBreak="0">
+  <w:abstractNum w:abstractNumId="5" w15:restartNumberingAfterBreak="0">
     <w:nsid w:val="16FB5BC5"/>
     <w:multiLevelType w:val="hybridMultilevel"/>
     <w:tmpl w:val="CDB2D14E"/>
@@ -17250,7 +19285,7 @@
       </w:pPr>
     </w:lvl>
   </w:abstractNum>
-  <w:abstractNum w:abstractNumId="5" w15:restartNumberingAfterBreak="0">
+  <w:abstractNum w:abstractNumId="6" w15:restartNumberingAfterBreak="0">
     <w:nsid w:val="17362360"/>
     <w:multiLevelType w:val="hybridMultilevel"/>
     <w:tmpl w:val="B75CBD7E"/>
@@ -17339,7 +19374,7 @@
       </w:pPr>
     </w:lvl>
   </w:abstractNum>
-  <w:abstractNum w:abstractNumId="6" w15:restartNumberingAfterBreak="0">
+  <w:abstractNum w:abstractNumId="7" w15:restartNumberingAfterBreak="0">
     <w:nsid w:val="19CE214F"/>
     <w:multiLevelType w:val="hybridMultilevel"/>
     <w:tmpl w:val="0D0A96B6"/>
@@ -17428,7 +19463,7 @@
       </w:pPr>
     </w:lvl>
   </w:abstractNum>
-  <w:abstractNum w:abstractNumId="7" w15:restartNumberingAfterBreak="0">
+  <w:abstractNum w:abstractNumId="8" w15:restartNumberingAfterBreak="0">
     <w:nsid w:val="1CAA4EE6"/>
     <w:multiLevelType w:val="hybridMultilevel"/>
     <w:tmpl w:val="D03042A6"/>
@@ -17517,7 +19552,7 @@
       </w:pPr>
     </w:lvl>
   </w:abstractNum>
-  <w:abstractNum w:abstractNumId="8" w15:restartNumberingAfterBreak="0">
+  <w:abstractNum w:abstractNumId="9" w15:restartNumberingAfterBreak="0">
     <w:nsid w:val="1CE6612B"/>
     <w:multiLevelType w:val="hybridMultilevel"/>
     <w:tmpl w:val="150CB5D8"/>
@@ -17606,7 +19641,7 @@
       </w:pPr>
     </w:lvl>
   </w:abstractNum>
-  <w:abstractNum w:abstractNumId="9" w15:restartNumberingAfterBreak="0">
+  <w:abstractNum w:abstractNumId="10" w15:restartNumberingAfterBreak="0">
     <w:nsid w:val="22B002D7"/>
     <w:multiLevelType w:val="hybridMultilevel"/>
     <w:tmpl w:val="61FC8AEC"/>
@@ -17695,7 +19730,7 @@
       </w:pPr>
     </w:lvl>
   </w:abstractNum>
-  <w:abstractNum w:abstractNumId="10" w15:restartNumberingAfterBreak="0">
+  <w:abstractNum w:abstractNumId="11" w15:restartNumberingAfterBreak="0">
     <w:nsid w:val="26ED007C"/>
     <w:multiLevelType w:val="hybridMultilevel"/>
     <w:tmpl w:val="A93A876E"/>
@@ -17784,7 +19819,7 @@
       </w:pPr>
     </w:lvl>
   </w:abstractNum>
-  <w:abstractNum w:abstractNumId="11" w15:restartNumberingAfterBreak="0">
+  <w:abstractNum w:abstractNumId="12" w15:restartNumberingAfterBreak="0">
     <w:nsid w:val="30697B34"/>
     <w:multiLevelType w:val="hybridMultilevel"/>
     <w:tmpl w:val="760E81A8"/>
@@ -17873,7 +19908,7 @@
       </w:pPr>
     </w:lvl>
   </w:abstractNum>
-  <w:abstractNum w:abstractNumId="12" w15:restartNumberingAfterBreak="0">
+  <w:abstractNum w:abstractNumId="13" w15:restartNumberingAfterBreak="0">
     <w:nsid w:val="35442E1E"/>
     <w:multiLevelType w:val="hybridMultilevel"/>
     <w:tmpl w:val="D182E740"/>
@@ -17962,7 +19997,7 @@
       </w:pPr>
     </w:lvl>
   </w:abstractNum>
-  <w:abstractNum w:abstractNumId="13" w15:restartNumberingAfterBreak="0">
+  <w:abstractNum w:abstractNumId="14" w15:restartNumberingAfterBreak="0">
     <w:nsid w:val="36301A1D"/>
     <w:multiLevelType w:val="hybridMultilevel"/>
     <w:tmpl w:val="17B01CFA"/>
@@ -18051,7 +20086,7 @@
       </w:pPr>
     </w:lvl>
   </w:abstractNum>
-  <w:abstractNum w:abstractNumId="14" w15:restartNumberingAfterBreak="0">
+  <w:abstractNum w:abstractNumId="15" w15:restartNumberingAfterBreak="0">
     <w:nsid w:val="36D37889"/>
     <w:multiLevelType w:val="hybridMultilevel"/>
     <w:tmpl w:val="89B2E3F8"/>
@@ -18140,7 +20175,7 @@
       </w:pPr>
     </w:lvl>
   </w:abstractNum>
-  <w:abstractNum w:abstractNumId="15" w15:restartNumberingAfterBreak="0">
+  <w:abstractNum w:abstractNumId="16" w15:restartNumberingAfterBreak="0">
     <w:nsid w:val="371A316D"/>
     <w:multiLevelType w:val="hybridMultilevel"/>
     <w:tmpl w:val="1CB8321C"/>
@@ -18229,7 +20264,7 @@
       </w:pPr>
     </w:lvl>
   </w:abstractNum>
-  <w:abstractNum w:abstractNumId="16" w15:restartNumberingAfterBreak="0">
+  <w:abstractNum w:abstractNumId="17" w15:restartNumberingAfterBreak="0">
     <w:nsid w:val="39496F00"/>
     <w:multiLevelType w:val="hybridMultilevel"/>
     <w:tmpl w:val="6C6CE0AC"/>
@@ -18318,7 +20353,7 @@
       </w:pPr>
     </w:lvl>
   </w:abstractNum>
-  <w:abstractNum w:abstractNumId="17" w15:restartNumberingAfterBreak="0">
+  <w:abstractNum w:abstractNumId="18" w15:restartNumberingAfterBreak="0">
     <w:nsid w:val="400F352D"/>
     <w:multiLevelType w:val="hybridMultilevel"/>
     <w:tmpl w:val="18C0E9BA"/>
@@ -18407,7 +20442,96 @@
       </w:pPr>
     </w:lvl>
   </w:abstractNum>
-  <w:abstractNum w:abstractNumId="18" w15:restartNumberingAfterBreak="0">
+  <w:abstractNum w:abstractNumId="19" w15:restartNumberingAfterBreak="0">
+    <w:nsid w:val="4E40307C"/>
+    <w:multiLevelType w:val="hybridMultilevel"/>
+    <w:tmpl w:val="A9AE2242"/>
+    <w:lvl w:ilvl="0" w:tplc="BDA4D80A">
+      <w:start w:val="1"/>
+      <w:numFmt w:val="upperLetter"/>
+      <w:lvlText w:val="(%1)"/>
+      <w:lvlJc w:val="left"/>
+      <w:pPr>
+        <w:ind w:left="360" w:hanging="360"/>
+      </w:pPr>
+      <w:rPr>
+        <w:rFonts w:hint="default"/>
+      </w:rPr>
+    </w:lvl>
+    <w:lvl w:ilvl="1" w:tplc="04090019" w:tentative="1">
+      <w:start w:val="1"/>
+      <w:numFmt w:val="ideographTraditional"/>
+      <w:lvlText w:val="%2、"/>
+      <w:lvlJc w:val="left"/>
+      <w:pPr>
+        <w:ind w:left="960" w:hanging="480"/>
+      </w:pPr>
+    </w:lvl>
+    <w:lvl w:ilvl="2" w:tplc="0409001B" w:tentative="1">
+      <w:start w:val="1"/>
+      <w:numFmt w:val="lowerRoman"/>
+      <w:lvlText w:val="%3."/>
+      <w:lvlJc w:val="right"/>
+      <w:pPr>
+        <w:ind w:left="1440" w:hanging="480"/>
+      </w:pPr>
+    </w:lvl>
+    <w:lvl w:ilvl="3" w:tplc="0409000F" w:tentative="1">
+      <w:start w:val="1"/>
+      <w:numFmt w:val="decimal"/>
+      <w:lvlText w:val="%4."/>
+      <w:lvlJc w:val="left"/>
+      <w:pPr>
+        <w:ind w:left="1920" w:hanging="480"/>
+      </w:pPr>
+    </w:lvl>
+    <w:lvl w:ilvl="4" w:tplc="04090019" w:tentative="1">
+      <w:start w:val="1"/>
+      <w:numFmt w:val="ideographTraditional"/>
+      <w:lvlText w:val="%5、"/>
+      <w:lvlJc w:val="left"/>
+      <w:pPr>
+        <w:ind w:left="2400" w:hanging="480"/>
+      </w:pPr>
+    </w:lvl>
+    <w:lvl w:ilvl="5" w:tplc="0409001B" w:tentative="1">
+      <w:start w:val="1"/>
+      <w:numFmt w:val="lowerRoman"/>
+      <w:lvlText w:val="%6."/>
+      <w:lvlJc w:val="right"/>
+      <w:pPr>
+        <w:ind w:left="2880" w:hanging="480"/>
+      </w:pPr>
+    </w:lvl>
+    <w:lvl w:ilvl="6" w:tplc="0409000F" w:tentative="1">
+      <w:start w:val="1"/>
+      <w:numFmt w:val="decimal"/>
+      <w:lvlText w:val="%7."/>
+      <w:lvlJc w:val="left"/>
+      <w:pPr>
+        <w:ind w:left="3360" w:hanging="480"/>
+      </w:pPr>
+    </w:lvl>
+    <w:lvl w:ilvl="7" w:tplc="04090019" w:tentative="1">
+      <w:start w:val="1"/>
+      <w:numFmt w:val="ideographTraditional"/>
+      <w:lvlText w:val="%8、"/>
+      <w:lvlJc w:val="left"/>
+      <w:pPr>
+        <w:ind w:left="3840" w:hanging="480"/>
+      </w:pPr>
+    </w:lvl>
+    <w:lvl w:ilvl="8" w:tplc="0409001B" w:tentative="1">
+      <w:start w:val="1"/>
+      <w:numFmt w:val="lowerRoman"/>
+      <w:lvlText w:val="%9."/>
+      <w:lvlJc w:val="right"/>
+      <w:pPr>
+        <w:ind w:left="4320" w:hanging="480"/>
+      </w:pPr>
+    </w:lvl>
+  </w:abstractNum>
+  <w:abstractNum w:abstractNumId="20" w15:restartNumberingAfterBreak="0">
     <w:nsid w:val="4FB509B0"/>
     <w:multiLevelType w:val="hybridMultilevel"/>
     <w:tmpl w:val="8604D55E"/>
@@ -18496,7 +20620,7 @@
       </w:pPr>
     </w:lvl>
   </w:abstractNum>
-  <w:abstractNum w:abstractNumId="19" w15:restartNumberingAfterBreak="0">
+  <w:abstractNum w:abstractNumId="21" w15:restartNumberingAfterBreak="0">
     <w:nsid w:val="51F860B5"/>
     <w:multiLevelType w:val="hybridMultilevel"/>
     <w:tmpl w:val="016AA4DC"/>
@@ -18585,7 +20709,7 @@
       </w:pPr>
     </w:lvl>
   </w:abstractNum>
-  <w:abstractNum w:abstractNumId="20" w15:restartNumberingAfterBreak="0">
+  <w:abstractNum w:abstractNumId="22" w15:restartNumberingAfterBreak="0">
     <w:nsid w:val="53005D9A"/>
     <w:multiLevelType w:val="hybridMultilevel"/>
     <w:tmpl w:val="6F1E60CE"/>
@@ -18674,7 +20798,7 @@
       </w:pPr>
     </w:lvl>
   </w:abstractNum>
-  <w:abstractNum w:abstractNumId="21" w15:restartNumberingAfterBreak="0">
+  <w:abstractNum w:abstractNumId="23" w15:restartNumberingAfterBreak="0">
     <w:nsid w:val="5495135A"/>
     <w:multiLevelType w:val="hybridMultilevel"/>
     <w:tmpl w:val="AA88B466"/>
@@ -18763,7 +20887,96 @@
       </w:pPr>
     </w:lvl>
   </w:abstractNum>
-  <w:abstractNum w:abstractNumId="22" w15:restartNumberingAfterBreak="0">
+  <w:abstractNum w:abstractNumId="24" w15:restartNumberingAfterBreak="0">
+    <w:nsid w:val="59597F59"/>
+    <w:multiLevelType w:val="hybridMultilevel"/>
+    <w:tmpl w:val="43C8A6AE"/>
+    <w:lvl w:ilvl="0" w:tplc="E384F15E">
+      <w:start w:val="1"/>
+      <w:numFmt w:val="upperLetter"/>
+      <w:lvlText w:val="(%1)"/>
+      <w:lvlJc w:val="left"/>
+      <w:pPr>
+        <w:ind w:left="360" w:hanging="360"/>
+      </w:pPr>
+      <w:rPr>
+        <w:rFonts w:hint="default"/>
+      </w:rPr>
+    </w:lvl>
+    <w:lvl w:ilvl="1" w:tplc="04090019" w:tentative="1">
+      <w:start w:val="1"/>
+      <w:numFmt w:val="ideographTraditional"/>
+      <w:lvlText w:val="%2、"/>
+      <w:lvlJc w:val="left"/>
+      <w:pPr>
+        <w:ind w:left="960" w:hanging="480"/>
+      </w:pPr>
+    </w:lvl>
+    <w:lvl w:ilvl="2" w:tplc="0409001B" w:tentative="1">
+      <w:start w:val="1"/>
+      <w:numFmt w:val="lowerRoman"/>
+      <w:lvlText w:val="%3."/>
+      <w:lvlJc w:val="right"/>
+      <w:pPr>
+        <w:ind w:left="1440" w:hanging="480"/>
+      </w:pPr>
+    </w:lvl>
+    <w:lvl w:ilvl="3" w:tplc="0409000F" w:tentative="1">
+      <w:start w:val="1"/>
+      <w:numFmt w:val="decimal"/>
+      <w:lvlText w:val="%4."/>
+      <w:lvlJc w:val="left"/>
+      <w:pPr>
+        <w:ind w:left="1920" w:hanging="480"/>
+      </w:pPr>
+    </w:lvl>
+    <w:lvl w:ilvl="4" w:tplc="04090019" w:tentative="1">
+      <w:start w:val="1"/>
+      <w:numFmt w:val="ideographTraditional"/>
+      <w:lvlText w:val="%5、"/>
+      <w:lvlJc w:val="left"/>
+      <w:pPr>
+        <w:ind w:left="2400" w:hanging="480"/>
+      </w:pPr>
+    </w:lvl>
+    <w:lvl w:ilvl="5" w:tplc="0409001B" w:tentative="1">
+      <w:start w:val="1"/>
+      <w:numFmt w:val="lowerRoman"/>
+      <w:lvlText w:val="%6."/>
+      <w:lvlJc w:val="right"/>
+      <w:pPr>
+        <w:ind w:left="2880" w:hanging="480"/>
+      </w:pPr>
+    </w:lvl>
+    <w:lvl w:ilvl="6" w:tplc="0409000F" w:tentative="1">
+      <w:start w:val="1"/>
+      <w:numFmt w:val="decimal"/>
+      <w:lvlText w:val="%7."/>
+      <w:lvlJc w:val="left"/>
+      <w:pPr>
+        <w:ind w:left="3360" w:hanging="480"/>
+      </w:pPr>
+    </w:lvl>
+    <w:lvl w:ilvl="7" w:tplc="04090019" w:tentative="1">
+      <w:start w:val="1"/>
+      <w:numFmt w:val="ideographTraditional"/>
+      <w:lvlText w:val="%8、"/>
+      <w:lvlJc w:val="left"/>
+      <w:pPr>
+        <w:ind w:left="3840" w:hanging="480"/>
+      </w:pPr>
+    </w:lvl>
+    <w:lvl w:ilvl="8" w:tplc="0409001B" w:tentative="1">
+      <w:start w:val="1"/>
+      <w:numFmt w:val="lowerRoman"/>
+      <w:lvlText w:val="%9."/>
+      <w:lvlJc w:val="right"/>
+      <w:pPr>
+        <w:ind w:left="4320" w:hanging="480"/>
+      </w:pPr>
+    </w:lvl>
+  </w:abstractNum>
+  <w:abstractNum w:abstractNumId="25" w15:restartNumberingAfterBreak="0">
     <w:nsid w:val="5B69241D"/>
     <w:multiLevelType w:val="hybridMultilevel"/>
     <w:tmpl w:val="B59462EA"/>
@@ -18852,7 +21065,7 @@
       </w:pPr>
     </w:lvl>
   </w:abstractNum>
-  <w:abstractNum w:abstractNumId="23" w15:restartNumberingAfterBreak="0">
+  <w:abstractNum w:abstractNumId="26" w15:restartNumberingAfterBreak="0">
     <w:nsid w:val="609177BD"/>
     <w:multiLevelType w:val="hybridMultilevel"/>
     <w:tmpl w:val="680E61BA"/>
@@ -18941,7 +21154,7 @@
       </w:pPr>
     </w:lvl>
   </w:abstractNum>
-  <w:abstractNum w:abstractNumId="24" w15:restartNumberingAfterBreak="0">
+  <w:abstractNum w:abstractNumId="27" w15:restartNumberingAfterBreak="0">
     <w:nsid w:val="647A59BB"/>
     <w:multiLevelType w:val="hybridMultilevel"/>
     <w:tmpl w:val="B6ECFFB6"/>
@@ -19030,7 +21243,7 @@
       </w:pPr>
     </w:lvl>
   </w:abstractNum>
-  <w:abstractNum w:abstractNumId="25" w15:restartNumberingAfterBreak="0">
+  <w:abstractNum w:abstractNumId="28" w15:restartNumberingAfterBreak="0">
     <w:nsid w:val="6F2E0A24"/>
     <w:multiLevelType w:val="hybridMultilevel"/>
     <w:tmpl w:val="43521F5A"/>
@@ -19119,7 +21332,7 @@
       </w:pPr>
     </w:lvl>
   </w:abstractNum>
-  <w:abstractNum w:abstractNumId="26" w15:restartNumberingAfterBreak="0">
+  <w:abstractNum w:abstractNumId="29" w15:restartNumberingAfterBreak="0">
     <w:nsid w:val="71274037"/>
     <w:multiLevelType w:val="hybridMultilevel"/>
     <w:tmpl w:val="01AA0F8E"/>
@@ -19208,7 +21421,7 @@
       </w:pPr>
     </w:lvl>
   </w:abstractNum>
-  <w:abstractNum w:abstractNumId="27" w15:restartNumberingAfterBreak="0">
+  <w:abstractNum w:abstractNumId="30" w15:restartNumberingAfterBreak="0">
     <w:nsid w:val="73DC2168"/>
     <w:multiLevelType w:val="hybridMultilevel"/>
     <w:tmpl w:val="E56C0A66"/>
@@ -19297,7 +21510,7 @@
       </w:pPr>
     </w:lvl>
   </w:abstractNum>
-  <w:abstractNum w:abstractNumId="28" w15:restartNumberingAfterBreak="0">
+  <w:abstractNum w:abstractNumId="31" w15:restartNumberingAfterBreak="0">
     <w:nsid w:val="75226988"/>
     <w:multiLevelType w:val="hybridMultilevel"/>
     <w:tmpl w:val="FE52247A"/>
@@ -19386,7 +21599,7 @@
       </w:pPr>
     </w:lvl>
   </w:abstractNum>
-  <w:abstractNum w:abstractNumId="29" w15:restartNumberingAfterBreak="0">
+  <w:abstractNum w:abstractNumId="32" w15:restartNumberingAfterBreak="0">
     <w:nsid w:val="775001FE"/>
     <w:multiLevelType w:val="hybridMultilevel"/>
     <w:tmpl w:val="D26051BC"/>
@@ -19475,7 +21688,7 @@
       </w:pPr>
     </w:lvl>
   </w:abstractNum>
-  <w:abstractNum w:abstractNumId="30" w15:restartNumberingAfterBreak="0">
+  <w:abstractNum w:abstractNumId="33" w15:restartNumberingAfterBreak="0">
     <w:nsid w:val="7B123881"/>
     <w:multiLevelType w:val="hybridMultilevel"/>
     <w:tmpl w:val="A59E4332"/>
@@ -19564,7 +21777,7 @@
       </w:pPr>
     </w:lvl>
   </w:abstractNum>
-  <w:abstractNum w:abstractNumId="31" w15:restartNumberingAfterBreak="0">
+  <w:abstractNum w:abstractNumId="34" w15:restartNumberingAfterBreak="0">
     <w:nsid w:val="7C187F3C"/>
     <w:multiLevelType w:val="hybridMultilevel"/>
     <w:tmpl w:val="7C3EB84C"/>
@@ -19653,7 +21866,7 @@
       </w:pPr>
     </w:lvl>
   </w:abstractNum>
-  <w:abstractNum w:abstractNumId="32" w15:restartNumberingAfterBreak="0">
+  <w:abstractNum w:abstractNumId="35" w15:restartNumberingAfterBreak="0">
     <w:nsid w:val="7D8370E3"/>
     <w:multiLevelType w:val="hybridMultilevel"/>
     <w:tmpl w:val="706C694C"/>
@@ -19742,7 +21955,7 @@
       </w:pPr>
     </w:lvl>
   </w:abstractNum>
-  <w:abstractNum w:abstractNumId="33" w15:restartNumberingAfterBreak="0">
+  <w:abstractNum w:abstractNumId="36" w15:restartNumberingAfterBreak="0">
     <w:nsid w:val="7E5421B4"/>
     <w:multiLevelType w:val="hybridMultilevel"/>
     <w:tmpl w:val="32101888"/>
@@ -19831,107 +22044,116 @@
       </w:pPr>
     </w:lvl>
   </w:abstractNum>
-  <w:num w:numId="1">
+  <w:num w:numId="1" w16cid:durableId="2102139238">
+    <w:abstractNumId w:val="23"/>
+  </w:num>
+  <w:num w:numId="2" w16cid:durableId="575020547">
+    <w:abstractNumId w:val="32"/>
+  </w:num>
+  <w:num w:numId="3" w16cid:durableId="646208146">
+    <w:abstractNumId w:val="6"/>
+  </w:num>
+  <w:num w:numId="4" w16cid:durableId="1865290467">
+    <w:abstractNumId w:val="33"/>
+  </w:num>
+  <w:num w:numId="5" w16cid:durableId="313880131">
+    <w:abstractNumId w:val="17"/>
+  </w:num>
+  <w:num w:numId="6" w16cid:durableId="769592526">
+    <w:abstractNumId w:val="18"/>
+  </w:num>
+  <w:num w:numId="7" w16cid:durableId="1305695450">
+    <w:abstractNumId w:val="10"/>
+  </w:num>
+  <w:num w:numId="8" w16cid:durableId="887643459">
+    <w:abstractNumId w:val="22"/>
+  </w:num>
+  <w:num w:numId="9" w16cid:durableId="1328941413">
+    <w:abstractNumId w:val="12"/>
+  </w:num>
+  <w:num w:numId="10" w16cid:durableId="790712736">
+    <w:abstractNumId w:val="20"/>
+  </w:num>
+  <w:num w:numId="11" w16cid:durableId="683674992">
+    <w:abstractNumId w:val="25"/>
+  </w:num>
+  <w:num w:numId="12" w16cid:durableId="931743370">
+    <w:abstractNumId w:val="35"/>
+  </w:num>
+  <w:num w:numId="13" w16cid:durableId="582497875">
+    <w:abstractNumId w:val="30"/>
+  </w:num>
+  <w:num w:numId="14" w16cid:durableId="2077779316">
+    <w:abstractNumId w:val="27"/>
+  </w:num>
+  <w:num w:numId="15" w16cid:durableId="1736052775">
+    <w:abstractNumId w:val="9"/>
+  </w:num>
+  <w:num w:numId="16" w16cid:durableId="1314866733">
+    <w:abstractNumId w:val="5"/>
+  </w:num>
+  <w:num w:numId="17" w16cid:durableId="1954899632">
+    <w:abstractNumId w:val="8"/>
+  </w:num>
+  <w:num w:numId="18" w16cid:durableId="1446735015">
+    <w:abstractNumId w:val="0"/>
+  </w:num>
+  <w:num w:numId="19" w16cid:durableId="1796295335">
+    <w:abstractNumId w:val="7"/>
+  </w:num>
+  <w:num w:numId="20" w16cid:durableId="2074311662">
+    <w:abstractNumId w:val="2"/>
+  </w:num>
+  <w:num w:numId="21" w16cid:durableId="844591418">
+    <w:abstractNumId w:val="34"/>
+  </w:num>
+  <w:num w:numId="22" w16cid:durableId="660162019">
+    <w:abstractNumId w:val="1"/>
+  </w:num>
+  <w:num w:numId="23" w16cid:durableId="190650187">
+    <w:abstractNumId w:val="16"/>
+  </w:num>
+  <w:num w:numId="24" w16cid:durableId="468479178">
     <w:abstractNumId w:val="21"/>
   </w:num>
-  <w:num w:numId="2">
+  <w:num w:numId="25" w16cid:durableId="47269465">
+    <w:abstractNumId w:val="31"/>
+  </w:num>
+  <w:num w:numId="26" w16cid:durableId="1758208378">
+    <w:abstractNumId w:val="14"/>
+  </w:num>
+  <w:num w:numId="27" w16cid:durableId="824053539">
+    <w:abstractNumId w:val="11"/>
+  </w:num>
+  <w:num w:numId="28" w16cid:durableId="357236879">
+    <w:abstractNumId w:val="26"/>
+  </w:num>
+  <w:num w:numId="29" w16cid:durableId="806894354">
     <w:abstractNumId w:val="29"/>
   </w:num>
-  <w:num w:numId="3">
-    <w:abstractNumId w:val="5"/>
+  <w:num w:numId="30" w16cid:durableId="1846246767">
+    <w:abstractNumId w:val="15"/>
   </w:num>
-  <w:num w:numId="4">
-    <w:abstractNumId w:val="30"/>
+  <w:num w:numId="31" w16cid:durableId="125785530">
+    <w:abstractNumId w:val="28"/>
   </w:num>
-  <w:num w:numId="5">
-    <w:abstractNumId w:val="16"/>
+  <w:num w:numId="32" w16cid:durableId="583691044">
+    <w:abstractNumId w:val="36"/>
   </w:num>
-  <w:num w:numId="6">
-    <w:abstractNumId w:val="17"/>
+  <w:num w:numId="33" w16cid:durableId="308940394">
+    <w:abstractNumId w:val="13"/>
   </w:num>
-  <w:num w:numId="7">
-    <w:abstractNumId w:val="9"/>
-  </w:num>
-  <w:num w:numId="8">
-    <w:abstractNumId w:val="20"/>
-  </w:num>
-  <w:num w:numId="9">
-    <w:abstractNumId w:val="11"/>
-  </w:num>
-  <w:num w:numId="10">
-    <w:abstractNumId w:val="18"/>
-  </w:num>
-  <w:num w:numId="11">
-    <w:abstractNumId w:val="22"/>
-  </w:num>
-  <w:num w:numId="12">
-    <w:abstractNumId w:val="32"/>
-  </w:num>
-  <w:num w:numId="13">
-    <w:abstractNumId w:val="27"/>
-  </w:num>
-  <w:num w:numId="14">
-    <w:abstractNumId w:val="24"/>
-  </w:num>
-  <w:num w:numId="15">
-    <w:abstractNumId w:val="8"/>
-  </w:num>
-  <w:num w:numId="16">
+  <w:num w:numId="34" w16cid:durableId="217908087">
     <w:abstractNumId w:val="4"/>
   </w:num>
-  <w:num w:numId="17">
-    <w:abstractNumId w:val="7"/>
-  </w:num>
-  <w:num w:numId="18">
-    <w:abstractNumId w:val="0"/>
-  </w:num>
-  <w:num w:numId="19">
-    <w:abstractNumId w:val="6"/>
-  </w:num>
-  <w:num w:numId="20">
-    <w:abstractNumId w:val="2"/>
-  </w:num>
-  <w:num w:numId="21">
-    <w:abstractNumId w:val="31"/>
-  </w:num>
-  <w:num w:numId="22">
-    <w:abstractNumId w:val="1"/>
-  </w:num>
-  <w:num w:numId="23">
-    <w:abstractNumId w:val="15"/>
-  </w:num>
-  <w:num w:numId="24">
+  <w:num w:numId="35" w16cid:durableId="1291473063">
     <w:abstractNumId w:val="19"/>
   </w:num>
-  <w:num w:numId="25">
-    <w:abstractNumId w:val="28"/>
+  <w:num w:numId="36" w16cid:durableId="1966158929">
+    <w:abstractNumId w:val="3"/>
   </w:num>
-  <w:num w:numId="26">
-    <w:abstractNumId w:val="13"/>
-  </w:num>
-  <w:num w:numId="27">
-    <w:abstractNumId w:val="10"/>
-  </w:num>
-  <w:num w:numId="28">
-    <w:abstractNumId w:val="23"/>
-  </w:num>
-  <w:num w:numId="29">
-    <w:abstractNumId w:val="26"/>
-  </w:num>
-  <w:num w:numId="30">
-    <w:abstractNumId w:val="14"/>
-  </w:num>
-  <w:num w:numId="31">
-    <w:abstractNumId w:val="25"/>
-  </w:num>
-  <w:num w:numId="32">
-    <w:abstractNumId w:val="33"/>
-  </w:num>
-  <w:num w:numId="33">
-    <w:abstractNumId w:val="12"/>
-  </w:num>
-  <w:num w:numId="34">
-    <w:abstractNumId w:val="3"/>
+  <w:num w:numId="37" w16cid:durableId="636880972">
+    <w:abstractNumId w:val="24"/>
   </w:num>
 </w:numbering>
 </file>

--- a/碩一/TOEIC/介係詞代名詞.docx
+++ b/碩一/TOEIC/介係詞代名詞.docx
@@ -16784,13 +16784,7 @@
         <w:t>方向</w:t>
       </w:r>
     </w:p>
-    <w:p>
-      <w:pPr>
-        <w:rPr>
-          <w:rFonts w:hint="eastAsia"/>
-        </w:rPr>
-      </w:pPr>
-    </w:p>
+    <w:p/>
     <w:p>
       <w:r>
         <w:t>From A to/until</w:t>
@@ -16964,10 +16958,7 @@
     </w:p>
     <w:p>
       <w:r>
-        <w:t>Upon</w:t>
-      </w:r>
-      <w:r>
-        <w:t xml:space="preserve"> prep.</w:t>
+        <w:t>Upon prep.</w:t>
       </w:r>
       <w:r>
         <w:rPr>
@@ -16997,10 +16988,7 @@
         <w:t>資產、</w:t>
       </w:r>
       <w:r>
-        <w:t>lease</w:t>
-      </w:r>
-      <w:r>
-        <w:t xml:space="preserve"> v.</w:t>
+        <w:t>lease v.</w:t>
       </w:r>
       <w:proofErr w:type="gramStart"/>
       <w:r>
@@ -17046,13 +17034,7 @@
     </w:p>
     <w:p>
       <w:r>
-        <w:t>F</w:t>
-      </w:r>
-      <w:r>
-        <w:t>ormer</w:t>
-      </w:r>
-      <w:r>
-        <w:t xml:space="preserve"> adj.</w:t>
+        <w:t>Former adj.</w:t>
       </w:r>
       <w:r>
         <w:rPr>
@@ -17266,13 +17248,7 @@
     <w:p/>
     <w:p>
       <w:r>
-        <w:t>T</w:t>
-      </w:r>
-      <w:r>
-        <w:t>oxic</w:t>
-      </w:r>
-      <w:r>
-        <w:t xml:space="preserve"> adj.</w:t>
+        <w:t>Toxic adj.</w:t>
       </w:r>
       <w:r>
         <w:rPr>
@@ -17281,10 +17257,7 @@
         <w:t>有毒的、</w:t>
       </w:r>
       <w:r>
-        <w:t>strictly</w:t>
-      </w:r>
-      <w:r>
-        <w:t xml:space="preserve"> adv.</w:t>
+        <w:t>strictly adv.</w:t>
       </w:r>
       <w:r>
         <w:rPr>
@@ -17339,13 +17312,7 @@
         <w:t>可支配薪資</w:t>
       </w:r>
     </w:p>
-    <w:p>
-      <w:pPr>
-        <w:rPr>
-          <w:rFonts w:hint="eastAsia"/>
-        </w:rPr>
-      </w:pPr>
-    </w:p>
+    <w:p/>
     <w:p>
       <w:proofErr w:type="spellStart"/>
       <w:r>
@@ -17357,11 +17324,6 @@
       </w:r>
     </w:p>
     <w:p>
-      <w:pPr>
-        <w:rPr>
-          <w:rFonts w:hint="eastAsia"/>
-        </w:rPr>
-      </w:pPr>
       <w:proofErr w:type="spellStart"/>
       <w:proofErr w:type="gramStart"/>
       <w:r>
@@ -17441,19 +17403,10 @@
         <w:t>形容詞</w:t>
       </w:r>
     </w:p>
-    <w:p>
-      <w:pPr>
-        <w:rPr>
-          <w:rFonts w:hint="eastAsia"/>
-        </w:rPr>
-      </w:pPr>
-    </w:p>
-    <w:p>
-      <w:r>
-        <w:t>M</w:t>
-      </w:r>
-      <w:r>
-        <w:t>aterials</w:t>
+    <w:p/>
+    <w:p>
+      <w:r>
+        <w:t>Materials</w:t>
       </w:r>
       <w:r>
         <w:rPr>
@@ -17508,11 +17461,6 @@
     </w:p>
     <w:p/>
     <w:p>
-      <w:pPr>
-        <w:rPr>
-          <w:rFonts w:hint="eastAsia"/>
-        </w:rPr>
-      </w:pPr>
       <w:r>
         <w:t xml:space="preserve">The mechanic carefully inspected </w:t>
       </w:r>
@@ -17743,13 +17691,7 @@
     </w:p>
     <w:p>
       <w:r>
-        <w:t>M</w:t>
-      </w:r>
-      <w:r>
-        <w:t>echanic</w:t>
-      </w:r>
-      <w:r>
-        <w:t xml:space="preserve"> n.</w:t>
+        <w:t>Mechanic n.</w:t>
       </w:r>
       <w:r>
         <w:rPr>
@@ -17803,13 +17745,7 @@
         <w:t>中</w:t>
       </w:r>
     </w:p>
-    <w:p>
-      <w:pPr>
-        <w:rPr>
-          <w:rFonts w:hint="eastAsia"/>
-        </w:rPr>
-      </w:pPr>
-    </w:p>
+    <w:p/>
     <w:p>
       <w:r>
         <w:t>Few(</w:t>
@@ -18051,7 +17987,6 @@
     <w:p>
       <w:pPr>
         <w:rPr>
-          <w:rFonts w:hint="eastAsia"/>
           <w:color w:val="000000" w:themeColor="text1"/>
         </w:rPr>
       </w:pPr>
@@ -18059,13 +17994,7 @@
         <w:rPr>
           <w:color w:val="000000" w:themeColor="text1"/>
         </w:rPr>
-        <w:t>E</w:t>
-      </w:r>
-      <w:r>
-        <w:rPr>
-          <w:color w:val="000000" w:themeColor="text1"/>
-        </w:rPr>
-        <w:t>quipment</w:t>
+        <w:t>Equipment</w:t>
       </w:r>
       <w:r>
         <w:rPr>
@@ -18251,13 +18180,7 @@
     </w:p>
     <w:p>
       <w:r>
-        <w:t>P</w:t>
-      </w:r>
-      <w:r>
-        <w:t>romote</w:t>
-      </w:r>
-      <w:r>
-        <w:t xml:space="preserve"> v.</w:t>
+        <w:t>Promote v.</w:t>
       </w:r>
       <w:r>
         <w:rPr>
@@ -18278,10 +18201,7 @@
         <w:t>升遷、</w:t>
       </w:r>
       <w:r>
-        <w:t>subordinate</w:t>
-      </w:r>
-      <w:r>
-        <w:t xml:space="preserve"> adj.</w:t>
+        <w:t>subordinate adj.</w:t>
       </w:r>
       <w:r>
         <w:rPr>
@@ -18322,13 +18242,7 @@
       </w:r>
       <w:proofErr w:type="gramEnd"/>
     </w:p>
-    <w:p>
-      <w:pPr>
-        <w:rPr>
-          <w:rFonts w:hint="eastAsia"/>
-        </w:rPr>
-      </w:pPr>
-    </w:p>
+    <w:p/>
     <w:p>
       <w:r>
         <w:t>Promote A to B</w:t>
@@ -18491,13 +18405,7 @@
         <w:t>)</w:t>
       </w:r>
     </w:p>
-    <w:p>
-      <w:pPr>
-        <w:rPr>
-          <w:rFonts w:hint="eastAsia"/>
-        </w:rPr>
-      </w:pPr>
-    </w:p>
+    <w:p/>
     <w:p>
       <w:r>
         <w:rPr>
@@ -18532,11 +18440,6 @@
     </w:p>
     <w:p/>
     <w:p>
-      <w:pPr>
-        <w:rPr>
-          <w:rFonts w:hint="eastAsia"/>
-        </w:rPr>
-      </w:pPr>
       <w:r>
         <w:rPr>
           <w:rFonts w:hint="eastAsia"/>
@@ -18550,10 +18453,7 @@
         <w:t>(</w:t>
       </w:r>
       <w:r>
-        <w:t>A</w:t>
-      </w:r>
-      <w:r>
-        <w:t>)</w:t>
+        <w:t>A)</w:t>
       </w:r>
       <w:r>
         <w:rPr>
@@ -18597,13 +18497,7 @@
         <w:rPr>
           <w:rFonts w:hint="eastAsia"/>
         </w:rPr>
-        <w:t>他們的</w:t>
-      </w:r>
-      <w:r>
-        <w:rPr>
-          <w:rFonts w:hint="eastAsia"/>
-        </w:rPr>
-        <w:t>，句意上不符合</w:t>
+        <w:t>他們的，句意上不符合</w:t>
       </w:r>
     </w:p>
     <w:p/>
@@ -18612,13 +18506,7 @@
         <w:rPr>
           <w:rFonts w:hint="eastAsia"/>
         </w:rPr>
-        <w:t>所有格形容詞</w:t>
-      </w:r>
-      <w:r>
-        <w:rPr>
-          <w:rFonts w:hint="eastAsia"/>
-        </w:rPr>
-        <w:t>後面要接</w:t>
+        <w:t>所有格形容詞後面要接</w:t>
       </w:r>
       <w:proofErr w:type="gramStart"/>
       <w:r>
@@ -18641,14 +18529,14 @@
         <w:t xml:space="preserve"> </w:t>
       </w:r>
       <w:r>
-        <w:t>-&gt;</w:t>
-      </w:r>
-      <w:r>
-        <w:t>(C)her</w:t>
-      </w:r>
-    </w:p>
-    <w:p>
-      <w:r>
+        <w:t>-&gt;(C)her</w:t>
+      </w:r>
+    </w:p>
+    <w:p>
+      <w:r>
+        <w:rPr>
+          <w:noProof/>
+        </w:rPr>
         <w:drawing>
           <wp:inline distT="0" distB="0" distL="0" distR="0" wp14:anchorId="5B5AA7F8" wp14:editId="3B949CAA">
             <wp:extent cx="5274310" cy="2179320"/>
@@ -18688,12 +18576,2324 @@
     </w:p>
     <w:p/>
     <w:p>
-      <w:pPr>
-        <w:rPr>
-          <w:rFonts w:hint="eastAsia"/>
-        </w:rPr>
-      </w:pPr>
-    </w:p>
+      <w:r>
+        <w:t xml:space="preserve">Interns are required to read through the job </w:t>
+      </w:r>
+      <w:r>
+        <w:rPr>
+          <w:highlight w:val="yellow"/>
+        </w:rPr>
+        <w:t>description</w:t>
+      </w:r>
+      <w:r>
+        <w:t xml:space="preserve"> thoroughly.</w:t>
+      </w:r>
+    </w:p>
+    <w:p>
+      <w:r>
+        <w:rPr>
+          <w:rFonts w:hint="eastAsia"/>
+          <w:highlight w:val="yellow"/>
+        </w:rPr>
+        <w:t>(</w:t>
+      </w:r>
+      <w:r>
+        <w:rPr>
+          <w:highlight w:val="yellow"/>
+        </w:rPr>
+        <w:t>A)description</w:t>
+      </w:r>
+      <w:r>
+        <w:rPr>
+          <w:highlight w:val="yellow"/>
+        </w:rPr>
+        <w:t xml:space="preserve"> N.</w:t>
+      </w:r>
+      <w:r>
+        <w:rPr>
+          <w:rFonts w:hint="eastAsia"/>
+          <w:highlight w:val="yellow"/>
+        </w:rPr>
+        <w:t>描述</w:t>
+      </w:r>
+      <w:r>
+        <w:t>(B</w:t>
+      </w:r>
+      <w:r>
+        <w:rPr>
+          <w:rFonts w:hint="eastAsia"/>
+        </w:rPr>
+        <w:t>)d</w:t>
+      </w:r>
+      <w:r>
+        <w:t>escriptive</w:t>
+      </w:r>
+      <w:r>
+        <w:t xml:space="preserve"> Adj</w:t>
+      </w:r>
+      <w:r>
+        <w:t>(C)describe</w:t>
+      </w:r>
+      <w:r>
+        <w:t xml:space="preserve"> V</w:t>
+      </w:r>
+      <w:r>
+        <w:t>(D)describing</w:t>
+      </w:r>
+      <w:r>
+        <w:t xml:space="preserve"> V</w:t>
+      </w:r>
+    </w:p>
+    <w:p/>
+    <w:p>
+      <w:r>
+        <w:t>T</w:t>
+      </w:r>
+      <w:r>
+        <w:t>horoughly</w:t>
+      </w:r>
+      <w:r>
+        <w:t xml:space="preserve"> adv.</w:t>
+      </w:r>
+      <w:r>
+        <w:rPr>
+          <w:rFonts w:hint="eastAsia"/>
+        </w:rPr>
+        <w:t>徹底</w:t>
+      </w:r>
+      <w:r>
+        <w:rPr>
+          <w:rFonts w:hint="eastAsia"/>
+        </w:rPr>
+        <w:t>、</w:t>
+      </w:r>
+      <w:r>
+        <w:t>job description</w:t>
+      </w:r>
+      <w:r>
+        <w:rPr>
+          <w:rFonts w:hint="eastAsia"/>
+        </w:rPr>
+        <w:t>工作描述</w:t>
+      </w:r>
+      <w:r>
+        <w:rPr>
+          <w:rFonts w:hint="eastAsia"/>
+        </w:rPr>
+        <w:t>、</w:t>
+      </w:r>
+      <w:r>
+        <w:t>read through</w:t>
+      </w:r>
+      <w:r>
+        <w:t xml:space="preserve"> </w:t>
+      </w:r>
+      <w:r>
+        <w:rPr>
+          <w:rFonts w:hint="eastAsia"/>
+        </w:rPr>
+        <w:t>讀過</w:t>
+      </w:r>
+    </w:p>
+    <w:p>
+      <w:r>
+        <w:t>Through(prep)</w:t>
+      </w:r>
+      <w:r>
+        <w:rPr>
+          <w:rFonts w:hint="eastAsia"/>
+        </w:rPr>
+        <w:t>穿越</w:t>
+      </w:r>
+    </w:p>
+    <w:p>
+      <w:pPr>
+        <w:rPr>
+          <w:rFonts w:hint="eastAsia"/>
+        </w:rPr>
+      </w:pPr>
+    </w:p>
+    <w:p>
+      <w:r>
+        <w:t xml:space="preserve">S+V+N(adj)+N </w:t>
+      </w:r>
+      <w:r>
+        <w:rPr>
+          <w:rFonts w:hint="eastAsia"/>
+        </w:rPr>
+        <w:t>兩個名詞位置前後即前名詞為形容詞</w:t>
+      </w:r>
+    </w:p>
+    <w:p>
+      <w:r>
+        <w:t>Ex:</w:t>
+      </w:r>
+      <w:r>
+        <w:rPr>
+          <w:rFonts w:hint="eastAsia"/>
+        </w:rPr>
+        <w:t xml:space="preserve"> </w:t>
+      </w:r>
+      <w:r>
+        <w:t>She plays cell phone games.</w:t>
+      </w:r>
+    </w:p>
+    <w:p/>
+    <w:p>
+      <w:r>
+        <w:lastRenderedPageBreak/>
+        <w:t xml:space="preserve">Consumers </w:t>
+      </w:r>
+      <w:r>
+        <w:rPr>
+          <w:color w:val="FF0000"/>
+        </w:rPr>
+        <w:t>are accustomed to</w:t>
+      </w:r>
+      <w:r>
+        <w:t xml:space="preserve"> </w:t>
+      </w:r>
+      <w:proofErr w:type="gramStart"/>
+      <w:r>
+        <w:rPr>
+          <w:highlight w:val="yellow"/>
+        </w:rPr>
+        <w:t>using</w:t>
+      </w:r>
+      <w:r>
+        <w:t xml:space="preserve">  </w:t>
+      </w:r>
+      <w:r>
+        <w:t>default</w:t>
+      </w:r>
+      <w:proofErr w:type="gramEnd"/>
+      <w:r>
+        <w:t xml:space="preserve"> settings on their mobile devices.</w:t>
+      </w:r>
+    </w:p>
+    <w:p>
+      <w:r>
+        <w:t>(A)</w:t>
+      </w:r>
+      <w:r>
+        <w:t>use</w:t>
+      </w:r>
+      <w:r>
+        <w:rPr>
+          <w:highlight w:val="yellow"/>
+        </w:rPr>
+        <w:t>(B)using</w:t>
+      </w:r>
+      <w:r>
+        <w:t>(C)used(D)usage</w:t>
+      </w:r>
+    </w:p>
+    <w:p>
+      <w:pPr>
+        <w:rPr>
+          <w:rFonts w:hint="eastAsia"/>
+        </w:rPr>
+      </w:pPr>
+    </w:p>
+    <w:p>
+      <w:pPr>
+        <w:rPr>
+          <w:rFonts w:hint="eastAsia"/>
+        </w:rPr>
+      </w:pPr>
+      <w:r>
+        <w:t xml:space="preserve">Default setting </w:t>
+      </w:r>
+      <w:r>
+        <w:rPr>
+          <w:rFonts w:hint="eastAsia"/>
+        </w:rPr>
+        <w:t>原廠設定</w:t>
+      </w:r>
+    </w:p>
+    <w:p>
+      <w:r>
+        <w:t>“be” accustomed to = “be” used to</w:t>
+      </w:r>
+      <w:r>
+        <w:rPr>
+          <w:rFonts w:hint="eastAsia"/>
+        </w:rPr>
+        <w:t>習慣</w:t>
+      </w:r>
+    </w:p>
+    <w:p>
+      <w:proofErr w:type="spellStart"/>
+      <w:proofErr w:type="gramStart"/>
+      <w:r>
+        <w:t>Ex:Chirs</w:t>
+      </w:r>
+      <w:proofErr w:type="spellEnd"/>
+      <w:proofErr w:type="gramEnd"/>
+      <w:r>
+        <w:t xml:space="preserve"> students are accustomed to practicing TOEIC questions every day.</w:t>
+      </w:r>
+    </w:p>
+    <w:p/>
+    <w:p>
+      <w:proofErr w:type="gramStart"/>
+      <w:r>
+        <w:rPr>
+          <w:rFonts w:hint="eastAsia"/>
+        </w:rPr>
+        <w:t>多益常見</w:t>
+      </w:r>
+      <w:proofErr w:type="spellStart"/>
+      <w:proofErr w:type="gramEnd"/>
+      <w:r>
+        <w:rPr>
+          <w:rFonts w:hint="eastAsia"/>
+        </w:rPr>
+        <w:t>t</w:t>
+      </w:r>
+      <w:r>
+        <w:t>o+Ving</w:t>
+      </w:r>
+      <w:proofErr w:type="spellEnd"/>
+      <w:r>
+        <w:rPr>
+          <w:rFonts w:hint="eastAsia"/>
+        </w:rPr>
+        <w:t>的片語</w:t>
+      </w:r>
+      <w:r>
+        <w:rPr>
+          <w:rFonts w:hint="eastAsia"/>
+        </w:rPr>
+        <w:t>:</w:t>
+      </w:r>
+    </w:p>
+    <w:p>
+      <w:r>
+        <w:t>Look forward to</w:t>
+      </w:r>
+      <w:r>
+        <w:rPr>
+          <w:rFonts w:hint="eastAsia"/>
+        </w:rPr>
+        <w:t>期待</w:t>
+      </w:r>
+      <w:r>
+        <w:rPr>
+          <w:rFonts w:hint="eastAsia"/>
+        </w:rPr>
+        <w:t>/</w:t>
+      </w:r>
+      <w:r>
+        <w:t>committed to</w:t>
+      </w:r>
+      <w:r>
+        <w:rPr>
+          <w:rFonts w:hint="eastAsia"/>
+        </w:rPr>
+        <w:t>致力於</w:t>
+      </w:r>
+      <w:r>
+        <w:rPr>
+          <w:rFonts w:hint="eastAsia"/>
+        </w:rPr>
+        <w:t>/</w:t>
+      </w:r>
+      <w:r>
+        <w:t xml:space="preserve">devoted to </w:t>
+      </w:r>
+      <w:r>
+        <w:rPr>
+          <w:rFonts w:hint="eastAsia"/>
+        </w:rPr>
+        <w:t>投入</w:t>
+      </w:r>
+      <w:r>
+        <w:rPr>
+          <w:rFonts w:hint="eastAsia"/>
+        </w:rPr>
+        <w:t>/d</w:t>
+      </w:r>
+      <w:r>
+        <w:t>edicated to</w:t>
+      </w:r>
+      <w:r>
+        <w:rPr>
+          <w:rFonts w:hint="eastAsia"/>
+        </w:rPr>
+        <w:t>奉獻</w:t>
+      </w:r>
+      <w:r>
+        <w:rPr>
+          <w:rFonts w:hint="eastAsia"/>
+        </w:rPr>
+        <w:t>/</w:t>
+      </w:r>
+    </w:p>
+    <w:p>
+      <w:r>
+        <w:t>Opposed to</w:t>
+      </w:r>
+      <w:r>
+        <w:rPr>
+          <w:rFonts w:hint="eastAsia"/>
+        </w:rPr>
+        <w:t>反對</w:t>
+      </w:r>
+    </w:p>
+    <w:p/>
+    <w:p>
+      <w:r>
+        <w:t xml:space="preserve">The skyscraper looks like a rocket </w:t>
+      </w:r>
+      <w:r>
+        <w:rPr>
+          <w:rFonts w:hint="eastAsia"/>
+        </w:rPr>
+        <w:t>(</w:t>
+      </w:r>
+      <w:r>
+        <w:rPr>
+          <w:rFonts w:hint="eastAsia"/>
+          <w:strike/>
+        </w:rPr>
+        <w:t>w</w:t>
+      </w:r>
+      <w:r>
+        <w:rPr>
+          <w:strike/>
+        </w:rPr>
+        <w:t>hich is</w:t>
+      </w:r>
+      <w:r>
+        <w:t>)</w:t>
+      </w:r>
+      <w:r>
+        <w:rPr>
+          <w:color w:val="FF0000"/>
+        </w:rPr>
+        <w:t xml:space="preserve"> </w:t>
+      </w:r>
+      <w:r>
+        <w:rPr>
+          <w:color w:val="FF0000"/>
+        </w:rPr>
+        <w:t>about to</w:t>
+      </w:r>
+      <w:r>
+        <w:t xml:space="preserve"> </w:t>
+      </w:r>
+      <w:r>
+        <w:rPr>
+          <w:highlight w:val="yellow"/>
+        </w:rPr>
+        <w:t>take</w:t>
+      </w:r>
+      <w:r>
+        <w:t xml:space="preserve"> off into the sky.</w:t>
+      </w:r>
+    </w:p>
+    <w:p>
+      <w:r>
+        <w:rPr>
+          <w:highlight w:val="yellow"/>
+        </w:rPr>
+        <w:t>(A)take</w:t>
+      </w:r>
+      <w:r>
+        <w:t>(B)taking(C)taken(D)took</w:t>
+      </w:r>
+    </w:p>
+    <w:p/>
+    <w:p>
+      <w:pPr>
+        <w:rPr>
+          <w:rFonts w:hint="eastAsia"/>
+        </w:rPr>
+      </w:pPr>
+      <w:r>
+        <w:t>S</w:t>
+      </w:r>
+      <w:r>
+        <w:t>kyscraper</w:t>
+      </w:r>
+      <w:r>
+        <w:t xml:space="preserve"> n.</w:t>
+      </w:r>
+      <w:r>
+        <w:rPr>
+          <w:rFonts w:hint="eastAsia"/>
+        </w:rPr>
+        <w:t>摩天大樓、</w:t>
+      </w:r>
+      <w:r>
+        <w:t>about to</w:t>
+      </w:r>
+      <w:r>
+        <w:rPr>
+          <w:rFonts w:hint="eastAsia"/>
+        </w:rPr>
+        <w:t xml:space="preserve"> </w:t>
+      </w:r>
+      <w:r>
+        <w:rPr>
+          <w:rFonts w:hint="eastAsia"/>
+        </w:rPr>
+        <w:t>即將</w:t>
+      </w:r>
+      <w:r>
+        <w:rPr>
+          <w:rFonts w:hint="eastAsia"/>
+        </w:rPr>
+        <w:t>、</w:t>
+      </w:r>
+      <w:proofErr w:type="spellStart"/>
+      <w:r>
+        <w:t>take off</w:t>
+      </w:r>
+      <w:proofErr w:type="spellEnd"/>
+      <w:r>
+        <w:t xml:space="preserve"> = launch</w:t>
+      </w:r>
+      <w:r>
+        <w:rPr>
+          <w:rFonts w:hint="eastAsia"/>
+        </w:rPr>
+        <w:t xml:space="preserve"> = </w:t>
+      </w:r>
+      <w:r>
+        <w:rPr>
+          <w:rFonts w:hint="eastAsia"/>
+        </w:rPr>
+        <w:t>起飛、發射</w:t>
+      </w:r>
+    </w:p>
+    <w:p>
+      <w:r>
+        <w:t>To+</w:t>
+      </w:r>
+      <w:r>
+        <w:rPr>
+          <w:rFonts w:hint="eastAsia"/>
+        </w:rPr>
+        <w:t>原型</w:t>
+      </w:r>
+      <w:r>
+        <w:rPr>
+          <w:rFonts w:hint="eastAsia"/>
+        </w:rPr>
+        <w:t>V</w:t>
+      </w:r>
+      <w:r>
+        <w:t>(</w:t>
+      </w:r>
+      <w:r>
+        <w:rPr>
+          <w:rFonts w:hint="eastAsia"/>
+        </w:rPr>
+        <w:t>較多</w:t>
+      </w:r>
+      <w:r>
+        <w:rPr>
+          <w:rFonts w:hint="eastAsia"/>
+        </w:rPr>
+        <w:t>9</w:t>
+      </w:r>
+      <w:r>
+        <w:t>0%</w:t>
+      </w:r>
+      <w:r>
+        <w:rPr>
+          <w:rFonts w:hint="eastAsia"/>
+        </w:rPr>
+        <w:t>單字是如此、</w:t>
+      </w:r>
+      <w:proofErr w:type="spellStart"/>
+      <w:r>
+        <w:t>To+Ving</w:t>
+      </w:r>
+      <w:proofErr w:type="spellEnd"/>
+      <w:r>
+        <w:t>(</w:t>
+      </w:r>
+      <w:r>
+        <w:rPr>
+          <w:rFonts w:hint="eastAsia"/>
+        </w:rPr>
+        <w:t>較少</w:t>
+      </w:r>
+      <w:r>
+        <w:rPr>
+          <w:rFonts w:hint="eastAsia"/>
+        </w:rPr>
+        <w:t>10%</w:t>
+      </w:r>
+      <w:r>
+        <w:rPr>
+          <w:rFonts w:hint="eastAsia"/>
+        </w:rPr>
+        <w:t>單字是如此</w:t>
+      </w:r>
+      <w:r>
+        <w:rPr>
+          <w:rFonts w:hint="eastAsia"/>
+        </w:rPr>
+        <w:t>)</w:t>
+      </w:r>
+    </w:p>
+    <w:p/>
+    <w:p>
+      <w:r>
+        <w:t xml:space="preserve">“be” about to </w:t>
+      </w:r>
+      <w:r>
+        <w:rPr>
+          <w:rFonts w:hint="eastAsia"/>
+        </w:rPr>
+        <w:t>原型</w:t>
+      </w:r>
+      <w:r>
+        <w:rPr>
+          <w:rFonts w:hint="eastAsia"/>
+        </w:rPr>
+        <w:t>V</w:t>
+      </w:r>
+      <w:r>
+        <w:t>:</w:t>
+      </w:r>
+      <w:r>
+        <w:rPr>
+          <w:rFonts w:hint="eastAsia"/>
+        </w:rPr>
+        <w:t>即將要原型</w:t>
+      </w:r>
+      <w:r>
+        <w:rPr>
+          <w:rFonts w:hint="eastAsia"/>
+        </w:rPr>
+        <w:t>V</w:t>
+      </w:r>
+    </w:p>
+    <w:p>
+      <w:proofErr w:type="spellStart"/>
+      <w:proofErr w:type="gramStart"/>
+      <w:r>
+        <w:t>Ex:Your</w:t>
+      </w:r>
+      <w:proofErr w:type="spellEnd"/>
+      <w:proofErr w:type="gramEnd"/>
+      <w:r>
+        <w:t xml:space="preserve"> TOEIC score is about to soar!(</w:t>
+      </w:r>
+      <w:r>
+        <w:rPr>
+          <w:rFonts w:hint="eastAsia"/>
+        </w:rPr>
+        <w:t>翱翔</w:t>
+      </w:r>
+      <w:r>
+        <w:rPr>
+          <w:rFonts w:hint="eastAsia"/>
+        </w:rPr>
+        <w:t>)</w:t>
+      </w:r>
+    </w:p>
+    <w:p/>
+    <w:p>
+      <w:proofErr w:type="spellStart"/>
+      <w:proofErr w:type="gramStart"/>
+      <w:r>
+        <w:t>Maddison,s</w:t>
+      </w:r>
+      <w:proofErr w:type="spellEnd"/>
+      <w:proofErr w:type="gramEnd"/>
+      <w:r>
+        <w:t xml:space="preserve"> latest launches of two </w:t>
+      </w:r>
+      <w:r>
+        <w:rPr>
+          <w:color w:val="FF0000"/>
+        </w:rPr>
+        <w:t xml:space="preserve">gadgets </w:t>
+      </w:r>
+      <w:r>
+        <w:rPr>
+          <w:color w:val="4472C4" w:themeColor="accent1"/>
+        </w:rPr>
+        <w:t xml:space="preserve">prove </w:t>
+      </w:r>
+      <w:r>
+        <w:t xml:space="preserve">successful, both of </w:t>
+      </w:r>
+      <w:r>
+        <w:rPr>
+          <w:highlight w:val="yellow"/>
+        </w:rPr>
+        <w:t>which</w:t>
+      </w:r>
+      <w:r>
+        <w:t xml:space="preserve"> </w:t>
+      </w:r>
+      <w:r>
+        <w:rPr>
+          <w:color w:val="4472C4" w:themeColor="accent1"/>
+        </w:rPr>
+        <w:t xml:space="preserve">receive </w:t>
+      </w:r>
+      <w:r>
+        <w:t>excellent user reviews.(A)them(B)who</w:t>
+      </w:r>
+      <w:r>
+        <w:rPr>
+          <w:highlight w:val="yellow"/>
+        </w:rPr>
+        <w:t>(C)which</w:t>
+      </w:r>
+      <w:r>
+        <w:t>(D)they</w:t>
+      </w:r>
+    </w:p>
+    <w:p>
+      <w:pPr>
+        <w:rPr>
+          <w:rFonts w:hint="eastAsia"/>
+        </w:rPr>
+      </w:pPr>
+    </w:p>
+    <w:p>
+      <w:r>
+        <w:t>G</w:t>
+      </w:r>
+      <w:r>
+        <w:t>adgets</w:t>
+      </w:r>
+      <w:r>
+        <w:t xml:space="preserve"> n.</w:t>
+      </w:r>
+      <w:r>
+        <w:rPr>
+          <w:rFonts w:hint="eastAsia"/>
+        </w:rPr>
+        <w:t>器具、</w:t>
+      </w:r>
+      <w:r>
+        <w:t>prove</w:t>
+      </w:r>
+      <w:r>
+        <w:rPr>
+          <w:rFonts w:hint="eastAsia"/>
+        </w:rPr>
+        <w:t xml:space="preserve"> </w:t>
+      </w:r>
+      <w:r>
+        <w:t>v.</w:t>
+      </w:r>
+      <w:r>
+        <w:rPr>
+          <w:rFonts w:hint="eastAsia"/>
+        </w:rPr>
+        <w:t>證明</w:t>
+      </w:r>
+      <w:r>
+        <w:rPr>
+          <w:rFonts w:hint="eastAsia"/>
+        </w:rPr>
+        <w:t>、</w:t>
+      </w:r>
+      <w:r>
+        <w:rPr>
+          <w:rFonts w:hint="eastAsia"/>
+        </w:rPr>
+        <w:t>b</w:t>
+      </w:r>
+      <w:r>
+        <w:t xml:space="preserve">oth of </w:t>
+      </w:r>
+      <w:r>
+        <w:rPr>
+          <w:rFonts w:hint="eastAsia"/>
+        </w:rPr>
+        <w:t>兩者</w:t>
+      </w:r>
+      <w:r>
+        <w:rPr>
+          <w:rFonts w:hint="eastAsia"/>
+        </w:rPr>
+        <w:t>/</w:t>
+      </w:r>
+      <w:r>
+        <w:rPr>
+          <w:rFonts w:hint="eastAsia"/>
+        </w:rPr>
+        <w:t>雙方</w:t>
+      </w:r>
+    </w:p>
+    <w:p>
+      <w:pPr>
+        <w:rPr>
+          <w:rFonts w:hint="eastAsia"/>
+        </w:rPr>
+      </w:pPr>
+    </w:p>
+    <w:p>
+      <w:r>
+        <w:rPr>
+          <w:rFonts w:hint="eastAsia"/>
+        </w:rPr>
+        <w:t>(</w:t>
+      </w:r>
+      <w:r>
+        <w:t>d)</w:t>
+      </w:r>
+      <w:r>
+        <w:rPr>
+          <w:rFonts w:hint="eastAsia"/>
+        </w:rPr>
+        <w:t>不能選，</w:t>
+      </w:r>
+      <w:r>
+        <w:rPr>
+          <w:rFonts w:hint="eastAsia"/>
+        </w:rPr>
+        <w:t>o</w:t>
+      </w:r>
+      <w:r>
+        <w:t>f(</w:t>
+      </w:r>
+      <w:r>
+        <w:rPr>
+          <w:rFonts w:hint="eastAsia"/>
+        </w:rPr>
+        <w:t>介係詞</w:t>
+      </w:r>
+      <w:r>
+        <w:rPr>
+          <w:rFonts w:hint="eastAsia"/>
+        </w:rPr>
+        <w:t>)</w:t>
+      </w:r>
+      <w:r>
+        <w:rPr>
+          <w:rFonts w:hint="eastAsia"/>
+        </w:rPr>
+        <w:t>後可接的代名詞</w:t>
+      </w:r>
+      <w:proofErr w:type="gramStart"/>
+      <w:r>
+        <w:rPr>
+          <w:rFonts w:hint="eastAsia"/>
+        </w:rPr>
+        <w:t>中受格是</w:t>
+      </w:r>
+      <w:proofErr w:type="gramEnd"/>
+      <w:r>
+        <w:rPr>
+          <w:rFonts w:hint="eastAsia"/>
+        </w:rPr>
+        <w:t>選項之一，不能接主格</w:t>
+      </w:r>
+    </w:p>
+    <w:p>
+      <w:pPr>
+        <w:rPr>
+          <w:rFonts w:hint="eastAsia"/>
+        </w:rPr>
+      </w:pPr>
+      <w:r>
+        <w:rPr>
+          <w:rFonts w:hint="eastAsia"/>
+        </w:rPr>
+        <w:t>J</w:t>
+      </w:r>
+      <w:r>
+        <w:t>ohn Legend</w:t>
+      </w:r>
+      <w:r>
+        <w:rPr>
+          <w:rFonts w:hint="eastAsia"/>
+        </w:rPr>
+        <w:t>的歌</w:t>
+      </w:r>
+      <w:proofErr w:type="gramStart"/>
+      <w:r>
+        <w:t>”</w:t>
+      </w:r>
+      <w:proofErr w:type="gramEnd"/>
+      <w:r>
+        <w:t>All of me</w:t>
+      </w:r>
+      <w:proofErr w:type="gramStart"/>
+      <w:r>
+        <w:t>”</w:t>
+      </w:r>
+      <w:proofErr w:type="gramEnd"/>
+      <w:r>
+        <w:rPr>
+          <w:rFonts w:hint="eastAsia"/>
+        </w:rPr>
+        <w:t>介係詞</w:t>
+      </w:r>
+      <w:r>
+        <w:rPr>
+          <w:rFonts w:hint="eastAsia"/>
+        </w:rPr>
+        <w:t>o</w:t>
+      </w:r>
+      <w:r>
+        <w:t>f</w:t>
+      </w:r>
+      <w:r>
+        <w:rPr>
+          <w:rFonts w:hint="eastAsia"/>
+        </w:rPr>
+        <w:t>接受格</w:t>
+      </w:r>
+      <w:r>
+        <w:rPr>
+          <w:rFonts w:hint="eastAsia"/>
+        </w:rPr>
+        <w:t>m</w:t>
+      </w:r>
+      <w:r>
+        <w:t>e</w:t>
+      </w:r>
+      <w:r>
+        <w:rPr>
+          <w:rFonts w:hint="eastAsia"/>
+        </w:rPr>
+        <w:t>而非</w:t>
+      </w:r>
+      <w:r>
+        <w:rPr>
+          <w:rFonts w:hint="eastAsia"/>
+        </w:rPr>
+        <w:t>I</w:t>
+      </w:r>
+    </w:p>
+    <w:p>
+      <w:r>
+        <w:rPr>
+          <w:rFonts w:hint="eastAsia"/>
+        </w:rPr>
+        <w:t>(</w:t>
+      </w:r>
+      <w:r>
+        <w:t>b</w:t>
+      </w:r>
+      <w:r>
+        <w:t>)</w:t>
+      </w:r>
+      <w:r>
+        <w:rPr>
+          <w:rFonts w:hint="eastAsia"/>
+        </w:rPr>
+        <w:t>不能選，</w:t>
+      </w:r>
+      <w:r>
+        <w:rPr>
+          <w:rFonts w:hint="eastAsia"/>
+        </w:rPr>
+        <w:t>空格前方說明的對象是</w:t>
+      </w:r>
+      <w:r>
+        <w:t>gadgets</w:t>
+      </w:r>
+      <w:r>
+        <w:rPr>
+          <w:rFonts w:hint="eastAsia"/>
+        </w:rPr>
+        <w:t>(</w:t>
+      </w:r>
+      <w:r>
+        <w:rPr>
+          <w:rFonts w:hint="eastAsia"/>
+        </w:rPr>
+        <w:t>器具</w:t>
+      </w:r>
+      <w:r>
+        <w:rPr>
+          <w:rFonts w:hint="eastAsia"/>
+        </w:rPr>
+        <w:t>)</w:t>
+      </w:r>
+      <w:r>
+        <w:rPr>
+          <w:rFonts w:hint="eastAsia"/>
+        </w:rPr>
+        <w:t>不是人，不能用</w:t>
+      </w:r>
+      <w:r>
+        <w:rPr>
+          <w:rFonts w:hint="eastAsia"/>
+        </w:rPr>
+        <w:t>w</w:t>
+      </w:r>
+      <w:r>
+        <w:t>ho</w:t>
+      </w:r>
+    </w:p>
+    <w:p>
+      <w:r>
+        <w:t>Prove(v)</w:t>
+      </w:r>
+      <w:r>
+        <w:rPr>
+          <w:rFonts w:hint="eastAsia"/>
+        </w:rPr>
+        <w:t>、</w:t>
+      </w:r>
+      <w:r>
+        <w:rPr>
+          <w:rFonts w:hint="eastAsia"/>
+        </w:rPr>
+        <w:t>r</w:t>
+      </w:r>
+      <w:r>
+        <w:t>eceive(v) -&gt;</w:t>
+      </w:r>
+      <w:r>
+        <w:rPr>
+          <w:rFonts w:hint="eastAsia"/>
+        </w:rPr>
+        <w:t>要選連接詞</w:t>
+      </w:r>
+      <w:r>
+        <w:rPr>
+          <w:rFonts w:hint="eastAsia"/>
+        </w:rPr>
+        <w:t xml:space="preserve"> </w:t>
+      </w:r>
+      <w:r>
+        <w:t>-&gt;</w:t>
+      </w:r>
+      <w:r>
+        <w:t xml:space="preserve"> </w:t>
+      </w:r>
+      <w:r>
+        <w:t>(</w:t>
+      </w:r>
+      <w:r>
+        <w:t>C)which</w:t>
+      </w:r>
+    </w:p>
+    <w:p/>
+    <w:p>
+      <w:pPr>
+        <w:rPr>
+          <w:color w:val="FF0000"/>
+        </w:rPr>
+      </w:pPr>
+      <w:r>
+        <w:rPr>
+          <w:rFonts w:hint="eastAsia"/>
+          <w:color w:val="FF0000"/>
+        </w:rPr>
+        <w:t>如果是</w:t>
+      </w:r>
+      <w:r>
+        <w:rPr>
+          <w:rFonts w:hint="eastAsia"/>
+          <w:color w:val="FF0000"/>
+        </w:rPr>
+        <w:t>:</w:t>
+      </w:r>
+    </w:p>
+    <w:p>
+      <w:pPr>
+        <w:rPr>
+          <w:color w:val="4472C4" w:themeColor="accent1"/>
+        </w:rPr>
+      </w:pPr>
+      <w:proofErr w:type="spellStart"/>
+      <w:proofErr w:type="gramStart"/>
+      <w:r>
+        <w:t>Maddison,s</w:t>
+      </w:r>
+      <w:proofErr w:type="spellEnd"/>
+      <w:proofErr w:type="gramEnd"/>
+      <w:r>
+        <w:t xml:space="preserve"> latest launches of two </w:t>
+      </w:r>
+      <w:r>
+        <w:rPr>
+          <w:color w:val="000000" w:themeColor="text1"/>
+        </w:rPr>
+        <w:t xml:space="preserve">gadgets </w:t>
+      </w:r>
+      <w:r>
+        <w:rPr>
+          <w:color w:val="4472C4" w:themeColor="accent1"/>
+        </w:rPr>
+        <w:t xml:space="preserve">prove </w:t>
+      </w:r>
+      <w:r>
+        <w:t xml:space="preserve">successful, </w:t>
+      </w:r>
+      <w:r>
+        <w:rPr>
+          <w:color w:val="FF0000"/>
+        </w:rPr>
+        <w:t xml:space="preserve">and </w:t>
+      </w:r>
+      <w:r>
+        <w:t xml:space="preserve">both of </w:t>
+      </w:r>
+      <w:r>
+        <w:rPr>
+          <w:highlight w:val="yellow"/>
+        </w:rPr>
+        <w:t>them</w:t>
+      </w:r>
+      <w:r>
+        <w:t xml:space="preserve"> </w:t>
+      </w:r>
+      <w:r>
+        <w:rPr>
+          <w:color w:val="4472C4" w:themeColor="accent1"/>
+        </w:rPr>
+        <w:t>receive</w:t>
+      </w:r>
+    </w:p>
+    <w:p>
+      <w:pPr>
+        <w:rPr>
+          <w:color w:val="000000" w:themeColor="text1"/>
+        </w:rPr>
+      </w:pPr>
+      <w:r>
+        <w:rPr>
+          <w:rFonts w:hint="eastAsia"/>
+          <w:color w:val="000000" w:themeColor="text1"/>
+        </w:rPr>
+        <w:t>這邊就要用</w:t>
+      </w:r>
+      <w:r>
+        <w:rPr>
+          <w:rFonts w:hint="eastAsia"/>
+          <w:color w:val="000000" w:themeColor="text1"/>
+          <w:highlight w:val="yellow"/>
+        </w:rPr>
+        <w:t>t</w:t>
+      </w:r>
+      <w:r>
+        <w:rPr>
+          <w:color w:val="000000" w:themeColor="text1"/>
+          <w:highlight w:val="yellow"/>
+        </w:rPr>
+        <w:t>hem</w:t>
+      </w:r>
+      <w:r>
+        <w:rPr>
+          <w:rFonts w:hint="eastAsia"/>
+          <w:color w:val="000000" w:themeColor="text1"/>
+        </w:rPr>
+        <w:t>，因為已經</w:t>
+      </w:r>
+      <w:proofErr w:type="gramStart"/>
+      <w:r>
+        <w:rPr>
+          <w:rFonts w:hint="eastAsia"/>
+          <w:color w:val="000000" w:themeColor="text1"/>
+        </w:rPr>
+        <w:t>滿足兩動一連</w:t>
+      </w:r>
+      <w:proofErr w:type="gramEnd"/>
+      <w:r>
+        <w:rPr>
+          <w:rFonts w:hint="eastAsia"/>
+          <w:color w:val="000000" w:themeColor="text1"/>
+        </w:rPr>
+        <w:t>的規則</w:t>
+      </w:r>
+    </w:p>
+    <w:p>
+      <w:pPr>
+        <w:rPr>
+          <w:color w:val="000000" w:themeColor="text1"/>
+        </w:rPr>
+      </w:pPr>
+    </w:p>
+    <w:p>
+      <w:pPr>
+        <w:rPr>
+          <w:color w:val="000000" w:themeColor="text1"/>
+        </w:rPr>
+      </w:pPr>
+      <w:r>
+        <w:rPr>
+          <w:rFonts w:hint="eastAsia"/>
+          <w:color w:val="000000" w:themeColor="text1"/>
+        </w:rPr>
+        <w:t>O</w:t>
+      </w:r>
+      <w:r>
+        <w:rPr>
+          <w:color w:val="000000" w:themeColor="text1"/>
+        </w:rPr>
+        <w:t xml:space="preserve">f the two contestants, </w:t>
+      </w:r>
+      <w:r>
+        <w:rPr>
+          <w:color w:val="000000" w:themeColor="text1"/>
+          <w:highlight w:val="yellow"/>
+        </w:rPr>
+        <w:t>neither</w:t>
+      </w:r>
+      <w:r>
+        <w:rPr>
+          <w:color w:val="000000" w:themeColor="text1"/>
+        </w:rPr>
+        <w:t xml:space="preserve"> has undergone rigorous training before.</w:t>
+      </w:r>
+    </w:p>
+    <w:p>
+      <w:pPr>
+        <w:rPr>
+          <w:rFonts w:hint="eastAsia"/>
+          <w:color w:val="000000" w:themeColor="text1"/>
+        </w:rPr>
+      </w:pPr>
+      <w:r>
+        <w:rPr>
+          <w:rFonts w:hint="eastAsia"/>
+          <w:color w:val="000000" w:themeColor="text1"/>
+        </w:rPr>
+        <w:t>(</w:t>
+      </w:r>
+      <w:r>
+        <w:rPr>
+          <w:color w:val="000000" w:themeColor="text1"/>
+        </w:rPr>
+        <w:t>A)both</w:t>
+      </w:r>
+      <w:r>
+        <w:rPr>
+          <w:rFonts w:hint="eastAsia"/>
+          <w:color w:val="000000" w:themeColor="text1"/>
+        </w:rPr>
+        <w:t>兩者</w:t>
+      </w:r>
+      <w:r>
+        <w:rPr>
+          <w:color w:val="000000" w:themeColor="text1"/>
+          <w:highlight w:val="yellow"/>
+        </w:rPr>
+        <w:t>(B)neither</w:t>
+      </w:r>
+      <w:r>
+        <w:rPr>
+          <w:rFonts w:hint="eastAsia"/>
+          <w:color w:val="000000" w:themeColor="text1"/>
+          <w:highlight w:val="yellow"/>
+        </w:rPr>
+        <w:t>兩者皆非</w:t>
+      </w:r>
+      <w:r>
+        <w:rPr>
+          <w:rFonts w:hint="eastAsia"/>
+          <w:color w:val="000000" w:themeColor="text1"/>
+        </w:rPr>
+        <w:t>(</w:t>
+      </w:r>
+      <w:r>
+        <w:rPr>
+          <w:color w:val="000000" w:themeColor="text1"/>
+        </w:rPr>
+        <w:t>C)nor</w:t>
+      </w:r>
+      <w:r>
+        <w:rPr>
+          <w:rFonts w:hint="eastAsia"/>
+          <w:color w:val="000000" w:themeColor="text1"/>
+        </w:rPr>
+        <w:t>也非</w:t>
+      </w:r>
+      <w:r>
+        <w:rPr>
+          <w:color w:val="000000" w:themeColor="text1"/>
+        </w:rPr>
+        <w:t>(D)every</w:t>
+      </w:r>
+      <w:r>
+        <w:rPr>
+          <w:rFonts w:hint="eastAsia"/>
+          <w:color w:val="000000" w:themeColor="text1"/>
+        </w:rPr>
+        <w:t>每一</w:t>
+      </w:r>
+    </w:p>
+    <w:p>
+      <w:pPr>
+        <w:rPr>
+          <w:color w:val="000000" w:themeColor="text1"/>
+        </w:rPr>
+      </w:pPr>
+    </w:p>
+    <w:p>
+      <w:pPr>
+        <w:rPr>
+          <w:color w:val="000000" w:themeColor="text1"/>
+        </w:rPr>
+      </w:pPr>
+      <w:r>
+        <w:rPr>
+          <w:color w:val="000000" w:themeColor="text1"/>
+        </w:rPr>
+        <w:lastRenderedPageBreak/>
+        <w:t>C</w:t>
+      </w:r>
+      <w:r>
+        <w:rPr>
+          <w:color w:val="000000" w:themeColor="text1"/>
+        </w:rPr>
+        <w:t>ontestants</w:t>
+      </w:r>
+      <w:r>
+        <w:rPr>
+          <w:color w:val="000000" w:themeColor="text1"/>
+        </w:rPr>
+        <w:t xml:space="preserve"> n.</w:t>
+      </w:r>
+      <w:r>
+        <w:rPr>
+          <w:rFonts w:hint="eastAsia"/>
+          <w:color w:val="000000" w:themeColor="text1"/>
+        </w:rPr>
+        <w:t>參賽者、</w:t>
+      </w:r>
+      <w:r>
+        <w:rPr>
+          <w:rFonts w:hint="eastAsia"/>
+          <w:color w:val="000000" w:themeColor="text1"/>
+        </w:rPr>
+        <w:t>u</w:t>
+      </w:r>
+      <w:r>
+        <w:rPr>
+          <w:color w:val="000000" w:themeColor="text1"/>
+        </w:rPr>
+        <w:t xml:space="preserve">ndergone </w:t>
+      </w:r>
+      <w:r>
+        <w:rPr>
+          <w:rFonts w:hint="eastAsia"/>
+          <w:color w:val="000000" w:themeColor="text1"/>
+        </w:rPr>
+        <w:t>經歷、</w:t>
+      </w:r>
+      <w:r>
+        <w:rPr>
+          <w:color w:val="000000" w:themeColor="text1"/>
+        </w:rPr>
+        <w:t>rigorous</w:t>
+      </w:r>
+      <w:r>
+        <w:rPr>
+          <w:rFonts w:hint="eastAsia"/>
+          <w:color w:val="000000" w:themeColor="text1"/>
+        </w:rPr>
+        <w:t xml:space="preserve"> </w:t>
+      </w:r>
+      <w:r>
+        <w:rPr>
+          <w:color w:val="000000" w:themeColor="text1"/>
+        </w:rPr>
+        <w:t>adj</w:t>
+      </w:r>
+      <w:r>
+        <w:rPr>
+          <w:rFonts w:hint="eastAsia"/>
+          <w:color w:val="000000" w:themeColor="text1"/>
+        </w:rPr>
+        <w:t>嚴格</w:t>
+      </w:r>
+    </w:p>
+    <w:p>
+      <w:pPr>
+        <w:rPr>
+          <w:rFonts w:hint="eastAsia"/>
+          <w:color w:val="000000" w:themeColor="text1"/>
+        </w:rPr>
+      </w:pPr>
+    </w:p>
+    <w:p>
+      <w:r>
+        <w:t xml:space="preserve">I have two awesome </w:t>
+      </w:r>
+      <w:proofErr w:type="spellStart"/>
+      <w:proofErr w:type="gramStart"/>
+      <w:r>
+        <w:t>sisters.Both</w:t>
+      </w:r>
+      <w:proofErr w:type="spellEnd"/>
+      <w:proofErr w:type="gramEnd"/>
+      <w:r>
+        <w:t xml:space="preserve"> are very caring and sweet.</w:t>
+      </w:r>
+    </w:p>
+    <w:p/>
+    <w:p>
+      <w:r>
+        <w:t xml:space="preserve">I have two awesome </w:t>
+      </w:r>
+      <w:proofErr w:type="spellStart"/>
+      <w:proofErr w:type="gramStart"/>
+      <w:r>
+        <w:t>sisters.</w:t>
+      </w:r>
+      <w:r>
+        <w:t>Neither</w:t>
+      </w:r>
+      <w:proofErr w:type="spellEnd"/>
+      <w:proofErr w:type="gramEnd"/>
+      <w:r>
+        <w:t xml:space="preserve"> </w:t>
+      </w:r>
+      <w:r>
+        <w:rPr>
+          <w:highlight w:val="yellow"/>
+        </w:rPr>
+        <w:t>has</w:t>
+      </w:r>
+      <w:r>
+        <w:t xml:space="preserve"> been to North Korea.</w:t>
+      </w:r>
+    </w:p>
+    <w:p/>
+    <w:p>
+      <w:r>
+        <w:rPr>
+          <w:rFonts w:hint="eastAsia"/>
+        </w:rPr>
+        <w:t>P</w:t>
+      </w:r>
+      <w:r>
+        <w:t xml:space="preserve">eter </w:t>
+      </w:r>
+      <w:proofErr w:type="spellStart"/>
+      <w:proofErr w:type="gramStart"/>
+      <w:r>
+        <w:t>doesn,t</w:t>
+      </w:r>
+      <w:proofErr w:type="spellEnd"/>
+      <w:proofErr w:type="gramEnd"/>
+      <w:r>
+        <w:t xml:space="preserve"> have the money, nor does he have the time.</w:t>
+      </w:r>
+    </w:p>
+    <w:p/>
+    <w:p>
+      <w:r>
+        <w:t>Every(adj)+N:</w:t>
+      </w:r>
+    </w:p>
+    <w:p>
+      <w:proofErr w:type="spellStart"/>
+      <w:proofErr w:type="gramStart"/>
+      <w:r>
+        <w:t>Ex:Every</w:t>
+      </w:r>
+      <w:proofErr w:type="spellEnd"/>
+      <w:proofErr w:type="gramEnd"/>
+      <w:r>
+        <w:t xml:space="preserve"> person is unique.</w:t>
+      </w:r>
+    </w:p>
+    <w:p/>
+    <w:p>
+      <w:pPr>
+        <w:pStyle w:val="a7"/>
+        <w:numPr>
+          <w:ilvl w:val="0"/>
+          <w:numId w:val="40"/>
+        </w:numPr>
+        <w:ind w:leftChars="0"/>
+      </w:pPr>
+      <w:r>
+        <w:rPr>
+          <w:rFonts w:hint="eastAsia"/>
+        </w:rPr>
+        <w:t>不行，</w:t>
+      </w:r>
+      <w:r>
+        <w:rPr>
+          <w:rFonts w:hint="eastAsia"/>
+        </w:rPr>
+        <w:t>b</w:t>
+      </w:r>
+      <w:r>
+        <w:t>oth</w:t>
+      </w:r>
+      <w:r>
+        <w:rPr>
+          <w:rFonts w:hint="eastAsia"/>
+        </w:rPr>
+        <w:t>後面要接</w:t>
+      </w:r>
+      <w:r>
+        <w:rPr>
+          <w:rFonts w:hint="eastAsia"/>
+        </w:rPr>
+        <w:t>h</w:t>
+      </w:r>
+      <w:r>
+        <w:t>ave</w:t>
+      </w:r>
+      <w:r>
+        <w:rPr>
+          <w:rFonts w:hint="eastAsia"/>
+        </w:rPr>
+        <w:t>，不能用</w:t>
+      </w:r>
+      <w:r>
+        <w:rPr>
+          <w:rFonts w:hint="eastAsia"/>
+        </w:rPr>
+        <w:t>h</w:t>
+      </w:r>
+      <w:r>
+        <w:t>as</w:t>
+      </w:r>
+    </w:p>
+    <w:p>
+      <w:r>
+        <w:rPr>
+          <w:rFonts w:hint="eastAsia"/>
+        </w:rPr>
+        <w:t>(</w:t>
+      </w:r>
+      <w:r>
+        <w:t>c)</w:t>
+      </w:r>
+      <w:r>
+        <w:rPr>
+          <w:rFonts w:hint="eastAsia"/>
+        </w:rPr>
+        <w:t>不行，</w:t>
+      </w:r>
+      <w:r>
+        <w:rPr>
+          <w:rFonts w:hint="eastAsia"/>
+        </w:rPr>
+        <w:t>n</w:t>
+      </w:r>
+      <w:r>
+        <w:t>or</w:t>
+      </w:r>
+      <w:r>
+        <w:rPr>
+          <w:rFonts w:hint="eastAsia"/>
+        </w:rPr>
+        <w:t>要搭配倒裝句</w:t>
+      </w:r>
+    </w:p>
+    <w:p>
+      <w:r>
+        <w:t>(d)</w:t>
+      </w:r>
+      <w:r>
+        <w:rPr>
+          <w:rFonts w:hint="eastAsia"/>
+        </w:rPr>
+        <w:t>不行，</w:t>
+      </w:r>
+      <w:r>
+        <w:rPr>
+          <w:rFonts w:hint="eastAsia"/>
+        </w:rPr>
+        <w:t>e</w:t>
+      </w:r>
+      <w:r>
+        <w:t>very</w:t>
+      </w:r>
+      <w:r>
+        <w:rPr>
+          <w:rFonts w:hint="eastAsia"/>
+        </w:rPr>
+        <w:t>後面要接名詞</w:t>
+      </w:r>
+    </w:p>
+    <w:p/>
+    <w:p>
+      <w:r>
+        <w:t xml:space="preserve">Despite unusual traffic congestion during this time of the </w:t>
+      </w:r>
+      <w:proofErr w:type="spellStart"/>
+      <w:proofErr w:type="gramStart"/>
+      <w:r>
+        <w:t>day,the</w:t>
+      </w:r>
+      <w:proofErr w:type="spellEnd"/>
+      <w:proofErr w:type="gramEnd"/>
+      <w:r>
+        <w:t xml:space="preserve"> team arrived at the venue </w:t>
+      </w:r>
+      <w:r>
+        <w:rPr>
+          <w:highlight w:val="yellow"/>
+        </w:rPr>
+        <w:t>in</w:t>
+      </w:r>
+      <w:r>
+        <w:t xml:space="preserve"> time.</w:t>
+      </w:r>
+    </w:p>
+    <w:p>
+      <w:r>
+        <w:rPr>
+          <w:rFonts w:hint="eastAsia"/>
+        </w:rPr>
+        <w:t>(A</w:t>
+      </w:r>
+      <w:r>
+        <w:t>)W</w:t>
+      </w:r>
+      <w:r>
+        <w:t>ithin</w:t>
+      </w:r>
+      <w:r>
+        <w:rPr>
+          <w:rFonts w:hint="eastAsia"/>
+        </w:rPr>
+        <w:t>在</w:t>
+      </w:r>
+      <w:r>
+        <w:rPr>
+          <w:rFonts w:hint="eastAsia"/>
+        </w:rPr>
+        <w:t>.</w:t>
+      </w:r>
+      <w:r>
+        <w:t>.</w:t>
+      </w:r>
+      <w:r>
+        <w:rPr>
+          <w:rFonts w:hint="eastAsia"/>
+        </w:rPr>
+        <w:t>時間</w:t>
+      </w:r>
+      <w:r>
+        <w:rPr>
+          <w:rFonts w:hint="eastAsia"/>
+        </w:rPr>
+        <w:t>/</w:t>
+      </w:r>
+      <w:r>
+        <w:rPr>
+          <w:rFonts w:hint="eastAsia"/>
+        </w:rPr>
+        <w:t>地方內</w:t>
+      </w:r>
+      <w:r>
+        <w:t>(B)by</w:t>
+      </w:r>
+      <w:r>
+        <w:rPr>
+          <w:rFonts w:hint="eastAsia"/>
+        </w:rPr>
+        <w:t>在</w:t>
+      </w:r>
+      <w:r>
+        <w:rPr>
+          <w:rFonts w:hint="eastAsia"/>
+        </w:rPr>
+        <w:t>.</w:t>
+      </w:r>
+      <w:r>
+        <w:t>.</w:t>
+      </w:r>
+      <w:r>
+        <w:rPr>
+          <w:rFonts w:hint="eastAsia"/>
+        </w:rPr>
+        <w:t>時間內</w:t>
+      </w:r>
+      <w:r>
+        <w:rPr>
+          <w:rFonts w:hint="eastAsia"/>
+          <w:highlight w:val="yellow"/>
+        </w:rPr>
+        <w:t>(</w:t>
+      </w:r>
+      <w:r>
+        <w:rPr>
+          <w:highlight w:val="yellow"/>
+        </w:rPr>
+        <w:t>C)in</w:t>
+      </w:r>
+      <w:r>
+        <w:rPr>
+          <w:rFonts w:hint="eastAsia"/>
+          <w:highlight w:val="yellow"/>
+        </w:rPr>
+        <w:t>在</w:t>
+      </w:r>
+      <w:r>
+        <w:rPr>
+          <w:rFonts w:hint="eastAsia"/>
+          <w:highlight w:val="yellow"/>
+        </w:rPr>
+        <w:t>.</w:t>
+      </w:r>
+      <w:r>
+        <w:rPr>
+          <w:highlight w:val="yellow"/>
+        </w:rPr>
+        <w:t>.</w:t>
+      </w:r>
+      <w:r>
+        <w:rPr>
+          <w:rFonts w:hint="eastAsia"/>
+          <w:highlight w:val="yellow"/>
+        </w:rPr>
+        <w:t>時間</w:t>
+      </w:r>
+      <w:r>
+        <w:rPr>
+          <w:rFonts w:hint="eastAsia"/>
+          <w:highlight w:val="yellow"/>
+        </w:rPr>
+        <w:t>/</w:t>
+      </w:r>
+      <w:r>
+        <w:rPr>
+          <w:rFonts w:hint="eastAsia"/>
+          <w:highlight w:val="yellow"/>
+        </w:rPr>
+        <w:t>地方內</w:t>
+      </w:r>
+    </w:p>
+    <w:p>
+      <w:r>
+        <w:t>(D)from</w:t>
+      </w:r>
+      <w:r>
+        <w:rPr>
+          <w:rFonts w:hint="eastAsia"/>
+        </w:rPr>
+        <w:t>從</w:t>
+      </w:r>
+      <w:r>
+        <w:t>…</w:t>
+      </w:r>
+      <w:r>
+        <w:rPr>
+          <w:rFonts w:hint="eastAsia"/>
+        </w:rPr>
+        <w:t>時間</w:t>
+      </w:r>
+      <w:r>
+        <w:rPr>
+          <w:rFonts w:hint="eastAsia"/>
+        </w:rPr>
+        <w:t>/</w:t>
+      </w:r>
+      <w:r>
+        <w:rPr>
+          <w:rFonts w:hint="eastAsia"/>
+        </w:rPr>
+        <w:t>地方</w:t>
+      </w:r>
+    </w:p>
+    <w:p>
+      <w:pPr>
+        <w:rPr>
+          <w:rFonts w:hint="eastAsia"/>
+        </w:rPr>
+      </w:pPr>
+    </w:p>
+    <w:p>
+      <w:r>
+        <w:t>unusual</w:t>
+      </w:r>
+      <w:r>
+        <w:t xml:space="preserve"> adj.</w:t>
+      </w:r>
+      <w:r>
+        <w:rPr>
+          <w:rFonts w:hint="eastAsia"/>
+        </w:rPr>
+        <w:t>不尋常、</w:t>
+      </w:r>
+      <w:r>
+        <w:t>congestion</w:t>
+      </w:r>
+      <w:r>
+        <w:rPr>
+          <w:rFonts w:hint="eastAsia"/>
+        </w:rPr>
+        <w:t xml:space="preserve"> </w:t>
+      </w:r>
+      <w:r>
+        <w:t>n.</w:t>
+      </w:r>
+      <w:r>
+        <w:rPr>
+          <w:rFonts w:hint="eastAsia"/>
+        </w:rPr>
+        <w:t>擁擠</w:t>
+      </w:r>
+      <w:r>
+        <w:rPr>
+          <w:rFonts w:hint="eastAsia"/>
+        </w:rPr>
+        <w:t>/</w:t>
+      </w:r>
+      <w:r>
+        <w:rPr>
+          <w:rFonts w:hint="eastAsia"/>
+        </w:rPr>
+        <w:t>阻塞、</w:t>
+      </w:r>
+      <w:r>
+        <w:t>this time of the day</w:t>
+      </w:r>
+      <w:r>
+        <w:rPr>
+          <w:rFonts w:hint="eastAsia"/>
+        </w:rPr>
+        <w:t>一天的這個時候</w:t>
+      </w:r>
+    </w:p>
+    <w:p/>
+    <w:p>
+      <w:r>
+        <w:t>in time</w:t>
+      </w:r>
+      <w:r>
+        <w:rPr>
+          <w:rFonts w:hint="eastAsia"/>
+        </w:rPr>
+        <w:t>即時、</w:t>
+      </w:r>
+      <w:r>
+        <w:rPr>
+          <w:rFonts w:hint="eastAsia"/>
+        </w:rPr>
+        <w:t>o</w:t>
+      </w:r>
+      <w:r>
+        <w:t>n time</w:t>
+      </w:r>
+      <w:r>
+        <w:rPr>
+          <w:rFonts w:hint="eastAsia"/>
+        </w:rPr>
+        <w:t>準時</w:t>
+      </w:r>
+    </w:p>
+    <w:p>
+      <w:pPr>
+        <w:rPr>
+          <w:rFonts w:hint="eastAsia"/>
+        </w:rPr>
+      </w:pPr>
+    </w:p>
+    <w:p>
+      <w:r>
+        <w:rPr>
+          <w:color w:val="FF0000"/>
+        </w:rPr>
+        <w:t xml:space="preserve">The </w:t>
+      </w:r>
+      <w:r>
+        <w:rPr>
+          <w:highlight w:val="yellow"/>
+        </w:rPr>
+        <w:t>strength</w:t>
+      </w:r>
+      <w:r>
+        <w:t xml:space="preserve"> of the container varies with different materials used.</w:t>
+      </w:r>
+    </w:p>
+    <w:p>
+      <w:r>
+        <w:rPr>
+          <w:highlight w:val="yellow"/>
+        </w:rPr>
+        <w:t>(A)strength</w:t>
+      </w:r>
+      <w:r>
+        <w:rPr>
+          <w:rFonts w:hint="eastAsia"/>
+          <w:highlight w:val="yellow"/>
+        </w:rPr>
+        <w:t xml:space="preserve"> </w:t>
+      </w:r>
+      <w:r>
+        <w:rPr>
+          <w:highlight w:val="yellow"/>
+        </w:rPr>
+        <w:t>N.</w:t>
+      </w:r>
+      <w:r>
+        <w:rPr>
+          <w:rFonts w:hint="eastAsia"/>
+          <w:highlight w:val="yellow"/>
+        </w:rPr>
+        <w:t>強度</w:t>
+      </w:r>
+      <w:r>
+        <w:t>(B)strong</w:t>
+      </w:r>
+      <w:r>
+        <w:t xml:space="preserve"> Adj</w:t>
+      </w:r>
+      <w:r>
+        <w:rPr>
+          <w:rFonts w:hint="eastAsia"/>
+        </w:rPr>
+        <w:t>強壯</w:t>
+      </w:r>
+      <w:r>
+        <w:t>(C)strengthen</w:t>
+      </w:r>
+      <w:r>
+        <w:rPr>
+          <w:rFonts w:hint="eastAsia"/>
+        </w:rPr>
+        <w:t xml:space="preserve"> </w:t>
+      </w:r>
+      <w:r>
+        <w:t>v.</w:t>
+      </w:r>
+      <w:r>
+        <w:rPr>
+          <w:rFonts w:hint="eastAsia"/>
+        </w:rPr>
+        <w:t>強化</w:t>
+      </w:r>
+      <w:r>
+        <w:t>(D)strengthening</w:t>
+      </w:r>
+      <w:r>
+        <w:rPr>
+          <w:rFonts w:hint="eastAsia"/>
+        </w:rPr>
+        <w:t xml:space="preserve"> </w:t>
+      </w:r>
+      <w:r>
+        <w:t>v.</w:t>
+      </w:r>
+      <w:r>
+        <w:rPr>
+          <w:rFonts w:hint="eastAsia"/>
+        </w:rPr>
+        <w:t>強化</w:t>
+      </w:r>
+    </w:p>
+    <w:p/>
+    <w:p>
+      <w:pPr>
+        <w:rPr>
+          <w:rFonts w:hint="eastAsia"/>
+        </w:rPr>
+      </w:pPr>
+      <w:r>
+        <w:t>C</w:t>
+      </w:r>
+      <w:r>
+        <w:t>ontainer</w:t>
+      </w:r>
+      <w:r>
+        <w:rPr>
+          <w:rFonts w:hint="eastAsia"/>
+        </w:rPr>
+        <w:t xml:space="preserve"> n</w:t>
+      </w:r>
+      <w:r>
+        <w:t>.</w:t>
+      </w:r>
+      <w:r>
+        <w:rPr>
+          <w:rFonts w:hint="eastAsia"/>
+        </w:rPr>
+        <w:t>容器、</w:t>
+      </w:r>
+      <w:r>
+        <w:rPr>
+          <w:rFonts w:hint="eastAsia"/>
+        </w:rPr>
+        <w:t>v</w:t>
+      </w:r>
+      <w:r>
+        <w:t>aries v.</w:t>
+      </w:r>
+      <w:r>
+        <w:rPr>
+          <w:rFonts w:hint="eastAsia"/>
+        </w:rPr>
+        <w:t>變化</w:t>
+      </w:r>
+      <w:r>
+        <w:rPr>
+          <w:rFonts w:hint="eastAsia"/>
+        </w:rPr>
+        <w:t>/</w:t>
+      </w:r>
+      <w:r>
+        <w:rPr>
+          <w:rFonts w:hint="eastAsia"/>
+        </w:rPr>
+        <w:t>不同</w:t>
+      </w:r>
+    </w:p>
+    <w:p>
+      <w:r>
+        <w:rPr>
+          <w:rFonts w:hint="eastAsia"/>
+        </w:rPr>
+        <w:t>Y</w:t>
+      </w:r>
+      <w:r>
+        <w:t>ou have to strengthen your English ability.</w:t>
+      </w:r>
+    </w:p>
+    <w:p>
+      <w:r>
+        <w:rPr>
+          <w:rFonts w:hint="eastAsia"/>
+        </w:rPr>
+        <w:t>你得強化你的英文能力</w:t>
+      </w:r>
+    </w:p>
+    <w:p>
+      <w:pPr>
+        <w:rPr>
+          <w:rFonts w:hint="eastAsia"/>
+        </w:rPr>
+      </w:pPr>
+    </w:p>
+    <w:p>
+      <w:r>
+        <w:t>The</w:t>
+      </w:r>
+      <w:r>
+        <w:rPr>
+          <w:rFonts w:hint="eastAsia"/>
+        </w:rPr>
+        <w:t>/</w:t>
+      </w:r>
+      <w:r>
+        <w:t>A/An +</w:t>
+      </w:r>
+      <w:proofErr w:type="spellStart"/>
+      <w:r>
+        <w:t>N+prep+N+V</w:t>
+      </w:r>
+      <w:proofErr w:type="spellEnd"/>
+    </w:p>
+    <w:p>
+      <w:proofErr w:type="spellStart"/>
+      <w:proofErr w:type="gramStart"/>
+      <w:r>
+        <w:t>Ex:The</w:t>
+      </w:r>
+      <w:proofErr w:type="spellEnd"/>
+      <w:proofErr w:type="gramEnd"/>
+      <w:r>
+        <w:t xml:space="preserve"> dog near the door is cute.</w:t>
+      </w:r>
+    </w:p>
+    <w:p/>
+    <w:p>
+      <w:r>
+        <w:t>V</w:t>
+      </w:r>
+      <w:r>
+        <w:t>aries</w:t>
+      </w:r>
+      <w:r>
+        <w:rPr>
+          <w:rFonts w:hint="eastAsia"/>
+        </w:rPr>
+        <w:t>(v</w:t>
+      </w:r>
+      <w:r>
+        <w:t>1)</w:t>
+      </w:r>
+      <w:r>
+        <w:rPr>
+          <w:rFonts w:hint="eastAsia"/>
+        </w:rPr>
+        <w:t>、</w:t>
+      </w:r>
+      <w:r>
+        <w:rPr>
+          <w:rFonts w:hint="eastAsia"/>
+        </w:rPr>
+        <w:t>(</w:t>
+      </w:r>
+      <w:r>
+        <w:rPr>
+          <w:strike/>
+        </w:rPr>
+        <w:t>which are</w:t>
+      </w:r>
+      <w:r>
+        <w:t>)</w:t>
+      </w:r>
+      <w:r>
+        <w:t>used</w:t>
+      </w:r>
+      <w:r>
+        <w:rPr>
+          <w:rFonts w:hint="eastAsia"/>
+        </w:rPr>
+        <w:t>(</w:t>
+      </w:r>
+      <w:r>
+        <w:t xml:space="preserve">v2) </w:t>
+      </w:r>
+    </w:p>
+    <w:p>
+      <w:pPr>
+        <w:rPr>
+          <w:rFonts w:hint="eastAsia"/>
+        </w:rPr>
+      </w:pPr>
+    </w:p>
+    <w:p/>
+    <w:p>
+      <w:r>
+        <w:lastRenderedPageBreak/>
+        <w:t xml:space="preserve">Real estate transactions have </w:t>
+      </w:r>
+      <w:r>
+        <w:rPr>
+          <w:highlight w:val="yellow"/>
+        </w:rPr>
+        <w:t>shrunk</w:t>
+      </w:r>
+      <w:r>
+        <w:t xml:space="preserve"> to record lows since the downturn of the economy last quarter.</w:t>
+      </w:r>
+    </w:p>
+    <w:p>
+      <w:r>
+        <w:rPr>
+          <w:highlight w:val="yellow"/>
+        </w:rPr>
+        <w:t>(A)</w:t>
+      </w:r>
+      <w:r>
+        <w:rPr>
+          <w:highlight w:val="yellow"/>
+        </w:rPr>
+        <w:t>shrunk</w:t>
+      </w:r>
+      <w:r>
+        <w:rPr>
+          <w:highlight w:val="yellow"/>
+        </w:rPr>
+        <w:t xml:space="preserve"> v.</w:t>
+      </w:r>
+      <w:r>
+        <w:rPr>
+          <w:rFonts w:hint="eastAsia"/>
+          <w:highlight w:val="yellow"/>
+        </w:rPr>
+        <w:t>縮水</w:t>
+      </w:r>
+      <w:r>
+        <w:t>(B)diminished</w:t>
+      </w:r>
+      <w:r>
+        <w:t xml:space="preserve"> v.</w:t>
+      </w:r>
+      <w:r>
+        <w:rPr>
+          <w:rFonts w:hint="eastAsia"/>
+        </w:rPr>
+        <w:t>耗盡</w:t>
+      </w:r>
+      <w:r>
+        <w:t>(C)quadrupled</w:t>
+      </w:r>
+      <w:r>
+        <w:rPr>
+          <w:rFonts w:hint="eastAsia"/>
+        </w:rPr>
+        <w:t xml:space="preserve"> </w:t>
+      </w:r>
+      <w:r>
+        <w:t>v.</w:t>
+      </w:r>
+      <w:r>
+        <w:rPr>
+          <w:rFonts w:hint="eastAsia"/>
+        </w:rPr>
+        <w:t>四倍</w:t>
+      </w:r>
+      <w:r>
+        <w:t>(D)dealt</w:t>
+      </w:r>
+      <w:r>
+        <w:t xml:space="preserve"> v.</w:t>
+      </w:r>
+      <w:r>
+        <w:rPr>
+          <w:rFonts w:hint="eastAsia"/>
+        </w:rPr>
+        <w:t>應付</w:t>
+      </w:r>
+      <w:r>
+        <w:rPr>
+          <w:rFonts w:hint="eastAsia"/>
+        </w:rPr>
+        <w:t>、交易</w:t>
+      </w:r>
+    </w:p>
+    <w:p>
+      <w:pPr>
+        <w:rPr>
+          <w:rFonts w:hint="eastAsia"/>
+        </w:rPr>
+      </w:pPr>
+    </w:p>
+    <w:p>
+      <w:r>
+        <w:t>Real estate</w:t>
+      </w:r>
+      <w:r>
+        <w:t xml:space="preserve"> </w:t>
+      </w:r>
+      <w:r>
+        <w:rPr>
+          <w:rFonts w:hint="eastAsia"/>
+        </w:rPr>
+        <w:t>房地產、</w:t>
+      </w:r>
+      <w:r>
+        <w:t>transactions</w:t>
+      </w:r>
+      <w:r>
+        <w:rPr>
+          <w:rFonts w:hint="eastAsia"/>
+        </w:rPr>
+        <w:t xml:space="preserve"> n</w:t>
+      </w:r>
+      <w:r>
+        <w:t>.</w:t>
+      </w:r>
+      <w:r>
+        <w:rPr>
+          <w:rFonts w:hint="eastAsia"/>
+        </w:rPr>
+        <w:t>交易、</w:t>
+      </w:r>
+      <w:r>
+        <w:t>downturn</w:t>
+      </w:r>
+      <w:r>
+        <w:rPr>
+          <w:rFonts w:hint="eastAsia"/>
+        </w:rPr>
+        <w:t xml:space="preserve"> </w:t>
+      </w:r>
+      <w:r>
+        <w:t>n.</w:t>
+      </w:r>
+      <w:r>
+        <w:rPr>
+          <w:rFonts w:hint="eastAsia"/>
+        </w:rPr>
+        <w:t>衰退、</w:t>
+      </w:r>
+      <w:r>
+        <w:t>economy</w:t>
+      </w:r>
+      <w:r>
+        <w:rPr>
+          <w:rFonts w:hint="eastAsia"/>
+        </w:rPr>
+        <w:t xml:space="preserve"> </w:t>
+      </w:r>
+      <w:r>
+        <w:t>n.</w:t>
+      </w:r>
+      <w:r>
+        <w:rPr>
+          <w:rFonts w:hint="eastAsia"/>
+        </w:rPr>
+        <w:t>經濟</w:t>
+      </w:r>
+      <w:r>
+        <w:rPr>
+          <w:rFonts w:hint="eastAsia"/>
+        </w:rPr>
+        <w:t>/</w:t>
+      </w:r>
+      <w:r>
+        <w:rPr>
+          <w:rFonts w:hint="eastAsia"/>
+        </w:rPr>
+        <w:t>節省</w:t>
+      </w:r>
+    </w:p>
+    <w:p>
+      <w:pPr>
+        <w:rPr>
+          <w:rFonts w:hint="eastAsia"/>
+        </w:rPr>
+      </w:pPr>
+    </w:p>
+    <w:p>
+      <w:r>
+        <w:t>Shrink-shrank-shrunk:</w:t>
+      </w:r>
+      <w:r>
+        <w:rPr>
+          <w:rFonts w:hint="eastAsia"/>
+        </w:rPr>
+        <w:t>縮水</w:t>
+      </w:r>
+    </w:p>
+    <w:p>
+      <w:r>
+        <w:t>Deal-dealt-dealt:</w:t>
+      </w:r>
+      <w:r>
+        <w:rPr>
+          <w:rFonts w:hint="eastAsia"/>
+        </w:rPr>
+        <w:t>應付</w:t>
+      </w:r>
+    </w:p>
+    <w:p>
+      <w:r>
+        <w:t>Double:</w:t>
+      </w:r>
+      <w:r>
+        <w:rPr>
+          <w:rFonts w:hint="eastAsia"/>
+        </w:rPr>
+        <w:t>兩倍、</w:t>
+      </w:r>
+      <w:r>
+        <w:rPr>
+          <w:rFonts w:hint="eastAsia"/>
+        </w:rPr>
+        <w:t>t</w:t>
+      </w:r>
+      <w:r>
+        <w:t>riple:</w:t>
+      </w:r>
+      <w:r>
+        <w:rPr>
+          <w:rFonts w:hint="eastAsia"/>
+        </w:rPr>
+        <w:t>三倍</w:t>
+      </w:r>
+    </w:p>
+    <w:p>
+      <w:pPr>
+        <w:rPr>
+          <w:rFonts w:hint="eastAsia"/>
+        </w:rPr>
+      </w:pPr>
+    </w:p>
+    <w:p/>
     <w:p>
       <w:pPr>
         <w:rPr>
@@ -19642,6 +21842,95 @@
     </w:lvl>
   </w:abstractNum>
   <w:abstractNum w:abstractNumId="10" w15:restartNumberingAfterBreak="0">
+    <w:nsid w:val="1EA02673"/>
+    <w:multiLevelType w:val="hybridMultilevel"/>
+    <w:tmpl w:val="CA6062E6"/>
+    <w:lvl w:ilvl="0" w:tplc="EB1055D2">
+      <w:start w:val="1"/>
+      <w:numFmt w:val="upperLetter"/>
+      <w:lvlText w:val="(%1)"/>
+      <w:lvlJc w:val="left"/>
+      <w:pPr>
+        <w:ind w:left="360" w:hanging="360"/>
+      </w:pPr>
+      <w:rPr>
+        <w:rFonts w:hint="default"/>
+      </w:rPr>
+    </w:lvl>
+    <w:lvl w:ilvl="1" w:tplc="04090019" w:tentative="1">
+      <w:start w:val="1"/>
+      <w:numFmt w:val="ideographTraditional"/>
+      <w:lvlText w:val="%2、"/>
+      <w:lvlJc w:val="left"/>
+      <w:pPr>
+        <w:ind w:left="960" w:hanging="480"/>
+      </w:pPr>
+    </w:lvl>
+    <w:lvl w:ilvl="2" w:tplc="0409001B" w:tentative="1">
+      <w:start w:val="1"/>
+      <w:numFmt w:val="lowerRoman"/>
+      <w:lvlText w:val="%3."/>
+      <w:lvlJc w:val="right"/>
+      <w:pPr>
+        <w:ind w:left="1440" w:hanging="480"/>
+      </w:pPr>
+    </w:lvl>
+    <w:lvl w:ilvl="3" w:tplc="0409000F" w:tentative="1">
+      <w:start w:val="1"/>
+      <w:numFmt w:val="decimal"/>
+      <w:lvlText w:val="%4."/>
+      <w:lvlJc w:val="left"/>
+      <w:pPr>
+        <w:ind w:left="1920" w:hanging="480"/>
+      </w:pPr>
+    </w:lvl>
+    <w:lvl w:ilvl="4" w:tplc="04090019" w:tentative="1">
+      <w:start w:val="1"/>
+      <w:numFmt w:val="ideographTraditional"/>
+      <w:lvlText w:val="%5、"/>
+      <w:lvlJc w:val="left"/>
+      <w:pPr>
+        <w:ind w:left="2400" w:hanging="480"/>
+      </w:pPr>
+    </w:lvl>
+    <w:lvl w:ilvl="5" w:tplc="0409001B" w:tentative="1">
+      <w:start w:val="1"/>
+      <w:numFmt w:val="lowerRoman"/>
+      <w:lvlText w:val="%6."/>
+      <w:lvlJc w:val="right"/>
+      <w:pPr>
+        <w:ind w:left="2880" w:hanging="480"/>
+      </w:pPr>
+    </w:lvl>
+    <w:lvl w:ilvl="6" w:tplc="0409000F" w:tentative="1">
+      <w:start w:val="1"/>
+      <w:numFmt w:val="decimal"/>
+      <w:lvlText w:val="%7."/>
+      <w:lvlJc w:val="left"/>
+      <w:pPr>
+        <w:ind w:left="3360" w:hanging="480"/>
+      </w:pPr>
+    </w:lvl>
+    <w:lvl w:ilvl="7" w:tplc="04090019" w:tentative="1">
+      <w:start w:val="1"/>
+      <w:numFmt w:val="ideographTraditional"/>
+      <w:lvlText w:val="%8、"/>
+      <w:lvlJc w:val="left"/>
+      <w:pPr>
+        <w:ind w:left="3840" w:hanging="480"/>
+      </w:pPr>
+    </w:lvl>
+    <w:lvl w:ilvl="8" w:tplc="0409001B" w:tentative="1">
+      <w:start w:val="1"/>
+      <w:numFmt w:val="lowerRoman"/>
+      <w:lvlText w:val="%9."/>
+      <w:lvlJc w:val="right"/>
+      <w:pPr>
+        <w:ind w:left="4320" w:hanging="480"/>
+      </w:pPr>
+    </w:lvl>
+  </w:abstractNum>
+  <w:abstractNum w:abstractNumId="11" w15:restartNumberingAfterBreak="0">
     <w:nsid w:val="22B002D7"/>
     <w:multiLevelType w:val="hybridMultilevel"/>
     <w:tmpl w:val="61FC8AEC"/>
@@ -19730,7 +22019,96 @@
       </w:pPr>
     </w:lvl>
   </w:abstractNum>
-  <w:abstractNum w:abstractNumId="11" w15:restartNumberingAfterBreak="0">
+  <w:abstractNum w:abstractNumId="12" w15:restartNumberingAfterBreak="0">
+    <w:nsid w:val="23732118"/>
+    <w:multiLevelType w:val="hybridMultilevel"/>
+    <w:tmpl w:val="0D98D8E6"/>
+    <w:lvl w:ilvl="0" w:tplc="42924CE2">
+      <w:start w:val="1"/>
+      <w:numFmt w:val="upperLetter"/>
+      <w:lvlText w:val="(%1)"/>
+      <w:lvlJc w:val="left"/>
+      <w:pPr>
+        <w:ind w:left="360" w:hanging="360"/>
+      </w:pPr>
+      <w:rPr>
+        <w:rFonts w:hint="default"/>
+      </w:rPr>
+    </w:lvl>
+    <w:lvl w:ilvl="1" w:tplc="04090019" w:tentative="1">
+      <w:start w:val="1"/>
+      <w:numFmt w:val="ideographTraditional"/>
+      <w:lvlText w:val="%2、"/>
+      <w:lvlJc w:val="left"/>
+      <w:pPr>
+        <w:ind w:left="960" w:hanging="480"/>
+      </w:pPr>
+    </w:lvl>
+    <w:lvl w:ilvl="2" w:tplc="0409001B" w:tentative="1">
+      <w:start w:val="1"/>
+      <w:numFmt w:val="lowerRoman"/>
+      <w:lvlText w:val="%3."/>
+      <w:lvlJc w:val="right"/>
+      <w:pPr>
+        <w:ind w:left="1440" w:hanging="480"/>
+      </w:pPr>
+    </w:lvl>
+    <w:lvl w:ilvl="3" w:tplc="0409000F" w:tentative="1">
+      <w:start w:val="1"/>
+      <w:numFmt w:val="decimal"/>
+      <w:lvlText w:val="%4."/>
+      <w:lvlJc w:val="left"/>
+      <w:pPr>
+        <w:ind w:left="1920" w:hanging="480"/>
+      </w:pPr>
+    </w:lvl>
+    <w:lvl w:ilvl="4" w:tplc="04090019" w:tentative="1">
+      <w:start w:val="1"/>
+      <w:numFmt w:val="ideographTraditional"/>
+      <w:lvlText w:val="%5、"/>
+      <w:lvlJc w:val="left"/>
+      <w:pPr>
+        <w:ind w:left="2400" w:hanging="480"/>
+      </w:pPr>
+    </w:lvl>
+    <w:lvl w:ilvl="5" w:tplc="0409001B" w:tentative="1">
+      <w:start w:val="1"/>
+      <w:numFmt w:val="lowerRoman"/>
+      <w:lvlText w:val="%6."/>
+      <w:lvlJc w:val="right"/>
+      <w:pPr>
+        <w:ind w:left="2880" w:hanging="480"/>
+      </w:pPr>
+    </w:lvl>
+    <w:lvl w:ilvl="6" w:tplc="0409000F" w:tentative="1">
+      <w:start w:val="1"/>
+      <w:numFmt w:val="decimal"/>
+      <w:lvlText w:val="%7."/>
+      <w:lvlJc w:val="left"/>
+      <w:pPr>
+        <w:ind w:left="3360" w:hanging="480"/>
+      </w:pPr>
+    </w:lvl>
+    <w:lvl w:ilvl="7" w:tplc="04090019" w:tentative="1">
+      <w:start w:val="1"/>
+      <w:numFmt w:val="ideographTraditional"/>
+      <w:lvlText w:val="%8、"/>
+      <w:lvlJc w:val="left"/>
+      <w:pPr>
+        <w:ind w:left="3840" w:hanging="480"/>
+      </w:pPr>
+    </w:lvl>
+    <w:lvl w:ilvl="8" w:tplc="0409001B" w:tentative="1">
+      <w:start w:val="1"/>
+      <w:numFmt w:val="lowerRoman"/>
+      <w:lvlText w:val="%9."/>
+      <w:lvlJc w:val="right"/>
+      <w:pPr>
+        <w:ind w:left="4320" w:hanging="480"/>
+      </w:pPr>
+    </w:lvl>
+  </w:abstractNum>
+  <w:abstractNum w:abstractNumId="13" w15:restartNumberingAfterBreak="0">
     <w:nsid w:val="26ED007C"/>
     <w:multiLevelType w:val="hybridMultilevel"/>
     <w:tmpl w:val="A93A876E"/>
@@ -19819,7 +22197,7 @@
       </w:pPr>
     </w:lvl>
   </w:abstractNum>
-  <w:abstractNum w:abstractNumId="12" w15:restartNumberingAfterBreak="0">
+  <w:abstractNum w:abstractNumId="14" w15:restartNumberingAfterBreak="0">
     <w:nsid w:val="30697B34"/>
     <w:multiLevelType w:val="hybridMultilevel"/>
     <w:tmpl w:val="760E81A8"/>
@@ -19908,7 +22286,7 @@
       </w:pPr>
     </w:lvl>
   </w:abstractNum>
-  <w:abstractNum w:abstractNumId="13" w15:restartNumberingAfterBreak="0">
+  <w:abstractNum w:abstractNumId="15" w15:restartNumberingAfterBreak="0">
     <w:nsid w:val="35442E1E"/>
     <w:multiLevelType w:val="hybridMultilevel"/>
     <w:tmpl w:val="D182E740"/>
@@ -19997,7 +22375,7 @@
       </w:pPr>
     </w:lvl>
   </w:abstractNum>
-  <w:abstractNum w:abstractNumId="14" w15:restartNumberingAfterBreak="0">
+  <w:abstractNum w:abstractNumId="16" w15:restartNumberingAfterBreak="0">
     <w:nsid w:val="36301A1D"/>
     <w:multiLevelType w:val="hybridMultilevel"/>
     <w:tmpl w:val="17B01CFA"/>
@@ -20086,7 +22464,7 @@
       </w:pPr>
     </w:lvl>
   </w:abstractNum>
-  <w:abstractNum w:abstractNumId="15" w15:restartNumberingAfterBreak="0">
+  <w:abstractNum w:abstractNumId="17" w15:restartNumberingAfterBreak="0">
     <w:nsid w:val="36D37889"/>
     <w:multiLevelType w:val="hybridMultilevel"/>
     <w:tmpl w:val="89B2E3F8"/>
@@ -20175,7 +22553,7 @@
       </w:pPr>
     </w:lvl>
   </w:abstractNum>
-  <w:abstractNum w:abstractNumId="16" w15:restartNumberingAfterBreak="0">
+  <w:abstractNum w:abstractNumId="18" w15:restartNumberingAfterBreak="0">
     <w:nsid w:val="371A316D"/>
     <w:multiLevelType w:val="hybridMultilevel"/>
     <w:tmpl w:val="1CB8321C"/>
@@ -20264,7 +22642,7 @@
       </w:pPr>
     </w:lvl>
   </w:abstractNum>
-  <w:abstractNum w:abstractNumId="17" w15:restartNumberingAfterBreak="0">
+  <w:abstractNum w:abstractNumId="19" w15:restartNumberingAfterBreak="0">
     <w:nsid w:val="39496F00"/>
     <w:multiLevelType w:val="hybridMultilevel"/>
     <w:tmpl w:val="6C6CE0AC"/>
@@ -20353,7 +22731,96 @@
       </w:pPr>
     </w:lvl>
   </w:abstractNum>
-  <w:abstractNum w:abstractNumId="18" w15:restartNumberingAfterBreak="0">
+  <w:abstractNum w:abstractNumId="20" w15:restartNumberingAfterBreak="0">
+    <w:nsid w:val="3CD3289E"/>
+    <w:multiLevelType w:val="hybridMultilevel"/>
+    <w:tmpl w:val="A7A29C76"/>
+    <w:lvl w:ilvl="0" w:tplc="AD5408DE">
+      <w:start w:val="1"/>
+      <w:numFmt w:val="upperLetter"/>
+      <w:lvlText w:val="(%1)"/>
+      <w:lvlJc w:val="left"/>
+      <w:pPr>
+        <w:ind w:left="360" w:hanging="360"/>
+      </w:pPr>
+      <w:rPr>
+        <w:rFonts w:hint="default"/>
+      </w:rPr>
+    </w:lvl>
+    <w:lvl w:ilvl="1" w:tplc="04090019" w:tentative="1">
+      <w:start w:val="1"/>
+      <w:numFmt w:val="ideographTraditional"/>
+      <w:lvlText w:val="%2、"/>
+      <w:lvlJc w:val="left"/>
+      <w:pPr>
+        <w:ind w:left="960" w:hanging="480"/>
+      </w:pPr>
+    </w:lvl>
+    <w:lvl w:ilvl="2" w:tplc="0409001B" w:tentative="1">
+      <w:start w:val="1"/>
+      <w:numFmt w:val="lowerRoman"/>
+      <w:lvlText w:val="%3."/>
+      <w:lvlJc w:val="right"/>
+      <w:pPr>
+        <w:ind w:left="1440" w:hanging="480"/>
+      </w:pPr>
+    </w:lvl>
+    <w:lvl w:ilvl="3" w:tplc="0409000F" w:tentative="1">
+      <w:start w:val="1"/>
+      <w:numFmt w:val="decimal"/>
+      <w:lvlText w:val="%4."/>
+      <w:lvlJc w:val="left"/>
+      <w:pPr>
+        <w:ind w:left="1920" w:hanging="480"/>
+      </w:pPr>
+    </w:lvl>
+    <w:lvl w:ilvl="4" w:tplc="04090019" w:tentative="1">
+      <w:start w:val="1"/>
+      <w:numFmt w:val="ideographTraditional"/>
+      <w:lvlText w:val="%5、"/>
+      <w:lvlJc w:val="left"/>
+      <w:pPr>
+        <w:ind w:left="2400" w:hanging="480"/>
+      </w:pPr>
+    </w:lvl>
+    <w:lvl w:ilvl="5" w:tplc="0409001B" w:tentative="1">
+      <w:start w:val="1"/>
+      <w:numFmt w:val="lowerRoman"/>
+      <w:lvlText w:val="%6."/>
+      <w:lvlJc w:val="right"/>
+      <w:pPr>
+        <w:ind w:left="2880" w:hanging="480"/>
+      </w:pPr>
+    </w:lvl>
+    <w:lvl w:ilvl="6" w:tplc="0409000F" w:tentative="1">
+      <w:start w:val="1"/>
+      <w:numFmt w:val="decimal"/>
+      <w:lvlText w:val="%7."/>
+      <w:lvlJc w:val="left"/>
+      <w:pPr>
+        <w:ind w:left="3360" w:hanging="480"/>
+      </w:pPr>
+    </w:lvl>
+    <w:lvl w:ilvl="7" w:tplc="04090019" w:tentative="1">
+      <w:start w:val="1"/>
+      <w:numFmt w:val="ideographTraditional"/>
+      <w:lvlText w:val="%8、"/>
+      <w:lvlJc w:val="left"/>
+      <w:pPr>
+        <w:ind w:left="3840" w:hanging="480"/>
+      </w:pPr>
+    </w:lvl>
+    <w:lvl w:ilvl="8" w:tplc="0409001B" w:tentative="1">
+      <w:start w:val="1"/>
+      <w:numFmt w:val="lowerRoman"/>
+      <w:lvlText w:val="%9."/>
+      <w:lvlJc w:val="right"/>
+      <w:pPr>
+        <w:ind w:left="4320" w:hanging="480"/>
+      </w:pPr>
+    </w:lvl>
+  </w:abstractNum>
+  <w:abstractNum w:abstractNumId="21" w15:restartNumberingAfterBreak="0">
     <w:nsid w:val="400F352D"/>
     <w:multiLevelType w:val="hybridMultilevel"/>
     <w:tmpl w:val="18C0E9BA"/>
@@ -20442,7 +22909,7 @@
       </w:pPr>
     </w:lvl>
   </w:abstractNum>
-  <w:abstractNum w:abstractNumId="19" w15:restartNumberingAfterBreak="0">
+  <w:abstractNum w:abstractNumId="22" w15:restartNumberingAfterBreak="0">
     <w:nsid w:val="4E40307C"/>
     <w:multiLevelType w:val="hybridMultilevel"/>
     <w:tmpl w:val="A9AE2242"/>
@@ -20531,7 +22998,7 @@
       </w:pPr>
     </w:lvl>
   </w:abstractNum>
-  <w:abstractNum w:abstractNumId="20" w15:restartNumberingAfterBreak="0">
+  <w:abstractNum w:abstractNumId="23" w15:restartNumberingAfterBreak="0">
     <w:nsid w:val="4FB509B0"/>
     <w:multiLevelType w:val="hybridMultilevel"/>
     <w:tmpl w:val="8604D55E"/>
@@ -20620,7 +23087,7 @@
       </w:pPr>
     </w:lvl>
   </w:abstractNum>
-  <w:abstractNum w:abstractNumId="21" w15:restartNumberingAfterBreak="0">
+  <w:abstractNum w:abstractNumId="24" w15:restartNumberingAfterBreak="0">
     <w:nsid w:val="51F860B5"/>
     <w:multiLevelType w:val="hybridMultilevel"/>
     <w:tmpl w:val="016AA4DC"/>
@@ -20709,7 +23176,7 @@
       </w:pPr>
     </w:lvl>
   </w:abstractNum>
-  <w:abstractNum w:abstractNumId="22" w15:restartNumberingAfterBreak="0">
+  <w:abstractNum w:abstractNumId="25" w15:restartNumberingAfterBreak="0">
     <w:nsid w:val="53005D9A"/>
     <w:multiLevelType w:val="hybridMultilevel"/>
     <w:tmpl w:val="6F1E60CE"/>
@@ -20798,7 +23265,7 @@
       </w:pPr>
     </w:lvl>
   </w:abstractNum>
-  <w:abstractNum w:abstractNumId="23" w15:restartNumberingAfterBreak="0">
+  <w:abstractNum w:abstractNumId="26" w15:restartNumberingAfterBreak="0">
     <w:nsid w:val="5495135A"/>
     <w:multiLevelType w:val="hybridMultilevel"/>
     <w:tmpl w:val="AA88B466"/>
@@ -20887,7 +23354,7 @@
       </w:pPr>
     </w:lvl>
   </w:abstractNum>
-  <w:abstractNum w:abstractNumId="24" w15:restartNumberingAfterBreak="0">
+  <w:abstractNum w:abstractNumId="27" w15:restartNumberingAfterBreak="0">
     <w:nsid w:val="59597F59"/>
     <w:multiLevelType w:val="hybridMultilevel"/>
     <w:tmpl w:val="43C8A6AE"/>
@@ -20976,7 +23443,7 @@
       </w:pPr>
     </w:lvl>
   </w:abstractNum>
-  <w:abstractNum w:abstractNumId="25" w15:restartNumberingAfterBreak="0">
+  <w:abstractNum w:abstractNumId="28" w15:restartNumberingAfterBreak="0">
     <w:nsid w:val="5B69241D"/>
     <w:multiLevelType w:val="hybridMultilevel"/>
     <w:tmpl w:val="B59462EA"/>
@@ -21065,7 +23532,96 @@
       </w:pPr>
     </w:lvl>
   </w:abstractNum>
-  <w:abstractNum w:abstractNumId="26" w15:restartNumberingAfterBreak="0">
+  <w:abstractNum w:abstractNumId="29" w15:restartNumberingAfterBreak="0">
+    <w:nsid w:val="5D4562FB"/>
+    <w:multiLevelType w:val="hybridMultilevel"/>
+    <w:tmpl w:val="F7E48502"/>
+    <w:lvl w:ilvl="0" w:tplc="3B463D0A">
+      <w:start w:val="1"/>
+      <w:numFmt w:val="upperLetter"/>
+      <w:lvlText w:val="(%1)"/>
+      <w:lvlJc w:val="left"/>
+      <w:pPr>
+        <w:ind w:left="360" w:hanging="360"/>
+      </w:pPr>
+      <w:rPr>
+        <w:rFonts w:hint="default"/>
+      </w:rPr>
+    </w:lvl>
+    <w:lvl w:ilvl="1" w:tplc="04090019" w:tentative="1">
+      <w:start w:val="1"/>
+      <w:numFmt w:val="ideographTraditional"/>
+      <w:lvlText w:val="%2、"/>
+      <w:lvlJc w:val="left"/>
+      <w:pPr>
+        <w:ind w:left="960" w:hanging="480"/>
+      </w:pPr>
+    </w:lvl>
+    <w:lvl w:ilvl="2" w:tplc="0409001B" w:tentative="1">
+      <w:start w:val="1"/>
+      <w:numFmt w:val="lowerRoman"/>
+      <w:lvlText w:val="%3."/>
+      <w:lvlJc w:val="right"/>
+      <w:pPr>
+        <w:ind w:left="1440" w:hanging="480"/>
+      </w:pPr>
+    </w:lvl>
+    <w:lvl w:ilvl="3" w:tplc="0409000F" w:tentative="1">
+      <w:start w:val="1"/>
+      <w:numFmt w:val="decimal"/>
+      <w:lvlText w:val="%4."/>
+      <w:lvlJc w:val="left"/>
+      <w:pPr>
+        <w:ind w:left="1920" w:hanging="480"/>
+      </w:pPr>
+    </w:lvl>
+    <w:lvl w:ilvl="4" w:tplc="04090019" w:tentative="1">
+      <w:start w:val="1"/>
+      <w:numFmt w:val="ideographTraditional"/>
+      <w:lvlText w:val="%5、"/>
+      <w:lvlJc w:val="left"/>
+      <w:pPr>
+        <w:ind w:left="2400" w:hanging="480"/>
+      </w:pPr>
+    </w:lvl>
+    <w:lvl w:ilvl="5" w:tplc="0409001B" w:tentative="1">
+      <w:start w:val="1"/>
+      <w:numFmt w:val="lowerRoman"/>
+      <w:lvlText w:val="%6."/>
+      <w:lvlJc w:val="right"/>
+      <w:pPr>
+        <w:ind w:left="2880" w:hanging="480"/>
+      </w:pPr>
+    </w:lvl>
+    <w:lvl w:ilvl="6" w:tplc="0409000F" w:tentative="1">
+      <w:start w:val="1"/>
+      <w:numFmt w:val="decimal"/>
+      <w:lvlText w:val="%7."/>
+      <w:lvlJc w:val="left"/>
+      <w:pPr>
+        <w:ind w:left="3360" w:hanging="480"/>
+      </w:pPr>
+    </w:lvl>
+    <w:lvl w:ilvl="7" w:tplc="04090019" w:tentative="1">
+      <w:start w:val="1"/>
+      <w:numFmt w:val="ideographTraditional"/>
+      <w:lvlText w:val="%8、"/>
+      <w:lvlJc w:val="left"/>
+      <w:pPr>
+        <w:ind w:left="3840" w:hanging="480"/>
+      </w:pPr>
+    </w:lvl>
+    <w:lvl w:ilvl="8" w:tplc="0409001B" w:tentative="1">
+      <w:start w:val="1"/>
+      <w:numFmt w:val="lowerRoman"/>
+      <w:lvlText w:val="%9."/>
+      <w:lvlJc w:val="right"/>
+      <w:pPr>
+        <w:ind w:left="4320" w:hanging="480"/>
+      </w:pPr>
+    </w:lvl>
+  </w:abstractNum>
+  <w:abstractNum w:abstractNumId="30" w15:restartNumberingAfterBreak="0">
     <w:nsid w:val="609177BD"/>
     <w:multiLevelType w:val="hybridMultilevel"/>
     <w:tmpl w:val="680E61BA"/>
@@ -21154,7 +23710,96 @@
       </w:pPr>
     </w:lvl>
   </w:abstractNum>
-  <w:abstractNum w:abstractNumId="27" w15:restartNumberingAfterBreak="0">
+  <w:abstractNum w:abstractNumId="31" w15:restartNumberingAfterBreak="0">
+    <w:nsid w:val="62B50E98"/>
+    <w:multiLevelType w:val="hybridMultilevel"/>
+    <w:tmpl w:val="BDD415A0"/>
+    <w:lvl w:ilvl="0" w:tplc="08224E56">
+      <w:start w:val="1"/>
+      <w:numFmt w:val="upperLetter"/>
+      <w:lvlText w:val="(%1)"/>
+      <w:lvlJc w:val="left"/>
+      <w:pPr>
+        <w:ind w:left="360" w:hanging="360"/>
+      </w:pPr>
+      <w:rPr>
+        <w:rFonts w:hint="default"/>
+      </w:rPr>
+    </w:lvl>
+    <w:lvl w:ilvl="1" w:tplc="04090019" w:tentative="1">
+      <w:start w:val="1"/>
+      <w:numFmt w:val="ideographTraditional"/>
+      <w:lvlText w:val="%2、"/>
+      <w:lvlJc w:val="left"/>
+      <w:pPr>
+        <w:ind w:left="960" w:hanging="480"/>
+      </w:pPr>
+    </w:lvl>
+    <w:lvl w:ilvl="2" w:tplc="0409001B" w:tentative="1">
+      <w:start w:val="1"/>
+      <w:numFmt w:val="lowerRoman"/>
+      <w:lvlText w:val="%3."/>
+      <w:lvlJc w:val="right"/>
+      <w:pPr>
+        <w:ind w:left="1440" w:hanging="480"/>
+      </w:pPr>
+    </w:lvl>
+    <w:lvl w:ilvl="3" w:tplc="0409000F" w:tentative="1">
+      <w:start w:val="1"/>
+      <w:numFmt w:val="decimal"/>
+      <w:lvlText w:val="%4."/>
+      <w:lvlJc w:val="left"/>
+      <w:pPr>
+        <w:ind w:left="1920" w:hanging="480"/>
+      </w:pPr>
+    </w:lvl>
+    <w:lvl w:ilvl="4" w:tplc="04090019" w:tentative="1">
+      <w:start w:val="1"/>
+      <w:numFmt w:val="ideographTraditional"/>
+      <w:lvlText w:val="%5、"/>
+      <w:lvlJc w:val="left"/>
+      <w:pPr>
+        <w:ind w:left="2400" w:hanging="480"/>
+      </w:pPr>
+    </w:lvl>
+    <w:lvl w:ilvl="5" w:tplc="0409001B" w:tentative="1">
+      <w:start w:val="1"/>
+      <w:numFmt w:val="lowerRoman"/>
+      <w:lvlText w:val="%6."/>
+      <w:lvlJc w:val="right"/>
+      <w:pPr>
+        <w:ind w:left="2880" w:hanging="480"/>
+      </w:pPr>
+    </w:lvl>
+    <w:lvl w:ilvl="6" w:tplc="0409000F" w:tentative="1">
+      <w:start w:val="1"/>
+      <w:numFmt w:val="decimal"/>
+      <w:lvlText w:val="%7."/>
+      <w:lvlJc w:val="left"/>
+      <w:pPr>
+        <w:ind w:left="3360" w:hanging="480"/>
+      </w:pPr>
+    </w:lvl>
+    <w:lvl w:ilvl="7" w:tplc="04090019" w:tentative="1">
+      <w:start w:val="1"/>
+      <w:numFmt w:val="ideographTraditional"/>
+      <w:lvlText w:val="%8、"/>
+      <w:lvlJc w:val="left"/>
+      <w:pPr>
+        <w:ind w:left="3840" w:hanging="480"/>
+      </w:pPr>
+    </w:lvl>
+    <w:lvl w:ilvl="8" w:tplc="0409001B" w:tentative="1">
+      <w:start w:val="1"/>
+      <w:numFmt w:val="lowerRoman"/>
+      <w:lvlText w:val="%9."/>
+      <w:lvlJc w:val="right"/>
+      <w:pPr>
+        <w:ind w:left="4320" w:hanging="480"/>
+      </w:pPr>
+    </w:lvl>
+  </w:abstractNum>
+  <w:abstractNum w:abstractNumId="32" w15:restartNumberingAfterBreak="0">
     <w:nsid w:val="647A59BB"/>
     <w:multiLevelType w:val="hybridMultilevel"/>
     <w:tmpl w:val="B6ECFFB6"/>
@@ -21243,7 +23888,96 @@
       </w:pPr>
     </w:lvl>
   </w:abstractNum>
-  <w:abstractNum w:abstractNumId="28" w15:restartNumberingAfterBreak="0">
+  <w:abstractNum w:abstractNumId="33" w15:restartNumberingAfterBreak="0">
+    <w:nsid w:val="69C570D4"/>
+    <w:multiLevelType w:val="hybridMultilevel"/>
+    <w:tmpl w:val="1D269158"/>
+    <w:lvl w:ilvl="0" w:tplc="F05E014C">
+      <w:start w:val="1"/>
+      <w:numFmt w:val="upperLetter"/>
+      <w:lvlText w:val="(%1)"/>
+      <w:lvlJc w:val="left"/>
+      <w:pPr>
+        <w:ind w:left="360" w:hanging="360"/>
+      </w:pPr>
+      <w:rPr>
+        <w:rFonts w:hint="default"/>
+      </w:rPr>
+    </w:lvl>
+    <w:lvl w:ilvl="1" w:tplc="04090019" w:tentative="1">
+      <w:start w:val="1"/>
+      <w:numFmt w:val="ideographTraditional"/>
+      <w:lvlText w:val="%2、"/>
+      <w:lvlJc w:val="left"/>
+      <w:pPr>
+        <w:ind w:left="960" w:hanging="480"/>
+      </w:pPr>
+    </w:lvl>
+    <w:lvl w:ilvl="2" w:tplc="0409001B" w:tentative="1">
+      <w:start w:val="1"/>
+      <w:numFmt w:val="lowerRoman"/>
+      <w:lvlText w:val="%3."/>
+      <w:lvlJc w:val="right"/>
+      <w:pPr>
+        <w:ind w:left="1440" w:hanging="480"/>
+      </w:pPr>
+    </w:lvl>
+    <w:lvl w:ilvl="3" w:tplc="0409000F" w:tentative="1">
+      <w:start w:val="1"/>
+      <w:numFmt w:val="decimal"/>
+      <w:lvlText w:val="%4."/>
+      <w:lvlJc w:val="left"/>
+      <w:pPr>
+        <w:ind w:left="1920" w:hanging="480"/>
+      </w:pPr>
+    </w:lvl>
+    <w:lvl w:ilvl="4" w:tplc="04090019" w:tentative="1">
+      <w:start w:val="1"/>
+      <w:numFmt w:val="ideographTraditional"/>
+      <w:lvlText w:val="%5、"/>
+      <w:lvlJc w:val="left"/>
+      <w:pPr>
+        <w:ind w:left="2400" w:hanging="480"/>
+      </w:pPr>
+    </w:lvl>
+    <w:lvl w:ilvl="5" w:tplc="0409001B" w:tentative="1">
+      <w:start w:val="1"/>
+      <w:numFmt w:val="lowerRoman"/>
+      <w:lvlText w:val="%6."/>
+      <w:lvlJc w:val="right"/>
+      <w:pPr>
+        <w:ind w:left="2880" w:hanging="480"/>
+      </w:pPr>
+    </w:lvl>
+    <w:lvl w:ilvl="6" w:tplc="0409000F" w:tentative="1">
+      <w:start w:val="1"/>
+      <w:numFmt w:val="decimal"/>
+      <w:lvlText w:val="%7."/>
+      <w:lvlJc w:val="left"/>
+      <w:pPr>
+        <w:ind w:left="3360" w:hanging="480"/>
+      </w:pPr>
+    </w:lvl>
+    <w:lvl w:ilvl="7" w:tplc="04090019" w:tentative="1">
+      <w:start w:val="1"/>
+      <w:numFmt w:val="ideographTraditional"/>
+      <w:lvlText w:val="%8、"/>
+      <w:lvlJc w:val="left"/>
+      <w:pPr>
+        <w:ind w:left="3840" w:hanging="480"/>
+      </w:pPr>
+    </w:lvl>
+    <w:lvl w:ilvl="8" w:tplc="0409001B" w:tentative="1">
+      <w:start w:val="1"/>
+      <w:numFmt w:val="lowerRoman"/>
+      <w:lvlText w:val="%9."/>
+      <w:lvlJc w:val="right"/>
+      <w:pPr>
+        <w:ind w:left="4320" w:hanging="480"/>
+      </w:pPr>
+    </w:lvl>
+  </w:abstractNum>
+  <w:abstractNum w:abstractNumId="34" w15:restartNumberingAfterBreak="0">
     <w:nsid w:val="6F2E0A24"/>
     <w:multiLevelType w:val="hybridMultilevel"/>
     <w:tmpl w:val="43521F5A"/>
@@ -21332,7 +24066,7 @@
       </w:pPr>
     </w:lvl>
   </w:abstractNum>
-  <w:abstractNum w:abstractNumId="29" w15:restartNumberingAfterBreak="0">
+  <w:abstractNum w:abstractNumId="35" w15:restartNumberingAfterBreak="0">
     <w:nsid w:val="71274037"/>
     <w:multiLevelType w:val="hybridMultilevel"/>
     <w:tmpl w:val="01AA0F8E"/>
@@ -21421,7 +24155,7 @@
       </w:pPr>
     </w:lvl>
   </w:abstractNum>
-  <w:abstractNum w:abstractNumId="30" w15:restartNumberingAfterBreak="0">
+  <w:abstractNum w:abstractNumId="36" w15:restartNumberingAfterBreak="0">
     <w:nsid w:val="73DC2168"/>
     <w:multiLevelType w:val="hybridMultilevel"/>
     <w:tmpl w:val="E56C0A66"/>
@@ -21510,7 +24244,7 @@
       </w:pPr>
     </w:lvl>
   </w:abstractNum>
-  <w:abstractNum w:abstractNumId="31" w15:restartNumberingAfterBreak="0">
+  <w:abstractNum w:abstractNumId="37" w15:restartNumberingAfterBreak="0">
     <w:nsid w:val="75226988"/>
     <w:multiLevelType w:val="hybridMultilevel"/>
     <w:tmpl w:val="FE52247A"/>
@@ -21599,7 +24333,7 @@
       </w:pPr>
     </w:lvl>
   </w:abstractNum>
-  <w:abstractNum w:abstractNumId="32" w15:restartNumberingAfterBreak="0">
+  <w:abstractNum w:abstractNumId="38" w15:restartNumberingAfterBreak="0">
     <w:nsid w:val="775001FE"/>
     <w:multiLevelType w:val="hybridMultilevel"/>
     <w:tmpl w:val="D26051BC"/>
@@ -21688,7 +24422,7 @@
       </w:pPr>
     </w:lvl>
   </w:abstractNum>
-  <w:abstractNum w:abstractNumId="33" w15:restartNumberingAfterBreak="0">
+  <w:abstractNum w:abstractNumId="39" w15:restartNumberingAfterBreak="0">
     <w:nsid w:val="7B123881"/>
     <w:multiLevelType w:val="hybridMultilevel"/>
     <w:tmpl w:val="A59E4332"/>
@@ -21777,7 +24511,7 @@
       </w:pPr>
     </w:lvl>
   </w:abstractNum>
-  <w:abstractNum w:abstractNumId="34" w15:restartNumberingAfterBreak="0">
+  <w:abstractNum w:abstractNumId="40" w15:restartNumberingAfterBreak="0">
     <w:nsid w:val="7C187F3C"/>
     <w:multiLevelType w:val="hybridMultilevel"/>
     <w:tmpl w:val="7C3EB84C"/>
@@ -21866,7 +24600,96 @@
       </w:pPr>
     </w:lvl>
   </w:abstractNum>
-  <w:abstractNum w:abstractNumId="35" w15:restartNumberingAfterBreak="0">
+  <w:abstractNum w:abstractNumId="41" w15:restartNumberingAfterBreak="0">
+    <w:nsid w:val="7D7E23CE"/>
+    <w:multiLevelType w:val="hybridMultilevel"/>
+    <w:tmpl w:val="2DEAF36E"/>
+    <w:lvl w:ilvl="0" w:tplc="7B18ED02">
+      <w:start w:val="1"/>
+      <w:numFmt w:val="lowerLetter"/>
+      <w:lvlText w:val="(%1)"/>
+      <w:lvlJc w:val="left"/>
+      <w:pPr>
+        <w:ind w:left="360" w:hanging="360"/>
+      </w:pPr>
+      <w:rPr>
+        <w:rFonts w:hint="default"/>
+      </w:rPr>
+    </w:lvl>
+    <w:lvl w:ilvl="1" w:tplc="04090019" w:tentative="1">
+      <w:start w:val="1"/>
+      <w:numFmt w:val="ideographTraditional"/>
+      <w:lvlText w:val="%2、"/>
+      <w:lvlJc w:val="left"/>
+      <w:pPr>
+        <w:ind w:left="960" w:hanging="480"/>
+      </w:pPr>
+    </w:lvl>
+    <w:lvl w:ilvl="2" w:tplc="0409001B" w:tentative="1">
+      <w:start w:val="1"/>
+      <w:numFmt w:val="lowerRoman"/>
+      <w:lvlText w:val="%3."/>
+      <w:lvlJc w:val="right"/>
+      <w:pPr>
+        <w:ind w:left="1440" w:hanging="480"/>
+      </w:pPr>
+    </w:lvl>
+    <w:lvl w:ilvl="3" w:tplc="0409000F" w:tentative="1">
+      <w:start w:val="1"/>
+      <w:numFmt w:val="decimal"/>
+      <w:lvlText w:val="%4."/>
+      <w:lvlJc w:val="left"/>
+      <w:pPr>
+        <w:ind w:left="1920" w:hanging="480"/>
+      </w:pPr>
+    </w:lvl>
+    <w:lvl w:ilvl="4" w:tplc="04090019" w:tentative="1">
+      <w:start w:val="1"/>
+      <w:numFmt w:val="ideographTraditional"/>
+      <w:lvlText w:val="%5、"/>
+      <w:lvlJc w:val="left"/>
+      <w:pPr>
+        <w:ind w:left="2400" w:hanging="480"/>
+      </w:pPr>
+    </w:lvl>
+    <w:lvl w:ilvl="5" w:tplc="0409001B" w:tentative="1">
+      <w:start w:val="1"/>
+      <w:numFmt w:val="lowerRoman"/>
+      <w:lvlText w:val="%6."/>
+      <w:lvlJc w:val="right"/>
+      <w:pPr>
+        <w:ind w:left="2880" w:hanging="480"/>
+      </w:pPr>
+    </w:lvl>
+    <w:lvl w:ilvl="6" w:tplc="0409000F" w:tentative="1">
+      <w:start w:val="1"/>
+      <w:numFmt w:val="decimal"/>
+      <w:lvlText w:val="%7."/>
+      <w:lvlJc w:val="left"/>
+      <w:pPr>
+        <w:ind w:left="3360" w:hanging="480"/>
+      </w:pPr>
+    </w:lvl>
+    <w:lvl w:ilvl="7" w:tplc="04090019" w:tentative="1">
+      <w:start w:val="1"/>
+      <w:numFmt w:val="ideographTraditional"/>
+      <w:lvlText w:val="%8、"/>
+      <w:lvlJc w:val="left"/>
+      <w:pPr>
+        <w:ind w:left="3840" w:hanging="480"/>
+      </w:pPr>
+    </w:lvl>
+    <w:lvl w:ilvl="8" w:tplc="0409001B" w:tentative="1">
+      <w:start w:val="1"/>
+      <w:numFmt w:val="lowerRoman"/>
+      <w:lvlText w:val="%9."/>
+      <w:lvlJc w:val="right"/>
+      <w:pPr>
+        <w:ind w:left="4320" w:hanging="480"/>
+      </w:pPr>
+    </w:lvl>
+  </w:abstractNum>
+  <w:abstractNum w:abstractNumId="42" w15:restartNumberingAfterBreak="0">
     <w:nsid w:val="7D8370E3"/>
     <w:multiLevelType w:val="hybridMultilevel"/>
     <w:tmpl w:val="706C694C"/>
@@ -21955,7 +24778,7 @@
       </w:pPr>
     </w:lvl>
   </w:abstractNum>
-  <w:abstractNum w:abstractNumId="36" w15:restartNumberingAfterBreak="0">
+  <w:abstractNum w:abstractNumId="43" w15:restartNumberingAfterBreak="0">
     <w:nsid w:val="7E5421B4"/>
     <w:multiLevelType w:val="hybridMultilevel"/>
     <w:tmpl w:val="32101888"/>
@@ -22045,46 +24868,46 @@
     </w:lvl>
   </w:abstractNum>
   <w:num w:numId="1" w16cid:durableId="2102139238">
-    <w:abstractNumId w:val="23"/>
+    <w:abstractNumId w:val="26"/>
   </w:num>
   <w:num w:numId="2" w16cid:durableId="575020547">
-    <w:abstractNumId w:val="32"/>
+    <w:abstractNumId w:val="38"/>
   </w:num>
   <w:num w:numId="3" w16cid:durableId="646208146">
     <w:abstractNumId w:val="6"/>
   </w:num>
   <w:num w:numId="4" w16cid:durableId="1865290467">
-    <w:abstractNumId w:val="33"/>
+    <w:abstractNumId w:val="39"/>
   </w:num>
   <w:num w:numId="5" w16cid:durableId="313880131">
-    <w:abstractNumId w:val="17"/>
+    <w:abstractNumId w:val="19"/>
   </w:num>
   <w:num w:numId="6" w16cid:durableId="769592526">
-    <w:abstractNumId w:val="18"/>
+    <w:abstractNumId w:val="21"/>
   </w:num>
   <w:num w:numId="7" w16cid:durableId="1305695450">
-    <w:abstractNumId w:val="10"/>
+    <w:abstractNumId w:val="11"/>
   </w:num>
   <w:num w:numId="8" w16cid:durableId="887643459">
-    <w:abstractNumId w:val="22"/>
+    <w:abstractNumId w:val="25"/>
   </w:num>
   <w:num w:numId="9" w16cid:durableId="1328941413">
-    <w:abstractNumId w:val="12"/>
+    <w:abstractNumId w:val="14"/>
   </w:num>
   <w:num w:numId="10" w16cid:durableId="790712736">
-    <w:abstractNumId w:val="20"/>
+    <w:abstractNumId w:val="23"/>
   </w:num>
   <w:num w:numId="11" w16cid:durableId="683674992">
-    <w:abstractNumId w:val="25"/>
+    <w:abstractNumId w:val="28"/>
   </w:num>
   <w:num w:numId="12" w16cid:durableId="931743370">
-    <w:abstractNumId w:val="35"/>
+    <w:abstractNumId w:val="42"/>
   </w:num>
   <w:num w:numId="13" w16cid:durableId="582497875">
-    <w:abstractNumId w:val="30"/>
+    <w:abstractNumId w:val="36"/>
   </w:num>
   <w:num w:numId="14" w16cid:durableId="2077779316">
-    <w:abstractNumId w:val="27"/>
+    <w:abstractNumId w:val="32"/>
   </w:num>
   <w:num w:numId="15" w16cid:durableId="1736052775">
     <w:abstractNumId w:val="9"/>
@@ -22105,55 +24928,76 @@
     <w:abstractNumId w:val="2"/>
   </w:num>
   <w:num w:numId="21" w16cid:durableId="844591418">
-    <w:abstractNumId w:val="34"/>
+    <w:abstractNumId w:val="40"/>
   </w:num>
   <w:num w:numId="22" w16cid:durableId="660162019">
     <w:abstractNumId w:val="1"/>
   </w:num>
   <w:num w:numId="23" w16cid:durableId="190650187">
+    <w:abstractNumId w:val="18"/>
+  </w:num>
+  <w:num w:numId="24" w16cid:durableId="468479178">
+    <w:abstractNumId w:val="24"/>
+  </w:num>
+  <w:num w:numId="25" w16cid:durableId="47269465">
+    <w:abstractNumId w:val="37"/>
+  </w:num>
+  <w:num w:numId="26" w16cid:durableId="1758208378">
     <w:abstractNumId w:val="16"/>
   </w:num>
-  <w:num w:numId="24" w16cid:durableId="468479178">
-    <w:abstractNumId w:val="21"/>
-  </w:num>
-  <w:num w:numId="25" w16cid:durableId="47269465">
-    <w:abstractNumId w:val="31"/>
-  </w:num>
-  <w:num w:numId="26" w16cid:durableId="1758208378">
-    <w:abstractNumId w:val="14"/>
-  </w:num>
   <w:num w:numId="27" w16cid:durableId="824053539">
-    <w:abstractNumId w:val="11"/>
+    <w:abstractNumId w:val="13"/>
   </w:num>
   <w:num w:numId="28" w16cid:durableId="357236879">
-    <w:abstractNumId w:val="26"/>
+    <w:abstractNumId w:val="30"/>
   </w:num>
   <w:num w:numId="29" w16cid:durableId="806894354">
-    <w:abstractNumId w:val="29"/>
+    <w:abstractNumId w:val="35"/>
   </w:num>
   <w:num w:numId="30" w16cid:durableId="1846246767">
-    <w:abstractNumId w:val="15"/>
+    <w:abstractNumId w:val="17"/>
   </w:num>
   <w:num w:numId="31" w16cid:durableId="125785530">
-    <w:abstractNumId w:val="28"/>
+    <w:abstractNumId w:val="34"/>
   </w:num>
   <w:num w:numId="32" w16cid:durableId="583691044">
-    <w:abstractNumId w:val="36"/>
+    <w:abstractNumId w:val="43"/>
   </w:num>
   <w:num w:numId="33" w16cid:durableId="308940394">
-    <w:abstractNumId w:val="13"/>
+    <w:abstractNumId w:val="15"/>
   </w:num>
   <w:num w:numId="34" w16cid:durableId="217908087">
     <w:abstractNumId w:val="4"/>
   </w:num>
   <w:num w:numId="35" w16cid:durableId="1291473063">
-    <w:abstractNumId w:val="19"/>
+    <w:abstractNumId w:val="22"/>
   </w:num>
   <w:num w:numId="36" w16cid:durableId="1966158929">
     <w:abstractNumId w:val="3"/>
   </w:num>
   <w:num w:numId="37" w16cid:durableId="636880972">
-    <w:abstractNumId w:val="24"/>
+    <w:abstractNumId w:val="27"/>
+  </w:num>
+  <w:num w:numId="38" w16cid:durableId="2037462049">
+    <w:abstractNumId w:val="29"/>
+  </w:num>
+  <w:num w:numId="39" w16cid:durableId="1992057983">
+    <w:abstractNumId w:val="12"/>
+  </w:num>
+  <w:num w:numId="40" w16cid:durableId="1160653140">
+    <w:abstractNumId w:val="41"/>
+  </w:num>
+  <w:num w:numId="41" w16cid:durableId="498039688">
+    <w:abstractNumId w:val="10"/>
+  </w:num>
+  <w:num w:numId="42" w16cid:durableId="1266185138">
+    <w:abstractNumId w:val="20"/>
+  </w:num>
+  <w:num w:numId="43" w16cid:durableId="2126578927">
+    <w:abstractNumId w:val="33"/>
+  </w:num>
+  <w:num w:numId="44" w16cid:durableId="247931208">
+    <w:abstractNumId w:val="31"/>
   </w:num>
 </w:numbering>
 </file>

--- a/碩一/TOEIC/介係詞代名詞.docx
+++ b/碩一/TOEIC/介係詞代名詞.docx
@@ -18647,13 +18647,7 @@
     <w:p/>
     <w:p>
       <w:r>
-        <w:t>T</w:t>
-      </w:r>
-      <w:r>
-        <w:t>horoughly</w:t>
-      </w:r>
-      <w:r>
-        <w:t xml:space="preserve"> adv.</w:t>
+        <w:t>Thoroughly adv.</w:t>
       </w:r>
       <w:r>
         <w:rPr>
@@ -18683,10 +18677,7 @@
         <w:t>、</w:t>
       </w:r>
       <w:r>
-        <w:t>read through</w:t>
-      </w:r>
-      <w:r>
-        <w:t xml:space="preserve"> </w:t>
+        <w:t xml:space="preserve">read through </w:t>
       </w:r>
       <w:r>
         <w:rPr>
@@ -18706,13 +18697,7 @@
         <w:t>穿越</w:t>
       </w:r>
     </w:p>
-    <w:p>
-      <w:pPr>
-        <w:rPr>
-          <w:rFonts w:hint="eastAsia"/>
-        </w:rPr>
-      </w:pPr>
-    </w:p>
+    <w:p/>
     <w:p>
       <w:r>
         <w:t xml:space="preserve">S+V+N(adj)+N </w:t>
@@ -18788,19 +18773,8 @@
         <w:t>(C)used(D)usage</w:t>
       </w:r>
     </w:p>
-    <w:p>
-      <w:pPr>
-        <w:rPr>
-          <w:rFonts w:hint="eastAsia"/>
-        </w:rPr>
-      </w:pPr>
-    </w:p>
-    <w:p>
-      <w:pPr>
-        <w:rPr>
-          <w:rFonts w:hint="eastAsia"/>
-        </w:rPr>
-      </w:pPr>
+    <w:p/>
+    <w:p>
       <w:r>
         <w:t xml:space="preserve">Default setting </w:t>
       </w:r>
@@ -19006,19 +18980,8 @@
     </w:p>
     <w:p/>
     <w:p>
-      <w:pPr>
-        <w:rPr>
-          <w:rFonts w:hint="eastAsia"/>
-        </w:rPr>
-      </w:pPr>
-      <w:r>
-        <w:t>S</w:t>
-      </w:r>
-      <w:r>
-        <w:t>kyscraper</w:t>
-      </w:r>
-      <w:r>
-        <w:t xml:space="preserve"> n.</w:t>
+      <w:r>
+        <w:t>Skyscraper n.</w:t>
       </w:r>
       <w:r>
         <w:rPr>
@@ -19253,22 +19216,10 @@
         <w:t>(D)they</w:t>
       </w:r>
     </w:p>
-    <w:p>
-      <w:pPr>
-        <w:rPr>
-          <w:rFonts w:hint="eastAsia"/>
-        </w:rPr>
-      </w:pPr>
-    </w:p>
-    <w:p>
-      <w:r>
-        <w:t>G</w:t>
-      </w:r>
-      <w:r>
-        <w:t>adgets</w:t>
-      </w:r>
-      <w:r>
-        <w:t xml:space="preserve"> n.</w:t>
+    <w:p/>
+    <w:p>
+      <w:r>
+        <w:t>Gadgets n.</w:t>
       </w:r>
       <w:r>
         <w:rPr>
@@ -19328,13 +19279,7 @@
         <w:t>雙方</w:t>
       </w:r>
     </w:p>
-    <w:p>
-      <w:pPr>
-        <w:rPr>
-          <w:rFonts w:hint="eastAsia"/>
-        </w:rPr>
-      </w:pPr>
-    </w:p>
+    <w:p/>
     <w:p>
       <w:r>
         <w:rPr>
@@ -19394,11 +19339,6 @@
       </w:r>
     </w:p>
     <w:p>
-      <w:pPr>
-        <w:rPr>
-          <w:rFonts w:hint="eastAsia"/>
-        </w:rPr>
-      </w:pPr>
       <w:r>
         <w:rPr>
           <w:rFonts w:hint="eastAsia"/>
@@ -19478,48 +19418,39 @@
         <w:t>(</w:t>
       </w:r>
       <w:r>
-        <w:t>b</w:t>
-      </w:r>
-      <w:r>
+        <w:t>b)</w:t>
+      </w:r>
+      <w:r>
+        <w:rPr>
+          <w:rFonts w:hint="eastAsia"/>
+        </w:rPr>
+        <w:t>不能選，空格前方說明的對象是</w:t>
+      </w:r>
+      <w:r>
+        <w:t>gadgets</w:t>
+      </w:r>
+      <w:r>
+        <w:rPr>
+          <w:rFonts w:hint="eastAsia"/>
+        </w:rPr>
+        <w:t>(</w:t>
+      </w:r>
+      <w:r>
+        <w:rPr>
+          <w:rFonts w:hint="eastAsia"/>
+        </w:rPr>
+        <w:t>器具</w:t>
+      </w:r>
+      <w:r>
+        <w:rPr>
+          <w:rFonts w:hint="eastAsia"/>
+        </w:rPr>
         <w:t>)</w:t>
       </w:r>
       <w:r>
         <w:rPr>
           <w:rFonts w:hint="eastAsia"/>
         </w:rPr>
-        <w:t>不能選，</w:t>
-      </w:r>
-      <w:r>
-        <w:rPr>
-          <w:rFonts w:hint="eastAsia"/>
-        </w:rPr>
-        <w:t>空格前方說明的對象是</w:t>
-      </w:r>
-      <w:r>
-        <w:t>gadgets</w:t>
-      </w:r>
-      <w:r>
-        <w:rPr>
-          <w:rFonts w:hint="eastAsia"/>
-        </w:rPr>
-        <w:t>(</w:t>
-      </w:r>
-      <w:r>
-        <w:rPr>
-          <w:rFonts w:hint="eastAsia"/>
-        </w:rPr>
-        <w:t>器具</w:t>
-      </w:r>
-      <w:r>
-        <w:rPr>
-          <w:rFonts w:hint="eastAsia"/>
-        </w:rPr>
-        <w:t>)</w:t>
-      </w:r>
-      <w:r>
-        <w:rPr>
-          <w:rFonts w:hint="eastAsia"/>
-        </w:rPr>
         <w:t>不是人，不能用</w:t>
       </w:r>
       <w:r>
@@ -19570,10 +19501,7 @@
         <w:t xml:space="preserve"> </w:t>
       </w:r>
       <w:r>
-        <w:t>(</w:t>
-      </w:r>
-      <w:r>
-        <w:t>C)which</w:t>
+        <w:t>(C)which</w:t>
       </w:r>
     </w:p>
     <w:p/>
@@ -19749,7 +19677,6 @@
     <w:p>
       <w:pPr>
         <w:rPr>
-          <w:rFonts w:hint="eastAsia"/>
           <w:color w:val="000000" w:themeColor="text1"/>
         </w:rPr>
       </w:pPr>
@@ -19840,19 +19767,7 @@
           <w:color w:val="000000" w:themeColor="text1"/>
         </w:rPr>
         <w:lastRenderedPageBreak/>
-        <w:t>C</w:t>
-      </w:r>
-      <w:r>
-        <w:rPr>
-          <w:color w:val="000000" w:themeColor="text1"/>
-        </w:rPr>
-        <w:t>ontestants</w:t>
-      </w:r>
-      <w:r>
-        <w:rPr>
-          <w:color w:val="000000" w:themeColor="text1"/>
-        </w:rPr>
-        <w:t xml:space="preserve"> n.</w:t>
+        <w:t>Contestants n.</w:t>
       </w:r>
       <w:r>
         <w:rPr>
@@ -19911,7 +19826,6 @@
     <w:p>
       <w:pPr>
         <w:rPr>
-          <w:rFonts w:hint="eastAsia"/>
           <w:color w:val="000000" w:themeColor="text1"/>
         </w:rPr>
       </w:pPr>
@@ -19939,10 +19853,7 @@
       <w:proofErr w:type="spellStart"/>
       <w:proofErr w:type="gramStart"/>
       <w:r>
-        <w:t>sisters.</w:t>
-      </w:r>
-      <w:r>
-        <w:t>Neither</w:t>
+        <w:t>sisters.Neither</w:t>
       </w:r>
       <w:proofErr w:type="spellEnd"/>
       <w:proofErr w:type="gramEnd"/>
@@ -20295,19 +20206,10 @@
         <w:t>地方</w:t>
       </w:r>
     </w:p>
-    <w:p>
-      <w:pPr>
-        <w:rPr>
-          <w:rFonts w:hint="eastAsia"/>
-        </w:rPr>
-      </w:pPr>
-    </w:p>
-    <w:p>
-      <w:r>
-        <w:t>unusual</w:t>
-      </w:r>
-      <w:r>
-        <w:t xml:space="preserve"> adj.</w:t>
+    <w:p/>
+    <w:p>
+      <w:r>
+        <w:t>unusual adj.</w:t>
       </w:r>
       <w:r>
         <w:rPr>
@@ -20382,13 +20284,7 @@
         <w:t>準時</w:t>
       </w:r>
     </w:p>
-    <w:p>
-      <w:pPr>
-        <w:rPr>
-          <w:rFonts w:hint="eastAsia"/>
-        </w:rPr>
-      </w:pPr>
-    </w:p>
+    <w:p/>
     <w:p>
       <w:r>
         <w:rPr>
@@ -20484,16 +20380,8 @@
     </w:p>
     <w:p/>
     <w:p>
-      <w:pPr>
-        <w:rPr>
-          <w:rFonts w:hint="eastAsia"/>
-        </w:rPr>
-      </w:pPr>
-      <w:r>
-        <w:t>C</w:t>
-      </w:r>
-      <w:r>
-        <w:t>ontainer</w:t>
+      <w:r>
+        <w:t>Container</w:t>
       </w:r>
       <w:r>
         <w:rPr>
@@ -20557,13 +20445,7 @@
         <w:t>你得強化你的英文能力</w:t>
       </w:r>
     </w:p>
-    <w:p>
-      <w:pPr>
-        <w:rPr>
-          <w:rFonts w:hint="eastAsia"/>
-        </w:rPr>
-      </w:pPr>
-    </w:p>
+    <w:p/>
     <w:p>
       <w:r>
         <w:t>The</w:t>
@@ -20598,10 +20480,7 @@
     <w:p/>
     <w:p>
       <w:r>
-        <w:t>V</w:t>
-      </w:r>
-      <w:r>
-        <w:t>aries</w:t>
+        <w:t>Varies</w:t>
       </w:r>
       <w:r>
         <w:rPr>
@@ -20631,10 +20510,7 @@
         <w:t>which are</w:t>
       </w:r>
       <w:r>
-        <w:t>)</w:t>
-      </w:r>
-      <w:r>
-        <w:t>used</w:t>
+        <w:t>)used</w:t>
       </w:r>
       <w:r>
         <w:rPr>
@@ -20646,13 +20522,7 @@
         <w:t xml:space="preserve">v2) </w:t>
       </w:r>
     </w:p>
-    <w:p>
-      <w:pPr>
-        <w:rPr>
-          <w:rFonts w:hint="eastAsia"/>
-        </w:rPr>
-      </w:pPr>
-    </w:p>
+    <w:p/>
     <w:p/>
     <w:p>
       <w:r>
@@ -20744,46 +20614,55 @@
         <w:t>、交易</w:t>
       </w:r>
     </w:p>
-    <w:p>
-      <w:pPr>
-        <w:rPr>
-          <w:rFonts w:hint="eastAsia"/>
-        </w:rPr>
-      </w:pPr>
-    </w:p>
-    <w:p>
-      <w:r>
-        <w:t>Real estate</w:t>
-      </w:r>
-      <w:r>
+    <w:p/>
+    <w:p>
+      <w:r>
+        <w:t xml:space="preserve">Real estate </w:t>
+      </w:r>
+      <w:r>
+        <w:rPr>
+          <w:rFonts w:hint="eastAsia"/>
+        </w:rPr>
+        <w:t>房地產、</w:t>
+      </w:r>
+      <w:r>
+        <w:t>transactions</w:t>
+      </w:r>
+      <w:r>
+        <w:rPr>
+          <w:rFonts w:hint="eastAsia"/>
+        </w:rPr>
+        <w:t xml:space="preserve"> n</w:t>
+      </w:r>
+      <w:r>
+        <w:t>.</w:t>
+      </w:r>
+      <w:r>
+        <w:rPr>
+          <w:rFonts w:hint="eastAsia"/>
+        </w:rPr>
+        <w:t>交易、</w:t>
+      </w:r>
+      <w:r>
+        <w:t>downturn</w:t>
+      </w:r>
+      <w:r>
+        <w:rPr>
+          <w:rFonts w:hint="eastAsia"/>
+        </w:rPr>
         <w:t xml:space="preserve"> </w:t>
       </w:r>
       <w:r>
-        <w:rPr>
-          <w:rFonts w:hint="eastAsia"/>
-        </w:rPr>
-        <w:t>房地產、</w:t>
-      </w:r>
-      <w:r>
-        <w:t>transactions</w:t>
-      </w:r>
-      <w:r>
-        <w:rPr>
-          <w:rFonts w:hint="eastAsia"/>
-        </w:rPr>
-        <w:t xml:space="preserve"> n</w:t>
-      </w:r>
-      <w:r>
-        <w:t>.</w:t>
-      </w:r>
-      <w:r>
-        <w:rPr>
-          <w:rFonts w:hint="eastAsia"/>
-        </w:rPr>
-        <w:t>交易、</w:t>
-      </w:r>
-      <w:r>
-        <w:t>downturn</w:t>
+        <w:t>n.</w:t>
+      </w:r>
+      <w:r>
+        <w:rPr>
+          <w:rFonts w:hint="eastAsia"/>
+        </w:rPr>
+        <w:t>衰退、</w:t>
+      </w:r>
+      <w:r>
+        <w:t>economy</w:t>
       </w:r>
       <w:r>
         <w:rPr>
@@ -20798,106 +20677,2007 @@
         <w:rPr>
           <w:rFonts w:hint="eastAsia"/>
         </w:rPr>
-        <w:t>衰退、</w:t>
-      </w:r>
-      <w:r>
-        <w:t>economy</w:t>
-      </w:r>
-      <w:r>
-        <w:rPr>
-          <w:rFonts w:hint="eastAsia"/>
-        </w:rPr>
+        <w:t>經濟</w:t>
+      </w:r>
+      <w:r>
+        <w:rPr>
+          <w:rFonts w:hint="eastAsia"/>
+        </w:rPr>
+        <w:t>/</w:t>
+      </w:r>
+      <w:r>
+        <w:rPr>
+          <w:rFonts w:hint="eastAsia"/>
+        </w:rPr>
+        <w:t>節省</w:t>
+      </w:r>
+    </w:p>
+    <w:p/>
+    <w:p>
+      <w:r>
+        <w:t>Shrink-shrank-shrunk:</w:t>
+      </w:r>
+      <w:r>
+        <w:rPr>
+          <w:rFonts w:hint="eastAsia"/>
+        </w:rPr>
+        <w:t>縮水</w:t>
+      </w:r>
+    </w:p>
+    <w:p>
+      <w:r>
+        <w:t>Deal-dealt-dealt:</w:t>
+      </w:r>
+      <w:r>
+        <w:rPr>
+          <w:rFonts w:hint="eastAsia"/>
+        </w:rPr>
+        <w:t>應付</w:t>
+      </w:r>
+    </w:p>
+    <w:p>
+      <w:r>
+        <w:t>Double:</w:t>
+      </w:r>
+      <w:r>
+        <w:rPr>
+          <w:rFonts w:hint="eastAsia"/>
+        </w:rPr>
+        <w:t>兩倍、</w:t>
+      </w:r>
+      <w:r>
+        <w:rPr>
+          <w:rFonts w:hint="eastAsia"/>
+        </w:rPr>
+        <w:t>t</w:t>
+      </w:r>
+      <w:r>
+        <w:t>riple:</w:t>
+      </w:r>
+      <w:r>
+        <w:rPr>
+          <w:rFonts w:hint="eastAsia"/>
+        </w:rPr>
+        <w:t>三倍</w:t>
+      </w:r>
+    </w:p>
+    <w:p/>
+    <w:p>
+      <w:r>
+        <w:rPr>
+          <w:highlight w:val="yellow"/>
+        </w:rPr>
+        <w:t>None</w:t>
+      </w:r>
+      <w:r>
+        <w:t xml:space="preserve"> o</w:t>
+      </w:r>
+      <w:r>
+        <w:t>f our colleague</w:t>
+      </w:r>
+      <w:r>
+        <w:rPr>
+          <w:color w:val="FF0000"/>
+        </w:rPr>
+        <w:t>s</w:t>
+      </w:r>
+      <w:r>
         <w:t xml:space="preserve"> </w:t>
       </w:r>
       <w:r>
+        <w:rPr>
+          <w:color w:val="FF0000"/>
+        </w:rPr>
+        <w:t xml:space="preserve">has </w:t>
+      </w:r>
+      <w:r>
+        <w:t xml:space="preserve">ever been awarded the MVP Honor with the exception of Amos </w:t>
+      </w:r>
+      <w:proofErr w:type="gramStart"/>
+      <w:r>
+        <w:t>Rodin.</w:t>
+      </w:r>
+      <w:r>
+        <w:rPr>
+          <w:highlight w:val="yellow"/>
+        </w:rPr>
+        <w:t>(</w:t>
+      </w:r>
+      <w:proofErr w:type="gramEnd"/>
+      <w:r>
+        <w:rPr>
+          <w:highlight w:val="yellow"/>
+        </w:rPr>
+        <w:t>A)None</w:t>
+      </w:r>
+      <w:r>
+        <w:rPr>
+          <w:rFonts w:hint="eastAsia"/>
+          <w:highlight w:val="yellow"/>
+        </w:rPr>
+        <w:t>無</w:t>
+      </w:r>
+      <w:r>
+        <w:t>(B)Every</w:t>
+      </w:r>
+      <w:r>
+        <w:rPr>
+          <w:rFonts w:hint="eastAsia"/>
+        </w:rPr>
+        <w:t>每一</w:t>
+      </w:r>
+      <w:r>
+        <w:rPr>
+          <w:rFonts w:hint="eastAsia"/>
+        </w:rPr>
+        <w:t xml:space="preserve"> </w:t>
+      </w:r>
+      <w:r>
+        <w:rPr>
+          <w:rFonts w:hint="eastAsia"/>
+        </w:rPr>
+        <w:t>接單數名詞</w:t>
+      </w:r>
+      <w:r>
+        <w:rPr>
+          <w:rFonts w:hint="eastAsia"/>
+        </w:rPr>
+        <w:t xml:space="preserve"> </w:t>
+      </w:r>
+      <w:r>
+        <w:t>colleague</w:t>
+      </w:r>
+      <w:r>
+        <w:t>(C)Some</w:t>
+      </w:r>
+      <w:r>
+        <w:rPr>
+          <w:rFonts w:hint="eastAsia"/>
+        </w:rPr>
+        <w:t>一些</w:t>
+      </w:r>
+      <w:r>
+        <w:t>(D)Most</w:t>
+      </w:r>
+      <w:r>
+        <w:rPr>
+          <w:rFonts w:hint="eastAsia"/>
+        </w:rPr>
+        <w:t>大部分</w:t>
+      </w:r>
+    </w:p>
+    <w:p/>
+    <w:p>
+      <w:r>
+        <w:t>Honor</w:t>
+      </w:r>
+      <w:r>
+        <w:t xml:space="preserve"> </w:t>
+      </w:r>
+      <w:r>
+        <w:rPr>
+          <w:rFonts w:hint="eastAsia"/>
+        </w:rPr>
+        <w:t>榮譽、</w:t>
+      </w:r>
+      <w:r>
+        <w:t>with the exception of</w:t>
+      </w:r>
+      <w:r>
+        <w:rPr>
+          <w:rFonts w:hint="eastAsia"/>
+        </w:rPr>
+        <w:t>除了、</w:t>
+      </w:r>
+    </w:p>
+    <w:p/>
+    <w:p>
+      <w:r>
+        <w:t>Has</w:t>
+      </w:r>
+      <w:r>
+        <w:rPr>
+          <w:rFonts w:hint="eastAsia"/>
+        </w:rPr>
+        <w:t>是單數動詞，不能選</w:t>
+      </w:r>
+      <w:r>
+        <w:t>c</w:t>
+      </w:r>
+      <w:r>
+        <w:rPr>
+          <w:rFonts w:hint="eastAsia"/>
+        </w:rPr>
+        <w:t>、</w:t>
+      </w:r>
+      <w:r>
+        <w:rPr>
+          <w:rFonts w:hint="eastAsia"/>
+        </w:rPr>
+        <w:t>d</w:t>
+      </w:r>
+      <w:r>
+        <w:rPr>
+          <w:rFonts w:hint="eastAsia"/>
+        </w:rPr>
+        <w:t>，</w:t>
+      </w:r>
+    </w:p>
+    <w:p/>
+    <w:p>
+      <w:r>
+        <w:rPr>
+          <w:rFonts w:hint="eastAsia"/>
+        </w:rPr>
+        <w:t>M</w:t>
+      </w:r>
+      <w:r>
+        <w:t>ost+</w:t>
+      </w:r>
+      <w:r>
+        <w:rPr>
+          <w:rFonts w:hint="eastAsia"/>
+        </w:rPr>
+        <w:t>複數名詞</w:t>
+      </w:r>
+      <w:r>
+        <w:rPr>
+          <w:rFonts w:hint="eastAsia"/>
+        </w:rPr>
+        <w:t>+</w:t>
+      </w:r>
+      <w:r>
+        <w:rPr>
+          <w:rFonts w:hint="eastAsia"/>
+        </w:rPr>
+        <w:t>複數動詞</w:t>
+      </w:r>
+      <w:r>
+        <w:t>:</w:t>
+      </w:r>
+    </w:p>
+    <w:p>
+      <w:r>
+        <w:t xml:space="preserve">Most students </w:t>
+      </w:r>
+      <w:r>
+        <w:rPr>
+          <w:color w:val="FF0000"/>
+        </w:rPr>
+        <w:t xml:space="preserve">have </w:t>
+      </w:r>
+      <w:r>
+        <w:t xml:space="preserve">a TOEIC goal in mind  </w:t>
+      </w:r>
+      <w:r>
+        <w:rPr>
+          <w:rFonts w:hint="eastAsia"/>
+        </w:rPr>
+        <w:t>大部分學生心中有</w:t>
+      </w:r>
+      <w:proofErr w:type="gramStart"/>
+      <w:r>
+        <w:rPr>
+          <w:rFonts w:hint="eastAsia"/>
+        </w:rPr>
+        <w:t>個多益目標</w:t>
+      </w:r>
+      <w:proofErr w:type="gramEnd"/>
+    </w:p>
+    <w:p/>
+    <w:p>
+      <w:r>
+        <w:rPr>
+          <w:rFonts w:hint="eastAsia"/>
+        </w:rPr>
+        <w:t>S</w:t>
+      </w:r>
+      <w:r>
+        <w:t>ome +</w:t>
+      </w:r>
+      <w:r>
+        <w:rPr>
+          <w:rFonts w:hint="eastAsia"/>
+        </w:rPr>
+        <w:t>複數名詞</w:t>
+      </w:r>
+      <w:r>
+        <w:rPr>
+          <w:rFonts w:hint="eastAsia"/>
+        </w:rPr>
+        <w:t>/</w:t>
+      </w:r>
+      <w:r>
+        <w:rPr>
+          <w:rFonts w:hint="eastAsia"/>
+        </w:rPr>
+        <w:t>單數名詞</w:t>
+      </w:r>
+      <w:r>
+        <w:rPr>
+          <w:rFonts w:hint="eastAsia"/>
+        </w:rPr>
+        <w:t xml:space="preserve"> </w:t>
+      </w:r>
+      <w:r>
+        <w:t>+</w:t>
+      </w:r>
+      <w:r>
+        <w:rPr>
+          <w:rFonts w:hint="eastAsia"/>
+        </w:rPr>
+        <w:t>複數動詞</w:t>
+      </w:r>
+      <w:r>
+        <w:rPr>
+          <w:rFonts w:hint="eastAsia"/>
+        </w:rPr>
+        <w:t>/</w:t>
+      </w:r>
+      <w:r>
+        <w:rPr>
+          <w:rFonts w:hint="eastAsia"/>
+        </w:rPr>
+        <w:t>單數動詞</w:t>
+      </w:r>
+      <w:r>
+        <w:rPr>
+          <w:rFonts w:hint="eastAsia"/>
+        </w:rPr>
+        <w:t>:</w:t>
+      </w:r>
+    </w:p>
+    <w:p>
+      <w:r>
+        <w:rPr>
+          <w:rFonts w:hint="eastAsia"/>
+        </w:rPr>
+        <w:t>S</w:t>
+      </w:r>
+      <w:r>
+        <w:t xml:space="preserve">ome students </w:t>
+      </w:r>
+      <w:r>
+        <w:rPr>
+          <w:color w:val="FF0000"/>
+        </w:rPr>
+        <w:t xml:space="preserve">have </w:t>
+      </w:r>
+      <w:r>
+        <w:t xml:space="preserve">a TOEIC goal in mind </w:t>
+      </w:r>
+      <w:r>
+        <w:rPr>
+          <w:rFonts w:hint="eastAsia"/>
+        </w:rPr>
+        <w:t>一些學生心中有</w:t>
+      </w:r>
+      <w:proofErr w:type="gramStart"/>
+      <w:r>
+        <w:rPr>
+          <w:rFonts w:hint="eastAsia"/>
+        </w:rPr>
+        <w:t>個多益目標</w:t>
+      </w:r>
+      <w:proofErr w:type="gramEnd"/>
+    </w:p>
+    <w:p/>
+    <w:p>
+      <w:r>
+        <w:t xml:space="preserve">Some coffee </w:t>
+      </w:r>
+      <w:r>
+        <w:rPr>
+          <w:color w:val="FF0000"/>
+        </w:rPr>
+        <w:t xml:space="preserve">is </w:t>
+      </w:r>
+      <w:r>
+        <w:t>left in the pitcher.</w:t>
+      </w:r>
+      <w:r>
+        <w:rPr>
+          <w:rFonts w:hint="eastAsia"/>
+        </w:rPr>
+        <w:t xml:space="preserve"> </w:t>
+      </w:r>
+      <w:r>
+        <w:rPr>
+          <w:rFonts w:hint="eastAsia"/>
+        </w:rPr>
+        <w:t>還剩下一些咖啡在水壺裡</w:t>
+      </w:r>
+      <w:r>
+        <w:rPr>
+          <w:rFonts w:hint="eastAsia"/>
+        </w:rPr>
+        <w:t xml:space="preserve"> </w:t>
+      </w:r>
+    </w:p>
+    <w:p/>
+    <w:p>
+      <w:pPr>
+        <w:rPr>
+          <w:color w:val="000000" w:themeColor="text1"/>
+        </w:rPr>
+      </w:pPr>
+      <w:r>
+        <w:rPr>
+          <w:color w:val="000000" w:themeColor="text1"/>
+        </w:rPr>
+        <w:t>C</w:t>
+      </w:r>
+      <w:r>
+        <w:rPr>
+          <w:color w:val="000000" w:themeColor="text1"/>
+        </w:rPr>
+        <w:t>olleagues</w:t>
+      </w:r>
+      <w:r>
+        <w:rPr>
+          <w:color w:val="000000" w:themeColor="text1"/>
+        </w:rPr>
+        <w:t xml:space="preserve"> </w:t>
+      </w:r>
+      <w:r>
+        <w:rPr>
+          <w:rFonts w:hint="eastAsia"/>
+          <w:color w:val="000000" w:themeColor="text1"/>
+        </w:rPr>
+        <w:t>有加</w:t>
+      </w:r>
+      <w:r>
+        <w:rPr>
+          <w:rFonts w:hint="eastAsia"/>
+          <w:color w:val="000000" w:themeColor="text1"/>
+        </w:rPr>
+        <w:t>s</w:t>
+      </w:r>
+      <w:r>
+        <w:rPr>
+          <w:rFonts w:hint="eastAsia"/>
+          <w:color w:val="000000" w:themeColor="text1"/>
+        </w:rPr>
+        <w:t>，不是</w:t>
+      </w:r>
+      <w:r>
+        <w:rPr>
+          <w:rFonts w:hint="eastAsia"/>
+          <w:color w:val="000000" w:themeColor="text1"/>
+        </w:rPr>
+        <w:t>b</w:t>
+      </w:r>
+      <w:r>
+        <w:rPr>
+          <w:rFonts w:hint="eastAsia"/>
+          <w:color w:val="000000" w:themeColor="text1"/>
+        </w:rPr>
+        <w:t>，</w:t>
+      </w:r>
+      <w:r>
+        <w:rPr>
+          <w:rFonts w:hint="eastAsia"/>
+          <w:color w:val="000000" w:themeColor="text1"/>
+        </w:rPr>
+        <w:t>要接單數名詞</w:t>
+      </w:r>
+      <w:r>
+        <w:rPr>
+          <w:rFonts w:hint="eastAsia"/>
+          <w:color w:val="000000" w:themeColor="text1"/>
+        </w:rPr>
+        <w:t xml:space="preserve"> </w:t>
+      </w:r>
+      <w:r>
+        <w:rPr>
+          <w:color w:val="000000" w:themeColor="text1"/>
+        </w:rPr>
+        <w:t>-&gt; colleague</w:t>
+      </w:r>
+    </w:p>
+    <w:p>
+      <w:pPr>
+        <w:rPr>
+          <w:color w:val="000000" w:themeColor="text1"/>
+        </w:rPr>
+      </w:pPr>
+    </w:p>
+    <w:p>
+      <w:pPr>
+        <w:rPr>
+          <w:color w:val="000000" w:themeColor="text1"/>
+        </w:rPr>
+      </w:pPr>
+      <w:r>
+        <w:rPr>
+          <w:color w:val="000000" w:themeColor="text1"/>
+        </w:rPr>
+        <w:t xml:space="preserve">There is a </w:t>
+      </w:r>
+      <w:r>
+        <w:rPr>
+          <w:color w:val="000000" w:themeColor="text1"/>
+          <w:highlight w:val="yellow"/>
+        </w:rPr>
+        <w:t>sharp</w:t>
+      </w:r>
+      <w:r>
+        <w:rPr>
+          <w:color w:val="000000" w:themeColor="text1"/>
+        </w:rPr>
+        <w:t xml:space="preserve"> </w:t>
+      </w:r>
+      <w:r>
+        <w:rPr>
+          <w:color w:val="000000" w:themeColor="text1"/>
+        </w:rPr>
+        <w:t>contrast</w:t>
+      </w:r>
+      <w:r>
+        <w:rPr>
+          <w:color w:val="000000" w:themeColor="text1"/>
+        </w:rPr>
+        <w:t xml:space="preserve"> in workflow efficiency after adopting the new methodology.</w:t>
+      </w:r>
+    </w:p>
+    <w:p>
+      <w:pPr>
+        <w:rPr>
+          <w:color w:val="000000" w:themeColor="text1"/>
+        </w:rPr>
+      </w:pPr>
+      <w:r>
+        <w:rPr>
+          <w:color w:val="000000" w:themeColor="text1"/>
+        </w:rPr>
+        <w:t>(A)</w:t>
+      </w:r>
+      <w:r>
+        <w:rPr>
+          <w:color w:val="000000" w:themeColor="text1"/>
+        </w:rPr>
+        <w:t>sharpening</w:t>
+      </w:r>
+      <w:r>
+        <w:rPr>
+          <w:color w:val="000000" w:themeColor="text1"/>
+        </w:rPr>
+        <w:t xml:space="preserve"> Adj</w:t>
+      </w:r>
+      <w:r>
+        <w:rPr>
+          <w:color w:val="000000" w:themeColor="text1"/>
+        </w:rPr>
+        <w:t>(B)sharp</w:t>
+      </w:r>
+      <w:r>
+        <w:rPr>
+          <w:color w:val="000000" w:themeColor="text1"/>
+        </w:rPr>
+        <w:t xml:space="preserve"> </w:t>
+      </w:r>
+      <w:r>
+        <w:rPr>
+          <w:color w:val="000000" w:themeColor="text1"/>
+        </w:rPr>
+        <w:t>Adj</w:t>
+      </w:r>
+      <w:r>
+        <w:rPr>
+          <w:color w:val="000000" w:themeColor="text1"/>
+        </w:rPr>
+        <w:t xml:space="preserve"> </w:t>
+      </w:r>
+      <w:r>
+        <w:rPr>
+          <w:rFonts w:hint="eastAsia"/>
+          <w:color w:val="000000" w:themeColor="text1"/>
+        </w:rPr>
+        <w:t>銳利</w:t>
+      </w:r>
+      <w:r>
+        <w:rPr>
+          <w:rFonts w:hint="eastAsia"/>
+          <w:color w:val="000000" w:themeColor="text1"/>
+        </w:rPr>
+        <w:t>/</w:t>
+      </w:r>
+      <w:r>
+        <w:rPr>
+          <w:rFonts w:hint="eastAsia"/>
+          <w:color w:val="000000" w:themeColor="text1"/>
+        </w:rPr>
+        <w:t>明顯</w:t>
+      </w:r>
+      <w:r>
+        <w:rPr>
+          <w:color w:val="000000" w:themeColor="text1"/>
+        </w:rPr>
+        <w:t xml:space="preserve"> </w:t>
+      </w:r>
+      <w:r>
+        <w:rPr>
+          <w:color w:val="000000" w:themeColor="text1"/>
+        </w:rPr>
+        <w:t>(C)sharpen</w:t>
+      </w:r>
+      <w:r>
+        <w:rPr>
+          <w:color w:val="000000" w:themeColor="text1"/>
+        </w:rPr>
+        <w:t xml:space="preserve"> V</w:t>
+      </w:r>
+      <w:r>
+        <w:rPr>
+          <w:color w:val="000000" w:themeColor="text1"/>
+        </w:rPr>
+        <w:t>(D)sharpness</w:t>
+      </w:r>
+      <w:r>
+        <w:rPr>
+          <w:color w:val="000000" w:themeColor="text1"/>
+        </w:rPr>
+        <w:t xml:space="preserve"> V</w:t>
+      </w:r>
+    </w:p>
+    <w:p>
+      <w:pPr>
+        <w:rPr>
+          <w:rFonts w:hint="eastAsia"/>
+          <w:color w:val="000000" w:themeColor="text1"/>
+        </w:rPr>
+      </w:pPr>
+    </w:p>
+    <w:p>
+      <w:pPr>
+        <w:rPr>
+          <w:color w:val="000000" w:themeColor="text1"/>
+        </w:rPr>
+      </w:pPr>
+      <w:r>
+        <w:rPr>
+          <w:color w:val="000000" w:themeColor="text1"/>
+        </w:rPr>
+        <w:t>A/an/the +</w:t>
+      </w:r>
+      <w:proofErr w:type="spellStart"/>
+      <w:r>
+        <w:rPr>
+          <w:color w:val="000000" w:themeColor="text1"/>
+        </w:rPr>
+        <w:t>Adj+N</w:t>
+      </w:r>
+      <w:proofErr w:type="spellEnd"/>
+      <w:r>
+        <w:rPr>
+          <w:color w:val="000000" w:themeColor="text1"/>
+        </w:rPr>
+        <w:t>:</w:t>
+      </w:r>
+    </w:p>
+    <w:p>
+      <w:pPr>
+        <w:rPr>
+          <w:color w:val="000000" w:themeColor="text1"/>
+        </w:rPr>
+      </w:pPr>
+      <w:r>
+        <w:rPr>
+          <w:color w:val="000000" w:themeColor="text1"/>
+        </w:rPr>
+        <w:t>A smart person</w:t>
+      </w:r>
+    </w:p>
+    <w:p>
+      <w:pPr>
+        <w:rPr>
+          <w:color w:val="000000" w:themeColor="text1"/>
+        </w:rPr>
+      </w:pPr>
+    </w:p>
+    <w:p>
+      <w:pPr>
+        <w:rPr>
+          <w:color w:val="000000" w:themeColor="text1"/>
+        </w:rPr>
+      </w:pPr>
+      <w:r>
+        <w:rPr>
+          <w:color w:val="000000" w:themeColor="text1"/>
+        </w:rPr>
+        <w:t xml:space="preserve">Contrast </w:t>
+      </w:r>
+      <w:proofErr w:type="spellStart"/>
+      <w:r>
+        <w:rPr>
+          <w:color w:val="000000" w:themeColor="text1"/>
+        </w:rPr>
+        <w:t>n.v</w:t>
+      </w:r>
+      <w:proofErr w:type="spellEnd"/>
+      <w:r>
+        <w:rPr>
+          <w:color w:val="000000" w:themeColor="text1"/>
+        </w:rPr>
+        <w:t xml:space="preserve"> </w:t>
+      </w:r>
+      <w:r>
+        <w:rPr>
+          <w:rFonts w:hint="eastAsia"/>
+          <w:color w:val="000000" w:themeColor="text1"/>
+        </w:rPr>
+        <w:t>對比、</w:t>
+      </w:r>
+      <w:r>
+        <w:rPr>
+          <w:rFonts w:hint="eastAsia"/>
+          <w:color w:val="000000" w:themeColor="text1"/>
+        </w:rPr>
+        <w:t xml:space="preserve"> </w:t>
+      </w:r>
+      <w:r>
+        <w:rPr>
+          <w:color w:val="000000" w:themeColor="text1"/>
+        </w:rPr>
+        <w:t>workflow</w:t>
+      </w:r>
+      <w:r>
+        <w:rPr>
+          <w:color w:val="000000" w:themeColor="text1"/>
+        </w:rPr>
+        <w:t xml:space="preserve"> n.</w:t>
+      </w:r>
+      <w:r>
+        <w:rPr>
+          <w:rFonts w:hint="eastAsia"/>
+          <w:color w:val="000000" w:themeColor="text1"/>
+        </w:rPr>
+        <w:t>工作流程、</w:t>
+      </w:r>
+      <w:r>
+        <w:rPr>
+          <w:color w:val="000000" w:themeColor="text1"/>
+        </w:rPr>
+        <w:t>efficiency</w:t>
+      </w:r>
+      <w:r>
+        <w:rPr>
+          <w:rFonts w:hint="eastAsia"/>
+          <w:color w:val="000000" w:themeColor="text1"/>
+        </w:rPr>
+        <w:t xml:space="preserve"> </w:t>
+      </w:r>
+      <w:r>
+        <w:rPr>
+          <w:color w:val="000000" w:themeColor="text1"/>
+        </w:rPr>
         <w:t>n.</w:t>
       </w:r>
       <w:r>
         <w:rPr>
           <w:rFonts w:hint="eastAsia"/>
-        </w:rPr>
-        <w:t>經濟</w:t>
-      </w:r>
-      <w:r>
-        <w:rPr>
-          <w:rFonts w:hint="eastAsia"/>
+          <w:color w:val="000000" w:themeColor="text1"/>
+        </w:rPr>
+        <w:t>效率、</w:t>
+      </w:r>
+      <w:r>
+        <w:rPr>
+          <w:color w:val="000000" w:themeColor="text1"/>
+        </w:rPr>
+        <w:t>adopting</w:t>
+      </w:r>
+      <w:r>
+        <w:rPr>
+          <w:rFonts w:hint="eastAsia"/>
+          <w:color w:val="000000" w:themeColor="text1"/>
+        </w:rPr>
+        <w:t xml:space="preserve"> </w:t>
+      </w:r>
+      <w:r>
+        <w:rPr>
+          <w:color w:val="000000" w:themeColor="text1"/>
+        </w:rPr>
+        <w:t>v.</w:t>
+      </w:r>
+      <w:r>
+        <w:rPr>
+          <w:rFonts w:hint="eastAsia"/>
+          <w:color w:val="000000" w:themeColor="text1"/>
+        </w:rPr>
+        <w:t>採用</w:t>
+      </w:r>
+    </w:p>
+    <w:p>
+      <w:pPr>
+        <w:rPr>
+          <w:rFonts w:hint="eastAsia"/>
+          <w:color w:val="000000" w:themeColor="text1"/>
+        </w:rPr>
+      </w:pPr>
+      <w:r>
+        <w:rPr>
+          <w:color w:val="000000" w:themeColor="text1"/>
+        </w:rPr>
+        <w:t>M</w:t>
+      </w:r>
+      <w:r>
+        <w:rPr>
+          <w:color w:val="000000" w:themeColor="text1"/>
+        </w:rPr>
+        <w:t>ethodology</w:t>
+      </w:r>
+      <w:r>
+        <w:rPr>
+          <w:rFonts w:hint="eastAsia"/>
+          <w:color w:val="000000" w:themeColor="text1"/>
+        </w:rPr>
+        <w:t xml:space="preserve"> </w:t>
+      </w:r>
+      <w:r>
+        <w:rPr>
+          <w:color w:val="000000" w:themeColor="text1"/>
+        </w:rPr>
+        <w:t>n.</w:t>
+      </w:r>
+      <w:r>
+        <w:rPr>
+          <w:rFonts w:hint="eastAsia"/>
+          <w:color w:val="000000" w:themeColor="text1"/>
+        </w:rPr>
+        <w:t>方法論</w:t>
+      </w:r>
+    </w:p>
+    <w:p>
+      <w:pPr>
+        <w:rPr>
+          <w:color w:val="000000" w:themeColor="text1"/>
+        </w:rPr>
+      </w:pPr>
+    </w:p>
+    <w:p>
+      <w:pPr>
+        <w:rPr>
+          <w:color w:val="000000" w:themeColor="text1"/>
+        </w:rPr>
+      </w:pPr>
+    </w:p>
+    <w:p>
+      <w:pPr>
+        <w:rPr>
+          <w:rFonts w:hint="eastAsia"/>
+          <w:color w:val="000000" w:themeColor="text1"/>
+        </w:rPr>
+      </w:pPr>
+    </w:p>
+    <w:p>
+      <w:pPr>
+        <w:rPr>
+          <w:color w:val="000000" w:themeColor="text1"/>
+        </w:rPr>
+      </w:pPr>
+      <w:proofErr w:type="spellStart"/>
+      <w:r>
+        <w:rPr>
+          <w:color w:val="000000" w:themeColor="text1"/>
+        </w:rPr>
+        <w:t>Adj+en</w:t>
+      </w:r>
+      <w:proofErr w:type="spellEnd"/>
+      <w:r>
+        <w:rPr>
+          <w:color w:val="000000" w:themeColor="text1"/>
+        </w:rPr>
+        <w:t xml:space="preserve"> = V</w:t>
+      </w:r>
+    </w:p>
+    <w:p>
+      <w:pPr>
+        <w:rPr>
+          <w:color w:val="000000" w:themeColor="text1"/>
+        </w:rPr>
+      </w:pPr>
+      <w:proofErr w:type="spellStart"/>
+      <w:r>
+        <w:rPr>
+          <w:color w:val="000000" w:themeColor="text1"/>
+        </w:rPr>
+        <w:t>Bright+en</w:t>
+      </w:r>
+      <w:proofErr w:type="spellEnd"/>
+      <w:r>
+        <w:rPr>
+          <w:color w:val="000000" w:themeColor="text1"/>
+        </w:rPr>
+        <w:t xml:space="preserve"> = brighten</w:t>
+      </w:r>
+      <w:r>
+        <w:rPr>
+          <w:rFonts w:hint="eastAsia"/>
+          <w:color w:val="000000" w:themeColor="text1"/>
+        </w:rPr>
+        <w:t>點亮、</w:t>
+      </w:r>
+      <w:proofErr w:type="spellStart"/>
+      <w:r>
+        <w:rPr>
+          <w:color w:val="000000" w:themeColor="text1"/>
+        </w:rPr>
+        <w:t>wide+en</w:t>
+      </w:r>
+      <w:proofErr w:type="spellEnd"/>
+      <w:r>
+        <w:rPr>
+          <w:color w:val="000000" w:themeColor="text1"/>
+        </w:rPr>
+        <w:t xml:space="preserve"> = widen</w:t>
+      </w:r>
+      <w:r>
+        <w:rPr>
+          <w:rFonts w:hint="eastAsia"/>
+          <w:color w:val="000000" w:themeColor="text1"/>
+        </w:rPr>
+        <w:t>拓寬、</w:t>
+      </w:r>
+      <w:proofErr w:type="spellStart"/>
+      <w:r>
+        <w:rPr>
+          <w:rFonts w:hint="eastAsia"/>
+          <w:color w:val="000000" w:themeColor="text1"/>
+        </w:rPr>
+        <w:t>l</w:t>
+      </w:r>
+      <w:r>
+        <w:rPr>
+          <w:color w:val="000000" w:themeColor="text1"/>
+        </w:rPr>
+        <w:t>ight+en</w:t>
+      </w:r>
+      <w:proofErr w:type="spellEnd"/>
+      <w:r>
+        <w:rPr>
+          <w:color w:val="000000" w:themeColor="text1"/>
+        </w:rPr>
+        <w:t xml:space="preserve"> = lighten </w:t>
+      </w:r>
+      <w:r>
+        <w:rPr>
+          <w:rFonts w:hint="eastAsia"/>
+          <w:color w:val="000000" w:themeColor="text1"/>
+        </w:rPr>
+        <w:t>減輕</w:t>
+      </w:r>
+    </w:p>
+    <w:p>
+      <w:pPr>
+        <w:rPr>
+          <w:color w:val="000000" w:themeColor="text1"/>
+        </w:rPr>
+      </w:pPr>
+    </w:p>
+    <w:p>
+      <w:pPr>
+        <w:rPr>
+          <w:color w:val="000000" w:themeColor="text1"/>
+        </w:rPr>
+      </w:pPr>
+      <w:r>
+        <w:rPr>
+          <w:color w:val="000000" w:themeColor="text1"/>
+        </w:rPr>
+        <w:t>Collocations :</w:t>
+      </w:r>
+      <w:proofErr w:type="spellStart"/>
+      <w:r>
+        <w:rPr>
+          <w:color w:val="000000" w:themeColor="text1"/>
+        </w:rPr>
+        <w:t>Adj.N</w:t>
+      </w:r>
+      <w:proofErr w:type="spellEnd"/>
+      <w:r>
+        <w:rPr>
+          <w:rFonts w:hint="eastAsia"/>
+          <w:color w:val="000000" w:themeColor="text1"/>
+        </w:rPr>
+        <w:t>配置組合</w:t>
+      </w:r>
+    </w:p>
+    <w:p>
+      <w:pPr>
+        <w:rPr>
+          <w:rFonts w:hint="eastAsia"/>
+          <w:color w:val="000000" w:themeColor="text1"/>
+        </w:rPr>
+      </w:pPr>
+      <w:r>
+        <w:rPr>
+          <w:strike/>
+          <w:color w:val="000000" w:themeColor="text1"/>
+        </w:rPr>
+        <w:t>Big</w:t>
+      </w:r>
+      <w:r>
+        <w:rPr>
+          <w:color w:val="000000" w:themeColor="text1"/>
+        </w:rPr>
+        <w:t>/heavy rain</w:t>
+      </w:r>
+      <w:r>
+        <w:rPr>
+          <w:rFonts w:hint="eastAsia"/>
+          <w:color w:val="000000" w:themeColor="text1"/>
+        </w:rPr>
+        <w:t>、</w:t>
+      </w:r>
+      <w:r>
+        <w:rPr>
+          <w:rFonts w:hint="eastAsia"/>
+          <w:strike/>
+          <w:color w:val="000000" w:themeColor="text1"/>
+        </w:rPr>
+        <w:t>o</w:t>
+      </w:r>
+      <w:r>
+        <w:rPr>
+          <w:strike/>
+          <w:color w:val="000000" w:themeColor="text1"/>
+        </w:rPr>
+        <w:t>ld</w:t>
+      </w:r>
+      <w:r>
+        <w:rPr>
+          <w:color w:val="000000" w:themeColor="text1"/>
+        </w:rPr>
+        <w:t>/heavy smoker</w:t>
+      </w:r>
+    </w:p>
+    <w:p>
+      <w:pPr>
+        <w:rPr>
+          <w:color w:val="000000" w:themeColor="text1"/>
+        </w:rPr>
+      </w:pPr>
+      <w:r>
+        <w:rPr>
+          <w:color w:val="000000" w:themeColor="text1"/>
+        </w:rPr>
+        <w:t xml:space="preserve">Adopt a new process </w:t>
+      </w:r>
+      <w:r>
+        <w:rPr>
+          <w:rFonts w:hint="eastAsia"/>
+          <w:color w:val="000000" w:themeColor="text1"/>
+        </w:rPr>
+        <w:t>採用一個新流程</w:t>
+      </w:r>
+    </w:p>
+    <w:p>
+      <w:pPr>
+        <w:rPr>
+          <w:color w:val="000000" w:themeColor="text1"/>
+        </w:rPr>
+      </w:pPr>
+    </w:p>
+    <w:p>
+      <w:pPr>
+        <w:rPr>
+          <w:color w:val="000000" w:themeColor="text1"/>
+        </w:rPr>
+      </w:pPr>
+      <w:r>
+        <w:rPr>
+          <w:color w:val="000000" w:themeColor="text1"/>
+        </w:rPr>
+        <w:t xml:space="preserve">It </w:t>
+      </w:r>
+      <w:r>
+        <w:rPr>
+          <w:color w:val="FF0000"/>
+        </w:rPr>
+        <w:t xml:space="preserve">was </w:t>
+      </w:r>
+      <w:r>
+        <w:rPr>
+          <w:color w:val="000000" w:themeColor="text1"/>
+        </w:rPr>
+        <w:t xml:space="preserve">not sure who </w:t>
+      </w:r>
+      <w:r>
+        <w:rPr>
+          <w:color w:val="000000" w:themeColor="text1"/>
+          <w:highlight w:val="yellow"/>
+        </w:rPr>
+        <w:t>intended</w:t>
+      </w:r>
+      <w:r>
+        <w:rPr>
+          <w:color w:val="000000" w:themeColor="text1"/>
+        </w:rPr>
+        <w:t xml:space="preserve"> to have the </w:t>
+      </w:r>
+      <w:proofErr w:type="spellStart"/>
+      <w:proofErr w:type="gramStart"/>
+      <w:r>
+        <w:rPr>
+          <w:color w:val="000000" w:themeColor="text1"/>
+        </w:rPr>
+        <w:t>merger,but</w:t>
+      </w:r>
+      <w:proofErr w:type="spellEnd"/>
+      <w:proofErr w:type="gramEnd"/>
+      <w:r>
+        <w:rPr>
+          <w:color w:val="000000" w:themeColor="text1"/>
+        </w:rPr>
+        <w:t xml:space="preserve"> the process proceeded accordingly.</w:t>
+      </w:r>
+    </w:p>
+    <w:p>
+      <w:pPr>
+        <w:rPr>
+          <w:color w:val="000000" w:themeColor="text1"/>
+        </w:rPr>
+      </w:pPr>
+      <w:r>
+        <w:rPr>
+          <w:color w:val="000000" w:themeColor="text1"/>
+        </w:rPr>
+        <w:t>(A)</w:t>
+      </w:r>
+      <w:r>
+        <w:rPr>
+          <w:color w:val="000000" w:themeColor="text1"/>
+        </w:rPr>
+        <w:t>intend</w:t>
+      </w:r>
+      <w:r>
+        <w:rPr>
+          <w:rFonts w:hint="eastAsia"/>
+          <w:color w:val="000000" w:themeColor="text1"/>
+        </w:rPr>
+        <w:t xml:space="preserve"> </w:t>
+      </w:r>
+      <w:r>
+        <w:rPr>
+          <w:color w:val="000000" w:themeColor="text1"/>
+        </w:rPr>
+        <w:t>v(</w:t>
+      </w:r>
+      <w:r>
+        <w:rPr>
+          <w:rFonts w:hint="eastAsia"/>
+          <w:color w:val="000000" w:themeColor="text1"/>
+        </w:rPr>
+        <w:t>原型</w:t>
+      </w:r>
+      <w:r>
+        <w:rPr>
+          <w:rFonts w:hint="eastAsia"/>
+          <w:color w:val="000000" w:themeColor="text1"/>
+        </w:rPr>
+        <w:t>)</w:t>
+      </w:r>
+      <w:r>
+        <w:rPr>
+          <w:color w:val="000000" w:themeColor="text1"/>
+        </w:rPr>
+        <w:t>(B)intention</w:t>
+      </w:r>
+      <w:r>
+        <w:rPr>
+          <w:color w:val="000000" w:themeColor="text1"/>
+        </w:rPr>
+        <w:t xml:space="preserve"> n.</w:t>
+      </w:r>
+      <w:r>
+        <w:rPr>
+          <w:color w:val="000000" w:themeColor="text1"/>
+        </w:rPr>
+        <w:t>(C)intentionally</w:t>
+      </w:r>
+      <w:r>
+        <w:rPr>
+          <w:color w:val="000000" w:themeColor="text1"/>
+        </w:rPr>
+        <w:t xml:space="preserve"> adv</w:t>
+      </w:r>
+      <w:r>
+        <w:rPr>
+          <w:color w:val="000000" w:themeColor="text1"/>
+          <w:highlight w:val="yellow"/>
+        </w:rPr>
+        <w:t>(D)intended</w:t>
+      </w:r>
+      <w:r>
+        <w:rPr>
+          <w:color w:val="000000" w:themeColor="text1"/>
+        </w:rPr>
+        <w:t xml:space="preserve"> v(</w:t>
+      </w:r>
+      <w:r>
+        <w:rPr>
+          <w:rFonts w:hint="eastAsia"/>
+          <w:color w:val="000000" w:themeColor="text1"/>
+        </w:rPr>
+        <w:t>過去式</w:t>
+      </w:r>
+      <w:r>
+        <w:rPr>
+          <w:rFonts w:hint="eastAsia"/>
+          <w:color w:val="000000" w:themeColor="text1"/>
         </w:rPr>
         <w:t>/</w:t>
       </w:r>
       <w:r>
         <w:rPr>
           <w:rFonts w:hint="eastAsia"/>
-        </w:rPr>
-        <w:t>節省</w:t>
-      </w:r>
-    </w:p>
-    <w:p>
-      <w:pPr>
-        <w:rPr>
-          <w:rFonts w:hint="eastAsia"/>
-        </w:rPr>
-      </w:pPr>
-    </w:p>
-    <w:p>
-      <w:r>
-        <w:t>Shrink-shrank-shrunk:</w:t>
-      </w:r>
-      <w:r>
-        <w:rPr>
-          <w:rFonts w:hint="eastAsia"/>
-        </w:rPr>
-        <w:t>縮水</w:t>
-      </w:r>
-    </w:p>
-    <w:p>
-      <w:r>
-        <w:t>Deal-dealt-dealt:</w:t>
-      </w:r>
-      <w:r>
-        <w:rPr>
-          <w:rFonts w:hint="eastAsia"/>
-        </w:rPr>
-        <w:t>應付</w:t>
-      </w:r>
-    </w:p>
-    <w:p>
-      <w:r>
-        <w:t>Double:</w:t>
-      </w:r>
-      <w:r>
-        <w:rPr>
-          <w:rFonts w:hint="eastAsia"/>
-        </w:rPr>
-        <w:t>兩倍、</w:t>
-      </w:r>
-      <w:r>
-        <w:rPr>
-          <w:rFonts w:hint="eastAsia"/>
-        </w:rPr>
-        <w:t>t</w:t>
-      </w:r>
-      <w:r>
-        <w:t>riple:</w:t>
-      </w:r>
-      <w:r>
-        <w:rPr>
-          <w:rFonts w:hint="eastAsia"/>
-        </w:rPr>
-        <w:t>三倍</w:t>
-      </w:r>
-    </w:p>
-    <w:p>
-      <w:pPr>
-        <w:rPr>
-          <w:rFonts w:hint="eastAsia"/>
-        </w:rPr>
-      </w:pPr>
-    </w:p>
-    <w:p/>
-    <w:p>
-      <w:pPr>
-        <w:rPr>
-          <w:rFonts w:hint="eastAsia"/>
+          <w:color w:val="000000" w:themeColor="text1"/>
+        </w:rPr>
+        <w:t>過去分詞</w:t>
+      </w:r>
+      <w:r>
+        <w:rPr>
+          <w:rFonts w:hint="eastAsia"/>
+          <w:color w:val="000000" w:themeColor="text1"/>
+        </w:rPr>
+        <w:t>)</w:t>
+      </w:r>
+    </w:p>
+    <w:p>
+      <w:pPr>
+        <w:rPr>
+          <w:rFonts w:hint="eastAsia"/>
+          <w:color w:val="000000" w:themeColor="text1"/>
+        </w:rPr>
+      </w:pPr>
+    </w:p>
+    <w:p>
+      <w:pPr>
+        <w:rPr>
+          <w:color w:val="000000" w:themeColor="text1"/>
+        </w:rPr>
+      </w:pPr>
+      <w:r>
+        <w:rPr>
+          <w:color w:val="000000" w:themeColor="text1"/>
+        </w:rPr>
+        <w:t>S+”</w:t>
+      </w:r>
+      <w:proofErr w:type="gramStart"/>
+      <w:r>
+        <w:rPr>
+          <w:color w:val="000000" w:themeColor="text1"/>
+        </w:rPr>
+        <w:t>be”+</w:t>
+      </w:r>
+      <w:proofErr w:type="spellStart"/>
+      <w:proofErr w:type="gramEnd"/>
+      <w:r>
+        <w:rPr>
+          <w:color w:val="000000" w:themeColor="text1"/>
+        </w:rPr>
+        <w:t>Adj+wh-Q</w:t>
+      </w:r>
+      <w:proofErr w:type="spellEnd"/>
+      <w:r>
+        <w:rPr>
+          <w:color w:val="000000" w:themeColor="text1"/>
+        </w:rPr>
+        <w:t>/if/</w:t>
+      </w:r>
+      <w:proofErr w:type="spellStart"/>
+      <w:r>
+        <w:rPr>
+          <w:color w:val="000000" w:themeColor="text1"/>
+        </w:rPr>
+        <w:t>that+S+V</w:t>
+      </w:r>
+      <w:proofErr w:type="spellEnd"/>
+      <w:r>
+        <w:rPr>
+          <w:color w:val="000000" w:themeColor="text1"/>
+        </w:rPr>
+        <w:t>:</w:t>
+      </w:r>
+    </w:p>
+    <w:p>
+      <w:pPr>
+        <w:rPr>
+          <w:color w:val="000000" w:themeColor="text1"/>
+        </w:rPr>
+      </w:pPr>
+      <w:r>
+        <w:rPr>
+          <w:rFonts w:hint="eastAsia"/>
+          <w:color w:val="000000" w:themeColor="text1"/>
+        </w:rPr>
+        <w:t>S</w:t>
+      </w:r>
+      <w:r>
+        <w:rPr>
+          <w:color w:val="000000" w:themeColor="text1"/>
+        </w:rPr>
+        <w:t>am is happy that he has greatly improved(</w:t>
+      </w:r>
+      <w:r>
+        <w:rPr>
+          <w:rFonts w:hint="eastAsia"/>
+          <w:color w:val="000000" w:themeColor="text1"/>
+        </w:rPr>
+        <w:t>進步</w:t>
+      </w:r>
+      <w:r>
+        <w:rPr>
+          <w:rFonts w:hint="eastAsia"/>
+          <w:color w:val="000000" w:themeColor="text1"/>
+        </w:rPr>
+        <w:t>)</w:t>
+      </w:r>
+      <w:r>
+        <w:rPr>
+          <w:color w:val="000000" w:themeColor="text1"/>
+        </w:rPr>
+        <w:t>his English.</w:t>
+      </w:r>
+    </w:p>
+    <w:p>
+      <w:pPr>
+        <w:rPr>
+          <w:color w:val="000000" w:themeColor="text1"/>
+        </w:rPr>
+      </w:pPr>
+    </w:p>
+    <w:p>
+      <w:pPr>
+        <w:rPr>
+          <w:color w:val="000000" w:themeColor="text1"/>
+        </w:rPr>
+      </w:pPr>
+      <w:r>
+        <w:rPr>
+          <w:color w:val="000000" w:themeColor="text1"/>
+        </w:rPr>
+        <w:t>W</w:t>
+      </w:r>
+      <w:r>
+        <w:rPr>
+          <w:color w:val="000000" w:themeColor="text1"/>
+        </w:rPr>
+        <w:t>as</w:t>
+      </w:r>
+      <w:r>
+        <w:rPr>
+          <w:color w:val="000000" w:themeColor="text1"/>
+        </w:rPr>
+        <w:t>(v1)</w:t>
+      </w:r>
+      <w:r>
+        <w:rPr>
+          <w:rFonts w:hint="eastAsia"/>
+          <w:color w:val="000000" w:themeColor="text1"/>
+        </w:rPr>
+        <w:t>、</w:t>
+      </w:r>
+      <w:r>
+        <w:rPr>
+          <w:color w:val="000000" w:themeColor="text1"/>
+        </w:rPr>
+        <w:t>who</w:t>
+      </w:r>
+      <w:r>
+        <w:rPr>
+          <w:color w:val="000000" w:themeColor="text1"/>
+        </w:rPr>
+        <w:t xml:space="preserve"> (v2)</w:t>
+      </w:r>
+      <w:r>
+        <w:rPr>
+          <w:color w:val="000000" w:themeColor="text1"/>
+        </w:rPr>
+        <w:t xml:space="preserve"> to have the merger</w:t>
+      </w:r>
+      <w:r>
+        <w:rPr>
+          <w:color w:val="000000" w:themeColor="text1"/>
+        </w:rPr>
+        <w:t>(</w:t>
+      </w:r>
+      <w:r>
+        <w:rPr>
+          <w:rFonts w:hint="eastAsia"/>
+          <w:color w:val="000000" w:themeColor="text1"/>
+        </w:rPr>
+        <w:t>名詞子句</w:t>
+      </w:r>
+      <w:r>
+        <w:rPr>
+          <w:rFonts w:hint="eastAsia"/>
+          <w:color w:val="000000" w:themeColor="text1"/>
+        </w:rPr>
+        <w:t>)</w:t>
+      </w:r>
+    </w:p>
+    <w:p>
+      <w:pPr>
+        <w:rPr>
+          <w:color w:val="000000" w:themeColor="text1"/>
+        </w:rPr>
+      </w:pPr>
+      <w:r>
+        <w:rPr>
+          <w:rFonts w:hint="eastAsia"/>
+          <w:color w:val="000000" w:themeColor="text1"/>
+        </w:rPr>
+        <w:t>缺一個動詞，</w:t>
+      </w:r>
+      <w:r>
+        <w:rPr>
+          <w:rFonts w:hint="eastAsia"/>
+          <w:color w:val="000000" w:themeColor="text1"/>
+        </w:rPr>
+        <w:t>b</w:t>
+      </w:r>
+      <w:r>
+        <w:rPr>
+          <w:rFonts w:hint="eastAsia"/>
+          <w:color w:val="000000" w:themeColor="text1"/>
+        </w:rPr>
+        <w:t>、</w:t>
+      </w:r>
+      <w:r>
+        <w:rPr>
+          <w:rFonts w:hint="eastAsia"/>
+          <w:color w:val="000000" w:themeColor="text1"/>
+        </w:rPr>
+        <w:t>c</w:t>
+      </w:r>
+      <w:r>
+        <w:rPr>
+          <w:rFonts w:hint="eastAsia"/>
+          <w:color w:val="000000" w:themeColor="text1"/>
+        </w:rPr>
+        <w:t>不是，</w:t>
+      </w:r>
+      <w:r>
+        <w:rPr>
+          <w:rFonts w:hint="eastAsia"/>
+          <w:color w:val="000000" w:themeColor="text1"/>
+        </w:rPr>
+        <w:t>w</w:t>
+      </w:r>
+      <w:r>
+        <w:rPr>
+          <w:color w:val="000000" w:themeColor="text1"/>
+        </w:rPr>
+        <w:t>as</w:t>
+      </w:r>
+      <w:r>
+        <w:rPr>
+          <w:rFonts w:hint="eastAsia"/>
+          <w:color w:val="000000" w:themeColor="text1"/>
+        </w:rPr>
+        <w:t>是過去式</w:t>
+      </w:r>
+      <w:r>
+        <w:rPr>
+          <w:rFonts w:hint="eastAsia"/>
+          <w:color w:val="000000" w:themeColor="text1"/>
+        </w:rPr>
+        <w:t xml:space="preserve"> </w:t>
+      </w:r>
+      <w:r>
+        <w:rPr>
+          <w:color w:val="000000" w:themeColor="text1"/>
+        </w:rPr>
+        <w:t>-&gt;</w:t>
+      </w:r>
+      <w:r>
+        <w:rPr>
+          <w:color w:val="000000" w:themeColor="text1"/>
+        </w:rPr>
+        <w:t>(D)intended</w:t>
+      </w:r>
+    </w:p>
+    <w:p>
+      <w:pPr>
+        <w:rPr>
+          <w:color w:val="000000" w:themeColor="text1"/>
+        </w:rPr>
+      </w:pPr>
+    </w:p>
+    <w:p>
+      <w:pPr>
+        <w:rPr>
+          <w:color w:val="000000" w:themeColor="text1"/>
+        </w:rPr>
+      </w:pPr>
+      <w:r>
+        <w:rPr>
+          <w:color w:val="000000" w:themeColor="text1"/>
+        </w:rPr>
+        <w:t>P</w:t>
+      </w:r>
+      <w:r>
+        <w:rPr>
+          <w:color w:val="000000" w:themeColor="text1"/>
+        </w:rPr>
+        <w:t>rocess</w:t>
+      </w:r>
+      <w:r>
+        <w:rPr>
+          <w:rFonts w:hint="eastAsia"/>
+          <w:color w:val="000000" w:themeColor="text1"/>
+        </w:rPr>
+        <w:t xml:space="preserve"> </w:t>
+      </w:r>
+      <w:r>
+        <w:rPr>
+          <w:color w:val="000000" w:themeColor="text1"/>
+        </w:rPr>
+        <w:t>n.</w:t>
+      </w:r>
+      <w:r>
+        <w:rPr>
+          <w:rFonts w:hint="eastAsia"/>
+          <w:color w:val="000000" w:themeColor="text1"/>
+        </w:rPr>
+        <w:t>過程</w:t>
+      </w:r>
+      <w:r>
+        <w:rPr>
+          <w:rFonts w:hint="eastAsia"/>
+          <w:color w:val="000000" w:themeColor="text1"/>
+        </w:rPr>
+        <w:t>,</w:t>
+      </w:r>
+      <w:r>
+        <w:rPr>
+          <w:color w:val="000000" w:themeColor="text1"/>
+        </w:rPr>
+        <w:t>v.</w:t>
+      </w:r>
+      <w:r>
+        <w:rPr>
+          <w:rFonts w:hint="eastAsia"/>
+          <w:color w:val="000000" w:themeColor="text1"/>
+        </w:rPr>
+        <w:t>處理、</w:t>
+      </w:r>
+      <w:r>
+        <w:rPr>
+          <w:color w:val="000000" w:themeColor="text1"/>
+        </w:rPr>
+        <w:t>proceed</w:t>
+      </w:r>
+      <w:r>
+        <w:rPr>
+          <w:rFonts w:hint="eastAsia"/>
+          <w:color w:val="000000" w:themeColor="text1"/>
+        </w:rPr>
+        <w:t xml:space="preserve"> </w:t>
+      </w:r>
+      <w:r>
+        <w:rPr>
+          <w:color w:val="000000" w:themeColor="text1"/>
+        </w:rPr>
+        <w:t>v.</w:t>
+      </w:r>
+      <w:r>
+        <w:rPr>
+          <w:rFonts w:hint="eastAsia"/>
+          <w:color w:val="000000" w:themeColor="text1"/>
+        </w:rPr>
+        <w:t>繼續進行、</w:t>
+      </w:r>
+      <w:r>
+        <w:rPr>
+          <w:color w:val="000000" w:themeColor="text1"/>
+        </w:rPr>
+        <w:t>accordingly</w:t>
+      </w:r>
+      <w:r>
+        <w:rPr>
+          <w:rFonts w:hint="eastAsia"/>
+          <w:color w:val="000000" w:themeColor="text1"/>
+        </w:rPr>
+        <w:t xml:space="preserve"> </w:t>
+      </w:r>
+      <w:r>
+        <w:rPr>
+          <w:color w:val="000000" w:themeColor="text1"/>
+        </w:rPr>
+        <w:t>adv.</w:t>
+      </w:r>
+      <w:r>
+        <w:rPr>
+          <w:rFonts w:hint="eastAsia"/>
+          <w:color w:val="000000" w:themeColor="text1"/>
+        </w:rPr>
+        <w:t xml:space="preserve"> </w:t>
+      </w:r>
+      <w:r>
+        <w:rPr>
+          <w:rFonts w:hint="eastAsia"/>
+          <w:color w:val="000000" w:themeColor="text1"/>
+        </w:rPr>
+        <w:t>因此</w:t>
+      </w:r>
+      <w:r>
+        <w:rPr>
+          <w:rFonts w:hint="eastAsia"/>
+          <w:color w:val="000000" w:themeColor="text1"/>
+        </w:rPr>
+        <w:t>/</w:t>
+      </w:r>
+      <w:r>
+        <w:rPr>
+          <w:rFonts w:hint="eastAsia"/>
+          <w:color w:val="000000" w:themeColor="text1"/>
+        </w:rPr>
+        <w:t>依序</w:t>
+      </w:r>
+      <w:r>
+        <w:rPr>
+          <w:rFonts w:hint="eastAsia"/>
+          <w:color w:val="000000" w:themeColor="text1"/>
+        </w:rPr>
+        <w:t>/</w:t>
+      </w:r>
+      <w:r>
+        <w:rPr>
+          <w:rFonts w:hint="eastAsia"/>
+          <w:color w:val="000000" w:themeColor="text1"/>
+        </w:rPr>
+        <w:t>照著</w:t>
+      </w:r>
+    </w:p>
+    <w:p>
+      <w:pPr>
+        <w:rPr>
+          <w:color w:val="000000" w:themeColor="text1"/>
+        </w:rPr>
+      </w:pPr>
+      <w:r>
+        <w:rPr>
+          <w:color w:val="000000" w:themeColor="text1"/>
+        </w:rPr>
+        <w:t>I</w:t>
+      </w:r>
+      <w:r>
+        <w:rPr>
+          <w:color w:val="000000" w:themeColor="text1"/>
+        </w:rPr>
+        <w:t>ntend</w:t>
+      </w:r>
+      <w:r>
+        <w:rPr>
+          <w:color w:val="000000" w:themeColor="text1"/>
+        </w:rPr>
+        <w:t xml:space="preserve"> v.</w:t>
+      </w:r>
+      <w:r>
+        <w:rPr>
+          <w:rFonts w:hint="eastAsia"/>
+          <w:color w:val="000000" w:themeColor="text1"/>
+        </w:rPr>
+        <w:t>打算</w:t>
+      </w:r>
+      <w:r>
+        <w:rPr>
+          <w:rFonts w:hint="eastAsia"/>
+          <w:color w:val="000000" w:themeColor="text1"/>
+        </w:rPr>
+        <w:t>/</w:t>
+      </w:r>
+      <w:r>
+        <w:rPr>
+          <w:rFonts w:hint="eastAsia"/>
+          <w:color w:val="000000" w:themeColor="text1"/>
+        </w:rPr>
+        <w:t>目的</w:t>
+      </w:r>
+    </w:p>
+    <w:p>
+      <w:pPr>
+        <w:rPr>
+          <w:color w:val="000000" w:themeColor="text1"/>
+        </w:rPr>
+      </w:pPr>
+    </w:p>
+    <w:p>
+      <w:pPr>
+        <w:rPr>
+          <w:color w:val="000000" w:themeColor="text1"/>
+        </w:rPr>
+      </w:pPr>
+      <w:r>
+        <w:rPr>
+          <w:color w:val="000000" w:themeColor="text1"/>
+        </w:rPr>
+        <w:t xml:space="preserve">Miss Wilson </w:t>
+      </w:r>
+      <w:proofErr w:type="spellStart"/>
+      <w:proofErr w:type="gramStart"/>
+      <w:r>
+        <w:rPr>
+          <w:color w:val="000000" w:themeColor="text1"/>
+        </w:rPr>
+        <w:t>didn,t</w:t>
+      </w:r>
+      <w:proofErr w:type="spellEnd"/>
+      <w:proofErr w:type="gramEnd"/>
+      <w:r>
+        <w:rPr>
+          <w:color w:val="000000" w:themeColor="text1"/>
+        </w:rPr>
+        <w:t xml:space="preserve"> </w:t>
+      </w:r>
+      <w:r>
+        <w:rPr>
+          <w:color w:val="FF0000"/>
+        </w:rPr>
+        <w:t>think</w:t>
+      </w:r>
+      <w:r>
+        <w:rPr>
+          <w:color w:val="000000" w:themeColor="text1"/>
+        </w:rPr>
+        <w:t xml:space="preserve"> </w:t>
+      </w:r>
+      <w:r>
+        <w:rPr>
+          <w:color w:val="000000" w:themeColor="text1"/>
+          <w:highlight w:val="yellow"/>
+        </w:rPr>
+        <w:t>highly</w:t>
+      </w:r>
+      <w:r>
+        <w:rPr>
+          <w:color w:val="000000" w:themeColor="text1"/>
+        </w:rPr>
+        <w:t xml:space="preserve"> </w:t>
+      </w:r>
+      <w:r>
+        <w:rPr>
+          <w:color w:val="000000" w:themeColor="text1"/>
+        </w:rPr>
+        <w:t xml:space="preserve">of the new recruit at </w:t>
+      </w:r>
+      <w:proofErr w:type="spellStart"/>
+      <w:r>
+        <w:rPr>
+          <w:color w:val="000000" w:themeColor="text1"/>
+        </w:rPr>
+        <w:t>first,but</w:t>
+      </w:r>
+      <w:proofErr w:type="spellEnd"/>
+      <w:r>
+        <w:rPr>
+          <w:color w:val="000000" w:themeColor="text1"/>
+        </w:rPr>
+        <w:t xml:space="preserve"> was proven wrong with his outstanding performance.</w:t>
+      </w:r>
+    </w:p>
+    <w:p>
+      <w:pPr>
+        <w:rPr>
+          <w:color w:val="000000" w:themeColor="text1"/>
+        </w:rPr>
+      </w:pPr>
+      <w:r>
+        <w:rPr>
+          <w:color w:val="000000" w:themeColor="text1"/>
+          <w:highlight w:val="yellow"/>
+        </w:rPr>
+        <w:t>(A)highly</w:t>
+      </w:r>
+      <w:r>
+        <w:rPr>
+          <w:rFonts w:hint="eastAsia"/>
+          <w:color w:val="000000" w:themeColor="text1"/>
+          <w:highlight w:val="yellow"/>
+        </w:rPr>
+        <w:t>高的</w:t>
+      </w:r>
+      <w:r>
+        <w:rPr>
+          <w:color w:val="000000" w:themeColor="text1"/>
+        </w:rPr>
+        <w:t>(B)heavily</w:t>
+      </w:r>
+      <w:r>
+        <w:rPr>
+          <w:rFonts w:hint="eastAsia"/>
+          <w:color w:val="000000" w:themeColor="text1"/>
+        </w:rPr>
+        <w:t>重的</w:t>
+      </w:r>
+      <w:r>
+        <w:rPr>
+          <w:color w:val="000000" w:themeColor="text1"/>
+        </w:rPr>
+        <w:t>(C)lightly</w:t>
+      </w:r>
+      <w:r>
+        <w:rPr>
+          <w:rFonts w:hint="eastAsia"/>
+          <w:color w:val="000000" w:themeColor="text1"/>
+        </w:rPr>
+        <w:t>輕的</w:t>
+      </w:r>
+      <w:r>
+        <w:rPr>
+          <w:color w:val="000000" w:themeColor="text1"/>
+        </w:rPr>
+        <w:t>(D)quickly</w:t>
+      </w:r>
+      <w:r>
+        <w:rPr>
+          <w:rFonts w:hint="eastAsia"/>
+          <w:color w:val="000000" w:themeColor="text1"/>
+        </w:rPr>
+        <w:t>快的</w:t>
+      </w:r>
+    </w:p>
+    <w:p>
+      <w:pPr>
+        <w:rPr>
+          <w:rFonts w:hint="eastAsia"/>
+          <w:color w:val="000000" w:themeColor="text1"/>
+        </w:rPr>
+      </w:pPr>
+    </w:p>
+    <w:p>
+      <w:pPr>
+        <w:rPr>
+          <w:color w:val="000000" w:themeColor="text1"/>
+        </w:rPr>
+      </w:pPr>
+      <w:r>
+        <w:rPr>
+          <w:color w:val="000000" w:themeColor="text1"/>
+        </w:rPr>
+        <w:t>R</w:t>
+      </w:r>
+      <w:r>
+        <w:rPr>
+          <w:color w:val="000000" w:themeColor="text1"/>
+        </w:rPr>
+        <w:t>ecruit</w:t>
+      </w:r>
+      <w:r>
+        <w:rPr>
+          <w:color w:val="000000" w:themeColor="text1"/>
+        </w:rPr>
+        <w:t xml:space="preserve"> v.</w:t>
+      </w:r>
+      <w:r>
+        <w:rPr>
+          <w:rFonts w:hint="eastAsia"/>
+          <w:color w:val="000000" w:themeColor="text1"/>
+        </w:rPr>
+        <w:t>招聘</w:t>
+      </w:r>
+      <w:r>
+        <w:rPr>
+          <w:rFonts w:hint="eastAsia"/>
+          <w:color w:val="000000" w:themeColor="text1"/>
+        </w:rPr>
+        <w:t>,</w:t>
+      </w:r>
+      <w:r>
+        <w:rPr>
+          <w:color w:val="000000" w:themeColor="text1"/>
+        </w:rPr>
+        <w:t>n.</w:t>
+      </w:r>
+      <w:r>
+        <w:rPr>
+          <w:rFonts w:hint="eastAsia"/>
+          <w:color w:val="000000" w:themeColor="text1"/>
+        </w:rPr>
+        <w:t>新成員、</w:t>
+      </w:r>
+      <w:r>
+        <w:rPr>
+          <w:color w:val="000000" w:themeColor="text1"/>
+        </w:rPr>
+        <w:t>proven</w:t>
+      </w:r>
+      <w:r>
+        <w:rPr>
+          <w:rFonts w:hint="eastAsia"/>
+          <w:color w:val="000000" w:themeColor="text1"/>
+        </w:rPr>
+        <w:t>證實、</w:t>
+      </w:r>
+      <w:r>
+        <w:rPr>
+          <w:color w:val="000000" w:themeColor="text1"/>
+        </w:rPr>
+        <w:t>wrong</w:t>
+      </w:r>
+      <w:r>
+        <w:rPr>
+          <w:rFonts w:hint="eastAsia"/>
+          <w:color w:val="000000" w:themeColor="text1"/>
+        </w:rPr>
+        <w:t xml:space="preserve"> </w:t>
+      </w:r>
+      <w:r>
+        <w:rPr>
+          <w:color w:val="000000" w:themeColor="text1"/>
+        </w:rPr>
+        <w:t>adj.</w:t>
+      </w:r>
+      <w:r>
+        <w:rPr>
+          <w:rFonts w:hint="eastAsia"/>
+          <w:color w:val="000000" w:themeColor="text1"/>
+        </w:rPr>
+        <w:t>錯誤</w:t>
+      </w:r>
+      <w:r>
+        <w:rPr>
+          <w:rFonts w:hint="eastAsia"/>
+          <w:color w:val="000000" w:themeColor="text1"/>
+        </w:rPr>
+        <w:t>/</w:t>
+      </w:r>
+      <w:r>
+        <w:rPr>
+          <w:rFonts w:hint="eastAsia"/>
+          <w:color w:val="000000" w:themeColor="text1"/>
+        </w:rPr>
+        <w:t>不合適</w:t>
+      </w:r>
+    </w:p>
+    <w:p>
+      <w:pPr>
+        <w:rPr>
+          <w:color w:val="000000" w:themeColor="text1"/>
+        </w:rPr>
+      </w:pPr>
+      <w:r>
+        <w:rPr>
+          <w:color w:val="000000" w:themeColor="text1"/>
+        </w:rPr>
+        <w:t>Think highly of</w:t>
+      </w:r>
+      <w:r>
+        <w:rPr>
+          <w:rFonts w:hint="eastAsia"/>
+          <w:color w:val="000000" w:themeColor="text1"/>
+        </w:rPr>
+        <w:t>某人</w:t>
+      </w:r>
+      <w:r>
+        <w:rPr>
+          <w:rFonts w:hint="eastAsia"/>
+          <w:color w:val="000000" w:themeColor="text1"/>
+        </w:rPr>
+        <w:t>:</w:t>
+      </w:r>
+      <w:r>
+        <w:rPr>
+          <w:rFonts w:hint="eastAsia"/>
+          <w:color w:val="000000" w:themeColor="text1"/>
+        </w:rPr>
+        <w:t>看好某人</w:t>
+      </w:r>
+    </w:p>
+    <w:p>
+      <w:pPr>
+        <w:rPr>
+          <w:color w:val="000000" w:themeColor="text1"/>
+        </w:rPr>
+      </w:pPr>
+    </w:p>
+    <w:p>
+      <w:pPr>
+        <w:rPr>
+          <w:rFonts w:hint="eastAsia"/>
+          <w:color w:val="000000" w:themeColor="text1"/>
         </w:rPr>
       </w:pPr>
     </w:p>
@@ -21575,6 +23355,95 @@
     </w:lvl>
   </w:abstractNum>
   <w:abstractNum w:abstractNumId="7" w15:restartNumberingAfterBreak="0">
+    <w:nsid w:val="189E1FCF"/>
+    <w:multiLevelType w:val="hybridMultilevel"/>
+    <w:tmpl w:val="11A8C0B0"/>
+    <w:lvl w:ilvl="0" w:tplc="A4409A7C">
+      <w:start w:val="1"/>
+      <w:numFmt w:val="upperLetter"/>
+      <w:lvlText w:val="(%1)"/>
+      <w:lvlJc w:val="left"/>
+      <w:pPr>
+        <w:ind w:left="360" w:hanging="360"/>
+      </w:pPr>
+      <w:rPr>
+        <w:rFonts w:hint="default"/>
+      </w:rPr>
+    </w:lvl>
+    <w:lvl w:ilvl="1" w:tplc="04090019" w:tentative="1">
+      <w:start w:val="1"/>
+      <w:numFmt w:val="ideographTraditional"/>
+      <w:lvlText w:val="%2、"/>
+      <w:lvlJc w:val="left"/>
+      <w:pPr>
+        <w:ind w:left="960" w:hanging="480"/>
+      </w:pPr>
+    </w:lvl>
+    <w:lvl w:ilvl="2" w:tplc="0409001B" w:tentative="1">
+      <w:start w:val="1"/>
+      <w:numFmt w:val="lowerRoman"/>
+      <w:lvlText w:val="%3."/>
+      <w:lvlJc w:val="right"/>
+      <w:pPr>
+        <w:ind w:left="1440" w:hanging="480"/>
+      </w:pPr>
+    </w:lvl>
+    <w:lvl w:ilvl="3" w:tplc="0409000F" w:tentative="1">
+      <w:start w:val="1"/>
+      <w:numFmt w:val="decimal"/>
+      <w:lvlText w:val="%4."/>
+      <w:lvlJc w:val="left"/>
+      <w:pPr>
+        <w:ind w:left="1920" w:hanging="480"/>
+      </w:pPr>
+    </w:lvl>
+    <w:lvl w:ilvl="4" w:tplc="04090019" w:tentative="1">
+      <w:start w:val="1"/>
+      <w:numFmt w:val="ideographTraditional"/>
+      <w:lvlText w:val="%5、"/>
+      <w:lvlJc w:val="left"/>
+      <w:pPr>
+        <w:ind w:left="2400" w:hanging="480"/>
+      </w:pPr>
+    </w:lvl>
+    <w:lvl w:ilvl="5" w:tplc="0409001B" w:tentative="1">
+      <w:start w:val="1"/>
+      <w:numFmt w:val="lowerRoman"/>
+      <w:lvlText w:val="%6."/>
+      <w:lvlJc w:val="right"/>
+      <w:pPr>
+        <w:ind w:left="2880" w:hanging="480"/>
+      </w:pPr>
+    </w:lvl>
+    <w:lvl w:ilvl="6" w:tplc="0409000F" w:tentative="1">
+      <w:start w:val="1"/>
+      <w:numFmt w:val="decimal"/>
+      <w:lvlText w:val="%7."/>
+      <w:lvlJc w:val="left"/>
+      <w:pPr>
+        <w:ind w:left="3360" w:hanging="480"/>
+      </w:pPr>
+    </w:lvl>
+    <w:lvl w:ilvl="7" w:tplc="04090019" w:tentative="1">
+      <w:start w:val="1"/>
+      <w:numFmt w:val="ideographTraditional"/>
+      <w:lvlText w:val="%8、"/>
+      <w:lvlJc w:val="left"/>
+      <w:pPr>
+        <w:ind w:left="3840" w:hanging="480"/>
+      </w:pPr>
+    </w:lvl>
+    <w:lvl w:ilvl="8" w:tplc="0409001B" w:tentative="1">
+      <w:start w:val="1"/>
+      <w:numFmt w:val="lowerRoman"/>
+      <w:lvlText w:val="%9."/>
+      <w:lvlJc w:val="right"/>
+      <w:pPr>
+        <w:ind w:left="4320" w:hanging="480"/>
+      </w:pPr>
+    </w:lvl>
+  </w:abstractNum>
+  <w:abstractNum w:abstractNumId="8" w15:restartNumberingAfterBreak="0">
     <w:nsid w:val="19CE214F"/>
     <w:multiLevelType w:val="hybridMultilevel"/>
     <w:tmpl w:val="0D0A96B6"/>
@@ -21663,7 +23532,7 @@
       </w:pPr>
     </w:lvl>
   </w:abstractNum>
-  <w:abstractNum w:abstractNumId="8" w15:restartNumberingAfterBreak="0">
+  <w:abstractNum w:abstractNumId="9" w15:restartNumberingAfterBreak="0">
     <w:nsid w:val="1CAA4EE6"/>
     <w:multiLevelType w:val="hybridMultilevel"/>
     <w:tmpl w:val="D03042A6"/>
@@ -21752,7 +23621,7 @@
       </w:pPr>
     </w:lvl>
   </w:abstractNum>
-  <w:abstractNum w:abstractNumId="9" w15:restartNumberingAfterBreak="0">
+  <w:abstractNum w:abstractNumId="10" w15:restartNumberingAfterBreak="0">
     <w:nsid w:val="1CE6612B"/>
     <w:multiLevelType w:val="hybridMultilevel"/>
     <w:tmpl w:val="150CB5D8"/>
@@ -21841,7 +23710,7 @@
       </w:pPr>
     </w:lvl>
   </w:abstractNum>
-  <w:abstractNum w:abstractNumId="10" w15:restartNumberingAfterBreak="0">
+  <w:abstractNum w:abstractNumId="11" w15:restartNumberingAfterBreak="0">
     <w:nsid w:val="1EA02673"/>
     <w:multiLevelType w:val="hybridMultilevel"/>
     <w:tmpl w:val="CA6062E6"/>
@@ -21930,7 +23799,7 @@
       </w:pPr>
     </w:lvl>
   </w:abstractNum>
-  <w:abstractNum w:abstractNumId="11" w15:restartNumberingAfterBreak="0">
+  <w:abstractNum w:abstractNumId="12" w15:restartNumberingAfterBreak="0">
     <w:nsid w:val="22B002D7"/>
     <w:multiLevelType w:val="hybridMultilevel"/>
     <w:tmpl w:val="61FC8AEC"/>
@@ -22019,7 +23888,7 @@
       </w:pPr>
     </w:lvl>
   </w:abstractNum>
-  <w:abstractNum w:abstractNumId="12" w15:restartNumberingAfterBreak="0">
+  <w:abstractNum w:abstractNumId="13" w15:restartNumberingAfterBreak="0">
     <w:nsid w:val="23732118"/>
     <w:multiLevelType w:val="hybridMultilevel"/>
     <w:tmpl w:val="0D98D8E6"/>
@@ -22108,7 +23977,7 @@
       </w:pPr>
     </w:lvl>
   </w:abstractNum>
-  <w:abstractNum w:abstractNumId="13" w15:restartNumberingAfterBreak="0">
+  <w:abstractNum w:abstractNumId="14" w15:restartNumberingAfterBreak="0">
     <w:nsid w:val="26ED007C"/>
     <w:multiLevelType w:val="hybridMultilevel"/>
     <w:tmpl w:val="A93A876E"/>
@@ -22197,7 +24066,7 @@
       </w:pPr>
     </w:lvl>
   </w:abstractNum>
-  <w:abstractNum w:abstractNumId="14" w15:restartNumberingAfterBreak="0">
+  <w:abstractNum w:abstractNumId="15" w15:restartNumberingAfterBreak="0">
     <w:nsid w:val="30697B34"/>
     <w:multiLevelType w:val="hybridMultilevel"/>
     <w:tmpl w:val="760E81A8"/>
@@ -22286,7 +24155,7 @@
       </w:pPr>
     </w:lvl>
   </w:abstractNum>
-  <w:abstractNum w:abstractNumId="15" w15:restartNumberingAfterBreak="0">
+  <w:abstractNum w:abstractNumId="16" w15:restartNumberingAfterBreak="0">
     <w:nsid w:val="35442E1E"/>
     <w:multiLevelType w:val="hybridMultilevel"/>
     <w:tmpl w:val="D182E740"/>
@@ -22375,7 +24244,7 @@
       </w:pPr>
     </w:lvl>
   </w:abstractNum>
-  <w:abstractNum w:abstractNumId="16" w15:restartNumberingAfterBreak="0">
+  <w:abstractNum w:abstractNumId="17" w15:restartNumberingAfterBreak="0">
     <w:nsid w:val="36301A1D"/>
     <w:multiLevelType w:val="hybridMultilevel"/>
     <w:tmpl w:val="17B01CFA"/>
@@ -22464,7 +24333,7 @@
       </w:pPr>
     </w:lvl>
   </w:abstractNum>
-  <w:abstractNum w:abstractNumId="17" w15:restartNumberingAfterBreak="0">
+  <w:abstractNum w:abstractNumId="18" w15:restartNumberingAfterBreak="0">
     <w:nsid w:val="36D37889"/>
     <w:multiLevelType w:val="hybridMultilevel"/>
     <w:tmpl w:val="89B2E3F8"/>
@@ -22553,7 +24422,7 @@
       </w:pPr>
     </w:lvl>
   </w:abstractNum>
-  <w:abstractNum w:abstractNumId="18" w15:restartNumberingAfterBreak="0">
+  <w:abstractNum w:abstractNumId="19" w15:restartNumberingAfterBreak="0">
     <w:nsid w:val="371A316D"/>
     <w:multiLevelType w:val="hybridMultilevel"/>
     <w:tmpl w:val="1CB8321C"/>
@@ -22642,7 +24511,7 @@
       </w:pPr>
     </w:lvl>
   </w:abstractNum>
-  <w:abstractNum w:abstractNumId="19" w15:restartNumberingAfterBreak="0">
+  <w:abstractNum w:abstractNumId="20" w15:restartNumberingAfterBreak="0">
     <w:nsid w:val="39496F00"/>
     <w:multiLevelType w:val="hybridMultilevel"/>
     <w:tmpl w:val="6C6CE0AC"/>
@@ -22731,7 +24600,7 @@
       </w:pPr>
     </w:lvl>
   </w:abstractNum>
-  <w:abstractNum w:abstractNumId="20" w15:restartNumberingAfterBreak="0">
+  <w:abstractNum w:abstractNumId="21" w15:restartNumberingAfterBreak="0">
     <w:nsid w:val="3CD3289E"/>
     <w:multiLevelType w:val="hybridMultilevel"/>
     <w:tmpl w:val="A7A29C76"/>
@@ -22820,7 +24689,7 @@
       </w:pPr>
     </w:lvl>
   </w:abstractNum>
-  <w:abstractNum w:abstractNumId="21" w15:restartNumberingAfterBreak="0">
+  <w:abstractNum w:abstractNumId="22" w15:restartNumberingAfterBreak="0">
     <w:nsid w:val="400F352D"/>
     <w:multiLevelType w:val="hybridMultilevel"/>
     <w:tmpl w:val="18C0E9BA"/>
@@ -22909,7 +24778,7 @@
       </w:pPr>
     </w:lvl>
   </w:abstractNum>
-  <w:abstractNum w:abstractNumId="22" w15:restartNumberingAfterBreak="0">
+  <w:abstractNum w:abstractNumId="23" w15:restartNumberingAfterBreak="0">
     <w:nsid w:val="4E40307C"/>
     <w:multiLevelType w:val="hybridMultilevel"/>
     <w:tmpl w:val="A9AE2242"/>
@@ -22998,7 +24867,7 @@
       </w:pPr>
     </w:lvl>
   </w:abstractNum>
-  <w:abstractNum w:abstractNumId="23" w15:restartNumberingAfterBreak="0">
+  <w:abstractNum w:abstractNumId="24" w15:restartNumberingAfterBreak="0">
     <w:nsid w:val="4FB509B0"/>
     <w:multiLevelType w:val="hybridMultilevel"/>
     <w:tmpl w:val="8604D55E"/>
@@ -23087,7 +24956,7 @@
       </w:pPr>
     </w:lvl>
   </w:abstractNum>
-  <w:abstractNum w:abstractNumId="24" w15:restartNumberingAfterBreak="0">
+  <w:abstractNum w:abstractNumId="25" w15:restartNumberingAfterBreak="0">
     <w:nsid w:val="51F860B5"/>
     <w:multiLevelType w:val="hybridMultilevel"/>
     <w:tmpl w:val="016AA4DC"/>
@@ -23176,7 +25045,7 @@
       </w:pPr>
     </w:lvl>
   </w:abstractNum>
-  <w:abstractNum w:abstractNumId="25" w15:restartNumberingAfterBreak="0">
+  <w:abstractNum w:abstractNumId="26" w15:restartNumberingAfterBreak="0">
     <w:nsid w:val="53005D9A"/>
     <w:multiLevelType w:val="hybridMultilevel"/>
     <w:tmpl w:val="6F1E60CE"/>
@@ -23265,7 +25134,7 @@
       </w:pPr>
     </w:lvl>
   </w:abstractNum>
-  <w:abstractNum w:abstractNumId="26" w15:restartNumberingAfterBreak="0">
+  <w:abstractNum w:abstractNumId="27" w15:restartNumberingAfterBreak="0">
     <w:nsid w:val="5495135A"/>
     <w:multiLevelType w:val="hybridMultilevel"/>
     <w:tmpl w:val="AA88B466"/>
@@ -23354,7 +25223,7 @@
       </w:pPr>
     </w:lvl>
   </w:abstractNum>
-  <w:abstractNum w:abstractNumId="27" w15:restartNumberingAfterBreak="0">
+  <w:abstractNum w:abstractNumId="28" w15:restartNumberingAfterBreak="0">
     <w:nsid w:val="59597F59"/>
     <w:multiLevelType w:val="hybridMultilevel"/>
     <w:tmpl w:val="43C8A6AE"/>
@@ -23443,7 +25312,7 @@
       </w:pPr>
     </w:lvl>
   </w:abstractNum>
-  <w:abstractNum w:abstractNumId="28" w15:restartNumberingAfterBreak="0">
+  <w:abstractNum w:abstractNumId="29" w15:restartNumberingAfterBreak="0">
     <w:nsid w:val="5B69241D"/>
     <w:multiLevelType w:val="hybridMultilevel"/>
     <w:tmpl w:val="B59462EA"/>
@@ -23532,7 +25401,7 @@
       </w:pPr>
     </w:lvl>
   </w:abstractNum>
-  <w:abstractNum w:abstractNumId="29" w15:restartNumberingAfterBreak="0">
+  <w:abstractNum w:abstractNumId="30" w15:restartNumberingAfterBreak="0">
     <w:nsid w:val="5D4562FB"/>
     <w:multiLevelType w:val="hybridMultilevel"/>
     <w:tmpl w:val="F7E48502"/>
@@ -23621,7 +25490,96 @@
       </w:pPr>
     </w:lvl>
   </w:abstractNum>
-  <w:abstractNum w:abstractNumId="30" w15:restartNumberingAfterBreak="0">
+  <w:abstractNum w:abstractNumId="31" w15:restartNumberingAfterBreak="0">
+    <w:nsid w:val="5FCF5004"/>
+    <w:multiLevelType w:val="hybridMultilevel"/>
+    <w:tmpl w:val="F1B2BA08"/>
+    <w:lvl w:ilvl="0" w:tplc="C0FE59FE">
+      <w:start w:val="1"/>
+      <w:numFmt w:val="upperLetter"/>
+      <w:lvlText w:val="(%1)"/>
+      <w:lvlJc w:val="left"/>
+      <w:pPr>
+        <w:ind w:left="360" w:hanging="360"/>
+      </w:pPr>
+      <w:rPr>
+        <w:rFonts w:hint="default"/>
+      </w:rPr>
+    </w:lvl>
+    <w:lvl w:ilvl="1" w:tplc="04090019" w:tentative="1">
+      <w:start w:val="1"/>
+      <w:numFmt w:val="ideographTraditional"/>
+      <w:lvlText w:val="%2、"/>
+      <w:lvlJc w:val="left"/>
+      <w:pPr>
+        <w:ind w:left="960" w:hanging="480"/>
+      </w:pPr>
+    </w:lvl>
+    <w:lvl w:ilvl="2" w:tplc="0409001B" w:tentative="1">
+      <w:start w:val="1"/>
+      <w:numFmt w:val="lowerRoman"/>
+      <w:lvlText w:val="%3."/>
+      <w:lvlJc w:val="right"/>
+      <w:pPr>
+        <w:ind w:left="1440" w:hanging="480"/>
+      </w:pPr>
+    </w:lvl>
+    <w:lvl w:ilvl="3" w:tplc="0409000F" w:tentative="1">
+      <w:start w:val="1"/>
+      <w:numFmt w:val="decimal"/>
+      <w:lvlText w:val="%4."/>
+      <w:lvlJc w:val="left"/>
+      <w:pPr>
+        <w:ind w:left="1920" w:hanging="480"/>
+      </w:pPr>
+    </w:lvl>
+    <w:lvl w:ilvl="4" w:tplc="04090019" w:tentative="1">
+      <w:start w:val="1"/>
+      <w:numFmt w:val="ideographTraditional"/>
+      <w:lvlText w:val="%5、"/>
+      <w:lvlJc w:val="left"/>
+      <w:pPr>
+        <w:ind w:left="2400" w:hanging="480"/>
+      </w:pPr>
+    </w:lvl>
+    <w:lvl w:ilvl="5" w:tplc="0409001B" w:tentative="1">
+      <w:start w:val="1"/>
+      <w:numFmt w:val="lowerRoman"/>
+      <w:lvlText w:val="%6."/>
+      <w:lvlJc w:val="right"/>
+      <w:pPr>
+        <w:ind w:left="2880" w:hanging="480"/>
+      </w:pPr>
+    </w:lvl>
+    <w:lvl w:ilvl="6" w:tplc="0409000F" w:tentative="1">
+      <w:start w:val="1"/>
+      <w:numFmt w:val="decimal"/>
+      <w:lvlText w:val="%7."/>
+      <w:lvlJc w:val="left"/>
+      <w:pPr>
+        <w:ind w:left="3360" w:hanging="480"/>
+      </w:pPr>
+    </w:lvl>
+    <w:lvl w:ilvl="7" w:tplc="04090019" w:tentative="1">
+      <w:start w:val="1"/>
+      <w:numFmt w:val="ideographTraditional"/>
+      <w:lvlText w:val="%8、"/>
+      <w:lvlJc w:val="left"/>
+      <w:pPr>
+        <w:ind w:left="3840" w:hanging="480"/>
+      </w:pPr>
+    </w:lvl>
+    <w:lvl w:ilvl="8" w:tplc="0409001B" w:tentative="1">
+      <w:start w:val="1"/>
+      <w:numFmt w:val="lowerRoman"/>
+      <w:lvlText w:val="%9."/>
+      <w:lvlJc w:val="right"/>
+      <w:pPr>
+        <w:ind w:left="4320" w:hanging="480"/>
+      </w:pPr>
+    </w:lvl>
+  </w:abstractNum>
+  <w:abstractNum w:abstractNumId="32" w15:restartNumberingAfterBreak="0">
     <w:nsid w:val="609177BD"/>
     <w:multiLevelType w:val="hybridMultilevel"/>
     <w:tmpl w:val="680E61BA"/>
@@ -23710,7 +25668,7 @@
       </w:pPr>
     </w:lvl>
   </w:abstractNum>
-  <w:abstractNum w:abstractNumId="31" w15:restartNumberingAfterBreak="0">
+  <w:abstractNum w:abstractNumId="33" w15:restartNumberingAfterBreak="0">
     <w:nsid w:val="62B50E98"/>
     <w:multiLevelType w:val="hybridMultilevel"/>
     <w:tmpl w:val="BDD415A0"/>
@@ -23799,7 +25757,7 @@
       </w:pPr>
     </w:lvl>
   </w:abstractNum>
-  <w:abstractNum w:abstractNumId="32" w15:restartNumberingAfterBreak="0">
+  <w:abstractNum w:abstractNumId="34" w15:restartNumberingAfterBreak="0">
     <w:nsid w:val="647A59BB"/>
     <w:multiLevelType w:val="hybridMultilevel"/>
     <w:tmpl w:val="B6ECFFB6"/>
@@ -23888,7 +25846,7 @@
       </w:pPr>
     </w:lvl>
   </w:abstractNum>
-  <w:abstractNum w:abstractNumId="33" w15:restartNumberingAfterBreak="0">
+  <w:abstractNum w:abstractNumId="35" w15:restartNumberingAfterBreak="0">
     <w:nsid w:val="69C570D4"/>
     <w:multiLevelType w:val="hybridMultilevel"/>
     <w:tmpl w:val="1D269158"/>
@@ -23977,7 +25935,7 @@
       </w:pPr>
     </w:lvl>
   </w:abstractNum>
-  <w:abstractNum w:abstractNumId="34" w15:restartNumberingAfterBreak="0">
+  <w:abstractNum w:abstractNumId="36" w15:restartNumberingAfterBreak="0">
     <w:nsid w:val="6F2E0A24"/>
     <w:multiLevelType w:val="hybridMultilevel"/>
     <w:tmpl w:val="43521F5A"/>
@@ -24066,7 +26024,7 @@
       </w:pPr>
     </w:lvl>
   </w:abstractNum>
-  <w:abstractNum w:abstractNumId="35" w15:restartNumberingAfterBreak="0">
+  <w:abstractNum w:abstractNumId="37" w15:restartNumberingAfterBreak="0">
     <w:nsid w:val="71274037"/>
     <w:multiLevelType w:val="hybridMultilevel"/>
     <w:tmpl w:val="01AA0F8E"/>
@@ -24155,7 +26113,96 @@
       </w:pPr>
     </w:lvl>
   </w:abstractNum>
-  <w:abstractNum w:abstractNumId="36" w15:restartNumberingAfterBreak="0">
+  <w:abstractNum w:abstractNumId="38" w15:restartNumberingAfterBreak="0">
+    <w:nsid w:val="73221F6A"/>
+    <w:multiLevelType w:val="hybridMultilevel"/>
+    <w:tmpl w:val="0F1602A2"/>
+    <w:lvl w:ilvl="0" w:tplc="D5DCE0D0">
+      <w:start w:val="1"/>
+      <w:numFmt w:val="upperLetter"/>
+      <w:lvlText w:val="(%1)"/>
+      <w:lvlJc w:val="left"/>
+      <w:pPr>
+        <w:ind w:left="360" w:hanging="360"/>
+      </w:pPr>
+      <w:rPr>
+        <w:rFonts w:hint="default"/>
+      </w:rPr>
+    </w:lvl>
+    <w:lvl w:ilvl="1" w:tplc="04090019" w:tentative="1">
+      <w:start w:val="1"/>
+      <w:numFmt w:val="ideographTraditional"/>
+      <w:lvlText w:val="%2、"/>
+      <w:lvlJc w:val="left"/>
+      <w:pPr>
+        <w:ind w:left="960" w:hanging="480"/>
+      </w:pPr>
+    </w:lvl>
+    <w:lvl w:ilvl="2" w:tplc="0409001B" w:tentative="1">
+      <w:start w:val="1"/>
+      <w:numFmt w:val="lowerRoman"/>
+      <w:lvlText w:val="%3."/>
+      <w:lvlJc w:val="right"/>
+      <w:pPr>
+        <w:ind w:left="1440" w:hanging="480"/>
+      </w:pPr>
+    </w:lvl>
+    <w:lvl w:ilvl="3" w:tplc="0409000F" w:tentative="1">
+      <w:start w:val="1"/>
+      <w:numFmt w:val="decimal"/>
+      <w:lvlText w:val="%4."/>
+      <w:lvlJc w:val="left"/>
+      <w:pPr>
+        <w:ind w:left="1920" w:hanging="480"/>
+      </w:pPr>
+    </w:lvl>
+    <w:lvl w:ilvl="4" w:tplc="04090019" w:tentative="1">
+      <w:start w:val="1"/>
+      <w:numFmt w:val="ideographTraditional"/>
+      <w:lvlText w:val="%5、"/>
+      <w:lvlJc w:val="left"/>
+      <w:pPr>
+        <w:ind w:left="2400" w:hanging="480"/>
+      </w:pPr>
+    </w:lvl>
+    <w:lvl w:ilvl="5" w:tplc="0409001B" w:tentative="1">
+      <w:start w:val="1"/>
+      <w:numFmt w:val="lowerRoman"/>
+      <w:lvlText w:val="%6."/>
+      <w:lvlJc w:val="right"/>
+      <w:pPr>
+        <w:ind w:left="2880" w:hanging="480"/>
+      </w:pPr>
+    </w:lvl>
+    <w:lvl w:ilvl="6" w:tplc="0409000F" w:tentative="1">
+      <w:start w:val="1"/>
+      <w:numFmt w:val="decimal"/>
+      <w:lvlText w:val="%7."/>
+      <w:lvlJc w:val="left"/>
+      <w:pPr>
+        <w:ind w:left="3360" w:hanging="480"/>
+      </w:pPr>
+    </w:lvl>
+    <w:lvl w:ilvl="7" w:tplc="04090019" w:tentative="1">
+      <w:start w:val="1"/>
+      <w:numFmt w:val="ideographTraditional"/>
+      <w:lvlText w:val="%8、"/>
+      <w:lvlJc w:val="left"/>
+      <w:pPr>
+        <w:ind w:left="3840" w:hanging="480"/>
+      </w:pPr>
+    </w:lvl>
+    <w:lvl w:ilvl="8" w:tplc="0409001B" w:tentative="1">
+      <w:start w:val="1"/>
+      <w:numFmt w:val="lowerRoman"/>
+      <w:lvlText w:val="%9."/>
+      <w:lvlJc w:val="right"/>
+      <w:pPr>
+        <w:ind w:left="4320" w:hanging="480"/>
+      </w:pPr>
+    </w:lvl>
+  </w:abstractNum>
+  <w:abstractNum w:abstractNumId="39" w15:restartNumberingAfterBreak="0">
     <w:nsid w:val="73DC2168"/>
     <w:multiLevelType w:val="hybridMultilevel"/>
     <w:tmpl w:val="E56C0A66"/>
@@ -24244,7 +26291,7 @@
       </w:pPr>
     </w:lvl>
   </w:abstractNum>
-  <w:abstractNum w:abstractNumId="37" w15:restartNumberingAfterBreak="0">
+  <w:abstractNum w:abstractNumId="40" w15:restartNumberingAfterBreak="0">
     <w:nsid w:val="75226988"/>
     <w:multiLevelType w:val="hybridMultilevel"/>
     <w:tmpl w:val="FE52247A"/>
@@ -24333,7 +26380,7 @@
       </w:pPr>
     </w:lvl>
   </w:abstractNum>
-  <w:abstractNum w:abstractNumId="38" w15:restartNumberingAfterBreak="0">
+  <w:abstractNum w:abstractNumId="41" w15:restartNumberingAfterBreak="0">
     <w:nsid w:val="775001FE"/>
     <w:multiLevelType w:val="hybridMultilevel"/>
     <w:tmpl w:val="D26051BC"/>
@@ -24422,7 +26469,7 @@
       </w:pPr>
     </w:lvl>
   </w:abstractNum>
-  <w:abstractNum w:abstractNumId="39" w15:restartNumberingAfterBreak="0">
+  <w:abstractNum w:abstractNumId="42" w15:restartNumberingAfterBreak="0">
     <w:nsid w:val="7B123881"/>
     <w:multiLevelType w:val="hybridMultilevel"/>
     <w:tmpl w:val="A59E4332"/>
@@ -24511,7 +26558,7 @@
       </w:pPr>
     </w:lvl>
   </w:abstractNum>
-  <w:abstractNum w:abstractNumId="40" w15:restartNumberingAfterBreak="0">
+  <w:abstractNum w:abstractNumId="43" w15:restartNumberingAfterBreak="0">
     <w:nsid w:val="7C187F3C"/>
     <w:multiLevelType w:val="hybridMultilevel"/>
     <w:tmpl w:val="7C3EB84C"/>
@@ -24600,7 +26647,7 @@
       </w:pPr>
     </w:lvl>
   </w:abstractNum>
-  <w:abstractNum w:abstractNumId="41" w15:restartNumberingAfterBreak="0">
+  <w:abstractNum w:abstractNumId="44" w15:restartNumberingAfterBreak="0">
     <w:nsid w:val="7D7E23CE"/>
     <w:multiLevelType w:val="hybridMultilevel"/>
     <w:tmpl w:val="2DEAF36E"/>
@@ -24689,7 +26736,7 @@
       </w:pPr>
     </w:lvl>
   </w:abstractNum>
-  <w:abstractNum w:abstractNumId="42" w15:restartNumberingAfterBreak="0">
+  <w:abstractNum w:abstractNumId="45" w15:restartNumberingAfterBreak="0">
     <w:nsid w:val="7D8370E3"/>
     <w:multiLevelType w:val="hybridMultilevel"/>
     <w:tmpl w:val="706C694C"/>
@@ -24778,7 +26825,7 @@
       </w:pPr>
     </w:lvl>
   </w:abstractNum>
-  <w:abstractNum w:abstractNumId="43" w15:restartNumberingAfterBreak="0">
+  <w:abstractNum w:abstractNumId="46" w15:restartNumberingAfterBreak="0">
     <w:nsid w:val="7E5421B4"/>
     <w:multiLevelType w:val="hybridMultilevel"/>
     <w:tmpl w:val="32101888"/>
@@ -24868,136 +26915,145 @@
     </w:lvl>
   </w:abstractNum>
   <w:num w:numId="1" w16cid:durableId="2102139238">
-    <w:abstractNumId w:val="26"/>
+    <w:abstractNumId w:val="27"/>
   </w:num>
   <w:num w:numId="2" w16cid:durableId="575020547">
-    <w:abstractNumId w:val="38"/>
+    <w:abstractNumId w:val="41"/>
   </w:num>
   <w:num w:numId="3" w16cid:durableId="646208146">
     <w:abstractNumId w:val="6"/>
   </w:num>
   <w:num w:numId="4" w16cid:durableId="1865290467">
+    <w:abstractNumId w:val="42"/>
+  </w:num>
+  <w:num w:numId="5" w16cid:durableId="313880131">
+    <w:abstractNumId w:val="20"/>
+  </w:num>
+  <w:num w:numId="6" w16cid:durableId="769592526">
+    <w:abstractNumId w:val="22"/>
+  </w:num>
+  <w:num w:numId="7" w16cid:durableId="1305695450">
+    <w:abstractNumId w:val="12"/>
+  </w:num>
+  <w:num w:numId="8" w16cid:durableId="887643459">
+    <w:abstractNumId w:val="26"/>
+  </w:num>
+  <w:num w:numId="9" w16cid:durableId="1328941413">
+    <w:abstractNumId w:val="15"/>
+  </w:num>
+  <w:num w:numId="10" w16cid:durableId="790712736">
+    <w:abstractNumId w:val="24"/>
+  </w:num>
+  <w:num w:numId="11" w16cid:durableId="683674992">
+    <w:abstractNumId w:val="29"/>
+  </w:num>
+  <w:num w:numId="12" w16cid:durableId="931743370">
+    <w:abstractNumId w:val="45"/>
+  </w:num>
+  <w:num w:numId="13" w16cid:durableId="582497875">
     <w:abstractNumId w:val="39"/>
   </w:num>
-  <w:num w:numId="5" w16cid:durableId="313880131">
-    <w:abstractNumId w:val="19"/>
-  </w:num>
-  <w:num w:numId="6" w16cid:durableId="769592526">
-    <w:abstractNumId w:val="21"/>
-  </w:num>
-  <w:num w:numId="7" w16cid:durableId="1305695450">
-    <w:abstractNumId w:val="11"/>
-  </w:num>
-  <w:num w:numId="8" w16cid:durableId="887643459">
-    <w:abstractNumId w:val="25"/>
-  </w:num>
-  <w:num w:numId="9" w16cid:durableId="1328941413">
-    <w:abstractNumId w:val="14"/>
-  </w:num>
-  <w:num w:numId="10" w16cid:durableId="790712736">
-    <w:abstractNumId w:val="23"/>
-  </w:num>
-  <w:num w:numId="11" w16cid:durableId="683674992">
-    <w:abstractNumId w:val="28"/>
-  </w:num>
-  <w:num w:numId="12" w16cid:durableId="931743370">
-    <w:abstractNumId w:val="42"/>
-  </w:num>
-  <w:num w:numId="13" w16cid:durableId="582497875">
-    <w:abstractNumId w:val="36"/>
-  </w:num>
   <w:num w:numId="14" w16cid:durableId="2077779316">
-    <w:abstractNumId w:val="32"/>
+    <w:abstractNumId w:val="34"/>
   </w:num>
   <w:num w:numId="15" w16cid:durableId="1736052775">
-    <w:abstractNumId w:val="9"/>
+    <w:abstractNumId w:val="10"/>
   </w:num>
   <w:num w:numId="16" w16cid:durableId="1314866733">
     <w:abstractNumId w:val="5"/>
   </w:num>
   <w:num w:numId="17" w16cid:durableId="1954899632">
-    <w:abstractNumId w:val="8"/>
+    <w:abstractNumId w:val="9"/>
   </w:num>
   <w:num w:numId="18" w16cid:durableId="1446735015">
     <w:abstractNumId w:val="0"/>
   </w:num>
   <w:num w:numId="19" w16cid:durableId="1796295335">
-    <w:abstractNumId w:val="7"/>
+    <w:abstractNumId w:val="8"/>
   </w:num>
   <w:num w:numId="20" w16cid:durableId="2074311662">
     <w:abstractNumId w:val="2"/>
   </w:num>
   <w:num w:numId="21" w16cid:durableId="844591418">
-    <w:abstractNumId w:val="40"/>
+    <w:abstractNumId w:val="43"/>
   </w:num>
   <w:num w:numId="22" w16cid:durableId="660162019">
     <w:abstractNumId w:val="1"/>
   </w:num>
   <w:num w:numId="23" w16cid:durableId="190650187">
+    <w:abstractNumId w:val="19"/>
+  </w:num>
+  <w:num w:numId="24" w16cid:durableId="468479178">
+    <w:abstractNumId w:val="25"/>
+  </w:num>
+  <w:num w:numId="25" w16cid:durableId="47269465">
+    <w:abstractNumId w:val="40"/>
+  </w:num>
+  <w:num w:numId="26" w16cid:durableId="1758208378">
+    <w:abstractNumId w:val="17"/>
+  </w:num>
+  <w:num w:numId="27" w16cid:durableId="824053539">
+    <w:abstractNumId w:val="14"/>
+  </w:num>
+  <w:num w:numId="28" w16cid:durableId="357236879">
+    <w:abstractNumId w:val="32"/>
+  </w:num>
+  <w:num w:numId="29" w16cid:durableId="806894354">
+    <w:abstractNumId w:val="37"/>
+  </w:num>
+  <w:num w:numId="30" w16cid:durableId="1846246767">
     <w:abstractNumId w:val="18"/>
   </w:num>
-  <w:num w:numId="24" w16cid:durableId="468479178">
-    <w:abstractNumId w:val="24"/>
-  </w:num>
-  <w:num w:numId="25" w16cid:durableId="47269465">
-    <w:abstractNumId w:val="37"/>
-  </w:num>
-  <w:num w:numId="26" w16cid:durableId="1758208378">
-    <w:abstractNumId w:val="16"/>
-  </w:num>
-  <w:num w:numId="27" w16cid:durableId="824053539">
-    <w:abstractNumId w:val="13"/>
-  </w:num>
-  <w:num w:numId="28" w16cid:durableId="357236879">
-    <w:abstractNumId w:val="30"/>
-  </w:num>
-  <w:num w:numId="29" w16cid:durableId="806894354">
-    <w:abstractNumId w:val="35"/>
-  </w:num>
-  <w:num w:numId="30" w16cid:durableId="1846246767">
-    <w:abstractNumId w:val="17"/>
-  </w:num>
   <w:num w:numId="31" w16cid:durableId="125785530">
-    <w:abstractNumId w:val="34"/>
+    <w:abstractNumId w:val="36"/>
   </w:num>
   <w:num w:numId="32" w16cid:durableId="583691044">
-    <w:abstractNumId w:val="43"/>
+    <w:abstractNumId w:val="46"/>
   </w:num>
   <w:num w:numId="33" w16cid:durableId="308940394">
-    <w:abstractNumId w:val="15"/>
+    <w:abstractNumId w:val="16"/>
   </w:num>
   <w:num w:numId="34" w16cid:durableId="217908087">
     <w:abstractNumId w:val="4"/>
   </w:num>
   <w:num w:numId="35" w16cid:durableId="1291473063">
-    <w:abstractNumId w:val="22"/>
+    <w:abstractNumId w:val="23"/>
   </w:num>
   <w:num w:numId="36" w16cid:durableId="1966158929">
     <w:abstractNumId w:val="3"/>
   </w:num>
   <w:num w:numId="37" w16cid:durableId="636880972">
-    <w:abstractNumId w:val="27"/>
+    <w:abstractNumId w:val="28"/>
   </w:num>
   <w:num w:numId="38" w16cid:durableId="2037462049">
-    <w:abstractNumId w:val="29"/>
+    <w:abstractNumId w:val="30"/>
   </w:num>
   <w:num w:numId="39" w16cid:durableId="1992057983">
-    <w:abstractNumId w:val="12"/>
+    <w:abstractNumId w:val="13"/>
   </w:num>
   <w:num w:numId="40" w16cid:durableId="1160653140">
-    <w:abstractNumId w:val="41"/>
+    <w:abstractNumId w:val="44"/>
   </w:num>
   <w:num w:numId="41" w16cid:durableId="498039688">
-    <w:abstractNumId w:val="10"/>
+    <w:abstractNumId w:val="11"/>
   </w:num>
   <w:num w:numId="42" w16cid:durableId="1266185138">
-    <w:abstractNumId w:val="20"/>
+    <w:abstractNumId w:val="21"/>
   </w:num>
   <w:num w:numId="43" w16cid:durableId="2126578927">
+    <w:abstractNumId w:val="35"/>
+  </w:num>
+  <w:num w:numId="44" w16cid:durableId="247931208">
     <w:abstractNumId w:val="33"/>
   </w:num>
-  <w:num w:numId="44" w16cid:durableId="247931208">
+  <w:num w:numId="45" w16cid:durableId="1955283914">
+    <w:abstractNumId w:val="7"/>
+  </w:num>
+  <w:num w:numId="46" w16cid:durableId="1721705279">
     <w:abstractNumId w:val="31"/>
+  </w:num>
+  <w:num w:numId="47" w16cid:durableId="36054424">
+    <w:abstractNumId w:val="38"/>
   </w:num>
 </w:numbering>
 </file>

--- a/碩一/TOEIC/介係詞代名詞.docx
+++ b/碩一/TOEIC/介係詞代名詞.docx
@@ -20849,317 +20849,627 @@
     <w:p/>
     <w:p>
       <w:r>
-        <w:t>Honor</w:t>
-      </w:r>
-      <w:r>
+        <w:t xml:space="preserve">Honor </w:t>
+      </w:r>
+      <w:r>
+        <w:rPr>
+          <w:rFonts w:hint="eastAsia"/>
+        </w:rPr>
+        <w:t>榮譽、</w:t>
+      </w:r>
+      <w:r>
+        <w:t>with the exception of</w:t>
+      </w:r>
+      <w:r>
+        <w:rPr>
+          <w:rFonts w:hint="eastAsia"/>
+        </w:rPr>
+        <w:t>除了、</w:t>
+      </w:r>
+    </w:p>
+    <w:p/>
+    <w:p>
+      <w:r>
+        <w:t>Has</w:t>
+      </w:r>
+      <w:r>
+        <w:rPr>
+          <w:rFonts w:hint="eastAsia"/>
+        </w:rPr>
+        <w:t>是單數動詞，不能選</w:t>
+      </w:r>
+      <w:r>
+        <w:t>c</w:t>
+      </w:r>
+      <w:r>
+        <w:rPr>
+          <w:rFonts w:hint="eastAsia"/>
+        </w:rPr>
+        <w:t>、</w:t>
+      </w:r>
+      <w:r>
+        <w:rPr>
+          <w:rFonts w:hint="eastAsia"/>
+        </w:rPr>
+        <w:t>d</w:t>
+      </w:r>
+      <w:r>
+        <w:rPr>
+          <w:rFonts w:hint="eastAsia"/>
+        </w:rPr>
+        <w:t>，</w:t>
+      </w:r>
+    </w:p>
+    <w:p/>
+    <w:p>
+      <w:r>
+        <w:rPr>
+          <w:rFonts w:hint="eastAsia"/>
+        </w:rPr>
+        <w:t>M</w:t>
+      </w:r>
+      <w:r>
+        <w:t>ost+</w:t>
+      </w:r>
+      <w:r>
+        <w:rPr>
+          <w:rFonts w:hint="eastAsia"/>
+        </w:rPr>
+        <w:t>複數名詞</w:t>
+      </w:r>
+      <w:r>
+        <w:rPr>
+          <w:rFonts w:hint="eastAsia"/>
+        </w:rPr>
+        <w:t>+</w:t>
+      </w:r>
+      <w:r>
+        <w:rPr>
+          <w:rFonts w:hint="eastAsia"/>
+        </w:rPr>
+        <w:t>複數動詞</w:t>
+      </w:r>
+      <w:r>
+        <w:t>:</w:t>
+      </w:r>
+    </w:p>
+    <w:p>
+      <w:r>
+        <w:t xml:space="preserve">Most students </w:t>
+      </w:r>
+      <w:r>
+        <w:rPr>
+          <w:color w:val="FF0000"/>
+        </w:rPr>
+        <w:t xml:space="preserve">have </w:t>
+      </w:r>
+      <w:r>
+        <w:t xml:space="preserve">a TOEIC goal in mind  </w:t>
+      </w:r>
+      <w:r>
+        <w:rPr>
+          <w:rFonts w:hint="eastAsia"/>
+        </w:rPr>
+        <w:t>大部分學生心中有</w:t>
+      </w:r>
+      <w:proofErr w:type="gramStart"/>
+      <w:r>
+        <w:rPr>
+          <w:rFonts w:hint="eastAsia"/>
+        </w:rPr>
+        <w:t>個多益目標</w:t>
+      </w:r>
+      <w:proofErr w:type="gramEnd"/>
+    </w:p>
+    <w:p/>
+    <w:p>
+      <w:r>
+        <w:rPr>
+          <w:rFonts w:hint="eastAsia"/>
+        </w:rPr>
+        <w:t>S</w:t>
+      </w:r>
+      <w:r>
+        <w:t>ome +</w:t>
+      </w:r>
+      <w:r>
+        <w:rPr>
+          <w:rFonts w:hint="eastAsia"/>
+        </w:rPr>
+        <w:t>複數名詞</w:t>
+      </w:r>
+      <w:r>
+        <w:rPr>
+          <w:rFonts w:hint="eastAsia"/>
+        </w:rPr>
+        <w:t>/</w:t>
+      </w:r>
+      <w:r>
+        <w:rPr>
+          <w:rFonts w:hint="eastAsia"/>
+        </w:rPr>
+        <w:t>單數名詞</w:t>
+      </w:r>
+      <w:r>
+        <w:rPr>
+          <w:rFonts w:hint="eastAsia"/>
+        </w:rPr>
         <w:t xml:space="preserve"> </w:t>
       </w:r>
       <w:r>
-        <w:rPr>
-          <w:rFonts w:hint="eastAsia"/>
-        </w:rPr>
-        <w:t>榮譽、</w:t>
-      </w:r>
-      <w:r>
-        <w:t>with the exception of</w:t>
-      </w:r>
-      <w:r>
-        <w:rPr>
-          <w:rFonts w:hint="eastAsia"/>
-        </w:rPr>
-        <w:t>除了、</w:t>
-      </w:r>
+        <w:t>+</w:t>
+      </w:r>
+      <w:r>
+        <w:rPr>
+          <w:rFonts w:hint="eastAsia"/>
+        </w:rPr>
+        <w:t>複數動詞</w:t>
+      </w:r>
+      <w:r>
+        <w:rPr>
+          <w:rFonts w:hint="eastAsia"/>
+        </w:rPr>
+        <w:t>/</w:t>
+      </w:r>
+      <w:r>
+        <w:rPr>
+          <w:rFonts w:hint="eastAsia"/>
+        </w:rPr>
+        <w:t>單數動詞</w:t>
+      </w:r>
+      <w:r>
+        <w:rPr>
+          <w:rFonts w:hint="eastAsia"/>
+        </w:rPr>
+        <w:t>:</w:t>
+      </w:r>
+    </w:p>
+    <w:p>
+      <w:r>
+        <w:rPr>
+          <w:rFonts w:hint="eastAsia"/>
+        </w:rPr>
+        <w:t>S</w:t>
+      </w:r>
+      <w:r>
+        <w:t xml:space="preserve">ome students </w:t>
+      </w:r>
+      <w:r>
+        <w:rPr>
+          <w:color w:val="FF0000"/>
+        </w:rPr>
+        <w:t xml:space="preserve">have </w:t>
+      </w:r>
+      <w:r>
+        <w:t xml:space="preserve">a TOEIC goal in mind </w:t>
+      </w:r>
+      <w:r>
+        <w:rPr>
+          <w:rFonts w:hint="eastAsia"/>
+        </w:rPr>
+        <w:t>一些學生心中有</w:t>
+      </w:r>
+      <w:proofErr w:type="gramStart"/>
+      <w:r>
+        <w:rPr>
+          <w:rFonts w:hint="eastAsia"/>
+        </w:rPr>
+        <w:t>個多益目標</w:t>
+      </w:r>
+      <w:proofErr w:type="gramEnd"/>
     </w:p>
     <w:p/>
     <w:p>
       <w:r>
-        <w:t>Has</w:t>
-      </w:r>
-      <w:r>
-        <w:rPr>
-          <w:rFonts w:hint="eastAsia"/>
-        </w:rPr>
-        <w:t>是單數動詞，不能選</w:t>
-      </w:r>
-      <w:r>
-        <w:t>c</w:t>
-      </w:r>
-      <w:r>
-        <w:rPr>
-          <w:rFonts w:hint="eastAsia"/>
-        </w:rPr>
-        <w:t>、</w:t>
-      </w:r>
-      <w:r>
-        <w:rPr>
-          <w:rFonts w:hint="eastAsia"/>
-        </w:rPr>
-        <w:t>d</w:t>
-      </w:r>
-      <w:r>
-        <w:rPr>
-          <w:rFonts w:hint="eastAsia"/>
+        <w:t xml:space="preserve">Some coffee </w:t>
+      </w:r>
+      <w:r>
+        <w:rPr>
+          <w:color w:val="FF0000"/>
+        </w:rPr>
+        <w:t xml:space="preserve">is </w:t>
+      </w:r>
+      <w:r>
+        <w:t>left in the pitcher.</w:t>
+      </w:r>
+      <w:r>
+        <w:rPr>
+          <w:rFonts w:hint="eastAsia"/>
+        </w:rPr>
+        <w:t xml:space="preserve"> </w:t>
+      </w:r>
+      <w:r>
+        <w:rPr>
+          <w:rFonts w:hint="eastAsia"/>
+        </w:rPr>
+        <w:t>還剩下一些咖啡在水壺裡</w:t>
+      </w:r>
+      <w:r>
+        <w:rPr>
+          <w:rFonts w:hint="eastAsia"/>
+        </w:rPr>
+        <w:t xml:space="preserve"> </w:t>
+      </w:r>
+    </w:p>
+    <w:p/>
+    <w:p>
+      <w:pPr>
+        <w:rPr>
+          <w:color w:val="000000" w:themeColor="text1"/>
+        </w:rPr>
+      </w:pPr>
+      <w:r>
+        <w:rPr>
+          <w:color w:val="000000" w:themeColor="text1"/>
+        </w:rPr>
+        <w:t xml:space="preserve">Colleagues </w:t>
+      </w:r>
+      <w:r>
+        <w:rPr>
+          <w:rFonts w:hint="eastAsia"/>
+          <w:color w:val="000000" w:themeColor="text1"/>
+        </w:rPr>
+        <w:t>有加</w:t>
+      </w:r>
+      <w:r>
+        <w:rPr>
+          <w:rFonts w:hint="eastAsia"/>
+          <w:color w:val="000000" w:themeColor="text1"/>
+        </w:rPr>
+        <w:t>s</w:t>
+      </w:r>
+      <w:r>
+        <w:rPr>
+          <w:rFonts w:hint="eastAsia"/>
+          <w:color w:val="000000" w:themeColor="text1"/>
+        </w:rPr>
+        <w:t>，不是</w:t>
+      </w:r>
+      <w:r>
+        <w:rPr>
+          <w:rFonts w:hint="eastAsia"/>
+          <w:color w:val="000000" w:themeColor="text1"/>
+        </w:rPr>
+        <w:t>b</w:t>
+      </w:r>
+      <w:r>
+        <w:rPr>
+          <w:rFonts w:hint="eastAsia"/>
+          <w:color w:val="000000" w:themeColor="text1"/>
         </w:rPr>
         <w:t>，</w:t>
       </w:r>
-    </w:p>
-    <w:p/>
-    <w:p>
-      <w:r>
-        <w:rPr>
-          <w:rFonts w:hint="eastAsia"/>
-        </w:rPr>
-        <w:t>M</w:t>
-      </w:r>
-      <w:r>
-        <w:t>ost+</w:t>
-      </w:r>
-      <w:r>
-        <w:rPr>
-          <w:rFonts w:hint="eastAsia"/>
-        </w:rPr>
-        <w:t>複數名詞</w:t>
-      </w:r>
-      <w:r>
-        <w:rPr>
-          <w:rFonts w:hint="eastAsia"/>
-        </w:rPr>
-        <w:t>+</w:t>
-      </w:r>
-      <w:r>
-        <w:rPr>
-          <w:rFonts w:hint="eastAsia"/>
-        </w:rPr>
-        <w:t>複數動詞</w:t>
-      </w:r>
-      <w:r>
+      <w:r>
+        <w:rPr>
+          <w:rFonts w:hint="eastAsia"/>
+          <w:color w:val="000000" w:themeColor="text1"/>
+        </w:rPr>
+        <w:t>要接單數名詞</w:t>
+      </w:r>
+      <w:r>
+        <w:rPr>
+          <w:rFonts w:hint="eastAsia"/>
+          <w:color w:val="000000" w:themeColor="text1"/>
+        </w:rPr>
+        <w:t xml:space="preserve"> </w:t>
+      </w:r>
+      <w:r>
+        <w:rPr>
+          <w:color w:val="000000" w:themeColor="text1"/>
+        </w:rPr>
+        <w:t>-&gt; colleague</w:t>
+      </w:r>
+    </w:p>
+    <w:p>
+      <w:pPr>
+        <w:rPr>
+          <w:color w:val="000000" w:themeColor="text1"/>
+        </w:rPr>
+      </w:pPr>
+    </w:p>
+    <w:p>
+      <w:pPr>
+        <w:rPr>
+          <w:color w:val="000000" w:themeColor="text1"/>
+        </w:rPr>
+      </w:pPr>
+      <w:r>
+        <w:rPr>
+          <w:color w:val="000000" w:themeColor="text1"/>
+        </w:rPr>
+        <w:t xml:space="preserve">There is a </w:t>
+      </w:r>
+      <w:r>
+        <w:rPr>
+          <w:color w:val="000000" w:themeColor="text1"/>
+          <w:highlight w:val="yellow"/>
+        </w:rPr>
+        <w:t>sharp</w:t>
+      </w:r>
+      <w:r>
+        <w:rPr>
+          <w:color w:val="000000" w:themeColor="text1"/>
+        </w:rPr>
+        <w:t xml:space="preserve"> </w:t>
+      </w:r>
+      <w:r>
+        <w:rPr>
+          <w:color w:val="000000" w:themeColor="text1"/>
+        </w:rPr>
+        <w:t>contrast</w:t>
+      </w:r>
+      <w:r>
+        <w:rPr>
+          <w:color w:val="000000" w:themeColor="text1"/>
+        </w:rPr>
+        <w:t xml:space="preserve"> in workflow efficiency after adopting the new methodology.</w:t>
+      </w:r>
+    </w:p>
+    <w:p>
+      <w:pPr>
+        <w:rPr>
+          <w:color w:val="000000" w:themeColor="text1"/>
+        </w:rPr>
+      </w:pPr>
+      <w:r>
+        <w:rPr>
+          <w:color w:val="000000" w:themeColor="text1"/>
+        </w:rPr>
+        <w:t>(A)</w:t>
+      </w:r>
+      <w:r>
+        <w:rPr>
+          <w:color w:val="000000" w:themeColor="text1"/>
+        </w:rPr>
+        <w:t>sharpening</w:t>
+      </w:r>
+      <w:r>
+        <w:rPr>
+          <w:color w:val="000000" w:themeColor="text1"/>
+        </w:rPr>
+        <w:t xml:space="preserve"> Adj</w:t>
+      </w:r>
+      <w:r>
+        <w:rPr>
+          <w:color w:val="000000" w:themeColor="text1"/>
+        </w:rPr>
+        <w:t>(B)sharp</w:t>
+      </w:r>
+      <w:r>
+        <w:rPr>
+          <w:color w:val="000000" w:themeColor="text1"/>
+        </w:rPr>
+        <w:t xml:space="preserve"> Adj</w:t>
+      </w:r>
+      <w:r>
+        <w:rPr>
+          <w:color w:val="000000" w:themeColor="text1"/>
+        </w:rPr>
+        <w:t xml:space="preserve"> </w:t>
+      </w:r>
+      <w:r>
+        <w:rPr>
+          <w:rFonts w:hint="eastAsia"/>
+          <w:color w:val="000000" w:themeColor="text1"/>
+        </w:rPr>
+        <w:t>銳利</w:t>
+      </w:r>
+      <w:r>
+        <w:rPr>
+          <w:rFonts w:hint="eastAsia"/>
+          <w:color w:val="000000" w:themeColor="text1"/>
+        </w:rPr>
+        <w:t>/</w:t>
+      </w:r>
+      <w:r>
+        <w:rPr>
+          <w:rFonts w:hint="eastAsia"/>
+          <w:color w:val="000000" w:themeColor="text1"/>
+        </w:rPr>
+        <w:t>明顯</w:t>
+      </w:r>
+      <w:r>
+        <w:rPr>
+          <w:color w:val="000000" w:themeColor="text1"/>
+        </w:rPr>
+        <w:t xml:space="preserve"> </w:t>
+      </w:r>
+      <w:r>
+        <w:rPr>
+          <w:color w:val="000000" w:themeColor="text1"/>
+        </w:rPr>
+        <w:t>(C)sharpen</w:t>
+      </w:r>
+      <w:r>
+        <w:rPr>
+          <w:color w:val="000000" w:themeColor="text1"/>
+        </w:rPr>
+        <w:t xml:space="preserve"> V</w:t>
+      </w:r>
+      <w:r>
+        <w:rPr>
+          <w:color w:val="000000" w:themeColor="text1"/>
+        </w:rPr>
+        <w:t>(D)sharpness</w:t>
+      </w:r>
+      <w:r>
+        <w:rPr>
+          <w:color w:val="000000" w:themeColor="text1"/>
+        </w:rPr>
+        <w:t xml:space="preserve"> V</w:t>
+      </w:r>
+    </w:p>
+    <w:p>
+      <w:pPr>
+        <w:rPr>
+          <w:color w:val="000000" w:themeColor="text1"/>
+        </w:rPr>
+      </w:pPr>
+    </w:p>
+    <w:p>
+      <w:pPr>
+        <w:rPr>
+          <w:color w:val="000000" w:themeColor="text1"/>
+        </w:rPr>
+      </w:pPr>
+      <w:r>
+        <w:rPr>
+          <w:color w:val="000000" w:themeColor="text1"/>
+        </w:rPr>
+        <w:t>A/an/the +</w:t>
+      </w:r>
+      <w:proofErr w:type="spellStart"/>
+      <w:r>
+        <w:rPr>
+          <w:color w:val="000000" w:themeColor="text1"/>
+        </w:rPr>
+        <w:t>Adj+N</w:t>
+      </w:r>
+      <w:proofErr w:type="spellEnd"/>
+      <w:r>
+        <w:rPr>
+          <w:color w:val="000000" w:themeColor="text1"/>
+        </w:rPr>
         <w:t>:</w:t>
       </w:r>
     </w:p>
     <w:p>
-      <w:r>
-        <w:t xml:space="preserve">Most students </w:t>
-      </w:r>
-      <w:r>
-        <w:rPr>
-          <w:color w:val="FF0000"/>
-        </w:rPr>
-        <w:t xml:space="preserve">have </w:t>
-      </w:r>
-      <w:r>
-        <w:t xml:space="preserve">a TOEIC goal in mind  </w:t>
-      </w:r>
-      <w:r>
-        <w:rPr>
-          <w:rFonts w:hint="eastAsia"/>
-        </w:rPr>
-        <w:t>大部分學生心中有</w:t>
-      </w:r>
-      <w:proofErr w:type="gramStart"/>
-      <w:r>
-        <w:rPr>
-          <w:rFonts w:hint="eastAsia"/>
-        </w:rPr>
-        <w:t>個多益目標</w:t>
-      </w:r>
-      <w:proofErr w:type="gramEnd"/>
-    </w:p>
-    <w:p/>
-    <w:p>
-      <w:r>
-        <w:rPr>
-          <w:rFonts w:hint="eastAsia"/>
-        </w:rPr>
-        <w:t>S</w:t>
-      </w:r>
-      <w:r>
-        <w:t>ome +</w:t>
-      </w:r>
-      <w:r>
-        <w:rPr>
-          <w:rFonts w:hint="eastAsia"/>
-        </w:rPr>
-        <w:t>複數名詞</w:t>
-      </w:r>
-      <w:r>
-        <w:rPr>
-          <w:rFonts w:hint="eastAsia"/>
-        </w:rPr>
-        <w:t>/</w:t>
-      </w:r>
-      <w:r>
-        <w:rPr>
-          <w:rFonts w:hint="eastAsia"/>
-        </w:rPr>
-        <w:t>單數名詞</w:t>
-      </w:r>
-      <w:r>
-        <w:rPr>
-          <w:rFonts w:hint="eastAsia"/>
+      <w:pPr>
+        <w:rPr>
+          <w:color w:val="000000" w:themeColor="text1"/>
+        </w:rPr>
+      </w:pPr>
+      <w:r>
+        <w:rPr>
+          <w:color w:val="000000" w:themeColor="text1"/>
+        </w:rPr>
+        <w:t>A smart person</w:t>
+      </w:r>
+    </w:p>
+    <w:p>
+      <w:pPr>
+        <w:rPr>
+          <w:color w:val="000000" w:themeColor="text1"/>
+        </w:rPr>
+      </w:pPr>
+    </w:p>
+    <w:p>
+      <w:pPr>
+        <w:rPr>
+          <w:color w:val="000000" w:themeColor="text1"/>
+        </w:rPr>
+      </w:pPr>
+      <w:r>
+        <w:rPr>
+          <w:color w:val="000000" w:themeColor="text1"/>
+        </w:rPr>
+        <w:t xml:space="preserve">Contrast </w:t>
+      </w:r>
+      <w:proofErr w:type="spellStart"/>
+      <w:r>
+        <w:rPr>
+          <w:color w:val="000000" w:themeColor="text1"/>
+        </w:rPr>
+        <w:t>n.v</w:t>
+      </w:r>
+      <w:proofErr w:type="spellEnd"/>
+      <w:r>
+        <w:rPr>
+          <w:color w:val="000000" w:themeColor="text1"/>
         </w:rPr>
         <w:t xml:space="preserve"> </w:t>
       </w:r>
       <w:r>
-        <w:t>+</w:t>
-      </w:r>
-      <w:r>
-        <w:rPr>
-          <w:rFonts w:hint="eastAsia"/>
-        </w:rPr>
-        <w:t>複數動詞</w:t>
-      </w:r>
-      <w:r>
-        <w:rPr>
-          <w:rFonts w:hint="eastAsia"/>
-        </w:rPr>
-        <w:t>/</w:t>
-      </w:r>
-      <w:r>
-        <w:rPr>
-          <w:rFonts w:hint="eastAsia"/>
-        </w:rPr>
-        <w:t>單數動詞</w:t>
-      </w:r>
-      <w:r>
-        <w:rPr>
-          <w:rFonts w:hint="eastAsia"/>
-        </w:rPr>
-        <w:t>:</w:t>
-      </w:r>
-    </w:p>
-    <w:p>
-      <w:r>
-        <w:rPr>
-          <w:rFonts w:hint="eastAsia"/>
-        </w:rPr>
-        <w:t>S</w:t>
-      </w:r>
-      <w:r>
-        <w:t xml:space="preserve">ome students </w:t>
-      </w:r>
-      <w:r>
-        <w:rPr>
-          <w:color w:val="FF0000"/>
-        </w:rPr>
-        <w:t xml:space="preserve">have </w:t>
-      </w:r>
-      <w:r>
-        <w:t xml:space="preserve">a TOEIC goal in mind </w:t>
-      </w:r>
-      <w:r>
-        <w:rPr>
-          <w:rFonts w:hint="eastAsia"/>
-        </w:rPr>
-        <w:t>一些學生心中有</w:t>
-      </w:r>
-      <w:proofErr w:type="gramStart"/>
-      <w:r>
-        <w:rPr>
-          <w:rFonts w:hint="eastAsia"/>
-        </w:rPr>
-        <w:t>個多益目標</w:t>
-      </w:r>
-      <w:proofErr w:type="gramEnd"/>
-    </w:p>
-    <w:p/>
-    <w:p>
-      <w:r>
-        <w:t xml:space="preserve">Some coffee </w:t>
-      </w:r>
-      <w:r>
-        <w:rPr>
-          <w:color w:val="FF0000"/>
-        </w:rPr>
-        <w:t xml:space="preserve">is </w:t>
-      </w:r>
-      <w:r>
-        <w:t>left in the pitcher.</w:t>
-      </w:r>
-      <w:r>
-        <w:rPr>
-          <w:rFonts w:hint="eastAsia"/>
+        <w:rPr>
+          <w:rFonts w:hint="eastAsia"/>
+          <w:color w:val="000000" w:themeColor="text1"/>
+        </w:rPr>
+        <w:t>對比、</w:t>
+      </w:r>
+      <w:r>
+        <w:rPr>
+          <w:rFonts w:hint="eastAsia"/>
+          <w:color w:val="000000" w:themeColor="text1"/>
         </w:rPr>
         <w:t xml:space="preserve"> </w:t>
       </w:r>
       <w:r>
         <w:rPr>
-          <w:rFonts w:hint="eastAsia"/>
-        </w:rPr>
-        <w:t>還剩下一些咖啡在水壺裡</w:t>
-      </w:r>
-      <w:r>
-        <w:rPr>
-          <w:rFonts w:hint="eastAsia"/>
+          <w:color w:val="000000" w:themeColor="text1"/>
+        </w:rPr>
+        <w:t>workflow n.</w:t>
+      </w:r>
+      <w:r>
+        <w:rPr>
+          <w:rFonts w:hint="eastAsia"/>
+          <w:color w:val="000000" w:themeColor="text1"/>
+        </w:rPr>
+        <w:t>工作流程、</w:t>
+      </w:r>
+      <w:r>
+        <w:rPr>
+          <w:color w:val="000000" w:themeColor="text1"/>
+        </w:rPr>
+        <w:t>efficiency</w:t>
+      </w:r>
+      <w:r>
+        <w:rPr>
+          <w:rFonts w:hint="eastAsia"/>
+          <w:color w:val="000000" w:themeColor="text1"/>
         </w:rPr>
         <w:t xml:space="preserve"> </w:t>
       </w:r>
-    </w:p>
-    <w:p/>
-    <w:p>
-      <w:pPr>
-        <w:rPr>
-          <w:color w:val="000000" w:themeColor="text1"/>
-        </w:rPr>
-      </w:pPr>
-      <w:r>
-        <w:rPr>
-          <w:color w:val="000000" w:themeColor="text1"/>
-        </w:rPr>
-        <w:t>C</w:t>
-      </w:r>
-      <w:r>
-        <w:rPr>
-          <w:color w:val="000000" w:themeColor="text1"/>
-        </w:rPr>
-        <w:t>olleagues</w:t>
-      </w:r>
-      <w:r>
-        <w:rPr>
+      <w:r>
+        <w:rPr>
+          <w:color w:val="000000" w:themeColor="text1"/>
+        </w:rPr>
+        <w:t>n.</w:t>
+      </w:r>
+      <w:r>
+        <w:rPr>
+          <w:rFonts w:hint="eastAsia"/>
+          <w:color w:val="000000" w:themeColor="text1"/>
+        </w:rPr>
+        <w:t>效率、</w:t>
+      </w:r>
+      <w:r>
+        <w:rPr>
+          <w:color w:val="000000" w:themeColor="text1"/>
+        </w:rPr>
+        <w:t>adopting</w:t>
+      </w:r>
+      <w:r>
+        <w:rPr>
+          <w:rFonts w:hint="eastAsia"/>
           <w:color w:val="000000" w:themeColor="text1"/>
         </w:rPr>
         <w:t xml:space="preserve"> </w:t>
       </w:r>
       <w:r>
         <w:rPr>
-          <w:rFonts w:hint="eastAsia"/>
-          <w:color w:val="000000" w:themeColor="text1"/>
-        </w:rPr>
-        <w:t>有加</w:t>
-      </w:r>
-      <w:r>
-        <w:rPr>
-          <w:rFonts w:hint="eastAsia"/>
-          <w:color w:val="000000" w:themeColor="text1"/>
-        </w:rPr>
-        <w:t>s</w:t>
-      </w:r>
-      <w:r>
-        <w:rPr>
-          <w:rFonts w:hint="eastAsia"/>
-          <w:color w:val="000000" w:themeColor="text1"/>
-        </w:rPr>
-        <w:t>，不是</w:t>
-      </w:r>
-      <w:r>
-        <w:rPr>
-          <w:rFonts w:hint="eastAsia"/>
-          <w:color w:val="000000" w:themeColor="text1"/>
-        </w:rPr>
-        <w:t>b</w:t>
-      </w:r>
-      <w:r>
-        <w:rPr>
-          <w:rFonts w:hint="eastAsia"/>
-          <w:color w:val="000000" w:themeColor="text1"/>
-        </w:rPr>
-        <w:t>，</w:t>
-      </w:r>
-      <w:r>
-        <w:rPr>
-          <w:rFonts w:hint="eastAsia"/>
-          <w:color w:val="000000" w:themeColor="text1"/>
-        </w:rPr>
-        <w:t>要接單數名詞</w:t>
+          <w:color w:val="000000" w:themeColor="text1"/>
+        </w:rPr>
+        <w:t>v.</w:t>
+      </w:r>
+      <w:r>
+        <w:rPr>
+          <w:rFonts w:hint="eastAsia"/>
+          <w:color w:val="000000" w:themeColor="text1"/>
+        </w:rPr>
+        <w:t>採用</w:t>
+      </w:r>
+    </w:p>
+    <w:p>
+      <w:pPr>
+        <w:rPr>
+          <w:color w:val="000000" w:themeColor="text1"/>
+        </w:rPr>
+      </w:pPr>
+      <w:r>
+        <w:rPr>
+          <w:color w:val="000000" w:themeColor="text1"/>
+        </w:rPr>
+        <w:t>Methodology</w:t>
       </w:r>
       <w:r>
         <w:rPr>
@@ -21172,510 +21482,164 @@
         <w:rPr>
           <w:color w:val="000000" w:themeColor="text1"/>
         </w:rPr>
-        <w:t>-&gt; colleague</w:t>
-      </w:r>
-    </w:p>
-    <w:p>
-      <w:pPr>
-        <w:rPr>
-          <w:color w:val="000000" w:themeColor="text1"/>
-        </w:rPr>
-      </w:pPr>
-    </w:p>
-    <w:p>
-      <w:pPr>
-        <w:rPr>
-          <w:color w:val="000000" w:themeColor="text1"/>
-        </w:rPr>
-      </w:pPr>
-      <w:r>
-        <w:rPr>
-          <w:color w:val="000000" w:themeColor="text1"/>
-        </w:rPr>
-        <w:t xml:space="preserve">There is a </w:t>
-      </w:r>
-      <w:r>
-        <w:rPr>
-          <w:color w:val="000000" w:themeColor="text1"/>
-          <w:highlight w:val="yellow"/>
-        </w:rPr>
-        <w:t>sharp</w:t>
-      </w:r>
-      <w:r>
-        <w:rPr>
-          <w:color w:val="000000" w:themeColor="text1"/>
-        </w:rPr>
-        <w:t xml:space="preserve"> </w:t>
-      </w:r>
-      <w:r>
-        <w:rPr>
-          <w:color w:val="000000" w:themeColor="text1"/>
-        </w:rPr>
-        <w:t>contrast</w:t>
-      </w:r>
-      <w:r>
-        <w:rPr>
-          <w:color w:val="000000" w:themeColor="text1"/>
-        </w:rPr>
-        <w:t xml:space="preserve"> in workflow efficiency after adopting the new methodology.</w:t>
-      </w:r>
-    </w:p>
-    <w:p>
-      <w:pPr>
-        <w:rPr>
-          <w:color w:val="000000" w:themeColor="text1"/>
-        </w:rPr>
-      </w:pPr>
-      <w:r>
-        <w:rPr>
-          <w:color w:val="000000" w:themeColor="text1"/>
-        </w:rPr>
-        <w:t>(A)</w:t>
-      </w:r>
-      <w:r>
-        <w:rPr>
-          <w:color w:val="000000" w:themeColor="text1"/>
-        </w:rPr>
-        <w:t>sharpening</w:t>
-      </w:r>
-      <w:r>
-        <w:rPr>
-          <w:color w:val="000000" w:themeColor="text1"/>
-        </w:rPr>
-        <w:t xml:space="preserve"> Adj</w:t>
-      </w:r>
-      <w:r>
-        <w:rPr>
-          <w:color w:val="000000" w:themeColor="text1"/>
-        </w:rPr>
-        <w:t>(B)sharp</w:t>
-      </w:r>
-      <w:r>
-        <w:rPr>
-          <w:color w:val="000000" w:themeColor="text1"/>
-        </w:rPr>
-        <w:t xml:space="preserve"> </w:t>
-      </w:r>
-      <w:r>
-        <w:rPr>
-          <w:color w:val="000000" w:themeColor="text1"/>
-        </w:rPr>
-        <w:t>Adj</w:t>
-      </w:r>
-      <w:r>
-        <w:rPr>
-          <w:color w:val="000000" w:themeColor="text1"/>
-        </w:rPr>
-        <w:t xml:space="preserve"> </w:t>
-      </w:r>
-      <w:r>
-        <w:rPr>
-          <w:rFonts w:hint="eastAsia"/>
-          <w:color w:val="000000" w:themeColor="text1"/>
-        </w:rPr>
-        <w:t>銳利</w:t>
-      </w:r>
-      <w:r>
-        <w:rPr>
-          <w:rFonts w:hint="eastAsia"/>
-          <w:color w:val="000000" w:themeColor="text1"/>
-        </w:rPr>
-        <w:t>/</w:t>
-      </w:r>
-      <w:r>
-        <w:rPr>
-          <w:rFonts w:hint="eastAsia"/>
-          <w:color w:val="000000" w:themeColor="text1"/>
-        </w:rPr>
-        <w:t>明顯</w:t>
-      </w:r>
-      <w:r>
-        <w:rPr>
-          <w:color w:val="000000" w:themeColor="text1"/>
-        </w:rPr>
-        <w:t xml:space="preserve"> </w:t>
-      </w:r>
-      <w:r>
-        <w:rPr>
-          <w:color w:val="000000" w:themeColor="text1"/>
-        </w:rPr>
-        <w:t>(C)sharpen</w:t>
-      </w:r>
-      <w:r>
-        <w:rPr>
-          <w:color w:val="000000" w:themeColor="text1"/>
-        </w:rPr>
-        <w:t xml:space="preserve"> V</w:t>
-      </w:r>
-      <w:r>
-        <w:rPr>
-          <w:color w:val="000000" w:themeColor="text1"/>
-        </w:rPr>
-        <w:t>(D)sharpness</w:t>
-      </w:r>
-      <w:r>
-        <w:rPr>
-          <w:color w:val="000000" w:themeColor="text1"/>
-        </w:rPr>
-        <w:t xml:space="preserve"> V</w:t>
-      </w:r>
-    </w:p>
-    <w:p>
-      <w:pPr>
-        <w:rPr>
-          <w:rFonts w:hint="eastAsia"/>
-          <w:color w:val="000000" w:themeColor="text1"/>
-        </w:rPr>
-      </w:pPr>
-    </w:p>
-    <w:p>
-      <w:pPr>
-        <w:rPr>
-          <w:color w:val="000000" w:themeColor="text1"/>
-        </w:rPr>
-      </w:pPr>
-      <w:r>
-        <w:rPr>
-          <w:color w:val="000000" w:themeColor="text1"/>
-        </w:rPr>
-        <w:t>A/an/the +</w:t>
-      </w:r>
+        <w:t>n.</w:t>
+      </w:r>
+      <w:r>
+        <w:rPr>
+          <w:rFonts w:hint="eastAsia"/>
+          <w:color w:val="000000" w:themeColor="text1"/>
+        </w:rPr>
+        <w:t>方法論</w:t>
+      </w:r>
+    </w:p>
+    <w:p>
+      <w:pPr>
+        <w:rPr>
+          <w:color w:val="000000" w:themeColor="text1"/>
+        </w:rPr>
+      </w:pPr>
+    </w:p>
+    <w:p>
+      <w:pPr>
+        <w:rPr>
+          <w:color w:val="000000" w:themeColor="text1"/>
+        </w:rPr>
+      </w:pPr>
+    </w:p>
+    <w:p>
+      <w:pPr>
+        <w:rPr>
+          <w:color w:val="000000" w:themeColor="text1"/>
+        </w:rPr>
+      </w:pPr>
+    </w:p>
+    <w:p>
+      <w:pPr>
+        <w:rPr>
+          <w:color w:val="000000" w:themeColor="text1"/>
+        </w:rPr>
+      </w:pPr>
       <w:proofErr w:type="spellStart"/>
       <w:r>
         <w:rPr>
           <w:color w:val="000000" w:themeColor="text1"/>
         </w:rPr>
-        <w:t>Adj+N</w:t>
+        <w:t>Adj+en</w:t>
       </w:r>
       <w:proofErr w:type="spellEnd"/>
       <w:r>
         <w:rPr>
           <w:color w:val="000000" w:themeColor="text1"/>
         </w:rPr>
-        <w:t>:</w:t>
-      </w:r>
-    </w:p>
-    <w:p>
-      <w:pPr>
-        <w:rPr>
-          <w:color w:val="000000" w:themeColor="text1"/>
-        </w:rPr>
-      </w:pPr>
-      <w:r>
-        <w:rPr>
-          <w:color w:val="000000" w:themeColor="text1"/>
-        </w:rPr>
-        <w:t>A smart person</w:t>
-      </w:r>
-    </w:p>
-    <w:p>
-      <w:pPr>
-        <w:rPr>
-          <w:color w:val="000000" w:themeColor="text1"/>
-        </w:rPr>
-      </w:pPr>
-    </w:p>
-    <w:p>
-      <w:pPr>
-        <w:rPr>
-          <w:color w:val="000000" w:themeColor="text1"/>
-        </w:rPr>
-      </w:pPr>
-      <w:r>
-        <w:rPr>
-          <w:color w:val="000000" w:themeColor="text1"/>
-        </w:rPr>
-        <w:t xml:space="preserve">Contrast </w:t>
-      </w:r>
+        <w:t xml:space="preserve"> = V</w:t>
+      </w:r>
+    </w:p>
+    <w:p>
+      <w:pPr>
+        <w:rPr>
+          <w:color w:val="000000" w:themeColor="text1"/>
+        </w:rPr>
+      </w:pPr>
       <w:proofErr w:type="spellStart"/>
       <w:r>
         <w:rPr>
           <w:color w:val="000000" w:themeColor="text1"/>
         </w:rPr>
-        <w:t>n.v</w:t>
+        <w:t>Bright+en</w:t>
       </w:r>
       <w:proofErr w:type="spellEnd"/>
       <w:r>
         <w:rPr>
           <w:color w:val="000000" w:themeColor="text1"/>
         </w:rPr>
-        <w:t xml:space="preserve"> </w:t>
-      </w:r>
-      <w:r>
-        <w:rPr>
-          <w:rFonts w:hint="eastAsia"/>
-          <w:color w:val="000000" w:themeColor="text1"/>
-        </w:rPr>
-        <w:t>對比、</w:t>
-      </w:r>
-      <w:r>
-        <w:rPr>
-          <w:rFonts w:hint="eastAsia"/>
-          <w:color w:val="000000" w:themeColor="text1"/>
-        </w:rPr>
-        <w:t xml:space="preserve"> </w:t>
-      </w:r>
-      <w:r>
-        <w:rPr>
-          <w:color w:val="000000" w:themeColor="text1"/>
-        </w:rPr>
-        <w:t>workflow</w:t>
-      </w:r>
-      <w:r>
-        <w:rPr>
-          <w:color w:val="000000" w:themeColor="text1"/>
-        </w:rPr>
-        <w:t xml:space="preserve"> n.</w:t>
-      </w:r>
-      <w:r>
-        <w:rPr>
-          <w:rFonts w:hint="eastAsia"/>
-          <w:color w:val="000000" w:themeColor="text1"/>
-        </w:rPr>
-        <w:t>工作流程、</w:t>
-      </w:r>
-      <w:r>
-        <w:rPr>
-          <w:color w:val="000000" w:themeColor="text1"/>
-        </w:rPr>
-        <w:t>efficiency</w:t>
-      </w:r>
-      <w:r>
-        <w:rPr>
-          <w:rFonts w:hint="eastAsia"/>
-          <w:color w:val="000000" w:themeColor="text1"/>
-        </w:rPr>
-        <w:t xml:space="preserve"> </w:t>
-      </w:r>
-      <w:r>
-        <w:rPr>
-          <w:color w:val="000000" w:themeColor="text1"/>
-        </w:rPr>
-        <w:t>n.</w:t>
-      </w:r>
-      <w:r>
-        <w:rPr>
-          <w:rFonts w:hint="eastAsia"/>
-          <w:color w:val="000000" w:themeColor="text1"/>
-        </w:rPr>
-        <w:t>效率、</w:t>
-      </w:r>
-      <w:r>
-        <w:rPr>
-          <w:color w:val="000000" w:themeColor="text1"/>
-        </w:rPr>
-        <w:t>adopting</w:t>
-      </w:r>
-      <w:r>
-        <w:rPr>
-          <w:rFonts w:hint="eastAsia"/>
-          <w:color w:val="000000" w:themeColor="text1"/>
-        </w:rPr>
-        <w:t xml:space="preserve"> </w:t>
-      </w:r>
-      <w:r>
-        <w:rPr>
-          <w:color w:val="000000" w:themeColor="text1"/>
-        </w:rPr>
-        <w:t>v.</w:t>
-      </w:r>
-      <w:r>
-        <w:rPr>
-          <w:rFonts w:hint="eastAsia"/>
-          <w:color w:val="000000" w:themeColor="text1"/>
-        </w:rPr>
-        <w:t>採用</w:t>
-      </w:r>
-    </w:p>
-    <w:p>
-      <w:pPr>
-        <w:rPr>
-          <w:rFonts w:hint="eastAsia"/>
-          <w:color w:val="000000" w:themeColor="text1"/>
-        </w:rPr>
-      </w:pPr>
-      <w:r>
-        <w:rPr>
-          <w:color w:val="000000" w:themeColor="text1"/>
-        </w:rPr>
-        <w:t>M</w:t>
-      </w:r>
-      <w:r>
-        <w:rPr>
-          <w:color w:val="000000" w:themeColor="text1"/>
-        </w:rPr>
-        <w:t>ethodology</w:t>
-      </w:r>
-      <w:r>
-        <w:rPr>
-          <w:rFonts w:hint="eastAsia"/>
-          <w:color w:val="000000" w:themeColor="text1"/>
-        </w:rPr>
-        <w:t xml:space="preserve"> </w:t>
-      </w:r>
-      <w:r>
-        <w:rPr>
-          <w:color w:val="000000" w:themeColor="text1"/>
-        </w:rPr>
-        <w:t>n.</w:t>
-      </w:r>
-      <w:r>
-        <w:rPr>
-          <w:rFonts w:hint="eastAsia"/>
-          <w:color w:val="000000" w:themeColor="text1"/>
-        </w:rPr>
-        <w:t>方法論</w:t>
-      </w:r>
-    </w:p>
-    <w:p>
-      <w:pPr>
-        <w:rPr>
-          <w:color w:val="000000" w:themeColor="text1"/>
-        </w:rPr>
-      </w:pPr>
-    </w:p>
-    <w:p>
-      <w:pPr>
-        <w:rPr>
-          <w:color w:val="000000" w:themeColor="text1"/>
-        </w:rPr>
-      </w:pPr>
-    </w:p>
-    <w:p>
-      <w:pPr>
-        <w:rPr>
-          <w:rFonts w:hint="eastAsia"/>
-          <w:color w:val="000000" w:themeColor="text1"/>
-        </w:rPr>
-      </w:pPr>
-    </w:p>
-    <w:p>
-      <w:pPr>
-        <w:rPr>
-          <w:color w:val="000000" w:themeColor="text1"/>
-        </w:rPr>
-      </w:pPr>
+        <w:t xml:space="preserve"> = brighten</w:t>
+      </w:r>
+      <w:r>
+        <w:rPr>
+          <w:rFonts w:hint="eastAsia"/>
+          <w:color w:val="000000" w:themeColor="text1"/>
+        </w:rPr>
+        <w:t>點亮、</w:t>
+      </w:r>
       <w:proofErr w:type="spellStart"/>
       <w:r>
         <w:rPr>
           <w:color w:val="000000" w:themeColor="text1"/>
         </w:rPr>
-        <w:t>Adj+en</w:t>
+        <w:t>wide+en</w:t>
       </w:r>
       <w:proofErr w:type="spellEnd"/>
       <w:r>
         <w:rPr>
           <w:color w:val="000000" w:themeColor="text1"/>
         </w:rPr>
-        <w:t xml:space="preserve"> = V</w:t>
-      </w:r>
-    </w:p>
-    <w:p>
-      <w:pPr>
-        <w:rPr>
-          <w:color w:val="000000" w:themeColor="text1"/>
-        </w:rPr>
-      </w:pPr>
+        <w:t xml:space="preserve"> = widen</w:t>
+      </w:r>
+      <w:r>
+        <w:rPr>
+          <w:rFonts w:hint="eastAsia"/>
+          <w:color w:val="000000" w:themeColor="text1"/>
+        </w:rPr>
+        <w:t>拓寬、</w:t>
+      </w:r>
       <w:proofErr w:type="spellStart"/>
       <w:r>
         <w:rPr>
-          <w:color w:val="000000" w:themeColor="text1"/>
-        </w:rPr>
-        <w:t>Bright+en</w:t>
+          <w:rFonts w:hint="eastAsia"/>
+          <w:color w:val="000000" w:themeColor="text1"/>
+        </w:rPr>
+        <w:t>l</w:t>
+      </w:r>
+      <w:r>
+        <w:rPr>
+          <w:color w:val="000000" w:themeColor="text1"/>
+        </w:rPr>
+        <w:t>ight+en</w:t>
       </w:r>
       <w:proofErr w:type="spellEnd"/>
       <w:r>
         <w:rPr>
           <w:color w:val="000000" w:themeColor="text1"/>
         </w:rPr>
-        <w:t xml:space="preserve"> = brighten</w:t>
-      </w:r>
-      <w:r>
-        <w:rPr>
-          <w:rFonts w:hint="eastAsia"/>
-          <w:color w:val="000000" w:themeColor="text1"/>
-        </w:rPr>
-        <w:t>點亮、</w:t>
+        <w:t xml:space="preserve"> = lighten </w:t>
+      </w:r>
+      <w:r>
+        <w:rPr>
+          <w:rFonts w:hint="eastAsia"/>
+          <w:color w:val="000000" w:themeColor="text1"/>
+        </w:rPr>
+        <w:t>減輕</w:t>
+      </w:r>
+    </w:p>
+    <w:p>
+      <w:pPr>
+        <w:rPr>
+          <w:color w:val="000000" w:themeColor="text1"/>
+        </w:rPr>
+      </w:pPr>
+    </w:p>
+    <w:p>
+      <w:pPr>
+        <w:rPr>
+          <w:color w:val="000000" w:themeColor="text1"/>
+        </w:rPr>
+      </w:pPr>
+      <w:r>
+        <w:rPr>
+          <w:color w:val="000000" w:themeColor="text1"/>
+        </w:rPr>
+        <w:t>Collocations :</w:t>
       </w:r>
       <w:proofErr w:type="spellStart"/>
       <w:r>
         <w:rPr>
           <w:color w:val="000000" w:themeColor="text1"/>
         </w:rPr>
-        <w:t>wide+en</w:t>
+        <w:t>Adj.N</w:t>
       </w:r>
       <w:proofErr w:type="spellEnd"/>
       <w:r>
         <w:rPr>
-          <w:color w:val="000000" w:themeColor="text1"/>
-        </w:rPr>
-        <w:t xml:space="preserve"> = widen</w:t>
-      </w:r>
-      <w:r>
-        <w:rPr>
-          <w:rFonts w:hint="eastAsia"/>
-          <w:color w:val="000000" w:themeColor="text1"/>
-        </w:rPr>
-        <w:t>拓寬、</w:t>
-      </w:r>
-      <w:proofErr w:type="spellStart"/>
-      <w:r>
-        <w:rPr>
-          <w:rFonts w:hint="eastAsia"/>
-          <w:color w:val="000000" w:themeColor="text1"/>
-        </w:rPr>
-        <w:t>l</w:t>
-      </w:r>
-      <w:r>
-        <w:rPr>
-          <w:color w:val="000000" w:themeColor="text1"/>
-        </w:rPr>
-        <w:t>ight+en</w:t>
-      </w:r>
-      <w:proofErr w:type="spellEnd"/>
-      <w:r>
-        <w:rPr>
-          <w:color w:val="000000" w:themeColor="text1"/>
-        </w:rPr>
-        <w:t xml:space="preserve"> = lighten </w:t>
-      </w:r>
-      <w:r>
-        <w:rPr>
-          <w:rFonts w:hint="eastAsia"/>
-          <w:color w:val="000000" w:themeColor="text1"/>
-        </w:rPr>
-        <w:t>減輕</w:t>
-      </w:r>
-    </w:p>
-    <w:p>
-      <w:pPr>
-        <w:rPr>
-          <w:color w:val="000000" w:themeColor="text1"/>
-        </w:rPr>
-      </w:pPr>
-    </w:p>
-    <w:p>
-      <w:pPr>
-        <w:rPr>
-          <w:color w:val="000000" w:themeColor="text1"/>
-        </w:rPr>
-      </w:pPr>
-      <w:r>
-        <w:rPr>
-          <w:color w:val="000000" w:themeColor="text1"/>
-        </w:rPr>
-        <w:t>Collocations :</w:t>
-      </w:r>
-      <w:proofErr w:type="spellStart"/>
-      <w:r>
-        <w:rPr>
-          <w:color w:val="000000" w:themeColor="text1"/>
-        </w:rPr>
-        <w:t>Adj.N</w:t>
-      </w:r>
-      <w:proofErr w:type="spellEnd"/>
-      <w:r>
-        <w:rPr>
           <w:rFonts w:hint="eastAsia"/>
           <w:color w:val="000000" w:themeColor="text1"/>
         </w:rPr>
@@ -21685,7 +21649,6 @@
     <w:p>
       <w:pPr>
         <w:rPr>
-          <w:rFonts w:hint="eastAsia"/>
           <w:color w:val="000000" w:themeColor="text1"/>
         </w:rPr>
       </w:pPr>
@@ -21926,7 +21889,6 @@
     <w:p>
       <w:pPr>
         <w:rPr>
-          <w:rFonts w:hint="eastAsia"/>
           <w:color w:val="000000" w:themeColor="text1"/>
         </w:rPr>
       </w:pPr>
@@ -22037,7 +21999,83 @@
         <w:rPr>
           <w:color w:val="000000" w:themeColor="text1"/>
         </w:rPr>
-        <w:t>W</w:t>
+        <w:t>Was(v1)</w:t>
+      </w:r>
+      <w:r>
+        <w:rPr>
+          <w:rFonts w:hint="eastAsia"/>
+          <w:color w:val="000000" w:themeColor="text1"/>
+        </w:rPr>
+        <w:t>、</w:t>
+      </w:r>
+      <w:r>
+        <w:rPr>
+          <w:color w:val="000000" w:themeColor="text1"/>
+        </w:rPr>
+        <w:t>who (v2) to have the merger(</w:t>
+      </w:r>
+      <w:r>
+        <w:rPr>
+          <w:rFonts w:hint="eastAsia"/>
+          <w:color w:val="000000" w:themeColor="text1"/>
+        </w:rPr>
+        <w:t>名詞子句</w:t>
+      </w:r>
+      <w:r>
+        <w:rPr>
+          <w:rFonts w:hint="eastAsia"/>
+          <w:color w:val="000000" w:themeColor="text1"/>
+        </w:rPr>
+        <w:t>)</w:t>
+      </w:r>
+    </w:p>
+    <w:p>
+      <w:pPr>
+        <w:rPr>
+          <w:color w:val="000000" w:themeColor="text1"/>
+        </w:rPr>
+      </w:pPr>
+      <w:r>
+        <w:rPr>
+          <w:rFonts w:hint="eastAsia"/>
+          <w:color w:val="000000" w:themeColor="text1"/>
+        </w:rPr>
+        <w:t>缺一個動詞，</w:t>
+      </w:r>
+      <w:r>
+        <w:rPr>
+          <w:rFonts w:hint="eastAsia"/>
+          <w:color w:val="000000" w:themeColor="text1"/>
+        </w:rPr>
+        <w:t>b</w:t>
+      </w:r>
+      <w:r>
+        <w:rPr>
+          <w:rFonts w:hint="eastAsia"/>
+          <w:color w:val="000000" w:themeColor="text1"/>
+        </w:rPr>
+        <w:t>、</w:t>
+      </w:r>
+      <w:r>
+        <w:rPr>
+          <w:rFonts w:hint="eastAsia"/>
+          <w:color w:val="000000" w:themeColor="text1"/>
+        </w:rPr>
+        <w:t>c</w:t>
+      </w:r>
+      <w:r>
+        <w:rPr>
+          <w:rFonts w:hint="eastAsia"/>
+          <w:color w:val="000000" w:themeColor="text1"/>
+        </w:rPr>
+        <w:t>不是，</w:t>
+      </w:r>
+      <w:r>
+        <w:rPr>
+          <w:rFonts w:hint="eastAsia"/>
+          <w:color w:val="000000" w:themeColor="text1"/>
+        </w:rPr>
+        <w:t>w</w:t>
       </w:r>
       <w:r>
         <w:rPr>
@@ -22047,112 +22085,6 @@
       </w:r>
       <w:r>
         <w:rPr>
-          <w:color w:val="000000" w:themeColor="text1"/>
-        </w:rPr>
-        <w:t>(v1)</w:t>
-      </w:r>
-      <w:r>
-        <w:rPr>
-          <w:rFonts w:hint="eastAsia"/>
-          <w:color w:val="000000" w:themeColor="text1"/>
-        </w:rPr>
-        <w:t>、</w:t>
-      </w:r>
-      <w:r>
-        <w:rPr>
-          <w:color w:val="000000" w:themeColor="text1"/>
-        </w:rPr>
-        <w:t>who</w:t>
-      </w:r>
-      <w:r>
-        <w:rPr>
-          <w:color w:val="000000" w:themeColor="text1"/>
-        </w:rPr>
-        <w:t xml:space="preserve"> (v2)</w:t>
-      </w:r>
-      <w:r>
-        <w:rPr>
-          <w:color w:val="000000" w:themeColor="text1"/>
-        </w:rPr>
-        <w:t xml:space="preserve"> to have the merger</w:t>
-      </w:r>
-      <w:r>
-        <w:rPr>
-          <w:color w:val="000000" w:themeColor="text1"/>
-        </w:rPr>
-        <w:t>(</w:t>
-      </w:r>
-      <w:r>
-        <w:rPr>
-          <w:rFonts w:hint="eastAsia"/>
-          <w:color w:val="000000" w:themeColor="text1"/>
-        </w:rPr>
-        <w:t>名詞子句</w:t>
-      </w:r>
-      <w:r>
-        <w:rPr>
-          <w:rFonts w:hint="eastAsia"/>
-          <w:color w:val="000000" w:themeColor="text1"/>
-        </w:rPr>
-        <w:t>)</w:t>
-      </w:r>
-    </w:p>
-    <w:p>
-      <w:pPr>
-        <w:rPr>
-          <w:color w:val="000000" w:themeColor="text1"/>
-        </w:rPr>
-      </w:pPr>
-      <w:r>
-        <w:rPr>
-          <w:rFonts w:hint="eastAsia"/>
-          <w:color w:val="000000" w:themeColor="text1"/>
-        </w:rPr>
-        <w:t>缺一個動詞，</w:t>
-      </w:r>
-      <w:r>
-        <w:rPr>
-          <w:rFonts w:hint="eastAsia"/>
-          <w:color w:val="000000" w:themeColor="text1"/>
-        </w:rPr>
-        <w:t>b</w:t>
-      </w:r>
-      <w:r>
-        <w:rPr>
-          <w:rFonts w:hint="eastAsia"/>
-          <w:color w:val="000000" w:themeColor="text1"/>
-        </w:rPr>
-        <w:t>、</w:t>
-      </w:r>
-      <w:r>
-        <w:rPr>
-          <w:rFonts w:hint="eastAsia"/>
-          <w:color w:val="000000" w:themeColor="text1"/>
-        </w:rPr>
-        <w:t>c</w:t>
-      </w:r>
-      <w:r>
-        <w:rPr>
-          <w:rFonts w:hint="eastAsia"/>
-          <w:color w:val="000000" w:themeColor="text1"/>
-        </w:rPr>
-        <w:t>不是，</w:t>
-      </w:r>
-      <w:r>
-        <w:rPr>
-          <w:rFonts w:hint="eastAsia"/>
-          <w:color w:val="000000" w:themeColor="text1"/>
-        </w:rPr>
-        <w:t>w</w:t>
-      </w:r>
-      <w:r>
-        <w:rPr>
-          <w:color w:val="000000" w:themeColor="text1"/>
-        </w:rPr>
-        <w:t>as</w:t>
-      </w:r>
-      <w:r>
-        <w:rPr>
           <w:rFonts w:hint="eastAsia"/>
           <w:color w:val="000000" w:themeColor="text1"/>
         </w:rPr>
@@ -22195,13 +22127,7 @@
         <w:rPr>
           <w:color w:val="000000" w:themeColor="text1"/>
         </w:rPr>
-        <w:t>P</w:t>
-      </w:r>
-      <w:r>
-        <w:rPr>
-          <w:color w:val="000000" w:themeColor="text1"/>
-        </w:rPr>
-        <w:t>rocess</w:t>
+        <w:t>Process</w:t>
       </w:r>
       <w:r>
         <w:rPr>
@@ -22341,13 +22267,7 @@
         <w:rPr>
           <w:color w:val="000000" w:themeColor="text1"/>
         </w:rPr>
-        <w:t>I</w:t>
-      </w:r>
-      <w:r>
-        <w:rPr>
-          <w:color w:val="000000" w:themeColor="text1"/>
-        </w:rPr>
-        <w:t>ntend</w:t>
+        <w:t>Intend</w:t>
       </w:r>
       <w:r>
         <w:rPr>
@@ -22522,28 +22442,995 @@
     <w:p>
       <w:pPr>
         <w:rPr>
-          <w:rFonts w:hint="eastAsia"/>
-          <w:color w:val="000000" w:themeColor="text1"/>
-        </w:rPr>
-      </w:pPr>
-    </w:p>
-    <w:p>
-      <w:pPr>
-        <w:rPr>
-          <w:color w:val="000000" w:themeColor="text1"/>
-        </w:rPr>
-      </w:pPr>
-      <w:r>
-        <w:rPr>
-          <w:color w:val="000000" w:themeColor="text1"/>
-        </w:rPr>
-        <w:t>R</w:t>
-      </w:r>
-      <w:r>
-        <w:rPr>
-          <w:color w:val="000000" w:themeColor="text1"/>
-        </w:rPr>
-        <w:t>ecruit</w:t>
+          <w:color w:val="000000" w:themeColor="text1"/>
+        </w:rPr>
+      </w:pPr>
+    </w:p>
+    <w:p>
+      <w:pPr>
+        <w:rPr>
+          <w:color w:val="000000" w:themeColor="text1"/>
+        </w:rPr>
+      </w:pPr>
+      <w:r>
+        <w:rPr>
+          <w:color w:val="000000" w:themeColor="text1"/>
+        </w:rPr>
+        <w:t>Recruit v.</w:t>
+      </w:r>
+      <w:r>
+        <w:rPr>
+          <w:rFonts w:hint="eastAsia"/>
+          <w:color w:val="000000" w:themeColor="text1"/>
+        </w:rPr>
+        <w:t>招聘</w:t>
+      </w:r>
+      <w:r>
+        <w:rPr>
+          <w:rFonts w:hint="eastAsia"/>
+          <w:color w:val="000000" w:themeColor="text1"/>
+        </w:rPr>
+        <w:t>,</w:t>
+      </w:r>
+      <w:r>
+        <w:rPr>
+          <w:color w:val="000000" w:themeColor="text1"/>
+        </w:rPr>
+        <w:t>n.</w:t>
+      </w:r>
+      <w:r>
+        <w:rPr>
+          <w:rFonts w:hint="eastAsia"/>
+          <w:color w:val="000000" w:themeColor="text1"/>
+        </w:rPr>
+        <w:t>新成員、</w:t>
+      </w:r>
+      <w:r>
+        <w:rPr>
+          <w:color w:val="000000" w:themeColor="text1"/>
+        </w:rPr>
+        <w:t>proven</w:t>
+      </w:r>
+      <w:r>
+        <w:rPr>
+          <w:rFonts w:hint="eastAsia"/>
+          <w:color w:val="000000" w:themeColor="text1"/>
+        </w:rPr>
+        <w:t>證實、</w:t>
+      </w:r>
+      <w:r>
+        <w:rPr>
+          <w:color w:val="000000" w:themeColor="text1"/>
+        </w:rPr>
+        <w:t>wrong</w:t>
+      </w:r>
+      <w:r>
+        <w:rPr>
+          <w:rFonts w:hint="eastAsia"/>
+          <w:color w:val="000000" w:themeColor="text1"/>
+        </w:rPr>
+        <w:t xml:space="preserve"> </w:t>
+      </w:r>
+      <w:r>
+        <w:rPr>
+          <w:color w:val="000000" w:themeColor="text1"/>
+        </w:rPr>
+        <w:t>adj.</w:t>
+      </w:r>
+      <w:r>
+        <w:rPr>
+          <w:rFonts w:hint="eastAsia"/>
+          <w:color w:val="000000" w:themeColor="text1"/>
+        </w:rPr>
+        <w:t>錯誤</w:t>
+      </w:r>
+      <w:r>
+        <w:rPr>
+          <w:rFonts w:hint="eastAsia"/>
+          <w:color w:val="000000" w:themeColor="text1"/>
+        </w:rPr>
+        <w:t>/</w:t>
+      </w:r>
+      <w:r>
+        <w:rPr>
+          <w:rFonts w:hint="eastAsia"/>
+          <w:color w:val="000000" w:themeColor="text1"/>
+        </w:rPr>
+        <w:t>不合適</w:t>
+      </w:r>
+    </w:p>
+    <w:p>
+      <w:pPr>
+        <w:rPr>
+          <w:color w:val="000000" w:themeColor="text1"/>
+        </w:rPr>
+      </w:pPr>
+      <w:r>
+        <w:rPr>
+          <w:color w:val="000000" w:themeColor="text1"/>
+        </w:rPr>
+        <w:t>Think highly of</w:t>
+      </w:r>
+      <w:r>
+        <w:rPr>
+          <w:rFonts w:hint="eastAsia"/>
+          <w:color w:val="000000" w:themeColor="text1"/>
+        </w:rPr>
+        <w:t>某人</w:t>
+      </w:r>
+      <w:r>
+        <w:rPr>
+          <w:rFonts w:hint="eastAsia"/>
+          <w:color w:val="000000" w:themeColor="text1"/>
+        </w:rPr>
+        <w:t>:</w:t>
+      </w:r>
+      <w:r>
+        <w:rPr>
+          <w:rFonts w:hint="eastAsia"/>
+          <w:color w:val="000000" w:themeColor="text1"/>
+        </w:rPr>
+        <w:t>看好某人</w:t>
+      </w:r>
+    </w:p>
+    <w:p>
+      <w:pPr>
+        <w:rPr>
+          <w:color w:val="000000" w:themeColor="text1"/>
+        </w:rPr>
+      </w:pPr>
+    </w:p>
+    <w:p>
+      <w:pPr>
+        <w:rPr>
+          <w:color w:val="000000" w:themeColor="text1"/>
+        </w:rPr>
+      </w:pPr>
+      <w:r>
+        <w:rPr>
+          <w:color w:val="000000" w:themeColor="text1"/>
+        </w:rPr>
+        <w:t xml:space="preserve">The company is looking for a highly </w:t>
+      </w:r>
+      <w:r>
+        <w:rPr>
+          <w:color w:val="000000" w:themeColor="text1"/>
+          <w:highlight w:val="yellow"/>
+        </w:rPr>
+        <w:t>experienced</w:t>
+      </w:r>
+      <w:r>
+        <w:rPr>
+          <w:color w:val="000000" w:themeColor="text1"/>
+        </w:rPr>
+        <w:t xml:space="preserve"> employee to join its international sales team.</w:t>
+      </w:r>
+    </w:p>
+    <w:p>
+      <w:pPr>
+        <w:rPr>
+          <w:color w:val="000000" w:themeColor="text1"/>
+        </w:rPr>
+      </w:pPr>
+      <w:r>
+        <w:rPr>
+          <w:color w:val="000000" w:themeColor="text1"/>
+        </w:rPr>
+        <w:t>(A)</w:t>
+      </w:r>
+      <w:r>
+        <w:rPr>
+          <w:color w:val="000000" w:themeColor="text1"/>
+        </w:rPr>
+        <w:t>experience</w:t>
+      </w:r>
+      <w:r>
+        <w:rPr>
+          <w:color w:val="000000" w:themeColor="text1"/>
+        </w:rPr>
+        <w:t xml:space="preserve"> N/V</w:t>
+      </w:r>
+      <w:r>
+        <w:rPr>
+          <w:color w:val="000000" w:themeColor="text1"/>
+          <w:highlight w:val="yellow"/>
+        </w:rPr>
+        <w:t>(B)experienced</w:t>
+      </w:r>
+      <w:r>
+        <w:rPr>
+          <w:color w:val="000000" w:themeColor="text1"/>
+        </w:rPr>
+        <w:t xml:space="preserve"> Adj</w:t>
+      </w:r>
+      <w:r>
+        <w:rPr>
+          <w:color w:val="000000" w:themeColor="text1"/>
+        </w:rPr>
+        <w:t>(C)experiencing</w:t>
+      </w:r>
+      <w:r>
+        <w:rPr>
+          <w:color w:val="000000" w:themeColor="text1"/>
+        </w:rPr>
+        <w:t xml:space="preserve"> V-</w:t>
+      </w:r>
+      <w:proofErr w:type="spellStart"/>
+      <w:r>
+        <w:rPr>
+          <w:color w:val="000000" w:themeColor="text1"/>
+        </w:rPr>
+        <w:t>ing</w:t>
+      </w:r>
+      <w:proofErr w:type="spellEnd"/>
+      <w:r>
+        <w:rPr>
+          <w:color w:val="000000" w:themeColor="text1"/>
+        </w:rPr>
+        <w:t>(D)experiences</w:t>
+      </w:r>
+      <w:r>
+        <w:rPr>
+          <w:color w:val="000000" w:themeColor="text1"/>
+        </w:rPr>
+        <w:t xml:space="preserve"> v/n</w:t>
+      </w:r>
+    </w:p>
+    <w:p>
+      <w:pPr>
+        <w:rPr>
+          <w:color w:val="000000" w:themeColor="text1"/>
+        </w:rPr>
+      </w:pPr>
+      <w:r>
+        <w:rPr>
+          <w:rFonts w:hint="eastAsia"/>
+          <w:color w:val="000000" w:themeColor="text1"/>
+        </w:rPr>
+        <w:t>空格後面是名詞</w:t>
+      </w:r>
+      <w:r>
+        <w:rPr>
+          <w:rFonts w:hint="eastAsia"/>
+          <w:color w:val="000000" w:themeColor="text1"/>
+        </w:rPr>
+        <w:t>e</w:t>
+      </w:r>
+      <w:r>
+        <w:rPr>
+          <w:color w:val="000000" w:themeColor="text1"/>
+        </w:rPr>
+        <w:t>mployee</w:t>
+      </w:r>
+      <w:r>
+        <w:rPr>
+          <w:rFonts w:hint="eastAsia"/>
+          <w:color w:val="000000" w:themeColor="text1"/>
+        </w:rPr>
+        <w:t>，前面需要用形容詞去修飾名詞</w:t>
+      </w:r>
+    </w:p>
+    <w:p>
+      <w:pPr>
+        <w:rPr>
+          <w:color w:val="000000" w:themeColor="text1"/>
+        </w:rPr>
+      </w:pPr>
+    </w:p>
+    <w:p>
+      <w:pPr>
+        <w:rPr>
+          <w:color w:val="000000" w:themeColor="text1"/>
+        </w:rPr>
+      </w:pPr>
+      <w:r>
+        <w:rPr>
+          <w:color w:val="000000" w:themeColor="text1"/>
+        </w:rPr>
+        <w:t xml:space="preserve">All employees are responsible </w:t>
+      </w:r>
+      <w:r>
+        <w:rPr>
+          <w:color w:val="000000" w:themeColor="text1"/>
+          <w:highlight w:val="yellow"/>
+        </w:rPr>
+        <w:t>for</w:t>
+      </w:r>
+      <w:r>
+        <w:rPr>
+          <w:color w:val="000000" w:themeColor="text1"/>
+        </w:rPr>
+        <w:t xml:space="preserve"> completing the training program by Friday.</w:t>
+      </w:r>
+    </w:p>
+    <w:p>
+      <w:pPr>
+        <w:rPr>
+          <w:color w:val="000000" w:themeColor="text1"/>
+        </w:rPr>
+      </w:pPr>
+      <w:r>
+        <w:rPr>
+          <w:color w:val="000000" w:themeColor="text1"/>
+        </w:rPr>
+        <w:t>(A)</w:t>
+      </w:r>
+      <w:r>
+        <w:rPr>
+          <w:color w:val="000000" w:themeColor="text1"/>
+        </w:rPr>
+        <w:t>at(B)on</w:t>
+      </w:r>
+      <w:r>
+        <w:rPr>
+          <w:color w:val="000000" w:themeColor="text1"/>
+          <w:highlight w:val="yellow"/>
+        </w:rPr>
+        <w:t>(C)for</w:t>
+      </w:r>
+      <w:r>
+        <w:rPr>
+          <w:color w:val="000000" w:themeColor="text1"/>
+        </w:rPr>
+        <w:t>(D)with</w:t>
+      </w:r>
+    </w:p>
+    <w:p>
+      <w:pPr>
+        <w:rPr>
+          <w:color w:val="000000" w:themeColor="text1"/>
+        </w:rPr>
+      </w:pPr>
+      <w:r>
+        <w:rPr>
+          <w:color w:val="000000" w:themeColor="text1"/>
+        </w:rPr>
+        <w:t>Be responsible for +N/V-</w:t>
+      </w:r>
+      <w:proofErr w:type="spellStart"/>
+      <w:r>
+        <w:rPr>
+          <w:color w:val="000000" w:themeColor="text1"/>
+        </w:rPr>
+        <w:t>ing</w:t>
+      </w:r>
+      <w:proofErr w:type="spellEnd"/>
+      <w:r>
+        <w:rPr>
+          <w:color w:val="000000" w:themeColor="text1"/>
+        </w:rPr>
+        <w:t xml:space="preserve"> = </w:t>
+      </w:r>
+      <w:r>
+        <w:rPr>
+          <w:rFonts w:hint="eastAsia"/>
+          <w:color w:val="000000" w:themeColor="text1"/>
+        </w:rPr>
+        <w:t>對</w:t>
+      </w:r>
+      <w:r>
+        <w:rPr>
+          <w:rFonts w:hint="eastAsia"/>
+          <w:color w:val="000000" w:themeColor="text1"/>
+        </w:rPr>
+        <w:t>.</w:t>
+      </w:r>
+      <w:r>
+        <w:rPr>
+          <w:color w:val="000000" w:themeColor="text1"/>
+        </w:rPr>
+        <w:t>.</w:t>
+      </w:r>
+      <w:r>
+        <w:rPr>
+          <w:rFonts w:hint="eastAsia"/>
+          <w:color w:val="000000" w:themeColor="text1"/>
+        </w:rPr>
+        <w:t>負責</w:t>
+      </w:r>
+    </w:p>
+    <w:p>
+      <w:pPr>
+        <w:rPr>
+          <w:color w:val="000000" w:themeColor="text1"/>
+        </w:rPr>
+      </w:pPr>
+      <w:proofErr w:type="spellStart"/>
+      <w:proofErr w:type="gramStart"/>
+      <w:r>
+        <w:rPr>
+          <w:color w:val="000000" w:themeColor="text1"/>
+        </w:rPr>
+        <w:t>Ex:I</w:t>
+      </w:r>
+      <w:proofErr w:type="spellEnd"/>
+      <w:proofErr w:type="gramEnd"/>
+      <w:r>
+        <w:rPr>
+          <w:color w:val="000000" w:themeColor="text1"/>
+        </w:rPr>
+        <w:t xml:space="preserve"> am responsible for this project. </w:t>
+      </w:r>
+      <w:r>
+        <w:rPr>
+          <w:rFonts w:hint="eastAsia"/>
+          <w:color w:val="000000" w:themeColor="text1"/>
+        </w:rPr>
+        <w:t>我負責這個專案</w:t>
+      </w:r>
+    </w:p>
+    <w:p>
+      <w:pPr>
+        <w:rPr>
+          <w:color w:val="000000" w:themeColor="text1"/>
+        </w:rPr>
+      </w:pPr>
+      <w:r>
+        <w:rPr>
+          <w:color w:val="000000" w:themeColor="text1"/>
+        </w:rPr>
+        <w:lastRenderedPageBreak/>
+        <w:t xml:space="preserve">He turned down her peers, help and chose to finish the task </w:t>
+      </w:r>
+      <w:r>
+        <w:rPr>
+          <w:color w:val="FF0000"/>
+        </w:rPr>
+        <w:t xml:space="preserve">on </w:t>
+      </w:r>
+      <w:r>
+        <w:rPr>
+          <w:color w:val="000000" w:themeColor="text1"/>
+          <w:highlight w:val="yellow"/>
+        </w:rPr>
+        <w:t>her own</w:t>
+      </w:r>
+    </w:p>
+    <w:p>
+      <w:pPr>
+        <w:rPr>
+          <w:color w:val="000000" w:themeColor="text1"/>
+        </w:rPr>
+      </w:pPr>
+      <w:r>
+        <w:rPr>
+          <w:color w:val="000000" w:themeColor="text1"/>
+        </w:rPr>
+        <w:t>(A)</w:t>
+      </w:r>
+      <w:r>
+        <w:rPr>
+          <w:color w:val="000000" w:themeColor="text1"/>
+        </w:rPr>
+        <w:t>hers</w:t>
+      </w:r>
+      <w:r>
+        <w:rPr>
+          <w:rFonts w:hint="eastAsia"/>
+          <w:color w:val="000000" w:themeColor="text1"/>
+        </w:rPr>
+        <w:t>她的</w:t>
+      </w:r>
+      <w:r>
+        <w:rPr>
+          <w:rFonts w:hint="eastAsia"/>
+          <w:color w:val="000000" w:themeColor="text1"/>
+        </w:rPr>
+        <w:t>(</w:t>
+      </w:r>
+      <w:r>
+        <w:rPr>
+          <w:rFonts w:hint="eastAsia"/>
+          <w:color w:val="000000" w:themeColor="text1"/>
+        </w:rPr>
+        <w:t>所有格代名詞</w:t>
+      </w:r>
+      <w:r>
+        <w:rPr>
+          <w:rFonts w:hint="eastAsia"/>
+          <w:color w:val="000000" w:themeColor="text1"/>
+        </w:rPr>
+        <w:t>)</w:t>
+      </w:r>
+      <w:r>
+        <w:rPr>
+          <w:color w:val="000000" w:themeColor="text1"/>
+        </w:rPr>
+        <w:t>(B)she</w:t>
+      </w:r>
+      <w:r>
+        <w:rPr>
+          <w:rFonts w:hint="eastAsia"/>
+          <w:color w:val="000000" w:themeColor="text1"/>
+        </w:rPr>
+        <w:t>她</w:t>
+      </w:r>
+      <w:r>
+        <w:rPr>
+          <w:rFonts w:hint="eastAsia"/>
+          <w:color w:val="000000" w:themeColor="text1"/>
+        </w:rPr>
+        <w:t>(</w:t>
+      </w:r>
+      <w:r>
+        <w:rPr>
+          <w:rFonts w:hint="eastAsia"/>
+          <w:color w:val="000000" w:themeColor="text1"/>
+        </w:rPr>
+        <w:t>主格</w:t>
+      </w:r>
+      <w:r>
+        <w:rPr>
+          <w:rFonts w:hint="eastAsia"/>
+          <w:color w:val="000000" w:themeColor="text1"/>
+        </w:rPr>
+        <w:t>)</w:t>
+      </w:r>
+      <w:r>
+        <w:rPr>
+          <w:color w:val="000000" w:themeColor="text1"/>
+          <w:highlight w:val="yellow"/>
+        </w:rPr>
+        <w:t>(C)her own</w:t>
+      </w:r>
+      <w:r>
+        <w:rPr>
+          <w:rFonts w:hint="eastAsia"/>
+          <w:color w:val="000000" w:themeColor="text1"/>
+          <w:highlight w:val="yellow"/>
+        </w:rPr>
+        <w:t>她自己</w:t>
+      </w:r>
+      <w:r>
+        <w:rPr>
+          <w:color w:val="000000" w:themeColor="text1"/>
+        </w:rPr>
+        <w:t>(D)herself</w:t>
+      </w:r>
+      <w:r>
+        <w:rPr>
+          <w:rFonts w:hint="eastAsia"/>
+          <w:color w:val="000000" w:themeColor="text1"/>
+        </w:rPr>
+        <w:t>她自己</w:t>
+      </w:r>
+      <w:r>
+        <w:rPr>
+          <w:rFonts w:hint="eastAsia"/>
+          <w:color w:val="000000" w:themeColor="text1"/>
+        </w:rPr>
+        <w:t>(</w:t>
+      </w:r>
+      <w:r>
+        <w:rPr>
+          <w:rFonts w:hint="eastAsia"/>
+          <w:color w:val="000000" w:themeColor="text1"/>
+        </w:rPr>
+        <w:t>反身代名詞</w:t>
+      </w:r>
+      <w:r>
+        <w:rPr>
+          <w:rFonts w:hint="eastAsia"/>
+          <w:color w:val="000000" w:themeColor="text1"/>
+        </w:rPr>
+        <w:t>)</w:t>
+      </w:r>
+    </w:p>
+    <w:p>
+      <w:pPr>
+        <w:rPr>
+          <w:color w:val="000000" w:themeColor="text1"/>
+        </w:rPr>
+      </w:pPr>
+      <w:r>
+        <w:rPr>
+          <w:color w:val="000000" w:themeColor="text1"/>
+        </w:rPr>
+        <w:t>turned down</w:t>
+      </w:r>
+      <w:r>
+        <w:rPr>
+          <w:color w:val="000000" w:themeColor="text1"/>
+        </w:rPr>
+        <w:t xml:space="preserve"> = refuse = reject</w:t>
+      </w:r>
+      <w:proofErr w:type="gramStart"/>
+      <w:r>
+        <w:rPr>
+          <w:rFonts w:hint="eastAsia"/>
+          <w:color w:val="000000" w:themeColor="text1"/>
+        </w:rPr>
+        <w:t>婉</w:t>
+      </w:r>
+      <w:proofErr w:type="gramEnd"/>
+      <w:r>
+        <w:rPr>
+          <w:rFonts w:hint="eastAsia"/>
+          <w:color w:val="000000" w:themeColor="text1"/>
+        </w:rPr>
+        <w:t>拒、</w:t>
+      </w:r>
+      <w:r>
+        <w:rPr>
+          <w:color w:val="000000" w:themeColor="text1"/>
+        </w:rPr>
+        <w:t>pear</w:t>
+      </w:r>
+      <w:r>
+        <w:rPr>
+          <w:color w:val="000000" w:themeColor="text1"/>
+        </w:rPr>
+        <w:t xml:space="preserve"> n.</w:t>
+      </w:r>
+      <w:r>
+        <w:rPr>
+          <w:rFonts w:hint="eastAsia"/>
+          <w:color w:val="000000" w:themeColor="text1"/>
+        </w:rPr>
+        <w:t>梨子、</w:t>
+      </w:r>
+      <w:r>
+        <w:rPr>
+          <w:rFonts w:hint="eastAsia"/>
+          <w:color w:val="000000" w:themeColor="text1"/>
+        </w:rPr>
+        <w:t>p</w:t>
+      </w:r>
+      <w:r>
+        <w:rPr>
+          <w:color w:val="000000" w:themeColor="text1"/>
+        </w:rPr>
+        <w:t>eer n.</w:t>
+      </w:r>
+      <w:r>
+        <w:rPr>
+          <w:rFonts w:hint="eastAsia"/>
+          <w:color w:val="000000" w:themeColor="text1"/>
+        </w:rPr>
+        <w:t>同儕的</w:t>
+      </w:r>
+      <w:r>
+        <w:rPr>
+          <w:rFonts w:hint="eastAsia"/>
+          <w:color w:val="000000" w:themeColor="text1"/>
+        </w:rPr>
+        <w:t>,</w:t>
+      </w:r>
+      <w:r>
+        <w:rPr>
+          <w:color w:val="000000" w:themeColor="text1"/>
+        </w:rPr>
+        <w:t>v.</w:t>
+      </w:r>
+      <w:r>
+        <w:rPr>
+          <w:rFonts w:hint="eastAsia"/>
+          <w:color w:val="000000" w:themeColor="text1"/>
+        </w:rPr>
+        <w:t>仔細看</w:t>
+      </w:r>
+    </w:p>
+    <w:p>
+      <w:pPr>
+        <w:rPr>
+          <w:color w:val="000000" w:themeColor="text1"/>
+        </w:rPr>
+      </w:pPr>
+    </w:p>
+    <w:p>
+      <w:pPr>
+        <w:rPr>
+          <w:color w:val="000000" w:themeColor="text1"/>
+        </w:rPr>
+      </w:pPr>
+      <w:r>
+        <w:rPr>
+          <w:rFonts w:hint="eastAsia"/>
+          <w:color w:val="000000" w:themeColor="text1"/>
+        </w:rPr>
+        <w:t>b</w:t>
+      </w:r>
+      <w:r>
+        <w:rPr>
+          <w:rFonts w:hint="eastAsia"/>
+          <w:color w:val="000000" w:themeColor="text1"/>
+        </w:rPr>
+        <w:t>不是</w:t>
+      </w:r>
+      <w:r>
+        <w:rPr>
+          <w:rFonts w:hint="eastAsia"/>
+          <w:color w:val="000000" w:themeColor="text1"/>
+        </w:rPr>
+        <w:t>，</w:t>
+      </w:r>
+      <w:r>
+        <w:rPr>
+          <w:rFonts w:hint="eastAsia"/>
+          <w:color w:val="000000" w:themeColor="text1"/>
+        </w:rPr>
+        <w:t>o</w:t>
+      </w:r>
+      <w:r>
+        <w:rPr>
+          <w:color w:val="000000" w:themeColor="text1"/>
+        </w:rPr>
+        <w:t>n(</w:t>
+      </w:r>
+      <w:r>
+        <w:rPr>
+          <w:rFonts w:hint="eastAsia"/>
+          <w:color w:val="000000" w:themeColor="text1"/>
+        </w:rPr>
+        <w:t>介係詞</w:t>
+      </w:r>
+      <w:r>
+        <w:rPr>
+          <w:color w:val="000000" w:themeColor="text1"/>
+        </w:rPr>
+        <w:t>)</w:t>
+      </w:r>
+      <w:r>
+        <w:rPr>
+          <w:rFonts w:hint="eastAsia"/>
+          <w:color w:val="000000" w:themeColor="text1"/>
+        </w:rPr>
+        <w:t>後面不能有主格</w:t>
+      </w:r>
+    </w:p>
+    <w:p>
+      <w:pPr>
+        <w:rPr>
+          <w:color w:val="000000" w:themeColor="text1"/>
+        </w:rPr>
+      </w:pPr>
+      <w:r>
+        <w:rPr>
+          <w:rFonts w:hint="eastAsia"/>
+          <w:color w:val="000000" w:themeColor="text1"/>
+        </w:rPr>
+        <w:t>如果沒有</w:t>
+      </w:r>
+      <w:r>
+        <w:rPr>
+          <w:rFonts w:hint="eastAsia"/>
+          <w:color w:val="000000" w:themeColor="text1"/>
+        </w:rPr>
+        <w:t>o</w:t>
+      </w:r>
+      <w:r>
+        <w:rPr>
+          <w:color w:val="000000" w:themeColor="text1"/>
+        </w:rPr>
+        <w:t>n</w:t>
+      </w:r>
+      <w:r>
+        <w:rPr>
+          <w:rFonts w:hint="eastAsia"/>
+          <w:color w:val="000000" w:themeColor="text1"/>
+        </w:rPr>
+        <w:t>的話就選</w:t>
+      </w:r>
+      <w:r>
+        <w:rPr>
+          <w:color w:val="000000" w:themeColor="text1"/>
+        </w:rPr>
+        <w:t>(D)herself</w:t>
+      </w:r>
+      <w:r>
+        <w:rPr>
+          <w:rFonts w:hint="eastAsia"/>
+          <w:color w:val="000000" w:themeColor="text1"/>
+        </w:rPr>
+        <w:t>她自己</w:t>
+      </w:r>
+    </w:p>
+    <w:p>
+      <w:pPr>
+        <w:rPr>
+          <w:color w:val="000000" w:themeColor="text1"/>
+        </w:rPr>
+      </w:pPr>
+    </w:p>
+    <w:p>
+      <w:pPr>
+        <w:rPr>
+          <w:color w:val="000000" w:themeColor="text1"/>
+        </w:rPr>
+      </w:pPr>
+      <w:r>
+        <w:rPr>
+          <w:color w:val="000000" w:themeColor="text1"/>
+        </w:rPr>
+        <w:t>On</w:t>
+      </w:r>
+      <w:proofErr w:type="gramStart"/>
+      <w:r>
+        <w:rPr>
+          <w:rFonts w:hint="eastAsia"/>
+          <w:color w:val="000000" w:themeColor="text1"/>
+        </w:rPr>
+        <w:t>某人</w:t>
+      </w:r>
+      <w:r>
+        <w:rPr>
+          <w:rFonts w:hint="eastAsia"/>
+          <w:color w:val="000000" w:themeColor="text1"/>
+        </w:rPr>
+        <w:t>,</w:t>
+      </w:r>
+      <w:proofErr w:type="gramEnd"/>
+      <w:r>
+        <w:rPr>
+          <w:color w:val="000000" w:themeColor="text1"/>
+        </w:rPr>
+        <w:t xml:space="preserve">s own = by </w:t>
+      </w:r>
+      <w:r>
+        <w:rPr>
+          <w:rFonts w:hint="eastAsia"/>
+          <w:color w:val="000000" w:themeColor="text1"/>
+        </w:rPr>
+        <w:t>某人</w:t>
+      </w:r>
+      <w:r>
+        <w:rPr>
+          <w:rFonts w:hint="eastAsia"/>
+          <w:color w:val="000000" w:themeColor="text1"/>
+        </w:rPr>
+        <w:t>s</w:t>
+      </w:r>
+      <w:r>
+        <w:rPr>
+          <w:color w:val="000000" w:themeColor="text1"/>
+        </w:rPr>
+        <w:t xml:space="preserve">elf = </w:t>
+      </w:r>
+      <w:r>
+        <w:rPr>
+          <w:rFonts w:hint="eastAsia"/>
+          <w:color w:val="000000" w:themeColor="text1"/>
+        </w:rPr>
+        <w:t>某人</w:t>
+      </w:r>
+      <w:r>
+        <w:rPr>
+          <w:rFonts w:hint="eastAsia"/>
+          <w:color w:val="000000" w:themeColor="text1"/>
+        </w:rPr>
+        <w:t>s</w:t>
+      </w:r>
+      <w:r>
+        <w:rPr>
+          <w:color w:val="000000" w:themeColor="text1"/>
+        </w:rPr>
+        <w:t>elf</w:t>
+      </w:r>
+    </w:p>
+    <w:p>
+      <w:pPr>
+        <w:rPr>
+          <w:color w:val="000000" w:themeColor="text1"/>
+        </w:rPr>
+      </w:pPr>
+      <w:r>
+        <w:rPr>
+          <w:color w:val="000000" w:themeColor="text1"/>
+        </w:rPr>
+        <w:t>On my own = by myself = myself</w:t>
+      </w:r>
+    </w:p>
+    <w:p>
+      <w:pPr>
+        <w:rPr>
+          <w:color w:val="000000" w:themeColor="text1"/>
+        </w:rPr>
+      </w:pPr>
+    </w:p>
+    <w:p>
+      <w:pPr>
+        <w:rPr>
+          <w:color w:val="000000" w:themeColor="text1"/>
+        </w:rPr>
+      </w:pPr>
+      <w:r>
+        <w:rPr>
+          <w:color w:val="000000" w:themeColor="text1"/>
+        </w:rPr>
+        <w:t xml:space="preserve">The RMA department </w:t>
+      </w:r>
+      <w:r>
+        <w:rPr>
+          <w:color w:val="000000" w:themeColor="text1"/>
+          <w:highlight w:val="yellow"/>
+        </w:rPr>
+        <w:t>handles</w:t>
+      </w:r>
+      <w:r>
+        <w:rPr>
+          <w:color w:val="000000" w:themeColor="text1"/>
+        </w:rPr>
+        <w:t xml:space="preserve"> all returned products due to defects or malfunctions</w:t>
+      </w:r>
+    </w:p>
+    <w:p>
+      <w:pPr>
+        <w:rPr>
+          <w:color w:val="000000" w:themeColor="text1"/>
+        </w:rPr>
+      </w:pPr>
+      <w:r>
+        <w:rPr>
+          <w:color w:val="000000" w:themeColor="text1"/>
+          <w:highlight w:val="yellow"/>
+        </w:rPr>
+        <w:t>(A)handles</w:t>
+      </w:r>
+      <w:r>
+        <w:rPr>
+          <w:rFonts w:hint="eastAsia"/>
+          <w:color w:val="000000" w:themeColor="text1"/>
+          <w:highlight w:val="yellow"/>
+        </w:rPr>
+        <w:t>處理</w:t>
+      </w:r>
+      <w:r>
+        <w:rPr>
+          <w:color w:val="000000" w:themeColor="text1"/>
+        </w:rPr>
+        <w:t>(B)employs</w:t>
+      </w:r>
+      <w:r>
+        <w:rPr>
+          <w:rFonts w:hint="eastAsia"/>
+          <w:color w:val="000000" w:themeColor="text1"/>
+        </w:rPr>
+        <w:t>雇用</w:t>
+      </w:r>
+      <w:r>
+        <w:rPr>
+          <w:color w:val="000000" w:themeColor="text1"/>
+        </w:rPr>
+        <w:t>(C)trains</w:t>
+      </w:r>
+      <w:r>
+        <w:rPr>
+          <w:rFonts w:hint="eastAsia"/>
+          <w:color w:val="000000" w:themeColor="text1"/>
+        </w:rPr>
+        <w:t>訓練</w:t>
+      </w:r>
+      <w:r>
+        <w:rPr>
+          <w:color w:val="000000" w:themeColor="text1"/>
+        </w:rPr>
+        <w:t>(D)rejects</w:t>
+      </w:r>
+      <w:r>
+        <w:rPr>
+          <w:rFonts w:hint="eastAsia"/>
+          <w:color w:val="000000" w:themeColor="text1"/>
+        </w:rPr>
+        <w:t>拒絕</w:t>
+      </w:r>
+    </w:p>
+    <w:p>
+      <w:pPr>
+        <w:rPr>
+          <w:color w:val="000000" w:themeColor="text1"/>
+        </w:rPr>
+      </w:pPr>
+      <w:r>
+        <w:rPr>
+          <w:color w:val="000000" w:themeColor="text1"/>
+        </w:rPr>
+        <w:t>M</w:t>
+      </w:r>
+      <w:r>
+        <w:rPr>
+          <w:color w:val="000000" w:themeColor="text1"/>
+        </w:rPr>
+        <w:t>alfunctions</w:t>
       </w:r>
       <w:r>
         <w:rPr>
@@ -22556,7 +23443,7 @@
           <w:rFonts w:hint="eastAsia"/>
           <w:color w:val="000000" w:themeColor="text1"/>
         </w:rPr>
-        <w:t>招聘</w:t>
+        <w:t>發生故障</w:t>
       </w:r>
       <w:r>
         <w:rPr>
@@ -22576,37 +23463,1286 @@
           <w:rFonts w:hint="eastAsia"/>
           <w:color w:val="000000" w:themeColor="text1"/>
         </w:rPr>
-        <w:t>新成員、</w:t>
-      </w:r>
-      <w:r>
-        <w:rPr>
-          <w:color w:val="000000" w:themeColor="text1"/>
-        </w:rPr>
-        <w:t>proven</w:t>
-      </w:r>
-      <w:r>
-        <w:rPr>
-          <w:rFonts w:hint="eastAsia"/>
-          <w:color w:val="000000" w:themeColor="text1"/>
-        </w:rPr>
-        <w:t>證實、</w:t>
-      </w:r>
-      <w:r>
-        <w:rPr>
-          <w:color w:val="000000" w:themeColor="text1"/>
-        </w:rPr>
-        <w:t>wrong</w:t>
-      </w:r>
-      <w:r>
-        <w:rPr>
-          <w:rFonts w:hint="eastAsia"/>
-          <w:color w:val="000000" w:themeColor="text1"/>
+        <w:t>故障</w:t>
+      </w:r>
+      <w:r>
+        <w:rPr>
+          <w:rFonts w:hint="eastAsia"/>
+          <w:color w:val="000000" w:themeColor="text1"/>
+        </w:rPr>
+        <w:t>、</w:t>
+      </w:r>
+      <w:r>
+        <w:rPr>
+          <w:rFonts w:hint="eastAsia"/>
+          <w:color w:val="000000" w:themeColor="text1"/>
+        </w:rPr>
+        <w:t>d</w:t>
+      </w:r>
+      <w:r>
+        <w:rPr>
+          <w:color w:val="000000" w:themeColor="text1"/>
+        </w:rPr>
+        <w:t xml:space="preserve">ue to </w:t>
+      </w:r>
+      <w:r>
+        <w:rPr>
+          <w:rFonts w:hint="eastAsia"/>
+          <w:color w:val="000000" w:themeColor="text1"/>
+        </w:rPr>
+        <w:t>因為、</w:t>
+      </w:r>
+      <w:r>
+        <w:rPr>
+          <w:rFonts w:hint="eastAsia"/>
+          <w:color w:val="000000" w:themeColor="text1"/>
+        </w:rPr>
+        <w:t>d</w:t>
+      </w:r>
+      <w:r>
+        <w:rPr>
+          <w:color w:val="000000" w:themeColor="text1"/>
+        </w:rPr>
+        <w:t>efect n.</w:t>
+      </w:r>
+      <w:r>
+        <w:rPr>
+          <w:rFonts w:hint="eastAsia"/>
+          <w:color w:val="000000" w:themeColor="text1"/>
+        </w:rPr>
+        <w:t>缺點</w:t>
+      </w:r>
+      <w:r>
+        <w:rPr>
+          <w:rFonts w:hint="eastAsia"/>
+          <w:color w:val="000000" w:themeColor="text1"/>
+        </w:rPr>
+        <w:t>/</w:t>
+      </w:r>
+      <w:r>
+        <w:rPr>
+          <w:rFonts w:hint="eastAsia"/>
+          <w:color w:val="000000" w:themeColor="text1"/>
+        </w:rPr>
+        <w:t>瑕疵</w:t>
+      </w:r>
+    </w:p>
+    <w:p>
+      <w:pPr>
+        <w:rPr>
+          <w:rFonts w:hint="eastAsia"/>
+          <w:color w:val="000000" w:themeColor="text1"/>
+        </w:rPr>
+      </w:pPr>
+    </w:p>
+    <w:p>
+      <w:pPr>
+        <w:rPr>
+          <w:color w:val="000000" w:themeColor="text1"/>
+        </w:rPr>
+      </w:pPr>
+      <w:r>
+        <w:rPr>
+          <w:color w:val="000000" w:themeColor="text1"/>
+        </w:rPr>
+        <w:t xml:space="preserve">Young adults should have been taught the value </w:t>
+      </w:r>
+      <w:r>
+        <w:rPr>
+          <w:color w:val="FF0000"/>
+        </w:rPr>
+        <w:t xml:space="preserve">of </w:t>
+      </w:r>
+      <w:r>
+        <w:rPr>
+          <w:color w:val="000000" w:themeColor="text1"/>
+          <w:highlight w:val="yellow"/>
+        </w:rPr>
+        <w:t>adaptability</w:t>
+      </w:r>
+      <w:r>
+        <w:rPr>
+          <w:color w:val="FF0000"/>
+        </w:rPr>
+        <w:t xml:space="preserve"> at </w:t>
+      </w:r>
+      <w:r>
+        <w:rPr>
+          <w:color w:val="000000" w:themeColor="text1"/>
+        </w:rPr>
+        <w:t>a younger age.</w:t>
+      </w:r>
+    </w:p>
+    <w:p>
+      <w:pPr>
+        <w:rPr>
+          <w:color w:val="000000" w:themeColor="text1"/>
+        </w:rPr>
+      </w:pPr>
+      <w:r>
+        <w:rPr>
+          <w:color w:val="000000" w:themeColor="text1"/>
+        </w:rPr>
+        <w:t>(A)</w:t>
+      </w:r>
+      <w:r>
+        <w:rPr>
+          <w:color w:val="000000" w:themeColor="text1"/>
+        </w:rPr>
+        <w:t>adapt</w:t>
+      </w:r>
+      <w:r>
+        <w:rPr>
+          <w:color w:val="000000" w:themeColor="text1"/>
+        </w:rPr>
+        <w:t xml:space="preserve"> v.</w:t>
+      </w:r>
+      <w:r>
+        <w:rPr>
+          <w:rFonts w:hint="eastAsia"/>
+          <w:color w:val="000000" w:themeColor="text1"/>
+        </w:rPr>
+        <w:t>適應</w:t>
+      </w:r>
+      <w:r>
+        <w:rPr>
+          <w:color w:val="000000" w:themeColor="text1"/>
+        </w:rPr>
+        <w:t>(B)adapted</w:t>
+      </w:r>
+      <w:r>
+        <w:rPr>
+          <w:color w:val="000000" w:themeColor="text1"/>
+          <w:highlight w:val="yellow"/>
+        </w:rPr>
+        <w:t>(C)adaptability</w:t>
+      </w:r>
+      <w:r>
+        <w:rPr>
+          <w:rFonts w:hint="eastAsia"/>
+          <w:color w:val="000000" w:themeColor="text1"/>
+          <w:highlight w:val="yellow"/>
         </w:rPr>
         <w:t xml:space="preserve"> </w:t>
       </w:r>
       <w:r>
         <w:rPr>
           <w:color w:val="000000" w:themeColor="text1"/>
+          <w:highlight w:val="yellow"/>
+        </w:rPr>
+        <w:t>N</w:t>
+      </w:r>
+      <w:r>
+        <w:rPr>
+          <w:color w:val="000000" w:themeColor="text1"/>
+        </w:rPr>
+        <w:t>(D)adaptable</w:t>
+      </w:r>
+      <w:r>
+        <w:rPr>
+          <w:color w:val="000000" w:themeColor="text1"/>
+        </w:rPr>
+        <w:t xml:space="preserve"> Adj</w:t>
+      </w:r>
+    </w:p>
+    <w:p>
+      <w:pPr>
+        <w:rPr>
+          <w:color w:val="000000" w:themeColor="text1"/>
+        </w:rPr>
+      </w:pPr>
+    </w:p>
+    <w:p>
+      <w:pPr>
+        <w:rPr>
+          <w:color w:val="000000" w:themeColor="text1"/>
+        </w:rPr>
+      </w:pPr>
+      <w:r>
+        <w:rPr>
+          <w:color w:val="000000" w:themeColor="text1"/>
+        </w:rPr>
+        <w:t>Prep +</w:t>
+      </w:r>
+      <w:proofErr w:type="spellStart"/>
+      <w:r>
+        <w:rPr>
+          <w:color w:val="000000" w:themeColor="text1"/>
+        </w:rPr>
+        <w:t>N+prep</w:t>
+      </w:r>
+      <w:proofErr w:type="spellEnd"/>
+      <w:r>
+        <w:rPr>
+          <w:color w:val="000000" w:themeColor="text1"/>
+        </w:rPr>
+        <w:t>:</w:t>
+      </w:r>
+    </w:p>
+    <w:p>
+      <w:pPr>
+        <w:rPr>
+          <w:color w:val="000000" w:themeColor="text1"/>
+        </w:rPr>
+      </w:pPr>
+      <w:r>
+        <w:rPr>
+          <w:color w:val="000000" w:themeColor="text1"/>
+        </w:rPr>
+        <w:t>In hopes of</w:t>
+      </w:r>
+      <w:r>
+        <w:rPr>
+          <w:rFonts w:hint="eastAsia"/>
+          <w:color w:val="000000" w:themeColor="text1"/>
+        </w:rPr>
+        <w:t>為了希望、</w:t>
+      </w:r>
+      <w:r>
+        <w:rPr>
+          <w:rFonts w:hint="eastAsia"/>
+          <w:color w:val="000000" w:themeColor="text1"/>
+        </w:rPr>
+        <w:t>f</w:t>
+      </w:r>
+      <w:r>
+        <w:rPr>
+          <w:color w:val="000000" w:themeColor="text1"/>
+        </w:rPr>
+        <w:t>or the future of</w:t>
+      </w:r>
+      <w:r>
+        <w:rPr>
+          <w:rFonts w:hint="eastAsia"/>
+          <w:color w:val="000000" w:themeColor="text1"/>
+        </w:rPr>
+        <w:t>為了將來、</w:t>
+      </w:r>
+      <w:r>
+        <w:rPr>
+          <w:rFonts w:hint="eastAsia"/>
+          <w:color w:val="000000" w:themeColor="text1"/>
+        </w:rPr>
+        <w:t>a</w:t>
+      </w:r>
+      <w:r>
+        <w:rPr>
+          <w:color w:val="000000" w:themeColor="text1"/>
+        </w:rPr>
+        <w:t>t the expense of</w:t>
+      </w:r>
+      <w:r>
+        <w:rPr>
+          <w:rFonts w:hint="eastAsia"/>
+          <w:color w:val="000000" w:themeColor="text1"/>
+        </w:rPr>
+        <w:t>消耗了</w:t>
+      </w:r>
+      <w:r>
+        <w:rPr>
+          <w:color w:val="000000" w:themeColor="text1"/>
+        </w:rPr>
+        <w:t>…</w:t>
+      </w:r>
+    </w:p>
+    <w:p>
+      <w:pPr>
+        <w:rPr>
+          <w:color w:val="000000" w:themeColor="text1"/>
+        </w:rPr>
+      </w:pPr>
+      <w:r>
+        <w:rPr>
+          <w:color w:val="000000" w:themeColor="text1"/>
+        </w:rPr>
+        <w:t>should have been</w:t>
+      </w:r>
+      <w:r>
+        <w:rPr>
+          <w:color w:val="000000" w:themeColor="text1"/>
+        </w:rPr>
+        <w:t xml:space="preserve"> </w:t>
+      </w:r>
+      <w:r>
+        <w:rPr>
+          <w:rFonts w:hint="eastAsia"/>
+          <w:color w:val="000000" w:themeColor="text1"/>
+        </w:rPr>
+        <w:t>早該被</w:t>
+      </w:r>
+      <w:r>
+        <w:rPr>
+          <w:color w:val="000000" w:themeColor="text1"/>
+        </w:rPr>
+        <w:t>…</w:t>
+      </w:r>
+      <w:r>
+        <w:rPr>
+          <w:rFonts w:hint="eastAsia"/>
+          <w:color w:val="000000" w:themeColor="text1"/>
+        </w:rPr>
+        <w:t>、</w:t>
+      </w:r>
+      <w:r>
+        <w:rPr>
+          <w:rFonts w:hint="eastAsia"/>
+          <w:color w:val="000000" w:themeColor="text1"/>
+        </w:rPr>
+        <w:t>t</w:t>
+      </w:r>
+      <w:r>
+        <w:rPr>
+          <w:color w:val="000000" w:themeColor="text1"/>
+        </w:rPr>
+        <w:t>each-taught-taught</w:t>
+      </w:r>
+      <w:r>
+        <w:rPr>
+          <w:rFonts w:hint="eastAsia"/>
+          <w:color w:val="000000" w:themeColor="text1"/>
+        </w:rPr>
+        <w:t>教導</w:t>
+      </w:r>
+    </w:p>
+    <w:p>
+      <w:pPr>
+        <w:rPr>
+          <w:color w:val="000000" w:themeColor="text1"/>
+        </w:rPr>
+      </w:pPr>
+    </w:p>
+    <w:p>
+      <w:pPr>
+        <w:rPr>
+          <w:color w:val="000000" w:themeColor="text1"/>
+        </w:rPr>
+      </w:pPr>
+      <w:r>
+        <w:rPr>
+          <w:color w:val="000000" w:themeColor="text1"/>
+        </w:rPr>
+        <w:t>They debated the pros and cons of the long-standing problem</w:t>
+      </w:r>
+      <w:r>
+        <w:rPr>
+          <w:color w:val="000000" w:themeColor="text1"/>
+        </w:rPr>
+        <w:t xml:space="preserve"> </w:t>
+      </w:r>
+      <w:proofErr w:type="gramStart"/>
+      <w:r>
+        <w:rPr>
+          <w:color w:val="000000" w:themeColor="text1"/>
+          <w:highlight w:val="yellow"/>
+        </w:rPr>
+        <w:t>frequently</w:t>
+      </w:r>
+      <w:r>
+        <w:rPr>
+          <w:color w:val="000000" w:themeColor="text1"/>
+        </w:rPr>
+        <w:t xml:space="preserve"> .</w:t>
+      </w:r>
+      <w:proofErr w:type="gramEnd"/>
+    </w:p>
+    <w:p>
+      <w:pPr>
+        <w:rPr>
+          <w:color w:val="000000" w:themeColor="text1"/>
+        </w:rPr>
+      </w:pPr>
+      <w:r>
+        <w:rPr>
+          <w:color w:val="000000" w:themeColor="text1"/>
+        </w:rPr>
+        <w:t>(A)</w:t>
+      </w:r>
+      <w:r>
+        <w:rPr>
+          <w:color w:val="000000" w:themeColor="text1"/>
+        </w:rPr>
+        <w:t>never</w:t>
+      </w:r>
+      <w:r>
+        <w:rPr>
+          <w:rFonts w:hint="eastAsia"/>
+          <w:color w:val="000000" w:themeColor="text1"/>
+        </w:rPr>
+        <w:t>從不</w:t>
+      </w:r>
+      <w:r>
+        <w:rPr>
+          <w:color w:val="000000" w:themeColor="text1"/>
+          <w:highlight w:val="yellow"/>
+        </w:rPr>
+        <w:t>(B)frequently</w:t>
+      </w:r>
+      <w:r>
+        <w:rPr>
+          <w:rFonts w:hint="eastAsia"/>
+          <w:color w:val="000000" w:themeColor="text1"/>
+          <w:highlight w:val="yellow"/>
+        </w:rPr>
+        <w:t>經常</w:t>
+      </w:r>
+      <w:r>
+        <w:rPr>
+          <w:color w:val="000000" w:themeColor="text1"/>
+        </w:rPr>
+        <w:t>(C)seldom</w:t>
+      </w:r>
+      <w:r>
+        <w:rPr>
+          <w:rFonts w:hint="eastAsia"/>
+          <w:color w:val="000000" w:themeColor="text1"/>
+        </w:rPr>
+        <w:t>很少</w:t>
+      </w:r>
+      <w:r>
+        <w:rPr>
+          <w:color w:val="000000" w:themeColor="text1"/>
+        </w:rPr>
+        <w:t>(D)hardly</w:t>
+      </w:r>
+      <w:r>
+        <w:rPr>
+          <w:rFonts w:hint="eastAsia"/>
+          <w:color w:val="000000" w:themeColor="text1"/>
+        </w:rPr>
+        <w:t>幾乎不</w:t>
+      </w:r>
+      <w:r>
+        <w:rPr>
+          <w:rFonts w:hint="eastAsia"/>
+          <w:color w:val="000000" w:themeColor="text1"/>
+        </w:rPr>
+        <w:t>/</w:t>
+      </w:r>
+      <w:r>
+        <w:rPr>
+          <w:rFonts w:hint="eastAsia"/>
+          <w:color w:val="000000" w:themeColor="text1"/>
+        </w:rPr>
+        <w:t>無</w:t>
+      </w:r>
+    </w:p>
+    <w:p>
+      <w:pPr>
+        <w:rPr>
+          <w:color w:val="000000" w:themeColor="text1"/>
+        </w:rPr>
+      </w:pPr>
+      <w:r>
+        <w:rPr>
+          <w:color w:val="000000" w:themeColor="text1"/>
+        </w:rPr>
+        <w:t>D</w:t>
+      </w:r>
+      <w:r>
+        <w:rPr>
+          <w:color w:val="000000" w:themeColor="text1"/>
+        </w:rPr>
+        <w:t>ebate</w:t>
+      </w:r>
+      <w:r>
+        <w:rPr>
+          <w:rFonts w:hint="eastAsia"/>
+          <w:color w:val="000000" w:themeColor="text1"/>
+        </w:rPr>
+        <w:t xml:space="preserve"> </w:t>
+      </w:r>
+      <w:proofErr w:type="spellStart"/>
+      <w:r>
+        <w:rPr>
+          <w:color w:val="000000" w:themeColor="text1"/>
+        </w:rPr>
+        <w:t>n.v</w:t>
+      </w:r>
+      <w:proofErr w:type="spellEnd"/>
+      <w:r>
+        <w:rPr>
+          <w:rFonts w:hint="eastAsia"/>
+          <w:color w:val="000000" w:themeColor="text1"/>
+        </w:rPr>
+        <w:t>辯論</w:t>
+      </w:r>
+      <w:r>
+        <w:rPr>
+          <w:rFonts w:hint="eastAsia"/>
+          <w:color w:val="000000" w:themeColor="text1"/>
+        </w:rPr>
+        <w:t>/</w:t>
+      </w:r>
+      <w:r>
+        <w:rPr>
+          <w:rFonts w:hint="eastAsia"/>
+          <w:color w:val="000000" w:themeColor="text1"/>
+        </w:rPr>
+        <w:t>討論、</w:t>
+      </w:r>
+      <w:r>
+        <w:rPr>
+          <w:rFonts w:hint="eastAsia"/>
+          <w:color w:val="000000" w:themeColor="text1"/>
+        </w:rPr>
+        <w:t>p</w:t>
+      </w:r>
+      <w:r>
+        <w:rPr>
+          <w:color w:val="000000" w:themeColor="text1"/>
+        </w:rPr>
+        <w:t xml:space="preserve">ros and cons </w:t>
+      </w:r>
+      <w:r>
+        <w:rPr>
+          <w:rFonts w:hint="eastAsia"/>
+          <w:color w:val="000000" w:themeColor="text1"/>
+        </w:rPr>
+        <w:t>優劣、</w:t>
+      </w:r>
+      <w:r>
+        <w:rPr>
+          <w:color w:val="000000" w:themeColor="text1"/>
+        </w:rPr>
+        <w:t>long-standing</w:t>
+      </w:r>
+      <w:r>
+        <w:rPr>
+          <w:rFonts w:hint="eastAsia"/>
+          <w:color w:val="000000" w:themeColor="text1"/>
+        </w:rPr>
+        <w:t>(</w:t>
+      </w:r>
+      <w:proofErr w:type="gramStart"/>
+      <w:r>
+        <w:rPr>
+          <w:rFonts w:hint="eastAsia"/>
+          <w:color w:val="000000" w:themeColor="text1"/>
+        </w:rPr>
+        <w:t>副合形容詞</w:t>
+      </w:r>
+      <w:proofErr w:type="gramEnd"/>
+      <w:r>
+        <w:rPr>
+          <w:rFonts w:hint="eastAsia"/>
+          <w:color w:val="000000" w:themeColor="text1"/>
+        </w:rPr>
+        <w:t>)</w:t>
+      </w:r>
+      <w:r>
+        <w:rPr>
+          <w:rFonts w:hint="eastAsia"/>
+          <w:color w:val="000000" w:themeColor="text1"/>
+        </w:rPr>
+        <w:t>很久的</w:t>
+      </w:r>
+    </w:p>
+    <w:p>
+      <w:pPr>
+        <w:rPr>
+          <w:color w:val="000000" w:themeColor="text1"/>
+        </w:rPr>
+      </w:pPr>
+      <w:r>
+        <w:rPr>
+          <w:color w:val="000000" w:themeColor="text1"/>
+        </w:rPr>
+        <w:t xml:space="preserve">Pros and cons = advantage and disadvantage </w:t>
+      </w:r>
+      <w:r>
+        <w:rPr>
+          <w:rFonts w:hint="eastAsia"/>
+          <w:color w:val="000000" w:themeColor="text1"/>
+        </w:rPr>
+        <w:t>優勢</w:t>
+      </w:r>
+    </w:p>
+    <w:p>
+      <w:pPr>
+        <w:rPr>
+          <w:color w:val="000000" w:themeColor="text1"/>
+        </w:rPr>
+      </w:pPr>
+    </w:p>
+    <w:p>
+      <w:pPr>
+        <w:rPr>
+          <w:color w:val="000000" w:themeColor="text1"/>
+        </w:rPr>
+      </w:pPr>
+      <w:r>
+        <w:rPr>
+          <w:color w:val="000000" w:themeColor="text1"/>
+        </w:rPr>
+        <w:t>What are the pros and cons of studying overseas</w:t>
+      </w:r>
+      <w:r>
+        <w:rPr>
+          <w:rFonts w:hint="eastAsia"/>
+          <w:color w:val="000000" w:themeColor="text1"/>
+        </w:rPr>
+        <w:t xml:space="preserve">? </w:t>
+      </w:r>
+      <w:r>
+        <w:rPr>
+          <w:rFonts w:hint="eastAsia"/>
+          <w:color w:val="000000" w:themeColor="text1"/>
+        </w:rPr>
+        <w:t>在海外求學有甚麼優劣處</w:t>
+      </w:r>
+      <w:r>
+        <w:rPr>
+          <w:rFonts w:hint="eastAsia"/>
+          <w:color w:val="000000" w:themeColor="text1"/>
+        </w:rPr>
+        <w:t>?</w:t>
+      </w:r>
+    </w:p>
+    <w:p>
+      <w:pPr>
+        <w:rPr>
+          <w:color w:val="000000" w:themeColor="text1"/>
+        </w:rPr>
+      </w:pPr>
+      <w:r>
+        <w:rPr>
+          <w:color w:val="000000" w:themeColor="text1"/>
+        </w:rPr>
+        <w:t>What are the pros and cons of working in a foreign company?</w:t>
+      </w:r>
+    </w:p>
+    <w:p>
+      <w:pPr>
+        <w:rPr>
+          <w:color w:val="000000" w:themeColor="text1"/>
+        </w:rPr>
+      </w:pPr>
+      <w:r>
+        <w:rPr>
+          <w:rFonts w:hint="eastAsia"/>
+          <w:color w:val="000000" w:themeColor="text1"/>
+        </w:rPr>
+        <w:t>在外商工作有甚麼優劣處</w:t>
+      </w:r>
+      <w:r>
+        <w:rPr>
+          <w:rFonts w:hint="eastAsia"/>
+          <w:color w:val="000000" w:themeColor="text1"/>
+        </w:rPr>
+        <w:t>?</w:t>
+      </w:r>
+    </w:p>
+    <w:p>
+      <w:pPr>
+        <w:rPr>
+          <w:color w:val="000000" w:themeColor="text1"/>
+        </w:rPr>
+      </w:pPr>
+    </w:p>
+    <w:p>
+      <w:pPr>
+        <w:rPr>
+          <w:color w:val="000000" w:themeColor="text1"/>
+        </w:rPr>
+      </w:pPr>
+      <w:r>
+        <w:rPr>
+          <w:color w:val="000000" w:themeColor="text1"/>
+        </w:rPr>
+        <w:t>A</w:t>
+      </w:r>
+      <w:r>
+        <w:rPr>
+          <w:rFonts w:hint="eastAsia"/>
+          <w:color w:val="000000" w:themeColor="text1"/>
+        </w:rPr>
+        <w:t>不行，因為</w:t>
+      </w:r>
+      <w:r>
+        <w:rPr>
+          <w:rFonts w:hint="eastAsia"/>
+          <w:color w:val="000000" w:themeColor="text1"/>
+        </w:rPr>
+        <w:t>n</w:t>
+      </w:r>
+      <w:r>
+        <w:rPr>
+          <w:color w:val="000000" w:themeColor="text1"/>
+        </w:rPr>
+        <w:t>ever</w:t>
+      </w:r>
+      <w:r>
+        <w:rPr>
+          <w:rFonts w:hint="eastAsia"/>
+          <w:color w:val="000000" w:themeColor="text1"/>
+        </w:rPr>
+        <w:t>要放在動詞前面</w:t>
+      </w:r>
+    </w:p>
+    <w:p>
+      <w:pPr>
+        <w:rPr>
+          <w:color w:val="000000" w:themeColor="text1"/>
+        </w:rPr>
+      </w:pPr>
+      <w:r>
+        <w:rPr>
+          <w:color w:val="000000" w:themeColor="text1"/>
+        </w:rPr>
+        <w:t>C</w:t>
+      </w:r>
+      <w:r>
+        <w:rPr>
+          <w:rFonts w:hint="eastAsia"/>
+          <w:color w:val="000000" w:themeColor="text1"/>
+        </w:rPr>
+        <w:t>、</w:t>
+      </w:r>
+      <w:r>
+        <w:rPr>
+          <w:rFonts w:hint="eastAsia"/>
+          <w:color w:val="000000" w:themeColor="text1"/>
+        </w:rPr>
+        <w:t>d</w:t>
+      </w:r>
+      <w:r>
+        <w:rPr>
+          <w:rFonts w:hint="eastAsia"/>
+          <w:color w:val="000000" w:themeColor="text1"/>
+        </w:rPr>
+        <w:t>否定副詞要放在動詞前方，也就是主詞後方</w:t>
+      </w:r>
+    </w:p>
+    <w:p>
+      <w:pPr>
+        <w:rPr>
+          <w:color w:val="000000" w:themeColor="text1"/>
+        </w:rPr>
+      </w:pPr>
+      <w:r>
+        <w:rPr>
+          <w:color w:val="000000" w:themeColor="text1"/>
+        </w:rPr>
+        <w:t>S+</w:t>
+      </w:r>
+      <w:r>
+        <w:rPr>
+          <w:rFonts w:hint="eastAsia"/>
+          <w:color w:val="000000" w:themeColor="text1"/>
+        </w:rPr>
+        <w:t>否定副詞</w:t>
+      </w:r>
+      <w:r>
+        <w:rPr>
+          <w:color w:val="000000" w:themeColor="text1"/>
+        </w:rPr>
+        <w:t>never/seldom/hardly…+</w:t>
+      </w:r>
+      <w:r>
+        <w:rPr>
+          <w:rFonts w:hint="eastAsia"/>
+          <w:color w:val="000000" w:themeColor="text1"/>
+        </w:rPr>
+        <w:t>肯定動詞</w:t>
+      </w:r>
+    </w:p>
+    <w:p>
+      <w:pPr>
+        <w:rPr>
+          <w:color w:val="000000" w:themeColor="text1"/>
+        </w:rPr>
+      </w:pPr>
+      <w:proofErr w:type="spellStart"/>
+      <w:r>
+        <w:rPr>
+          <w:color w:val="000000" w:themeColor="text1"/>
+        </w:rPr>
+        <w:t>Ex:She</w:t>
+      </w:r>
+      <w:proofErr w:type="spellEnd"/>
+      <w:r>
+        <w:rPr>
+          <w:color w:val="000000" w:themeColor="text1"/>
+        </w:rPr>
+        <w:t xml:space="preserve"> hardly complains.</w:t>
+      </w:r>
+      <w:r>
+        <w:rPr>
+          <w:rFonts w:hint="eastAsia"/>
+          <w:color w:val="000000" w:themeColor="text1"/>
+        </w:rPr>
+        <w:t>她很少抱怨</w:t>
+      </w:r>
+    </w:p>
+    <w:p>
+      <w:pPr>
+        <w:rPr>
+          <w:rFonts w:hint="eastAsia"/>
+          <w:color w:val="000000" w:themeColor="text1"/>
+        </w:rPr>
+      </w:pPr>
+    </w:p>
+    <w:p>
+      <w:pPr>
+        <w:rPr>
+          <w:color w:val="000000" w:themeColor="text1"/>
+        </w:rPr>
+      </w:pPr>
+    </w:p>
+    <w:p>
+      <w:pPr>
+        <w:rPr>
+          <w:color w:val="000000" w:themeColor="text1"/>
+        </w:rPr>
+      </w:pPr>
+    </w:p>
+    <w:p>
+      <w:pPr>
+        <w:rPr>
+          <w:color w:val="000000" w:themeColor="text1"/>
+        </w:rPr>
+      </w:pPr>
+      <w:r>
+        <w:rPr>
+          <w:color w:val="000000" w:themeColor="text1"/>
+        </w:rPr>
+        <w:lastRenderedPageBreak/>
+        <w:t xml:space="preserve">All project updates must be submitted directly to </w:t>
+      </w:r>
+      <w:proofErr w:type="spellStart"/>
+      <w:proofErr w:type="gramStart"/>
+      <w:r>
+        <w:rPr>
+          <w:color w:val="000000" w:themeColor="text1"/>
+        </w:rPr>
+        <w:t>M</w:t>
+      </w:r>
+      <w:r>
+        <w:rPr>
+          <w:color w:val="000000" w:themeColor="text1"/>
+        </w:rPr>
+        <w:t>r</w:t>
+      </w:r>
+      <w:r>
+        <w:rPr>
+          <w:color w:val="000000" w:themeColor="text1"/>
+        </w:rPr>
+        <w:t>.Vance</w:t>
+      </w:r>
+      <w:proofErr w:type="spellEnd"/>
+      <w:proofErr w:type="gramEnd"/>
+      <w:r>
+        <w:rPr>
+          <w:color w:val="000000" w:themeColor="text1"/>
+        </w:rPr>
+        <w:t xml:space="preserve"> </w:t>
+      </w:r>
+      <w:r>
+        <w:rPr>
+          <w:color w:val="FF0000"/>
+        </w:rPr>
+        <w:t xml:space="preserve">and </w:t>
+      </w:r>
+      <w:r>
+        <w:rPr>
+          <w:color w:val="000000" w:themeColor="text1"/>
+          <w:highlight w:val="yellow"/>
+        </w:rPr>
+        <w:t>him</w:t>
+      </w:r>
+      <w:r>
+        <w:rPr>
+          <w:color w:val="FF0000"/>
+        </w:rPr>
+        <w:t xml:space="preserve"> </w:t>
+      </w:r>
+      <w:r>
+        <w:rPr>
+          <w:color w:val="000000" w:themeColor="text1"/>
+        </w:rPr>
+        <w:t>before the executive board meeting on Friday.</w:t>
+      </w:r>
+    </w:p>
+    <w:p>
+      <w:pPr>
+        <w:rPr>
+          <w:color w:val="000000" w:themeColor="text1"/>
+        </w:rPr>
+      </w:pPr>
+      <w:r>
+        <w:rPr>
+          <w:color w:val="000000" w:themeColor="text1"/>
+        </w:rPr>
+        <w:t>(A)</w:t>
+      </w:r>
+      <w:r>
+        <w:rPr>
+          <w:color w:val="000000" w:themeColor="text1"/>
+        </w:rPr>
+        <w:t>he(B)his</w:t>
+      </w:r>
+      <w:r>
+        <w:rPr>
+          <w:rFonts w:hint="eastAsia"/>
+          <w:color w:val="000000" w:themeColor="text1"/>
+        </w:rPr>
+        <w:t>他的</w:t>
+      </w:r>
+      <w:r>
+        <w:rPr>
+          <w:color w:val="000000" w:themeColor="text1"/>
+        </w:rPr>
+        <w:t>(</w:t>
+      </w:r>
+      <w:r>
+        <w:rPr>
+          <w:rFonts w:hint="eastAsia"/>
+          <w:color w:val="000000" w:themeColor="text1"/>
+        </w:rPr>
+        <w:t>所有格代名詞</w:t>
+      </w:r>
+      <w:r>
+        <w:rPr>
+          <w:rFonts w:hint="eastAsia"/>
+          <w:color w:val="000000" w:themeColor="text1"/>
+        </w:rPr>
+        <w:t>)</w:t>
+      </w:r>
+      <w:r>
+        <w:rPr>
+          <w:color w:val="000000" w:themeColor="text1"/>
+          <w:highlight w:val="yellow"/>
+        </w:rPr>
+        <w:t>(C)</w:t>
+      </w:r>
+      <w:r>
+        <w:rPr>
+          <w:color w:val="000000" w:themeColor="text1"/>
+          <w:highlight w:val="yellow"/>
+        </w:rPr>
+        <w:t>him</w:t>
+      </w:r>
+      <w:r>
+        <w:rPr>
+          <w:color w:val="000000" w:themeColor="text1"/>
+          <w:highlight w:val="yellow"/>
+        </w:rPr>
+        <w:t>(</w:t>
+      </w:r>
+      <w:r>
+        <w:rPr>
+          <w:color w:val="000000" w:themeColor="text1"/>
+        </w:rPr>
+        <w:t>D)himself</w:t>
+      </w:r>
+    </w:p>
+    <w:p>
+      <w:pPr>
+        <w:rPr>
+          <w:color w:val="000000" w:themeColor="text1"/>
+        </w:rPr>
+      </w:pPr>
+    </w:p>
+    <w:p>
+      <w:pPr>
+        <w:rPr>
+          <w:color w:val="000000" w:themeColor="text1"/>
+        </w:rPr>
+      </w:pPr>
+      <w:r>
+        <w:rPr>
+          <w:color w:val="000000" w:themeColor="text1"/>
+        </w:rPr>
+        <w:t>A</w:t>
+      </w:r>
+      <w:r>
+        <w:rPr>
+          <w:rFonts w:hint="eastAsia"/>
+          <w:color w:val="000000" w:themeColor="text1"/>
+        </w:rPr>
+        <w:t>不行，主格後面要接動詞</w:t>
+      </w:r>
+    </w:p>
+    <w:p>
+      <w:pPr>
+        <w:rPr>
+          <w:color w:val="000000" w:themeColor="text1"/>
+        </w:rPr>
+      </w:pPr>
+      <w:r>
+        <w:rPr>
+          <w:color w:val="000000" w:themeColor="text1"/>
+        </w:rPr>
+        <w:t>B</w:t>
+      </w:r>
+      <w:r>
+        <w:rPr>
+          <w:rFonts w:hint="eastAsia"/>
+          <w:color w:val="000000" w:themeColor="text1"/>
+        </w:rPr>
+        <w:t>不行，他自己，表示擁有者，</w:t>
+      </w:r>
+      <w:proofErr w:type="gramStart"/>
+      <w:r>
+        <w:rPr>
+          <w:rFonts w:hint="eastAsia"/>
+          <w:color w:val="000000" w:themeColor="text1"/>
+        </w:rPr>
+        <w:t>但在句中</w:t>
+      </w:r>
+      <w:proofErr w:type="gramEnd"/>
+      <w:r>
+        <w:rPr>
+          <w:rFonts w:hint="eastAsia"/>
+          <w:color w:val="000000" w:themeColor="text1"/>
+        </w:rPr>
+        <w:t>不符合</w:t>
+      </w:r>
+    </w:p>
+    <w:p>
+      <w:pPr>
+        <w:rPr>
+          <w:color w:val="000000" w:themeColor="text1"/>
+        </w:rPr>
+      </w:pPr>
+      <w:r>
+        <w:rPr>
+          <w:color w:val="000000" w:themeColor="text1"/>
+        </w:rPr>
+        <w:t>D</w:t>
+      </w:r>
+      <w:r>
+        <w:rPr>
+          <w:rFonts w:hint="eastAsia"/>
+          <w:color w:val="000000" w:themeColor="text1"/>
+        </w:rPr>
+        <w:t>不行，</w:t>
+      </w:r>
+      <w:r>
+        <w:rPr>
+          <w:rFonts w:hint="eastAsia"/>
+          <w:color w:val="000000" w:themeColor="text1"/>
+        </w:rPr>
+        <w:t>前面有</w:t>
+      </w:r>
+      <w:r>
+        <w:rPr>
+          <w:rFonts w:hint="eastAsia"/>
+          <w:color w:val="000000" w:themeColor="text1"/>
+        </w:rPr>
+        <w:t>a</w:t>
+      </w:r>
+      <w:r>
+        <w:rPr>
+          <w:color w:val="000000" w:themeColor="text1"/>
+        </w:rPr>
+        <w:t>nd</w:t>
+      </w:r>
+      <w:r>
+        <w:rPr>
+          <w:rFonts w:hint="eastAsia"/>
+          <w:color w:val="000000" w:themeColor="text1"/>
+        </w:rPr>
+        <w:t>表示有兩個人，但</w:t>
+      </w:r>
+      <w:proofErr w:type="spellStart"/>
+      <w:r>
+        <w:rPr>
+          <w:rFonts w:hint="eastAsia"/>
+          <w:color w:val="000000" w:themeColor="text1"/>
+        </w:rPr>
+        <w:t>h</w:t>
+      </w:r>
+      <w:r>
+        <w:rPr>
+          <w:color w:val="000000" w:themeColor="text1"/>
+        </w:rPr>
+        <w:t>ieself</w:t>
+      </w:r>
+      <w:proofErr w:type="spellEnd"/>
+      <w:r>
+        <w:rPr>
+          <w:rFonts w:hint="eastAsia"/>
+          <w:color w:val="000000" w:themeColor="text1"/>
+        </w:rPr>
+        <w:t>反身代名詞表示只會有一個人</w:t>
+      </w:r>
+    </w:p>
+    <w:p>
+      <w:pPr>
+        <w:rPr>
+          <w:color w:val="000000" w:themeColor="text1"/>
+        </w:rPr>
+      </w:pPr>
+    </w:p>
+    <w:p>
+      <w:pPr>
+        <w:rPr>
+          <w:color w:val="000000" w:themeColor="text1"/>
+        </w:rPr>
+      </w:pPr>
+      <w:r>
+        <w:rPr>
+          <w:color w:val="000000" w:themeColor="text1"/>
+          <w:highlight w:val="yellow"/>
+        </w:rPr>
+        <w:t>Had</w:t>
+      </w:r>
+      <w:r>
+        <w:rPr>
+          <w:color w:val="000000" w:themeColor="text1"/>
+        </w:rPr>
+        <w:t xml:space="preserve"> t</w:t>
+      </w:r>
+      <w:r>
+        <w:rPr>
+          <w:color w:val="000000" w:themeColor="text1"/>
+        </w:rPr>
+        <w:t xml:space="preserve">he system </w:t>
+      </w:r>
+      <w:r>
+        <w:rPr>
+          <w:color w:val="FF0000"/>
+        </w:rPr>
+        <w:t xml:space="preserve">allowed </w:t>
+      </w:r>
+      <w:r>
+        <w:rPr>
+          <w:color w:val="000000" w:themeColor="text1"/>
+        </w:rPr>
+        <w:t xml:space="preserve">the software update to </w:t>
+      </w:r>
+      <w:proofErr w:type="spellStart"/>
+      <w:r>
+        <w:rPr>
+          <w:color w:val="000000" w:themeColor="text1"/>
+        </w:rPr>
+        <w:t>mistall</w:t>
+      </w:r>
+      <w:proofErr w:type="spellEnd"/>
+      <w:r>
+        <w:rPr>
+          <w:color w:val="000000" w:themeColor="text1"/>
+        </w:rPr>
+        <w:t xml:space="preserve"> </w:t>
+      </w:r>
+      <w:proofErr w:type="spellStart"/>
+      <w:proofErr w:type="gramStart"/>
+      <w:r>
+        <w:rPr>
+          <w:color w:val="000000" w:themeColor="text1"/>
+        </w:rPr>
+        <w:t>properly,the</w:t>
+      </w:r>
+      <w:proofErr w:type="spellEnd"/>
+      <w:proofErr w:type="gramEnd"/>
+      <w:r>
+        <w:rPr>
+          <w:color w:val="000000" w:themeColor="text1"/>
+        </w:rPr>
+        <w:t xml:space="preserve"> IT department </w:t>
+      </w:r>
+      <w:r>
+        <w:rPr>
+          <w:color w:val="FF0000"/>
+        </w:rPr>
+        <w:t xml:space="preserve">would not have experienced </w:t>
+      </w:r>
+      <w:r>
+        <w:rPr>
+          <w:color w:val="000000" w:themeColor="text1"/>
+        </w:rPr>
+        <w:t>such a massive backlog of support tickets.</w:t>
+      </w:r>
+    </w:p>
+    <w:p>
+      <w:pPr>
+        <w:rPr>
+          <w:color w:val="000000" w:themeColor="text1"/>
+        </w:rPr>
+      </w:pPr>
+      <w:r>
+        <w:rPr>
+          <w:color w:val="000000" w:themeColor="text1"/>
+        </w:rPr>
+        <w:t>(A)</w:t>
+      </w:r>
+      <w:r>
+        <w:rPr>
+          <w:color w:val="000000" w:themeColor="text1"/>
+        </w:rPr>
+        <w:t>Should(B)Was</w:t>
+      </w:r>
+      <w:r>
+        <w:rPr>
+          <w:color w:val="000000" w:themeColor="text1"/>
+          <w:highlight w:val="yellow"/>
+        </w:rPr>
+        <w:t>(C)Had</w:t>
+      </w:r>
+      <w:r>
+        <w:rPr>
+          <w:color w:val="000000" w:themeColor="text1"/>
+        </w:rPr>
+        <w:t>(D)If</w:t>
+      </w:r>
+    </w:p>
+    <w:p>
+      <w:r>
+        <w:rPr>
+          <w:color w:val="000000" w:themeColor="text1"/>
+        </w:rPr>
+        <w:t>P</w:t>
+      </w:r>
+      <w:r>
+        <w:rPr>
+          <w:color w:val="000000" w:themeColor="text1"/>
+        </w:rPr>
+        <w:t>roperly</w:t>
+      </w:r>
+      <w:r>
+        <w:rPr>
+          <w:color w:val="000000" w:themeColor="text1"/>
+        </w:rPr>
+        <w:t xml:space="preserve"> adv.</w:t>
+      </w:r>
+      <w:r>
+        <w:rPr>
+          <w:rFonts w:hint="eastAsia"/>
+          <w:color w:val="000000" w:themeColor="text1"/>
+        </w:rPr>
+        <w:t>正確</w:t>
+      </w:r>
+      <w:r>
+        <w:rPr>
+          <w:rFonts w:hint="eastAsia"/>
+          <w:color w:val="000000" w:themeColor="text1"/>
+        </w:rPr>
+        <w:t>/</w:t>
+      </w:r>
+      <w:r>
+        <w:rPr>
+          <w:rFonts w:hint="eastAsia"/>
+          <w:color w:val="000000" w:themeColor="text1"/>
+        </w:rPr>
+        <w:t>合適、</w:t>
+      </w:r>
+      <w:r>
+        <w:rPr>
+          <w:color w:val="000000" w:themeColor="text1"/>
+        </w:rPr>
+        <w:t>massive</w:t>
+      </w:r>
+      <w:r>
+        <w:rPr>
+          <w:rFonts w:hint="eastAsia"/>
+          <w:color w:val="000000" w:themeColor="text1"/>
+        </w:rPr>
+        <w:t xml:space="preserve"> </w:t>
+      </w:r>
+      <w:r>
+        <w:rPr>
+          <w:color w:val="000000" w:themeColor="text1"/>
         </w:rPr>
         <w:t>adj.</w:t>
       </w:r>
@@ -22615,7 +24751,7 @@
           <w:rFonts w:hint="eastAsia"/>
           <w:color w:val="000000" w:themeColor="text1"/>
         </w:rPr>
-        <w:t>錯誤</w:t>
+        <w:t>巨大</w:t>
       </w:r>
       <w:r>
         <w:rPr>
@@ -22629,46 +24765,2527 @@
           <w:rFonts w:hint="eastAsia"/>
           <w:color w:val="000000" w:themeColor="text1"/>
         </w:rPr>
-        <w:t>不合適</w:t>
-      </w:r>
-    </w:p>
-    <w:p>
-      <w:pPr>
-        <w:rPr>
-          <w:color w:val="000000" w:themeColor="text1"/>
-        </w:rPr>
-      </w:pPr>
-      <w:r>
-        <w:rPr>
-          <w:color w:val="000000" w:themeColor="text1"/>
-        </w:rPr>
-        <w:t>Think highly of</w:t>
-      </w:r>
-      <w:r>
-        <w:rPr>
-          <w:rFonts w:hint="eastAsia"/>
-          <w:color w:val="000000" w:themeColor="text1"/>
-        </w:rPr>
-        <w:t>某人</w:t>
-      </w:r>
-      <w:r>
-        <w:rPr>
-          <w:rFonts w:hint="eastAsia"/>
-          <w:color w:val="000000" w:themeColor="text1"/>
-        </w:rPr>
-        <w:t>:</w:t>
-      </w:r>
-      <w:r>
-        <w:rPr>
-          <w:rFonts w:hint="eastAsia"/>
-          <w:color w:val="000000" w:themeColor="text1"/>
-        </w:rPr>
-        <w:t>看好某人</w:t>
-      </w:r>
-    </w:p>
-    <w:p>
-      <w:pPr>
-        <w:rPr>
+        <w:t>大量、</w:t>
+      </w:r>
+      <w:r>
+        <w:rPr>
+          <w:color w:val="000000" w:themeColor="text1"/>
+        </w:rPr>
+        <w:t>backlog</w:t>
+      </w:r>
+      <w:r>
+        <w:rPr>
+          <w:rFonts w:hint="eastAsia"/>
+          <w:color w:val="000000" w:themeColor="text1"/>
+        </w:rPr>
+        <w:t xml:space="preserve"> </w:t>
+      </w:r>
+      <w:r>
+        <w:rPr>
+          <w:color w:val="000000" w:themeColor="text1"/>
+        </w:rPr>
+        <w:t>n.</w:t>
+      </w:r>
+      <w:r>
+        <w:t xml:space="preserve"> </w:t>
+      </w:r>
+      <w:r>
+        <w:t>未消化訂單</w:t>
+      </w:r>
+    </w:p>
+    <w:p>
+      <w:pPr>
+        <w:rPr>
+          <w:color w:val="000000" w:themeColor="text1"/>
+        </w:rPr>
+      </w:pPr>
+    </w:p>
+    <w:p>
+      <w:pPr>
+        <w:rPr>
+          <w:color w:val="000000" w:themeColor="text1"/>
+        </w:rPr>
+      </w:pPr>
+      <w:r>
+        <w:rPr>
+          <w:color w:val="000000" w:themeColor="text1"/>
+        </w:rPr>
+        <w:t xml:space="preserve">If S </w:t>
+      </w:r>
+      <w:proofErr w:type="spellStart"/>
+      <w:r>
+        <w:rPr>
+          <w:color w:val="000000" w:themeColor="text1"/>
+        </w:rPr>
+        <w:t>Ved,S+would</w:t>
+      </w:r>
+      <w:proofErr w:type="spellEnd"/>
+      <w:r>
+        <w:rPr>
+          <w:color w:val="000000" w:themeColor="text1"/>
+        </w:rPr>
+        <w:t>/could/should/might+</w:t>
+      </w:r>
+      <w:r>
+        <w:rPr>
+          <w:rFonts w:hint="eastAsia"/>
+          <w:color w:val="000000" w:themeColor="text1"/>
+        </w:rPr>
+        <w:t>原</w:t>
+      </w:r>
+      <w:r>
+        <w:rPr>
+          <w:color w:val="000000" w:themeColor="text1"/>
+        </w:rPr>
+        <w:t>V</w:t>
+      </w:r>
+    </w:p>
+    <w:p>
+      <w:pPr>
+        <w:rPr>
+          <w:color w:val="000000" w:themeColor="text1"/>
+        </w:rPr>
+      </w:pPr>
+      <w:r>
+        <w:rPr>
+          <w:rFonts w:hint="eastAsia"/>
+          <w:color w:val="000000" w:themeColor="text1"/>
+        </w:rPr>
+        <w:t>I</w:t>
+      </w:r>
+      <w:r>
+        <w:rPr>
+          <w:color w:val="000000" w:themeColor="text1"/>
+        </w:rPr>
+        <w:t xml:space="preserve">f S had </w:t>
+      </w:r>
+      <w:proofErr w:type="spellStart"/>
+      <w:proofErr w:type="gramStart"/>
+      <w:r>
+        <w:rPr>
+          <w:color w:val="000000" w:themeColor="text1"/>
+        </w:rPr>
+        <w:t>PP,S</w:t>
+      </w:r>
+      <w:proofErr w:type="gramEnd"/>
+      <w:r>
+        <w:rPr>
+          <w:color w:val="000000" w:themeColor="text1"/>
+        </w:rPr>
+        <w:t>+would</w:t>
+      </w:r>
+      <w:proofErr w:type="spellEnd"/>
+      <w:r>
+        <w:rPr>
+          <w:color w:val="000000" w:themeColor="text1"/>
+        </w:rPr>
+        <w:t>/could/should/</w:t>
+      </w:r>
+      <w:proofErr w:type="spellStart"/>
+      <w:r>
+        <w:rPr>
+          <w:color w:val="000000" w:themeColor="text1"/>
+        </w:rPr>
+        <w:t>might+have</w:t>
+      </w:r>
+      <w:proofErr w:type="spellEnd"/>
+      <w:r>
+        <w:rPr>
+          <w:color w:val="000000" w:themeColor="text1"/>
+        </w:rPr>
+        <w:t xml:space="preserve"> PP</w:t>
+      </w:r>
+    </w:p>
+    <w:p>
+      <w:pPr>
+        <w:rPr>
+          <w:color w:val="000000" w:themeColor="text1"/>
+        </w:rPr>
+      </w:pPr>
+    </w:p>
+    <w:p>
+      <w:pPr>
+        <w:rPr>
+          <w:color w:val="000000" w:themeColor="text1"/>
+        </w:rPr>
+      </w:pPr>
+      <w:r>
+        <w:rPr>
+          <w:color w:val="000000" w:themeColor="text1"/>
+        </w:rPr>
+        <w:t>Should+</w:t>
+      </w:r>
+      <w:r>
+        <w:rPr>
+          <w:rFonts w:hint="eastAsia"/>
+          <w:color w:val="000000" w:themeColor="text1"/>
+        </w:rPr>
+        <w:t>原</w:t>
+      </w:r>
+      <w:r>
+        <w:rPr>
+          <w:color w:val="000000" w:themeColor="text1"/>
+        </w:rPr>
+        <w:t xml:space="preserve">V </w:t>
+      </w:r>
+    </w:p>
+    <w:p>
+      <w:pPr>
+        <w:rPr>
+          <w:color w:val="000000" w:themeColor="text1"/>
+        </w:rPr>
+      </w:pPr>
+    </w:p>
+    <w:p>
+      <w:pPr>
+        <w:rPr>
+          <w:color w:val="000000" w:themeColor="text1"/>
+        </w:rPr>
+      </w:pPr>
+      <w:r>
+        <w:rPr>
+          <w:color w:val="000000" w:themeColor="text1"/>
+        </w:rPr>
+        <w:t>B</w:t>
+      </w:r>
+      <w:r>
+        <w:rPr>
+          <w:rFonts w:hint="eastAsia"/>
+          <w:color w:val="000000" w:themeColor="text1"/>
+        </w:rPr>
+        <w:t>不行，如果是</w:t>
+      </w:r>
+      <w:r>
+        <w:rPr>
+          <w:rFonts w:hint="eastAsia"/>
+          <w:color w:val="000000" w:themeColor="text1"/>
+        </w:rPr>
+        <w:t>b</w:t>
+      </w:r>
+      <w:r>
+        <w:rPr>
+          <w:rFonts w:hint="eastAsia"/>
+          <w:color w:val="000000" w:themeColor="text1"/>
+        </w:rPr>
+        <w:t>的話，</w:t>
+      </w:r>
+      <w:r>
+        <w:rPr>
+          <w:rFonts w:hint="eastAsia"/>
+          <w:color w:val="000000" w:themeColor="text1"/>
+        </w:rPr>
+        <w:t>w</w:t>
+      </w:r>
+      <w:r>
+        <w:rPr>
+          <w:color w:val="000000" w:themeColor="text1"/>
+        </w:rPr>
+        <w:t>as the software allowed to be update by the system…</w:t>
+      </w:r>
+    </w:p>
+    <w:p>
+      <w:pPr>
+        <w:rPr>
+          <w:rFonts w:hint="eastAsia"/>
+          <w:color w:val="000000" w:themeColor="text1"/>
+        </w:rPr>
+      </w:pPr>
+    </w:p>
+    <w:p>
+      <w:pPr>
+        <w:rPr>
+          <w:color w:val="000000" w:themeColor="text1"/>
+        </w:rPr>
+      </w:pPr>
+      <w:r>
+        <w:rPr>
+          <w:color w:val="000000" w:themeColor="text1"/>
+          <w:highlight w:val="yellow"/>
+        </w:rPr>
+        <w:t>Given</w:t>
+      </w:r>
+      <w:r>
+        <w:rPr>
+          <w:color w:val="000000" w:themeColor="text1"/>
+        </w:rPr>
+        <w:t xml:space="preserve"> </w:t>
+      </w:r>
+      <w:r>
+        <w:rPr>
+          <w:color w:val="FF0000"/>
+        </w:rPr>
+        <w:t>t</w:t>
+      </w:r>
+      <w:r>
+        <w:rPr>
+          <w:color w:val="FF0000"/>
+        </w:rPr>
+        <w:t>he overwhelming number</w:t>
+      </w:r>
+      <w:r>
+        <w:rPr>
+          <w:color w:val="000000" w:themeColor="text1"/>
+        </w:rPr>
+        <w:t xml:space="preserve"> of applicants for the </w:t>
+      </w:r>
+      <w:proofErr w:type="spellStart"/>
+      <w:proofErr w:type="gramStart"/>
+      <w:r>
+        <w:rPr>
+          <w:color w:val="000000" w:themeColor="text1"/>
+        </w:rPr>
+        <w:t>position,the</w:t>
+      </w:r>
+      <w:proofErr w:type="spellEnd"/>
+      <w:proofErr w:type="gramEnd"/>
+      <w:r>
+        <w:rPr>
+          <w:color w:val="000000" w:themeColor="text1"/>
+        </w:rPr>
+        <w:t xml:space="preserve"> human resources department decided to extend the initial interview window by two weeks.</w:t>
+      </w:r>
+    </w:p>
+    <w:p>
+      <w:pPr>
+        <w:rPr>
+          <w:color w:val="000000" w:themeColor="text1"/>
+        </w:rPr>
+      </w:pPr>
+      <w:r>
+        <w:rPr>
+          <w:color w:val="000000" w:themeColor="text1"/>
+          <w:highlight w:val="yellow"/>
+        </w:rPr>
+        <w:t>(A)Given</w:t>
+      </w:r>
+      <w:r>
+        <w:rPr>
+          <w:color w:val="000000" w:themeColor="text1"/>
+        </w:rPr>
+        <w:t>(B)To give(C)Giving(D)Given that</w:t>
+      </w:r>
+    </w:p>
+    <w:p>
+      <w:pPr>
+        <w:rPr>
+          <w:rFonts w:hint="eastAsia"/>
+          <w:color w:val="000000" w:themeColor="text1"/>
+        </w:rPr>
+      </w:pPr>
+    </w:p>
+    <w:p>
+      <w:pPr>
+        <w:rPr>
+          <w:color w:val="000000" w:themeColor="text1"/>
+        </w:rPr>
+      </w:pPr>
+      <w:r>
+        <w:rPr>
+          <w:color w:val="000000" w:themeColor="text1"/>
+        </w:rPr>
+        <w:t>O</w:t>
+      </w:r>
+      <w:r>
+        <w:rPr>
+          <w:color w:val="000000" w:themeColor="text1"/>
+        </w:rPr>
+        <w:t>verwhelming</w:t>
+      </w:r>
+      <w:r>
+        <w:rPr>
+          <w:color w:val="000000" w:themeColor="text1"/>
+        </w:rPr>
+        <w:t xml:space="preserve"> adj.</w:t>
+      </w:r>
+      <w:r>
+        <w:rPr>
+          <w:rFonts w:hint="eastAsia"/>
+          <w:color w:val="000000" w:themeColor="text1"/>
+        </w:rPr>
+        <w:t>無法抗拒</w:t>
+      </w:r>
+      <w:r>
+        <w:rPr>
+          <w:rFonts w:hint="eastAsia"/>
+          <w:color w:val="000000" w:themeColor="text1"/>
+        </w:rPr>
+        <w:t>/</w:t>
+      </w:r>
+      <w:r>
+        <w:rPr>
+          <w:rFonts w:hint="eastAsia"/>
+          <w:color w:val="000000" w:themeColor="text1"/>
+        </w:rPr>
+        <w:t>巨大、</w:t>
+      </w:r>
+      <w:r>
+        <w:rPr>
+          <w:color w:val="000000" w:themeColor="text1"/>
+        </w:rPr>
+        <w:t>initial</w:t>
+      </w:r>
+      <w:r>
+        <w:rPr>
+          <w:rFonts w:hint="eastAsia"/>
+          <w:color w:val="000000" w:themeColor="text1"/>
+        </w:rPr>
+        <w:t xml:space="preserve"> </w:t>
+      </w:r>
+      <w:r>
+        <w:rPr>
+          <w:color w:val="000000" w:themeColor="text1"/>
+        </w:rPr>
+        <w:t>adj.</w:t>
+      </w:r>
+      <w:r>
+        <w:rPr>
+          <w:rFonts w:hint="eastAsia"/>
+          <w:color w:val="000000" w:themeColor="text1"/>
+        </w:rPr>
+        <w:t>最初的</w:t>
+      </w:r>
+    </w:p>
+    <w:p>
+      <w:pPr>
+        <w:rPr>
+          <w:color w:val="000000" w:themeColor="text1"/>
+        </w:rPr>
+      </w:pPr>
+    </w:p>
+    <w:p>
+      <w:pPr>
+        <w:rPr>
+          <w:color w:val="000000" w:themeColor="text1"/>
+        </w:rPr>
+      </w:pPr>
+      <w:r>
+        <w:rPr>
+          <w:color w:val="000000" w:themeColor="text1"/>
+        </w:rPr>
+        <w:t>D</w:t>
+      </w:r>
+      <w:r>
+        <w:rPr>
+          <w:rFonts w:hint="eastAsia"/>
+          <w:color w:val="000000" w:themeColor="text1"/>
+        </w:rPr>
+        <w:t>不行，</w:t>
+      </w:r>
+      <w:r>
+        <w:rPr>
+          <w:color w:val="000000" w:themeColor="text1"/>
+        </w:rPr>
+        <w:t xml:space="preserve">Given </w:t>
+      </w:r>
+      <w:proofErr w:type="spellStart"/>
+      <w:r>
+        <w:rPr>
+          <w:color w:val="000000" w:themeColor="text1"/>
+        </w:rPr>
+        <w:t>that+S+V</w:t>
+      </w:r>
+      <w:proofErr w:type="spellEnd"/>
+    </w:p>
+    <w:p>
+      <w:pPr>
+        <w:rPr>
+          <w:color w:val="000000" w:themeColor="text1"/>
+        </w:rPr>
+      </w:pPr>
+      <w:r>
+        <w:rPr>
+          <w:color w:val="000000" w:themeColor="text1"/>
+        </w:rPr>
+        <w:t>B</w:t>
+      </w:r>
+      <w:r>
+        <w:rPr>
+          <w:rFonts w:hint="eastAsia"/>
+          <w:color w:val="000000" w:themeColor="text1"/>
+        </w:rPr>
+        <w:t>不行，</w:t>
+      </w:r>
+      <w:r>
+        <w:rPr>
+          <w:color w:val="000000" w:themeColor="text1"/>
+        </w:rPr>
+        <w:t>To</w:t>
+      </w:r>
+      <w:r>
+        <w:rPr>
+          <w:rFonts w:hint="eastAsia"/>
+          <w:color w:val="000000" w:themeColor="text1"/>
+        </w:rPr>
+        <w:t>(</w:t>
+      </w:r>
+      <w:r>
+        <w:rPr>
+          <w:color w:val="000000" w:themeColor="text1"/>
+        </w:rPr>
+        <w:t>in order to)</w:t>
+      </w:r>
+      <w:r>
+        <w:rPr>
+          <w:color w:val="000000" w:themeColor="text1"/>
+        </w:rPr>
+        <w:t xml:space="preserve"> give</w:t>
+      </w:r>
+      <w:r>
+        <w:rPr>
+          <w:color w:val="000000" w:themeColor="text1"/>
+        </w:rPr>
+        <w:t xml:space="preserve"> </w:t>
+      </w:r>
+      <w:r>
+        <w:rPr>
+          <w:rFonts w:hint="eastAsia"/>
+          <w:color w:val="000000" w:themeColor="text1"/>
+        </w:rPr>
+        <w:t>為了給</w:t>
+      </w:r>
+      <w:r>
+        <w:rPr>
+          <w:color w:val="000000" w:themeColor="text1"/>
+        </w:rPr>
+        <w:t>…</w:t>
+      </w:r>
+      <w:r>
+        <w:rPr>
+          <w:rFonts w:hint="eastAsia"/>
+          <w:color w:val="000000" w:themeColor="text1"/>
+        </w:rPr>
+        <w:t>，在題目中沒有完整說明</w:t>
+      </w:r>
+    </w:p>
+    <w:p>
+      <w:pPr>
+        <w:rPr>
+          <w:color w:val="000000" w:themeColor="text1"/>
+        </w:rPr>
+      </w:pPr>
+      <w:r>
+        <w:rPr>
+          <w:rFonts w:hint="eastAsia"/>
+          <w:color w:val="000000" w:themeColor="text1"/>
+        </w:rPr>
+        <w:t>G</w:t>
+      </w:r>
+      <w:r>
+        <w:rPr>
+          <w:color w:val="000000" w:themeColor="text1"/>
+        </w:rPr>
+        <w:t>iven = Because of = Due to</w:t>
+      </w:r>
+      <w:r>
+        <w:rPr>
+          <w:rFonts w:hint="eastAsia"/>
+          <w:color w:val="000000" w:themeColor="text1"/>
+        </w:rPr>
+        <w:t>因為</w:t>
+      </w:r>
+    </w:p>
+    <w:p>
+      <w:pPr>
+        <w:rPr>
+          <w:color w:val="000000" w:themeColor="text1"/>
+        </w:rPr>
+      </w:pPr>
+    </w:p>
+    <w:p>
+      <w:pPr>
+        <w:rPr>
+          <w:color w:val="000000" w:themeColor="text1"/>
+        </w:rPr>
+      </w:pPr>
+      <w:r>
+        <w:rPr>
+          <w:color w:val="000000" w:themeColor="text1"/>
+          <w:highlight w:val="yellow"/>
+        </w:rPr>
+        <w:t>Despite</w:t>
+      </w:r>
+      <w:r>
+        <w:rPr>
+          <w:color w:val="FF0000"/>
+        </w:rPr>
+        <w:t xml:space="preserve"> </w:t>
+      </w:r>
+      <w:r>
+        <w:rPr>
+          <w:color w:val="FF0000"/>
+        </w:rPr>
+        <w:t>s</w:t>
+      </w:r>
+      <w:r>
+        <w:rPr>
+          <w:color w:val="FF0000"/>
+        </w:rPr>
+        <w:t>ignificant financial investments</w:t>
+      </w:r>
+      <w:r>
+        <w:rPr>
+          <w:color w:val="000000" w:themeColor="text1"/>
+        </w:rPr>
+        <w:t xml:space="preserve"> in state-of-the-art </w:t>
+      </w:r>
+      <w:proofErr w:type="spellStart"/>
+      <w:proofErr w:type="gramStart"/>
+      <w:r>
+        <w:rPr>
+          <w:color w:val="000000" w:themeColor="text1"/>
+        </w:rPr>
+        <w:t>machinery,the</w:t>
+      </w:r>
+      <w:proofErr w:type="spellEnd"/>
+      <w:proofErr w:type="gramEnd"/>
+      <w:r>
+        <w:rPr>
+          <w:color w:val="000000" w:themeColor="text1"/>
+        </w:rPr>
+        <w:t xml:space="preserve"> manufacturing plant failed to meet its quarterly production quotas.</w:t>
+      </w:r>
+    </w:p>
+    <w:p>
+      <w:pPr>
+        <w:rPr>
+          <w:color w:val="000000" w:themeColor="text1"/>
+        </w:rPr>
+      </w:pPr>
+      <w:r>
+        <w:rPr>
+          <w:color w:val="000000" w:themeColor="text1"/>
+        </w:rPr>
+        <w:t>(A)</w:t>
+      </w:r>
+      <w:r>
+        <w:rPr>
+          <w:color w:val="000000" w:themeColor="text1"/>
+        </w:rPr>
+        <w:t>Although(B)Even though</w:t>
+      </w:r>
+      <w:r>
+        <w:rPr>
+          <w:rFonts w:hint="eastAsia"/>
+          <w:color w:val="000000" w:themeColor="text1"/>
+        </w:rPr>
+        <w:t>雖然</w:t>
+      </w:r>
+      <w:r>
+        <w:rPr>
+          <w:color w:val="000000" w:themeColor="text1"/>
+          <w:highlight w:val="yellow"/>
+        </w:rPr>
+        <w:t>(C)Despite</w:t>
+      </w:r>
+      <w:r>
+        <w:rPr>
+          <w:color w:val="000000" w:themeColor="text1"/>
+        </w:rPr>
+        <w:t xml:space="preserve"> = in spite of</w:t>
+      </w:r>
+      <w:r>
+        <w:rPr>
+          <w:rFonts w:hint="eastAsia"/>
+          <w:color w:val="000000" w:themeColor="text1"/>
+        </w:rPr>
+        <w:t>儘管</w:t>
+      </w:r>
+      <w:r>
+        <w:rPr>
+          <w:color w:val="000000" w:themeColor="text1"/>
+        </w:rPr>
+        <w:t>(D)Whereas</w:t>
+      </w:r>
+      <w:r>
+        <w:rPr>
+          <w:rFonts w:hint="eastAsia"/>
+          <w:color w:val="000000" w:themeColor="text1"/>
+        </w:rPr>
+        <w:t>反而</w:t>
+      </w:r>
+    </w:p>
+    <w:p>
+      <w:pPr>
+        <w:rPr>
+          <w:color w:val="000000" w:themeColor="text1"/>
+        </w:rPr>
+      </w:pPr>
+    </w:p>
+    <w:p>
+      <w:pPr>
+        <w:rPr>
+          <w:color w:val="000000" w:themeColor="text1"/>
+        </w:rPr>
+      </w:pPr>
+      <w:r>
+        <w:rPr>
+          <w:color w:val="000000" w:themeColor="text1"/>
+        </w:rPr>
+        <w:t>state-of-the-art</w:t>
+      </w:r>
+      <w:r>
+        <w:rPr>
+          <w:rFonts w:hint="eastAsia"/>
+          <w:color w:val="000000" w:themeColor="text1"/>
+        </w:rPr>
+        <w:t>最新科技、</w:t>
+      </w:r>
+      <w:r>
+        <w:rPr>
+          <w:color w:val="000000" w:themeColor="text1"/>
+        </w:rPr>
+        <w:t>machinery</w:t>
+      </w:r>
+      <w:r>
+        <w:rPr>
+          <w:rFonts w:hint="eastAsia"/>
+          <w:color w:val="000000" w:themeColor="text1"/>
+        </w:rPr>
+        <w:t xml:space="preserve"> </w:t>
+      </w:r>
+      <w:r>
+        <w:rPr>
+          <w:color w:val="000000" w:themeColor="text1"/>
+        </w:rPr>
+        <w:t>n.</w:t>
+      </w:r>
+      <w:r>
+        <w:rPr>
+          <w:rFonts w:hint="eastAsia"/>
+          <w:color w:val="000000" w:themeColor="text1"/>
+        </w:rPr>
+        <w:t>機械</w:t>
+      </w:r>
+      <w:r>
+        <w:rPr>
+          <w:rFonts w:hint="eastAsia"/>
+          <w:color w:val="000000" w:themeColor="text1"/>
+        </w:rPr>
+        <w:t>/</w:t>
+      </w:r>
+      <w:r>
+        <w:rPr>
+          <w:rFonts w:hint="eastAsia"/>
+          <w:color w:val="000000" w:themeColor="text1"/>
+        </w:rPr>
+        <w:t>系統、</w:t>
+      </w:r>
+      <w:r>
+        <w:rPr>
+          <w:color w:val="000000" w:themeColor="text1"/>
+        </w:rPr>
+        <w:t>manufacturing</w:t>
+      </w:r>
+      <w:r>
+        <w:rPr>
+          <w:rFonts w:hint="eastAsia"/>
+          <w:color w:val="000000" w:themeColor="text1"/>
+        </w:rPr>
+        <w:t xml:space="preserve"> n</w:t>
+      </w:r>
+      <w:r>
+        <w:rPr>
+          <w:color w:val="000000" w:themeColor="text1"/>
+        </w:rPr>
+        <w:t>.</w:t>
+      </w:r>
+      <w:r>
+        <w:rPr>
+          <w:rFonts w:hint="eastAsia"/>
+          <w:color w:val="000000" w:themeColor="text1"/>
+        </w:rPr>
+        <w:t>製造業</w:t>
+      </w:r>
+    </w:p>
+    <w:p>
+      <w:pPr>
+        <w:rPr>
+          <w:color w:val="000000" w:themeColor="text1"/>
+        </w:rPr>
+      </w:pPr>
+      <w:r>
+        <w:rPr>
+          <w:color w:val="000000" w:themeColor="text1"/>
+        </w:rPr>
+        <w:t>failed</w:t>
+      </w:r>
+      <w:r>
+        <w:rPr>
+          <w:color w:val="000000" w:themeColor="text1"/>
+        </w:rPr>
+        <w:t xml:space="preserve"> </w:t>
+      </w:r>
+      <w:r>
+        <w:rPr>
+          <w:rFonts w:hint="eastAsia"/>
+          <w:color w:val="000000" w:themeColor="text1"/>
+        </w:rPr>
+        <w:t>失敗、</w:t>
+      </w:r>
+      <w:r>
+        <w:rPr>
+          <w:color w:val="000000" w:themeColor="text1"/>
+        </w:rPr>
+        <w:t>meet</w:t>
+      </w:r>
+      <w:r>
+        <w:rPr>
+          <w:rFonts w:hint="eastAsia"/>
+          <w:color w:val="000000" w:themeColor="text1"/>
+        </w:rPr>
+        <w:t xml:space="preserve"> </w:t>
+      </w:r>
+      <w:r>
+        <w:rPr>
+          <w:color w:val="000000" w:themeColor="text1"/>
+        </w:rPr>
+        <w:t>v.</w:t>
+      </w:r>
+      <w:r>
+        <w:rPr>
+          <w:rFonts w:hint="eastAsia"/>
+          <w:color w:val="000000" w:themeColor="text1"/>
+        </w:rPr>
+        <w:t>遇到</w:t>
+      </w:r>
+      <w:r>
+        <w:rPr>
+          <w:rFonts w:hint="eastAsia"/>
+          <w:color w:val="000000" w:themeColor="text1"/>
+        </w:rPr>
+        <w:t>/</w:t>
+      </w:r>
+      <w:r>
+        <w:rPr>
+          <w:rFonts w:hint="eastAsia"/>
+          <w:color w:val="000000" w:themeColor="text1"/>
+        </w:rPr>
+        <w:t>完成</w:t>
+      </w:r>
+      <w:r>
+        <w:rPr>
+          <w:rFonts w:hint="eastAsia"/>
+          <w:color w:val="000000" w:themeColor="text1"/>
+        </w:rPr>
+        <w:t>/</w:t>
+      </w:r>
+      <w:r>
+        <w:rPr>
+          <w:rFonts w:hint="eastAsia"/>
+          <w:color w:val="000000" w:themeColor="text1"/>
+        </w:rPr>
+        <w:t>經歷、</w:t>
+      </w:r>
+      <w:r>
+        <w:rPr>
+          <w:color w:val="000000" w:themeColor="text1"/>
+        </w:rPr>
+        <w:t>quotas</w:t>
+      </w:r>
+      <w:r>
+        <w:rPr>
+          <w:rFonts w:hint="eastAsia"/>
+          <w:color w:val="000000" w:themeColor="text1"/>
+        </w:rPr>
+        <w:t xml:space="preserve"> </w:t>
+      </w:r>
+      <w:r>
+        <w:rPr>
+          <w:color w:val="000000" w:themeColor="text1"/>
+        </w:rPr>
+        <w:t>n.</w:t>
+      </w:r>
+      <w:r>
+        <w:rPr>
+          <w:rFonts w:hint="eastAsia"/>
+          <w:color w:val="000000" w:themeColor="text1"/>
+        </w:rPr>
+        <w:t>配額</w:t>
+      </w:r>
+    </w:p>
+    <w:p>
+      <w:pPr>
+        <w:rPr>
+          <w:color w:val="000000" w:themeColor="text1"/>
+        </w:rPr>
+      </w:pPr>
+    </w:p>
+    <w:p>
+      <w:pPr>
+        <w:rPr>
+          <w:color w:val="000000" w:themeColor="text1"/>
+        </w:rPr>
+      </w:pPr>
+      <w:r>
+        <w:rPr>
+          <w:rFonts w:hint="eastAsia"/>
+          <w:color w:val="000000" w:themeColor="text1"/>
+        </w:rPr>
+        <w:t>a</w:t>
+      </w:r>
+      <w:r>
+        <w:rPr>
+          <w:rFonts w:hint="eastAsia"/>
+          <w:color w:val="000000" w:themeColor="text1"/>
+        </w:rPr>
+        <w:t>、</w:t>
+      </w:r>
+      <w:r>
+        <w:rPr>
+          <w:rFonts w:hint="eastAsia"/>
+          <w:color w:val="000000" w:themeColor="text1"/>
+        </w:rPr>
+        <w:t>B</w:t>
+      </w:r>
+      <w:r>
+        <w:rPr>
+          <w:rFonts w:hint="eastAsia"/>
+          <w:color w:val="000000" w:themeColor="text1"/>
+        </w:rPr>
+        <w:t>、</w:t>
+      </w:r>
+      <w:r>
+        <w:rPr>
+          <w:rFonts w:hint="eastAsia"/>
+          <w:color w:val="000000" w:themeColor="text1"/>
+        </w:rPr>
+        <w:t>D</w:t>
+      </w:r>
+      <w:r>
+        <w:rPr>
+          <w:rFonts w:hint="eastAsia"/>
+          <w:color w:val="000000" w:themeColor="text1"/>
+        </w:rPr>
+        <w:t>不行，</w:t>
+      </w:r>
+      <w:proofErr w:type="spellStart"/>
+      <w:r>
+        <w:rPr>
+          <w:color w:val="000000" w:themeColor="text1"/>
+        </w:rPr>
+        <w:t>Although</w:t>
+      </w:r>
+      <w:r>
+        <w:rPr>
+          <w:color w:val="000000" w:themeColor="text1"/>
+        </w:rPr>
+        <w:t>+S+V</w:t>
+      </w:r>
+      <w:proofErr w:type="spellEnd"/>
+      <w:r>
+        <w:rPr>
+          <w:rFonts w:hint="eastAsia"/>
+          <w:color w:val="000000" w:themeColor="text1"/>
+        </w:rPr>
+        <w:t>、</w:t>
+      </w:r>
+      <w:r>
+        <w:rPr>
+          <w:color w:val="000000" w:themeColor="text1"/>
+        </w:rPr>
+        <w:t xml:space="preserve">Even </w:t>
+      </w:r>
+      <w:proofErr w:type="spellStart"/>
+      <w:r>
+        <w:rPr>
+          <w:color w:val="000000" w:themeColor="text1"/>
+        </w:rPr>
+        <w:t>though</w:t>
+      </w:r>
+      <w:r>
+        <w:rPr>
+          <w:color w:val="000000" w:themeColor="text1"/>
+        </w:rPr>
+        <w:t>+S+V</w:t>
+      </w:r>
+      <w:proofErr w:type="spellEnd"/>
+      <w:r>
+        <w:rPr>
+          <w:rFonts w:hint="eastAsia"/>
+          <w:color w:val="000000" w:themeColor="text1"/>
+        </w:rPr>
+        <w:t>、</w:t>
+      </w:r>
+      <w:proofErr w:type="spellStart"/>
+      <w:r>
+        <w:rPr>
+          <w:color w:val="000000" w:themeColor="text1"/>
+        </w:rPr>
+        <w:t>Whereas</w:t>
+      </w:r>
+      <w:r>
+        <w:rPr>
+          <w:color w:val="000000" w:themeColor="text1"/>
+        </w:rPr>
+        <w:t>+S+V</w:t>
+      </w:r>
+      <w:proofErr w:type="spellEnd"/>
+    </w:p>
+    <w:p>
+      <w:pPr>
+        <w:rPr>
+          <w:color w:val="000000" w:themeColor="text1"/>
+        </w:rPr>
+      </w:pPr>
+      <w:r>
+        <w:rPr>
+          <w:color w:val="000000" w:themeColor="text1"/>
+        </w:rPr>
+        <w:lastRenderedPageBreak/>
+        <w:t xml:space="preserve">The regional director appointed </w:t>
+      </w:r>
+      <w:proofErr w:type="spellStart"/>
+      <w:proofErr w:type="gramStart"/>
+      <w:r>
+        <w:rPr>
+          <w:color w:val="000000" w:themeColor="text1"/>
+        </w:rPr>
+        <w:t>Ms.O</w:t>
+      </w:r>
+      <w:proofErr w:type="gramEnd"/>
+      <w:r>
+        <w:rPr>
+          <w:color w:val="000000" w:themeColor="text1"/>
+        </w:rPr>
+        <w:t>,Connor</w:t>
+      </w:r>
+      <w:proofErr w:type="spellEnd"/>
+      <w:r>
+        <w:rPr>
+          <w:color w:val="000000" w:themeColor="text1"/>
+        </w:rPr>
+        <w:t>,</w:t>
+      </w:r>
+      <w:r>
+        <w:rPr>
+          <w:color w:val="000000" w:themeColor="text1"/>
+          <w:highlight w:val="yellow"/>
+        </w:rPr>
+        <w:t xml:space="preserve"> </w:t>
+      </w:r>
+      <w:r>
+        <w:rPr>
+          <w:color w:val="000000" w:themeColor="text1"/>
+          <w:highlight w:val="yellow"/>
+        </w:rPr>
+        <w:t>whose</w:t>
+      </w:r>
+      <w:r>
+        <w:rPr>
+          <w:color w:val="000000" w:themeColor="text1"/>
+        </w:rPr>
+        <w:t xml:space="preserve"> dedication and leadership </w:t>
+      </w:r>
+      <w:r>
+        <w:rPr>
+          <w:color w:val="FF0000"/>
+        </w:rPr>
+        <w:t xml:space="preserve">helped </w:t>
+      </w:r>
+      <w:r>
+        <w:rPr>
+          <w:color w:val="000000" w:themeColor="text1"/>
+        </w:rPr>
+        <w:t>the firm achieve record-breaking sales growth this year.</w:t>
+      </w:r>
+    </w:p>
+    <w:p>
+      <w:pPr>
+        <w:rPr>
+          <w:color w:val="000000" w:themeColor="text1"/>
+        </w:rPr>
+      </w:pPr>
+      <w:r>
+        <w:rPr>
+          <w:color w:val="000000" w:themeColor="text1"/>
+          <w:highlight w:val="yellow"/>
+        </w:rPr>
+        <w:t>(A)</w:t>
+      </w:r>
+      <w:r>
+        <w:rPr>
+          <w:color w:val="000000" w:themeColor="text1"/>
+          <w:highlight w:val="yellow"/>
+        </w:rPr>
+        <w:t>whose</w:t>
+      </w:r>
+      <w:r>
+        <w:rPr>
+          <w:color w:val="000000" w:themeColor="text1"/>
+        </w:rPr>
+        <w:t>(B)whom(C)with(D)that</w:t>
+      </w:r>
+    </w:p>
+    <w:p>
+      <w:pPr>
+        <w:rPr>
+          <w:color w:val="000000" w:themeColor="text1"/>
+        </w:rPr>
+      </w:pPr>
+      <w:r>
+        <w:rPr>
+          <w:color w:val="000000" w:themeColor="text1"/>
+        </w:rPr>
+        <w:t>A</w:t>
+      </w:r>
+      <w:r>
+        <w:rPr>
+          <w:color w:val="000000" w:themeColor="text1"/>
+        </w:rPr>
+        <w:t>ppointed</w:t>
+      </w:r>
+      <w:r>
+        <w:rPr>
+          <w:color w:val="000000" w:themeColor="text1"/>
+        </w:rPr>
+        <w:t xml:space="preserve"> adj.</w:t>
+      </w:r>
+      <w:r>
+        <w:rPr>
+          <w:rFonts w:hint="eastAsia"/>
+          <w:color w:val="000000" w:themeColor="text1"/>
+        </w:rPr>
+        <w:t>指派</w:t>
+      </w:r>
+      <w:r>
+        <w:rPr>
+          <w:rFonts w:hint="eastAsia"/>
+          <w:color w:val="000000" w:themeColor="text1"/>
+        </w:rPr>
+        <w:t>/</w:t>
+      </w:r>
+      <w:r>
+        <w:rPr>
+          <w:rFonts w:hint="eastAsia"/>
+          <w:color w:val="000000" w:themeColor="text1"/>
+        </w:rPr>
+        <w:t>已安排、</w:t>
+      </w:r>
+      <w:r>
+        <w:rPr>
+          <w:color w:val="000000" w:themeColor="text1"/>
+        </w:rPr>
+        <w:t>dedication</w:t>
+      </w:r>
+      <w:r>
+        <w:rPr>
+          <w:color w:val="000000" w:themeColor="text1"/>
+        </w:rPr>
+        <w:t xml:space="preserve"> n.</w:t>
+      </w:r>
+      <w:r>
+        <w:rPr>
+          <w:rFonts w:hint="eastAsia"/>
+          <w:color w:val="000000" w:themeColor="text1"/>
+        </w:rPr>
+        <w:t>奉獻</w:t>
+      </w:r>
+      <w:r>
+        <w:rPr>
+          <w:rFonts w:hint="eastAsia"/>
+          <w:color w:val="000000" w:themeColor="text1"/>
+        </w:rPr>
+        <w:t>/</w:t>
+      </w:r>
+      <w:r>
+        <w:rPr>
+          <w:rFonts w:hint="eastAsia"/>
+          <w:color w:val="000000" w:themeColor="text1"/>
+        </w:rPr>
+        <w:t>投入、</w:t>
+      </w:r>
+      <w:r>
+        <w:rPr>
+          <w:color w:val="000000" w:themeColor="text1"/>
+        </w:rPr>
+        <w:t>achieve</w:t>
+      </w:r>
+      <w:r>
+        <w:rPr>
+          <w:color w:val="000000" w:themeColor="text1"/>
+        </w:rPr>
+        <w:t xml:space="preserve"> v.</w:t>
+      </w:r>
+      <w:r>
+        <w:rPr>
+          <w:rFonts w:hint="eastAsia"/>
+          <w:color w:val="000000" w:themeColor="text1"/>
+        </w:rPr>
+        <w:t>達到</w:t>
+      </w:r>
+      <w:r>
+        <w:rPr>
+          <w:rFonts w:hint="eastAsia"/>
+          <w:color w:val="000000" w:themeColor="text1"/>
+        </w:rPr>
+        <w:t>/</w:t>
+      </w:r>
+      <w:r>
+        <w:rPr>
+          <w:rFonts w:hint="eastAsia"/>
+          <w:color w:val="000000" w:themeColor="text1"/>
+        </w:rPr>
+        <w:t>完成</w:t>
+      </w:r>
+    </w:p>
+    <w:p>
+      <w:pPr>
+        <w:rPr>
+          <w:color w:val="000000" w:themeColor="text1"/>
+        </w:rPr>
+      </w:pPr>
+      <w:r>
+        <w:rPr>
+          <w:color w:val="000000" w:themeColor="text1"/>
+        </w:rPr>
+        <w:t>record-breaking</w:t>
+      </w:r>
+      <w:r>
+        <w:rPr>
+          <w:rFonts w:hint="eastAsia"/>
+          <w:color w:val="000000" w:themeColor="text1"/>
+        </w:rPr>
+        <w:t>破紀錄</w:t>
+      </w:r>
+    </w:p>
+    <w:p>
+      <w:pPr>
+        <w:rPr>
+          <w:color w:val="000000" w:themeColor="text1"/>
+        </w:rPr>
+      </w:pPr>
+    </w:p>
+    <w:p>
+      <w:pPr>
+        <w:rPr>
+          <w:color w:val="FF0000"/>
+        </w:rPr>
+      </w:pPr>
+      <w:r>
+        <w:rPr>
+          <w:rFonts w:hint="eastAsia"/>
+          <w:color w:val="000000" w:themeColor="text1"/>
+        </w:rPr>
+        <w:t>c</w:t>
+      </w:r>
+      <w:r>
+        <w:rPr>
+          <w:rFonts w:hint="eastAsia"/>
+          <w:color w:val="000000" w:themeColor="text1"/>
+        </w:rPr>
+        <w:t>不行，</w:t>
+      </w:r>
+      <w:r>
+        <w:rPr>
+          <w:rFonts w:hint="eastAsia"/>
+          <w:color w:val="000000" w:themeColor="text1"/>
+        </w:rPr>
+        <w:t>w</w:t>
+      </w:r>
+      <w:r>
+        <w:rPr>
+          <w:color w:val="000000" w:themeColor="text1"/>
+        </w:rPr>
+        <w:t>ith</w:t>
+      </w:r>
+      <w:r>
+        <w:rPr>
+          <w:rFonts w:hint="eastAsia"/>
+          <w:color w:val="000000" w:themeColor="text1"/>
+        </w:rPr>
+        <w:t>(</w:t>
+      </w:r>
+      <w:r>
+        <w:rPr>
+          <w:rFonts w:hint="eastAsia"/>
+          <w:color w:val="000000" w:themeColor="text1"/>
+        </w:rPr>
+        <w:t>介係詞</w:t>
+      </w:r>
+      <w:r>
+        <w:rPr>
+          <w:color w:val="000000" w:themeColor="text1"/>
+        </w:rPr>
+        <w:t>)</w:t>
+      </w:r>
+      <w:r>
+        <w:rPr>
+          <w:rFonts w:hint="eastAsia"/>
+          <w:color w:val="000000" w:themeColor="text1"/>
+        </w:rPr>
+        <w:t>後面不能有動詞，已經有</w:t>
+      </w:r>
+      <w:r>
+        <w:rPr>
+          <w:color w:val="FF0000"/>
+        </w:rPr>
+        <w:t>helped</w:t>
+      </w:r>
+    </w:p>
+    <w:p>
+      <w:pPr>
+        <w:rPr>
+          <w:color w:val="000000" w:themeColor="text1"/>
+        </w:rPr>
+      </w:pPr>
+      <w:r>
+        <w:rPr>
+          <w:rFonts w:hint="eastAsia"/>
+          <w:color w:val="000000" w:themeColor="text1"/>
+        </w:rPr>
+        <w:t>d</w:t>
+      </w:r>
+      <w:r>
+        <w:rPr>
+          <w:rFonts w:hint="eastAsia"/>
+          <w:color w:val="000000" w:themeColor="text1"/>
+        </w:rPr>
+        <w:t>不行，逗號後面不能用</w:t>
+      </w:r>
+      <w:r>
+        <w:rPr>
+          <w:rFonts w:hint="eastAsia"/>
+          <w:color w:val="000000" w:themeColor="text1"/>
+        </w:rPr>
+        <w:t>t</w:t>
+      </w:r>
+      <w:r>
+        <w:rPr>
+          <w:color w:val="000000" w:themeColor="text1"/>
+        </w:rPr>
+        <w:t>hat</w:t>
+      </w:r>
+    </w:p>
+    <w:p>
+      <w:pPr>
+        <w:rPr>
+          <w:color w:val="000000" w:themeColor="text1"/>
+        </w:rPr>
+      </w:pPr>
+      <w:r>
+        <w:rPr>
+          <w:rFonts w:hint="eastAsia"/>
+          <w:color w:val="000000" w:themeColor="text1"/>
+        </w:rPr>
+        <w:t>b</w:t>
+      </w:r>
+      <w:r>
+        <w:rPr>
+          <w:rFonts w:hint="eastAsia"/>
+          <w:color w:val="000000" w:themeColor="text1"/>
+        </w:rPr>
+        <w:t>不行，</w:t>
+      </w:r>
+      <w:proofErr w:type="spellStart"/>
+      <w:r>
+        <w:rPr>
+          <w:color w:val="000000" w:themeColor="text1"/>
+        </w:rPr>
+        <w:t>whom</w:t>
+      </w:r>
+      <w:r>
+        <w:rPr>
+          <w:rFonts w:hint="eastAsia"/>
+          <w:color w:val="000000" w:themeColor="text1"/>
+        </w:rPr>
+        <w:t>+</w:t>
+      </w:r>
+      <w:r>
+        <w:rPr>
+          <w:color w:val="000000" w:themeColor="text1"/>
+        </w:rPr>
+        <w:t>S+V</w:t>
+      </w:r>
+      <w:proofErr w:type="spellEnd"/>
+      <w:r>
+        <w:rPr>
+          <w:rFonts w:hint="eastAsia"/>
+          <w:color w:val="000000" w:themeColor="text1"/>
+        </w:rPr>
+        <w:t>，</w:t>
+      </w:r>
+      <w:proofErr w:type="gramStart"/>
+      <w:r>
+        <w:rPr>
+          <w:rFonts w:hint="eastAsia"/>
+          <w:color w:val="000000" w:themeColor="text1"/>
+        </w:rPr>
+        <w:t>在句意</w:t>
+      </w:r>
+      <w:proofErr w:type="gramEnd"/>
+      <w:r>
+        <w:rPr>
+          <w:rFonts w:hint="eastAsia"/>
+          <w:color w:val="000000" w:themeColor="text1"/>
+        </w:rPr>
+        <w:t>上也不符合</w:t>
+      </w:r>
+    </w:p>
+    <w:p>
+      <w:pPr>
+        <w:rPr>
+          <w:rFonts w:hint="eastAsia"/>
+          <w:color w:val="000000" w:themeColor="text1"/>
+        </w:rPr>
+      </w:pPr>
+      <w:r>
+        <w:rPr>
+          <w:rFonts w:hint="eastAsia"/>
+          <w:color w:val="000000" w:themeColor="text1"/>
+        </w:rPr>
+        <w:t>空格後面的</w:t>
+      </w:r>
+      <w:r>
+        <w:rPr>
+          <w:color w:val="000000" w:themeColor="text1"/>
+        </w:rPr>
+        <w:t>dedication and leadership</w:t>
+      </w:r>
+      <w:r>
+        <w:rPr>
+          <w:rFonts w:hint="eastAsia"/>
+          <w:color w:val="000000" w:themeColor="text1"/>
+        </w:rPr>
+        <w:t>是屬於空格前方</w:t>
+      </w:r>
+      <w:proofErr w:type="spellStart"/>
+      <w:r>
+        <w:rPr>
+          <w:color w:val="000000" w:themeColor="text1"/>
+        </w:rPr>
+        <w:t>Ms.O,Connor</w:t>
+      </w:r>
+      <w:proofErr w:type="spellEnd"/>
+      <w:r>
+        <w:rPr>
+          <w:rFonts w:hint="eastAsia"/>
+          <w:color w:val="000000" w:themeColor="text1"/>
+        </w:rPr>
+        <w:t xml:space="preserve"> </w:t>
+      </w:r>
+      <w:r>
+        <w:rPr>
+          <w:color w:val="000000" w:themeColor="text1"/>
+        </w:rPr>
+        <w:t>-&gt;</w:t>
+      </w:r>
+      <w:r>
+        <w:rPr>
+          <w:rFonts w:hint="eastAsia"/>
+          <w:color w:val="000000" w:themeColor="text1"/>
+        </w:rPr>
+        <w:t xml:space="preserve"> </w:t>
+      </w:r>
+      <w:r>
+        <w:rPr>
+          <w:rFonts w:hint="eastAsia"/>
+          <w:color w:val="000000" w:themeColor="text1"/>
+        </w:rPr>
+        <w:t>w</w:t>
+      </w:r>
+      <w:r>
+        <w:rPr>
+          <w:color w:val="000000" w:themeColor="text1"/>
+        </w:rPr>
+        <w:t>hose -&gt;</w:t>
+      </w:r>
+      <w:r>
+        <w:rPr>
+          <w:rFonts w:hint="eastAsia"/>
+          <w:color w:val="000000" w:themeColor="text1"/>
+        </w:rPr>
+        <w:t>某人的</w:t>
+      </w:r>
+    </w:p>
+    <w:p>
+      <w:pPr>
+        <w:rPr>
+          <w:color w:val="000000" w:themeColor="text1"/>
+        </w:rPr>
+      </w:pPr>
+    </w:p>
+    <w:p>
+      <w:pPr>
+        <w:rPr>
+          <w:color w:val="000000" w:themeColor="text1"/>
+        </w:rPr>
+      </w:pPr>
+      <w:r>
+        <w:rPr>
+          <w:color w:val="000000" w:themeColor="text1"/>
+        </w:rPr>
+        <w:t xml:space="preserve">dedication and leadership </w:t>
+      </w:r>
+      <w:r>
+        <w:rPr>
+          <w:color w:val="FF0000"/>
+        </w:rPr>
+        <w:t xml:space="preserve">helped </w:t>
+      </w:r>
+      <w:r>
+        <w:rPr>
+          <w:color w:val="000000" w:themeColor="text1"/>
+        </w:rPr>
+        <w:t>the firm achieve record-breaking sales growth this year.</w:t>
+      </w:r>
+      <w:r>
+        <w:rPr>
+          <w:rFonts w:hint="eastAsia"/>
+          <w:color w:val="000000" w:themeColor="text1"/>
+        </w:rPr>
+        <w:t>這邊是在說明</w:t>
+      </w:r>
+      <w:r>
+        <w:rPr>
+          <w:color w:val="000000" w:themeColor="text1"/>
+        </w:rPr>
+        <w:t xml:space="preserve">The regional director appointed </w:t>
+      </w:r>
+      <w:proofErr w:type="spellStart"/>
+      <w:r>
+        <w:rPr>
+          <w:color w:val="000000" w:themeColor="text1"/>
+        </w:rPr>
+        <w:t>Ms.O,Connor</w:t>
+      </w:r>
+      <w:proofErr w:type="spellEnd"/>
+      <w:r>
+        <w:rPr>
+          <w:rFonts w:hint="eastAsia"/>
+          <w:color w:val="000000" w:themeColor="text1"/>
+        </w:rPr>
+        <w:t>的內容，因此這邊是形容詞子句</w:t>
+      </w:r>
+    </w:p>
+    <w:p>
+      <w:pPr>
+        <w:rPr>
+          <w:color w:val="000000" w:themeColor="text1"/>
+        </w:rPr>
+      </w:pPr>
+    </w:p>
+    <w:p>
+      <w:pPr>
+        <w:rPr>
+          <w:color w:val="000000" w:themeColor="text1"/>
+        </w:rPr>
+      </w:pPr>
+      <w:r>
+        <w:rPr>
+          <w:color w:val="000000" w:themeColor="text1"/>
+        </w:rPr>
+        <w:t>who +S+V/</w:t>
+      </w:r>
+      <w:proofErr w:type="spellStart"/>
+      <w:r>
+        <w:rPr>
+          <w:color w:val="000000" w:themeColor="text1"/>
+        </w:rPr>
+        <w:t>who+V</w:t>
+      </w:r>
+      <w:proofErr w:type="spellEnd"/>
+    </w:p>
+    <w:p>
+      <w:pPr>
+        <w:rPr>
+          <w:color w:val="000000" w:themeColor="text1"/>
+        </w:rPr>
+      </w:pPr>
+    </w:p>
+    <w:p>
+      <w:pPr>
+        <w:rPr>
+          <w:color w:val="000000" w:themeColor="text1"/>
+        </w:rPr>
+      </w:pPr>
+      <w:r>
+        <w:rPr>
+          <w:color w:val="000000" w:themeColor="text1"/>
+        </w:rPr>
+        <w:t xml:space="preserve">The marketing campaign proved to be </w:t>
+      </w:r>
+      <w:r>
+        <w:rPr>
+          <w:color w:val="000000" w:themeColor="text1"/>
+          <w:highlight w:val="yellow"/>
+        </w:rPr>
+        <w:t>not only</w:t>
+      </w:r>
+      <w:r>
+        <w:rPr>
+          <w:color w:val="000000" w:themeColor="text1"/>
+        </w:rPr>
+        <w:t xml:space="preserve"> a financial success </w:t>
+      </w:r>
+      <w:r>
+        <w:rPr>
+          <w:color w:val="FF0000"/>
+        </w:rPr>
+        <w:t>but also</w:t>
+      </w:r>
+      <w:r>
+        <w:rPr>
+          <w:color w:val="000000" w:themeColor="text1"/>
+        </w:rPr>
+        <w:t xml:space="preserve"> a powerful driver of long-term brand loyalty.</w:t>
+      </w:r>
+    </w:p>
+    <w:p>
+      <w:pPr>
+        <w:rPr>
+          <w:rFonts w:hint="eastAsia"/>
+          <w:color w:val="000000" w:themeColor="text1"/>
+        </w:rPr>
+      </w:pPr>
+      <w:r>
+        <w:rPr>
+          <w:rFonts w:hint="eastAsia"/>
+          <w:color w:val="000000" w:themeColor="text1"/>
+        </w:rPr>
+        <w:t>(</w:t>
+      </w:r>
+      <w:r>
+        <w:rPr>
+          <w:color w:val="000000" w:themeColor="text1"/>
+        </w:rPr>
+        <w:t>A)neither(B)both</w:t>
+      </w:r>
+      <w:r>
+        <w:rPr>
+          <w:color w:val="000000" w:themeColor="text1"/>
+          <w:highlight w:val="yellow"/>
+        </w:rPr>
+        <w:t>(C)not only</w:t>
+      </w:r>
+      <w:r>
+        <w:rPr>
+          <w:color w:val="000000" w:themeColor="text1"/>
+        </w:rPr>
+        <w:t>(D)either</w:t>
+      </w:r>
+    </w:p>
+    <w:p>
+      <w:pPr>
+        <w:rPr>
+          <w:color w:val="000000" w:themeColor="text1"/>
+        </w:rPr>
+      </w:pPr>
+      <w:r>
+        <w:rPr>
+          <w:color w:val="000000" w:themeColor="text1"/>
+        </w:rPr>
+        <w:t>P</w:t>
+      </w:r>
+      <w:r>
+        <w:rPr>
+          <w:color w:val="000000" w:themeColor="text1"/>
+        </w:rPr>
+        <w:t>rove</w:t>
+      </w:r>
+      <w:r>
+        <w:rPr>
+          <w:color w:val="000000" w:themeColor="text1"/>
+        </w:rPr>
+        <w:t xml:space="preserve"> v</w:t>
+      </w:r>
+      <w:r>
+        <w:rPr>
+          <w:rFonts w:hint="eastAsia"/>
+          <w:color w:val="000000" w:themeColor="text1"/>
+        </w:rPr>
+        <w:t>證明、</w:t>
+      </w:r>
+      <w:r>
+        <w:rPr>
+          <w:color w:val="000000" w:themeColor="text1"/>
+        </w:rPr>
+        <w:t>long-term</w:t>
+      </w:r>
+      <w:r>
+        <w:rPr>
+          <w:rFonts w:hint="eastAsia"/>
+          <w:color w:val="000000" w:themeColor="text1"/>
+        </w:rPr>
+        <w:t>長期、</w:t>
+      </w:r>
+      <w:r>
+        <w:rPr>
+          <w:color w:val="000000" w:themeColor="text1"/>
+        </w:rPr>
+        <w:t>powerful driver</w:t>
+      </w:r>
+      <w:r>
+        <w:rPr>
+          <w:rFonts w:hint="eastAsia"/>
+          <w:color w:val="000000" w:themeColor="text1"/>
+        </w:rPr>
+        <w:t>強大的驅動力</w:t>
+      </w:r>
+      <w:r>
+        <w:rPr>
+          <w:rFonts w:hint="eastAsia"/>
+          <w:color w:val="000000" w:themeColor="text1"/>
+        </w:rPr>
+        <w:t>、</w:t>
+      </w:r>
+      <w:r>
+        <w:rPr>
+          <w:color w:val="000000" w:themeColor="text1"/>
+        </w:rPr>
+        <w:t>loyalty</w:t>
+      </w:r>
+      <w:r>
+        <w:rPr>
+          <w:rFonts w:hint="eastAsia"/>
+          <w:color w:val="000000" w:themeColor="text1"/>
+        </w:rPr>
+        <w:t xml:space="preserve"> </w:t>
+      </w:r>
+      <w:r>
+        <w:rPr>
+          <w:color w:val="000000" w:themeColor="text1"/>
+        </w:rPr>
+        <w:t>adv</w:t>
+      </w:r>
+      <w:r>
+        <w:rPr>
+          <w:rFonts w:hint="eastAsia"/>
+          <w:color w:val="000000" w:themeColor="text1"/>
+        </w:rPr>
+        <w:t>忠誠</w:t>
+      </w:r>
+    </w:p>
+    <w:p>
+      <w:pPr>
+        <w:rPr>
+          <w:color w:val="000000" w:themeColor="text1"/>
+        </w:rPr>
+      </w:pPr>
+      <w:r>
+        <w:rPr>
+          <w:color w:val="000000" w:themeColor="text1"/>
+        </w:rPr>
+        <w:t xml:space="preserve">Not </w:t>
+      </w:r>
+      <w:proofErr w:type="gramStart"/>
+      <w:r>
+        <w:rPr>
+          <w:color w:val="000000" w:themeColor="text1"/>
+        </w:rPr>
+        <w:t>only..</w:t>
+      </w:r>
+      <w:proofErr w:type="gramEnd"/>
+      <w:r>
+        <w:rPr>
+          <w:color w:val="000000" w:themeColor="text1"/>
+        </w:rPr>
+        <w:t xml:space="preserve"> but also </w:t>
+      </w:r>
+      <w:r>
+        <w:rPr>
+          <w:rFonts w:hint="eastAsia"/>
+          <w:color w:val="000000" w:themeColor="text1"/>
+        </w:rPr>
+        <w:t>不只</w:t>
+      </w:r>
+      <w:r>
+        <w:rPr>
+          <w:color w:val="000000" w:themeColor="text1"/>
+        </w:rPr>
+        <w:t>A</w:t>
+      </w:r>
+      <w:r>
+        <w:rPr>
+          <w:rFonts w:hint="eastAsia"/>
+          <w:color w:val="000000" w:themeColor="text1"/>
+        </w:rPr>
+        <w:t>還有</w:t>
+      </w:r>
+      <w:r>
+        <w:rPr>
+          <w:color w:val="000000" w:themeColor="text1"/>
+        </w:rPr>
+        <w:t>B</w:t>
+      </w:r>
+    </w:p>
+    <w:p>
+      <w:pPr>
+        <w:rPr>
+          <w:color w:val="000000" w:themeColor="text1"/>
+        </w:rPr>
+      </w:pPr>
+    </w:p>
+    <w:p>
+      <w:pPr>
+        <w:rPr>
+          <w:color w:val="000000" w:themeColor="text1"/>
+        </w:rPr>
+      </w:pPr>
+      <w:r>
+        <w:rPr>
+          <w:color w:val="000000" w:themeColor="text1"/>
+        </w:rPr>
+        <w:t>Both A and B</w:t>
+      </w:r>
+      <w:r>
+        <w:rPr>
+          <w:rFonts w:hint="eastAsia"/>
+          <w:color w:val="000000" w:themeColor="text1"/>
+        </w:rPr>
+        <w:t>、</w:t>
+      </w:r>
+      <w:r>
+        <w:rPr>
+          <w:rFonts w:hint="eastAsia"/>
+          <w:color w:val="000000" w:themeColor="text1"/>
+        </w:rPr>
+        <w:t>n</w:t>
+      </w:r>
+      <w:r>
+        <w:rPr>
+          <w:color w:val="000000" w:themeColor="text1"/>
+        </w:rPr>
+        <w:t>either A nor B</w:t>
+      </w:r>
+      <w:r>
+        <w:rPr>
+          <w:rFonts w:hint="eastAsia"/>
+          <w:color w:val="000000" w:themeColor="text1"/>
+        </w:rPr>
+        <w:t>兩者皆非、</w:t>
+      </w:r>
+      <w:r>
+        <w:rPr>
+          <w:color w:val="000000" w:themeColor="text1"/>
+        </w:rPr>
+        <w:t>either A or B</w:t>
+      </w:r>
+      <w:r>
+        <w:rPr>
+          <w:rFonts w:hint="eastAsia"/>
+          <w:color w:val="000000" w:themeColor="text1"/>
+        </w:rPr>
+        <w:t>兩者擇</w:t>
+      </w:r>
+      <w:proofErr w:type="gramStart"/>
+      <w:r>
+        <w:rPr>
+          <w:rFonts w:hint="eastAsia"/>
+          <w:color w:val="000000" w:themeColor="text1"/>
+        </w:rPr>
+        <w:t>一</w:t>
+      </w:r>
+      <w:proofErr w:type="gramEnd"/>
+    </w:p>
+    <w:p>
+      <w:pPr>
+        <w:rPr>
+          <w:color w:val="000000" w:themeColor="text1"/>
+        </w:rPr>
+      </w:pPr>
+    </w:p>
+    <w:p>
+      <w:pPr>
+        <w:rPr>
+          <w:color w:val="000000" w:themeColor="text1"/>
+        </w:rPr>
+      </w:pPr>
+      <w:r>
+        <w:rPr>
+          <w:color w:val="000000" w:themeColor="text1"/>
+          <w:highlight w:val="yellow"/>
+        </w:rPr>
+        <w:t>I</w:t>
+      </w:r>
+      <w:r>
+        <w:rPr>
+          <w:color w:val="000000" w:themeColor="text1"/>
+          <w:highlight w:val="yellow"/>
+        </w:rPr>
+        <w:t>nspected</w:t>
+      </w:r>
+      <w:r>
+        <w:rPr>
+          <w:color w:val="000000" w:themeColor="text1"/>
+        </w:rPr>
+        <w:t xml:space="preserve"> </w:t>
+      </w:r>
+      <w:r>
+        <w:rPr>
+          <w:color w:val="000000" w:themeColor="text1"/>
+        </w:rPr>
+        <w:t>c</w:t>
+      </w:r>
+      <w:r>
+        <w:rPr>
+          <w:color w:val="000000" w:themeColor="text1"/>
+        </w:rPr>
+        <w:t xml:space="preserve">arefully for signs of structural </w:t>
+      </w:r>
+      <w:proofErr w:type="spellStart"/>
+      <w:proofErr w:type="gramStart"/>
+      <w:r>
+        <w:rPr>
+          <w:color w:val="000000" w:themeColor="text1"/>
+        </w:rPr>
+        <w:t>wear,the</w:t>
+      </w:r>
+      <w:proofErr w:type="spellEnd"/>
+      <w:proofErr w:type="gramEnd"/>
+      <w:r>
+        <w:rPr>
+          <w:color w:val="000000" w:themeColor="text1"/>
+        </w:rPr>
+        <w:t xml:space="preserve"> bridge components were approved for another decade of heavy public use.</w:t>
+      </w:r>
+    </w:p>
+    <w:p>
+      <w:pPr>
+        <w:rPr>
+          <w:color w:val="000000" w:themeColor="text1"/>
+        </w:rPr>
+      </w:pPr>
+      <w:r>
+        <w:rPr>
+          <w:color w:val="000000" w:themeColor="text1"/>
+        </w:rPr>
+        <w:t>(A)</w:t>
+      </w:r>
+      <w:r>
+        <w:rPr>
+          <w:color w:val="000000" w:themeColor="text1"/>
+        </w:rPr>
+        <w:t>Inspecting(B)</w:t>
+      </w:r>
+      <w:r>
+        <w:rPr>
+          <w:color w:val="000000" w:themeColor="text1"/>
+        </w:rPr>
+        <w:t xml:space="preserve"> </w:t>
+      </w:r>
+      <w:r>
+        <w:rPr>
+          <w:color w:val="000000" w:themeColor="text1"/>
+        </w:rPr>
+        <w:t>To inspect</w:t>
+      </w:r>
+      <w:r>
+        <w:rPr>
+          <w:color w:val="000000" w:themeColor="text1"/>
+        </w:rPr>
+        <w:t xml:space="preserve"> </w:t>
+      </w:r>
+      <w:r>
+        <w:rPr>
+          <w:color w:val="000000" w:themeColor="text1"/>
+          <w:highlight w:val="yellow"/>
+        </w:rPr>
+        <w:t>(C)</w:t>
+      </w:r>
+      <w:r>
+        <w:rPr>
+          <w:color w:val="000000" w:themeColor="text1"/>
+          <w:highlight w:val="yellow"/>
+        </w:rPr>
+        <w:t xml:space="preserve"> </w:t>
+      </w:r>
+      <w:r>
+        <w:rPr>
+          <w:color w:val="000000" w:themeColor="text1"/>
+          <w:highlight w:val="yellow"/>
+        </w:rPr>
+        <w:t>inspect</w:t>
+      </w:r>
+      <w:r>
+        <w:rPr>
+          <w:color w:val="000000" w:themeColor="text1"/>
+          <w:highlight w:val="yellow"/>
+        </w:rPr>
+        <w:t>ed</w:t>
+      </w:r>
+      <w:r>
+        <w:rPr>
+          <w:color w:val="000000" w:themeColor="text1"/>
+        </w:rPr>
+        <w:t xml:space="preserve"> </w:t>
+      </w:r>
+      <w:r>
+        <w:rPr>
+          <w:color w:val="000000" w:themeColor="text1"/>
+        </w:rPr>
+        <w:t>(D)Having inspected</w:t>
+      </w:r>
+    </w:p>
+    <w:p>
+      <w:pPr>
+        <w:rPr>
+          <w:color w:val="000000" w:themeColor="text1"/>
+        </w:rPr>
+      </w:pPr>
+      <w:r>
+        <w:rPr>
+          <w:color w:val="000000" w:themeColor="text1"/>
+        </w:rPr>
+        <w:t>S</w:t>
+      </w:r>
+      <w:r>
+        <w:rPr>
+          <w:color w:val="000000" w:themeColor="text1"/>
+        </w:rPr>
+        <w:t>ign</w:t>
+      </w:r>
+      <w:r>
+        <w:rPr>
+          <w:color w:val="000000" w:themeColor="text1"/>
+        </w:rPr>
+        <w:t xml:space="preserve"> v.</w:t>
+      </w:r>
+      <w:r>
+        <w:rPr>
+          <w:rFonts w:hint="eastAsia"/>
+          <w:color w:val="000000" w:themeColor="text1"/>
+        </w:rPr>
+        <w:t>簽名</w:t>
+      </w:r>
+      <w:r>
+        <w:rPr>
+          <w:color w:val="000000" w:themeColor="text1"/>
+        </w:rPr>
+        <w:t>,n.</w:t>
+      </w:r>
+      <w:r>
+        <w:rPr>
+          <w:rFonts w:hint="eastAsia"/>
+          <w:color w:val="000000" w:themeColor="text1"/>
+        </w:rPr>
+        <w:t>標誌</w:t>
+      </w:r>
+      <w:r>
+        <w:rPr>
+          <w:rFonts w:hint="eastAsia"/>
+          <w:color w:val="000000" w:themeColor="text1"/>
+        </w:rPr>
+        <w:t>/</w:t>
+      </w:r>
+      <w:r>
+        <w:rPr>
+          <w:rFonts w:hint="eastAsia"/>
+          <w:color w:val="000000" w:themeColor="text1"/>
+        </w:rPr>
+        <w:t>徵兆、</w:t>
+      </w:r>
+      <w:r>
+        <w:rPr>
+          <w:color w:val="000000" w:themeColor="text1"/>
+        </w:rPr>
+        <w:t>structural</w:t>
+      </w:r>
+      <w:r>
+        <w:rPr>
+          <w:rFonts w:hint="eastAsia"/>
+          <w:color w:val="000000" w:themeColor="text1"/>
+        </w:rPr>
+        <w:t xml:space="preserve"> </w:t>
+      </w:r>
+      <w:r>
+        <w:rPr>
+          <w:color w:val="000000" w:themeColor="text1"/>
+        </w:rPr>
+        <w:t>adj</w:t>
+      </w:r>
+      <w:r>
+        <w:rPr>
+          <w:rFonts w:hint="eastAsia"/>
+          <w:color w:val="000000" w:themeColor="text1"/>
+        </w:rPr>
+        <w:t>結構、</w:t>
+      </w:r>
+      <w:r>
+        <w:rPr>
+          <w:color w:val="000000" w:themeColor="text1"/>
+        </w:rPr>
+        <w:t>wear</w:t>
+      </w:r>
+      <w:r>
+        <w:rPr>
+          <w:rFonts w:hint="eastAsia"/>
+          <w:color w:val="000000" w:themeColor="text1"/>
+        </w:rPr>
+        <w:t xml:space="preserve"> </w:t>
+      </w:r>
+      <w:r>
+        <w:rPr>
+          <w:color w:val="000000" w:themeColor="text1"/>
+        </w:rPr>
+        <w:t>v.</w:t>
+      </w:r>
+      <w:r>
+        <w:rPr>
+          <w:rFonts w:hint="eastAsia"/>
+          <w:color w:val="000000" w:themeColor="text1"/>
+        </w:rPr>
+        <w:t>穿</w:t>
+      </w:r>
+      <w:r>
+        <w:rPr>
+          <w:rFonts w:hint="eastAsia"/>
+          <w:color w:val="000000" w:themeColor="text1"/>
+        </w:rPr>
+        <w:t>/</w:t>
+      </w:r>
+      <w:r>
+        <w:rPr>
+          <w:rFonts w:hint="eastAsia"/>
+          <w:color w:val="000000" w:themeColor="text1"/>
+        </w:rPr>
+        <w:t>耗損</w:t>
+      </w:r>
+      <w:r>
+        <w:rPr>
+          <w:rFonts w:hint="eastAsia"/>
+          <w:color w:val="000000" w:themeColor="text1"/>
+        </w:rPr>
+        <w:t>/</w:t>
+      </w:r>
+      <w:r>
+        <w:rPr>
+          <w:rFonts w:hint="eastAsia"/>
+          <w:color w:val="000000" w:themeColor="text1"/>
+        </w:rPr>
+        <w:t>允許</w:t>
+      </w:r>
+      <w:r>
+        <w:rPr>
+          <w:rFonts w:hint="eastAsia"/>
+          <w:color w:val="000000" w:themeColor="text1"/>
+        </w:rPr>
+        <w:t>,</w:t>
+      </w:r>
+      <w:r>
+        <w:rPr>
+          <w:color w:val="000000" w:themeColor="text1"/>
+        </w:rPr>
+        <w:t>n.</w:t>
+      </w:r>
+      <w:r>
+        <w:rPr>
+          <w:rFonts w:hint="eastAsia"/>
+          <w:color w:val="000000" w:themeColor="text1"/>
+        </w:rPr>
+        <w:t>衣服</w:t>
+      </w:r>
+      <w:r>
+        <w:rPr>
+          <w:rFonts w:hint="eastAsia"/>
+          <w:color w:val="000000" w:themeColor="text1"/>
+        </w:rPr>
+        <w:t>/</w:t>
+      </w:r>
+      <w:r>
+        <w:rPr>
+          <w:rFonts w:hint="eastAsia"/>
+          <w:color w:val="000000" w:themeColor="text1"/>
+        </w:rPr>
+        <w:t>耐用性、</w:t>
+      </w:r>
+      <w:r>
+        <w:rPr>
+          <w:color w:val="000000" w:themeColor="text1"/>
+        </w:rPr>
+        <w:t>components</w:t>
+      </w:r>
+      <w:r>
+        <w:rPr>
+          <w:rFonts w:hint="eastAsia"/>
+          <w:color w:val="000000" w:themeColor="text1"/>
+        </w:rPr>
+        <w:t xml:space="preserve"> </w:t>
+      </w:r>
+      <w:r>
+        <w:rPr>
+          <w:color w:val="000000" w:themeColor="text1"/>
+        </w:rPr>
+        <w:t>n.</w:t>
+      </w:r>
+      <w:r>
+        <w:rPr>
+          <w:rFonts w:hint="eastAsia"/>
+          <w:color w:val="000000" w:themeColor="text1"/>
+        </w:rPr>
+        <w:t>成分</w:t>
+      </w:r>
+      <w:r>
+        <w:rPr>
+          <w:rFonts w:hint="eastAsia"/>
+          <w:color w:val="000000" w:themeColor="text1"/>
+        </w:rPr>
+        <w:t>/</w:t>
+      </w:r>
+      <w:r>
+        <w:rPr>
+          <w:rFonts w:hint="eastAsia"/>
+          <w:color w:val="000000" w:themeColor="text1"/>
+        </w:rPr>
+        <w:t>零件</w:t>
+      </w:r>
+    </w:p>
+    <w:p>
+      <w:pPr>
+        <w:rPr>
+          <w:color w:val="000000" w:themeColor="text1"/>
+        </w:rPr>
+      </w:pPr>
+    </w:p>
+    <w:p>
+      <w:pPr>
+        <w:rPr>
+          <w:rFonts w:hint="eastAsia"/>
+          <w:color w:val="000000" w:themeColor="text1"/>
+        </w:rPr>
+      </w:pPr>
+      <w:r>
+        <w:rPr>
+          <w:strike/>
+          <w:color w:val="00B0F0"/>
+        </w:rPr>
+        <w:t xml:space="preserve">After </w:t>
+      </w:r>
+      <w:r>
+        <w:rPr>
+          <w:b/>
+          <w:bCs/>
+          <w:strike/>
+          <w:color w:val="00B0F0"/>
+        </w:rPr>
+        <w:t xml:space="preserve">the bridge components </w:t>
+      </w:r>
+      <w:r>
+        <w:rPr>
+          <w:strike/>
+          <w:color w:val="00B0F0"/>
+        </w:rPr>
+        <w:t>were</w:t>
+      </w:r>
+      <w:r>
+        <w:rPr>
+          <w:color w:val="00B0F0"/>
+        </w:rPr>
+        <w:t xml:space="preserve"> </w:t>
+      </w:r>
+      <w:r>
+        <w:rPr>
+          <w:color w:val="00B0F0"/>
+        </w:rPr>
+        <w:t>Inspected</w:t>
+      </w:r>
+      <w:r>
+        <w:rPr>
+          <w:color w:val="000000" w:themeColor="text1"/>
+        </w:rPr>
+        <w:t xml:space="preserve"> </w:t>
+      </w:r>
+      <w:r>
+        <w:rPr>
+          <w:color w:val="00B050"/>
+        </w:rPr>
+        <w:t>c</w:t>
+      </w:r>
+      <w:r>
+        <w:rPr>
+          <w:color w:val="00B050"/>
+        </w:rPr>
+        <w:t xml:space="preserve">arefully for signs of structural </w:t>
+      </w:r>
+      <w:proofErr w:type="spellStart"/>
+      <w:proofErr w:type="gramStart"/>
+      <w:r>
+        <w:rPr>
+          <w:color w:val="00B050"/>
+        </w:rPr>
+        <w:t>wear,</w:t>
+      </w:r>
+      <w:r>
+        <w:rPr>
+          <w:b/>
+          <w:bCs/>
+          <w:color w:val="00B050"/>
+        </w:rPr>
+        <w:t>the</w:t>
+      </w:r>
+      <w:proofErr w:type="spellEnd"/>
+      <w:proofErr w:type="gramEnd"/>
+      <w:r>
+        <w:rPr>
+          <w:b/>
+          <w:bCs/>
+          <w:color w:val="00B050"/>
+        </w:rPr>
+        <w:t xml:space="preserve"> bridge components </w:t>
+      </w:r>
+      <w:r>
+        <w:rPr>
+          <w:color w:val="00B050"/>
+        </w:rPr>
+        <w:t>were approved for another decade of heavy public use</w:t>
+      </w:r>
+    </w:p>
+    <w:p>
+      <w:pPr>
+        <w:rPr>
+          <w:color w:val="000000" w:themeColor="text1"/>
+        </w:rPr>
+      </w:pPr>
+    </w:p>
+    <w:p>
+      <w:pPr>
+        <w:rPr>
+          <w:color w:val="000000" w:themeColor="text1"/>
+        </w:rPr>
+      </w:pPr>
+      <w:r>
+        <w:rPr>
+          <w:rFonts w:hint="eastAsia"/>
+          <w:color w:val="000000" w:themeColor="text1"/>
+        </w:rPr>
+        <w:t>這是副詞子句</w:t>
+      </w:r>
+      <w:r>
+        <w:rPr>
+          <w:rFonts w:hint="eastAsia"/>
+          <w:color w:val="000000" w:themeColor="text1"/>
+        </w:rPr>
+        <w:t>+</w:t>
+      </w:r>
+      <w:r>
+        <w:rPr>
+          <w:rFonts w:hint="eastAsia"/>
+          <w:color w:val="000000" w:themeColor="text1"/>
+        </w:rPr>
+        <w:t>主要子句，</w:t>
+      </w:r>
+      <w:r>
+        <w:rPr>
+          <w:rFonts w:hint="eastAsia"/>
+          <w:color w:val="000000" w:themeColor="text1"/>
+        </w:rPr>
+        <w:t>且</w:t>
+      </w:r>
+      <w:proofErr w:type="gramStart"/>
+      <w:r>
+        <w:rPr>
+          <w:rFonts w:hint="eastAsia"/>
+          <w:color w:val="000000" w:themeColor="text1"/>
+        </w:rPr>
+        <w:t>前後句</w:t>
+      </w:r>
+      <w:proofErr w:type="gramEnd"/>
+      <w:r>
+        <w:rPr>
+          <w:rFonts w:hint="eastAsia"/>
+          <w:color w:val="000000" w:themeColor="text1"/>
+        </w:rPr>
+        <w:t>的主詞要一樣才可以簡化</w:t>
+      </w:r>
+    </w:p>
+    <w:p>
+      <w:pPr>
+        <w:rPr>
+          <w:color w:val="000000" w:themeColor="text1"/>
+        </w:rPr>
+      </w:pPr>
+      <w:r>
+        <w:rPr>
+          <w:rFonts w:hint="eastAsia"/>
+          <w:color w:val="000000" w:themeColor="text1"/>
+        </w:rPr>
+        <w:t>沒有</w:t>
+      </w:r>
+      <w:r>
+        <w:rPr>
+          <w:rFonts w:hint="eastAsia"/>
+          <w:color w:val="000000" w:themeColor="text1"/>
+        </w:rPr>
+        <w:t>b</w:t>
+      </w:r>
+      <w:r>
+        <w:rPr>
+          <w:color w:val="000000" w:themeColor="text1"/>
+        </w:rPr>
+        <w:t>e</w:t>
+      </w:r>
+      <w:r>
+        <w:rPr>
+          <w:rFonts w:hint="eastAsia"/>
+          <w:color w:val="000000" w:themeColor="text1"/>
+        </w:rPr>
+        <w:t>動詞，動詞一律變</w:t>
+      </w:r>
+      <w:proofErr w:type="spellStart"/>
+      <w:r>
+        <w:rPr>
+          <w:rFonts w:hint="eastAsia"/>
+          <w:color w:val="000000" w:themeColor="text1"/>
+        </w:rPr>
+        <w:t>i</w:t>
+      </w:r>
+      <w:r>
+        <w:rPr>
+          <w:color w:val="000000" w:themeColor="text1"/>
+        </w:rPr>
+        <w:t>ng</w:t>
+      </w:r>
+      <w:proofErr w:type="spellEnd"/>
+      <w:r>
+        <w:rPr>
+          <w:rFonts w:hint="eastAsia"/>
+          <w:color w:val="000000" w:themeColor="text1"/>
+        </w:rPr>
+        <w:t>，但這題有</w:t>
+      </w:r>
+      <w:r>
+        <w:rPr>
+          <w:rFonts w:hint="eastAsia"/>
+          <w:color w:val="000000" w:themeColor="text1"/>
+        </w:rPr>
+        <w:t>b</w:t>
+      </w:r>
+      <w:r>
+        <w:rPr>
+          <w:color w:val="000000" w:themeColor="text1"/>
+        </w:rPr>
+        <w:t>e</w:t>
+      </w:r>
+      <w:r>
+        <w:rPr>
+          <w:rFonts w:hint="eastAsia"/>
+          <w:color w:val="000000" w:themeColor="text1"/>
+        </w:rPr>
+        <w:t>動詞，因為直接省略</w:t>
+      </w:r>
+    </w:p>
+    <w:p>
+      <w:pPr>
+        <w:rPr>
+          <w:color w:val="000000" w:themeColor="text1"/>
+        </w:rPr>
+      </w:pPr>
+      <w:r>
+        <w:rPr>
+          <w:rFonts w:hint="eastAsia"/>
+          <w:color w:val="000000" w:themeColor="text1"/>
+        </w:rPr>
+        <w:t>主動</w:t>
+      </w:r>
+      <w:r>
+        <w:rPr>
+          <w:rFonts w:hint="eastAsia"/>
+          <w:color w:val="000000" w:themeColor="text1"/>
+        </w:rPr>
+        <w:t>-</w:t>
+      </w:r>
+      <w:r>
+        <w:rPr>
+          <w:color w:val="000000" w:themeColor="text1"/>
+        </w:rPr>
+        <w:t>&gt;</w:t>
+      </w:r>
+      <w:proofErr w:type="spellStart"/>
+      <w:r>
+        <w:rPr>
+          <w:color w:val="000000" w:themeColor="text1"/>
+        </w:rPr>
+        <w:t>ing</w:t>
+      </w:r>
+      <w:proofErr w:type="spellEnd"/>
+      <w:r>
+        <w:rPr>
+          <w:rFonts w:hint="eastAsia"/>
+          <w:color w:val="000000" w:themeColor="text1"/>
+        </w:rPr>
+        <w:t>、被動</w:t>
+      </w:r>
+      <w:r>
+        <w:rPr>
+          <w:color w:val="000000" w:themeColor="text1"/>
+        </w:rPr>
+        <w:t>-&gt;pp</w:t>
+      </w:r>
+      <w:r>
+        <w:rPr>
+          <w:rFonts w:hint="eastAsia"/>
+          <w:color w:val="000000" w:themeColor="text1"/>
+        </w:rPr>
+        <w:t>，如果是主動的話要有人去檢查</w:t>
+      </w:r>
+      <w:r>
+        <w:rPr>
+          <w:rFonts w:hint="eastAsia"/>
+          <w:color w:val="000000" w:themeColor="text1"/>
+        </w:rPr>
+        <w:t>，被動是零件被檢查</w:t>
+      </w:r>
+    </w:p>
+    <w:p>
+      <w:pPr>
+        <w:rPr>
+          <w:rFonts w:hint="eastAsia"/>
+          <w:color w:val="000000" w:themeColor="text1"/>
+        </w:rPr>
+      </w:pPr>
+      <w:r>
+        <w:rPr>
+          <w:rFonts w:hint="eastAsia"/>
+          <w:color w:val="000000" w:themeColor="text1"/>
+        </w:rPr>
+        <w:lastRenderedPageBreak/>
+        <w:t>如果是</w:t>
+      </w:r>
+      <w:r>
+        <w:rPr>
+          <w:color w:val="000000" w:themeColor="text1"/>
+        </w:rPr>
+        <w:t>(D)Having inspected</w:t>
+      </w:r>
+      <w:r>
+        <w:rPr>
+          <w:rFonts w:hint="eastAsia"/>
+          <w:color w:val="000000" w:themeColor="text1"/>
+        </w:rPr>
+        <w:t>，</w:t>
+      </w:r>
+      <w:r>
+        <w:rPr>
+          <w:rFonts w:hint="eastAsia"/>
+          <w:color w:val="000000" w:themeColor="text1"/>
+        </w:rPr>
+        <w:t>應該是</w:t>
+      </w:r>
+      <w:r>
+        <w:rPr>
+          <w:rFonts w:hint="eastAsia"/>
+          <w:color w:val="000000" w:themeColor="text1"/>
+        </w:rPr>
+        <w:t>H</w:t>
+      </w:r>
+      <w:r>
+        <w:rPr>
+          <w:color w:val="000000" w:themeColor="text1"/>
+        </w:rPr>
+        <w:t>aving been inspected…</w:t>
+      </w:r>
+    </w:p>
+    <w:p>
+      <w:pPr>
+        <w:rPr>
+          <w:rFonts w:hint="eastAsia"/>
+          <w:color w:val="000000" w:themeColor="text1"/>
+        </w:rPr>
+      </w:pPr>
+    </w:p>
+    <w:p>
+      <w:pPr>
+        <w:rPr>
+          <w:rFonts w:hint="eastAsia"/>
           <w:color w:val="000000" w:themeColor="text1"/>
         </w:rPr>
       </w:pPr>
@@ -22910,6 +27527,184 @@
     </w:lvl>
   </w:abstractNum>
   <w:abstractNum w:abstractNumId="2" w15:restartNumberingAfterBreak="0">
+    <w:nsid w:val="085E25F1"/>
+    <w:multiLevelType w:val="hybridMultilevel"/>
+    <w:tmpl w:val="04626E1C"/>
+    <w:lvl w:ilvl="0" w:tplc="64744B16">
+      <w:start w:val="1"/>
+      <w:numFmt w:val="upperLetter"/>
+      <w:lvlText w:val="(%1)"/>
+      <w:lvlJc w:val="left"/>
+      <w:pPr>
+        <w:ind w:left="360" w:hanging="360"/>
+      </w:pPr>
+      <w:rPr>
+        <w:rFonts w:hint="default"/>
+      </w:rPr>
+    </w:lvl>
+    <w:lvl w:ilvl="1" w:tplc="04090019" w:tentative="1">
+      <w:start w:val="1"/>
+      <w:numFmt w:val="ideographTraditional"/>
+      <w:lvlText w:val="%2、"/>
+      <w:lvlJc w:val="left"/>
+      <w:pPr>
+        <w:ind w:left="960" w:hanging="480"/>
+      </w:pPr>
+    </w:lvl>
+    <w:lvl w:ilvl="2" w:tplc="0409001B" w:tentative="1">
+      <w:start w:val="1"/>
+      <w:numFmt w:val="lowerRoman"/>
+      <w:lvlText w:val="%3."/>
+      <w:lvlJc w:val="right"/>
+      <w:pPr>
+        <w:ind w:left="1440" w:hanging="480"/>
+      </w:pPr>
+    </w:lvl>
+    <w:lvl w:ilvl="3" w:tplc="0409000F" w:tentative="1">
+      <w:start w:val="1"/>
+      <w:numFmt w:val="decimal"/>
+      <w:lvlText w:val="%4."/>
+      <w:lvlJc w:val="left"/>
+      <w:pPr>
+        <w:ind w:left="1920" w:hanging="480"/>
+      </w:pPr>
+    </w:lvl>
+    <w:lvl w:ilvl="4" w:tplc="04090019" w:tentative="1">
+      <w:start w:val="1"/>
+      <w:numFmt w:val="ideographTraditional"/>
+      <w:lvlText w:val="%5、"/>
+      <w:lvlJc w:val="left"/>
+      <w:pPr>
+        <w:ind w:left="2400" w:hanging="480"/>
+      </w:pPr>
+    </w:lvl>
+    <w:lvl w:ilvl="5" w:tplc="0409001B" w:tentative="1">
+      <w:start w:val="1"/>
+      <w:numFmt w:val="lowerRoman"/>
+      <w:lvlText w:val="%6."/>
+      <w:lvlJc w:val="right"/>
+      <w:pPr>
+        <w:ind w:left="2880" w:hanging="480"/>
+      </w:pPr>
+    </w:lvl>
+    <w:lvl w:ilvl="6" w:tplc="0409000F" w:tentative="1">
+      <w:start w:val="1"/>
+      <w:numFmt w:val="decimal"/>
+      <w:lvlText w:val="%7."/>
+      <w:lvlJc w:val="left"/>
+      <w:pPr>
+        <w:ind w:left="3360" w:hanging="480"/>
+      </w:pPr>
+    </w:lvl>
+    <w:lvl w:ilvl="7" w:tplc="04090019" w:tentative="1">
+      <w:start w:val="1"/>
+      <w:numFmt w:val="ideographTraditional"/>
+      <w:lvlText w:val="%8、"/>
+      <w:lvlJc w:val="left"/>
+      <w:pPr>
+        <w:ind w:left="3840" w:hanging="480"/>
+      </w:pPr>
+    </w:lvl>
+    <w:lvl w:ilvl="8" w:tplc="0409001B" w:tentative="1">
+      <w:start w:val="1"/>
+      <w:numFmt w:val="lowerRoman"/>
+      <w:lvlText w:val="%9."/>
+      <w:lvlJc w:val="right"/>
+      <w:pPr>
+        <w:ind w:left="4320" w:hanging="480"/>
+      </w:pPr>
+    </w:lvl>
+  </w:abstractNum>
+  <w:abstractNum w:abstractNumId="3" w15:restartNumberingAfterBreak="0">
+    <w:nsid w:val="0E160C67"/>
+    <w:multiLevelType w:val="hybridMultilevel"/>
+    <w:tmpl w:val="A1ACBEE4"/>
+    <w:lvl w:ilvl="0" w:tplc="DE1089C4">
+      <w:start w:val="1"/>
+      <w:numFmt w:val="upperLetter"/>
+      <w:lvlText w:val="(%1)"/>
+      <w:lvlJc w:val="left"/>
+      <w:pPr>
+        <w:ind w:left="360" w:hanging="360"/>
+      </w:pPr>
+      <w:rPr>
+        <w:rFonts w:hint="default"/>
+      </w:rPr>
+    </w:lvl>
+    <w:lvl w:ilvl="1" w:tplc="04090019" w:tentative="1">
+      <w:start w:val="1"/>
+      <w:numFmt w:val="ideographTraditional"/>
+      <w:lvlText w:val="%2、"/>
+      <w:lvlJc w:val="left"/>
+      <w:pPr>
+        <w:ind w:left="960" w:hanging="480"/>
+      </w:pPr>
+    </w:lvl>
+    <w:lvl w:ilvl="2" w:tplc="0409001B" w:tentative="1">
+      <w:start w:val="1"/>
+      <w:numFmt w:val="lowerRoman"/>
+      <w:lvlText w:val="%3."/>
+      <w:lvlJc w:val="right"/>
+      <w:pPr>
+        <w:ind w:left="1440" w:hanging="480"/>
+      </w:pPr>
+    </w:lvl>
+    <w:lvl w:ilvl="3" w:tplc="0409000F" w:tentative="1">
+      <w:start w:val="1"/>
+      <w:numFmt w:val="decimal"/>
+      <w:lvlText w:val="%4."/>
+      <w:lvlJc w:val="left"/>
+      <w:pPr>
+        <w:ind w:left="1920" w:hanging="480"/>
+      </w:pPr>
+    </w:lvl>
+    <w:lvl w:ilvl="4" w:tplc="04090019" w:tentative="1">
+      <w:start w:val="1"/>
+      <w:numFmt w:val="ideographTraditional"/>
+      <w:lvlText w:val="%5、"/>
+      <w:lvlJc w:val="left"/>
+      <w:pPr>
+        <w:ind w:left="2400" w:hanging="480"/>
+      </w:pPr>
+    </w:lvl>
+    <w:lvl w:ilvl="5" w:tplc="0409001B" w:tentative="1">
+      <w:start w:val="1"/>
+      <w:numFmt w:val="lowerRoman"/>
+      <w:lvlText w:val="%6."/>
+      <w:lvlJc w:val="right"/>
+      <w:pPr>
+        <w:ind w:left="2880" w:hanging="480"/>
+      </w:pPr>
+    </w:lvl>
+    <w:lvl w:ilvl="6" w:tplc="0409000F" w:tentative="1">
+      <w:start w:val="1"/>
+      <w:numFmt w:val="decimal"/>
+      <w:lvlText w:val="%7."/>
+      <w:lvlJc w:val="left"/>
+      <w:pPr>
+        <w:ind w:left="3360" w:hanging="480"/>
+      </w:pPr>
+    </w:lvl>
+    <w:lvl w:ilvl="7" w:tplc="04090019" w:tentative="1">
+      <w:start w:val="1"/>
+      <w:numFmt w:val="ideographTraditional"/>
+      <w:lvlText w:val="%8、"/>
+      <w:lvlJc w:val="left"/>
+      <w:pPr>
+        <w:ind w:left="3840" w:hanging="480"/>
+      </w:pPr>
+    </w:lvl>
+    <w:lvl w:ilvl="8" w:tplc="0409001B" w:tentative="1">
+      <w:start w:val="1"/>
+      <w:numFmt w:val="lowerRoman"/>
+      <w:lvlText w:val="%9."/>
+      <w:lvlJc w:val="right"/>
+      <w:pPr>
+        <w:ind w:left="4320" w:hanging="480"/>
+      </w:pPr>
+    </w:lvl>
+  </w:abstractNum>
+  <w:abstractNum w:abstractNumId="4" w15:restartNumberingAfterBreak="0">
     <w:nsid w:val="0EE16F63"/>
     <w:multiLevelType w:val="hybridMultilevel"/>
     <w:tmpl w:val="5CBE4460"/>
@@ -22998,7 +27793,96 @@
       </w:pPr>
     </w:lvl>
   </w:abstractNum>
-  <w:abstractNum w:abstractNumId="3" w15:restartNumberingAfterBreak="0">
+  <w:abstractNum w:abstractNumId="5" w15:restartNumberingAfterBreak="0">
+    <w:nsid w:val="11406C24"/>
+    <w:multiLevelType w:val="hybridMultilevel"/>
+    <w:tmpl w:val="0C66FD78"/>
+    <w:lvl w:ilvl="0" w:tplc="06288CCC">
+      <w:start w:val="1"/>
+      <w:numFmt w:val="upperLetter"/>
+      <w:lvlText w:val="(%1)"/>
+      <w:lvlJc w:val="left"/>
+      <w:pPr>
+        <w:ind w:left="360" w:hanging="360"/>
+      </w:pPr>
+      <w:rPr>
+        <w:rFonts w:hint="default"/>
+      </w:rPr>
+    </w:lvl>
+    <w:lvl w:ilvl="1" w:tplc="04090019" w:tentative="1">
+      <w:start w:val="1"/>
+      <w:numFmt w:val="ideographTraditional"/>
+      <w:lvlText w:val="%2、"/>
+      <w:lvlJc w:val="left"/>
+      <w:pPr>
+        <w:ind w:left="960" w:hanging="480"/>
+      </w:pPr>
+    </w:lvl>
+    <w:lvl w:ilvl="2" w:tplc="0409001B" w:tentative="1">
+      <w:start w:val="1"/>
+      <w:numFmt w:val="lowerRoman"/>
+      <w:lvlText w:val="%3."/>
+      <w:lvlJc w:val="right"/>
+      <w:pPr>
+        <w:ind w:left="1440" w:hanging="480"/>
+      </w:pPr>
+    </w:lvl>
+    <w:lvl w:ilvl="3" w:tplc="0409000F" w:tentative="1">
+      <w:start w:val="1"/>
+      <w:numFmt w:val="decimal"/>
+      <w:lvlText w:val="%4."/>
+      <w:lvlJc w:val="left"/>
+      <w:pPr>
+        <w:ind w:left="1920" w:hanging="480"/>
+      </w:pPr>
+    </w:lvl>
+    <w:lvl w:ilvl="4" w:tplc="04090019" w:tentative="1">
+      <w:start w:val="1"/>
+      <w:numFmt w:val="ideographTraditional"/>
+      <w:lvlText w:val="%5、"/>
+      <w:lvlJc w:val="left"/>
+      <w:pPr>
+        <w:ind w:left="2400" w:hanging="480"/>
+      </w:pPr>
+    </w:lvl>
+    <w:lvl w:ilvl="5" w:tplc="0409001B" w:tentative="1">
+      <w:start w:val="1"/>
+      <w:numFmt w:val="lowerRoman"/>
+      <w:lvlText w:val="%6."/>
+      <w:lvlJc w:val="right"/>
+      <w:pPr>
+        <w:ind w:left="2880" w:hanging="480"/>
+      </w:pPr>
+    </w:lvl>
+    <w:lvl w:ilvl="6" w:tplc="0409000F" w:tentative="1">
+      <w:start w:val="1"/>
+      <w:numFmt w:val="decimal"/>
+      <w:lvlText w:val="%7."/>
+      <w:lvlJc w:val="left"/>
+      <w:pPr>
+        <w:ind w:left="3360" w:hanging="480"/>
+      </w:pPr>
+    </w:lvl>
+    <w:lvl w:ilvl="7" w:tplc="04090019" w:tentative="1">
+      <w:start w:val="1"/>
+      <w:numFmt w:val="ideographTraditional"/>
+      <w:lvlText w:val="%8、"/>
+      <w:lvlJc w:val="left"/>
+      <w:pPr>
+        <w:ind w:left="3840" w:hanging="480"/>
+      </w:pPr>
+    </w:lvl>
+    <w:lvl w:ilvl="8" w:tplc="0409001B" w:tentative="1">
+      <w:start w:val="1"/>
+      <w:numFmt w:val="lowerRoman"/>
+      <w:lvlText w:val="%9."/>
+      <w:lvlJc w:val="right"/>
+      <w:pPr>
+        <w:ind w:left="4320" w:hanging="480"/>
+      </w:pPr>
+    </w:lvl>
+  </w:abstractNum>
+  <w:abstractNum w:abstractNumId="6" w15:restartNumberingAfterBreak="0">
     <w:nsid w:val="117869E1"/>
     <w:multiLevelType w:val="hybridMultilevel"/>
     <w:tmpl w:val="947ABA3C"/>
@@ -23087,7 +27971,7 @@
       </w:pPr>
     </w:lvl>
   </w:abstractNum>
-  <w:abstractNum w:abstractNumId="4" w15:restartNumberingAfterBreak="0">
+  <w:abstractNum w:abstractNumId="7" w15:restartNumberingAfterBreak="0">
     <w:nsid w:val="11C265C0"/>
     <w:multiLevelType w:val="hybridMultilevel"/>
     <w:tmpl w:val="E982B8FC"/>
@@ -23176,7 +28060,7 @@
       </w:pPr>
     </w:lvl>
   </w:abstractNum>
-  <w:abstractNum w:abstractNumId="5" w15:restartNumberingAfterBreak="0">
+  <w:abstractNum w:abstractNumId="8" w15:restartNumberingAfterBreak="0">
     <w:nsid w:val="16FB5BC5"/>
     <w:multiLevelType w:val="hybridMultilevel"/>
     <w:tmpl w:val="CDB2D14E"/>
@@ -23265,7 +28149,7 @@
       </w:pPr>
     </w:lvl>
   </w:abstractNum>
-  <w:abstractNum w:abstractNumId="6" w15:restartNumberingAfterBreak="0">
+  <w:abstractNum w:abstractNumId="9" w15:restartNumberingAfterBreak="0">
     <w:nsid w:val="17362360"/>
     <w:multiLevelType w:val="hybridMultilevel"/>
     <w:tmpl w:val="B75CBD7E"/>
@@ -23354,7 +28238,7 @@
       </w:pPr>
     </w:lvl>
   </w:abstractNum>
-  <w:abstractNum w:abstractNumId="7" w15:restartNumberingAfterBreak="0">
+  <w:abstractNum w:abstractNumId="10" w15:restartNumberingAfterBreak="0">
     <w:nsid w:val="189E1FCF"/>
     <w:multiLevelType w:val="hybridMultilevel"/>
     <w:tmpl w:val="11A8C0B0"/>
@@ -23443,7 +28327,7 @@
       </w:pPr>
     </w:lvl>
   </w:abstractNum>
-  <w:abstractNum w:abstractNumId="8" w15:restartNumberingAfterBreak="0">
+  <w:abstractNum w:abstractNumId="11" w15:restartNumberingAfterBreak="0">
     <w:nsid w:val="19CE214F"/>
     <w:multiLevelType w:val="hybridMultilevel"/>
     <w:tmpl w:val="0D0A96B6"/>
@@ -23532,7 +28416,7 @@
       </w:pPr>
     </w:lvl>
   </w:abstractNum>
-  <w:abstractNum w:abstractNumId="9" w15:restartNumberingAfterBreak="0">
+  <w:abstractNum w:abstractNumId="12" w15:restartNumberingAfterBreak="0">
     <w:nsid w:val="1CAA4EE6"/>
     <w:multiLevelType w:val="hybridMultilevel"/>
     <w:tmpl w:val="D03042A6"/>
@@ -23621,7 +28505,7 @@
       </w:pPr>
     </w:lvl>
   </w:abstractNum>
-  <w:abstractNum w:abstractNumId="10" w15:restartNumberingAfterBreak="0">
+  <w:abstractNum w:abstractNumId="13" w15:restartNumberingAfterBreak="0">
     <w:nsid w:val="1CE6612B"/>
     <w:multiLevelType w:val="hybridMultilevel"/>
     <w:tmpl w:val="150CB5D8"/>
@@ -23710,7 +28594,7 @@
       </w:pPr>
     </w:lvl>
   </w:abstractNum>
-  <w:abstractNum w:abstractNumId="11" w15:restartNumberingAfterBreak="0">
+  <w:abstractNum w:abstractNumId="14" w15:restartNumberingAfterBreak="0">
     <w:nsid w:val="1EA02673"/>
     <w:multiLevelType w:val="hybridMultilevel"/>
     <w:tmpl w:val="CA6062E6"/>
@@ -23799,7 +28683,7 @@
       </w:pPr>
     </w:lvl>
   </w:abstractNum>
-  <w:abstractNum w:abstractNumId="12" w15:restartNumberingAfterBreak="0">
+  <w:abstractNum w:abstractNumId="15" w15:restartNumberingAfterBreak="0">
     <w:nsid w:val="22B002D7"/>
     <w:multiLevelType w:val="hybridMultilevel"/>
     <w:tmpl w:val="61FC8AEC"/>
@@ -23888,7 +28772,7 @@
       </w:pPr>
     </w:lvl>
   </w:abstractNum>
-  <w:abstractNum w:abstractNumId="13" w15:restartNumberingAfterBreak="0">
+  <w:abstractNum w:abstractNumId="16" w15:restartNumberingAfterBreak="0">
     <w:nsid w:val="23732118"/>
     <w:multiLevelType w:val="hybridMultilevel"/>
     <w:tmpl w:val="0D98D8E6"/>
@@ -23977,7 +28861,96 @@
       </w:pPr>
     </w:lvl>
   </w:abstractNum>
-  <w:abstractNum w:abstractNumId="14" w15:restartNumberingAfterBreak="0">
+  <w:abstractNum w:abstractNumId="17" w15:restartNumberingAfterBreak="0">
+    <w:nsid w:val="264014CB"/>
+    <w:multiLevelType w:val="hybridMultilevel"/>
+    <w:tmpl w:val="37A052E2"/>
+    <w:lvl w:ilvl="0" w:tplc="9E84D454">
+      <w:start w:val="1"/>
+      <w:numFmt w:val="upperLetter"/>
+      <w:lvlText w:val="(%1)"/>
+      <w:lvlJc w:val="left"/>
+      <w:pPr>
+        <w:ind w:left="360" w:hanging="360"/>
+      </w:pPr>
+      <w:rPr>
+        <w:rFonts w:hint="default"/>
+      </w:rPr>
+    </w:lvl>
+    <w:lvl w:ilvl="1" w:tplc="04090019" w:tentative="1">
+      <w:start w:val="1"/>
+      <w:numFmt w:val="ideographTraditional"/>
+      <w:lvlText w:val="%2、"/>
+      <w:lvlJc w:val="left"/>
+      <w:pPr>
+        <w:ind w:left="960" w:hanging="480"/>
+      </w:pPr>
+    </w:lvl>
+    <w:lvl w:ilvl="2" w:tplc="0409001B" w:tentative="1">
+      <w:start w:val="1"/>
+      <w:numFmt w:val="lowerRoman"/>
+      <w:lvlText w:val="%3."/>
+      <w:lvlJc w:val="right"/>
+      <w:pPr>
+        <w:ind w:left="1440" w:hanging="480"/>
+      </w:pPr>
+    </w:lvl>
+    <w:lvl w:ilvl="3" w:tplc="0409000F" w:tentative="1">
+      <w:start w:val="1"/>
+      <w:numFmt w:val="decimal"/>
+      <w:lvlText w:val="%4."/>
+      <w:lvlJc w:val="left"/>
+      <w:pPr>
+        <w:ind w:left="1920" w:hanging="480"/>
+      </w:pPr>
+    </w:lvl>
+    <w:lvl w:ilvl="4" w:tplc="04090019" w:tentative="1">
+      <w:start w:val="1"/>
+      <w:numFmt w:val="ideographTraditional"/>
+      <w:lvlText w:val="%5、"/>
+      <w:lvlJc w:val="left"/>
+      <w:pPr>
+        <w:ind w:left="2400" w:hanging="480"/>
+      </w:pPr>
+    </w:lvl>
+    <w:lvl w:ilvl="5" w:tplc="0409001B" w:tentative="1">
+      <w:start w:val="1"/>
+      <w:numFmt w:val="lowerRoman"/>
+      <w:lvlText w:val="%6."/>
+      <w:lvlJc w:val="right"/>
+      <w:pPr>
+        <w:ind w:left="2880" w:hanging="480"/>
+      </w:pPr>
+    </w:lvl>
+    <w:lvl w:ilvl="6" w:tplc="0409000F" w:tentative="1">
+      <w:start w:val="1"/>
+      <w:numFmt w:val="decimal"/>
+      <w:lvlText w:val="%7."/>
+      <w:lvlJc w:val="left"/>
+      <w:pPr>
+        <w:ind w:left="3360" w:hanging="480"/>
+      </w:pPr>
+    </w:lvl>
+    <w:lvl w:ilvl="7" w:tplc="04090019" w:tentative="1">
+      <w:start w:val="1"/>
+      <w:numFmt w:val="ideographTraditional"/>
+      <w:lvlText w:val="%8、"/>
+      <w:lvlJc w:val="left"/>
+      <w:pPr>
+        <w:ind w:left="3840" w:hanging="480"/>
+      </w:pPr>
+    </w:lvl>
+    <w:lvl w:ilvl="8" w:tplc="0409001B" w:tentative="1">
+      <w:start w:val="1"/>
+      <w:numFmt w:val="lowerRoman"/>
+      <w:lvlText w:val="%9."/>
+      <w:lvlJc w:val="right"/>
+      <w:pPr>
+        <w:ind w:left="4320" w:hanging="480"/>
+      </w:pPr>
+    </w:lvl>
+  </w:abstractNum>
+  <w:abstractNum w:abstractNumId="18" w15:restartNumberingAfterBreak="0">
     <w:nsid w:val="26ED007C"/>
     <w:multiLevelType w:val="hybridMultilevel"/>
     <w:tmpl w:val="A93A876E"/>
@@ -24066,7 +29039,96 @@
       </w:pPr>
     </w:lvl>
   </w:abstractNum>
-  <w:abstractNum w:abstractNumId="15" w15:restartNumberingAfterBreak="0">
+  <w:abstractNum w:abstractNumId="19" w15:restartNumberingAfterBreak="0">
+    <w:nsid w:val="2DB950D4"/>
+    <w:multiLevelType w:val="hybridMultilevel"/>
+    <w:tmpl w:val="3934E606"/>
+    <w:lvl w:ilvl="0" w:tplc="9D6A5C60">
+      <w:start w:val="1"/>
+      <w:numFmt w:val="upperLetter"/>
+      <w:lvlText w:val="(%1)"/>
+      <w:lvlJc w:val="left"/>
+      <w:pPr>
+        <w:ind w:left="360" w:hanging="360"/>
+      </w:pPr>
+      <w:rPr>
+        <w:rFonts w:hint="default"/>
+      </w:rPr>
+    </w:lvl>
+    <w:lvl w:ilvl="1" w:tplc="04090019" w:tentative="1">
+      <w:start w:val="1"/>
+      <w:numFmt w:val="ideographTraditional"/>
+      <w:lvlText w:val="%2、"/>
+      <w:lvlJc w:val="left"/>
+      <w:pPr>
+        <w:ind w:left="960" w:hanging="480"/>
+      </w:pPr>
+    </w:lvl>
+    <w:lvl w:ilvl="2" w:tplc="0409001B" w:tentative="1">
+      <w:start w:val="1"/>
+      <w:numFmt w:val="lowerRoman"/>
+      <w:lvlText w:val="%3."/>
+      <w:lvlJc w:val="right"/>
+      <w:pPr>
+        <w:ind w:left="1440" w:hanging="480"/>
+      </w:pPr>
+    </w:lvl>
+    <w:lvl w:ilvl="3" w:tplc="0409000F" w:tentative="1">
+      <w:start w:val="1"/>
+      <w:numFmt w:val="decimal"/>
+      <w:lvlText w:val="%4."/>
+      <w:lvlJc w:val="left"/>
+      <w:pPr>
+        <w:ind w:left="1920" w:hanging="480"/>
+      </w:pPr>
+    </w:lvl>
+    <w:lvl w:ilvl="4" w:tplc="04090019" w:tentative="1">
+      <w:start w:val="1"/>
+      <w:numFmt w:val="ideographTraditional"/>
+      <w:lvlText w:val="%5、"/>
+      <w:lvlJc w:val="left"/>
+      <w:pPr>
+        <w:ind w:left="2400" w:hanging="480"/>
+      </w:pPr>
+    </w:lvl>
+    <w:lvl w:ilvl="5" w:tplc="0409001B" w:tentative="1">
+      <w:start w:val="1"/>
+      <w:numFmt w:val="lowerRoman"/>
+      <w:lvlText w:val="%6."/>
+      <w:lvlJc w:val="right"/>
+      <w:pPr>
+        <w:ind w:left="2880" w:hanging="480"/>
+      </w:pPr>
+    </w:lvl>
+    <w:lvl w:ilvl="6" w:tplc="0409000F" w:tentative="1">
+      <w:start w:val="1"/>
+      <w:numFmt w:val="decimal"/>
+      <w:lvlText w:val="%7."/>
+      <w:lvlJc w:val="left"/>
+      <w:pPr>
+        <w:ind w:left="3360" w:hanging="480"/>
+      </w:pPr>
+    </w:lvl>
+    <w:lvl w:ilvl="7" w:tplc="04090019" w:tentative="1">
+      <w:start w:val="1"/>
+      <w:numFmt w:val="ideographTraditional"/>
+      <w:lvlText w:val="%8、"/>
+      <w:lvlJc w:val="left"/>
+      <w:pPr>
+        <w:ind w:left="3840" w:hanging="480"/>
+      </w:pPr>
+    </w:lvl>
+    <w:lvl w:ilvl="8" w:tplc="0409001B" w:tentative="1">
+      <w:start w:val="1"/>
+      <w:numFmt w:val="lowerRoman"/>
+      <w:lvlText w:val="%9."/>
+      <w:lvlJc w:val="right"/>
+      <w:pPr>
+        <w:ind w:left="4320" w:hanging="480"/>
+      </w:pPr>
+    </w:lvl>
+  </w:abstractNum>
+  <w:abstractNum w:abstractNumId="20" w15:restartNumberingAfterBreak="0">
     <w:nsid w:val="30697B34"/>
     <w:multiLevelType w:val="hybridMultilevel"/>
     <w:tmpl w:val="760E81A8"/>
@@ -24155,7 +29217,7 @@
       </w:pPr>
     </w:lvl>
   </w:abstractNum>
-  <w:abstractNum w:abstractNumId="16" w15:restartNumberingAfterBreak="0">
+  <w:abstractNum w:abstractNumId="21" w15:restartNumberingAfterBreak="0">
     <w:nsid w:val="35442E1E"/>
     <w:multiLevelType w:val="hybridMultilevel"/>
     <w:tmpl w:val="D182E740"/>
@@ -24244,7 +29306,96 @@
       </w:pPr>
     </w:lvl>
   </w:abstractNum>
-  <w:abstractNum w:abstractNumId="17" w15:restartNumberingAfterBreak="0">
+  <w:abstractNum w:abstractNumId="22" w15:restartNumberingAfterBreak="0">
+    <w:nsid w:val="36005D7D"/>
+    <w:multiLevelType w:val="hybridMultilevel"/>
+    <w:tmpl w:val="80BA0788"/>
+    <w:lvl w:ilvl="0" w:tplc="F44CC510">
+      <w:start w:val="1"/>
+      <w:numFmt w:val="upperLetter"/>
+      <w:lvlText w:val="(%1)"/>
+      <w:lvlJc w:val="left"/>
+      <w:pPr>
+        <w:ind w:left="360" w:hanging="360"/>
+      </w:pPr>
+      <w:rPr>
+        <w:rFonts w:hint="default"/>
+      </w:rPr>
+    </w:lvl>
+    <w:lvl w:ilvl="1" w:tplc="04090019" w:tentative="1">
+      <w:start w:val="1"/>
+      <w:numFmt w:val="ideographTraditional"/>
+      <w:lvlText w:val="%2、"/>
+      <w:lvlJc w:val="left"/>
+      <w:pPr>
+        <w:ind w:left="960" w:hanging="480"/>
+      </w:pPr>
+    </w:lvl>
+    <w:lvl w:ilvl="2" w:tplc="0409001B" w:tentative="1">
+      <w:start w:val="1"/>
+      <w:numFmt w:val="lowerRoman"/>
+      <w:lvlText w:val="%3."/>
+      <w:lvlJc w:val="right"/>
+      <w:pPr>
+        <w:ind w:left="1440" w:hanging="480"/>
+      </w:pPr>
+    </w:lvl>
+    <w:lvl w:ilvl="3" w:tplc="0409000F" w:tentative="1">
+      <w:start w:val="1"/>
+      <w:numFmt w:val="decimal"/>
+      <w:lvlText w:val="%4."/>
+      <w:lvlJc w:val="left"/>
+      <w:pPr>
+        <w:ind w:left="1920" w:hanging="480"/>
+      </w:pPr>
+    </w:lvl>
+    <w:lvl w:ilvl="4" w:tplc="04090019" w:tentative="1">
+      <w:start w:val="1"/>
+      <w:numFmt w:val="ideographTraditional"/>
+      <w:lvlText w:val="%5、"/>
+      <w:lvlJc w:val="left"/>
+      <w:pPr>
+        <w:ind w:left="2400" w:hanging="480"/>
+      </w:pPr>
+    </w:lvl>
+    <w:lvl w:ilvl="5" w:tplc="0409001B" w:tentative="1">
+      <w:start w:val="1"/>
+      <w:numFmt w:val="lowerRoman"/>
+      <w:lvlText w:val="%6."/>
+      <w:lvlJc w:val="right"/>
+      <w:pPr>
+        <w:ind w:left="2880" w:hanging="480"/>
+      </w:pPr>
+    </w:lvl>
+    <w:lvl w:ilvl="6" w:tplc="0409000F" w:tentative="1">
+      <w:start w:val="1"/>
+      <w:numFmt w:val="decimal"/>
+      <w:lvlText w:val="%7."/>
+      <w:lvlJc w:val="left"/>
+      <w:pPr>
+        <w:ind w:left="3360" w:hanging="480"/>
+      </w:pPr>
+    </w:lvl>
+    <w:lvl w:ilvl="7" w:tplc="04090019" w:tentative="1">
+      <w:start w:val="1"/>
+      <w:numFmt w:val="ideographTraditional"/>
+      <w:lvlText w:val="%8、"/>
+      <w:lvlJc w:val="left"/>
+      <w:pPr>
+        <w:ind w:left="3840" w:hanging="480"/>
+      </w:pPr>
+    </w:lvl>
+    <w:lvl w:ilvl="8" w:tplc="0409001B" w:tentative="1">
+      <w:start w:val="1"/>
+      <w:numFmt w:val="lowerRoman"/>
+      <w:lvlText w:val="%9."/>
+      <w:lvlJc w:val="right"/>
+      <w:pPr>
+        <w:ind w:left="4320" w:hanging="480"/>
+      </w:pPr>
+    </w:lvl>
+  </w:abstractNum>
+  <w:abstractNum w:abstractNumId="23" w15:restartNumberingAfterBreak="0">
     <w:nsid w:val="36301A1D"/>
     <w:multiLevelType w:val="hybridMultilevel"/>
     <w:tmpl w:val="17B01CFA"/>
@@ -24333,7 +29484,7 @@
       </w:pPr>
     </w:lvl>
   </w:abstractNum>
-  <w:abstractNum w:abstractNumId="18" w15:restartNumberingAfterBreak="0">
+  <w:abstractNum w:abstractNumId="24" w15:restartNumberingAfterBreak="0">
     <w:nsid w:val="36D37889"/>
     <w:multiLevelType w:val="hybridMultilevel"/>
     <w:tmpl w:val="89B2E3F8"/>
@@ -24422,7 +29573,7 @@
       </w:pPr>
     </w:lvl>
   </w:abstractNum>
-  <w:abstractNum w:abstractNumId="19" w15:restartNumberingAfterBreak="0">
+  <w:abstractNum w:abstractNumId="25" w15:restartNumberingAfterBreak="0">
     <w:nsid w:val="371A316D"/>
     <w:multiLevelType w:val="hybridMultilevel"/>
     <w:tmpl w:val="1CB8321C"/>
@@ -24511,7 +29662,7 @@
       </w:pPr>
     </w:lvl>
   </w:abstractNum>
-  <w:abstractNum w:abstractNumId="20" w15:restartNumberingAfterBreak="0">
+  <w:abstractNum w:abstractNumId="26" w15:restartNumberingAfterBreak="0">
     <w:nsid w:val="39496F00"/>
     <w:multiLevelType w:val="hybridMultilevel"/>
     <w:tmpl w:val="6C6CE0AC"/>
@@ -24600,7 +29751,7 @@
       </w:pPr>
     </w:lvl>
   </w:abstractNum>
-  <w:abstractNum w:abstractNumId="21" w15:restartNumberingAfterBreak="0">
+  <w:abstractNum w:abstractNumId="27" w15:restartNumberingAfterBreak="0">
     <w:nsid w:val="3CD3289E"/>
     <w:multiLevelType w:val="hybridMultilevel"/>
     <w:tmpl w:val="A7A29C76"/>
@@ -24689,7 +29840,7 @@
       </w:pPr>
     </w:lvl>
   </w:abstractNum>
-  <w:abstractNum w:abstractNumId="22" w15:restartNumberingAfterBreak="0">
+  <w:abstractNum w:abstractNumId="28" w15:restartNumberingAfterBreak="0">
     <w:nsid w:val="400F352D"/>
     <w:multiLevelType w:val="hybridMultilevel"/>
     <w:tmpl w:val="18C0E9BA"/>
@@ -24778,7 +29929,7 @@
       </w:pPr>
     </w:lvl>
   </w:abstractNum>
-  <w:abstractNum w:abstractNumId="23" w15:restartNumberingAfterBreak="0">
+  <w:abstractNum w:abstractNumId="29" w15:restartNumberingAfterBreak="0">
     <w:nsid w:val="4E40307C"/>
     <w:multiLevelType w:val="hybridMultilevel"/>
     <w:tmpl w:val="A9AE2242"/>
@@ -24867,7 +30018,96 @@
       </w:pPr>
     </w:lvl>
   </w:abstractNum>
-  <w:abstractNum w:abstractNumId="24" w15:restartNumberingAfterBreak="0">
+  <w:abstractNum w:abstractNumId="30" w15:restartNumberingAfterBreak="0">
+    <w:nsid w:val="4F606F0B"/>
+    <w:multiLevelType w:val="hybridMultilevel"/>
+    <w:tmpl w:val="AFA6EE62"/>
+    <w:lvl w:ilvl="0" w:tplc="15F6BE72">
+      <w:start w:val="1"/>
+      <w:numFmt w:val="upperLetter"/>
+      <w:lvlText w:val="(%1)"/>
+      <w:lvlJc w:val="left"/>
+      <w:pPr>
+        <w:ind w:left="360" w:hanging="360"/>
+      </w:pPr>
+      <w:rPr>
+        <w:rFonts w:hint="default"/>
+      </w:rPr>
+    </w:lvl>
+    <w:lvl w:ilvl="1" w:tplc="04090019" w:tentative="1">
+      <w:start w:val="1"/>
+      <w:numFmt w:val="ideographTraditional"/>
+      <w:lvlText w:val="%2、"/>
+      <w:lvlJc w:val="left"/>
+      <w:pPr>
+        <w:ind w:left="960" w:hanging="480"/>
+      </w:pPr>
+    </w:lvl>
+    <w:lvl w:ilvl="2" w:tplc="0409001B" w:tentative="1">
+      <w:start w:val="1"/>
+      <w:numFmt w:val="lowerRoman"/>
+      <w:lvlText w:val="%3."/>
+      <w:lvlJc w:val="right"/>
+      <w:pPr>
+        <w:ind w:left="1440" w:hanging="480"/>
+      </w:pPr>
+    </w:lvl>
+    <w:lvl w:ilvl="3" w:tplc="0409000F" w:tentative="1">
+      <w:start w:val="1"/>
+      <w:numFmt w:val="decimal"/>
+      <w:lvlText w:val="%4."/>
+      <w:lvlJc w:val="left"/>
+      <w:pPr>
+        <w:ind w:left="1920" w:hanging="480"/>
+      </w:pPr>
+    </w:lvl>
+    <w:lvl w:ilvl="4" w:tplc="04090019" w:tentative="1">
+      <w:start w:val="1"/>
+      <w:numFmt w:val="ideographTraditional"/>
+      <w:lvlText w:val="%5、"/>
+      <w:lvlJc w:val="left"/>
+      <w:pPr>
+        <w:ind w:left="2400" w:hanging="480"/>
+      </w:pPr>
+    </w:lvl>
+    <w:lvl w:ilvl="5" w:tplc="0409001B" w:tentative="1">
+      <w:start w:val="1"/>
+      <w:numFmt w:val="lowerRoman"/>
+      <w:lvlText w:val="%6."/>
+      <w:lvlJc w:val="right"/>
+      <w:pPr>
+        <w:ind w:left="2880" w:hanging="480"/>
+      </w:pPr>
+    </w:lvl>
+    <w:lvl w:ilvl="6" w:tplc="0409000F" w:tentative="1">
+      <w:start w:val="1"/>
+      <w:numFmt w:val="decimal"/>
+      <w:lvlText w:val="%7."/>
+      <w:lvlJc w:val="left"/>
+      <w:pPr>
+        <w:ind w:left="3360" w:hanging="480"/>
+      </w:pPr>
+    </w:lvl>
+    <w:lvl w:ilvl="7" w:tplc="04090019" w:tentative="1">
+      <w:start w:val="1"/>
+      <w:numFmt w:val="ideographTraditional"/>
+      <w:lvlText w:val="%8、"/>
+      <w:lvlJc w:val="left"/>
+      <w:pPr>
+        <w:ind w:left="3840" w:hanging="480"/>
+      </w:pPr>
+    </w:lvl>
+    <w:lvl w:ilvl="8" w:tplc="0409001B" w:tentative="1">
+      <w:start w:val="1"/>
+      <w:numFmt w:val="lowerRoman"/>
+      <w:lvlText w:val="%9."/>
+      <w:lvlJc w:val="right"/>
+      <w:pPr>
+        <w:ind w:left="4320" w:hanging="480"/>
+      </w:pPr>
+    </w:lvl>
+  </w:abstractNum>
+  <w:abstractNum w:abstractNumId="31" w15:restartNumberingAfterBreak="0">
     <w:nsid w:val="4FB509B0"/>
     <w:multiLevelType w:val="hybridMultilevel"/>
     <w:tmpl w:val="8604D55E"/>
@@ -24956,7 +30196,7 @@
       </w:pPr>
     </w:lvl>
   </w:abstractNum>
-  <w:abstractNum w:abstractNumId="25" w15:restartNumberingAfterBreak="0">
+  <w:abstractNum w:abstractNumId="32" w15:restartNumberingAfterBreak="0">
     <w:nsid w:val="51F860B5"/>
     <w:multiLevelType w:val="hybridMultilevel"/>
     <w:tmpl w:val="016AA4DC"/>
@@ -25045,7 +30285,96 @@
       </w:pPr>
     </w:lvl>
   </w:abstractNum>
-  <w:abstractNum w:abstractNumId="26" w15:restartNumberingAfterBreak="0">
+  <w:abstractNum w:abstractNumId="33" w15:restartNumberingAfterBreak="0">
+    <w:nsid w:val="52815DD5"/>
+    <w:multiLevelType w:val="hybridMultilevel"/>
+    <w:tmpl w:val="614AB2D4"/>
+    <w:lvl w:ilvl="0" w:tplc="C88C5578">
+      <w:start w:val="1"/>
+      <w:numFmt w:val="upperLetter"/>
+      <w:lvlText w:val="(%1)"/>
+      <w:lvlJc w:val="left"/>
+      <w:pPr>
+        <w:ind w:left="360" w:hanging="360"/>
+      </w:pPr>
+      <w:rPr>
+        <w:rFonts w:hint="default"/>
+      </w:rPr>
+    </w:lvl>
+    <w:lvl w:ilvl="1" w:tplc="04090019" w:tentative="1">
+      <w:start w:val="1"/>
+      <w:numFmt w:val="ideographTraditional"/>
+      <w:lvlText w:val="%2、"/>
+      <w:lvlJc w:val="left"/>
+      <w:pPr>
+        <w:ind w:left="960" w:hanging="480"/>
+      </w:pPr>
+    </w:lvl>
+    <w:lvl w:ilvl="2" w:tplc="0409001B" w:tentative="1">
+      <w:start w:val="1"/>
+      <w:numFmt w:val="lowerRoman"/>
+      <w:lvlText w:val="%3."/>
+      <w:lvlJc w:val="right"/>
+      <w:pPr>
+        <w:ind w:left="1440" w:hanging="480"/>
+      </w:pPr>
+    </w:lvl>
+    <w:lvl w:ilvl="3" w:tplc="0409000F" w:tentative="1">
+      <w:start w:val="1"/>
+      <w:numFmt w:val="decimal"/>
+      <w:lvlText w:val="%4."/>
+      <w:lvlJc w:val="left"/>
+      <w:pPr>
+        <w:ind w:left="1920" w:hanging="480"/>
+      </w:pPr>
+    </w:lvl>
+    <w:lvl w:ilvl="4" w:tplc="04090019" w:tentative="1">
+      <w:start w:val="1"/>
+      <w:numFmt w:val="ideographTraditional"/>
+      <w:lvlText w:val="%5、"/>
+      <w:lvlJc w:val="left"/>
+      <w:pPr>
+        <w:ind w:left="2400" w:hanging="480"/>
+      </w:pPr>
+    </w:lvl>
+    <w:lvl w:ilvl="5" w:tplc="0409001B" w:tentative="1">
+      <w:start w:val="1"/>
+      <w:numFmt w:val="lowerRoman"/>
+      <w:lvlText w:val="%6."/>
+      <w:lvlJc w:val="right"/>
+      <w:pPr>
+        <w:ind w:left="2880" w:hanging="480"/>
+      </w:pPr>
+    </w:lvl>
+    <w:lvl w:ilvl="6" w:tplc="0409000F" w:tentative="1">
+      <w:start w:val="1"/>
+      <w:numFmt w:val="decimal"/>
+      <w:lvlText w:val="%7."/>
+      <w:lvlJc w:val="left"/>
+      <w:pPr>
+        <w:ind w:left="3360" w:hanging="480"/>
+      </w:pPr>
+    </w:lvl>
+    <w:lvl w:ilvl="7" w:tplc="04090019" w:tentative="1">
+      <w:start w:val="1"/>
+      <w:numFmt w:val="ideographTraditional"/>
+      <w:lvlText w:val="%8、"/>
+      <w:lvlJc w:val="left"/>
+      <w:pPr>
+        <w:ind w:left="3840" w:hanging="480"/>
+      </w:pPr>
+    </w:lvl>
+    <w:lvl w:ilvl="8" w:tplc="0409001B" w:tentative="1">
+      <w:start w:val="1"/>
+      <w:numFmt w:val="lowerRoman"/>
+      <w:lvlText w:val="%9."/>
+      <w:lvlJc w:val="right"/>
+      <w:pPr>
+        <w:ind w:left="4320" w:hanging="480"/>
+      </w:pPr>
+    </w:lvl>
+  </w:abstractNum>
+  <w:abstractNum w:abstractNumId="34" w15:restartNumberingAfterBreak="0">
     <w:nsid w:val="53005D9A"/>
     <w:multiLevelType w:val="hybridMultilevel"/>
     <w:tmpl w:val="6F1E60CE"/>
@@ -25134,7 +30463,96 @@
       </w:pPr>
     </w:lvl>
   </w:abstractNum>
-  <w:abstractNum w:abstractNumId="27" w15:restartNumberingAfterBreak="0">
+  <w:abstractNum w:abstractNumId="35" w15:restartNumberingAfterBreak="0">
+    <w:nsid w:val="538679A2"/>
+    <w:multiLevelType w:val="hybridMultilevel"/>
+    <w:tmpl w:val="C054C95C"/>
+    <w:lvl w:ilvl="0" w:tplc="3C3C57F4">
+      <w:start w:val="1"/>
+      <w:numFmt w:val="upperLetter"/>
+      <w:lvlText w:val="(%1)"/>
+      <w:lvlJc w:val="left"/>
+      <w:pPr>
+        <w:ind w:left="360" w:hanging="360"/>
+      </w:pPr>
+      <w:rPr>
+        <w:rFonts w:hint="default"/>
+      </w:rPr>
+    </w:lvl>
+    <w:lvl w:ilvl="1" w:tplc="04090019" w:tentative="1">
+      <w:start w:val="1"/>
+      <w:numFmt w:val="ideographTraditional"/>
+      <w:lvlText w:val="%2、"/>
+      <w:lvlJc w:val="left"/>
+      <w:pPr>
+        <w:ind w:left="960" w:hanging="480"/>
+      </w:pPr>
+    </w:lvl>
+    <w:lvl w:ilvl="2" w:tplc="0409001B" w:tentative="1">
+      <w:start w:val="1"/>
+      <w:numFmt w:val="lowerRoman"/>
+      <w:lvlText w:val="%3."/>
+      <w:lvlJc w:val="right"/>
+      <w:pPr>
+        <w:ind w:left="1440" w:hanging="480"/>
+      </w:pPr>
+    </w:lvl>
+    <w:lvl w:ilvl="3" w:tplc="0409000F" w:tentative="1">
+      <w:start w:val="1"/>
+      <w:numFmt w:val="decimal"/>
+      <w:lvlText w:val="%4."/>
+      <w:lvlJc w:val="left"/>
+      <w:pPr>
+        <w:ind w:left="1920" w:hanging="480"/>
+      </w:pPr>
+    </w:lvl>
+    <w:lvl w:ilvl="4" w:tplc="04090019" w:tentative="1">
+      <w:start w:val="1"/>
+      <w:numFmt w:val="ideographTraditional"/>
+      <w:lvlText w:val="%5、"/>
+      <w:lvlJc w:val="left"/>
+      <w:pPr>
+        <w:ind w:left="2400" w:hanging="480"/>
+      </w:pPr>
+    </w:lvl>
+    <w:lvl w:ilvl="5" w:tplc="0409001B" w:tentative="1">
+      <w:start w:val="1"/>
+      <w:numFmt w:val="lowerRoman"/>
+      <w:lvlText w:val="%6."/>
+      <w:lvlJc w:val="right"/>
+      <w:pPr>
+        <w:ind w:left="2880" w:hanging="480"/>
+      </w:pPr>
+    </w:lvl>
+    <w:lvl w:ilvl="6" w:tplc="0409000F" w:tentative="1">
+      <w:start w:val="1"/>
+      <w:numFmt w:val="decimal"/>
+      <w:lvlText w:val="%7."/>
+      <w:lvlJc w:val="left"/>
+      <w:pPr>
+        <w:ind w:left="3360" w:hanging="480"/>
+      </w:pPr>
+    </w:lvl>
+    <w:lvl w:ilvl="7" w:tplc="04090019" w:tentative="1">
+      <w:start w:val="1"/>
+      <w:numFmt w:val="ideographTraditional"/>
+      <w:lvlText w:val="%8、"/>
+      <w:lvlJc w:val="left"/>
+      <w:pPr>
+        <w:ind w:left="3840" w:hanging="480"/>
+      </w:pPr>
+    </w:lvl>
+    <w:lvl w:ilvl="8" w:tplc="0409001B" w:tentative="1">
+      <w:start w:val="1"/>
+      <w:numFmt w:val="lowerRoman"/>
+      <w:lvlText w:val="%9."/>
+      <w:lvlJc w:val="right"/>
+      <w:pPr>
+        <w:ind w:left="4320" w:hanging="480"/>
+      </w:pPr>
+    </w:lvl>
+  </w:abstractNum>
+  <w:abstractNum w:abstractNumId="36" w15:restartNumberingAfterBreak="0">
     <w:nsid w:val="5495135A"/>
     <w:multiLevelType w:val="hybridMultilevel"/>
     <w:tmpl w:val="AA88B466"/>
@@ -25223,7 +30641,7 @@
       </w:pPr>
     </w:lvl>
   </w:abstractNum>
-  <w:abstractNum w:abstractNumId="28" w15:restartNumberingAfterBreak="0">
+  <w:abstractNum w:abstractNumId="37" w15:restartNumberingAfterBreak="0">
     <w:nsid w:val="59597F59"/>
     <w:multiLevelType w:val="hybridMultilevel"/>
     <w:tmpl w:val="43C8A6AE"/>
@@ -25312,7 +30730,7 @@
       </w:pPr>
     </w:lvl>
   </w:abstractNum>
-  <w:abstractNum w:abstractNumId="29" w15:restartNumberingAfterBreak="0">
+  <w:abstractNum w:abstractNumId="38" w15:restartNumberingAfterBreak="0">
     <w:nsid w:val="5B69241D"/>
     <w:multiLevelType w:val="hybridMultilevel"/>
     <w:tmpl w:val="B59462EA"/>
@@ -25401,7 +30819,96 @@
       </w:pPr>
     </w:lvl>
   </w:abstractNum>
-  <w:abstractNum w:abstractNumId="30" w15:restartNumberingAfterBreak="0">
+  <w:abstractNum w:abstractNumId="39" w15:restartNumberingAfterBreak="0">
+    <w:nsid w:val="5D0F5CC4"/>
+    <w:multiLevelType w:val="hybridMultilevel"/>
+    <w:tmpl w:val="878A5BF6"/>
+    <w:lvl w:ilvl="0" w:tplc="7AB86D82">
+      <w:start w:val="1"/>
+      <w:numFmt w:val="upperLetter"/>
+      <w:lvlText w:val="(%1)"/>
+      <w:lvlJc w:val="left"/>
+      <w:pPr>
+        <w:ind w:left="360" w:hanging="360"/>
+      </w:pPr>
+      <w:rPr>
+        <w:rFonts w:hint="default"/>
+      </w:rPr>
+    </w:lvl>
+    <w:lvl w:ilvl="1" w:tplc="04090019" w:tentative="1">
+      <w:start w:val="1"/>
+      <w:numFmt w:val="ideographTraditional"/>
+      <w:lvlText w:val="%2、"/>
+      <w:lvlJc w:val="left"/>
+      <w:pPr>
+        <w:ind w:left="960" w:hanging="480"/>
+      </w:pPr>
+    </w:lvl>
+    <w:lvl w:ilvl="2" w:tplc="0409001B" w:tentative="1">
+      <w:start w:val="1"/>
+      <w:numFmt w:val="lowerRoman"/>
+      <w:lvlText w:val="%3."/>
+      <w:lvlJc w:val="right"/>
+      <w:pPr>
+        <w:ind w:left="1440" w:hanging="480"/>
+      </w:pPr>
+    </w:lvl>
+    <w:lvl w:ilvl="3" w:tplc="0409000F" w:tentative="1">
+      <w:start w:val="1"/>
+      <w:numFmt w:val="decimal"/>
+      <w:lvlText w:val="%4."/>
+      <w:lvlJc w:val="left"/>
+      <w:pPr>
+        <w:ind w:left="1920" w:hanging="480"/>
+      </w:pPr>
+    </w:lvl>
+    <w:lvl w:ilvl="4" w:tplc="04090019" w:tentative="1">
+      <w:start w:val="1"/>
+      <w:numFmt w:val="ideographTraditional"/>
+      <w:lvlText w:val="%5、"/>
+      <w:lvlJc w:val="left"/>
+      <w:pPr>
+        <w:ind w:left="2400" w:hanging="480"/>
+      </w:pPr>
+    </w:lvl>
+    <w:lvl w:ilvl="5" w:tplc="0409001B" w:tentative="1">
+      <w:start w:val="1"/>
+      <w:numFmt w:val="lowerRoman"/>
+      <w:lvlText w:val="%6."/>
+      <w:lvlJc w:val="right"/>
+      <w:pPr>
+        <w:ind w:left="2880" w:hanging="480"/>
+      </w:pPr>
+    </w:lvl>
+    <w:lvl w:ilvl="6" w:tplc="0409000F" w:tentative="1">
+      <w:start w:val="1"/>
+      <w:numFmt w:val="decimal"/>
+      <w:lvlText w:val="%7."/>
+      <w:lvlJc w:val="left"/>
+      <w:pPr>
+        <w:ind w:left="3360" w:hanging="480"/>
+      </w:pPr>
+    </w:lvl>
+    <w:lvl w:ilvl="7" w:tplc="04090019" w:tentative="1">
+      <w:start w:val="1"/>
+      <w:numFmt w:val="ideographTraditional"/>
+      <w:lvlText w:val="%8、"/>
+      <w:lvlJc w:val="left"/>
+      <w:pPr>
+        <w:ind w:left="3840" w:hanging="480"/>
+      </w:pPr>
+    </w:lvl>
+    <w:lvl w:ilvl="8" w:tplc="0409001B" w:tentative="1">
+      <w:start w:val="1"/>
+      <w:numFmt w:val="lowerRoman"/>
+      <w:lvlText w:val="%9."/>
+      <w:lvlJc w:val="right"/>
+      <w:pPr>
+        <w:ind w:left="4320" w:hanging="480"/>
+      </w:pPr>
+    </w:lvl>
+  </w:abstractNum>
+  <w:abstractNum w:abstractNumId="40" w15:restartNumberingAfterBreak="0">
     <w:nsid w:val="5D4562FB"/>
     <w:multiLevelType w:val="hybridMultilevel"/>
     <w:tmpl w:val="F7E48502"/>
@@ -25490,7 +30997,7 @@
       </w:pPr>
     </w:lvl>
   </w:abstractNum>
-  <w:abstractNum w:abstractNumId="31" w15:restartNumberingAfterBreak="0">
+  <w:abstractNum w:abstractNumId="41" w15:restartNumberingAfterBreak="0">
     <w:nsid w:val="5FCF5004"/>
     <w:multiLevelType w:val="hybridMultilevel"/>
     <w:tmpl w:val="F1B2BA08"/>
@@ -25579,7 +31086,7 @@
       </w:pPr>
     </w:lvl>
   </w:abstractNum>
-  <w:abstractNum w:abstractNumId="32" w15:restartNumberingAfterBreak="0">
+  <w:abstractNum w:abstractNumId="42" w15:restartNumberingAfterBreak="0">
     <w:nsid w:val="609177BD"/>
     <w:multiLevelType w:val="hybridMultilevel"/>
     <w:tmpl w:val="680E61BA"/>
@@ -25668,7 +31175,7 @@
       </w:pPr>
     </w:lvl>
   </w:abstractNum>
-  <w:abstractNum w:abstractNumId="33" w15:restartNumberingAfterBreak="0">
+  <w:abstractNum w:abstractNumId="43" w15:restartNumberingAfterBreak="0">
     <w:nsid w:val="62B50E98"/>
     <w:multiLevelType w:val="hybridMultilevel"/>
     <w:tmpl w:val="BDD415A0"/>
@@ -25757,7 +31264,7 @@
       </w:pPr>
     </w:lvl>
   </w:abstractNum>
-  <w:abstractNum w:abstractNumId="34" w15:restartNumberingAfterBreak="0">
+  <w:abstractNum w:abstractNumId="44" w15:restartNumberingAfterBreak="0">
     <w:nsid w:val="647A59BB"/>
     <w:multiLevelType w:val="hybridMultilevel"/>
     <w:tmpl w:val="B6ECFFB6"/>
@@ -25846,7 +31353,7 @@
       </w:pPr>
     </w:lvl>
   </w:abstractNum>
-  <w:abstractNum w:abstractNumId="35" w15:restartNumberingAfterBreak="0">
+  <w:abstractNum w:abstractNumId="45" w15:restartNumberingAfterBreak="0">
     <w:nsid w:val="69C570D4"/>
     <w:multiLevelType w:val="hybridMultilevel"/>
     <w:tmpl w:val="1D269158"/>
@@ -25935,7 +31442,7 @@
       </w:pPr>
     </w:lvl>
   </w:abstractNum>
-  <w:abstractNum w:abstractNumId="36" w15:restartNumberingAfterBreak="0">
+  <w:abstractNum w:abstractNumId="46" w15:restartNumberingAfterBreak="0">
     <w:nsid w:val="6F2E0A24"/>
     <w:multiLevelType w:val="hybridMultilevel"/>
     <w:tmpl w:val="43521F5A"/>
@@ -26024,7 +31531,96 @@
       </w:pPr>
     </w:lvl>
   </w:abstractNum>
-  <w:abstractNum w:abstractNumId="37" w15:restartNumberingAfterBreak="0">
+  <w:abstractNum w:abstractNumId="47" w15:restartNumberingAfterBreak="0">
+    <w:nsid w:val="703313C3"/>
+    <w:multiLevelType w:val="hybridMultilevel"/>
+    <w:tmpl w:val="78F4B278"/>
+    <w:lvl w:ilvl="0" w:tplc="BD6C5182">
+      <w:start w:val="1"/>
+      <w:numFmt w:val="upperLetter"/>
+      <w:lvlText w:val="(%1)"/>
+      <w:lvlJc w:val="left"/>
+      <w:pPr>
+        <w:ind w:left="360" w:hanging="360"/>
+      </w:pPr>
+      <w:rPr>
+        <w:rFonts w:hint="default"/>
+      </w:rPr>
+    </w:lvl>
+    <w:lvl w:ilvl="1" w:tplc="04090019" w:tentative="1">
+      <w:start w:val="1"/>
+      <w:numFmt w:val="ideographTraditional"/>
+      <w:lvlText w:val="%2、"/>
+      <w:lvlJc w:val="left"/>
+      <w:pPr>
+        <w:ind w:left="960" w:hanging="480"/>
+      </w:pPr>
+    </w:lvl>
+    <w:lvl w:ilvl="2" w:tplc="0409001B" w:tentative="1">
+      <w:start w:val="1"/>
+      <w:numFmt w:val="lowerRoman"/>
+      <w:lvlText w:val="%3."/>
+      <w:lvlJc w:val="right"/>
+      <w:pPr>
+        <w:ind w:left="1440" w:hanging="480"/>
+      </w:pPr>
+    </w:lvl>
+    <w:lvl w:ilvl="3" w:tplc="0409000F" w:tentative="1">
+      <w:start w:val="1"/>
+      <w:numFmt w:val="decimal"/>
+      <w:lvlText w:val="%4."/>
+      <w:lvlJc w:val="left"/>
+      <w:pPr>
+        <w:ind w:left="1920" w:hanging="480"/>
+      </w:pPr>
+    </w:lvl>
+    <w:lvl w:ilvl="4" w:tplc="04090019" w:tentative="1">
+      <w:start w:val="1"/>
+      <w:numFmt w:val="ideographTraditional"/>
+      <w:lvlText w:val="%5、"/>
+      <w:lvlJc w:val="left"/>
+      <w:pPr>
+        <w:ind w:left="2400" w:hanging="480"/>
+      </w:pPr>
+    </w:lvl>
+    <w:lvl w:ilvl="5" w:tplc="0409001B" w:tentative="1">
+      <w:start w:val="1"/>
+      <w:numFmt w:val="lowerRoman"/>
+      <w:lvlText w:val="%6."/>
+      <w:lvlJc w:val="right"/>
+      <w:pPr>
+        <w:ind w:left="2880" w:hanging="480"/>
+      </w:pPr>
+    </w:lvl>
+    <w:lvl w:ilvl="6" w:tplc="0409000F" w:tentative="1">
+      <w:start w:val="1"/>
+      <w:numFmt w:val="decimal"/>
+      <w:lvlText w:val="%7."/>
+      <w:lvlJc w:val="left"/>
+      <w:pPr>
+        <w:ind w:left="3360" w:hanging="480"/>
+      </w:pPr>
+    </w:lvl>
+    <w:lvl w:ilvl="7" w:tplc="04090019" w:tentative="1">
+      <w:start w:val="1"/>
+      <w:numFmt w:val="ideographTraditional"/>
+      <w:lvlText w:val="%8、"/>
+      <w:lvlJc w:val="left"/>
+      <w:pPr>
+        <w:ind w:left="3840" w:hanging="480"/>
+      </w:pPr>
+    </w:lvl>
+    <w:lvl w:ilvl="8" w:tplc="0409001B" w:tentative="1">
+      <w:start w:val="1"/>
+      <w:numFmt w:val="lowerRoman"/>
+      <w:lvlText w:val="%9."/>
+      <w:lvlJc w:val="right"/>
+      <w:pPr>
+        <w:ind w:left="4320" w:hanging="480"/>
+      </w:pPr>
+    </w:lvl>
+  </w:abstractNum>
+  <w:abstractNum w:abstractNumId="48" w15:restartNumberingAfterBreak="0">
     <w:nsid w:val="71274037"/>
     <w:multiLevelType w:val="hybridMultilevel"/>
     <w:tmpl w:val="01AA0F8E"/>
@@ -26113,7 +31709,7 @@
       </w:pPr>
     </w:lvl>
   </w:abstractNum>
-  <w:abstractNum w:abstractNumId="38" w15:restartNumberingAfterBreak="0">
+  <w:abstractNum w:abstractNumId="49" w15:restartNumberingAfterBreak="0">
     <w:nsid w:val="73221F6A"/>
     <w:multiLevelType w:val="hybridMultilevel"/>
     <w:tmpl w:val="0F1602A2"/>
@@ -26202,7 +31798,7 @@
       </w:pPr>
     </w:lvl>
   </w:abstractNum>
-  <w:abstractNum w:abstractNumId="39" w15:restartNumberingAfterBreak="0">
+  <w:abstractNum w:abstractNumId="50" w15:restartNumberingAfterBreak="0">
     <w:nsid w:val="73DC2168"/>
     <w:multiLevelType w:val="hybridMultilevel"/>
     <w:tmpl w:val="E56C0A66"/>
@@ -26291,7 +31887,7 @@
       </w:pPr>
     </w:lvl>
   </w:abstractNum>
-  <w:abstractNum w:abstractNumId="40" w15:restartNumberingAfterBreak="0">
+  <w:abstractNum w:abstractNumId="51" w15:restartNumberingAfterBreak="0">
     <w:nsid w:val="75226988"/>
     <w:multiLevelType w:val="hybridMultilevel"/>
     <w:tmpl w:val="FE52247A"/>
@@ -26380,7 +31976,96 @@
       </w:pPr>
     </w:lvl>
   </w:abstractNum>
-  <w:abstractNum w:abstractNumId="41" w15:restartNumberingAfterBreak="0">
+  <w:abstractNum w:abstractNumId="52" w15:restartNumberingAfterBreak="0">
+    <w:nsid w:val="76444F03"/>
+    <w:multiLevelType w:val="hybridMultilevel"/>
+    <w:tmpl w:val="A16648C8"/>
+    <w:lvl w:ilvl="0" w:tplc="14F8D2AC">
+      <w:start w:val="1"/>
+      <w:numFmt w:val="upperLetter"/>
+      <w:lvlText w:val="(%1)"/>
+      <w:lvlJc w:val="left"/>
+      <w:pPr>
+        <w:ind w:left="360" w:hanging="360"/>
+      </w:pPr>
+      <w:rPr>
+        <w:rFonts w:hint="default"/>
+      </w:rPr>
+    </w:lvl>
+    <w:lvl w:ilvl="1" w:tplc="04090019" w:tentative="1">
+      <w:start w:val="1"/>
+      <w:numFmt w:val="ideographTraditional"/>
+      <w:lvlText w:val="%2、"/>
+      <w:lvlJc w:val="left"/>
+      <w:pPr>
+        <w:ind w:left="960" w:hanging="480"/>
+      </w:pPr>
+    </w:lvl>
+    <w:lvl w:ilvl="2" w:tplc="0409001B" w:tentative="1">
+      <w:start w:val="1"/>
+      <w:numFmt w:val="lowerRoman"/>
+      <w:lvlText w:val="%3."/>
+      <w:lvlJc w:val="right"/>
+      <w:pPr>
+        <w:ind w:left="1440" w:hanging="480"/>
+      </w:pPr>
+    </w:lvl>
+    <w:lvl w:ilvl="3" w:tplc="0409000F" w:tentative="1">
+      <w:start w:val="1"/>
+      <w:numFmt w:val="decimal"/>
+      <w:lvlText w:val="%4."/>
+      <w:lvlJc w:val="left"/>
+      <w:pPr>
+        <w:ind w:left="1920" w:hanging="480"/>
+      </w:pPr>
+    </w:lvl>
+    <w:lvl w:ilvl="4" w:tplc="04090019" w:tentative="1">
+      <w:start w:val="1"/>
+      <w:numFmt w:val="ideographTraditional"/>
+      <w:lvlText w:val="%5、"/>
+      <w:lvlJc w:val="left"/>
+      <w:pPr>
+        <w:ind w:left="2400" w:hanging="480"/>
+      </w:pPr>
+    </w:lvl>
+    <w:lvl w:ilvl="5" w:tplc="0409001B" w:tentative="1">
+      <w:start w:val="1"/>
+      <w:numFmt w:val="lowerRoman"/>
+      <w:lvlText w:val="%6."/>
+      <w:lvlJc w:val="right"/>
+      <w:pPr>
+        <w:ind w:left="2880" w:hanging="480"/>
+      </w:pPr>
+    </w:lvl>
+    <w:lvl w:ilvl="6" w:tplc="0409000F" w:tentative="1">
+      <w:start w:val="1"/>
+      <w:numFmt w:val="decimal"/>
+      <w:lvlText w:val="%7."/>
+      <w:lvlJc w:val="left"/>
+      <w:pPr>
+        <w:ind w:left="3360" w:hanging="480"/>
+      </w:pPr>
+    </w:lvl>
+    <w:lvl w:ilvl="7" w:tplc="04090019" w:tentative="1">
+      <w:start w:val="1"/>
+      <w:numFmt w:val="ideographTraditional"/>
+      <w:lvlText w:val="%8、"/>
+      <w:lvlJc w:val="left"/>
+      <w:pPr>
+        <w:ind w:left="3840" w:hanging="480"/>
+      </w:pPr>
+    </w:lvl>
+    <w:lvl w:ilvl="8" w:tplc="0409001B" w:tentative="1">
+      <w:start w:val="1"/>
+      <w:numFmt w:val="lowerRoman"/>
+      <w:lvlText w:val="%9."/>
+      <w:lvlJc w:val="right"/>
+      <w:pPr>
+        <w:ind w:left="4320" w:hanging="480"/>
+      </w:pPr>
+    </w:lvl>
+  </w:abstractNum>
+  <w:abstractNum w:abstractNumId="53" w15:restartNumberingAfterBreak="0">
     <w:nsid w:val="775001FE"/>
     <w:multiLevelType w:val="hybridMultilevel"/>
     <w:tmpl w:val="D26051BC"/>
@@ -26469,7 +32154,96 @@
       </w:pPr>
     </w:lvl>
   </w:abstractNum>
-  <w:abstractNum w:abstractNumId="42" w15:restartNumberingAfterBreak="0">
+  <w:abstractNum w:abstractNumId="54" w15:restartNumberingAfterBreak="0">
+    <w:nsid w:val="79A8772D"/>
+    <w:multiLevelType w:val="hybridMultilevel"/>
+    <w:tmpl w:val="A07AFE8E"/>
+    <w:lvl w:ilvl="0" w:tplc="F59E5530">
+      <w:start w:val="1"/>
+      <w:numFmt w:val="upperLetter"/>
+      <w:lvlText w:val="(%1)"/>
+      <w:lvlJc w:val="left"/>
+      <w:pPr>
+        <w:ind w:left="360" w:hanging="360"/>
+      </w:pPr>
+      <w:rPr>
+        <w:rFonts w:hint="default"/>
+      </w:rPr>
+    </w:lvl>
+    <w:lvl w:ilvl="1" w:tplc="04090019" w:tentative="1">
+      <w:start w:val="1"/>
+      <w:numFmt w:val="ideographTraditional"/>
+      <w:lvlText w:val="%2、"/>
+      <w:lvlJc w:val="left"/>
+      <w:pPr>
+        <w:ind w:left="960" w:hanging="480"/>
+      </w:pPr>
+    </w:lvl>
+    <w:lvl w:ilvl="2" w:tplc="0409001B" w:tentative="1">
+      <w:start w:val="1"/>
+      <w:numFmt w:val="lowerRoman"/>
+      <w:lvlText w:val="%3."/>
+      <w:lvlJc w:val="right"/>
+      <w:pPr>
+        <w:ind w:left="1440" w:hanging="480"/>
+      </w:pPr>
+    </w:lvl>
+    <w:lvl w:ilvl="3" w:tplc="0409000F" w:tentative="1">
+      <w:start w:val="1"/>
+      <w:numFmt w:val="decimal"/>
+      <w:lvlText w:val="%4."/>
+      <w:lvlJc w:val="left"/>
+      <w:pPr>
+        <w:ind w:left="1920" w:hanging="480"/>
+      </w:pPr>
+    </w:lvl>
+    <w:lvl w:ilvl="4" w:tplc="04090019" w:tentative="1">
+      <w:start w:val="1"/>
+      <w:numFmt w:val="ideographTraditional"/>
+      <w:lvlText w:val="%5、"/>
+      <w:lvlJc w:val="left"/>
+      <w:pPr>
+        <w:ind w:left="2400" w:hanging="480"/>
+      </w:pPr>
+    </w:lvl>
+    <w:lvl w:ilvl="5" w:tplc="0409001B" w:tentative="1">
+      <w:start w:val="1"/>
+      <w:numFmt w:val="lowerRoman"/>
+      <w:lvlText w:val="%6."/>
+      <w:lvlJc w:val="right"/>
+      <w:pPr>
+        <w:ind w:left="2880" w:hanging="480"/>
+      </w:pPr>
+    </w:lvl>
+    <w:lvl w:ilvl="6" w:tplc="0409000F" w:tentative="1">
+      <w:start w:val="1"/>
+      <w:numFmt w:val="decimal"/>
+      <w:lvlText w:val="%7."/>
+      <w:lvlJc w:val="left"/>
+      <w:pPr>
+        <w:ind w:left="3360" w:hanging="480"/>
+      </w:pPr>
+    </w:lvl>
+    <w:lvl w:ilvl="7" w:tplc="04090019" w:tentative="1">
+      <w:start w:val="1"/>
+      <w:numFmt w:val="ideographTraditional"/>
+      <w:lvlText w:val="%8、"/>
+      <w:lvlJc w:val="left"/>
+      <w:pPr>
+        <w:ind w:left="3840" w:hanging="480"/>
+      </w:pPr>
+    </w:lvl>
+    <w:lvl w:ilvl="8" w:tplc="0409001B" w:tentative="1">
+      <w:start w:val="1"/>
+      <w:numFmt w:val="lowerRoman"/>
+      <w:lvlText w:val="%9."/>
+      <w:lvlJc w:val="right"/>
+      <w:pPr>
+        <w:ind w:left="4320" w:hanging="480"/>
+      </w:pPr>
+    </w:lvl>
+  </w:abstractNum>
+  <w:abstractNum w:abstractNumId="55" w15:restartNumberingAfterBreak="0">
     <w:nsid w:val="7B123881"/>
     <w:multiLevelType w:val="hybridMultilevel"/>
     <w:tmpl w:val="A59E4332"/>
@@ -26558,7 +32332,7 @@
       </w:pPr>
     </w:lvl>
   </w:abstractNum>
-  <w:abstractNum w:abstractNumId="43" w15:restartNumberingAfterBreak="0">
+  <w:abstractNum w:abstractNumId="56" w15:restartNumberingAfterBreak="0">
     <w:nsid w:val="7C187F3C"/>
     <w:multiLevelType w:val="hybridMultilevel"/>
     <w:tmpl w:val="7C3EB84C"/>
@@ -26647,7 +32421,7 @@
       </w:pPr>
     </w:lvl>
   </w:abstractNum>
-  <w:abstractNum w:abstractNumId="44" w15:restartNumberingAfterBreak="0">
+  <w:abstractNum w:abstractNumId="57" w15:restartNumberingAfterBreak="0">
     <w:nsid w:val="7D7E23CE"/>
     <w:multiLevelType w:val="hybridMultilevel"/>
     <w:tmpl w:val="2DEAF36E"/>
@@ -26736,7 +32510,7 @@
       </w:pPr>
     </w:lvl>
   </w:abstractNum>
-  <w:abstractNum w:abstractNumId="45" w15:restartNumberingAfterBreak="0">
+  <w:abstractNum w:abstractNumId="58" w15:restartNumberingAfterBreak="0">
     <w:nsid w:val="7D8370E3"/>
     <w:multiLevelType w:val="hybridMultilevel"/>
     <w:tmpl w:val="706C694C"/>
@@ -26825,7 +32599,7 @@
       </w:pPr>
     </w:lvl>
   </w:abstractNum>
-  <w:abstractNum w:abstractNumId="46" w15:restartNumberingAfterBreak="0">
+  <w:abstractNum w:abstractNumId="59" w15:restartNumberingAfterBreak="0">
     <w:nsid w:val="7E5421B4"/>
     <w:multiLevelType w:val="hybridMultilevel"/>
     <w:tmpl w:val="32101888"/>
@@ -26915,145 +32689,184 @@
     </w:lvl>
   </w:abstractNum>
   <w:num w:numId="1" w16cid:durableId="2102139238">
-    <w:abstractNumId w:val="27"/>
+    <w:abstractNumId w:val="36"/>
   </w:num>
   <w:num w:numId="2" w16cid:durableId="575020547">
-    <w:abstractNumId w:val="41"/>
+    <w:abstractNumId w:val="53"/>
   </w:num>
   <w:num w:numId="3" w16cid:durableId="646208146">
-    <w:abstractNumId w:val="6"/>
+    <w:abstractNumId w:val="9"/>
   </w:num>
   <w:num w:numId="4" w16cid:durableId="1865290467">
-    <w:abstractNumId w:val="42"/>
+    <w:abstractNumId w:val="55"/>
   </w:num>
   <w:num w:numId="5" w16cid:durableId="313880131">
+    <w:abstractNumId w:val="26"/>
+  </w:num>
+  <w:num w:numId="6" w16cid:durableId="769592526">
+    <w:abstractNumId w:val="28"/>
+  </w:num>
+  <w:num w:numId="7" w16cid:durableId="1305695450">
+    <w:abstractNumId w:val="15"/>
+  </w:num>
+  <w:num w:numId="8" w16cid:durableId="887643459">
+    <w:abstractNumId w:val="34"/>
+  </w:num>
+  <w:num w:numId="9" w16cid:durableId="1328941413">
     <w:abstractNumId w:val="20"/>
   </w:num>
-  <w:num w:numId="6" w16cid:durableId="769592526">
-    <w:abstractNumId w:val="22"/>
-  </w:num>
-  <w:num w:numId="7" w16cid:durableId="1305695450">
-    <w:abstractNumId w:val="12"/>
-  </w:num>
-  <w:num w:numId="8" w16cid:durableId="887643459">
-    <w:abstractNumId w:val="26"/>
-  </w:num>
-  <w:num w:numId="9" w16cid:durableId="1328941413">
-    <w:abstractNumId w:val="15"/>
-  </w:num>
   <w:num w:numId="10" w16cid:durableId="790712736">
-    <w:abstractNumId w:val="24"/>
+    <w:abstractNumId w:val="31"/>
   </w:num>
   <w:num w:numId="11" w16cid:durableId="683674992">
-    <w:abstractNumId w:val="29"/>
+    <w:abstractNumId w:val="38"/>
   </w:num>
   <w:num w:numId="12" w16cid:durableId="931743370">
-    <w:abstractNumId w:val="45"/>
+    <w:abstractNumId w:val="58"/>
   </w:num>
   <w:num w:numId="13" w16cid:durableId="582497875">
-    <w:abstractNumId w:val="39"/>
+    <w:abstractNumId w:val="50"/>
   </w:num>
   <w:num w:numId="14" w16cid:durableId="2077779316">
-    <w:abstractNumId w:val="34"/>
+    <w:abstractNumId w:val="44"/>
   </w:num>
   <w:num w:numId="15" w16cid:durableId="1736052775">
-    <w:abstractNumId w:val="10"/>
+    <w:abstractNumId w:val="13"/>
   </w:num>
   <w:num w:numId="16" w16cid:durableId="1314866733">
-    <w:abstractNumId w:val="5"/>
+    <w:abstractNumId w:val="8"/>
   </w:num>
   <w:num w:numId="17" w16cid:durableId="1954899632">
-    <w:abstractNumId w:val="9"/>
+    <w:abstractNumId w:val="12"/>
   </w:num>
   <w:num w:numId="18" w16cid:durableId="1446735015">
     <w:abstractNumId w:val="0"/>
   </w:num>
   <w:num w:numId="19" w16cid:durableId="1796295335">
-    <w:abstractNumId w:val="8"/>
+    <w:abstractNumId w:val="11"/>
   </w:num>
   <w:num w:numId="20" w16cid:durableId="2074311662">
-    <w:abstractNumId w:val="2"/>
+    <w:abstractNumId w:val="4"/>
   </w:num>
   <w:num w:numId="21" w16cid:durableId="844591418">
-    <w:abstractNumId w:val="43"/>
+    <w:abstractNumId w:val="56"/>
   </w:num>
   <w:num w:numId="22" w16cid:durableId="660162019">
     <w:abstractNumId w:val="1"/>
   </w:num>
   <w:num w:numId="23" w16cid:durableId="190650187">
+    <w:abstractNumId w:val="25"/>
+  </w:num>
+  <w:num w:numId="24" w16cid:durableId="468479178">
+    <w:abstractNumId w:val="32"/>
+  </w:num>
+  <w:num w:numId="25" w16cid:durableId="47269465">
+    <w:abstractNumId w:val="51"/>
+  </w:num>
+  <w:num w:numId="26" w16cid:durableId="1758208378">
+    <w:abstractNumId w:val="23"/>
+  </w:num>
+  <w:num w:numId="27" w16cid:durableId="824053539">
+    <w:abstractNumId w:val="18"/>
+  </w:num>
+  <w:num w:numId="28" w16cid:durableId="357236879">
+    <w:abstractNumId w:val="42"/>
+  </w:num>
+  <w:num w:numId="29" w16cid:durableId="806894354">
+    <w:abstractNumId w:val="48"/>
+  </w:num>
+  <w:num w:numId="30" w16cid:durableId="1846246767">
+    <w:abstractNumId w:val="24"/>
+  </w:num>
+  <w:num w:numId="31" w16cid:durableId="125785530">
+    <w:abstractNumId w:val="46"/>
+  </w:num>
+  <w:num w:numId="32" w16cid:durableId="583691044">
+    <w:abstractNumId w:val="59"/>
+  </w:num>
+  <w:num w:numId="33" w16cid:durableId="308940394">
+    <w:abstractNumId w:val="21"/>
+  </w:num>
+  <w:num w:numId="34" w16cid:durableId="217908087">
+    <w:abstractNumId w:val="7"/>
+  </w:num>
+  <w:num w:numId="35" w16cid:durableId="1291473063">
+    <w:abstractNumId w:val="29"/>
+  </w:num>
+  <w:num w:numId="36" w16cid:durableId="1966158929">
+    <w:abstractNumId w:val="6"/>
+  </w:num>
+  <w:num w:numId="37" w16cid:durableId="636880972">
+    <w:abstractNumId w:val="37"/>
+  </w:num>
+  <w:num w:numId="38" w16cid:durableId="2037462049">
+    <w:abstractNumId w:val="40"/>
+  </w:num>
+  <w:num w:numId="39" w16cid:durableId="1992057983">
+    <w:abstractNumId w:val="16"/>
+  </w:num>
+  <w:num w:numId="40" w16cid:durableId="1160653140">
+    <w:abstractNumId w:val="57"/>
+  </w:num>
+  <w:num w:numId="41" w16cid:durableId="498039688">
+    <w:abstractNumId w:val="14"/>
+  </w:num>
+  <w:num w:numId="42" w16cid:durableId="1266185138">
+    <w:abstractNumId w:val="27"/>
+  </w:num>
+  <w:num w:numId="43" w16cid:durableId="2126578927">
+    <w:abstractNumId w:val="45"/>
+  </w:num>
+  <w:num w:numId="44" w16cid:durableId="247931208">
+    <w:abstractNumId w:val="43"/>
+  </w:num>
+  <w:num w:numId="45" w16cid:durableId="1955283914">
+    <w:abstractNumId w:val="10"/>
+  </w:num>
+  <w:num w:numId="46" w16cid:durableId="1721705279">
+    <w:abstractNumId w:val="41"/>
+  </w:num>
+  <w:num w:numId="47" w16cid:durableId="36054424">
+    <w:abstractNumId w:val="49"/>
+  </w:num>
+  <w:num w:numId="48" w16cid:durableId="632559833">
+    <w:abstractNumId w:val="5"/>
+  </w:num>
+  <w:num w:numId="49" w16cid:durableId="1985088345">
+    <w:abstractNumId w:val="54"/>
+  </w:num>
+  <w:num w:numId="50" w16cid:durableId="170341225">
+    <w:abstractNumId w:val="30"/>
+  </w:num>
+  <w:num w:numId="51" w16cid:durableId="836119761">
+    <w:abstractNumId w:val="22"/>
+  </w:num>
+  <w:num w:numId="52" w16cid:durableId="1334722007">
+    <w:abstractNumId w:val="2"/>
+  </w:num>
+  <w:num w:numId="53" w16cid:durableId="1366179073">
+    <w:abstractNumId w:val="35"/>
+  </w:num>
+  <w:num w:numId="54" w16cid:durableId="1570573678">
+    <w:abstractNumId w:val="47"/>
+  </w:num>
+  <w:num w:numId="55" w16cid:durableId="1519006612">
+    <w:abstractNumId w:val="33"/>
+  </w:num>
+  <w:num w:numId="56" w16cid:durableId="1432582897">
+    <w:abstractNumId w:val="39"/>
+  </w:num>
+  <w:num w:numId="57" w16cid:durableId="2036225982">
     <w:abstractNumId w:val="19"/>
   </w:num>
-  <w:num w:numId="24" w16cid:durableId="468479178">
-    <w:abstractNumId w:val="25"/>
+  <w:num w:numId="58" w16cid:durableId="1882207265">
+    <w:abstractNumId w:val="52"/>
   </w:num>
-  <w:num w:numId="25" w16cid:durableId="47269465">
-    <w:abstractNumId w:val="40"/>
-  </w:num>
-  <w:num w:numId="26" w16cid:durableId="1758208378">
+  <w:num w:numId="59" w16cid:durableId="585262215">
     <w:abstractNumId w:val="17"/>
   </w:num>
-  <w:num w:numId="27" w16cid:durableId="824053539">
-    <w:abstractNumId w:val="14"/>
-  </w:num>
-  <w:num w:numId="28" w16cid:durableId="357236879">
-    <w:abstractNumId w:val="32"/>
-  </w:num>
-  <w:num w:numId="29" w16cid:durableId="806894354">
-    <w:abstractNumId w:val="37"/>
-  </w:num>
-  <w:num w:numId="30" w16cid:durableId="1846246767">
-    <w:abstractNumId w:val="18"/>
-  </w:num>
-  <w:num w:numId="31" w16cid:durableId="125785530">
-    <w:abstractNumId w:val="36"/>
-  </w:num>
-  <w:num w:numId="32" w16cid:durableId="583691044">
-    <w:abstractNumId w:val="46"/>
-  </w:num>
-  <w:num w:numId="33" w16cid:durableId="308940394">
-    <w:abstractNumId w:val="16"/>
-  </w:num>
-  <w:num w:numId="34" w16cid:durableId="217908087">
-    <w:abstractNumId w:val="4"/>
-  </w:num>
-  <w:num w:numId="35" w16cid:durableId="1291473063">
-    <w:abstractNumId w:val="23"/>
-  </w:num>
-  <w:num w:numId="36" w16cid:durableId="1966158929">
+  <w:num w:numId="60" w16cid:durableId="1026639352">
     <w:abstractNumId w:val="3"/>
-  </w:num>
-  <w:num w:numId="37" w16cid:durableId="636880972">
-    <w:abstractNumId w:val="28"/>
-  </w:num>
-  <w:num w:numId="38" w16cid:durableId="2037462049">
-    <w:abstractNumId w:val="30"/>
-  </w:num>
-  <w:num w:numId="39" w16cid:durableId="1992057983">
-    <w:abstractNumId w:val="13"/>
-  </w:num>
-  <w:num w:numId="40" w16cid:durableId="1160653140">
-    <w:abstractNumId w:val="44"/>
-  </w:num>
-  <w:num w:numId="41" w16cid:durableId="498039688">
-    <w:abstractNumId w:val="11"/>
-  </w:num>
-  <w:num w:numId="42" w16cid:durableId="1266185138">
-    <w:abstractNumId w:val="21"/>
-  </w:num>
-  <w:num w:numId="43" w16cid:durableId="2126578927">
-    <w:abstractNumId w:val="35"/>
-  </w:num>
-  <w:num w:numId="44" w16cid:durableId="247931208">
-    <w:abstractNumId w:val="33"/>
-  </w:num>
-  <w:num w:numId="45" w16cid:durableId="1955283914">
-    <w:abstractNumId w:val="7"/>
-  </w:num>
-  <w:num w:numId="46" w16cid:durableId="1721705279">
-    <w:abstractNumId w:val="31"/>
-  </w:num>
-  <w:num w:numId="47" w16cid:durableId="36054424">
-    <w:abstractNumId w:val="38"/>
   </w:num>
 </w:numbering>
 </file>

--- a/碩一/TOEIC/介係詞代名詞.docx
+++ b/碩一/TOEIC/介係詞代名詞.docx
@@ -23026,13 +23026,7 @@
         <w:rPr>
           <w:color w:val="000000" w:themeColor="text1"/>
         </w:rPr>
-        <w:t>turned down</w:t>
-      </w:r>
-      <w:r>
-        <w:rPr>
-          <w:color w:val="000000" w:themeColor="text1"/>
-        </w:rPr>
-        <w:t xml:space="preserve"> = refuse = reject</w:t>
+        <w:t>turned down = refuse = reject</w:t>
       </w:r>
       <w:proofErr w:type="gramStart"/>
       <w:r>
@@ -23135,14 +23129,7 @@
           <w:rFonts w:hint="eastAsia"/>
           <w:color w:val="000000" w:themeColor="text1"/>
         </w:rPr>
-        <w:t>不是</w:t>
-      </w:r>
-      <w:r>
-        <w:rPr>
-          <w:rFonts w:hint="eastAsia"/>
-          <w:color w:val="000000" w:themeColor="text1"/>
-        </w:rPr>
-        <w:t>，</w:t>
+        <w:t>不是，</w:t>
       </w:r>
       <w:r>
         <w:rPr>
@@ -23424,13 +23411,159 @@
         <w:rPr>
           <w:color w:val="000000" w:themeColor="text1"/>
         </w:rPr>
-        <w:t>M</w:t>
-      </w:r>
-      <w:r>
-        <w:rPr>
-          <w:color w:val="000000" w:themeColor="text1"/>
-        </w:rPr>
-        <w:t>alfunctions</w:t>
+        <w:t>Malfunctions v.</w:t>
+      </w:r>
+      <w:r>
+        <w:rPr>
+          <w:rFonts w:hint="eastAsia"/>
+          <w:color w:val="000000" w:themeColor="text1"/>
+        </w:rPr>
+        <w:t>發生故障</w:t>
+      </w:r>
+      <w:r>
+        <w:rPr>
+          <w:rFonts w:hint="eastAsia"/>
+          <w:color w:val="000000" w:themeColor="text1"/>
+        </w:rPr>
+        <w:t>,</w:t>
+      </w:r>
+      <w:r>
+        <w:rPr>
+          <w:color w:val="000000" w:themeColor="text1"/>
+        </w:rPr>
+        <w:t>n.</w:t>
+      </w:r>
+      <w:r>
+        <w:rPr>
+          <w:rFonts w:hint="eastAsia"/>
+          <w:color w:val="000000" w:themeColor="text1"/>
+        </w:rPr>
+        <w:t>故障</w:t>
+      </w:r>
+      <w:r>
+        <w:rPr>
+          <w:rFonts w:hint="eastAsia"/>
+          <w:color w:val="000000" w:themeColor="text1"/>
+        </w:rPr>
+        <w:t>、</w:t>
+      </w:r>
+      <w:r>
+        <w:rPr>
+          <w:rFonts w:hint="eastAsia"/>
+          <w:color w:val="000000" w:themeColor="text1"/>
+        </w:rPr>
+        <w:t>d</w:t>
+      </w:r>
+      <w:r>
+        <w:rPr>
+          <w:color w:val="000000" w:themeColor="text1"/>
+        </w:rPr>
+        <w:t xml:space="preserve">ue to </w:t>
+      </w:r>
+      <w:r>
+        <w:rPr>
+          <w:rFonts w:hint="eastAsia"/>
+          <w:color w:val="000000" w:themeColor="text1"/>
+        </w:rPr>
+        <w:t>因為、</w:t>
+      </w:r>
+      <w:r>
+        <w:rPr>
+          <w:rFonts w:hint="eastAsia"/>
+          <w:color w:val="000000" w:themeColor="text1"/>
+        </w:rPr>
+        <w:t>d</w:t>
+      </w:r>
+      <w:r>
+        <w:rPr>
+          <w:color w:val="000000" w:themeColor="text1"/>
+        </w:rPr>
+        <w:t>efect n.</w:t>
+      </w:r>
+      <w:r>
+        <w:rPr>
+          <w:rFonts w:hint="eastAsia"/>
+          <w:color w:val="000000" w:themeColor="text1"/>
+        </w:rPr>
+        <w:t>缺點</w:t>
+      </w:r>
+      <w:r>
+        <w:rPr>
+          <w:rFonts w:hint="eastAsia"/>
+          <w:color w:val="000000" w:themeColor="text1"/>
+        </w:rPr>
+        <w:t>/</w:t>
+      </w:r>
+      <w:r>
+        <w:rPr>
+          <w:rFonts w:hint="eastAsia"/>
+          <w:color w:val="000000" w:themeColor="text1"/>
+        </w:rPr>
+        <w:t>瑕疵</w:t>
+      </w:r>
+    </w:p>
+    <w:p>
+      <w:pPr>
+        <w:rPr>
+          <w:color w:val="000000" w:themeColor="text1"/>
+        </w:rPr>
+      </w:pPr>
+    </w:p>
+    <w:p>
+      <w:pPr>
+        <w:rPr>
+          <w:color w:val="000000" w:themeColor="text1"/>
+        </w:rPr>
+      </w:pPr>
+      <w:r>
+        <w:rPr>
+          <w:color w:val="000000" w:themeColor="text1"/>
+        </w:rPr>
+        <w:t xml:space="preserve">Young adults should have been taught the value </w:t>
+      </w:r>
+      <w:r>
+        <w:rPr>
+          <w:color w:val="FF0000"/>
+        </w:rPr>
+        <w:t xml:space="preserve">of </w:t>
+      </w:r>
+      <w:r>
+        <w:rPr>
+          <w:color w:val="000000" w:themeColor="text1"/>
+          <w:highlight w:val="yellow"/>
+        </w:rPr>
+        <w:t>adaptability</w:t>
+      </w:r>
+      <w:r>
+        <w:rPr>
+          <w:color w:val="FF0000"/>
+        </w:rPr>
+        <w:t xml:space="preserve"> at </w:t>
+      </w:r>
+      <w:r>
+        <w:rPr>
+          <w:color w:val="000000" w:themeColor="text1"/>
+        </w:rPr>
+        <w:t>a younger age.</w:t>
+      </w:r>
+    </w:p>
+    <w:p>
+      <w:pPr>
+        <w:rPr>
+          <w:color w:val="000000" w:themeColor="text1"/>
+        </w:rPr>
+      </w:pPr>
+      <w:r>
+        <w:rPr>
+          <w:color w:val="000000" w:themeColor="text1"/>
+        </w:rPr>
+        <w:t>(A)</w:t>
+      </w:r>
+      <w:r>
+        <w:rPr>
+          <w:color w:val="000000" w:themeColor="text1"/>
+        </w:rPr>
+        <w:t>adapt</w:t>
       </w:r>
       <w:r>
         <w:rPr>
@@ -23443,27 +23576,173 @@
           <w:rFonts w:hint="eastAsia"/>
           <w:color w:val="000000" w:themeColor="text1"/>
         </w:rPr>
-        <w:t>發生故障</w:t>
-      </w:r>
-      <w:r>
-        <w:rPr>
-          <w:rFonts w:hint="eastAsia"/>
-          <w:color w:val="000000" w:themeColor="text1"/>
-        </w:rPr>
-        <w:t>,</w:t>
-      </w:r>
-      <w:r>
-        <w:rPr>
-          <w:color w:val="000000" w:themeColor="text1"/>
-        </w:rPr>
-        <w:t>n.</w:t>
-      </w:r>
-      <w:r>
-        <w:rPr>
-          <w:rFonts w:hint="eastAsia"/>
-          <w:color w:val="000000" w:themeColor="text1"/>
-        </w:rPr>
-        <w:t>故障</w:t>
+        <w:t>適應</w:t>
+      </w:r>
+      <w:r>
+        <w:rPr>
+          <w:color w:val="000000" w:themeColor="text1"/>
+        </w:rPr>
+        <w:t>(B)adapted</w:t>
+      </w:r>
+      <w:r>
+        <w:rPr>
+          <w:color w:val="000000" w:themeColor="text1"/>
+          <w:highlight w:val="yellow"/>
+        </w:rPr>
+        <w:t>(C)adaptability</w:t>
+      </w:r>
+      <w:r>
+        <w:rPr>
+          <w:rFonts w:hint="eastAsia"/>
+          <w:color w:val="000000" w:themeColor="text1"/>
+          <w:highlight w:val="yellow"/>
+        </w:rPr>
+        <w:t xml:space="preserve"> </w:t>
+      </w:r>
+      <w:r>
+        <w:rPr>
+          <w:color w:val="000000" w:themeColor="text1"/>
+          <w:highlight w:val="yellow"/>
+        </w:rPr>
+        <w:t>N</w:t>
+      </w:r>
+      <w:r>
+        <w:rPr>
+          <w:color w:val="000000" w:themeColor="text1"/>
+        </w:rPr>
+        <w:t>(D)adaptable</w:t>
+      </w:r>
+      <w:r>
+        <w:rPr>
+          <w:color w:val="000000" w:themeColor="text1"/>
+        </w:rPr>
+        <w:t xml:space="preserve"> Adj</w:t>
+      </w:r>
+    </w:p>
+    <w:p>
+      <w:pPr>
+        <w:rPr>
+          <w:color w:val="000000" w:themeColor="text1"/>
+        </w:rPr>
+      </w:pPr>
+    </w:p>
+    <w:p>
+      <w:pPr>
+        <w:rPr>
+          <w:color w:val="000000" w:themeColor="text1"/>
+        </w:rPr>
+      </w:pPr>
+      <w:r>
+        <w:rPr>
+          <w:color w:val="000000" w:themeColor="text1"/>
+        </w:rPr>
+        <w:t>Prep +</w:t>
+      </w:r>
+      <w:proofErr w:type="spellStart"/>
+      <w:r>
+        <w:rPr>
+          <w:color w:val="000000" w:themeColor="text1"/>
+        </w:rPr>
+        <w:t>N+prep</w:t>
+      </w:r>
+      <w:proofErr w:type="spellEnd"/>
+      <w:r>
+        <w:rPr>
+          <w:color w:val="000000" w:themeColor="text1"/>
+        </w:rPr>
+        <w:t>:</w:t>
+      </w:r>
+    </w:p>
+    <w:p>
+      <w:pPr>
+        <w:rPr>
+          <w:color w:val="000000" w:themeColor="text1"/>
+        </w:rPr>
+      </w:pPr>
+      <w:r>
+        <w:rPr>
+          <w:color w:val="000000" w:themeColor="text1"/>
+        </w:rPr>
+        <w:t>In hopes of</w:t>
+      </w:r>
+      <w:r>
+        <w:rPr>
+          <w:rFonts w:hint="eastAsia"/>
+          <w:color w:val="000000" w:themeColor="text1"/>
+        </w:rPr>
+        <w:t>為了希望、</w:t>
+      </w:r>
+      <w:r>
+        <w:rPr>
+          <w:rFonts w:hint="eastAsia"/>
+          <w:color w:val="000000" w:themeColor="text1"/>
+        </w:rPr>
+        <w:t>f</w:t>
+      </w:r>
+      <w:r>
+        <w:rPr>
+          <w:color w:val="000000" w:themeColor="text1"/>
+        </w:rPr>
+        <w:t>or the future of</w:t>
+      </w:r>
+      <w:r>
+        <w:rPr>
+          <w:rFonts w:hint="eastAsia"/>
+          <w:color w:val="000000" w:themeColor="text1"/>
+        </w:rPr>
+        <w:t>為了將來、</w:t>
+      </w:r>
+      <w:r>
+        <w:rPr>
+          <w:rFonts w:hint="eastAsia"/>
+          <w:color w:val="000000" w:themeColor="text1"/>
+        </w:rPr>
+        <w:t>a</w:t>
+      </w:r>
+      <w:r>
+        <w:rPr>
+          <w:color w:val="000000" w:themeColor="text1"/>
+        </w:rPr>
+        <w:t>t the expense of</w:t>
+      </w:r>
+      <w:r>
+        <w:rPr>
+          <w:rFonts w:hint="eastAsia"/>
+          <w:color w:val="000000" w:themeColor="text1"/>
+        </w:rPr>
+        <w:t>消耗了</w:t>
+      </w:r>
+      <w:r>
+        <w:rPr>
+          <w:color w:val="000000" w:themeColor="text1"/>
+        </w:rPr>
+        <w:t>…</w:t>
+      </w:r>
+    </w:p>
+    <w:p>
+      <w:pPr>
+        <w:rPr>
+          <w:color w:val="000000" w:themeColor="text1"/>
+        </w:rPr>
+      </w:pPr>
+      <w:r>
+        <w:rPr>
+          <w:color w:val="000000" w:themeColor="text1"/>
+        </w:rPr>
+        <w:t xml:space="preserve">should have been </w:t>
+      </w:r>
+      <w:r>
+        <w:rPr>
+          <w:rFonts w:hint="eastAsia"/>
+          <w:color w:val="000000" w:themeColor="text1"/>
+        </w:rPr>
+        <w:t>早該被</w:t>
+      </w:r>
+      <w:r>
+        <w:rPr>
+          <w:color w:val="000000" w:themeColor="text1"/>
+        </w:rPr>
+        <w:t>…</w:t>
       </w:r>
       <w:r>
         <w:rPr>
@@ -23477,793 +23756,476 @@
           <w:rFonts w:hint="eastAsia"/>
           <w:color w:val="000000" w:themeColor="text1"/>
         </w:rPr>
+        <w:t>t</w:t>
+      </w:r>
+      <w:r>
+        <w:rPr>
+          <w:color w:val="000000" w:themeColor="text1"/>
+        </w:rPr>
+        <w:t>each-taught-taught</w:t>
+      </w:r>
+      <w:r>
+        <w:rPr>
+          <w:rFonts w:hint="eastAsia"/>
+          <w:color w:val="000000" w:themeColor="text1"/>
+        </w:rPr>
+        <w:t>教導</w:t>
+      </w:r>
+    </w:p>
+    <w:p>
+      <w:pPr>
+        <w:rPr>
+          <w:color w:val="000000" w:themeColor="text1"/>
+        </w:rPr>
+      </w:pPr>
+    </w:p>
+    <w:p>
+      <w:pPr>
+        <w:rPr>
+          <w:color w:val="000000" w:themeColor="text1"/>
+        </w:rPr>
+      </w:pPr>
+      <w:r>
+        <w:rPr>
+          <w:color w:val="000000" w:themeColor="text1"/>
+        </w:rPr>
+        <w:t>They debated the pros and cons of the long-standing problem</w:t>
+      </w:r>
+      <w:r>
+        <w:rPr>
+          <w:color w:val="000000" w:themeColor="text1"/>
+        </w:rPr>
+        <w:t xml:space="preserve"> </w:t>
+      </w:r>
+      <w:proofErr w:type="gramStart"/>
+      <w:r>
+        <w:rPr>
+          <w:color w:val="000000" w:themeColor="text1"/>
+          <w:highlight w:val="yellow"/>
+        </w:rPr>
+        <w:t>frequently</w:t>
+      </w:r>
+      <w:r>
+        <w:rPr>
+          <w:color w:val="000000" w:themeColor="text1"/>
+        </w:rPr>
+        <w:t xml:space="preserve"> .</w:t>
+      </w:r>
+      <w:proofErr w:type="gramEnd"/>
+    </w:p>
+    <w:p>
+      <w:pPr>
+        <w:rPr>
+          <w:color w:val="000000" w:themeColor="text1"/>
+        </w:rPr>
+      </w:pPr>
+      <w:r>
+        <w:rPr>
+          <w:color w:val="000000" w:themeColor="text1"/>
+        </w:rPr>
+        <w:t>(A)</w:t>
+      </w:r>
+      <w:r>
+        <w:rPr>
+          <w:color w:val="000000" w:themeColor="text1"/>
+        </w:rPr>
+        <w:t>never</w:t>
+      </w:r>
+      <w:r>
+        <w:rPr>
+          <w:rFonts w:hint="eastAsia"/>
+          <w:color w:val="000000" w:themeColor="text1"/>
+        </w:rPr>
+        <w:t>從不</w:t>
+      </w:r>
+      <w:r>
+        <w:rPr>
+          <w:color w:val="000000" w:themeColor="text1"/>
+          <w:highlight w:val="yellow"/>
+        </w:rPr>
+        <w:t>(B)frequently</w:t>
+      </w:r>
+      <w:r>
+        <w:rPr>
+          <w:rFonts w:hint="eastAsia"/>
+          <w:color w:val="000000" w:themeColor="text1"/>
+          <w:highlight w:val="yellow"/>
+        </w:rPr>
+        <w:t>經常</w:t>
+      </w:r>
+      <w:r>
+        <w:rPr>
+          <w:color w:val="000000" w:themeColor="text1"/>
+        </w:rPr>
+        <w:t>(C)seldom</w:t>
+      </w:r>
+      <w:r>
+        <w:rPr>
+          <w:rFonts w:hint="eastAsia"/>
+          <w:color w:val="000000" w:themeColor="text1"/>
+        </w:rPr>
+        <w:t>很少</w:t>
+      </w:r>
+      <w:r>
+        <w:rPr>
+          <w:color w:val="000000" w:themeColor="text1"/>
+        </w:rPr>
+        <w:t>(D)hardly</w:t>
+      </w:r>
+      <w:r>
+        <w:rPr>
+          <w:rFonts w:hint="eastAsia"/>
+          <w:color w:val="000000" w:themeColor="text1"/>
+        </w:rPr>
+        <w:t>幾乎不</w:t>
+      </w:r>
+      <w:r>
+        <w:rPr>
+          <w:rFonts w:hint="eastAsia"/>
+          <w:color w:val="000000" w:themeColor="text1"/>
+        </w:rPr>
+        <w:t>/</w:t>
+      </w:r>
+      <w:r>
+        <w:rPr>
+          <w:rFonts w:hint="eastAsia"/>
+          <w:color w:val="000000" w:themeColor="text1"/>
+        </w:rPr>
+        <w:t>無</w:t>
+      </w:r>
+    </w:p>
+    <w:p>
+      <w:pPr>
+        <w:rPr>
+          <w:color w:val="000000" w:themeColor="text1"/>
+        </w:rPr>
+      </w:pPr>
+      <w:r>
+        <w:rPr>
+          <w:color w:val="000000" w:themeColor="text1"/>
+        </w:rPr>
+        <w:t>Debate</w:t>
+      </w:r>
+      <w:r>
+        <w:rPr>
+          <w:rFonts w:hint="eastAsia"/>
+          <w:color w:val="000000" w:themeColor="text1"/>
+        </w:rPr>
+        <w:t xml:space="preserve"> </w:t>
+      </w:r>
+      <w:proofErr w:type="spellStart"/>
+      <w:r>
+        <w:rPr>
+          <w:color w:val="000000" w:themeColor="text1"/>
+        </w:rPr>
+        <w:t>n.v</w:t>
+      </w:r>
+      <w:proofErr w:type="spellEnd"/>
+      <w:r>
+        <w:rPr>
+          <w:rFonts w:hint="eastAsia"/>
+          <w:color w:val="000000" w:themeColor="text1"/>
+        </w:rPr>
+        <w:t>辯論</w:t>
+      </w:r>
+      <w:r>
+        <w:rPr>
+          <w:rFonts w:hint="eastAsia"/>
+          <w:color w:val="000000" w:themeColor="text1"/>
+        </w:rPr>
+        <w:t>/</w:t>
+      </w:r>
+      <w:r>
+        <w:rPr>
+          <w:rFonts w:hint="eastAsia"/>
+          <w:color w:val="000000" w:themeColor="text1"/>
+        </w:rPr>
+        <w:t>討論、</w:t>
+      </w:r>
+      <w:r>
+        <w:rPr>
+          <w:rFonts w:hint="eastAsia"/>
+          <w:color w:val="000000" w:themeColor="text1"/>
+        </w:rPr>
+        <w:t>p</w:t>
+      </w:r>
+      <w:r>
+        <w:rPr>
+          <w:color w:val="000000" w:themeColor="text1"/>
+        </w:rPr>
+        <w:t xml:space="preserve">ros and cons </w:t>
+      </w:r>
+      <w:r>
+        <w:rPr>
+          <w:rFonts w:hint="eastAsia"/>
+          <w:color w:val="000000" w:themeColor="text1"/>
+        </w:rPr>
+        <w:t>優劣、</w:t>
+      </w:r>
+      <w:r>
+        <w:rPr>
+          <w:color w:val="000000" w:themeColor="text1"/>
+        </w:rPr>
+        <w:t>long-standing</w:t>
+      </w:r>
+      <w:r>
+        <w:rPr>
+          <w:rFonts w:hint="eastAsia"/>
+          <w:color w:val="000000" w:themeColor="text1"/>
+        </w:rPr>
+        <w:t>(</w:t>
+      </w:r>
+      <w:proofErr w:type="gramStart"/>
+      <w:r>
+        <w:rPr>
+          <w:rFonts w:hint="eastAsia"/>
+          <w:color w:val="000000" w:themeColor="text1"/>
+        </w:rPr>
+        <w:t>副合形容詞</w:t>
+      </w:r>
+      <w:proofErr w:type="gramEnd"/>
+      <w:r>
+        <w:rPr>
+          <w:rFonts w:hint="eastAsia"/>
+          <w:color w:val="000000" w:themeColor="text1"/>
+        </w:rPr>
+        <w:t>)</w:t>
+      </w:r>
+      <w:r>
+        <w:rPr>
+          <w:rFonts w:hint="eastAsia"/>
+          <w:color w:val="000000" w:themeColor="text1"/>
+        </w:rPr>
+        <w:t>很久的</w:t>
+      </w:r>
+    </w:p>
+    <w:p>
+      <w:pPr>
+        <w:rPr>
+          <w:color w:val="000000" w:themeColor="text1"/>
+        </w:rPr>
+      </w:pPr>
+      <w:r>
+        <w:rPr>
+          <w:color w:val="000000" w:themeColor="text1"/>
+        </w:rPr>
+        <w:t xml:space="preserve">Pros and cons = advantage and disadvantage </w:t>
+      </w:r>
+      <w:r>
+        <w:rPr>
+          <w:rFonts w:hint="eastAsia"/>
+          <w:color w:val="000000" w:themeColor="text1"/>
+        </w:rPr>
+        <w:t>優勢</w:t>
+      </w:r>
+    </w:p>
+    <w:p>
+      <w:pPr>
+        <w:rPr>
+          <w:color w:val="000000" w:themeColor="text1"/>
+        </w:rPr>
+      </w:pPr>
+    </w:p>
+    <w:p>
+      <w:pPr>
+        <w:rPr>
+          <w:color w:val="000000" w:themeColor="text1"/>
+        </w:rPr>
+      </w:pPr>
+      <w:r>
+        <w:rPr>
+          <w:color w:val="000000" w:themeColor="text1"/>
+        </w:rPr>
+        <w:t>What are the pros and cons of studying overseas</w:t>
+      </w:r>
+      <w:r>
+        <w:rPr>
+          <w:rFonts w:hint="eastAsia"/>
+          <w:color w:val="000000" w:themeColor="text1"/>
+        </w:rPr>
+        <w:t xml:space="preserve">? </w:t>
+      </w:r>
+      <w:r>
+        <w:rPr>
+          <w:rFonts w:hint="eastAsia"/>
+          <w:color w:val="000000" w:themeColor="text1"/>
+        </w:rPr>
+        <w:t>在海外求學有甚麼優劣處</w:t>
+      </w:r>
+      <w:r>
+        <w:rPr>
+          <w:rFonts w:hint="eastAsia"/>
+          <w:color w:val="000000" w:themeColor="text1"/>
+        </w:rPr>
+        <w:t>?</w:t>
+      </w:r>
+    </w:p>
+    <w:p>
+      <w:pPr>
+        <w:rPr>
+          <w:color w:val="000000" w:themeColor="text1"/>
+        </w:rPr>
+      </w:pPr>
+      <w:r>
+        <w:rPr>
+          <w:color w:val="000000" w:themeColor="text1"/>
+        </w:rPr>
+        <w:t>What are the pros and cons of working in a foreign company?</w:t>
+      </w:r>
+    </w:p>
+    <w:p>
+      <w:pPr>
+        <w:rPr>
+          <w:color w:val="000000" w:themeColor="text1"/>
+        </w:rPr>
+      </w:pPr>
+      <w:r>
+        <w:rPr>
+          <w:rFonts w:hint="eastAsia"/>
+          <w:color w:val="000000" w:themeColor="text1"/>
+        </w:rPr>
+        <w:t>在外商工作有甚麼優劣處</w:t>
+      </w:r>
+      <w:r>
+        <w:rPr>
+          <w:rFonts w:hint="eastAsia"/>
+          <w:color w:val="000000" w:themeColor="text1"/>
+        </w:rPr>
+        <w:t>?</w:t>
+      </w:r>
+    </w:p>
+    <w:p>
+      <w:pPr>
+        <w:rPr>
+          <w:color w:val="000000" w:themeColor="text1"/>
+        </w:rPr>
+      </w:pPr>
+    </w:p>
+    <w:p>
+      <w:pPr>
+        <w:rPr>
+          <w:color w:val="000000" w:themeColor="text1"/>
+        </w:rPr>
+      </w:pPr>
+      <w:r>
+        <w:rPr>
+          <w:color w:val="000000" w:themeColor="text1"/>
+        </w:rPr>
+        <w:t>A</w:t>
+      </w:r>
+      <w:r>
+        <w:rPr>
+          <w:rFonts w:hint="eastAsia"/>
+          <w:color w:val="000000" w:themeColor="text1"/>
+        </w:rPr>
+        <w:t>不行，因為</w:t>
+      </w:r>
+      <w:r>
+        <w:rPr>
+          <w:rFonts w:hint="eastAsia"/>
+          <w:color w:val="000000" w:themeColor="text1"/>
+        </w:rPr>
+        <w:t>n</w:t>
+      </w:r>
+      <w:r>
+        <w:rPr>
+          <w:color w:val="000000" w:themeColor="text1"/>
+        </w:rPr>
+        <w:t>ever</w:t>
+      </w:r>
+      <w:r>
+        <w:rPr>
+          <w:rFonts w:hint="eastAsia"/>
+          <w:color w:val="000000" w:themeColor="text1"/>
+        </w:rPr>
+        <w:t>要放在動詞前面</w:t>
+      </w:r>
+    </w:p>
+    <w:p>
+      <w:pPr>
+        <w:rPr>
+          <w:color w:val="000000" w:themeColor="text1"/>
+        </w:rPr>
+      </w:pPr>
+      <w:r>
+        <w:rPr>
+          <w:color w:val="000000" w:themeColor="text1"/>
+        </w:rPr>
+        <w:t>C</w:t>
+      </w:r>
+      <w:r>
+        <w:rPr>
+          <w:rFonts w:hint="eastAsia"/>
+          <w:color w:val="000000" w:themeColor="text1"/>
+        </w:rPr>
+        <w:t>、</w:t>
+      </w:r>
+      <w:r>
+        <w:rPr>
+          <w:rFonts w:hint="eastAsia"/>
+          <w:color w:val="000000" w:themeColor="text1"/>
+        </w:rPr>
         <w:t>d</w:t>
       </w:r>
       <w:r>
         <w:rPr>
-          <w:color w:val="000000" w:themeColor="text1"/>
-        </w:rPr>
-        <w:t xml:space="preserve">ue to </w:t>
-      </w:r>
-      <w:r>
-        <w:rPr>
-          <w:rFonts w:hint="eastAsia"/>
-          <w:color w:val="000000" w:themeColor="text1"/>
-        </w:rPr>
-        <w:t>因為、</w:t>
-      </w:r>
-      <w:r>
-        <w:rPr>
-          <w:rFonts w:hint="eastAsia"/>
-          <w:color w:val="000000" w:themeColor="text1"/>
-        </w:rPr>
-        <w:t>d</w:t>
-      </w:r>
-      <w:r>
-        <w:rPr>
-          <w:color w:val="000000" w:themeColor="text1"/>
-        </w:rPr>
-        <w:t>efect n.</w:t>
-      </w:r>
-      <w:r>
-        <w:rPr>
-          <w:rFonts w:hint="eastAsia"/>
-          <w:color w:val="000000" w:themeColor="text1"/>
-        </w:rPr>
-        <w:t>缺點</w:t>
-      </w:r>
-      <w:r>
-        <w:rPr>
-          <w:rFonts w:hint="eastAsia"/>
-          <w:color w:val="000000" w:themeColor="text1"/>
-        </w:rPr>
-        <w:t>/</w:t>
-      </w:r>
-      <w:r>
-        <w:rPr>
-          <w:rFonts w:hint="eastAsia"/>
-          <w:color w:val="000000" w:themeColor="text1"/>
-        </w:rPr>
-        <w:t>瑕疵</w:t>
-      </w:r>
-    </w:p>
-    <w:p>
-      <w:pPr>
-        <w:rPr>
-          <w:rFonts w:hint="eastAsia"/>
-          <w:color w:val="000000" w:themeColor="text1"/>
-        </w:rPr>
-      </w:pPr>
-    </w:p>
-    <w:p>
-      <w:pPr>
-        <w:rPr>
-          <w:color w:val="000000" w:themeColor="text1"/>
-        </w:rPr>
-      </w:pPr>
-      <w:r>
-        <w:rPr>
-          <w:color w:val="000000" w:themeColor="text1"/>
-        </w:rPr>
-        <w:t xml:space="preserve">Young adults should have been taught the value </w:t>
-      </w:r>
-      <w:r>
-        <w:rPr>
-          <w:color w:val="FF0000"/>
-        </w:rPr>
-        <w:t xml:space="preserve">of </w:t>
-      </w:r>
-      <w:r>
-        <w:rPr>
-          <w:color w:val="000000" w:themeColor="text1"/>
-          <w:highlight w:val="yellow"/>
-        </w:rPr>
-        <w:t>adaptability</w:t>
-      </w:r>
-      <w:r>
-        <w:rPr>
-          <w:color w:val="FF0000"/>
-        </w:rPr>
-        <w:t xml:space="preserve"> at </w:t>
-      </w:r>
-      <w:r>
-        <w:rPr>
-          <w:color w:val="000000" w:themeColor="text1"/>
-        </w:rPr>
-        <w:t>a younger age.</w:t>
-      </w:r>
-    </w:p>
-    <w:p>
-      <w:pPr>
-        <w:rPr>
-          <w:color w:val="000000" w:themeColor="text1"/>
-        </w:rPr>
-      </w:pPr>
-      <w:r>
-        <w:rPr>
-          <w:color w:val="000000" w:themeColor="text1"/>
-        </w:rPr>
-        <w:t>(A)</w:t>
-      </w:r>
-      <w:r>
-        <w:rPr>
-          <w:color w:val="000000" w:themeColor="text1"/>
-        </w:rPr>
-        <w:t>adapt</w:t>
-      </w:r>
-      <w:r>
-        <w:rPr>
-          <w:color w:val="000000" w:themeColor="text1"/>
-        </w:rPr>
-        <w:t xml:space="preserve"> v.</w:t>
-      </w:r>
-      <w:r>
-        <w:rPr>
-          <w:rFonts w:hint="eastAsia"/>
-          <w:color w:val="000000" w:themeColor="text1"/>
-        </w:rPr>
-        <w:t>適應</w:t>
-      </w:r>
-      <w:r>
-        <w:rPr>
-          <w:color w:val="000000" w:themeColor="text1"/>
-        </w:rPr>
-        <w:t>(B)adapted</w:t>
-      </w:r>
-      <w:r>
-        <w:rPr>
-          <w:color w:val="000000" w:themeColor="text1"/>
-          <w:highlight w:val="yellow"/>
-        </w:rPr>
-        <w:t>(C)adaptability</w:t>
-      </w:r>
-      <w:r>
-        <w:rPr>
-          <w:rFonts w:hint="eastAsia"/>
-          <w:color w:val="000000" w:themeColor="text1"/>
-          <w:highlight w:val="yellow"/>
-        </w:rPr>
-        <w:t xml:space="preserve"> </w:t>
-      </w:r>
-      <w:r>
-        <w:rPr>
-          <w:color w:val="000000" w:themeColor="text1"/>
-          <w:highlight w:val="yellow"/>
-        </w:rPr>
-        <w:t>N</w:t>
-      </w:r>
-      <w:r>
-        <w:rPr>
-          <w:color w:val="000000" w:themeColor="text1"/>
-        </w:rPr>
-        <w:t>(D)adaptable</w:t>
-      </w:r>
-      <w:r>
-        <w:rPr>
-          <w:color w:val="000000" w:themeColor="text1"/>
-        </w:rPr>
-        <w:t xml:space="preserve"> Adj</w:t>
-      </w:r>
-    </w:p>
-    <w:p>
-      <w:pPr>
-        <w:rPr>
-          <w:color w:val="000000" w:themeColor="text1"/>
-        </w:rPr>
-      </w:pPr>
-    </w:p>
-    <w:p>
-      <w:pPr>
-        <w:rPr>
-          <w:color w:val="000000" w:themeColor="text1"/>
-        </w:rPr>
-      </w:pPr>
-      <w:r>
-        <w:rPr>
-          <w:color w:val="000000" w:themeColor="text1"/>
-        </w:rPr>
-        <w:t>Prep +</w:t>
-      </w:r>
+          <w:rFonts w:hint="eastAsia"/>
+          <w:color w:val="000000" w:themeColor="text1"/>
+        </w:rPr>
+        <w:t>否定副詞要放在動詞前方，也就是主詞後方</w:t>
+      </w:r>
+    </w:p>
+    <w:p>
+      <w:pPr>
+        <w:rPr>
+          <w:color w:val="000000" w:themeColor="text1"/>
+        </w:rPr>
+      </w:pPr>
+      <w:r>
+        <w:rPr>
+          <w:color w:val="000000" w:themeColor="text1"/>
+        </w:rPr>
+        <w:t>S+</w:t>
+      </w:r>
+      <w:r>
+        <w:rPr>
+          <w:rFonts w:hint="eastAsia"/>
+          <w:color w:val="000000" w:themeColor="text1"/>
+        </w:rPr>
+        <w:t>否定副詞</w:t>
+      </w:r>
+      <w:r>
+        <w:rPr>
+          <w:color w:val="000000" w:themeColor="text1"/>
+        </w:rPr>
+        <w:t>never/seldom/hardly…+</w:t>
+      </w:r>
+      <w:r>
+        <w:rPr>
+          <w:rFonts w:hint="eastAsia"/>
+          <w:color w:val="000000" w:themeColor="text1"/>
+        </w:rPr>
+        <w:t>肯定動詞</w:t>
+      </w:r>
+    </w:p>
+    <w:p>
+      <w:pPr>
+        <w:rPr>
+          <w:color w:val="000000" w:themeColor="text1"/>
+        </w:rPr>
+      </w:pPr>
       <w:proofErr w:type="spellStart"/>
       <w:r>
         <w:rPr>
           <w:color w:val="000000" w:themeColor="text1"/>
         </w:rPr>
-        <w:t>N+prep</w:t>
+        <w:t>Ex:She</w:t>
       </w:r>
       <w:proofErr w:type="spellEnd"/>
       <w:r>
         <w:rPr>
           <w:color w:val="000000" w:themeColor="text1"/>
         </w:rPr>
-        <w:t>:</w:t>
-      </w:r>
-    </w:p>
-    <w:p>
-      <w:pPr>
-        <w:rPr>
-          <w:color w:val="000000" w:themeColor="text1"/>
-        </w:rPr>
-      </w:pPr>
-      <w:r>
-        <w:rPr>
-          <w:color w:val="000000" w:themeColor="text1"/>
-        </w:rPr>
-        <w:t>In hopes of</w:t>
-      </w:r>
-      <w:r>
-        <w:rPr>
-          <w:rFonts w:hint="eastAsia"/>
-          <w:color w:val="000000" w:themeColor="text1"/>
-        </w:rPr>
-        <w:t>為了希望、</w:t>
-      </w:r>
-      <w:r>
-        <w:rPr>
-          <w:rFonts w:hint="eastAsia"/>
-          <w:color w:val="000000" w:themeColor="text1"/>
-        </w:rPr>
-        <w:t>f</w:t>
-      </w:r>
-      <w:r>
-        <w:rPr>
-          <w:color w:val="000000" w:themeColor="text1"/>
-        </w:rPr>
-        <w:t>or the future of</w:t>
-      </w:r>
-      <w:r>
-        <w:rPr>
-          <w:rFonts w:hint="eastAsia"/>
-          <w:color w:val="000000" w:themeColor="text1"/>
-        </w:rPr>
-        <w:t>為了將來、</w:t>
-      </w:r>
-      <w:r>
-        <w:rPr>
-          <w:rFonts w:hint="eastAsia"/>
-          <w:color w:val="000000" w:themeColor="text1"/>
-        </w:rPr>
-        <w:t>a</w:t>
-      </w:r>
-      <w:r>
-        <w:rPr>
-          <w:color w:val="000000" w:themeColor="text1"/>
-        </w:rPr>
-        <w:t>t the expense of</w:t>
-      </w:r>
-      <w:r>
-        <w:rPr>
-          <w:rFonts w:hint="eastAsia"/>
-          <w:color w:val="000000" w:themeColor="text1"/>
-        </w:rPr>
-        <w:t>消耗了</w:t>
-      </w:r>
-      <w:r>
-        <w:rPr>
-          <w:color w:val="000000" w:themeColor="text1"/>
-        </w:rPr>
-        <w:t>…</w:t>
-      </w:r>
-    </w:p>
-    <w:p>
-      <w:pPr>
-        <w:rPr>
-          <w:color w:val="000000" w:themeColor="text1"/>
-        </w:rPr>
-      </w:pPr>
-      <w:r>
-        <w:rPr>
-          <w:color w:val="000000" w:themeColor="text1"/>
-        </w:rPr>
-        <w:t>should have been</w:t>
-      </w:r>
-      <w:r>
-        <w:rPr>
-          <w:color w:val="000000" w:themeColor="text1"/>
-        </w:rPr>
-        <w:t xml:space="preserve"> </w:t>
-      </w:r>
-      <w:r>
-        <w:rPr>
-          <w:rFonts w:hint="eastAsia"/>
-          <w:color w:val="000000" w:themeColor="text1"/>
-        </w:rPr>
-        <w:t>早該被</w:t>
-      </w:r>
-      <w:r>
-        <w:rPr>
-          <w:color w:val="000000" w:themeColor="text1"/>
-        </w:rPr>
-        <w:t>…</w:t>
-      </w:r>
-      <w:r>
-        <w:rPr>
-          <w:rFonts w:hint="eastAsia"/>
-          <w:color w:val="000000" w:themeColor="text1"/>
-        </w:rPr>
-        <w:t>、</w:t>
-      </w:r>
-      <w:r>
-        <w:rPr>
-          <w:rFonts w:hint="eastAsia"/>
-          <w:color w:val="000000" w:themeColor="text1"/>
-        </w:rPr>
-        <w:t>t</w:t>
-      </w:r>
-      <w:r>
-        <w:rPr>
-          <w:color w:val="000000" w:themeColor="text1"/>
-        </w:rPr>
-        <w:t>each-taught-taught</w:t>
-      </w:r>
-      <w:r>
-        <w:rPr>
-          <w:rFonts w:hint="eastAsia"/>
-          <w:color w:val="000000" w:themeColor="text1"/>
-        </w:rPr>
-        <w:t>教導</w:t>
-      </w:r>
-    </w:p>
-    <w:p>
-      <w:pPr>
-        <w:rPr>
-          <w:color w:val="000000" w:themeColor="text1"/>
-        </w:rPr>
-      </w:pPr>
-    </w:p>
-    <w:p>
-      <w:pPr>
-        <w:rPr>
-          <w:color w:val="000000" w:themeColor="text1"/>
-        </w:rPr>
-      </w:pPr>
-      <w:r>
-        <w:rPr>
-          <w:color w:val="000000" w:themeColor="text1"/>
-        </w:rPr>
-        <w:t>They debated the pros and cons of the long-standing problem</w:t>
-      </w:r>
-      <w:r>
-        <w:rPr>
-          <w:color w:val="000000" w:themeColor="text1"/>
-        </w:rPr>
-        <w:t xml:space="preserve"> </w:t>
-      </w:r>
-      <w:proofErr w:type="gramStart"/>
-      <w:r>
-        <w:rPr>
-          <w:color w:val="000000" w:themeColor="text1"/>
-          <w:highlight w:val="yellow"/>
-        </w:rPr>
-        <w:t>frequently</w:t>
-      </w:r>
-      <w:r>
-        <w:rPr>
-          <w:color w:val="000000" w:themeColor="text1"/>
-        </w:rPr>
-        <w:t xml:space="preserve"> .</w:t>
-      </w:r>
-      <w:proofErr w:type="gramEnd"/>
-    </w:p>
-    <w:p>
-      <w:pPr>
-        <w:rPr>
-          <w:color w:val="000000" w:themeColor="text1"/>
-        </w:rPr>
-      </w:pPr>
-      <w:r>
-        <w:rPr>
-          <w:color w:val="000000" w:themeColor="text1"/>
-        </w:rPr>
-        <w:t>(A)</w:t>
-      </w:r>
-      <w:r>
-        <w:rPr>
-          <w:color w:val="000000" w:themeColor="text1"/>
-        </w:rPr>
-        <w:t>never</w:t>
-      </w:r>
-      <w:r>
-        <w:rPr>
-          <w:rFonts w:hint="eastAsia"/>
-          <w:color w:val="000000" w:themeColor="text1"/>
-        </w:rPr>
-        <w:t>從不</w:t>
-      </w:r>
-      <w:r>
-        <w:rPr>
-          <w:color w:val="000000" w:themeColor="text1"/>
-          <w:highlight w:val="yellow"/>
-        </w:rPr>
-        <w:t>(B)frequently</w:t>
-      </w:r>
-      <w:r>
-        <w:rPr>
-          <w:rFonts w:hint="eastAsia"/>
-          <w:color w:val="000000" w:themeColor="text1"/>
-          <w:highlight w:val="yellow"/>
-        </w:rPr>
-        <w:t>經常</w:t>
-      </w:r>
-      <w:r>
-        <w:rPr>
-          <w:color w:val="000000" w:themeColor="text1"/>
-        </w:rPr>
-        <w:t>(C)seldom</w:t>
-      </w:r>
-      <w:r>
-        <w:rPr>
-          <w:rFonts w:hint="eastAsia"/>
-          <w:color w:val="000000" w:themeColor="text1"/>
-        </w:rPr>
-        <w:t>很少</w:t>
-      </w:r>
-      <w:r>
-        <w:rPr>
-          <w:color w:val="000000" w:themeColor="text1"/>
-        </w:rPr>
-        <w:t>(D)hardly</w:t>
-      </w:r>
-      <w:r>
-        <w:rPr>
-          <w:rFonts w:hint="eastAsia"/>
-          <w:color w:val="000000" w:themeColor="text1"/>
-        </w:rPr>
-        <w:t>幾乎不</w:t>
-      </w:r>
-      <w:r>
-        <w:rPr>
-          <w:rFonts w:hint="eastAsia"/>
-          <w:color w:val="000000" w:themeColor="text1"/>
-        </w:rPr>
-        <w:t>/</w:t>
-      </w:r>
-      <w:r>
-        <w:rPr>
-          <w:rFonts w:hint="eastAsia"/>
-          <w:color w:val="000000" w:themeColor="text1"/>
-        </w:rPr>
-        <w:t>無</w:t>
-      </w:r>
-    </w:p>
-    <w:p>
-      <w:pPr>
-        <w:rPr>
-          <w:color w:val="000000" w:themeColor="text1"/>
-        </w:rPr>
-      </w:pPr>
-      <w:r>
-        <w:rPr>
-          <w:color w:val="000000" w:themeColor="text1"/>
-        </w:rPr>
-        <w:t>D</w:t>
-      </w:r>
-      <w:r>
-        <w:rPr>
-          <w:color w:val="000000" w:themeColor="text1"/>
-        </w:rPr>
-        <w:t>ebate</w:t>
-      </w:r>
-      <w:r>
-        <w:rPr>
-          <w:rFonts w:hint="eastAsia"/>
-          <w:color w:val="000000" w:themeColor="text1"/>
-        </w:rPr>
-        <w:t xml:space="preserve"> </w:t>
-      </w:r>
-      <w:proofErr w:type="spellStart"/>
-      <w:r>
-        <w:rPr>
-          <w:color w:val="000000" w:themeColor="text1"/>
-        </w:rPr>
-        <w:t>n.v</w:t>
-      </w:r>
-      <w:proofErr w:type="spellEnd"/>
-      <w:r>
-        <w:rPr>
-          <w:rFonts w:hint="eastAsia"/>
-          <w:color w:val="000000" w:themeColor="text1"/>
-        </w:rPr>
-        <w:t>辯論</w:t>
-      </w:r>
-      <w:r>
-        <w:rPr>
-          <w:rFonts w:hint="eastAsia"/>
-          <w:color w:val="000000" w:themeColor="text1"/>
-        </w:rPr>
-        <w:t>/</w:t>
-      </w:r>
-      <w:r>
-        <w:rPr>
-          <w:rFonts w:hint="eastAsia"/>
-          <w:color w:val="000000" w:themeColor="text1"/>
-        </w:rPr>
-        <w:t>討論、</w:t>
-      </w:r>
-      <w:r>
-        <w:rPr>
-          <w:rFonts w:hint="eastAsia"/>
-          <w:color w:val="000000" w:themeColor="text1"/>
-        </w:rPr>
-        <w:t>p</w:t>
-      </w:r>
-      <w:r>
-        <w:rPr>
-          <w:color w:val="000000" w:themeColor="text1"/>
-        </w:rPr>
-        <w:t xml:space="preserve">ros and cons </w:t>
-      </w:r>
-      <w:r>
-        <w:rPr>
-          <w:rFonts w:hint="eastAsia"/>
-          <w:color w:val="000000" w:themeColor="text1"/>
-        </w:rPr>
-        <w:t>優劣、</w:t>
-      </w:r>
-      <w:r>
-        <w:rPr>
-          <w:color w:val="000000" w:themeColor="text1"/>
-        </w:rPr>
-        <w:t>long-standing</w:t>
-      </w:r>
-      <w:r>
-        <w:rPr>
-          <w:rFonts w:hint="eastAsia"/>
-          <w:color w:val="000000" w:themeColor="text1"/>
-        </w:rPr>
-        <w:t>(</w:t>
-      </w:r>
-      <w:proofErr w:type="gramStart"/>
-      <w:r>
-        <w:rPr>
-          <w:rFonts w:hint="eastAsia"/>
-          <w:color w:val="000000" w:themeColor="text1"/>
-        </w:rPr>
-        <w:t>副合形容詞</w:t>
-      </w:r>
-      <w:proofErr w:type="gramEnd"/>
-      <w:r>
-        <w:rPr>
-          <w:rFonts w:hint="eastAsia"/>
-          <w:color w:val="000000" w:themeColor="text1"/>
-        </w:rPr>
-        <w:t>)</w:t>
-      </w:r>
-      <w:r>
-        <w:rPr>
-          <w:rFonts w:hint="eastAsia"/>
-          <w:color w:val="000000" w:themeColor="text1"/>
-        </w:rPr>
-        <w:t>很久的</w:t>
-      </w:r>
-    </w:p>
-    <w:p>
-      <w:pPr>
-        <w:rPr>
-          <w:color w:val="000000" w:themeColor="text1"/>
-        </w:rPr>
-      </w:pPr>
-      <w:r>
-        <w:rPr>
-          <w:color w:val="000000" w:themeColor="text1"/>
-        </w:rPr>
-        <w:t xml:space="preserve">Pros and cons = advantage and disadvantage </w:t>
-      </w:r>
-      <w:r>
-        <w:rPr>
-          <w:rFonts w:hint="eastAsia"/>
-          <w:color w:val="000000" w:themeColor="text1"/>
-        </w:rPr>
-        <w:t>優勢</w:t>
-      </w:r>
-    </w:p>
-    <w:p>
-      <w:pPr>
-        <w:rPr>
-          <w:color w:val="000000" w:themeColor="text1"/>
-        </w:rPr>
-      </w:pPr>
-    </w:p>
-    <w:p>
-      <w:pPr>
-        <w:rPr>
-          <w:color w:val="000000" w:themeColor="text1"/>
-        </w:rPr>
-      </w:pPr>
-      <w:r>
-        <w:rPr>
-          <w:color w:val="000000" w:themeColor="text1"/>
-        </w:rPr>
-        <w:t>What are the pros and cons of studying overseas</w:t>
-      </w:r>
-      <w:r>
-        <w:rPr>
-          <w:rFonts w:hint="eastAsia"/>
-          <w:color w:val="000000" w:themeColor="text1"/>
-        </w:rPr>
-        <w:t xml:space="preserve">? </w:t>
-      </w:r>
-      <w:r>
-        <w:rPr>
-          <w:rFonts w:hint="eastAsia"/>
-          <w:color w:val="000000" w:themeColor="text1"/>
-        </w:rPr>
-        <w:t>在海外求學有甚麼優劣處</w:t>
-      </w:r>
-      <w:r>
-        <w:rPr>
-          <w:rFonts w:hint="eastAsia"/>
-          <w:color w:val="000000" w:themeColor="text1"/>
-        </w:rPr>
-        <w:t>?</w:t>
-      </w:r>
-    </w:p>
-    <w:p>
-      <w:pPr>
-        <w:rPr>
-          <w:color w:val="000000" w:themeColor="text1"/>
-        </w:rPr>
-      </w:pPr>
-      <w:r>
-        <w:rPr>
-          <w:color w:val="000000" w:themeColor="text1"/>
-        </w:rPr>
-        <w:t>What are the pros and cons of working in a foreign company?</w:t>
-      </w:r>
-    </w:p>
-    <w:p>
-      <w:pPr>
-        <w:rPr>
-          <w:color w:val="000000" w:themeColor="text1"/>
-        </w:rPr>
-      </w:pPr>
-      <w:r>
-        <w:rPr>
-          <w:rFonts w:hint="eastAsia"/>
-          <w:color w:val="000000" w:themeColor="text1"/>
-        </w:rPr>
-        <w:t>在外商工作有甚麼優劣處</w:t>
-      </w:r>
-      <w:r>
-        <w:rPr>
-          <w:rFonts w:hint="eastAsia"/>
-          <w:color w:val="000000" w:themeColor="text1"/>
-        </w:rPr>
-        <w:t>?</w:t>
-      </w:r>
-    </w:p>
-    <w:p>
-      <w:pPr>
-        <w:rPr>
-          <w:color w:val="000000" w:themeColor="text1"/>
-        </w:rPr>
-      </w:pPr>
-    </w:p>
-    <w:p>
-      <w:pPr>
-        <w:rPr>
-          <w:color w:val="000000" w:themeColor="text1"/>
-        </w:rPr>
-      </w:pPr>
-      <w:r>
-        <w:rPr>
-          <w:color w:val="000000" w:themeColor="text1"/>
-        </w:rPr>
-        <w:t>A</w:t>
-      </w:r>
-      <w:r>
-        <w:rPr>
-          <w:rFonts w:hint="eastAsia"/>
-          <w:color w:val="000000" w:themeColor="text1"/>
-        </w:rPr>
-        <w:t>不行，因為</w:t>
-      </w:r>
-      <w:r>
-        <w:rPr>
-          <w:rFonts w:hint="eastAsia"/>
-          <w:color w:val="000000" w:themeColor="text1"/>
-        </w:rPr>
-        <w:t>n</w:t>
-      </w:r>
-      <w:r>
-        <w:rPr>
-          <w:color w:val="000000" w:themeColor="text1"/>
-        </w:rPr>
-        <w:t>ever</w:t>
-      </w:r>
-      <w:r>
-        <w:rPr>
-          <w:rFonts w:hint="eastAsia"/>
-          <w:color w:val="000000" w:themeColor="text1"/>
-        </w:rPr>
-        <w:t>要放在動詞前面</w:t>
-      </w:r>
-    </w:p>
-    <w:p>
-      <w:pPr>
-        <w:rPr>
-          <w:color w:val="000000" w:themeColor="text1"/>
-        </w:rPr>
-      </w:pPr>
-      <w:r>
-        <w:rPr>
-          <w:color w:val="000000" w:themeColor="text1"/>
-        </w:rPr>
-        <w:t>C</w:t>
-      </w:r>
-      <w:r>
-        <w:rPr>
-          <w:rFonts w:hint="eastAsia"/>
-          <w:color w:val="000000" w:themeColor="text1"/>
-        </w:rPr>
-        <w:t>、</w:t>
-      </w:r>
-      <w:r>
-        <w:rPr>
-          <w:rFonts w:hint="eastAsia"/>
-          <w:color w:val="000000" w:themeColor="text1"/>
-        </w:rPr>
-        <w:t>d</w:t>
-      </w:r>
-      <w:r>
-        <w:rPr>
-          <w:rFonts w:hint="eastAsia"/>
-          <w:color w:val="000000" w:themeColor="text1"/>
-        </w:rPr>
-        <w:t>否定副詞要放在動詞前方，也就是主詞後方</w:t>
-      </w:r>
-    </w:p>
-    <w:p>
-      <w:pPr>
-        <w:rPr>
-          <w:color w:val="000000" w:themeColor="text1"/>
-        </w:rPr>
-      </w:pPr>
-      <w:r>
-        <w:rPr>
-          <w:color w:val="000000" w:themeColor="text1"/>
-        </w:rPr>
-        <w:t>S+</w:t>
-      </w:r>
-      <w:r>
-        <w:rPr>
-          <w:rFonts w:hint="eastAsia"/>
-          <w:color w:val="000000" w:themeColor="text1"/>
-        </w:rPr>
-        <w:t>否定副詞</w:t>
-      </w:r>
-      <w:r>
-        <w:rPr>
-          <w:color w:val="000000" w:themeColor="text1"/>
-        </w:rPr>
-        <w:t>never/seldom/hardly…+</w:t>
-      </w:r>
-      <w:r>
-        <w:rPr>
-          <w:rFonts w:hint="eastAsia"/>
-          <w:color w:val="000000" w:themeColor="text1"/>
-        </w:rPr>
-        <w:t>肯定動詞</w:t>
-      </w:r>
-    </w:p>
-    <w:p>
-      <w:pPr>
-        <w:rPr>
-          <w:color w:val="000000" w:themeColor="text1"/>
-        </w:rPr>
-      </w:pPr>
-      <w:proofErr w:type="spellStart"/>
-      <w:r>
-        <w:rPr>
-          <w:color w:val="000000" w:themeColor="text1"/>
-        </w:rPr>
-        <w:t>Ex:She</w:t>
-      </w:r>
-      <w:proofErr w:type="spellEnd"/>
-      <w:r>
-        <w:rPr>
-          <w:color w:val="000000" w:themeColor="text1"/>
-        </w:rPr>
         <w:t xml:space="preserve"> hardly complains.</w:t>
       </w:r>
       <w:r>
@@ -24277,7 +24239,6 @@
     <w:p>
       <w:pPr>
         <w:rPr>
-          <w:rFonts w:hint="eastAsia"/>
           <w:color w:val="000000" w:themeColor="text1"/>
         </w:rPr>
       </w:pPr>
@@ -24692,19 +24653,7 @@
         <w:rPr>
           <w:color w:val="000000" w:themeColor="text1"/>
         </w:rPr>
-        <w:t>P</w:t>
-      </w:r>
-      <w:r>
-        <w:rPr>
-          <w:color w:val="000000" w:themeColor="text1"/>
-        </w:rPr>
-        <w:t>roperly</w:t>
-      </w:r>
-      <w:r>
-        <w:rPr>
-          <w:color w:val="000000" w:themeColor="text1"/>
-        </w:rPr>
-        <w:t xml:space="preserve"> adv.</w:t>
+        <w:t>Properly adv.</w:t>
       </w:r>
       <w:r>
         <w:rPr>
@@ -24986,7 +24935,6 @@
     <w:p>
       <w:pPr>
         <w:rPr>
-          <w:rFonts w:hint="eastAsia"/>
           <w:color w:val="000000" w:themeColor="text1"/>
         </w:rPr>
       </w:pPr>
@@ -25068,34 +25016,21 @@
     <w:p>
       <w:pPr>
         <w:rPr>
-          <w:rFonts w:hint="eastAsia"/>
-          <w:color w:val="000000" w:themeColor="text1"/>
-        </w:rPr>
-      </w:pPr>
-    </w:p>
-    <w:p>
-      <w:pPr>
-        <w:rPr>
-          <w:color w:val="000000" w:themeColor="text1"/>
-        </w:rPr>
-      </w:pPr>
-      <w:r>
-        <w:rPr>
-          <w:color w:val="000000" w:themeColor="text1"/>
-        </w:rPr>
-        <w:t>O</w:t>
-      </w:r>
-      <w:r>
-        <w:rPr>
-          <w:color w:val="000000" w:themeColor="text1"/>
-        </w:rPr>
-        <w:t>verwhelming</w:t>
-      </w:r>
-      <w:r>
-        <w:rPr>
-          <w:color w:val="000000" w:themeColor="text1"/>
-        </w:rPr>
-        <w:t xml:space="preserve"> adj.</w:t>
+          <w:color w:val="000000" w:themeColor="text1"/>
+        </w:rPr>
+      </w:pPr>
+    </w:p>
+    <w:p>
+      <w:pPr>
+        <w:rPr>
+          <w:color w:val="000000" w:themeColor="text1"/>
+        </w:rPr>
+      </w:pPr>
+      <w:r>
+        <w:rPr>
+          <w:color w:val="000000" w:themeColor="text1"/>
+        </w:rPr>
+        <w:t>Overwhelming adj.</w:t>
       </w:r>
       <w:r>
         <w:rPr>
@@ -25507,13 +25442,7 @@
         <w:rPr>
           <w:color w:val="000000" w:themeColor="text1"/>
         </w:rPr>
-        <w:t>failed</w:t>
-      </w:r>
-      <w:r>
-        <w:rPr>
-          <w:color w:val="000000" w:themeColor="text1"/>
-        </w:rPr>
-        <w:t xml:space="preserve"> </w:t>
+        <w:t xml:space="preserve">failed </w:t>
       </w:r>
       <w:r>
         <w:rPr>
@@ -25761,20 +25690,428 @@
           <w:color w:val="000000" w:themeColor="text1"/>
           <w:highlight w:val="yellow"/>
         </w:rPr>
+        <w:t xml:space="preserve"> whose</w:t>
+      </w:r>
+      <w:r>
+        <w:rPr>
+          <w:color w:val="000000" w:themeColor="text1"/>
+        </w:rPr>
+        <w:t xml:space="preserve"> dedication and leadership </w:t>
+      </w:r>
+      <w:r>
+        <w:rPr>
+          <w:color w:val="FF0000"/>
+        </w:rPr>
+        <w:t xml:space="preserve">helped </w:t>
+      </w:r>
+      <w:r>
+        <w:rPr>
+          <w:color w:val="000000" w:themeColor="text1"/>
+        </w:rPr>
+        <w:t>the firm achieve record-breaking sales growth this year.</w:t>
+      </w:r>
+    </w:p>
+    <w:p>
+      <w:pPr>
+        <w:rPr>
+          <w:color w:val="000000" w:themeColor="text1"/>
+        </w:rPr>
+      </w:pPr>
+      <w:r>
+        <w:rPr>
+          <w:color w:val="000000" w:themeColor="text1"/>
+          <w:highlight w:val="yellow"/>
+        </w:rPr>
+        <w:t>(A)</w:t>
+      </w:r>
+      <w:r>
+        <w:rPr>
+          <w:color w:val="000000" w:themeColor="text1"/>
+          <w:highlight w:val="yellow"/>
+        </w:rPr>
+        <w:t>whose</w:t>
+      </w:r>
+      <w:r>
+        <w:rPr>
+          <w:color w:val="000000" w:themeColor="text1"/>
+        </w:rPr>
+        <w:t>(B)whom(C)with(D)that</w:t>
+      </w:r>
+    </w:p>
+    <w:p>
+      <w:pPr>
+        <w:rPr>
+          <w:color w:val="000000" w:themeColor="text1"/>
+        </w:rPr>
+      </w:pPr>
+      <w:r>
+        <w:rPr>
+          <w:color w:val="000000" w:themeColor="text1"/>
+        </w:rPr>
+        <w:t>Appointed adj.</w:t>
+      </w:r>
+      <w:r>
+        <w:rPr>
+          <w:rFonts w:hint="eastAsia"/>
+          <w:color w:val="000000" w:themeColor="text1"/>
+        </w:rPr>
+        <w:t>指派</w:t>
+      </w:r>
+      <w:r>
+        <w:rPr>
+          <w:rFonts w:hint="eastAsia"/>
+          <w:color w:val="000000" w:themeColor="text1"/>
+        </w:rPr>
+        <w:t>/</w:t>
+      </w:r>
+      <w:r>
+        <w:rPr>
+          <w:rFonts w:hint="eastAsia"/>
+          <w:color w:val="000000" w:themeColor="text1"/>
+        </w:rPr>
+        <w:t>已安排、</w:t>
+      </w:r>
+      <w:r>
+        <w:rPr>
+          <w:color w:val="000000" w:themeColor="text1"/>
+        </w:rPr>
+        <w:t>dedication n.</w:t>
+      </w:r>
+      <w:r>
+        <w:rPr>
+          <w:rFonts w:hint="eastAsia"/>
+          <w:color w:val="000000" w:themeColor="text1"/>
+        </w:rPr>
+        <w:t>奉獻</w:t>
+      </w:r>
+      <w:r>
+        <w:rPr>
+          <w:rFonts w:hint="eastAsia"/>
+          <w:color w:val="000000" w:themeColor="text1"/>
+        </w:rPr>
+        <w:t>/</w:t>
+      </w:r>
+      <w:r>
+        <w:rPr>
+          <w:rFonts w:hint="eastAsia"/>
+          <w:color w:val="000000" w:themeColor="text1"/>
+        </w:rPr>
+        <w:t>投入、</w:t>
+      </w:r>
+      <w:r>
+        <w:rPr>
+          <w:color w:val="000000" w:themeColor="text1"/>
+        </w:rPr>
+        <w:t>achieve v.</w:t>
+      </w:r>
+      <w:r>
+        <w:rPr>
+          <w:rFonts w:hint="eastAsia"/>
+          <w:color w:val="000000" w:themeColor="text1"/>
+        </w:rPr>
+        <w:t>達到</w:t>
+      </w:r>
+      <w:r>
+        <w:rPr>
+          <w:rFonts w:hint="eastAsia"/>
+          <w:color w:val="000000" w:themeColor="text1"/>
+        </w:rPr>
+        <w:t>/</w:t>
+      </w:r>
+      <w:r>
+        <w:rPr>
+          <w:rFonts w:hint="eastAsia"/>
+          <w:color w:val="000000" w:themeColor="text1"/>
+        </w:rPr>
+        <w:t>完成</w:t>
+      </w:r>
+    </w:p>
+    <w:p>
+      <w:pPr>
+        <w:rPr>
+          <w:color w:val="000000" w:themeColor="text1"/>
+        </w:rPr>
+      </w:pPr>
+      <w:r>
+        <w:rPr>
+          <w:color w:val="000000" w:themeColor="text1"/>
+        </w:rPr>
+        <w:t>record-breaking</w:t>
+      </w:r>
+      <w:r>
+        <w:rPr>
+          <w:rFonts w:hint="eastAsia"/>
+          <w:color w:val="000000" w:themeColor="text1"/>
+        </w:rPr>
+        <w:t>破紀錄</w:t>
+      </w:r>
+    </w:p>
+    <w:p>
+      <w:pPr>
+        <w:rPr>
+          <w:color w:val="000000" w:themeColor="text1"/>
+        </w:rPr>
+      </w:pPr>
+    </w:p>
+    <w:p>
+      <w:pPr>
+        <w:rPr>
+          <w:color w:val="FF0000"/>
+        </w:rPr>
+      </w:pPr>
+      <w:r>
+        <w:rPr>
+          <w:rFonts w:hint="eastAsia"/>
+          <w:color w:val="000000" w:themeColor="text1"/>
+        </w:rPr>
+        <w:t>c</w:t>
+      </w:r>
+      <w:r>
+        <w:rPr>
+          <w:rFonts w:hint="eastAsia"/>
+          <w:color w:val="000000" w:themeColor="text1"/>
+        </w:rPr>
+        <w:t>不行，</w:t>
+      </w:r>
+      <w:r>
+        <w:rPr>
+          <w:rFonts w:hint="eastAsia"/>
+          <w:color w:val="000000" w:themeColor="text1"/>
+        </w:rPr>
+        <w:t>w</w:t>
+      </w:r>
+      <w:r>
+        <w:rPr>
+          <w:color w:val="000000" w:themeColor="text1"/>
+        </w:rPr>
+        <w:t>ith</w:t>
+      </w:r>
+      <w:r>
+        <w:rPr>
+          <w:rFonts w:hint="eastAsia"/>
+          <w:color w:val="000000" w:themeColor="text1"/>
+        </w:rPr>
+        <w:t>(</w:t>
+      </w:r>
+      <w:r>
+        <w:rPr>
+          <w:rFonts w:hint="eastAsia"/>
+          <w:color w:val="000000" w:themeColor="text1"/>
+        </w:rPr>
+        <w:t>介係詞</w:t>
+      </w:r>
+      <w:r>
+        <w:rPr>
+          <w:color w:val="000000" w:themeColor="text1"/>
+        </w:rPr>
+        <w:t>)</w:t>
+      </w:r>
+      <w:r>
+        <w:rPr>
+          <w:rFonts w:hint="eastAsia"/>
+          <w:color w:val="000000" w:themeColor="text1"/>
+        </w:rPr>
+        <w:t>後面不能有動詞，已經有</w:t>
+      </w:r>
+      <w:r>
+        <w:rPr>
+          <w:color w:val="FF0000"/>
+        </w:rPr>
+        <w:t>helped</w:t>
+      </w:r>
+    </w:p>
+    <w:p>
+      <w:pPr>
+        <w:rPr>
+          <w:color w:val="000000" w:themeColor="text1"/>
+        </w:rPr>
+      </w:pPr>
+      <w:r>
+        <w:rPr>
+          <w:rFonts w:hint="eastAsia"/>
+          <w:color w:val="000000" w:themeColor="text1"/>
+        </w:rPr>
+        <w:t>d</w:t>
+      </w:r>
+      <w:r>
+        <w:rPr>
+          <w:rFonts w:hint="eastAsia"/>
+          <w:color w:val="000000" w:themeColor="text1"/>
+        </w:rPr>
+        <w:t>不行，逗號後面不能用</w:t>
+      </w:r>
+      <w:r>
+        <w:rPr>
+          <w:rFonts w:hint="eastAsia"/>
+          <w:color w:val="000000" w:themeColor="text1"/>
+        </w:rPr>
+        <w:t>t</w:t>
+      </w:r>
+      <w:r>
+        <w:rPr>
+          <w:color w:val="000000" w:themeColor="text1"/>
+        </w:rPr>
+        <w:t>hat</w:t>
+      </w:r>
+    </w:p>
+    <w:p>
+      <w:pPr>
+        <w:rPr>
+          <w:color w:val="000000" w:themeColor="text1"/>
+        </w:rPr>
+      </w:pPr>
+      <w:r>
+        <w:rPr>
+          <w:rFonts w:hint="eastAsia"/>
+          <w:color w:val="000000" w:themeColor="text1"/>
+        </w:rPr>
+        <w:t>b</w:t>
+      </w:r>
+      <w:r>
+        <w:rPr>
+          <w:rFonts w:hint="eastAsia"/>
+          <w:color w:val="000000" w:themeColor="text1"/>
+        </w:rPr>
+        <w:t>不行，</w:t>
+      </w:r>
+      <w:proofErr w:type="spellStart"/>
+      <w:r>
+        <w:rPr>
+          <w:color w:val="000000" w:themeColor="text1"/>
+        </w:rPr>
+        <w:t>whom</w:t>
+      </w:r>
+      <w:r>
+        <w:rPr>
+          <w:rFonts w:hint="eastAsia"/>
+          <w:color w:val="000000" w:themeColor="text1"/>
+        </w:rPr>
+        <w:t>+</w:t>
+      </w:r>
+      <w:r>
+        <w:rPr>
+          <w:color w:val="000000" w:themeColor="text1"/>
+        </w:rPr>
+        <w:t>S+V</w:t>
+      </w:r>
+      <w:proofErr w:type="spellEnd"/>
+      <w:r>
+        <w:rPr>
+          <w:rFonts w:hint="eastAsia"/>
+          <w:color w:val="000000" w:themeColor="text1"/>
+        </w:rPr>
+        <w:t>，</w:t>
+      </w:r>
+      <w:proofErr w:type="gramStart"/>
+      <w:r>
+        <w:rPr>
+          <w:rFonts w:hint="eastAsia"/>
+          <w:color w:val="000000" w:themeColor="text1"/>
+        </w:rPr>
+        <w:t>在句意</w:t>
+      </w:r>
+      <w:proofErr w:type="gramEnd"/>
+      <w:r>
+        <w:rPr>
+          <w:rFonts w:hint="eastAsia"/>
+          <w:color w:val="000000" w:themeColor="text1"/>
+        </w:rPr>
+        <w:t>上也不符合</w:t>
+      </w:r>
+    </w:p>
+    <w:p>
+      <w:pPr>
+        <w:rPr>
+          <w:color w:val="000000" w:themeColor="text1"/>
+        </w:rPr>
+      </w:pPr>
+      <w:r>
+        <w:rPr>
+          <w:rFonts w:hint="eastAsia"/>
+          <w:color w:val="000000" w:themeColor="text1"/>
+        </w:rPr>
+        <w:t>空格後面的</w:t>
+      </w:r>
+      <w:r>
+        <w:rPr>
+          <w:color w:val="000000" w:themeColor="text1"/>
+        </w:rPr>
+        <w:t>dedication and leadership</w:t>
+      </w:r>
+      <w:r>
+        <w:rPr>
+          <w:rFonts w:hint="eastAsia"/>
+          <w:color w:val="000000" w:themeColor="text1"/>
+        </w:rPr>
+        <w:t>是屬於空格前方</w:t>
+      </w:r>
+      <w:proofErr w:type="spellStart"/>
+      <w:r>
+        <w:rPr>
+          <w:color w:val="000000" w:themeColor="text1"/>
+        </w:rPr>
+        <w:t>Ms.O,Connor</w:t>
+      </w:r>
+      <w:proofErr w:type="spellEnd"/>
+      <w:r>
+        <w:rPr>
+          <w:rFonts w:hint="eastAsia"/>
+          <w:color w:val="000000" w:themeColor="text1"/>
+        </w:rPr>
         <w:t xml:space="preserve"> </w:t>
       </w:r>
       <w:r>
         <w:rPr>
           <w:color w:val="000000" w:themeColor="text1"/>
-          <w:highlight w:val="yellow"/>
-        </w:rPr>
-        <w:t>whose</w:t>
-      </w:r>
-      <w:r>
-        <w:rPr>
-          <w:color w:val="000000" w:themeColor="text1"/>
-        </w:rPr>
-        <w:t xml:space="preserve"> dedication and leadership </w:t>
+        </w:rPr>
+        <w:t>-&gt;</w:t>
+      </w:r>
+      <w:r>
+        <w:rPr>
+          <w:rFonts w:hint="eastAsia"/>
+          <w:color w:val="000000" w:themeColor="text1"/>
+        </w:rPr>
+        <w:t xml:space="preserve"> </w:t>
+      </w:r>
+      <w:r>
+        <w:rPr>
+          <w:rFonts w:hint="eastAsia"/>
+          <w:color w:val="000000" w:themeColor="text1"/>
+        </w:rPr>
+        <w:t>w</w:t>
+      </w:r>
+      <w:r>
+        <w:rPr>
+          <w:color w:val="000000" w:themeColor="text1"/>
+        </w:rPr>
+        <w:t>hose -&gt;</w:t>
+      </w:r>
+      <w:r>
+        <w:rPr>
+          <w:rFonts w:hint="eastAsia"/>
+          <w:color w:val="000000" w:themeColor="text1"/>
+        </w:rPr>
+        <w:t>某人的</w:t>
+      </w:r>
+    </w:p>
+    <w:p>
+      <w:pPr>
+        <w:rPr>
+          <w:color w:val="000000" w:themeColor="text1"/>
+        </w:rPr>
+      </w:pPr>
+    </w:p>
+    <w:p>
+      <w:pPr>
+        <w:rPr>
+          <w:color w:val="000000" w:themeColor="text1"/>
+        </w:rPr>
+      </w:pPr>
+      <w:r>
+        <w:rPr>
+          <w:color w:val="000000" w:themeColor="text1"/>
+        </w:rPr>
+        <w:t xml:space="preserve">dedication and leadership </w:t>
       </w:r>
       <w:r>
         <w:rPr>
@@ -25788,206 +26125,114 @@
         </w:rPr>
         <w:t>the firm achieve record-breaking sales growth this year.</w:t>
       </w:r>
-    </w:p>
-    <w:p>
-      <w:pPr>
-        <w:rPr>
-          <w:color w:val="000000" w:themeColor="text1"/>
-        </w:rPr>
-      </w:pPr>
-      <w:r>
-        <w:rPr>
-          <w:color w:val="000000" w:themeColor="text1"/>
-          <w:highlight w:val="yellow"/>
-        </w:rPr>
-        <w:t>(A)</w:t>
-      </w:r>
-      <w:r>
-        <w:rPr>
-          <w:color w:val="000000" w:themeColor="text1"/>
-          <w:highlight w:val="yellow"/>
-        </w:rPr>
-        <w:t>whose</w:t>
-      </w:r>
-      <w:r>
-        <w:rPr>
-          <w:color w:val="000000" w:themeColor="text1"/>
-        </w:rPr>
-        <w:t>(B)whom(C)with(D)that</w:t>
-      </w:r>
-    </w:p>
-    <w:p>
-      <w:pPr>
-        <w:rPr>
-          <w:color w:val="000000" w:themeColor="text1"/>
-        </w:rPr>
-      </w:pPr>
-      <w:r>
-        <w:rPr>
-          <w:color w:val="000000" w:themeColor="text1"/>
-        </w:rPr>
-        <w:t>A</w:t>
-      </w:r>
-      <w:r>
-        <w:rPr>
-          <w:color w:val="000000" w:themeColor="text1"/>
-        </w:rPr>
-        <w:t>ppointed</w:t>
-      </w:r>
-      <w:r>
-        <w:rPr>
-          <w:color w:val="000000" w:themeColor="text1"/>
-        </w:rPr>
-        <w:t xml:space="preserve"> adj.</w:t>
-      </w:r>
-      <w:r>
-        <w:rPr>
-          <w:rFonts w:hint="eastAsia"/>
-          <w:color w:val="000000" w:themeColor="text1"/>
-        </w:rPr>
-        <w:t>指派</w:t>
-      </w:r>
-      <w:r>
-        <w:rPr>
-          <w:rFonts w:hint="eastAsia"/>
-          <w:color w:val="000000" w:themeColor="text1"/>
-        </w:rPr>
-        <w:t>/</w:t>
-      </w:r>
-      <w:r>
-        <w:rPr>
-          <w:rFonts w:hint="eastAsia"/>
-          <w:color w:val="000000" w:themeColor="text1"/>
-        </w:rPr>
-        <w:t>已安排、</w:t>
-      </w:r>
-      <w:r>
-        <w:rPr>
-          <w:color w:val="000000" w:themeColor="text1"/>
-        </w:rPr>
-        <w:t>dedication</w:t>
-      </w:r>
-      <w:r>
-        <w:rPr>
-          <w:color w:val="000000" w:themeColor="text1"/>
-        </w:rPr>
-        <w:t xml:space="preserve"> n.</w:t>
-      </w:r>
-      <w:r>
-        <w:rPr>
-          <w:rFonts w:hint="eastAsia"/>
-          <w:color w:val="000000" w:themeColor="text1"/>
-        </w:rPr>
-        <w:t>奉獻</w:t>
-      </w:r>
-      <w:r>
-        <w:rPr>
-          <w:rFonts w:hint="eastAsia"/>
-          <w:color w:val="000000" w:themeColor="text1"/>
-        </w:rPr>
-        <w:t>/</w:t>
-      </w:r>
-      <w:r>
-        <w:rPr>
-          <w:rFonts w:hint="eastAsia"/>
-          <w:color w:val="000000" w:themeColor="text1"/>
-        </w:rPr>
-        <w:t>投入、</w:t>
-      </w:r>
-      <w:r>
-        <w:rPr>
-          <w:color w:val="000000" w:themeColor="text1"/>
-        </w:rPr>
-        <w:t>achieve</w:t>
-      </w:r>
-      <w:r>
-        <w:rPr>
-          <w:color w:val="000000" w:themeColor="text1"/>
-        </w:rPr>
-        <w:t xml:space="preserve"> v.</w:t>
-      </w:r>
-      <w:r>
-        <w:rPr>
-          <w:rFonts w:hint="eastAsia"/>
-          <w:color w:val="000000" w:themeColor="text1"/>
-        </w:rPr>
-        <w:t>達到</w:t>
-      </w:r>
-      <w:r>
-        <w:rPr>
-          <w:rFonts w:hint="eastAsia"/>
-          <w:color w:val="000000" w:themeColor="text1"/>
-        </w:rPr>
-        <w:t>/</w:t>
-      </w:r>
-      <w:r>
-        <w:rPr>
-          <w:rFonts w:hint="eastAsia"/>
-          <w:color w:val="000000" w:themeColor="text1"/>
-        </w:rPr>
-        <w:t>完成</w:t>
-      </w:r>
-    </w:p>
-    <w:p>
-      <w:pPr>
-        <w:rPr>
-          <w:color w:val="000000" w:themeColor="text1"/>
-        </w:rPr>
-      </w:pPr>
-      <w:r>
-        <w:rPr>
-          <w:color w:val="000000" w:themeColor="text1"/>
-        </w:rPr>
-        <w:t>record-breaking</w:t>
-      </w:r>
-      <w:r>
-        <w:rPr>
-          <w:rFonts w:hint="eastAsia"/>
-          <w:color w:val="000000" w:themeColor="text1"/>
-        </w:rPr>
-        <w:t>破紀錄</w:t>
-      </w:r>
-    </w:p>
-    <w:p>
-      <w:pPr>
-        <w:rPr>
-          <w:color w:val="000000" w:themeColor="text1"/>
-        </w:rPr>
-      </w:pPr>
-    </w:p>
-    <w:p>
-      <w:pPr>
+      <w:r>
+        <w:rPr>
+          <w:rFonts w:hint="eastAsia"/>
+          <w:color w:val="000000" w:themeColor="text1"/>
+        </w:rPr>
+        <w:t>這邊是在說明</w:t>
+      </w:r>
+      <w:r>
+        <w:rPr>
+          <w:color w:val="000000" w:themeColor="text1"/>
+        </w:rPr>
+        <w:t xml:space="preserve">The regional director appointed </w:t>
+      </w:r>
+      <w:proofErr w:type="spellStart"/>
+      <w:r>
+        <w:rPr>
+          <w:color w:val="000000" w:themeColor="text1"/>
+        </w:rPr>
+        <w:t>Ms.O,Connor</w:t>
+      </w:r>
+      <w:proofErr w:type="spellEnd"/>
+      <w:r>
+        <w:rPr>
+          <w:rFonts w:hint="eastAsia"/>
+          <w:color w:val="000000" w:themeColor="text1"/>
+        </w:rPr>
+        <w:t>的內容，因此這邊是形容詞子句</w:t>
+      </w:r>
+    </w:p>
+    <w:p>
+      <w:pPr>
+        <w:rPr>
+          <w:color w:val="000000" w:themeColor="text1"/>
+        </w:rPr>
+      </w:pPr>
+    </w:p>
+    <w:p>
+      <w:pPr>
+        <w:rPr>
+          <w:color w:val="000000" w:themeColor="text1"/>
+        </w:rPr>
+      </w:pPr>
+      <w:r>
+        <w:rPr>
+          <w:color w:val="000000" w:themeColor="text1"/>
+        </w:rPr>
+        <w:t>who +S+V/</w:t>
+      </w:r>
+      <w:proofErr w:type="spellStart"/>
+      <w:r>
+        <w:rPr>
+          <w:color w:val="000000" w:themeColor="text1"/>
+        </w:rPr>
+        <w:t>who+V</w:t>
+      </w:r>
+      <w:proofErr w:type="spellEnd"/>
+    </w:p>
+    <w:p>
+      <w:pPr>
+        <w:rPr>
+          <w:color w:val="000000" w:themeColor="text1"/>
+        </w:rPr>
+      </w:pPr>
+    </w:p>
+    <w:p>
+      <w:pPr>
+        <w:rPr>
+          <w:color w:val="000000" w:themeColor="text1"/>
+        </w:rPr>
+      </w:pPr>
+      <w:r>
+        <w:rPr>
+          <w:color w:val="000000" w:themeColor="text1"/>
+        </w:rPr>
+        <w:t xml:space="preserve">The marketing campaign proved to be </w:t>
+      </w:r>
+      <w:r>
+        <w:rPr>
+          <w:color w:val="000000" w:themeColor="text1"/>
+          <w:highlight w:val="yellow"/>
+        </w:rPr>
+        <w:t>not only</w:t>
+      </w:r>
+      <w:r>
+        <w:rPr>
+          <w:color w:val="000000" w:themeColor="text1"/>
+        </w:rPr>
+        <w:t xml:space="preserve"> a financial success </w:t>
+      </w:r>
+      <w:r>
         <w:rPr>
           <w:color w:val="FF0000"/>
         </w:rPr>
-      </w:pPr>
-      <w:r>
-        <w:rPr>
-          <w:rFonts w:hint="eastAsia"/>
-          <w:color w:val="000000" w:themeColor="text1"/>
-        </w:rPr>
-        <w:t>c</w:t>
-      </w:r>
-      <w:r>
-        <w:rPr>
-          <w:rFonts w:hint="eastAsia"/>
-          <w:color w:val="000000" w:themeColor="text1"/>
-        </w:rPr>
-        <w:t>不行，</w:t>
-      </w:r>
-      <w:r>
-        <w:rPr>
-          <w:rFonts w:hint="eastAsia"/>
-          <w:color w:val="000000" w:themeColor="text1"/>
-        </w:rPr>
-        <w:t>w</w:t>
-      </w:r>
-      <w:r>
-        <w:rPr>
-          <w:color w:val="000000" w:themeColor="text1"/>
-        </w:rPr>
-        <w:t>ith</w:t>
-      </w:r>
+        <w:t>but also</w:t>
+      </w:r>
+      <w:r>
+        <w:rPr>
+          <w:color w:val="000000" w:themeColor="text1"/>
+        </w:rPr>
+        <w:t xml:space="preserve"> a powerful driver of long-term brand loyalty.</w:t>
+      </w:r>
+    </w:p>
+    <w:p>
+      <w:pPr>
+        <w:rPr>
+          <w:color w:val="000000" w:themeColor="text1"/>
+        </w:rPr>
+      </w:pPr>
       <w:r>
         <w:rPr>
           <w:rFonts w:hint="eastAsia"/>
@@ -25997,355 +26242,6 @@
       </w:r>
       <w:r>
         <w:rPr>
-          <w:rFonts w:hint="eastAsia"/>
-          <w:color w:val="000000" w:themeColor="text1"/>
-        </w:rPr>
-        <w:t>介係詞</w:t>
-      </w:r>
-      <w:r>
-        <w:rPr>
-          <w:color w:val="000000" w:themeColor="text1"/>
-        </w:rPr>
-        <w:t>)</w:t>
-      </w:r>
-      <w:r>
-        <w:rPr>
-          <w:rFonts w:hint="eastAsia"/>
-          <w:color w:val="000000" w:themeColor="text1"/>
-        </w:rPr>
-        <w:t>後面不能有動詞，已經有</w:t>
-      </w:r>
-      <w:r>
-        <w:rPr>
-          <w:color w:val="FF0000"/>
-        </w:rPr>
-        <w:t>helped</w:t>
-      </w:r>
-    </w:p>
-    <w:p>
-      <w:pPr>
-        <w:rPr>
-          <w:color w:val="000000" w:themeColor="text1"/>
-        </w:rPr>
-      </w:pPr>
-      <w:r>
-        <w:rPr>
-          <w:rFonts w:hint="eastAsia"/>
-          <w:color w:val="000000" w:themeColor="text1"/>
-        </w:rPr>
-        <w:t>d</w:t>
-      </w:r>
-      <w:r>
-        <w:rPr>
-          <w:rFonts w:hint="eastAsia"/>
-          <w:color w:val="000000" w:themeColor="text1"/>
-        </w:rPr>
-        <w:t>不行，逗號後面不能用</w:t>
-      </w:r>
-      <w:r>
-        <w:rPr>
-          <w:rFonts w:hint="eastAsia"/>
-          <w:color w:val="000000" w:themeColor="text1"/>
-        </w:rPr>
-        <w:t>t</w:t>
-      </w:r>
-      <w:r>
-        <w:rPr>
-          <w:color w:val="000000" w:themeColor="text1"/>
-        </w:rPr>
-        <w:t>hat</w:t>
-      </w:r>
-    </w:p>
-    <w:p>
-      <w:pPr>
-        <w:rPr>
-          <w:color w:val="000000" w:themeColor="text1"/>
-        </w:rPr>
-      </w:pPr>
-      <w:r>
-        <w:rPr>
-          <w:rFonts w:hint="eastAsia"/>
-          <w:color w:val="000000" w:themeColor="text1"/>
-        </w:rPr>
-        <w:t>b</w:t>
-      </w:r>
-      <w:r>
-        <w:rPr>
-          <w:rFonts w:hint="eastAsia"/>
-          <w:color w:val="000000" w:themeColor="text1"/>
-        </w:rPr>
-        <w:t>不行，</w:t>
-      </w:r>
-      <w:proofErr w:type="spellStart"/>
-      <w:r>
-        <w:rPr>
-          <w:color w:val="000000" w:themeColor="text1"/>
-        </w:rPr>
-        <w:t>whom</w:t>
-      </w:r>
-      <w:r>
-        <w:rPr>
-          <w:rFonts w:hint="eastAsia"/>
-          <w:color w:val="000000" w:themeColor="text1"/>
-        </w:rPr>
-        <w:t>+</w:t>
-      </w:r>
-      <w:r>
-        <w:rPr>
-          <w:color w:val="000000" w:themeColor="text1"/>
-        </w:rPr>
-        <w:t>S+V</w:t>
-      </w:r>
-      <w:proofErr w:type="spellEnd"/>
-      <w:r>
-        <w:rPr>
-          <w:rFonts w:hint="eastAsia"/>
-          <w:color w:val="000000" w:themeColor="text1"/>
-        </w:rPr>
-        <w:t>，</w:t>
-      </w:r>
-      <w:proofErr w:type="gramStart"/>
-      <w:r>
-        <w:rPr>
-          <w:rFonts w:hint="eastAsia"/>
-          <w:color w:val="000000" w:themeColor="text1"/>
-        </w:rPr>
-        <w:t>在句意</w:t>
-      </w:r>
-      <w:proofErr w:type="gramEnd"/>
-      <w:r>
-        <w:rPr>
-          <w:rFonts w:hint="eastAsia"/>
-          <w:color w:val="000000" w:themeColor="text1"/>
-        </w:rPr>
-        <w:t>上也不符合</w:t>
-      </w:r>
-    </w:p>
-    <w:p>
-      <w:pPr>
-        <w:rPr>
-          <w:rFonts w:hint="eastAsia"/>
-          <w:color w:val="000000" w:themeColor="text1"/>
-        </w:rPr>
-      </w:pPr>
-      <w:r>
-        <w:rPr>
-          <w:rFonts w:hint="eastAsia"/>
-          <w:color w:val="000000" w:themeColor="text1"/>
-        </w:rPr>
-        <w:t>空格後面的</w:t>
-      </w:r>
-      <w:r>
-        <w:rPr>
-          <w:color w:val="000000" w:themeColor="text1"/>
-        </w:rPr>
-        <w:t>dedication and leadership</w:t>
-      </w:r>
-      <w:r>
-        <w:rPr>
-          <w:rFonts w:hint="eastAsia"/>
-          <w:color w:val="000000" w:themeColor="text1"/>
-        </w:rPr>
-        <w:t>是屬於空格前方</w:t>
-      </w:r>
-      <w:proofErr w:type="spellStart"/>
-      <w:r>
-        <w:rPr>
-          <w:color w:val="000000" w:themeColor="text1"/>
-        </w:rPr>
-        <w:t>Ms.O,Connor</w:t>
-      </w:r>
-      <w:proofErr w:type="spellEnd"/>
-      <w:r>
-        <w:rPr>
-          <w:rFonts w:hint="eastAsia"/>
-          <w:color w:val="000000" w:themeColor="text1"/>
-        </w:rPr>
-        <w:t xml:space="preserve"> </w:t>
-      </w:r>
-      <w:r>
-        <w:rPr>
-          <w:color w:val="000000" w:themeColor="text1"/>
-        </w:rPr>
-        <w:t>-&gt;</w:t>
-      </w:r>
-      <w:r>
-        <w:rPr>
-          <w:rFonts w:hint="eastAsia"/>
-          <w:color w:val="000000" w:themeColor="text1"/>
-        </w:rPr>
-        <w:t xml:space="preserve"> </w:t>
-      </w:r>
-      <w:r>
-        <w:rPr>
-          <w:rFonts w:hint="eastAsia"/>
-          <w:color w:val="000000" w:themeColor="text1"/>
-        </w:rPr>
-        <w:t>w</w:t>
-      </w:r>
-      <w:r>
-        <w:rPr>
-          <w:color w:val="000000" w:themeColor="text1"/>
-        </w:rPr>
-        <w:t>hose -&gt;</w:t>
-      </w:r>
-      <w:r>
-        <w:rPr>
-          <w:rFonts w:hint="eastAsia"/>
-          <w:color w:val="000000" w:themeColor="text1"/>
-        </w:rPr>
-        <w:t>某人的</w:t>
-      </w:r>
-    </w:p>
-    <w:p>
-      <w:pPr>
-        <w:rPr>
-          <w:color w:val="000000" w:themeColor="text1"/>
-        </w:rPr>
-      </w:pPr>
-    </w:p>
-    <w:p>
-      <w:pPr>
-        <w:rPr>
-          <w:color w:val="000000" w:themeColor="text1"/>
-        </w:rPr>
-      </w:pPr>
-      <w:r>
-        <w:rPr>
-          <w:color w:val="000000" w:themeColor="text1"/>
-        </w:rPr>
-        <w:t xml:space="preserve">dedication and leadership </w:t>
-      </w:r>
-      <w:r>
-        <w:rPr>
-          <w:color w:val="FF0000"/>
-        </w:rPr>
-        <w:t xml:space="preserve">helped </w:t>
-      </w:r>
-      <w:r>
-        <w:rPr>
-          <w:color w:val="000000" w:themeColor="text1"/>
-        </w:rPr>
-        <w:t>the firm achieve record-breaking sales growth this year.</w:t>
-      </w:r>
-      <w:r>
-        <w:rPr>
-          <w:rFonts w:hint="eastAsia"/>
-          <w:color w:val="000000" w:themeColor="text1"/>
-        </w:rPr>
-        <w:t>這邊是在說明</w:t>
-      </w:r>
-      <w:r>
-        <w:rPr>
-          <w:color w:val="000000" w:themeColor="text1"/>
-        </w:rPr>
-        <w:t xml:space="preserve">The regional director appointed </w:t>
-      </w:r>
-      <w:proofErr w:type="spellStart"/>
-      <w:r>
-        <w:rPr>
-          <w:color w:val="000000" w:themeColor="text1"/>
-        </w:rPr>
-        <w:t>Ms.O,Connor</w:t>
-      </w:r>
-      <w:proofErr w:type="spellEnd"/>
-      <w:r>
-        <w:rPr>
-          <w:rFonts w:hint="eastAsia"/>
-          <w:color w:val="000000" w:themeColor="text1"/>
-        </w:rPr>
-        <w:t>的內容，因此這邊是形容詞子句</w:t>
-      </w:r>
-    </w:p>
-    <w:p>
-      <w:pPr>
-        <w:rPr>
-          <w:color w:val="000000" w:themeColor="text1"/>
-        </w:rPr>
-      </w:pPr>
-    </w:p>
-    <w:p>
-      <w:pPr>
-        <w:rPr>
-          <w:color w:val="000000" w:themeColor="text1"/>
-        </w:rPr>
-      </w:pPr>
-      <w:r>
-        <w:rPr>
-          <w:color w:val="000000" w:themeColor="text1"/>
-        </w:rPr>
-        <w:t>who +S+V/</w:t>
-      </w:r>
-      <w:proofErr w:type="spellStart"/>
-      <w:r>
-        <w:rPr>
-          <w:color w:val="000000" w:themeColor="text1"/>
-        </w:rPr>
-        <w:t>who+V</w:t>
-      </w:r>
-      <w:proofErr w:type="spellEnd"/>
-    </w:p>
-    <w:p>
-      <w:pPr>
-        <w:rPr>
-          <w:color w:val="000000" w:themeColor="text1"/>
-        </w:rPr>
-      </w:pPr>
-    </w:p>
-    <w:p>
-      <w:pPr>
-        <w:rPr>
-          <w:color w:val="000000" w:themeColor="text1"/>
-        </w:rPr>
-      </w:pPr>
-      <w:r>
-        <w:rPr>
-          <w:color w:val="000000" w:themeColor="text1"/>
-        </w:rPr>
-        <w:t xml:space="preserve">The marketing campaign proved to be </w:t>
-      </w:r>
-      <w:r>
-        <w:rPr>
-          <w:color w:val="000000" w:themeColor="text1"/>
-          <w:highlight w:val="yellow"/>
-        </w:rPr>
-        <w:t>not only</w:t>
-      </w:r>
-      <w:r>
-        <w:rPr>
-          <w:color w:val="000000" w:themeColor="text1"/>
-        </w:rPr>
-        <w:t xml:space="preserve"> a financial success </w:t>
-      </w:r>
-      <w:r>
-        <w:rPr>
-          <w:color w:val="FF0000"/>
-        </w:rPr>
-        <w:t>but also</w:t>
-      </w:r>
-      <w:r>
-        <w:rPr>
-          <w:color w:val="000000" w:themeColor="text1"/>
-        </w:rPr>
-        <w:t xml:space="preserve"> a powerful driver of long-term brand loyalty.</w:t>
-      </w:r>
-    </w:p>
-    <w:p>
-      <w:pPr>
-        <w:rPr>
-          <w:rFonts w:hint="eastAsia"/>
-          <w:color w:val="000000" w:themeColor="text1"/>
-        </w:rPr>
-      </w:pPr>
-      <w:r>
-        <w:rPr>
-          <w:rFonts w:hint="eastAsia"/>
-          <w:color w:val="000000" w:themeColor="text1"/>
-        </w:rPr>
-        <w:t>(</w:t>
-      </w:r>
-      <w:r>
-        <w:rPr>
           <w:color w:val="000000" w:themeColor="text1"/>
         </w:rPr>
         <w:t>A)neither(B)both</w:t>
@@ -26374,19 +26270,7 @@
         <w:rPr>
           <w:color w:val="000000" w:themeColor="text1"/>
         </w:rPr>
-        <w:t>P</w:t>
-      </w:r>
-      <w:r>
-        <w:rPr>
-          <w:color w:val="000000" w:themeColor="text1"/>
-        </w:rPr>
-        <w:t>rove</w:t>
-      </w:r>
-      <w:r>
-        <w:rPr>
-          <w:color w:val="000000" w:themeColor="text1"/>
-        </w:rPr>
-        <w:t xml:space="preserve"> v</w:t>
+        <w:t>Prove v</w:t>
       </w:r>
       <w:r>
         <w:rPr>
@@ -26667,7 +26551,21 @@
         <w:rPr>
           <w:color w:val="000000" w:themeColor="text1"/>
         </w:rPr>
-        <w:t>To inspect</w:t>
+        <w:t xml:space="preserve">To inspect </w:t>
+      </w:r>
+      <w:r>
+        <w:rPr>
+          <w:color w:val="000000" w:themeColor="text1"/>
+          <w:highlight w:val="yellow"/>
+        </w:rPr>
+        <w:t>(C)</w:t>
+      </w:r>
+      <w:r>
+        <w:rPr>
+          <w:color w:val="000000" w:themeColor="text1"/>
+          <w:highlight w:val="yellow"/>
+        </w:rPr>
+        <w:t xml:space="preserve"> inspected</w:t>
       </w:r>
       <w:r>
         <w:rPr>
@@ -26678,33 +26576,91 @@
       <w:r>
         <w:rPr>
           <w:color w:val="000000" w:themeColor="text1"/>
-          <w:highlight w:val="yellow"/>
-        </w:rPr>
-        <w:t>(C)</w:t>
-      </w:r>
-      <w:r>
-        <w:rPr>
-          <w:color w:val="000000" w:themeColor="text1"/>
-          <w:highlight w:val="yellow"/>
+        </w:rPr>
+        <w:t>(D)Having inspected</w:t>
+      </w:r>
+    </w:p>
+    <w:p>
+      <w:pPr>
+        <w:rPr>
+          <w:color w:val="000000" w:themeColor="text1"/>
+        </w:rPr>
+      </w:pPr>
+      <w:r>
+        <w:rPr>
+          <w:color w:val="000000" w:themeColor="text1"/>
+        </w:rPr>
+        <w:t>Sign v.</w:t>
+      </w:r>
+      <w:r>
+        <w:rPr>
+          <w:rFonts w:hint="eastAsia"/>
+          <w:color w:val="000000" w:themeColor="text1"/>
+        </w:rPr>
+        <w:t>簽名</w:t>
+      </w:r>
+      <w:r>
+        <w:rPr>
+          <w:color w:val="000000" w:themeColor="text1"/>
+        </w:rPr>
+        <w:t>,n.</w:t>
+      </w:r>
+      <w:r>
+        <w:rPr>
+          <w:rFonts w:hint="eastAsia"/>
+          <w:color w:val="000000" w:themeColor="text1"/>
+        </w:rPr>
+        <w:t>標誌</w:t>
+      </w:r>
+      <w:r>
+        <w:rPr>
+          <w:rFonts w:hint="eastAsia"/>
+          <w:color w:val="000000" w:themeColor="text1"/>
+        </w:rPr>
+        <w:t>/</w:t>
+      </w:r>
+      <w:r>
+        <w:rPr>
+          <w:rFonts w:hint="eastAsia"/>
+          <w:color w:val="000000" w:themeColor="text1"/>
+        </w:rPr>
+        <w:t>徵兆、</w:t>
+      </w:r>
+      <w:r>
+        <w:rPr>
+          <w:color w:val="000000" w:themeColor="text1"/>
+        </w:rPr>
+        <w:t>structural</w:t>
+      </w:r>
+      <w:r>
+        <w:rPr>
+          <w:rFonts w:hint="eastAsia"/>
+          <w:color w:val="000000" w:themeColor="text1"/>
         </w:rPr>
         <w:t xml:space="preserve"> </w:t>
       </w:r>
       <w:r>
         <w:rPr>
           <w:color w:val="000000" w:themeColor="text1"/>
-          <w:highlight w:val="yellow"/>
-        </w:rPr>
-        <w:t>inspect</w:t>
-      </w:r>
-      <w:r>
-        <w:rPr>
-          <w:color w:val="000000" w:themeColor="text1"/>
-          <w:highlight w:val="yellow"/>
-        </w:rPr>
-        <w:t>ed</w:t>
-      </w:r>
-      <w:r>
-        <w:rPr>
+        </w:rPr>
+        <w:t>adj</w:t>
+      </w:r>
+      <w:r>
+        <w:rPr>
+          <w:rFonts w:hint="eastAsia"/>
+          <w:color w:val="000000" w:themeColor="text1"/>
+        </w:rPr>
+        <w:t>結構、</w:t>
+      </w:r>
+      <w:r>
+        <w:rPr>
+          <w:color w:val="000000" w:themeColor="text1"/>
+        </w:rPr>
+        <w:t>wear</w:t>
+      </w:r>
+      <w:r>
+        <w:rPr>
+          <w:rFonts w:hint="eastAsia"/>
           <w:color w:val="000000" w:themeColor="text1"/>
         </w:rPr>
         <w:t xml:space="preserve"> </w:t>
@@ -26713,52 +26669,14 @@
         <w:rPr>
           <w:color w:val="000000" w:themeColor="text1"/>
         </w:rPr>
-        <w:t>(D)Having inspected</w:t>
-      </w:r>
-    </w:p>
-    <w:p>
-      <w:pPr>
-        <w:rPr>
-          <w:color w:val="000000" w:themeColor="text1"/>
-        </w:rPr>
-      </w:pPr>
-      <w:r>
-        <w:rPr>
-          <w:color w:val="000000" w:themeColor="text1"/>
-        </w:rPr>
-        <w:t>S</w:t>
-      </w:r>
-      <w:r>
-        <w:rPr>
-          <w:color w:val="000000" w:themeColor="text1"/>
-        </w:rPr>
-        <w:t>ign</w:t>
-      </w:r>
-      <w:r>
-        <w:rPr>
-          <w:color w:val="000000" w:themeColor="text1"/>
-        </w:rPr>
-        <w:t xml:space="preserve"> v.</w:t>
-      </w:r>
-      <w:r>
-        <w:rPr>
-          <w:rFonts w:hint="eastAsia"/>
-          <w:color w:val="000000" w:themeColor="text1"/>
-        </w:rPr>
-        <w:t>簽名</w:t>
-      </w:r>
-      <w:r>
-        <w:rPr>
-          <w:color w:val="000000" w:themeColor="text1"/>
-        </w:rPr>
-        <w:t>,n.</w:t>
-      </w:r>
-      <w:r>
-        <w:rPr>
-          <w:rFonts w:hint="eastAsia"/>
-          <w:color w:val="000000" w:themeColor="text1"/>
-        </w:rPr>
-        <w:t>標誌</w:t>
+        <w:t>v.</w:t>
+      </w:r>
+      <w:r>
+        <w:rPr>
+          <w:rFonts w:hint="eastAsia"/>
+          <w:color w:val="000000" w:themeColor="text1"/>
+        </w:rPr>
+        <w:t>穿</w:t>
       </w:r>
       <w:r>
         <w:rPr>
@@ -26772,13 +26690,61 @@
           <w:rFonts w:hint="eastAsia"/>
           <w:color w:val="000000" w:themeColor="text1"/>
         </w:rPr>
-        <w:t>徵兆、</w:t>
-      </w:r>
-      <w:r>
-        <w:rPr>
-          <w:color w:val="000000" w:themeColor="text1"/>
-        </w:rPr>
-        <w:t>structural</w:t>
+        <w:t>耗損</w:t>
+      </w:r>
+      <w:r>
+        <w:rPr>
+          <w:rFonts w:hint="eastAsia"/>
+          <w:color w:val="000000" w:themeColor="text1"/>
+        </w:rPr>
+        <w:t>/</w:t>
+      </w:r>
+      <w:r>
+        <w:rPr>
+          <w:rFonts w:hint="eastAsia"/>
+          <w:color w:val="000000" w:themeColor="text1"/>
+        </w:rPr>
+        <w:t>允許</w:t>
+      </w:r>
+      <w:r>
+        <w:rPr>
+          <w:rFonts w:hint="eastAsia"/>
+          <w:color w:val="000000" w:themeColor="text1"/>
+        </w:rPr>
+        <w:t>,</w:t>
+      </w:r>
+      <w:r>
+        <w:rPr>
+          <w:color w:val="000000" w:themeColor="text1"/>
+        </w:rPr>
+        <w:t>n.</w:t>
+      </w:r>
+      <w:r>
+        <w:rPr>
+          <w:rFonts w:hint="eastAsia"/>
+          <w:color w:val="000000" w:themeColor="text1"/>
+        </w:rPr>
+        <w:t>衣服</w:t>
+      </w:r>
+      <w:r>
+        <w:rPr>
+          <w:rFonts w:hint="eastAsia"/>
+          <w:color w:val="000000" w:themeColor="text1"/>
+        </w:rPr>
+        <w:t>/</w:t>
+      </w:r>
+      <w:r>
+        <w:rPr>
+          <w:rFonts w:hint="eastAsia"/>
+          <w:color w:val="000000" w:themeColor="text1"/>
+        </w:rPr>
+        <w:t>耐用性、</w:t>
+      </w:r>
+      <w:r>
+        <w:rPr>
+          <w:color w:val="000000" w:themeColor="text1"/>
+        </w:rPr>
+        <w:t>components</w:t>
       </w:r>
       <w:r>
         <w:rPr>
@@ -26791,40 +26757,14 @@
         <w:rPr>
           <w:color w:val="000000" w:themeColor="text1"/>
         </w:rPr>
-        <w:t>adj</w:t>
-      </w:r>
-      <w:r>
-        <w:rPr>
-          <w:rFonts w:hint="eastAsia"/>
-          <w:color w:val="000000" w:themeColor="text1"/>
-        </w:rPr>
-        <w:t>結構、</w:t>
-      </w:r>
-      <w:r>
-        <w:rPr>
-          <w:color w:val="000000" w:themeColor="text1"/>
-        </w:rPr>
-        <w:t>wear</w:t>
-      </w:r>
-      <w:r>
-        <w:rPr>
-          <w:rFonts w:hint="eastAsia"/>
-          <w:color w:val="000000" w:themeColor="text1"/>
-        </w:rPr>
-        <w:t xml:space="preserve"> </w:t>
-      </w:r>
-      <w:r>
-        <w:rPr>
-          <w:color w:val="000000" w:themeColor="text1"/>
-        </w:rPr>
-        <w:t>v.</w:t>
-      </w:r>
-      <w:r>
-        <w:rPr>
-          <w:rFonts w:hint="eastAsia"/>
-          <w:color w:val="000000" w:themeColor="text1"/>
-        </w:rPr>
-        <w:t>穿</w:t>
+        <w:t>n.</w:t>
+      </w:r>
+      <w:r>
+        <w:rPr>
+          <w:rFonts w:hint="eastAsia"/>
+          <w:color w:val="000000" w:themeColor="text1"/>
+        </w:rPr>
+        <w:t>成分</w:t>
       </w:r>
       <w:r>
         <w:rPr>
@@ -26838,94 +26778,6 @@
           <w:rFonts w:hint="eastAsia"/>
           <w:color w:val="000000" w:themeColor="text1"/>
         </w:rPr>
-        <w:t>耗損</w:t>
-      </w:r>
-      <w:r>
-        <w:rPr>
-          <w:rFonts w:hint="eastAsia"/>
-          <w:color w:val="000000" w:themeColor="text1"/>
-        </w:rPr>
-        <w:t>/</w:t>
-      </w:r>
-      <w:r>
-        <w:rPr>
-          <w:rFonts w:hint="eastAsia"/>
-          <w:color w:val="000000" w:themeColor="text1"/>
-        </w:rPr>
-        <w:t>允許</w:t>
-      </w:r>
-      <w:r>
-        <w:rPr>
-          <w:rFonts w:hint="eastAsia"/>
-          <w:color w:val="000000" w:themeColor="text1"/>
-        </w:rPr>
-        <w:t>,</w:t>
-      </w:r>
-      <w:r>
-        <w:rPr>
-          <w:color w:val="000000" w:themeColor="text1"/>
-        </w:rPr>
-        <w:t>n.</w:t>
-      </w:r>
-      <w:r>
-        <w:rPr>
-          <w:rFonts w:hint="eastAsia"/>
-          <w:color w:val="000000" w:themeColor="text1"/>
-        </w:rPr>
-        <w:t>衣服</w:t>
-      </w:r>
-      <w:r>
-        <w:rPr>
-          <w:rFonts w:hint="eastAsia"/>
-          <w:color w:val="000000" w:themeColor="text1"/>
-        </w:rPr>
-        <w:t>/</w:t>
-      </w:r>
-      <w:r>
-        <w:rPr>
-          <w:rFonts w:hint="eastAsia"/>
-          <w:color w:val="000000" w:themeColor="text1"/>
-        </w:rPr>
-        <w:t>耐用性、</w:t>
-      </w:r>
-      <w:r>
-        <w:rPr>
-          <w:color w:val="000000" w:themeColor="text1"/>
-        </w:rPr>
-        <w:t>components</w:t>
-      </w:r>
-      <w:r>
-        <w:rPr>
-          <w:rFonts w:hint="eastAsia"/>
-          <w:color w:val="000000" w:themeColor="text1"/>
-        </w:rPr>
-        <w:t xml:space="preserve"> </w:t>
-      </w:r>
-      <w:r>
-        <w:rPr>
-          <w:color w:val="000000" w:themeColor="text1"/>
-        </w:rPr>
-        <w:t>n.</w:t>
-      </w:r>
-      <w:r>
-        <w:rPr>
-          <w:rFonts w:hint="eastAsia"/>
-          <w:color w:val="000000" w:themeColor="text1"/>
-        </w:rPr>
-        <w:t>成分</w:t>
-      </w:r>
-      <w:r>
-        <w:rPr>
-          <w:rFonts w:hint="eastAsia"/>
-          <w:color w:val="000000" w:themeColor="text1"/>
-        </w:rPr>
-        <w:t>/</w:t>
-      </w:r>
-      <w:r>
-        <w:rPr>
-          <w:rFonts w:hint="eastAsia"/>
-          <w:color w:val="000000" w:themeColor="text1"/>
-        </w:rPr>
         <w:t>零件</w:t>
       </w:r>
     </w:p>
@@ -26939,7 +26791,6 @@
     <w:p>
       <w:pPr>
         <w:rPr>
-          <w:rFonts w:hint="eastAsia"/>
           <w:color w:val="000000" w:themeColor="text1"/>
         </w:rPr>
       </w:pPr>
@@ -26970,31 +26821,19 @@
         <w:rPr>
           <w:color w:val="00B0F0"/>
         </w:rPr>
+        <w:t xml:space="preserve"> Inspected</w:t>
+      </w:r>
+      <w:r>
+        <w:rPr>
+          <w:color w:val="000000" w:themeColor="text1"/>
+        </w:rPr>
         <w:t xml:space="preserve"> </w:t>
       </w:r>
       <w:r>
         <w:rPr>
-          <w:color w:val="00B0F0"/>
-        </w:rPr>
-        <w:t>Inspected</w:t>
-      </w:r>
-      <w:r>
-        <w:rPr>
-          <w:color w:val="000000" w:themeColor="text1"/>
-        </w:rPr>
-        <w:t xml:space="preserve"> </w:t>
-      </w:r>
-      <w:r>
-        <w:rPr>
           <w:color w:val="00B050"/>
         </w:rPr>
-        <w:t>c</w:t>
-      </w:r>
-      <w:r>
-        <w:rPr>
-          <w:color w:val="00B050"/>
-        </w:rPr>
-        <w:t xml:space="preserve">arefully for signs of structural </w:t>
+        <w:t xml:space="preserve">carefully for signs of structural </w:t>
       </w:r>
       <w:proofErr w:type="spellStart"/>
       <w:proofErr w:type="gramStart"/>
@@ -27228,7 +27067,6 @@
     <w:p>
       <w:pPr>
         <w:rPr>
-          <w:rFonts w:hint="eastAsia"/>
           <w:color w:val="000000" w:themeColor="text1"/>
         </w:rPr>
       </w:pPr>
@@ -27277,15 +27115,1473 @@
     <w:p>
       <w:pPr>
         <w:rPr>
-          <w:rFonts w:hint="eastAsia"/>
-          <w:color w:val="000000" w:themeColor="text1"/>
-        </w:rPr>
-      </w:pPr>
-    </w:p>
-    <w:p>
-      <w:pPr>
-        <w:rPr>
-          <w:rFonts w:hint="eastAsia"/>
+          <w:color w:val="000000" w:themeColor="text1"/>
+        </w:rPr>
+      </w:pPr>
+    </w:p>
+    <w:p>
+      <w:pPr>
+        <w:rPr>
+          <w:color w:val="000000" w:themeColor="text1"/>
+        </w:rPr>
+      </w:pPr>
+      <w:r>
+        <w:rPr>
+          <w:color w:val="000000" w:themeColor="text1"/>
+          <w:highlight w:val="yellow"/>
+        </w:rPr>
+        <w:t>In</w:t>
+      </w:r>
+      <w:r>
+        <w:rPr>
+          <w:color w:val="000000" w:themeColor="text1"/>
+        </w:rPr>
+        <w:t xml:space="preserve"> </w:t>
+      </w:r>
+      <w:r>
+        <w:rPr>
+          <w:color w:val="FF0000"/>
+        </w:rPr>
+        <w:t>an attempt to</w:t>
+      </w:r>
+      <w:r>
+        <w:rPr>
+          <w:color w:val="000000" w:themeColor="text1"/>
+        </w:rPr>
+        <w:t xml:space="preserve"> finish his task before the </w:t>
+      </w:r>
+      <w:proofErr w:type="spellStart"/>
+      <w:proofErr w:type="gramStart"/>
+      <w:r>
+        <w:rPr>
+          <w:color w:val="000000" w:themeColor="text1"/>
+        </w:rPr>
+        <w:t>holidays,Patrick</w:t>
+      </w:r>
+      <w:proofErr w:type="spellEnd"/>
+      <w:proofErr w:type="gramEnd"/>
+      <w:r>
+        <w:rPr>
+          <w:color w:val="000000" w:themeColor="text1"/>
+        </w:rPr>
+        <w:t xml:space="preserve"> worked overtime for four extra hours.(A)On(B)At</w:t>
+      </w:r>
+      <w:r>
+        <w:rPr>
+          <w:color w:val="000000" w:themeColor="text1"/>
+          <w:highlight w:val="yellow"/>
+        </w:rPr>
+        <w:t>(C)In</w:t>
+      </w:r>
+      <w:r>
+        <w:rPr>
+          <w:color w:val="000000" w:themeColor="text1"/>
+        </w:rPr>
+        <w:t>(D)From</w:t>
+      </w:r>
+    </w:p>
+    <w:p>
+      <w:pPr>
+        <w:rPr>
+          <w:color w:val="000000" w:themeColor="text1"/>
+        </w:rPr>
+      </w:pPr>
+    </w:p>
+    <w:p>
+      <w:pPr>
+        <w:rPr>
+          <w:color w:val="000000" w:themeColor="text1"/>
+        </w:rPr>
+      </w:pPr>
+      <w:r>
+        <w:rPr>
+          <w:rFonts w:hint="eastAsia"/>
+          <w:color w:val="000000" w:themeColor="text1"/>
+        </w:rPr>
+        <w:t>I</w:t>
+      </w:r>
+      <w:r>
+        <w:rPr>
+          <w:color w:val="000000" w:themeColor="text1"/>
+        </w:rPr>
+        <w:t xml:space="preserve">n an attempt to </w:t>
+      </w:r>
+      <w:r>
+        <w:rPr>
+          <w:rFonts w:hint="eastAsia"/>
+          <w:color w:val="000000" w:themeColor="text1"/>
+        </w:rPr>
+        <w:t>原</w:t>
+      </w:r>
+      <w:r>
+        <w:rPr>
+          <w:color w:val="000000" w:themeColor="text1"/>
+        </w:rPr>
+        <w:t xml:space="preserve">V = </w:t>
+      </w:r>
+      <w:r>
+        <w:rPr>
+          <w:rFonts w:hint="eastAsia"/>
+          <w:color w:val="000000" w:themeColor="text1"/>
+        </w:rPr>
+        <w:t>試圖</w:t>
+      </w:r>
+      <w:proofErr w:type="gramStart"/>
+      <w:r>
+        <w:rPr>
+          <w:color w:val="000000" w:themeColor="text1"/>
+        </w:rPr>
+        <w:t>”</w:t>
+      </w:r>
+      <w:proofErr w:type="gramEnd"/>
+      <w:r>
+        <w:rPr>
+          <w:rFonts w:hint="eastAsia"/>
+          <w:color w:val="000000" w:themeColor="text1"/>
+        </w:rPr>
+        <w:t>動詞</w:t>
+      </w:r>
+      <w:proofErr w:type="gramStart"/>
+      <w:r>
+        <w:rPr>
+          <w:color w:val="000000" w:themeColor="text1"/>
+        </w:rPr>
+        <w:t>”</w:t>
+      </w:r>
+      <w:proofErr w:type="gramEnd"/>
+      <w:r>
+        <w:rPr>
+          <w:color w:val="000000" w:themeColor="text1"/>
+        </w:rPr>
+        <w:t>…</w:t>
+      </w:r>
+    </w:p>
+    <w:p>
+      <w:pPr>
+        <w:rPr>
+          <w:color w:val="000000" w:themeColor="text1"/>
+        </w:rPr>
+      </w:pPr>
+      <w:r>
+        <w:rPr>
+          <w:color w:val="000000" w:themeColor="text1"/>
+        </w:rPr>
+        <w:t xml:space="preserve">In an attempt to get into the top 10 </w:t>
+      </w:r>
+      <w:proofErr w:type="spellStart"/>
+      <w:proofErr w:type="gramStart"/>
+      <w:r>
+        <w:rPr>
+          <w:color w:val="000000" w:themeColor="text1"/>
+        </w:rPr>
+        <w:t>position,Jim</w:t>
+      </w:r>
+      <w:proofErr w:type="spellEnd"/>
+      <w:proofErr w:type="gramEnd"/>
+      <w:r>
+        <w:rPr>
+          <w:color w:val="000000" w:themeColor="text1"/>
+        </w:rPr>
+        <w:t xml:space="preserve"> dashed his way to the finishing line.</w:t>
+      </w:r>
+    </w:p>
+    <w:p>
+      <w:pPr>
+        <w:rPr>
+          <w:color w:val="000000" w:themeColor="text1"/>
+        </w:rPr>
+      </w:pPr>
+      <w:r>
+        <w:rPr>
+          <w:rFonts w:hint="eastAsia"/>
+          <w:color w:val="000000" w:themeColor="text1"/>
+        </w:rPr>
+        <w:t>為了試圖擠進前</w:t>
+      </w:r>
+      <w:r>
+        <w:rPr>
+          <w:rFonts w:hint="eastAsia"/>
+          <w:color w:val="000000" w:themeColor="text1"/>
+        </w:rPr>
+        <w:t>10</w:t>
+      </w:r>
+      <w:r>
+        <w:rPr>
+          <w:rFonts w:hint="eastAsia"/>
+          <w:color w:val="000000" w:themeColor="text1"/>
+        </w:rPr>
+        <w:t>名</w:t>
+      </w:r>
+      <w:r>
+        <w:rPr>
+          <w:rFonts w:hint="eastAsia"/>
+          <w:color w:val="000000" w:themeColor="text1"/>
+        </w:rPr>
+        <w:t>,</w:t>
+      </w:r>
+      <w:r>
+        <w:rPr>
+          <w:color w:val="000000" w:themeColor="text1"/>
+        </w:rPr>
+        <w:t>Jim</w:t>
+      </w:r>
+      <w:r>
+        <w:rPr>
+          <w:rFonts w:hint="eastAsia"/>
+          <w:color w:val="000000" w:themeColor="text1"/>
+        </w:rPr>
+        <w:t>一路衝刺到終點線</w:t>
+      </w:r>
+    </w:p>
+    <w:p>
+      <w:pPr>
+        <w:rPr>
+          <w:color w:val="000000" w:themeColor="text1"/>
+        </w:rPr>
+      </w:pPr>
+    </w:p>
+    <w:p>
+      <w:pPr>
+        <w:rPr>
+          <w:rFonts w:hint="eastAsia"/>
+          <w:color w:val="000000" w:themeColor="text1"/>
+        </w:rPr>
+      </w:pPr>
+      <w:r>
+        <w:rPr>
+          <w:color w:val="000000" w:themeColor="text1"/>
+        </w:rPr>
+        <w:t xml:space="preserve">Overtime </w:t>
+      </w:r>
+      <w:proofErr w:type="spellStart"/>
+      <w:r>
+        <w:rPr>
+          <w:color w:val="000000" w:themeColor="text1"/>
+        </w:rPr>
+        <w:t>adv,n</w:t>
+      </w:r>
+      <w:proofErr w:type="spellEnd"/>
+      <w:r>
+        <w:rPr>
+          <w:color w:val="000000" w:themeColor="text1"/>
+        </w:rPr>
+        <w:t xml:space="preserve"> </w:t>
+      </w:r>
+      <w:r>
+        <w:rPr>
+          <w:rFonts w:hint="eastAsia"/>
+          <w:color w:val="000000" w:themeColor="text1"/>
+        </w:rPr>
+        <w:t>加班、</w:t>
+      </w:r>
+    </w:p>
+    <w:p>
+      <w:pPr>
+        <w:rPr>
+          <w:color w:val="000000" w:themeColor="text1"/>
+        </w:rPr>
+      </w:pPr>
+    </w:p>
+    <w:p>
+      <w:pPr>
+        <w:rPr>
+          <w:color w:val="000000" w:themeColor="text1"/>
+        </w:rPr>
+      </w:pPr>
+      <w:r>
+        <w:rPr>
+          <w:color w:val="000000" w:themeColor="text1"/>
+        </w:rPr>
+        <w:t xml:space="preserve">One of the subcontractors violates the terms on the lease. </w:t>
+      </w:r>
+      <w:proofErr w:type="gramStart"/>
+      <w:r>
+        <w:rPr>
+          <w:color w:val="000000" w:themeColor="text1"/>
+          <w:highlight w:val="yellow"/>
+        </w:rPr>
+        <w:t>Consequently</w:t>
+      </w:r>
+      <w:r>
+        <w:rPr>
+          <w:color w:val="000000" w:themeColor="text1"/>
+        </w:rPr>
+        <w:t xml:space="preserve"> ,</w:t>
+      </w:r>
+      <w:proofErr w:type="gramEnd"/>
+      <w:r>
+        <w:rPr>
+          <w:color w:val="000000" w:themeColor="text1"/>
+        </w:rPr>
+        <w:t xml:space="preserve"> the contract is terminated with a hefty fine.</w:t>
+      </w:r>
+    </w:p>
+    <w:p>
+      <w:pPr>
+        <w:rPr>
+          <w:color w:val="000000" w:themeColor="text1"/>
+        </w:rPr>
+      </w:pPr>
+      <w:r>
+        <w:rPr>
+          <w:color w:val="000000" w:themeColor="text1"/>
+          <w:highlight w:val="yellow"/>
+        </w:rPr>
+        <w:t>(A)Consequently</w:t>
+      </w:r>
+      <w:r>
+        <w:rPr>
+          <w:rFonts w:hint="eastAsia"/>
+          <w:color w:val="000000" w:themeColor="text1"/>
+          <w:highlight w:val="yellow"/>
+        </w:rPr>
+        <w:t>結果</w:t>
+      </w:r>
+      <w:r>
+        <w:rPr>
+          <w:color w:val="000000" w:themeColor="text1"/>
+        </w:rPr>
+        <w:t>(B)Nevertheless</w:t>
+      </w:r>
+      <w:r>
+        <w:rPr>
+          <w:rFonts w:hint="eastAsia"/>
+          <w:color w:val="000000" w:themeColor="text1"/>
+        </w:rPr>
+        <w:t>不過</w:t>
+      </w:r>
+      <w:r>
+        <w:rPr>
+          <w:color w:val="000000" w:themeColor="text1"/>
+        </w:rPr>
+        <w:t>(C)Additionally</w:t>
+      </w:r>
+      <w:r>
+        <w:rPr>
+          <w:rFonts w:hint="eastAsia"/>
+          <w:color w:val="000000" w:themeColor="text1"/>
+        </w:rPr>
+        <w:t>除此之外</w:t>
+      </w:r>
+      <w:r>
+        <w:rPr>
+          <w:color w:val="000000" w:themeColor="text1"/>
+        </w:rPr>
+        <w:t>(D)Fortunately</w:t>
+      </w:r>
+      <w:r>
+        <w:rPr>
+          <w:rFonts w:hint="eastAsia"/>
+          <w:color w:val="000000" w:themeColor="text1"/>
+        </w:rPr>
+        <w:t>幸運地</w:t>
+      </w:r>
+    </w:p>
+    <w:p>
+      <w:pPr>
+        <w:rPr>
+          <w:color w:val="000000" w:themeColor="text1"/>
+        </w:rPr>
+      </w:pPr>
+    </w:p>
+    <w:p>
+      <w:pPr>
+        <w:rPr>
+          <w:color w:val="000000" w:themeColor="text1"/>
+        </w:rPr>
+      </w:pPr>
+      <w:r>
+        <w:rPr>
+          <w:color w:val="000000" w:themeColor="text1"/>
+        </w:rPr>
+        <w:t>S</w:t>
+      </w:r>
+      <w:r>
+        <w:rPr>
+          <w:color w:val="000000" w:themeColor="text1"/>
+        </w:rPr>
+        <w:t>ubcontractors</w:t>
+      </w:r>
+      <w:r>
+        <w:rPr>
+          <w:color w:val="000000" w:themeColor="text1"/>
+        </w:rPr>
+        <w:t xml:space="preserve"> n. </w:t>
+      </w:r>
+      <w:r>
+        <w:rPr>
+          <w:rFonts w:hint="eastAsia"/>
+          <w:color w:val="000000" w:themeColor="text1"/>
+        </w:rPr>
+        <w:t>分包商、</w:t>
+      </w:r>
+      <w:r>
+        <w:rPr>
+          <w:color w:val="000000" w:themeColor="text1"/>
+        </w:rPr>
+        <w:t>violates</w:t>
+      </w:r>
+      <w:r>
+        <w:rPr>
+          <w:rFonts w:hint="eastAsia"/>
+          <w:color w:val="000000" w:themeColor="text1"/>
+        </w:rPr>
+        <w:t xml:space="preserve"> </w:t>
+      </w:r>
+      <w:r>
+        <w:rPr>
+          <w:color w:val="000000" w:themeColor="text1"/>
+        </w:rPr>
+        <w:t>v.</w:t>
+      </w:r>
+      <w:r>
+        <w:rPr>
+          <w:rFonts w:hint="eastAsia"/>
+          <w:color w:val="000000" w:themeColor="text1"/>
+        </w:rPr>
+        <w:t>違反、</w:t>
+      </w:r>
+      <w:r>
+        <w:rPr>
+          <w:color w:val="000000" w:themeColor="text1"/>
+        </w:rPr>
+        <w:t>terms</w:t>
+      </w:r>
+      <w:r>
+        <w:rPr>
+          <w:color w:val="000000" w:themeColor="text1"/>
+        </w:rPr>
+        <w:t xml:space="preserve"> n.</w:t>
+      </w:r>
+      <w:r>
+        <w:rPr>
+          <w:rFonts w:hint="eastAsia"/>
+          <w:color w:val="000000" w:themeColor="text1"/>
+        </w:rPr>
+        <w:t>條款、</w:t>
+      </w:r>
+      <w:r>
+        <w:rPr>
+          <w:color w:val="000000" w:themeColor="text1"/>
+        </w:rPr>
+        <w:t>lease</w:t>
+      </w:r>
+      <w:r>
+        <w:rPr>
+          <w:rFonts w:hint="eastAsia"/>
+          <w:color w:val="000000" w:themeColor="text1"/>
+        </w:rPr>
+        <w:t xml:space="preserve"> n</w:t>
+      </w:r>
+      <w:r>
+        <w:rPr>
+          <w:color w:val="000000" w:themeColor="text1"/>
+        </w:rPr>
+        <w:t>.</w:t>
+      </w:r>
+      <w:r>
+        <w:rPr>
+          <w:rFonts w:hint="eastAsia"/>
+          <w:color w:val="000000" w:themeColor="text1"/>
+        </w:rPr>
+        <w:t>租約、</w:t>
+      </w:r>
+      <w:r>
+        <w:rPr>
+          <w:color w:val="000000" w:themeColor="text1"/>
+        </w:rPr>
+        <w:t>terminated</w:t>
+      </w:r>
+      <w:r>
+        <w:rPr>
+          <w:rFonts w:hint="eastAsia"/>
+          <w:color w:val="000000" w:themeColor="text1"/>
+        </w:rPr>
+        <w:t xml:space="preserve"> v</w:t>
+      </w:r>
+      <w:r>
+        <w:rPr>
+          <w:color w:val="000000" w:themeColor="text1"/>
+        </w:rPr>
+        <w:t>.</w:t>
+      </w:r>
+      <w:r>
+        <w:rPr>
+          <w:rFonts w:hint="eastAsia"/>
+          <w:color w:val="000000" w:themeColor="text1"/>
+        </w:rPr>
+        <w:t>終止、</w:t>
+      </w:r>
+      <w:r>
+        <w:rPr>
+          <w:color w:val="000000" w:themeColor="text1"/>
+        </w:rPr>
+        <w:t>hefty</w:t>
+      </w:r>
+      <w:r>
+        <w:rPr>
+          <w:rFonts w:hint="eastAsia"/>
+          <w:color w:val="000000" w:themeColor="text1"/>
+        </w:rPr>
+        <w:t xml:space="preserve"> </w:t>
+      </w:r>
+      <w:r>
+        <w:rPr>
+          <w:color w:val="000000" w:themeColor="text1"/>
+        </w:rPr>
+        <w:t>adj.</w:t>
+      </w:r>
+      <w:r>
+        <w:rPr>
+          <w:rFonts w:hint="eastAsia"/>
+          <w:color w:val="000000" w:themeColor="text1"/>
+        </w:rPr>
+        <w:t>重的、</w:t>
+      </w:r>
+      <w:r>
+        <w:rPr>
+          <w:rFonts w:hint="eastAsia"/>
+          <w:color w:val="000000" w:themeColor="text1"/>
+        </w:rPr>
+        <w:t>f</w:t>
+      </w:r>
+      <w:r>
+        <w:rPr>
+          <w:color w:val="000000" w:themeColor="text1"/>
+        </w:rPr>
+        <w:t>ine adj.</w:t>
+      </w:r>
+      <w:r>
+        <w:rPr>
+          <w:rFonts w:hint="eastAsia"/>
+          <w:color w:val="000000" w:themeColor="text1"/>
+        </w:rPr>
+        <w:t>健康的</w:t>
+      </w:r>
+      <w:r>
+        <w:rPr>
+          <w:rFonts w:hint="eastAsia"/>
+          <w:color w:val="000000" w:themeColor="text1"/>
+        </w:rPr>
+        <w:t>/</w:t>
+      </w:r>
+      <w:proofErr w:type="gramStart"/>
+      <w:r>
+        <w:rPr>
+          <w:rFonts w:hint="eastAsia"/>
+          <w:color w:val="000000" w:themeColor="text1"/>
+        </w:rPr>
+        <w:t>優秀</w:t>
+      </w:r>
+      <w:r>
+        <w:rPr>
+          <w:rFonts w:hint="eastAsia"/>
+          <w:color w:val="000000" w:themeColor="text1"/>
+        </w:rPr>
+        <w:t>,</w:t>
+      </w:r>
+      <w:r>
+        <w:rPr>
+          <w:color w:val="000000" w:themeColor="text1"/>
+        </w:rPr>
+        <w:t>n.</w:t>
+      </w:r>
+      <w:proofErr w:type="gramEnd"/>
+      <w:r>
+        <w:rPr>
+          <w:rFonts w:hint="eastAsia"/>
+          <w:color w:val="000000" w:themeColor="text1"/>
+        </w:rPr>
+        <w:t>罰款</w:t>
+      </w:r>
+    </w:p>
+    <w:p>
+      <w:pPr>
+        <w:rPr>
+          <w:rFonts w:hint="eastAsia"/>
+          <w:color w:val="000000" w:themeColor="text1"/>
+        </w:rPr>
+      </w:pPr>
+    </w:p>
+    <w:p>
+      <w:pPr>
+        <w:rPr>
+          <w:color w:val="000000" w:themeColor="text1"/>
+        </w:rPr>
+      </w:pPr>
+      <w:r>
+        <w:rPr>
+          <w:color w:val="000000" w:themeColor="text1"/>
+        </w:rPr>
+        <w:t>One of+</w:t>
+      </w:r>
+      <w:r>
+        <w:rPr>
+          <w:rFonts w:hint="eastAsia"/>
+          <w:color w:val="000000" w:themeColor="text1"/>
+        </w:rPr>
+        <w:t>複數名詞</w:t>
+      </w:r>
+      <w:r>
+        <w:rPr>
+          <w:rFonts w:hint="eastAsia"/>
+          <w:color w:val="000000" w:themeColor="text1"/>
+        </w:rPr>
+        <w:t>+</w:t>
+      </w:r>
+      <w:r>
+        <w:rPr>
+          <w:rFonts w:hint="eastAsia"/>
+          <w:color w:val="000000" w:themeColor="text1"/>
+        </w:rPr>
+        <w:t>單數動詞</w:t>
+      </w:r>
+    </w:p>
+    <w:p>
+      <w:pPr>
+        <w:rPr>
+          <w:color w:val="000000" w:themeColor="text1"/>
+        </w:rPr>
+      </w:pPr>
+      <w:r>
+        <w:rPr>
+          <w:color w:val="000000" w:themeColor="text1"/>
+        </w:rPr>
+        <w:t>What if one of us was God?</w:t>
+      </w:r>
+    </w:p>
+    <w:p>
+      <w:pPr>
+        <w:rPr>
+          <w:color w:val="000000" w:themeColor="text1"/>
+        </w:rPr>
+      </w:pPr>
+    </w:p>
+    <w:p>
+      <w:pPr>
+        <w:rPr>
+          <w:color w:val="000000" w:themeColor="text1"/>
+        </w:rPr>
+      </w:pPr>
+      <w:r>
+        <w:rPr>
+          <w:color w:val="000000" w:themeColor="text1"/>
+          <w:highlight w:val="yellow"/>
+        </w:rPr>
+        <w:t>Whichever</w:t>
+      </w:r>
+      <w:r>
+        <w:rPr>
+          <w:color w:val="000000" w:themeColor="text1"/>
+        </w:rPr>
+        <w:t xml:space="preserve"> p</w:t>
+      </w:r>
+      <w:r>
+        <w:rPr>
+          <w:color w:val="000000" w:themeColor="text1"/>
+        </w:rPr>
+        <w:t xml:space="preserve">atron </w:t>
+      </w:r>
+      <w:r>
+        <w:rPr>
+          <w:color w:val="FF0000"/>
+        </w:rPr>
+        <w:t xml:space="preserve">finishes </w:t>
+      </w:r>
+      <w:r>
+        <w:rPr>
+          <w:color w:val="000000" w:themeColor="text1"/>
+        </w:rPr>
+        <w:t xml:space="preserve">the survey can </w:t>
+      </w:r>
+      <w:r>
+        <w:rPr>
+          <w:color w:val="FF0000"/>
+        </w:rPr>
+        <w:t xml:space="preserve">claim </w:t>
+      </w:r>
+      <w:r>
+        <w:rPr>
+          <w:color w:val="000000" w:themeColor="text1"/>
+        </w:rPr>
+        <w:t>a 20% discount coupon from the receptionist.</w:t>
+      </w:r>
+    </w:p>
+    <w:p>
+      <w:pPr>
+        <w:rPr>
+          <w:color w:val="000000" w:themeColor="text1"/>
+        </w:rPr>
+      </w:pPr>
+      <w:r>
+        <w:rPr>
+          <w:color w:val="000000" w:themeColor="text1"/>
+          <w:highlight w:val="yellow"/>
+        </w:rPr>
+        <w:t>(A)Whichever</w:t>
+      </w:r>
+      <w:r>
+        <w:rPr>
+          <w:rFonts w:hint="eastAsia"/>
+          <w:color w:val="000000" w:themeColor="text1"/>
+          <w:highlight w:val="yellow"/>
+        </w:rPr>
+        <w:t>任何</w:t>
+      </w:r>
+      <w:r>
+        <w:rPr>
+          <w:color w:val="000000" w:themeColor="text1"/>
+        </w:rPr>
+        <w:t>W-Q</w:t>
+      </w:r>
+      <w:r>
+        <w:rPr>
+          <w:color w:val="000000" w:themeColor="text1"/>
+        </w:rPr>
+        <w:t>(B)Who(C)One</w:t>
+      </w:r>
+      <w:r>
+        <w:rPr>
+          <w:rFonts w:hint="eastAsia"/>
+          <w:color w:val="000000" w:themeColor="text1"/>
+        </w:rPr>
+        <w:t>一個</w:t>
+      </w:r>
+      <w:r>
+        <w:rPr>
+          <w:color w:val="000000" w:themeColor="text1"/>
+        </w:rPr>
+        <w:t>(D)Any</w:t>
+      </w:r>
+      <w:r>
+        <w:rPr>
+          <w:rFonts w:hint="eastAsia"/>
+          <w:color w:val="000000" w:themeColor="text1"/>
+        </w:rPr>
+        <w:t>任何</w:t>
+      </w:r>
+    </w:p>
+    <w:p>
+      <w:pPr>
+        <w:rPr>
+          <w:color w:val="000000" w:themeColor="text1"/>
+        </w:rPr>
+      </w:pPr>
+    </w:p>
+    <w:p>
+      <w:pPr>
+        <w:rPr>
+          <w:color w:val="000000" w:themeColor="text1"/>
+        </w:rPr>
+      </w:pPr>
+      <w:r>
+        <w:rPr>
+          <w:color w:val="000000" w:themeColor="text1"/>
+        </w:rPr>
+        <w:t>Patron</w:t>
+      </w:r>
+      <w:r>
+        <w:rPr>
+          <w:rFonts w:hint="eastAsia"/>
+          <w:color w:val="000000" w:themeColor="text1"/>
+        </w:rPr>
+        <w:t xml:space="preserve"> n</w:t>
+      </w:r>
+      <w:r>
+        <w:rPr>
+          <w:color w:val="000000" w:themeColor="text1"/>
+        </w:rPr>
+        <w:t>.</w:t>
+      </w:r>
+      <w:r>
+        <w:rPr>
+          <w:rFonts w:hint="eastAsia"/>
+          <w:color w:val="000000" w:themeColor="text1"/>
+        </w:rPr>
+        <w:t>顧客、</w:t>
+      </w:r>
+      <w:r>
+        <w:rPr>
+          <w:color w:val="000000" w:themeColor="text1"/>
+        </w:rPr>
+        <w:t>claim</w:t>
+      </w:r>
+      <w:r>
+        <w:rPr>
+          <w:rFonts w:hint="eastAsia"/>
+          <w:color w:val="000000" w:themeColor="text1"/>
+        </w:rPr>
+        <w:t xml:space="preserve"> </w:t>
+      </w:r>
+      <w:proofErr w:type="spellStart"/>
+      <w:r>
+        <w:rPr>
+          <w:color w:val="000000" w:themeColor="text1"/>
+        </w:rPr>
+        <w:t>v.n.</w:t>
+      </w:r>
+      <w:proofErr w:type="spellEnd"/>
+      <w:r>
+        <w:rPr>
+          <w:rFonts w:hint="eastAsia"/>
+          <w:color w:val="000000" w:themeColor="text1"/>
+        </w:rPr>
+        <w:t>宣稱</w:t>
+      </w:r>
+      <w:r>
+        <w:rPr>
+          <w:color w:val="000000" w:themeColor="text1"/>
+        </w:rPr>
+        <w:t>,</w:t>
+      </w:r>
+      <w:r>
+        <w:rPr>
+          <w:rFonts w:hint="eastAsia"/>
+          <w:color w:val="000000" w:themeColor="text1"/>
+        </w:rPr>
+        <w:t>索取、</w:t>
+      </w:r>
+      <w:r>
+        <w:rPr>
+          <w:color w:val="000000" w:themeColor="text1"/>
+        </w:rPr>
+        <w:t>receptionist</w:t>
+      </w:r>
+      <w:r>
+        <w:rPr>
+          <w:rFonts w:hint="eastAsia"/>
+          <w:color w:val="000000" w:themeColor="text1"/>
+        </w:rPr>
+        <w:t xml:space="preserve"> </w:t>
+      </w:r>
+      <w:r>
+        <w:rPr>
+          <w:color w:val="000000" w:themeColor="text1"/>
+        </w:rPr>
+        <w:t>n.</w:t>
+      </w:r>
+      <w:r>
+        <w:rPr>
+          <w:rFonts w:hint="eastAsia"/>
+          <w:color w:val="000000" w:themeColor="text1"/>
+        </w:rPr>
+        <w:t>接待人員</w:t>
+      </w:r>
+    </w:p>
+    <w:p>
+      <w:pPr>
+        <w:rPr>
+          <w:color w:val="000000" w:themeColor="text1"/>
+        </w:rPr>
+      </w:pPr>
+    </w:p>
+    <w:p>
+      <w:pPr>
+        <w:rPr>
+          <w:color w:val="000000" w:themeColor="text1"/>
+        </w:rPr>
+      </w:pPr>
+      <w:r>
+        <w:rPr>
+          <w:color w:val="000000" w:themeColor="text1"/>
+        </w:rPr>
+        <w:t xml:space="preserve">Something fishy is going on! </w:t>
+      </w:r>
+      <w:r>
+        <w:rPr>
+          <w:rFonts w:hint="eastAsia"/>
+          <w:color w:val="000000" w:themeColor="text1"/>
+        </w:rPr>
+        <w:t>有些不尋常的事情發生了</w:t>
+      </w:r>
+    </w:p>
+    <w:p>
+      <w:pPr>
+        <w:rPr>
+          <w:color w:val="000000" w:themeColor="text1"/>
+        </w:rPr>
+      </w:pPr>
+    </w:p>
+    <w:p>
+      <w:pPr>
+        <w:rPr>
+          <w:color w:val="000000" w:themeColor="text1"/>
+        </w:rPr>
+      </w:pPr>
+      <w:r>
+        <w:rPr>
+          <w:color w:val="000000" w:themeColor="text1"/>
+        </w:rPr>
+        <w:t>F</w:t>
+      </w:r>
+      <w:r>
+        <w:rPr>
+          <w:color w:val="000000" w:themeColor="text1"/>
+        </w:rPr>
+        <w:t>inishes</w:t>
+      </w:r>
+      <w:r>
+        <w:rPr>
+          <w:color w:val="000000" w:themeColor="text1"/>
+        </w:rPr>
+        <w:t>(v1)</w:t>
+      </w:r>
+      <w:r>
+        <w:rPr>
+          <w:rFonts w:hint="eastAsia"/>
+          <w:color w:val="000000" w:themeColor="text1"/>
+        </w:rPr>
+        <w:t>、</w:t>
+      </w:r>
+      <w:r>
+        <w:rPr>
+          <w:color w:val="000000" w:themeColor="text1"/>
+        </w:rPr>
+        <w:t>claim</w:t>
+      </w:r>
+      <w:r>
+        <w:rPr>
+          <w:color w:val="000000" w:themeColor="text1"/>
+        </w:rPr>
+        <w:t>(v2)</w:t>
+      </w:r>
+      <w:r>
+        <w:rPr>
+          <w:rFonts w:hint="eastAsia"/>
+          <w:color w:val="000000" w:themeColor="text1"/>
+        </w:rPr>
+        <w:t>需要一個連接詞</w:t>
+      </w:r>
+    </w:p>
+    <w:p>
+      <w:pPr>
+        <w:rPr>
+          <w:color w:val="000000" w:themeColor="text1"/>
+        </w:rPr>
+      </w:pPr>
+      <w:r>
+        <w:rPr>
+          <w:color w:val="000000" w:themeColor="text1"/>
+        </w:rPr>
+        <w:t>C</w:t>
+      </w:r>
+      <w:r>
+        <w:rPr>
+          <w:rFonts w:hint="eastAsia"/>
+          <w:color w:val="000000" w:themeColor="text1"/>
+        </w:rPr>
+        <w:t>、</w:t>
+      </w:r>
+      <w:r>
+        <w:rPr>
+          <w:rFonts w:hint="eastAsia"/>
+          <w:color w:val="000000" w:themeColor="text1"/>
+        </w:rPr>
+        <w:t>d</w:t>
+      </w:r>
+      <w:r>
+        <w:rPr>
+          <w:rFonts w:hint="eastAsia"/>
+          <w:color w:val="000000" w:themeColor="text1"/>
+        </w:rPr>
+        <w:t>不行，因為不是連接詞</w:t>
+      </w:r>
+    </w:p>
+    <w:p>
+      <w:pPr>
+        <w:rPr>
+          <w:color w:val="000000" w:themeColor="text1"/>
+        </w:rPr>
+      </w:pPr>
+      <w:r>
+        <w:rPr>
+          <w:color w:val="000000" w:themeColor="text1"/>
+        </w:rPr>
+        <w:t>B</w:t>
+      </w:r>
+      <w:r>
+        <w:rPr>
+          <w:rFonts w:hint="eastAsia"/>
+          <w:color w:val="000000" w:themeColor="text1"/>
+        </w:rPr>
+        <w:t>不行，因為</w:t>
+      </w:r>
+      <w:r>
+        <w:rPr>
+          <w:color w:val="000000" w:themeColor="text1"/>
+        </w:rPr>
+        <w:t>who</w:t>
+      </w:r>
+      <w:r>
+        <w:rPr>
+          <w:rFonts w:hint="eastAsia"/>
+          <w:color w:val="000000" w:themeColor="text1"/>
+        </w:rPr>
+        <w:t>後面不會接名詞</w:t>
+      </w:r>
+    </w:p>
+    <w:p>
+      <w:pPr>
+        <w:rPr>
+          <w:rFonts w:hint="eastAsia"/>
+          <w:color w:val="000000" w:themeColor="text1"/>
+        </w:rPr>
+      </w:pPr>
+    </w:p>
+    <w:p>
+      <w:pPr>
+        <w:rPr>
+          <w:color w:val="000000" w:themeColor="text1"/>
+        </w:rPr>
+      </w:pPr>
+      <w:proofErr w:type="spellStart"/>
+      <w:r>
+        <w:rPr>
+          <w:color w:val="000000" w:themeColor="text1"/>
+        </w:rPr>
+        <w:t>Wh</w:t>
+      </w:r>
+      <w:proofErr w:type="spellEnd"/>
+      <w:r>
+        <w:rPr>
+          <w:color w:val="000000" w:themeColor="text1"/>
+        </w:rPr>
+        <w:t>-Q+S+V:</w:t>
+      </w:r>
+      <w:r>
+        <w:rPr>
+          <w:rFonts w:hint="eastAsia"/>
+          <w:color w:val="000000" w:themeColor="text1"/>
+        </w:rPr>
+        <w:t>名詞子句</w:t>
+      </w:r>
+    </w:p>
+    <w:p>
+      <w:pPr>
+        <w:rPr>
+          <w:color w:val="000000" w:themeColor="text1"/>
+        </w:rPr>
+      </w:pPr>
+      <w:r>
+        <w:rPr>
+          <w:color w:val="000000" w:themeColor="text1"/>
+        </w:rPr>
+        <w:t xml:space="preserve">I </w:t>
+      </w:r>
+      <w:proofErr w:type="spellStart"/>
+      <w:proofErr w:type="gramStart"/>
+      <w:r>
+        <w:rPr>
+          <w:color w:val="000000" w:themeColor="text1"/>
+        </w:rPr>
+        <w:t>don,t</w:t>
+      </w:r>
+      <w:proofErr w:type="spellEnd"/>
+      <w:proofErr w:type="gramEnd"/>
+      <w:r>
+        <w:rPr>
+          <w:color w:val="000000" w:themeColor="text1"/>
+        </w:rPr>
+        <w:t xml:space="preserve"> know who that person is.</w:t>
+      </w:r>
+    </w:p>
+    <w:p>
+      <w:pPr>
+        <w:rPr>
+          <w:color w:val="000000" w:themeColor="text1"/>
+        </w:rPr>
+      </w:pPr>
+    </w:p>
+    <w:p>
+      <w:pPr>
+        <w:rPr>
+          <w:color w:val="000000" w:themeColor="text1"/>
+        </w:rPr>
+      </w:pPr>
+    </w:p>
+    <w:p>
+      <w:pPr>
+        <w:rPr>
+          <w:color w:val="000000" w:themeColor="text1"/>
+        </w:rPr>
+      </w:pPr>
+      <w:r>
+        <w:rPr>
+          <w:color w:val="000000" w:themeColor="text1"/>
+          <w:highlight w:val="yellow"/>
+        </w:rPr>
+        <w:lastRenderedPageBreak/>
+        <w:t xml:space="preserve">Accumulating </w:t>
+      </w:r>
+      <w:r>
+        <w:rPr>
+          <w:rFonts w:hint="eastAsia"/>
+          <w:color w:val="000000" w:themeColor="text1"/>
+        </w:rPr>
+        <w:t>k</w:t>
+      </w:r>
+      <w:r>
+        <w:rPr>
+          <w:color w:val="000000" w:themeColor="text1"/>
+        </w:rPr>
+        <w:t>nowledge is the number one priority of freshmen in the workplace.</w:t>
+      </w:r>
+    </w:p>
+    <w:p>
+      <w:pPr>
+        <w:rPr>
+          <w:color w:val="000000" w:themeColor="text1"/>
+        </w:rPr>
+      </w:pPr>
+      <w:r>
+        <w:rPr>
+          <w:color w:val="000000" w:themeColor="text1"/>
+        </w:rPr>
+        <w:t>(A)</w:t>
+      </w:r>
+      <w:r>
+        <w:rPr>
+          <w:color w:val="000000" w:themeColor="text1"/>
+        </w:rPr>
+        <w:t>Accumulate</w:t>
+      </w:r>
+      <w:r>
+        <w:rPr>
+          <w:rFonts w:hint="eastAsia"/>
+          <w:color w:val="000000" w:themeColor="text1"/>
+        </w:rPr>
+        <w:t xml:space="preserve"> </w:t>
+      </w:r>
+      <w:r>
+        <w:rPr>
+          <w:rFonts w:hint="eastAsia"/>
+          <w:color w:val="000000" w:themeColor="text1"/>
+        </w:rPr>
+        <w:t>累積</w:t>
+      </w:r>
+      <w:r>
+        <w:rPr>
+          <w:rFonts w:hint="eastAsia"/>
+          <w:color w:val="000000" w:themeColor="text1"/>
+        </w:rPr>
+        <w:t xml:space="preserve"> </w:t>
+      </w:r>
+      <w:r>
+        <w:rPr>
+          <w:color w:val="000000" w:themeColor="text1"/>
+        </w:rPr>
+        <w:t>v</w:t>
+      </w:r>
+      <w:r>
+        <w:rPr>
+          <w:color w:val="000000" w:themeColor="text1"/>
+          <w:highlight w:val="yellow"/>
+        </w:rPr>
+        <w:t>(B)Accumulating</w:t>
+      </w:r>
+      <w:r>
+        <w:rPr>
+          <w:color w:val="000000" w:themeColor="text1"/>
+          <w:highlight w:val="yellow"/>
+        </w:rPr>
+        <w:t xml:space="preserve"> Ving</w:t>
+      </w:r>
+      <w:r>
+        <w:rPr>
+          <w:color w:val="000000" w:themeColor="text1"/>
+        </w:rPr>
+        <w:t>(C)Accumulative</w:t>
+      </w:r>
+      <w:r>
+        <w:rPr>
+          <w:color w:val="000000" w:themeColor="text1"/>
+        </w:rPr>
+        <w:t xml:space="preserve"> Adj</w:t>
+      </w:r>
+      <w:r>
+        <w:rPr>
+          <w:color w:val="000000" w:themeColor="text1"/>
+        </w:rPr>
+        <w:t>(D)Accumulation</w:t>
+      </w:r>
+      <w:r>
+        <w:rPr>
+          <w:color w:val="000000" w:themeColor="text1"/>
+        </w:rPr>
+        <w:t xml:space="preserve"> N</w:t>
+      </w:r>
+    </w:p>
+    <w:p>
+      <w:pPr>
+        <w:rPr>
+          <w:color w:val="000000" w:themeColor="text1"/>
+        </w:rPr>
+      </w:pPr>
+    </w:p>
+    <w:p>
+      <w:pPr>
+        <w:rPr>
+          <w:color w:val="000000" w:themeColor="text1"/>
+        </w:rPr>
+      </w:pPr>
+      <w:r>
+        <w:rPr>
+          <w:color w:val="000000" w:themeColor="text1"/>
+        </w:rPr>
+        <w:t>P</w:t>
+      </w:r>
+      <w:r>
+        <w:rPr>
+          <w:color w:val="000000" w:themeColor="text1"/>
+        </w:rPr>
+        <w:t>riority</w:t>
+      </w:r>
+      <w:r>
+        <w:rPr>
+          <w:color w:val="000000" w:themeColor="text1"/>
+        </w:rPr>
+        <w:t xml:space="preserve"> n.</w:t>
+      </w:r>
+      <w:r>
+        <w:rPr>
+          <w:rFonts w:hint="eastAsia"/>
+          <w:color w:val="000000" w:themeColor="text1"/>
+        </w:rPr>
+        <w:t>優先、</w:t>
+      </w:r>
+      <w:r>
+        <w:rPr>
+          <w:color w:val="000000" w:themeColor="text1"/>
+        </w:rPr>
+        <w:t>freshmen</w:t>
+      </w:r>
+      <w:r>
+        <w:rPr>
+          <w:rFonts w:hint="eastAsia"/>
+          <w:color w:val="000000" w:themeColor="text1"/>
+        </w:rPr>
+        <w:t xml:space="preserve"> n</w:t>
+      </w:r>
+      <w:r>
+        <w:rPr>
+          <w:color w:val="000000" w:themeColor="text1"/>
+        </w:rPr>
+        <w:t>.</w:t>
+      </w:r>
+      <w:r>
+        <w:rPr>
+          <w:rFonts w:hint="eastAsia"/>
+          <w:color w:val="000000" w:themeColor="text1"/>
+        </w:rPr>
+        <w:t>新鮮人、</w:t>
+      </w:r>
+      <w:r>
+        <w:rPr>
+          <w:color w:val="000000" w:themeColor="text1"/>
+        </w:rPr>
+        <w:t>workplace</w:t>
+      </w:r>
+      <w:r>
+        <w:rPr>
+          <w:rFonts w:hint="eastAsia"/>
+          <w:color w:val="000000" w:themeColor="text1"/>
+        </w:rPr>
+        <w:t xml:space="preserve"> n</w:t>
+      </w:r>
+      <w:r>
+        <w:rPr>
+          <w:color w:val="000000" w:themeColor="text1"/>
+        </w:rPr>
+        <w:t>.</w:t>
+      </w:r>
+      <w:r>
+        <w:rPr>
+          <w:rFonts w:hint="eastAsia"/>
+          <w:color w:val="000000" w:themeColor="text1"/>
+        </w:rPr>
+        <w:t>職場</w:t>
+      </w:r>
+    </w:p>
+    <w:p>
+      <w:pPr>
+        <w:rPr>
+          <w:color w:val="000000" w:themeColor="text1"/>
+        </w:rPr>
+      </w:pPr>
+      <w:proofErr w:type="spellStart"/>
+      <w:r>
+        <w:rPr>
+          <w:color w:val="000000" w:themeColor="text1"/>
+        </w:rPr>
+        <w:t>Ving+N</w:t>
+      </w:r>
+      <w:proofErr w:type="spellEnd"/>
+      <w:r>
+        <w:rPr>
+          <w:color w:val="000000" w:themeColor="text1"/>
+        </w:rPr>
+        <w:t>: Collecting coins is fun.</w:t>
+      </w:r>
+    </w:p>
+    <w:p>
+      <w:pPr>
+        <w:rPr>
+          <w:color w:val="000000" w:themeColor="text1"/>
+        </w:rPr>
+      </w:pPr>
+    </w:p>
+    <w:p>
+      <w:pPr>
+        <w:rPr>
+          <w:color w:val="000000" w:themeColor="text1"/>
+        </w:rPr>
+      </w:pPr>
+      <w:r>
+        <w:rPr>
+          <w:rFonts w:hint="eastAsia"/>
+          <w:color w:val="000000" w:themeColor="text1"/>
+        </w:rPr>
+        <w:t>不能選</w:t>
+      </w:r>
+      <w:r>
+        <w:rPr>
+          <w:rFonts w:hint="eastAsia"/>
+          <w:color w:val="000000" w:themeColor="text1"/>
+        </w:rPr>
+        <w:t>a</w:t>
+      </w:r>
+      <w:r>
+        <w:rPr>
+          <w:rFonts w:hint="eastAsia"/>
+          <w:color w:val="000000" w:themeColor="text1"/>
+        </w:rPr>
+        <w:t>，已經有一個動詞</w:t>
+      </w:r>
+      <w:r>
+        <w:rPr>
+          <w:rFonts w:hint="eastAsia"/>
+          <w:color w:val="000000" w:themeColor="text1"/>
+        </w:rPr>
+        <w:t>i</w:t>
+      </w:r>
+      <w:r>
+        <w:rPr>
+          <w:color w:val="000000" w:themeColor="text1"/>
+        </w:rPr>
+        <w:t>s</w:t>
+      </w:r>
+      <w:r>
+        <w:rPr>
+          <w:rFonts w:hint="eastAsia"/>
+          <w:color w:val="000000" w:themeColor="text1"/>
+        </w:rPr>
+        <w:t>，就不能</w:t>
+      </w:r>
+      <w:proofErr w:type="gramStart"/>
+      <w:r>
+        <w:rPr>
+          <w:rFonts w:hint="eastAsia"/>
+          <w:color w:val="000000" w:themeColor="text1"/>
+        </w:rPr>
+        <w:t>再選純動詞</w:t>
+      </w:r>
+      <w:proofErr w:type="gramEnd"/>
+    </w:p>
+    <w:p>
+      <w:pPr>
+        <w:rPr>
+          <w:color w:val="000000" w:themeColor="text1"/>
+        </w:rPr>
+      </w:pPr>
+      <w:r>
+        <w:rPr>
+          <w:rFonts w:hint="eastAsia"/>
+          <w:color w:val="000000" w:themeColor="text1"/>
+        </w:rPr>
+        <w:t>不能選</w:t>
+      </w:r>
+      <w:r>
+        <w:rPr>
+          <w:rFonts w:hint="eastAsia"/>
+          <w:color w:val="000000" w:themeColor="text1"/>
+        </w:rPr>
+        <w:t>d</w:t>
+      </w:r>
+      <w:r>
+        <w:rPr>
+          <w:rFonts w:hint="eastAsia"/>
+          <w:color w:val="000000" w:themeColor="text1"/>
+        </w:rPr>
+        <w:t>，如果是純名詞後面就不會再接名詞了</w:t>
+      </w:r>
+    </w:p>
+    <w:p>
+      <w:pPr>
+        <w:rPr>
+          <w:color w:val="000000" w:themeColor="text1"/>
+        </w:rPr>
+      </w:pPr>
+      <w:r>
+        <w:rPr>
+          <w:rFonts w:hint="eastAsia"/>
+          <w:color w:val="000000" w:themeColor="text1"/>
+        </w:rPr>
+        <w:t>除非是</w:t>
+      </w:r>
+      <w:proofErr w:type="spellStart"/>
+      <w:r>
+        <w:rPr>
+          <w:rFonts w:hint="eastAsia"/>
+          <w:color w:val="000000" w:themeColor="text1"/>
+        </w:rPr>
+        <w:t>N</w:t>
+      </w:r>
+      <w:r>
+        <w:rPr>
+          <w:color w:val="000000" w:themeColor="text1"/>
+        </w:rPr>
+        <w:t>+prep+N</w:t>
+      </w:r>
+      <w:proofErr w:type="spellEnd"/>
+      <w:r>
+        <w:rPr>
+          <w:rFonts w:hint="eastAsia"/>
+          <w:color w:val="000000" w:themeColor="text1"/>
+        </w:rPr>
+        <w:t>:</w:t>
+      </w:r>
+    </w:p>
+    <w:p>
+      <w:pPr>
+        <w:rPr>
+          <w:color w:val="000000" w:themeColor="text1"/>
+        </w:rPr>
+      </w:pPr>
+      <w:proofErr w:type="spellStart"/>
+      <w:r>
+        <w:rPr>
+          <w:rFonts w:hint="eastAsia"/>
+          <w:color w:val="000000" w:themeColor="text1"/>
+        </w:rPr>
+        <w:t>C</w:t>
+      </w:r>
+      <w:r>
+        <w:rPr>
+          <w:color w:val="000000" w:themeColor="text1"/>
+        </w:rPr>
+        <w:t>okkections</w:t>
+      </w:r>
+      <w:proofErr w:type="spellEnd"/>
+      <w:r>
+        <w:rPr>
+          <w:color w:val="000000" w:themeColor="text1"/>
+        </w:rPr>
+        <w:t xml:space="preserve"> of all kinds can be fun.</w:t>
+      </w:r>
+    </w:p>
+    <w:p>
+      <w:pPr>
+        <w:rPr>
           <w:color w:val="000000" w:themeColor="text1"/>
         </w:rPr>
       </w:pPr>
@@ -31087,6 +32383,95 @@
     </w:lvl>
   </w:abstractNum>
   <w:abstractNum w:abstractNumId="42" w15:restartNumberingAfterBreak="0">
+    <w:nsid w:val="60637B1C"/>
+    <w:multiLevelType w:val="hybridMultilevel"/>
+    <w:tmpl w:val="4CBC3D0C"/>
+    <w:lvl w:ilvl="0" w:tplc="08CAA444">
+      <w:start w:val="1"/>
+      <w:numFmt w:val="upperLetter"/>
+      <w:lvlText w:val="(%1)"/>
+      <w:lvlJc w:val="left"/>
+      <w:pPr>
+        <w:ind w:left="360" w:hanging="360"/>
+      </w:pPr>
+      <w:rPr>
+        <w:rFonts w:hint="default"/>
+      </w:rPr>
+    </w:lvl>
+    <w:lvl w:ilvl="1" w:tplc="04090019" w:tentative="1">
+      <w:start w:val="1"/>
+      <w:numFmt w:val="ideographTraditional"/>
+      <w:lvlText w:val="%2、"/>
+      <w:lvlJc w:val="left"/>
+      <w:pPr>
+        <w:ind w:left="960" w:hanging="480"/>
+      </w:pPr>
+    </w:lvl>
+    <w:lvl w:ilvl="2" w:tplc="0409001B" w:tentative="1">
+      <w:start w:val="1"/>
+      <w:numFmt w:val="lowerRoman"/>
+      <w:lvlText w:val="%3."/>
+      <w:lvlJc w:val="right"/>
+      <w:pPr>
+        <w:ind w:left="1440" w:hanging="480"/>
+      </w:pPr>
+    </w:lvl>
+    <w:lvl w:ilvl="3" w:tplc="0409000F" w:tentative="1">
+      <w:start w:val="1"/>
+      <w:numFmt w:val="decimal"/>
+      <w:lvlText w:val="%4."/>
+      <w:lvlJc w:val="left"/>
+      <w:pPr>
+        <w:ind w:left="1920" w:hanging="480"/>
+      </w:pPr>
+    </w:lvl>
+    <w:lvl w:ilvl="4" w:tplc="04090019" w:tentative="1">
+      <w:start w:val="1"/>
+      <w:numFmt w:val="ideographTraditional"/>
+      <w:lvlText w:val="%5、"/>
+      <w:lvlJc w:val="left"/>
+      <w:pPr>
+        <w:ind w:left="2400" w:hanging="480"/>
+      </w:pPr>
+    </w:lvl>
+    <w:lvl w:ilvl="5" w:tplc="0409001B" w:tentative="1">
+      <w:start w:val="1"/>
+      <w:numFmt w:val="lowerRoman"/>
+      <w:lvlText w:val="%6."/>
+      <w:lvlJc w:val="right"/>
+      <w:pPr>
+        <w:ind w:left="2880" w:hanging="480"/>
+      </w:pPr>
+    </w:lvl>
+    <w:lvl w:ilvl="6" w:tplc="0409000F" w:tentative="1">
+      <w:start w:val="1"/>
+      <w:numFmt w:val="decimal"/>
+      <w:lvlText w:val="%7."/>
+      <w:lvlJc w:val="left"/>
+      <w:pPr>
+        <w:ind w:left="3360" w:hanging="480"/>
+      </w:pPr>
+    </w:lvl>
+    <w:lvl w:ilvl="7" w:tplc="04090019" w:tentative="1">
+      <w:start w:val="1"/>
+      <w:numFmt w:val="ideographTraditional"/>
+      <w:lvlText w:val="%8、"/>
+      <w:lvlJc w:val="left"/>
+      <w:pPr>
+        <w:ind w:left="3840" w:hanging="480"/>
+      </w:pPr>
+    </w:lvl>
+    <w:lvl w:ilvl="8" w:tplc="0409001B" w:tentative="1">
+      <w:start w:val="1"/>
+      <w:numFmt w:val="lowerRoman"/>
+      <w:lvlText w:val="%9."/>
+      <w:lvlJc w:val="right"/>
+      <w:pPr>
+        <w:ind w:left="4320" w:hanging="480"/>
+      </w:pPr>
+    </w:lvl>
+  </w:abstractNum>
+  <w:abstractNum w:abstractNumId="43" w15:restartNumberingAfterBreak="0">
     <w:nsid w:val="609177BD"/>
     <w:multiLevelType w:val="hybridMultilevel"/>
     <w:tmpl w:val="680E61BA"/>
@@ -31175,7 +32560,7 @@
       </w:pPr>
     </w:lvl>
   </w:abstractNum>
-  <w:abstractNum w:abstractNumId="43" w15:restartNumberingAfterBreak="0">
+  <w:abstractNum w:abstractNumId="44" w15:restartNumberingAfterBreak="0">
     <w:nsid w:val="62B50E98"/>
     <w:multiLevelType w:val="hybridMultilevel"/>
     <w:tmpl w:val="BDD415A0"/>
@@ -31264,7 +32649,7 @@
       </w:pPr>
     </w:lvl>
   </w:abstractNum>
-  <w:abstractNum w:abstractNumId="44" w15:restartNumberingAfterBreak="0">
+  <w:abstractNum w:abstractNumId="45" w15:restartNumberingAfterBreak="0">
     <w:nsid w:val="647A59BB"/>
     <w:multiLevelType w:val="hybridMultilevel"/>
     <w:tmpl w:val="B6ECFFB6"/>
@@ -31353,7 +32738,7 @@
       </w:pPr>
     </w:lvl>
   </w:abstractNum>
-  <w:abstractNum w:abstractNumId="45" w15:restartNumberingAfterBreak="0">
+  <w:abstractNum w:abstractNumId="46" w15:restartNumberingAfterBreak="0">
     <w:nsid w:val="69C570D4"/>
     <w:multiLevelType w:val="hybridMultilevel"/>
     <w:tmpl w:val="1D269158"/>
@@ -31442,7 +32827,96 @@
       </w:pPr>
     </w:lvl>
   </w:abstractNum>
-  <w:abstractNum w:abstractNumId="46" w15:restartNumberingAfterBreak="0">
+  <w:abstractNum w:abstractNumId="47" w15:restartNumberingAfterBreak="0">
+    <w:nsid w:val="6E4F2B7A"/>
+    <w:multiLevelType w:val="hybridMultilevel"/>
+    <w:tmpl w:val="62E66B82"/>
+    <w:lvl w:ilvl="0" w:tplc="43906BFE">
+      <w:start w:val="1"/>
+      <w:numFmt w:val="upperLetter"/>
+      <w:lvlText w:val="(%1)"/>
+      <w:lvlJc w:val="left"/>
+      <w:pPr>
+        <w:ind w:left="360" w:hanging="360"/>
+      </w:pPr>
+      <w:rPr>
+        <w:rFonts w:hint="default"/>
+      </w:rPr>
+    </w:lvl>
+    <w:lvl w:ilvl="1" w:tplc="04090019" w:tentative="1">
+      <w:start w:val="1"/>
+      <w:numFmt w:val="ideographTraditional"/>
+      <w:lvlText w:val="%2、"/>
+      <w:lvlJc w:val="left"/>
+      <w:pPr>
+        <w:ind w:left="960" w:hanging="480"/>
+      </w:pPr>
+    </w:lvl>
+    <w:lvl w:ilvl="2" w:tplc="0409001B" w:tentative="1">
+      <w:start w:val="1"/>
+      <w:numFmt w:val="lowerRoman"/>
+      <w:lvlText w:val="%3."/>
+      <w:lvlJc w:val="right"/>
+      <w:pPr>
+        <w:ind w:left="1440" w:hanging="480"/>
+      </w:pPr>
+    </w:lvl>
+    <w:lvl w:ilvl="3" w:tplc="0409000F" w:tentative="1">
+      <w:start w:val="1"/>
+      <w:numFmt w:val="decimal"/>
+      <w:lvlText w:val="%4."/>
+      <w:lvlJc w:val="left"/>
+      <w:pPr>
+        <w:ind w:left="1920" w:hanging="480"/>
+      </w:pPr>
+    </w:lvl>
+    <w:lvl w:ilvl="4" w:tplc="04090019" w:tentative="1">
+      <w:start w:val="1"/>
+      <w:numFmt w:val="ideographTraditional"/>
+      <w:lvlText w:val="%5、"/>
+      <w:lvlJc w:val="left"/>
+      <w:pPr>
+        <w:ind w:left="2400" w:hanging="480"/>
+      </w:pPr>
+    </w:lvl>
+    <w:lvl w:ilvl="5" w:tplc="0409001B" w:tentative="1">
+      <w:start w:val="1"/>
+      <w:numFmt w:val="lowerRoman"/>
+      <w:lvlText w:val="%6."/>
+      <w:lvlJc w:val="right"/>
+      <w:pPr>
+        <w:ind w:left="2880" w:hanging="480"/>
+      </w:pPr>
+    </w:lvl>
+    <w:lvl w:ilvl="6" w:tplc="0409000F" w:tentative="1">
+      <w:start w:val="1"/>
+      <w:numFmt w:val="decimal"/>
+      <w:lvlText w:val="%7."/>
+      <w:lvlJc w:val="left"/>
+      <w:pPr>
+        <w:ind w:left="3360" w:hanging="480"/>
+      </w:pPr>
+    </w:lvl>
+    <w:lvl w:ilvl="7" w:tplc="04090019" w:tentative="1">
+      <w:start w:val="1"/>
+      <w:numFmt w:val="ideographTraditional"/>
+      <w:lvlText w:val="%8、"/>
+      <w:lvlJc w:val="left"/>
+      <w:pPr>
+        <w:ind w:left="3840" w:hanging="480"/>
+      </w:pPr>
+    </w:lvl>
+    <w:lvl w:ilvl="8" w:tplc="0409001B" w:tentative="1">
+      <w:start w:val="1"/>
+      <w:numFmt w:val="lowerRoman"/>
+      <w:lvlText w:val="%9."/>
+      <w:lvlJc w:val="right"/>
+      <w:pPr>
+        <w:ind w:left="4320" w:hanging="480"/>
+      </w:pPr>
+    </w:lvl>
+  </w:abstractNum>
+  <w:abstractNum w:abstractNumId="48" w15:restartNumberingAfterBreak="0">
     <w:nsid w:val="6F2E0A24"/>
     <w:multiLevelType w:val="hybridMultilevel"/>
     <w:tmpl w:val="43521F5A"/>
@@ -31531,7 +33005,7 @@
       </w:pPr>
     </w:lvl>
   </w:abstractNum>
-  <w:abstractNum w:abstractNumId="47" w15:restartNumberingAfterBreak="0">
+  <w:abstractNum w:abstractNumId="49" w15:restartNumberingAfterBreak="0">
     <w:nsid w:val="703313C3"/>
     <w:multiLevelType w:val="hybridMultilevel"/>
     <w:tmpl w:val="78F4B278"/>
@@ -31620,7 +33094,7 @@
       </w:pPr>
     </w:lvl>
   </w:abstractNum>
-  <w:abstractNum w:abstractNumId="48" w15:restartNumberingAfterBreak="0">
+  <w:abstractNum w:abstractNumId="50" w15:restartNumberingAfterBreak="0">
     <w:nsid w:val="71274037"/>
     <w:multiLevelType w:val="hybridMultilevel"/>
     <w:tmpl w:val="01AA0F8E"/>
@@ -31709,7 +33183,7 @@
       </w:pPr>
     </w:lvl>
   </w:abstractNum>
-  <w:abstractNum w:abstractNumId="49" w15:restartNumberingAfterBreak="0">
+  <w:abstractNum w:abstractNumId="51" w15:restartNumberingAfterBreak="0">
     <w:nsid w:val="73221F6A"/>
     <w:multiLevelType w:val="hybridMultilevel"/>
     <w:tmpl w:val="0F1602A2"/>
@@ -31798,7 +33272,7 @@
       </w:pPr>
     </w:lvl>
   </w:abstractNum>
-  <w:abstractNum w:abstractNumId="50" w15:restartNumberingAfterBreak="0">
+  <w:abstractNum w:abstractNumId="52" w15:restartNumberingAfterBreak="0">
     <w:nsid w:val="73DC2168"/>
     <w:multiLevelType w:val="hybridMultilevel"/>
     <w:tmpl w:val="E56C0A66"/>
@@ -31887,7 +33361,96 @@
       </w:pPr>
     </w:lvl>
   </w:abstractNum>
-  <w:abstractNum w:abstractNumId="51" w15:restartNumberingAfterBreak="0">
+  <w:abstractNum w:abstractNumId="53" w15:restartNumberingAfterBreak="0">
+    <w:nsid w:val="741D3B52"/>
+    <w:multiLevelType w:val="hybridMultilevel"/>
+    <w:tmpl w:val="29667460"/>
+    <w:lvl w:ilvl="0" w:tplc="E6CA5278">
+      <w:start w:val="1"/>
+      <w:numFmt w:val="upperLetter"/>
+      <w:lvlText w:val="(%1)"/>
+      <w:lvlJc w:val="left"/>
+      <w:pPr>
+        <w:ind w:left="360" w:hanging="360"/>
+      </w:pPr>
+      <w:rPr>
+        <w:rFonts w:hint="default"/>
+      </w:rPr>
+    </w:lvl>
+    <w:lvl w:ilvl="1" w:tplc="04090019" w:tentative="1">
+      <w:start w:val="1"/>
+      <w:numFmt w:val="ideographTraditional"/>
+      <w:lvlText w:val="%2、"/>
+      <w:lvlJc w:val="left"/>
+      <w:pPr>
+        <w:ind w:left="960" w:hanging="480"/>
+      </w:pPr>
+    </w:lvl>
+    <w:lvl w:ilvl="2" w:tplc="0409001B" w:tentative="1">
+      <w:start w:val="1"/>
+      <w:numFmt w:val="lowerRoman"/>
+      <w:lvlText w:val="%3."/>
+      <w:lvlJc w:val="right"/>
+      <w:pPr>
+        <w:ind w:left="1440" w:hanging="480"/>
+      </w:pPr>
+    </w:lvl>
+    <w:lvl w:ilvl="3" w:tplc="0409000F" w:tentative="1">
+      <w:start w:val="1"/>
+      <w:numFmt w:val="decimal"/>
+      <w:lvlText w:val="%4."/>
+      <w:lvlJc w:val="left"/>
+      <w:pPr>
+        <w:ind w:left="1920" w:hanging="480"/>
+      </w:pPr>
+    </w:lvl>
+    <w:lvl w:ilvl="4" w:tplc="04090019" w:tentative="1">
+      <w:start w:val="1"/>
+      <w:numFmt w:val="ideographTraditional"/>
+      <w:lvlText w:val="%5、"/>
+      <w:lvlJc w:val="left"/>
+      <w:pPr>
+        <w:ind w:left="2400" w:hanging="480"/>
+      </w:pPr>
+    </w:lvl>
+    <w:lvl w:ilvl="5" w:tplc="0409001B" w:tentative="1">
+      <w:start w:val="1"/>
+      <w:numFmt w:val="lowerRoman"/>
+      <w:lvlText w:val="%6."/>
+      <w:lvlJc w:val="right"/>
+      <w:pPr>
+        <w:ind w:left="2880" w:hanging="480"/>
+      </w:pPr>
+    </w:lvl>
+    <w:lvl w:ilvl="6" w:tplc="0409000F" w:tentative="1">
+      <w:start w:val="1"/>
+      <w:numFmt w:val="decimal"/>
+      <w:lvlText w:val="%7."/>
+      <w:lvlJc w:val="left"/>
+      <w:pPr>
+        <w:ind w:left="3360" w:hanging="480"/>
+      </w:pPr>
+    </w:lvl>
+    <w:lvl w:ilvl="7" w:tplc="04090019" w:tentative="1">
+      <w:start w:val="1"/>
+      <w:numFmt w:val="ideographTraditional"/>
+      <w:lvlText w:val="%8、"/>
+      <w:lvlJc w:val="left"/>
+      <w:pPr>
+        <w:ind w:left="3840" w:hanging="480"/>
+      </w:pPr>
+    </w:lvl>
+    <w:lvl w:ilvl="8" w:tplc="0409001B" w:tentative="1">
+      <w:start w:val="1"/>
+      <w:numFmt w:val="lowerRoman"/>
+      <w:lvlText w:val="%9."/>
+      <w:lvlJc w:val="right"/>
+      <w:pPr>
+        <w:ind w:left="4320" w:hanging="480"/>
+      </w:pPr>
+    </w:lvl>
+  </w:abstractNum>
+  <w:abstractNum w:abstractNumId="54" w15:restartNumberingAfterBreak="0">
     <w:nsid w:val="75226988"/>
     <w:multiLevelType w:val="hybridMultilevel"/>
     <w:tmpl w:val="FE52247A"/>
@@ -31976,7 +33539,7 @@
       </w:pPr>
     </w:lvl>
   </w:abstractNum>
-  <w:abstractNum w:abstractNumId="52" w15:restartNumberingAfterBreak="0">
+  <w:abstractNum w:abstractNumId="55" w15:restartNumberingAfterBreak="0">
     <w:nsid w:val="76444F03"/>
     <w:multiLevelType w:val="hybridMultilevel"/>
     <w:tmpl w:val="A16648C8"/>
@@ -32065,7 +33628,7 @@
       </w:pPr>
     </w:lvl>
   </w:abstractNum>
-  <w:abstractNum w:abstractNumId="53" w15:restartNumberingAfterBreak="0">
+  <w:abstractNum w:abstractNumId="56" w15:restartNumberingAfterBreak="0">
     <w:nsid w:val="775001FE"/>
     <w:multiLevelType w:val="hybridMultilevel"/>
     <w:tmpl w:val="D26051BC"/>
@@ -32154,7 +33717,7 @@
       </w:pPr>
     </w:lvl>
   </w:abstractNum>
-  <w:abstractNum w:abstractNumId="54" w15:restartNumberingAfterBreak="0">
+  <w:abstractNum w:abstractNumId="57" w15:restartNumberingAfterBreak="0">
     <w:nsid w:val="79A8772D"/>
     <w:multiLevelType w:val="hybridMultilevel"/>
     <w:tmpl w:val="A07AFE8E"/>
@@ -32243,7 +33806,7 @@
       </w:pPr>
     </w:lvl>
   </w:abstractNum>
-  <w:abstractNum w:abstractNumId="55" w15:restartNumberingAfterBreak="0">
+  <w:abstractNum w:abstractNumId="58" w15:restartNumberingAfterBreak="0">
     <w:nsid w:val="7B123881"/>
     <w:multiLevelType w:val="hybridMultilevel"/>
     <w:tmpl w:val="A59E4332"/>
@@ -32332,7 +33895,7 @@
       </w:pPr>
     </w:lvl>
   </w:abstractNum>
-  <w:abstractNum w:abstractNumId="56" w15:restartNumberingAfterBreak="0">
+  <w:abstractNum w:abstractNumId="59" w15:restartNumberingAfterBreak="0">
     <w:nsid w:val="7C187F3C"/>
     <w:multiLevelType w:val="hybridMultilevel"/>
     <w:tmpl w:val="7C3EB84C"/>
@@ -32421,7 +33984,7 @@
       </w:pPr>
     </w:lvl>
   </w:abstractNum>
-  <w:abstractNum w:abstractNumId="57" w15:restartNumberingAfterBreak="0">
+  <w:abstractNum w:abstractNumId="60" w15:restartNumberingAfterBreak="0">
     <w:nsid w:val="7D7E23CE"/>
     <w:multiLevelType w:val="hybridMultilevel"/>
     <w:tmpl w:val="2DEAF36E"/>
@@ -32510,7 +34073,7 @@
       </w:pPr>
     </w:lvl>
   </w:abstractNum>
-  <w:abstractNum w:abstractNumId="58" w15:restartNumberingAfterBreak="0">
+  <w:abstractNum w:abstractNumId="61" w15:restartNumberingAfterBreak="0">
     <w:nsid w:val="7D8370E3"/>
     <w:multiLevelType w:val="hybridMultilevel"/>
     <w:tmpl w:val="706C694C"/>
@@ -32599,7 +34162,7 @@
       </w:pPr>
     </w:lvl>
   </w:abstractNum>
-  <w:abstractNum w:abstractNumId="59" w15:restartNumberingAfterBreak="0">
+  <w:abstractNum w:abstractNumId="62" w15:restartNumberingAfterBreak="0">
     <w:nsid w:val="7E5421B4"/>
     <w:multiLevelType w:val="hybridMultilevel"/>
     <w:tmpl w:val="32101888"/>
@@ -32692,13 +34255,13 @@
     <w:abstractNumId w:val="36"/>
   </w:num>
   <w:num w:numId="2" w16cid:durableId="575020547">
-    <w:abstractNumId w:val="53"/>
+    <w:abstractNumId w:val="56"/>
   </w:num>
   <w:num w:numId="3" w16cid:durableId="646208146">
     <w:abstractNumId w:val="9"/>
   </w:num>
   <w:num w:numId="4" w16cid:durableId="1865290467">
-    <w:abstractNumId w:val="55"/>
+    <w:abstractNumId w:val="58"/>
   </w:num>
   <w:num w:numId="5" w16cid:durableId="313880131">
     <w:abstractNumId w:val="26"/>
@@ -32722,13 +34285,13 @@
     <w:abstractNumId w:val="38"/>
   </w:num>
   <w:num w:numId="12" w16cid:durableId="931743370">
-    <w:abstractNumId w:val="58"/>
+    <w:abstractNumId w:val="61"/>
   </w:num>
   <w:num w:numId="13" w16cid:durableId="582497875">
-    <w:abstractNumId w:val="50"/>
+    <w:abstractNumId w:val="52"/>
   </w:num>
   <w:num w:numId="14" w16cid:durableId="2077779316">
-    <w:abstractNumId w:val="44"/>
+    <w:abstractNumId w:val="45"/>
   </w:num>
   <w:num w:numId="15" w16cid:durableId="1736052775">
     <w:abstractNumId w:val="13"/>
@@ -32749,7 +34312,7 @@
     <w:abstractNumId w:val="4"/>
   </w:num>
   <w:num w:numId="21" w16cid:durableId="844591418">
-    <w:abstractNumId w:val="56"/>
+    <w:abstractNumId w:val="59"/>
   </w:num>
   <w:num w:numId="22" w16cid:durableId="660162019">
     <w:abstractNumId w:val="1"/>
@@ -32761,7 +34324,7 @@
     <w:abstractNumId w:val="32"/>
   </w:num>
   <w:num w:numId="25" w16cid:durableId="47269465">
-    <w:abstractNumId w:val="51"/>
+    <w:abstractNumId w:val="54"/>
   </w:num>
   <w:num w:numId="26" w16cid:durableId="1758208378">
     <w:abstractNumId w:val="23"/>
@@ -32770,19 +34333,19 @@
     <w:abstractNumId w:val="18"/>
   </w:num>
   <w:num w:numId="28" w16cid:durableId="357236879">
-    <w:abstractNumId w:val="42"/>
+    <w:abstractNumId w:val="43"/>
   </w:num>
   <w:num w:numId="29" w16cid:durableId="806894354">
-    <w:abstractNumId w:val="48"/>
+    <w:abstractNumId w:val="50"/>
   </w:num>
   <w:num w:numId="30" w16cid:durableId="1846246767">
     <w:abstractNumId w:val="24"/>
   </w:num>
   <w:num w:numId="31" w16cid:durableId="125785530">
-    <w:abstractNumId w:val="46"/>
+    <w:abstractNumId w:val="48"/>
   </w:num>
   <w:num w:numId="32" w16cid:durableId="583691044">
-    <w:abstractNumId w:val="59"/>
+    <w:abstractNumId w:val="62"/>
   </w:num>
   <w:num w:numId="33" w16cid:durableId="308940394">
     <w:abstractNumId w:val="21"/>
@@ -32806,7 +34369,7 @@
     <w:abstractNumId w:val="16"/>
   </w:num>
   <w:num w:numId="40" w16cid:durableId="1160653140">
-    <w:abstractNumId w:val="57"/>
+    <w:abstractNumId w:val="60"/>
   </w:num>
   <w:num w:numId="41" w16cid:durableId="498039688">
     <w:abstractNumId w:val="14"/>
@@ -32815,10 +34378,10 @@
     <w:abstractNumId w:val="27"/>
   </w:num>
   <w:num w:numId="43" w16cid:durableId="2126578927">
-    <w:abstractNumId w:val="45"/>
+    <w:abstractNumId w:val="46"/>
   </w:num>
   <w:num w:numId="44" w16cid:durableId="247931208">
-    <w:abstractNumId w:val="43"/>
+    <w:abstractNumId w:val="44"/>
   </w:num>
   <w:num w:numId="45" w16cid:durableId="1955283914">
     <w:abstractNumId w:val="10"/>
@@ -32827,13 +34390,13 @@
     <w:abstractNumId w:val="41"/>
   </w:num>
   <w:num w:numId="47" w16cid:durableId="36054424">
-    <w:abstractNumId w:val="49"/>
+    <w:abstractNumId w:val="51"/>
   </w:num>
   <w:num w:numId="48" w16cid:durableId="632559833">
     <w:abstractNumId w:val="5"/>
   </w:num>
   <w:num w:numId="49" w16cid:durableId="1985088345">
-    <w:abstractNumId w:val="54"/>
+    <w:abstractNumId w:val="57"/>
   </w:num>
   <w:num w:numId="50" w16cid:durableId="170341225">
     <w:abstractNumId w:val="30"/>
@@ -32848,7 +34411,7 @@
     <w:abstractNumId w:val="35"/>
   </w:num>
   <w:num w:numId="54" w16cid:durableId="1570573678">
-    <w:abstractNumId w:val="47"/>
+    <w:abstractNumId w:val="49"/>
   </w:num>
   <w:num w:numId="55" w16cid:durableId="1519006612">
     <w:abstractNumId w:val="33"/>
@@ -32860,13 +34423,22 @@
     <w:abstractNumId w:val="19"/>
   </w:num>
   <w:num w:numId="58" w16cid:durableId="1882207265">
-    <w:abstractNumId w:val="52"/>
+    <w:abstractNumId w:val="55"/>
   </w:num>
   <w:num w:numId="59" w16cid:durableId="585262215">
     <w:abstractNumId w:val="17"/>
   </w:num>
   <w:num w:numId="60" w16cid:durableId="1026639352">
     <w:abstractNumId w:val="3"/>
+  </w:num>
+  <w:num w:numId="61" w16cid:durableId="245462647">
+    <w:abstractNumId w:val="42"/>
+  </w:num>
+  <w:num w:numId="62" w16cid:durableId="640352719">
+    <w:abstractNumId w:val="47"/>
+  </w:num>
+  <w:num w:numId="63" w16cid:durableId="422655112">
+    <w:abstractNumId w:val="53"/>
   </w:num>
 </w:numbering>
 </file>

--- a/碩一/TOEIC/介係詞代名詞.docx
+++ b/碩一/TOEIC/介係詞代名詞.docx
@@ -27343,7 +27343,6 @@
     <w:p>
       <w:pPr>
         <w:rPr>
-          <w:rFonts w:hint="eastAsia"/>
           <w:color w:val="000000" w:themeColor="text1"/>
         </w:rPr>
       </w:pPr>
@@ -27494,19 +27493,7 @@
         <w:rPr>
           <w:color w:val="000000" w:themeColor="text1"/>
         </w:rPr>
-        <w:t>S</w:t>
-      </w:r>
-      <w:r>
-        <w:rPr>
-          <w:color w:val="000000" w:themeColor="text1"/>
-        </w:rPr>
-        <w:t>ubcontractors</w:t>
-      </w:r>
-      <w:r>
-        <w:rPr>
-          <w:color w:val="000000" w:themeColor="text1"/>
-        </w:rPr>
-        <w:t xml:space="preserve"> n. </w:t>
+        <w:t xml:space="preserve">Subcontractors n. </w:t>
       </w:r>
       <w:r>
         <w:rPr>
@@ -27545,13 +27532,7 @@
         <w:rPr>
           <w:color w:val="000000" w:themeColor="text1"/>
         </w:rPr>
-        <w:t>terms</w:t>
-      </w:r>
-      <w:r>
-        <w:rPr>
-          <w:color w:val="000000" w:themeColor="text1"/>
-        </w:rPr>
-        <w:t xml:space="preserve"> n.</w:t>
+        <w:t>terms n.</w:t>
       </w:r>
       <w:r>
         <w:rPr>
@@ -27698,7 +27679,6 @@
     <w:p>
       <w:pPr>
         <w:rPr>
-          <w:rFonts w:hint="eastAsia"/>
           <w:color w:val="000000" w:themeColor="text1"/>
         </w:rPr>
       </w:pPr>
@@ -28012,19 +27992,7 @@
         <w:rPr>
           <w:color w:val="000000" w:themeColor="text1"/>
         </w:rPr>
-        <w:t>F</w:t>
-      </w:r>
-      <w:r>
-        <w:rPr>
-          <w:color w:val="000000" w:themeColor="text1"/>
-        </w:rPr>
-        <w:t>inishes</w:t>
-      </w:r>
-      <w:r>
-        <w:rPr>
-          <w:color w:val="000000" w:themeColor="text1"/>
-        </w:rPr>
-        <w:t>(v1)</w:t>
+        <w:t>Finishes(v1)</w:t>
       </w:r>
       <w:r>
         <w:rPr>
@@ -28037,13 +28005,7 @@
         <w:rPr>
           <w:color w:val="000000" w:themeColor="text1"/>
         </w:rPr>
-        <w:t>claim</w:t>
-      </w:r>
-      <w:r>
-        <w:rPr>
-          <w:color w:val="000000" w:themeColor="text1"/>
-        </w:rPr>
-        <w:t>(v2)</w:t>
+        <w:t>claim(v2)</w:t>
       </w:r>
       <w:r>
         <w:rPr>
@@ -28123,7 +28085,6 @@
     <w:p>
       <w:pPr>
         <w:rPr>
-          <w:rFonts w:hint="eastAsia"/>
           <w:color w:val="000000" w:themeColor="text1"/>
         </w:rPr>
       </w:pPr>
@@ -28328,19 +28289,7 @@
         <w:rPr>
           <w:color w:val="000000" w:themeColor="text1"/>
         </w:rPr>
-        <w:t>P</w:t>
-      </w:r>
-      <w:r>
-        <w:rPr>
-          <w:color w:val="000000" w:themeColor="text1"/>
-        </w:rPr>
-        <w:t>riority</w:t>
-      </w:r>
-      <w:r>
-        <w:rPr>
-          <w:color w:val="000000" w:themeColor="text1"/>
-        </w:rPr>
-        <w:t xml:space="preserve"> n.</w:t>
+        <w:t>Priority n.</w:t>
       </w:r>
       <w:r>
         <w:rPr>
@@ -28589,7 +28538,2670 @@
     <w:p>
       <w:pPr>
         <w:rPr>
-          <w:rFonts w:hint="eastAsia"/>
+          <w:color w:val="000000" w:themeColor="text1"/>
+        </w:rPr>
+      </w:pPr>
+      <w:proofErr w:type="spellStart"/>
+      <w:r>
+        <w:rPr>
+          <w:color w:val="000000" w:themeColor="text1"/>
+        </w:rPr>
+        <w:t>Empolyees</w:t>
+      </w:r>
+      <w:proofErr w:type="spellEnd"/>
+      <w:r>
+        <w:rPr>
+          <w:color w:val="000000" w:themeColor="text1"/>
+        </w:rPr>
+        <w:t xml:space="preserve"> </w:t>
+      </w:r>
+      <w:r>
+        <w:rPr>
+          <w:color w:val="FF0000"/>
+        </w:rPr>
+        <w:t xml:space="preserve">tend </w:t>
+      </w:r>
+      <w:r>
+        <w:rPr>
+          <w:color w:val="000000" w:themeColor="text1"/>
+          <w:highlight w:val="yellow"/>
+        </w:rPr>
+        <w:t>to perform</w:t>
+      </w:r>
+      <w:r>
+        <w:rPr>
+          <w:color w:val="FF0000"/>
+        </w:rPr>
+        <w:t xml:space="preserve"> </w:t>
+      </w:r>
+      <w:r>
+        <w:rPr>
+          <w:color w:val="000000" w:themeColor="text1"/>
+        </w:rPr>
+        <w:t>better and show more commitment in their job when they are empowered.</w:t>
+      </w:r>
+    </w:p>
+    <w:p>
+      <w:pPr>
+        <w:rPr>
+          <w:color w:val="000000" w:themeColor="text1"/>
+        </w:rPr>
+      </w:pPr>
+      <w:r>
+        <w:rPr>
+          <w:color w:val="000000" w:themeColor="text1"/>
+        </w:rPr>
+        <w:t>(A)</w:t>
+      </w:r>
+      <w:r>
+        <w:rPr>
+          <w:color w:val="000000" w:themeColor="text1"/>
+        </w:rPr>
+        <w:t>performing(B)performance</w:t>
+      </w:r>
+      <w:r>
+        <w:rPr>
+          <w:rFonts w:hint="eastAsia"/>
+          <w:color w:val="000000" w:themeColor="text1"/>
+        </w:rPr>
+        <w:t xml:space="preserve"> </w:t>
+      </w:r>
+      <w:r>
+        <w:rPr>
+          <w:color w:val="000000" w:themeColor="text1"/>
+        </w:rPr>
+        <w:t xml:space="preserve">N </w:t>
+      </w:r>
+      <w:r>
+        <w:rPr>
+          <w:rFonts w:hint="eastAsia"/>
+          <w:color w:val="000000" w:themeColor="text1"/>
+        </w:rPr>
+        <w:t>表現</w:t>
+      </w:r>
+      <w:r>
+        <w:rPr>
+          <w:color w:val="000000" w:themeColor="text1"/>
+        </w:rPr>
+        <w:t>/</w:t>
+      </w:r>
+      <w:r>
+        <w:rPr>
+          <w:rFonts w:hint="eastAsia"/>
+          <w:color w:val="000000" w:themeColor="text1"/>
+        </w:rPr>
+        <w:t>表演</w:t>
+      </w:r>
+      <w:r>
+        <w:rPr>
+          <w:color w:val="000000" w:themeColor="text1"/>
+          <w:highlight w:val="yellow"/>
+        </w:rPr>
+        <w:t>(C)to perform</w:t>
+      </w:r>
+      <w:r>
+        <w:rPr>
+          <w:color w:val="000000" w:themeColor="text1"/>
+        </w:rPr>
+        <w:t>(D)performed</w:t>
+      </w:r>
+    </w:p>
+    <w:p>
+      <w:pPr>
+        <w:rPr>
+          <w:color w:val="000000" w:themeColor="text1"/>
+        </w:rPr>
+      </w:pPr>
+      <w:r>
+        <w:rPr>
+          <w:color w:val="000000" w:themeColor="text1"/>
+        </w:rPr>
+        <w:t>Commitment n.</w:t>
+      </w:r>
+      <w:r>
+        <w:rPr>
+          <w:rFonts w:hint="eastAsia"/>
+          <w:color w:val="000000" w:themeColor="text1"/>
+        </w:rPr>
+        <w:t>奉獻</w:t>
+      </w:r>
+      <w:r>
+        <w:rPr>
+          <w:rFonts w:hint="eastAsia"/>
+          <w:color w:val="000000" w:themeColor="text1"/>
+        </w:rPr>
+        <w:t>/</w:t>
+      </w:r>
+      <w:r>
+        <w:rPr>
+          <w:rFonts w:hint="eastAsia"/>
+          <w:color w:val="000000" w:themeColor="text1"/>
+        </w:rPr>
+        <w:t>保證、</w:t>
+      </w:r>
+      <w:r>
+        <w:rPr>
+          <w:color w:val="000000" w:themeColor="text1"/>
+        </w:rPr>
+        <w:t>empowered</w:t>
+      </w:r>
+      <w:r>
+        <w:rPr>
+          <w:rFonts w:hint="eastAsia"/>
+          <w:color w:val="000000" w:themeColor="text1"/>
+        </w:rPr>
+        <w:t xml:space="preserve"> </w:t>
+      </w:r>
+      <w:r>
+        <w:rPr>
+          <w:color w:val="000000" w:themeColor="text1"/>
+        </w:rPr>
+        <w:t>adj.</w:t>
+      </w:r>
+      <w:r>
+        <w:rPr>
+          <w:rFonts w:hint="eastAsia"/>
+          <w:color w:val="000000" w:themeColor="text1"/>
+        </w:rPr>
+        <w:t>自信</w:t>
+      </w:r>
+      <w:r>
+        <w:rPr>
+          <w:rFonts w:hint="eastAsia"/>
+          <w:color w:val="000000" w:themeColor="text1"/>
+        </w:rPr>
+        <w:t>/</w:t>
+      </w:r>
+      <w:r>
+        <w:rPr>
+          <w:rFonts w:hint="eastAsia"/>
+          <w:color w:val="000000" w:themeColor="text1"/>
+        </w:rPr>
+        <w:t>經授權</w:t>
+      </w:r>
+      <w:r>
+        <w:rPr>
+          <w:rFonts w:hint="eastAsia"/>
+          <w:color w:val="000000" w:themeColor="text1"/>
+        </w:rPr>
+        <w:t>、</w:t>
+      </w:r>
+      <w:proofErr w:type="spellStart"/>
+      <w:r>
+        <w:rPr>
+          <w:color w:val="000000" w:themeColor="text1"/>
+        </w:rPr>
+        <w:t>tend</w:t>
+      </w:r>
+      <w:proofErr w:type="spellEnd"/>
+      <w:r>
+        <w:rPr>
+          <w:rFonts w:hint="eastAsia"/>
+          <w:color w:val="000000" w:themeColor="text1"/>
+        </w:rPr>
+        <w:t xml:space="preserve"> </w:t>
+      </w:r>
+      <w:r>
+        <w:rPr>
+          <w:color w:val="000000" w:themeColor="text1"/>
+        </w:rPr>
+        <w:t>v.</w:t>
+      </w:r>
+      <w:r>
+        <w:rPr>
+          <w:rFonts w:hint="eastAsia"/>
+          <w:color w:val="000000" w:themeColor="text1"/>
+        </w:rPr>
+        <w:t>傾向</w:t>
+      </w:r>
+      <w:r>
+        <w:rPr>
+          <w:rFonts w:hint="eastAsia"/>
+          <w:color w:val="000000" w:themeColor="text1"/>
+        </w:rPr>
+        <w:t>/</w:t>
+      </w:r>
+      <w:r>
+        <w:rPr>
+          <w:rFonts w:hint="eastAsia"/>
+          <w:color w:val="000000" w:themeColor="text1"/>
+        </w:rPr>
+        <w:t>照顧</w:t>
+      </w:r>
+    </w:p>
+    <w:p>
+      <w:pPr>
+        <w:rPr>
+          <w:color w:val="000000" w:themeColor="text1"/>
+        </w:rPr>
+      </w:pPr>
+    </w:p>
+    <w:p>
+      <w:pPr>
+        <w:rPr>
+          <w:color w:val="000000" w:themeColor="text1"/>
+        </w:rPr>
+      </w:pPr>
+      <w:proofErr w:type="spellStart"/>
+      <w:proofErr w:type="gramStart"/>
+      <w:r>
+        <w:rPr>
+          <w:color w:val="000000" w:themeColor="text1"/>
+        </w:rPr>
+        <w:t>One,s</w:t>
+      </w:r>
+      <w:proofErr w:type="spellEnd"/>
+      <w:proofErr w:type="gramEnd"/>
+      <w:r>
+        <w:rPr>
+          <w:color w:val="000000" w:themeColor="text1"/>
+        </w:rPr>
+        <w:t xml:space="preserve"> retention and recall ability becomes </w:t>
+      </w:r>
+      <w:r>
+        <w:rPr>
+          <w:color w:val="000000" w:themeColor="text1"/>
+          <w:highlight w:val="yellow"/>
+        </w:rPr>
+        <w:t>substantially</w:t>
+      </w:r>
+      <w:r>
+        <w:rPr>
+          <w:color w:val="000000" w:themeColor="text1"/>
+        </w:rPr>
+        <w:t xml:space="preserve"> better when they receive ample rest.</w:t>
+      </w:r>
+    </w:p>
+    <w:p>
+      <w:pPr>
+        <w:rPr>
+          <w:color w:val="000000" w:themeColor="text1"/>
+        </w:rPr>
+      </w:pPr>
+      <w:r>
+        <w:rPr>
+          <w:rFonts w:hint="eastAsia"/>
+          <w:color w:val="000000" w:themeColor="text1"/>
+          <w:highlight w:val="yellow"/>
+        </w:rPr>
+        <w:t>(</w:t>
+      </w:r>
+      <w:r>
+        <w:rPr>
+          <w:color w:val="000000" w:themeColor="text1"/>
+          <w:highlight w:val="yellow"/>
+        </w:rPr>
+        <w:t>A</w:t>
+      </w:r>
+      <w:r>
+        <w:rPr>
+          <w:rFonts w:hint="eastAsia"/>
+          <w:color w:val="000000" w:themeColor="text1"/>
+          <w:highlight w:val="yellow"/>
+        </w:rPr>
+        <w:t>)</w:t>
+      </w:r>
+      <w:r>
+        <w:rPr>
+          <w:color w:val="000000" w:themeColor="text1"/>
+          <w:highlight w:val="yellow"/>
+        </w:rPr>
+        <w:t>substantially</w:t>
+      </w:r>
+      <w:r>
+        <w:rPr>
+          <w:rFonts w:hint="eastAsia"/>
+          <w:color w:val="000000" w:themeColor="text1"/>
+          <w:highlight w:val="yellow"/>
+        </w:rPr>
+        <w:t>基本上</w:t>
+      </w:r>
+      <w:r>
+        <w:rPr>
+          <w:rFonts w:hint="eastAsia"/>
+          <w:color w:val="000000" w:themeColor="text1"/>
+          <w:highlight w:val="yellow"/>
+        </w:rPr>
+        <w:t>/</w:t>
+      </w:r>
+      <w:r>
+        <w:rPr>
+          <w:rFonts w:hint="eastAsia"/>
+          <w:color w:val="000000" w:themeColor="text1"/>
+          <w:highlight w:val="yellow"/>
+        </w:rPr>
+        <w:t>可觀的</w:t>
+      </w:r>
+      <w:r>
+        <w:rPr>
+          <w:color w:val="000000" w:themeColor="text1"/>
+        </w:rPr>
+        <w:t>(B)lightly</w:t>
+      </w:r>
+      <w:r>
+        <w:rPr>
+          <w:rFonts w:hint="eastAsia"/>
+          <w:color w:val="000000" w:themeColor="text1"/>
+        </w:rPr>
+        <w:t>輕的</w:t>
+      </w:r>
+      <w:r>
+        <w:rPr>
+          <w:color w:val="000000" w:themeColor="text1"/>
+        </w:rPr>
+        <w:t>(C)annoyingly</w:t>
+      </w:r>
+      <w:r>
+        <w:rPr>
+          <w:rFonts w:hint="eastAsia"/>
+          <w:color w:val="000000" w:themeColor="text1"/>
+        </w:rPr>
+        <w:t>厭煩的</w:t>
+      </w:r>
+      <w:r>
+        <w:rPr>
+          <w:color w:val="000000" w:themeColor="text1"/>
+        </w:rPr>
+        <w:t>(D)randomly</w:t>
+      </w:r>
+      <w:r>
+        <w:rPr>
+          <w:rFonts w:hint="eastAsia"/>
+          <w:color w:val="000000" w:themeColor="text1"/>
+        </w:rPr>
+        <w:t>隨機的</w:t>
+      </w:r>
+    </w:p>
+    <w:p>
+      <w:pPr>
+        <w:rPr>
+          <w:color w:val="000000" w:themeColor="text1"/>
+        </w:rPr>
+      </w:pPr>
+    </w:p>
+    <w:p>
+      <w:pPr>
+        <w:rPr>
+          <w:color w:val="000000" w:themeColor="text1"/>
+        </w:rPr>
+      </w:pPr>
+      <w:r>
+        <w:rPr>
+          <w:color w:val="000000" w:themeColor="text1"/>
+        </w:rPr>
+        <w:t>Retention n.</w:t>
+      </w:r>
+      <w:r>
+        <w:rPr>
+          <w:rFonts w:hint="eastAsia"/>
+          <w:color w:val="000000" w:themeColor="text1"/>
+        </w:rPr>
+        <w:t>保留</w:t>
+      </w:r>
+      <w:r>
+        <w:rPr>
+          <w:rFonts w:hint="eastAsia"/>
+          <w:color w:val="000000" w:themeColor="text1"/>
+        </w:rPr>
+        <w:t>/</w:t>
+      </w:r>
+      <w:r>
+        <w:rPr>
+          <w:rFonts w:hint="eastAsia"/>
+          <w:color w:val="000000" w:themeColor="text1"/>
+        </w:rPr>
+        <w:t>維持、</w:t>
+      </w:r>
+      <w:r>
+        <w:rPr>
+          <w:color w:val="000000" w:themeColor="text1"/>
+        </w:rPr>
+        <w:t>recall</w:t>
+      </w:r>
+      <w:r>
+        <w:rPr>
+          <w:rFonts w:hint="eastAsia"/>
+          <w:color w:val="000000" w:themeColor="text1"/>
+        </w:rPr>
+        <w:t xml:space="preserve"> </w:t>
+      </w:r>
+      <w:r>
+        <w:rPr>
+          <w:color w:val="000000" w:themeColor="text1"/>
+        </w:rPr>
+        <w:t>v.</w:t>
+      </w:r>
+      <w:r>
+        <w:rPr>
+          <w:rFonts w:hint="eastAsia"/>
+          <w:color w:val="000000" w:themeColor="text1"/>
+        </w:rPr>
+        <w:t>回憶</w:t>
+      </w:r>
+      <w:r>
+        <w:rPr>
+          <w:rFonts w:hint="eastAsia"/>
+          <w:color w:val="000000" w:themeColor="text1"/>
+        </w:rPr>
+        <w:t>/</w:t>
+      </w:r>
+      <w:r>
+        <w:rPr>
+          <w:rFonts w:hint="eastAsia"/>
+          <w:color w:val="000000" w:themeColor="text1"/>
+        </w:rPr>
+        <w:t>收回</w:t>
+      </w:r>
+      <w:r>
+        <w:rPr>
+          <w:rFonts w:hint="eastAsia"/>
+          <w:color w:val="000000" w:themeColor="text1"/>
+        </w:rPr>
+        <w:t>,</w:t>
+      </w:r>
+      <w:r>
+        <w:rPr>
+          <w:color w:val="000000" w:themeColor="text1"/>
+        </w:rPr>
+        <w:t>n.</w:t>
+      </w:r>
+      <w:r>
+        <w:rPr>
+          <w:rFonts w:hint="eastAsia"/>
+          <w:color w:val="000000" w:themeColor="text1"/>
+        </w:rPr>
+        <w:t>記性、</w:t>
+      </w:r>
+      <w:r>
+        <w:rPr>
+          <w:color w:val="000000" w:themeColor="text1"/>
+        </w:rPr>
+        <w:t>ample</w:t>
+      </w:r>
+      <w:r>
+        <w:rPr>
+          <w:rFonts w:hint="eastAsia"/>
+          <w:color w:val="000000" w:themeColor="text1"/>
+        </w:rPr>
+        <w:t xml:space="preserve"> a</w:t>
+      </w:r>
+      <w:r>
+        <w:rPr>
+          <w:color w:val="000000" w:themeColor="text1"/>
+        </w:rPr>
+        <w:t>dj.</w:t>
+      </w:r>
+      <w:r>
+        <w:rPr>
+          <w:rFonts w:hint="eastAsia"/>
+          <w:color w:val="000000" w:themeColor="text1"/>
+        </w:rPr>
+        <w:t>足夠</w:t>
+      </w:r>
+      <w:r>
+        <w:rPr>
+          <w:rFonts w:hint="eastAsia"/>
+          <w:color w:val="000000" w:themeColor="text1"/>
+        </w:rPr>
+        <w:t>/</w:t>
+      </w:r>
+      <w:r>
+        <w:rPr>
+          <w:rFonts w:hint="eastAsia"/>
+          <w:color w:val="000000" w:themeColor="text1"/>
+        </w:rPr>
+        <w:t>豐滿、</w:t>
+      </w:r>
+    </w:p>
+    <w:p>
+      <w:pPr>
+        <w:rPr>
+          <w:color w:val="000000" w:themeColor="text1"/>
+        </w:rPr>
+      </w:pPr>
+      <w:r>
+        <w:rPr>
+          <w:color w:val="000000" w:themeColor="text1"/>
+        </w:rPr>
+        <w:t>Slightly adv.</w:t>
+      </w:r>
+      <w:r>
+        <w:rPr>
+          <w:rFonts w:hint="eastAsia"/>
+          <w:color w:val="000000" w:themeColor="text1"/>
+        </w:rPr>
+        <w:t>輕微的</w:t>
+      </w:r>
+    </w:p>
+    <w:p>
+      <w:pPr>
+        <w:rPr>
+          <w:color w:val="000000" w:themeColor="text1"/>
+        </w:rPr>
+      </w:pPr>
+    </w:p>
+    <w:p>
+      <w:pPr>
+        <w:rPr>
+          <w:color w:val="000000" w:themeColor="text1"/>
+        </w:rPr>
+      </w:pPr>
+      <w:r>
+        <w:rPr>
+          <w:color w:val="000000" w:themeColor="text1"/>
+        </w:rPr>
+        <w:t xml:space="preserve">Drivers </w:t>
+      </w:r>
+      <w:r>
+        <w:rPr>
+          <w:color w:val="000000" w:themeColor="text1"/>
+          <w:highlight w:val="yellow"/>
+        </w:rPr>
+        <w:t>whose</w:t>
+      </w:r>
+      <w:r>
+        <w:rPr>
+          <w:color w:val="000000" w:themeColor="text1"/>
+        </w:rPr>
+        <w:t xml:space="preserve"> </w:t>
+      </w:r>
+      <w:r>
+        <w:rPr>
+          <w:color w:val="000000" w:themeColor="text1"/>
+        </w:rPr>
+        <w:t xml:space="preserve">vehicles </w:t>
+      </w:r>
+      <w:r>
+        <w:rPr>
+          <w:color w:val="000000" w:themeColor="text1"/>
+        </w:rPr>
+        <w:t>are left unattended to at unloading zones will still be penalized.</w:t>
+      </w:r>
+    </w:p>
+    <w:p>
+      <w:pPr>
+        <w:rPr>
+          <w:color w:val="000000" w:themeColor="text1"/>
+        </w:rPr>
+      </w:pPr>
+      <w:r>
+        <w:rPr>
+          <w:color w:val="000000" w:themeColor="text1"/>
+        </w:rPr>
+        <w:t>(A)</w:t>
+      </w:r>
+      <w:r>
+        <w:rPr>
+          <w:color w:val="000000" w:themeColor="text1"/>
+        </w:rPr>
+        <w:t>When</w:t>
+      </w:r>
+      <w:r>
+        <w:rPr>
+          <w:rFonts w:hint="eastAsia"/>
+          <w:color w:val="000000" w:themeColor="text1"/>
+        </w:rPr>
+        <w:t>時間</w:t>
+      </w:r>
+      <w:r>
+        <w:rPr>
+          <w:color w:val="000000" w:themeColor="text1"/>
+        </w:rPr>
+        <w:t>(B)who</w:t>
+      </w:r>
+      <w:r>
+        <w:rPr>
+          <w:rFonts w:hint="eastAsia"/>
+          <w:color w:val="000000" w:themeColor="text1"/>
+        </w:rPr>
+        <w:t>人</w:t>
+      </w:r>
+      <w:r>
+        <w:rPr>
+          <w:color w:val="000000" w:themeColor="text1"/>
+          <w:highlight w:val="yellow"/>
+        </w:rPr>
+        <w:t>(C)whose</w:t>
+      </w:r>
+      <w:r>
+        <w:rPr>
+          <w:rFonts w:hint="eastAsia"/>
+          <w:color w:val="000000" w:themeColor="text1"/>
+          <w:highlight w:val="yellow"/>
+        </w:rPr>
+        <w:t>所有格</w:t>
+      </w:r>
+      <w:r>
+        <w:rPr>
+          <w:color w:val="000000" w:themeColor="text1"/>
+        </w:rPr>
+        <w:t>(D)where</w:t>
+      </w:r>
+      <w:r>
+        <w:rPr>
+          <w:rFonts w:hint="eastAsia"/>
+          <w:color w:val="000000" w:themeColor="text1"/>
+        </w:rPr>
+        <w:t>地點</w:t>
+      </w:r>
+    </w:p>
+    <w:p>
+      <w:pPr>
+        <w:rPr>
+          <w:color w:val="000000" w:themeColor="text1"/>
+        </w:rPr>
+      </w:pPr>
+    </w:p>
+    <w:p>
+      <w:pPr>
+        <w:rPr>
+          <w:color w:val="000000" w:themeColor="text1"/>
+        </w:rPr>
+      </w:pPr>
+      <w:r>
+        <w:rPr>
+          <w:color w:val="000000" w:themeColor="text1"/>
+        </w:rPr>
+        <w:t>Left</w:t>
+      </w:r>
+      <w:r>
+        <w:rPr>
+          <w:rFonts w:hint="eastAsia"/>
+          <w:color w:val="000000" w:themeColor="text1"/>
+        </w:rPr>
+        <w:t>處於</w:t>
+      </w:r>
+      <w:r>
+        <w:rPr>
+          <w:rFonts w:hint="eastAsia"/>
+          <w:color w:val="000000" w:themeColor="text1"/>
+        </w:rPr>
+        <w:t>.</w:t>
+      </w:r>
+      <w:proofErr w:type="gramStart"/>
+      <w:r>
+        <w:rPr>
+          <w:color w:val="000000" w:themeColor="text1"/>
+        </w:rPr>
+        <w:t>.</w:t>
+      </w:r>
+      <w:r>
+        <w:rPr>
+          <w:rFonts w:hint="eastAsia"/>
+          <w:color w:val="000000" w:themeColor="text1"/>
+        </w:rPr>
+        <w:t>、</w:t>
+      </w:r>
+      <w:proofErr w:type="gramEnd"/>
+      <w:r>
+        <w:rPr>
+          <w:color w:val="000000" w:themeColor="text1"/>
+        </w:rPr>
+        <w:t>unattended to</w:t>
+      </w:r>
+      <w:r>
+        <w:rPr>
+          <w:rFonts w:hint="eastAsia"/>
+          <w:color w:val="000000" w:themeColor="text1"/>
+        </w:rPr>
+        <w:t>沒照顧、</w:t>
+      </w:r>
+      <w:r>
+        <w:rPr>
+          <w:color w:val="000000" w:themeColor="text1"/>
+        </w:rPr>
+        <w:t>unloading</w:t>
+      </w:r>
+      <w:r>
+        <w:rPr>
+          <w:rFonts w:hint="eastAsia"/>
+          <w:color w:val="000000" w:themeColor="text1"/>
+        </w:rPr>
+        <w:t xml:space="preserve"> </w:t>
+      </w:r>
+      <w:r>
+        <w:rPr>
+          <w:color w:val="000000" w:themeColor="text1"/>
+        </w:rPr>
+        <w:t>v.</w:t>
+      </w:r>
+      <w:r>
+        <w:rPr>
+          <w:rFonts w:hint="eastAsia"/>
+          <w:color w:val="000000" w:themeColor="text1"/>
+        </w:rPr>
+        <w:t>卸貨、</w:t>
+      </w:r>
+      <w:r>
+        <w:rPr>
+          <w:color w:val="000000" w:themeColor="text1"/>
+        </w:rPr>
+        <w:t>penalized</w:t>
+      </w:r>
+      <w:r>
+        <w:rPr>
+          <w:rFonts w:hint="eastAsia"/>
+          <w:color w:val="000000" w:themeColor="text1"/>
+        </w:rPr>
+        <w:t xml:space="preserve"> </w:t>
+      </w:r>
+      <w:r>
+        <w:rPr>
+          <w:color w:val="000000" w:themeColor="text1"/>
+        </w:rPr>
+        <w:t>v.</w:t>
+      </w:r>
+      <w:r>
+        <w:rPr>
+          <w:rFonts w:hint="eastAsia"/>
+          <w:color w:val="000000" w:themeColor="text1"/>
+        </w:rPr>
+        <w:t>處罰</w:t>
+      </w:r>
+    </w:p>
+    <w:p>
+      <w:pPr>
+        <w:rPr>
+          <w:color w:val="000000" w:themeColor="text1"/>
+        </w:rPr>
+      </w:pPr>
+      <w:r>
+        <w:rPr>
+          <w:color w:val="000000" w:themeColor="text1"/>
+        </w:rPr>
+        <w:t>Be left +pp/Ving:</w:t>
+      </w:r>
+    </w:p>
+    <w:p>
+      <w:pPr>
+        <w:rPr>
+          <w:color w:val="000000" w:themeColor="text1"/>
+        </w:rPr>
+      </w:pPr>
+      <w:proofErr w:type="spellStart"/>
+      <w:proofErr w:type="gramStart"/>
+      <w:r>
+        <w:rPr>
+          <w:color w:val="000000" w:themeColor="text1"/>
+        </w:rPr>
+        <w:t>Ex:I</w:t>
+      </w:r>
+      <w:proofErr w:type="spellEnd"/>
+      <w:proofErr w:type="gramEnd"/>
+      <w:r>
+        <w:rPr>
+          <w:color w:val="000000" w:themeColor="text1"/>
+        </w:rPr>
+        <w:t xml:space="preserve"> was left waiting for a long time.</w:t>
+      </w:r>
+    </w:p>
+    <w:p>
+      <w:pPr>
+        <w:rPr>
+          <w:color w:val="000000" w:themeColor="text1"/>
+        </w:rPr>
+      </w:pPr>
+    </w:p>
+    <w:p>
+      <w:pPr>
+        <w:rPr>
+          <w:color w:val="000000" w:themeColor="text1"/>
+        </w:rPr>
+      </w:pPr>
+      <w:r>
+        <w:rPr>
+          <w:rFonts w:hint="eastAsia"/>
+          <w:color w:val="000000" w:themeColor="text1"/>
+        </w:rPr>
+        <w:t>空格後方</w:t>
+      </w:r>
+      <w:r>
+        <w:rPr>
+          <w:rFonts w:hint="eastAsia"/>
+          <w:color w:val="000000" w:themeColor="text1"/>
+        </w:rPr>
+        <w:t>(</w:t>
+      </w:r>
+      <w:r>
+        <w:rPr>
+          <w:color w:val="000000" w:themeColor="text1"/>
+        </w:rPr>
+        <w:t>vehicles</w:t>
+      </w:r>
+      <w:r>
+        <w:rPr>
+          <w:rFonts w:hint="eastAsia"/>
+          <w:color w:val="000000" w:themeColor="text1"/>
+        </w:rPr>
+        <w:t>)</w:t>
+      </w:r>
+      <w:r>
+        <w:rPr>
+          <w:rFonts w:hint="eastAsia"/>
+          <w:color w:val="000000" w:themeColor="text1"/>
+        </w:rPr>
+        <w:t>屬於前方</w:t>
+      </w:r>
+      <w:r>
+        <w:rPr>
+          <w:rFonts w:hint="eastAsia"/>
+          <w:color w:val="000000" w:themeColor="text1"/>
+        </w:rPr>
+        <w:t>(</w:t>
+      </w:r>
+      <w:r>
+        <w:rPr>
+          <w:color w:val="000000" w:themeColor="text1"/>
+        </w:rPr>
+        <w:t>Drivers</w:t>
+      </w:r>
+      <w:r>
+        <w:rPr>
+          <w:rFonts w:hint="eastAsia"/>
+          <w:color w:val="000000" w:themeColor="text1"/>
+        </w:rPr>
+        <w:t xml:space="preserve">) </w:t>
+      </w:r>
+      <w:r>
+        <w:rPr>
+          <w:color w:val="000000" w:themeColor="text1"/>
+        </w:rPr>
+        <w:t>-&gt;whose</w:t>
+      </w:r>
+    </w:p>
+    <w:p>
+      <w:pPr>
+        <w:rPr>
+          <w:color w:val="000000" w:themeColor="text1"/>
+        </w:rPr>
+      </w:pPr>
+    </w:p>
+    <w:p>
+      <w:pPr>
+        <w:rPr>
+          <w:color w:val="000000" w:themeColor="text1"/>
+        </w:rPr>
+      </w:pPr>
+      <w:r>
+        <w:rPr>
+          <w:color w:val="000000" w:themeColor="text1"/>
+          <w:highlight w:val="yellow"/>
+        </w:rPr>
+        <w:t>whose</w:t>
+      </w:r>
+      <w:r>
+        <w:rPr>
+          <w:color w:val="000000" w:themeColor="text1"/>
+        </w:rPr>
+        <w:t xml:space="preserve"> vehicles are left unattended to</w:t>
+      </w:r>
+      <w:r>
+        <w:rPr>
+          <w:rFonts w:hint="eastAsia"/>
+          <w:color w:val="000000" w:themeColor="text1"/>
+        </w:rPr>
+        <w:t>(</w:t>
+      </w:r>
+      <w:r>
+        <w:rPr>
+          <w:rFonts w:hint="eastAsia"/>
+          <w:color w:val="000000" w:themeColor="text1"/>
+        </w:rPr>
+        <w:t>形容詞子句</w:t>
+      </w:r>
+      <w:r>
+        <w:rPr>
+          <w:rFonts w:hint="eastAsia"/>
+          <w:color w:val="000000" w:themeColor="text1"/>
+        </w:rPr>
+        <w:t>)</w:t>
+      </w:r>
+    </w:p>
+    <w:p>
+      <w:pPr>
+        <w:rPr>
+          <w:color w:val="000000" w:themeColor="text1"/>
+        </w:rPr>
+      </w:pPr>
+    </w:p>
+    <w:p>
+      <w:pPr>
+        <w:rPr>
+          <w:color w:val="000000" w:themeColor="text1"/>
+        </w:rPr>
+      </w:pPr>
+    </w:p>
+    <w:p>
+      <w:pPr>
+        <w:rPr>
+          <w:color w:val="000000" w:themeColor="text1"/>
+        </w:rPr>
+      </w:pPr>
+    </w:p>
+    <w:p>
+      <w:pPr>
+        <w:rPr>
+          <w:color w:val="000000" w:themeColor="text1"/>
+        </w:rPr>
+      </w:pPr>
+      <w:r>
+        <w:rPr>
+          <w:color w:val="000000" w:themeColor="text1"/>
+        </w:rPr>
+        <w:lastRenderedPageBreak/>
+        <w:t xml:space="preserve">The nonstop applause and laughter throughout the show proved that the audience </w:t>
+      </w:r>
+      <w:r>
+        <w:rPr>
+          <w:color w:val="000000" w:themeColor="text1"/>
+          <w:highlight w:val="yellow"/>
+        </w:rPr>
+        <w:t>must have had</w:t>
+      </w:r>
+      <w:r>
+        <w:rPr>
+          <w:rFonts w:hint="eastAsia"/>
+          <w:color w:val="000000" w:themeColor="text1"/>
+        </w:rPr>
+        <w:t xml:space="preserve"> </w:t>
+      </w:r>
+      <w:r>
+        <w:rPr>
+          <w:color w:val="000000" w:themeColor="text1"/>
+        </w:rPr>
+        <w:t>a</w:t>
+      </w:r>
+      <w:r>
+        <w:rPr>
+          <w:color w:val="000000" w:themeColor="text1"/>
+        </w:rPr>
+        <w:t xml:space="preserve"> great time!</w:t>
+      </w:r>
+    </w:p>
+    <w:p>
+      <w:pPr>
+        <w:rPr>
+          <w:color w:val="000000" w:themeColor="text1"/>
+        </w:rPr>
+      </w:pPr>
+      <w:r>
+        <w:rPr>
+          <w:color w:val="000000" w:themeColor="text1"/>
+          <w:highlight w:val="yellow"/>
+        </w:rPr>
+        <w:t>(A)must have had</w:t>
+      </w:r>
+      <w:r>
+        <w:rPr>
+          <w:color w:val="000000" w:themeColor="text1"/>
+        </w:rPr>
+        <w:t>(B)may have been having(C)must be having(D)may have</w:t>
+      </w:r>
+    </w:p>
+    <w:p>
+      <w:pPr>
+        <w:rPr>
+          <w:color w:val="000000" w:themeColor="text1"/>
+        </w:rPr>
+      </w:pPr>
+    </w:p>
+    <w:p>
+      <w:pPr>
+        <w:rPr>
+          <w:color w:val="000000" w:themeColor="text1"/>
+        </w:rPr>
+      </w:pPr>
+      <w:r>
+        <w:rPr>
+          <w:color w:val="000000" w:themeColor="text1"/>
+        </w:rPr>
+        <w:t xml:space="preserve">Nonstop </w:t>
+      </w:r>
+      <w:r>
+        <w:rPr>
+          <w:rFonts w:hint="eastAsia"/>
+          <w:color w:val="000000" w:themeColor="text1"/>
+        </w:rPr>
+        <w:t>a</w:t>
+      </w:r>
+      <w:r>
+        <w:rPr>
+          <w:color w:val="000000" w:themeColor="text1"/>
+        </w:rPr>
+        <w:t xml:space="preserve">dv/adj </w:t>
+      </w:r>
+      <w:r>
+        <w:rPr>
+          <w:rFonts w:hint="eastAsia"/>
+          <w:color w:val="000000" w:themeColor="text1"/>
+        </w:rPr>
+        <w:t>不停、</w:t>
+      </w:r>
+      <w:r>
+        <w:rPr>
+          <w:color w:val="000000" w:themeColor="text1"/>
+        </w:rPr>
+        <w:t>applause</w:t>
+      </w:r>
+      <w:r>
+        <w:rPr>
+          <w:rFonts w:hint="eastAsia"/>
+          <w:color w:val="000000" w:themeColor="text1"/>
+        </w:rPr>
+        <w:t xml:space="preserve"> </w:t>
+      </w:r>
+      <w:r>
+        <w:rPr>
+          <w:color w:val="000000" w:themeColor="text1"/>
+        </w:rPr>
+        <w:t>n.</w:t>
+      </w:r>
+      <w:r>
+        <w:rPr>
+          <w:rFonts w:hint="eastAsia"/>
+          <w:color w:val="000000" w:themeColor="text1"/>
+        </w:rPr>
+        <w:t>掌聲、</w:t>
+      </w:r>
+      <w:r>
+        <w:rPr>
+          <w:color w:val="000000" w:themeColor="text1"/>
+        </w:rPr>
+        <w:t>throughout</w:t>
+      </w:r>
+      <w:r>
+        <w:rPr>
+          <w:rFonts w:hint="eastAsia"/>
+          <w:color w:val="000000" w:themeColor="text1"/>
+        </w:rPr>
+        <w:t xml:space="preserve"> </w:t>
+      </w:r>
+      <w:r>
+        <w:rPr>
+          <w:color w:val="000000" w:themeColor="text1"/>
+        </w:rPr>
+        <w:t>prep/adv</w:t>
+      </w:r>
+      <w:r>
+        <w:rPr>
+          <w:rFonts w:hint="eastAsia"/>
+          <w:color w:val="000000" w:themeColor="text1"/>
+        </w:rPr>
+        <w:t>從頭到尾</w:t>
+      </w:r>
+    </w:p>
+    <w:p>
+      <w:pPr>
+        <w:rPr>
+          <w:color w:val="000000" w:themeColor="text1"/>
+        </w:rPr>
+      </w:pPr>
+      <w:r>
+        <w:rPr>
+          <w:color w:val="000000" w:themeColor="text1"/>
+        </w:rPr>
+        <w:t>Laughter</w:t>
+      </w:r>
+      <w:r>
+        <w:rPr>
+          <w:rFonts w:hint="eastAsia"/>
+          <w:color w:val="000000" w:themeColor="text1"/>
+        </w:rPr>
+        <w:t xml:space="preserve"> </w:t>
+      </w:r>
+      <w:r>
+        <w:rPr>
+          <w:color w:val="000000" w:themeColor="text1"/>
+        </w:rPr>
+        <w:t>n.</w:t>
+      </w:r>
+      <w:r>
+        <w:rPr>
+          <w:rFonts w:hint="eastAsia"/>
+          <w:color w:val="000000" w:themeColor="text1"/>
+        </w:rPr>
+        <w:t>笑聲</w:t>
+      </w:r>
+    </w:p>
+    <w:p>
+      <w:pPr>
+        <w:rPr>
+          <w:color w:val="000000" w:themeColor="text1"/>
+        </w:rPr>
+      </w:pPr>
+    </w:p>
+    <w:p>
+      <w:pPr>
+        <w:rPr>
+          <w:color w:val="000000" w:themeColor="text1"/>
+        </w:rPr>
+      </w:pPr>
+      <w:r>
+        <w:rPr>
+          <w:rFonts w:hint="eastAsia"/>
+          <w:color w:val="000000" w:themeColor="text1"/>
+        </w:rPr>
+        <w:t>情態助動詞題目規則</w:t>
+      </w:r>
+      <w:r>
+        <w:rPr>
+          <w:rFonts w:hint="eastAsia"/>
+          <w:color w:val="000000" w:themeColor="text1"/>
+        </w:rPr>
+        <w:t>:</w:t>
+      </w:r>
+    </w:p>
+    <w:p>
+      <w:pPr>
+        <w:pStyle w:val="a7"/>
+        <w:numPr>
+          <w:ilvl w:val="0"/>
+          <w:numId w:val="67"/>
+        </w:numPr>
+        <w:ind w:leftChars="0"/>
+        <w:rPr>
+          <w:color w:val="000000" w:themeColor="text1"/>
+        </w:rPr>
+      </w:pPr>
+      <w:r>
+        <w:rPr>
+          <w:rFonts w:hint="eastAsia"/>
+          <w:color w:val="000000" w:themeColor="text1"/>
+        </w:rPr>
+        <w:t>明確性</w:t>
+      </w:r>
+      <w:r>
+        <w:rPr>
+          <w:rFonts w:hint="eastAsia"/>
+          <w:color w:val="000000" w:themeColor="text1"/>
+        </w:rPr>
+        <w:t>(</w:t>
+      </w:r>
+      <w:r>
+        <w:rPr>
+          <w:color w:val="000000" w:themeColor="text1"/>
+        </w:rPr>
+        <w:t>50%may</w:t>
+      </w:r>
+      <w:r>
+        <w:rPr>
+          <w:rFonts w:hint="eastAsia"/>
+          <w:color w:val="000000" w:themeColor="text1"/>
+        </w:rPr>
+        <w:t xml:space="preserve"> </w:t>
+      </w:r>
+      <w:r>
+        <w:rPr>
+          <w:rFonts w:hint="eastAsia"/>
+          <w:color w:val="000000" w:themeColor="text1"/>
+        </w:rPr>
+        <w:t>或</w:t>
+      </w:r>
+      <w:r>
+        <w:rPr>
+          <w:rFonts w:hint="eastAsia"/>
+          <w:color w:val="000000" w:themeColor="text1"/>
+        </w:rPr>
+        <w:t xml:space="preserve"> 90%</w:t>
+      </w:r>
+      <w:r>
+        <w:rPr>
+          <w:color w:val="000000" w:themeColor="text1"/>
+        </w:rPr>
+        <w:t>must)</w:t>
+      </w:r>
+    </w:p>
+    <w:p>
+      <w:pPr>
+        <w:pStyle w:val="a7"/>
+        <w:numPr>
+          <w:ilvl w:val="0"/>
+          <w:numId w:val="67"/>
+        </w:numPr>
+        <w:ind w:leftChars="0"/>
+        <w:rPr>
+          <w:color w:val="000000" w:themeColor="text1"/>
+        </w:rPr>
+      </w:pPr>
+      <w:r>
+        <w:rPr>
+          <w:rFonts w:hint="eastAsia"/>
+          <w:color w:val="000000" w:themeColor="text1"/>
+        </w:rPr>
+        <w:t>肯定或否定</w:t>
+      </w:r>
+      <w:r>
+        <w:rPr>
+          <w:rFonts w:hint="eastAsia"/>
+          <w:color w:val="000000" w:themeColor="text1"/>
+        </w:rPr>
+        <w:t>(</w:t>
+      </w:r>
+      <w:r>
+        <w:rPr>
+          <w:rFonts w:hint="eastAsia"/>
+          <w:color w:val="000000" w:themeColor="text1"/>
+        </w:rPr>
+        <w:t>有無</w:t>
+      </w:r>
+      <w:r>
+        <w:rPr>
+          <w:rFonts w:hint="eastAsia"/>
+          <w:color w:val="000000" w:themeColor="text1"/>
+        </w:rPr>
+        <w:t>n</w:t>
+      </w:r>
+      <w:r>
+        <w:rPr>
+          <w:color w:val="000000" w:themeColor="text1"/>
+        </w:rPr>
+        <w:t>ot)</w:t>
+      </w:r>
+    </w:p>
+    <w:p>
+      <w:pPr>
+        <w:pStyle w:val="a7"/>
+        <w:numPr>
+          <w:ilvl w:val="0"/>
+          <w:numId w:val="67"/>
+        </w:numPr>
+        <w:ind w:leftChars="0"/>
+        <w:rPr>
+          <w:color w:val="000000" w:themeColor="text1"/>
+        </w:rPr>
+      </w:pPr>
+      <w:r>
+        <w:rPr>
+          <w:rFonts w:hint="eastAsia"/>
+          <w:color w:val="000000" w:themeColor="text1"/>
+        </w:rPr>
+        <w:t>簡單式還是進行式</w:t>
+      </w:r>
+      <w:r>
+        <w:rPr>
+          <w:rFonts w:hint="eastAsia"/>
+          <w:color w:val="000000" w:themeColor="text1"/>
+        </w:rPr>
+        <w:t>(</w:t>
+      </w:r>
+      <w:r>
+        <w:rPr>
+          <w:rFonts w:hint="eastAsia"/>
+          <w:color w:val="000000" w:themeColor="text1"/>
+        </w:rPr>
+        <w:t>有無</w:t>
+      </w:r>
+      <w:proofErr w:type="spellStart"/>
+      <w:r>
+        <w:rPr>
+          <w:rFonts w:hint="eastAsia"/>
+          <w:color w:val="000000" w:themeColor="text1"/>
+        </w:rPr>
+        <w:t>v</w:t>
+      </w:r>
+      <w:r>
+        <w:rPr>
+          <w:color w:val="000000" w:themeColor="text1"/>
+        </w:rPr>
+        <w:t>ing</w:t>
+      </w:r>
+      <w:proofErr w:type="spellEnd"/>
+      <w:r>
+        <w:rPr>
+          <w:color w:val="000000" w:themeColor="text1"/>
+        </w:rPr>
+        <w:t>)</w:t>
+      </w:r>
+    </w:p>
+    <w:p>
+      <w:pPr>
+        <w:pStyle w:val="a7"/>
+        <w:numPr>
+          <w:ilvl w:val="0"/>
+          <w:numId w:val="67"/>
+        </w:numPr>
+        <w:ind w:leftChars="0"/>
+        <w:rPr>
+          <w:color w:val="000000" w:themeColor="text1"/>
+        </w:rPr>
+      </w:pPr>
+      <w:r>
+        <w:rPr>
+          <w:rFonts w:hint="eastAsia"/>
+          <w:color w:val="000000" w:themeColor="text1"/>
+        </w:rPr>
+        <w:t>時間</w:t>
+      </w:r>
+      <w:r>
+        <w:rPr>
+          <w:rFonts w:hint="eastAsia"/>
+          <w:color w:val="000000" w:themeColor="text1"/>
+        </w:rPr>
+        <w:t>(</w:t>
+      </w:r>
+      <w:r>
+        <w:rPr>
+          <w:rFonts w:hint="eastAsia"/>
+          <w:color w:val="000000" w:themeColor="text1"/>
+        </w:rPr>
+        <w:t>過去式情態</w:t>
+      </w:r>
+      <w:r>
+        <w:rPr>
+          <w:rFonts w:hint="eastAsia"/>
+          <w:color w:val="000000" w:themeColor="text1"/>
+        </w:rPr>
+        <w:t>=</w:t>
+      </w:r>
+      <w:r>
+        <w:rPr>
+          <w:rFonts w:hint="eastAsia"/>
+          <w:color w:val="000000" w:themeColor="text1"/>
+        </w:rPr>
+        <w:t>情態</w:t>
+      </w:r>
+      <w:r>
+        <w:rPr>
+          <w:color w:val="000000" w:themeColor="text1"/>
+        </w:rPr>
+        <w:t>+have PP)</w:t>
+      </w:r>
+    </w:p>
+    <w:p>
+      <w:pPr>
+        <w:ind w:left="480"/>
+        <w:rPr>
+          <w:color w:val="000000" w:themeColor="text1"/>
+        </w:rPr>
+      </w:pPr>
+      <w:r>
+        <w:rPr>
+          <w:rFonts w:hint="eastAsia"/>
+          <w:color w:val="000000" w:themeColor="text1"/>
+        </w:rPr>
+        <w:t xml:space="preserve">   (</w:t>
+      </w:r>
+      <w:r>
+        <w:rPr>
+          <w:rFonts w:hint="eastAsia"/>
+          <w:color w:val="000000" w:themeColor="text1"/>
+        </w:rPr>
+        <w:t>現在式情態</w:t>
+      </w:r>
+      <w:r>
+        <w:rPr>
+          <w:rFonts w:hint="eastAsia"/>
+          <w:color w:val="000000" w:themeColor="text1"/>
+        </w:rPr>
+        <w:t>=</w:t>
+      </w:r>
+      <w:r>
+        <w:rPr>
+          <w:rFonts w:hint="eastAsia"/>
+          <w:color w:val="000000" w:themeColor="text1"/>
+        </w:rPr>
+        <w:t>情態</w:t>
+      </w:r>
+      <w:r>
+        <w:rPr>
+          <w:rFonts w:hint="eastAsia"/>
+          <w:color w:val="000000" w:themeColor="text1"/>
+        </w:rPr>
+        <w:t>+</w:t>
+      </w:r>
+      <w:r>
+        <w:rPr>
+          <w:rFonts w:hint="eastAsia"/>
+          <w:color w:val="000000" w:themeColor="text1"/>
+        </w:rPr>
+        <w:t>原型動詞</w:t>
+      </w:r>
+      <w:r>
+        <w:rPr>
+          <w:rFonts w:hint="eastAsia"/>
+          <w:color w:val="000000" w:themeColor="text1"/>
+        </w:rPr>
+        <w:t>)</w:t>
+      </w:r>
+    </w:p>
+    <w:p>
+      <w:pPr>
+        <w:rPr>
+          <w:color w:val="000000" w:themeColor="text1"/>
+        </w:rPr>
+      </w:pPr>
+      <w:r>
+        <w:rPr>
+          <w:rFonts w:hint="eastAsia"/>
+          <w:color w:val="000000" w:themeColor="text1"/>
+        </w:rPr>
+        <w:t>常見情態助動詞</w:t>
+      </w:r>
+      <w:r>
+        <w:rPr>
+          <w:rFonts w:hint="eastAsia"/>
+          <w:color w:val="000000" w:themeColor="text1"/>
+        </w:rPr>
+        <w:t>:</w:t>
+      </w:r>
+      <w:r>
+        <w:rPr>
+          <w:color w:val="000000" w:themeColor="text1"/>
+        </w:rPr>
+        <w:t xml:space="preserve">will would can could shall should </w:t>
+      </w:r>
+      <w:proofErr w:type="gramStart"/>
+      <w:r>
+        <w:rPr>
+          <w:color w:val="000000" w:themeColor="text1"/>
+        </w:rPr>
+        <w:t>must..</w:t>
+      </w:r>
+      <w:proofErr w:type="gramEnd"/>
+    </w:p>
+    <w:p>
+      <w:pPr>
+        <w:rPr>
+          <w:color w:val="000000" w:themeColor="text1"/>
+        </w:rPr>
+      </w:pPr>
+    </w:p>
+    <w:p>
+      <w:pPr>
+        <w:rPr>
+          <w:color w:val="000000" w:themeColor="text1"/>
+        </w:rPr>
+      </w:pPr>
+      <w:r>
+        <w:rPr>
+          <w:rFonts w:hint="eastAsia"/>
+          <w:color w:val="000000" w:themeColor="text1"/>
+        </w:rPr>
+        <w:t>不是</w:t>
+      </w:r>
+      <w:r>
+        <w:rPr>
+          <w:rFonts w:hint="eastAsia"/>
+          <w:color w:val="000000" w:themeColor="text1"/>
+        </w:rPr>
+        <w:t>c</w:t>
+      </w:r>
+      <w:r>
+        <w:rPr>
+          <w:rFonts w:hint="eastAsia"/>
+          <w:color w:val="000000" w:themeColor="text1"/>
+        </w:rPr>
+        <w:t>，進行式需要特定時間</w:t>
+      </w:r>
+      <w:r>
+        <w:rPr>
+          <w:rFonts w:hint="eastAsia"/>
+          <w:color w:val="000000" w:themeColor="text1"/>
+        </w:rPr>
+        <w:t>/</w:t>
+      </w:r>
+      <w:r>
+        <w:rPr>
+          <w:rFonts w:hint="eastAsia"/>
+          <w:color w:val="000000" w:themeColor="text1"/>
+        </w:rPr>
+        <w:t>事件</w:t>
+      </w:r>
+    </w:p>
+    <w:p>
+      <w:pPr>
+        <w:rPr>
+          <w:color w:val="000000" w:themeColor="text1"/>
+        </w:rPr>
+      </w:pPr>
+    </w:p>
+    <w:p>
+      <w:pPr>
+        <w:rPr>
+          <w:color w:val="000000" w:themeColor="text1"/>
+        </w:rPr>
+      </w:pPr>
+      <w:proofErr w:type="spellStart"/>
+      <w:proofErr w:type="gramStart"/>
+      <w:r>
+        <w:rPr>
+          <w:color w:val="000000" w:themeColor="text1"/>
+        </w:rPr>
+        <w:t>It,s</w:t>
+      </w:r>
+      <w:proofErr w:type="spellEnd"/>
+      <w:proofErr w:type="gramEnd"/>
+      <w:r>
+        <w:rPr>
+          <w:color w:val="000000" w:themeColor="text1"/>
+        </w:rPr>
+        <w:t xml:space="preserve"> advisable to have a second opinion and listen to what </w:t>
+      </w:r>
+      <w:r>
+        <w:rPr>
+          <w:color w:val="000000" w:themeColor="text1"/>
+          <w:highlight w:val="yellow"/>
+        </w:rPr>
+        <w:t>another</w:t>
+      </w:r>
+      <w:r>
+        <w:rPr>
+          <w:color w:val="000000" w:themeColor="text1"/>
+        </w:rPr>
+        <w:t xml:space="preserve"> doctor has to say about the situation.(A)other(B)the other(C)others</w:t>
+      </w:r>
+      <w:r>
+        <w:rPr>
+          <w:color w:val="000000" w:themeColor="text1"/>
+          <w:highlight w:val="yellow"/>
+        </w:rPr>
+        <w:t>(D)another</w:t>
+      </w:r>
+    </w:p>
+    <w:p>
+      <w:pPr>
+        <w:rPr>
+          <w:color w:val="000000" w:themeColor="text1"/>
+        </w:rPr>
+      </w:pPr>
+      <w:r>
+        <w:rPr>
+          <w:color w:val="000000" w:themeColor="text1"/>
+        </w:rPr>
+        <w:t>Advisable adj.</w:t>
+      </w:r>
+      <w:r>
+        <w:rPr>
+          <w:rFonts w:hint="eastAsia"/>
+          <w:color w:val="000000" w:themeColor="text1"/>
+        </w:rPr>
+        <w:t>建議、</w:t>
+      </w:r>
+      <w:r>
+        <w:rPr>
+          <w:color w:val="000000" w:themeColor="text1"/>
+        </w:rPr>
+        <w:t>opinion</w:t>
+      </w:r>
+      <w:r>
+        <w:rPr>
+          <w:rFonts w:hint="eastAsia"/>
+          <w:color w:val="000000" w:themeColor="text1"/>
+        </w:rPr>
+        <w:t xml:space="preserve"> </w:t>
+      </w:r>
+      <w:r>
+        <w:rPr>
+          <w:color w:val="000000" w:themeColor="text1"/>
+        </w:rPr>
+        <w:t>n.</w:t>
+      </w:r>
+      <w:r>
+        <w:rPr>
+          <w:rFonts w:hint="eastAsia"/>
+          <w:color w:val="000000" w:themeColor="text1"/>
+        </w:rPr>
+        <w:t>意見、</w:t>
+      </w:r>
+      <w:r>
+        <w:rPr>
+          <w:color w:val="000000" w:themeColor="text1"/>
+        </w:rPr>
+        <w:t>has to</w:t>
+      </w:r>
+      <w:r>
+        <w:rPr>
+          <w:rFonts w:hint="eastAsia"/>
+          <w:color w:val="000000" w:themeColor="text1"/>
+        </w:rPr>
+        <w:t>必須</w:t>
+      </w:r>
+    </w:p>
+    <w:p>
+      <w:pPr>
+        <w:rPr>
+          <w:color w:val="000000" w:themeColor="text1"/>
+        </w:rPr>
+      </w:pPr>
+    </w:p>
+    <w:p>
+      <w:pPr>
+        <w:rPr>
+          <w:color w:val="000000" w:themeColor="text1"/>
+        </w:rPr>
+      </w:pPr>
+      <w:r>
+        <w:rPr>
+          <w:color w:val="000000" w:themeColor="text1"/>
+        </w:rPr>
+        <w:t>It is advisable to</w:t>
+      </w:r>
+      <w:r>
+        <w:rPr>
+          <w:rFonts w:hint="eastAsia"/>
+          <w:color w:val="000000" w:themeColor="text1"/>
+        </w:rPr>
+        <w:t>原型動詞</w:t>
+      </w:r>
+      <w:r>
+        <w:rPr>
+          <w:rFonts w:hint="eastAsia"/>
+          <w:color w:val="000000" w:themeColor="text1"/>
+        </w:rPr>
+        <w:t>:</w:t>
+      </w:r>
+      <w:r>
+        <w:rPr>
+          <w:rFonts w:hint="eastAsia"/>
+          <w:color w:val="000000" w:themeColor="text1"/>
+        </w:rPr>
+        <w:t>很建議動詞</w:t>
+      </w:r>
+    </w:p>
+    <w:p>
+      <w:pPr>
+        <w:rPr>
+          <w:color w:val="000000" w:themeColor="text1"/>
+        </w:rPr>
+      </w:pPr>
+      <w:r>
+        <w:rPr>
+          <w:color w:val="000000" w:themeColor="text1"/>
+        </w:rPr>
+        <w:t>It is advisable to practice English daily.</w:t>
+      </w:r>
+    </w:p>
+    <w:p>
+      <w:pPr>
+        <w:rPr>
+          <w:color w:val="000000" w:themeColor="text1"/>
+        </w:rPr>
+      </w:pPr>
+    </w:p>
+    <w:p>
+      <w:pPr>
+        <w:rPr>
+          <w:color w:val="000000" w:themeColor="text1"/>
+        </w:rPr>
+      </w:pPr>
+      <w:r>
+        <w:rPr>
+          <w:color w:val="000000" w:themeColor="text1"/>
+        </w:rPr>
+        <w:t xml:space="preserve">what </w:t>
+      </w:r>
+      <w:r>
+        <w:rPr>
+          <w:color w:val="000000" w:themeColor="text1"/>
+          <w:highlight w:val="yellow"/>
+        </w:rPr>
+        <w:t>another</w:t>
+      </w:r>
+      <w:r>
+        <w:rPr>
+          <w:color w:val="000000" w:themeColor="text1"/>
+        </w:rPr>
+        <w:t xml:space="preserve"> doctor has to say about the </w:t>
+      </w:r>
+      <w:proofErr w:type="gramStart"/>
+      <w:r>
+        <w:rPr>
+          <w:color w:val="000000" w:themeColor="text1"/>
+        </w:rPr>
+        <w:t>situation.(</w:t>
+      </w:r>
+      <w:proofErr w:type="gramEnd"/>
+      <w:r>
+        <w:rPr>
+          <w:rFonts w:hint="eastAsia"/>
+          <w:color w:val="000000" w:themeColor="text1"/>
+        </w:rPr>
+        <w:t>名詞子句</w:t>
+      </w:r>
+      <w:proofErr w:type="spellStart"/>
+      <w:r>
+        <w:rPr>
+          <w:color w:val="000000" w:themeColor="text1"/>
+        </w:rPr>
+        <w:t>Wh</w:t>
+      </w:r>
+      <w:proofErr w:type="spellEnd"/>
+      <w:r>
+        <w:rPr>
+          <w:color w:val="000000" w:themeColor="text1"/>
+        </w:rPr>
+        <w:t>-Q+S+V)</w:t>
+      </w:r>
+    </w:p>
+    <w:p>
+      <w:pPr>
+        <w:rPr>
+          <w:color w:val="000000" w:themeColor="text1"/>
+        </w:rPr>
+      </w:pPr>
+      <w:r>
+        <w:rPr>
+          <w:noProof/>
+          <w:color w:val="000000" w:themeColor="text1"/>
+        </w:rPr>
+        <w:drawing>
+          <wp:inline distT="0" distB="0" distL="0" distR="0" wp14:anchorId="655F9BDC" wp14:editId="30F86649">
+            <wp:extent cx="3793587" cy="2362200"/>
+            <wp:effectExtent l="0" t="0" r="0" b="0"/>
+            <wp:docPr id="1560431084" name="圖片 1"/>
+            <wp:cNvGraphicFramePr>
+              <a:graphicFrameLocks xmlns:a="http://schemas.openxmlformats.org/drawingml/2006/main" noChangeAspect="1"/>
+            </wp:cNvGraphicFramePr>
+            <a:graphic xmlns:a="http://schemas.openxmlformats.org/drawingml/2006/main">
+              <a:graphicData uri="http://schemas.openxmlformats.org/drawingml/2006/picture">
+                <pic:pic xmlns:pic="http://schemas.openxmlformats.org/drawingml/2006/picture">
+                  <pic:nvPicPr>
+                    <pic:cNvPr id="1560431084" name=""/>
+                    <pic:cNvPicPr/>
+                  </pic:nvPicPr>
+                  <pic:blipFill>
+                    <a:blip r:embed="rId9"/>
+                    <a:stretch>
+                      <a:fillRect/>
+                    </a:stretch>
+                  </pic:blipFill>
+                  <pic:spPr>
+                    <a:xfrm>
+                      <a:off x="0" y="0"/>
+                      <a:ext cx="3796261" cy="2363865"/>
+                    </a:xfrm>
+                    <a:prstGeom prst="rect">
+                      <a:avLst/>
+                    </a:prstGeom>
+                  </pic:spPr>
+                </pic:pic>
+              </a:graphicData>
+            </a:graphic>
+          </wp:inline>
+        </w:drawing>
+      </w:r>
+    </w:p>
+    <w:p>
+      <w:pPr>
+        <w:rPr>
+          <w:color w:val="000000" w:themeColor="text1"/>
+        </w:rPr>
+      </w:pPr>
+    </w:p>
+    <w:p>
+      <w:pPr>
+        <w:rPr>
+          <w:color w:val="000000" w:themeColor="text1"/>
+        </w:rPr>
+      </w:pPr>
+    </w:p>
+    <w:p>
+      <w:pPr>
+        <w:rPr>
+          <w:color w:val="000000" w:themeColor="text1"/>
+        </w:rPr>
+      </w:pPr>
+      <w:r>
+        <w:rPr>
+          <w:color w:val="000000" w:themeColor="text1"/>
+        </w:rPr>
+        <w:lastRenderedPageBreak/>
+        <w:t>Doctor -&gt;</w:t>
+      </w:r>
+      <w:r>
+        <w:rPr>
+          <w:rFonts w:hint="eastAsia"/>
+          <w:color w:val="000000" w:themeColor="text1"/>
+        </w:rPr>
+        <w:t>單數，因此</w:t>
+      </w:r>
+      <w:r>
+        <w:rPr>
+          <w:rFonts w:hint="eastAsia"/>
+          <w:color w:val="000000" w:themeColor="text1"/>
+        </w:rPr>
+        <w:t>a</w:t>
+      </w:r>
+      <w:r>
+        <w:rPr>
+          <w:rFonts w:hint="eastAsia"/>
+          <w:color w:val="000000" w:themeColor="text1"/>
+        </w:rPr>
+        <w:t>、</w:t>
+      </w:r>
+      <w:r>
+        <w:rPr>
+          <w:rFonts w:hint="eastAsia"/>
+          <w:color w:val="000000" w:themeColor="text1"/>
+        </w:rPr>
+        <w:t>c</w:t>
+      </w:r>
+      <w:r>
+        <w:rPr>
+          <w:rFonts w:hint="eastAsia"/>
+          <w:color w:val="000000" w:themeColor="text1"/>
+        </w:rPr>
+        <w:t>不是，</w:t>
+      </w:r>
+      <w:r>
+        <w:rPr>
+          <w:rFonts w:hint="eastAsia"/>
+          <w:color w:val="000000" w:themeColor="text1"/>
+        </w:rPr>
+        <w:t>a</w:t>
+      </w:r>
+      <w:r>
+        <w:rPr>
+          <w:rFonts w:hint="eastAsia"/>
+          <w:color w:val="000000" w:themeColor="text1"/>
+        </w:rPr>
+        <w:t>、</w:t>
+      </w:r>
+      <w:r>
+        <w:rPr>
+          <w:rFonts w:hint="eastAsia"/>
+          <w:color w:val="000000" w:themeColor="text1"/>
+        </w:rPr>
+        <w:t>c</w:t>
+      </w:r>
+      <w:r>
+        <w:rPr>
+          <w:rFonts w:hint="eastAsia"/>
+          <w:color w:val="000000" w:themeColor="text1"/>
+        </w:rPr>
+        <w:t>在這邊是複數</w:t>
+      </w:r>
+    </w:p>
+    <w:p>
+      <w:pPr>
+        <w:rPr>
+          <w:color w:val="000000" w:themeColor="text1"/>
+        </w:rPr>
+      </w:pPr>
+      <w:r>
+        <w:rPr>
+          <w:rFonts w:hint="eastAsia"/>
+          <w:color w:val="000000" w:themeColor="text1"/>
+        </w:rPr>
+        <w:t>這題沒有限定幾個數量，如果有的話</w:t>
+      </w:r>
+      <w:r>
+        <w:rPr>
+          <w:rFonts w:hint="eastAsia"/>
+          <w:color w:val="000000" w:themeColor="text1"/>
+        </w:rPr>
+        <w:t>-</w:t>
+      </w:r>
+      <w:r>
+        <w:rPr>
+          <w:color w:val="000000" w:themeColor="text1"/>
+        </w:rPr>
+        <w:t>&gt;(B)the other</w:t>
+      </w:r>
+    </w:p>
+    <w:p>
+      <w:pPr>
+        <w:rPr>
+          <w:color w:val="000000" w:themeColor="text1"/>
+        </w:rPr>
+      </w:pPr>
+    </w:p>
+    <w:p>
+      <w:pPr>
+        <w:rPr>
+          <w:color w:val="000000" w:themeColor="text1"/>
+        </w:rPr>
+      </w:pPr>
+      <w:r>
+        <w:rPr>
+          <w:color w:val="FF0000"/>
+        </w:rPr>
+        <w:t>Only 1 of the 3</w:t>
+      </w:r>
+      <w:r>
+        <w:rPr>
+          <w:color w:val="000000" w:themeColor="text1"/>
+        </w:rPr>
+        <w:t xml:space="preserve"> designs by </w:t>
+      </w:r>
+      <w:proofErr w:type="spellStart"/>
+      <w:r>
+        <w:rPr>
+          <w:color w:val="000000" w:themeColor="text1"/>
+        </w:rPr>
+        <w:t>SinTel</w:t>
+      </w:r>
+      <w:proofErr w:type="spellEnd"/>
+      <w:r>
+        <w:rPr>
+          <w:color w:val="000000" w:themeColor="text1"/>
+        </w:rPr>
+        <w:t xml:space="preserve"> Ltd. Proved to be </w:t>
+      </w:r>
+      <w:proofErr w:type="spellStart"/>
+      <w:proofErr w:type="gramStart"/>
+      <w:r>
+        <w:rPr>
+          <w:color w:val="000000" w:themeColor="text1"/>
+        </w:rPr>
+        <w:t>successful,while</w:t>
+      </w:r>
+      <w:proofErr w:type="spellEnd"/>
+      <w:proofErr w:type="gramEnd"/>
+      <w:r>
+        <w:rPr>
+          <w:color w:val="000000" w:themeColor="text1"/>
+        </w:rPr>
+        <w:t xml:space="preserve"> </w:t>
+      </w:r>
+      <w:r>
+        <w:rPr>
+          <w:color w:val="000000" w:themeColor="text1"/>
+          <w:highlight w:val="yellow"/>
+        </w:rPr>
+        <w:t>the others</w:t>
+      </w:r>
+      <w:r>
+        <w:rPr>
+          <w:color w:val="000000" w:themeColor="text1"/>
+        </w:rPr>
+        <w:t xml:space="preserve"> were widely criticized.(A)the other</w:t>
+      </w:r>
+      <w:r>
+        <w:rPr>
+          <w:color w:val="000000" w:themeColor="text1"/>
+          <w:highlight w:val="yellow"/>
+        </w:rPr>
+        <w:t>(B)the others</w:t>
+      </w:r>
+      <w:r>
+        <w:rPr>
+          <w:color w:val="000000" w:themeColor="text1"/>
+        </w:rPr>
+        <w:t>(C)others(D)another</w:t>
+      </w:r>
+    </w:p>
+    <w:p>
+      <w:pPr>
+        <w:rPr>
+          <w:color w:val="000000" w:themeColor="text1"/>
+        </w:rPr>
+      </w:pPr>
+    </w:p>
+    <w:p>
+      <w:pPr>
+        <w:rPr>
+          <w:color w:val="000000" w:themeColor="text1"/>
+        </w:rPr>
+      </w:pPr>
+      <w:r>
+        <w:rPr>
+          <w:color w:val="000000" w:themeColor="text1"/>
+        </w:rPr>
+        <w:t>Only 1 of the 3 3</w:t>
+      </w:r>
+      <w:r>
+        <w:rPr>
+          <w:color w:val="000000" w:themeColor="text1"/>
+        </w:rPr>
+        <w:t>個當中只有</w:t>
+      </w:r>
+      <w:r>
+        <w:rPr>
+          <w:color w:val="000000" w:themeColor="text1"/>
+        </w:rPr>
+        <w:t>1</w:t>
+      </w:r>
+      <w:r>
+        <w:rPr>
+          <w:color w:val="000000" w:themeColor="text1"/>
+        </w:rPr>
+        <w:t>個</w:t>
+      </w:r>
+    </w:p>
+    <w:p>
+      <w:pPr>
+        <w:rPr>
+          <w:color w:val="000000" w:themeColor="text1"/>
+        </w:rPr>
+      </w:pPr>
+      <w:r>
+        <w:rPr>
+          <w:color w:val="000000" w:themeColor="text1"/>
+        </w:rPr>
+        <w:t>這題有限定說</w:t>
+      </w:r>
+      <w:r>
+        <w:rPr>
+          <w:color w:val="000000" w:themeColor="text1"/>
+        </w:rPr>
+        <w:t>3</w:t>
+      </w:r>
+      <w:r>
+        <w:rPr>
+          <w:color w:val="000000" w:themeColor="text1"/>
+        </w:rPr>
+        <w:t>個，因此</w:t>
+      </w:r>
+      <w:r>
+        <w:rPr>
+          <w:rFonts w:hint="eastAsia"/>
+          <w:color w:val="000000" w:themeColor="text1"/>
+        </w:rPr>
+        <w:t>c</w:t>
+      </w:r>
+      <w:r>
+        <w:rPr>
+          <w:color w:val="000000" w:themeColor="text1"/>
+        </w:rPr>
+        <w:t>、</w:t>
+      </w:r>
+      <w:r>
+        <w:rPr>
+          <w:rFonts w:hint="eastAsia"/>
+          <w:color w:val="000000" w:themeColor="text1"/>
+        </w:rPr>
+        <w:t>d</w:t>
+      </w:r>
+      <w:r>
+        <w:rPr>
+          <w:color w:val="000000" w:themeColor="text1"/>
+        </w:rPr>
+        <w:t>不是</w:t>
+      </w:r>
+    </w:p>
+    <w:p>
+      <w:pPr>
+        <w:rPr>
+          <w:color w:val="000000" w:themeColor="text1"/>
+        </w:rPr>
+      </w:pPr>
+      <w:r>
+        <w:rPr>
+          <w:rFonts w:hint="eastAsia"/>
+          <w:color w:val="000000" w:themeColor="text1"/>
+        </w:rPr>
+        <w:t>不是</w:t>
+      </w:r>
+      <w:r>
+        <w:rPr>
+          <w:rFonts w:hint="eastAsia"/>
+          <w:color w:val="000000" w:themeColor="text1"/>
+        </w:rPr>
+        <w:t>a</w:t>
+      </w:r>
+      <w:r>
+        <w:rPr>
+          <w:color w:val="000000" w:themeColor="text1"/>
+        </w:rPr>
+        <w:t>，因為空格後面沒有</w:t>
+      </w:r>
+      <w:r>
+        <w:rPr>
+          <w:color w:val="000000" w:themeColor="text1"/>
+        </w:rPr>
+        <w:t>designs(Ns)</w:t>
+      </w:r>
+    </w:p>
+    <w:p>
+      <w:pPr>
+        <w:rPr>
+          <w:color w:val="000000" w:themeColor="text1"/>
+        </w:rPr>
+      </w:pPr>
+      <w:r>
+        <w:rPr>
+          <w:color w:val="000000" w:themeColor="text1"/>
+        </w:rPr>
+        <w:t>Criticized v.</w:t>
+      </w:r>
+      <w:r>
+        <w:rPr>
+          <w:color w:val="000000" w:themeColor="text1"/>
+        </w:rPr>
+        <w:t>批評</w:t>
+      </w:r>
+      <w:r>
+        <w:rPr>
+          <w:color w:val="000000" w:themeColor="text1"/>
+        </w:rPr>
+        <w:t>、</w:t>
+      </w:r>
+      <w:r>
+        <w:rPr>
+          <w:rFonts w:hint="eastAsia"/>
+          <w:color w:val="000000" w:themeColor="text1"/>
+        </w:rPr>
+        <w:t>c</w:t>
+      </w:r>
+      <w:r>
+        <w:rPr>
+          <w:color w:val="000000" w:themeColor="text1"/>
+        </w:rPr>
+        <w:t>ritics n.</w:t>
+      </w:r>
+      <w:r>
+        <w:rPr>
+          <w:color w:val="000000" w:themeColor="text1"/>
+        </w:rPr>
+        <w:t>評論者</w:t>
+      </w:r>
+      <w:r>
+        <w:rPr>
+          <w:color w:val="000000" w:themeColor="text1"/>
+        </w:rPr>
+        <w:t>、</w:t>
+      </w:r>
+      <w:r>
+        <w:rPr>
+          <w:color w:val="000000" w:themeColor="text1"/>
+        </w:rPr>
+        <w:t>criticize v.</w:t>
+      </w:r>
+      <w:r>
+        <w:rPr>
+          <w:color w:val="000000" w:themeColor="text1"/>
+        </w:rPr>
+        <w:t>批評、</w:t>
+      </w:r>
+      <w:r>
+        <w:rPr>
+          <w:rFonts w:hint="eastAsia"/>
+          <w:color w:val="000000" w:themeColor="text1"/>
+        </w:rPr>
+        <w:t>c</w:t>
+      </w:r>
+      <w:r>
+        <w:rPr>
+          <w:color w:val="000000" w:themeColor="text1"/>
+        </w:rPr>
+        <w:t>ritical Adj</w:t>
+      </w:r>
+      <w:r>
+        <w:rPr>
+          <w:color w:val="000000" w:themeColor="text1"/>
+        </w:rPr>
+        <w:t>關鍵</w:t>
+      </w:r>
+    </w:p>
+    <w:p>
+      <w:pPr>
+        <w:rPr>
+          <w:color w:val="000000" w:themeColor="text1"/>
+        </w:rPr>
+      </w:pPr>
+      <w:r>
+        <w:rPr>
+          <w:rFonts w:hint="eastAsia"/>
+          <w:color w:val="000000" w:themeColor="text1"/>
+        </w:rPr>
+        <w:t>c</w:t>
+      </w:r>
+      <w:r>
+        <w:rPr>
+          <w:color w:val="000000" w:themeColor="text1"/>
+        </w:rPr>
+        <w:t>riticism n.</w:t>
+      </w:r>
+      <w:r>
+        <w:rPr>
+          <w:color w:val="000000" w:themeColor="text1"/>
+        </w:rPr>
+        <w:t>批評</w:t>
+      </w:r>
+    </w:p>
+    <w:p>
+      <w:pPr>
+        <w:rPr>
+          <w:color w:val="000000" w:themeColor="text1"/>
+        </w:rPr>
+      </w:pPr>
+    </w:p>
+    <w:p>
+      <w:pPr>
+        <w:rPr>
+          <w:color w:val="000000" w:themeColor="text1"/>
+        </w:rPr>
+      </w:pPr>
+      <w:r>
+        <w:rPr>
+          <w:rFonts w:hint="eastAsia"/>
+          <w:color w:val="000000" w:themeColor="text1"/>
+        </w:rPr>
+        <w:t>如果題目變成</w:t>
+      </w:r>
+      <w:r>
+        <w:rPr>
+          <w:rFonts w:hint="eastAsia"/>
+          <w:color w:val="000000" w:themeColor="text1"/>
+        </w:rPr>
+        <w:t>:</w:t>
+      </w:r>
+    </w:p>
+    <w:p>
+      <w:pPr>
+        <w:rPr>
+          <w:color w:val="000000" w:themeColor="text1"/>
+        </w:rPr>
+      </w:pPr>
+      <w:r>
+        <w:rPr>
+          <w:color w:val="FF0000"/>
+        </w:rPr>
+        <w:t>Only 1 of the 3</w:t>
+      </w:r>
+      <w:r>
+        <w:rPr>
+          <w:color w:val="000000" w:themeColor="text1"/>
+        </w:rPr>
+        <w:t xml:space="preserve"> designs by </w:t>
+      </w:r>
+      <w:proofErr w:type="spellStart"/>
+      <w:r>
+        <w:rPr>
+          <w:color w:val="000000" w:themeColor="text1"/>
+        </w:rPr>
+        <w:t>SinTel</w:t>
+      </w:r>
+      <w:proofErr w:type="spellEnd"/>
+      <w:r>
+        <w:rPr>
+          <w:color w:val="000000" w:themeColor="text1"/>
+        </w:rPr>
+        <w:t xml:space="preserve"> Ltd. Proved to be </w:t>
+      </w:r>
+      <w:proofErr w:type="spellStart"/>
+      <w:proofErr w:type="gramStart"/>
+      <w:r>
+        <w:rPr>
+          <w:color w:val="000000" w:themeColor="text1"/>
+        </w:rPr>
+        <w:t>successful,while</w:t>
+      </w:r>
+      <w:proofErr w:type="spellEnd"/>
+      <w:proofErr w:type="gramEnd"/>
+      <w:r>
+        <w:rPr>
+          <w:color w:val="000000" w:themeColor="text1"/>
+        </w:rPr>
+        <w:t xml:space="preserve">  designs were widely criticized.</w:t>
+      </w:r>
+    </w:p>
+    <w:p>
+      <w:pPr>
+        <w:rPr>
+          <w:color w:val="000000" w:themeColor="text1"/>
+        </w:rPr>
+      </w:pPr>
+      <w:r>
+        <w:rPr>
+          <w:rFonts w:hint="eastAsia"/>
+          <w:color w:val="000000" w:themeColor="text1"/>
+        </w:rPr>
+        <w:t>要選</w:t>
+      </w:r>
+      <w:r>
+        <w:rPr>
+          <w:color w:val="000000" w:themeColor="text1"/>
+        </w:rPr>
+        <w:t>(A)the other</w:t>
+      </w:r>
+    </w:p>
+    <w:p>
+      <w:pPr>
+        <w:rPr>
+          <w:color w:val="000000" w:themeColor="text1"/>
+        </w:rPr>
+      </w:pPr>
+    </w:p>
+    <w:p>
+      <w:pPr>
+        <w:rPr>
+          <w:color w:val="000000" w:themeColor="text1"/>
+        </w:rPr>
+      </w:pPr>
+      <w:r>
+        <w:rPr>
+          <w:color w:val="000000" w:themeColor="text1"/>
+        </w:rPr>
+        <w:t xml:space="preserve">A preliminary examination of the scratch finds </w:t>
+      </w:r>
+      <w:r>
+        <w:t xml:space="preserve">it </w:t>
+      </w:r>
+      <w:r>
+        <w:rPr>
+          <w:color w:val="000000" w:themeColor="text1"/>
+        </w:rPr>
+        <w:t xml:space="preserve">to be </w:t>
+      </w:r>
+      <w:r>
+        <w:rPr>
+          <w:color w:val="000000" w:themeColor="text1"/>
+          <w:highlight w:val="yellow"/>
+        </w:rPr>
+        <w:t>at</w:t>
+      </w:r>
+      <w:r>
+        <w:rPr>
+          <w:color w:val="FF0000"/>
+        </w:rPr>
+        <w:t xml:space="preserve"> </w:t>
+      </w:r>
+      <w:r>
+        <w:rPr>
+          <w:color w:val="FF0000"/>
+        </w:rPr>
+        <w:t xml:space="preserve">most </w:t>
+      </w:r>
+      <w:r>
+        <w:rPr>
+          <w:color w:val="000000" w:themeColor="text1"/>
+        </w:rPr>
+        <w:t>26cm in length.</w:t>
+      </w:r>
+    </w:p>
+    <w:p>
+      <w:pPr>
+        <w:rPr>
+          <w:color w:val="000000" w:themeColor="text1"/>
+        </w:rPr>
+      </w:pPr>
+      <w:r>
+        <w:rPr>
+          <w:color w:val="000000" w:themeColor="text1"/>
+        </w:rPr>
+        <w:t>(A)on(B)of(C)in</w:t>
+      </w:r>
+      <w:r>
+        <w:rPr>
+          <w:color w:val="000000" w:themeColor="text1"/>
+          <w:highlight w:val="yellow"/>
+        </w:rPr>
+        <w:t>(D)at</w:t>
+      </w:r>
+    </w:p>
+    <w:p>
+      <w:pPr>
+        <w:rPr>
+          <w:color w:val="000000" w:themeColor="text1"/>
+        </w:rPr>
+      </w:pPr>
+    </w:p>
+    <w:p>
+      <w:pPr>
+        <w:rPr>
+          <w:color w:val="000000" w:themeColor="text1"/>
+        </w:rPr>
+      </w:pPr>
+      <w:r>
+        <w:rPr>
+          <w:color w:val="000000" w:themeColor="text1"/>
+        </w:rPr>
+        <w:t>Preliminary  adj.</w:t>
+      </w:r>
+      <w:r>
+        <w:rPr>
+          <w:color w:val="000000" w:themeColor="text1"/>
+        </w:rPr>
+        <w:t>初步、</w:t>
+      </w:r>
+      <w:r>
+        <w:rPr>
+          <w:color w:val="000000" w:themeColor="text1"/>
+        </w:rPr>
+        <w:t>examination n.</w:t>
+      </w:r>
+      <w:r>
+        <w:rPr>
+          <w:color w:val="000000" w:themeColor="text1"/>
+        </w:rPr>
+        <w:t>檢查</w:t>
+      </w:r>
+      <w:r>
+        <w:rPr>
+          <w:rFonts w:hint="eastAsia"/>
+          <w:color w:val="000000" w:themeColor="text1"/>
+        </w:rPr>
+        <w:t>/</w:t>
+      </w:r>
+      <w:r>
+        <w:rPr>
+          <w:color w:val="000000" w:themeColor="text1"/>
+        </w:rPr>
+        <w:t>考試、</w:t>
+      </w:r>
+      <w:r>
+        <w:rPr>
+          <w:color w:val="000000" w:themeColor="text1"/>
+        </w:rPr>
+        <w:t>scratch v.</w:t>
+      </w:r>
+      <w:r>
+        <w:rPr>
+          <w:color w:val="000000" w:themeColor="text1"/>
+        </w:rPr>
+        <w:t>抓</w:t>
+      </w:r>
+      <w:r>
+        <w:rPr>
+          <w:rFonts w:hint="eastAsia"/>
+          <w:color w:val="000000" w:themeColor="text1"/>
+        </w:rPr>
+        <w:t>,</w:t>
+      </w:r>
+      <w:r>
+        <w:rPr>
+          <w:color w:val="000000" w:themeColor="text1"/>
+        </w:rPr>
+        <w:t>n.</w:t>
+      </w:r>
+      <w:r>
+        <w:rPr>
+          <w:color w:val="000000" w:themeColor="text1"/>
+        </w:rPr>
+        <w:t>刮痕</w:t>
+      </w:r>
+    </w:p>
+    <w:p>
+      <w:pPr>
+        <w:rPr>
+          <w:color w:val="000000" w:themeColor="text1"/>
+        </w:rPr>
+      </w:pPr>
+      <w:r>
+        <w:rPr>
+          <w:color w:val="000000" w:themeColor="text1"/>
+        </w:rPr>
+        <w:t>Length n.</w:t>
+      </w:r>
+      <w:r>
+        <w:rPr>
+          <w:color w:val="000000" w:themeColor="text1"/>
+        </w:rPr>
+        <w:t>長度</w:t>
+      </w:r>
+      <w:r>
+        <w:rPr>
+          <w:color w:val="000000" w:themeColor="text1"/>
+        </w:rPr>
+        <w:t xml:space="preserve"> </w:t>
+      </w:r>
+      <w:r>
+        <w:rPr>
+          <w:color w:val="000000" w:themeColor="text1"/>
+        </w:rPr>
+        <w:t>、</w:t>
+      </w:r>
+      <w:r>
+        <w:rPr>
+          <w:rFonts w:hint="eastAsia"/>
+          <w:color w:val="000000" w:themeColor="text1"/>
+        </w:rPr>
+        <w:t>a</w:t>
+      </w:r>
+      <w:r>
+        <w:rPr>
+          <w:color w:val="000000" w:themeColor="text1"/>
+        </w:rPr>
+        <w:t>t most</w:t>
+      </w:r>
+      <w:r>
+        <w:rPr>
+          <w:color w:val="000000" w:themeColor="text1"/>
+        </w:rPr>
+        <w:t>頂多</w:t>
+      </w:r>
+    </w:p>
+    <w:p>
+      <w:pPr>
+        <w:rPr>
+          <w:color w:val="000000" w:themeColor="text1"/>
+        </w:rPr>
+      </w:pPr>
+    </w:p>
+    <w:p>
+      <w:pPr>
+        <w:rPr>
+          <w:color w:val="000000" w:themeColor="text1"/>
+        </w:rPr>
+      </w:pPr>
+      <w:proofErr w:type="spellStart"/>
+      <w:r>
+        <w:rPr>
+          <w:color w:val="000000" w:themeColor="text1"/>
+        </w:rPr>
+        <w:t>S+find+it+Adj+to</w:t>
+      </w:r>
+      <w:proofErr w:type="spellEnd"/>
+      <w:r>
+        <w:rPr>
+          <w:color w:val="000000" w:themeColor="text1"/>
+        </w:rPr>
+        <w:t xml:space="preserve"> V:</w:t>
+      </w:r>
+    </w:p>
+    <w:p>
+      <w:pPr>
+        <w:rPr>
+          <w:color w:val="000000" w:themeColor="text1"/>
+        </w:rPr>
+      </w:pPr>
+      <w:r>
+        <w:rPr>
+          <w:color w:val="000000" w:themeColor="text1"/>
+        </w:rPr>
+        <w:t>Chris finds it interesting to learn new things.</w:t>
+      </w:r>
+    </w:p>
+    <w:p>
+      <w:pPr>
+        <w:rPr>
+          <w:color w:val="000000" w:themeColor="text1"/>
+        </w:rPr>
+      </w:pPr>
+      <w:r>
+        <w:rPr>
+          <w:rFonts w:hint="eastAsia"/>
+          <w:color w:val="000000" w:themeColor="text1"/>
+        </w:rPr>
+        <w:t>C</w:t>
+      </w:r>
+      <w:r>
+        <w:rPr>
+          <w:color w:val="000000" w:themeColor="text1"/>
+        </w:rPr>
+        <w:t>hris</w:t>
+      </w:r>
+      <w:r>
+        <w:rPr>
+          <w:color w:val="000000" w:themeColor="text1"/>
+        </w:rPr>
+        <w:t>認為</w:t>
+      </w:r>
+      <w:r>
+        <w:rPr>
+          <w:rFonts w:hint="eastAsia"/>
+          <w:color w:val="000000" w:themeColor="text1"/>
+        </w:rPr>
+        <w:t>t</w:t>
+      </w:r>
+      <w:r>
+        <w:rPr>
+          <w:color w:val="000000" w:themeColor="text1"/>
+        </w:rPr>
+        <w:t>o V….</w:t>
+      </w:r>
+      <w:r>
+        <w:rPr>
+          <w:color w:val="000000" w:themeColor="text1"/>
+        </w:rPr>
+        <w:t>是形容詞</w:t>
+      </w:r>
+    </w:p>
+    <w:p>
+      <w:pPr>
+        <w:rPr>
+          <w:color w:val="000000" w:themeColor="text1"/>
+        </w:rPr>
+      </w:pPr>
+    </w:p>
+    <w:p>
+      <w:pPr>
+        <w:rPr>
+          <w:color w:val="000000" w:themeColor="text1"/>
+        </w:rPr>
+      </w:pPr>
+      <w:proofErr w:type="spellStart"/>
+      <w:r>
+        <w:rPr>
+          <w:color w:val="000000" w:themeColor="text1"/>
+        </w:rPr>
+        <w:t>S+find+it+to</w:t>
+      </w:r>
+      <w:proofErr w:type="spellEnd"/>
+      <w:r>
+        <w:rPr>
+          <w:color w:val="000000" w:themeColor="text1"/>
+        </w:rPr>
+        <w:t xml:space="preserve"> V</w:t>
+      </w:r>
+    </w:p>
+    <w:p>
+      <w:pPr>
+        <w:rPr>
+          <w:color w:val="000000" w:themeColor="text1"/>
+        </w:rPr>
+      </w:pPr>
+      <w:r>
+        <w:rPr>
+          <w:color w:val="000000" w:themeColor="text1"/>
+        </w:rPr>
+        <w:t>Chris finds it to be satisfying</w:t>
+      </w:r>
+      <w:r>
+        <w:rPr>
+          <w:color w:val="000000" w:themeColor="text1"/>
+        </w:rPr>
+        <w:t xml:space="preserve"> </w:t>
+      </w:r>
+      <w:r>
+        <w:rPr>
+          <w:rFonts w:hint="eastAsia"/>
+          <w:color w:val="000000" w:themeColor="text1"/>
+        </w:rPr>
+        <w:t>W</w:t>
+      </w:r>
+      <w:r>
+        <w:rPr>
+          <w:color w:val="000000" w:themeColor="text1"/>
+        </w:rPr>
+        <w:t>hen his students learn well.</w:t>
+      </w:r>
+    </w:p>
+    <w:p>
+      <w:pPr>
+        <w:rPr>
           <w:color w:val="000000" w:themeColor="text1"/>
         </w:rPr>
       </w:pPr>
@@ -29980,6 +32592,95 @@
     </w:lvl>
   </w:abstractNum>
   <w:abstractNum w:abstractNumId="15" w15:restartNumberingAfterBreak="0">
+    <w:nsid w:val="1F8F5DE3"/>
+    <w:multiLevelType w:val="hybridMultilevel"/>
+    <w:tmpl w:val="DC94A79E"/>
+    <w:lvl w:ilvl="0" w:tplc="E69C8C46">
+      <w:start w:val="1"/>
+      <w:numFmt w:val="decimal"/>
+      <w:lvlText w:val="%1."/>
+      <w:lvlJc w:val="left"/>
+      <w:pPr>
+        <w:ind w:left="360" w:hanging="360"/>
+      </w:pPr>
+      <w:rPr>
+        <w:rFonts w:hint="default"/>
+      </w:rPr>
+    </w:lvl>
+    <w:lvl w:ilvl="1" w:tplc="04090019" w:tentative="1">
+      <w:start w:val="1"/>
+      <w:numFmt w:val="ideographTraditional"/>
+      <w:lvlText w:val="%2、"/>
+      <w:lvlJc w:val="left"/>
+      <w:pPr>
+        <w:ind w:left="960" w:hanging="480"/>
+      </w:pPr>
+    </w:lvl>
+    <w:lvl w:ilvl="2" w:tplc="0409001B" w:tentative="1">
+      <w:start w:val="1"/>
+      <w:numFmt w:val="lowerRoman"/>
+      <w:lvlText w:val="%3."/>
+      <w:lvlJc w:val="right"/>
+      <w:pPr>
+        <w:ind w:left="1440" w:hanging="480"/>
+      </w:pPr>
+    </w:lvl>
+    <w:lvl w:ilvl="3" w:tplc="0409000F" w:tentative="1">
+      <w:start w:val="1"/>
+      <w:numFmt w:val="decimal"/>
+      <w:lvlText w:val="%4."/>
+      <w:lvlJc w:val="left"/>
+      <w:pPr>
+        <w:ind w:left="1920" w:hanging="480"/>
+      </w:pPr>
+    </w:lvl>
+    <w:lvl w:ilvl="4" w:tplc="04090019" w:tentative="1">
+      <w:start w:val="1"/>
+      <w:numFmt w:val="ideographTraditional"/>
+      <w:lvlText w:val="%5、"/>
+      <w:lvlJc w:val="left"/>
+      <w:pPr>
+        <w:ind w:left="2400" w:hanging="480"/>
+      </w:pPr>
+    </w:lvl>
+    <w:lvl w:ilvl="5" w:tplc="0409001B" w:tentative="1">
+      <w:start w:val="1"/>
+      <w:numFmt w:val="lowerRoman"/>
+      <w:lvlText w:val="%6."/>
+      <w:lvlJc w:val="right"/>
+      <w:pPr>
+        <w:ind w:left="2880" w:hanging="480"/>
+      </w:pPr>
+    </w:lvl>
+    <w:lvl w:ilvl="6" w:tplc="0409000F" w:tentative="1">
+      <w:start w:val="1"/>
+      <w:numFmt w:val="decimal"/>
+      <w:lvlText w:val="%7."/>
+      <w:lvlJc w:val="left"/>
+      <w:pPr>
+        <w:ind w:left="3360" w:hanging="480"/>
+      </w:pPr>
+    </w:lvl>
+    <w:lvl w:ilvl="7" w:tplc="04090019" w:tentative="1">
+      <w:start w:val="1"/>
+      <w:numFmt w:val="ideographTraditional"/>
+      <w:lvlText w:val="%8、"/>
+      <w:lvlJc w:val="left"/>
+      <w:pPr>
+        <w:ind w:left="3840" w:hanging="480"/>
+      </w:pPr>
+    </w:lvl>
+    <w:lvl w:ilvl="8" w:tplc="0409001B" w:tentative="1">
+      <w:start w:val="1"/>
+      <w:numFmt w:val="lowerRoman"/>
+      <w:lvlText w:val="%9."/>
+      <w:lvlJc w:val="right"/>
+      <w:pPr>
+        <w:ind w:left="4320" w:hanging="480"/>
+      </w:pPr>
+    </w:lvl>
+  </w:abstractNum>
+  <w:abstractNum w:abstractNumId="16" w15:restartNumberingAfterBreak="0">
     <w:nsid w:val="22B002D7"/>
     <w:multiLevelType w:val="hybridMultilevel"/>
     <w:tmpl w:val="61FC8AEC"/>
@@ -30068,7 +32769,7 @@
       </w:pPr>
     </w:lvl>
   </w:abstractNum>
-  <w:abstractNum w:abstractNumId="16" w15:restartNumberingAfterBreak="0">
+  <w:abstractNum w:abstractNumId="17" w15:restartNumberingAfterBreak="0">
     <w:nsid w:val="23732118"/>
     <w:multiLevelType w:val="hybridMultilevel"/>
     <w:tmpl w:val="0D98D8E6"/>
@@ -30157,7 +32858,7 @@
       </w:pPr>
     </w:lvl>
   </w:abstractNum>
-  <w:abstractNum w:abstractNumId="17" w15:restartNumberingAfterBreak="0">
+  <w:abstractNum w:abstractNumId="18" w15:restartNumberingAfterBreak="0">
     <w:nsid w:val="264014CB"/>
     <w:multiLevelType w:val="hybridMultilevel"/>
     <w:tmpl w:val="37A052E2"/>
@@ -30246,7 +32947,7 @@
       </w:pPr>
     </w:lvl>
   </w:abstractNum>
-  <w:abstractNum w:abstractNumId="18" w15:restartNumberingAfterBreak="0">
+  <w:abstractNum w:abstractNumId="19" w15:restartNumberingAfterBreak="0">
     <w:nsid w:val="26ED007C"/>
     <w:multiLevelType w:val="hybridMultilevel"/>
     <w:tmpl w:val="A93A876E"/>
@@ -30335,7 +33036,7 @@
       </w:pPr>
     </w:lvl>
   </w:abstractNum>
-  <w:abstractNum w:abstractNumId="19" w15:restartNumberingAfterBreak="0">
+  <w:abstractNum w:abstractNumId="20" w15:restartNumberingAfterBreak="0">
     <w:nsid w:val="2DB950D4"/>
     <w:multiLevelType w:val="hybridMultilevel"/>
     <w:tmpl w:val="3934E606"/>
@@ -30424,7 +33125,96 @@
       </w:pPr>
     </w:lvl>
   </w:abstractNum>
-  <w:abstractNum w:abstractNumId="20" w15:restartNumberingAfterBreak="0">
+  <w:abstractNum w:abstractNumId="21" w15:restartNumberingAfterBreak="0">
+    <w:nsid w:val="2E6F277F"/>
+    <w:multiLevelType w:val="hybridMultilevel"/>
+    <w:tmpl w:val="126C248C"/>
+    <w:lvl w:ilvl="0" w:tplc="4322BF8C">
+      <w:start w:val="1"/>
+      <w:numFmt w:val="upperLetter"/>
+      <w:lvlText w:val="(%1)"/>
+      <w:lvlJc w:val="left"/>
+      <w:pPr>
+        <w:ind w:left="360" w:hanging="360"/>
+      </w:pPr>
+      <w:rPr>
+        <w:rFonts w:hint="default"/>
+      </w:rPr>
+    </w:lvl>
+    <w:lvl w:ilvl="1" w:tplc="04090019" w:tentative="1">
+      <w:start w:val="1"/>
+      <w:numFmt w:val="ideographTraditional"/>
+      <w:lvlText w:val="%2、"/>
+      <w:lvlJc w:val="left"/>
+      <w:pPr>
+        <w:ind w:left="960" w:hanging="480"/>
+      </w:pPr>
+    </w:lvl>
+    <w:lvl w:ilvl="2" w:tplc="0409001B" w:tentative="1">
+      <w:start w:val="1"/>
+      <w:numFmt w:val="lowerRoman"/>
+      <w:lvlText w:val="%3."/>
+      <w:lvlJc w:val="right"/>
+      <w:pPr>
+        <w:ind w:left="1440" w:hanging="480"/>
+      </w:pPr>
+    </w:lvl>
+    <w:lvl w:ilvl="3" w:tplc="0409000F" w:tentative="1">
+      <w:start w:val="1"/>
+      <w:numFmt w:val="decimal"/>
+      <w:lvlText w:val="%4."/>
+      <w:lvlJc w:val="left"/>
+      <w:pPr>
+        <w:ind w:left="1920" w:hanging="480"/>
+      </w:pPr>
+    </w:lvl>
+    <w:lvl w:ilvl="4" w:tplc="04090019" w:tentative="1">
+      <w:start w:val="1"/>
+      <w:numFmt w:val="ideographTraditional"/>
+      <w:lvlText w:val="%5、"/>
+      <w:lvlJc w:val="left"/>
+      <w:pPr>
+        <w:ind w:left="2400" w:hanging="480"/>
+      </w:pPr>
+    </w:lvl>
+    <w:lvl w:ilvl="5" w:tplc="0409001B" w:tentative="1">
+      <w:start w:val="1"/>
+      <w:numFmt w:val="lowerRoman"/>
+      <w:lvlText w:val="%6."/>
+      <w:lvlJc w:val="right"/>
+      <w:pPr>
+        <w:ind w:left="2880" w:hanging="480"/>
+      </w:pPr>
+    </w:lvl>
+    <w:lvl w:ilvl="6" w:tplc="0409000F" w:tentative="1">
+      <w:start w:val="1"/>
+      <w:numFmt w:val="decimal"/>
+      <w:lvlText w:val="%7."/>
+      <w:lvlJc w:val="left"/>
+      <w:pPr>
+        <w:ind w:left="3360" w:hanging="480"/>
+      </w:pPr>
+    </w:lvl>
+    <w:lvl w:ilvl="7" w:tplc="04090019" w:tentative="1">
+      <w:start w:val="1"/>
+      <w:numFmt w:val="ideographTraditional"/>
+      <w:lvlText w:val="%8、"/>
+      <w:lvlJc w:val="left"/>
+      <w:pPr>
+        <w:ind w:left="3840" w:hanging="480"/>
+      </w:pPr>
+    </w:lvl>
+    <w:lvl w:ilvl="8" w:tplc="0409001B" w:tentative="1">
+      <w:start w:val="1"/>
+      <w:numFmt w:val="lowerRoman"/>
+      <w:lvlText w:val="%9."/>
+      <w:lvlJc w:val="right"/>
+      <w:pPr>
+        <w:ind w:left="4320" w:hanging="480"/>
+      </w:pPr>
+    </w:lvl>
+  </w:abstractNum>
+  <w:abstractNum w:abstractNumId="22" w15:restartNumberingAfterBreak="0">
     <w:nsid w:val="30697B34"/>
     <w:multiLevelType w:val="hybridMultilevel"/>
     <w:tmpl w:val="760E81A8"/>
@@ -30513,7 +33303,7 @@
       </w:pPr>
     </w:lvl>
   </w:abstractNum>
-  <w:abstractNum w:abstractNumId="21" w15:restartNumberingAfterBreak="0">
+  <w:abstractNum w:abstractNumId="23" w15:restartNumberingAfterBreak="0">
     <w:nsid w:val="35442E1E"/>
     <w:multiLevelType w:val="hybridMultilevel"/>
     <w:tmpl w:val="D182E740"/>
@@ -30602,7 +33392,7 @@
       </w:pPr>
     </w:lvl>
   </w:abstractNum>
-  <w:abstractNum w:abstractNumId="22" w15:restartNumberingAfterBreak="0">
+  <w:abstractNum w:abstractNumId="24" w15:restartNumberingAfterBreak="0">
     <w:nsid w:val="36005D7D"/>
     <w:multiLevelType w:val="hybridMultilevel"/>
     <w:tmpl w:val="80BA0788"/>
@@ -30691,7 +33481,7 @@
       </w:pPr>
     </w:lvl>
   </w:abstractNum>
-  <w:abstractNum w:abstractNumId="23" w15:restartNumberingAfterBreak="0">
+  <w:abstractNum w:abstractNumId="25" w15:restartNumberingAfterBreak="0">
     <w:nsid w:val="36301A1D"/>
     <w:multiLevelType w:val="hybridMultilevel"/>
     <w:tmpl w:val="17B01CFA"/>
@@ -30780,7 +33570,7 @@
       </w:pPr>
     </w:lvl>
   </w:abstractNum>
-  <w:abstractNum w:abstractNumId="24" w15:restartNumberingAfterBreak="0">
+  <w:abstractNum w:abstractNumId="26" w15:restartNumberingAfterBreak="0">
     <w:nsid w:val="36D37889"/>
     <w:multiLevelType w:val="hybridMultilevel"/>
     <w:tmpl w:val="89B2E3F8"/>
@@ -30869,7 +33659,7 @@
       </w:pPr>
     </w:lvl>
   </w:abstractNum>
-  <w:abstractNum w:abstractNumId="25" w15:restartNumberingAfterBreak="0">
+  <w:abstractNum w:abstractNumId="27" w15:restartNumberingAfterBreak="0">
     <w:nsid w:val="371A316D"/>
     <w:multiLevelType w:val="hybridMultilevel"/>
     <w:tmpl w:val="1CB8321C"/>
@@ -30958,7 +33748,96 @@
       </w:pPr>
     </w:lvl>
   </w:abstractNum>
-  <w:abstractNum w:abstractNumId="26" w15:restartNumberingAfterBreak="0">
+  <w:abstractNum w:abstractNumId="28" w15:restartNumberingAfterBreak="0">
+    <w:nsid w:val="38A9740C"/>
+    <w:multiLevelType w:val="hybridMultilevel"/>
+    <w:tmpl w:val="0BCA83BA"/>
+    <w:lvl w:ilvl="0" w:tplc="B768A3A2">
+      <w:start w:val="1"/>
+      <w:numFmt w:val="upperLetter"/>
+      <w:lvlText w:val="(%1)"/>
+      <w:lvlJc w:val="left"/>
+      <w:pPr>
+        <w:ind w:left="360" w:hanging="360"/>
+      </w:pPr>
+      <w:rPr>
+        <w:rFonts w:hint="default"/>
+      </w:rPr>
+    </w:lvl>
+    <w:lvl w:ilvl="1" w:tplc="04090019" w:tentative="1">
+      <w:start w:val="1"/>
+      <w:numFmt w:val="ideographTraditional"/>
+      <w:lvlText w:val="%2、"/>
+      <w:lvlJc w:val="left"/>
+      <w:pPr>
+        <w:ind w:left="960" w:hanging="480"/>
+      </w:pPr>
+    </w:lvl>
+    <w:lvl w:ilvl="2" w:tplc="0409001B" w:tentative="1">
+      <w:start w:val="1"/>
+      <w:numFmt w:val="lowerRoman"/>
+      <w:lvlText w:val="%3."/>
+      <w:lvlJc w:val="right"/>
+      <w:pPr>
+        <w:ind w:left="1440" w:hanging="480"/>
+      </w:pPr>
+    </w:lvl>
+    <w:lvl w:ilvl="3" w:tplc="0409000F" w:tentative="1">
+      <w:start w:val="1"/>
+      <w:numFmt w:val="decimal"/>
+      <w:lvlText w:val="%4."/>
+      <w:lvlJc w:val="left"/>
+      <w:pPr>
+        <w:ind w:left="1920" w:hanging="480"/>
+      </w:pPr>
+    </w:lvl>
+    <w:lvl w:ilvl="4" w:tplc="04090019" w:tentative="1">
+      <w:start w:val="1"/>
+      <w:numFmt w:val="ideographTraditional"/>
+      <w:lvlText w:val="%5、"/>
+      <w:lvlJc w:val="left"/>
+      <w:pPr>
+        <w:ind w:left="2400" w:hanging="480"/>
+      </w:pPr>
+    </w:lvl>
+    <w:lvl w:ilvl="5" w:tplc="0409001B" w:tentative="1">
+      <w:start w:val="1"/>
+      <w:numFmt w:val="lowerRoman"/>
+      <w:lvlText w:val="%6."/>
+      <w:lvlJc w:val="right"/>
+      <w:pPr>
+        <w:ind w:left="2880" w:hanging="480"/>
+      </w:pPr>
+    </w:lvl>
+    <w:lvl w:ilvl="6" w:tplc="0409000F" w:tentative="1">
+      <w:start w:val="1"/>
+      <w:numFmt w:val="decimal"/>
+      <w:lvlText w:val="%7."/>
+      <w:lvlJc w:val="left"/>
+      <w:pPr>
+        <w:ind w:left="3360" w:hanging="480"/>
+      </w:pPr>
+    </w:lvl>
+    <w:lvl w:ilvl="7" w:tplc="04090019" w:tentative="1">
+      <w:start w:val="1"/>
+      <w:numFmt w:val="ideographTraditional"/>
+      <w:lvlText w:val="%8、"/>
+      <w:lvlJc w:val="left"/>
+      <w:pPr>
+        <w:ind w:left="3840" w:hanging="480"/>
+      </w:pPr>
+    </w:lvl>
+    <w:lvl w:ilvl="8" w:tplc="0409001B" w:tentative="1">
+      <w:start w:val="1"/>
+      <w:numFmt w:val="lowerRoman"/>
+      <w:lvlText w:val="%9."/>
+      <w:lvlJc w:val="right"/>
+      <w:pPr>
+        <w:ind w:left="4320" w:hanging="480"/>
+      </w:pPr>
+    </w:lvl>
+  </w:abstractNum>
+  <w:abstractNum w:abstractNumId="29" w15:restartNumberingAfterBreak="0">
     <w:nsid w:val="39496F00"/>
     <w:multiLevelType w:val="hybridMultilevel"/>
     <w:tmpl w:val="6C6CE0AC"/>
@@ -31047,7 +33926,7 @@
       </w:pPr>
     </w:lvl>
   </w:abstractNum>
-  <w:abstractNum w:abstractNumId="27" w15:restartNumberingAfterBreak="0">
+  <w:abstractNum w:abstractNumId="30" w15:restartNumberingAfterBreak="0">
     <w:nsid w:val="3CD3289E"/>
     <w:multiLevelType w:val="hybridMultilevel"/>
     <w:tmpl w:val="A7A29C76"/>
@@ -31136,7 +34015,7 @@
       </w:pPr>
     </w:lvl>
   </w:abstractNum>
-  <w:abstractNum w:abstractNumId="28" w15:restartNumberingAfterBreak="0">
+  <w:abstractNum w:abstractNumId="31" w15:restartNumberingAfterBreak="0">
     <w:nsid w:val="400F352D"/>
     <w:multiLevelType w:val="hybridMultilevel"/>
     <w:tmpl w:val="18C0E9BA"/>
@@ -31225,7 +34104,7 @@
       </w:pPr>
     </w:lvl>
   </w:abstractNum>
-  <w:abstractNum w:abstractNumId="29" w15:restartNumberingAfterBreak="0">
+  <w:abstractNum w:abstractNumId="32" w15:restartNumberingAfterBreak="0">
     <w:nsid w:val="4E40307C"/>
     <w:multiLevelType w:val="hybridMultilevel"/>
     <w:tmpl w:val="A9AE2242"/>
@@ -31314,7 +34193,7 @@
       </w:pPr>
     </w:lvl>
   </w:abstractNum>
-  <w:abstractNum w:abstractNumId="30" w15:restartNumberingAfterBreak="0">
+  <w:abstractNum w:abstractNumId="33" w15:restartNumberingAfterBreak="0">
     <w:nsid w:val="4F606F0B"/>
     <w:multiLevelType w:val="hybridMultilevel"/>
     <w:tmpl w:val="AFA6EE62"/>
@@ -31403,7 +34282,7 @@
       </w:pPr>
     </w:lvl>
   </w:abstractNum>
-  <w:abstractNum w:abstractNumId="31" w15:restartNumberingAfterBreak="0">
+  <w:abstractNum w:abstractNumId="34" w15:restartNumberingAfterBreak="0">
     <w:nsid w:val="4FB509B0"/>
     <w:multiLevelType w:val="hybridMultilevel"/>
     <w:tmpl w:val="8604D55E"/>
@@ -31492,7 +34371,7 @@
       </w:pPr>
     </w:lvl>
   </w:abstractNum>
-  <w:abstractNum w:abstractNumId="32" w15:restartNumberingAfterBreak="0">
+  <w:abstractNum w:abstractNumId="35" w15:restartNumberingAfterBreak="0">
     <w:nsid w:val="51F860B5"/>
     <w:multiLevelType w:val="hybridMultilevel"/>
     <w:tmpl w:val="016AA4DC"/>
@@ -31581,7 +34460,7 @@
       </w:pPr>
     </w:lvl>
   </w:abstractNum>
-  <w:abstractNum w:abstractNumId="33" w15:restartNumberingAfterBreak="0">
+  <w:abstractNum w:abstractNumId="36" w15:restartNumberingAfterBreak="0">
     <w:nsid w:val="52815DD5"/>
     <w:multiLevelType w:val="hybridMultilevel"/>
     <w:tmpl w:val="614AB2D4"/>
@@ -31670,7 +34549,7 @@
       </w:pPr>
     </w:lvl>
   </w:abstractNum>
-  <w:abstractNum w:abstractNumId="34" w15:restartNumberingAfterBreak="0">
+  <w:abstractNum w:abstractNumId="37" w15:restartNumberingAfterBreak="0">
     <w:nsid w:val="53005D9A"/>
     <w:multiLevelType w:val="hybridMultilevel"/>
     <w:tmpl w:val="6F1E60CE"/>
@@ -31759,7 +34638,7 @@
       </w:pPr>
     </w:lvl>
   </w:abstractNum>
-  <w:abstractNum w:abstractNumId="35" w15:restartNumberingAfterBreak="0">
+  <w:abstractNum w:abstractNumId="38" w15:restartNumberingAfterBreak="0">
     <w:nsid w:val="538679A2"/>
     <w:multiLevelType w:val="hybridMultilevel"/>
     <w:tmpl w:val="C054C95C"/>
@@ -31848,7 +34727,7 @@
       </w:pPr>
     </w:lvl>
   </w:abstractNum>
-  <w:abstractNum w:abstractNumId="36" w15:restartNumberingAfterBreak="0">
+  <w:abstractNum w:abstractNumId="39" w15:restartNumberingAfterBreak="0">
     <w:nsid w:val="5495135A"/>
     <w:multiLevelType w:val="hybridMultilevel"/>
     <w:tmpl w:val="AA88B466"/>
@@ -31937,7 +34816,96 @@
       </w:pPr>
     </w:lvl>
   </w:abstractNum>
-  <w:abstractNum w:abstractNumId="37" w15:restartNumberingAfterBreak="0">
+  <w:abstractNum w:abstractNumId="40" w15:restartNumberingAfterBreak="0">
+    <w:nsid w:val="573B45E7"/>
+    <w:multiLevelType w:val="hybridMultilevel"/>
+    <w:tmpl w:val="838C1B24"/>
+    <w:lvl w:ilvl="0" w:tplc="4030DBB6">
+      <w:start w:val="1"/>
+      <w:numFmt w:val="upperLetter"/>
+      <w:lvlText w:val="(%1)"/>
+      <w:lvlJc w:val="left"/>
+      <w:pPr>
+        <w:ind w:left="360" w:hanging="360"/>
+      </w:pPr>
+      <w:rPr>
+        <w:rFonts w:hint="default"/>
+      </w:rPr>
+    </w:lvl>
+    <w:lvl w:ilvl="1" w:tplc="04090019" w:tentative="1">
+      <w:start w:val="1"/>
+      <w:numFmt w:val="ideographTraditional"/>
+      <w:lvlText w:val="%2、"/>
+      <w:lvlJc w:val="left"/>
+      <w:pPr>
+        <w:ind w:left="960" w:hanging="480"/>
+      </w:pPr>
+    </w:lvl>
+    <w:lvl w:ilvl="2" w:tplc="0409001B" w:tentative="1">
+      <w:start w:val="1"/>
+      <w:numFmt w:val="lowerRoman"/>
+      <w:lvlText w:val="%3."/>
+      <w:lvlJc w:val="right"/>
+      <w:pPr>
+        <w:ind w:left="1440" w:hanging="480"/>
+      </w:pPr>
+    </w:lvl>
+    <w:lvl w:ilvl="3" w:tplc="0409000F" w:tentative="1">
+      <w:start w:val="1"/>
+      <w:numFmt w:val="decimal"/>
+      <w:lvlText w:val="%4."/>
+      <w:lvlJc w:val="left"/>
+      <w:pPr>
+        <w:ind w:left="1920" w:hanging="480"/>
+      </w:pPr>
+    </w:lvl>
+    <w:lvl w:ilvl="4" w:tplc="04090019" w:tentative="1">
+      <w:start w:val="1"/>
+      <w:numFmt w:val="ideographTraditional"/>
+      <w:lvlText w:val="%5、"/>
+      <w:lvlJc w:val="left"/>
+      <w:pPr>
+        <w:ind w:left="2400" w:hanging="480"/>
+      </w:pPr>
+    </w:lvl>
+    <w:lvl w:ilvl="5" w:tplc="0409001B" w:tentative="1">
+      <w:start w:val="1"/>
+      <w:numFmt w:val="lowerRoman"/>
+      <w:lvlText w:val="%6."/>
+      <w:lvlJc w:val="right"/>
+      <w:pPr>
+        <w:ind w:left="2880" w:hanging="480"/>
+      </w:pPr>
+    </w:lvl>
+    <w:lvl w:ilvl="6" w:tplc="0409000F" w:tentative="1">
+      <w:start w:val="1"/>
+      <w:numFmt w:val="decimal"/>
+      <w:lvlText w:val="%7."/>
+      <w:lvlJc w:val="left"/>
+      <w:pPr>
+        <w:ind w:left="3360" w:hanging="480"/>
+      </w:pPr>
+    </w:lvl>
+    <w:lvl w:ilvl="7" w:tplc="04090019" w:tentative="1">
+      <w:start w:val="1"/>
+      <w:numFmt w:val="ideographTraditional"/>
+      <w:lvlText w:val="%8、"/>
+      <w:lvlJc w:val="left"/>
+      <w:pPr>
+        <w:ind w:left="3840" w:hanging="480"/>
+      </w:pPr>
+    </w:lvl>
+    <w:lvl w:ilvl="8" w:tplc="0409001B" w:tentative="1">
+      <w:start w:val="1"/>
+      <w:numFmt w:val="lowerRoman"/>
+      <w:lvlText w:val="%9."/>
+      <w:lvlJc w:val="right"/>
+      <w:pPr>
+        <w:ind w:left="4320" w:hanging="480"/>
+      </w:pPr>
+    </w:lvl>
+  </w:abstractNum>
+  <w:abstractNum w:abstractNumId="41" w15:restartNumberingAfterBreak="0">
     <w:nsid w:val="59597F59"/>
     <w:multiLevelType w:val="hybridMultilevel"/>
     <w:tmpl w:val="43C8A6AE"/>
@@ -32026,7 +34994,7 @@
       </w:pPr>
     </w:lvl>
   </w:abstractNum>
-  <w:abstractNum w:abstractNumId="38" w15:restartNumberingAfterBreak="0">
+  <w:abstractNum w:abstractNumId="42" w15:restartNumberingAfterBreak="0">
     <w:nsid w:val="5B69241D"/>
     <w:multiLevelType w:val="hybridMultilevel"/>
     <w:tmpl w:val="B59462EA"/>
@@ -32115,7 +35083,7 @@
       </w:pPr>
     </w:lvl>
   </w:abstractNum>
-  <w:abstractNum w:abstractNumId="39" w15:restartNumberingAfterBreak="0">
+  <w:abstractNum w:abstractNumId="43" w15:restartNumberingAfterBreak="0">
     <w:nsid w:val="5D0F5CC4"/>
     <w:multiLevelType w:val="hybridMultilevel"/>
     <w:tmpl w:val="878A5BF6"/>
@@ -32204,7 +35172,7 @@
       </w:pPr>
     </w:lvl>
   </w:abstractNum>
-  <w:abstractNum w:abstractNumId="40" w15:restartNumberingAfterBreak="0">
+  <w:abstractNum w:abstractNumId="44" w15:restartNumberingAfterBreak="0">
     <w:nsid w:val="5D4562FB"/>
     <w:multiLevelType w:val="hybridMultilevel"/>
     <w:tmpl w:val="F7E48502"/>
@@ -32293,7 +35261,7 @@
       </w:pPr>
     </w:lvl>
   </w:abstractNum>
-  <w:abstractNum w:abstractNumId="41" w15:restartNumberingAfterBreak="0">
+  <w:abstractNum w:abstractNumId="45" w15:restartNumberingAfterBreak="0">
     <w:nsid w:val="5FCF5004"/>
     <w:multiLevelType w:val="hybridMultilevel"/>
     <w:tmpl w:val="F1B2BA08"/>
@@ -32382,7 +35350,7 @@
       </w:pPr>
     </w:lvl>
   </w:abstractNum>
-  <w:abstractNum w:abstractNumId="42" w15:restartNumberingAfterBreak="0">
+  <w:abstractNum w:abstractNumId="46" w15:restartNumberingAfterBreak="0">
     <w:nsid w:val="60637B1C"/>
     <w:multiLevelType w:val="hybridMultilevel"/>
     <w:tmpl w:val="4CBC3D0C"/>
@@ -32471,7 +35439,7 @@
       </w:pPr>
     </w:lvl>
   </w:abstractNum>
-  <w:abstractNum w:abstractNumId="43" w15:restartNumberingAfterBreak="0">
+  <w:abstractNum w:abstractNumId="47" w15:restartNumberingAfterBreak="0">
     <w:nsid w:val="609177BD"/>
     <w:multiLevelType w:val="hybridMultilevel"/>
     <w:tmpl w:val="680E61BA"/>
@@ -32560,7 +35528,7 @@
       </w:pPr>
     </w:lvl>
   </w:abstractNum>
-  <w:abstractNum w:abstractNumId="44" w15:restartNumberingAfterBreak="0">
+  <w:abstractNum w:abstractNumId="48" w15:restartNumberingAfterBreak="0">
     <w:nsid w:val="62B50E98"/>
     <w:multiLevelType w:val="hybridMultilevel"/>
     <w:tmpl w:val="BDD415A0"/>
@@ -32649,7 +35617,7 @@
       </w:pPr>
     </w:lvl>
   </w:abstractNum>
-  <w:abstractNum w:abstractNumId="45" w15:restartNumberingAfterBreak="0">
+  <w:abstractNum w:abstractNumId="49" w15:restartNumberingAfterBreak="0">
     <w:nsid w:val="647A59BB"/>
     <w:multiLevelType w:val="hybridMultilevel"/>
     <w:tmpl w:val="B6ECFFB6"/>
@@ -32738,7 +35706,7 @@
       </w:pPr>
     </w:lvl>
   </w:abstractNum>
-  <w:abstractNum w:abstractNumId="46" w15:restartNumberingAfterBreak="0">
+  <w:abstractNum w:abstractNumId="50" w15:restartNumberingAfterBreak="0">
     <w:nsid w:val="69C570D4"/>
     <w:multiLevelType w:val="hybridMultilevel"/>
     <w:tmpl w:val="1D269158"/>
@@ -32827,7 +35795,7 @@
       </w:pPr>
     </w:lvl>
   </w:abstractNum>
-  <w:abstractNum w:abstractNumId="47" w15:restartNumberingAfterBreak="0">
+  <w:abstractNum w:abstractNumId="51" w15:restartNumberingAfterBreak="0">
     <w:nsid w:val="6E4F2B7A"/>
     <w:multiLevelType w:val="hybridMultilevel"/>
     <w:tmpl w:val="62E66B82"/>
@@ -32916,7 +35884,7 @@
       </w:pPr>
     </w:lvl>
   </w:abstractNum>
-  <w:abstractNum w:abstractNumId="48" w15:restartNumberingAfterBreak="0">
+  <w:abstractNum w:abstractNumId="52" w15:restartNumberingAfterBreak="0">
     <w:nsid w:val="6F2E0A24"/>
     <w:multiLevelType w:val="hybridMultilevel"/>
     <w:tmpl w:val="43521F5A"/>
@@ -33005,7 +35973,7 @@
       </w:pPr>
     </w:lvl>
   </w:abstractNum>
-  <w:abstractNum w:abstractNumId="49" w15:restartNumberingAfterBreak="0">
+  <w:abstractNum w:abstractNumId="53" w15:restartNumberingAfterBreak="0">
     <w:nsid w:val="703313C3"/>
     <w:multiLevelType w:val="hybridMultilevel"/>
     <w:tmpl w:val="78F4B278"/>
@@ -33094,7 +36062,7 @@
       </w:pPr>
     </w:lvl>
   </w:abstractNum>
-  <w:abstractNum w:abstractNumId="50" w15:restartNumberingAfterBreak="0">
+  <w:abstractNum w:abstractNumId="54" w15:restartNumberingAfterBreak="0">
     <w:nsid w:val="71274037"/>
     <w:multiLevelType w:val="hybridMultilevel"/>
     <w:tmpl w:val="01AA0F8E"/>
@@ -33183,7 +36151,96 @@
       </w:pPr>
     </w:lvl>
   </w:abstractNum>
-  <w:abstractNum w:abstractNumId="51" w15:restartNumberingAfterBreak="0">
+  <w:abstractNum w:abstractNumId="55" w15:restartNumberingAfterBreak="0">
+    <w:nsid w:val="712A31F4"/>
+    <w:multiLevelType w:val="hybridMultilevel"/>
+    <w:tmpl w:val="2A5C6642"/>
+    <w:lvl w:ilvl="0" w:tplc="D6C62732">
+      <w:start w:val="1"/>
+      <w:numFmt w:val="upperLetter"/>
+      <w:lvlText w:val="(%1)"/>
+      <w:lvlJc w:val="left"/>
+      <w:pPr>
+        <w:ind w:left="360" w:hanging="360"/>
+      </w:pPr>
+      <w:rPr>
+        <w:rFonts w:hint="default"/>
+      </w:rPr>
+    </w:lvl>
+    <w:lvl w:ilvl="1" w:tplc="04090019" w:tentative="1">
+      <w:start w:val="1"/>
+      <w:numFmt w:val="ideographTraditional"/>
+      <w:lvlText w:val="%2、"/>
+      <w:lvlJc w:val="left"/>
+      <w:pPr>
+        <w:ind w:left="960" w:hanging="480"/>
+      </w:pPr>
+    </w:lvl>
+    <w:lvl w:ilvl="2" w:tplc="0409001B" w:tentative="1">
+      <w:start w:val="1"/>
+      <w:numFmt w:val="lowerRoman"/>
+      <w:lvlText w:val="%3."/>
+      <w:lvlJc w:val="right"/>
+      <w:pPr>
+        <w:ind w:left="1440" w:hanging="480"/>
+      </w:pPr>
+    </w:lvl>
+    <w:lvl w:ilvl="3" w:tplc="0409000F" w:tentative="1">
+      <w:start w:val="1"/>
+      <w:numFmt w:val="decimal"/>
+      <w:lvlText w:val="%4."/>
+      <w:lvlJc w:val="left"/>
+      <w:pPr>
+        <w:ind w:left="1920" w:hanging="480"/>
+      </w:pPr>
+    </w:lvl>
+    <w:lvl w:ilvl="4" w:tplc="04090019" w:tentative="1">
+      <w:start w:val="1"/>
+      <w:numFmt w:val="ideographTraditional"/>
+      <w:lvlText w:val="%5、"/>
+      <w:lvlJc w:val="left"/>
+      <w:pPr>
+        <w:ind w:left="2400" w:hanging="480"/>
+      </w:pPr>
+    </w:lvl>
+    <w:lvl w:ilvl="5" w:tplc="0409001B" w:tentative="1">
+      <w:start w:val="1"/>
+      <w:numFmt w:val="lowerRoman"/>
+      <w:lvlText w:val="%6."/>
+      <w:lvlJc w:val="right"/>
+      <w:pPr>
+        <w:ind w:left="2880" w:hanging="480"/>
+      </w:pPr>
+    </w:lvl>
+    <w:lvl w:ilvl="6" w:tplc="0409000F" w:tentative="1">
+      <w:start w:val="1"/>
+      <w:numFmt w:val="decimal"/>
+      <w:lvlText w:val="%7."/>
+      <w:lvlJc w:val="left"/>
+      <w:pPr>
+        <w:ind w:left="3360" w:hanging="480"/>
+      </w:pPr>
+    </w:lvl>
+    <w:lvl w:ilvl="7" w:tplc="04090019" w:tentative="1">
+      <w:start w:val="1"/>
+      <w:numFmt w:val="ideographTraditional"/>
+      <w:lvlText w:val="%8、"/>
+      <w:lvlJc w:val="left"/>
+      <w:pPr>
+        <w:ind w:left="3840" w:hanging="480"/>
+      </w:pPr>
+    </w:lvl>
+    <w:lvl w:ilvl="8" w:tplc="0409001B" w:tentative="1">
+      <w:start w:val="1"/>
+      <w:numFmt w:val="lowerRoman"/>
+      <w:lvlText w:val="%9."/>
+      <w:lvlJc w:val="right"/>
+      <w:pPr>
+        <w:ind w:left="4320" w:hanging="480"/>
+      </w:pPr>
+    </w:lvl>
+  </w:abstractNum>
+  <w:abstractNum w:abstractNumId="56" w15:restartNumberingAfterBreak="0">
     <w:nsid w:val="73221F6A"/>
     <w:multiLevelType w:val="hybridMultilevel"/>
     <w:tmpl w:val="0F1602A2"/>
@@ -33272,7 +36329,7 @@
       </w:pPr>
     </w:lvl>
   </w:abstractNum>
-  <w:abstractNum w:abstractNumId="52" w15:restartNumberingAfterBreak="0">
+  <w:abstractNum w:abstractNumId="57" w15:restartNumberingAfterBreak="0">
     <w:nsid w:val="73DC2168"/>
     <w:multiLevelType w:val="hybridMultilevel"/>
     <w:tmpl w:val="E56C0A66"/>
@@ -33361,7 +36418,7 @@
       </w:pPr>
     </w:lvl>
   </w:abstractNum>
-  <w:abstractNum w:abstractNumId="53" w15:restartNumberingAfterBreak="0">
+  <w:abstractNum w:abstractNumId="58" w15:restartNumberingAfterBreak="0">
     <w:nsid w:val="741D3B52"/>
     <w:multiLevelType w:val="hybridMultilevel"/>
     <w:tmpl w:val="29667460"/>
@@ -33450,7 +36507,7 @@
       </w:pPr>
     </w:lvl>
   </w:abstractNum>
-  <w:abstractNum w:abstractNumId="54" w15:restartNumberingAfterBreak="0">
+  <w:abstractNum w:abstractNumId="59" w15:restartNumberingAfterBreak="0">
     <w:nsid w:val="75226988"/>
     <w:multiLevelType w:val="hybridMultilevel"/>
     <w:tmpl w:val="FE52247A"/>
@@ -33539,7 +36596,7 @@
       </w:pPr>
     </w:lvl>
   </w:abstractNum>
-  <w:abstractNum w:abstractNumId="55" w15:restartNumberingAfterBreak="0">
+  <w:abstractNum w:abstractNumId="60" w15:restartNumberingAfterBreak="0">
     <w:nsid w:val="76444F03"/>
     <w:multiLevelType w:val="hybridMultilevel"/>
     <w:tmpl w:val="A16648C8"/>
@@ -33628,7 +36685,7 @@
       </w:pPr>
     </w:lvl>
   </w:abstractNum>
-  <w:abstractNum w:abstractNumId="56" w15:restartNumberingAfterBreak="0">
+  <w:abstractNum w:abstractNumId="61" w15:restartNumberingAfterBreak="0">
     <w:nsid w:val="775001FE"/>
     <w:multiLevelType w:val="hybridMultilevel"/>
     <w:tmpl w:val="D26051BC"/>
@@ -33717,7 +36774,7 @@
       </w:pPr>
     </w:lvl>
   </w:abstractNum>
-  <w:abstractNum w:abstractNumId="57" w15:restartNumberingAfterBreak="0">
+  <w:abstractNum w:abstractNumId="62" w15:restartNumberingAfterBreak="0">
     <w:nsid w:val="79A8772D"/>
     <w:multiLevelType w:val="hybridMultilevel"/>
     <w:tmpl w:val="A07AFE8E"/>
@@ -33806,7 +36863,7 @@
       </w:pPr>
     </w:lvl>
   </w:abstractNum>
-  <w:abstractNum w:abstractNumId="58" w15:restartNumberingAfterBreak="0">
+  <w:abstractNum w:abstractNumId="63" w15:restartNumberingAfterBreak="0">
     <w:nsid w:val="7B123881"/>
     <w:multiLevelType w:val="hybridMultilevel"/>
     <w:tmpl w:val="A59E4332"/>
@@ -33895,7 +36952,7 @@
       </w:pPr>
     </w:lvl>
   </w:abstractNum>
-  <w:abstractNum w:abstractNumId="59" w15:restartNumberingAfterBreak="0">
+  <w:abstractNum w:abstractNumId="64" w15:restartNumberingAfterBreak="0">
     <w:nsid w:val="7C187F3C"/>
     <w:multiLevelType w:val="hybridMultilevel"/>
     <w:tmpl w:val="7C3EB84C"/>
@@ -33984,7 +37041,7 @@
       </w:pPr>
     </w:lvl>
   </w:abstractNum>
-  <w:abstractNum w:abstractNumId="60" w15:restartNumberingAfterBreak="0">
+  <w:abstractNum w:abstractNumId="65" w15:restartNumberingAfterBreak="0">
     <w:nsid w:val="7D7E23CE"/>
     <w:multiLevelType w:val="hybridMultilevel"/>
     <w:tmpl w:val="2DEAF36E"/>
@@ -34073,7 +37130,7 @@
       </w:pPr>
     </w:lvl>
   </w:abstractNum>
-  <w:abstractNum w:abstractNumId="61" w15:restartNumberingAfterBreak="0">
+  <w:abstractNum w:abstractNumId="66" w15:restartNumberingAfterBreak="0">
     <w:nsid w:val="7D8370E3"/>
     <w:multiLevelType w:val="hybridMultilevel"/>
     <w:tmpl w:val="706C694C"/>
@@ -34162,7 +37219,7 @@
       </w:pPr>
     </w:lvl>
   </w:abstractNum>
-  <w:abstractNum w:abstractNumId="62" w15:restartNumberingAfterBreak="0">
+  <w:abstractNum w:abstractNumId="67" w15:restartNumberingAfterBreak="0">
     <w:nsid w:val="7E5421B4"/>
     <w:multiLevelType w:val="hybridMultilevel"/>
     <w:tmpl w:val="32101888"/>
@@ -34252,46 +37309,46 @@
     </w:lvl>
   </w:abstractNum>
   <w:num w:numId="1" w16cid:durableId="2102139238">
-    <w:abstractNumId w:val="36"/>
+    <w:abstractNumId w:val="39"/>
   </w:num>
   <w:num w:numId="2" w16cid:durableId="575020547">
-    <w:abstractNumId w:val="56"/>
+    <w:abstractNumId w:val="61"/>
   </w:num>
   <w:num w:numId="3" w16cid:durableId="646208146">
     <w:abstractNumId w:val="9"/>
   </w:num>
   <w:num w:numId="4" w16cid:durableId="1865290467">
-    <w:abstractNumId w:val="58"/>
+    <w:abstractNumId w:val="63"/>
   </w:num>
   <w:num w:numId="5" w16cid:durableId="313880131">
-    <w:abstractNumId w:val="26"/>
+    <w:abstractNumId w:val="29"/>
   </w:num>
   <w:num w:numId="6" w16cid:durableId="769592526">
-    <w:abstractNumId w:val="28"/>
+    <w:abstractNumId w:val="31"/>
   </w:num>
   <w:num w:numId="7" w16cid:durableId="1305695450">
-    <w:abstractNumId w:val="15"/>
+    <w:abstractNumId w:val="16"/>
   </w:num>
   <w:num w:numId="8" w16cid:durableId="887643459">
+    <w:abstractNumId w:val="37"/>
+  </w:num>
+  <w:num w:numId="9" w16cid:durableId="1328941413">
+    <w:abstractNumId w:val="22"/>
+  </w:num>
+  <w:num w:numId="10" w16cid:durableId="790712736">
     <w:abstractNumId w:val="34"/>
   </w:num>
-  <w:num w:numId="9" w16cid:durableId="1328941413">
-    <w:abstractNumId w:val="20"/>
-  </w:num>
-  <w:num w:numId="10" w16cid:durableId="790712736">
-    <w:abstractNumId w:val="31"/>
-  </w:num>
   <w:num w:numId="11" w16cid:durableId="683674992">
-    <w:abstractNumId w:val="38"/>
+    <w:abstractNumId w:val="42"/>
   </w:num>
   <w:num w:numId="12" w16cid:durableId="931743370">
-    <w:abstractNumId w:val="61"/>
+    <w:abstractNumId w:val="66"/>
   </w:num>
   <w:num w:numId="13" w16cid:durableId="582497875">
-    <w:abstractNumId w:val="52"/>
+    <w:abstractNumId w:val="57"/>
   </w:num>
   <w:num w:numId="14" w16cid:durableId="2077779316">
-    <w:abstractNumId w:val="45"/>
+    <w:abstractNumId w:val="49"/>
   </w:num>
   <w:num w:numId="15" w16cid:durableId="1736052775">
     <w:abstractNumId w:val="13"/>
@@ -34312,133 +37369,148 @@
     <w:abstractNumId w:val="4"/>
   </w:num>
   <w:num w:numId="21" w16cid:durableId="844591418">
-    <w:abstractNumId w:val="59"/>
+    <w:abstractNumId w:val="64"/>
   </w:num>
   <w:num w:numId="22" w16cid:durableId="660162019">
     <w:abstractNumId w:val="1"/>
   </w:num>
   <w:num w:numId="23" w16cid:durableId="190650187">
+    <w:abstractNumId w:val="27"/>
+  </w:num>
+  <w:num w:numId="24" w16cid:durableId="468479178">
+    <w:abstractNumId w:val="35"/>
+  </w:num>
+  <w:num w:numId="25" w16cid:durableId="47269465">
+    <w:abstractNumId w:val="59"/>
+  </w:num>
+  <w:num w:numId="26" w16cid:durableId="1758208378">
     <w:abstractNumId w:val="25"/>
   </w:num>
-  <w:num w:numId="24" w16cid:durableId="468479178">
-    <w:abstractNumId w:val="32"/>
+  <w:num w:numId="27" w16cid:durableId="824053539">
+    <w:abstractNumId w:val="19"/>
   </w:num>
-  <w:num w:numId="25" w16cid:durableId="47269465">
+  <w:num w:numId="28" w16cid:durableId="357236879">
+    <w:abstractNumId w:val="47"/>
+  </w:num>
+  <w:num w:numId="29" w16cid:durableId="806894354">
     <w:abstractNumId w:val="54"/>
   </w:num>
-  <w:num w:numId="26" w16cid:durableId="1758208378">
-    <w:abstractNumId w:val="23"/>
-  </w:num>
-  <w:num w:numId="27" w16cid:durableId="824053539">
-    <w:abstractNumId w:val="18"/>
-  </w:num>
-  <w:num w:numId="28" w16cid:durableId="357236879">
-    <w:abstractNumId w:val="43"/>
-  </w:num>
-  <w:num w:numId="29" w16cid:durableId="806894354">
-    <w:abstractNumId w:val="50"/>
-  </w:num>
   <w:num w:numId="30" w16cid:durableId="1846246767">
-    <w:abstractNumId w:val="24"/>
+    <w:abstractNumId w:val="26"/>
   </w:num>
   <w:num w:numId="31" w16cid:durableId="125785530">
-    <w:abstractNumId w:val="48"/>
+    <w:abstractNumId w:val="52"/>
   </w:num>
   <w:num w:numId="32" w16cid:durableId="583691044">
-    <w:abstractNumId w:val="62"/>
+    <w:abstractNumId w:val="67"/>
   </w:num>
   <w:num w:numId="33" w16cid:durableId="308940394">
-    <w:abstractNumId w:val="21"/>
+    <w:abstractNumId w:val="23"/>
   </w:num>
   <w:num w:numId="34" w16cid:durableId="217908087">
     <w:abstractNumId w:val="7"/>
   </w:num>
   <w:num w:numId="35" w16cid:durableId="1291473063">
-    <w:abstractNumId w:val="29"/>
+    <w:abstractNumId w:val="32"/>
   </w:num>
   <w:num w:numId="36" w16cid:durableId="1966158929">
     <w:abstractNumId w:val="6"/>
   </w:num>
   <w:num w:numId="37" w16cid:durableId="636880972">
-    <w:abstractNumId w:val="37"/>
+    <w:abstractNumId w:val="41"/>
   </w:num>
   <w:num w:numId="38" w16cid:durableId="2037462049">
-    <w:abstractNumId w:val="40"/>
+    <w:abstractNumId w:val="44"/>
   </w:num>
   <w:num w:numId="39" w16cid:durableId="1992057983">
-    <w:abstractNumId w:val="16"/>
+    <w:abstractNumId w:val="17"/>
   </w:num>
   <w:num w:numId="40" w16cid:durableId="1160653140">
-    <w:abstractNumId w:val="60"/>
+    <w:abstractNumId w:val="65"/>
   </w:num>
   <w:num w:numId="41" w16cid:durableId="498039688">
     <w:abstractNumId w:val="14"/>
   </w:num>
   <w:num w:numId="42" w16cid:durableId="1266185138">
-    <w:abstractNumId w:val="27"/>
+    <w:abstractNumId w:val="30"/>
   </w:num>
   <w:num w:numId="43" w16cid:durableId="2126578927">
-    <w:abstractNumId w:val="46"/>
+    <w:abstractNumId w:val="50"/>
   </w:num>
   <w:num w:numId="44" w16cid:durableId="247931208">
-    <w:abstractNumId w:val="44"/>
+    <w:abstractNumId w:val="48"/>
   </w:num>
   <w:num w:numId="45" w16cid:durableId="1955283914">
     <w:abstractNumId w:val="10"/>
   </w:num>
   <w:num w:numId="46" w16cid:durableId="1721705279">
-    <w:abstractNumId w:val="41"/>
+    <w:abstractNumId w:val="45"/>
   </w:num>
   <w:num w:numId="47" w16cid:durableId="36054424">
-    <w:abstractNumId w:val="51"/>
+    <w:abstractNumId w:val="56"/>
   </w:num>
   <w:num w:numId="48" w16cid:durableId="632559833">
     <w:abstractNumId w:val="5"/>
   </w:num>
   <w:num w:numId="49" w16cid:durableId="1985088345">
-    <w:abstractNumId w:val="57"/>
+    <w:abstractNumId w:val="62"/>
   </w:num>
   <w:num w:numId="50" w16cid:durableId="170341225">
-    <w:abstractNumId w:val="30"/>
+    <w:abstractNumId w:val="33"/>
   </w:num>
   <w:num w:numId="51" w16cid:durableId="836119761">
-    <w:abstractNumId w:val="22"/>
+    <w:abstractNumId w:val="24"/>
   </w:num>
   <w:num w:numId="52" w16cid:durableId="1334722007">
     <w:abstractNumId w:val="2"/>
   </w:num>
   <w:num w:numId="53" w16cid:durableId="1366179073">
-    <w:abstractNumId w:val="35"/>
+    <w:abstractNumId w:val="38"/>
   </w:num>
   <w:num w:numId="54" w16cid:durableId="1570573678">
-    <w:abstractNumId w:val="49"/>
+    <w:abstractNumId w:val="53"/>
   </w:num>
   <w:num w:numId="55" w16cid:durableId="1519006612">
-    <w:abstractNumId w:val="33"/>
+    <w:abstractNumId w:val="36"/>
   </w:num>
   <w:num w:numId="56" w16cid:durableId="1432582897">
-    <w:abstractNumId w:val="39"/>
+    <w:abstractNumId w:val="43"/>
   </w:num>
   <w:num w:numId="57" w16cid:durableId="2036225982">
-    <w:abstractNumId w:val="19"/>
+    <w:abstractNumId w:val="20"/>
   </w:num>
   <w:num w:numId="58" w16cid:durableId="1882207265">
-    <w:abstractNumId w:val="55"/>
+    <w:abstractNumId w:val="60"/>
   </w:num>
   <w:num w:numId="59" w16cid:durableId="585262215">
-    <w:abstractNumId w:val="17"/>
+    <w:abstractNumId w:val="18"/>
   </w:num>
   <w:num w:numId="60" w16cid:durableId="1026639352">
     <w:abstractNumId w:val="3"/>
   </w:num>
   <w:num w:numId="61" w16cid:durableId="245462647">
-    <w:abstractNumId w:val="42"/>
+    <w:abstractNumId w:val="46"/>
   </w:num>
   <w:num w:numId="62" w16cid:durableId="640352719">
-    <w:abstractNumId w:val="47"/>
+    <w:abstractNumId w:val="51"/>
   </w:num>
   <w:num w:numId="63" w16cid:durableId="422655112">
-    <w:abstractNumId w:val="53"/>
+    <w:abstractNumId w:val="58"/>
+  </w:num>
+  <w:num w:numId="64" w16cid:durableId="1530101498">
+    <w:abstractNumId w:val="21"/>
+  </w:num>
+  <w:num w:numId="65" w16cid:durableId="87892612">
+    <w:abstractNumId w:val="55"/>
+  </w:num>
+  <w:num w:numId="66" w16cid:durableId="183636057">
+    <w:abstractNumId w:val="28"/>
+  </w:num>
+  <w:num w:numId="67" w16cid:durableId="1313751246">
+    <w:abstractNumId w:val="15"/>
+  </w:num>
+  <w:num w:numId="68" w16cid:durableId="1171140581">
+    <w:abstractNumId w:val="40"/>
   </w:num>
 </w:numbering>
 </file>

--- a/碩一/TOEIC/介係詞代名詞.docx
+++ b/碩一/TOEIC/介係詞代名詞.docx
@@ -1,6 +1,6 @@
 
 <file path=word/document.xml><?xml version="1.0" encoding="utf-8"?>
-<w:document xmlns:wpc="http://schemas.microsoft.com/office/word/2010/wordprocessingCanvas" xmlns:cx="http://schemas.microsoft.com/office/drawing/2014/chartex" xmlns:cx1="http://schemas.microsoft.com/office/drawing/2015/9/8/chartex" xmlns:cx2="http://schemas.microsoft.com/office/drawing/2015/10/21/chartex" xmlns:cx3="http://schemas.microsoft.com/office/drawing/2016/5/9/chartex" xmlns:cx4="http://schemas.microsoft.com/office/drawing/2016/5/10/chartex" xmlns:cx5="http://schemas.microsoft.com/office/drawing/2016/5/11/chartex" xmlns:cx6="http://schemas.microsoft.com/office/drawing/2016/5/12/chartex" xmlns:cx7="http://schemas.microsoft.com/office/drawing/2016/5/13/chartex" xmlns:cx8="http://schemas.microsoft.com/office/drawing/2016/5/14/chartex" xmlns:mc="http://schemas.openxmlformats.org/markup-compatibility/2006" xmlns:aink="http://schemas.microsoft.com/office/drawing/2016/ink" xmlns:am3d="http://schemas.microsoft.com/office/drawing/2017/model3d" xmlns:o="urn:schemas-microsoft-com:office:office" xmlns:oel="http://schemas.microsoft.com/office/2019/extlst" xmlns:r="http://schemas.openxmlformats.org/officeDocument/2006/relationships" xmlns:m="http://schemas.openxmlformats.org/officeDocument/2006/math" xmlns:v="urn:schemas-microsoft-com:vml" xmlns:wp14="http://schemas.microsoft.com/office/word/2010/wordprocessingDrawing" xmlns:wp="http://schemas.openxmlformats.org/drawingml/2006/wordprocessingDrawing" xmlns:w10="urn:schemas-microsoft-com:office:word" xmlns:w="http://schemas.openxmlformats.org/wordprocessingml/2006/main" xmlns:w14="http://schemas.microsoft.com/office/word/2010/wordml" xmlns:w15="http://schemas.microsoft.com/office/word/2012/wordml" xmlns:w16cex="http://schemas.microsoft.com/office/word/2018/wordml/cex" xmlns:w16cid="http://schemas.microsoft.com/office/word/2016/wordml/cid" xmlns:w16="http://schemas.microsoft.com/office/word/2018/wordml" xmlns:w16du="http://schemas.microsoft.com/office/word/2023/wordml/word16du" xmlns:w16sdtdh="http://schemas.microsoft.com/office/word/2020/wordml/sdtdatahash" xmlns:w16se="http://schemas.microsoft.com/office/word/2015/wordml/symex" xmlns:wpg="http://schemas.microsoft.com/office/word/2010/wordprocessingGroup" xmlns:wpi="http://schemas.microsoft.com/office/word/2010/wordprocessingInk" xmlns:wne="http://schemas.microsoft.com/office/word/2006/wordml" xmlns:wps="http://schemas.microsoft.com/office/word/2010/wordprocessingShape" mc:Ignorable="w14 w15 w16se w16cid w16 w16cex w16sdtdh wp14">
+<w:document xmlns:wpc="http://schemas.microsoft.com/office/word/2010/wordprocessingCanvas" xmlns:cx="http://schemas.microsoft.com/office/drawing/2014/chartex" xmlns:cx1="http://schemas.microsoft.com/office/drawing/2015/9/8/chartex" xmlns:cx2="http://schemas.microsoft.com/office/drawing/2015/10/21/chartex" xmlns:cx3="http://schemas.microsoft.com/office/drawing/2016/5/9/chartex" xmlns:cx4="http://schemas.microsoft.com/office/drawing/2016/5/10/chartex" xmlns:cx5="http://schemas.microsoft.com/office/drawing/2016/5/11/chartex" xmlns:cx6="http://schemas.microsoft.com/office/drawing/2016/5/12/chartex" xmlns:cx7="http://schemas.microsoft.com/office/drawing/2016/5/13/chartex" xmlns:cx8="http://schemas.microsoft.com/office/drawing/2016/5/14/chartex" xmlns:mc="http://schemas.openxmlformats.org/markup-compatibility/2006" xmlns:aink="http://schemas.microsoft.com/office/drawing/2016/ink" xmlns:am3d="http://schemas.microsoft.com/office/drawing/2017/model3d" xmlns:o="urn:schemas-microsoft-com:office:office" xmlns:r="http://schemas.openxmlformats.org/officeDocument/2006/relationships" xmlns:m="http://schemas.openxmlformats.org/officeDocument/2006/math" xmlns:v="urn:schemas-microsoft-com:vml" xmlns:wp14="http://schemas.microsoft.com/office/word/2010/wordprocessingDrawing" xmlns:wp="http://schemas.openxmlformats.org/drawingml/2006/wordprocessingDrawing" xmlns:w10="urn:schemas-microsoft-com:office:word" xmlns:w="http://schemas.openxmlformats.org/wordprocessingml/2006/main" xmlns:w14="http://schemas.microsoft.com/office/word/2010/wordml" xmlns:w15="http://schemas.microsoft.com/office/word/2012/wordml" xmlns:w16cex="http://schemas.microsoft.com/office/word/2018/wordml/cex" xmlns:w16cid="http://schemas.microsoft.com/office/word/2016/wordml/cid" xmlns:w16="http://schemas.microsoft.com/office/word/2018/wordml" xmlns:w16sdtdh="http://schemas.microsoft.com/office/word/2020/wordml/sdtdatahash" xmlns:w16se="http://schemas.microsoft.com/office/word/2015/wordml/symex" xmlns:wpg="http://schemas.microsoft.com/office/word/2010/wordprocessingGroup" xmlns:wpi="http://schemas.microsoft.com/office/word/2010/wordprocessingInk" xmlns:wne="http://schemas.microsoft.com/office/word/2006/wordml" xmlns:wps="http://schemas.microsoft.com/office/word/2010/wordprocessingShape" mc:Ignorable="w14 w15 w16se w16cid w16 w16cex w16sdtdh wp14">
   <w:body>
     <w:p>
       <w:proofErr w:type="spellStart"/>
@@ -11487,19 +11487,34 @@
         </w:rPr>
         <w:t>(</w:t>
       </w:r>
+      <w:r>
+        <w:rPr>
+          <w:rFonts w:hint="eastAsia"/>
+        </w:rPr>
+        <w:t>多益常見的使役動詞</w:t>
+      </w:r>
+      <w:r>
+        <w:rPr>
+          <w:rFonts w:hint="eastAsia"/>
+        </w:rPr>
+        <w:t>)</w:t>
+      </w:r>
+      <w:r>
+        <w:t>+O+</w:t>
+      </w:r>
       <w:proofErr w:type="gramStart"/>
       <w:r>
-        <w:rPr>
-          <w:rFonts w:hint="eastAsia"/>
-        </w:rPr>
-        <w:t>多益常見</w:t>
+        <w:t>PP</w:t>
+      </w:r>
+      <w:r>
+        <w:t>(</w:t>
       </w:r>
       <w:proofErr w:type="gramEnd"/>
       <w:r>
         <w:rPr>
           <w:rFonts w:hint="eastAsia"/>
         </w:rPr>
-        <w:t>的使役動詞</w:t>
+        <w:t>被動</w:t>
       </w:r>
       <w:r>
         <w:rPr>
@@ -11507,17 +11522,33 @@
         </w:rPr>
         <w:t>)</w:t>
       </w:r>
-      <w:r>
-        <w:t>+O+PP</w:t>
-      </w:r>
-      <w:r>
+    </w:p>
+    <w:p>
+      <w:proofErr w:type="spellStart"/>
+      <w:r>
+        <w:rPr>
+          <w:rFonts w:hint="eastAsia"/>
+        </w:rPr>
+        <w:t>S</w:t>
+      </w:r>
+      <w:r>
+        <w:t>+get</w:t>
+      </w:r>
+      <w:proofErr w:type="spellEnd"/>
+      <w:r>
+        <w:t>/want/order/force/suggest…</w:t>
+      </w:r>
+      <w:r>
+        <w:rPr>
+          <w:rFonts w:hint="eastAsia"/>
+        </w:rPr>
         <w:t>(</w:t>
       </w:r>
       <w:r>
         <w:rPr>
           <w:rFonts w:hint="eastAsia"/>
         </w:rPr>
-        <w:t>被動</w:t>
+        <w:t>多益常見的使役動詞</w:t>
       </w:r>
       <w:r>
         <w:rPr>
@@ -11525,51 +11556,14 @@
         </w:rPr>
         <w:t>)</w:t>
       </w:r>
-    </w:p>
-    <w:p>
-      <w:proofErr w:type="spellStart"/>
-      <w:r>
-        <w:rPr>
-          <w:rFonts w:hint="eastAsia"/>
-        </w:rPr>
-        <w:t>S</w:t>
-      </w:r>
-      <w:r>
-        <w:t>+get</w:t>
-      </w:r>
-      <w:proofErr w:type="spellEnd"/>
-      <w:r>
-        <w:t>/want/order/force/suggest…</w:t>
-      </w:r>
-      <w:r>
-        <w:rPr>
-          <w:rFonts w:hint="eastAsia"/>
-        </w:rPr>
-        <w:t>(</w:t>
+      <w:r>
+        <w:t>+O+</w:t>
       </w:r>
       <w:proofErr w:type="gramStart"/>
       <w:r>
-        <w:rPr>
-          <w:rFonts w:hint="eastAsia"/>
-        </w:rPr>
-        <w:t>多益常見</w:t>
+        <w:t>PP(</w:t>
       </w:r>
       <w:proofErr w:type="gramEnd"/>
-      <w:r>
-        <w:rPr>
-          <w:rFonts w:hint="eastAsia"/>
-        </w:rPr>
-        <w:t>的使役動詞</w:t>
-      </w:r>
-      <w:r>
-        <w:rPr>
-          <w:rFonts w:hint="eastAsia"/>
-        </w:rPr>
-        <w:t>)</w:t>
-      </w:r>
-      <w:r>
-        <w:t>+O+PP(</w:t>
-      </w:r>
       <w:r>
         <w:rPr>
           <w:rFonts w:hint="eastAsia"/>
@@ -27893,9 +27887,15 @@
         <w:rPr>
           <w:color w:val="000000" w:themeColor="text1"/>
         </w:rPr>
-        <w:t>v.n.</w:t>
+        <w:t>v.n</w:t>
       </w:r>
       <w:proofErr w:type="spellEnd"/>
+      <w:r>
+        <w:rPr>
+          <w:color w:val="000000" w:themeColor="text1"/>
+        </w:rPr>
+        <w:t>.</w:t>
+      </w:r>
       <w:r>
         <w:rPr>
           <w:rFonts w:hint="eastAsia"/>
@@ -36081,7 +36081,6 @@
     <w:p>
       <w:pPr>
         <w:rPr>
-          <w:rFonts w:hint="eastAsia"/>
           <w:color w:val="000000" w:themeColor="text1"/>
         </w:rPr>
       </w:pPr>
@@ -36682,19 +36681,7 @@
         <w:rPr>
           <w:color w:val="000000" w:themeColor="text1"/>
         </w:rPr>
-        <w:t>R</w:t>
-      </w:r>
-      <w:r>
-        <w:rPr>
-          <w:color w:val="000000" w:themeColor="text1"/>
-        </w:rPr>
-        <w:t>atio</w:t>
-      </w:r>
-      <w:r>
-        <w:rPr>
-          <w:color w:val="000000" w:themeColor="text1"/>
-        </w:rPr>
-        <w:t xml:space="preserve"> n.</w:t>
+        <w:t>Ratio n.</w:t>
       </w:r>
       <w:r>
         <w:rPr>
@@ -37045,7 +37032,6 @@
     <w:p>
       <w:pPr>
         <w:rPr>
-          <w:rFonts w:hint="eastAsia"/>
           <w:color w:val="000000" w:themeColor="text1"/>
         </w:rPr>
       </w:pPr>
@@ -37239,7 +37225,6 @@
     <w:p>
       <w:pPr>
         <w:rPr>
-          <w:rFonts w:hint="eastAsia"/>
           <w:color w:val="000000" w:themeColor="text1"/>
         </w:rPr>
       </w:pPr>
@@ -37412,19 +37397,52 @@
     <w:p>
       <w:pPr>
         <w:rPr>
-          <w:rFonts w:hint="eastAsia"/>
-          <w:color w:val="000000" w:themeColor="text1"/>
-        </w:rPr>
-      </w:pPr>
-    </w:p>
-    <w:p>
-      <w:pPr>
-        <w:rPr>
-          <w:color w:val="000000" w:themeColor="text1"/>
-        </w:rPr>
-      </w:pPr>
-      <w:r>
-        <w:rPr>
+          <w:color w:val="000000" w:themeColor="text1"/>
+        </w:rPr>
+      </w:pPr>
+    </w:p>
+    <w:p>
+      <w:pPr>
+        <w:rPr>
+          <w:color w:val="000000" w:themeColor="text1"/>
+        </w:rPr>
+      </w:pPr>
+      <w:r>
+        <w:rPr>
+          <w:color w:val="000000" w:themeColor="text1"/>
+        </w:rPr>
+        <w:t>Inflated adj.</w:t>
+      </w:r>
+      <w:r>
+        <w:rPr>
+          <w:rFonts w:hint="eastAsia"/>
+          <w:color w:val="000000" w:themeColor="text1"/>
+        </w:rPr>
+        <w:t>膨脹、</w:t>
+      </w:r>
+      <w:r>
+        <w:rPr>
+          <w:rFonts w:hint="eastAsia"/>
+          <w:color w:val="000000" w:themeColor="text1"/>
+        </w:rPr>
+        <w:t>d</w:t>
+      </w:r>
+      <w:r>
+        <w:rPr>
+          <w:color w:val="000000" w:themeColor="text1"/>
+        </w:rPr>
+        <w:t>eflated adj.</w:t>
+      </w:r>
+      <w:r>
+        <w:rPr>
+          <w:rFonts w:hint="eastAsia"/>
+          <w:color w:val="000000" w:themeColor="text1"/>
+        </w:rPr>
+        <w:t>消氣、</w:t>
+      </w:r>
+      <w:r>
+        <w:rPr>
+          <w:rFonts w:hint="eastAsia"/>
           <w:color w:val="000000" w:themeColor="text1"/>
         </w:rPr>
         <w:t>I</w:t>
@@ -37433,7 +37451,340 @@
         <w:rPr>
           <w:color w:val="000000" w:themeColor="text1"/>
         </w:rPr>
-        <w:t>nflated</w:t>
+        <w:t>nflation n.</w:t>
+      </w:r>
+      <w:r>
+        <w:rPr>
+          <w:rFonts w:hint="eastAsia"/>
+          <w:color w:val="000000" w:themeColor="text1"/>
+        </w:rPr>
+        <w:t>通貨膨脹、</w:t>
+      </w:r>
+      <w:r>
+        <w:rPr>
+          <w:color w:val="000000" w:themeColor="text1"/>
+        </w:rPr>
+        <w:t>commodities n.</w:t>
+      </w:r>
+      <w:r>
+        <w:rPr>
+          <w:rFonts w:hint="eastAsia"/>
+          <w:color w:val="000000" w:themeColor="text1"/>
+        </w:rPr>
+        <w:t>商品</w:t>
+      </w:r>
+    </w:p>
+    <w:p>
+      <w:pPr>
+        <w:rPr>
+          <w:color w:val="000000" w:themeColor="text1"/>
+        </w:rPr>
+      </w:pPr>
+      <w:r>
+        <w:rPr>
+          <w:color w:val="000000" w:themeColor="text1"/>
+        </w:rPr>
+        <w:t>Soy bean</w:t>
+      </w:r>
+      <w:r>
+        <w:rPr>
+          <w:rFonts w:hint="eastAsia"/>
+          <w:color w:val="000000" w:themeColor="text1"/>
+        </w:rPr>
+        <w:t>黃豆、</w:t>
+      </w:r>
+      <w:r>
+        <w:rPr>
+          <w:rFonts w:hint="eastAsia"/>
+          <w:color w:val="000000" w:themeColor="text1"/>
+        </w:rPr>
+        <w:t>w</w:t>
+      </w:r>
+      <w:r>
+        <w:rPr>
+          <w:color w:val="000000" w:themeColor="text1"/>
+        </w:rPr>
+        <w:t>heat</w:t>
+      </w:r>
+      <w:r>
+        <w:rPr>
+          <w:rFonts w:hint="eastAsia"/>
+          <w:color w:val="000000" w:themeColor="text1"/>
+        </w:rPr>
+        <w:t>小麥、</w:t>
+      </w:r>
+      <w:r>
+        <w:rPr>
+          <w:rFonts w:hint="eastAsia"/>
+          <w:color w:val="000000" w:themeColor="text1"/>
+        </w:rPr>
+        <w:t>c</w:t>
+      </w:r>
+      <w:r>
+        <w:rPr>
+          <w:color w:val="000000" w:themeColor="text1"/>
+        </w:rPr>
+        <w:t>orn</w:t>
+      </w:r>
+      <w:r>
+        <w:rPr>
+          <w:rFonts w:hint="eastAsia"/>
+          <w:color w:val="000000" w:themeColor="text1"/>
+        </w:rPr>
+        <w:t>玉米、</w:t>
+      </w:r>
+      <w:r>
+        <w:rPr>
+          <w:color w:val="000000" w:themeColor="text1"/>
+        </w:rPr>
+        <w:t>,it is not necessary true</w:t>
+      </w:r>
+      <w:r>
+        <w:rPr>
+          <w:rFonts w:hint="eastAsia"/>
+          <w:color w:val="000000" w:themeColor="text1"/>
+        </w:rPr>
+        <w:t xml:space="preserve"> </w:t>
+      </w:r>
+      <w:r>
+        <w:rPr>
+          <w:rFonts w:hint="eastAsia"/>
+          <w:color w:val="000000" w:themeColor="text1"/>
+        </w:rPr>
+        <w:t>已非必然真實</w:t>
+      </w:r>
+    </w:p>
+    <w:p>
+      <w:pPr>
+        <w:rPr>
+          <w:color w:val="000000" w:themeColor="text1"/>
+        </w:rPr>
+      </w:pPr>
+      <w:r>
+        <w:rPr>
+          <w:color w:val="000000" w:themeColor="text1"/>
+        </w:rPr>
+        <w:t>Expensive adj.</w:t>
+      </w:r>
+      <w:r>
+        <w:rPr>
+          <w:rFonts w:hint="eastAsia"/>
+          <w:color w:val="000000" w:themeColor="text1"/>
+        </w:rPr>
+        <w:t>昂貴的、</w:t>
+      </w:r>
+      <w:r>
+        <w:rPr>
+          <w:color w:val="000000" w:themeColor="text1"/>
+        </w:rPr>
+        <w:t>reflects v.</w:t>
+      </w:r>
+      <w:r>
+        <w:rPr>
+          <w:rFonts w:hint="eastAsia"/>
+          <w:color w:val="000000" w:themeColor="text1"/>
+        </w:rPr>
+        <w:t>反映</w:t>
+      </w:r>
+      <w:r>
+        <w:rPr>
+          <w:rFonts w:hint="eastAsia"/>
+          <w:color w:val="000000" w:themeColor="text1"/>
+        </w:rPr>
+        <w:t>/</w:t>
+      </w:r>
+      <w:r>
+        <w:rPr>
+          <w:rFonts w:hint="eastAsia"/>
+          <w:color w:val="000000" w:themeColor="text1"/>
+        </w:rPr>
+        <w:t>顯示</w:t>
+      </w:r>
+    </w:p>
+    <w:p>
+      <w:pPr>
+        <w:rPr>
+          <w:color w:val="000000" w:themeColor="text1"/>
+        </w:rPr>
+      </w:pPr>
+    </w:p>
+    <w:p>
+      <w:pPr>
+        <w:rPr>
+          <w:color w:val="000000" w:themeColor="text1"/>
+        </w:rPr>
+      </w:pPr>
+      <w:r>
+        <w:rPr>
+          <w:color w:val="000000" w:themeColor="text1"/>
+        </w:rPr>
+        <w:t xml:space="preserve">The </w:t>
+      </w:r>
+      <w:proofErr w:type="spellStart"/>
+      <w:r>
+        <w:rPr>
+          <w:color w:val="000000" w:themeColor="text1"/>
+        </w:rPr>
+        <w:t>Adj-er+</w:t>
+      </w:r>
+      <w:r>
+        <w:rPr>
+          <w:strike/>
+          <w:color w:val="000000" w:themeColor="text1"/>
+        </w:rPr>
+        <w:t>S+V</w:t>
+      </w:r>
+      <w:r>
+        <w:rPr>
+          <w:color w:val="000000" w:themeColor="text1"/>
+        </w:rPr>
+        <w:t>,the</w:t>
+      </w:r>
+      <w:proofErr w:type="spellEnd"/>
+      <w:r>
+        <w:rPr>
+          <w:color w:val="000000" w:themeColor="text1"/>
+        </w:rPr>
+        <w:t xml:space="preserve"> </w:t>
+      </w:r>
+      <w:proofErr w:type="spellStart"/>
+      <w:r>
+        <w:rPr>
+          <w:color w:val="000000" w:themeColor="text1"/>
+        </w:rPr>
+        <w:t>Adj-er+</w:t>
+      </w:r>
+      <w:r>
+        <w:rPr>
+          <w:strike/>
+          <w:color w:val="000000" w:themeColor="text1"/>
+        </w:rPr>
+        <w:t>S+V</w:t>
+      </w:r>
+      <w:proofErr w:type="spellEnd"/>
+      <w:r>
+        <w:rPr>
+          <w:color w:val="000000" w:themeColor="text1"/>
+        </w:rPr>
+        <w:t xml:space="preserve"> </w:t>
+      </w:r>
+      <w:r>
+        <w:rPr>
+          <w:rFonts w:hint="eastAsia"/>
+          <w:color w:val="000000" w:themeColor="text1"/>
+        </w:rPr>
+        <w:t>前者越形容詞</w:t>
+      </w:r>
+      <w:r>
+        <w:rPr>
+          <w:color w:val="000000" w:themeColor="text1"/>
+        </w:rPr>
+        <w:t>…</w:t>
+      </w:r>
+      <w:r>
+        <w:rPr>
+          <w:rFonts w:hint="eastAsia"/>
+          <w:color w:val="000000" w:themeColor="text1"/>
+        </w:rPr>
+        <w:t>後者就越形容詞</w:t>
+      </w:r>
+      <w:r>
+        <w:rPr>
+          <w:color w:val="000000" w:themeColor="text1"/>
+        </w:rPr>
+        <w:t>….</w:t>
+      </w:r>
+    </w:p>
+    <w:p>
+      <w:pPr>
+        <w:rPr>
+          <w:color w:val="000000" w:themeColor="text1"/>
+        </w:rPr>
+      </w:pPr>
+    </w:p>
+    <w:p>
+      <w:pPr>
+        <w:rPr>
+          <w:color w:val="000000" w:themeColor="text1"/>
+        </w:rPr>
+      </w:pPr>
+      <w:r>
+        <w:rPr>
+          <w:color w:val="000000" w:themeColor="text1"/>
+        </w:rPr>
+        <w:t xml:space="preserve">Finite Publishing underwent an organizational restructuring </w:t>
+      </w:r>
+      <w:r>
+        <w:rPr>
+          <w:color w:val="000000" w:themeColor="text1"/>
+          <w:highlight w:val="yellow"/>
+        </w:rPr>
+        <w:t>so</w:t>
+      </w:r>
+      <w:r>
+        <w:rPr>
+          <w:color w:val="FF0000"/>
+        </w:rPr>
+        <w:t xml:space="preserve"> </w:t>
+      </w:r>
+      <w:r>
+        <w:rPr>
+          <w:color w:val="FF0000"/>
+        </w:rPr>
+        <w:t xml:space="preserve">as </w:t>
+      </w:r>
+      <w:r>
+        <w:rPr>
+          <w:color w:val="000000" w:themeColor="text1"/>
+        </w:rPr>
+        <w:t xml:space="preserve">to combat the trend of online </w:t>
+      </w:r>
+      <w:proofErr w:type="gramStart"/>
+      <w:r>
+        <w:rPr>
+          <w:color w:val="000000" w:themeColor="text1"/>
+        </w:rPr>
+        <w:t>reading.(</w:t>
+      </w:r>
+      <w:proofErr w:type="gramEnd"/>
+      <w:r>
+        <w:rPr>
+          <w:color w:val="000000" w:themeColor="text1"/>
+        </w:rPr>
+        <w:t>A)such</w:t>
+      </w:r>
+      <w:r>
+        <w:rPr>
+          <w:color w:val="000000" w:themeColor="text1"/>
+          <w:highlight w:val="yellow"/>
+        </w:rPr>
+        <w:t>(B)so</w:t>
+      </w:r>
+      <w:r>
+        <w:rPr>
+          <w:color w:val="000000" w:themeColor="text1"/>
+        </w:rPr>
+        <w:t>(C)just(D)any</w:t>
+      </w:r>
+    </w:p>
+    <w:p>
+      <w:pPr>
+        <w:rPr>
+          <w:color w:val="000000" w:themeColor="text1"/>
+        </w:rPr>
+      </w:pPr>
+    </w:p>
+    <w:p>
+      <w:pPr>
+        <w:rPr>
+          <w:color w:val="000000" w:themeColor="text1"/>
+        </w:rPr>
+      </w:pPr>
+      <w:r>
+        <w:rPr>
+          <w:color w:val="000000" w:themeColor="text1"/>
+        </w:rPr>
+        <w:t>Finite</w:t>
       </w:r>
       <w:r>
         <w:rPr>
@@ -37446,53 +37797,26 @@
           <w:rFonts w:hint="eastAsia"/>
           <w:color w:val="000000" w:themeColor="text1"/>
         </w:rPr>
-        <w:t>膨脹、</w:t>
-      </w:r>
-      <w:r>
-        <w:rPr>
-          <w:rFonts w:hint="eastAsia"/>
-          <w:color w:val="000000" w:themeColor="text1"/>
-        </w:rPr>
-        <w:t>d</w:t>
-      </w:r>
-      <w:r>
-        <w:rPr>
-          <w:color w:val="000000" w:themeColor="text1"/>
-        </w:rPr>
-        <w:t>eflated adj.</w:t>
-      </w:r>
-      <w:r>
-        <w:rPr>
-          <w:rFonts w:hint="eastAsia"/>
-          <w:color w:val="000000" w:themeColor="text1"/>
-        </w:rPr>
-        <w:t>消氣、</w:t>
-      </w:r>
-      <w:r>
-        <w:rPr>
-          <w:rFonts w:hint="eastAsia"/>
-          <w:color w:val="000000" w:themeColor="text1"/>
-        </w:rPr>
-        <w:t>I</w:t>
-      </w:r>
-      <w:r>
-        <w:rPr>
-          <w:color w:val="000000" w:themeColor="text1"/>
-        </w:rPr>
-        <w:t>nflation n.</w:t>
-      </w:r>
-      <w:r>
-        <w:rPr>
-          <w:rFonts w:hint="eastAsia"/>
-          <w:color w:val="000000" w:themeColor="text1"/>
-        </w:rPr>
-        <w:t>通貨膨脹、</w:t>
-      </w:r>
-      <w:r>
-        <w:rPr>
-          <w:color w:val="000000" w:themeColor="text1"/>
-        </w:rPr>
-        <w:t>commodities</w:t>
+        <w:t>有限的、</w:t>
+      </w:r>
+      <w:r>
+        <w:rPr>
+          <w:color w:val="000000" w:themeColor="text1"/>
+        </w:rPr>
+        <w:t>restructuring n.</w:t>
+      </w:r>
+      <w:r>
+        <w:rPr>
+          <w:rFonts w:hint="eastAsia"/>
+          <w:color w:val="000000" w:themeColor="text1"/>
+        </w:rPr>
+        <w:t>重組、</w:t>
+      </w:r>
+      <w:r>
+        <w:rPr>
+          <w:color w:val="000000" w:themeColor="text1"/>
+        </w:rPr>
+        <w:t>combat</w:t>
       </w:r>
       <w:r>
         <w:rPr>
@@ -37505,73 +37829,234 @@
           <w:rFonts w:hint="eastAsia"/>
           <w:color w:val="000000" w:themeColor="text1"/>
         </w:rPr>
-        <w:t>商品</w:t>
-      </w:r>
-    </w:p>
-    <w:p>
-      <w:pPr>
-        <w:rPr>
-          <w:color w:val="000000" w:themeColor="text1"/>
-        </w:rPr>
-      </w:pPr>
-      <w:r>
-        <w:rPr>
-          <w:color w:val="000000" w:themeColor="text1"/>
-        </w:rPr>
-        <w:t>Soy bean</w:t>
-      </w:r>
-      <w:r>
-        <w:rPr>
-          <w:rFonts w:hint="eastAsia"/>
-          <w:color w:val="000000" w:themeColor="text1"/>
-        </w:rPr>
-        <w:t>黃豆、</w:t>
-      </w:r>
-      <w:r>
-        <w:rPr>
-          <w:rFonts w:hint="eastAsia"/>
-          <w:color w:val="000000" w:themeColor="text1"/>
-        </w:rPr>
-        <w:t>w</w:t>
-      </w:r>
-      <w:r>
-        <w:rPr>
-          <w:color w:val="000000" w:themeColor="text1"/>
-        </w:rPr>
-        <w:t>heat</w:t>
-      </w:r>
-      <w:r>
-        <w:rPr>
-          <w:rFonts w:hint="eastAsia"/>
-          <w:color w:val="000000" w:themeColor="text1"/>
-        </w:rPr>
-        <w:t>小麥、</w:t>
-      </w:r>
-      <w:r>
-        <w:rPr>
-          <w:rFonts w:hint="eastAsia"/>
-          <w:color w:val="000000" w:themeColor="text1"/>
-        </w:rPr>
-        <w:t>c</w:t>
-      </w:r>
-      <w:r>
-        <w:rPr>
-          <w:color w:val="000000" w:themeColor="text1"/>
-        </w:rPr>
-        <w:t>orn</w:t>
-      </w:r>
-      <w:r>
-        <w:rPr>
-          <w:rFonts w:hint="eastAsia"/>
-          <w:color w:val="000000" w:themeColor="text1"/>
-        </w:rPr>
-        <w:t>玉米、</w:t>
-      </w:r>
-      <w:r>
-        <w:rPr>
-          <w:color w:val="000000" w:themeColor="text1"/>
-        </w:rPr>
-        <w:t>,it is not necessary true</w:t>
+        <w:t>戰鬥</w:t>
+      </w:r>
+      <w:r>
+        <w:rPr>
+          <w:rFonts w:hint="eastAsia"/>
+          <w:color w:val="000000" w:themeColor="text1"/>
+        </w:rPr>
+        <w:t>/</w:t>
+      </w:r>
+      <w:r>
+        <w:rPr>
+          <w:color w:val="000000" w:themeColor="text1"/>
+        </w:rPr>
+        <w:t>v.</w:t>
+      </w:r>
+      <w:r>
+        <w:rPr>
+          <w:rFonts w:hint="eastAsia"/>
+          <w:color w:val="000000" w:themeColor="text1"/>
+        </w:rPr>
+        <w:t>與</w:t>
+      </w:r>
+      <w:r>
+        <w:rPr>
+          <w:rFonts w:hint="eastAsia"/>
+          <w:color w:val="000000" w:themeColor="text1"/>
+        </w:rPr>
+        <w:t>.</w:t>
+      </w:r>
+      <w:r>
+        <w:rPr>
+          <w:color w:val="000000" w:themeColor="text1"/>
+        </w:rPr>
+        <w:t>.</w:t>
+      </w:r>
+      <w:r>
+        <w:rPr>
+          <w:rFonts w:hint="eastAsia"/>
+          <w:color w:val="000000" w:themeColor="text1"/>
+        </w:rPr>
+        <w:t>戰鬥</w:t>
+      </w:r>
+      <w:r>
+        <w:rPr>
+          <w:rFonts w:hint="eastAsia"/>
+          <w:color w:val="000000" w:themeColor="text1"/>
+        </w:rPr>
+        <w:t>、</w:t>
+      </w:r>
+      <w:r>
+        <w:rPr>
+          <w:rFonts w:hint="eastAsia"/>
+          <w:color w:val="000000" w:themeColor="text1"/>
+        </w:rPr>
+        <w:t>s</w:t>
+      </w:r>
+      <w:r>
+        <w:rPr>
+          <w:color w:val="000000" w:themeColor="text1"/>
+        </w:rPr>
+        <w:t>uch as</w:t>
+      </w:r>
+      <w:r>
+        <w:rPr>
+          <w:rFonts w:hint="eastAsia"/>
+          <w:color w:val="000000" w:themeColor="text1"/>
+        </w:rPr>
+        <w:t>舉例</w:t>
+      </w:r>
+    </w:p>
+    <w:p>
+      <w:pPr>
+        <w:rPr>
+          <w:color w:val="000000" w:themeColor="text1"/>
+        </w:rPr>
+      </w:pPr>
+      <w:r>
+        <w:rPr>
+          <w:color w:val="000000" w:themeColor="text1"/>
+        </w:rPr>
+        <w:t>So as to V</w:t>
+      </w:r>
+      <w:r>
+        <w:rPr>
+          <w:rFonts w:hint="eastAsia"/>
+          <w:color w:val="000000" w:themeColor="text1"/>
+        </w:rPr>
+        <w:t>為了要動詞、</w:t>
+      </w:r>
+      <w:r>
+        <w:rPr>
+          <w:rFonts w:hint="eastAsia"/>
+          <w:color w:val="000000" w:themeColor="text1"/>
+        </w:rPr>
+        <w:t>j</w:t>
+      </w:r>
+      <w:r>
+        <w:rPr>
+          <w:color w:val="000000" w:themeColor="text1"/>
+        </w:rPr>
+        <w:t xml:space="preserve">ust as Adj as </w:t>
+      </w:r>
+      <w:r>
+        <w:rPr>
+          <w:rFonts w:hint="eastAsia"/>
+          <w:color w:val="000000" w:themeColor="text1"/>
+        </w:rPr>
+        <w:t>與</w:t>
+      </w:r>
+      <w:r>
+        <w:rPr>
+          <w:rFonts w:hint="eastAsia"/>
+          <w:color w:val="000000" w:themeColor="text1"/>
+        </w:rPr>
+        <w:t>.</w:t>
+      </w:r>
+      <w:r>
+        <w:rPr>
+          <w:color w:val="000000" w:themeColor="text1"/>
+        </w:rPr>
+        <w:t>.</w:t>
+      </w:r>
+      <w:r>
+        <w:rPr>
+          <w:rFonts w:hint="eastAsia"/>
+          <w:color w:val="000000" w:themeColor="text1"/>
+        </w:rPr>
+        <w:t>一樣形容詞</w:t>
+      </w:r>
+    </w:p>
+    <w:p>
+      <w:pPr>
+        <w:rPr>
+          <w:color w:val="000000" w:themeColor="text1"/>
+        </w:rPr>
+      </w:pPr>
+    </w:p>
+    <w:p>
+      <w:pPr>
+        <w:rPr>
+          <w:color w:val="000000" w:themeColor="text1"/>
+        </w:rPr>
+      </w:pPr>
+      <w:r>
+        <w:rPr>
+          <w:color w:val="000000" w:themeColor="text1"/>
+        </w:rPr>
+        <w:t>A show of hands = raise your hands</w:t>
+      </w:r>
+      <w:r>
+        <w:rPr>
+          <w:rFonts w:hint="eastAsia"/>
+          <w:color w:val="000000" w:themeColor="text1"/>
+        </w:rPr>
+        <w:t>舉手</w:t>
+      </w:r>
+    </w:p>
+    <w:p>
+      <w:pPr>
+        <w:rPr>
+          <w:color w:val="000000" w:themeColor="text1"/>
+        </w:rPr>
+      </w:pPr>
+    </w:p>
+    <w:p>
+      <w:pPr>
+        <w:rPr>
+          <w:color w:val="000000" w:themeColor="text1"/>
+        </w:rPr>
+      </w:pPr>
+      <w:r>
+        <w:rPr>
+          <w:rFonts w:hint="eastAsia"/>
+          <w:color w:val="000000" w:themeColor="text1"/>
+        </w:rPr>
+        <w:t>M</w:t>
+      </w:r>
+      <w:r>
+        <w:rPr>
+          <w:color w:val="000000" w:themeColor="text1"/>
+        </w:rPr>
+        <w:t xml:space="preserve">any </w:t>
+      </w:r>
+      <w:proofErr w:type="gramStart"/>
+      <w:r>
+        <w:rPr>
+          <w:color w:val="000000" w:themeColor="text1"/>
+        </w:rPr>
+        <w:t>scientist</w:t>
+      </w:r>
+      <w:proofErr w:type="gramEnd"/>
+      <w:r>
+        <w:rPr>
+          <w:color w:val="000000" w:themeColor="text1"/>
+        </w:rPr>
+        <w:t xml:space="preserve"> find it </w:t>
+      </w:r>
+      <w:r>
+        <w:rPr>
+          <w:color w:val="000000" w:themeColor="text1"/>
+          <w:highlight w:val="yellow"/>
+        </w:rPr>
+        <w:t>dangerously</w:t>
+      </w:r>
+      <w:r>
+        <w:rPr>
+          <w:color w:val="000000" w:themeColor="text1"/>
+        </w:rPr>
+        <w:t xml:space="preserve"> risky to ignore the impact of global warming on the well-being of humanity.</w:t>
+      </w:r>
+    </w:p>
+    <w:p>
+      <w:pPr>
+        <w:rPr>
+          <w:color w:val="000000" w:themeColor="text1"/>
+        </w:rPr>
+      </w:pPr>
+      <w:r>
+        <w:rPr>
+          <w:color w:val="000000" w:themeColor="text1"/>
+        </w:rPr>
+        <w:t>(A)</w:t>
+      </w:r>
+      <w:r>
+        <w:rPr>
+          <w:color w:val="000000" w:themeColor="text1"/>
+        </w:rPr>
+        <w:t>danger</w:t>
       </w:r>
       <w:r>
         <w:rPr>
@@ -37582,62 +38067,179 @@
       </w:r>
       <w:r>
         <w:rPr>
-          <w:rFonts w:hint="eastAsia"/>
-          <w:color w:val="000000" w:themeColor="text1"/>
-        </w:rPr>
-        <w:t>已非必然真實</w:t>
-      </w:r>
-    </w:p>
-    <w:p>
-      <w:pPr>
-        <w:rPr>
-          <w:rFonts w:hint="eastAsia"/>
-          <w:color w:val="000000" w:themeColor="text1"/>
-        </w:rPr>
-      </w:pPr>
-      <w:r>
-        <w:rPr>
-          <w:color w:val="000000" w:themeColor="text1"/>
-        </w:rPr>
-        <w:t>E</w:t>
-      </w:r>
-      <w:r>
-        <w:rPr>
-          <w:color w:val="000000" w:themeColor="text1"/>
-        </w:rPr>
-        <w:t>xpensive</w:t>
-      </w:r>
-      <w:r>
-        <w:rPr>
-          <w:color w:val="000000" w:themeColor="text1"/>
-        </w:rPr>
-        <w:t xml:space="preserve"> adj.</w:t>
-      </w:r>
-      <w:r>
-        <w:rPr>
-          <w:rFonts w:hint="eastAsia"/>
-          <w:color w:val="000000" w:themeColor="text1"/>
-        </w:rPr>
-        <w:t>昂貴的、</w:t>
-      </w:r>
-      <w:r>
-        <w:rPr>
-          <w:color w:val="000000" w:themeColor="text1"/>
-        </w:rPr>
-        <w:t>reflects</w:t>
-      </w:r>
-      <w:r>
-        <w:rPr>
-          <w:color w:val="000000" w:themeColor="text1"/>
-        </w:rPr>
-        <w:t xml:space="preserve"> v.</w:t>
-      </w:r>
-      <w:r>
-        <w:rPr>
-          <w:rFonts w:hint="eastAsia"/>
-          <w:color w:val="000000" w:themeColor="text1"/>
-        </w:rPr>
-        <w:t>反映</w:t>
+          <w:color w:val="000000" w:themeColor="text1"/>
+        </w:rPr>
+        <w:t>n</w:t>
+      </w:r>
+      <w:r>
+        <w:rPr>
+          <w:rFonts w:hint="eastAsia"/>
+          <w:color w:val="000000" w:themeColor="text1"/>
+        </w:rPr>
+        <w:t>危險</w:t>
+      </w:r>
+      <w:r>
+        <w:rPr>
+          <w:color w:val="000000" w:themeColor="text1"/>
+        </w:rPr>
+        <w:t>(B)endangered</w:t>
+      </w:r>
+      <w:r>
+        <w:rPr>
+          <w:rFonts w:hint="eastAsia"/>
+          <w:color w:val="000000" w:themeColor="text1"/>
+        </w:rPr>
+        <w:t xml:space="preserve"> </w:t>
+      </w:r>
+      <w:r>
+        <w:rPr>
+          <w:color w:val="000000" w:themeColor="text1"/>
+        </w:rPr>
+        <w:t>V</w:t>
+      </w:r>
+      <w:r>
+        <w:rPr>
+          <w:rFonts w:hint="eastAsia"/>
+          <w:color w:val="000000" w:themeColor="text1"/>
+        </w:rPr>
+        <w:t>受危害</w:t>
+      </w:r>
+      <w:r>
+        <w:rPr>
+          <w:color w:val="000000" w:themeColor="text1"/>
+        </w:rPr>
+        <w:t>(C)dangerous</w:t>
+      </w:r>
+      <w:r>
+        <w:rPr>
+          <w:rFonts w:hint="eastAsia"/>
+          <w:color w:val="000000" w:themeColor="text1"/>
+        </w:rPr>
+        <w:t xml:space="preserve"> </w:t>
+      </w:r>
+      <w:r>
+        <w:rPr>
+          <w:color w:val="000000" w:themeColor="text1"/>
+        </w:rPr>
+        <w:t>Adj.</w:t>
+      </w:r>
+      <w:r>
+        <w:rPr>
+          <w:rFonts w:hint="eastAsia"/>
+          <w:color w:val="000000" w:themeColor="text1"/>
+        </w:rPr>
+        <w:t>危險的</w:t>
+      </w:r>
+      <w:r>
+        <w:rPr>
+          <w:color w:val="000000" w:themeColor="text1"/>
+          <w:highlight w:val="yellow"/>
+        </w:rPr>
+        <w:t>(D)dangerously</w:t>
+      </w:r>
+      <w:r>
+        <w:rPr>
+          <w:rFonts w:hint="eastAsia"/>
+          <w:color w:val="000000" w:themeColor="text1"/>
+          <w:highlight w:val="yellow"/>
+        </w:rPr>
+        <w:t xml:space="preserve"> </w:t>
+      </w:r>
+      <w:r>
+        <w:rPr>
+          <w:color w:val="000000" w:themeColor="text1"/>
+          <w:highlight w:val="yellow"/>
+        </w:rPr>
+        <w:t>Adv</w:t>
+      </w:r>
+      <w:r>
+        <w:rPr>
+          <w:rFonts w:hint="eastAsia"/>
+          <w:color w:val="000000" w:themeColor="text1"/>
+          <w:highlight w:val="yellow"/>
+        </w:rPr>
+        <w:t>危險的</w:t>
+      </w:r>
+    </w:p>
+    <w:p>
+      <w:pPr>
+        <w:rPr>
+          <w:rFonts w:hint="eastAsia"/>
+          <w:color w:val="000000" w:themeColor="text1"/>
+        </w:rPr>
+      </w:pPr>
+    </w:p>
+    <w:p>
+      <w:pPr>
+        <w:rPr>
+          <w:rFonts w:hint="eastAsia"/>
+          <w:color w:val="000000" w:themeColor="text1"/>
+        </w:rPr>
+      </w:pPr>
+      <w:r>
+        <w:rPr>
+          <w:color w:val="000000" w:themeColor="text1"/>
+        </w:rPr>
+        <w:t>risky</w:t>
+      </w:r>
+      <w:r>
+        <w:rPr>
+          <w:color w:val="000000" w:themeColor="text1"/>
+        </w:rPr>
+        <w:t xml:space="preserve"> </w:t>
+      </w:r>
+      <w:r>
+        <w:rPr>
+          <w:rFonts w:hint="eastAsia"/>
+          <w:color w:val="000000" w:themeColor="text1"/>
+        </w:rPr>
+        <w:t>a</w:t>
+      </w:r>
+      <w:r>
+        <w:rPr>
+          <w:color w:val="000000" w:themeColor="text1"/>
+        </w:rPr>
+        <w:t>dj.</w:t>
+      </w:r>
+      <w:r>
+        <w:rPr>
+          <w:rFonts w:hint="eastAsia"/>
+          <w:color w:val="000000" w:themeColor="text1"/>
+        </w:rPr>
+        <w:t>風險</w:t>
+      </w:r>
+      <w:r>
+        <w:rPr>
+          <w:rFonts w:hint="eastAsia"/>
+          <w:color w:val="000000" w:themeColor="text1"/>
+        </w:rPr>
+        <w:t>、</w:t>
+      </w:r>
+      <w:r>
+        <w:rPr>
+          <w:color w:val="000000" w:themeColor="text1"/>
+        </w:rPr>
+        <w:t>global warming</w:t>
+      </w:r>
+      <w:r>
+        <w:rPr>
+          <w:rFonts w:hint="eastAsia"/>
+          <w:color w:val="000000" w:themeColor="text1"/>
+        </w:rPr>
+        <w:t>全球暖化、</w:t>
+      </w:r>
+      <w:r>
+        <w:rPr>
+          <w:color w:val="000000" w:themeColor="text1"/>
+        </w:rPr>
+        <w:t>well-being</w:t>
+      </w:r>
+      <w:r>
+        <w:rPr>
+          <w:rFonts w:hint="eastAsia"/>
+          <w:color w:val="000000" w:themeColor="text1"/>
+        </w:rPr>
+        <w:t>幸福</w:t>
       </w:r>
       <w:r>
         <w:rPr>
@@ -37651,70 +38253,103 @@
           <w:rFonts w:hint="eastAsia"/>
           <w:color w:val="000000" w:themeColor="text1"/>
         </w:rPr>
-        <w:t>顯示</w:t>
-      </w:r>
-    </w:p>
-    <w:p>
-      <w:pPr>
-        <w:rPr>
-          <w:color w:val="000000" w:themeColor="text1"/>
-        </w:rPr>
-      </w:pPr>
-    </w:p>
-    <w:p>
-      <w:pPr>
-        <w:rPr>
-          <w:color w:val="000000" w:themeColor="text1"/>
-        </w:rPr>
-      </w:pPr>
-      <w:r>
-        <w:rPr>
-          <w:color w:val="000000" w:themeColor="text1"/>
-        </w:rPr>
-        <w:t xml:space="preserve">The </w:t>
-      </w:r>
-      <w:proofErr w:type="spellStart"/>
-      <w:r>
-        <w:rPr>
-          <w:color w:val="000000" w:themeColor="text1"/>
-        </w:rPr>
-        <w:t>Adj-er+</w:t>
-      </w:r>
-      <w:r>
-        <w:rPr>
-          <w:strike/>
-          <w:color w:val="000000" w:themeColor="text1"/>
-        </w:rPr>
-        <w:t>S+V</w:t>
-      </w:r>
-      <w:r>
-        <w:rPr>
-          <w:color w:val="000000" w:themeColor="text1"/>
-        </w:rPr>
-        <w:t>,the</w:t>
-      </w:r>
-      <w:proofErr w:type="spellEnd"/>
-      <w:r>
-        <w:rPr>
+        <w:t>福利、</w:t>
+      </w:r>
+      <w:r>
+        <w:rPr>
+          <w:color w:val="000000" w:themeColor="text1"/>
+        </w:rPr>
+        <w:t>humanity</w:t>
+      </w:r>
+      <w:r>
+        <w:rPr>
+          <w:rFonts w:hint="eastAsia"/>
           <w:color w:val="000000" w:themeColor="text1"/>
         </w:rPr>
         <w:t xml:space="preserve"> </w:t>
       </w:r>
-      <w:proofErr w:type="spellStart"/>
-      <w:r>
-        <w:rPr>
-          <w:color w:val="000000" w:themeColor="text1"/>
-        </w:rPr>
-        <w:t>Adj-er+</w:t>
-      </w:r>
-      <w:r>
-        <w:rPr>
-          <w:strike/>
-          <w:color w:val="000000" w:themeColor="text1"/>
-        </w:rPr>
-        <w:t>S+V</w:t>
-      </w:r>
-      <w:proofErr w:type="spellEnd"/>
+      <w:r>
+        <w:rPr>
+          <w:color w:val="000000" w:themeColor="text1"/>
+        </w:rPr>
+        <w:t>n.</w:t>
+      </w:r>
+      <w:r>
+        <w:rPr>
+          <w:rFonts w:hint="eastAsia"/>
+          <w:color w:val="000000" w:themeColor="text1"/>
+        </w:rPr>
+        <w:t>人類、</w:t>
+      </w:r>
+    </w:p>
+    <w:p>
+      <w:pPr>
+        <w:rPr>
+          <w:color w:val="000000" w:themeColor="text1"/>
+        </w:rPr>
+      </w:pPr>
+    </w:p>
+    <w:p>
+      <w:pPr>
+        <w:rPr>
+          <w:color w:val="000000" w:themeColor="text1"/>
+        </w:rPr>
+      </w:pPr>
+      <w:r>
+        <w:rPr>
+          <w:rFonts w:hint="eastAsia"/>
+          <w:color w:val="000000" w:themeColor="text1"/>
+        </w:rPr>
+        <w:t>t</w:t>
+      </w:r>
+      <w:r>
+        <w:rPr>
+          <w:color w:val="000000" w:themeColor="text1"/>
+        </w:rPr>
+        <w:t>he impact of A on B:A</w:t>
+      </w:r>
+      <w:r>
+        <w:rPr>
+          <w:rFonts w:hint="eastAsia"/>
+          <w:color w:val="000000" w:themeColor="text1"/>
+        </w:rPr>
+        <w:t>對於</w:t>
+      </w:r>
+      <w:r>
+        <w:rPr>
+          <w:rFonts w:hint="eastAsia"/>
+          <w:color w:val="000000" w:themeColor="text1"/>
+        </w:rPr>
+        <w:t>B</w:t>
+      </w:r>
+      <w:r>
+        <w:rPr>
+          <w:rFonts w:hint="eastAsia"/>
+          <w:color w:val="000000" w:themeColor="text1"/>
+        </w:rPr>
+        <w:t>的影響</w:t>
+      </w:r>
+    </w:p>
+    <w:p>
+      <w:pPr>
+        <w:rPr>
+          <w:rFonts w:hint="eastAsia"/>
+          <w:color w:val="000000" w:themeColor="text1"/>
+        </w:rPr>
+      </w:pPr>
+    </w:p>
+    <w:p>
+      <w:pPr>
+        <w:rPr>
+          <w:color w:val="000000" w:themeColor="text1"/>
+        </w:rPr>
+      </w:pPr>
+      <w:r>
+        <w:rPr>
+          <w:color w:val="000000" w:themeColor="text1"/>
+        </w:rPr>
+        <w:t>S+</w:t>
+      </w:r>
       <w:r>
         <w:rPr>
           <w:color w:val="000000" w:themeColor="text1"/>
@@ -37723,349 +38358,148 @@
       </w:r>
       <w:r>
         <w:rPr>
-          <w:rFonts w:hint="eastAsia"/>
-          <w:color w:val="000000" w:themeColor="text1"/>
-        </w:rPr>
-        <w:t>前者越形容詞</w:t>
-      </w:r>
-      <w:r>
-        <w:rPr>
-          <w:color w:val="000000" w:themeColor="text1"/>
-        </w:rPr>
-        <w:t>…</w:t>
-      </w:r>
-      <w:r>
-        <w:rPr>
-          <w:rFonts w:hint="eastAsia"/>
-          <w:color w:val="000000" w:themeColor="text1"/>
-        </w:rPr>
-        <w:t>後者就越形容詞</w:t>
-      </w:r>
-      <w:r>
-        <w:rPr>
-          <w:color w:val="000000" w:themeColor="text1"/>
-        </w:rPr>
-        <w:t>….</w:t>
-      </w:r>
-    </w:p>
-    <w:p>
-      <w:pPr>
-        <w:rPr>
-          <w:color w:val="000000" w:themeColor="text1"/>
-        </w:rPr>
-      </w:pPr>
-    </w:p>
-    <w:p>
-      <w:pPr>
-        <w:rPr>
-          <w:color w:val="000000" w:themeColor="text1"/>
-        </w:rPr>
-      </w:pPr>
-      <w:r>
-        <w:rPr>
-          <w:color w:val="000000" w:themeColor="text1"/>
-        </w:rPr>
-        <w:t xml:space="preserve">Finite Publishing underwent an organizational restructuring </w:t>
-      </w:r>
-      <w:r>
-        <w:rPr>
-          <w:color w:val="000000" w:themeColor="text1"/>
-          <w:highlight w:val="yellow"/>
-        </w:rPr>
-        <w:t>so</w:t>
-      </w:r>
-      <w:r>
-        <w:rPr>
-          <w:color w:val="FF0000"/>
+          <w:color w:val="000000" w:themeColor="text1"/>
+        </w:rPr>
+        <w:t>find</w:t>
+      </w:r>
+      <w:r>
+        <w:rPr>
+          <w:color w:val="000000" w:themeColor="text1"/>
         </w:rPr>
         <w:t xml:space="preserve"> </w:t>
       </w:r>
       <w:r>
         <w:rPr>
-          <w:color w:val="FF0000"/>
-        </w:rPr>
-        <w:t xml:space="preserve">as </w:t>
-      </w:r>
-      <w:r>
-        <w:rPr>
-          <w:color w:val="000000" w:themeColor="text1"/>
-        </w:rPr>
-        <w:t xml:space="preserve">to combat the trend of online </w:t>
-      </w:r>
-      <w:proofErr w:type="gramStart"/>
-      <w:r>
-        <w:rPr>
-          <w:color w:val="000000" w:themeColor="text1"/>
-        </w:rPr>
-        <w:t>reading.(</w:t>
-      </w:r>
-      <w:proofErr w:type="gramEnd"/>
-      <w:r>
-        <w:rPr>
-          <w:color w:val="000000" w:themeColor="text1"/>
-        </w:rPr>
-        <w:t>A)such</w:t>
-      </w:r>
-      <w:r>
-        <w:rPr>
-          <w:color w:val="000000" w:themeColor="text1"/>
-          <w:highlight w:val="yellow"/>
-        </w:rPr>
-        <w:t>(B)so</w:t>
-      </w:r>
-      <w:r>
-        <w:rPr>
-          <w:color w:val="000000" w:themeColor="text1"/>
-        </w:rPr>
-        <w:t>(C)just(D)any</w:t>
-      </w:r>
-    </w:p>
-    <w:p>
-      <w:pPr>
-        <w:rPr>
-          <w:color w:val="000000" w:themeColor="text1"/>
-        </w:rPr>
-      </w:pPr>
-    </w:p>
-    <w:p>
-      <w:pPr>
-        <w:rPr>
-          <w:color w:val="000000" w:themeColor="text1"/>
-        </w:rPr>
-      </w:pPr>
-      <w:r>
-        <w:rPr>
-          <w:color w:val="000000" w:themeColor="text1"/>
-        </w:rPr>
-        <w:t>F</w:t>
-      </w:r>
-      <w:r>
-        <w:rPr>
-          <w:color w:val="000000" w:themeColor="text1"/>
-        </w:rPr>
-        <w:t>inite</w:t>
-      </w:r>
-      <w:r>
-        <w:rPr>
-          <w:color w:val="000000" w:themeColor="text1"/>
-        </w:rPr>
-        <w:t xml:space="preserve"> adj.</w:t>
-      </w:r>
-      <w:r>
-        <w:rPr>
-          <w:rFonts w:hint="eastAsia"/>
-          <w:color w:val="000000" w:themeColor="text1"/>
-        </w:rPr>
-        <w:t>有限的、</w:t>
-      </w:r>
-      <w:r>
-        <w:rPr>
-          <w:color w:val="000000" w:themeColor="text1"/>
-        </w:rPr>
-        <w:t xml:space="preserve">restructuring </w:t>
-      </w:r>
-      <w:r>
-        <w:rPr>
-          <w:color w:val="000000" w:themeColor="text1"/>
-        </w:rPr>
-        <w:t>n.</w:t>
-      </w:r>
-      <w:r>
-        <w:rPr>
-          <w:rFonts w:hint="eastAsia"/>
-          <w:color w:val="000000" w:themeColor="text1"/>
-        </w:rPr>
-        <w:t>重組、</w:t>
-      </w:r>
-      <w:r>
-        <w:rPr>
-          <w:color w:val="000000" w:themeColor="text1"/>
-        </w:rPr>
-        <w:t>combat</w:t>
-      </w:r>
-      <w:r>
-        <w:rPr>
-          <w:color w:val="000000" w:themeColor="text1"/>
-        </w:rPr>
-        <w:t xml:space="preserve"> n.</w:t>
-      </w:r>
-      <w:r>
-        <w:rPr>
-          <w:rFonts w:hint="eastAsia"/>
-          <w:color w:val="000000" w:themeColor="text1"/>
-        </w:rPr>
-        <w:t>戰鬥</w:t>
-      </w:r>
-      <w:r>
-        <w:rPr>
-          <w:rFonts w:hint="eastAsia"/>
-          <w:color w:val="000000" w:themeColor="text1"/>
-        </w:rPr>
-        <w:t>/</w:t>
-      </w:r>
-      <w:r>
-        <w:rPr>
-          <w:color w:val="000000" w:themeColor="text1"/>
-        </w:rPr>
-        <w:t>v.</w:t>
-      </w:r>
-      <w:r>
-        <w:rPr>
-          <w:rFonts w:hint="eastAsia"/>
-          <w:color w:val="000000" w:themeColor="text1"/>
-        </w:rPr>
-        <w:t>與</w:t>
-      </w:r>
-      <w:r>
-        <w:rPr>
-          <w:rFonts w:hint="eastAsia"/>
-          <w:color w:val="000000" w:themeColor="text1"/>
-        </w:rPr>
-        <w:t>.</w:t>
-      </w:r>
-      <w:r>
-        <w:rPr>
-          <w:color w:val="000000" w:themeColor="text1"/>
-        </w:rPr>
-        <w:t>.</w:t>
-      </w:r>
-      <w:r>
-        <w:rPr>
-          <w:rFonts w:hint="eastAsia"/>
-          <w:color w:val="000000" w:themeColor="text1"/>
-        </w:rPr>
-        <w:t>戰鬥</w:t>
-      </w:r>
-      <w:r>
-        <w:rPr>
-          <w:rFonts w:hint="eastAsia"/>
-          <w:color w:val="000000" w:themeColor="text1"/>
-        </w:rPr>
-        <w:t>、</w:t>
-      </w:r>
-      <w:r>
-        <w:rPr>
-          <w:rFonts w:hint="eastAsia"/>
-          <w:color w:val="000000" w:themeColor="text1"/>
-        </w:rPr>
-        <w:t>s</w:t>
-      </w:r>
-      <w:r>
-        <w:rPr>
-          <w:color w:val="000000" w:themeColor="text1"/>
-        </w:rPr>
-        <w:t>uch as</w:t>
-      </w:r>
-      <w:r>
-        <w:rPr>
-          <w:rFonts w:hint="eastAsia"/>
-          <w:color w:val="000000" w:themeColor="text1"/>
-        </w:rPr>
-        <w:t>舉例</w:t>
-      </w:r>
-    </w:p>
-    <w:p>
-      <w:pPr>
-        <w:rPr>
-          <w:color w:val="000000" w:themeColor="text1"/>
-        </w:rPr>
-      </w:pPr>
-      <w:r>
-        <w:rPr>
-          <w:color w:val="000000" w:themeColor="text1"/>
-        </w:rPr>
-        <w:t>So as to V</w:t>
-      </w:r>
-      <w:r>
-        <w:rPr>
-          <w:rFonts w:hint="eastAsia"/>
-          <w:color w:val="000000" w:themeColor="text1"/>
-        </w:rPr>
-        <w:t>為了要動詞、</w:t>
-      </w:r>
-      <w:r>
-        <w:rPr>
-          <w:rFonts w:hint="eastAsia"/>
-          <w:color w:val="000000" w:themeColor="text1"/>
-        </w:rPr>
-        <w:t>j</w:t>
-      </w:r>
-      <w:r>
-        <w:rPr>
-          <w:color w:val="000000" w:themeColor="text1"/>
-        </w:rPr>
-        <w:t xml:space="preserve">ust as Adj as </w:t>
-      </w:r>
-      <w:r>
-        <w:rPr>
-          <w:rFonts w:hint="eastAsia"/>
-          <w:color w:val="000000" w:themeColor="text1"/>
-        </w:rPr>
-        <w:t>與</w:t>
-      </w:r>
-      <w:r>
-        <w:rPr>
-          <w:rFonts w:hint="eastAsia"/>
-          <w:color w:val="000000" w:themeColor="text1"/>
-        </w:rPr>
-        <w:t>.</w:t>
-      </w:r>
-      <w:r>
-        <w:rPr>
-          <w:color w:val="000000" w:themeColor="text1"/>
-        </w:rPr>
-        <w:t>.</w:t>
-      </w:r>
-      <w:r>
-        <w:rPr>
-          <w:rFonts w:hint="eastAsia"/>
-          <w:color w:val="000000" w:themeColor="text1"/>
-        </w:rPr>
-        <w:t>一樣形容詞</w:t>
-      </w:r>
-    </w:p>
-    <w:p>
-      <w:pPr>
-        <w:rPr>
-          <w:rFonts w:hint="eastAsia"/>
-          <w:color w:val="000000" w:themeColor="text1"/>
-        </w:rPr>
-      </w:pPr>
-    </w:p>
-    <w:p>
-      <w:pPr>
-        <w:rPr>
-          <w:color w:val="000000" w:themeColor="text1"/>
-        </w:rPr>
-      </w:pPr>
-      <w:r>
-        <w:rPr>
-          <w:color w:val="000000" w:themeColor="text1"/>
-        </w:rPr>
-        <w:t>A show of hands = raise your hands</w:t>
-      </w:r>
-      <w:r>
-        <w:rPr>
-          <w:rFonts w:hint="eastAsia"/>
-          <w:color w:val="000000" w:themeColor="text1"/>
-        </w:rPr>
-        <w:t>舉手</w:t>
-      </w:r>
-    </w:p>
-    <w:p>
-      <w:pPr>
-        <w:rPr>
-          <w:color w:val="000000" w:themeColor="text1"/>
-        </w:rPr>
-      </w:pPr>
-    </w:p>
-    <w:p>
-      <w:pPr>
-        <w:rPr>
-          <w:rFonts w:hint="eastAsia"/>
-          <w:color w:val="000000" w:themeColor="text1"/>
-        </w:rPr>
-      </w:pPr>
+          <w:color w:val="000000" w:themeColor="text1"/>
+        </w:rPr>
+        <w:t>+</w:t>
+      </w:r>
+      <w:r>
+        <w:rPr>
+          <w:color w:val="000000" w:themeColor="text1"/>
+        </w:rPr>
+        <w:t xml:space="preserve"> </w:t>
+      </w:r>
+      <w:r>
+        <w:rPr>
+          <w:color w:val="000000" w:themeColor="text1"/>
+        </w:rPr>
+        <w:t>it</w:t>
+      </w:r>
+      <w:r>
+        <w:rPr>
+          <w:color w:val="000000" w:themeColor="text1"/>
+        </w:rPr>
+        <w:t xml:space="preserve"> </w:t>
+      </w:r>
+      <w:r>
+        <w:rPr>
+          <w:color w:val="000000" w:themeColor="text1"/>
+        </w:rPr>
+        <w:t>+</w:t>
+      </w:r>
+      <w:r>
+        <w:rPr>
+          <w:color w:val="000000" w:themeColor="text1"/>
+        </w:rPr>
+        <w:t xml:space="preserve"> Adv + </w:t>
+      </w:r>
+      <w:r>
+        <w:rPr>
+          <w:color w:val="000000" w:themeColor="text1"/>
+        </w:rPr>
+        <w:t>Adj</w:t>
+      </w:r>
+      <w:r>
+        <w:rPr>
+          <w:color w:val="000000" w:themeColor="text1"/>
+        </w:rPr>
+        <w:t xml:space="preserve"> </w:t>
+      </w:r>
+      <w:r>
+        <w:rPr>
+          <w:color w:val="000000" w:themeColor="text1"/>
+        </w:rPr>
+        <w:t>+</w:t>
+      </w:r>
+      <w:r>
+        <w:rPr>
+          <w:color w:val="000000" w:themeColor="text1"/>
+        </w:rPr>
+        <w:t xml:space="preserve"> </w:t>
+      </w:r>
+      <w:r>
+        <w:rPr>
+          <w:color w:val="000000" w:themeColor="text1"/>
+        </w:rPr>
+        <w:t>to V</w:t>
+      </w:r>
+    </w:p>
+    <w:p>
+      <w:pPr>
+        <w:rPr>
+          <w:color w:val="000000" w:themeColor="text1"/>
+        </w:rPr>
+      </w:pPr>
+      <w:r>
+        <w:rPr>
+          <w:rFonts w:hint="eastAsia"/>
+          <w:color w:val="000000" w:themeColor="text1"/>
+        </w:rPr>
+        <w:t>但在這邊已經有</w:t>
+      </w:r>
+      <w:r>
+        <w:rPr>
+          <w:color w:val="000000" w:themeColor="text1"/>
+        </w:rPr>
+        <w:t>risky</w:t>
+      </w:r>
+      <w:r>
+        <w:rPr>
+          <w:rFonts w:hint="eastAsia"/>
+          <w:color w:val="000000" w:themeColor="text1"/>
+        </w:rPr>
+        <w:t>(</w:t>
+      </w:r>
+      <w:r>
+        <w:rPr>
+          <w:color w:val="000000" w:themeColor="text1"/>
+        </w:rPr>
+        <w:t>adj</w:t>
+      </w:r>
+      <w:r>
+        <w:rPr>
+          <w:rFonts w:hint="eastAsia"/>
+          <w:color w:val="000000" w:themeColor="text1"/>
+        </w:rPr>
+        <w:t>)</w:t>
+      </w:r>
+      <w:r>
+        <w:rPr>
+          <w:rFonts w:hint="eastAsia"/>
+          <w:color w:val="000000" w:themeColor="text1"/>
+        </w:rPr>
+        <w:t>，因此要用副詞修飾形容詞</w:t>
+      </w:r>
+      <w:r>
+        <w:rPr>
+          <w:rFonts w:hint="eastAsia"/>
+          <w:color w:val="000000" w:themeColor="text1"/>
+        </w:rPr>
+        <w:t xml:space="preserve"> </w:t>
+      </w:r>
+      <w:r>
+        <w:rPr>
+          <w:color w:val="000000" w:themeColor="text1"/>
+        </w:rPr>
+        <w:t>-&gt;</w:t>
+      </w:r>
+      <w:r>
+        <w:rPr>
+          <w:color w:val="000000" w:themeColor="text1"/>
+        </w:rPr>
+        <w:t>(D)dangerously</w:t>
+      </w:r>
     </w:p>
     <w:p>
       <w:pPr>
@@ -38093,7 +38527,7 @@
 </file>
 
 <file path=word/endnotes.xml><?xml version="1.0" encoding="utf-8"?>
-<w:endnotes xmlns:wpc="http://schemas.microsoft.com/office/word/2010/wordprocessingCanvas" xmlns:cx="http://schemas.microsoft.com/office/drawing/2014/chartex" xmlns:cx1="http://schemas.microsoft.com/office/drawing/2015/9/8/chartex" xmlns:cx2="http://schemas.microsoft.com/office/drawing/2015/10/21/chartex" xmlns:cx3="http://schemas.microsoft.com/office/drawing/2016/5/9/chartex" xmlns:cx4="http://schemas.microsoft.com/office/drawing/2016/5/10/chartex" xmlns:cx5="http://schemas.microsoft.com/office/drawing/2016/5/11/chartex" xmlns:cx6="http://schemas.microsoft.com/office/drawing/2016/5/12/chartex" xmlns:cx7="http://schemas.microsoft.com/office/drawing/2016/5/13/chartex" xmlns:cx8="http://schemas.microsoft.com/office/drawing/2016/5/14/chartex" xmlns:mc="http://schemas.openxmlformats.org/markup-compatibility/2006" xmlns:aink="http://schemas.microsoft.com/office/drawing/2016/ink" xmlns:am3d="http://schemas.microsoft.com/office/drawing/2017/model3d" xmlns:o="urn:schemas-microsoft-com:office:office" xmlns:oel="http://schemas.microsoft.com/office/2019/extlst" xmlns:r="http://schemas.openxmlformats.org/officeDocument/2006/relationships" xmlns:m="http://schemas.openxmlformats.org/officeDocument/2006/math" xmlns:v="urn:schemas-microsoft-com:vml" xmlns:wp14="http://schemas.microsoft.com/office/word/2010/wordprocessingDrawing" xmlns:wp="http://schemas.openxmlformats.org/drawingml/2006/wordprocessingDrawing" xmlns:w10="urn:schemas-microsoft-com:office:word" xmlns:w="http://schemas.openxmlformats.org/wordprocessingml/2006/main" xmlns:w14="http://schemas.microsoft.com/office/word/2010/wordml" xmlns:w15="http://schemas.microsoft.com/office/word/2012/wordml" xmlns:w16cex="http://schemas.microsoft.com/office/word/2018/wordml/cex" xmlns:w16cid="http://schemas.microsoft.com/office/word/2016/wordml/cid" xmlns:w16="http://schemas.microsoft.com/office/word/2018/wordml" xmlns:w16du="http://schemas.microsoft.com/office/word/2023/wordml/word16du" xmlns:w16sdtdh="http://schemas.microsoft.com/office/word/2020/wordml/sdtdatahash" xmlns:w16se="http://schemas.microsoft.com/office/word/2015/wordml/symex" xmlns:wpg="http://schemas.microsoft.com/office/word/2010/wordprocessingGroup" xmlns:wpi="http://schemas.microsoft.com/office/word/2010/wordprocessingInk" xmlns:wne="http://schemas.microsoft.com/office/word/2006/wordml" xmlns:wps="http://schemas.microsoft.com/office/word/2010/wordprocessingShape" mc:Ignorable="w14 w15 w16se w16cid w16 w16cex w16sdtdh wp14">
+<w:endnotes xmlns:wpc="http://schemas.microsoft.com/office/word/2010/wordprocessingCanvas" xmlns:cx="http://schemas.microsoft.com/office/drawing/2014/chartex" xmlns:cx1="http://schemas.microsoft.com/office/drawing/2015/9/8/chartex" xmlns:cx2="http://schemas.microsoft.com/office/drawing/2015/10/21/chartex" xmlns:cx3="http://schemas.microsoft.com/office/drawing/2016/5/9/chartex" xmlns:cx4="http://schemas.microsoft.com/office/drawing/2016/5/10/chartex" xmlns:cx5="http://schemas.microsoft.com/office/drawing/2016/5/11/chartex" xmlns:cx6="http://schemas.microsoft.com/office/drawing/2016/5/12/chartex" xmlns:cx7="http://schemas.microsoft.com/office/drawing/2016/5/13/chartex" xmlns:cx8="http://schemas.microsoft.com/office/drawing/2016/5/14/chartex" xmlns:mc="http://schemas.openxmlformats.org/markup-compatibility/2006" xmlns:aink="http://schemas.microsoft.com/office/drawing/2016/ink" xmlns:am3d="http://schemas.microsoft.com/office/drawing/2017/model3d" xmlns:o="urn:schemas-microsoft-com:office:office" xmlns:r="http://schemas.openxmlformats.org/officeDocument/2006/relationships" xmlns:m="http://schemas.openxmlformats.org/officeDocument/2006/math" xmlns:v="urn:schemas-microsoft-com:vml" xmlns:wp14="http://schemas.microsoft.com/office/word/2010/wordprocessingDrawing" xmlns:wp="http://schemas.openxmlformats.org/drawingml/2006/wordprocessingDrawing" xmlns:w10="urn:schemas-microsoft-com:office:word" xmlns:w="http://schemas.openxmlformats.org/wordprocessingml/2006/main" xmlns:w14="http://schemas.microsoft.com/office/word/2010/wordml" xmlns:w15="http://schemas.microsoft.com/office/word/2012/wordml" xmlns:w16cex="http://schemas.microsoft.com/office/word/2018/wordml/cex" xmlns:w16cid="http://schemas.microsoft.com/office/word/2016/wordml/cid" xmlns:w16="http://schemas.microsoft.com/office/word/2018/wordml" xmlns:w16sdtdh="http://schemas.microsoft.com/office/word/2020/wordml/sdtdatahash" xmlns:w16se="http://schemas.microsoft.com/office/word/2015/wordml/symex" xmlns:wpg="http://schemas.microsoft.com/office/word/2010/wordprocessingGroup" xmlns:wpi="http://schemas.microsoft.com/office/word/2010/wordprocessingInk" xmlns:wne="http://schemas.microsoft.com/office/word/2006/wordml" xmlns:wps="http://schemas.microsoft.com/office/word/2010/wordprocessingShape" mc:Ignorable="w14 w15 w16se w16cid w16 w16cex w16sdtdh wp14">
   <w:endnote w:type="separator" w:id="-1">
     <w:p>
       <w:r>
@@ -38112,7 +38546,7 @@
 </file>
 
 <file path=word/footnotes.xml><?xml version="1.0" encoding="utf-8"?>
-<w:footnotes xmlns:wpc="http://schemas.microsoft.com/office/word/2010/wordprocessingCanvas" xmlns:cx="http://schemas.microsoft.com/office/drawing/2014/chartex" xmlns:cx1="http://schemas.microsoft.com/office/drawing/2015/9/8/chartex" xmlns:cx2="http://schemas.microsoft.com/office/drawing/2015/10/21/chartex" xmlns:cx3="http://schemas.microsoft.com/office/drawing/2016/5/9/chartex" xmlns:cx4="http://schemas.microsoft.com/office/drawing/2016/5/10/chartex" xmlns:cx5="http://schemas.microsoft.com/office/drawing/2016/5/11/chartex" xmlns:cx6="http://schemas.microsoft.com/office/drawing/2016/5/12/chartex" xmlns:cx7="http://schemas.microsoft.com/office/drawing/2016/5/13/chartex" xmlns:cx8="http://schemas.microsoft.com/office/drawing/2016/5/14/chartex" xmlns:mc="http://schemas.openxmlformats.org/markup-compatibility/2006" xmlns:aink="http://schemas.microsoft.com/office/drawing/2016/ink" xmlns:am3d="http://schemas.microsoft.com/office/drawing/2017/model3d" xmlns:o="urn:schemas-microsoft-com:office:office" xmlns:oel="http://schemas.microsoft.com/office/2019/extlst" xmlns:r="http://schemas.openxmlformats.org/officeDocument/2006/relationships" xmlns:m="http://schemas.openxmlformats.org/officeDocument/2006/math" xmlns:v="urn:schemas-microsoft-com:vml" xmlns:wp14="http://schemas.microsoft.com/office/word/2010/wordprocessingDrawing" xmlns:wp="http://schemas.openxmlformats.org/drawingml/2006/wordprocessingDrawing" xmlns:w10="urn:schemas-microsoft-com:office:word" xmlns:w="http://schemas.openxmlformats.org/wordprocessingml/2006/main" xmlns:w14="http://schemas.microsoft.com/office/word/2010/wordml" xmlns:w15="http://schemas.microsoft.com/office/word/2012/wordml" xmlns:w16cex="http://schemas.microsoft.com/office/word/2018/wordml/cex" xmlns:w16cid="http://schemas.microsoft.com/office/word/2016/wordml/cid" xmlns:w16="http://schemas.microsoft.com/office/word/2018/wordml" xmlns:w16du="http://schemas.microsoft.com/office/word/2023/wordml/word16du" xmlns:w16sdtdh="http://schemas.microsoft.com/office/word/2020/wordml/sdtdatahash" xmlns:w16se="http://schemas.microsoft.com/office/word/2015/wordml/symex" xmlns:wpg="http://schemas.microsoft.com/office/word/2010/wordprocessingGroup" xmlns:wpi="http://schemas.microsoft.com/office/word/2010/wordprocessingInk" xmlns:wne="http://schemas.microsoft.com/office/word/2006/wordml" xmlns:wps="http://schemas.microsoft.com/office/word/2010/wordprocessingShape" mc:Ignorable="w14 w15 w16se w16cid w16 w16cex w16sdtdh wp14">
+<w:footnotes xmlns:wpc="http://schemas.microsoft.com/office/word/2010/wordprocessingCanvas" xmlns:cx="http://schemas.microsoft.com/office/drawing/2014/chartex" xmlns:cx1="http://schemas.microsoft.com/office/drawing/2015/9/8/chartex" xmlns:cx2="http://schemas.microsoft.com/office/drawing/2015/10/21/chartex" xmlns:cx3="http://schemas.microsoft.com/office/drawing/2016/5/9/chartex" xmlns:cx4="http://schemas.microsoft.com/office/drawing/2016/5/10/chartex" xmlns:cx5="http://schemas.microsoft.com/office/drawing/2016/5/11/chartex" xmlns:cx6="http://schemas.microsoft.com/office/drawing/2016/5/12/chartex" xmlns:cx7="http://schemas.microsoft.com/office/drawing/2016/5/13/chartex" xmlns:cx8="http://schemas.microsoft.com/office/drawing/2016/5/14/chartex" xmlns:mc="http://schemas.openxmlformats.org/markup-compatibility/2006" xmlns:aink="http://schemas.microsoft.com/office/drawing/2016/ink" xmlns:am3d="http://schemas.microsoft.com/office/drawing/2017/model3d" xmlns:o="urn:schemas-microsoft-com:office:office" xmlns:r="http://schemas.openxmlformats.org/officeDocument/2006/relationships" xmlns:m="http://schemas.openxmlformats.org/officeDocument/2006/math" xmlns:v="urn:schemas-microsoft-com:vml" xmlns:wp14="http://schemas.microsoft.com/office/word/2010/wordprocessingDrawing" xmlns:wp="http://schemas.openxmlformats.org/drawingml/2006/wordprocessingDrawing" xmlns:w10="urn:schemas-microsoft-com:office:word" xmlns:w="http://schemas.openxmlformats.org/wordprocessingml/2006/main" xmlns:w14="http://schemas.microsoft.com/office/word/2010/wordml" xmlns:w15="http://schemas.microsoft.com/office/word/2012/wordml" xmlns:w16cex="http://schemas.microsoft.com/office/word/2018/wordml/cex" xmlns:w16cid="http://schemas.microsoft.com/office/word/2016/wordml/cid" xmlns:w16="http://schemas.microsoft.com/office/word/2018/wordml" xmlns:w16sdtdh="http://schemas.microsoft.com/office/word/2020/wordml/sdtdatahash" xmlns:w16se="http://schemas.microsoft.com/office/word/2015/wordml/symex" xmlns:wpg="http://schemas.microsoft.com/office/word/2010/wordprocessingGroup" xmlns:wpi="http://schemas.microsoft.com/office/word/2010/wordprocessingInk" xmlns:wne="http://schemas.microsoft.com/office/word/2006/wordml" xmlns:wps="http://schemas.microsoft.com/office/word/2010/wordprocessingShape" mc:Ignorable="w14 w15 w16se w16cid w16 w16cex w16sdtdh wp14">
   <w:footnote w:type="separator" w:id="-1">
     <w:p>
       <w:r>
@@ -38131,7 +38565,7 @@
 </file>
 
 <file path=word/numbering.xml><?xml version="1.0" encoding="utf-8"?>
-<w:numbering xmlns:wpc="http://schemas.microsoft.com/office/word/2010/wordprocessingCanvas" xmlns:cx="http://schemas.microsoft.com/office/drawing/2014/chartex" xmlns:cx1="http://schemas.microsoft.com/office/drawing/2015/9/8/chartex" xmlns:cx2="http://schemas.microsoft.com/office/drawing/2015/10/21/chartex" xmlns:cx3="http://schemas.microsoft.com/office/drawing/2016/5/9/chartex" xmlns:cx4="http://schemas.microsoft.com/office/drawing/2016/5/10/chartex" xmlns:cx5="http://schemas.microsoft.com/office/drawing/2016/5/11/chartex" xmlns:cx6="http://schemas.microsoft.com/office/drawing/2016/5/12/chartex" xmlns:cx7="http://schemas.microsoft.com/office/drawing/2016/5/13/chartex" xmlns:cx8="http://schemas.microsoft.com/office/drawing/2016/5/14/chartex" xmlns:mc="http://schemas.openxmlformats.org/markup-compatibility/2006" xmlns:aink="http://schemas.microsoft.com/office/drawing/2016/ink" xmlns:am3d="http://schemas.microsoft.com/office/drawing/2017/model3d" xmlns:o="urn:schemas-microsoft-com:office:office" xmlns:oel="http://schemas.microsoft.com/office/2019/extlst" xmlns:r="http://schemas.openxmlformats.org/officeDocument/2006/relationships" xmlns:m="http://schemas.openxmlformats.org/officeDocument/2006/math" xmlns:v="urn:schemas-microsoft-com:vml" xmlns:wp14="http://schemas.microsoft.com/office/word/2010/wordprocessingDrawing" xmlns:wp="http://schemas.openxmlformats.org/drawingml/2006/wordprocessingDrawing" xmlns:w10="urn:schemas-microsoft-com:office:word" xmlns:w="http://schemas.openxmlformats.org/wordprocessingml/2006/main" xmlns:w14="http://schemas.microsoft.com/office/word/2010/wordml" xmlns:w15="http://schemas.microsoft.com/office/word/2012/wordml" xmlns:w16cex="http://schemas.microsoft.com/office/word/2018/wordml/cex" xmlns:w16cid="http://schemas.microsoft.com/office/word/2016/wordml/cid" xmlns:w16="http://schemas.microsoft.com/office/word/2018/wordml" xmlns:w16du="http://schemas.microsoft.com/office/word/2023/wordml/word16du" xmlns:w16sdtdh="http://schemas.microsoft.com/office/word/2020/wordml/sdtdatahash" xmlns:w16se="http://schemas.microsoft.com/office/word/2015/wordml/symex" xmlns:wpg="http://schemas.microsoft.com/office/word/2010/wordprocessingGroup" xmlns:wpi="http://schemas.microsoft.com/office/word/2010/wordprocessingInk" xmlns:wne="http://schemas.microsoft.com/office/word/2006/wordml" xmlns:wps="http://schemas.microsoft.com/office/word/2010/wordprocessingShape" mc:Ignorable="w14 w15 w16se w16cid w16 w16cex w16sdtdh wp14">
+<w:numbering xmlns:wpc="http://schemas.microsoft.com/office/word/2010/wordprocessingCanvas" xmlns:cx="http://schemas.microsoft.com/office/drawing/2014/chartex" xmlns:cx1="http://schemas.microsoft.com/office/drawing/2015/9/8/chartex" xmlns:cx2="http://schemas.microsoft.com/office/drawing/2015/10/21/chartex" xmlns:cx3="http://schemas.microsoft.com/office/drawing/2016/5/9/chartex" xmlns:cx4="http://schemas.microsoft.com/office/drawing/2016/5/10/chartex" xmlns:cx5="http://schemas.microsoft.com/office/drawing/2016/5/11/chartex" xmlns:cx6="http://schemas.microsoft.com/office/drawing/2016/5/12/chartex" xmlns:cx7="http://schemas.microsoft.com/office/drawing/2016/5/13/chartex" xmlns:cx8="http://schemas.microsoft.com/office/drawing/2016/5/14/chartex" xmlns:mc="http://schemas.openxmlformats.org/markup-compatibility/2006" xmlns:aink="http://schemas.microsoft.com/office/drawing/2016/ink" xmlns:am3d="http://schemas.microsoft.com/office/drawing/2017/model3d" xmlns:o="urn:schemas-microsoft-com:office:office" xmlns:r="http://schemas.openxmlformats.org/officeDocument/2006/relationships" xmlns:m="http://schemas.openxmlformats.org/officeDocument/2006/math" xmlns:v="urn:schemas-microsoft-com:vml" xmlns:wp14="http://schemas.microsoft.com/office/word/2010/wordprocessingDrawing" xmlns:wp="http://schemas.openxmlformats.org/drawingml/2006/wordprocessingDrawing" xmlns:w10="urn:schemas-microsoft-com:office:word" xmlns:w="http://schemas.openxmlformats.org/wordprocessingml/2006/main" xmlns:w14="http://schemas.microsoft.com/office/word/2010/wordml" xmlns:w15="http://schemas.microsoft.com/office/word/2012/wordml" xmlns:w16cex="http://schemas.microsoft.com/office/word/2018/wordml/cex" xmlns:w16cid="http://schemas.microsoft.com/office/word/2016/wordml/cid" xmlns:w16="http://schemas.microsoft.com/office/word/2018/wordml" xmlns:w16sdtdh="http://schemas.microsoft.com/office/word/2020/wordml/sdtdatahash" xmlns:w16se="http://schemas.microsoft.com/office/word/2015/wordml/symex" xmlns:wpg="http://schemas.microsoft.com/office/word/2010/wordprocessingGroup" xmlns:wpi="http://schemas.microsoft.com/office/word/2010/wordprocessingInk" xmlns:wne="http://schemas.microsoft.com/office/word/2006/wordml" xmlns:wps="http://schemas.microsoft.com/office/word/2010/wordprocessingShape" mc:Ignorable="w14 w15 w16se w16cid w16 w16cex w16sdtdh wp14">
   <w:abstractNum w:abstractNumId="0" w15:restartNumberingAfterBreak="0">
     <w:nsid w:val="1F8F5DE3"/>
     <w:multiLevelType w:val="hybridMultilevel"/>
@@ -38400,10 +38834,10 @@
     </w:lvl>
   </w:abstractNum>
   <w:abstractNum w:abstractNumId="3" w15:restartNumberingAfterBreak="0">
-    <w:nsid w:val="5495135A"/>
+    <w:nsid w:val="4D9229FB"/>
     <w:multiLevelType w:val="hybridMultilevel"/>
-    <w:tmpl w:val="AA88B466"/>
-    <w:lvl w:ilvl="0" w:tplc="83303DD0">
+    <w:tmpl w:val="F3F81F4E"/>
+    <w:lvl w:ilvl="0" w:tplc="E9EECDBA">
       <w:start w:val="1"/>
       <w:numFmt w:val="upperLetter"/>
       <w:lvlText w:val="(%1)"/>
@@ -38489,10 +38923,10 @@
     </w:lvl>
   </w:abstractNum>
   <w:abstractNum w:abstractNumId="4" w15:restartNumberingAfterBreak="0">
-    <w:nsid w:val="5B69241D"/>
+    <w:nsid w:val="5495135A"/>
     <w:multiLevelType w:val="hybridMultilevel"/>
-    <w:tmpl w:val="B59462EA"/>
-    <w:lvl w:ilvl="0" w:tplc="4A7854B2">
+    <w:tmpl w:val="AA88B466"/>
+    <w:lvl w:ilvl="0" w:tplc="83303DD0">
       <w:start w:val="1"/>
       <w:numFmt w:val="upperLetter"/>
       <w:lvlText w:val="(%1)"/>
@@ -38578,10 +39012,10 @@
     </w:lvl>
   </w:abstractNum>
   <w:abstractNum w:abstractNumId="5" w15:restartNumberingAfterBreak="0">
-    <w:nsid w:val="648805E2"/>
+    <w:nsid w:val="5B69241D"/>
     <w:multiLevelType w:val="hybridMultilevel"/>
-    <w:tmpl w:val="39028A62"/>
-    <w:lvl w:ilvl="0" w:tplc="3FCE5660">
+    <w:tmpl w:val="B59462EA"/>
+    <w:lvl w:ilvl="0" w:tplc="4A7854B2">
       <w:start w:val="1"/>
       <w:numFmt w:val="upperLetter"/>
       <w:lvlText w:val="(%1)"/>
@@ -38667,12 +39101,12 @@
     </w:lvl>
   </w:abstractNum>
   <w:abstractNum w:abstractNumId="6" w15:restartNumberingAfterBreak="0">
-    <w:nsid w:val="7D7E23CE"/>
+    <w:nsid w:val="648805E2"/>
     <w:multiLevelType w:val="hybridMultilevel"/>
-    <w:tmpl w:val="2DEAF36E"/>
-    <w:lvl w:ilvl="0" w:tplc="7B18ED02">
+    <w:tmpl w:val="39028A62"/>
+    <w:lvl w:ilvl="0" w:tplc="3FCE5660">
       <w:start w:val="1"/>
-      <w:numFmt w:val="lowerLetter"/>
+      <w:numFmt w:val="upperLetter"/>
       <w:lvlText w:val="(%1)"/>
       <w:lvlJc w:val="left"/>
       <w:pPr>
@@ -38755,26 +39189,118 @@
       </w:pPr>
     </w:lvl>
   </w:abstractNum>
-  <w:num w:numId="1" w16cid:durableId="458886292">
-    <w:abstractNumId w:val="3"/>
+  <w:abstractNum w:abstractNumId="7" w15:restartNumberingAfterBreak="0">
+    <w:nsid w:val="7D7E23CE"/>
+    <w:multiLevelType w:val="hybridMultilevel"/>
+    <w:tmpl w:val="2DEAF36E"/>
+    <w:lvl w:ilvl="0" w:tplc="7B18ED02">
+      <w:start w:val="1"/>
+      <w:numFmt w:val="lowerLetter"/>
+      <w:lvlText w:val="(%1)"/>
+      <w:lvlJc w:val="left"/>
+      <w:pPr>
+        <w:ind w:left="360" w:hanging="360"/>
+      </w:pPr>
+      <w:rPr>
+        <w:rFonts w:hint="default"/>
+      </w:rPr>
+    </w:lvl>
+    <w:lvl w:ilvl="1" w:tplc="04090019" w:tentative="1">
+      <w:start w:val="1"/>
+      <w:numFmt w:val="ideographTraditional"/>
+      <w:lvlText w:val="%2、"/>
+      <w:lvlJc w:val="left"/>
+      <w:pPr>
+        <w:ind w:left="960" w:hanging="480"/>
+      </w:pPr>
+    </w:lvl>
+    <w:lvl w:ilvl="2" w:tplc="0409001B" w:tentative="1">
+      <w:start w:val="1"/>
+      <w:numFmt w:val="lowerRoman"/>
+      <w:lvlText w:val="%3."/>
+      <w:lvlJc w:val="right"/>
+      <w:pPr>
+        <w:ind w:left="1440" w:hanging="480"/>
+      </w:pPr>
+    </w:lvl>
+    <w:lvl w:ilvl="3" w:tplc="0409000F" w:tentative="1">
+      <w:start w:val="1"/>
+      <w:numFmt w:val="decimal"/>
+      <w:lvlText w:val="%4."/>
+      <w:lvlJc w:val="left"/>
+      <w:pPr>
+        <w:ind w:left="1920" w:hanging="480"/>
+      </w:pPr>
+    </w:lvl>
+    <w:lvl w:ilvl="4" w:tplc="04090019" w:tentative="1">
+      <w:start w:val="1"/>
+      <w:numFmt w:val="ideographTraditional"/>
+      <w:lvlText w:val="%5、"/>
+      <w:lvlJc w:val="left"/>
+      <w:pPr>
+        <w:ind w:left="2400" w:hanging="480"/>
+      </w:pPr>
+    </w:lvl>
+    <w:lvl w:ilvl="5" w:tplc="0409001B" w:tentative="1">
+      <w:start w:val="1"/>
+      <w:numFmt w:val="lowerRoman"/>
+      <w:lvlText w:val="%6."/>
+      <w:lvlJc w:val="right"/>
+      <w:pPr>
+        <w:ind w:left="2880" w:hanging="480"/>
+      </w:pPr>
+    </w:lvl>
+    <w:lvl w:ilvl="6" w:tplc="0409000F" w:tentative="1">
+      <w:start w:val="1"/>
+      <w:numFmt w:val="decimal"/>
+      <w:lvlText w:val="%7."/>
+      <w:lvlJc w:val="left"/>
+      <w:pPr>
+        <w:ind w:left="3360" w:hanging="480"/>
+      </w:pPr>
+    </w:lvl>
+    <w:lvl w:ilvl="7" w:tplc="04090019" w:tentative="1">
+      <w:start w:val="1"/>
+      <w:numFmt w:val="ideographTraditional"/>
+      <w:lvlText w:val="%8、"/>
+      <w:lvlJc w:val="left"/>
+      <w:pPr>
+        <w:ind w:left="3840" w:hanging="480"/>
+      </w:pPr>
+    </w:lvl>
+    <w:lvl w:ilvl="8" w:tplc="0409001B" w:tentative="1">
+      <w:start w:val="1"/>
+      <w:numFmt w:val="lowerRoman"/>
+      <w:lvlText w:val="%9."/>
+      <w:lvlJc w:val="right"/>
+      <w:pPr>
+        <w:ind w:left="4320" w:hanging="480"/>
+      </w:pPr>
+    </w:lvl>
+  </w:abstractNum>
+  <w:num w:numId="1">
+    <w:abstractNumId w:val="4"/>
   </w:num>
-  <w:num w:numId="2" w16cid:durableId="431247825">
+  <w:num w:numId="2">
     <w:abstractNumId w:val="1"/>
   </w:num>
-  <w:num w:numId="3" w16cid:durableId="2051496662">
-    <w:abstractNumId w:val="4"/>
+  <w:num w:numId="3">
+    <w:abstractNumId w:val="5"/>
   </w:num>
-  <w:num w:numId="4" w16cid:durableId="1684430124">
+  <w:num w:numId="4">
+    <w:abstractNumId w:val="7"/>
+  </w:num>
+  <w:num w:numId="5">
+    <w:abstractNumId w:val="0"/>
+  </w:num>
+  <w:num w:numId="6">
     <w:abstractNumId w:val="6"/>
   </w:num>
-  <w:num w:numId="5" w16cid:durableId="1245534158">
-    <w:abstractNumId w:val="0"/>
+  <w:num w:numId="7">
+    <w:abstractNumId w:val="2"/>
   </w:num>
-  <w:num w:numId="6" w16cid:durableId="1167591604">
-    <w:abstractNumId w:val="5"/>
-  </w:num>
-  <w:num w:numId="7" w16cid:durableId="436488131">
-    <w:abstractNumId w:val="2"/>
+  <w:num w:numId="8">
+    <w:abstractNumId w:val="3"/>
   </w:num>
   <w:numIdMacAtCleanup w:val="5"/>
 </w:numbering>

--- a/碩一/TOEIC/介係詞代名詞.docx
+++ b/碩一/TOEIC/介係詞代名詞.docx
@@ -1,6 +1,6 @@
 
 <file path=word/document.xml><?xml version="1.0" encoding="utf-8"?>
-<w:document xmlns:wpc="http://schemas.microsoft.com/office/word/2010/wordprocessingCanvas" xmlns:cx="http://schemas.microsoft.com/office/drawing/2014/chartex" xmlns:cx1="http://schemas.microsoft.com/office/drawing/2015/9/8/chartex" xmlns:cx2="http://schemas.microsoft.com/office/drawing/2015/10/21/chartex" xmlns:cx3="http://schemas.microsoft.com/office/drawing/2016/5/9/chartex" xmlns:cx4="http://schemas.microsoft.com/office/drawing/2016/5/10/chartex" xmlns:cx5="http://schemas.microsoft.com/office/drawing/2016/5/11/chartex" xmlns:cx6="http://schemas.microsoft.com/office/drawing/2016/5/12/chartex" xmlns:cx7="http://schemas.microsoft.com/office/drawing/2016/5/13/chartex" xmlns:cx8="http://schemas.microsoft.com/office/drawing/2016/5/14/chartex" xmlns:mc="http://schemas.openxmlformats.org/markup-compatibility/2006" xmlns:aink="http://schemas.microsoft.com/office/drawing/2016/ink" xmlns:am3d="http://schemas.microsoft.com/office/drawing/2017/model3d" xmlns:o="urn:schemas-microsoft-com:office:office" xmlns:r="http://schemas.openxmlformats.org/officeDocument/2006/relationships" xmlns:m="http://schemas.openxmlformats.org/officeDocument/2006/math" xmlns:v="urn:schemas-microsoft-com:vml" xmlns:wp14="http://schemas.microsoft.com/office/word/2010/wordprocessingDrawing" xmlns:wp="http://schemas.openxmlformats.org/drawingml/2006/wordprocessingDrawing" xmlns:w10="urn:schemas-microsoft-com:office:word" xmlns:w="http://schemas.openxmlformats.org/wordprocessingml/2006/main" xmlns:w14="http://schemas.microsoft.com/office/word/2010/wordml" xmlns:w15="http://schemas.microsoft.com/office/word/2012/wordml" xmlns:w16cex="http://schemas.microsoft.com/office/word/2018/wordml/cex" xmlns:w16cid="http://schemas.microsoft.com/office/word/2016/wordml/cid" xmlns:w16="http://schemas.microsoft.com/office/word/2018/wordml" xmlns:w16sdtdh="http://schemas.microsoft.com/office/word/2020/wordml/sdtdatahash" xmlns:w16se="http://schemas.microsoft.com/office/word/2015/wordml/symex" xmlns:wpg="http://schemas.microsoft.com/office/word/2010/wordprocessingGroup" xmlns:wpi="http://schemas.microsoft.com/office/word/2010/wordprocessingInk" xmlns:wne="http://schemas.microsoft.com/office/word/2006/wordml" xmlns:wps="http://schemas.microsoft.com/office/word/2010/wordprocessingShape" mc:Ignorable="w14 w15 w16se w16cid w16 w16cex w16sdtdh wp14">
+<w:document xmlns:wpc="http://schemas.microsoft.com/office/word/2010/wordprocessingCanvas" xmlns:cx="http://schemas.microsoft.com/office/drawing/2014/chartex" xmlns:cx1="http://schemas.microsoft.com/office/drawing/2015/9/8/chartex" xmlns:cx2="http://schemas.microsoft.com/office/drawing/2015/10/21/chartex" xmlns:cx3="http://schemas.microsoft.com/office/drawing/2016/5/9/chartex" xmlns:cx4="http://schemas.microsoft.com/office/drawing/2016/5/10/chartex" xmlns:cx5="http://schemas.microsoft.com/office/drawing/2016/5/11/chartex" xmlns:cx6="http://schemas.microsoft.com/office/drawing/2016/5/12/chartex" xmlns:cx7="http://schemas.microsoft.com/office/drawing/2016/5/13/chartex" xmlns:cx8="http://schemas.microsoft.com/office/drawing/2016/5/14/chartex" xmlns:mc="http://schemas.openxmlformats.org/markup-compatibility/2006" xmlns:aink="http://schemas.microsoft.com/office/drawing/2016/ink" xmlns:am3d="http://schemas.microsoft.com/office/drawing/2017/model3d" xmlns:o="urn:schemas-microsoft-com:office:office" xmlns:oel="http://schemas.microsoft.com/office/2019/extlst" xmlns:r="http://schemas.openxmlformats.org/officeDocument/2006/relationships" xmlns:m="http://schemas.openxmlformats.org/officeDocument/2006/math" xmlns:v="urn:schemas-microsoft-com:vml" xmlns:wp14="http://schemas.microsoft.com/office/word/2010/wordprocessingDrawing" xmlns:wp="http://schemas.openxmlformats.org/drawingml/2006/wordprocessingDrawing" xmlns:w10="urn:schemas-microsoft-com:office:word" xmlns:w="http://schemas.openxmlformats.org/wordprocessingml/2006/main" xmlns:w14="http://schemas.microsoft.com/office/word/2010/wordml" xmlns:w15="http://schemas.microsoft.com/office/word/2012/wordml" xmlns:w16cex="http://schemas.microsoft.com/office/word/2018/wordml/cex" xmlns:w16cid="http://schemas.microsoft.com/office/word/2016/wordml/cid" xmlns:w16="http://schemas.microsoft.com/office/word/2018/wordml" xmlns:w16du="http://schemas.microsoft.com/office/word/2023/wordml/word16du" xmlns:w16sdtdh="http://schemas.microsoft.com/office/word/2020/wordml/sdtdatahash" xmlns:w16se="http://schemas.microsoft.com/office/word/2015/wordml/symex" xmlns:wpg="http://schemas.microsoft.com/office/word/2010/wordprocessingGroup" xmlns:wpi="http://schemas.microsoft.com/office/word/2010/wordprocessingInk" xmlns:wne="http://schemas.microsoft.com/office/word/2006/wordml" xmlns:wps="http://schemas.microsoft.com/office/word/2010/wordprocessingShape" mc:Ignorable="w14 w15 w16se w16cid w16 w16cex w16sdtdh wp14">
   <w:body>
     <w:p>
       <w:proofErr w:type="spellStart"/>
@@ -11487,11 +11487,19 @@
         </w:rPr>
         <w:t>(</w:t>
       </w:r>
-      <w:r>
-        <w:rPr>
-          <w:rFonts w:hint="eastAsia"/>
-        </w:rPr>
-        <w:t>多益常見的使役動詞</w:t>
+      <w:proofErr w:type="gramStart"/>
+      <w:r>
+        <w:rPr>
+          <w:rFonts w:hint="eastAsia"/>
+        </w:rPr>
+        <w:t>多益常見</w:t>
+      </w:r>
+      <w:proofErr w:type="gramEnd"/>
+      <w:r>
+        <w:rPr>
+          <w:rFonts w:hint="eastAsia"/>
+        </w:rPr>
+        <w:t>的使役動詞</w:t>
       </w:r>
       <w:r>
         <w:rPr>
@@ -11500,21 +11508,58 @@
         <w:t>)</w:t>
       </w:r>
       <w:r>
-        <w:t>+O+</w:t>
+        <w:t>+O+PP</w:t>
+      </w:r>
+      <w:r>
+        <w:t>(</w:t>
+      </w:r>
+      <w:r>
+        <w:rPr>
+          <w:rFonts w:hint="eastAsia"/>
+        </w:rPr>
+        <w:t>被動</w:t>
+      </w:r>
+      <w:r>
+        <w:rPr>
+          <w:rFonts w:hint="eastAsia"/>
+        </w:rPr>
+        <w:t>)</w:t>
+      </w:r>
+    </w:p>
+    <w:p>
+      <w:proofErr w:type="spellStart"/>
+      <w:r>
+        <w:rPr>
+          <w:rFonts w:hint="eastAsia"/>
+        </w:rPr>
+        <w:t>S</w:t>
+      </w:r>
+      <w:r>
+        <w:t>+get</w:t>
+      </w:r>
+      <w:proofErr w:type="spellEnd"/>
+      <w:r>
+        <w:t>/want/order/force/suggest…</w:t>
+      </w:r>
+      <w:r>
+        <w:rPr>
+          <w:rFonts w:hint="eastAsia"/>
+        </w:rPr>
+        <w:t>(</w:t>
       </w:r>
       <w:proofErr w:type="gramStart"/>
       <w:r>
-        <w:t>PP</w:t>
-      </w:r>
-      <w:r>
-        <w:t>(</w:t>
+        <w:rPr>
+          <w:rFonts w:hint="eastAsia"/>
+        </w:rPr>
+        <w:t>多益常見</w:t>
       </w:r>
       <w:proofErr w:type="gramEnd"/>
       <w:r>
         <w:rPr>
           <w:rFonts w:hint="eastAsia"/>
         </w:rPr>
-        <w:t>被動</w:t>
+        <w:t>的使役動詞</w:t>
       </w:r>
       <w:r>
         <w:rPr>
@@ -11522,48 +11567,9 @@
         </w:rPr>
         <w:t>)</w:t>
       </w:r>
-    </w:p>
-    <w:p>
-      <w:proofErr w:type="spellStart"/>
-      <w:r>
-        <w:rPr>
-          <w:rFonts w:hint="eastAsia"/>
-        </w:rPr>
-        <w:t>S</w:t>
-      </w:r>
-      <w:r>
-        <w:t>+get</w:t>
-      </w:r>
-      <w:proofErr w:type="spellEnd"/>
-      <w:r>
-        <w:t>/want/order/force/suggest…</w:t>
-      </w:r>
-      <w:r>
-        <w:rPr>
-          <w:rFonts w:hint="eastAsia"/>
-        </w:rPr>
-        <w:t>(</w:t>
-      </w:r>
-      <w:r>
-        <w:rPr>
-          <w:rFonts w:hint="eastAsia"/>
-        </w:rPr>
-        <w:t>多益常見的使役動詞</w:t>
-      </w:r>
-      <w:r>
-        <w:rPr>
-          <w:rFonts w:hint="eastAsia"/>
-        </w:rPr>
-        <w:t>)</w:t>
-      </w:r>
-      <w:r>
-        <w:t>+O+</w:t>
-      </w:r>
-      <w:proofErr w:type="gramStart"/>
-      <w:r>
-        <w:t>PP(</w:t>
-      </w:r>
-      <w:proofErr w:type="gramEnd"/>
+      <w:r>
+        <w:t>+O+PP(</w:t>
+      </w:r>
       <w:r>
         <w:rPr>
           <w:rFonts w:hint="eastAsia"/>
@@ -27887,15 +27893,9 @@
         <w:rPr>
           <w:color w:val="000000" w:themeColor="text1"/>
         </w:rPr>
-        <w:t>v.n</w:t>
+        <w:t>v.n.</w:t>
       </w:r>
       <w:proofErr w:type="spellEnd"/>
-      <w:r>
-        <w:rPr>
-          <w:color w:val="000000" w:themeColor="text1"/>
-        </w:rPr>
-        <w:t>.</w:t>
-      </w:r>
       <w:r>
         <w:rPr>
           <w:rFonts w:hint="eastAsia"/>
@@ -38164,18 +38164,281 @@
     <w:p>
       <w:pPr>
         <w:rPr>
-          <w:rFonts w:hint="eastAsia"/>
-          <w:color w:val="000000" w:themeColor="text1"/>
-        </w:rPr>
-      </w:pPr>
-    </w:p>
-    <w:p>
-      <w:pPr>
-        <w:rPr>
-          <w:rFonts w:hint="eastAsia"/>
-          <w:color w:val="000000" w:themeColor="text1"/>
-        </w:rPr>
-      </w:pPr>
+          <w:color w:val="000000" w:themeColor="text1"/>
+        </w:rPr>
+      </w:pPr>
+    </w:p>
+    <w:p>
+      <w:pPr>
+        <w:rPr>
+          <w:color w:val="000000" w:themeColor="text1"/>
+        </w:rPr>
+      </w:pPr>
+      <w:r>
+        <w:rPr>
+          <w:color w:val="000000" w:themeColor="text1"/>
+        </w:rPr>
+        <w:t xml:space="preserve">risky </w:t>
+      </w:r>
+      <w:r>
+        <w:rPr>
+          <w:rFonts w:hint="eastAsia"/>
+          <w:color w:val="000000" w:themeColor="text1"/>
+        </w:rPr>
+        <w:t>a</w:t>
+      </w:r>
+      <w:r>
+        <w:rPr>
+          <w:color w:val="000000" w:themeColor="text1"/>
+        </w:rPr>
+        <w:t>dj.</w:t>
+      </w:r>
+      <w:r>
+        <w:rPr>
+          <w:rFonts w:hint="eastAsia"/>
+          <w:color w:val="000000" w:themeColor="text1"/>
+        </w:rPr>
+        <w:t>風險</w:t>
+      </w:r>
+      <w:r>
+        <w:rPr>
+          <w:rFonts w:hint="eastAsia"/>
+          <w:color w:val="000000" w:themeColor="text1"/>
+        </w:rPr>
+        <w:t>、</w:t>
+      </w:r>
+      <w:r>
+        <w:rPr>
+          <w:color w:val="000000" w:themeColor="text1"/>
+        </w:rPr>
+        <w:t>global warming</w:t>
+      </w:r>
+      <w:r>
+        <w:rPr>
+          <w:rFonts w:hint="eastAsia"/>
+          <w:color w:val="000000" w:themeColor="text1"/>
+        </w:rPr>
+        <w:t>全球暖化、</w:t>
+      </w:r>
+      <w:r>
+        <w:rPr>
+          <w:color w:val="000000" w:themeColor="text1"/>
+        </w:rPr>
+        <w:t>well-being</w:t>
+      </w:r>
+      <w:r>
+        <w:rPr>
+          <w:rFonts w:hint="eastAsia"/>
+          <w:color w:val="000000" w:themeColor="text1"/>
+        </w:rPr>
+        <w:t>幸福</w:t>
+      </w:r>
+      <w:r>
+        <w:rPr>
+          <w:rFonts w:hint="eastAsia"/>
+          <w:color w:val="000000" w:themeColor="text1"/>
+        </w:rPr>
+        <w:t>/</w:t>
+      </w:r>
+      <w:r>
+        <w:rPr>
+          <w:rFonts w:hint="eastAsia"/>
+          <w:color w:val="000000" w:themeColor="text1"/>
+        </w:rPr>
+        <w:t>福利、</w:t>
+      </w:r>
+      <w:r>
+        <w:rPr>
+          <w:color w:val="000000" w:themeColor="text1"/>
+        </w:rPr>
+        <w:t>humanity</w:t>
+      </w:r>
+      <w:r>
+        <w:rPr>
+          <w:rFonts w:hint="eastAsia"/>
+          <w:color w:val="000000" w:themeColor="text1"/>
+        </w:rPr>
+        <w:t xml:space="preserve"> </w:t>
+      </w:r>
+      <w:r>
+        <w:rPr>
+          <w:color w:val="000000" w:themeColor="text1"/>
+        </w:rPr>
+        <w:t>n.</w:t>
+      </w:r>
+      <w:r>
+        <w:rPr>
+          <w:rFonts w:hint="eastAsia"/>
+          <w:color w:val="000000" w:themeColor="text1"/>
+        </w:rPr>
+        <w:t>人類、</w:t>
+      </w:r>
+    </w:p>
+    <w:p>
+      <w:pPr>
+        <w:rPr>
+          <w:color w:val="000000" w:themeColor="text1"/>
+        </w:rPr>
+      </w:pPr>
+    </w:p>
+    <w:p>
+      <w:pPr>
+        <w:rPr>
+          <w:color w:val="000000" w:themeColor="text1"/>
+        </w:rPr>
+      </w:pPr>
+      <w:r>
+        <w:rPr>
+          <w:rFonts w:hint="eastAsia"/>
+          <w:color w:val="000000" w:themeColor="text1"/>
+        </w:rPr>
+        <w:t>t</w:t>
+      </w:r>
+      <w:r>
+        <w:rPr>
+          <w:color w:val="000000" w:themeColor="text1"/>
+        </w:rPr>
+        <w:t>he impact of A on B:A</w:t>
+      </w:r>
+      <w:r>
+        <w:rPr>
+          <w:rFonts w:hint="eastAsia"/>
+          <w:color w:val="000000" w:themeColor="text1"/>
+        </w:rPr>
+        <w:t>對於</w:t>
+      </w:r>
+      <w:r>
+        <w:rPr>
+          <w:rFonts w:hint="eastAsia"/>
+          <w:color w:val="000000" w:themeColor="text1"/>
+        </w:rPr>
+        <w:t>B</w:t>
+      </w:r>
+      <w:r>
+        <w:rPr>
+          <w:rFonts w:hint="eastAsia"/>
+          <w:color w:val="000000" w:themeColor="text1"/>
+        </w:rPr>
+        <w:t>的影響</w:t>
+      </w:r>
+    </w:p>
+    <w:p>
+      <w:pPr>
+        <w:rPr>
+          <w:color w:val="000000" w:themeColor="text1"/>
+        </w:rPr>
+      </w:pPr>
+    </w:p>
+    <w:p>
+      <w:pPr>
+        <w:rPr>
+          <w:color w:val="000000" w:themeColor="text1"/>
+        </w:rPr>
+      </w:pPr>
+      <w:r>
+        <w:rPr>
+          <w:color w:val="000000" w:themeColor="text1"/>
+        </w:rPr>
+        <w:t>S+</w:t>
+      </w:r>
+      <w:r>
+        <w:rPr>
+          <w:color w:val="000000" w:themeColor="text1"/>
+        </w:rPr>
+        <w:t xml:space="preserve"> </w:t>
+      </w:r>
+      <w:r>
+        <w:rPr>
+          <w:color w:val="000000" w:themeColor="text1"/>
+        </w:rPr>
+        <w:t>find</w:t>
+      </w:r>
+      <w:r>
+        <w:rPr>
+          <w:color w:val="000000" w:themeColor="text1"/>
+        </w:rPr>
+        <w:t xml:space="preserve"> </w:t>
+      </w:r>
+      <w:r>
+        <w:rPr>
+          <w:color w:val="000000" w:themeColor="text1"/>
+        </w:rPr>
+        <w:t>+</w:t>
+      </w:r>
+      <w:r>
+        <w:rPr>
+          <w:color w:val="000000" w:themeColor="text1"/>
+        </w:rPr>
+        <w:t xml:space="preserve"> </w:t>
+      </w:r>
+      <w:r>
+        <w:rPr>
+          <w:color w:val="000000" w:themeColor="text1"/>
+        </w:rPr>
+        <w:t>it</w:t>
+      </w:r>
+      <w:r>
+        <w:rPr>
+          <w:color w:val="000000" w:themeColor="text1"/>
+        </w:rPr>
+        <w:t xml:space="preserve"> </w:t>
+      </w:r>
+      <w:r>
+        <w:rPr>
+          <w:color w:val="000000" w:themeColor="text1"/>
+        </w:rPr>
+        <w:t>+</w:t>
+      </w:r>
+      <w:r>
+        <w:rPr>
+          <w:color w:val="000000" w:themeColor="text1"/>
+        </w:rPr>
+        <w:t xml:space="preserve"> Adv + </w:t>
+      </w:r>
+      <w:r>
+        <w:rPr>
+          <w:color w:val="000000" w:themeColor="text1"/>
+        </w:rPr>
+        <w:t>Adj</w:t>
+      </w:r>
+      <w:r>
+        <w:rPr>
+          <w:color w:val="000000" w:themeColor="text1"/>
+        </w:rPr>
+        <w:t xml:space="preserve"> </w:t>
+      </w:r>
+      <w:r>
+        <w:rPr>
+          <w:color w:val="000000" w:themeColor="text1"/>
+        </w:rPr>
+        <w:t>+</w:t>
+      </w:r>
+      <w:r>
+        <w:rPr>
+          <w:color w:val="000000" w:themeColor="text1"/>
+        </w:rPr>
+        <w:t xml:space="preserve"> </w:t>
+      </w:r>
+      <w:r>
+        <w:rPr>
+          <w:color w:val="000000" w:themeColor="text1"/>
+        </w:rPr>
+        <w:t>to V</w:t>
+      </w:r>
+    </w:p>
+    <w:p>
+      <w:pPr>
+        <w:rPr>
+          <w:color w:val="000000" w:themeColor="text1"/>
+        </w:rPr>
+      </w:pPr>
+      <w:r>
+        <w:rPr>
+          <w:rFonts w:hint="eastAsia"/>
+          <w:color w:val="000000" w:themeColor="text1"/>
+        </w:rPr>
+        <w:t>但在這邊已經有</w:t>
+      </w:r>
       <w:r>
         <w:rPr>
           <w:color w:val="000000" w:themeColor="text1"/>
@@ -38184,16 +38447,1224 @@
       </w:r>
       <w:r>
         <w:rPr>
+          <w:rFonts w:hint="eastAsia"/>
+          <w:color w:val="000000" w:themeColor="text1"/>
+        </w:rPr>
+        <w:t>(</w:t>
+      </w:r>
+      <w:r>
+        <w:rPr>
+          <w:color w:val="000000" w:themeColor="text1"/>
+        </w:rPr>
+        <w:t>adj</w:t>
+      </w:r>
+      <w:r>
+        <w:rPr>
+          <w:rFonts w:hint="eastAsia"/>
+          <w:color w:val="000000" w:themeColor="text1"/>
+        </w:rPr>
+        <w:t>)</w:t>
+      </w:r>
+      <w:r>
+        <w:rPr>
+          <w:rFonts w:hint="eastAsia"/>
+          <w:color w:val="000000" w:themeColor="text1"/>
+        </w:rPr>
+        <w:t>，因此要用副詞修飾形容詞</w:t>
+      </w:r>
+      <w:r>
+        <w:rPr>
+          <w:rFonts w:hint="eastAsia"/>
           <w:color w:val="000000" w:themeColor="text1"/>
         </w:rPr>
         <w:t xml:space="preserve"> </w:t>
       </w:r>
       <w:r>
         <w:rPr>
-          <w:rFonts w:hint="eastAsia"/>
-          <w:color w:val="000000" w:themeColor="text1"/>
-        </w:rPr>
-        <w:t>a</w:t>
+          <w:color w:val="000000" w:themeColor="text1"/>
+        </w:rPr>
+        <w:t>-&gt;</w:t>
+      </w:r>
+      <w:r>
+        <w:rPr>
+          <w:color w:val="000000" w:themeColor="text1"/>
+        </w:rPr>
+        <w:t>(D)dangerously</w:t>
+      </w:r>
+    </w:p>
+    <w:p>
+      <w:pPr>
+        <w:rPr>
+          <w:color w:val="000000" w:themeColor="text1"/>
+        </w:rPr>
+      </w:pPr>
+    </w:p>
+    <w:p>
+      <w:pPr>
+        <w:rPr>
+          <w:color w:val="000000" w:themeColor="text1"/>
+        </w:rPr>
+      </w:pPr>
+      <w:r>
+        <w:rPr>
+          <w:color w:val="FF0000"/>
+        </w:rPr>
+        <w:t xml:space="preserve">It </w:t>
+      </w:r>
+      <w:r>
+        <w:rPr>
+          <w:color w:val="000000" w:themeColor="text1"/>
+        </w:rPr>
+        <w:t xml:space="preserve">is </w:t>
+      </w:r>
+      <w:r>
+        <w:rPr>
+          <w:color w:val="000000" w:themeColor="text1"/>
+          <w:highlight w:val="yellow"/>
+        </w:rPr>
+        <w:t>mandatory</w:t>
+      </w:r>
+      <w:r>
+        <w:rPr>
+          <w:color w:val="000000" w:themeColor="text1"/>
+        </w:rPr>
+        <w:t xml:space="preserve"> to present medical certificates as proof of sick leaves according to the company policy</w:t>
+      </w:r>
+      <w:r>
+        <w:rPr>
+          <w:rFonts w:hint="eastAsia"/>
+          <w:color w:val="000000" w:themeColor="text1"/>
+        </w:rPr>
+        <w:t>.</w:t>
+      </w:r>
+    </w:p>
+    <w:p>
+      <w:pPr>
+        <w:rPr>
+          <w:color w:val="000000" w:themeColor="text1"/>
+        </w:rPr>
+      </w:pPr>
+      <w:r>
+        <w:rPr>
+          <w:color w:val="000000" w:themeColor="text1"/>
+          <w:highlight w:val="yellow"/>
+        </w:rPr>
+        <w:t>(A)mandatory</w:t>
+      </w:r>
+      <w:r>
+        <w:rPr>
+          <w:rFonts w:hint="eastAsia"/>
+          <w:color w:val="000000" w:themeColor="text1"/>
+          <w:highlight w:val="yellow"/>
+        </w:rPr>
+        <w:t xml:space="preserve"> </w:t>
+      </w:r>
+      <w:r>
+        <w:rPr>
+          <w:color w:val="000000" w:themeColor="text1"/>
+          <w:highlight w:val="yellow"/>
+        </w:rPr>
+        <w:t>Adj</w:t>
+      </w:r>
+      <w:r>
+        <w:rPr>
+          <w:color w:val="000000" w:themeColor="text1"/>
+        </w:rPr>
+        <w:t>(B)mandate</w:t>
+      </w:r>
+      <w:r>
+        <w:rPr>
+          <w:color w:val="000000" w:themeColor="text1"/>
+        </w:rPr>
+        <w:t xml:space="preserve"> V</w:t>
+      </w:r>
+      <w:r>
+        <w:rPr>
+          <w:color w:val="000000" w:themeColor="text1"/>
+        </w:rPr>
+        <w:t>(C)mandatorily</w:t>
+      </w:r>
+      <w:r>
+        <w:rPr>
+          <w:color w:val="000000" w:themeColor="text1"/>
+        </w:rPr>
+        <w:t xml:space="preserve"> Adv</w:t>
+      </w:r>
+      <w:r>
+        <w:rPr>
+          <w:color w:val="000000" w:themeColor="text1"/>
+        </w:rPr>
+        <w:t>(D)mandating</w:t>
+      </w:r>
+      <w:r>
+        <w:rPr>
+          <w:color w:val="000000" w:themeColor="text1"/>
+        </w:rPr>
+        <w:t xml:space="preserve"> V </w:t>
+      </w:r>
+      <w:r>
+        <w:rPr>
+          <w:rFonts w:hint="eastAsia"/>
+          <w:color w:val="000000" w:themeColor="text1"/>
+        </w:rPr>
+        <w:t>必要</w:t>
+      </w:r>
+    </w:p>
+    <w:p>
+      <w:pPr>
+        <w:rPr>
+          <w:color w:val="000000" w:themeColor="text1"/>
+        </w:rPr>
+      </w:pPr>
+    </w:p>
+    <w:p>
+      <w:pPr>
+        <w:rPr>
+          <w:color w:val="000000" w:themeColor="text1"/>
+        </w:rPr>
+      </w:pPr>
+      <w:r>
+        <w:rPr>
+          <w:color w:val="000000" w:themeColor="text1"/>
+        </w:rPr>
+        <w:t xml:space="preserve">Setback = obstacle = stumbling block = </w:t>
+      </w:r>
+      <w:r>
+        <w:rPr>
+          <w:rFonts w:hint="eastAsia"/>
+          <w:color w:val="000000" w:themeColor="text1"/>
+        </w:rPr>
+        <w:t>挫折</w:t>
+      </w:r>
+    </w:p>
+    <w:p>
+      <w:pPr>
+        <w:rPr>
+          <w:color w:val="000000" w:themeColor="text1"/>
+        </w:rPr>
+      </w:pPr>
+      <w:r>
+        <w:rPr>
+          <w:color w:val="000000" w:themeColor="text1"/>
+        </w:rPr>
+        <w:t>P</w:t>
+      </w:r>
+      <w:r>
+        <w:rPr>
+          <w:color w:val="000000" w:themeColor="text1"/>
+        </w:rPr>
+        <w:t>resent</w:t>
+      </w:r>
+      <w:r>
+        <w:rPr>
+          <w:color w:val="000000" w:themeColor="text1"/>
+        </w:rPr>
+        <w:t xml:space="preserve"> n.</w:t>
+      </w:r>
+      <w:r>
+        <w:rPr>
+          <w:rFonts w:hint="eastAsia"/>
+          <w:color w:val="000000" w:themeColor="text1"/>
+        </w:rPr>
+        <w:t>禮物</w:t>
+      </w:r>
+      <w:r>
+        <w:rPr>
+          <w:rFonts w:hint="eastAsia"/>
+          <w:color w:val="000000" w:themeColor="text1"/>
+        </w:rPr>
+        <w:t>,</w:t>
+      </w:r>
+      <w:r>
+        <w:rPr>
+          <w:color w:val="000000" w:themeColor="text1"/>
+        </w:rPr>
+        <w:t xml:space="preserve">v. </w:t>
+      </w:r>
+      <w:r>
+        <w:rPr>
+          <w:rFonts w:hint="eastAsia"/>
+          <w:color w:val="000000" w:themeColor="text1"/>
+        </w:rPr>
+        <w:t>出示</w:t>
+      </w:r>
+      <w:r>
+        <w:rPr>
+          <w:rFonts w:hint="eastAsia"/>
+          <w:color w:val="000000" w:themeColor="text1"/>
+        </w:rPr>
+        <w:t>,</w:t>
+      </w:r>
+      <w:r>
+        <w:rPr>
+          <w:color w:val="000000" w:themeColor="text1"/>
+        </w:rPr>
+        <w:t>adj</w:t>
+      </w:r>
+      <w:proofErr w:type="gramStart"/>
+      <w:r>
+        <w:rPr>
+          <w:rFonts w:hint="eastAsia"/>
+          <w:color w:val="000000" w:themeColor="text1"/>
+        </w:rPr>
+        <w:t>在場的</w:t>
+      </w:r>
+      <w:proofErr w:type="gramEnd"/>
+      <w:r>
+        <w:rPr>
+          <w:rFonts w:hint="eastAsia"/>
+          <w:color w:val="000000" w:themeColor="text1"/>
+        </w:rPr>
+        <w:t>、</w:t>
+      </w:r>
+      <w:r>
+        <w:rPr>
+          <w:color w:val="000000" w:themeColor="text1"/>
+        </w:rPr>
+        <w:t>certificates</w:t>
+      </w:r>
+      <w:r>
+        <w:rPr>
+          <w:color w:val="000000" w:themeColor="text1"/>
+        </w:rPr>
+        <w:t xml:space="preserve"> n.</w:t>
+      </w:r>
+      <w:r>
+        <w:rPr>
+          <w:rFonts w:hint="eastAsia"/>
+          <w:color w:val="000000" w:themeColor="text1"/>
+        </w:rPr>
+        <w:t>證書</w:t>
+      </w:r>
+      <w:r>
+        <w:rPr>
+          <w:rFonts w:hint="eastAsia"/>
+          <w:color w:val="000000" w:themeColor="text1"/>
+        </w:rPr>
+        <w:t>/</w:t>
+      </w:r>
+      <w:r>
+        <w:rPr>
+          <w:rFonts w:hint="eastAsia"/>
+          <w:color w:val="000000" w:themeColor="text1"/>
+        </w:rPr>
+        <w:t>單據、</w:t>
+      </w:r>
+      <w:r>
+        <w:rPr>
+          <w:color w:val="000000" w:themeColor="text1"/>
+        </w:rPr>
+        <w:t>as proof of</w:t>
+      </w:r>
+      <w:r>
+        <w:rPr>
+          <w:rFonts w:hint="eastAsia"/>
+          <w:color w:val="000000" w:themeColor="text1"/>
+        </w:rPr>
+        <w:t xml:space="preserve"> </w:t>
+      </w:r>
+      <w:r>
+        <w:rPr>
+          <w:rFonts w:hint="eastAsia"/>
+          <w:color w:val="000000" w:themeColor="text1"/>
+        </w:rPr>
+        <w:t>作為證明、</w:t>
+      </w:r>
+      <w:r>
+        <w:rPr>
+          <w:color w:val="000000" w:themeColor="text1"/>
+        </w:rPr>
+        <w:t>sick leaves</w:t>
+      </w:r>
+      <w:r>
+        <w:rPr>
+          <w:rFonts w:hint="eastAsia"/>
+          <w:color w:val="000000" w:themeColor="text1"/>
+        </w:rPr>
+        <w:t>病假</w:t>
+      </w:r>
+    </w:p>
+    <w:p>
+      <w:pPr>
+        <w:rPr>
+          <w:color w:val="000000" w:themeColor="text1"/>
+        </w:rPr>
+      </w:pPr>
+      <w:r>
+        <w:rPr>
+          <w:color w:val="000000" w:themeColor="text1"/>
+        </w:rPr>
+        <w:lastRenderedPageBreak/>
+        <w:t>It is Adj that S+V… = That +S+V</w:t>
+      </w:r>
+      <w:r>
+        <w:rPr>
+          <w:rFonts w:hint="eastAsia"/>
+          <w:color w:val="000000" w:themeColor="text1"/>
+        </w:rPr>
+        <w:t>是</w:t>
+      </w:r>
+      <w:proofErr w:type="gramStart"/>
+      <w:r>
+        <w:rPr>
+          <w:color w:val="000000" w:themeColor="text1"/>
+        </w:rPr>
+        <w:t>”</w:t>
+      </w:r>
+      <w:proofErr w:type="gramEnd"/>
+      <w:r>
+        <w:rPr>
+          <w:rFonts w:hint="eastAsia"/>
+          <w:color w:val="000000" w:themeColor="text1"/>
+        </w:rPr>
+        <w:t>形容詞</w:t>
+      </w:r>
+      <w:proofErr w:type="gramStart"/>
+      <w:r>
+        <w:rPr>
+          <w:color w:val="000000" w:themeColor="text1"/>
+        </w:rPr>
+        <w:t>”</w:t>
+      </w:r>
+      <w:proofErr w:type="gramEnd"/>
+      <w:r>
+        <w:rPr>
+          <w:rFonts w:hint="eastAsia"/>
+          <w:color w:val="000000" w:themeColor="text1"/>
+        </w:rPr>
+        <w:t>的</w:t>
+      </w:r>
+    </w:p>
+    <w:p>
+      <w:pPr>
+        <w:rPr>
+          <w:color w:val="000000" w:themeColor="text1"/>
+        </w:rPr>
+      </w:pPr>
+      <w:r>
+        <w:rPr>
+          <w:color w:val="000000" w:themeColor="text1"/>
+        </w:rPr>
+        <w:t>It is important that you practice regularly.</w:t>
+      </w:r>
+    </w:p>
+    <w:p>
+      <w:pPr>
+        <w:rPr>
+          <w:color w:val="000000" w:themeColor="text1"/>
+        </w:rPr>
+      </w:pPr>
+    </w:p>
+    <w:p>
+      <w:pPr>
+        <w:rPr>
+          <w:color w:val="000000" w:themeColor="text1"/>
+        </w:rPr>
+      </w:pPr>
+      <w:r>
+        <w:rPr>
+          <w:rFonts w:hint="eastAsia"/>
+          <w:color w:val="000000" w:themeColor="text1"/>
+        </w:rPr>
+        <w:t>I</w:t>
+      </w:r>
+      <w:r>
+        <w:rPr>
+          <w:color w:val="000000" w:themeColor="text1"/>
+        </w:rPr>
+        <w:t>t is Adj to V… To V</w:t>
+      </w:r>
+      <w:r>
+        <w:rPr>
+          <w:rFonts w:hint="eastAsia"/>
+          <w:color w:val="000000" w:themeColor="text1"/>
+        </w:rPr>
+        <w:t>是</w:t>
+      </w:r>
+      <w:proofErr w:type="gramStart"/>
+      <w:r>
+        <w:rPr>
+          <w:color w:val="000000" w:themeColor="text1"/>
+        </w:rPr>
+        <w:t>”</w:t>
+      </w:r>
+      <w:proofErr w:type="gramEnd"/>
+      <w:r>
+        <w:rPr>
+          <w:rFonts w:hint="eastAsia"/>
+          <w:color w:val="000000" w:themeColor="text1"/>
+        </w:rPr>
+        <w:t>形容詞</w:t>
+      </w:r>
+      <w:proofErr w:type="gramStart"/>
+      <w:r>
+        <w:rPr>
+          <w:color w:val="000000" w:themeColor="text1"/>
+        </w:rPr>
+        <w:t>”</w:t>
+      </w:r>
+      <w:proofErr w:type="gramEnd"/>
+      <w:r>
+        <w:rPr>
+          <w:rFonts w:hint="eastAsia"/>
+          <w:color w:val="000000" w:themeColor="text1"/>
+        </w:rPr>
+        <w:t>的</w:t>
+      </w:r>
+    </w:p>
+    <w:p>
+      <w:pPr>
+        <w:rPr>
+          <w:color w:val="000000" w:themeColor="text1"/>
+        </w:rPr>
+      </w:pPr>
+      <w:r>
+        <w:rPr>
+          <w:color w:val="000000" w:themeColor="text1"/>
+        </w:rPr>
+        <w:t>It is important to practice regularly.</w:t>
+      </w:r>
+    </w:p>
+    <w:p>
+      <w:pPr>
+        <w:rPr>
+          <w:color w:val="000000" w:themeColor="text1"/>
+        </w:rPr>
+      </w:pPr>
+    </w:p>
+    <w:p>
+      <w:pPr>
+        <w:rPr>
+          <w:color w:val="000000" w:themeColor="text1"/>
+        </w:rPr>
+      </w:pPr>
+      <w:r>
+        <w:rPr>
+          <w:rFonts w:hint="eastAsia"/>
+          <w:color w:val="000000" w:themeColor="text1"/>
+        </w:rPr>
+        <w:t>I</w:t>
+      </w:r>
+      <w:r>
+        <w:rPr>
+          <w:color w:val="000000" w:themeColor="text1"/>
+        </w:rPr>
+        <w:t xml:space="preserve">t is </w:t>
+      </w:r>
+      <w:proofErr w:type="gramStart"/>
+      <w:r>
+        <w:rPr>
+          <w:color w:val="000000" w:themeColor="text1"/>
+        </w:rPr>
+        <w:t>important(</w:t>
+      </w:r>
+      <w:proofErr w:type="gramEnd"/>
+      <w:r>
+        <w:rPr>
+          <w:color w:val="000000" w:themeColor="text1"/>
+        </w:rPr>
+        <w:t>for me)to master English in 6 months.</w:t>
+      </w:r>
+    </w:p>
+    <w:p>
+      <w:pPr>
+        <w:rPr>
+          <w:color w:val="000000" w:themeColor="text1"/>
+        </w:rPr>
+      </w:pPr>
+    </w:p>
+    <w:p>
+      <w:pPr>
+        <w:rPr>
+          <w:color w:val="000000" w:themeColor="text1"/>
+        </w:rPr>
+      </w:pPr>
+      <w:r>
+        <w:rPr>
+          <w:color w:val="000000" w:themeColor="text1"/>
+        </w:rPr>
+        <w:t xml:space="preserve">It is a </w:t>
+      </w:r>
+      <w:r>
+        <w:rPr>
+          <w:color w:val="000000" w:themeColor="text1"/>
+          <w:highlight w:val="yellow"/>
+        </w:rPr>
+        <w:t>known</w:t>
+      </w:r>
+      <w:r>
+        <w:rPr>
+          <w:color w:val="000000" w:themeColor="text1"/>
+        </w:rPr>
+        <w:t xml:space="preserve"> fact that you reap what you sow, so spend your time wisely on things that </w:t>
+      </w:r>
+      <w:proofErr w:type="gramStart"/>
+      <w:r>
+        <w:rPr>
+          <w:color w:val="000000" w:themeColor="text1"/>
+        </w:rPr>
+        <w:t>matter.(</w:t>
+      </w:r>
+      <w:proofErr w:type="gramEnd"/>
+      <w:r>
+        <w:rPr>
+          <w:color w:val="000000" w:themeColor="text1"/>
+        </w:rPr>
+        <w:t>A)know</w:t>
+      </w:r>
+      <w:r>
+        <w:rPr>
+          <w:rFonts w:hint="eastAsia"/>
+          <w:color w:val="000000" w:themeColor="text1"/>
+        </w:rPr>
+        <w:t>原</w:t>
+      </w:r>
+      <w:r>
+        <w:rPr>
+          <w:rFonts w:hint="eastAsia"/>
+          <w:color w:val="000000" w:themeColor="text1"/>
+        </w:rPr>
+        <w:t>V</w:t>
+      </w:r>
+      <w:r>
+        <w:rPr>
+          <w:color w:val="000000" w:themeColor="text1"/>
+        </w:rPr>
+        <w:t>(B)knew</w:t>
+      </w:r>
+      <w:r>
+        <w:rPr>
+          <w:color w:val="000000" w:themeColor="text1"/>
+        </w:rPr>
+        <w:t xml:space="preserve"> Ved</w:t>
+      </w:r>
+      <w:r>
+        <w:rPr>
+          <w:color w:val="000000" w:themeColor="text1"/>
+        </w:rPr>
+        <w:t>(C)knowing</w:t>
+      </w:r>
+      <w:r>
+        <w:rPr>
+          <w:color w:val="000000" w:themeColor="text1"/>
+        </w:rPr>
+        <w:t xml:space="preserve"> Ving</w:t>
+      </w:r>
+      <w:r>
+        <w:rPr>
+          <w:color w:val="000000" w:themeColor="text1"/>
+          <w:highlight w:val="yellow"/>
+        </w:rPr>
+        <w:t>(D)known</w:t>
+      </w:r>
+      <w:r>
+        <w:rPr>
+          <w:color w:val="000000" w:themeColor="text1"/>
+          <w:highlight w:val="yellow"/>
+        </w:rPr>
+        <w:t xml:space="preserve"> PP</w:t>
+      </w:r>
+    </w:p>
+    <w:p>
+      <w:pPr>
+        <w:rPr>
+          <w:color w:val="000000" w:themeColor="text1"/>
+        </w:rPr>
+      </w:pPr>
+    </w:p>
+    <w:p>
+      <w:pPr>
+        <w:rPr>
+          <w:color w:val="000000" w:themeColor="text1"/>
+        </w:rPr>
+      </w:pPr>
+      <w:r>
+        <w:rPr>
+          <w:color w:val="000000" w:themeColor="text1"/>
+        </w:rPr>
+        <w:t>you reap what you sow</w:t>
+      </w:r>
+      <w:r>
+        <w:rPr>
+          <w:color w:val="000000" w:themeColor="text1"/>
+        </w:rPr>
+        <w:t xml:space="preserve"> </w:t>
+      </w:r>
+      <w:r>
+        <w:rPr>
+          <w:rFonts w:hint="eastAsia"/>
+          <w:color w:val="000000" w:themeColor="text1"/>
+        </w:rPr>
+        <w:t>一分耕耘一分收穫、</w:t>
+      </w:r>
+      <w:r>
+        <w:rPr>
+          <w:color w:val="000000" w:themeColor="text1"/>
+        </w:rPr>
+        <w:t>wisely</w:t>
+      </w:r>
+      <w:r>
+        <w:rPr>
+          <w:color w:val="000000" w:themeColor="text1"/>
+        </w:rPr>
+        <w:t xml:space="preserve"> adv </w:t>
+      </w:r>
+      <w:r>
+        <w:rPr>
+          <w:rFonts w:hint="eastAsia"/>
+          <w:color w:val="000000" w:themeColor="text1"/>
+        </w:rPr>
+        <w:t>聰明的、</w:t>
+      </w:r>
+      <w:r>
+        <w:rPr>
+          <w:color w:val="000000" w:themeColor="text1"/>
+        </w:rPr>
+        <w:t>matter</w:t>
+      </w:r>
+      <w:r>
+        <w:rPr>
+          <w:rFonts w:hint="eastAsia"/>
+          <w:color w:val="000000" w:themeColor="text1"/>
+        </w:rPr>
+        <w:t xml:space="preserve"> </w:t>
+      </w:r>
+      <w:r>
+        <w:rPr>
+          <w:color w:val="000000" w:themeColor="text1"/>
+        </w:rPr>
+        <w:t>n.</w:t>
+      </w:r>
+      <w:r>
+        <w:rPr>
+          <w:rFonts w:hint="eastAsia"/>
+          <w:color w:val="000000" w:themeColor="text1"/>
+        </w:rPr>
+        <w:t>事情</w:t>
+      </w:r>
+      <w:r>
+        <w:rPr>
+          <w:rFonts w:hint="eastAsia"/>
+          <w:color w:val="000000" w:themeColor="text1"/>
+        </w:rPr>
+        <w:t>,</w:t>
+      </w:r>
+      <w:r>
+        <w:rPr>
+          <w:rFonts w:hint="eastAsia"/>
+          <w:color w:val="000000" w:themeColor="text1"/>
+        </w:rPr>
+        <w:t>在意</w:t>
+      </w:r>
+      <w:r>
+        <w:rPr>
+          <w:rFonts w:hint="eastAsia"/>
+          <w:color w:val="000000" w:themeColor="text1"/>
+        </w:rPr>
+        <w:t>、</w:t>
+      </w:r>
+      <w:r>
+        <w:rPr>
+          <w:rFonts w:hint="eastAsia"/>
+          <w:color w:val="000000" w:themeColor="text1"/>
+        </w:rPr>
+        <w:t>e</w:t>
+      </w:r>
+      <w:r>
+        <w:rPr>
+          <w:color w:val="000000" w:themeColor="text1"/>
+        </w:rPr>
+        <w:t>nlighten me:</w:t>
+      </w:r>
+      <w:r>
+        <w:rPr>
+          <w:rFonts w:hint="eastAsia"/>
+          <w:color w:val="000000" w:themeColor="text1"/>
+        </w:rPr>
+        <w:t>啟發、使我頓悟</w:t>
+      </w:r>
+    </w:p>
+    <w:p>
+      <w:pPr>
+        <w:rPr>
+          <w:color w:val="000000" w:themeColor="text1"/>
+        </w:rPr>
+      </w:pPr>
+    </w:p>
+    <w:p>
+      <w:pPr>
+        <w:rPr>
+          <w:color w:val="000000" w:themeColor="text1"/>
+        </w:rPr>
+      </w:pPr>
+      <w:r>
+        <w:rPr>
+          <w:color w:val="000000" w:themeColor="text1"/>
+        </w:rPr>
+        <w:t xml:space="preserve">It is a </w:t>
+      </w:r>
+      <w:r>
+        <w:rPr>
+          <w:color w:val="000000" w:themeColor="text1"/>
+        </w:rPr>
+        <w:t>“</w:t>
+      </w:r>
+      <w:proofErr w:type="gramStart"/>
+      <w:r>
+        <w:rPr>
+          <w:color w:val="000000" w:themeColor="text1"/>
+        </w:rPr>
+        <w:t xml:space="preserve">Adj” </w:t>
+      </w:r>
+      <w:r>
+        <w:rPr>
+          <w:color w:val="000000" w:themeColor="text1"/>
+        </w:rPr>
+        <w:t xml:space="preserve"> fact</w:t>
+      </w:r>
+      <w:proofErr w:type="gramEnd"/>
+      <w:r>
+        <w:rPr>
+          <w:color w:val="000000" w:themeColor="text1"/>
+        </w:rPr>
+        <w:t xml:space="preserve"> that S+V…</w:t>
+      </w:r>
+    </w:p>
+    <w:p>
+      <w:pPr>
+        <w:rPr>
+          <w:color w:val="000000" w:themeColor="text1"/>
+        </w:rPr>
+      </w:pPr>
+      <w:r>
+        <w:rPr>
+          <w:rFonts w:hint="eastAsia"/>
+          <w:color w:val="000000" w:themeColor="text1"/>
+        </w:rPr>
+        <w:t>=</w:t>
+      </w:r>
+      <w:r>
+        <w:rPr>
+          <w:color w:val="000000" w:themeColor="text1"/>
+        </w:rPr>
+        <w:t>That S+V</w:t>
+      </w:r>
+      <w:r>
+        <w:rPr>
+          <w:rFonts w:hint="eastAsia"/>
+          <w:color w:val="000000" w:themeColor="text1"/>
+        </w:rPr>
+        <w:t>是個</w:t>
+      </w:r>
+      <w:proofErr w:type="gramStart"/>
+      <w:r>
+        <w:rPr>
+          <w:color w:val="000000" w:themeColor="text1"/>
+        </w:rPr>
+        <w:t>”</w:t>
+      </w:r>
+      <w:proofErr w:type="gramEnd"/>
+      <w:r>
+        <w:rPr>
+          <w:color w:val="000000" w:themeColor="text1"/>
+        </w:rPr>
+        <w:t>adj</w:t>
+      </w:r>
+      <w:proofErr w:type="gramStart"/>
+      <w:r>
+        <w:rPr>
+          <w:color w:val="000000" w:themeColor="text1"/>
+        </w:rPr>
+        <w:t>”</w:t>
+      </w:r>
+      <w:proofErr w:type="gramEnd"/>
+      <w:r>
+        <w:rPr>
+          <w:rFonts w:hint="eastAsia"/>
+          <w:color w:val="000000" w:themeColor="text1"/>
+        </w:rPr>
+        <w:t>的事實</w:t>
+      </w:r>
+    </w:p>
+    <w:p>
+      <w:pPr>
+        <w:rPr>
+          <w:color w:val="000000" w:themeColor="text1"/>
+        </w:rPr>
+      </w:pPr>
+    </w:p>
+    <w:p>
+      <w:pPr>
+        <w:rPr>
+          <w:color w:val="000000" w:themeColor="text1"/>
+        </w:rPr>
+      </w:pPr>
+      <w:r>
+        <w:rPr>
+          <w:color w:val="000000" w:themeColor="text1"/>
+        </w:rPr>
+        <w:t>C</w:t>
+      </w:r>
+      <w:r>
+        <w:rPr>
+          <w:rFonts w:hint="eastAsia"/>
+          <w:color w:val="000000" w:themeColor="text1"/>
+        </w:rPr>
+        <w:t>、</w:t>
+      </w:r>
+      <w:r>
+        <w:rPr>
+          <w:rFonts w:hint="eastAsia"/>
+          <w:color w:val="000000" w:themeColor="text1"/>
+        </w:rPr>
+        <w:t>d</w:t>
+      </w:r>
+      <w:r>
+        <w:rPr>
+          <w:rFonts w:hint="eastAsia"/>
+          <w:color w:val="000000" w:themeColor="text1"/>
+        </w:rPr>
+        <w:t>都可以當形容詞，但</w:t>
+      </w:r>
+      <w:r>
+        <w:rPr>
+          <w:rFonts w:hint="eastAsia"/>
+          <w:color w:val="000000" w:themeColor="text1"/>
+        </w:rPr>
+        <w:t>d</w:t>
+      </w:r>
+      <w:r>
+        <w:rPr>
+          <w:rFonts w:hint="eastAsia"/>
+          <w:color w:val="000000" w:themeColor="text1"/>
+        </w:rPr>
+        <w:t>會比較符合</w:t>
+      </w:r>
+    </w:p>
+    <w:p>
+      <w:pPr>
+        <w:rPr>
+          <w:rFonts w:hint="eastAsia"/>
+          <w:color w:val="000000" w:themeColor="text1"/>
+        </w:rPr>
+      </w:pPr>
+    </w:p>
+    <w:p>
+      <w:pPr>
+        <w:rPr>
+          <w:color w:val="000000" w:themeColor="text1"/>
+        </w:rPr>
+      </w:pPr>
+      <w:r>
+        <w:rPr>
+          <w:color w:val="000000" w:themeColor="text1"/>
+        </w:rPr>
+        <w:t>It is an interesting fact that crows</w:t>
+      </w:r>
+    </w:p>
+    <w:p>
+      <w:pPr>
+        <w:rPr>
+          <w:color w:val="000000" w:themeColor="text1"/>
+        </w:rPr>
+      </w:pPr>
+      <w:r>
+        <w:rPr>
+          <w:rFonts w:hint="eastAsia"/>
+          <w:color w:val="000000" w:themeColor="text1"/>
+        </w:rPr>
+        <w:t>烏鴉</w:t>
+      </w:r>
+      <w:r>
+        <w:rPr>
+          <w:rFonts w:hint="eastAsia"/>
+          <w:color w:val="000000" w:themeColor="text1"/>
+        </w:rPr>
+        <w:t>k</w:t>
+      </w:r>
+      <w:r>
+        <w:rPr>
+          <w:color w:val="000000" w:themeColor="text1"/>
+        </w:rPr>
+        <w:t>now how to use tools</w:t>
+      </w:r>
+      <w:r>
+        <w:rPr>
+          <w:rFonts w:hint="eastAsia"/>
+          <w:color w:val="000000" w:themeColor="text1"/>
+        </w:rPr>
+        <w:t>工具</w:t>
+      </w:r>
+    </w:p>
+    <w:p>
+      <w:pPr>
+        <w:rPr>
+          <w:color w:val="000000" w:themeColor="text1"/>
+        </w:rPr>
+      </w:pPr>
+    </w:p>
+    <w:p>
+      <w:pPr>
+        <w:rPr>
+          <w:color w:val="000000" w:themeColor="text1"/>
+        </w:rPr>
+      </w:pPr>
+      <w:r>
+        <w:rPr>
+          <w:color w:val="000000" w:themeColor="text1"/>
+        </w:rPr>
+        <w:t xml:space="preserve">Majority of the feedback stated the symposium </w:t>
+      </w:r>
+      <w:r>
+        <w:rPr>
+          <w:color w:val="FF0000"/>
+        </w:rPr>
+        <w:t>was</w:t>
+      </w:r>
+      <w:r>
+        <w:rPr>
+          <w:color w:val="000000" w:themeColor="text1"/>
+        </w:rPr>
+        <w:t xml:space="preserve"> </w:t>
+      </w:r>
+      <w:r>
+        <w:rPr>
+          <w:color w:val="000000" w:themeColor="text1"/>
+          <w:highlight w:val="yellow"/>
+        </w:rPr>
+        <w:t>informative</w:t>
+      </w:r>
+      <w:r>
+        <w:rPr>
+          <w:color w:val="000000" w:themeColor="text1"/>
+        </w:rPr>
+        <w:t xml:space="preserve"> </w:t>
+      </w:r>
+      <w:r>
+        <w:rPr>
+          <w:color w:val="000000" w:themeColor="text1"/>
+        </w:rPr>
+        <w:t>and rewarding.</w:t>
+      </w:r>
+    </w:p>
+    <w:p>
+      <w:pPr>
+        